--- a/api/Templates/P9.docx
+++ b/api/Templates/P9.docx
@@ -1,14 +1,11 @@
 
 <file path=word/document.xml><?xml version="1.0" encoding="utf-8"?>
-<w:document xmlns:wpc="http://schemas.microsoft.com/office/word/2010/wordprocessingCanvas" xmlns:cx="http://schemas.microsoft.com/office/drawing/2014/chartex" xmlns:cx1="http://schemas.microsoft.com/office/drawing/2015/9/8/chartex" xmlns:cx2="http://schemas.microsoft.com/office/drawing/2015/10/21/chartex" xmlns:cx3="http://schemas.microsoft.com/office/drawing/2016/5/9/chartex" xmlns:cx4="http://schemas.microsoft.com/office/drawing/2016/5/10/chartex" xmlns:cx5="http://schemas.microsoft.com/office/drawing/2016/5/11/chartex" xmlns:cx6="http://schemas.microsoft.com/office/drawing/2016/5/12/chartex" xmlns:cx7="http://schemas.microsoft.com/office/drawing/2016/5/13/chartex" xmlns:cx8="http://schemas.microsoft.com/office/drawing/2016/5/14/chartex" xmlns:mc="http://schemas.openxmlformats.org/markup-compatibility/2006" xmlns:aink="http://schemas.microsoft.com/office/drawing/2016/ink" xmlns:am3d="http://schemas.microsoft.com/office/drawing/2017/model3d" xmlns:o="urn:schemas-microsoft-com:office:office" xmlns:oel="http://schemas.microsoft.com/office/2019/extlst" xmlns:r="http://schemas.openxmlformats.org/officeDocument/2006/relationships" xmlns:m="http://schemas.openxmlformats.org/officeDocument/2006/math" xmlns:v="urn:schemas-microsoft-com:vml" xmlns:wp14="http://schemas.microsoft.com/office/word/2010/wordprocessingDrawing" xmlns:wp="http://schemas.openxmlformats.org/drawingml/2006/wordprocessingDrawing" xmlns:w10="urn:schemas-microsoft-com:office:word" xmlns:w="http://schemas.openxmlformats.org/wordprocessingml/2006/main" xmlns:w14="http://schemas.microsoft.com/office/word/2010/wordml" xmlns:w15="http://schemas.microsoft.com/office/word/2012/wordml" xmlns:w16cex="http://schemas.microsoft.com/office/word/2018/wordml/cex" xmlns:w16cid="http://schemas.microsoft.com/office/word/2016/wordml/cid" xmlns:w16="http://schemas.microsoft.com/office/word/2018/wordml" xmlns:w16du="http://schemas.microsoft.com/office/word/2023/wordml/word16du" xmlns:w16sdtdh="http://schemas.microsoft.com/office/word/2020/wordml/sdtdatahash" xmlns:w16sdtfl="http://schemas.microsoft.com/office/word/2024/wordml/sdtformatlock" xmlns:w16se="http://schemas.microsoft.com/office/word/2015/wordml/symex" xmlns:wpg="http://schemas.microsoft.com/office/word/2010/wordprocessingGroup" xmlns:wpi="http://schemas.microsoft.com/office/word/2010/wordprocessingInk" xmlns:wne="http://schemas.microsoft.com/office/word/2006/wordml" xmlns:wps="http://schemas.microsoft.com/office/word/2010/wordprocessingShape" mc:Ignorable="w14 w15 w16se w16cid w16 w16cex w16sdtdh w16sdtfl w16du wp14">
+<w:document xmlns:wpc="http://schemas.microsoft.com/office/word/2010/wordprocessingCanvas" xmlns:cx="http://schemas.microsoft.com/office/drawing/2014/chartex" xmlns:cx1="http://schemas.microsoft.com/office/drawing/2015/9/8/chartex" xmlns:cx2="http://schemas.microsoft.com/office/drawing/2015/10/21/chartex" xmlns:cx3="http://schemas.microsoft.com/office/drawing/2016/5/9/chartex" xmlns:cx4="http://schemas.microsoft.com/office/drawing/2016/5/10/chartex" xmlns:cx5="http://schemas.microsoft.com/office/drawing/2016/5/11/chartex" xmlns:cx6="http://schemas.microsoft.com/office/drawing/2016/5/12/chartex" xmlns:cx7="http://schemas.microsoft.com/office/drawing/2016/5/13/chartex" xmlns:cx8="http://schemas.microsoft.com/office/drawing/2016/5/14/chartex" xmlns:mc="http://schemas.openxmlformats.org/markup-compatibility/2006" xmlns:m="http://schemas.openxmlformats.org/officeDocument/2006/math" xmlns:aink="http://schemas.microsoft.com/office/drawing/2016/ink" xmlns:am3d="http://schemas.microsoft.com/office/drawing/2017/model3d" xmlns:oel="http://schemas.microsoft.com/office/2019/extlst" xmlns:r="http://schemas.openxmlformats.org/officeDocument/2006/relationships" xmlns:wp14="http://schemas.microsoft.com/office/word/2010/wordprocessingDrawing" xmlns:wp="http://schemas.openxmlformats.org/drawingml/2006/wordprocessingDrawing" xmlns:wpg="http://schemas.microsoft.com/office/word/2010/wordprocessingGroup" xmlns:wpi="http://schemas.microsoft.com/office/word/2010/wordprocessingInk" xmlns:wps="http://schemas.microsoft.com/office/word/2010/wordprocessingShape" xmlns:o="urn:schemas-microsoft-com:office:office" xmlns:v="urn:schemas-microsoft-com:vml" xmlns:w10="urn:schemas-microsoft-com:office:word" xmlns:w="http://schemas.openxmlformats.org/wordprocessingml/2006/main" xmlns:w14="http://schemas.microsoft.com/office/word/2010/wordml" xmlns:w15="http://schemas.microsoft.com/office/word/2012/wordml" xmlns:w16cei="http://schemas.microsoft.com/office/word/2026/wordml/cei" xmlns:w16cex="http://schemas.microsoft.com/office/word/2018/wordml/cex" xmlns:w16cid="http://schemas.microsoft.com/office/word/2016/wordml/cid" xmlns:w16="http://schemas.microsoft.com/office/word/2018/wordml" xmlns:w16sdtdh="http://schemas.microsoft.com/office/word/2020/wordml/sdtdatahash" xmlns:w16sdtfl="http://schemas.microsoft.com/office/word/2024/wordml/sdtformatlock" xmlns:w16se="http://schemas.microsoft.com/office/word/2015/wordml/symex" xmlns:w16du="http://schemas.microsoft.com/office/word/2023/wordml/word16du" xmlns:wne="http://schemas.microsoft.com/office/word/2006/wordml" mc:Ignorable="w14 w15 w16se w16cid w16 w16cex w16sdtdh w16sdtfl w16du wp14">
   <w:body>
     <w:p>
       <w:pPr>
         <w:spacing w:after="0"/>
         <w:jc w:val="center"/>
-        <w:rPr>
-          <w:rFonts w:hint="eastAsia"/>
-        </w:rPr>
       </w:pPr>
       <w:r>
         <w:rPr>
@@ -24,9 +21,6 @@
       <w:pPr>
         <w:spacing w:before="240" w:after="0"/>
         <w:jc w:val="right"/>
-        <w:rPr>
-          <w:rFonts w:hint="eastAsia"/>
-        </w:rPr>
       </w:pPr>
       <w:r>
         <w:t xml:space="preserve">This is the </w:t>
@@ -34,6 +28,7 @@
       <w:r>
         <w:rPr>
           <w:b/>
+          <w:bCs/>
         </w:rPr>
         <w:t>1st</w:t>
       </w:r>
@@ -43,7 +38,7 @@
       <w:r>
         <w:rPr>
           <w:b/>
-          <w:u w:val="single"/>
+          <w:bCs/>
         </w:rPr>
         <w:t>{d.applicant.applicantName}</w:t>
       </w:r>
@@ -55,9 +50,6 @@
       <w:pPr>
         <w:spacing w:before="80" w:after="0"/>
         <w:jc w:val="right"/>
-        <w:rPr>
-          <w:rFonts w:hint="eastAsia"/>
-        </w:rPr>
       </w:pPr>
       <w:r>
         <w:t>and was made on ___________________________</w:t>
@@ -67,9 +59,6 @@
       <w:pPr>
         <w:spacing w:after="0"/>
         <w:jc w:val="right"/>
-        <w:rPr>
-          <w:rFonts w:hint="eastAsia"/>
-        </w:rPr>
       </w:pPr>
       <w:r>
         <w:rPr>
@@ -82,9 +71,6 @@
       <w:pPr>
         <w:spacing w:before="80" w:after="0"/>
         <w:jc w:val="right"/>
-        <w:rPr>
-          <w:rFonts w:hint="eastAsia"/>
-        </w:rPr>
       </w:pPr>
       <w:r>
         <w:t>{d.applicant.applicantCourthouseName} Registry No. ___________________</w:t>
@@ -94,9 +80,6 @@
       <w:pPr>
         <w:spacing w:after="0"/>
         <w:jc w:val="right"/>
-        <w:rPr>
-          <w:rFonts w:hint="eastAsia"/>
-        </w:rPr>
       </w:pPr>
       <w:r>
         <w:rPr>
@@ -109,9 +92,6 @@
       <w:pPr>
         <w:spacing w:before="360" w:after="0"/>
         <w:jc w:val="center"/>
-        <w:rPr>
-          <w:rFonts w:hint="eastAsia"/>
-        </w:rPr>
       </w:pPr>
       <w:r>
         <w:t xml:space="preserve">In the Matter of the Estate of </w:t>
@@ -119,7 +99,7 @@
       <w:r>
         <w:rPr>
           <w:b/>
-          <w:u w:val="single"/>
+          <w:bCs/>
         </w:rPr>
         <w:t>{d.deceasedName}</w:t>
       </w:r>
@@ -131,9 +111,6 @@
       <w:pPr>
         <w:spacing w:before="240" w:after="0"/>
         <w:jc w:val="center"/>
-        <w:rPr>
-          <w:rFonts w:hint="eastAsia"/>
-        </w:rPr>
       </w:pPr>
       <w:r>
         <w:rPr>
@@ -145,42 +122,38 @@
     <w:p>
       <w:pPr>
         <w:spacing w:before="360" w:after="0"/>
-        <w:rPr>
-          <w:rFonts w:hint="eastAsia"/>
-        </w:rPr>
       </w:pPr>
       <w:r>
         <w:t xml:space="preserve">I, </w:t>
-      </w:r>
-      <w:r>
-        <w:rPr>
-          <w:b/>
-          <w:u w:val="single"/>
-        </w:rPr>
-        <w:t>{d.applicant.applicantName}</w:t>
-      </w:r>
-      <w:r>
-        <w:t xml:space="preserve">, of </w:t>
-      </w:r>
-      <w:r>
-        <w:rPr>
-          <w:b/>
-          <w:u w:val="single"/>
-        </w:rPr>
-        <w:t>{d.applicant.applicantOrdinaryAddressStreet</w:t>
       </w:r>
       <w:r>
         <w:rPr>
           <w:b/>
           <w:bCs/>
-          <w:u w:val="single"/>
+        </w:rPr>
+        <w:t>{d.applicant.applicantName}</w:t>
+      </w:r>
+      <w:r>
+        <w:t xml:space="preserve">, of </w:t>
+      </w:r>
+      <w:r>
+        <w:rPr>
+          <w:b/>
+          <w:bCs/>
+        </w:rPr>
+        <w:t>{d.applicant.applicantOrdinaryAddressStreet</w:t>
+      </w:r>
+      <w:r>
+        <w:rPr>
+          <w:b/>
+          <w:bCs/>
         </w:rPr>
         <w:t>},</w:t>
       </w:r>
       <w:r>
         <w:rPr>
           <w:b/>
-          <w:u w:val="single"/>
+          <w:bCs/>
         </w:rPr>
         <w:t xml:space="preserve"> {d.applicant.applicantOrdinaryAddressCity}, {d.applicant.applicantOrdinaryAddressProvince}</w:t>
       </w:r>
@@ -190,7 +163,7 @@
       <w:r>
         <w:rPr>
           <w:b/>
-          <w:u w:val="single"/>
+          <w:bCs/>
         </w:rPr>
         <w:t>{d.applicant.applicantOccupation}</w:t>
       </w:r>
@@ -202,9 +175,6 @@
       <w:pPr>
         <w:spacing w:before="240" w:after="0"/>
         <w:ind w:left="432"/>
-        <w:rPr>
-          <w:rFonts w:hint="eastAsia"/>
-        </w:rPr>
       </w:pPr>
       <w:r>
         <w:t>1. Attached to this affidavit and marked as Exhibit A is a copy of a notice of proposed application in Form P1 (the "notice").</w:t>
@@ -214,9 +184,6 @@
       <w:pPr>
         <w:spacing w:before="240" w:after="0"/>
         <w:ind w:left="432"/>
-        <w:rPr>
-          <w:rFonts w:hint="eastAsia"/>
-        </w:rPr>
       </w:pPr>
       <w:r>
         <w:t>2. I delivered a copy of the notice to the following persons as follows:</w:t>
@@ -226,7 +193,6 @@
       <w:pPr>
         <w:spacing w:after="0"/>
         <w:rPr>
-          <w:rFonts w:hint="eastAsia"/>
           <w:sz w:val="22"/>
         </w:rPr>
       </w:pPr>
@@ -241,9 +207,6 @@
       <w:pPr>
         <w:spacing w:before="200" w:after="0"/>
         <w:ind w:left="720"/>
-        <w:rPr>
-          <w:rFonts w:hint="eastAsia"/>
-        </w:rPr>
       </w:pPr>
       <w:r>
         <w:t>by handing it to and leaving it with the following persons:</w:t>
@@ -259,9 +222,6 @@
         </w:tabs>
         <w:spacing w:before="40" w:after="40"/>
         <w:ind w:left="864"/>
-        <w:rPr>
-          <w:rFonts w:hint="eastAsia"/>
-        </w:rPr>
       </w:pPr>
       <w:r>
         <w:rPr>
@@ -281,14 +241,34 @@
           <w:b/>
           <w:bCs/>
         </w:rPr>
-        <w:t>{d.deliveredInPerson[i].deliveryDate}</w:t>
+        <w:t>{d.deliveredInPerson[i</w:t>
+      </w:r>
+      <w:r>
+        <w:rPr>
+          <w:b/>
+          <w:bCs/>
+        </w:rPr>
+        <w:t>+1</w:t>
+      </w:r>
+      <w:r>
+        <w:rPr>
+          <w:b/>
+          <w:bCs/>
+        </w:rPr>
+        <w:t>].deliveryDate}</w:t>
+      </w:r>
+      <w:r>
+        <w:rPr>
+          <w:b/>
+          <w:bCs/>
+        </w:rPr>
+        <w:t xml:space="preserve">  s</w:t>
       </w:r>
     </w:p>
     <w:p>
       <w:pPr>
         <w:spacing w:after="0"/>
         <w:rPr>
-          <w:rFonts w:hint="eastAsia"/>
           <w:sz w:val="18"/>
           <w:szCs w:val="18"/>
         </w:rPr>
@@ -305,7 +285,6 @@
       <w:pPr>
         <w:spacing w:after="0"/>
         <w:rPr>
-          <w:rFonts w:hint="eastAsia"/>
           <w:sz w:val="18"/>
           <w:szCs w:val="18"/>
         </w:rPr>
@@ -322,9 +301,6 @@
       <w:pPr>
         <w:spacing w:before="200" w:after="0"/>
         <w:ind w:left="720"/>
-        <w:rPr>
-          <w:rFonts w:hint="eastAsia"/>
-        </w:rPr>
       </w:pPr>
       <w:r>
         <w:t>by mailing it to the following persons by ordinary mail:</w:t>
@@ -340,9 +316,6 @@
         </w:tabs>
         <w:spacing w:before="40" w:after="40"/>
         <w:ind w:left="864"/>
-        <w:rPr>
-          <w:rFonts w:hint="eastAsia"/>
-        </w:rPr>
       </w:pPr>
       <w:r>
         <w:rPr>
@@ -362,14 +335,27 @@
           <w:b/>
           <w:bCs/>
         </w:rPr>
-        <w:t>{d.deliveredByMail[i].deliveryDate}</w:t>
+        <w:t>{d.deliveredByMail[i</w:t>
+      </w:r>
+      <w:r>
+        <w:rPr>
+          <w:b/>
+          <w:bCs/>
+        </w:rPr>
+        <w:t>+1</w:t>
+      </w:r>
+      <w:r>
+        <w:rPr>
+          <w:b/>
+          <w:bCs/>
+        </w:rPr>
+        <w:t>].deliveryDate}</w:t>
       </w:r>
     </w:p>
     <w:p>
       <w:pPr>
         <w:spacing w:after="0"/>
         <w:rPr>
-          <w:rFonts w:hint="eastAsia"/>
           <w:sz w:val="2"/>
           <w:szCs w:val="2"/>
         </w:rPr>
@@ -385,7 +371,6 @@
       <w:pPr>
         <w:spacing w:after="0"/>
         <w:rPr>
-          <w:rFonts w:hint="eastAsia"/>
           <w:sz w:val="2"/>
           <w:szCs w:val="2"/>
         </w:rPr>
@@ -401,9 +386,6 @@
       <w:pPr>
         <w:spacing w:before="200" w:after="0"/>
         <w:ind w:left="720"/>
-        <w:rPr>
-          <w:rFonts w:hint="eastAsia"/>
-        </w:rPr>
       </w:pPr>
       <w:r>
         <w:t>by sending it to the following persons by e-mail, fax or other electronic means to that person:</w:t>
@@ -419,9 +401,6 @@
         </w:tabs>
         <w:spacing w:before="40" w:after="40"/>
         <w:ind w:left="864"/>
-        <w:rPr>
-          <w:rFonts w:hint="eastAsia"/>
-        </w:rPr>
       </w:pPr>
       <w:r>
         <w:rPr>
@@ -441,16 +420,27 @@
           <w:b/>
           <w:bCs/>
         </w:rPr>
-        <w:t>{d.deliveredElectronic[i].deliveryDate}</w:t>
+        <w:t>{d.deliveredElectronic[i</w:t>
+      </w:r>
+      <w:r>
+        <w:rPr>
+          <w:b/>
+          <w:bCs/>
+        </w:rPr>
+        <w:t>+1</w:t>
+      </w:r>
+      <w:r>
+        <w:rPr>
+          <w:b/>
+          <w:bCs/>
+        </w:rPr>
+        <w:t>].deliveryDate}</w:t>
       </w:r>
     </w:p>
     <w:p>
       <w:pPr>
         <w:spacing w:before="160" w:after="0"/>
-        <w:ind w:left="288" w:hanging="288"/>
-        <w:rPr>
-          <w:rFonts w:hint="eastAsia"/>
-        </w:rPr>
+        <w:ind w:left="1260"/>
       </w:pPr>
       <w:r>
         <w:t>• Each of the persons who received delivery by e-mail, fax or other electronic means has, in writing, acknowledged receipt of the document(s) referred to in this section.</w:t>
@@ -458,22 +448,27 @@
     </w:p>
     <w:p>
       <w:pPr>
-        <w:spacing w:before="80" w:after="0"/>
-        <w:ind w:left="288" w:hanging="288"/>
-        <w:rPr>
-          <w:rFonts w:hint="eastAsia"/>
-        </w:rPr>
-      </w:pPr>
-      <w:r>
-        <w:t>• I will retain a copy of those acknowledgements until the personal representative of the deceased is discharged and will produce those acknowledgements promptly after being requested to do so by the registrar.</w:t>
+        <w:spacing w:before="160" w:after="0"/>
+        <w:ind w:left="1260"/>
+      </w:pPr>
+      <w:r>
+        <w:br w:type="page"/>
       </w:r>
     </w:p>
     <w:p>
       <w:pPr>
+        <w:spacing w:before="160" w:after="0"/>
+        <w:ind w:left="1260"/>
+      </w:pPr>
+      <w:r>
+        <w:lastRenderedPageBreak/>
+        <w:t>• I will retain a copy of those acknowledgements until the personal representative of the deceased is discharged and will produce those acknowledgements promptly after being requested to do so by the registrar.</w:t>
+      </w:r>
+    </w:p>
+    <w:p>
+      <w:pPr>
         <w:spacing w:after="0"/>
-        <w:rPr>
-          <w:rFonts w:hint="eastAsia"/>
-        </w:rPr>
+        <w:ind w:left="1260"/>
       </w:pPr>
       <w:r>
         <w:rPr>
@@ -486,132 +481,176 @@
     <w:p>
       <w:pPr>
         <w:spacing w:before="720" w:after="0"/>
-        <w:rPr>
-          <w:rFonts w:hint="eastAsia"/>
-        </w:rPr>
-      </w:pPr>
+      </w:pPr>
+      <w:r>
+        <w:t>AFFIRMED / SWORN BEFORE ME</w:t>
+      </w:r>
     </w:p>
     <w:p>
       <w:pPr>
-        <w:spacing w:before="720" w:after="0"/>
-        <w:rPr>
-          <w:rFonts w:hint="eastAsia"/>
-        </w:rPr>
-      </w:pPr>
+        <w:spacing w:before="360" w:after="0"/>
+      </w:pPr>
+      <w:r>
+        <w:t>at __________________________, British Columbia</w:t>
+      </w:r>
     </w:p>
     <w:p>
       <w:pPr>
-        <w:spacing w:before="720" w:after="0"/>
+        <w:spacing w:before="240" w:after="0"/>
+      </w:pPr>
+      <w:r>
         <w:rPr>
-          <w:rFonts w:hint="eastAsia"/>
+          <w:sz w:val="16"/>
+          <w:szCs w:val="16"/>
         </w:rPr>
-      </w:pPr>
-      <w:r>
-        <w:t>AFFIRMED / SWORN BEFORE ME</w:t>
+        <w:t xml:space="preserve">         </w:t>
+      </w:r>
+      <w:r>
+        <w:rPr>
+          <w:rFonts w:eastAsia="BC Sans" w:cs="BC Sans"/>
+          <w:sz w:val="16"/>
+          <w:szCs w:val="16"/>
+        </w:rPr>
+        <w:t>Commissioner City</w:t>
       </w:r>
     </w:p>
     <w:p>
       <w:pPr>
-        <w:spacing w:before="360" w:after="0"/>
-        <w:rPr>
-          <w:rFonts w:hint="eastAsia"/>
-        </w:rPr>
-      </w:pPr>
-      <w:r>
-        <w:t>at __________________________, British Columbia</w:t>
-      </w:r>
+        <w:spacing w:before="240" w:after="0"/>
+      </w:pPr>
     </w:p>
     <w:p>
       <w:pPr>
-        <w:spacing w:after="0"/>
+        <w:spacing w:before="240" w:after="0"/>
         <w:rPr>
-          <w:rFonts w:hint="eastAsia"/>
+          <w:b/>
+          <w:bCs/>
+          <w:u w:val="single"/>
         </w:rPr>
+      </w:pPr>
+      <w:r>
+        <w:t>on ________________________________________</w:t>
+      </w:r>
+      <w:r>
+        <w:t>___</w:t>
+      </w:r>
+      <w:r>
+        <w:tab/>
+      </w:r>
+      <w:r>
+        <w:tab/>
+      </w:r>
+      <w:r>
+        <w:br/>
+      </w:r>
+      <w:r>
+        <w:rPr>
+          <w:rFonts w:eastAsia="BC Sans" w:cs="BC Sans"/>
+          <w:sz w:val="16"/>
+          <w:szCs w:val="16"/>
+        </w:rPr>
+        <w:t xml:space="preserve">        Swear/Affirm Date</w:t>
+      </w:r>
+      <w:r>
+        <w:br/>
+      </w:r>
+      <w:r>
+        <w:tab/>
+      </w:r>
+      <w:r>
+        <w:tab/>
+      </w:r>
+      <w:r>
+        <w:tab/>
+      </w:r>
+      <w:r>
+        <w:tab/>
+      </w:r>
+      <w:r>
+        <w:tab/>
+      </w:r>
+      <w:r>
+        <w:tab/>
+      </w:r>
+      <w:r>
+        <w:tab/>
+      </w:r>
+      <w:r>
+        <w:br/>
+      </w:r>
+      <w:r>
+        <w:tab/>
+      </w:r>
+      <w:r>
+        <w:tab/>
+      </w:r>
+      <w:r>
+        <w:tab/>
+      </w:r>
+      <w:r>
+        <w:tab/>
+      </w:r>
+      <w:r>
+        <w:tab/>
+      </w:r>
+      <w:r>
+        <w:tab/>
+      </w:r>
+      <w:r>
+        <w:tab/>
+      </w:r>
+    </w:p>
+    <w:p>
+      <w:pPr>
+        <w:spacing w:before="40" w:after="0"/>
       </w:pPr>
       <w:r>
         <w:rPr>
           <w:sz w:val="16"/>
+          <w:szCs w:val="16"/>
         </w:rPr>
-        <w:t xml:space="preserve">         Commissioner City</w:t>
-      </w:r>
-    </w:p>
-    <w:p>
-      <w:pPr>
-        <w:spacing w:before="240" w:after="0"/>
-        <w:rPr>
-          <w:rFonts w:hint="eastAsia"/>
-        </w:rPr>
-      </w:pPr>
-      <w:r>
-        <w:t>on ________________________________________</w:t>
-      </w:r>
-    </w:p>
-    <w:p>
-      <w:pPr>
-        <w:spacing w:after="0"/>
-        <w:rPr>
-          <w:rFonts w:hint="eastAsia"/>
-        </w:rPr>
-      </w:pPr>
-      <w:r>
-        <w:rPr>
-          <w:sz w:val="16"/>
-        </w:rPr>
-        <w:t xml:space="preserve">         Swear/Affirm Date</w:t>
-      </w:r>
-    </w:p>
-    <w:p>
-      <w:pPr>
-        <w:spacing w:before="480" w:after="0"/>
-        <w:rPr>
-          <w:rFonts w:hint="eastAsia"/>
-        </w:rPr>
-      </w:pPr>
+        <w:t xml:space="preserve"> </w:t>
+      </w:r>
       <w:r>
         <w:t>________________________________________</w:t>
       </w:r>
-    </w:p>
-    <w:p>
-      <w:pPr>
-        <w:spacing w:before="40" w:after="0"/>
-        <w:rPr>
-          <w:rFonts w:hint="eastAsia"/>
-        </w:rPr>
-      </w:pPr>
+      <w:r>
+        <w:t>______</w:t>
+      </w:r>
+      <w:r>
+        <w:tab/>
+      </w:r>
+      <w:r>
+        <w:tab/>
+      </w:r>
+      <w:r>
+        <w:t>________________________________________</w:t>
+      </w:r>
+      <w:r>
+        <w:br/>
+      </w:r>
       <w:r>
         <w:rPr>
           <w:i/>
-          <w:sz w:val="18"/>
+          <w:iCs/>
+          <w:sz w:val="16"/>
+          <w:szCs w:val="16"/>
         </w:rPr>
         <w:t>A commissioner for taking affidavits for British Columbia</w:t>
       </w:r>
-    </w:p>
-    <w:p>
-      <w:pPr>
-        <w:spacing w:before="720" w:after="0"/>
-        <w:jc w:val="right"/>
-        <w:rPr>
-          <w:rFonts w:hint="eastAsia"/>
-        </w:rPr>
-      </w:pPr>
-      <w:r>
-        <w:t>________________________________________</w:t>
-      </w:r>
-    </w:p>
-    <w:p>
-      <w:pPr>
-        <w:spacing w:before="40" w:after="0"/>
-        <w:jc w:val="right"/>
-        <w:rPr>
-          <w:rFonts w:hint="eastAsia"/>
-        </w:rPr>
-      </w:pPr>
+      <w:r>
+        <w:tab/>
+      </w:r>
+      <w:r>
+        <w:tab/>
+      </w:r>
       <w:r>
         <w:t xml:space="preserve">Signature of </w:t>
       </w:r>
       <w:r>
         <w:rPr>
           <w:b/>
+          <w:bCs/>
           <w:u w:val="single"/>
         </w:rPr>
         <w:t>{d.applicant.applicantName}</w:t>
@@ -619,36 +658,58 @@
     </w:p>
     <w:p>
       <w:pPr>
-        <w:rPr>
-          <w:rFonts w:hint="eastAsia"/>
-        </w:rPr>
-      </w:pPr>
-      <w:r>
-        <w:br w:type="page"/>
-      </w:r>
+        <w:spacing w:before="480" w:after="0"/>
+      </w:pPr>
     </w:p>
     <w:p>
       <w:pPr>
         <w:spacing w:after="0"/>
-        <w:jc w:val="center"/>
-        <w:rPr>
-          <w:rFonts w:hint="eastAsia"/>
-        </w:rPr>
-      </w:pPr>
-      <w:r>
         <w:rPr>
           <w:b/>
           <w:bCs/>
+          <w:sz w:val="24"/>
+          <w:szCs w:val="24"/>
+        </w:rPr>
+        <w:sectPr>
+          <w:headerReference w:type="default" r:id="rId8"/>
+          <w:footerReference w:type="default" r:id="rId9"/>
+          <w:footerReference w:type="first" r:id="rId10"/>
+          <w:pgSz w:w="12240" w:h="15840"/>
+          <w:pgMar w:top="1134" w:right="1134" w:bottom="1134" w:left="1134" w:header="720" w:footer="720" w:gutter="0"/>
+          <w:cols w:space="720"/>
+          <w:docGrid w:linePitch="360"/>
+        </w:sectPr>
+      </w:pPr>
+    </w:p>
+    <w:p>
+      <w:pPr>
+        <w:spacing w:after="0"/>
+        <w:ind w:left="7200" w:firstLine="720"/>
+        <w:rPr>
+          <w:b/>
+          <w:bCs/>
+          <w:sz w:val="24"/>
+          <w:szCs w:val="24"/>
+        </w:rPr>
+      </w:pPr>
+      <w:r>
+        <w:rPr>
+          <w:b/>
+          <w:bCs/>
+          <w:sz w:val="24"/>
+          <w:szCs w:val="24"/>
         </w:rPr>
         <w:lastRenderedPageBreak/>
         <w:t>P9 Exhibit A</w:t>
       </w:r>
+      <w:r>
+        <w:br/>
+      </w:r>
     </w:p>
     <w:p>
       <w:pPr>
-        <w:spacing w:before="82"/>
-        <w:ind w:right="21"/>
-        <w:jc w:val="center"/>
+        <w:spacing w:after="0"/>
+        <w:ind w:left="3600"/>
         <w:rPr>
           <w:rFonts w:ascii="Segoe UI" w:eastAsia="Segoe UI" w:hAnsi="Segoe UI" w:cs="Segoe UI"/>
           <w:color w:val="313131"/>
@@ -706,7 +767,7 @@
     </w:p>
     <w:p>
       <w:pPr>
-        <w:spacing w:before="103"/>
+        <w:spacing w:before="103" w:after="0"/>
         <w:rPr>
           <w:rFonts w:ascii="Segoe UI" w:eastAsia="Segoe UI" w:hAnsi="Segoe UI" w:cs="Segoe UI"/>
           <w:color w:val="000000" w:themeColor="text1"/>
@@ -717,6 +778,7 @@
     </w:p>
     <w:p>
       <w:pPr>
+        <w:spacing w:after="0"/>
         <w:ind w:left="288"/>
         <w:rPr>
           <w:rFonts w:ascii="Segoe UI" w:eastAsia="Segoe UI" w:hAnsi="Segoe UI" w:cs="Segoe UI"/>
@@ -739,7 +801,7 @@
     </w:p>
     <w:p>
       <w:pPr>
-        <w:spacing w:before="270" w:line="264" w:lineRule="auto"/>
+        <w:spacing w:before="270" w:after="0" w:line="264" w:lineRule="auto"/>
         <w:ind w:left="288" w:right="325"/>
         <w:rPr>
           <w:rFonts w:ascii="Segoe UI" w:eastAsia="Segoe UI" w:hAnsi="Segoe UI" w:cs="Segoe UI"/>
@@ -754,17 +816,6 @@
           <w:szCs w:val="20"/>
         </w:rPr>
         <w:t xml:space="preserve">The applicant </w:t>
-      </w:r>
-      <w:r>
-        <w:rPr>
-          <w:rFonts w:ascii="Segoe UI" w:eastAsia="Segoe UI" w:hAnsi="Segoe UI" w:cs="Segoe UI"/>
-          <w:b/>
-          <w:bCs/>
-          <w:color w:val="000000" w:themeColor="text1"/>
-          <w:sz w:val="22"/>
-          <w:u w:val="single"/>
-        </w:rPr>
-        <w:t>{d.applicant.applicantName}</w:t>
       </w:r>
       <w:r>
         <w:rPr>
@@ -774,7 +825,7 @@
           <w:color w:val="000000" w:themeColor="text1"/>
           <w:sz w:val="22"/>
         </w:rPr>
-        <w:t xml:space="preserve"> </w:t>
+        <w:t xml:space="preserve">{d.applicant.applicantName} </w:t>
       </w:r>
       <w:r>
         <w:rPr>
@@ -783,17 +834,6 @@
           <w:szCs w:val="20"/>
         </w:rPr>
         <w:t xml:space="preserve">proposes to apply, in the </w:t>
-      </w:r>
-      <w:r>
-        <w:rPr>
-          <w:rFonts w:ascii="Segoe UI" w:eastAsia="Segoe UI" w:hAnsi="Segoe UI" w:cs="Segoe UI"/>
-          <w:b/>
-          <w:bCs/>
-          <w:color w:val="000000" w:themeColor="text1"/>
-          <w:sz w:val="22"/>
-          <w:u w:val="single"/>
-        </w:rPr>
-        <w:t>{d.applicant.applicantCourthouseName}</w:t>
       </w:r>
       <w:r>
         <w:rPr>
@@ -803,7 +843,7 @@
           <w:color w:val="000000" w:themeColor="text1"/>
           <w:sz w:val="22"/>
         </w:rPr>
-        <w:t xml:space="preserve"> </w:t>
+        <w:t xml:space="preserve">{d.applicant.applicantCourthouseName} </w:t>
       </w:r>
       <w:r>
         <w:rPr>
@@ -829,32 +869,13 @@
           <w:color w:val="313131"/>
           <w:szCs w:val="20"/>
         </w:rPr>
-        <w:t xml:space="preserve">in relation to the estate of the deceased described below who died on </w:t>
-      </w:r>
-      <w:r>
-        <w:rPr>
-          <w:rFonts w:ascii="Segoe UI" w:eastAsia="Segoe UI" w:hAnsi="Segoe UI" w:cs="Segoe UI"/>
-          <w:b/>
-          <w:bCs/>
-          <w:color w:val="000000" w:themeColor="text1"/>
-          <w:sz w:val="22"/>
-          <w:u w:val="single"/>
-        </w:rPr>
-        <w:t>{d.deceasedDeathDate}</w:t>
-      </w:r>
-      <w:r>
-        <w:rPr>
-          <w:rFonts w:ascii="Segoe UI" w:eastAsia="Segoe UI" w:hAnsi="Segoe UI" w:cs="Segoe UI"/>
-          <w:color w:val="313131"/>
-          <w:szCs w:val="20"/>
-        </w:rPr>
-        <w:t>.</w:t>
+        <w:t>in relation to the estate of the deceased described below who died on {d.deceasedDeathDate:formatD(LL)}.</w:t>
       </w:r>
     </w:p>
     <w:p>
       <w:pPr>
         <w:pStyle w:val="BodyText"/>
-        <w:spacing w:before="240"/>
+        <w:spacing w:before="240" w:after="0"/>
         <w:ind w:left="288"/>
         <w:rPr>
           <w:rFonts w:ascii="Segoe UI" w:eastAsia="Segoe UI" w:hAnsi="Segoe UI" w:cs="Segoe UI"/>
@@ -887,25 +908,18 @@
           <w:rFonts w:ascii="Segoe UI" w:eastAsia="Segoe UI" w:hAnsi="Segoe UI" w:cs="Segoe UI"/>
           <w:color w:val="000000" w:themeColor="text1"/>
           <w:sz w:val="22"/>
-          <w:u w:val="single"/>
           <w:lang w:val="fr-FR"/>
         </w:rPr>
         <w:t>{d.firstNameGivenName} {d.middleNameS} {d.lastNameFamilyNameOrSurname}</w:t>
       </w:r>
+      <w:r>
+        <w:br/>
+      </w:r>
     </w:p>
     <w:p>
       <w:pPr>
-        <w:spacing w:before="89"/>
-        <w:rPr>
-          <w:rFonts w:ascii="Segoe UI" w:eastAsia="Segoe UI" w:hAnsi="Segoe UI" w:cs="Segoe UI"/>
-          <w:color w:val="000000" w:themeColor="text1"/>
-          <w:sz w:val="22"/>
-        </w:rPr>
-      </w:pPr>
-    </w:p>
-    <w:p>
-      <w:pPr>
         <w:pStyle w:val="BodyText"/>
+        <w:spacing w:after="0"/>
         <w:ind w:left="288"/>
         <w:rPr>
           <w:rFonts w:ascii="Segoe UI" w:eastAsia="Segoe UI" w:hAnsi="Segoe UI" w:cs="Segoe UI"/>
@@ -924,7 +938,7 @@
     </w:p>
     <w:p>
       <w:pPr>
-        <w:spacing w:before="29"/>
+        <w:spacing w:before="29" w:after="0"/>
         <w:ind w:left="288"/>
         <w:rPr>
           <w:rFonts w:ascii="Segoe UI" w:eastAsia="Segoe UI" w:hAnsi="Segoe UI" w:cs="Segoe UI"/>
@@ -939,10 +953,9 @@
           <w:bCs/>
           <w:color w:val="000000" w:themeColor="text1"/>
           <w:sz w:val="22"/>
-          <w:u w:val="single"/>
           <w:lang w:val="fr-FR"/>
         </w:rPr>
-        <w:t xml:space="preserve">{d.deceasedAddressStreet}, {d.deceasedAddressCity}, {d.deceasedAddressProvince}, {d.deceasedAddressPostalCode} </w:t>
+        <w:t xml:space="preserve">{d.deceasedAddressStreet}, {d.deceasedAddressCity}, {d.deceasedAddressProvince} {d. deceasedAddressState}, {d.deceasedAddressPostalCode} </w:t>
       </w:r>
       <w:r>
         <w:rPr>
@@ -951,24 +964,13 @@
           <w:bCs/>
           <w:color w:val="000000" w:themeColor="text1"/>
           <w:sz w:val="22"/>
-          <w:u w:val="single"/>
         </w:rPr>
         <w:t>{d.deceasedAddressCountry}</w:t>
       </w:r>
     </w:p>
     <w:p>
       <w:pPr>
-        <w:spacing w:before="90"/>
-        <w:rPr>
-          <w:rFonts w:ascii="Segoe UI" w:eastAsia="Segoe UI" w:hAnsi="Segoe UI" w:cs="Segoe UI"/>
-          <w:color w:val="000000" w:themeColor="text1"/>
-          <w:sz w:val="22"/>
-        </w:rPr>
-      </w:pPr>
-    </w:p>
-    <w:p>
-      <w:pPr>
-        <w:spacing w:before="1"/>
+        <w:spacing w:before="1" w:after="0"/>
         <w:ind w:left="288"/>
         <w:rPr>
           <w:rFonts w:ascii="Segoe UI" w:eastAsia="Segoe UI" w:hAnsi="Segoe UI" w:cs="Segoe UI"/>
@@ -989,25 +991,6 @@
     </w:p>
     <w:p>
       <w:pPr>
-        <w:rPr>
-          <w:rFonts w:ascii="Segoe UI" w:eastAsia="Segoe UI" w:hAnsi="Segoe UI" w:cs="Segoe UI"/>
-          <w:color w:val="000000" w:themeColor="text1"/>
-          <w:sz w:val="22"/>
-        </w:rPr>
-      </w:pPr>
-    </w:p>
-    <w:p>
-      <w:pPr>
-        <w:spacing w:before="154"/>
-        <w:rPr>
-          <w:rFonts w:ascii="Segoe UI" w:eastAsia="Segoe UI" w:hAnsi="Segoe UI" w:cs="Segoe UI"/>
-          <w:color w:val="000000" w:themeColor="text1"/>
-          <w:sz w:val="22"/>
-        </w:rPr>
-      </w:pPr>
-    </w:p>
-    <w:p>
-      <w:pPr>
         <w:pStyle w:val="Heading1"/>
         <w:ind w:left="288"/>
         <w:rPr>
@@ -1032,13 +1015,13 @@
         <w:pStyle w:val="ListParagraph"/>
         <w:numPr>
           <w:ilvl w:val="0"/>
-          <w:numId w:val="3"/>
+          <w:numId w:val="1"/>
         </w:numPr>
         <w:tabs>
           <w:tab w:val="left" w:pos="888"/>
           <w:tab w:val="left" w:pos="898"/>
         </w:tabs>
-        <w:spacing w:before="273" w:line="264" w:lineRule="auto"/>
+        <w:spacing w:before="273" w:after="0" w:line="264" w:lineRule="auto"/>
         <w:ind w:right="310" w:hanging="300"/>
         <w:jc w:val="both"/>
         <w:rPr>
@@ -1061,13 +1044,13 @@
         <w:pStyle w:val="ListParagraph"/>
         <w:numPr>
           <w:ilvl w:val="0"/>
-          <w:numId w:val="3"/>
+          <w:numId w:val="1"/>
         </w:numPr>
         <w:tabs>
           <w:tab w:val="left" w:pos="888"/>
           <w:tab w:val="left" w:pos="891"/>
         </w:tabs>
-        <w:spacing w:before="241" w:line="264" w:lineRule="auto"/>
+        <w:spacing w:before="241" w:after="0" w:line="264" w:lineRule="auto"/>
         <w:ind w:right="311" w:hanging="300"/>
         <w:jc w:val="both"/>
         <w:rPr>
@@ -1090,12 +1073,12 @@
         <w:pStyle w:val="ListParagraph"/>
         <w:numPr>
           <w:ilvl w:val="0"/>
-          <w:numId w:val="3"/>
+          <w:numId w:val="1"/>
         </w:numPr>
         <w:tabs>
           <w:tab w:val="left" w:pos="890"/>
         </w:tabs>
-        <w:spacing w:before="240"/>
+        <w:spacing w:before="240" w:after="0"/>
         <w:ind w:left="890" w:hanging="302"/>
         <w:rPr>
           <w:rFonts w:ascii="Segoe UI" w:eastAsia="Segoe UI" w:hAnsi="Segoe UI" w:cs="Segoe UI"/>
@@ -1117,12 +1100,12 @@
         <w:pStyle w:val="ListParagraph"/>
         <w:numPr>
           <w:ilvl w:val="1"/>
-          <w:numId w:val="3"/>
+          <w:numId w:val="1"/>
         </w:numPr>
         <w:tabs>
           <w:tab w:val="left" w:pos="1277"/>
         </w:tabs>
-        <w:spacing w:before="28"/>
+        <w:spacing w:before="28" w:after="0"/>
         <w:ind w:left="1277" w:hanging="247"/>
         <w:rPr>
           <w:rFonts w:ascii="Segoe UI" w:eastAsia="Segoe UI" w:hAnsi="Segoe UI" w:cs="Segoe UI"/>
@@ -1162,12 +1145,12 @@
         <w:pStyle w:val="ListParagraph"/>
         <w:numPr>
           <w:ilvl w:val="1"/>
-          <w:numId w:val="3"/>
+          <w:numId w:val="1"/>
         </w:numPr>
         <w:tabs>
           <w:tab w:val="left" w:pos="1277"/>
         </w:tabs>
-        <w:spacing w:before="28"/>
+        <w:spacing w:before="28" w:after="0"/>
         <w:ind w:left="1277" w:hanging="258"/>
         <w:rPr>
           <w:rFonts w:ascii="Segoe UI" w:eastAsia="Segoe UI" w:hAnsi="Segoe UI" w:cs="Segoe UI"/>
@@ -1199,13 +1182,13 @@
         <w:pStyle w:val="ListParagraph"/>
         <w:numPr>
           <w:ilvl w:val="0"/>
-          <w:numId w:val="3"/>
+          <w:numId w:val="1"/>
         </w:numPr>
         <w:tabs>
           <w:tab w:val="left" w:pos="888"/>
           <w:tab w:val="left" w:pos="896"/>
         </w:tabs>
-        <w:spacing w:before="267" w:line="264" w:lineRule="auto"/>
+        <w:spacing w:before="267" w:after="0" w:line="264" w:lineRule="auto"/>
         <w:ind w:right="311" w:hanging="300"/>
         <w:jc w:val="both"/>
         <w:rPr>
@@ -1228,12 +1211,12 @@
         <w:pStyle w:val="ListParagraph"/>
         <w:numPr>
           <w:ilvl w:val="0"/>
-          <w:numId w:val="3"/>
+          <w:numId w:val="1"/>
         </w:numPr>
         <w:tabs>
           <w:tab w:val="left" w:pos="890"/>
         </w:tabs>
-        <w:spacing w:before="241"/>
+        <w:spacing w:before="241" w:after="0"/>
         <w:ind w:left="890" w:hanging="302"/>
         <w:rPr>
           <w:rFonts w:ascii="Segoe UI" w:eastAsia="Segoe UI" w:hAnsi="Segoe UI" w:cs="Segoe UI"/>
@@ -1255,13 +1238,13 @@
         <w:pStyle w:val="ListParagraph"/>
         <w:numPr>
           <w:ilvl w:val="0"/>
-          <w:numId w:val="3"/>
+          <w:numId w:val="1"/>
         </w:numPr>
         <w:tabs>
           <w:tab w:val="left" w:pos="888"/>
           <w:tab w:val="left" w:pos="905"/>
         </w:tabs>
-        <w:spacing w:before="268" w:line="264" w:lineRule="auto"/>
+        <w:spacing w:before="268" w:after="0" w:line="264" w:lineRule="auto"/>
         <w:ind w:right="310" w:hanging="300"/>
         <w:jc w:val="both"/>
         <w:rPr>
@@ -1276,7 +1259,6 @@
           <w:color w:val="313131"/>
           <w:szCs w:val="20"/>
         </w:rPr>
-        <w:lastRenderedPageBreak/>
         <w:t>After the applicant has filed a submission for estate grant, you may apply for an order requiring the applicant to provide security unless the applicant is the Public Guardian and Trustee. Filing a notice of dispute will prevent a grant from being issued before you are able to apply for the order requiring security.</w:t>
       </w:r>
     </w:p>
@@ -1285,13 +1267,13 @@
         <w:pStyle w:val="ListParagraph"/>
         <w:numPr>
           <w:ilvl w:val="0"/>
-          <w:numId w:val="3"/>
+          <w:numId w:val="1"/>
         </w:numPr>
         <w:tabs>
           <w:tab w:val="left" w:pos="888"/>
           <w:tab w:val="left" w:pos="892"/>
         </w:tabs>
-        <w:spacing w:before="241" w:line="264" w:lineRule="auto"/>
+        <w:spacing w:before="241" w:after="0" w:line="264" w:lineRule="auto"/>
         <w:ind w:right="310" w:hanging="300"/>
         <w:jc w:val="both"/>
         <w:rPr>
@@ -1343,19 +1325,30 @@
         <w:pStyle w:val="ListParagraph"/>
         <w:numPr>
           <w:ilvl w:val="0"/>
-          <w:numId w:val="3"/>
+          <w:numId w:val="1"/>
         </w:numPr>
         <w:tabs>
           <w:tab w:val="left" w:pos="888"/>
-          <w:tab w:val="left" w:pos="900"/>
+          <w:tab w:val="left" w:pos="892"/>
         </w:tabs>
-        <w:spacing w:before="82" w:line="264" w:lineRule="auto"/>
-        <w:ind w:right="310" w:hanging="300"/>
+        <w:spacing w:before="240" w:after="240" w:line="264" w:lineRule="auto"/>
+        <w:ind w:right="310"/>
+        <w:jc w:val="both"/>
         <w:rPr>
           <w:rFonts w:ascii="Segoe UI" w:eastAsia="Segoe UI" w:hAnsi="Segoe UI" w:cs="Segoe UI"/>
           <w:color w:val="313131"/>
           <w:szCs w:val="20"/>
         </w:rPr>
+        <w:sectPr>
+          <w:footerReference w:type="default" r:id="rId11"/>
+          <w:footerReference w:type="first" r:id="rId12"/>
+          <w:pgSz w:w="12240" w:h="15840"/>
+          <w:pgMar w:top="1134" w:right="1134" w:bottom="1134" w:left="1134" w:header="720" w:footer="720" w:gutter="0"/>
+          <w:pgNumType w:start="1"/>
+          <w:cols w:space="720"/>
+          <w:titlePg/>
+          <w:docGrid w:linePitch="360"/>
+        </w:sectPr>
       </w:pPr>
       <w:r>
         <w:rPr>
@@ -1363,7 +1356,7 @@
           <w:color w:val="313131"/>
           <w:szCs w:val="20"/>
         </w:rPr>
-        <w:t>If an authorization to obtain estate information issues to the applicant, the applicant may apply for a grant without further notice.</w:t>
+        <w:t xml:space="preserve">If an authorization to obtain estate information issues to the applicant, the applicant may apply for a grant without further notice. </w:t>
       </w:r>
     </w:p>
     <w:p>
@@ -1371,38 +1364,20 @@
         <w:pStyle w:val="ListParagraph"/>
         <w:numPr>
           <w:ilvl w:val="0"/>
-          <w:numId w:val="3"/>
+          <w:numId w:val="1"/>
         </w:numPr>
         <w:tabs>
           <w:tab w:val="left" w:pos="888"/>
-          <w:tab w:val="left" w:pos="897"/>
+          <w:tab w:val="left" w:pos="892"/>
         </w:tabs>
-        <w:spacing w:before="240" w:line="264" w:lineRule="auto"/>
-        <w:ind w:right="309" w:hanging="300"/>
-        <w:rPr>
-          <w:rFonts w:ascii="Segoe UI" w:eastAsia="Segoe UI" w:hAnsi="Segoe UI" w:cs="Segoe UI"/>
-          <w:color w:val="313131"/>
-          <w:szCs w:val="20"/>
-        </w:rPr>
-      </w:pPr>
-      <w:r>
-        <w:rPr>
-          <w:rFonts w:ascii="Segoe UI" w:eastAsia="Segoe UI" w:hAnsi="Segoe UI" w:cs="Segoe UI"/>
-          <w:color w:val="313131"/>
-          <w:szCs w:val="20"/>
-        </w:rPr>
-        <w:t>If a grant issues to the applicant, the applicant must provide, to intestate successors of the deceased, an accounting as to how the estate was administered and how the estate assets were distributed.</w:t>
-      </w:r>
-    </w:p>
-    <w:p>
-      <w:pPr>
-        <w:spacing w:before="211"/>
-        <w:rPr>
-          <w:rFonts w:ascii="Segoe UI" w:eastAsia="Segoe UI" w:hAnsi="Segoe UI" w:cs="Segoe UI"/>
-          <w:color w:val="000000" w:themeColor="text1"/>
-          <w:szCs w:val="20"/>
-        </w:rPr>
-      </w:pPr>
+        <w:spacing w:before="240" w:after="240" w:line="264" w:lineRule="auto"/>
+        <w:ind w:right="310"/>
+        <w:jc w:val="both"/>
+      </w:pPr>
+      <w:r>
+        <w:lastRenderedPageBreak/>
+        <w:t xml:space="preserve">If a grant issues to the applicant, the applicant must provide, to intestate successors of the deceased, an accounting as to how the estate was administered and how the estate assets were distributed. </w:t>
+      </w:r>
     </w:p>
     <w:p>
       <w:pPr>
@@ -1427,11 +1402,11 @@
     </w:p>
     <w:p>
       <w:pPr>
-        <w:spacing w:before="272"/>
+        <w:spacing w:before="272" w:after="0"/>
         <w:ind w:left="288"/>
         <w:rPr>
           <w:rFonts w:ascii="Segoe UI" w:eastAsia="Segoe UI" w:hAnsi="Segoe UI" w:cs="Segoe UI"/>
-          <w:color w:val="000000" w:themeColor="text1"/>
+          <w:color w:val="313131"/>
           <w:sz w:val="22"/>
         </w:rPr>
       </w:pPr>
@@ -1450,7 +1425,6 @@
           <w:bCs/>
           <w:color w:val="000000" w:themeColor="text1"/>
           <w:sz w:val="22"/>
-          <w:u w:val="single"/>
         </w:rPr>
         <w:t>{d.applicant.applicantName}</w:t>
       </w:r>
@@ -1464,9 +1438,11 @@
           <w:bCs/>
           <w:color w:val="000000" w:themeColor="text1"/>
           <w:sz w:val="22"/>
-          <w:u w:val="single"/>
         </w:rPr>
         <w:t>{d.applicant.applicantOrdinaryAddressReceiveMail:ifEQ('yes'):showBegin}</w:t>
+      </w:r>
+      <w:r>
+        <w:br/>
       </w:r>
       <w:r>
         <w:rPr>
@@ -1483,21 +1459,12 @@
           <w:bCs/>
           <w:color w:val="000000" w:themeColor="text1"/>
           <w:sz w:val="22"/>
-          <w:u w:val="single"/>
         </w:rPr>
-        <w:t>{d.applicant.applicantOrdinaryAddressStreet}, {d.applicant.applicantOrdinaryAddressCity}, {d.applicant.applicantOrdinaryAddressProvince}{d.applicant.applicantOrdinaryAddressState} {d.applicant.applicantOrdinaryAddressPostalCode}, {d.applicant.applicantOrdinaryAddressCountry}</w:t>
-      </w:r>
-    </w:p>
-    <w:p>
-      <w:pPr>
-        <w:spacing w:before="54"/>
-        <w:ind w:left="288"/>
-        <w:rPr>
-          <w:rFonts w:ascii="Segoe UI" w:eastAsia="Segoe UI" w:hAnsi="Segoe UI" w:cs="Segoe UI"/>
-          <w:color w:val="000000" w:themeColor="text1"/>
-          <w:sz w:val="22"/>
-        </w:rPr>
-      </w:pPr>
+        <w:t>{d.applicant.applicantOrdinaryAddressStreet}, {d.applicant.applicantOrdinaryAddressCity}, {d.applicant.applicantOrdinaryAddressProvince}{d.applicant.applicantOrdinaryAddressState}, {d.applicant.applicantOrdinaryAddressPostalCode}, {d.applicant.applicantOrdinaryAddressCountry}{d.applicant.applicantOrdinaryAddressReceiveMail:showEnd}</w:t>
+      </w:r>
+      <w:r>
+        <w:br/>
+      </w:r>
       <w:r>
         <w:rPr>
           <w:rFonts w:ascii="Segoe UI" w:eastAsia="Segoe UI" w:hAnsi="Segoe UI" w:cs="Segoe UI"/>
@@ -1505,9 +1472,11 @@
           <w:bCs/>
           <w:color w:val="000000" w:themeColor="text1"/>
           <w:sz w:val="22"/>
-          <w:u w:val="single"/>
         </w:rPr>
-        <w:t>{d.applicant.applicantOrdinaryAddressReceiveMail:showEnd}{d.applicant.applicantOrdinaryAddressReceiveMail:ifEQ('yes'):hideBegin}</w:t>
+        <w:t>{d.applicant.applicantOrdinaryAddressReceiveMail:ifEQ('yes'):hideBegin}</w:t>
+      </w:r>
+      <w:r>
+        <w:br/>
       </w:r>
       <w:r>
         <w:rPr>
@@ -1524,39 +1493,61 @@
           <w:bCs/>
           <w:color w:val="000000" w:themeColor="text1"/>
           <w:sz w:val="22"/>
-          <w:u w:val="single"/>
         </w:rPr>
-        <w:t>{d.applicant.applicantMailingAddressStreet}, {d.applicant.applicantMailingAddressCity}, {d.applicant.applicantMailingAddressProvince}{d.applicant.applicantMailingAddressState} {d.applicant.applicantMailingAddressPostalCode}, {d.applicant.applicantMailingAddressCountry}{d.applicant.applicantOrdinaryAddressReceiveMail:hideEnd}</w:t>
-      </w:r>
-    </w:p>
-    <w:p>
-      <w:pPr>
-        <w:spacing w:before="54"/>
-        <w:ind w:left="288"/>
+        <w:t>{d.applicant.applicantMailingAddressStreet}, {d.applicant.applicantMailingAddressCity}, {d.applicant.applicantMailingAddressProvince}{d.applicant.applicantMailingAddressState} {d.applicant.applicantMailingAddressPostalCode}, {d.applicant.applicantMailingAddressCountry}{d.applicant.applicantOrdinaryAddressReceiveMail:hideEnd</w:t>
+      </w:r>
+      <w:r>
         <w:rPr>
           <w:rFonts w:ascii="Segoe UI" w:eastAsia="Segoe UI" w:hAnsi="Segoe UI" w:cs="Segoe UI"/>
           <w:color w:val="313131"/>
           <w:sz w:val="22"/>
         </w:rPr>
-      </w:pPr>
+        <w:t>}</w:t>
+      </w:r>
+      <w:r>
+        <w:br/>
+      </w:r>
       <w:r>
         <w:rPr>
           <w:rFonts w:ascii="Segoe UI" w:eastAsia="Segoe UI" w:hAnsi="Segoe UI" w:cs="Segoe UI"/>
           <w:color w:val="313131"/>
           <w:sz w:val="22"/>
         </w:rPr>
-        <w:t>This applicant is an individual and ordinarily lives at the mailing address noted above.</w:t>
-      </w:r>
-    </w:p>
-    <w:p>
-      <w:pPr>
-        <w:spacing w:before="238"/>
+        <w:t>{d.isApplicantOrg:ifEQ('yes'):showBegin}This applicant is not an individual.{d.isApplicantOrg:showEnd}</w:t>
+      </w:r>
+      <w:r>
+        <w:br/>
+      </w:r>
+      <w:r>
         <w:rPr>
           <w:rFonts w:ascii="Segoe UI" w:eastAsia="Segoe UI" w:hAnsi="Segoe UI" w:cs="Segoe UI"/>
-          <w:color w:val="000000" w:themeColor="text1"/>
-          <w:szCs w:val="20"/>
+          <w:color w:val="313131"/>
+          <w:sz w:val="22"/>
         </w:rPr>
-      </w:pPr>
+        <w:t>{d.isApplicantOrg:ifEQ('yes'):hideBegin}{d.applicant.applicantOrdinaryAddressReceiveMail:ifEQ('yes'):showBegin}This applicant is an individual and ordinarily lives at the mailing address noted above.{d.applicant.applicantOrdinaryAddressReceiveMail:showEnd}</w:t>
+      </w:r>
+      <w:r>
+        <w:br/>
+      </w:r>
+      <w:r>
+        <w:rPr>
+          <w:rFonts w:ascii="Segoe UI" w:eastAsia="Segoe UI" w:hAnsi="Segoe UI" w:cs="Segoe UI"/>
+          <w:color w:val="313131"/>
+          <w:sz w:val="22"/>
+        </w:rPr>
+        <w:t>{d.applicant.applicantOrdinaryAddressReceiveMail:ifEQ('yes'):hideBegin}</w:t>
+      </w:r>
+      <w:r>
+        <w:br/>
+      </w:r>
+      <w:r>
+        <w:rPr>
+          <w:rFonts w:ascii="Segoe UI" w:eastAsia="Segoe UI" w:hAnsi="Segoe UI" w:cs="Segoe UI"/>
+          <w:color w:val="313131"/>
+          <w:sz w:val="22"/>
+        </w:rPr>
+        <w:t>This applicant is an individual and lives in the following city and country: {d.applicant.applicantOrdinaryAddressCity}, {d.applicant.applicantOrdinaryAddressCountry}{d.applicant.applicantOrdinaryAddressReceiveMail:hideEnd}{d.isApplicantOrg:hideEnd}</w:t>
+      </w:r>
     </w:p>
     <w:p>
       <w:pPr>
@@ -1568,14 +1559,36 @@
           <w:sz w:val="24"/>
           <w:szCs w:val="24"/>
         </w:rPr>
-      </w:pPr>
-      <w:r>
+        <w:sectPr>
+          <w:footerReference w:type="first" r:id="rId13"/>
+          <w:pgSz w:w="12240" w:h="15840"/>
+          <w:pgMar w:top="1134" w:right="1134" w:bottom="1134" w:left="1134" w:header="720" w:footer="720" w:gutter="0"/>
+          <w:pgNumType w:start="1"/>
+          <w:cols w:space="720"/>
+          <w:titlePg/>
+          <w:docGrid w:linePitch="360"/>
+        </w:sectPr>
+      </w:pPr>
+    </w:p>
+    <w:p>
+      <w:pPr>
+        <w:pStyle w:val="Heading2"/>
+        <w:ind w:left="288"/>
         <w:rPr>
           <w:rFonts w:ascii="Segoe UI" w:eastAsia="Segoe UI" w:hAnsi="Segoe UI" w:cs="Segoe UI"/>
           <w:color w:val="313131"/>
           <w:sz w:val="24"/>
           <w:szCs w:val="24"/>
         </w:rPr>
+      </w:pPr>
+      <w:r>
+        <w:rPr>
+          <w:rFonts w:ascii="Segoe UI" w:eastAsia="Segoe UI" w:hAnsi="Segoe UI" w:cs="Segoe UI"/>
+          <w:color w:val="313131"/>
+          <w:sz w:val="24"/>
+          <w:szCs w:val="24"/>
+        </w:rPr>
+        <w:lastRenderedPageBreak/>
         <w:t>INFORMATION FOR SERVICE</w:t>
       </w:r>
     </w:p>
@@ -1605,14 +1618,13 @@
           <w:rFonts w:ascii="Segoe UI" w:eastAsia="Segoe UI" w:hAnsi="Segoe UI" w:cs="Segoe UI"/>
           <w:color w:val="000000" w:themeColor="text1"/>
           <w:sz w:val="22"/>
-          <w:u w:val="single"/>
         </w:rPr>
         <w:t>{d.applicant.applicantServiceAddressStreet}, {d.applicant.applicantServiceAddressCity}, {d.applicant.applicantServiceAddressProvince} {d.applicant.applicantServiceAddressState}, {d.applicant.applicantServiceAddressPostalCode}, {d.applicant.applicantServiceAddressCountry}</w:t>
       </w:r>
     </w:p>
     <w:p>
       <w:pPr>
-        <w:spacing w:before="54"/>
+        <w:spacing w:before="54" w:after="0"/>
         <w:ind w:left="288"/>
         <w:rPr>
           <w:rFonts w:ascii="Segoe UI" w:eastAsia="Segoe UI" w:hAnsi="Segoe UI" w:cs="Segoe UI"/>
@@ -1635,14 +1647,13 @@
           <w:bCs/>
           <w:color w:val="000000" w:themeColor="text1"/>
           <w:sz w:val="22"/>
-          <w:u w:val="single"/>
         </w:rPr>
         <w:t>{d.applicant.applicantServicePhone}</w:t>
       </w:r>
     </w:p>
     <w:p>
       <w:pPr>
-        <w:spacing w:before="54"/>
+        <w:spacing w:before="54" w:after="0"/>
         <w:ind w:left="288"/>
         <w:rPr>
           <w:rFonts w:ascii="Segoe UI" w:eastAsia="Segoe UI" w:hAnsi="Segoe UI" w:cs="Segoe UI"/>
@@ -1656,7 +1667,6 @@
           <w:color w:val="313131"/>
           <w:szCs w:val="20"/>
         </w:rPr>
-        <w:lastRenderedPageBreak/>
         <w:t xml:space="preserve">E-mail address: </w:t>
       </w:r>
       <w:r>
@@ -1666,7 +1676,6 @@
           <w:bCs/>
           <w:color w:val="000000" w:themeColor="text1"/>
           <w:sz w:val="22"/>
-          <w:u w:val="single"/>
         </w:rPr>
         <w:t>{d.applicant.applicantServiceEmail}</w:t>
       </w:r>
@@ -1680,9 +1689,11 @@
           <w:bCs/>
           <w:color w:val="000000" w:themeColor="text1"/>
           <w:sz w:val="22"/>
-          <w:u w:val="single"/>
         </w:rPr>
         <w:t>{d.applicant.applicantHasFax:ifEQ('yes'):showBegin}</w:t>
+      </w:r>
+      <w:r>
+        <w:br/>
       </w:r>
       <w:r>
         <w:rPr>
@@ -1699,7 +1710,6 @@
           <w:bCs/>
           <w:color w:val="000000" w:themeColor="text1"/>
           <w:sz w:val="22"/>
-          <w:u w:val="single"/>
         </w:rPr>
         <w:t>{d.applicant.applicantServiceFax}</w:t>
       </w:r>
@@ -1713,23 +1723,12 @@
           <w:bCs/>
           <w:color w:val="000000" w:themeColor="text1"/>
           <w:sz w:val="22"/>
-          <w:u w:val="single"/>
         </w:rPr>
         <w:t>{d.applicant.applicantHasFax:showEnd}</w:t>
       </w:r>
-    </w:p>
-    <w:p>
-      <w:pPr>
-        <w:tabs>
-          <w:tab w:val="left" w:pos="2939"/>
-        </w:tabs>
-        <w:ind w:left="288"/>
-        <w:rPr>
-          <w:rFonts w:ascii="Segoe UI" w:eastAsia="Segoe UI" w:hAnsi="Segoe UI" w:cs="Segoe UI"/>
-          <w:color w:val="000000" w:themeColor="text1"/>
-          <w:sz w:val="22"/>
-        </w:rPr>
-      </w:pPr>
+      <w:r>
+        <w:br/>
+      </w:r>
       <w:r>
         <w:rPr>
           <w:rFonts w:ascii="Segoe UI" w:eastAsia="Segoe UI" w:hAnsi="Segoe UI" w:cs="Segoe UI"/>
@@ -1745,7 +1744,6 @@
           <w:bCs/>
           <w:color w:val="000000" w:themeColor="text1"/>
           <w:sz w:val="22"/>
-          <w:u w:val="single"/>
         </w:rPr>
         <w:t>{d.applicationDate}</w:t>
       </w:r>
@@ -1767,7 +1765,7 @@
     <w:p>
       <w:pPr>
         <w:pStyle w:val="BodyText"/>
-        <w:spacing w:before="28"/>
+        <w:spacing w:before="28" w:after="0"/>
         <w:ind w:left="2940"/>
         <w:rPr>
           <w:rFonts w:ascii="Segoe UI" w:eastAsia="Segoe UI" w:hAnsi="Segoe UI" w:cs="Segoe UI"/>
@@ -1781,42 +1779,654 @@
           <w:color w:val="313131"/>
           <w:szCs w:val="20"/>
         </w:rPr>
-        <w:t xml:space="preserve">Signature of </w:t>
-      </w:r>
-      <w:r>
-        <w:rPr>
-          <w:rFonts w:ascii="Segoe UI" w:eastAsia="Segoe UI" w:hAnsi="Segoe UI" w:cs="Segoe UI"/>
-          <w:color w:val="313131"/>
-          <w:szCs w:val="20"/>
-          <w:u w:val="single"/>
-        </w:rPr>
-        <w:t>{d.applicant.applicantName}</w:t>
-      </w:r>
-    </w:p>
-    <w:p>
-      <w:pPr>
-        <w:spacing w:before="241" w:line="264" w:lineRule="auto"/>
-        <w:ind w:left="888" w:hanging="300"/>
-        <w:jc w:val="both"/>
-        <w:rPr>
-          <w:rFonts w:ascii="Segoe UI" w:eastAsia="Segoe UI" w:hAnsi="Segoe UI" w:cs="Segoe UI"/>
-          <w:color w:val="000000" w:themeColor="text1"/>
-          <w:szCs w:val="20"/>
-        </w:rPr>
-      </w:pPr>
+        <w:t>Signature of {d.applicant.applicantName}</w:t>
+      </w:r>
     </w:p>
     <w:sectPr>
+      <w:footerReference w:type="first" r:id="rId14"/>
       <w:pgSz w:w="12240" w:h="15840"/>
       <w:pgMar w:top="1134" w:right="1134" w:bottom="1134" w:left="1134" w:header="720" w:footer="720" w:gutter="0"/>
+      <w:pgNumType w:start="1"/>
       <w:cols w:space="720"/>
+      <w:titlePg/>
       <w:docGrid w:linePitch="360"/>
     </w:sectPr>
   </w:body>
 </w:document>
 </file>
 
+<file path=word/endnotes.xml><?xml version="1.0" encoding="utf-8"?>
+<w:endnotes xmlns:wpc="http://schemas.microsoft.com/office/word/2010/wordprocessingCanvas" xmlns:cx="http://schemas.microsoft.com/office/drawing/2014/chartex" xmlns:cx1="http://schemas.microsoft.com/office/drawing/2015/9/8/chartex" xmlns:cx2="http://schemas.microsoft.com/office/drawing/2015/10/21/chartex" xmlns:cx3="http://schemas.microsoft.com/office/drawing/2016/5/9/chartex" xmlns:cx4="http://schemas.microsoft.com/office/drawing/2016/5/10/chartex" xmlns:cx5="http://schemas.microsoft.com/office/drawing/2016/5/11/chartex" xmlns:cx6="http://schemas.microsoft.com/office/drawing/2016/5/12/chartex" xmlns:cx7="http://schemas.microsoft.com/office/drawing/2016/5/13/chartex" xmlns:cx8="http://schemas.microsoft.com/office/drawing/2016/5/14/chartex" xmlns:mc="http://schemas.openxmlformats.org/markup-compatibility/2006" xmlns:m="http://schemas.openxmlformats.org/officeDocument/2006/math" xmlns:aink="http://schemas.microsoft.com/office/drawing/2016/ink" xmlns:am3d="http://schemas.microsoft.com/office/drawing/2017/model3d" xmlns:oel="http://schemas.microsoft.com/office/2019/extlst" xmlns:r="http://schemas.openxmlformats.org/officeDocument/2006/relationships" xmlns:wp14="http://schemas.microsoft.com/office/word/2010/wordprocessingDrawing" xmlns:wp="http://schemas.openxmlformats.org/drawingml/2006/wordprocessingDrawing" xmlns:wpg="http://schemas.microsoft.com/office/word/2010/wordprocessingGroup" xmlns:wpi="http://schemas.microsoft.com/office/word/2010/wordprocessingInk" xmlns:wps="http://schemas.microsoft.com/office/word/2010/wordprocessingShape" xmlns:o="urn:schemas-microsoft-com:office:office" xmlns:v="urn:schemas-microsoft-com:vml" xmlns:w10="urn:schemas-microsoft-com:office:word" xmlns:w="http://schemas.openxmlformats.org/wordprocessingml/2006/main" xmlns:w14="http://schemas.microsoft.com/office/word/2010/wordml" xmlns:w15="http://schemas.microsoft.com/office/word/2012/wordml" xmlns:w16cei="http://schemas.microsoft.com/office/word/2026/wordml/cei" xmlns:w16cex="http://schemas.microsoft.com/office/word/2018/wordml/cex" xmlns:w16cid="http://schemas.microsoft.com/office/word/2016/wordml/cid" xmlns:w16="http://schemas.microsoft.com/office/word/2018/wordml" xmlns:w16sdtdh="http://schemas.microsoft.com/office/word/2020/wordml/sdtdatahash" xmlns:w16sdtfl="http://schemas.microsoft.com/office/word/2024/wordml/sdtformatlock" xmlns:w16se="http://schemas.microsoft.com/office/word/2015/wordml/symex" xmlns:w16du="http://schemas.microsoft.com/office/word/2023/wordml/word16du" xmlns:wne="http://schemas.microsoft.com/office/word/2006/wordml" mc:Ignorable="w14 w15 w16se w16cid w16 w16cex w16sdtdh w16sdtfl w16du wp14">
+  <w:endnote w:type="separator" w:id="-1">
+    <w:p>
+      <w:pPr>
+        <w:spacing w:after="0" w:line="240" w:lineRule="auto"/>
+      </w:pPr>
+      <w:r>
+        <w:separator/>
+      </w:r>
+    </w:p>
+  </w:endnote>
+  <w:endnote w:type="continuationSeparator" w:id="0">
+    <w:p>
+      <w:pPr>
+        <w:spacing w:after="0" w:line="240" w:lineRule="auto"/>
+      </w:pPr>
+      <w:r>
+        <w:continuationSeparator/>
+      </w:r>
+    </w:p>
+  </w:endnote>
+</w:endnotes>
+</file>
+
+<file path=word/footer1.xml><?xml version="1.0" encoding="utf-8"?>
+<w:ftr xmlns:wpc="http://schemas.microsoft.com/office/word/2010/wordprocessingCanvas" xmlns:cx="http://schemas.microsoft.com/office/drawing/2014/chartex" xmlns:cx1="http://schemas.microsoft.com/office/drawing/2015/9/8/chartex" xmlns:cx2="http://schemas.microsoft.com/office/drawing/2015/10/21/chartex" xmlns:cx3="http://schemas.microsoft.com/office/drawing/2016/5/9/chartex" xmlns:cx4="http://schemas.microsoft.com/office/drawing/2016/5/10/chartex" xmlns:cx5="http://schemas.microsoft.com/office/drawing/2016/5/11/chartex" xmlns:cx6="http://schemas.microsoft.com/office/drawing/2016/5/12/chartex" xmlns:cx7="http://schemas.microsoft.com/office/drawing/2016/5/13/chartex" xmlns:cx8="http://schemas.microsoft.com/office/drawing/2016/5/14/chartex" xmlns:mc="http://schemas.openxmlformats.org/markup-compatibility/2006" xmlns:m="http://schemas.openxmlformats.org/officeDocument/2006/math" xmlns:aink="http://schemas.microsoft.com/office/drawing/2016/ink" xmlns:am3d="http://schemas.microsoft.com/office/drawing/2017/model3d" xmlns:oel="http://schemas.microsoft.com/office/2019/extlst" xmlns:r="http://schemas.openxmlformats.org/officeDocument/2006/relationships" xmlns:wp14="http://schemas.microsoft.com/office/word/2010/wordprocessingDrawing" xmlns:wp="http://schemas.openxmlformats.org/drawingml/2006/wordprocessingDrawing" xmlns:wpg="http://schemas.microsoft.com/office/word/2010/wordprocessingGroup" xmlns:wpi="http://schemas.microsoft.com/office/word/2010/wordprocessingInk" xmlns:wps="http://schemas.microsoft.com/office/word/2010/wordprocessingShape" xmlns:o="urn:schemas-microsoft-com:office:office" xmlns:v="urn:schemas-microsoft-com:vml" xmlns:w10="urn:schemas-microsoft-com:office:word" xmlns:w="http://schemas.openxmlformats.org/wordprocessingml/2006/main" xmlns:w14="http://schemas.microsoft.com/office/word/2010/wordml" xmlns:w15="http://schemas.microsoft.com/office/word/2012/wordml" xmlns:w16cei="http://schemas.microsoft.com/office/word/2026/wordml/cei" xmlns:w16cex="http://schemas.microsoft.com/office/word/2018/wordml/cex" xmlns:w16cid="http://schemas.microsoft.com/office/word/2016/wordml/cid" xmlns:w16="http://schemas.microsoft.com/office/word/2018/wordml" xmlns:w16sdtdh="http://schemas.microsoft.com/office/word/2020/wordml/sdtdatahash" xmlns:w16sdtfl="http://schemas.microsoft.com/office/word/2024/wordml/sdtformatlock" xmlns:w16se="http://schemas.microsoft.com/office/word/2015/wordml/symex" xmlns:w16du="http://schemas.microsoft.com/office/word/2023/wordml/word16du" xmlns:wne="http://schemas.microsoft.com/office/word/2006/wordml" mc:Ignorable="w14 w15 w16se w16cid w16 w16cex w16sdtdh w16sdtfl w16du wp14">
+  <w:p>
+    <w:pPr>
+      <w:pStyle w:val="BodyText"/>
+      <w:jc w:val="right"/>
+    </w:pPr>
+    <w:r>
+      <w:rPr>
+        <w:rFonts w:ascii="Segoe UI" w:eastAsia="Segoe UI" w:hAnsi="Segoe UI" w:cs="Segoe UI"/>
+        <w:color w:val="000000" w:themeColor="text1"/>
+        <w:sz w:val="16"/>
+        <w:szCs w:val="16"/>
+        <w:lang w:val="fr-FR"/>
+      </w:rPr>
+      <w:t>Generated by ”Probate Application” on {d.applicationDate}</w:t>
+    </w:r>
+    <w:r>
+      <w:tab/>
+    </w:r>
+    <w:r>
+      <w:tab/>
+    </w:r>
+    <w:r>
+      <w:tab/>
+    </w:r>
+    <w:r>
+      <w:tab/>
+    </w:r>
+    <w:r>
+      <w:tab/>
+    </w:r>
+    <w:r>
+      <w:rPr>
+        <w:rFonts w:ascii="Segoe UI" w:eastAsia="Segoe UI" w:hAnsi="Segoe UI" w:cs="Segoe UI"/>
+        <w:color w:val="000000" w:themeColor="text1"/>
+        <w:sz w:val="16"/>
+        <w:szCs w:val="16"/>
+      </w:rPr>
+      <w:t>P9 Page</w:t>
+    </w:r>
+    <w:r>
+      <w:t xml:space="preserve"> </w:t>
+    </w:r>
+    <w:r>
+      <w:fldChar w:fldCharType="begin"/>
+    </w:r>
+    <w:r>
+      <w:instrText>PAGE</w:instrText>
+    </w:r>
+    <w:r>
+      <w:fldChar w:fldCharType="separate"/>
+    </w:r>
+    <w:r>
+      <w:rPr>
+        <w:noProof/>
+      </w:rPr>
+      <w:t>1</w:t>
+    </w:r>
+    <w:r>
+      <w:fldChar w:fldCharType="end"/>
+    </w:r>
+    <w:r>
+      <w:t xml:space="preserve"> of </w:t>
+    </w:r>
+    <w:r>
+      <w:t>2</w:t>
+    </w:r>
+  </w:p>
+  <w:p>
+    <w:pPr>
+      <w:pStyle w:val="BodyText"/>
+      <w:jc w:val="right"/>
+      <w:rPr>
+        <w:rFonts w:ascii="Segoe UI" w:eastAsia="Segoe UI" w:hAnsi="Segoe UI" w:cs="Segoe UI"/>
+        <w:color w:val="000000" w:themeColor="text1"/>
+        <w:sz w:val="16"/>
+        <w:szCs w:val="16"/>
+        <w:lang w:val="fr-FR"/>
+      </w:rPr>
+    </w:pPr>
+  </w:p>
+  <w:p>
+    <w:pPr>
+      <w:spacing w:line="14" w:lineRule="auto"/>
+      <w:rPr>
+        <w:rFonts w:ascii="Segoe UI" w:eastAsia="Segoe UI" w:hAnsi="Segoe UI" w:cs="Segoe UI"/>
+        <w:color w:val="000000" w:themeColor="text1"/>
+        <w:sz w:val="16"/>
+        <w:szCs w:val="16"/>
+      </w:rPr>
+    </w:pPr>
+  </w:p>
+  <w:p>
+    <w:pPr>
+      <w:spacing w:line="14" w:lineRule="auto"/>
+      <w:rPr>
+        <w:rFonts w:ascii="Segoe UI" w:eastAsia="Segoe UI" w:hAnsi="Segoe UI" w:cs="Segoe UI"/>
+        <w:color w:val="000000" w:themeColor="text1"/>
+        <w:szCs w:val="20"/>
+      </w:rPr>
+    </w:pPr>
+  </w:p>
+  <w:p>
+    <w:pPr>
+      <w:pStyle w:val="Footer"/>
+      <w:spacing w:line="14" w:lineRule="auto"/>
+      <w:rPr>
+        <w:rFonts w:ascii="Segoe UI" w:eastAsia="Segoe UI" w:hAnsi="Segoe UI" w:cs="Segoe UI"/>
+        <w:color w:val="000000" w:themeColor="text1"/>
+        <w:szCs w:val="20"/>
+      </w:rPr>
+    </w:pPr>
+  </w:p>
+</w:ftr>
+</file>
+
+<file path=word/footer2.xml><?xml version="1.0" encoding="utf-8"?>
+<w:ftr xmlns:wpc="http://schemas.microsoft.com/office/word/2010/wordprocessingCanvas" xmlns:cx="http://schemas.microsoft.com/office/drawing/2014/chartex" xmlns:cx1="http://schemas.microsoft.com/office/drawing/2015/9/8/chartex" xmlns:cx2="http://schemas.microsoft.com/office/drawing/2015/10/21/chartex" xmlns:cx3="http://schemas.microsoft.com/office/drawing/2016/5/9/chartex" xmlns:cx4="http://schemas.microsoft.com/office/drawing/2016/5/10/chartex" xmlns:cx5="http://schemas.microsoft.com/office/drawing/2016/5/11/chartex" xmlns:cx6="http://schemas.microsoft.com/office/drawing/2016/5/12/chartex" xmlns:cx7="http://schemas.microsoft.com/office/drawing/2016/5/13/chartex" xmlns:cx8="http://schemas.microsoft.com/office/drawing/2016/5/14/chartex" xmlns:mc="http://schemas.openxmlformats.org/markup-compatibility/2006" xmlns:m="http://schemas.openxmlformats.org/officeDocument/2006/math" xmlns:aink="http://schemas.microsoft.com/office/drawing/2016/ink" xmlns:am3d="http://schemas.microsoft.com/office/drawing/2017/model3d" xmlns:oel="http://schemas.microsoft.com/office/2019/extlst" xmlns:r="http://schemas.openxmlformats.org/officeDocument/2006/relationships" xmlns:wp14="http://schemas.microsoft.com/office/word/2010/wordprocessingDrawing" xmlns:wp="http://schemas.openxmlformats.org/drawingml/2006/wordprocessingDrawing" xmlns:wpg="http://schemas.microsoft.com/office/word/2010/wordprocessingGroup" xmlns:wpi="http://schemas.microsoft.com/office/word/2010/wordprocessingInk" xmlns:wps="http://schemas.microsoft.com/office/word/2010/wordprocessingShape" xmlns:o="urn:schemas-microsoft-com:office:office" xmlns:v="urn:schemas-microsoft-com:vml" xmlns:w10="urn:schemas-microsoft-com:office:word" xmlns:w="http://schemas.openxmlformats.org/wordprocessingml/2006/main" xmlns:w14="http://schemas.microsoft.com/office/word/2010/wordml" xmlns:w15="http://schemas.microsoft.com/office/word/2012/wordml" xmlns:w16cei="http://schemas.microsoft.com/office/word/2026/wordml/cei" xmlns:w16cex="http://schemas.microsoft.com/office/word/2018/wordml/cex" xmlns:w16cid="http://schemas.microsoft.com/office/word/2016/wordml/cid" xmlns:w16="http://schemas.microsoft.com/office/word/2018/wordml" xmlns:w16sdtdh="http://schemas.microsoft.com/office/word/2020/wordml/sdtdatahash" xmlns:w16sdtfl="http://schemas.microsoft.com/office/word/2024/wordml/sdtformatlock" xmlns:w16se="http://schemas.microsoft.com/office/word/2015/wordml/symex" xmlns:w16du="http://schemas.microsoft.com/office/word/2023/wordml/word16du" xmlns:wne="http://schemas.microsoft.com/office/word/2006/wordml" mc:Ignorable="w14 w15 w16se w16cid w16 w16cex w16sdtdh w16sdtfl w16du wp14">
+  <w:p>
+    <w:pPr>
+      <w:pStyle w:val="BodyText"/>
+      <w:ind w:right="360"/>
+      <w:jc w:val="right"/>
+    </w:pPr>
+    <w:r>
+      <w:rPr>
+        <w:rFonts w:ascii="Segoe UI" w:eastAsia="Segoe UI" w:hAnsi="Segoe UI" w:cs="Segoe UI"/>
+        <w:color w:val="000000" w:themeColor="text1"/>
+        <w:sz w:val="16"/>
+        <w:szCs w:val="16"/>
+        <w:lang w:val="fr-FR"/>
+      </w:rPr>
+      <w:t>Generated by ”Probate Application” on {d.applicationDate}</w:t>
+    </w:r>
+    <w:r>
+      <w:tab/>
+    </w:r>
+    <w:r>
+      <w:tab/>
+    </w:r>
+    <w:r>
+      <w:tab/>
+    </w:r>
+    <w:r>
+      <w:tab/>
+    </w:r>
+    <w:r>
+      <w:tab/>
+    </w:r>
+    <w:r>
+      <w:rPr>
+        <w:rFonts w:ascii="Segoe UI" w:eastAsia="Segoe UI" w:hAnsi="Segoe UI" w:cs="Segoe UI"/>
+        <w:color w:val="000000" w:themeColor="text1"/>
+        <w:sz w:val="16"/>
+        <w:szCs w:val="16"/>
+      </w:rPr>
+      <w:t xml:space="preserve">P9 </w:t>
+    </w:r>
+    <w:r>
+      <w:rPr>
+        <w:rFonts w:ascii="Segoe UI" w:eastAsia="Segoe UI" w:hAnsi="Segoe UI" w:cs="Segoe UI"/>
+        <w:color w:val="000000" w:themeColor="text1"/>
+        <w:sz w:val="16"/>
+        <w:szCs w:val="16"/>
+      </w:rPr>
+      <w:t xml:space="preserve">Exhibit A </w:t>
+    </w:r>
+    <w:r>
+      <w:rPr>
+        <w:rFonts w:ascii="Segoe UI" w:eastAsia="Segoe UI" w:hAnsi="Segoe UI" w:cs="Segoe UI"/>
+        <w:color w:val="000000" w:themeColor="text1"/>
+        <w:sz w:val="16"/>
+        <w:szCs w:val="16"/>
+      </w:rPr>
+      <w:t>Page</w:t>
+    </w:r>
+    <w:r>
+      <w:rPr>
+        <w:rFonts w:ascii="Segoe UI" w:eastAsia="Segoe UI" w:hAnsi="Segoe UI" w:cs="Segoe UI"/>
+        <w:color w:val="000000" w:themeColor="text1"/>
+        <w:sz w:val="16"/>
+        <w:szCs w:val="16"/>
+      </w:rPr>
+      <w:t xml:space="preserve"> 3 of 3</w:t>
+    </w:r>
+  </w:p>
+</w:ftr>
+</file>
+
+<file path=word/footer3.xml><?xml version="1.0" encoding="utf-8"?>
+<w:ftr xmlns:wpc="http://schemas.microsoft.com/office/word/2010/wordprocessingCanvas" xmlns:cx="http://schemas.microsoft.com/office/drawing/2014/chartex" xmlns:cx1="http://schemas.microsoft.com/office/drawing/2015/9/8/chartex" xmlns:cx2="http://schemas.microsoft.com/office/drawing/2015/10/21/chartex" xmlns:cx3="http://schemas.microsoft.com/office/drawing/2016/5/9/chartex" xmlns:cx4="http://schemas.microsoft.com/office/drawing/2016/5/10/chartex" xmlns:cx5="http://schemas.microsoft.com/office/drawing/2016/5/11/chartex" xmlns:cx6="http://schemas.microsoft.com/office/drawing/2016/5/12/chartex" xmlns:cx7="http://schemas.microsoft.com/office/drawing/2016/5/13/chartex" xmlns:cx8="http://schemas.microsoft.com/office/drawing/2016/5/14/chartex" xmlns:mc="http://schemas.openxmlformats.org/markup-compatibility/2006" xmlns:m="http://schemas.openxmlformats.org/officeDocument/2006/math" xmlns:aink="http://schemas.microsoft.com/office/drawing/2016/ink" xmlns:am3d="http://schemas.microsoft.com/office/drawing/2017/model3d" xmlns:oel="http://schemas.microsoft.com/office/2019/extlst" xmlns:r="http://schemas.openxmlformats.org/officeDocument/2006/relationships" xmlns:wp14="http://schemas.microsoft.com/office/word/2010/wordprocessingDrawing" xmlns:wp="http://schemas.openxmlformats.org/drawingml/2006/wordprocessingDrawing" xmlns:wpg="http://schemas.microsoft.com/office/word/2010/wordprocessingGroup" xmlns:wpi="http://schemas.microsoft.com/office/word/2010/wordprocessingInk" xmlns:wps="http://schemas.microsoft.com/office/word/2010/wordprocessingShape" xmlns:o="urn:schemas-microsoft-com:office:office" xmlns:v="urn:schemas-microsoft-com:vml" xmlns:w10="urn:schemas-microsoft-com:office:word" xmlns:w="http://schemas.openxmlformats.org/wordprocessingml/2006/main" xmlns:w14="http://schemas.microsoft.com/office/word/2010/wordml" xmlns:w15="http://schemas.microsoft.com/office/word/2012/wordml" xmlns:w16cei="http://schemas.microsoft.com/office/word/2026/wordml/cei" xmlns:w16cex="http://schemas.microsoft.com/office/word/2018/wordml/cex" xmlns:w16cid="http://schemas.microsoft.com/office/word/2016/wordml/cid" xmlns:w16="http://schemas.microsoft.com/office/word/2018/wordml" xmlns:w16sdtdh="http://schemas.microsoft.com/office/word/2020/wordml/sdtdatahash" xmlns:w16sdtfl="http://schemas.microsoft.com/office/word/2024/wordml/sdtformatlock" xmlns:w16se="http://schemas.microsoft.com/office/word/2015/wordml/symex" xmlns:w16du="http://schemas.microsoft.com/office/word/2023/wordml/word16du" xmlns:wne="http://schemas.microsoft.com/office/word/2006/wordml" mc:Ignorable="w14 w15 w16se w16cid w16 w16cex w16sdtdh w16sdtfl w16du wp14">
+  <w:p>
+    <w:pPr>
+      <w:pStyle w:val="BodyText"/>
+      <w:jc w:val="right"/>
+    </w:pPr>
+    <w:r>
+      <w:rPr>
+        <w:rFonts w:ascii="Segoe UI" w:eastAsia="Segoe UI" w:hAnsi="Segoe UI" w:cs="Segoe UI"/>
+        <w:color w:val="000000" w:themeColor="text1"/>
+        <w:sz w:val="16"/>
+        <w:szCs w:val="16"/>
+        <w:lang w:val="fr-FR"/>
+      </w:rPr>
+      <w:t>Generated by ”Probate Application” on {d.applicationDate}</w:t>
+    </w:r>
+    <w:r>
+      <w:tab/>
+    </w:r>
+    <w:r>
+      <w:tab/>
+    </w:r>
+    <w:r>
+      <w:tab/>
+    </w:r>
+    <w:r>
+      <w:tab/>
+    </w:r>
+    <w:r>
+      <w:tab/>
+    </w:r>
+    <w:r>
+      <w:rPr>
+        <w:rFonts w:ascii="Segoe UI" w:eastAsia="Segoe UI" w:hAnsi="Segoe UI" w:cs="Segoe UI"/>
+        <w:color w:val="000000" w:themeColor="text1"/>
+        <w:sz w:val="16"/>
+        <w:szCs w:val="16"/>
+      </w:rPr>
+      <w:t xml:space="preserve">P9 </w:t>
+    </w:r>
+    <w:r>
+      <w:rPr>
+        <w:rFonts w:ascii="Segoe UI" w:eastAsia="Segoe UI" w:hAnsi="Segoe UI" w:cs="Segoe UI"/>
+        <w:color w:val="000000" w:themeColor="text1"/>
+        <w:sz w:val="16"/>
+        <w:szCs w:val="16"/>
+      </w:rPr>
+      <w:t xml:space="preserve">Exhibit A </w:t>
+    </w:r>
+    <w:r>
+      <w:rPr>
+        <w:rFonts w:ascii="Segoe UI" w:eastAsia="Segoe UI" w:hAnsi="Segoe UI" w:cs="Segoe UI"/>
+        <w:color w:val="000000" w:themeColor="text1"/>
+        <w:sz w:val="16"/>
+        <w:szCs w:val="16"/>
+      </w:rPr>
+      <w:t>Page</w:t>
+    </w:r>
+    <w:r>
+      <w:t xml:space="preserve"> 2 of 3</w:t>
+    </w:r>
+  </w:p>
+  <w:p>
+    <w:pPr>
+      <w:pStyle w:val="BodyText"/>
+      <w:jc w:val="right"/>
+      <w:rPr>
+        <w:rFonts w:ascii="Segoe UI" w:eastAsia="Segoe UI" w:hAnsi="Segoe UI" w:cs="Segoe UI"/>
+        <w:color w:val="000000" w:themeColor="text1"/>
+        <w:sz w:val="16"/>
+        <w:szCs w:val="16"/>
+        <w:lang w:val="fr-FR"/>
+      </w:rPr>
+    </w:pPr>
+  </w:p>
+  <w:p>
+    <w:pPr>
+      <w:spacing w:line="14" w:lineRule="auto"/>
+      <w:rPr>
+        <w:rFonts w:ascii="Segoe UI" w:eastAsia="Segoe UI" w:hAnsi="Segoe UI" w:cs="Segoe UI"/>
+        <w:color w:val="000000" w:themeColor="text1"/>
+        <w:sz w:val="16"/>
+        <w:szCs w:val="16"/>
+      </w:rPr>
+    </w:pPr>
+  </w:p>
+  <w:p>
+    <w:pPr>
+      <w:spacing w:line="14" w:lineRule="auto"/>
+      <w:rPr>
+        <w:rFonts w:ascii="Segoe UI" w:eastAsia="Segoe UI" w:hAnsi="Segoe UI" w:cs="Segoe UI"/>
+        <w:color w:val="000000" w:themeColor="text1"/>
+        <w:szCs w:val="20"/>
+      </w:rPr>
+    </w:pPr>
+  </w:p>
+  <w:p>
+    <w:pPr>
+      <w:pStyle w:val="Footer"/>
+      <w:spacing w:line="14" w:lineRule="auto"/>
+      <w:rPr>
+        <w:rFonts w:ascii="Segoe UI" w:eastAsia="Segoe UI" w:hAnsi="Segoe UI" w:cs="Segoe UI"/>
+        <w:color w:val="000000" w:themeColor="text1"/>
+        <w:szCs w:val="20"/>
+      </w:rPr>
+    </w:pPr>
+  </w:p>
+</w:ftr>
+</file>
+
+<file path=word/footer4.xml><?xml version="1.0" encoding="utf-8"?>
+<w:ftr xmlns:wpc="http://schemas.microsoft.com/office/word/2010/wordprocessingCanvas" xmlns:cx="http://schemas.microsoft.com/office/drawing/2014/chartex" xmlns:cx1="http://schemas.microsoft.com/office/drawing/2015/9/8/chartex" xmlns:cx2="http://schemas.microsoft.com/office/drawing/2015/10/21/chartex" xmlns:cx3="http://schemas.microsoft.com/office/drawing/2016/5/9/chartex" xmlns:cx4="http://schemas.microsoft.com/office/drawing/2016/5/10/chartex" xmlns:cx5="http://schemas.microsoft.com/office/drawing/2016/5/11/chartex" xmlns:cx6="http://schemas.microsoft.com/office/drawing/2016/5/12/chartex" xmlns:cx7="http://schemas.microsoft.com/office/drawing/2016/5/13/chartex" xmlns:cx8="http://schemas.microsoft.com/office/drawing/2016/5/14/chartex" xmlns:mc="http://schemas.openxmlformats.org/markup-compatibility/2006" xmlns:m="http://schemas.openxmlformats.org/officeDocument/2006/math" xmlns:aink="http://schemas.microsoft.com/office/drawing/2016/ink" xmlns:am3d="http://schemas.microsoft.com/office/drawing/2017/model3d" xmlns:oel="http://schemas.microsoft.com/office/2019/extlst" xmlns:r="http://schemas.openxmlformats.org/officeDocument/2006/relationships" xmlns:wp14="http://schemas.microsoft.com/office/word/2010/wordprocessingDrawing" xmlns:wp="http://schemas.openxmlformats.org/drawingml/2006/wordprocessingDrawing" xmlns:wpg="http://schemas.microsoft.com/office/word/2010/wordprocessingGroup" xmlns:wpi="http://schemas.microsoft.com/office/word/2010/wordprocessingInk" xmlns:wps="http://schemas.microsoft.com/office/word/2010/wordprocessingShape" xmlns:o="urn:schemas-microsoft-com:office:office" xmlns:v="urn:schemas-microsoft-com:vml" xmlns:w10="urn:schemas-microsoft-com:office:word" xmlns:w="http://schemas.openxmlformats.org/wordprocessingml/2006/main" xmlns:w14="http://schemas.microsoft.com/office/word/2010/wordml" xmlns:w15="http://schemas.microsoft.com/office/word/2012/wordml" xmlns:w16cei="http://schemas.microsoft.com/office/word/2026/wordml/cei" xmlns:w16cex="http://schemas.microsoft.com/office/word/2018/wordml/cex" xmlns:w16cid="http://schemas.microsoft.com/office/word/2016/wordml/cid" xmlns:w16="http://schemas.microsoft.com/office/word/2018/wordml" xmlns:w16sdtdh="http://schemas.microsoft.com/office/word/2020/wordml/sdtdatahash" xmlns:w16sdtfl="http://schemas.microsoft.com/office/word/2024/wordml/sdtformatlock" xmlns:w16se="http://schemas.microsoft.com/office/word/2015/wordml/symex" xmlns:w16du="http://schemas.microsoft.com/office/word/2023/wordml/word16du" xmlns:wne="http://schemas.microsoft.com/office/word/2006/wordml" mc:Ignorable="w14 w15 w16se w16cid w16 w16cex w16sdtdh w16sdtfl w16du wp14">
+  <w:p>
+    <w:pPr>
+      <w:pStyle w:val="BodyText"/>
+      <w:ind w:right="360"/>
+      <w:jc w:val="right"/>
+    </w:pPr>
+    <w:r>
+      <w:rPr>
+        <w:rFonts w:ascii="Segoe UI" w:eastAsia="Segoe UI" w:hAnsi="Segoe UI" w:cs="Segoe UI"/>
+        <w:color w:val="000000" w:themeColor="text1"/>
+        <w:sz w:val="16"/>
+        <w:szCs w:val="16"/>
+        <w:lang w:val="fr-FR"/>
+      </w:rPr>
+      <w:t>Generated by ”Probate Application” on {d.applicationDate}</w:t>
+    </w:r>
+    <w:r>
+      <w:tab/>
+    </w:r>
+    <w:r>
+      <w:tab/>
+    </w:r>
+    <w:r>
+      <w:tab/>
+    </w:r>
+    <w:r>
+      <w:tab/>
+    </w:r>
+    <w:r>
+      <w:tab/>
+    </w:r>
+    <w:r>
+      <w:rPr>
+        <w:rFonts w:ascii="Segoe UI" w:eastAsia="Segoe UI" w:hAnsi="Segoe UI" w:cs="Segoe UI"/>
+        <w:color w:val="000000" w:themeColor="text1"/>
+        <w:sz w:val="16"/>
+        <w:szCs w:val="16"/>
+      </w:rPr>
+      <w:t xml:space="preserve">P9 </w:t>
+    </w:r>
+    <w:r>
+      <w:rPr>
+        <w:rFonts w:ascii="Segoe UI" w:eastAsia="Segoe UI" w:hAnsi="Segoe UI" w:cs="Segoe UI"/>
+        <w:color w:val="000000" w:themeColor="text1"/>
+        <w:sz w:val="16"/>
+        <w:szCs w:val="16"/>
+      </w:rPr>
+      <w:t xml:space="preserve">Exhibit A </w:t>
+    </w:r>
+    <w:r>
+      <w:rPr>
+        <w:rFonts w:ascii="Segoe UI" w:eastAsia="Segoe UI" w:hAnsi="Segoe UI" w:cs="Segoe UI"/>
+        <w:color w:val="000000" w:themeColor="text1"/>
+        <w:sz w:val="16"/>
+        <w:szCs w:val="16"/>
+      </w:rPr>
+      <w:t>Page</w:t>
+    </w:r>
+    <w:r>
+      <w:rPr>
+        <w:rFonts w:ascii="Segoe UI" w:eastAsia="Segoe UI" w:hAnsi="Segoe UI" w:cs="Segoe UI"/>
+        <w:color w:val="000000" w:themeColor="text1"/>
+        <w:sz w:val="16"/>
+        <w:szCs w:val="16"/>
+      </w:rPr>
+      <w:t xml:space="preserve"> 1 of 3</w:t>
+    </w:r>
+  </w:p>
+</w:ftr>
+</file>
+
+<file path=word/footer5.xml><?xml version="1.0" encoding="utf-8"?>
+<w:ftr xmlns:wpc="http://schemas.microsoft.com/office/word/2010/wordprocessingCanvas" xmlns:cx="http://schemas.microsoft.com/office/drawing/2014/chartex" xmlns:cx1="http://schemas.microsoft.com/office/drawing/2015/9/8/chartex" xmlns:cx2="http://schemas.microsoft.com/office/drawing/2015/10/21/chartex" xmlns:cx3="http://schemas.microsoft.com/office/drawing/2016/5/9/chartex" xmlns:cx4="http://schemas.microsoft.com/office/drawing/2016/5/10/chartex" xmlns:cx5="http://schemas.microsoft.com/office/drawing/2016/5/11/chartex" xmlns:cx6="http://schemas.microsoft.com/office/drawing/2016/5/12/chartex" xmlns:cx7="http://schemas.microsoft.com/office/drawing/2016/5/13/chartex" xmlns:cx8="http://schemas.microsoft.com/office/drawing/2016/5/14/chartex" xmlns:mc="http://schemas.openxmlformats.org/markup-compatibility/2006" xmlns:m="http://schemas.openxmlformats.org/officeDocument/2006/math" xmlns:aink="http://schemas.microsoft.com/office/drawing/2016/ink" xmlns:am3d="http://schemas.microsoft.com/office/drawing/2017/model3d" xmlns:oel="http://schemas.microsoft.com/office/2019/extlst" xmlns:r="http://schemas.openxmlformats.org/officeDocument/2006/relationships" xmlns:wp14="http://schemas.microsoft.com/office/word/2010/wordprocessingDrawing" xmlns:wp="http://schemas.openxmlformats.org/drawingml/2006/wordprocessingDrawing" xmlns:wpg="http://schemas.microsoft.com/office/word/2010/wordprocessingGroup" xmlns:wpi="http://schemas.microsoft.com/office/word/2010/wordprocessingInk" xmlns:wps="http://schemas.microsoft.com/office/word/2010/wordprocessingShape" xmlns:o="urn:schemas-microsoft-com:office:office" xmlns:v="urn:schemas-microsoft-com:vml" xmlns:w10="urn:schemas-microsoft-com:office:word" xmlns:w="http://schemas.openxmlformats.org/wordprocessingml/2006/main" xmlns:w14="http://schemas.microsoft.com/office/word/2010/wordml" xmlns:w15="http://schemas.microsoft.com/office/word/2012/wordml" xmlns:w16cei="http://schemas.microsoft.com/office/word/2026/wordml/cei" xmlns:w16cex="http://schemas.microsoft.com/office/word/2018/wordml/cex" xmlns:w16cid="http://schemas.microsoft.com/office/word/2016/wordml/cid" xmlns:w16="http://schemas.microsoft.com/office/word/2018/wordml" xmlns:w16sdtdh="http://schemas.microsoft.com/office/word/2020/wordml/sdtdatahash" xmlns:w16sdtfl="http://schemas.microsoft.com/office/word/2024/wordml/sdtformatlock" xmlns:w16se="http://schemas.microsoft.com/office/word/2015/wordml/symex" xmlns:w16du="http://schemas.microsoft.com/office/word/2023/wordml/word16du" xmlns:wne="http://schemas.microsoft.com/office/word/2006/wordml" mc:Ignorable="w14 w15 w16se w16cid w16 w16cex w16sdtdh w16sdtfl w16du wp14">
+  <w:p>
+    <w:pPr>
+      <w:pStyle w:val="BodyText"/>
+      <w:ind w:right="360"/>
+      <w:jc w:val="right"/>
+    </w:pPr>
+    <w:r>
+      <w:rPr>
+        <w:rFonts w:ascii="Segoe UI" w:eastAsia="Segoe UI" w:hAnsi="Segoe UI" w:cs="Segoe UI"/>
+        <w:color w:val="000000" w:themeColor="text1"/>
+        <w:sz w:val="16"/>
+        <w:szCs w:val="16"/>
+        <w:lang w:val="fr-FR"/>
+      </w:rPr>
+      <w:t>Generated by ”Probate Application” on {d.applicationDate}</w:t>
+    </w:r>
+    <w:r>
+      <w:tab/>
+    </w:r>
+    <w:r>
+      <w:tab/>
+    </w:r>
+    <w:r>
+      <w:tab/>
+    </w:r>
+    <w:r>
+      <w:tab/>
+    </w:r>
+    <w:r>
+      <w:tab/>
+    </w:r>
+    <w:r>
+      <w:rPr>
+        <w:rFonts w:ascii="Segoe UI" w:eastAsia="Segoe UI" w:hAnsi="Segoe UI" w:cs="Segoe UI"/>
+        <w:color w:val="000000" w:themeColor="text1"/>
+        <w:sz w:val="16"/>
+        <w:szCs w:val="16"/>
+      </w:rPr>
+      <w:t xml:space="preserve">P9 </w:t>
+    </w:r>
+    <w:r>
+      <w:rPr>
+        <w:rFonts w:ascii="Segoe UI" w:eastAsia="Segoe UI" w:hAnsi="Segoe UI" w:cs="Segoe UI"/>
+        <w:color w:val="000000" w:themeColor="text1"/>
+        <w:sz w:val="16"/>
+        <w:szCs w:val="16"/>
+      </w:rPr>
+      <w:t xml:space="preserve">Exhibit A </w:t>
+    </w:r>
+    <w:r>
+      <w:rPr>
+        <w:rFonts w:ascii="Segoe UI" w:eastAsia="Segoe UI" w:hAnsi="Segoe UI" w:cs="Segoe UI"/>
+        <w:color w:val="000000" w:themeColor="text1"/>
+        <w:sz w:val="16"/>
+        <w:szCs w:val="16"/>
+      </w:rPr>
+      <w:t>Page</w:t>
+    </w:r>
+    <w:r>
+      <w:rPr>
+        <w:rFonts w:ascii="Segoe UI" w:eastAsia="Segoe UI" w:hAnsi="Segoe UI" w:cs="Segoe UI"/>
+        <w:color w:val="000000" w:themeColor="text1"/>
+        <w:sz w:val="16"/>
+        <w:szCs w:val="16"/>
+      </w:rPr>
+      <w:t xml:space="preserve"> 2 of 3</w:t>
+    </w:r>
+  </w:p>
+</w:ftr>
+</file>
+
+<file path=word/footer6.xml><?xml version="1.0" encoding="utf-8"?>
+<w:ftr xmlns:wpc="http://schemas.microsoft.com/office/word/2010/wordprocessingCanvas" xmlns:cx="http://schemas.microsoft.com/office/drawing/2014/chartex" xmlns:cx1="http://schemas.microsoft.com/office/drawing/2015/9/8/chartex" xmlns:cx2="http://schemas.microsoft.com/office/drawing/2015/10/21/chartex" xmlns:cx3="http://schemas.microsoft.com/office/drawing/2016/5/9/chartex" xmlns:cx4="http://schemas.microsoft.com/office/drawing/2016/5/10/chartex" xmlns:cx5="http://schemas.microsoft.com/office/drawing/2016/5/11/chartex" xmlns:cx6="http://schemas.microsoft.com/office/drawing/2016/5/12/chartex" xmlns:cx7="http://schemas.microsoft.com/office/drawing/2016/5/13/chartex" xmlns:cx8="http://schemas.microsoft.com/office/drawing/2016/5/14/chartex" xmlns:mc="http://schemas.openxmlformats.org/markup-compatibility/2006" xmlns:m="http://schemas.openxmlformats.org/officeDocument/2006/math" xmlns:aink="http://schemas.microsoft.com/office/drawing/2016/ink" xmlns:am3d="http://schemas.microsoft.com/office/drawing/2017/model3d" xmlns:oel="http://schemas.microsoft.com/office/2019/extlst" xmlns:r="http://schemas.openxmlformats.org/officeDocument/2006/relationships" xmlns:wp14="http://schemas.microsoft.com/office/word/2010/wordprocessingDrawing" xmlns:wp="http://schemas.openxmlformats.org/drawingml/2006/wordprocessingDrawing" xmlns:wpg="http://schemas.microsoft.com/office/word/2010/wordprocessingGroup" xmlns:wpi="http://schemas.microsoft.com/office/word/2010/wordprocessingInk" xmlns:wps="http://schemas.microsoft.com/office/word/2010/wordprocessingShape" xmlns:o="urn:schemas-microsoft-com:office:office" xmlns:v="urn:schemas-microsoft-com:vml" xmlns:w10="urn:schemas-microsoft-com:office:word" xmlns:w="http://schemas.openxmlformats.org/wordprocessingml/2006/main" xmlns:w14="http://schemas.microsoft.com/office/word/2010/wordml" xmlns:w15="http://schemas.microsoft.com/office/word/2012/wordml" xmlns:w16cei="http://schemas.microsoft.com/office/word/2026/wordml/cei" xmlns:w16cex="http://schemas.microsoft.com/office/word/2018/wordml/cex" xmlns:w16cid="http://schemas.microsoft.com/office/word/2016/wordml/cid" xmlns:w16="http://schemas.microsoft.com/office/word/2018/wordml" xmlns:w16sdtdh="http://schemas.microsoft.com/office/word/2020/wordml/sdtdatahash" xmlns:w16sdtfl="http://schemas.microsoft.com/office/word/2024/wordml/sdtformatlock" xmlns:w16se="http://schemas.microsoft.com/office/word/2015/wordml/symex" xmlns:w16du="http://schemas.microsoft.com/office/word/2023/wordml/word16du" xmlns:wne="http://schemas.microsoft.com/office/word/2006/wordml" mc:Ignorable="w14 w15 w16se w16cid w16 w16cex w16sdtdh w16sdtfl w16du wp14">
+  <w:p>
+    <w:pPr>
+      <w:pStyle w:val="BodyText"/>
+      <w:ind w:right="360"/>
+      <w:jc w:val="right"/>
+    </w:pPr>
+    <w:r>
+      <w:rPr>
+        <w:rFonts w:ascii="Segoe UI" w:eastAsia="Segoe UI" w:hAnsi="Segoe UI" w:cs="Segoe UI"/>
+        <w:color w:val="000000" w:themeColor="text1"/>
+        <w:sz w:val="16"/>
+        <w:szCs w:val="16"/>
+        <w:lang w:val="fr-FR"/>
+      </w:rPr>
+      <w:t>Generated by ”Probate Application” on {d.applicationDate}</w:t>
+    </w:r>
+    <w:r>
+      <w:tab/>
+    </w:r>
+    <w:r>
+      <w:tab/>
+    </w:r>
+    <w:r>
+      <w:tab/>
+    </w:r>
+    <w:r>
+      <w:tab/>
+    </w:r>
+    <w:r>
+      <w:tab/>
+    </w:r>
+    <w:r>
+      <w:rPr>
+        <w:rFonts w:ascii="Segoe UI" w:eastAsia="Segoe UI" w:hAnsi="Segoe UI" w:cs="Segoe UI"/>
+        <w:color w:val="000000" w:themeColor="text1"/>
+        <w:sz w:val="16"/>
+        <w:szCs w:val="16"/>
+      </w:rPr>
+      <w:t xml:space="preserve">P9 </w:t>
+    </w:r>
+    <w:r>
+      <w:rPr>
+        <w:rFonts w:ascii="Segoe UI" w:eastAsia="Segoe UI" w:hAnsi="Segoe UI" w:cs="Segoe UI"/>
+        <w:color w:val="000000" w:themeColor="text1"/>
+        <w:sz w:val="16"/>
+        <w:szCs w:val="16"/>
+      </w:rPr>
+      <w:t xml:space="preserve">Exhibit A </w:t>
+    </w:r>
+    <w:r>
+      <w:rPr>
+        <w:rFonts w:ascii="Segoe UI" w:eastAsia="Segoe UI" w:hAnsi="Segoe UI" w:cs="Segoe UI"/>
+        <w:color w:val="000000" w:themeColor="text1"/>
+        <w:sz w:val="16"/>
+        <w:szCs w:val="16"/>
+      </w:rPr>
+      <w:t>Page</w:t>
+    </w:r>
+    <w:r>
+      <w:rPr>
+        <w:rFonts w:ascii="Segoe UI" w:eastAsia="Segoe UI" w:hAnsi="Segoe UI" w:cs="Segoe UI"/>
+        <w:color w:val="000000" w:themeColor="text1"/>
+        <w:sz w:val="16"/>
+        <w:szCs w:val="16"/>
+      </w:rPr>
+      <w:t xml:space="preserve"> 3 of 3</w:t>
+    </w:r>
+  </w:p>
+</w:ftr>
+</file>
+
+<file path=word/footnotes.xml><?xml version="1.0" encoding="utf-8"?>
+<w:footnotes xmlns:wpc="http://schemas.microsoft.com/office/word/2010/wordprocessingCanvas" xmlns:cx="http://schemas.microsoft.com/office/drawing/2014/chartex" xmlns:cx1="http://schemas.microsoft.com/office/drawing/2015/9/8/chartex" xmlns:cx2="http://schemas.microsoft.com/office/drawing/2015/10/21/chartex" xmlns:cx3="http://schemas.microsoft.com/office/drawing/2016/5/9/chartex" xmlns:cx4="http://schemas.microsoft.com/office/drawing/2016/5/10/chartex" xmlns:cx5="http://schemas.microsoft.com/office/drawing/2016/5/11/chartex" xmlns:cx6="http://schemas.microsoft.com/office/drawing/2016/5/12/chartex" xmlns:cx7="http://schemas.microsoft.com/office/drawing/2016/5/13/chartex" xmlns:cx8="http://schemas.microsoft.com/office/drawing/2016/5/14/chartex" xmlns:mc="http://schemas.openxmlformats.org/markup-compatibility/2006" xmlns:m="http://schemas.openxmlformats.org/officeDocument/2006/math" xmlns:aink="http://schemas.microsoft.com/office/drawing/2016/ink" xmlns:am3d="http://schemas.microsoft.com/office/drawing/2017/model3d" xmlns:oel="http://schemas.microsoft.com/office/2019/extlst" xmlns:r="http://schemas.openxmlformats.org/officeDocument/2006/relationships" xmlns:wp14="http://schemas.microsoft.com/office/word/2010/wordprocessingDrawing" xmlns:wp="http://schemas.openxmlformats.org/drawingml/2006/wordprocessingDrawing" xmlns:wpg="http://schemas.microsoft.com/office/word/2010/wordprocessingGroup" xmlns:wpi="http://schemas.microsoft.com/office/word/2010/wordprocessingInk" xmlns:wps="http://schemas.microsoft.com/office/word/2010/wordprocessingShape" xmlns:o="urn:schemas-microsoft-com:office:office" xmlns:v="urn:schemas-microsoft-com:vml" xmlns:w10="urn:schemas-microsoft-com:office:word" xmlns:w="http://schemas.openxmlformats.org/wordprocessingml/2006/main" xmlns:w14="http://schemas.microsoft.com/office/word/2010/wordml" xmlns:w15="http://schemas.microsoft.com/office/word/2012/wordml" xmlns:w16cei="http://schemas.microsoft.com/office/word/2026/wordml/cei" xmlns:w16cex="http://schemas.microsoft.com/office/word/2018/wordml/cex" xmlns:w16cid="http://schemas.microsoft.com/office/word/2016/wordml/cid" xmlns:w16="http://schemas.microsoft.com/office/word/2018/wordml" xmlns:w16sdtdh="http://schemas.microsoft.com/office/word/2020/wordml/sdtdatahash" xmlns:w16sdtfl="http://schemas.microsoft.com/office/word/2024/wordml/sdtformatlock" xmlns:w16se="http://schemas.microsoft.com/office/word/2015/wordml/symex" xmlns:w16du="http://schemas.microsoft.com/office/word/2023/wordml/word16du" xmlns:wne="http://schemas.microsoft.com/office/word/2006/wordml" mc:Ignorable="w14 w15 w16se w16cid w16 w16cex w16sdtdh w16sdtfl w16du wp14">
+  <w:footnote w:type="separator" w:id="-1">
+    <w:p>
+      <w:pPr>
+        <w:spacing w:after="0" w:line="240" w:lineRule="auto"/>
+      </w:pPr>
+      <w:r>
+        <w:separator/>
+      </w:r>
+    </w:p>
+  </w:footnote>
+  <w:footnote w:type="continuationSeparator" w:id="0">
+    <w:p>
+      <w:pPr>
+        <w:spacing w:after="0" w:line="240" w:lineRule="auto"/>
+      </w:pPr>
+      <w:r>
+        <w:continuationSeparator/>
+      </w:r>
+    </w:p>
+  </w:footnote>
+</w:footnotes>
+</file>
+
+<file path=word/header1.xml><?xml version="1.0" encoding="utf-8"?>
+<w:hdr xmlns:wpc="http://schemas.microsoft.com/office/word/2010/wordprocessingCanvas" xmlns:cx="http://schemas.microsoft.com/office/drawing/2014/chartex" xmlns:cx1="http://schemas.microsoft.com/office/drawing/2015/9/8/chartex" xmlns:cx2="http://schemas.microsoft.com/office/drawing/2015/10/21/chartex" xmlns:cx3="http://schemas.microsoft.com/office/drawing/2016/5/9/chartex" xmlns:cx4="http://schemas.microsoft.com/office/drawing/2016/5/10/chartex" xmlns:cx5="http://schemas.microsoft.com/office/drawing/2016/5/11/chartex" xmlns:cx6="http://schemas.microsoft.com/office/drawing/2016/5/12/chartex" xmlns:cx7="http://schemas.microsoft.com/office/drawing/2016/5/13/chartex" xmlns:cx8="http://schemas.microsoft.com/office/drawing/2016/5/14/chartex" xmlns:mc="http://schemas.openxmlformats.org/markup-compatibility/2006" xmlns:m="http://schemas.openxmlformats.org/officeDocument/2006/math" xmlns:aink="http://schemas.microsoft.com/office/drawing/2016/ink" xmlns:am3d="http://schemas.microsoft.com/office/drawing/2017/model3d" xmlns:oel="http://schemas.microsoft.com/office/2019/extlst" xmlns:r="http://schemas.openxmlformats.org/officeDocument/2006/relationships" xmlns:wp14="http://schemas.microsoft.com/office/word/2010/wordprocessingDrawing" xmlns:wp="http://schemas.openxmlformats.org/drawingml/2006/wordprocessingDrawing" xmlns:wpg="http://schemas.microsoft.com/office/word/2010/wordprocessingGroup" xmlns:wpi="http://schemas.microsoft.com/office/word/2010/wordprocessingInk" xmlns:wps="http://schemas.microsoft.com/office/word/2010/wordprocessingShape" xmlns:o="urn:schemas-microsoft-com:office:office" xmlns:v="urn:schemas-microsoft-com:vml" xmlns:w10="urn:schemas-microsoft-com:office:word" xmlns:w="http://schemas.openxmlformats.org/wordprocessingml/2006/main" xmlns:w14="http://schemas.microsoft.com/office/word/2010/wordml" xmlns:w15="http://schemas.microsoft.com/office/word/2012/wordml" xmlns:w16cei="http://schemas.microsoft.com/office/word/2026/wordml/cei" xmlns:w16cex="http://schemas.microsoft.com/office/word/2018/wordml/cex" xmlns:w16cid="http://schemas.microsoft.com/office/word/2016/wordml/cid" xmlns:w16="http://schemas.microsoft.com/office/word/2018/wordml" xmlns:w16sdtdh="http://schemas.microsoft.com/office/word/2020/wordml/sdtdatahash" xmlns:w16sdtfl="http://schemas.microsoft.com/office/word/2024/wordml/sdtformatlock" xmlns:w16se="http://schemas.microsoft.com/office/word/2015/wordml/symex" xmlns:w16du="http://schemas.microsoft.com/office/word/2023/wordml/word16du" xmlns:wne="http://schemas.microsoft.com/office/word/2006/wordml" mc:Ignorable="w14 w15 w16se w16cid w16 w16cex w16sdtdh w16sdtfl w16du wp14">
+  <w:tbl>
+    <w:tblPr>
+      <w:tblW w:w="0" w:type="auto"/>
+      <w:tblLook w:val="06A0" w:firstRow="1" w:lastRow="0" w:firstColumn="1" w:lastColumn="0" w:noHBand="1" w:noVBand="1"/>
+    </w:tblPr>
+    <w:tblGrid>
+      <w:gridCol w:w="3320"/>
+      <w:gridCol w:w="3320"/>
+      <w:gridCol w:w="3320"/>
+    </w:tblGrid>
+    <w:tr>
+      <w:trPr>
+        <w:trHeight w:val="300"/>
+      </w:trPr>
+      <w:tc>
+        <w:tcPr>
+          <w:tcW w:w="3320" w:type="dxa"/>
+        </w:tcPr>
+        <w:p>
+          <w:pPr>
+            <w:pStyle w:val="Header"/>
+            <w:ind w:left="-115"/>
+          </w:pPr>
+        </w:p>
+      </w:tc>
+      <w:tc>
+        <w:tcPr>
+          <w:tcW w:w="3320" w:type="dxa"/>
+        </w:tcPr>
+        <w:p>
+          <w:pPr>
+            <w:pStyle w:val="Header"/>
+            <w:jc w:val="center"/>
+          </w:pPr>
+        </w:p>
+      </w:tc>
+      <w:tc>
+        <w:tcPr>
+          <w:tcW w:w="3320" w:type="dxa"/>
+        </w:tcPr>
+        <w:p>
+          <w:pPr>
+            <w:pStyle w:val="Header"/>
+            <w:ind w:right="-115"/>
+            <w:jc w:val="right"/>
+          </w:pPr>
+        </w:p>
+      </w:tc>
+    </w:tr>
+  </w:tbl>
+  <w:p>
+    <w:pPr>
+      <w:pStyle w:val="Header"/>
+    </w:pPr>
+  </w:p>
+</w:hdr>
+</file>
+
 <file path=word/numbering.xml><?xml version="1.0" encoding="utf-8"?>
-<w:numbering xmlns:wpc="http://schemas.microsoft.com/office/word/2010/wordprocessingCanvas" xmlns:cx="http://schemas.microsoft.com/office/drawing/2014/chartex" xmlns:cx1="http://schemas.microsoft.com/office/drawing/2015/9/8/chartex" xmlns:cx2="http://schemas.microsoft.com/office/drawing/2015/10/21/chartex" xmlns:cx3="http://schemas.microsoft.com/office/drawing/2016/5/9/chartex" xmlns:cx4="http://schemas.microsoft.com/office/drawing/2016/5/10/chartex" xmlns:cx5="http://schemas.microsoft.com/office/drawing/2016/5/11/chartex" xmlns:cx6="http://schemas.microsoft.com/office/drawing/2016/5/12/chartex" xmlns:cx7="http://schemas.microsoft.com/office/drawing/2016/5/13/chartex" xmlns:cx8="http://schemas.microsoft.com/office/drawing/2016/5/14/chartex" xmlns:mc="http://schemas.openxmlformats.org/markup-compatibility/2006" xmlns:aink="http://schemas.microsoft.com/office/drawing/2016/ink" xmlns:am3d="http://schemas.microsoft.com/office/drawing/2017/model3d" xmlns:o="urn:schemas-microsoft-com:office:office" xmlns:oel="http://schemas.microsoft.com/office/2019/extlst" xmlns:r="http://schemas.openxmlformats.org/officeDocument/2006/relationships" xmlns:m="http://schemas.openxmlformats.org/officeDocument/2006/math" xmlns:v="urn:schemas-microsoft-com:vml" xmlns:wp14="http://schemas.microsoft.com/office/word/2010/wordprocessingDrawing" xmlns:wp="http://schemas.openxmlformats.org/drawingml/2006/wordprocessingDrawing" xmlns:w10="urn:schemas-microsoft-com:office:word" xmlns:w="http://schemas.openxmlformats.org/wordprocessingml/2006/main" xmlns:w14="http://schemas.microsoft.com/office/word/2010/wordml" xmlns:w15="http://schemas.microsoft.com/office/word/2012/wordml" xmlns:w16cex="http://schemas.microsoft.com/office/word/2018/wordml/cex" xmlns:w16cid="http://schemas.microsoft.com/office/word/2016/wordml/cid" xmlns:w16="http://schemas.microsoft.com/office/word/2018/wordml" xmlns:w16du="http://schemas.microsoft.com/office/word/2023/wordml/word16du" xmlns:w16sdtdh="http://schemas.microsoft.com/office/word/2020/wordml/sdtdatahash" xmlns:w16sdtfl="http://schemas.microsoft.com/office/word/2024/wordml/sdtformatlock" xmlns:w16se="http://schemas.microsoft.com/office/word/2015/wordml/symex" xmlns:wpg="http://schemas.microsoft.com/office/word/2010/wordprocessingGroup" xmlns:wpi="http://schemas.microsoft.com/office/word/2010/wordprocessingInk" xmlns:wne="http://schemas.microsoft.com/office/word/2006/wordml" xmlns:wps="http://schemas.microsoft.com/office/word/2010/wordprocessingShape" mc:Ignorable="w14 w15 w16se w16cid w16 w16cex w16sdtdh w16sdtfl w16du wp14">
+<w:numbering xmlns:wpc="http://schemas.microsoft.com/office/word/2010/wordprocessingCanvas" xmlns:cx="http://schemas.microsoft.com/office/drawing/2014/chartex" xmlns:cx1="http://schemas.microsoft.com/office/drawing/2015/9/8/chartex" xmlns:cx2="http://schemas.microsoft.com/office/drawing/2015/10/21/chartex" xmlns:cx3="http://schemas.microsoft.com/office/drawing/2016/5/9/chartex" xmlns:cx4="http://schemas.microsoft.com/office/drawing/2016/5/10/chartex" xmlns:cx5="http://schemas.microsoft.com/office/drawing/2016/5/11/chartex" xmlns:cx6="http://schemas.microsoft.com/office/drawing/2016/5/12/chartex" xmlns:cx7="http://schemas.microsoft.com/office/drawing/2016/5/13/chartex" xmlns:cx8="http://schemas.microsoft.com/office/drawing/2016/5/14/chartex" xmlns:mc="http://schemas.openxmlformats.org/markup-compatibility/2006" xmlns:m="http://schemas.openxmlformats.org/officeDocument/2006/math" xmlns:aink="http://schemas.microsoft.com/office/drawing/2016/ink" xmlns:am3d="http://schemas.microsoft.com/office/drawing/2017/model3d" xmlns:oel="http://schemas.microsoft.com/office/2019/extlst" xmlns:r="http://schemas.openxmlformats.org/officeDocument/2006/relationships" xmlns:wp14="http://schemas.microsoft.com/office/word/2010/wordprocessingDrawing" xmlns:wp="http://schemas.openxmlformats.org/drawingml/2006/wordprocessingDrawing" xmlns:wpg="http://schemas.microsoft.com/office/word/2010/wordprocessingGroup" xmlns:wpi="http://schemas.microsoft.com/office/word/2010/wordprocessingInk" xmlns:wps="http://schemas.microsoft.com/office/word/2010/wordprocessingShape" xmlns:o="urn:schemas-microsoft-com:office:office" xmlns:v="urn:schemas-microsoft-com:vml" xmlns:w10="urn:schemas-microsoft-com:office:word" xmlns:w="http://schemas.openxmlformats.org/wordprocessingml/2006/main" xmlns:w14="http://schemas.microsoft.com/office/word/2010/wordml" xmlns:w15="http://schemas.microsoft.com/office/word/2012/wordml" xmlns:w16cei="http://schemas.microsoft.com/office/word/2026/wordml/cei" xmlns:w16cex="http://schemas.microsoft.com/office/word/2018/wordml/cex" xmlns:w16cid="http://schemas.microsoft.com/office/word/2016/wordml/cid" xmlns:w16="http://schemas.microsoft.com/office/word/2018/wordml" xmlns:w16sdtdh="http://schemas.microsoft.com/office/word/2020/wordml/sdtdatahash" xmlns:w16sdtfl="http://schemas.microsoft.com/office/word/2024/wordml/sdtformatlock" xmlns:w16se="http://schemas.microsoft.com/office/word/2015/wordml/symex" xmlns:w16du="http://schemas.microsoft.com/office/word/2023/wordml/word16du" xmlns:wne="http://schemas.microsoft.com/office/word/2006/wordml" mc:Ignorable="w14 w15 w16se w16cid w16 w16cex w16sdtdh w16sdtfl w16du wp14">
   <w:abstractNum w:abstractNumId="0" w15:restartNumberingAfterBreak="0">
     <w:nsid w:val="FFFFFF7C"/>
     <w:multiLevelType w:val="singleLevel"/>
@@ -2074,41 +2684,130 @@
       </w:pPr>
     </w:lvl>
   </w:abstractNum>
-  <w:num w:numId="1" w16cid:durableId="1299190951">
+  <w:abstractNum w:abstractNumId="10" w15:restartNumberingAfterBreak="0">
+    <w:nsid w:val="1AD9194A"/>
+    <w:multiLevelType w:val="hybridMultilevel"/>
+    <w:tmpl w:val="F3F4A06C"/>
+    <w:lvl w:ilvl="0" w:tplc="BBF2C4DC">
+      <w:start w:val="1"/>
+      <w:numFmt w:val="decimal"/>
+      <w:lvlText w:val="(%1)"/>
+      <w:lvlJc w:val="left"/>
+      <w:pPr>
+        <w:ind w:left="888" w:hanging="311"/>
+      </w:pPr>
+    </w:lvl>
+    <w:lvl w:ilvl="1" w:tplc="C8C606BA">
+      <w:start w:val="1"/>
+      <w:numFmt w:val="lowerLetter"/>
+      <w:lvlText w:val="%2."/>
+      <w:lvlJc w:val="left"/>
+      <w:pPr>
+        <w:ind w:left="1278" w:hanging="248"/>
+      </w:pPr>
+    </w:lvl>
+    <w:lvl w:ilvl="2" w:tplc="7E8AD49A">
+      <w:start w:val="1"/>
+      <w:numFmt w:val="lowerRoman"/>
+      <w:lvlText w:val="%3."/>
+      <w:lvlJc w:val="right"/>
+      <w:pPr>
+        <w:ind w:left="2160" w:hanging="180"/>
+      </w:pPr>
+    </w:lvl>
+    <w:lvl w:ilvl="3" w:tplc="B0A068EC">
+      <w:start w:val="1"/>
+      <w:numFmt w:val="decimal"/>
+      <w:lvlText w:val="%4."/>
+      <w:lvlJc w:val="left"/>
+      <w:pPr>
+        <w:ind w:left="2880" w:hanging="360"/>
+      </w:pPr>
+    </w:lvl>
+    <w:lvl w:ilvl="4" w:tplc="B1A496E2">
+      <w:start w:val="1"/>
+      <w:numFmt w:val="lowerLetter"/>
+      <w:lvlText w:val="%5."/>
+      <w:lvlJc w:val="left"/>
+      <w:pPr>
+        <w:ind w:left="3600" w:hanging="360"/>
+      </w:pPr>
+    </w:lvl>
+    <w:lvl w:ilvl="5" w:tplc="C1F09D34">
+      <w:start w:val="1"/>
+      <w:numFmt w:val="lowerRoman"/>
+      <w:lvlText w:val="%6."/>
+      <w:lvlJc w:val="right"/>
+      <w:pPr>
+        <w:ind w:left="4320" w:hanging="180"/>
+      </w:pPr>
+    </w:lvl>
+    <w:lvl w:ilvl="6" w:tplc="63760152">
+      <w:start w:val="1"/>
+      <w:numFmt w:val="decimal"/>
+      <w:lvlText w:val="%7."/>
+      <w:lvlJc w:val="left"/>
+      <w:pPr>
+        <w:ind w:left="5040" w:hanging="360"/>
+      </w:pPr>
+    </w:lvl>
+    <w:lvl w:ilvl="7" w:tplc="109EBA72">
+      <w:start w:val="1"/>
+      <w:numFmt w:val="lowerLetter"/>
+      <w:lvlText w:val="%8."/>
+      <w:lvlJc w:val="left"/>
+      <w:pPr>
+        <w:ind w:left="5760" w:hanging="360"/>
+      </w:pPr>
+    </w:lvl>
+    <w:lvl w:ilvl="8" w:tplc="4844EC82">
+      <w:start w:val="1"/>
+      <w:numFmt w:val="lowerRoman"/>
+      <w:lvlText w:val="%9."/>
+      <w:lvlJc w:val="right"/>
+      <w:pPr>
+        <w:ind w:left="6480" w:hanging="180"/>
+      </w:pPr>
+    </w:lvl>
+  </w:abstractNum>
+  <w:num w:numId="1" w16cid:durableId="1565261924">
+    <w:abstractNumId w:val="10"/>
+  </w:num>
+  <w:num w:numId="2" w16cid:durableId="1299190951">
     <w:abstractNumId w:val="1"/>
   </w:num>
-  <w:num w:numId="2" w16cid:durableId="1332753143">
+  <w:num w:numId="3" w16cid:durableId="1332753143">
     <w:abstractNumId w:val="4"/>
   </w:num>
-  <w:num w:numId="3" w16cid:durableId="1382513476">
+  <w:num w:numId="4" w16cid:durableId="1382513476">
     <w:abstractNumId w:val="9"/>
   </w:num>
-  <w:num w:numId="4" w16cid:durableId="1417826720">
+  <w:num w:numId="5" w16cid:durableId="1417826720">
     <w:abstractNumId w:val="3"/>
   </w:num>
-  <w:num w:numId="5" w16cid:durableId="152306118">
+  <w:num w:numId="6" w16cid:durableId="152306118">
     <w:abstractNumId w:val="2"/>
   </w:num>
-  <w:num w:numId="6" w16cid:durableId="175387090">
+  <w:num w:numId="7" w16cid:durableId="175387090">
     <w:abstractNumId w:val="5"/>
   </w:num>
-  <w:num w:numId="7" w16cid:durableId="1869104284">
+  <w:num w:numId="8" w16cid:durableId="1869104284">
     <w:abstractNumId w:val="6"/>
   </w:num>
-  <w:num w:numId="8" w16cid:durableId="2124686888">
+  <w:num w:numId="9" w16cid:durableId="2124686888">
     <w:abstractNumId w:val="7"/>
   </w:num>
-  <w:num w:numId="9" w16cid:durableId="648749720">
+  <w:num w:numId="10" w16cid:durableId="648749720">
     <w:abstractNumId w:val="0"/>
   </w:num>
-  <w:num w:numId="10" w16cid:durableId="691417677">
+  <w:num w:numId="11" w16cid:durableId="691417677">
     <w:abstractNumId w:val="8"/>
   </w:num>
 </w:numbering>
 </file>
 
 <file path=word/styles.xml><?xml version="1.0" encoding="utf-8"?>
-<w:styles xmlns:mc="http://schemas.openxmlformats.org/markup-compatibility/2006" xmlns:r="http://schemas.openxmlformats.org/officeDocument/2006/relationships" xmlns:w="http://schemas.openxmlformats.org/wordprocessingml/2006/main" xmlns:w14="http://schemas.microsoft.com/office/word/2010/wordml" xmlns:w15="http://schemas.microsoft.com/office/word/2012/wordml" xmlns:w16cex="http://schemas.microsoft.com/office/word/2018/wordml/cex" xmlns:w16cid="http://schemas.microsoft.com/office/word/2016/wordml/cid" xmlns:w16="http://schemas.microsoft.com/office/word/2018/wordml" xmlns:w16du="http://schemas.microsoft.com/office/word/2023/wordml/word16du" xmlns:w16sdtdh="http://schemas.microsoft.com/office/word/2020/wordml/sdtdatahash" xmlns:w16sdtfl="http://schemas.microsoft.com/office/word/2024/wordml/sdtformatlock" xmlns:w16se="http://schemas.microsoft.com/office/word/2015/wordml/symex" mc:Ignorable="w14 w15 w16se w16cid w16 w16cex w16sdtdh w16sdtfl w16du">
+<w:styles xmlns:mc="http://schemas.openxmlformats.org/markup-compatibility/2006" xmlns:r="http://schemas.openxmlformats.org/officeDocument/2006/relationships" xmlns:w="http://schemas.openxmlformats.org/wordprocessingml/2006/main" xmlns:w14="http://schemas.microsoft.com/office/word/2010/wordml" xmlns:w15="http://schemas.microsoft.com/office/word/2012/wordml" xmlns:w16cex="http://schemas.microsoft.com/office/word/2018/wordml/cex" xmlns:w16cid="http://schemas.microsoft.com/office/word/2016/wordml/cid" xmlns:w16="http://schemas.microsoft.com/office/word/2018/wordml" xmlns:w16sdtdh="http://schemas.microsoft.com/office/word/2020/wordml/sdtdatahash" xmlns:w16sdtfl="http://schemas.microsoft.com/office/word/2024/wordml/sdtformatlock" xmlns:w16se="http://schemas.microsoft.com/office/word/2015/wordml/symex" xmlns:w16du="http://schemas.microsoft.com/office/word/2023/wordml/word16du" mc:Ignorable="w14 w15 w16se w16cid w16 w16cex w16sdtdh w16sdtfl w16du">
   <w:docDefaults>
     <w:rPrDefault>
       <w:rPr>
@@ -3024,7 +3723,7 @@
     <w:rsid w:val="00326F90"/>
     <w:pPr>
       <w:numPr>
-        <w:numId w:val="10"/>
+        <w:numId w:val="11"/>
       </w:numPr>
       <w:tabs>
         <w:tab w:val="clear" w:pos="360"/>
@@ -3042,7 +3741,7 @@
     <w:rsid w:val="00326F90"/>
     <w:pPr>
       <w:numPr>
-        <w:numId w:val="7"/>
+        <w:numId w:val="8"/>
       </w:numPr>
       <w:tabs>
         <w:tab w:val="clear" w:pos="720"/>
@@ -3060,7 +3759,7 @@
     <w:rsid w:val="00326F90"/>
     <w:pPr>
       <w:numPr>
-        <w:numId w:val="6"/>
+        <w:numId w:val="7"/>
       </w:numPr>
       <w:tabs>
         <w:tab w:val="clear" w:pos="1080"/>
@@ -3078,7 +3777,7 @@
     <w:rsid w:val="00326F90"/>
     <w:pPr>
       <w:numPr>
-        <w:numId w:val="8"/>
+        <w:numId w:val="9"/>
       </w:numPr>
       <w:tabs>
         <w:tab w:val="clear" w:pos="360"/>
@@ -3096,7 +3795,7 @@
     <w:rsid w:val="0029639D"/>
     <w:pPr>
       <w:numPr>
-        <w:numId w:val="4"/>
+        <w:numId w:val="5"/>
       </w:numPr>
       <w:tabs>
         <w:tab w:val="clear" w:pos="720"/>
@@ -3114,7 +3813,7 @@
     <w:rsid w:val="0029639D"/>
     <w:pPr>
       <w:numPr>
-        <w:numId w:val="5"/>
+        <w:numId w:val="6"/>
       </w:numPr>
       <w:contextualSpacing/>
     </w:pPr>
@@ -13513,6 +14212,14 @@
         <w:shd w:val="clear" w:color="auto" w:fill="FBCAA2" w:themeFill="accent6" w:themeFillTint="7F"/>
       </w:tcPr>
     </w:tblStylePr>
+  </w:style>
+  <w:style w:type="character" w:styleId="PageNumber">
+    <w:name w:val="page number"/>
+    <w:basedOn w:val="DefaultParagraphFont"/>
+    <w:uiPriority w:val="99"/>
+    <w:semiHidden/>
+    <w:unhideWhenUsed/>
+    <w:rsid w:val="00D916AF"/>
   </w:style>
 </w:styles>
 </file>

--- a/api/Templates/P9.docx
+++ b/api/Templates/P9.docx
@@ -14,8 +14,13 @@
         <w:t>FORM P9</w:t>
       </w:r>
       <w:r>
-        <w:t xml:space="preserve"> (RULE 25-3 (2) )</w:t>
-      </w:r>
+        <w:t xml:space="preserve"> (RULE 25-3 (2</w:t>
+      </w:r>
+      <w:proofErr w:type="gramStart"/>
+      <w:r>
+        <w:t>) )</w:t>
+      </w:r>
+      <w:proofErr w:type="gramEnd"/>
     </w:p>
     <w:p>
       <w:pPr>
@@ -40,7 +45,32 @@
           <w:b/>
           <w:bCs/>
         </w:rPr>
-        <w:t>{d.applicant.applicantName}</w:t>
+        <w:t>{</w:t>
+      </w:r>
+      <w:proofErr w:type="spellStart"/>
+      <w:proofErr w:type="gramStart"/>
+      <w:r>
+        <w:rPr>
+          <w:b/>
+          <w:bCs/>
+        </w:rPr>
+        <w:t>d.applicant</w:t>
+      </w:r>
+      <w:proofErr w:type="gramEnd"/>
+      <w:r>
+        <w:rPr>
+          <w:b/>
+          <w:bCs/>
+        </w:rPr>
+        <w:t>.applicantName</w:t>
+      </w:r>
+      <w:proofErr w:type="spellEnd"/>
+      <w:r>
+        <w:rPr>
+          <w:b/>
+          <w:bCs/>
+        </w:rPr>
+        <w:t>}</w:t>
       </w:r>
       <w:r>
         <w:t xml:space="preserve"> in this case</w:t>
@@ -64,7 +94,21 @@
         <w:rPr>
           <w:sz w:val="16"/>
         </w:rPr>
-        <w:t>Affidavit Date (dd mmm yyyy)</w:t>
+        <w:t xml:space="preserve">Affidavit Date (dd mmm </w:t>
+      </w:r>
+      <w:proofErr w:type="spellStart"/>
+      <w:r>
+        <w:rPr>
+          <w:sz w:val="16"/>
+        </w:rPr>
+        <w:t>yyyy</w:t>
+      </w:r>
+      <w:proofErr w:type="spellEnd"/>
+      <w:r>
+        <w:rPr>
+          <w:sz w:val="16"/>
+        </w:rPr>
+        <w:t>)</w:t>
       </w:r>
     </w:p>
     <w:p>
@@ -73,7 +117,20 @@
         <w:jc w:val="right"/>
       </w:pPr>
       <w:r>
-        <w:t>{d.applicant.applicantCourthouseName} Registry No. ___________________</w:t>
+        <w:t>{</w:t>
+      </w:r>
+      <w:proofErr w:type="spellStart"/>
+      <w:proofErr w:type="gramStart"/>
+      <w:r>
+        <w:t>d.applicant</w:t>
+      </w:r>
+      <w:proofErr w:type="gramEnd"/>
+      <w:r>
+        <w:t>.applicantCourthouseName</w:t>
+      </w:r>
+      <w:proofErr w:type="spellEnd"/>
+      <w:r>
+        <w:t>} Registry No. ___________________</w:t>
       </w:r>
     </w:p>
     <w:p>
@@ -101,7 +158,25 @@
           <w:b/>
           <w:bCs/>
         </w:rPr>
-        <w:t>{d.deceasedName}</w:t>
+        <w:t>{</w:t>
+      </w:r>
+      <w:proofErr w:type="spellStart"/>
+      <w:proofErr w:type="gramStart"/>
+      <w:r>
+        <w:rPr>
+          <w:b/>
+          <w:bCs/>
+        </w:rPr>
+        <w:t>d.deceasedName</w:t>
+      </w:r>
+      <w:proofErr w:type="spellEnd"/>
+      <w:proofErr w:type="gramEnd"/>
+      <w:r>
+        <w:rPr>
+          <w:b/>
+          <w:bCs/>
+        </w:rPr>
+        <w:t>}</w:t>
       </w:r>
       <w:r>
         <w:t>, deceased</w:t>
@@ -131,7 +206,32 @@
           <w:b/>
           <w:bCs/>
         </w:rPr>
-        <w:t>{d.applicant.applicantName}</w:t>
+        <w:t>{</w:t>
+      </w:r>
+      <w:proofErr w:type="spellStart"/>
+      <w:proofErr w:type="gramStart"/>
+      <w:r>
+        <w:rPr>
+          <w:b/>
+          <w:bCs/>
+        </w:rPr>
+        <w:t>d.applicant</w:t>
+      </w:r>
+      <w:proofErr w:type="gramEnd"/>
+      <w:r>
+        <w:rPr>
+          <w:b/>
+          <w:bCs/>
+        </w:rPr>
+        <w:t>.applicantName</w:t>
+      </w:r>
+      <w:proofErr w:type="spellEnd"/>
+      <w:r>
+        <w:rPr>
+          <w:b/>
+          <w:bCs/>
+        </w:rPr>
+        <w:t>}</w:t>
       </w:r>
       <w:r>
         <w:t xml:space="preserve">, of </w:t>
@@ -141,8 +241,26 @@
           <w:b/>
           <w:bCs/>
         </w:rPr>
-        <w:t>{d.applicant.applicantOrdinaryAddressStreet</w:t>
-      </w:r>
+        <w:t>{</w:t>
+      </w:r>
+      <w:proofErr w:type="spellStart"/>
+      <w:proofErr w:type="gramStart"/>
+      <w:r>
+        <w:rPr>
+          <w:b/>
+          <w:bCs/>
+        </w:rPr>
+        <w:t>d.applicant</w:t>
+      </w:r>
+      <w:proofErr w:type="gramEnd"/>
+      <w:r>
+        <w:rPr>
+          <w:b/>
+          <w:bCs/>
+        </w:rPr>
+        <w:t>.applicantOrdinaryAddressStreet</w:t>
+      </w:r>
+      <w:proofErr w:type="spellEnd"/>
       <w:r>
         <w:rPr>
           <w:b/>
@@ -155,7 +273,167 @@
           <w:b/>
           <w:bCs/>
         </w:rPr>
-        <w:t xml:space="preserve"> {d.applicant.applicantOrdinaryAddressCity}, {d.applicant.applicantOrdinaryAddressProvince}</w:t>
+        <w:t xml:space="preserve"> {</w:t>
+      </w:r>
+      <w:proofErr w:type="spellStart"/>
+      <w:proofErr w:type="gramStart"/>
+      <w:r>
+        <w:rPr>
+          <w:b/>
+          <w:bCs/>
+        </w:rPr>
+        <w:t>d.applicant</w:t>
+      </w:r>
+      <w:proofErr w:type="gramEnd"/>
+      <w:r>
+        <w:rPr>
+          <w:b/>
+          <w:bCs/>
+        </w:rPr>
+        <w:t>.applicantOrdinaryAddressCity</w:t>
+      </w:r>
+      <w:proofErr w:type="spellEnd"/>
+      <w:r>
+        <w:rPr>
+          <w:b/>
+          <w:bCs/>
+        </w:rPr>
+        <w:t>}, {</w:t>
+      </w:r>
+      <w:proofErr w:type="spellStart"/>
+      <w:proofErr w:type="gramStart"/>
+      <w:r>
+        <w:rPr>
+          <w:b/>
+          <w:bCs/>
+        </w:rPr>
+        <w:t>d.applicant</w:t>
+      </w:r>
+      <w:proofErr w:type="gramEnd"/>
+      <w:r>
+        <w:rPr>
+          <w:b/>
+          <w:bCs/>
+        </w:rPr>
+        <w:t>.</w:t>
+      </w:r>
+      <w:proofErr w:type="gramStart"/>
+      <w:r>
+        <w:rPr>
+          <w:b/>
+          <w:bCs/>
+        </w:rPr>
+        <w:t>applicantOrdinaryAddressProvince</w:t>
+      </w:r>
+      <w:r>
+        <w:rPr>
+          <w:b/>
+          <w:bCs/>
+        </w:rPr>
+        <w:t>Text</w:t>
+      </w:r>
+      <w:proofErr w:type="spellEnd"/>
+      <w:r>
+        <w:rPr>
+          <w:b/>
+          <w:bCs/>
+        </w:rPr>
+        <w:t>}</w:t>
+      </w:r>
+      <w:r>
+        <w:rPr>
+          <w:b/>
+          <w:bCs/>
+        </w:rPr>
+        <w:t>{</w:t>
+      </w:r>
+      <w:proofErr w:type="gramEnd"/>
+      <w:r>
+        <w:rPr>
+          <w:b/>
+          <w:bCs/>
+        </w:rPr>
+        <w:t xml:space="preserve"> </w:t>
+      </w:r>
+      <w:proofErr w:type="spellStart"/>
+      <w:proofErr w:type="gramStart"/>
+      <w:r>
+        <w:rPr>
+          <w:b/>
+          <w:bCs/>
+        </w:rPr>
+        <w:t>d.applicant</w:t>
+      </w:r>
+      <w:proofErr w:type="gramEnd"/>
+      <w:r>
+        <w:rPr>
+          <w:b/>
+          <w:bCs/>
+        </w:rPr>
+        <w:t>.</w:t>
+      </w:r>
+      <w:proofErr w:type="gramStart"/>
+      <w:r>
+        <w:rPr>
+          <w:b/>
+          <w:bCs/>
+        </w:rPr>
+        <w:t>applicantOrdinaryAddress</w:t>
+      </w:r>
+      <w:r>
+        <w:rPr>
+          <w:b/>
+          <w:bCs/>
+        </w:rPr>
+        <w:t>State</w:t>
+      </w:r>
+      <w:proofErr w:type="spellEnd"/>
+      <w:r>
+        <w:rPr>
+          <w:b/>
+          <w:bCs/>
+        </w:rPr>
+        <w:t>}</w:t>
+      </w:r>
+      <w:r>
+        <w:rPr>
+          <w:b/>
+          <w:bCs/>
+        </w:rPr>
+        <w:t>{</w:t>
+      </w:r>
+      <w:proofErr w:type="gramEnd"/>
+      <w:r>
+        <w:rPr>
+          <w:b/>
+          <w:bCs/>
+        </w:rPr>
+        <w:t xml:space="preserve"> </w:t>
+      </w:r>
+      <w:proofErr w:type="spellStart"/>
+      <w:proofErr w:type="gramStart"/>
+      <w:r>
+        <w:rPr>
+          <w:b/>
+          <w:bCs/>
+        </w:rPr>
+        <w:t>d.applicant</w:t>
+      </w:r>
+      <w:proofErr w:type="gramEnd"/>
+      <w:r>
+        <w:rPr>
+          <w:b/>
+          <w:bCs/>
+        </w:rPr>
+        <w:t>.applicantOrdinaryAddressProvince</w:t>
+      </w:r>
+      <w:proofErr w:type="spellEnd"/>
+      <w:r>
+        <w:rPr>
+          <w:b/>
+          <w:bCs/>
+        </w:rPr>
+        <w:t>}</w:t>
       </w:r>
       <w:r>
         <w:t xml:space="preserve">, </w:t>
@@ -165,7 +443,32 @@
           <w:b/>
           <w:bCs/>
         </w:rPr>
-        <w:t>{d.applicant.applicantOccupation}</w:t>
+        <w:t>{</w:t>
+      </w:r>
+      <w:proofErr w:type="spellStart"/>
+      <w:proofErr w:type="gramStart"/>
+      <w:r>
+        <w:rPr>
+          <w:b/>
+          <w:bCs/>
+        </w:rPr>
+        <w:t>d.applicant</w:t>
+      </w:r>
+      <w:proofErr w:type="gramEnd"/>
+      <w:r>
+        <w:rPr>
+          <w:b/>
+          <w:bCs/>
+        </w:rPr>
+        <w:t>.applicantOccupation</w:t>
+      </w:r>
+      <w:proofErr w:type="spellEnd"/>
+      <w:r>
+        <w:rPr>
+          <w:b/>
+          <w:bCs/>
+        </w:rPr>
+        <w:t>}</w:t>
       </w:r>
       <w:r>
         <w:t>, AFFIRM / SWEAR THAT:</w:t>
@@ -200,7 +503,51 @@
         <w:rPr>
           <w:szCs w:val="20"/>
         </w:rPr>
-        <w:t>{d.hasInPerson:ifEQ(true):showBegin}</w:t>
+        <w:t>{</w:t>
+      </w:r>
+      <w:proofErr w:type="spellStart"/>
+      <w:proofErr w:type="gramStart"/>
+      <w:r>
+        <w:rPr>
+          <w:szCs w:val="20"/>
+        </w:rPr>
+        <w:t>d.hasInPerson</w:t>
+      </w:r>
+      <w:proofErr w:type="gramEnd"/>
+      <w:r>
+        <w:rPr>
+          <w:szCs w:val="20"/>
+        </w:rPr>
+        <w:t>:ifEQ</w:t>
+      </w:r>
+      <w:proofErr w:type="spellEnd"/>
+      <w:r>
+        <w:rPr>
+          <w:szCs w:val="20"/>
+        </w:rPr>
+        <w:t>(true</w:t>
+      </w:r>
+      <w:proofErr w:type="gramStart"/>
+      <w:r>
+        <w:rPr>
+          <w:szCs w:val="20"/>
+        </w:rPr>
+        <w:t>):</w:t>
+      </w:r>
+      <w:proofErr w:type="spellStart"/>
+      <w:r>
+        <w:rPr>
+          <w:szCs w:val="20"/>
+        </w:rPr>
+        <w:t>showBegin</w:t>
+      </w:r>
+      <w:proofErr w:type="spellEnd"/>
+      <w:proofErr w:type="gramEnd"/>
+      <w:r>
+        <w:rPr>
+          <w:szCs w:val="20"/>
+        </w:rPr>
+        <w:t>}</w:t>
       </w:r>
     </w:p>
     <w:p>
@@ -214,39 +561,202 @@
     </w:p>
     <w:p>
       <w:pPr>
-        <w:pBdr>
-          <w:bottom w:val="single" w:sz="4" w:space="1" w:color="313131"/>
-        </w:pBdr>
         <w:tabs>
           <w:tab w:val="right" w:pos="8640"/>
         </w:tabs>
         <w:spacing w:before="40" w:after="40"/>
         <w:ind w:left="864"/>
-      </w:pPr>
-      <w:r>
-        <w:rPr>
-          <w:b/>
-          <w:bCs/>
-        </w:rPr>
-        <w:t>{d.deliveredInPerson[i].recipientName}</w:t>
-      </w:r>
-      <w:r>
-        <w:tab/>
-      </w:r>
-      <w:r>
+        <w:rPr>
+          <w:b/>
+          <w:bCs/>
+          <w:u w:val="single"/>
+        </w:rPr>
+      </w:pPr>
+      <w:r>
+        <w:rPr>
+          <w:b/>
+          <w:bCs/>
+          <w:u w:val="single"/>
+        </w:rPr>
+        <w:t>{</w:t>
+      </w:r>
+      <w:proofErr w:type="spellStart"/>
+      <w:proofErr w:type="gramStart"/>
+      <w:r>
+        <w:rPr>
+          <w:b/>
+          <w:bCs/>
+          <w:u w:val="single"/>
+        </w:rPr>
+        <w:t>d.deliveredInPerson</w:t>
+      </w:r>
+      <w:proofErr w:type="spellEnd"/>
+      <w:proofErr w:type="gramEnd"/>
+      <w:r>
+        <w:rPr>
+          <w:b/>
+          <w:bCs/>
+          <w:u w:val="single"/>
+        </w:rPr>
+        <w:t>[</w:t>
+      </w:r>
+      <w:proofErr w:type="spellStart"/>
+      <w:r>
+        <w:rPr>
+          <w:b/>
+          <w:bCs/>
+          <w:u w:val="single"/>
+        </w:rPr>
+        <w:t>i</w:t>
+      </w:r>
+      <w:proofErr w:type="spellEnd"/>
+      <w:proofErr w:type="gramStart"/>
+      <w:r>
+        <w:rPr>
+          <w:b/>
+          <w:bCs/>
+          <w:u w:val="single"/>
+        </w:rPr>
+        <w:t>].</w:t>
+      </w:r>
+      <w:proofErr w:type="spellStart"/>
+      <w:r>
+        <w:rPr>
+          <w:b/>
+          <w:bCs/>
+          <w:u w:val="single"/>
+        </w:rPr>
+        <w:t>recipientName</w:t>
+      </w:r>
+      <w:proofErr w:type="spellEnd"/>
+      <w:proofErr w:type="gramEnd"/>
+      <w:r>
+        <w:rPr>
+          <w:b/>
+          <w:bCs/>
+          <w:u w:val="single"/>
+        </w:rPr>
+        <w:t>}</w:t>
+      </w:r>
+      <w:r>
+        <w:rPr>
+          <w:u w:val="single"/>
+        </w:rPr>
+        <w:t xml:space="preserve"> </w:t>
+      </w:r>
+      <w:r>
+        <w:rPr>
+          <w:u w:val="single"/>
+        </w:rPr>
         <w:t xml:space="preserve">on </w:t>
       </w:r>
       <w:r>
         <w:rPr>
           <w:b/>
           <w:bCs/>
-        </w:rPr>
-        <w:t>{d.deliveredInPerson[i</w:t>
-      </w:r>
-      <w:r>
-        <w:rPr>
-          <w:b/>
-          <w:bCs/>
+          <w:u w:val="single"/>
+        </w:rPr>
+        <w:t>{</w:t>
+      </w:r>
+      <w:proofErr w:type="spellStart"/>
+      <w:proofErr w:type="gramStart"/>
+      <w:r>
+        <w:rPr>
+          <w:b/>
+          <w:bCs/>
+          <w:u w:val="single"/>
+        </w:rPr>
+        <w:t>d.deliveredInPerson</w:t>
+      </w:r>
+      <w:proofErr w:type="spellEnd"/>
+      <w:proofErr w:type="gramEnd"/>
+      <w:r>
+        <w:rPr>
+          <w:b/>
+          <w:bCs/>
+          <w:u w:val="single"/>
+        </w:rPr>
+        <w:t>[</w:t>
+      </w:r>
+      <w:proofErr w:type="spellStart"/>
+      <w:r>
+        <w:rPr>
+          <w:b/>
+          <w:bCs/>
+          <w:u w:val="single"/>
+        </w:rPr>
+        <w:t>i</w:t>
+      </w:r>
+      <w:proofErr w:type="spellEnd"/>
+      <w:proofErr w:type="gramStart"/>
+      <w:r>
+        <w:rPr>
+          <w:b/>
+          <w:bCs/>
+          <w:u w:val="single"/>
+        </w:rPr>
+        <w:t>].</w:t>
+      </w:r>
+      <w:proofErr w:type="spellStart"/>
+      <w:r>
+        <w:rPr>
+          <w:b/>
+          <w:bCs/>
+          <w:u w:val="single"/>
+        </w:rPr>
+        <w:t>deliveryDate</w:t>
+      </w:r>
+      <w:proofErr w:type="spellEnd"/>
+      <w:proofErr w:type="gramEnd"/>
+      <w:r>
+        <w:rPr>
+          <w:b/>
+          <w:bCs/>
+          <w:u w:val="single"/>
+        </w:rPr>
+        <w:t>}</w:t>
+      </w:r>
+      <w:r>
+        <w:rPr>
+          <w:b/>
+          <w:bCs/>
+          <w:u w:val="single"/>
+        </w:rPr>
+        <w:br/>
+      </w:r>
+      <w:r>
+        <w:rPr>
+          <w:b/>
+          <w:bCs/>
+          <w:u w:val="single"/>
+        </w:rPr>
+        <w:t>{</w:t>
+      </w:r>
+      <w:proofErr w:type="spellStart"/>
+      <w:proofErr w:type="gramStart"/>
+      <w:r>
+        <w:rPr>
+          <w:b/>
+          <w:bCs/>
+          <w:u w:val="single"/>
+        </w:rPr>
+        <w:t>d.deliveredInPerson</w:t>
+      </w:r>
+      <w:proofErr w:type="spellEnd"/>
+      <w:proofErr w:type="gramEnd"/>
+      <w:r>
+        <w:rPr>
+          <w:b/>
+          <w:bCs/>
+          <w:u w:val="single"/>
+        </w:rPr>
+        <w:t>[i</w:t>
+      </w:r>
+      <w:r>
+        <w:rPr>
+          <w:b/>
+          <w:bCs/>
+          <w:u w:val="single"/>
         </w:rPr>
         <w:t>+1</w:t>
       </w:r>
@@ -254,132 +764,150 @@
         <w:rPr>
           <w:b/>
           <w:bCs/>
-        </w:rPr>
-        <w:t>].deliveryDate}</w:t>
-      </w:r>
-      <w:r>
-        <w:rPr>
-          <w:b/>
-          <w:bCs/>
-        </w:rPr>
-        <w:t xml:space="preserve">  s</w:t>
+          <w:u w:val="single"/>
+        </w:rPr>
+        <w:t>]}</w:t>
       </w:r>
     </w:p>
     <w:p>
       <w:pPr>
-        <w:spacing w:after="0"/>
-        <w:rPr>
-          <w:sz w:val="18"/>
-          <w:szCs w:val="18"/>
-        </w:rPr>
-      </w:pPr>
-      <w:r>
-        <w:rPr>
-          <w:sz w:val="16"/>
-          <w:szCs w:val="16"/>
-        </w:rPr>
-        <w:t>{d.hasInPerson:ifEQ(true):showEnd}</w:t>
-      </w:r>
-    </w:p>
-    <w:p>
-      <w:pPr>
-        <w:spacing w:after="0"/>
-        <w:rPr>
-          <w:sz w:val="18"/>
-          <w:szCs w:val="18"/>
-        </w:rPr>
-      </w:pPr>
-      <w:r>
-        <w:rPr>
-          <w:sz w:val="16"/>
-          <w:szCs w:val="16"/>
-        </w:rPr>
-        <w:t>{d.hasByMail:ifEQ(true):showBegin}</w:t>
-      </w:r>
-    </w:p>
-    <w:p>
-      <w:pPr>
-        <w:spacing w:before="200" w:after="0"/>
-        <w:ind w:left="720"/>
-      </w:pPr>
-      <w:r>
-        <w:t>by mailing it to the following persons by ordinary mail:</w:t>
-      </w:r>
-    </w:p>
-    <w:p>
-      <w:pPr>
-        <w:pBdr>
-          <w:bottom w:val="single" w:sz="4" w:space="1" w:color="313131"/>
-        </w:pBdr>
         <w:tabs>
           <w:tab w:val="right" w:pos="8640"/>
         </w:tabs>
         <w:spacing w:before="40" w:after="40"/>
         <w:ind w:left="864"/>
       </w:pPr>
-      <w:r>
-        <w:rPr>
-          <w:b/>
-          <w:bCs/>
-        </w:rPr>
-        <w:t>{d.deliveredByMail[i].recipientName}</w:t>
-      </w:r>
-      <w:r>
-        <w:tab/>
-      </w:r>
-      <w:r>
-        <w:t xml:space="preserve">on </w:t>
-      </w:r>
-      <w:r>
-        <w:rPr>
-          <w:b/>
-          <w:bCs/>
-        </w:rPr>
-        <w:t>{d.deliveredByMail[i</w:t>
-      </w:r>
-      <w:r>
-        <w:rPr>
-          <w:b/>
-          <w:bCs/>
-        </w:rPr>
-        <w:t>+1</w:t>
-      </w:r>
-      <w:r>
-        <w:rPr>
-          <w:b/>
-          <w:bCs/>
-        </w:rPr>
-        <w:t>].deliveryDate}</w:t>
-      </w:r>
     </w:p>
     <w:p>
       <w:pPr>
         <w:spacing w:after="0"/>
         <w:rPr>
-          <w:sz w:val="2"/>
-          <w:szCs w:val="2"/>
-        </w:rPr>
-      </w:pPr>
-      <w:r>
-        <w:rPr>
-          <w:sz w:val="22"/>
-        </w:rPr>
-        <w:t>{d.hasByMail:ifEQ(true):showEnd}</w:t>
+          <w:sz w:val="18"/>
+          <w:szCs w:val="18"/>
+        </w:rPr>
+      </w:pPr>
+      <w:r>
+        <w:rPr>
+          <w:sz w:val="16"/>
+          <w:szCs w:val="16"/>
+        </w:rPr>
+        <w:t>{</w:t>
+      </w:r>
+      <w:proofErr w:type="spellStart"/>
+      <w:proofErr w:type="gramStart"/>
+      <w:r>
+        <w:rPr>
+          <w:sz w:val="16"/>
+          <w:szCs w:val="16"/>
+        </w:rPr>
+        <w:t>d.hasInPerson</w:t>
+      </w:r>
+      <w:proofErr w:type="gramEnd"/>
+      <w:r>
+        <w:rPr>
+          <w:sz w:val="16"/>
+          <w:szCs w:val="16"/>
+        </w:rPr>
+        <w:t>:ifEQ</w:t>
+      </w:r>
+      <w:proofErr w:type="spellEnd"/>
+      <w:r>
+        <w:rPr>
+          <w:sz w:val="16"/>
+          <w:szCs w:val="16"/>
+        </w:rPr>
+        <w:t>(true</w:t>
+      </w:r>
+      <w:proofErr w:type="gramStart"/>
+      <w:r>
+        <w:rPr>
+          <w:sz w:val="16"/>
+          <w:szCs w:val="16"/>
+        </w:rPr>
+        <w:t>):</w:t>
+      </w:r>
+      <w:proofErr w:type="spellStart"/>
+      <w:r>
+        <w:rPr>
+          <w:sz w:val="16"/>
+          <w:szCs w:val="16"/>
+        </w:rPr>
+        <w:t>showEnd</w:t>
+      </w:r>
+      <w:proofErr w:type="spellEnd"/>
+      <w:proofErr w:type="gramEnd"/>
+      <w:r>
+        <w:rPr>
+          <w:sz w:val="16"/>
+          <w:szCs w:val="16"/>
+        </w:rPr>
+        <w:t>}</w:t>
       </w:r>
     </w:p>
     <w:p>
       <w:pPr>
         <w:spacing w:after="0"/>
         <w:rPr>
-          <w:sz w:val="2"/>
-          <w:szCs w:val="2"/>
-        </w:rPr>
-      </w:pPr>
-      <w:r>
-        <w:rPr>
-          <w:szCs w:val="20"/>
-        </w:rPr>
-        <w:t>{d.hasElectronic:ifEQ(true):showBegin}</w:t>
+          <w:sz w:val="18"/>
+          <w:szCs w:val="18"/>
+        </w:rPr>
+      </w:pPr>
+      <w:r>
+        <w:rPr>
+          <w:sz w:val="16"/>
+          <w:szCs w:val="16"/>
+        </w:rPr>
+        <w:t>{</w:t>
+      </w:r>
+      <w:proofErr w:type="spellStart"/>
+      <w:proofErr w:type="gramStart"/>
+      <w:r>
+        <w:rPr>
+          <w:sz w:val="16"/>
+          <w:szCs w:val="16"/>
+        </w:rPr>
+        <w:t>d.hasByMail</w:t>
+      </w:r>
+      <w:proofErr w:type="gramEnd"/>
+      <w:r>
+        <w:rPr>
+          <w:sz w:val="16"/>
+          <w:szCs w:val="16"/>
+        </w:rPr>
+        <w:t>:ifEQ</w:t>
+      </w:r>
+      <w:proofErr w:type="spellEnd"/>
+      <w:r>
+        <w:rPr>
+          <w:sz w:val="16"/>
+          <w:szCs w:val="16"/>
+        </w:rPr>
+        <w:t>(true</w:t>
+      </w:r>
+      <w:proofErr w:type="gramStart"/>
+      <w:r>
+        <w:rPr>
+          <w:sz w:val="16"/>
+          <w:szCs w:val="16"/>
+        </w:rPr>
+        <w:t>):</w:t>
+      </w:r>
+      <w:proofErr w:type="spellStart"/>
+      <w:r>
+        <w:rPr>
+          <w:sz w:val="16"/>
+          <w:szCs w:val="16"/>
+        </w:rPr>
+        <w:t>showBegin</w:t>
+      </w:r>
+      <w:proofErr w:type="spellEnd"/>
+      <w:proofErr w:type="gramEnd"/>
+      <w:r>
+        <w:rPr>
+          <w:sz w:val="16"/>
+          <w:szCs w:val="16"/>
+        </w:rPr>
+        <w:t>}</w:t>
       </w:r>
     </w:p>
     <w:p>
@@ -388,44 +916,205 @@
         <w:ind w:left="720"/>
       </w:pPr>
       <w:r>
-        <w:t>by sending it to the following persons by e-mail, fax or other electronic means to that person:</w:t>
+        <w:t>by mailing it to the following persons by ordinary mail:</w:t>
       </w:r>
     </w:p>
     <w:p>
       <w:pPr>
-        <w:pBdr>
-          <w:bottom w:val="single" w:sz="4" w:space="1" w:color="313131"/>
-        </w:pBdr>
         <w:tabs>
           <w:tab w:val="right" w:pos="8640"/>
         </w:tabs>
         <w:spacing w:before="40" w:after="40"/>
         <w:ind w:left="864"/>
-      </w:pPr>
-      <w:r>
-        <w:rPr>
-          <w:b/>
-          <w:bCs/>
-        </w:rPr>
-        <w:t>{d.deliveredElectronic[i].recipientName}</w:t>
-      </w:r>
-      <w:r>
-        <w:tab/>
-      </w:r>
-      <w:r>
+        <w:rPr>
+          <w:u w:val="single"/>
+        </w:rPr>
+      </w:pPr>
+      <w:r>
+        <w:rPr>
+          <w:b/>
+          <w:bCs/>
+          <w:u w:val="single"/>
+        </w:rPr>
+        <w:t>{</w:t>
+      </w:r>
+      <w:proofErr w:type="spellStart"/>
+      <w:proofErr w:type="gramStart"/>
+      <w:r>
+        <w:rPr>
+          <w:b/>
+          <w:bCs/>
+          <w:u w:val="single"/>
+        </w:rPr>
+        <w:t>d.deliveredByMail</w:t>
+      </w:r>
+      <w:proofErr w:type="spellEnd"/>
+      <w:proofErr w:type="gramEnd"/>
+      <w:r>
+        <w:rPr>
+          <w:b/>
+          <w:bCs/>
+          <w:u w:val="single"/>
+        </w:rPr>
+        <w:t>[</w:t>
+      </w:r>
+      <w:proofErr w:type="spellStart"/>
+      <w:r>
+        <w:rPr>
+          <w:b/>
+          <w:bCs/>
+          <w:u w:val="single"/>
+        </w:rPr>
+        <w:t>i</w:t>
+      </w:r>
+      <w:proofErr w:type="spellEnd"/>
+      <w:proofErr w:type="gramStart"/>
+      <w:r>
+        <w:rPr>
+          <w:b/>
+          <w:bCs/>
+          <w:u w:val="single"/>
+        </w:rPr>
+        <w:t>].</w:t>
+      </w:r>
+      <w:proofErr w:type="spellStart"/>
+      <w:r>
+        <w:rPr>
+          <w:b/>
+          <w:bCs/>
+          <w:u w:val="single"/>
+        </w:rPr>
+        <w:t>recipientName</w:t>
+      </w:r>
+      <w:proofErr w:type="spellEnd"/>
+      <w:proofErr w:type="gramEnd"/>
+      <w:r>
+        <w:rPr>
+          <w:b/>
+          <w:bCs/>
+          <w:u w:val="single"/>
+        </w:rPr>
+        <w:t>}</w:t>
+      </w:r>
+      <w:r>
+        <w:rPr>
+          <w:u w:val="single"/>
+        </w:rPr>
+        <w:t xml:space="preserve"> </w:t>
+      </w:r>
+      <w:r>
+        <w:rPr>
+          <w:u w:val="single"/>
+        </w:rPr>
         <w:t xml:space="preserve">on </w:t>
       </w:r>
       <w:r>
         <w:rPr>
           <w:b/>
           <w:bCs/>
-        </w:rPr>
-        <w:t>{d.deliveredElectronic[i</w:t>
-      </w:r>
-      <w:r>
-        <w:rPr>
-          <w:b/>
-          <w:bCs/>
+          <w:u w:val="single"/>
+        </w:rPr>
+        <w:t>{</w:t>
+      </w:r>
+      <w:proofErr w:type="spellStart"/>
+      <w:proofErr w:type="gramStart"/>
+      <w:r>
+        <w:rPr>
+          <w:b/>
+          <w:bCs/>
+          <w:u w:val="single"/>
+        </w:rPr>
+        <w:t>d.deliveredByMail</w:t>
+      </w:r>
+      <w:proofErr w:type="spellEnd"/>
+      <w:proofErr w:type="gramEnd"/>
+      <w:r>
+        <w:rPr>
+          <w:b/>
+          <w:bCs/>
+          <w:u w:val="single"/>
+        </w:rPr>
+        <w:t>[</w:t>
+      </w:r>
+      <w:proofErr w:type="spellStart"/>
+      <w:r>
+        <w:rPr>
+          <w:b/>
+          <w:bCs/>
+          <w:u w:val="single"/>
+        </w:rPr>
+        <w:t>i</w:t>
+      </w:r>
+      <w:proofErr w:type="spellEnd"/>
+      <w:proofErr w:type="gramStart"/>
+      <w:r>
+        <w:rPr>
+          <w:b/>
+          <w:bCs/>
+          <w:u w:val="single"/>
+        </w:rPr>
+        <w:t>].</w:t>
+      </w:r>
+      <w:proofErr w:type="spellStart"/>
+      <w:r>
+        <w:rPr>
+          <w:b/>
+          <w:bCs/>
+          <w:u w:val="single"/>
+        </w:rPr>
+        <w:t>deliveryDate</w:t>
+      </w:r>
+      <w:proofErr w:type="spellEnd"/>
+      <w:proofErr w:type="gramEnd"/>
+      <w:r>
+        <w:rPr>
+          <w:b/>
+          <w:bCs/>
+          <w:u w:val="single"/>
+        </w:rPr>
+        <w:t>}</w:t>
+      </w:r>
+      <w:r>
+        <w:rPr>
+          <w:b/>
+          <w:bCs/>
+          <w:u w:val="single"/>
+        </w:rPr>
+        <w:br/>
+      </w:r>
+      <w:r>
+        <w:rPr>
+          <w:b/>
+          <w:bCs/>
+          <w:u w:val="single"/>
+        </w:rPr>
+        <w:t>{</w:t>
+      </w:r>
+      <w:proofErr w:type="spellStart"/>
+      <w:proofErr w:type="gramStart"/>
+      <w:r>
+        <w:rPr>
+          <w:b/>
+          <w:bCs/>
+          <w:u w:val="single"/>
+        </w:rPr>
+        <w:t>d.deliveredByMail</w:t>
+      </w:r>
+      <w:proofErr w:type="spellEnd"/>
+      <w:proofErr w:type="gramEnd"/>
+      <w:r>
+        <w:rPr>
+          <w:b/>
+          <w:bCs/>
+          <w:u w:val="single"/>
+        </w:rPr>
+        <w:t>[i</w:t>
+      </w:r>
+      <w:r>
+        <w:rPr>
+          <w:b/>
+          <w:bCs/>
+          <w:u w:val="single"/>
         </w:rPr>
         <w:t>+1</w:t>
       </w:r>
@@ -433,49 +1122,385 @@
         <w:rPr>
           <w:b/>
           <w:bCs/>
-        </w:rPr>
-        <w:t>].deliveryDate}</w:t>
+          <w:u w:val="single"/>
+        </w:rPr>
+        <w:t>]}</w:t>
       </w:r>
     </w:p>
     <w:p>
       <w:pPr>
-        <w:spacing w:before="160" w:after="0"/>
-        <w:ind w:left="1260"/>
-      </w:pPr>
-      <w:r>
-        <w:t>• Each of the persons who received delivery by e-mail, fax or other electronic means has, in writing, acknowledged receipt of the document(s) referred to in this section.</w:t>
+        <w:spacing w:after="0"/>
+        <w:rPr>
+          <w:sz w:val="2"/>
+          <w:szCs w:val="2"/>
+        </w:rPr>
+      </w:pPr>
+      <w:r>
+        <w:rPr>
+          <w:sz w:val="22"/>
+        </w:rPr>
+        <w:t>{</w:t>
+      </w:r>
+      <w:proofErr w:type="spellStart"/>
+      <w:proofErr w:type="gramStart"/>
+      <w:r>
+        <w:rPr>
+          <w:sz w:val="22"/>
+        </w:rPr>
+        <w:t>d.hasByMail</w:t>
+      </w:r>
+      <w:proofErr w:type="gramEnd"/>
+      <w:r>
+        <w:rPr>
+          <w:sz w:val="22"/>
+        </w:rPr>
+        <w:t>:ifEQ</w:t>
+      </w:r>
+      <w:proofErr w:type="spellEnd"/>
+      <w:r>
+        <w:rPr>
+          <w:sz w:val="22"/>
+        </w:rPr>
+        <w:t>(true</w:t>
+      </w:r>
+      <w:proofErr w:type="gramStart"/>
+      <w:r>
+        <w:rPr>
+          <w:sz w:val="22"/>
+        </w:rPr>
+        <w:t>):</w:t>
+      </w:r>
+      <w:proofErr w:type="spellStart"/>
+      <w:r>
+        <w:rPr>
+          <w:sz w:val="22"/>
+        </w:rPr>
+        <w:t>showEnd</w:t>
+      </w:r>
+      <w:proofErr w:type="spellEnd"/>
+      <w:proofErr w:type="gramEnd"/>
+      <w:r>
+        <w:rPr>
+          <w:sz w:val="22"/>
+        </w:rPr>
+        <w:t>}</w:t>
       </w:r>
     </w:p>
     <w:p>
       <w:pPr>
-        <w:spacing w:before="160" w:after="0"/>
-        <w:ind w:left="1260"/>
-      </w:pPr>
-      <w:r>
-        <w:br w:type="page"/>
+        <w:spacing w:after="0"/>
+        <w:rPr>
+          <w:sz w:val="2"/>
+          <w:szCs w:val="2"/>
+        </w:rPr>
+      </w:pPr>
+      <w:r>
+        <w:rPr>
+          <w:szCs w:val="20"/>
+        </w:rPr>
+        <w:t>{</w:t>
+      </w:r>
+      <w:proofErr w:type="spellStart"/>
+      <w:proofErr w:type="gramStart"/>
+      <w:r>
+        <w:rPr>
+          <w:szCs w:val="20"/>
+        </w:rPr>
+        <w:t>d.hasElectronic</w:t>
+      </w:r>
+      <w:proofErr w:type="gramEnd"/>
+      <w:r>
+        <w:rPr>
+          <w:szCs w:val="20"/>
+        </w:rPr>
+        <w:t>:ifEQ</w:t>
+      </w:r>
+      <w:proofErr w:type="spellEnd"/>
+      <w:r>
+        <w:rPr>
+          <w:szCs w:val="20"/>
+        </w:rPr>
+        <w:t>(true</w:t>
+      </w:r>
+      <w:proofErr w:type="gramStart"/>
+      <w:r>
+        <w:rPr>
+          <w:szCs w:val="20"/>
+        </w:rPr>
+        <w:t>):</w:t>
+      </w:r>
+      <w:proofErr w:type="spellStart"/>
+      <w:r>
+        <w:rPr>
+          <w:szCs w:val="20"/>
+        </w:rPr>
+        <w:t>showBegin</w:t>
+      </w:r>
+      <w:proofErr w:type="spellEnd"/>
+      <w:proofErr w:type="gramEnd"/>
+      <w:r>
+        <w:rPr>
+          <w:szCs w:val="20"/>
+        </w:rPr>
+        <w:t>}</w:t>
       </w:r>
     </w:p>
     <w:p>
       <w:pPr>
+        <w:spacing w:before="200" w:after="0"/>
+        <w:ind w:left="720"/>
+      </w:pPr>
+      <w:r>
+        <w:t>by sending it to the following persons by e-mail, fax or other electronic means to that person:</w:t>
+      </w:r>
+    </w:p>
+    <w:p>
+      <w:pPr>
+        <w:tabs>
+          <w:tab w:val="right" w:pos="8640"/>
+        </w:tabs>
+        <w:spacing w:before="40" w:after="40"/>
+        <w:ind w:left="864"/>
+        <w:rPr>
+          <w:u w:val="single"/>
+        </w:rPr>
+      </w:pPr>
+      <w:r>
+        <w:rPr>
+          <w:b/>
+          <w:bCs/>
+          <w:u w:val="single"/>
+        </w:rPr>
+        <w:t>{</w:t>
+      </w:r>
+      <w:proofErr w:type="spellStart"/>
+      <w:proofErr w:type="gramStart"/>
+      <w:r>
+        <w:rPr>
+          <w:b/>
+          <w:bCs/>
+          <w:u w:val="single"/>
+        </w:rPr>
+        <w:t>d.deliveredElectronic</w:t>
+      </w:r>
+      <w:proofErr w:type="spellEnd"/>
+      <w:proofErr w:type="gramEnd"/>
+      <w:r>
+        <w:rPr>
+          <w:b/>
+          <w:bCs/>
+          <w:u w:val="single"/>
+        </w:rPr>
+        <w:t>[</w:t>
+      </w:r>
+      <w:proofErr w:type="spellStart"/>
+      <w:r>
+        <w:rPr>
+          <w:b/>
+          <w:bCs/>
+          <w:u w:val="single"/>
+        </w:rPr>
+        <w:t>i</w:t>
+      </w:r>
+      <w:proofErr w:type="spellEnd"/>
+      <w:proofErr w:type="gramStart"/>
+      <w:r>
+        <w:rPr>
+          <w:b/>
+          <w:bCs/>
+          <w:u w:val="single"/>
+        </w:rPr>
+        <w:t>].</w:t>
+      </w:r>
+      <w:proofErr w:type="spellStart"/>
+      <w:r>
+        <w:rPr>
+          <w:b/>
+          <w:bCs/>
+          <w:u w:val="single"/>
+        </w:rPr>
+        <w:t>recipientName</w:t>
+      </w:r>
+      <w:proofErr w:type="spellEnd"/>
+      <w:proofErr w:type="gramEnd"/>
+      <w:r>
+        <w:rPr>
+          <w:b/>
+          <w:bCs/>
+          <w:u w:val="single"/>
+        </w:rPr>
+        <w:t>}</w:t>
+      </w:r>
+      <w:r>
+        <w:rPr>
+          <w:u w:val="single"/>
+        </w:rPr>
+        <w:t xml:space="preserve"> </w:t>
+      </w:r>
+      <w:r>
+        <w:rPr>
+          <w:u w:val="single"/>
+        </w:rPr>
+        <w:t>on</w:t>
+      </w:r>
+      <w:r>
+        <w:rPr>
+          <w:u w:val="single"/>
+        </w:rPr>
+        <w:t xml:space="preserve"> </w:t>
+      </w:r>
+      <w:r>
+        <w:rPr>
+          <w:b/>
+          <w:bCs/>
+          <w:u w:val="single"/>
+        </w:rPr>
+        <w:t>{</w:t>
+      </w:r>
+      <w:proofErr w:type="spellStart"/>
+      <w:proofErr w:type="gramStart"/>
+      <w:r>
+        <w:rPr>
+          <w:b/>
+          <w:bCs/>
+          <w:u w:val="single"/>
+        </w:rPr>
+        <w:t>d.deliveredElectronic</w:t>
+      </w:r>
+      <w:proofErr w:type="spellEnd"/>
+      <w:proofErr w:type="gramEnd"/>
+      <w:r>
+        <w:rPr>
+          <w:b/>
+          <w:bCs/>
+          <w:u w:val="single"/>
+        </w:rPr>
+        <w:t>[i</w:t>
+      </w:r>
+      <w:r>
+        <w:rPr>
+          <w:b/>
+          <w:bCs/>
+          <w:u w:val="single"/>
+        </w:rPr>
+        <w:t>+1</w:t>
+      </w:r>
+      <w:proofErr w:type="gramStart"/>
+      <w:r>
+        <w:rPr>
+          <w:b/>
+          <w:bCs/>
+          <w:u w:val="single"/>
+        </w:rPr>
+        <w:t>].</w:t>
+      </w:r>
+      <w:proofErr w:type="spellStart"/>
+      <w:r>
+        <w:rPr>
+          <w:b/>
+          <w:bCs/>
+          <w:u w:val="single"/>
+        </w:rPr>
+        <w:t>deliveryDate</w:t>
+      </w:r>
+      <w:proofErr w:type="spellEnd"/>
+      <w:proofErr w:type="gramEnd"/>
+      <w:r>
+        <w:rPr>
+          <w:b/>
+          <w:bCs/>
+          <w:u w:val="single"/>
+        </w:rPr>
+        <w:t>}</w:t>
+      </w:r>
+      <w:r>
+        <w:rPr>
+          <w:u w:val="single"/>
+        </w:rPr>
+        <w:br/>
+      </w:r>
+      <w:r>
+        <w:rPr>
+          <w:b/>
+          <w:bCs/>
+          <w:u w:val="single"/>
+        </w:rPr>
+        <w:t>{</w:t>
+      </w:r>
+      <w:proofErr w:type="spellStart"/>
+      <w:proofErr w:type="gramStart"/>
+      <w:r>
+        <w:rPr>
+          <w:b/>
+          <w:bCs/>
+          <w:u w:val="single"/>
+        </w:rPr>
+        <w:t>d.deliveredElectronic</w:t>
+      </w:r>
+      <w:proofErr w:type="spellEnd"/>
+      <w:proofErr w:type="gramEnd"/>
+      <w:r>
+        <w:rPr>
+          <w:b/>
+          <w:bCs/>
+          <w:u w:val="single"/>
+        </w:rPr>
+        <w:t>[i+1]}</w:t>
+      </w:r>
+    </w:p>
+    <w:p>
+      <w:pPr>
+        <w:tabs>
+          <w:tab w:val="right" w:pos="8640"/>
+        </w:tabs>
+        <w:spacing w:before="40" w:after="40"/>
+        <w:ind w:left="864"/>
+      </w:pPr>
+    </w:p>
+    <w:p>
+      <w:pPr>
+        <w:tabs>
+          <w:tab w:val="right" w:pos="8640"/>
+        </w:tabs>
+        <w:spacing w:before="40" w:after="40"/>
+        <w:ind w:left="864"/>
+      </w:pPr>
+      <w:r>
+        <w:t>• Each of the persons who received delivery by e-mail, fax or other electronic means has, in writing, acknowledged receipt of the document(s) referred to in this section.</w:t>
+      </w:r>
+    </w:p>
+    <w:p>
+      <w:pPr>
+        <w:tabs>
+          <w:tab w:val="right" w:pos="8640"/>
+        </w:tabs>
+        <w:spacing w:before="40" w:after="40"/>
+        <w:ind w:left="864"/>
+      </w:pPr>
+    </w:p>
+    <w:p>
+      <w:pPr>
         <w:spacing w:before="160" w:after="0"/>
-        <w:ind w:left="1260"/>
+        <w:sectPr>
+          <w:headerReference w:type="first" r:id="rId8"/>
+          <w:footerReference w:type="first" r:id="rId9"/>
+          <w:pgSz w:w="12240" w:h="15840"/>
+          <w:pgMar w:top="1134" w:right="1134" w:bottom="1134" w:left="1134" w:header="720" w:footer="720" w:gutter="0"/>
+          <w:pgNumType w:start="1"/>
+          <w:cols w:space="720"/>
+          <w:titlePg/>
+          <w:docGrid w:linePitch="360"/>
+        </w:sectPr>
+      </w:pPr>
+    </w:p>
+    <w:p>
+      <w:pPr>
+        <w:spacing w:before="160" w:after="0"/>
+        <w:ind w:left="720"/>
       </w:pPr>
       <w:r>
         <w:lastRenderedPageBreak/>
         <w:t>• I will retain a copy of those acknowledgements until the personal representative of the deceased is discharged and will produce those acknowledgements promptly after being requested to do so by the registrar.</w:t>
-      </w:r>
-    </w:p>
-    <w:p>
-      <w:pPr>
-        <w:spacing w:after="0"/>
-        <w:ind w:left="1260"/>
-      </w:pPr>
-      <w:r>
-        <w:rPr>
-          <w:sz w:val="2"/>
-          <w:szCs w:val="2"/>
-        </w:rPr>
-        <w:t>{d.hasElectronic:ifEQ(true):showEnd}</w:t>
       </w:r>
     </w:p>
     <w:p>
@@ -651,9 +1676,33 @@
         <w:rPr>
           <w:b/>
           <w:bCs/>
-          <w:u w:val="single"/>
-        </w:rPr>
-        <w:t>{d.applicant.applicantName}</w:t>
+        </w:rPr>
+        <w:t>{</w:t>
+      </w:r>
+      <w:proofErr w:type="spellStart"/>
+      <w:proofErr w:type="gramStart"/>
+      <w:r>
+        <w:rPr>
+          <w:b/>
+          <w:bCs/>
+        </w:rPr>
+        <w:t>d.applicant</w:t>
+      </w:r>
+      <w:proofErr w:type="gramEnd"/>
+      <w:r>
+        <w:rPr>
+          <w:b/>
+          <w:bCs/>
+        </w:rPr>
+        <w:t>.applicantName</w:t>
+      </w:r>
+      <w:proofErr w:type="spellEnd"/>
+      <w:r>
+        <w:rPr>
+          <w:b/>
+          <w:bCs/>
+        </w:rPr>
+        <w:t>}</w:t>
       </w:r>
     </w:p>
     <w:p>
@@ -664,19 +1713,125 @@
     <w:p>
       <w:pPr>
         <w:spacing w:after="0"/>
+        <w:ind w:left="7200" w:firstLine="720"/>
         <w:rPr>
           <w:b/>
           <w:bCs/>
           <w:sz w:val="24"/>
           <w:szCs w:val="24"/>
         </w:rPr>
+      </w:pPr>
+    </w:p>
+    <w:p>
+      <w:pPr>
+        <w:rPr>
+          <w:sz w:val="24"/>
+          <w:szCs w:val="24"/>
+        </w:rPr>
+      </w:pPr>
+    </w:p>
+    <w:p>
+      <w:pPr>
+        <w:rPr>
+          <w:sz w:val="24"/>
+          <w:szCs w:val="24"/>
+        </w:rPr>
+      </w:pPr>
+    </w:p>
+    <w:p>
+      <w:pPr>
+        <w:rPr>
+          <w:sz w:val="24"/>
+          <w:szCs w:val="24"/>
+        </w:rPr>
+      </w:pPr>
+    </w:p>
+    <w:p>
+      <w:pPr>
+        <w:rPr>
+          <w:sz w:val="24"/>
+          <w:szCs w:val="24"/>
+        </w:rPr>
+      </w:pPr>
+    </w:p>
+    <w:p>
+      <w:pPr>
+        <w:rPr>
+          <w:sz w:val="24"/>
+          <w:szCs w:val="24"/>
+        </w:rPr>
+      </w:pPr>
+    </w:p>
+    <w:p>
+      <w:pPr>
+        <w:rPr>
+          <w:sz w:val="24"/>
+          <w:szCs w:val="24"/>
+        </w:rPr>
+      </w:pPr>
+    </w:p>
+    <w:p>
+      <w:pPr>
+        <w:rPr>
+          <w:sz w:val="24"/>
+          <w:szCs w:val="24"/>
+        </w:rPr>
+      </w:pPr>
+    </w:p>
+    <w:p>
+      <w:pPr>
+        <w:rPr>
+          <w:sz w:val="24"/>
+          <w:szCs w:val="24"/>
+        </w:rPr>
+      </w:pPr>
+    </w:p>
+    <w:p>
+      <w:pPr>
+        <w:rPr>
+          <w:sz w:val="24"/>
+          <w:szCs w:val="24"/>
+        </w:rPr>
+      </w:pPr>
+    </w:p>
+    <w:p>
+      <w:pPr>
+        <w:tabs>
+          <w:tab w:val="left" w:pos="5710"/>
+        </w:tabs>
+        <w:rPr>
+          <w:sz w:val="24"/>
+          <w:szCs w:val="24"/>
+        </w:rPr>
+      </w:pPr>
+      <w:r>
+        <w:rPr>
+          <w:sz w:val="24"/>
+          <w:szCs w:val="24"/>
+        </w:rPr>
+        <w:tab/>
+      </w:r>
+    </w:p>
+    <w:p>
+      <w:pPr>
+        <w:rPr>
+          <w:sz w:val="24"/>
+          <w:szCs w:val="24"/>
+        </w:rPr>
+      </w:pPr>
+    </w:p>
+    <w:p>
+      <w:pPr>
+        <w:rPr>
+          <w:sz w:val="24"/>
+          <w:szCs w:val="24"/>
+        </w:rPr>
         <w:sectPr>
-          <w:headerReference w:type="default" r:id="rId8"/>
-          <w:footerReference w:type="default" r:id="rId9"/>
-          <w:footerReference w:type="first" r:id="rId10"/>
           <w:pgSz w:w="12240" w:h="15840"/>
           <w:pgMar w:top="1134" w:right="1134" w:bottom="1134" w:left="1134" w:header="720" w:footer="720" w:gutter="0"/>
+          <w:pgNumType w:start="1"/>
           <w:cols w:space="720"/>
+          <w:titlePg/>
           <w:docGrid w:linePitch="360"/>
         </w:sectPr>
       </w:pPr>
@@ -825,7 +1980,41 @@
           <w:color w:val="000000" w:themeColor="text1"/>
           <w:sz w:val="22"/>
         </w:rPr>
-        <w:t xml:space="preserve">{d.applicant.applicantName} </w:t>
+        <w:t>{</w:t>
+      </w:r>
+      <w:proofErr w:type="spellStart"/>
+      <w:proofErr w:type="gramStart"/>
+      <w:r>
+        <w:rPr>
+          <w:rFonts w:ascii="Segoe UI" w:eastAsia="Segoe UI" w:hAnsi="Segoe UI" w:cs="Segoe UI"/>
+          <w:b/>
+          <w:bCs/>
+          <w:color w:val="000000" w:themeColor="text1"/>
+          <w:sz w:val="22"/>
+        </w:rPr>
+        <w:t>d.applicant</w:t>
+      </w:r>
+      <w:proofErr w:type="gramEnd"/>
+      <w:r>
+        <w:rPr>
+          <w:rFonts w:ascii="Segoe UI" w:eastAsia="Segoe UI" w:hAnsi="Segoe UI" w:cs="Segoe UI"/>
+          <w:b/>
+          <w:bCs/>
+          <w:color w:val="000000" w:themeColor="text1"/>
+          <w:sz w:val="22"/>
+        </w:rPr>
+        <w:t>.applicantName</w:t>
+      </w:r>
+      <w:proofErr w:type="spellEnd"/>
+      <w:r>
+        <w:rPr>
+          <w:rFonts w:ascii="Segoe UI" w:eastAsia="Segoe UI" w:hAnsi="Segoe UI" w:cs="Segoe UI"/>
+          <w:b/>
+          <w:bCs/>
+          <w:color w:val="000000" w:themeColor="text1"/>
+          <w:sz w:val="22"/>
+        </w:rPr>
+        <w:t xml:space="preserve">} </w:t>
       </w:r>
       <w:r>
         <w:rPr>
@@ -843,7 +2032,41 @@
           <w:color w:val="000000" w:themeColor="text1"/>
           <w:sz w:val="22"/>
         </w:rPr>
-        <w:t xml:space="preserve">{d.applicant.applicantCourthouseName} </w:t>
+        <w:t>{</w:t>
+      </w:r>
+      <w:proofErr w:type="spellStart"/>
+      <w:proofErr w:type="gramStart"/>
+      <w:r>
+        <w:rPr>
+          <w:rFonts w:ascii="Segoe UI" w:eastAsia="Segoe UI" w:hAnsi="Segoe UI" w:cs="Segoe UI"/>
+          <w:b/>
+          <w:bCs/>
+          <w:color w:val="000000" w:themeColor="text1"/>
+          <w:sz w:val="22"/>
+        </w:rPr>
+        <w:t>d.applicant</w:t>
+      </w:r>
+      <w:proofErr w:type="gramEnd"/>
+      <w:r>
+        <w:rPr>
+          <w:rFonts w:ascii="Segoe UI" w:eastAsia="Segoe UI" w:hAnsi="Segoe UI" w:cs="Segoe UI"/>
+          <w:b/>
+          <w:bCs/>
+          <w:color w:val="000000" w:themeColor="text1"/>
+          <w:sz w:val="22"/>
+        </w:rPr>
+        <w:t>.applicantCourthouseName</w:t>
+      </w:r>
+      <w:proofErr w:type="spellEnd"/>
+      <w:r>
+        <w:rPr>
+          <w:rFonts w:ascii="Segoe UI" w:eastAsia="Segoe UI" w:hAnsi="Segoe UI" w:cs="Segoe UI"/>
+          <w:b/>
+          <w:bCs/>
+          <w:color w:val="000000" w:themeColor="text1"/>
+          <w:sz w:val="22"/>
+        </w:rPr>
+        <w:t xml:space="preserve">} </w:t>
       </w:r>
       <w:r>
         <w:rPr>
@@ -869,7 +2092,53 @@
           <w:color w:val="313131"/>
           <w:szCs w:val="20"/>
         </w:rPr>
-        <w:t>in relation to the estate of the deceased described below who died on {d.deceasedDeathDate:formatD(LL)}.</w:t>
+        <w:t>in relation to the estate of the deceased described below who died on {</w:t>
+      </w:r>
+      <w:proofErr w:type="spellStart"/>
+      <w:proofErr w:type="gramStart"/>
+      <w:r>
+        <w:rPr>
+          <w:rFonts w:ascii="Segoe UI" w:eastAsia="Segoe UI" w:hAnsi="Segoe UI" w:cs="Segoe UI"/>
+          <w:color w:val="313131"/>
+          <w:szCs w:val="20"/>
+        </w:rPr>
+        <w:t>d.deceasedDeathDate</w:t>
+      </w:r>
+      <w:proofErr w:type="gramEnd"/>
+      <w:r>
+        <w:rPr>
+          <w:rFonts w:ascii="Segoe UI" w:eastAsia="Segoe UI" w:hAnsi="Segoe UI" w:cs="Segoe UI"/>
+          <w:color w:val="313131"/>
+          <w:szCs w:val="20"/>
+        </w:rPr>
+        <w:t>:</w:t>
+      </w:r>
+      <w:proofErr w:type="gramStart"/>
+      <w:r>
+        <w:rPr>
+          <w:rFonts w:ascii="Segoe UI" w:eastAsia="Segoe UI" w:hAnsi="Segoe UI" w:cs="Segoe UI"/>
+          <w:color w:val="313131"/>
+          <w:szCs w:val="20"/>
+        </w:rPr>
+        <w:t>formatD</w:t>
+      </w:r>
+      <w:proofErr w:type="spellEnd"/>
+      <w:r>
+        <w:rPr>
+          <w:rFonts w:ascii="Segoe UI" w:eastAsia="Segoe UI" w:hAnsi="Segoe UI" w:cs="Segoe UI"/>
+          <w:color w:val="313131"/>
+          <w:szCs w:val="20"/>
+        </w:rPr>
+        <w:t>(</w:t>
+      </w:r>
+      <w:proofErr w:type="gramEnd"/>
+      <w:r>
+        <w:rPr>
+          <w:rFonts w:ascii="Segoe UI" w:eastAsia="Segoe UI" w:hAnsi="Segoe UI" w:cs="Segoe UI"/>
+          <w:color w:val="313131"/>
+          <w:szCs w:val="20"/>
+        </w:rPr>
+        <w:t>LL)}.</w:t>
       </w:r>
     </w:p>
     <w:p>
@@ -910,7 +2179,73 @@
           <w:sz w:val="22"/>
           <w:lang w:val="fr-FR"/>
         </w:rPr>
-        <w:t>{d.firstNameGivenName} {d.middleNameS} {d.lastNameFamilyNameOrSurname}</w:t>
+        <w:t>{</w:t>
+      </w:r>
+      <w:proofErr w:type="spellStart"/>
+      <w:proofErr w:type="gramStart"/>
+      <w:r>
+        <w:rPr>
+          <w:rFonts w:ascii="Segoe UI" w:eastAsia="Segoe UI" w:hAnsi="Segoe UI" w:cs="Segoe UI"/>
+          <w:color w:val="000000" w:themeColor="text1"/>
+          <w:sz w:val="22"/>
+          <w:lang w:val="fr-FR"/>
+        </w:rPr>
+        <w:t>d.firstNameGivenName</w:t>
+      </w:r>
+      <w:proofErr w:type="spellEnd"/>
+      <w:proofErr w:type="gramEnd"/>
+      <w:r>
+        <w:rPr>
+          <w:rFonts w:ascii="Segoe UI" w:eastAsia="Segoe UI" w:hAnsi="Segoe UI" w:cs="Segoe UI"/>
+          <w:color w:val="000000" w:themeColor="text1"/>
+          <w:sz w:val="22"/>
+          <w:lang w:val="fr-FR"/>
+        </w:rPr>
+        <w:t>} {</w:t>
+      </w:r>
+      <w:proofErr w:type="spellStart"/>
+      <w:proofErr w:type="gramStart"/>
+      <w:r>
+        <w:rPr>
+          <w:rFonts w:ascii="Segoe UI" w:eastAsia="Segoe UI" w:hAnsi="Segoe UI" w:cs="Segoe UI"/>
+          <w:color w:val="000000" w:themeColor="text1"/>
+          <w:sz w:val="22"/>
+          <w:lang w:val="fr-FR"/>
+        </w:rPr>
+        <w:t>d.middleNameS</w:t>
+      </w:r>
+      <w:proofErr w:type="spellEnd"/>
+      <w:proofErr w:type="gramEnd"/>
+      <w:r>
+        <w:rPr>
+          <w:rFonts w:ascii="Segoe UI" w:eastAsia="Segoe UI" w:hAnsi="Segoe UI" w:cs="Segoe UI"/>
+          <w:color w:val="000000" w:themeColor="text1"/>
+          <w:sz w:val="22"/>
+          <w:lang w:val="fr-FR"/>
+        </w:rPr>
+        <w:t>} {</w:t>
+      </w:r>
+      <w:proofErr w:type="spellStart"/>
+      <w:proofErr w:type="gramStart"/>
+      <w:r>
+        <w:rPr>
+          <w:rFonts w:ascii="Segoe UI" w:eastAsia="Segoe UI" w:hAnsi="Segoe UI" w:cs="Segoe UI"/>
+          <w:color w:val="000000" w:themeColor="text1"/>
+          <w:sz w:val="22"/>
+          <w:lang w:val="fr-FR"/>
+        </w:rPr>
+        <w:t>d.lastNameFamilyNameOrSurname</w:t>
+      </w:r>
+      <w:proofErr w:type="spellEnd"/>
+      <w:proofErr w:type="gramEnd"/>
+      <w:r>
+        <w:rPr>
+          <w:rFonts w:ascii="Segoe UI" w:eastAsia="Segoe UI" w:hAnsi="Segoe UI" w:cs="Segoe UI"/>
+          <w:color w:val="000000" w:themeColor="text1"/>
+          <w:sz w:val="22"/>
+          <w:lang w:val="fr-FR"/>
+        </w:rPr>
+        <w:t>}</w:t>
       </w:r>
       <w:r>
         <w:br/>
@@ -955,8 +2290,10 @@
           <w:sz w:val="22"/>
           <w:lang w:val="fr-FR"/>
         </w:rPr>
-        <w:t xml:space="preserve">{d.deceasedAddressStreet}, {d.deceasedAddressCity}, {d.deceasedAddressProvince} {d. deceasedAddressState}, {d.deceasedAddressPostalCode} </w:t>
-      </w:r>
+        <w:t>{</w:t>
+      </w:r>
+      <w:proofErr w:type="spellStart"/>
+      <w:proofErr w:type="gramStart"/>
       <w:r>
         <w:rPr>
           <w:rFonts w:ascii="Segoe UI" w:eastAsia="Segoe UI" w:hAnsi="Segoe UI" w:cs="Segoe UI"/>
@@ -964,8 +2301,228 @@
           <w:bCs/>
           <w:color w:val="000000" w:themeColor="text1"/>
           <w:sz w:val="22"/>
-        </w:rPr>
-        <w:t>{d.deceasedAddressCountry}</w:t>
+          <w:lang w:val="fr-FR"/>
+        </w:rPr>
+        <w:t>d.deceasedAddressStreet</w:t>
+      </w:r>
+      <w:proofErr w:type="spellEnd"/>
+      <w:proofErr w:type="gramEnd"/>
+      <w:r>
+        <w:rPr>
+          <w:rFonts w:ascii="Segoe UI" w:eastAsia="Segoe UI" w:hAnsi="Segoe UI" w:cs="Segoe UI"/>
+          <w:b/>
+          <w:bCs/>
+          <w:color w:val="000000" w:themeColor="text1"/>
+          <w:sz w:val="22"/>
+          <w:lang w:val="fr-FR"/>
+        </w:rPr>
+        <w:t>}, {</w:t>
+      </w:r>
+      <w:proofErr w:type="spellStart"/>
+      <w:proofErr w:type="gramStart"/>
+      <w:r>
+        <w:rPr>
+          <w:rFonts w:ascii="Segoe UI" w:eastAsia="Segoe UI" w:hAnsi="Segoe UI" w:cs="Segoe UI"/>
+          <w:b/>
+          <w:bCs/>
+          <w:color w:val="000000" w:themeColor="text1"/>
+          <w:sz w:val="22"/>
+          <w:lang w:val="fr-FR"/>
+        </w:rPr>
+        <w:t>d.deceasedAddressCity</w:t>
+      </w:r>
+      <w:proofErr w:type="spellEnd"/>
+      <w:proofErr w:type="gramEnd"/>
+      <w:r>
+        <w:rPr>
+          <w:rFonts w:ascii="Segoe UI" w:eastAsia="Segoe UI" w:hAnsi="Segoe UI" w:cs="Segoe UI"/>
+          <w:b/>
+          <w:bCs/>
+          <w:color w:val="000000" w:themeColor="text1"/>
+          <w:sz w:val="22"/>
+          <w:lang w:val="fr-FR"/>
+        </w:rPr>
+        <w:t>}, {</w:t>
+      </w:r>
+      <w:proofErr w:type="spellStart"/>
+      <w:proofErr w:type="gramStart"/>
+      <w:r>
+        <w:rPr>
+          <w:rFonts w:ascii="Segoe UI" w:eastAsia="Segoe UI" w:hAnsi="Segoe UI" w:cs="Segoe UI"/>
+          <w:b/>
+          <w:bCs/>
+          <w:color w:val="000000" w:themeColor="text1"/>
+          <w:sz w:val="22"/>
+          <w:lang w:val="fr-FR"/>
+        </w:rPr>
+        <w:t>d.deceasedAddressProvince</w:t>
+      </w:r>
+      <w:r>
+        <w:rPr>
+          <w:rFonts w:ascii="Segoe UI" w:eastAsia="Segoe UI" w:hAnsi="Segoe UI" w:cs="Segoe UI"/>
+          <w:b/>
+          <w:bCs/>
+          <w:color w:val="000000" w:themeColor="text1"/>
+          <w:sz w:val="22"/>
+          <w:lang w:val="fr-FR"/>
+        </w:rPr>
+        <w:t>Text</w:t>
+      </w:r>
+      <w:proofErr w:type="spellEnd"/>
+      <w:r>
+        <w:rPr>
+          <w:rFonts w:ascii="Segoe UI" w:eastAsia="Segoe UI" w:hAnsi="Segoe UI" w:cs="Segoe UI"/>
+          <w:b/>
+          <w:bCs/>
+          <w:color w:val="000000" w:themeColor="text1"/>
+          <w:sz w:val="22"/>
+          <w:lang w:val="fr-FR"/>
+        </w:rPr>
+        <w:t>}{</w:t>
+      </w:r>
+      <w:proofErr w:type="gramEnd"/>
+      <w:r>
+        <w:rPr>
+          <w:rFonts w:ascii="Segoe UI" w:eastAsia="Segoe UI" w:hAnsi="Segoe UI" w:cs="Segoe UI"/>
+          <w:b/>
+          <w:bCs/>
+          <w:color w:val="000000" w:themeColor="text1"/>
+          <w:sz w:val="22"/>
+          <w:lang w:val="fr-FR"/>
+        </w:rPr>
+        <w:t xml:space="preserve">d. </w:t>
+      </w:r>
+      <w:proofErr w:type="spellStart"/>
+      <w:proofErr w:type="gramStart"/>
+      <w:r>
+        <w:rPr>
+          <w:rFonts w:ascii="Segoe UI" w:eastAsia="Segoe UI" w:hAnsi="Segoe UI" w:cs="Segoe UI"/>
+          <w:b/>
+          <w:bCs/>
+          <w:color w:val="000000" w:themeColor="text1"/>
+          <w:sz w:val="22"/>
+          <w:lang w:val="fr-FR"/>
+        </w:rPr>
+        <w:t>deceasedAddressState</w:t>
+      </w:r>
+      <w:proofErr w:type="spellEnd"/>
+      <w:r>
+        <w:rPr>
+          <w:rFonts w:ascii="Segoe UI" w:eastAsia="Segoe UI" w:hAnsi="Segoe UI" w:cs="Segoe UI"/>
+          <w:b/>
+          <w:bCs/>
+          <w:color w:val="000000" w:themeColor="text1"/>
+          <w:sz w:val="22"/>
+          <w:lang w:val="fr-FR"/>
+        </w:rPr>
+        <w:t>}</w:t>
+      </w:r>
+      <w:r>
+        <w:rPr>
+          <w:rFonts w:ascii="Segoe UI" w:eastAsia="Segoe UI" w:hAnsi="Segoe UI" w:cs="Segoe UI"/>
+          <w:b/>
+          <w:bCs/>
+          <w:color w:val="000000" w:themeColor="text1"/>
+          <w:sz w:val="22"/>
+          <w:lang w:val="fr-FR"/>
+        </w:rPr>
+        <w:t>{</w:t>
+      </w:r>
+      <w:proofErr w:type="spellStart"/>
+      <w:r>
+        <w:rPr>
+          <w:rFonts w:ascii="Segoe UI" w:eastAsia="Segoe UI" w:hAnsi="Segoe UI" w:cs="Segoe UI"/>
+          <w:b/>
+          <w:bCs/>
+          <w:color w:val="000000" w:themeColor="text1"/>
+          <w:sz w:val="22"/>
+          <w:lang w:val="fr-FR"/>
+        </w:rPr>
+        <w:t>d.deceasedAddressProvince</w:t>
+      </w:r>
+      <w:proofErr w:type="spellEnd"/>
+      <w:proofErr w:type="gramEnd"/>
+      <w:r>
+        <w:rPr>
+          <w:rFonts w:ascii="Segoe UI" w:eastAsia="Segoe UI" w:hAnsi="Segoe UI" w:cs="Segoe UI"/>
+          <w:b/>
+          <w:bCs/>
+          <w:color w:val="000000" w:themeColor="text1"/>
+          <w:sz w:val="22"/>
+          <w:lang w:val="fr-FR"/>
+        </w:rPr>
+        <w:t>}</w:t>
+      </w:r>
+      <w:r>
+        <w:rPr>
+          <w:rFonts w:ascii="Segoe UI" w:eastAsia="Segoe UI" w:hAnsi="Segoe UI" w:cs="Segoe UI"/>
+          <w:b/>
+          <w:bCs/>
+          <w:color w:val="000000" w:themeColor="text1"/>
+          <w:sz w:val="22"/>
+          <w:lang w:val="fr-FR"/>
+        </w:rPr>
+        <w:t>, {</w:t>
+      </w:r>
+      <w:proofErr w:type="spellStart"/>
+      <w:proofErr w:type="gramStart"/>
+      <w:r>
+        <w:rPr>
+          <w:rFonts w:ascii="Segoe UI" w:eastAsia="Segoe UI" w:hAnsi="Segoe UI" w:cs="Segoe UI"/>
+          <w:b/>
+          <w:bCs/>
+          <w:color w:val="000000" w:themeColor="text1"/>
+          <w:sz w:val="22"/>
+          <w:lang w:val="fr-FR"/>
+        </w:rPr>
+        <w:t>d.deceasedAddressPostalCode</w:t>
+      </w:r>
+      <w:proofErr w:type="spellEnd"/>
+      <w:proofErr w:type="gramEnd"/>
+      <w:r>
+        <w:rPr>
+          <w:rFonts w:ascii="Segoe UI" w:eastAsia="Segoe UI" w:hAnsi="Segoe UI" w:cs="Segoe UI"/>
+          <w:b/>
+          <w:bCs/>
+          <w:color w:val="000000" w:themeColor="text1"/>
+          <w:sz w:val="22"/>
+          <w:lang w:val="fr-FR"/>
+        </w:rPr>
+        <w:t xml:space="preserve">} </w:t>
+      </w:r>
+      <w:r>
+        <w:rPr>
+          <w:rFonts w:ascii="Segoe UI" w:eastAsia="Segoe UI" w:hAnsi="Segoe UI" w:cs="Segoe UI"/>
+          <w:b/>
+          <w:bCs/>
+          <w:color w:val="000000" w:themeColor="text1"/>
+          <w:sz w:val="22"/>
+        </w:rPr>
+        <w:t>{</w:t>
+      </w:r>
+      <w:proofErr w:type="spellStart"/>
+      <w:proofErr w:type="gramStart"/>
+      <w:r>
+        <w:rPr>
+          <w:rFonts w:ascii="Segoe UI" w:eastAsia="Segoe UI" w:hAnsi="Segoe UI" w:cs="Segoe UI"/>
+          <w:b/>
+          <w:bCs/>
+          <w:color w:val="000000" w:themeColor="text1"/>
+          <w:sz w:val="22"/>
+        </w:rPr>
+        <w:t>d.deceasedAddressCountry</w:t>
+      </w:r>
+      <w:proofErr w:type="spellEnd"/>
+      <w:proofErr w:type="gramEnd"/>
+      <w:r>
+        <w:rPr>
+          <w:rFonts w:ascii="Segoe UI" w:eastAsia="Segoe UI" w:hAnsi="Segoe UI" w:cs="Segoe UI"/>
+          <w:b/>
+          <w:bCs/>
+          <w:color w:val="000000" w:themeColor="text1"/>
+          <w:sz w:val="22"/>
+        </w:rPr>
+        <w:t>}</w:t>
       </w:r>
     </w:p>
     <w:p>
@@ -1213,9 +2770,6 @@
           <w:ilvl w:val="0"/>
           <w:numId w:val="1"/>
         </w:numPr>
-        <w:tabs>
-          <w:tab w:val="left" w:pos="890"/>
-        </w:tabs>
         <w:spacing w:before="241" w:after="0"/>
         <w:ind w:left="890" w:hanging="302"/>
         <w:rPr>
@@ -1240,13 +2794,8 @@
           <w:ilvl w:val="0"/>
           <w:numId w:val="1"/>
         </w:numPr>
-        <w:tabs>
-          <w:tab w:val="left" w:pos="888"/>
-          <w:tab w:val="left" w:pos="905"/>
-        </w:tabs>
-        <w:spacing w:before="268" w:after="0" w:line="264" w:lineRule="auto"/>
-        <w:ind w:right="310" w:hanging="300"/>
-        <w:jc w:val="both"/>
+        <w:spacing w:before="241" w:after="0"/>
+        <w:ind w:left="890" w:hanging="302"/>
         <w:rPr>
           <w:rFonts w:ascii="Segoe UI" w:eastAsia="Segoe UI" w:hAnsi="Segoe UI" w:cs="Segoe UI"/>
           <w:color w:val="313131"/>
@@ -1259,7 +2808,39 @@
           <w:color w:val="313131"/>
           <w:szCs w:val="20"/>
         </w:rPr>
-        <w:t>After the applicant has filed a submission for estate grant, you may apply for an order requiring the applicant to provide security unless the applicant is the Public Guardian and Trustee. Filing a notice of dispute will prevent a grant from being issued before you are able to apply for the order requiring security.</w:t>
+        <w:t>After the applicant has filed a submission for estate grant, you may apply for an order requiring the</w:t>
+      </w:r>
+      <w:r>
+        <w:rPr>
+          <w:rFonts w:ascii="Segoe UI" w:eastAsia="Segoe UI" w:hAnsi="Segoe UI" w:cs="Segoe UI"/>
+          <w:color w:val="313131"/>
+          <w:szCs w:val="20"/>
+        </w:rPr>
+        <w:t xml:space="preserve"> </w:t>
+      </w:r>
+      <w:r>
+        <w:rPr>
+          <w:rFonts w:ascii="Segoe UI" w:eastAsia="Segoe UI" w:hAnsi="Segoe UI" w:cs="Segoe UI"/>
+          <w:color w:val="313131"/>
+          <w:szCs w:val="20"/>
+        </w:rPr>
+        <w:t>applicant to provide security unless the applicant is the Public Guardian and Trustee. Filing a notice</w:t>
+      </w:r>
+      <w:r>
+        <w:rPr>
+          <w:rFonts w:ascii="Segoe UI" w:eastAsia="Segoe UI" w:hAnsi="Segoe UI" w:cs="Segoe UI"/>
+          <w:color w:val="313131"/>
+          <w:szCs w:val="20"/>
+        </w:rPr>
+        <w:t xml:space="preserve"> </w:t>
+      </w:r>
+      <w:r>
+        <w:rPr>
+          <w:rFonts w:ascii="Segoe UI" w:eastAsia="Segoe UI" w:hAnsi="Segoe UI" w:cs="Segoe UI"/>
+          <w:color w:val="313131"/>
+          <w:szCs w:val="20"/>
+        </w:rPr>
+        <w:t>of dispute will prevent a grant from being issued before you are able to apply for the order requiring security.</w:t>
       </w:r>
     </w:p>
     <w:p>
@@ -1269,25 +2850,47 @@
           <w:ilvl w:val="0"/>
           <w:numId w:val="1"/>
         </w:numPr>
-        <w:tabs>
-          <w:tab w:val="left" w:pos="888"/>
-          <w:tab w:val="left" w:pos="892"/>
-        </w:tabs>
-        <w:spacing w:before="241" w:after="0" w:line="264" w:lineRule="auto"/>
-        <w:ind w:right="310" w:hanging="300"/>
-        <w:jc w:val="both"/>
+        <w:spacing w:before="241" w:after="0"/>
+        <w:ind w:left="890" w:hanging="302"/>
         <w:rPr>
           <w:rFonts w:ascii="Segoe UI" w:eastAsia="Segoe UI" w:hAnsi="Segoe UI" w:cs="Segoe UI"/>
           <w:color w:val="313131"/>
           <w:szCs w:val="20"/>
         </w:rPr>
-      </w:pPr>
-      <w:r>
+        <w:sectPr>
+          <w:headerReference w:type="first" r:id="rId10"/>
+          <w:footerReference w:type="first" r:id="rId11"/>
+          <w:pgSz w:w="12240" w:h="15840"/>
+          <w:pgMar w:top="1134" w:right="1134" w:bottom="1134" w:left="1134" w:header="720" w:footer="720" w:gutter="0"/>
+          <w:pgNumType w:start="1"/>
+          <w:cols w:space="720"/>
+          <w:titlePg/>
+          <w:docGrid w:linePitch="360"/>
+        </w:sectPr>
+      </w:pPr>
+    </w:p>
+    <w:p>
+      <w:pPr>
+        <w:pStyle w:val="ListParagraph"/>
+        <w:numPr>
+          <w:ilvl w:val="0"/>
+          <w:numId w:val="1"/>
+        </w:numPr>
+        <w:spacing w:before="241" w:after="0"/>
+        <w:ind w:left="890" w:hanging="302"/>
         <w:rPr>
           <w:rFonts w:ascii="Segoe UI" w:eastAsia="Segoe UI" w:hAnsi="Segoe UI" w:cs="Segoe UI"/>
           <w:color w:val="313131"/>
           <w:szCs w:val="20"/>
         </w:rPr>
+      </w:pPr>
+      <w:r>
+        <w:rPr>
+          <w:rFonts w:ascii="Segoe UI" w:eastAsia="Segoe UI" w:hAnsi="Segoe UI" w:cs="Segoe UI"/>
+          <w:color w:val="313131"/>
+          <w:szCs w:val="20"/>
+        </w:rPr>
+        <w:lastRenderedPageBreak/>
         <w:t xml:space="preserve">An authorization to obtain estate information or a grant may issue to the applicant on any date that is at </w:t>
       </w:r>
       <w:r>
@@ -1317,7 +2920,55 @@
           <w:color w:val="313131"/>
           <w:szCs w:val="20"/>
         </w:rPr>
-        <w:t>after the date on which this notice is delivered to you or on any earlier date ordered by the court.</w:t>
+        <w:t>after the date on which this notice is delivered to you or on any earlier date ordered</w:t>
+      </w:r>
+      <w:r>
+        <w:rPr>
+          <w:rFonts w:ascii="Segoe UI" w:eastAsia="Segoe UI" w:hAnsi="Segoe UI" w:cs="Segoe UI"/>
+          <w:color w:val="313131"/>
+          <w:szCs w:val="20"/>
+        </w:rPr>
+        <w:t xml:space="preserve"> </w:t>
+      </w:r>
+      <w:r>
+        <w:rPr>
+          <w:rFonts w:ascii="Segoe UI" w:eastAsia="Segoe UI" w:hAnsi="Segoe UI" w:cs="Segoe UI"/>
+          <w:color w:val="313131"/>
+          <w:szCs w:val="20"/>
+        </w:rPr>
+        <w:t>by the court.</w:t>
+      </w:r>
+      <w:r>
+        <w:rPr>
+          <w:rFonts w:ascii="Segoe UI" w:eastAsia="Segoe UI" w:hAnsi="Segoe UI" w:cs="Segoe UI"/>
+          <w:color w:val="313131"/>
+          <w:szCs w:val="20"/>
+        </w:rPr>
+        <w:t xml:space="preserve"> </w:t>
+      </w:r>
+    </w:p>
+    <w:p>
+      <w:pPr>
+        <w:pStyle w:val="ListParagraph"/>
+        <w:numPr>
+          <w:ilvl w:val="0"/>
+          <w:numId w:val="1"/>
+        </w:numPr>
+        <w:spacing w:before="241" w:after="0"/>
+        <w:ind w:left="890" w:hanging="302"/>
+        <w:rPr>
+          <w:rFonts w:ascii="Segoe UI" w:eastAsia="Segoe UI" w:hAnsi="Segoe UI" w:cs="Segoe UI"/>
+          <w:color w:val="313131"/>
+          <w:szCs w:val="20"/>
+        </w:rPr>
+      </w:pPr>
+      <w:r>
+        <w:rPr>
+          <w:rFonts w:ascii="Segoe UI" w:eastAsia="Segoe UI" w:hAnsi="Segoe UI" w:cs="Segoe UI"/>
+          <w:color w:val="313131"/>
+          <w:szCs w:val="20"/>
+        </w:rPr>
+        <w:t xml:space="preserve">If an authorization to obtain estate information issues to the applicant, the applicant may apply for a grant without further notice. </w:t>
       </w:r>
     </w:p>
     <w:p>
@@ -1334,13 +2985,454 @@
         <w:spacing w:before="240" w:after="240" w:line="264" w:lineRule="auto"/>
         <w:ind w:right="310"/>
         <w:jc w:val="both"/>
+      </w:pPr>
+      <w:r>
+        <w:t xml:space="preserve">If a grant issues to the applicant, the applicant must provide, to intestate successors of the deceased, an accounting as to how the estate was administered and how the estate assets were distributed. </w:t>
+      </w:r>
+    </w:p>
+    <w:p>
+      <w:pPr>
+        <w:pStyle w:val="Heading2"/>
+        <w:ind w:left="288"/>
+        <w:rPr>
+          <w:rFonts w:ascii="Segoe UI" w:eastAsia="Segoe UI" w:hAnsi="Segoe UI" w:cs="Segoe UI"/>
+          <w:color w:val="313131"/>
+          <w:sz w:val="24"/>
+          <w:szCs w:val="24"/>
+        </w:rPr>
+      </w:pPr>
+      <w:r>
+        <w:rPr>
+          <w:rFonts w:ascii="Segoe UI" w:eastAsia="Segoe UI" w:hAnsi="Segoe UI" w:cs="Segoe UI"/>
+          <w:color w:val="313131"/>
+          <w:sz w:val="24"/>
+          <w:szCs w:val="24"/>
+        </w:rPr>
+        <w:t>INFORMATION ABOUT EACH APPLICANT</w:t>
+      </w:r>
+    </w:p>
+    <w:p>
+      <w:pPr>
+        <w:spacing w:before="272" w:after="0"/>
+        <w:ind w:left="288"/>
+        <w:rPr>
+          <w:rFonts w:ascii="Segoe UI" w:eastAsia="Segoe UI" w:hAnsi="Segoe UI" w:cs="Segoe UI"/>
+          <w:color w:val="313131"/>
+          <w:sz w:val="22"/>
+        </w:rPr>
+      </w:pPr>
+      <w:r>
         <w:rPr>
           <w:rFonts w:ascii="Segoe UI" w:eastAsia="Segoe UI" w:hAnsi="Segoe UI" w:cs="Segoe UI"/>
           <w:color w:val="313131"/>
           <w:szCs w:val="20"/>
         </w:rPr>
+        <w:t xml:space="preserve">Name: </w:t>
+      </w:r>
+      <w:r>
+        <w:rPr>
+          <w:rFonts w:ascii="Segoe UI" w:eastAsia="Segoe UI" w:hAnsi="Segoe UI" w:cs="Segoe UI"/>
+          <w:b/>
+          <w:bCs/>
+          <w:color w:val="000000" w:themeColor="text1"/>
+          <w:sz w:val="22"/>
+        </w:rPr>
+        <w:t>{</w:t>
+      </w:r>
+      <w:proofErr w:type="spellStart"/>
+      <w:r>
+        <w:rPr>
+          <w:rFonts w:ascii="Segoe UI" w:eastAsia="Segoe UI" w:hAnsi="Segoe UI" w:cs="Segoe UI"/>
+          <w:b/>
+          <w:bCs/>
+          <w:color w:val="000000" w:themeColor="text1"/>
+          <w:sz w:val="22"/>
+        </w:rPr>
+        <w:t>d.applicant.applicantName</w:t>
+      </w:r>
+      <w:proofErr w:type="spellEnd"/>
+      <w:r>
+        <w:rPr>
+          <w:rFonts w:ascii="Segoe UI" w:eastAsia="Segoe UI" w:hAnsi="Segoe UI" w:cs="Segoe UI"/>
+          <w:b/>
+          <w:bCs/>
+          <w:color w:val="000000" w:themeColor="text1"/>
+          <w:sz w:val="22"/>
+        </w:rPr>
+        <w:t>}</w:t>
+      </w:r>
+      <w:r>
+        <w:br/>
+      </w:r>
+      <w:r>
+        <w:rPr>
+          <w:rFonts w:ascii="Segoe UI" w:eastAsia="Segoe UI" w:hAnsi="Segoe UI" w:cs="Segoe UI"/>
+          <w:b/>
+          <w:bCs/>
+          <w:color w:val="000000" w:themeColor="text1"/>
+          <w:sz w:val="22"/>
+        </w:rPr>
+        <w:t>{d.applicant.applicantOrdinaryAddressReceiveMail:ifEQ('yes'):showBegin}</w:t>
+      </w:r>
+      <w:r>
+        <w:br/>
+      </w:r>
+      <w:r>
+        <w:rPr>
+          <w:rFonts w:ascii="Segoe UI" w:eastAsia="Segoe UI" w:hAnsi="Segoe UI" w:cs="Segoe UI"/>
+          <w:color w:val="313131"/>
+          <w:szCs w:val="20"/>
+        </w:rPr>
+        <w:t xml:space="preserve">Mailing address: </w:t>
+      </w:r>
+      <w:r>
+        <w:rPr>
+          <w:rFonts w:ascii="Segoe UI" w:eastAsia="Segoe UI" w:hAnsi="Segoe UI" w:cs="Segoe UI"/>
+          <w:b/>
+          <w:bCs/>
+          <w:color w:val="000000" w:themeColor="text1"/>
+          <w:sz w:val="22"/>
+        </w:rPr>
+        <w:t>{</w:t>
+      </w:r>
+      <w:proofErr w:type="spellStart"/>
+      <w:r>
+        <w:rPr>
+          <w:rFonts w:ascii="Segoe UI" w:eastAsia="Segoe UI" w:hAnsi="Segoe UI" w:cs="Segoe UI"/>
+          <w:b/>
+          <w:bCs/>
+          <w:color w:val="000000" w:themeColor="text1"/>
+          <w:sz w:val="22"/>
+        </w:rPr>
+        <w:t>d.applicant.applicantOrdinaryAddressStreet</w:t>
+      </w:r>
+      <w:proofErr w:type="spellEnd"/>
+      <w:r>
+        <w:rPr>
+          <w:rFonts w:ascii="Segoe UI" w:eastAsia="Segoe UI" w:hAnsi="Segoe UI" w:cs="Segoe UI"/>
+          <w:b/>
+          <w:bCs/>
+          <w:color w:val="000000" w:themeColor="text1"/>
+          <w:sz w:val="22"/>
+        </w:rPr>
+        <w:t>}, {</w:t>
+      </w:r>
+      <w:proofErr w:type="spellStart"/>
+      <w:r>
+        <w:rPr>
+          <w:rFonts w:ascii="Segoe UI" w:eastAsia="Segoe UI" w:hAnsi="Segoe UI" w:cs="Segoe UI"/>
+          <w:b/>
+          <w:bCs/>
+          <w:color w:val="000000" w:themeColor="text1"/>
+          <w:sz w:val="22"/>
+        </w:rPr>
+        <w:t>d.applicant.applicantOrdinaryAddressCity</w:t>
+      </w:r>
+      <w:proofErr w:type="spellEnd"/>
+      <w:r>
+        <w:rPr>
+          <w:rFonts w:ascii="Segoe UI" w:eastAsia="Segoe UI" w:hAnsi="Segoe UI" w:cs="Segoe UI"/>
+          <w:b/>
+          <w:bCs/>
+          <w:color w:val="000000" w:themeColor="text1"/>
+          <w:sz w:val="22"/>
+        </w:rPr>
+        <w:t>}, {d.applicant.applicantOrdinaryAddressProvince}{d.applicant.applicantOrdinaryAddressState}, {</w:t>
+      </w:r>
+      <w:proofErr w:type="spellStart"/>
+      <w:r>
+        <w:rPr>
+          <w:rFonts w:ascii="Segoe UI" w:eastAsia="Segoe UI" w:hAnsi="Segoe UI" w:cs="Segoe UI"/>
+          <w:b/>
+          <w:bCs/>
+          <w:color w:val="000000" w:themeColor="text1"/>
+          <w:sz w:val="22"/>
+        </w:rPr>
+        <w:t>d.applicant.applicantOrdinaryAddressPostalCode</w:t>
+      </w:r>
+      <w:proofErr w:type="spellEnd"/>
+      <w:r>
+        <w:rPr>
+          <w:rFonts w:ascii="Segoe UI" w:eastAsia="Segoe UI" w:hAnsi="Segoe UI" w:cs="Segoe UI"/>
+          <w:b/>
+          <w:bCs/>
+          <w:color w:val="000000" w:themeColor="text1"/>
+          <w:sz w:val="22"/>
+        </w:rPr>
+        <w:t>}, {d.applicant.applicantOrdinaryAddressCountry}{d.applicant.applicantOrdinaryAddressReceiveMail:showEnd}</w:t>
+      </w:r>
+      <w:r>
+        <w:br/>
+      </w:r>
+      <w:r>
+        <w:rPr>
+          <w:rFonts w:ascii="Segoe UI" w:eastAsia="Segoe UI" w:hAnsi="Segoe UI" w:cs="Segoe UI"/>
+          <w:b/>
+          <w:bCs/>
+          <w:color w:val="000000" w:themeColor="text1"/>
+          <w:sz w:val="22"/>
+        </w:rPr>
+        <w:t>{d.applicant.applicantOrdinaryAddressReceiveMail:ifEQ('yes'):hideBegin}</w:t>
+      </w:r>
+      <w:r>
+        <w:br/>
+      </w:r>
+      <w:r>
+        <w:rPr>
+          <w:rFonts w:ascii="Segoe UI" w:eastAsia="Segoe UI" w:hAnsi="Segoe UI" w:cs="Segoe UI"/>
+          <w:color w:val="313131"/>
+          <w:szCs w:val="20"/>
+        </w:rPr>
+        <w:t xml:space="preserve">Mailing address: </w:t>
+      </w:r>
+      <w:r>
+        <w:rPr>
+          <w:rFonts w:ascii="Segoe UI" w:eastAsia="Segoe UI" w:hAnsi="Segoe UI" w:cs="Segoe UI"/>
+          <w:b/>
+          <w:bCs/>
+          <w:color w:val="000000" w:themeColor="text1"/>
+          <w:sz w:val="22"/>
+        </w:rPr>
+        <w:t>{</w:t>
+      </w:r>
+      <w:proofErr w:type="spellStart"/>
+      <w:r>
+        <w:rPr>
+          <w:rFonts w:ascii="Segoe UI" w:eastAsia="Segoe UI" w:hAnsi="Segoe UI" w:cs="Segoe UI"/>
+          <w:b/>
+          <w:bCs/>
+          <w:color w:val="000000" w:themeColor="text1"/>
+          <w:sz w:val="22"/>
+        </w:rPr>
+        <w:t>d.applicant.applicantMailingAddressStreet</w:t>
+      </w:r>
+      <w:proofErr w:type="spellEnd"/>
+      <w:r>
+        <w:rPr>
+          <w:rFonts w:ascii="Segoe UI" w:eastAsia="Segoe UI" w:hAnsi="Segoe UI" w:cs="Segoe UI"/>
+          <w:b/>
+          <w:bCs/>
+          <w:color w:val="000000" w:themeColor="text1"/>
+          <w:sz w:val="22"/>
+        </w:rPr>
+        <w:t>}, {</w:t>
+      </w:r>
+      <w:proofErr w:type="spellStart"/>
+      <w:r>
+        <w:rPr>
+          <w:rFonts w:ascii="Segoe UI" w:eastAsia="Segoe UI" w:hAnsi="Segoe UI" w:cs="Segoe UI"/>
+          <w:b/>
+          <w:bCs/>
+          <w:color w:val="000000" w:themeColor="text1"/>
+          <w:sz w:val="22"/>
+        </w:rPr>
+        <w:t>d.applicant.applicantMailingAddressCity</w:t>
+      </w:r>
+      <w:proofErr w:type="spellEnd"/>
+      <w:r>
+        <w:rPr>
+          <w:rFonts w:ascii="Segoe UI" w:eastAsia="Segoe UI" w:hAnsi="Segoe UI" w:cs="Segoe UI"/>
+          <w:b/>
+          <w:bCs/>
+          <w:color w:val="000000" w:themeColor="text1"/>
+          <w:sz w:val="22"/>
+        </w:rPr>
+        <w:t>}, {d.applicant.applicantMailingAddressProvince}{d.applicant.applicantMailingAddressState} {</w:t>
+      </w:r>
+      <w:proofErr w:type="spellStart"/>
+      <w:r>
+        <w:rPr>
+          <w:rFonts w:ascii="Segoe UI" w:eastAsia="Segoe UI" w:hAnsi="Segoe UI" w:cs="Segoe UI"/>
+          <w:b/>
+          <w:bCs/>
+          <w:color w:val="000000" w:themeColor="text1"/>
+          <w:sz w:val="22"/>
+        </w:rPr>
+        <w:t>d.applicant.applicantMailingAddressPostalCode</w:t>
+      </w:r>
+      <w:proofErr w:type="spellEnd"/>
+      <w:r>
+        <w:rPr>
+          <w:rFonts w:ascii="Segoe UI" w:eastAsia="Segoe UI" w:hAnsi="Segoe UI" w:cs="Segoe UI"/>
+          <w:b/>
+          <w:bCs/>
+          <w:color w:val="000000" w:themeColor="text1"/>
+          <w:sz w:val="22"/>
+        </w:rPr>
+        <w:t>}, {d.applicant.applicantMailingAddressCountry}{d.applicant.applicantOrdinaryAddressReceiveMail:hideEnd</w:t>
+      </w:r>
+      <w:r>
+        <w:rPr>
+          <w:rFonts w:ascii="Segoe UI" w:eastAsia="Segoe UI" w:hAnsi="Segoe UI" w:cs="Segoe UI"/>
+          <w:color w:val="313131"/>
+          <w:sz w:val="22"/>
+        </w:rPr>
+        <w:t>}</w:t>
+      </w:r>
+      <w:r>
+        <w:br/>
+      </w:r>
+      <w:r>
+        <w:rPr>
+          <w:rFonts w:ascii="Segoe UI" w:eastAsia="Segoe UI" w:hAnsi="Segoe UI" w:cs="Segoe UI"/>
+          <w:color w:val="313131"/>
+          <w:sz w:val="22"/>
+        </w:rPr>
+        <w:t>{</w:t>
+      </w:r>
+      <w:proofErr w:type="spellStart"/>
+      <w:r>
+        <w:rPr>
+          <w:rFonts w:ascii="Segoe UI" w:eastAsia="Segoe UI" w:hAnsi="Segoe UI" w:cs="Segoe UI"/>
+          <w:color w:val="313131"/>
+          <w:sz w:val="22"/>
+        </w:rPr>
+        <w:t>d.isApplicantOrg:ifEQ</w:t>
+      </w:r>
+      <w:proofErr w:type="spellEnd"/>
+      <w:r>
+        <w:rPr>
+          <w:rFonts w:ascii="Segoe UI" w:eastAsia="Segoe UI" w:hAnsi="Segoe UI" w:cs="Segoe UI"/>
+          <w:color w:val="313131"/>
+          <w:sz w:val="22"/>
+        </w:rPr>
+        <w:t>('</w:t>
+      </w:r>
+      <w:proofErr w:type="spellStart"/>
+      <w:r>
+        <w:rPr>
+          <w:rFonts w:ascii="Segoe UI" w:eastAsia="Segoe UI" w:hAnsi="Segoe UI" w:cs="Segoe UI"/>
+          <w:color w:val="313131"/>
+          <w:sz w:val="22"/>
+        </w:rPr>
+        <w:t>yes'</w:t>
+      </w:r>
+      <w:proofErr w:type="spellEnd"/>
+      <w:r>
+        <w:rPr>
+          <w:rFonts w:ascii="Segoe UI" w:eastAsia="Segoe UI" w:hAnsi="Segoe UI" w:cs="Segoe UI"/>
+          <w:color w:val="313131"/>
+          <w:sz w:val="22"/>
+        </w:rPr>
+        <w:t>):</w:t>
+      </w:r>
+      <w:proofErr w:type="spellStart"/>
+      <w:r>
+        <w:rPr>
+          <w:rFonts w:ascii="Segoe UI" w:eastAsia="Segoe UI" w:hAnsi="Segoe UI" w:cs="Segoe UI"/>
+          <w:color w:val="313131"/>
+          <w:sz w:val="22"/>
+        </w:rPr>
+        <w:t>showBegin</w:t>
+      </w:r>
+      <w:proofErr w:type="spellEnd"/>
+      <w:r>
+        <w:rPr>
+          <w:rFonts w:ascii="Segoe UI" w:eastAsia="Segoe UI" w:hAnsi="Segoe UI" w:cs="Segoe UI"/>
+          <w:color w:val="313131"/>
+          <w:sz w:val="22"/>
+        </w:rPr>
+        <w:t>}This applicant is not an individual.{</w:t>
+      </w:r>
+      <w:proofErr w:type="spellStart"/>
+      <w:r>
+        <w:rPr>
+          <w:rFonts w:ascii="Segoe UI" w:eastAsia="Segoe UI" w:hAnsi="Segoe UI" w:cs="Segoe UI"/>
+          <w:color w:val="313131"/>
+          <w:sz w:val="22"/>
+        </w:rPr>
+        <w:t>d.isApplicantOrg:showEnd</w:t>
+      </w:r>
+      <w:proofErr w:type="spellEnd"/>
+      <w:r>
+        <w:rPr>
+          <w:rFonts w:ascii="Segoe UI" w:eastAsia="Segoe UI" w:hAnsi="Segoe UI" w:cs="Segoe UI"/>
+          <w:color w:val="313131"/>
+          <w:sz w:val="22"/>
+        </w:rPr>
+        <w:t>}</w:t>
+      </w:r>
+      <w:r>
+        <w:br/>
+      </w:r>
+      <w:r>
+        <w:rPr>
+          <w:rFonts w:ascii="Segoe UI" w:eastAsia="Segoe UI" w:hAnsi="Segoe UI" w:cs="Segoe UI"/>
+          <w:color w:val="313131"/>
+          <w:sz w:val="22"/>
+        </w:rPr>
+        <w:t>{d.isApplicantOrg:ifEQ('yes'):hideBegin}{d.applicant.applicantOrdinaryAddressReceiveMail:ifEQ('yes'):showBegin}This applicant is an individual and ordinarily lives at the mailing address noted above.{</w:t>
+      </w:r>
+      <w:proofErr w:type="spellStart"/>
+      <w:r>
+        <w:rPr>
+          <w:rFonts w:ascii="Segoe UI" w:eastAsia="Segoe UI" w:hAnsi="Segoe UI" w:cs="Segoe UI"/>
+          <w:color w:val="313131"/>
+          <w:sz w:val="22"/>
+        </w:rPr>
+        <w:t>d.applicant.applicantOrdinaryAddressReceiveMail:showEnd</w:t>
+      </w:r>
+      <w:proofErr w:type="spellEnd"/>
+      <w:r>
+        <w:rPr>
+          <w:rFonts w:ascii="Segoe UI" w:eastAsia="Segoe UI" w:hAnsi="Segoe UI" w:cs="Segoe UI"/>
+          <w:color w:val="313131"/>
+          <w:sz w:val="22"/>
+        </w:rPr>
+        <w:t>}</w:t>
+      </w:r>
+      <w:r>
+        <w:br/>
+      </w:r>
+      <w:r>
+        <w:rPr>
+          <w:rFonts w:ascii="Segoe UI" w:eastAsia="Segoe UI" w:hAnsi="Segoe UI" w:cs="Segoe UI"/>
+          <w:color w:val="313131"/>
+          <w:sz w:val="22"/>
+        </w:rPr>
+        <w:t>{d.applicant.applicantOrdinaryAddressReceiveMail:ifEQ('yes'):hideBegin}</w:t>
+      </w:r>
+      <w:r>
+        <w:br/>
+      </w:r>
+      <w:r>
+        <w:rPr>
+          <w:rFonts w:ascii="Segoe UI" w:eastAsia="Segoe UI" w:hAnsi="Segoe UI" w:cs="Segoe UI"/>
+          <w:color w:val="313131"/>
+          <w:sz w:val="22"/>
+        </w:rPr>
+        <w:t>This applicant is an individual and lives in the following city and country: {</w:t>
+      </w:r>
+      <w:proofErr w:type="spellStart"/>
+      <w:r>
+        <w:rPr>
+          <w:rFonts w:ascii="Segoe UI" w:eastAsia="Segoe UI" w:hAnsi="Segoe UI" w:cs="Segoe UI"/>
+          <w:color w:val="313131"/>
+          <w:sz w:val="22"/>
+        </w:rPr>
+        <w:t>d.applicant.applicantOrdinaryAddressCity</w:t>
+      </w:r>
+      <w:proofErr w:type="spellEnd"/>
+      <w:r>
+        <w:rPr>
+          <w:rFonts w:ascii="Segoe UI" w:eastAsia="Segoe UI" w:hAnsi="Segoe UI" w:cs="Segoe UI"/>
+          <w:color w:val="313131"/>
+          <w:sz w:val="22"/>
+        </w:rPr>
+        <w:t>}, {d.applicant.applicantOrdinaryAddressCountry}{d.applicant.applicantOrdinaryAddressReceiveMail:hideEnd}{d.isApplicantOrg:hideEnd}</w:t>
+      </w:r>
+    </w:p>
+    <w:p>
+      <w:pPr>
+        <w:spacing w:before="272" w:after="0"/>
+        <w:ind w:left="288"/>
+        <w:rPr>
+          <w:rFonts w:ascii="Segoe UI" w:eastAsia="Segoe UI" w:hAnsi="Segoe UI" w:cs="Segoe UI"/>
+          <w:color w:val="313131"/>
+          <w:sz w:val="24"/>
+          <w:szCs w:val="24"/>
+        </w:rPr>
         <w:sectPr>
-          <w:footerReference w:type="default" r:id="rId11"/>
           <w:footerReference w:type="first" r:id="rId12"/>
           <w:pgSz w:w="12240" w:h="15840"/>
           <w:pgMar w:top="1134" w:right="1134" w:bottom="1134" w:left="1134" w:header="720" w:footer="720" w:gutter="0"/>
@@ -1350,235 +3442,15 @@
           <w:docGrid w:linePitch="360"/>
         </w:sectPr>
       </w:pPr>
-      <w:r>
-        <w:rPr>
-          <w:rFonts w:ascii="Segoe UI" w:eastAsia="Segoe UI" w:hAnsi="Segoe UI" w:cs="Segoe UI"/>
-          <w:color w:val="313131"/>
-          <w:szCs w:val="20"/>
-        </w:rPr>
-        <w:t xml:space="preserve">If an authorization to obtain estate information issues to the applicant, the applicant may apply for a grant without further notice. </w:t>
-      </w:r>
     </w:p>
     <w:p>
       <w:pPr>
-        <w:pStyle w:val="ListParagraph"/>
-        <w:numPr>
-          <w:ilvl w:val="0"/>
-          <w:numId w:val="1"/>
-        </w:numPr>
-        <w:tabs>
-          <w:tab w:val="left" w:pos="888"/>
-          <w:tab w:val="left" w:pos="892"/>
-        </w:tabs>
-        <w:spacing w:before="240" w:after="240" w:line="264" w:lineRule="auto"/>
-        <w:ind w:right="310"/>
-        <w:jc w:val="both"/>
-      </w:pPr>
-      <w:r>
-        <w:lastRenderedPageBreak/>
-        <w:t xml:space="preserve">If a grant issues to the applicant, the applicant must provide, to intestate successors of the deceased, an accounting as to how the estate was administered and how the estate assets were distributed. </w:t>
-      </w:r>
-    </w:p>
-    <w:p>
-      <w:pPr>
-        <w:pStyle w:val="Heading2"/>
-        <w:ind w:left="288"/>
-        <w:rPr>
-          <w:rFonts w:ascii="Segoe UI" w:eastAsia="Segoe UI" w:hAnsi="Segoe UI" w:cs="Segoe UI"/>
-          <w:color w:val="313131"/>
-          <w:sz w:val="24"/>
-          <w:szCs w:val="24"/>
-        </w:rPr>
-      </w:pPr>
-      <w:r>
-        <w:rPr>
-          <w:rFonts w:ascii="Segoe UI" w:eastAsia="Segoe UI" w:hAnsi="Segoe UI" w:cs="Segoe UI"/>
-          <w:color w:val="313131"/>
-          <w:sz w:val="24"/>
-          <w:szCs w:val="24"/>
-        </w:rPr>
-        <w:t>INFORMATION ABOUT EACH APPLICANT</w:t>
-      </w:r>
-    </w:p>
-    <w:p>
-      <w:pPr>
         <w:spacing w:before="272" w:after="0"/>
         <w:ind w:left="288"/>
         <w:rPr>
           <w:rFonts w:ascii="Segoe UI" w:eastAsia="Segoe UI" w:hAnsi="Segoe UI" w:cs="Segoe UI"/>
           <w:color w:val="313131"/>
           <w:sz w:val="22"/>
-        </w:rPr>
-      </w:pPr>
-      <w:r>
-        <w:rPr>
-          <w:rFonts w:ascii="Segoe UI" w:eastAsia="Segoe UI" w:hAnsi="Segoe UI" w:cs="Segoe UI"/>
-          <w:color w:val="313131"/>
-          <w:szCs w:val="20"/>
-        </w:rPr>
-        <w:t xml:space="preserve">Name: </w:t>
-      </w:r>
-      <w:r>
-        <w:rPr>
-          <w:rFonts w:ascii="Segoe UI" w:eastAsia="Segoe UI" w:hAnsi="Segoe UI" w:cs="Segoe UI"/>
-          <w:b/>
-          <w:bCs/>
-          <w:color w:val="000000" w:themeColor="text1"/>
-          <w:sz w:val="22"/>
-        </w:rPr>
-        <w:t>{d.applicant.applicantName}</w:t>
-      </w:r>
-      <w:r>
-        <w:br/>
-      </w:r>
-      <w:r>
-        <w:rPr>
-          <w:rFonts w:ascii="Segoe UI" w:eastAsia="Segoe UI" w:hAnsi="Segoe UI" w:cs="Segoe UI"/>
-          <w:b/>
-          <w:bCs/>
-          <w:color w:val="000000" w:themeColor="text1"/>
-          <w:sz w:val="22"/>
-        </w:rPr>
-        <w:t>{d.applicant.applicantOrdinaryAddressReceiveMail:ifEQ('yes'):showBegin}</w:t>
-      </w:r>
-      <w:r>
-        <w:br/>
-      </w:r>
-      <w:r>
-        <w:rPr>
-          <w:rFonts w:ascii="Segoe UI" w:eastAsia="Segoe UI" w:hAnsi="Segoe UI" w:cs="Segoe UI"/>
-          <w:color w:val="313131"/>
-          <w:szCs w:val="20"/>
-        </w:rPr>
-        <w:t xml:space="preserve">Mailing address: </w:t>
-      </w:r>
-      <w:r>
-        <w:rPr>
-          <w:rFonts w:ascii="Segoe UI" w:eastAsia="Segoe UI" w:hAnsi="Segoe UI" w:cs="Segoe UI"/>
-          <w:b/>
-          <w:bCs/>
-          <w:color w:val="000000" w:themeColor="text1"/>
-          <w:sz w:val="22"/>
-        </w:rPr>
-        <w:t>{d.applicant.applicantOrdinaryAddressStreet}, {d.applicant.applicantOrdinaryAddressCity}, {d.applicant.applicantOrdinaryAddressProvince}{d.applicant.applicantOrdinaryAddressState}, {d.applicant.applicantOrdinaryAddressPostalCode}, {d.applicant.applicantOrdinaryAddressCountry}{d.applicant.applicantOrdinaryAddressReceiveMail:showEnd}</w:t>
-      </w:r>
-      <w:r>
-        <w:br/>
-      </w:r>
-      <w:r>
-        <w:rPr>
-          <w:rFonts w:ascii="Segoe UI" w:eastAsia="Segoe UI" w:hAnsi="Segoe UI" w:cs="Segoe UI"/>
-          <w:b/>
-          <w:bCs/>
-          <w:color w:val="000000" w:themeColor="text1"/>
-          <w:sz w:val="22"/>
-        </w:rPr>
-        <w:t>{d.applicant.applicantOrdinaryAddressReceiveMail:ifEQ('yes'):hideBegin}</w:t>
-      </w:r>
-      <w:r>
-        <w:br/>
-      </w:r>
-      <w:r>
-        <w:rPr>
-          <w:rFonts w:ascii="Segoe UI" w:eastAsia="Segoe UI" w:hAnsi="Segoe UI" w:cs="Segoe UI"/>
-          <w:color w:val="313131"/>
-          <w:szCs w:val="20"/>
-        </w:rPr>
-        <w:t xml:space="preserve">Mailing address: </w:t>
-      </w:r>
-      <w:r>
-        <w:rPr>
-          <w:rFonts w:ascii="Segoe UI" w:eastAsia="Segoe UI" w:hAnsi="Segoe UI" w:cs="Segoe UI"/>
-          <w:b/>
-          <w:bCs/>
-          <w:color w:val="000000" w:themeColor="text1"/>
-          <w:sz w:val="22"/>
-        </w:rPr>
-        <w:t>{d.applicant.applicantMailingAddressStreet}, {d.applicant.applicantMailingAddressCity}, {d.applicant.applicantMailingAddressProvince}{d.applicant.applicantMailingAddressState} {d.applicant.applicantMailingAddressPostalCode}, {d.applicant.applicantMailingAddressCountry}{d.applicant.applicantOrdinaryAddressReceiveMail:hideEnd</w:t>
-      </w:r>
-      <w:r>
-        <w:rPr>
-          <w:rFonts w:ascii="Segoe UI" w:eastAsia="Segoe UI" w:hAnsi="Segoe UI" w:cs="Segoe UI"/>
-          <w:color w:val="313131"/>
-          <w:sz w:val="22"/>
-        </w:rPr>
-        <w:t>}</w:t>
-      </w:r>
-      <w:r>
-        <w:br/>
-      </w:r>
-      <w:r>
-        <w:rPr>
-          <w:rFonts w:ascii="Segoe UI" w:eastAsia="Segoe UI" w:hAnsi="Segoe UI" w:cs="Segoe UI"/>
-          <w:color w:val="313131"/>
-          <w:sz w:val="22"/>
-        </w:rPr>
-        <w:t>{d.isApplicantOrg:ifEQ('yes'):showBegin}This applicant is not an individual.{d.isApplicantOrg:showEnd}</w:t>
-      </w:r>
-      <w:r>
-        <w:br/>
-      </w:r>
-      <w:r>
-        <w:rPr>
-          <w:rFonts w:ascii="Segoe UI" w:eastAsia="Segoe UI" w:hAnsi="Segoe UI" w:cs="Segoe UI"/>
-          <w:color w:val="313131"/>
-          <w:sz w:val="22"/>
-        </w:rPr>
-        <w:t>{d.isApplicantOrg:ifEQ('yes'):hideBegin}{d.applicant.applicantOrdinaryAddressReceiveMail:ifEQ('yes'):showBegin}This applicant is an individual and ordinarily lives at the mailing address noted above.{d.applicant.applicantOrdinaryAddressReceiveMail:showEnd}</w:t>
-      </w:r>
-      <w:r>
-        <w:br/>
-      </w:r>
-      <w:r>
-        <w:rPr>
-          <w:rFonts w:ascii="Segoe UI" w:eastAsia="Segoe UI" w:hAnsi="Segoe UI" w:cs="Segoe UI"/>
-          <w:color w:val="313131"/>
-          <w:sz w:val="22"/>
-        </w:rPr>
-        <w:t>{d.applicant.applicantOrdinaryAddressReceiveMail:ifEQ('yes'):hideBegin}</w:t>
-      </w:r>
-      <w:r>
-        <w:br/>
-      </w:r>
-      <w:r>
-        <w:rPr>
-          <w:rFonts w:ascii="Segoe UI" w:eastAsia="Segoe UI" w:hAnsi="Segoe UI" w:cs="Segoe UI"/>
-          <w:color w:val="313131"/>
-          <w:sz w:val="22"/>
-        </w:rPr>
-        <w:t>This applicant is an individual and lives in the following city and country: {d.applicant.applicantOrdinaryAddressCity}, {d.applicant.applicantOrdinaryAddressCountry}{d.applicant.applicantOrdinaryAddressReceiveMail:hideEnd}{d.isApplicantOrg:hideEnd}</w:t>
-      </w:r>
-    </w:p>
-    <w:p>
-      <w:pPr>
-        <w:pStyle w:val="Heading2"/>
-        <w:ind w:left="288"/>
-        <w:rPr>
-          <w:rFonts w:ascii="Segoe UI" w:eastAsia="Segoe UI" w:hAnsi="Segoe UI" w:cs="Segoe UI"/>
-          <w:color w:val="313131"/>
-          <w:sz w:val="24"/>
-          <w:szCs w:val="24"/>
-        </w:rPr>
-        <w:sectPr>
-          <w:footerReference w:type="first" r:id="rId13"/>
-          <w:pgSz w:w="12240" w:h="15840"/>
-          <w:pgMar w:top="1134" w:right="1134" w:bottom="1134" w:left="1134" w:header="720" w:footer="720" w:gutter="0"/>
-          <w:pgNumType w:start="1"/>
-          <w:cols w:space="720"/>
-          <w:titlePg/>
-          <w:docGrid w:linePitch="360"/>
-        </w:sectPr>
-      </w:pPr>
-    </w:p>
-    <w:p>
-      <w:pPr>
-        <w:pStyle w:val="Heading2"/>
-        <w:ind w:left="288"/>
-        <w:rPr>
-          <w:rFonts w:ascii="Segoe UI" w:eastAsia="Segoe UI" w:hAnsi="Segoe UI" w:cs="Segoe UI"/>
-          <w:color w:val="313131"/>
-          <w:sz w:val="24"/>
-          <w:szCs w:val="24"/>
         </w:rPr>
       </w:pPr>
       <w:r>
@@ -1619,7 +3491,213 @@
           <w:color w:val="000000" w:themeColor="text1"/>
           <w:sz w:val="22"/>
         </w:rPr>
-        <w:t>{d.applicant.applicantServiceAddressStreet}, {d.applicant.applicantServiceAddressCity}, {d.applicant.applicantServiceAddressProvince} {d.applicant.applicantServiceAddressState}, {d.applicant.applicantServiceAddressPostalCode}, {d.applicant.applicantServiceAddressCountry}</w:t>
+        <w:t>{</w:t>
+      </w:r>
+      <w:proofErr w:type="spellStart"/>
+      <w:proofErr w:type="gramStart"/>
+      <w:r>
+        <w:rPr>
+          <w:rFonts w:ascii="Segoe UI" w:eastAsia="Segoe UI" w:hAnsi="Segoe UI" w:cs="Segoe UI"/>
+          <w:color w:val="000000" w:themeColor="text1"/>
+          <w:sz w:val="22"/>
+        </w:rPr>
+        <w:t>d.applicant</w:t>
+      </w:r>
+      <w:proofErr w:type="gramEnd"/>
+      <w:r>
+        <w:rPr>
+          <w:rFonts w:ascii="Segoe UI" w:eastAsia="Segoe UI" w:hAnsi="Segoe UI" w:cs="Segoe UI"/>
+          <w:color w:val="000000" w:themeColor="text1"/>
+          <w:sz w:val="22"/>
+        </w:rPr>
+        <w:t>.applicantServiceAddressStreet</w:t>
+      </w:r>
+      <w:proofErr w:type="spellEnd"/>
+      <w:r>
+        <w:rPr>
+          <w:rFonts w:ascii="Segoe UI" w:eastAsia="Segoe UI" w:hAnsi="Segoe UI" w:cs="Segoe UI"/>
+          <w:color w:val="000000" w:themeColor="text1"/>
+          <w:sz w:val="22"/>
+        </w:rPr>
+        <w:t>}, {</w:t>
+      </w:r>
+      <w:proofErr w:type="spellStart"/>
+      <w:proofErr w:type="gramStart"/>
+      <w:r>
+        <w:rPr>
+          <w:rFonts w:ascii="Segoe UI" w:eastAsia="Segoe UI" w:hAnsi="Segoe UI" w:cs="Segoe UI"/>
+          <w:color w:val="000000" w:themeColor="text1"/>
+          <w:sz w:val="22"/>
+        </w:rPr>
+        <w:t>d.applicant</w:t>
+      </w:r>
+      <w:proofErr w:type="gramEnd"/>
+      <w:r>
+        <w:rPr>
+          <w:rFonts w:ascii="Segoe UI" w:eastAsia="Segoe UI" w:hAnsi="Segoe UI" w:cs="Segoe UI"/>
+          <w:color w:val="000000" w:themeColor="text1"/>
+          <w:sz w:val="22"/>
+        </w:rPr>
+        <w:t>.applicantServiceAddressCity</w:t>
+      </w:r>
+      <w:proofErr w:type="spellEnd"/>
+      <w:r>
+        <w:rPr>
+          <w:rFonts w:ascii="Segoe UI" w:eastAsia="Segoe UI" w:hAnsi="Segoe UI" w:cs="Segoe UI"/>
+          <w:color w:val="000000" w:themeColor="text1"/>
+          <w:sz w:val="22"/>
+        </w:rPr>
+        <w:t>}, {</w:t>
+      </w:r>
+      <w:proofErr w:type="gramStart"/>
+      <w:r>
+        <w:rPr>
+          <w:rFonts w:ascii="Segoe UI" w:eastAsia="Segoe UI" w:hAnsi="Segoe UI" w:cs="Segoe UI"/>
+          <w:color w:val="000000" w:themeColor="text1"/>
+          <w:sz w:val="22"/>
+        </w:rPr>
+        <w:t>d.applicant</w:t>
+      </w:r>
+      <w:proofErr w:type="gramEnd"/>
+      <w:r>
+        <w:rPr>
+          <w:rFonts w:ascii="Segoe UI" w:eastAsia="Segoe UI" w:hAnsi="Segoe UI" w:cs="Segoe UI"/>
+          <w:color w:val="000000" w:themeColor="text1"/>
+          <w:sz w:val="22"/>
+        </w:rPr>
+        <w:t>.</w:t>
+      </w:r>
+      <w:proofErr w:type="gramStart"/>
+      <w:r>
+        <w:rPr>
+          <w:rFonts w:ascii="Segoe UI" w:eastAsia="Segoe UI" w:hAnsi="Segoe UI" w:cs="Segoe UI"/>
+          <w:color w:val="000000" w:themeColor="text1"/>
+          <w:sz w:val="22"/>
+        </w:rPr>
+        <w:t>applicantServiceAddressProvince</w:t>
+      </w:r>
+      <w:r>
+        <w:rPr>
+          <w:rFonts w:ascii="Segoe UI" w:eastAsia="Segoe UI" w:hAnsi="Segoe UI" w:cs="Segoe UI"/>
+          <w:color w:val="000000" w:themeColor="text1"/>
+          <w:sz w:val="22"/>
+        </w:rPr>
+        <w:t>Text</w:t>
+      </w:r>
+      <w:r>
+        <w:rPr>
+          <w:rFonts w:ascii="Segoe UI" w:eastAsia="Segoe UI" w:hAnsi="Segoe UI" w:cs="Segoe UI"/>
+          <w:color w:val="000000" w:themeColor="text1"/>
+          <w:sz w:val="22"/>
+        </w:rPr>
+        <w:t>}{d.applicant</w:t>
+      </w:r>
+      <w:proofErr w:type="gramEnd"/>
+      <w:r>
+        <w:rPr>
+          <w:rFonts w:ascii="Segoe UI" w:eastAsia="Segoe UI" w:hAnsi="Segoe UI" w:cs="Segoe UI"/>
+          <w:color w:val="000000" w:themeColor="text1"/>
+          <w:sz w:val="22"/>
+        </w:rPr>
+        <w:t>.</w:t>
+      </w:r>
+      <w:proofErr w:type="gramStart"/>
+      <w:r>
+        <w:rPr>
+          <w:rFonts w:ascii="Segoe UI" w:eastAsia="Segoe UI" w:hAnsi="Segoe UI" w:cs="Segoe UI"/>
+          <w:color w:val="000000" w:themeColor="text1"/>
+          <w:sz w:val="22"/>
+        </w:rPr>
+        <w:t>applicantServiceAddressState}</w:t>
+      </w:r>
+      <w:r>
+        <w:rPr>
+          <w:rFonts w:ascii="Segoe UI" w:eastAsia="Segoe UI" w:hAnsi="Segoe UI" w:cs="Segoe UI"/>
+          <w:color w:val="000000" w:themeColor="text1"/>
+          <w:sz w:val="22"/>
+        </w:rPr>
+        <w:t>{d.applicant</w:t>
+      </w:r>
+      <w:proofErr w:type="gramEnd"/>
+      <w:r>
+        <w:rPr>
+          <w:rFonts w:ascii="Segoe UI" w:eastAsia="Segoe UI" w:hAnsi="Segoe UI" w:cs="Segoe UI"/>
+          <w:color w:val="000000" w:themeColor="text1"/>
+          <w:sz w:val="22"/>
+        </w:rPr>
+        <w:t>.applicantServiceAddressProvince}</w:t>
+      </w:r>
+      <w:r>
+        <w:rPr>
+          <w:rFonts w:ascii="Segoe UI" w:eastAsia="Segoe UI" w:hAnsi="Segoe UI" w:cs="Segoe UI"/>
+          <w:color w:val="000000" w:themeColor="text1"/>
+          <w:sz w:val="22"/>
+        </w:rPr>
+        <w:t xml:space="preserve">, </w:t>
+      </w:r>
+      <w:r>
+        <w:rPr>
+          <w:rFonts w:ascii="Segoe UI" w:eastAsia="Segoe UI" w:hAnsi="Segoe UI" w:cs="Segoe UI"/>
+          <w:color w:val="000000" w:themeColor="text1"/>
+          <w:sz w:val="22"/>
+        </w:rPr>
+        <w:t>{</w:t>
+      </w:r>
+      <w:proofErr w:type="spellStart"/>
+      <w:proofErr w:type="gramStart"/>
+      <w:r>
+        <w:rPr>
+          <w:rFonts w:ascii="Segoe UI" w:eastAsia="Segoe UI" w:hAnsi="Segoe UI" w:cs="Segoe UI"/>
+          <w:color w:val="000000" w:themeColor="text1"/>
+          <w:sz w:val="22"/>
+        </w:rPr>
+        <w:t>d.applicant</w:t>
+      </w:r>
+      <w:proofErr w:type="gramEnd"/>
+      <w:r>
+        <w:rPr>
+          <w:rFonts w:ascii="Segoe UI" w:eastAsia="Segoe UI" w:hAnsi="Segoe UI" w:cs="Segoe UI"/>
+          <w:color w:val="000000" w:themeColor="text1"/>
+          <w:sz w:val="22"/>
+        </w:rPr>
+        <w:t>.applicantServiceAddressPostalCode</w:t>
+      </w:r>
+      <w:proofErr w:type="spellEnd"/>
+      <w:r>
+        <w:rPr>
+          <w:rFonts w:ascii="Segoe UI" w:eastAsia="Segoe UI" w:hAnsi="Segoe UI" w:cs="Segoe UI"/>
+          <w:color w:val="000000" w:themeColor="text1"/>
+          <w:sz w:val="22"/>
+        </w:rPr>
+        <w:t>}, {</w:t>
+      </w:r>
+      <w:proofErr w:type="spellStart"/>
+      <w:proofErr w:type="gramStart"/>
+      <w:r>
+        <w:rPr>
+          <w:rFonts w:ascii="Segoe UI" w:eastAsia="Segoe UI" w:hAnsi="Segoe UI" w:cs="Segoe UI"/>
+          <w:color w:val="000000" w:themeColor="text1"/>
+          <w:sz w:val="22"/>
+        </w:rPr>
+        <w:t>d.applicant</w:t>
+      </w:r>
+      <w:proofErr w:type="gramEnd"/>
+      <w:r>
+        <w:rPr>
+          <w:rFonts w:ascii="Segoe UI" w:eastAsia="Segoe UI" w:hAnsi="Segoe UI" w:cs="Segoe UI"/>
+          <w:color w:val="000000" w:themeColor="text1"/>
+          <w:sz w:val="22"/>
+        </w:rPr>
+        <w:t>.applicantServiceAddressCountry</w:t>
+      </w:r>
+      <w:proofErr w:type="spellEnd"/>
+      <w:r>
+        <w:rPr>
+          <w:rFonts w:ascii="Segoe UI" w:eastAsia="Segoe UI" w:hAnsi="Segoe UI" w:cs="Segoe UI"/>
+          <w:color w:val="000000" w:themeColor="text1"/>
+          <w:sz w:val="22"/>
+        </w:rPr>
+        <w:t>}</w:t>
       </w:r>
     </w:p>
     <w:p>
@@ -1648,7 +3726,41 @@
           <w:color w:val="000000" w:themeColor="text1"/>
           <w:sz w:val="22"/>
         </w:rPr>
-        <w:t>{d.applicant.applicantServicePhone}</w:t>
+        <w:t>{</w:t>
+      </w:r>
+      <w:proofErr w:type="spellStart"/>
+      <w:proofErr w:type="gramStart"/>
+      <w:r>
+        <w:rPr>
+          <w:rFonts w:ascii="Segoe UI" w:eastAsia="Segoe UI" w:hAnsi="Segoe UI" w:cs="Segoe UI"/>
+          <w:b/>
+          <w:bCs/>
+          <w:color w:val="000000" w:themeColor="text1"/>
+          <w:sz w:val="22"/>
+        </w:rPr>
+        <w:t>d.applicant</w:t>
+      </w:r>
+      <w:proofErr w:type="gramEnd"/>
+      <w:r>
+        <w:rPr>
+          <w:rFonts w:ascii="Segoe UI" w:eastAsia="Segoe UI" w:hAnsi="Segoe UI" w:cs="Segoe UI"/>
+          <w:b/>
+          <w:bCs/>
+          <w:color w:val="000000" w:themeColor="text1"/>
+          <w:sz w:val="22"/>
+        </w:rPr>
+        <w:t>.applicantServicePhone</w:t>
+      </w:r>
+      <w:proofErr w:type="spellEnd"/>
+      <w:r>
+        <w:rPr>
+          <w:rFonts w:ascii="Segoe UI" w:eastAsia="Segoe UI" w:hAnsi="Segoe UI" w:cs="Segoe UI"/>
+          <w:b/>
+          <w:bCs/>
+          <w:color w:val="000000" w:themeColor="text1"/>
+          <w:sz w:val="22"/>
+        </w:rPr>
+        <w:t>}</w:t>
       </w:r>
     </w:p>
     <w:p>
@@ -1677,11 +3789,10 @@
           <w:color w:val="000000" w:themeColor="text1"/>
           <w:sz w:val="22"/>
         </w:rPr>
-        <w:t>{d.applicant.applicantServiceEmail}</w:t>
-      </w:r>
-      <w:r>
-        <w:br/>
-      </w:r>
+        <w:t>{</w:t>
+      </w:r>
+      <w:proofErr w:type="spellStart"/>
+      <w:proofErr w:type="gramStart"/>
       <w:r>
         <w:rPr>
           <w:rFonts w:ascii="Segoe UI" w:eastAsia="Segoe UI" w:hAnsi="Segoe UI" w:cs="Segoe UI"/>
@@ -1690,7 +3801,134 @@
           <w:color w:val="000000" w:themeColor="text1"/>
           <w:sz w:val="22"/>
         </w:rPr>
-        <w:t>{d.applicant.applicantHasFax:ifEQ('yes'):showBegin}</w:t>
+        <w:t>d.applicant</w:t>
+      </w:r>
+      <w:proofErr w:type="gramEnd"/>
+      <w:r>
+        <w:rPr>
+          <w:rFonts w:ascii="Segoe UI" w:eastAsia="Segoe UI" w:hAnsi="Segoe UI" w:cs="Segoe UI"/>
+          <w:b/>
+          <w:bCs/>
+          <w:color w:val="000000" w:themeColor="text1"/>
+          <w:sz w:val="22"/>
+        </w:rPr>
+        <w:t>.applicantServiceEmail</w:t>
+      </w:r>
+      <w:proofErr w:type="spellEnd"/>
+      <w:r>
+        <w:rPr>
+          <w:rFonts w:ascii="Segoe UI" w:eastAsia="Segoe UI" w:hAnsi="Segoe UI" w:cs="Segoe UI"/>
+          <w:b/>
+          <w:bCs/>
+          <w:color w:val="000000" w:themeColor="text1"/>
+          <w:sz w:val="22"/>
+        </w:rPr>
+        <w:t>}</w:t>
+      </w:r>
+      <w:r>
+        <w:br/>
+      </w:r>
+      <w:r>
+        <w:rPr>
+          <w:rFonts w:ascii="Segoe UI" w:eastAsia="Segoe UI" w:hAnsi="Segoe UI" w:cs="Segoe UI"/>
+          <w:b/>
+          <w:bCs/>
+          <w:color w:val="000000" w:themeColor="text1"/>
+          <w:sz w:val="22"/>
+        </w:rPr>
+        <w:t>{</w:t>
+      </w:r>
+      <w:proofErr w:type="spellStart"/>
+      <w:proofErr w:type="gramStart"/>
+      <w:r>
+        <w:rPr>
+          <w:rFonts w:ascii="Segoe UI" w:eastAsia="Segoe UI" w:hAnsi="Segoe UI" w:cs="Segoe UI"/>
+          <w:b/>
+          <w:bCs/>
+          <w:color w:val="000000" w:themeColor="text1"/>
+          <w:sz w:val="22"/>
+        </w:rPr>
+        <w:t>d.applicant</w:t>
+      </w:r>
+      <w:proofErr w:type="gramEnd"/>
+      <w:r>
+        <w:rPr>
+          <w:rFonts w:ascii="Segoe UI" w:eastAsia="Segoe UI" w:hAnsi="Segoe UI" w:cs="Segoe UI"/>
+          <w:b/>
+          <w:bCs/>
+          <w:color w:val="000000" w:themeColor="text1"/>
+          <w:sz w:val="22"/>
+        </w:rPr>
+        <w:t>.</w:t>
+      </w:r>
+      <w:proofErr w:type="gramStart"/>
+      <w:r>
+        <w:rPr>
+          <w:rFonts w:ascii="Segoe UI" w:eastAsia="Segoe UI" w:hAnsi="Segoe UI" w:cs="Segoe UI"/>
+          <w:b/>
+          <w:bCs/>
+          <w:color w:val="000000" w:themeColor="text1"/>
+          <w:sz w:val="22"/>
+        </w:rPr>
+        <w:t>applicantHasFax:ifEQ</w:t>
+      </w:r>
+      <w:proofErr w:type="spellEnd"/>
+      <w:proofErr w:type="gramEnd"/>
+      <w:r>
+        <w:rPr>
+          <w:rFonts w:ascii="Segoe UI" w:eastAsia="Segoe UI" w:hAnsi="Segoe UI" w:cs="Segoe UI"/>
+          <w:b/>
+          <w:bCs/>
+          <w:color w:val="000000" w:themeColor="text1"/>
+          <w:sz w:val="22"/>
+        </w:rPr>
+        <w:t>('</w:t>
+      </w:r>
+      <w:proofErr w:type="spellStart"/>
+      <w:r>
+        <w:rPr>
+          <w:rFonts w:ascii="Segoe UI" w:eastAsia="Segoe UI" w:hAnsi="Segoe UI" w:cs="Segoe UI"/>
+          <w:b/>
+          <w:bCs/>
+          <w:color w:val="000000" w:themeColor="text1"/>
+          <w:sz w:val="22"/>
+        </w:rPr>
+        <w:t>yes'</w:t>
+      </w:r>
+      <w:proofErr w:type="spellEnd"/>
+      <w:proofErr w:type="gramStart"/>
+      <w:r>
+        <w:rPr>
+          <w:rFonts w:ascii="Segoe UI" w:eastAsia="Segoe UI" w:hAnsi="Segoe UI" w:cs="Segoe UI"/>
+          <w:b/>
+          <w:bCs/>
+          <w:color w:val="000000" w:themeColor="text1"/>
+          <w:sz w:val="22"/>
+        </w:rPr>
+        <w:t>):</w:t>
+      </w:r>
+      <w:proofErr w:type="spellStart"/>
+      <w:r>
+        <w:rPr>
+          <w:rFonts w:ascii="Segoe UI" w:eastAsia="Segoe UI" w:hAnsi="Segoe UI" w:cs="Segoe UI"/>
+          <w:b/>
+          <w:bCs/>
+          <w:color w:val="000000" w:themeColor="text1"/>
+          <w:sz w:val="22"/>
+        </w:rPr>
+        <w:t>showBegin</w:t>
+      </w:r>
+      <w:proofErr w:type="spellEnd"/>
+      <w:proofErr w:type="gramEnd"/>
+      <w:r>
+        <w:rPr>
+          <w:rFonts w:ascii="Segoe UI" w:eastAsia="Segoe UI" w:hAnsi="Segoe UI" w:cs="Segoe UI"/>
+          <w:b/>
+          <w:bCs/>
+          <w:color w:val="000000" w:themeColor="text1"/>
+          <w:sz w:val="22"/>
+        </w:rPr>
+        <w:t>}</w:t>
       </w:r>
       <w:r>
         <w:br/>
@@ -1711,11 +3949,10 @@
           <w:color w:val="000000" w:themeColor="text1"/>
           <w:sz w:val="22"/>
         </w:rPr>
-        <w:t>{d.applicant.applicantServiceFax}</w:t>
-      </w:r>
-      <w:r>
-        <w:br/>
-      </w:r>
+        <w:t>{</w:t>
+      </w:r>
+      <w:proofErr w:type="spellStart"/>
+      <w:proofErr w:type="gramStart"/>
       <w:r>
         <w:rPr>
           <w:rFonts w:ascii="Segoe UI" w:eastAsia="Segoe UI" w:hAnsi="Segoe UI" w:cs="Segoe UI"/>
@@ -1724,7 +3961,88 @@
           <w:color w:val="000000" w:themeColor="text1"/>
           <w:sz w:val="22"/>
         </w:rPr>
-        <w:t>{d.applicant.applicantHasFax:showEnd}</w:t>
+        <w:t>d.applicant</w:t>
+      </w:r>
+      <w:proofErr w:type="gramEnd"/>
+      <w:r>
+        <w:rPr>
+          <w:rFonts w:ascii="Segoe UI" w:eastAsia="Segoe UI" w:hAnsi="Segoe UI" w:cs="Segoe UI"/>
+          <w:b/>
+          <w:bCs/>
+          <w:color w:val="000000" w:themeColor="text1"/>
+          <w:sz w:val="22"/>
+        </w:rPr>
+        <w:t>.applicantServiceFax</w:t>
+      </w:r>
+      <w:proofErr w:type="spellEnd"/>
+      <w:r>
+        <w:rPr>
+          <w:rFonts w:ascii="Segoe UI" w:eastAsia="Segoe UI" w:hAnsi="Segoe UI" w:cs="Segoe UI"/>
+          <w:b/>
+          <w:bCs/>
+          <w:color w:val="000000" w:themeColor="text1"/>
+          <w:sz w:val="22"/>
+        </w:rPr>
+        <w:t>}</w:t>
+      </w:r>
+      <w:r>
+        <w:br/>
+      </w:r>
+      <w:r>
+        <w:rPr>
+          <w:rFonts w:ascii="Segoe UI" w:eastAsia="Segoe UI" w:hAnsi="Segoe UI" w:cs="Segoe UI"/>
+          <w:b/>
+          <w:bCs/>
+          <w:color w:val="000000" w:themeColor="text1"/>
+          <w:sz w:val="22"/>
+        </w:rPr>
+        <w:t>{</w:t>
+      </w:r>
+      <w:proofErr w:type="spellStart"/>
+      <w:proofErr w:type="gramStart"/>
+      <w:r>
+        <w:rPr>
+          <w:rFonts w:ascii="Segoe UI" w:eastAsia="Segoe UI" w:hAnsi="Segoe UI" w:cs="Segoe UI"/>
+          <w:b/>
+          <w:bCs/>
+          <w:color w:val="000000" w:themeColor="text1"/>
+          <w:sz w:val="22"/>
+        </w:rPr>
+        <w:t>d.applicant</w:t>
+      </w:r>
+      <w:proofErr w:type="gramEnd"/>
+      <w:r>
+        <w:rPr>
+          <w:rFonts w:ascii="Segoe UI" w:eastAsia="Segoe UI" w:hAnsi="Segoe UI" w:cs="Segoe UI"/>
+          <w:b/>
+          <w:bCs/>
+          <w:color w:val="000000" w:themeColor="text1"/>
+          <w:sz w:val="22"/>
+        </w:rPr>
+        <w:t>.</w:t>
+      </w:r>
+      <w:proofErr w:type="gramStart"/>
+      <w:r>
+        <w:rPr>
+          <w:rFonts w:ascii="Segoe UI" w:eastAsia="Segoe UI" w:hAnsi="Segoe UI" w:cs="Segoe UI"/>
+          <w:b/>
+          <w:bCs/>
+          <w:color w:val="000000" w:themeColor="text1"/>
+          <w:sz w:val="22"/>
+        </w:rPr>
+        <w:t>applicantHasFax:showEnd</w:t>
+      </w:r>
+      <w:proofErr w:type="spellEnd"/>
+      <w:proofErr w:type="gramEnd"/>
+      <w:r>
+        <w:rPr>
+          <w:rFonts w:ascii="Segoe UI" w:eastAsia="Segoe UI" w:hAnsi="Segoe UI" w:cs="Segoe UI"/>
+          <w:b/>
+          <w:bCs/>
+          <w:color w:val="000000" w:themeColor="text1"/>
+          <w:sz w:val="22"/>
+        </w:rPr>
+        <w:t>}</w:t>
       </w:r>
       <w:r>
         <w:br/>
@@ -1745,7 +4063,31 @@
           <w:color w:val="000000" w:themeColor="text1"/>
           <w:sz w:val="22"/>
         </w:rPr>
-        <w:t>{d.applicationDate}</w:t>
+        <w:t>{</w:t>
+      </w:r>
+      <w:proofErr w:type="spellStart"/>
+      <w:proofErr w:type="gramStart"/>
+      <w:r>
+        <w:rPr>
+          <w:rFonts w:ascii="Segoe UI" w:eastAsia="Segoe UI" w:hAnsi="Segoe UI" w:cs="Segoe UI"/>
+          <w:b/>
+          <w:bCs/>
+          <w:color w:val="000000" w:themeColor="text1"/>
+          <w:sz w:val="22"/>
+        </w:rPr>
+        <w:t>d.applicationDate</w:t>
+      </w:r>
+      <w:proofErr w:type="spellEnd"/>
+      <w:proofErr w:type="gramEnd"/>
+      <w:r>
+        <w:rPr>
+          <w:rFonts w:ascii="Segoe UI" w:eastAsia="Segoe UI" w:hAnsi="Segoe UI" w:cs="Segoe UI"/>
+          <w:b/>
+          <w:bCs/>
+          <w:color w:val="000000" w:themeColor="text1"/>
+          <w:sz w:val="22"/>
+        </w:rPr>
+        <w:t>}</w:t>
       </w:r>
       <w:r>
         <w:tab/>
@@ -1759,7 +4101,44 @@
           <w:sz w:val="22"/>
           <w:u w:val="single"/>
         </w:rPr>
-        <w:t>Signed Electronically by {d.applicant.applicantName}</w:t>
+        <w:t>Signed Electronically by {</w:t>
+      </w:r>
+      <w:proofErr w:type="spellStart"/>
+      <w:proofErr w:type="gramStart"/>
+      <w:r>
+        <w:rPr>
+          <w:rFonts w:ascii="Segoe UI" w:eastAsia="Segoe UI" w:hAnsi="Segoe UI" w:cs="Segoe UI"/>
+          <w:b/>
+          <w:bCs/>
+          <w:color w:val="000000" w:themeColor="text1"/>
+          <w:sz w:val="22"/>
+          <w:u w:val="single"/>
+        </w:rPr>
+        <w:t>d.applicant</w:t>
+      </w:r>
+      <w:proofErr w:type="gramEnd"/>
+      <w:r>
+        <w:rPr>
+          <w:rFonts w:ascii="Segoe UI" w:eastAsia="Segoe UI" w:hAnsi="Segoe UI" w:cs="Segoe UI"/>
+          <w:b/>
+          <w:bCs/>
+          <w:color w:val="000000" w:themeColor="text1"/>
+          <w:sz w:val="22"/>
+          <w:u w:val="single"/>
+        </w:rPr>
+        <w:t>.applicantName</w:t>
+      </w:r>
+      <w:proofErr w:type="spellEnd"/>
+      <w:r>
+        <w:rPr>
+          <w:rFonts w:ascii="Segoe UI" w:eastAsia="Segoe UI" w:hAnsi="Segoe UI" w:cs="Segoe UI"/>
+          <w:b/>
+          <w:bCs/>
+          <w:color w:val="000000" w:themeColor="text1"/>
+          <w:sz w:val="22"/>
+          <w:u w:val="single"/>
+        </w:rPr>
+        <w:t>}</w:t>
       </w:r>
     </w:p>
     <w:p>
@@ -1779,10 +4158,39 @@
           <w:color w:val="313131"/>
           <w:szCs w:val="20"/>
         </w:rPr>
-        <w:t>Signature of {d.applicant.applicantName}</w:t>
+        <w:t>Signature of {</w:t>
+      </w:r>
+      <w:proofErr w:type="spellStart"/>
+      <w:proofErr w:type="gramStart"/>
+      <w:r>
+        <w:rPr>
+          <w:rFonts w:ascii="Segoe UI" w:eastAsia="Segoe UI" w:hAnsi="Segoe UI" w:cs="Segoe UI"/>
+          <w:color w:val="313131"/>
+          <w:szCs w:val="20"/>
+        </w:rPr>
+        <w:t>d.applicant</w:t>
+      </w:r>
+      <w:proofErr w:type="gramEnd"/>
+      <w:r>
+        <w:rPr>
+          <w:rFonts w:ascii="Segoe UI" w:eastAsia="Segoe UI" w:hAnsi="Segoe UI" w:cs="Segoe UI"/>
+          <w:color w:val="313131"/>
+          <w:szCs w:val="20"/>
+        </w:rPr>
+        <w:t>.applicantName</w:t>
+      </w:r>
+      <w:proofErr w:type="spellEnd"/>
+      <w:r>
+        <w:rPr>
+          <w:rFonts w:ascii="Segoe UI" w:eastAsia="Segoe UI" w:hAnsi="Segoe UI" w:cs="Segoe UI"/>
+          <w:color w:val="313131"/>
+          <w:szCs w:val="20"/>
+        </w:rPr>
+        <w:t>}</w:t>
       </w:r>
     </w:p>
     <w:sectPr>
+      <w:headerReference w:type="first" r:id="rId13"/>
       <w:footerReference w:type="first" r:id="rId14"/>
       <w:pgSz w:w="12240" w:h="15840"/>
       <w:pgMar w:top="1134" w:right="1134" w:bottom="1134" w:left="1134" w:header="720" w:footer="720" w:gutter="0"/>
@@ -1822,116 +4230,171 @@
 
 <file path=word/footer1.xml><?xml version="1.0" encoding="utf-8"?>
 <w:ftr xmlns:wpc="http://schemas.microsoft.com/office/word/2010/wordprocessingCanvas" xmlns:cx="http://schemas.microsoft.com/office/drawing/2014/chartex" xmlns:cx1="http://schemas.microsoft.com/office/drawing/2015/9/8/chartex" xmlns:cx2="http://schemas.microsoft.com/office/drawing/2015/10/21/chartex" xmlns:cx3="http://schemas.microsoft.com/office/drawing/2016/5/9/chartex" xmlns:cx4="http://schemas.microsoft.com/office/drawing/2016/5/10/chartex" xmlns:cx5="http://schemas.microsoft.com/office/drawing/2016/5/11/chartex" xmlns:cx6="http://schemas.microsoft.com/office/drawing/2016/5/12/chartex" xmlns:cx7="http://schemas.microsoft.com/office/drawing/2016/5/13/chartex" xmlns:cx8="http://schemas.microsoft.com/office/drawing/2016/5/14/chartex" xmlns:mc="http://schemas.openxmlformats.org/markup-compatibility/2006" xmlns:m="http://schemas.openxmlformats.org/officeDocument/2006/math" xmlns:aink="http://schemas.microsoft.com/office/drawing/2016/ink" xmlns:am3d="http://schemas.microsoft.com/office/drawing/2017/model3d" xmlns:oel="http://schemas.microsoft.com/office/2019/extlst" xmlns:r="http://schemas.openxmlformats.org/officeDocument/2006/relationships" xmlns:wp14="http://schemas.microsoft.com/office/word/2010/wordprocessingDrawing" xmlns:wp="http://schemas.openxmlformats.org/drawingml/2006/wordprocessingDrawing" xmlns:wpg="http://schemas.microsoft.com/office/word/2010/wordprocessingGroup" xmlns:wpi="http://schemas.microsoft.com/office/word/2010/wordprocessingInk" xmlns:wps="http://schemas.microsoft.com/office/word/2010/wordprocessingShape" xmlns:o="urn:schemas-microsoft-com:office:office" xmlns:v="urn:schemas-microsoft-com:vml" xmlns:w10="urn:schemas-microsoft-com:office:word" xmlns:w="http://schemas.openxmlformats.org/wordprocessingml/2006/main" xmlns:w14="http://schemas.microsoft.com/office/word/2010/wordml" xmlns:w15="http://schemas.microsoft.com/office/word/2012/wordml" xmlns:w16cei="http://schemas.microsoft.com/office/word/2026/wordml/cei" xmlns:w16cex="http://schemas.microsoft.com/office/word/2018/wordml/cex" xmlns:w16cid="http://schemas.microsoft.com/office/word/2016/wordml/cid" xmlns:w16="http://schemas.microsoft.com/office/word/2018/wordml" xmlns:w16sdtdh="http://schemas.microsoft.com/office/word/2020/wordml/sdtdatahash" xmlns:w16sdtfl="http://schemas.microsoft.com/office/word/2024/wordml/sdtformatlock" xmlns:w16se="http://schemas.microsoft.com/office/word/2015/wordml/symex" xmlns:w16du="http://schemas.microsoft.com/office/word/2023/wordml/word16du" xmlns:wne="http://schemas.microsoft.com/office/word/2006/wordml" mc:Ignorable="w14 w15 w16se w16cid w16 w16cex w16sdtdh w16sdtfl w16du wp14">
-  <w:p>
-    <w:pPr>
-      <w:pStyle w:val="BodyText"/>
-      <w:jc w:val="right"/>
-    </w:pPr>
-    <w:r>
-      <w:rPr>
-        <w:rFonts w:ascii="Segoe UI" w:eastAsia="Segoe UI" w:hAnsi="Segoe UI" w:cs="Segoe UI"/>
-        <w:color w:val="000000" w:themeColor="text1"/>
-        <w:sz w:val="16"/>
-        <w:szCs w:val="16"/>
-        <w:lang w:val="fr-FR"/>
-      </w:rPr>
-      <w:t>Generated by ”Probate Application” on {d.applicationDate}</w:t>
-    </w:r>
-    <w:r>
-      <w:tab/>
-    </w:r>
-    <w:r>
-      <w:tab/>
-    </w:r>
-    <w:r>
-      <w:tab/>
-    </w:r>
-    <w:r>
-      <w:tab/>
-    </w:r>
-    <w:r>
-      <w:tab/>
-    </w:r>
-    <w:r>
-      <w:rPr>
-        <w:rFonts w:ascii="Segoe UI" w:eastAsia="Segoe UI" w:hAnsi="Segoe UI" w:cs="Segoe UI"/>
-        <w:color w:val="000000" w:themeColor="text1"/>
-        <w:sz w:val="16"/>
-        <w:szCs w:val="16"/>
-      </w:rPr>
-      <w:t>P9 Page</w:t>
-    </w:r>
-    <w:r>
-      <w:t xml:space="preserve"> </w:t>
-    </w:r>
-    <w:r>
-      <w:fldChar w:fldCharType="begin"/>
-    </w:r>
-    <w:r>
-      <w:instrText>PAGE</w:instrText>
-    </w:r>
-    <w:r>
-      <w:fldChar w:fldCharType="separate"/>
-    </w:r>
-    <w:r>
-      <w:rPr>
-        <w:noProof/>
-      </w:rPr>
-      <w:t>1</w:t>
-    </w:r>
-    <w:r>
-      <w:fldChar w:fldCharType="end"/>
-    </w:r>
-    <w:r>
-      <w:t xml:space="preserve"> of </w:t>
-    </w:r>
-    <w:r>
-      <w:t>2</w:t>
-    </w:r>
-  </w:p>
-  <w:p>
-    <w:pPr>
-      <w:pStyle w:val="BodyText"/>
-      <w:jc w:val="right"/>
-      <w:rPr>
-        <w:rFonts w:ascii="Segoe UI" w:eastAsia="Segoe UI" w:hAnsi="Segoe UI" w:cs="Segoe UI"/>
-        <w:color w:val="000000" w:themeColor="text1"/>
-        <w:sz w:val="16"/>
-        <w:szCs w:val="16"/>
-        <w:lang w:val="fr-FR"/>
-      </w:rPr>
-    </w:pPr>
-  </w:p>
-  <w:p>
-    <w:pPr>
-      <w:spacing w:line="14" w:lineRule="auto"/>
-      <w:rPr>
-        <w:rFonts w:ascii="Segoe UI" w:eastAsia="Segoe UI" w:hAnsi="Segoe UI" w:cs="Segoe UI"/>
-        <w:color w:val="000000" w:themeColor="text1"/>
-        <w:sz w:val="16"/>
-        <w:szCs w:val="16"/>
-      </w:rPr>
-    </w:pPr>
-  </w:p>
-  <w:p>
-    <w:pPr>
-      <w:spacing w:line="14" w:lineRule="auto"/>
-      <w:rPr>
-        <w:rFonts w:ascii="Segoe UI" w:eastAsia="Segoe UI" w:hAnsi="Segoe UI" w:cs="Segoe UI"/>
-        <w:color w:val="000000" w:themeColor="text1"/>
-        <w:szCs w:val="20"/>
-      </w:rPr>
-    </w:pPr>
-  </w:p>
+  <w:tbl>
+    <w:tblPr>
+      <w:tblStyle w:val="TableGrid"/>
+      <w:tblW w:w="0" w:type="auto"/>
+      <w:tblLook w:val="04A0" w:firstRow="1" w:lastRow="0" w:firstColumn="1" w:lastColumn="0" w:noHBand="0" w:noVBand="1"/>
+    </w:tblPr>
+    <w:tblGrid>
+      <w:gridCol w:w="5048"/>
+      <w:gridCol w:w="4924"/>
+    </w:tblGrid>
+    <w:tr>
+      <w:tc>
+        <w:tcPr>
+          <w:tcW w:w="5508" w:type="dxa"/>
+          <w:tcBorders>
+            <w:top w:val="nil"/>
+            <w:left w:val="nil"/>
+            <w:bottom w:val="nil"/>
+            <w:right w:val="nil"/>
+          </w:tcBorders>
+        </w:tcPr>
+        <w:p>
+          <w:pPr>
+            <w:pStyle w:val="Footer"/>
+          </w:pPr>
+          <w:r>
+            <w:rPr>
+              <w:sz w:val="16"/>
+              <w:szCs w:val="16"/>
+            </w:rPr>
+            <w:t xml:space="preserve">Generated by </w:t>
+          </w:r>
+          <w:r>
+            <w:rPr>
+              <w:sz w:val="16"/>
+              <w:szCs w:val="16"/>
+            </w:rPr>
+            <w:t>“</w:t>
+          </w:r>
+          <w:r>
+            <w:rPr>
+              <w:sz w:val="16"/>
+              <w:szCs w:val="16"/>
+            </w:rPr>
+            <w:t>Probate Application</w:t>
+          </w:r>
+          <w:r>
+            <w:rPr>
+              <w:sz w:val="16"/>
+              <w:szCs w:val="16"/>
+            </w:rPr>
+            <w:t>”</w:t>
+          </w:r>
+          <w:r>
+            <w:rPr>
+              <w:sz w:val="16"/>
+              <w:szCs w:val="16"/>
+            </w:rPr>
+            <w:t xml:space="preserve"> on</w:t>
+          </w:r>
+          <w:r>
+            <w:t xml:space="preserve"> </w:t>
+          </w:r>
+          <w:r>
+            <w:rPr>
+              <w:sz w:val="16"/>
+              <w:szCs w:val="16"/>
+            </w:rPr>
+            <w:t>{</w:t>
+          </w:r>
+          <w:proofErr w:type="spellStart"/>
+          <w:proofErr w:type="gramStart"/>
+          <w:r>
+            <w:rPr>
+              <w:sz w:val="16"/>
+              <w:szCs w:val="16"/>
+            </w:rPr>
+            <w:t>d.</w:t>
+          </w:r>
+          <w:r>
+            <w:rPr>
+              <w:sz w:val="16"/>
+              <w:szCs w:val="16"/>
+            </w:rPr>
+            <w:t>now:formatD</w:t>
+          </w:r>
+          <w:proofErr w:type="spellEnd"/>
+          <w:proofErr w:type="gramEnd"/>
+          <w:r>
+            <w:rPr>
+              <w:sz w:val="16"/>
+              <w:szCs w:val="16"/>
+            </w:rPr>
+            <w:t>(LL)</w:t>
+          </w:r>
+          <w:r>
+            <w:rPr>
+              <w:sz w:val="16"/>
+              <w:szCs w:val="16"/>
+            </w:rPr>
+            <w:t>}</w:t>
+          </w:r>
+        </w:p>
+      </w:tc>
+      <w:tc>
+        <w:tcPr>
+          <w:tcW w:w="5508" w:type="dxa"/>
+          <w:tcBorders>
+            <w:top w:val="nil"/>
+            <w:left w:val="nil"/>
+            <w:bottom w:val="nil"/>
+            <w:right w:val="nil"/>
+          </w:tcBorders>
+        </w:tcPr>
+        <w:p>
+          <w:pPr>
+            <w:pStyle w:val="Footer"/>
+            <w:jc w:val="right"/>
+            <w:rPr>
+              <w:sz w:val="16"/>
+              <w:szCs w:val="16"/>
+            </w:rPr>
+          </w:pPr>
+          <w:r>
+            <w:rPr>
+              <w:sz w:val="16"/>
+              <w:szCs w:val="16"/>
+            </w:rPr>
+            <w:t>P9 Page</w:t>
+          </w:r>
+          <w:r>
+            <w:rPr>
+              <w:sz w:val="16"/>
+              <w:szCs w:val="16"/>
+            </w:rPr>
+            <w:t xml:space="preserve"> </w:t>
+          </w:r>
+          <w:r>
+            <w:rPr>
+              <w:sz w:val="16"/>
+              <w:szCs w:val="16"/>
+            </w:rPr>
+            <w:t>2</w:t>
+          </w:r>
+          <w:r>
+            <w:rPr>
+              <w:sz w:val="16"/>
+              <w:szCs w:val="16"/>
+            </w:rPr>
+            <w:t xml:space="preserve"> of </w:t>
+          </w:r>
+          <w:r>
+            <w:rPr>
+              <w:sz w:val="16"/>
+              <w:szCs w:val="16"/>
+            </w:rPr>
+            <w:t>2</w:t>
+          </w:r>
+        </w:p>
+      </w:tc>
+    </w:tr>
+  </w:tbl>
   <w:p>
     <w:pPr>
       <w:pStyle w:val="Footer"/>
-      <w:spacing w:line="14" w:lineRule="auto"/>
-      <w:rPr>
-        <w:rFonts w:ascii="Segoe UI" w:eastAsia="Segoe UI" w:hAnsi="Segoe UI" w:cs="Segoe UI"/>
-        <w:color w:val="000000" w:themeColor="text1"/>
-        <w:szCs w:val="20"/>
-      </w:rPr>
     </w:pPr>
   </w:p>
 </w:ftr>
@@ -1939,183 +4402,333 @@
 
 <file path=word/footer2.xml><?xml version="1.0" encoding="utf-8"?>
 <w:ftr xmlns:wpc="http://schemas.microsoft.com/office/word/2010/wordprocessingCanvas" xmlns:cx="http://schemas.microsoft.com/office/drawing/2014/chartex" xmlns:cx1="http://schemas.microsoft.com/office/drawing/2015/9/8/chartex" xmlns:cx2="http://schemas.microsoft.com/office/drawing/2015/10/21/chartex" xmlns:cx3="http://schemas.microsoft.com/office/drawing/2016/5/9/chartex" xmlns:cx4="http://schemas.microsoft.com/office/drawing/2016/5/10/chartex" xmlns:cx5="http://schemas.microsoft.com/office/drawing/2016/5/11/chartex" xmlns:cx6="http://schemas.microsoft.com/office/drawing/2016/5/12/chartex" xmlns:cx7="http://schemas.microsoft.com/office/drawing/2016/5/13/chartex" xmlns:cx8="http://schemas.microsoft.com/office/drawing/2016/5/14/chartex" xmlns:mc="http://schemas.openxmlformats.org/markup-compatibility/2006" xmlns:m="http://schemas.openxmlformats.org/officeDocument/2006/math" xmlns:aink="http://schemas.microsoft.com/office/drawing/2016/ink" xmlns:am3d="http://schemas.microsoft.com/office/drawing/2017/model3d" xmlns:oel="http://schemas.microsoft.com/office/2019/extlst" xmlns:r="http://schemas.openxmlformats.org/officeDocument/2006/relationships" xmlns:wp14="http://schemas.microsoft.com/office/word/2010/wordprocessingDrawing" xmlns:wp="http://schemas.openxmlformats.org/drawingml/2006/wordprocessingDrawing" xmlns:wpg="http://schemas.microsoft.com/office/word/2010/wordprocessingGroup" xmlns:wpi="http://schemas.microsoft.com/office/word/2010/wordprocessingInk" xmlns:wps="http://schemas.microsoft.com/office/word/2010/wordprocessingShape" xmlns:o="urn:schemas-microsoft-com:office:office" xmlns:v="urn:schemas-microsoft-com:vml" xmlns:w10="urn:schemas-microsoft-com:office:word" xmlns:w="http://schemas.openxmlformats.org/wordprocessingml/2006/main" xmlns:w14="http://schemas.microsoft.com/office/word/2010/wordml" xmlns:w15="http://schemas.microsoft.com/office/word/2012/wordml" xmlns:w16cei="http://schemas.microsoft.com/office/word/2026/wordml/cei" xmlns:w16cex="http://schemas.microsoft.com/office/word/2018/wordml/cex" xmlns:w16cid="http://schemas.microsoft.com/office/word/2016/wordml/cid" xmlns:w16="http://schemas.microsoft.com/office/word/2018/wordml" xmlns:w16sdtdh="http://schemas.microsoft.com/office/word/2020/wordml/sdtdatahash" xmlns:w16sdtfl="http://schemas.microsoft.com/office/word/2024/wordml/sdtformatlock" xmlns:w16se="http://schemas.microsoft.com/office/word/2015/wordml/symex" xmlns:w16du="http://schemas.microsoft.com/office/word/2023/wordml/word16du" xmlns:wne="http://schemas.microsoft.com/office/word/2006/wordml" mc:Ignorable="w14 w15 w16se w16cid w16 w16cex w16sdtdh w16sdtfl w16du wp14">
+  <w:tbl>
+    <w:tblPr>
+      <w:tblStyle w:val="TableGrid"/>
+      <w:tblW w:w="0" w:type="auto"/>
+      <w:tblLook w:val="04A0" w:firstRow="1" w:lastRow="0" w:firstColumn="1" w:lastColumn="0" w:noHBand="0" w:noVBand="1"/>
+    </w:tblPr>
+    <w:tblGrid>
+      <w:gridCol w:w="5041"/>
+      <w:gridCol w:w="4931"/>
+    </w:tblGrid>
+    <w:tr>
+      <w:tc>
+        <w:tcPr>
+          <w:tcW w:w="5508" w:type="dxa"/>
+          <w:tcBorders>
+            <w:top w:val="nil"/>
+            <w:left w:val="nil"/>
+            <w:bottom w:val="nil"/>
+            <w:right w:val="nil"/>
+          </w:tcBorders>
+        </w:tcPr>
+        <w:p>
+          <w:pPr>
+            <w:pStyle w:val="Footer"/>
+          </w:pPr>
+          <w:r>
+            <w:rPr>
+              <w:sz w:val="16"/>
+              <w:szCs w:val="16"/>
+            </w:rPr>
+            <w:t xml:space="preserve">Generated by </w:t>
+          </w:r>
+          <w:r>
+            <w:rPr>
+              <w:sz w:val="16"/>
+              <w:szCs w:val="16"/>
+            </w:rPr>
+            <w:t>“</w:t>
+          </w:r>
+          <w:r>
+            <w:rPr>
+              <w:sz w:val="16"/>
+              <w:szCs w:val="16"/>
+            </w:rPr>
+            <w:t>Probate Application</w:t>
+          </w:r>
+          <w:r>
+            <w:rPr>
+              <w:sz w:val="16"/>
+              <w:szCs w:val="16"/>
+            </w:rPr>
+            <w:t>”</w:t>
+          </w:r>
+          <w:r>
+            <w:rPr>
+              <w:sz w:val="16"/>
+              <w:szCs w:val="16"/>
+            </w:rPr>
+            <w:t xml:space="preserve"> on</w:t>
+          </w:r>
+          <w:r>
+            <w:t xml:space="preserve"> </w:t>
+          </w:r>
+          <w:r>
+            <w:rPr>
+              <w:sz w:val="16"/>
+              <w:szCs w:val="16"/>
+            </w:rPr>
+            <w:t>{</w:t>
+          </w:r>
+          <w:proofErr w:type="spellStart"/>
+          <w:proofErr w:type="gramStart"/>
+          <w:r>
+            <w:rPr>
+              <w:sz w:val="16"/>
+              <w:szCs w:val="16"/>
+            </w:rPr>
+            <w:t>d.</w:t>
+          </w:r>
+          <w:r>
+            <w:rPr>
+              <w:sz w:val="16"/>
+              <w:szCs w:val="16"/>
+            </w:rPr>
+            <w:t>now:formatD</w:t>
+          </w:r>
+          <w:proofErr w:type="spellEnd"/>
+          <w:proofErr w:type="gramEnd"/>
+          <w:r>
+            <w:rPr>
+              <w:sz w:val="16"/>
+              <w:szCs w:val="16"/>
+            </w:rPr>
+            <w:t>(LL)</w:t>
+          </w:r>
+          <w:r>
+            <w:rPr>
+              <w:sz w:val="16"/>
+              <w:szCs w:val="16"/>
+            </w:rPr>
+            <w:t>}</w:t>
+          </w:r>
+        </w:p>
+      </w:tc>
+      <w:tc>
+        <w:tcPr>
+          <w:tcW w:w="5508" w:type="dxa"/>
+          <w:tcBorders>
+            <w:top w:val="nil"/>
+            <w:left w:val="nil"/>
+            <w:bottom w:val="nil"/>
+            <w:right w:val="nil"/>
+          </w:tcBorders>
+        </w:tcPr>
+        <w:p>
+          <w:pPr>
+            <w:pStyle w:val="Footer"/>
+            <w:jc w:val="right"/>
+            <w:rPr>
+              <w:sz w:val="16"/>
+              <w:szCs w:val="16"/>
+            </w:rPr>
+          </w:pPr>
+          <w:r>
+            <w:rPr>
+              <w:sz w:val="16"/>
+              <w:szCs w:val="16"/>
+            </w:rPr>
+            <w:t xml:space="preserve">P9 Exhibit </w:t>
+          </w:r>
+          <w:proofErr w:type="gramStart"/>
+          <w:r>
+            <w:rPr>
+              <w:sz w:val="16"/>
+              <w:szCs w:val="16"/>
+            </w:rPr>
+            <w:t>A</w:t>
+          </w:r>
+          <w:proofErr w:type="gramEnd"/>
+          <w:r>
+            <w:rPr>
+              <w:sz w:val="16"/>
+              <w:szCs w:val="16"/>
+            </w:rPr>
+            <w:t xml:space="preserve"> Page</w:t>
+          </w:r>
+          <w:r>
+            <w:rPr>
+              <w:sz w:val="16"/>
+              <w:szCs w:val="16"/>
+            </w:rPr>
+            <w:t xml:space="preserve"> 1 of 3</w:t>
+          </w:r>
+        </w:p>
+      </w:tc>
+    </w:tr>
+  </w:tbl>
   <w:p>
     <w:pPr>
-      <w:pStyle w:val="BodyText"/>
-      <w:ind w:right="360"/>
-      <w:jc w:val="right"/>
+      <w:pStyle w:val="Footer"/>
     </w:pPr>
-    <w:r>
-      <w:rPr>
-        <w:rFonts w:ascii="Segoe UI" w:eastAsia="Segoe UI" w:hAnsi="Segoe UI" w:cs="Segoe UI"/>
-        <w:color w:val="000000" w:themeColor="text1"/>
-        <w:sz w:val="16"/>
-        <w:szCs w:val="16"/>
-        <w:lang w:val="fr-FR"/>
-      </w:rPr>
-      <w:t>Generated by ”Probate Application” on {d.applicationDate}</w:t>
-    </w:r>
-    <w:r>
-      <w:tab/>
-    </w:r>
-    <w:r>
-      <w:tab/>
-    </w:r>
-    <w:r>
-      <w:tab/>
-    </w:r>
-    <w:r>
-      <w:tab/>
-    </w:r>
-    <w:r>
-      <w:tab/>
-    </w:r>
-    <w:r>
-      <w:rPr>
-        <w:rFonts w:ascii="Segoe UI" w:eastAsia="Segoe UI" w:hAnsi="Segoe UI" w:cs="Segoe UI"/>
-        <w:color w:val="000000" w:themeColor="text1"/>
-        <w:sz w:val="16"/>
-        <w:szCs w:val="16"/>
-      </w:rPr>
-      <w:t xml:space="preserve">P9 </w:t>
-    </w:r>
-    <w:r>
-      <w:rPr>
-        <w:rFonts w:ascii="Segoe UI" w:eastAsia="Segoe UI" w:hAnsi="Segoe UI" w:cs="Segoe UI"/>
-        <w:color w:val="000000" w:themeColor="text1"/>
-        <w:sz w:val="16"/>
-        <w:szCs w:val="16"/>
-      </w:rPr>
-      <w:t xml:space="preserve">Exhibit A </w:t>
-    </w:r>
-    <w:r>
-      <w:rPr>
-        <w:rFonts w:ascii="Segoe UI" w:eastAsia="Segoe UI" w:hAnsi="Segoe UI" w:cs="Segoe UI"/>
-        <w:color w:val="000000" w:themeColor="text1"/>
-        <w:sz w:val="16"/>
-        <w:szCs w:val="16"/>
-      </w:rPr>
-      <w:t>Page</w:t>
-    </w:r>
-    <w:r>
-      <w:rPr>
-        <w:rFonts w:ascii="Segoe UI" w:eastAsia="Segoe UI" w:hAnsi="Segoe UI" w:cs="Segoe UI"/>
-        <w:color w:val="000000" w:themeColor="text1"/>
-        <w:sz w:val="16"/>
-        <w:szCs w:val="16"/>
-      </w:rPr>
-      <w:t xml:space="preserve"> 3 of 3</w:t>
-    </w:r>
   </w:p>
 </w:ftr>
 </file>
 
 <file path=word/footer3.xml><?xml version="1.0" encoding="utf-8"?>
 <w:ftr xmlns:wpc="http://schemas.microsoft.com/office/word/2010/wordprocessingCanvas" xmlns:cx="http://schemas.microsoft.com/office/drawing/2014/chartex" xmlns:cx1="http://schemas.microsoft.com/office/drawing/2015/9/8/chartex" xmlns:cx2="http://schemas.microsoft.com/office/drawing/2015/10/21/chartex" xmlns:cx3="http://schemas.microsoft.com/office/drawing/2016/5/9/chartex" xmlns:cx4="http://schemas.microsoft.com/office/drawing/2016/5/10/chartex" xmlns:cx5="http://schemas.microsoft.com/office/drawing/2016/5/11/chartex" xmlns:cx6="http://schemas.microsoft.com/office/drawing/2016/5/12/chartex" xmlns:cx7="http://schemas.microsoft.com/office/drawing/2016/5/13/chartex" xmlns:cx8="http://schemas.microsoft.com/office/drawing/2016/5/14/chartex" xmlns:mc="http://schemas.openxmlformats.org/markup-compatibility/2006" xmlns:m="http://schemas.openxmlformats.org/officeDocument/2006/math" xmlns:aink="http://schemas.microsoft.com/office/drawing/2016/ink" xmlns:am3d="http://schemas.microsoft.com/office/drawing/2017/model3d" xmlns:oel="http://schemas.microsoft.com/office/2019/extlst" xmlns:r="http://schemas.openxmlformats.org/officeDocument/2006/relationships" xmlns:wp14="http://schemas.microsoft.com/office/word/2010/wordprocessingDrawing" xmlns:wp="http://schemas.openxmlformats.org/drawingml/2006/wordprocessingDrawing" xmlns:wpg="http://schemas.microsoft.com/office/word/2010/wordprocessingGroup" xmlns:wpi="http://schemas.microsoft.com/office/word/2010/wordprocessingInk" xmlns:wps="http://schemas.microsoft.com/office/word/2010/wordprocessingShape" xmlns:o="urn:schemas-microsoft-com:office:office" xmlns:v="urn:schemas-microsoft-com:vml" xmlns:w10="urn:schemas-microsoft-com:office:word" xmlns:w="http://schemas.openxmlformats.org/wordprocessingml/2006/main" xmlns:w14="http://schemas.microsoft.com/office/word/2010/wordml" xmlns:w15="http://schemas.microsoft.com/office/word/2012/wordml" xmlns:w16cei="http://schemas.microsoft.com/office/word/2026/wordml/cei" xmlns:w16cex="http://schemas.microsoft.com/office/word/2018/wordml/cex" xmlns:w16cid="http://schemas.microsoft.com/office/word/2016/wordml/cid" xmlns:w16="http://schemas.microsoft.com/office/word/2018/wordml" xmlns:w16sdtdh="http://schemas.microsoft.com/office/word/2020/wordml/sdtdatahash" xmlns:w16sdtfl="http://schemas.microsoft.com/office/word/2024/wordml/sdtformatlock" xmlns:w16se="http://schemas.microsoft.com/office/word/2015/wordml/symex" xmlns:w16du="http://schemas.microsoft.com/office/word/2023/wordml/word16du" xmlns:wne="http://schemas.microsoft.com/office/word/2006/wordml" mc:Ignorable="w14 w15 w16se w16cid w16 w16cex w16sdtdh w16sdtfl w16du wp14">
-  <w:p>
-    <w:pPr>
-      <w:pStyle w:val="BodyText"/>
-      <w:jc w:val="right"/>
-    </w:pPr>
-    <w:r>
-      <w:rPr>
-        <w:rFonts w:ascii="Segoe UI" w:eastAsia="Segoe UI" w:hAnsi="Segoe UI" w:cs="Segoe UI"/>
-        <w:color w:val="000000" w:themeColor="text1"/>
-        <w:sz w:val="16"/>
-        <w:szCs w:val="16"/>
-        <w:lang w:val="fr-FR"/>
-      </w:rPr>
-      <w:t>Generated by ”Probate Application” on {d.applicationDate}</w:t>
-    </w:r>
-    <w:r>
-      <w:tab/>
-    </w:r>
-    <w:r>
-      <w:tab/>
-    </w:r>
-    <w:r>
-      <w:tab/>
-    </w:r>
-    <w:r>
-      <w:tab/>
-    </w:r>
-    <w:r>
-      <w:tab/>
-    </w:r>
-    <w:r>
-      <w:rPr>
-        <w:rFonts w:ascii="Segoe UI" w:eastAsia="Segoe UI" w:hAnsi="Segoe UI" w:cs="Segoe UI"/>
-        <w:color w:val="000000" w:themeColor="text1"/>
-        <w:sz w:val="16"/>
-        <w:szCs w:val="16"/>
-      </w:rPr>
-      <w:t xml:space="preserve">P9 </w:t>
-    </w:r>
-    <w:r>
-      <w:rPr>
-        <w:rFonts w:ascii="Segoe UI" w:eastAsia="Segoe UI" w:hAnsi="Segoe UI" w:cs="Segoe UI"/>
-        <w:color w:val="000000" w:themeColor="text1"/>
-        <w:sz w:val="16"/>
-        <w:szCs w:val="16"/>
-      </w:rPr>
-      <w:t xml:space="preserve">Exhibit A </w:t>
-    </w:r>
-    <w:r>
-      <w:rPr>
-        <w:rFonts w:ascii="Segoe UI" w:eastAsia="Segoe UI" w:hAnsi="Segoe UI" w:cs="Segoe UI"/>
-        <w:color w:val="000000" w:themeColor="text1"/>
-        <w:sz w:val="16"/>
-        <w:szCs w:val="16"/>
-      </w:rPr>
-      <w:t>Page</w:t>
-    </w:r>
-    <w:r>
-      <w:t xml:space="preserve"> 2 of 3</w:t>
-    </w:r>
-  </w:p>
-  <w:p>
-    <w:pPr>
-      <w:pStyle w:val="BodyText"/>
-      <w:jc w:val="right"/>
-      <w:rPr>
-        <w:rFonts w:ascii="Segoe UI" w:eastAsia="Segoe UI" w:hAnsi="Segoe UI" w:cs="Segoe UI"/>
-        <w:color w:val="000000" w:themeColor="text1"/>
-        <w:sz w:val="16"/>
-        <w:szCs w:val="16"/>
-        <w:lang w:val="fr-FR"/>
-      </w:rPr>
-    </w:pPr>
-  </w:p>
-  <w:p>
-    <w:pPr>
-      <w:spacing w:line="14" w:lineRule="auto"/>
-      <w:rPr>
-        <w:rFonts w:ascii="Segoe UI" w:eastAsia="Segoe UI" w:hAnsi="Segoe UI" w:cs="Segoe UI"/>
-        <w:color w:val="000000" w:themeColor="text1"/>
-        <w:sz w:val="16"/>
-        <w:szCs w:val="16"/>
-      </w:rPr>
-    </w:pPr>
-  </w:p>
-  <w:p>
-    <w:pPr>
-      <w:spacing w:line="14" w:lineRule="auto"/>
-      <w:rPr>
-        <w:rFonts w:ascii="Segoe UI" w:eastAsia="Segoe UI" w:hAnsi="Segoe UI" w:cs="Segoe UI"/>
-        <w:color w:val="000000" w:themeColor="text1"/>
-        <w:szCs w:val="20"/>
-      </w:rPr>
-    </w:pPr>
-  </w:p>
+  <w:tbl>
+    <w:tblPr>
+      <w:tblStyle w:val="TableGrid"/>
+      <w:tblW w:w="0" w:type="auto"/>
+      <w:tblLook w:val="04A0" w:firstRow="1" w:lastRow="0" w:firstColumn="1" w:lastColumn="0" w:noHBand="0" w:noVBand="1"/>
+    </w:tblPr>
+    <w:tblGrid>
+      <w:gridCol w:w="5041"/>
+      <w:gridCol w:w="4931"/>
+    </w:tblGrid>
+    <w:tr>
+      <w:tc>
+        <w:tcPr>
+          <w:tcW w:w="5508" w:type="dxa"/>
+          <w:tcBorders>
+            <w:top w:val="nil"/>
+            <w:left w:val="nil"/>
+            <w:bottom w:val="nil"/>
+            <w:right w:val="nil"/>
+          </w:tcBorders>
+        </w:tcPr>
+        <w:p>
+          <w:pPr>
+            <w:pStyle w:val="Footer"/>
+          </w:pPr>
+          <w:r>
+            <w:rPr>
+              <w:sz w:val="16"/>
+              <w:szCs w:val="16"/>
+            </w:rPr>
+            <w:t xml:space="preserve">Generated by </w:t>
+          </w:r>
+          <w:r>
+            <w:rPr>
+              <w:sz w:val="16"/>
+              <w:szCs w:val="16"/>
+            </w:rPr>
+            <w:t>“</w:t>
+          </w:r>
+          <w:r>
+            <w:rPr>
+              <w:sz w:val="16"/>
+              <w:szCs w:val="16"/>
+            </w:rPr>
+            <w:t>Probate Application</w:t>
+          </w:r>
+          <w:r>
+            <w:rPr>
+              <w:sz w:val="16"/>
+              <w:szCs w:val="16"/>
+            </w:rPr>
+            <w:t>”</w:t>
+          </w:r>
+          <w:r>
+            <w:rPr>
+              <w:sz w:val="16"/>
+              <w:szCs w:val="16"/>
+            </w:rPr>
+            <w:t xml:space="preserve"> on</w:t>
+          </w:r>
+          <w:r>
+            <w:t xml:space="preserve"> </w:t>
+          </w:r>
+          <w:r>
+            <w:rPr>
+              <w:sz w:val="16"/>
+              <w:szCs w:val="16"/>
+            </w:rPr>
+            <w:t>{</w:t>
+          </w:r>
+          <w:proofErr w:type="spellStart"/>
+          <w:proofErr w:type="gramStart"/>
+          <w:r>
+            <w:rPr>
+              <w:sz w:val="16"/>
+              <w:szCs w:val="16"/>
+            </w:rPr>
+            <w:t>d.</w:t>
+          </w:r>
+          <w:r>
+            <w:rPr>
+              <w:sz w:val="16"/>
+              <w:szCs w:val="16"/>
+            </w:rPr>
+            <w:t>now:formatD</w:t>
+          </w:r>
+          <w:proofErr w:type="spellEnd"/>
+          <w:proofErr w:type="gramEnd"/>
+          <w:r>
+            <w:rPr>
+              <w:sz w:val="16"/>
+              <w:szCs w:val="16"/>
+            </w:rPr>
+            <w:t>(LL)</w:t>
+          </w:r>
+          <w:r>
+            <w:rPr>
+              <w:sz w:val="16"/>
+              <w:szCs w:val="16"/>
+            </w:rPr>
+            <w:t>}</w:t>
+          </w:r>
+        </w:p>
+      </w:tc>
+      <w:tc>
+        <w:tcPr>
+          <w:tcW w:w="5508" w:type="dxa"/>
+          <w:tcBorders>
+            <w:top w:val="nil"/>
+            <w:left w:val="nil"/>
+            <w:bottom w:val="nil"/>
+            <w:right w:val="nil"/>
+          </w:tcBorders>
+        </w:tcPr>
+        <w:p>
+          <w:pPr>
+            <w:pStyle w:val="Footer"/>
+            <w:jc w:val="right"/>
+            <w:rPr>
+              <w:sz w:val="16"/>
+              <w:szCs w:val="16"/>
+            </w:rPr>
+          </w:pPr>
+          <w:r>
+            <w:rPr>
+              <w:sz w:val="16"/>
+              <w:szCs w:val="16"/>
+            </w:rPr>
+            <w:t xml:space="preserve">P9 Exhibit </w:t>
+          </w:r>
+          <w:proofErr w:type="gramStart"/>
+          <w:r>
+            <w:rPr>
+              <w:sz w:val="16"/>
+              <w:szCs w:val="16"/>
+            </w:rPr>
+            <w:t>A</w:t>
+          </w:r>
+          <w:proofErr w:type="gramEnd"/>
+          <w:r>
+            <w:rPr>
+              <w:sz w:val="16"/>
+              <w:szCs w:val="16"/>
+            </w:rPr>
+            <w:t xml:space="preserve"> Page</w:t>
+          </w:r>
+          <w:r>
+            <w:rPr>
+              <w:sz w:val="16"/>
+              <w:szCs w:val="16"/>
+            </w:rPr>
+            <w:t xml:space="preserve"> 2 of 3</w:t>
+          </w:r>
+        </w:p>
+      </w:tc>
+    </w:tr>
+  </w:tbl>
   <w:p>
     <w:pPr>
       <w:pStyle w:val="Footer"/>
-      <w:spacing w:line="14" w:lineRule="auto"/>
-      <w:rPr>
-        <w:rFonts w:ascii="Segoe UI" w:eastAsia="Segoe UI" w:hAnsi="Segoe UI" w:cs="Segoe UI"/>
-        <w:color w:val="000000" w:themeColor="text1"/>
-        <w:szCs w:val="20"/>
-      </w:rPr>
     </w:pPr>
   </w:p>
 </w:ftr>
@@ -2123,219 +4736,167 @@
 
 <file path=word/footer4.xml><?xml version="1.0" encoding="utf-8"?>
 <w:ftr xmlns:wpc="http://schemas.microsoft.com/office/word/2010/wordprocessingCanvas" xmlns:cx="http://schemas.microsoft.com/office/drawing/2014/chartex" xmlns:cx1="http://schemas.microsoft.com/office/drawing/2015/9/8/chartex" xmlns:cx2="http://schemas.microsoft.com/office/drawing/2015/10/21/chartex" xmlns:cx3="http://schemas.microsoft.com/office/drawing/2016/5/9/chartex" xmlns:cx4="http://schemas.microsoft.com/office/drawing/2016/5/10/chartex" xmlns:cx5="http://schemas.microsoft.com/office/drawing/2016/5/11/chartex" xmlns:cx6="http://schemas.microsoft.com/office/drawing/2016/5/12/chartex" xmlns:cx7="http://schemas.microsoft.com/office/drawing/2016/5/13/chartex" xmlns:cx8="http://schemas.microsoft.com/office/drawing/2016/5/14/chartex" xmlns:mc="http://schemas.openxmlformats.org/markup-compatibility/2006" xmlns:m="http://schemas.openxmlformats.org/officeDocument/2006/math" xmlns:aink="http://schemas.microsoft.com/office/drawing/2016/ink" xmlns:am3d="http://schemas.microsoft.com/office/drawing/2017/model3d" xmlns:oel="http://schemas.microsoft.com/office/2019/extlst" xmlns:r="http://schemas.openxmlformats.org/officeDocument/2006/relationships" xmlns:wp14="http://schemas.microsoft.com/office/word/2010/wordprocessingDrawing" xmlns:wp="http://schemas.openxmlformats.org/drawingml/2006/wordprocessingDrawing" xmlns:wpg="http://schemas.microsoft.com/office/word/2010/wordprocessingGroup" xmlns:wpi="http://schemas.microsoft.com/office/word/2010/wordprocessingInk" xmlns:wps="http://schemas.microsoft.com/office/word/2010/wordprocessingShape" xmlns:o="urn:schemas-microsoft-com:office:office" xmlns:v="urn:schemas-microsoft-com:vml" xmlns:w10="urn:schemas-microsoft-com:office:word" xmlns:w="http://schemas.openxmlformats.org/wordprocessingml/2006/main" xmlns:w14="http://schemas.microsoft.com/office/word/2010/wordml" xmlns:w15="http://schemas.microsoft.com/office/word/2012/wordml" xmlns:w16cei="http://schemas.microsoft.com/office/word/2026/wordml/cei" xmlns:w16cex="http://schemas.microsoft.com/office/word/2018/wordml/cex" xmlns:w16cid="http://schemas.microsoft.com/office/word/2016/wordml/cid" xmlns:w16="http://schemas.microsoft.com/office/word/2018/wordml" xmlns:w16sdtdh="http://schemas.microsoft.com/office/word/2020/wordml/sdtdatahash" xmlns:w16sdtfl="http://schemas.microsoft.com/office/word/2024/wordml/sdtformatlock" xmlns:w16se="http://schemas.microsoft.com/office/word/2015/wordml/symex" xmlns:w16du="http://schemas.microsoft.com/office/word/2023/wordml/word16du" xmlns:wne="http://schemas.microsoft.com/office/word/2006/wordml" mc:Ignorable="w14 w15 w16se w16cid w16 w16cex w16sdtdh w16sdtfl w16du wp14">
+  <w:tbl>
+    <w:tblPr>
+      <w:tblStyle w:val="TableGrid"/>
+      <w:tblW w:w="0" w:type="auto"/>
+      <w:tblLook w:val="04A0" w:firstRow="1" w:lastRow="0" w:firstColumn="1" w:lastColumn="0" w:noHBand="0" w:noVBand="1"/>
+    </w:tblPr>
+    <w:tblGrid>
+      <w:gridCol w:w="5041"/>
+      <w:gridCol w:w="4931"/>
+    </w:tblGrid>
+    <w:tr>
+      <w:tc>
+        <w:tcPr>
+          <w:tcW w:w="5508" w:type="dxa"/>
+          <w:tcBorders>
+            <w:top w:val="nil"/>
+            <w:left w:val="nil"/>
+            <w:bottom w:val="nil"/>
+            <w:right w:val="nil"/>
+          </w:tcBorders>
+        </w:tcPr>
+        <w:p>
+          <w:pPr>
+            <w:pStyle w:val="Footer"/>
+          </w:pPr>
+          <w:r>
+            <w:rPr>
+              <w:sz w:val="16"/>
+              <w:szCs w:val="16"/>
+            </w:rPr>
+            <w:t xml:space="preserve">Generated by </w:t>
+          </w:r>
+          <w:r>
+            <w:rPr>
+              <w:sz w:val="16"/>
+              <w:szCs w:val="16"/>
+            </w:rPr>
+            <w:t>“</w:t>
+          </w:r>
+          <w:r>
+            <w:rPr>
+              <w:sz w:val="16"/>
+              <w:szCs w:val="16"/>
+            </w:rPr>
+            <w:t>Probate Application</w:t>
+          </w:r>
+          <w:r>
+            <w:rPr>
+              <w:sz w:val="16"/>
+              <w:szCs w:val="16"/>
+            </w:rPr>
+            <w:t>”</w:t>
+          </w:r>
+          <w:r>
+            <w:rPr>
+              <w:sz w:val="16"/>
+              <w:szCs w:val="16"/>
+            </w:rPr>
+            <w:t xml:space="preserve"> on</w:t>
+          </w:r>
+          <w:r>
+            <w:t xml:space="preserve"> </w:t>
+          </w:r>
+          <w:r>
+            <w:rPr>
+              <w:sz w:val="16"/>
+              <w:szCs w:val="16"/>
+            </w:rPr>
+            <w:t>{</w:t>
+          </w:r>
+          <w:proofErr w:type="spellStart"/>
+          <w:proofErr w:type="gramStart"/>
+          <w:r>
+            <w:rPr>
+              <w:sz w:val="16"/>
+              <w:szCs w:val="16"/>
+            </w:rPr>
+            <w:t>d.</w:t>
+          </w:r>
+          <w:r>
+            <w:rPr>
+              <w:sz w:val="16"/>
+              <w:szCs w:val="16"/>
+            </w:rPr>
+            <w:t>now:formatD</w:t>
+          </w:r>
+          <w:proofErr w:type="spellEnd"/>
+          <w:proofErr w:type="gramEnd"/>
+          <w:r>
+            <w:rPr>
+              <w:sz w:val="16"/>
+              <w:szCs w:val="16"/>
+            </w:rPr>
+            <w:t>(LL)</w:t>
+          </w:r>
+          <w:r>
+            <w:rPr>
+              <w:sz w:val="16"/>
+              <w:szCs w:val="16"/>
+            </w:rPr>
+            <w:t>}</w:t>
+          </w:r>
+        </w:p>
+      </w:tc>
+      <w:tc>
+        <w:tcPr>
+          <w:tcW w:w="5508" w:type="dxa"/>
+          <w:tcBorders>
+            <w:top w:val="nil"/>
+            <w:left w:val="nil"/>
+            <w:bottom w:val="nil"/>
+            <w:right w:val="nil"/>
+          </w:tcBorders>
+        </w:tcPr>
+        <w:p>
+          <w:pPr>
+            <w:pStyle w:val="Footer"/>
+            <w:jc w:val="right"/>
+            <w:rPr>
+              <w:sz w:val="16"/>
+              <w:szCs w:val="16"/>
+            </w:rPr>
+          </w:pPr>
+          <w:r>
+            <w:rPr>
+              <w:sz w:val="16"/>
+              <w:szCs w:val="16"/>
+            </w:rPr>
+            <w:t xml:space="preserve">P9 Exhibit </w:t>
+          </w:r>
+          <w:proofErr w:type="gramStart"/>
+          <w:r>
+            <w:rPr>
+              <w:sz w:val="16"/>
+              <w:szCs w:val="16"/>
+            </w:rPr>
+            <w:t>A</w:t>
+          </w:r>
+          <w:proofErr w:type="gramEnd"/>
+          <w:r>
+            <w:rPr>
+              <w:sz w:val="16"/>
+              <w:szCs w:val="16"/>
+            </w:rPr>
+            <w:t xml:space="preserve"> Page</w:t>
+          </w:r>
+          <w:r>
+            <w:rPr>
+              <w:sz w:val="16"/>
+              <w:szCs w:val="16"/>
+            </w:rPr>
+            <w:t xml:space="preserve"> 3 of 3</w:t>
+          </w:r>
+        </w:p>
+      </w:tc>
+    </w:tr>
+  </w:tbl>
   <w:p>
     <w:pPr>
-      <w:pStyle w:val="BodyText"/>
-      <w:ind w:right="360"/>
-      <w:jc w:val="right"/>
+      <w:pStyle w:val="Footer"/>
     </w:pPr>
-    <w:r>
-      <w:rPr>
-        <w:rFonts w:ascii="Segoe UI" w:eastAsia="Segoe UI" w:hAnsi="Segoe UI" w:cs="Segoe UI"/>
-        <w:color w:val="000000" w:themeColor="text1"/>
-        <w:sz w:val="16"/>
-        <w:szCs w:val="16"/>
-        <w:lang w:val="fr-FR"/>
-      </w:rPr>
-      <w:t>Generated by ”Probate Application” on {d.applicationDate}</w:t>
-    </w:r>
-    <w:r>
-      <w:tab/>
-    </w:r>
-    <w:r>
-      <w:tab/>
-    </w:r>
-    <w:r>
-      <w:tab/>
-    </w:r>
-    <w:r>
-      <w:tab/>
-    </w:r>
-    <w:r>
-      <w:tab/>
-    </w:r>
-    <w:r>
-      <w:rPr>
-        <w:rFonts w:ascii="Segoe UI" w:eastAsia="Segoe UI" w:hAnsi="Segoe UI" w:cs="Segoe UI"/>
-        <w:color w:val="000000" w:themeColor="text1"/>
-        <w:sz w:val="16"/>
-        <w:szCs w:val="16"/>
-      </w:rPr>
-      <w:t xml:space="preserve">P9 </w:t>
-    </w:r>
-    <w:r>
-      <w:rPr>
-        <w:rFonts w:ascii="Segoe UI" w:eastAsia="Segoe UI" w:hAnsi="Segoe UI" w:cs="Segoe UI"/>
-        <w:color w:val="000000" w:themeColor="text1"/>
-        <w:sz w:val="16"/>
-        <w:szCs w:val="16"/>
-      </w:rPr>
-      <w:t xml:space="preserve">Exhibit A </w:t>
-    </w:r>
-    <w:r>
-      <w:rPr>
-        <w:rFonts w:ascii="Segoe UI" w:eastAsia="Segoe UI" w:hAnsi="Segoe UI" w:cs="Segoe UI"/>
-        <w:color w:val="000000" w:themeColor="text1"/>
-        <w:sz w:val="16"/>
-        <w:szCs w:val="16"/>
-      </w:rPr>
-      <w:t>Page</w:t>
-    </w:r>
-    <w:r>
-      <w:rPr>
-        <w:rFonts w:ascii="Segoe UI" w:eastAsia="Segoe UI" w:hAnsi="Segoe UI" w:cs="Segoe UI"/>
-        <w:color w:val="000000" w:themeColor="text1"/>
-        <w:sz w:val="16"/>
-        <w:szCs w:val="16"/>
-      </w:rPr>
-      <w:t xml:space="preserve"> 1 of 3</w:t>
-    </w:r>
-  </w:p>
-</w:ftr>
-</file>
-
-<file path=word/footer5.xml><?xml version="1.0" encoding="utf-8"?>
-<w:ftr xmlns:wpc="http://schemas.microsoft.com/office/word/2010/wordprocessingCanvas" xmlns:cx="http://schemas.microsoft.com/office/drawing/2014/chartex" xmlns:cx1="http://schemas.microsoft.com/office/drawing/2015/9/8/chartex" xmlns:cx2="http://schemas.microsoft.com/office/drawing/2015/10/21/chartex" xmlns:cx3="http://schemas.microsoft.com/office/drawing/2016/5/9/chartex" xmlns:cx4="http://schemas.microsoft.com/office/drawing/2016/5/10/chartex" xmlns:cx5="http://schemas.microsoft.com/office/drawing/2016/5/11/chartex" xmlns:cx6="http://schemas.microsoft.com/office/drawing/2016/5/12/chartex" xmlns:cx7="http://schemas.microsoft.com/office/drawing/2016/5/13/chartex" xmlns:cx8="http://schemas.microsoft.com/office/drawing/2016/5/14/chartex" xmlns:mc="http://schemas.openxmlformats.org/markup-compatibility/2006" xmlns:m="http://schemas.openxmlformats.org/officeDocument/2006/math" xmlns:aink="http://schemas.microsoft.com/office/drawing/2016/ink" xmlns:am3d="http://schemas.microsoft.com/office/drawing/2017/model3d" xmlns:oel="http://schemas.microsoft.com/office/2019/extlst" xmlns:r="http://schemas.openxmlformats.org/officeDocument/2006/relationships" xmlns:wp14="http://schemas.microsoft.com/office/word/2010/wordprocessingDrawing" xmlns:wp="http://schemas.openxmlformats.org/drawingml/2006/wordprocessingDrawing" xmlns:wpg="http://schemas.microsoft.com/office/word/2010/wordprocessingGroup" xmlns:wpi="http://schemas.microsoft.com/office/word/2010/wordprocessingInk" xmlns:wps="http://schemas.microsoft.com/office/word/2010/wordprocessingShape" xmlns:o="urn:schemas-microsoft-com:office:office" xmlns:v="urn:schemas-microsoft-com:vml" xmlns:w10="urn:schemas-microsoft-com:office:word" xmlns:w="http://schemas.openxmlformats.org/wordprocessingml/2006/main" xmlns:w14="http://schemas.microsoft.com/office/word/2010/wordml" xmlns:w15="http://schemas.microsoft.com/office/word/2012/wordml" xmlns:w16cei="http://schemas.microsoft.com/office/word/2026/wordml/cei" xmlns:w16cex="http://schemas.microsoft.com/office/word/2018/wordml/cex" xmlns:w16cid="http://schemas.microsoft.com/office/word/2016/wordml/cid" xmlns:w16="http://schemas.microsoft.com/office/word/2018/wordml" xmlns:w16sdtdh="http://schemas.microsoft.com/office/word/2020/wordml/sdtdatahash" xmlns:w16sdtfl="http://schemas.microsoft.com/office/word/2024/wordml/sdtformatlock" xmlns:w16se="http://schemas.microsoft.com/office/word/2015/wordml/symex" xmlns:w16du="http://schemas.microsoft.com/office/word/2023/wordml/word16du" xmlns:wne="http://schemas.microsoft.com/office/word/2006/wordml" mc:Ignorable="w14 w15 w16se w16cid w16 w16cex w16sdtdh w16sdtfl w16du wp14">
-  <w:p>
-    <w:pPr>
-      <w:pStyle w:val="BodyText"/>
-      <w:ind w:right="360"/>
-      <w:jc w:val="right"/>
-    </w:pPr>
-    <w:r>
-      <w:rPr>
-        <w:rFonts w:ascii="Segoe UI" w:eastAsia="Segoe UI" w:hAnsi="Segoe UI" w:cs="Segoe UI"/>
-        <w:color w:val="000000" w:themeColor="text1"/>
-        <w:sz w:val="16"/>
-        <w:szCs w:val="16"/>
-        <w:lang w:val="fr-FR"/>
-      </w:rPr>
-      <w:t>Generated by ”Probate Application” on {d.applicationDate}</w:t>
-    </w:r>
-    <w:r>
-      <w:tab/>
-    </w:r>
-    <w:r>
-      <w:tab/>
-    </w:r>
-    <w:r>
-      <w:tab/>
-    </w:r>
-    <w:r>
-      <w:tab/>
-    </w:r>
-    <w:r>
-      <w:tab/>
-    </w:r>
-    <w:r>
-      <w:rPr>
-        <w:rFonts w:ascii="Segoe UI" w:eastAsia="Segoe UI" w:hAnsi="Segoe UI" w:cs="Segoe UI"/>
-        <w:color w:val="000000" w:themeColor="text1"/>
-        <w:sz w:val="16"/>
-        <w:szCs w:val="16"/>
-      </w:rPr>
-      <w:t xml:space="preserve">P9 </w:t>
-    </w:r>
-    <w:r>
-      <w:rPr>
-        <w:rFonts w:ascii="Segoe UI" w:eastAsia="Segoe UI" w:hAnsi="Segoe UI" w:cs="Segoe UI"/>
-        <w:color w:val="000000" w:themeColor="text1"/>
-        <w:sz w:val="16"/>
-        <w:szCs w:val="16"/>
-      </w:rPr>
-      <w:t xml:space="preserve">Exhibit A </w:t>
-    </w:r>
-    <w:r>
-      <w:rPr>
-        <w:rFonts w:ascii="Segoe UI" w:eastAsia="Segoe UI" w:hAnsi="Segoe UI" w:cs="Segoe UI"/>
-        <w:color w:val="000000" w:themeColor="text1"/>
-        <w:sz w:val="16"/>
-        <w:szCs w:val="16"/>
-      </w:rPr>
-      <w:t>Page</w:t>
-    </w:r>
-    <w:r>
-      <w:rPr>
-        <w:rFonts w:ascii="Segoe UI" w:eastAsia="Segoe UI" w:hAnsi="Segoe UI" w:cs="Segoe UI"/>
-        <w:color w:val="000000" w:themeColor="text1"/>
-        <w:sz w:val="16"/>
-        <w:szCs w:val="16"/>
-      </w:rPr>
-      <w:t xml:space="preserve"> 2 of 3</w:t>
-    </w:r>
-  </w:p>
-</w:ftr>
-</file>
-
-<file path=word/footer6.xml><?xml version="1.0" encoding="utf-8"?>
-<w:ftr xmlns:wpc="http://schemas.microsoft.com/office/word/2010/wordprocessingCanvas" xmlns:cx="http://schemas.microsoft.com/office/drawing/2014/chartex" xmlns:cx1="http://schemas.microsoft.com/office/drawing/2015/9/8/chartex" xmlns:cx2="http://schemas.microsoft.com/office/drawing/2015/10/21/chartex" xmlns:cx3="http://schemas.microsoft.com/office/drawing/2016/5/9/chartex" xmlns:cx4="http://schemas.microsoft.com/office/drawing/2016/5/10/chartex" xmlns:cx5="http://schemas.microsoft.com/office/drawing/2016/5/11/chartex" xmlns:cx6="http://schemas.microsoft.com/office/drawing/2016/5/12/chartex" xmlns:cx7="http://schemas.microsoft.com/office/drawing/2016/5/13/chartex" xmlns:cx8="http://schemas.microsoft.com/office/drawing/2016/5/14/chartex" xmlns:mc="http://schemas.openxmlformats.org/markup-compatibility/2006" xmlns:m="http://schemas.openxmlformats.org/officeDocument/2006/math" xmlns:aink="http://schemas.microsoft.com/office/drawing/2016/ink" xmlns:am3d="http://schemas.microsoft.com/office/drawing/2017/model3d" xmlns:oel="http://schemas.microsoft.com/office/2019/extlst" xmlns:r="http://schemas.openxmlformats.org/officeDocument/2006/relationships" xmlns:wp14="http://schemas.microsoft.com/office/word/2010/wordprocessingDrawing" xmlns:wp="http://schemas.openxmlformats.org/drawingml/2006/wordprocessingDrawing" xmlns:wpg="http://schemas.microsoft.com/office/word/2010/wordprocessingGroup" xmlns:wpi="http://schemas.microsoft.com/office/word/2010/wordprocessingInk" xmlns:wps="http://schemas.microsoft.com/office/word/2010/wordprocessingShape" xmlns:o="urn:schemas-microsoft-com:office:office" xmlns:v="urn:schemas-microsoft-com:vml" xmlns:w10="urn:schemas-microsoft-com:office:word" xmlns:w="http://schemas.openxmlformats.org/wordprocessingml/2006/main" xmlns:w14="http://schemas.microsoft.com/office/word/2010/wordml" xmlns:w15="http://schemas.microsoft.com/office/word/2012/wordml" xmlns:w16cei="http://schemas.microsoft.com/office/word/2026/wordml/cei" xmlns:w16cex="http://schemas.microsoft.com/office/word/2018/wordml/cex" xmlns:w16cid="http://schemas.microsoft.com/office/word/2016/wordml/cid" xmlns:w16="http://schemas.microsoft.com/office/word/2018/wordml" xmlns:w16sdtdh="http://schemas.microsoft.com/office/word/2020/wordml/sdtdatahash" xmlns:w16sdtfl="http://schemas.microsoft.com/office/word/2024/wordml/sdtformatlock" xmlns:w16se="http://schemas.microsoft.com/office/word/2015/wordml/symex" xmlns:w16du="http://schemas.microsoft.com/office/word/2023/wordml/word16du" xmlns:wne="http://schemas.microsoft.com/office/word/2006/wordml" mc:Ignorable="w14 w15 w16se w16cid w16 w16cex w16sdtdh w16sdtfl w16du wp14">
-  <w:p>
-    <w:pPr>
-      <w:pStyle w:val="BodyText"/>
-      <w:ind w:right="360"/>
-      <w:jc w:val="right"/>
-    </w:pPr>
-    <w:r>
-      <w:rPr>
-        <w:rFonts w:ascii="Segoe UI" w:eastAsia="Segoe UI" w:hAnsi="Segoe UI" w:cs="Segoe UI"/>
-        <w:color w:val="000000" w:themeColor="text1"/>
-        <w:sz w:val="16"/>
-        <w:szCs w:val="16"/>
-        <w:lang w:val="fr-FR"/>
-      </w:rPr>
-      <w:t>Generated by ”Probate Application” on {d.applicationDate}</w:t>
-    </w:r>
-    <w:r>
-      <w:tab/>
-    </w:r>
-    <w:r>
-      <w:tab/>
-    </w:r>
-    <w:r>
-      <w:tab/>
-    </w:r>
-    <w:r>
-      <w:tab/>
-    </w:r>
-    <w:r>
-      <w:tab/>
-    </w:r>
-    <w:r>
-      <w:rPr>
-        <w:rFonts w:ascii="Segoe UI" w:eastAsia="Segoe UI" w:hAnsi="Segoe UI" w:cs="Segoe UI"/>
-        <w:color w:val="000000" w:themeColor="text1"/>
-        <w:sz w:val="16"/>
-        <w:szCs w:val="16"/>
-      </w:rPr>
-      <w:t xml:space="preserve">P9 </w:t>
-    </w:r>
-    <w:r>
-      <w:rPr>
-        <w:rFonts w:ascii="Segoe UI" w:eastAsia="Segoe UI" w:hAnsi="Segoe UI" w:cs="Segoe UI"/>
-        <w:color w:val="000000" w:themeColor="text1"/>
-        <w:sz w:val="16"/>
-        <w:szCs w:val="16"/>
-      </w:rPr>
-      <w:t xml:space="preserve">Exhibit A </w:t>
-    </w:r>
-    <w:r>
-      <w:rPr>
-        <w:rFonts w:ascii="Segoe UI" w:eastAsia="Segoe UI" w:hAnsi="Segoe UI" w:cs="Segoe UI"/>
-        <w:color w:val="000000" w:themeColor="text1"/>
-        <w:sz w:val="16"/>
-        <w:szCs w:val="16"/>
-      </w:rPr>
-      <w:t>Page</w:t>
-    </w:r>
-    <w:r>
-      <w:rPr>
-        <w:rFonts w:ascii="Segoe UI" w:eastAsia="Segoe UI" w:hAnsi="Segoe UI" w:cs="Segoe UI"/>
-        <w:color w:val="000000" w:themeColor="text1"/>
-        <w:sz w:val="16"/>
-        <w:szCs w:val="16"/>
-      </w:rPr>
-      <w:t xml:space="preserve"> 3 of 3</w:t>
-    </w:r>
   </w:p>
 </w:ftr>
 </file>
@@ -2367,56 +4928,26 @@
 
 <file path=word/header1.xml><?xml version="1.0" encoding="utf-8"?>
 <w:hdr xmlns:wpc="http://schemas.microsoft.com/office/word/2010/wordprocessingCanvas" xmlns:cx="http://schemas.microsoft.com/office/drawing/2014/chartex" xmlns:cx1="http://schemas.microsoft.com/office/drawing/2015/9/8/chartex" xmlns:cx2="http://schemas.microsoft.com/office/drawing/2015/10/21/chartex" xmlns:cx3="http://schemas.microsoft.com/office/drawing/2016/5/9/chartex" xmlns:cx4="http://schemas.microsoft.com/office/drawing/2016/5/10/chartex" xmlns:cx5="http://schemas.microsoft.com/office/drawing/2016/5/11/chartex" xmlns:cx6="http://schemas.microsoft.com/office/drawing/2016/5/12/chartex" xmlns:cx7="http://schemas.microsoft.com/office/drawing/2016/5/13/chartex" xmlns:cx8="http://schemas.microsoft.com/office/drawing/2016/5/14/chartex" xmlns:mc="http://schemas.openxmlformats.org/markup-compatibility/2006" xmlns:m="http://schemas.openxmlformats.org/officeDocument/2006/math" xmlns:aink="http://schemas.microsoft.com/office/drawing/2016/ink" xmlns:am3d="http://schemas.microsoft.com/office/drawing/2017/model3d" xmlns:oel="http://schemas.microsoft.com/office/2019/extlst" xmlns:r="http://schemas.openxmlformats.org/officeDocument/2006/relationships" xmlns:wp14="http://schemas.microsoft.com/office/word/2010/wordprocessingDrawing" xmlns:wp="http://schemas.openxmlformats.org/drawingml/2006/wordprocessingDrawing" xmlns:wpg="http://schemas.microsoft.com/office/word/2010/wordprocessingGroup" xmlns:wpi="http://schemas.microsoft.com/office/word/2010/wordprocessingInk" xmlns:wps="http://schemas.microsoft.com/office/word/2010/wordprocessingShape" xmlns:o="urn:schemas-microsoft-com:office:office" xmlns:v="urn:schemas-microsoft-com:vml" xmlns:w10="urn:schemas-microsoft-com:office:word" xmlns:w="http://schemas.openxmlformats.org/wordprocessingml/2006/main" xmlns:w14="http://schemas.microsoft.com/office/word/2010/wordml" xmlns:w15="http://schemas.microsoft.com/office/word/2012/wordml" xmlns:w16cei="http://schemas.microsoft.com/office/word/2026/wordml/cei" xmlns:w16cex="http://schemas.microsoft.com/office/word/2018/wordml/cex" xmlns:w16cid="http://schemas.microsoft.com/office/word/2016/wordml/cid" xmlns:w16="http://schemas.microsoft.com/office/word/2018/wordml" xmlns:w16sdtdh="http://schemas.microsoft.com/office/word/2020/wordml/sdtdatahash" xmlns:w16sdtfl="http://schemas.microsoft.com/office/word/2024/wordml/sdtformatlock" xmlns:w16se="http://schemas.microsoft.com/office/word/2015/wordml/symex" xmlns:w16du="http://schemas.microsoft.com/office/word/2023/wordml/word16du" xmlns:wne="http://schemas.microsoft.com/office/word/2006/wordml" mc:Ignorable="w14 w15 w16se w16cid w16 w16cex w16sdtdh w16sdtfl w16du wp14">
-  <w:tbl>
-    <w:tblPr>
-      <w:tblW w:w="0" w:type="auto"/>
-      <w:tblLook w:val="06A0" w:firstRow="1" w:lastRow="0" w:firstColumn="1" w:lastColumn="0" w:noHBand="1" w:noVBand="1"/>
-    </w:tblPr>
-    <w:tblGrid>
-      <w:gridCol w:w="3320"/>
-      <w:gridCol w:w="3320"/>
-      <w:gridCol w:w="3320"/>
-    </w:tblGrid>
-    <w:tr>
-      <w:trPr>
-        <w:trHeight w:val="300"/>
-      </w:trPr>
-      <w:tc>
-        <w:tcPr>
-          <w:tcW w:w="3320" w:type="dxa"/>
-        </w:tcPr>
-        <w:p>
-          <w:pPr>
-            <w:pStyle w:val="Header"/>
-            <w:ind w:left="-115"/>
-          </w:pPr>
-        </w:p>
-      </w:tc>
-      <w:tc>
-        <w:tcPr>
-          <w:tcW w:w="3320" w:type="dxa"/>
-        </w:tcPr>
-        <w:p>
-          <w:pPr>
-            <w:pStyle w:val="Header"/>
-            <w:jc w:val="center"/>
-          </w:pPr>
-        </w:p>
-      </w:tc>
-      <w:tc>
-        <w:tcPr>
-          <w:tcW w:w="3320" w:type="dxa"/>
-        </w:tcPr>
-        <w:p>
-          <w:pPr>
-            <w:pStyle w:val="Header"/>
-            <w:ind w:right="-115"/>
-            <w:jc w:val="right"/>
-          </w:pPr>
-        </w:p>
-      </w:tc>
-    </w:tr>
-  </w:tbl>
+  <w:p>
+    <w:pPr>
+      <w:pStyle w:val="Header"/>
+    </w:pPr>
+  </w:p>
+</w:hdr>
+</file>
+
+<file path=word/header2.xml><?xml version="1.0" encoding="utf-8"?>
+<w:hdr xmlns:wpc="http://schemas.microsoft.com/office/word/2010/wordprocessingCanvas" xmlns:cx="http://schemas.microsoft.com/office/drawing/2014/chartex" xmlns:cx1="http://schemas.microsoft.com/office/drawing/2015/9/8/chartex" xmlns:cx2="http://schemas.microsoft.com/office/drawing/2015/10/21/chartex" xmlns:cx3="http://schemas.microsoft.com/office/drawing/2016/5/9/chartex" xmlns:cx4="http://schemas.microsoft.com/office/drawing/2016/5/10/chartex" xmlns:cx5="http://schemas.microsoft.com/office/drawing/2016/5/11/chartex" xmlns:cx6="http://schemas.microsoft.com/office/drawing/2016/5/12/chartex" xmlns:cx7="http://schemas.microsoft.com/office/drawing/2016/5/13/chartex" xmlns:cx8="http://schemas.microsoft.com/office/drawing/2016/5/14/chartex" xmlns:mc="http://schemas.openxmlformats.org/markup-compatibility/2006" xmlns:m="http://schemas.openxmlformats.org/officeDocument/2006/math" xmlns:aink="http://schemas.microsoft.com/office/drawing/2016/ink" xmlns:am3d="http://schemas.microsoft.com/office/drawing/2017/model3d" xmlns:oel="http://schemas.microsoft.com/office/2019/extlst" xmlns:r="http://schemas.openxmlformats.org/officeDocument/2006/relationships" xmlns:wp14="http://schemas.microsoft.com/office/word/2010/wordprocessingDrawing" xmlns:wp="http://schemas.openxmlformats.org/drawingml/2006/wordprocessingDrawing" xmlns:wpg="http://schemas.microsoft.com/office/word/2010/wordprocessingGroup" xmlns:wpi="http://schemas.microsoft.com/office/word/2010/wordprocessingInk" xmlns:wps="http://schemas.microsoft.com/office/word/2010/wordprocessingShape" xmlns:o="urn:schemas-microsoft-com:office:office" xmlns:v="urn:schemas-microsoft-com:vml" xmlns:w10="urn:schemas-microsoft-com:office:word" xmlns:w="http://schemas.openxmlformats.org/wordprocessingml/2006/main" xmlns:w14="http://schemas.microsoft.com/office/word/2010/wordml" xmlns:w15="http://schemas.microsoft.com/office/word/2012/wordml" xmlns:w16cei="http://schemas.microsoft.com/office/word/2026/wordml/cei" xmlns:w16cex="http://schemas.microsoft.com/office/word/2018/wordml/cex" xmlns:w16cid="http://schemas.microsoft.com/office/word/2016/wordml/cid" xmlns:w16="http://schemas.microsoft.com/office/word/2018/wordml" xmlns:w16sdtdh="http://schemas.microsoft.com/office/word/2020/wordml/sdtdatahash" xmlns:w16sdtfl="http://schemas.microsoft.com/office/word/2024/wordml/sdtformatlock" xmlns:w16se="http://schemas.microsoft.com/office/word/2015/wordml/symex" xmlns:w16du="http://schemas.microsoft.com/office/word/2023/wordml/word16du" xmlns:wne="http://schemas.microsoft.com/office/word/2006/wordml" mc:Ignorable="w14 w15 w16se w16cid w16 w16cex w16sdtdh w16sdtfl w16du wp14">
+  <w:p>
+    <w:pPr>
+      <w:pStyle w:val="Header"/>
+    </w:pPr>
+  </w:p>
+</w:hdr>
+</file>
+
+<file path=word/header3.xml><?xml version="1.0" encoding="utf-8"?>
+<w:hdr xmlns:wpc="http://schemas.microsoft.com/office/word/2010/wordprocessingCanvas" xmlns:cx="http://schemas.microsoft.com/office/drawing/2014/chartex" xmlns:cx1="http://schemas.microsoft.com/office/drawing/2015/9/8/chartex" xmlns:cx2="http://schemas.microsoft.com/office/drawing/2015/10/21/chartex" xmlns:cx3="http://schemas.microsoft.com/office/drawing/2016/5/9/chartex" xmlns:cx4="http://schemas.microsoft.com/office/drawing/2016/5/10/chartex" xmlns:cx5="http://schemas.microsoft.com/office/drawing/2016/5/11/chartex" xmlns:cx6="http://schemas.microsoft.com/office/drawing/2016/5/12/chartex" xmlns:cx7="http://schemas.microsoft.com/office/drawing/2016/5/13/chartex" xmlns:cx8="http://schemas.microsoft.com/office/drawing/2016/5/14/chartex" xmlns:mc="http://schemas.openxmlformats.org/markup-compatibility/2006" xmlns:m="http://schemas.openxmlformats.org/officeDocument/2006/math" xmlns:aink="http://schemas.microsoft.com/office/drawing/2016/ink" xmlns:am3d="http://schemas.microsoft.com/office/drawing/2017/model3d" xmlns:oel="http://schemas.microsoft.com/office/2019/extlst" xmlns:r="http://schemas.openxmlformats.org/officeDocument/2006/relationships" xmlns:wp14="http://schemas.microsoft.com/office/word/2010/wordprocessingDrawing" xmlns:wp="http://schemas.openxmlformats.org/drawingml/2006/wordprocessingDrawing" xmlns:wpg="http://schemas.microsoft.com/office/word/2010/wordprocessingGroup" xmlns:wpi="http://schemas.microsoft.com/office/word/2010/wordprocessingInk" xmlns:wps="http://schemas.microsoft.com/office/word/2010/wordprocessingShape" xmlns:o="urn:schemas-microsoft-com:office:office" xmlns:v="urn:schemas-microsoft-com:vml" xmlns:w10="urn:schemas-microsoft-com:office:word" xmlns:w="http://schemas.openxmlformats.org/wordprocessingml/2006/main" xmlns:w14="http://schemas.microsoft.com/office/word/2010/wordml" xmlns:w15="http://schemas.microsoft.com/office/word/2012/wordml" xmlns:w16cei="http://schemas.microsoft.com/office/word/2026/wordml/cei" xmlns:w16cex="http://schemas.microsoft.com/office/word/2018/wordml/cex" xmlns:w16cid="http://schemas.microsoft.com/office/word/2016/wordml/cid" xmlns:w16="http://schemas.microsoft.com/office/word/2018/wordml" xmlns:w16sdtdh="http://schemas.microsoft.com/office/word/2020/wordml/sdtdatahash" xmlns:w16sdtfl="http://schemas.microsoft.com/office/word/2024/wordml/sdtformatlock" xmlns:w16se="http://schemas.microsoft.com/office/word/2015/wordml/symex" xmlns:w16du="http://schemas.microsoft.com/office/word/2023/wordml/word16du" xmlns:wne="http://schemas.microsoft.com/office/word/2006/wordml" mc:Ignorable="w14 w15 w16se w16cid w16 w16cex w16sdtdh w16sdtfl w16du wp14">
   <w:p>
     <w:pPr>
       <w:pStyle w:val="Header"/>

--- a/api/Templates/P9.docx
+++ b/api/Templates/P9.docx
@@ -1,6 +1,6 @@
 
 <file path=word/document.xml><?xml version="1.0" encoding="utf-8"?>
-<w:document xmlns:wpc="http://schemas.microsoft.com/office/word/2010/wordprocessingCanvas" xmlns:cx="http://schemas.microsoft.com/office/drawing/2014/chartex" xmlns:cx1="http://schemas.microsoft.com/office/drawing/2015/9/8/chartex" xmlns:cx2="http://schemas.microsoft.com/office/drawing/2015/10/21/chartex" xmlns:cx3="http://schemas.microsoft.com/office/drawing/2016/5/9/chartex" xmlns:cx4="http://schemas.microsoft.com/office/drawing/2016/5/10/chartex" xmlns:cx5="http://schemas.microsoft.com/office/drawing/2016/5/11/chartex" xmlns:cx6="http://schemas.microsoft.com/office/drawing/2016/5/12/chartex" xmlns:cx7="http://schemas.microsoft.com/office/drawing/2016/5/13/chartex" xmlns:cx8="http://schemas.microsoft.com/office/drawing/2016/5/14/chartex" xmlns:mc="http://schemas.openxmlformats.org/markup-compatibility/2006" xmlns:m="http://schemas.openxmlformats.org/officeDocument/2006/math" xmlns:aink="http://schemas.microsoft.com/office/drawing/2016/ink" xmlns:am3d="http://schemas.microsoft.com/office/drawing/2017/model3d" xmlns:oel="http://schemas.microsoft.com/office/2019/extlst" xmlns:r="http://schemas.openxmlformats.org/officeDocument/2006/relationships" xmlns:wp14="http://schemas.microsoft.com/office/word/2010/wordprocessingDrawing" xmlns:wp="http://schemas.openxmlformats.org/drawingml/2006/wordprocessingDrawing" xmlns:wpg="http://schemas.microsoft.com/office/word/2010/wordprocessingGroup" xmlns:wpi="http://schemas.microsoft.com/office/word/2010/wordprocessingInk" xmlns:wps="http://schemas.microsoft.com/office/word/2010/wordprocessingShape" xmlns:o="urn:schemas-microsoft-com:office:office" xmlns:v="urn:schemas-microsoft-com:vml" xmlns:w10="urn:schemas-microsoft-com:office:word" xmlns:w="http://schemas.openxmlformats.org/wordprocessingml/2006/main" xmlns:w14="http://schemas.microsoft.com/office/word/2010/wordml" xmlns:w15="http://schemas.microsoft.com/office/word/2012/wordml" xmlns:w16cei="http://schemas.microsoft.com/office/word/2026/wordml/cei" xmlns:w16cex="http://schemas.microsoft.com/office/word/2018/wordml/cex" xmlns:w16cid="http://schemas.microsoft.com/office/word/2016/wordml/cid" xmlns:w16="http://schemas.microsoft.com/office/word/2018/wordml" xmlns:w16sdtdh="http://schemas.microsoft.com/office/word/2020/wordml/sdtdatahash" xmlns:w16sdtfl="http://schemas.microsoft.com/office/word/2024/wordml/sdtformatlock" xmlns:w16se="http://schemas.microsoft.com/office/word/2015/wordml/symex" xmlns:w16du="http://schemas.microsoft.com/office/word/2023/wordml/word16du" xmlns:wne="http://schemas.microsoft.com/office/word/2006/wordml" mc:Ignorable="w14 w15 w16se w16cid w16 w16cex w16sdtdh w16sdtfl w16du wp14">
+<w:document xmlns:wpc="http://schemas.microsoft.com/office/word/2010/wordprocessingCanvas" xmlns:cx="http://schemas.microsoft.com/office/drawing/2014/chartex" xmlns:cx1="http://schemas.microsoft.com/office/drawing/2015/9/8/chartex" xmlns:cx2="http://schemas.microsoft.com/office/drawing/2015/10/21/chartex" xmlns:cx3="http://schemas.microsoft.com/office/drawing/2016/5/9/chartex" xmlns:cx4="http://schemas.microsoft.com/office/drawing/2016/5/10/chartex" xmlns:cx5="http://schemas.microsoft.com/office/drawing/2016/5/11/chartex" xmlns:cx6="http://schemas.microsoft.com/office/drawing/2016/5/12/chartex" xmlns:cx7="http://schemas.microsoft.com/office/drawing/2016/5/13/chartex" xmlns:cx8="http://schemas.microsoft.com/office/drawing/2016/5/14/chartex" xmlns:mc="http://schemas.openxmlformats.org/markup-compatibility/2006" xmlns:aink="http://schemas.microsoft.com/office/drawing/2016/ink" xmlns:am3d="http://schemas.microsoft.com/office/drawing/2017/model3d" xmlns:o="urn:schemas-microsoft-com:office:office" xmlns:oel="http://schemas.microsoft.com/office/2019/extlst" xmlns:r="http://schemas.openxmlformats.org/officeDocument/2006/relationships" xmlns:m="http://schemas.openxmlformats.org/officeDocument/2006/math" xmlns:v="urn:schemas-microsoft-com:vml" xmlns:wp14="http://schemas.microsoft.com/office/word/2010/wordprocessingDrawing" xmlns:wp="http://schemas.openxmlformats.org/drawingml/2006/wordprocessingDrawing" xmlns:w10="urn:schemas-microsoft-com:office:word" xmlns:w="http://schemas.openxmlformats.org/wordprocessingml/2006/main" xmlns:w14="http://schemas.microsoft.com/office/word/2010/wordml" xmlns:w15="http://schemas.microsoft.com/office/word/2012/wordml" xmlns:w16cei="http://schemas.microsoft.com/office/word/2026/wordml/cei" xmlns:w16cex="http://schemas.microsoft.com/office/word/2018/wordml/cex" xmlns:w16cid="http://schemas.microsoft.com/office/word/2016/wordml/cid" xmlns:w16="http://schemas.microsoft.com/office/word/2018/wordml" xmlns:w16du="http://schemas.microsoft.com/office/word/2023/wordml/word16du" xmlns:w16sdtdh="http://schemas.microsoft.com/office/word/2020/wordml/sdtdatahash" xmlns:w16sdtfl="http://schemas.microsoft.com/office/word/2024/wordml/sdtformatlock" xmlns:w16se="http://schemas.microsoft.com/office/word/2015/wordml/symex" xmlns:wpg="http://schemas.microsoft.com/office/word/2010/wordprocessingGroup" xmlns:wpi="http://schemas.microsoft.com/office/word/2010/wordprocessingInk" xmlns:wne="http://schemas.microsoft.com/office/word/2006/wordml" xmlns:wps="http://schemas.microsoft.com/office/word/2010/wordprocessingShape" mc:Ignorable="w14 w15 w16se w16cid w16 w16cex w16sdtdh w16sdtfl w16du wp14">
   <w:body>
     <w:p>
       <w:pPr>
@@ -40,7 +40,23 @@
           <w:b/>
           <w:bCs/>
         </w:rPr>
-        <w:t>{d.applicant.applicantName}</w:t>
+        <w:t>{</w:t>
+      </w:r>
+      <w:proofErr w:type="spellStart"/>
+      <w:r>
+        <w:rPr>
+          <w:b/>
+          <w:bCs/>
+        </w:rPr>
+        <w:t>d.applicant.applicantName</w:t>
+      </w:r>
+      <w:proofErr w:type="spellEnd"/>
+      <w:r>
+        <w:rPr>
+          <w:b/>
+          <w:bCs/>
+        </w:rPr>
+        <w:t>}</w:t>
       </w:r>
       <w:r>
         <w:t xml:space="preserve"> in this case</w:t>
@@ -64,7 +80,21 @@
         <w:rPr>
           <w:sz w:val="16"/>
         </w:rPr>
-        <w:t>Affidavit Date (dd mmm yyyy)</w:t>
+        <w:t xml:space="preserve">Affidavit Date (dd mmm </w:t>
+      </w:r>
+      <w:proofErr w:type="spellStart"/>
+      <w:r>
+        <w:rPr>
+          <w:sz w:val="16"/>
+        </w:rPr>
+        <w:t>yyyy</w:t>
+      </w:r>
+      <w:proofErr w:type="spellEnd"/>
+      <w:r>
+        <w:rPr>
+          <w:sz w:val="16"/>
+        </w:rPr>
+        <w:t>)</w:t>
       </w:r>
     </w:p>
     <w:p>
@@ -73,7 +103,15 @@
         <w:jc w:val="right"/>
       </w:pPr>
       <w:r>
-        <w:t>{d.applicant.applicantCourthouseName} Registry No. ___________________</w:t>
+        <w:t>{</w:t>
+      </w:r>
+      <w:proofErr w:type="spellStart"/>
+      <w:r>
+        <w:t>d.applicant.applicantCourthouseName</w:t>
+      </w:r>
+      <w:proofErr w:type="spellEnd"/>
+      <w:r>
+        <w:t>} Registry No. ___________________</w:t>
       </w:r>
     </w:p>
     <w:p>
@@ -101,7 +139,23 @@
           <w:b/>
           <w:bCs/>
         </w:rPr>
-        <w:t>{d.deceasedName}</w:t>
+        <w:t>{</w:t>
+      </w:r>
+      <w:proofErr w:type="spellStart"/>
+      <w:r>
+        <w:rPr>
+          <w:b/>
+          <w:bCs/>
+        </w:rPr>
+        <w:t>d.deceasedName</w:t>
+      </w:r>
+      <w:proofErr w:type="spellEnd"/>
+      <w:r>
+        <w:rPr>
+          <w:b/>
+          <w:bCs/>
+        </w:rPr>
+        <w:t>}</w:t>
       </w:r>
       <w:r>
         <w:t>, deceased</w:t>
@@ -131,41 +185,105 @@
           <w:b/>
           <w:bCs/>
         </w:rPr>
-        <w:t>{d.applicant.applicantName}</w:t>
-      </w:r>
-      <w:r>
-        <w:t xml:space="preserve">, of </w:t>
-      </w:r>
+        <w:t>{</w:t>
+      </w:r>
+      <w:proofErr w:type="spellStart"/>
       <w:r>
         <w:rPr>
           <w:b/>
           <w:bCs/>
         </w:rPr>
-        <w:t>{d.applicant.applicantOrdinaryAddressStreet</w:t>
-      </w:r>
+        <w:t>d.applicant.applicantName</w:t>
+      </w:r>
+      <w:proofErr w:type="spellEnd"/>
       <w:r>
         <w:rPr>
           <w:b/>
           <w:bCs/>
         </w:rPr>
-        <w:t>},</w:t>
+        <w:t>}</w:t>
+      </w:r>
+      <w:r>
+        <w:t xml:space="preserve">, of </w:t>
       </w:r>
       <w:r>
         <w:rPr>
           <w:b/>
           <w:bCs/>
         </w:rPr>
-        <w:t xml:space="preserve"> {d.applicant.applicantOrdinaryAddressCity}, {d.applicant.applicantOrdinaryAddressProvince}</w:t>
-      </w:r>
-      <w:r>
-        <w:t xml:space="preserve">, </w:t>
-      </w:r>
+        <w:t>{</w:t>
+      </w:r>
+      <w:proofErr w:type="spellStart"/>
       <w:r>
         <w:rPr>
           <w:b/>
           <w:bCs/>
         </w:rPr>
-        <w:t>{d.applicant.applicantOccupation}</w:t>
+        <w:t>d.applicant.applicantOrdinaryAddressStreet</w:t>
+      </w:r>
+      <w:proofErr w:type="spellEnd"/>
+      <w:r>
+        <w:rPr>
+          <w:b/>
+          <w:bCs/>
+        </w:rPr>
+        <w:t>},</w:t>
+      </w:r>
+      <w:r>
+        <w:rPr>
+          <w:b/>
+          <w:bCs/>
+        </w:rPr>
+        <w:t xml:space="preserve"> {</w:t>
+      </w:r>
+      <w:proofErr w:type="spellStart"/>
+      <w:r>
+        <w:rPr>
+          <w:b/>
+          <w:bCs/>
+        </w:rPr>
+        <w:t>d.applicant.applicantOrdinaryAddressCity</w:t>
+      </w:r>
+      <w:proofErr w:type="spellEnd"/>
+      <w:r>
+        <w:rPr>
+          <w:b/>
+          <w:bCs/>
+        </w:rPr>
+        <w:t xml:space="preserve">}, </w:t>
+      </w:r>
+      <w:r>
+        <w:rPr>
+          <w:b/>
+          <w:bCs/>
+        </w:rPr>
+        <w:t>{d.applicant.applicantOrdinaryAddressProvince}{d.applicant.applicantOrdinaryAddressState}{d.applicant.applicantOrdinaryAddressProvinceText }</w:t>
+      </w:r>
+      <w:r>
+        <w:t xml:space="preserve">, </w:t>
+      </w:r>
+      <w:r>
+        <w:rPr>
+          <w:b/>
+          <w:bCs/>
+        </w:rPr>
+        <w:t>{</w:t>
+      </w:r>
+      <w:proofErr w:type="spellStart"/>
+      <w:r>
+        <w:rPr>
+          <w:b/>
+          <w:bCs/>
+        </w:rPr>
+        <w:t>d.applicant.applicantOccupation</w:t>
+      </w:r>
+      <w:proofErr w:type="spellEnd"/>
+      <w:r>
+        <w:rPr>
+          <w:b/>
+          <w:bCs/>
+        </w:rPr>
+        <w:t>}</w:t>
       </w:r>
       <w:r>
         <w:t>, AFFIRM / SWEAR THAT:</w:t>
@@ -200,7 +318,35 @@
         <w:rPr>
           <w:szCs w:val="20"/>
         </w:rPr>
-        <w:t>{d.hasInPerson:ifEQ(true):showBegin}</w:t>
+        <w:t>{</w:t>
+      </w:r>
+      <w:proofErr w:type="spellStart"/>
+      <w:r>
+        <w:rPr>
+          <w:szCs w:val="20"/>
+        </w:rPr>
+        <w:t>d.hasInPerson:ifEQ</w:t>
+      </w:r>
+      <w:proofErr w:type="spellEnd"/>
+      <w:r>
+        <w:rPr>
+          <w:szCs w:val="20"/>
+        </w:rPr>
+        <w:t>(true):</w:t>
+      </w:r>
+      <w:proofErr w:type="spellStart"/>
+      <w:r>
+        <w:rPr>
+          <w:szCs w:val="20"/>
+        </w:rPr>
+        <w:t>showBegin</w:t>
+      </w:r>
+      <w:proofErr w:type="spellEnd"/>
+      <w:r>
+        <w:rPr>
+          <w:szCs w:val="20"/>
+        </w:rPr>
+        <w:t>}</w:t>
       </w:r>
     </w:p>
     <w:p>
@@ -228,40 +374,120 @@
           <w:b/>
           <w:bCs/>
         </w:rPr>
-        <w:t>{d.deliveredInPerson[i].recipientName}</w:t>
-      </w:r>
-      <w:r>
-        <w:tab/>
-      </w:r>
-      <w:r>
-        <w:t xml:space="preserve">on </w:t>
-      </w:r>
+        <w:t>{</w:t>
+      </w:r>
+      <w:proofErr w:type="spellStart"/>
       <w:r>
         <w:rPr>
           <w:b/>
           <w:bCs/>
         </w:rPr>
-        <w:t>{d.deliveredInPerson[i</w:t>
-      </w:r>
+        <w:t>d.deliveredInPerson</w:t>
+      </w:r>
+      <w:proofErr w:type="spellEnd"/>
       <w:r>
         <w:rPr>
           <w:b/>
           <w:bCs/>
         </w:rPr>
-        <w:t>+1</w:t>
-      </w:r>
+        <w:t>[</w:t>
+      </w:r>
+      <w:proofErr w:type="spellStart"/>
       <w:r>
         <w:rPr>
           <w:b/>
           <w:bCs/>
         </w:rPr>
-        <w:t>].deliveryDate}</w:t>
-      </w:r>
+        <w:t>i</w:t>
+      </w:r>
+      <w:proofErr w:type="spellEnd"/>
       <w:r>
         <w:rPr>
           <w:b/>
           <w:bCs/>
         </w:rPr>
+        <w:t>].</w:t>
+      </w:r>
+      <w:proofErr w:type="spellStart"/>
+      <w:r>
+        <w:rPr>
+          <w:b/>
+          <w:bCs/>
+        </w:rPr>
+        <w:t>recipientName</w:t>
+      </w:r>
+      <w:proofErr w:type="spellEnd"/>
+      <w:r>
+        <w:rPr>
+          <w:b/>
+          <w:bCs/>
+        </w:rPr>
+        <w:t>}</w:t>
+      </w:r>
+      <w:r>
+        <w:tab/>
+      </w:r>
+      <w:r>
+        <w:t xml:space="preserve">on </w:t>
+      </w:r>
+      <w:r>
+        <w:rPr>
+          <w:b/>
+          <w:bCs/>
+        </w:rPr>
+        <w:t>{</w:t>
+      </w:r>
+      <w:proofErr w:type="spellStart"/>
+      <w:r>
+        <w:rPr>
+          <w:b/>
+          <w:bCs/>
+        </w:rPr>
+        <w:t>d.deliveredInPerson</w:t>
+      </w:r>
+      <w:proofErr w:type="spellEnd"/>
+      <w:r>
+        <w:rPr>
+          <w:b/>
+          <w:bCs/>
+        </w:rPr>
+        <w:t>[i</w:t>
+      </w:r>
+      <w:r>
+        <w:rPr>
+          <w:b/>
+          <w:bCs/>
+        </w:rPr>
+        <w:t>+1</w:t>
+      </w:r>
+      <w:r>
+        <w:rPr>
+          <w:b/>
+          <w:bCs/>
+        </w:rPr>
+        <w:t>].</w:t>
+      </w:r>
+      <w:proofErr w:type="spellStart"/>
+      <w:r>
+        <w:rPr>
+          <w:b/>
+          <w:bCs/>
+        </w:rPr>
+        <w:t>deliveryDate</w:t>
+      </w:r>
+      <w:proofErr w:type="spellEnd"/>
+      <w:r>
+        <w:rPr>
+          <w:b/>
+          <w:bCs/>
+        </w:rPr>
+        <w:t>}</w:t>
+      </w:r>
+      <w:r>
+        <w:rPr>
+          <w:b/>
+          <w:bCs/>
+        </w:rPr>
         <w:t xml:space="preserve">  s</w:t>
       </w:r>
     </w:p>
@@ -278,7 +504,39 @@
           <w:sz w:val="16"/>
           <w:szCs w:val="16"/>
         </w:rPr>
-        <w:t>{d.hasInPerson:ifEQ(true):showEnd}</w:t>
+        <w:t>{</w:t>
+      </w:r>
+      <w:proofErr w:type="spellStart"/>
+      <w:r>
+        <w:rPr>
+          <w:sz w:val="16"/>
+          <w:szCs w:val="16"/>
+        </w:rPr>
+        <w:t>d.hasInPerson:ifEQ</w:t>
+      </w:r>
+      <w:proofErr w:type="spellEnd"/>
+      <w:r>
+        <w:rPr>
+          <w:sz w:val="16"/>
+          <w:szCs w:val="16"/>
+        </w:rPr>
+        <w:t>(true):</w:t>
+      </w:r>
+      <w:proofErr w:type="spellStart"/>
+      <w:r>
+        <w:rPr>
+          <w:sz w:val="16"/>
+          <w:szCs w:val="16"/>
+        </w:rPr>
+        <w:t>showEnd</w:t>
+      </w:r>
+      <w:proofErr w:type="spellEnd"/>
+      <w:r>
+        <w:rPr>
+          <w:sz w:val="16"/>
+          <w:szCs w:val="16"/>
+        </w:rPr>
+        <w:t>}</w:t>
       </w:r>
     </w:p>
     <w:p>
@@ -294,7 +552,39 @@
           <w:sz w:val="16"/>
           <w:szCs w:val="16"/>
         </w:rPr>
-        <w:t>{d.hasByMail:ifEQ(true):showBegin}</w:t>
+        <w:t>{</w:t>
+      </w:r>
+      <w:proofErr w:type="spellStart"/>
+      <w:r>
+        <w:rPr>
+          <w:sz w:val="16"/>
+          <w:szCs w:val="16"/>
+        </w:rPr>
+        <w:t>d.hasByMail:ifEQ</w:t>
+      </w:r>
+      <w:proofErr w:type="spellEnd"/>
+      <w:r>
+        <w:rPr>
+          <w:sz w:val="16"/>
+          <w:szCs w:val="16"/>
+        </w:rPr>
+        <w:t>(true):</w:t>
+      </w:r>
+      <w:proofErr w:type="spellStart"/>
+      <w:r>
+        <w:rPr>
+          <w:sz w:val="16"/>
+          <w:szCs w:val="16"/>
+        </w:rPr>
+        <w:t>showBegin</w:t>
+      </w:r>
+      <w:proofErr w:type="spellEnd"/>
+      <w:r>
+        <w:rPr>
+          <w:sz w:val="16"/>
+          <w:szCs w:val="16"/>
+        </w:rPr>
+        <w:t>}</w:t>
       </w:r>
     </w:p>
     <w:p>
@@ -322,34 +612,114 @@
           <w:b/>
           <w:bCs/>
         </w:rPr>
-        <w:t>{d.deliveredByMail[i].recipientName}</w:t>
-      </w:r>
-      <w:r>
-        <w:tab/>
-      </w:r>
-      <w:r>
-        <w:t xml:space="preserve">on </w:t>
-      </w:r>
+        <w:t>{</w:t>
+      </w:r>
+      <w:proofErr w:type="spellStart"/>
       <w:r>
         <w:rPr>
           <w:b/>
           <w:bCs/>
         </w:rPr>
-        <w:t>{d.deliveredByMail[i</w:t>
-      </w:r>
+        <w:t>d.deliveredByMail</w:t>
+      </w:r>
+      <w:proofErr w:type="spellEnd"/>
       <w:r>
         <w:rPr>
           <w:b/>
           <w:bCs/>
         </w:rPr>
-        <w:t>+1</w:t>
-      </w:r>
+        <w:t>[</w:t>
+      </w:r>
+      <w:proofErr w:type="spellStart"/>
       <w:r>
         <w:rPr>
           <w:b/>
           <w:bCs/>
         </w:rPr>
-        <w:t>].deliveryDate}</w:t>
+        <w:t>i</w:t>
+      </w:r>
+      <w:proofErr w:type="spellEnd"/>
+      <w:r>
+        <w:rPr>
+          <w:b/>
+          <w:bCs/>
+        </w:rPr>
+        <w:t>].</w:t>
+      </w:r>
+      <w:proofErr w:type="spellStart"/>
+      <w:r>
+        <w:rPr>
+          <w:b/>
+          <w:bCs/>
+        </w:rPr>
+        <w:t>recipientName</w:t>
+      </w:r>
+      <w:proofErr w:type="spellEnd"/>
+      <w:r>
+        <w:rPr>
+          <w:b/>
+          <w:bCs/>
+        </w:rPr>
+        <w:t>}</w:t>
+      </w:r>
+      <w:r>
+        <w:tab/>
+      </w:r>
+      <w:r>
+        <w:t xml:space="preserve">on </w:t>
+      </w:r>
+      <w:r>
+        <w:rPr>
+          <w:b/>
+          <w:bCs/>
+        </w:rPr>
+        <w:t>{</w:t>
+      </w:r>
+      <w:proofErr w:type="spellStart"/>
+      <w:r>
+        <w:rPr>
+          <w:b/>
+          <w:bCs/>
+        </w:rPr>
+        <w:t>d.deliveredByMail</w:t>
+      </w:r>
+      <w:proofErr w:type="spellEnd"/>
+      <w:r>
+        <w:rPr>
+          <w:b/>
+          <w:bCs/>
+        </w:rPr>
+        <w:t>[i</w:t>
+      </w:r>
+      <w:r>
+        <w:rPr>
+          <w:b/>
+          <w:bCs/>
+        </w:rPr>
+        <w:t>+1</w:t>
+      </w:r>
+      <w:r>
+        <w:rPr>
+          <w:b/>
+          <w:bCs/>
+        </w:rPr>
+        <w:t>].</w:t>
+      </w:r>
+      <w:proofErr w:type="spellStart"/>
+      <w:r>
+        <w:rPr>
+          <w:b/>
+          <w:bCs/>
+        </w:rPr>
+        <w:t>deliveryDate</w:t>
+      </w:r>
+      <w:proofErr w:type="spellEnd"/>
+      <w:r>
+        <w:rPr>
+          <w:b/>
+          <w:bCs/>
+        </w:rPr>
+        <w:t>}</w:t>
       </w:r>
     </w:p>
     <w:p>
@@ -364,7 +734,35 @@
         <w:rPr>
           <w:sz w:val="22"/>
         </w:rPr>
-        <w:t>{d.hasByMail:ifEQ(true):showEnd}</w:t>
+        <w:t>{</w:t>
+      </w:r>
+      <w:proofErr w:type="spellStart"/>
+      <w:r>
+        <w:rPr>
+          <w:sz w:val="22"/>
+        </w:rPr>
+        <w:t>d.hasByMail:ifEQ</w:t>
+      </w:r>
+      <w:proofErr w:type="spellEnd"/>
+      <w:r>
+        <w:rPr>
+          <w:sz w:val="22"/>
+        </w:rPr>
+        <w:t>(true):</w:t>
+      </w:r>
+      <w:proofErr w:type="spellStart"/>
+      <w:r>
+        <w:rPr>
+          <w:sz w:val="22"/>
+        </w:rPr>
+        <w:t>showEnd</w:t>
+      </w:r>
+      <w:proofErr w:type="spellEnd"/>
+      <w:r>
+        <w:rPr>
+          <w:sz w:val="22"/>
+        </w:rPr>
+        <w:t>}</w:t>
       </w:r>
     </w:p>
     <w:p>
@@ -379,7 +777,35 @@
         <w:rPr>
           <w:szCs w:val="20"/>
         </w:rPr>
-        <w:t>{d.hasElectronic:ifEQ(true):showBegin}</w:t>
+        <w:t>{</w:t>
+      </w:r>
+      <w:proofErr w:type="spellStart"/>
+      <w:r>
+        <w:rPr>
+          <w:szCs w:val="20"/>
+        </w:rPr>
+        <w:t>d.hasElectronic:ifEQ</w:t>
+      </w:r>
+      <w:proofErr w:type="spellEnd"/>
+      <w:r>
+        <w:rPr>
+          <w:szCs w:val="20"/>
+        </w:rPr>
+        <w:t>(true):</w:t>
+      </w:r>
+      <w:proofErr w:type="spellStart"/>
+      <w:r>
+        <w:rPr>
+          <w:szCs w:val="20"/>
+        </w:rPr>
+        <w:t>showBegin</w:t>
+      </w:r>
+      <w:proofErr w:type="spellEnd"/>
+      <w:r>
+        <w:rPr>
+          <w:szCs w:val="20"/>
+        </w:rPr>
+        <w:t>}</w:t>
       </w:r>
     </w:p>
     <w:p>
@@ -407,34 +833,114 @@
           <w:b/>
           <w:bCs/>
         </w:rPr>
-        <w:t>{d.deliveredElectronic[i].recipientName}</w:t>
-      </w:r>
-      <w:r>
-        <w:tab/>
-      </w:r>
-      <w:r>
-        <w:t xml:space="preserve">on </w:t>
-      </w:r>
+        <w:t>{</w:t>
+      </w:r>
+      <w:proofErr w:type="spellStart"/>
       <w:r>
         <w:rPr>
           <w:b/>
           <w:bCs/>
         </w:rPr>
-        <w:t>{d.deliveredElectronic[i</w:t>
-      </w:r>
+        <w:t>d.deliveredElectronic</w:t>
+      </w:r>
+      <w:proofErr w:type="spellEnd"/>
       <w:r>
         <w:rPr>
           <w:b/>
           <w:bCs/>
         </w:rPr>
-        <w:t>+1</w:t>
-      </w:r>
+        <w:t>[</w:t>
+      </w:r>
+      <w:proofErr w:type="spellStart"/>
       <w:r>
         <w:rPr>
           <w:b/>
           <w:bCs/>
         </w:rPr>
-        <w:t>].deliveryDate}</w:t>
+        <w:t>i</w:t>
+      </w:r>
+      <w:proofErr w:type="spellEnd"/>
+      <w:r>
+        <w:rPr>
+          <w:b/>
+          <w:bCs/>
+        </w:rPr>
+        <w:t>].</w:t>
+      </w:r>
+      <w:proofErr w:type="spellStart"/>
+      <w:r>
+        <w:rPr>
+          <w:b/>
+          <w:bCs/>
+        </w:rPr>
+        <w:t>recipientName</w:t>
+      </w:r>
+      <w:proofErr w:type="spellEnd"/>
+      <w:r>
+        <w:rPr>
+          <w:b/>
+          <w:bCs/>
+        </w:rPr>
+        <w:t>}</w:t>
+      </w:r>
+      <w:r>
+        <w:tab/>
+      </w:r>
+      <w:r>
+        <w:t xml:space="preserve">on </w:t>
+      </w:r>
+      <w:r>
+        <w:rPr>
+          <w:b/>
+          <w:bCs/>
+        </w:rPr>
+        <w:t>{</w:t>
+      </w:r>
+      <w:proofErr w:type="spellStart"/>
+      <w:r>
+        <w:rPr>
+          <w:b/>
+          <w:bCs/>
+        </w:rPr>
+        <w:t>d.deliveredElectronic</w:t>
+      </w:r>
+      <w:proofErr w:type="spellEnd"/>
+      <w:r>
+        <w:rPr>
+          <w:b/>
+          <w:bCs/>
+        </w:rPr>
+        <w:t>[i</w:t>
+      </w:r>
+      <w:r>
+        <w:rPr>
+          <w:b/>
+          <w:bCs/>
+        </w:rPr>
+        <w:t>+1</w:t>
+      </w:r>
+      <w:r>
+        <w:rPr>
+          <w:b/>
+          <w:bCs/>
+        </w:rPr>
+        <w:t>].</w:t>
+      </w:r>
+      <w:proofErr w:type="spellStart"/>
+      <w:r>
+        <w:rPr>
+          <w:b/>
+          <w:bCs/>
+        </w:rPr>
+        <w:t>deliveryDate</w:t>
+      </w:r>
+      <w:proofErr w:type="spellEnd"/>
+      <w:r>
+        <w:rPr>
+          <w:b/>
+          <w:bCs/>
+        </w:rPr>
+        <w:t>}</w:t>
       </w:r>
     </w:p>
     <w:p>
@@ -475,7 +981,39 @@
           <w:sz w:val="2"/>
           <w:szCs w:val="2"/>
         </w:rPr>
-        <w:t>{d.hasElectronic:ifEQ(true):showEnd}</w:t>
+        <w:t>{</w:t>
+      </w:r>
+      <w:proofErr w:type="spellStart"/>
+      <w:r>
+        <w:rPr>
+          <w:sz w:val="2"/>
+          <w:szCs w:val="2"/>
+        </w:rPr>
+        <w:t>d.hasElectronic:ifEQ</w:t>
+      </w:r>
+      <w:proofErr w:type="spellEnd"/>
+      <w:r>
+        <w:rPr>
+          <w:sz w:val="2"/>
+          <w:szCs w:val="2"/>
+        </w:rPr>
+        <w:t>(true):</w:t>
+      </w:r>
+      <w:proofErr w:type="spellStart"/>
+      <w:r>
+        <w:rPr>
+          <w:sz w:val="2"/>
+          <w:szCs w:val="2"/>
+        </w:rPr>
+        <w:t>showEnd</w:t>
+      </w:r>
+      <w:proofErr w:type="spellEnd"/>
+      <w:r>
+        <w:rPr>
+          <w:sz w:val="2"/>
+          <w:szCs w:val="2"/>
+        </w:rPr>
+        <w:t>}</w:t>
       </w:r>
     </w:p>
     <w:p>
@@ -653,7 +1191,25 @@
           <w:bCs/>
           <w:u w:val="single"/>
         </w:rPr>
-        <w:t>{d.applicant.applicantName}</w:t>
+        <w:t>{</w:t>
+      </w:r>
+      <w:proofErr w:type="spellStart"/>
+      <w:r>
+        <w:rPr>
+          <w:b/>
+          <w:bCs/>
+          <w:u w:val="single"/>
+        </w:rPr>
+        <w:t>d.applicant.applicantName</w:t>
+      </w:r>
+      <w:proofErr w:type="spellEnd"/>
+      <w:r>
+        <w:rPr>
+          <w:b/>
+          <w:bCs/>
+          <w:u w:val="single"/>
+        </w:rPr>
+        <w:t>}</w:t>
       </w:r>
     </w:p>
     <w:p>
@@ -825,16 +1381,9 @@
           <w:color w:val="000000" w:themeColor="text1"/>
           <w:sz w:val="22"/>
         </w:rPr>
-        <w:t xml:space="preserve">{d.applicant.applicantName} </w:t>
-      </w:r>
-      <w:r>
-        <w:rPr>
-          <w:rFonts w:ascii="Segoe UI" w:eastAsia="Segoe UI" w:hAnsi="Segoe UI" w:cs="Segoe UI"/>
-          <w:color w:val="313131"/>
-          <w:szCs w:val="20"/>
-        </w:rPr>
-        <w:t xml:space="preserve">proposes to apply, in the </w:t>
-      </w:r>
+        <w:t>{</w:t>
+      </w:r>
+      <w:proofErr w:type="spellStart"/>
       <w:r>
         <w:rPr>
           <w:rFonts w:ascii="Segoe UI" w:eastAsia="Segoe UI" w:hAnsi="Segoe UI" w:cs="Segoe UI"/>
@@ -843,16 +1392,9 @@
           <w:color w:val="000000" w:themeColor="text1"/>
           <w:sz w:val="22"/>
         </w:rPr>
-        <w:t xml:space="preserve">{d.applicant.applicantCourthouseName} </w:t>
-      </w:r>
-      <w:r>
-        <w:rPr>
-          <w:rFonts w:ascii="Segoe UI" w:eastAsia="Segoe UI" w:hAnsi="Segoe UI" w:cs="Segoe UI"/>
-          <w:color w:val="313131"/>
-          <w:szCs w:val="20"/>
-        </w:rPr>
-        <w:t xml:space="preserve">registry, for a </w:t>
-      </w:r>
+        <w:t>d.applicant.applicantName</w:t>
+      </w:r>
+      <w:proofErr w:type="spellEnd"/>
       <w:r>
         <w:rPr>
           <w:rFonts w:ascii="Segoe UI" w:eastAsia="Segoe UI" w:hAnsi="Segoe UI" w:cs="Segoe UI"/>
@@ -861,7 +1403,7 @@
           <w:color w:val="000000" w:themeColor="text1"/>
           <w:sz w:val="22"/>
         </w:rPr>
-        <w:t xml:space="preserve">Grant of Administration Without Will Annexed </w:t>
+        <w:t xml:space="preserve">} </w:t>
       </w:r>
       <w:r>
         <w:rPr>
@@ -869,7 +1411,83 @@
           <w:color w:val="313131"/>
           <w:szCs w:val="20"/>
         </w:rPr>
-        <w:t>in relation to the estate of the deceased described below who died on {d.deceasedDeathDate:formatD(LL)}.</w:t>
+        <w:t xml:space="preserve">proposes to apply, in the </w:t>
+      </w:r>
+      <w:r>
+        <w:rPr>
+          <w:rFonts w:ascii="Segoe UI" w:eastAsia="Segoe UI" w:hAnsi="Segoe UI" w:cs="Segoe UI"/>
+          <w:b/>
+          <w:bCs/>
+          <w:color w:val="000000" w:themeColor="text1"/>
+          <w:sz w:val="22"/>
+        </w:rPr>
+        <w:t>{</w:t>
+      </w:r>
+      <w:proofErr w:type="spellStart"/>
+      <w:r>
+        <w:rPr>
+          <w:rFonts w:ascii="Segoe UI" w:eastAsia="Segoe UI" w:hAnsi="Segoe UI" w:cs="Segoe UI"/>
+          <w:b/>
+          <w:bCs/>
+          <w:color w:val="000000" w:themeColor="text1"/>
+          <w:sz w:val="22"/>
+        </w:rPr>
+        <w:t>d.applicant.applicantCourthouseName</w:t>
+      </w:r>
+      <w:proofErr w:type="spellEnd"/>
+      <w:r>
+        <w:rPr>
+          <w:rFonts w:ascii="Segoe UI" w:eastAsia="Segoe UI" w:hAnsi="Segoe UI" w:cs="Segoe UI"/>
+          <w:b/>
+          <w:bCs/>
+          <w:color w:val="000000" w:themeColor="text1"/>
+          <w:sz w:val="22"/>
+        </w:rPr>
+        <w:t xml:space="preserve">} </w:t>
+      </w:r>
+      <w:r>
+        <w:rPr>
+          <w:rFonts w:ascii="Segoe UI" w:eastAsia="Segoe UI" w:hAnsi="Segoe UI" w:cs="Segoe UI"/>
+          <w:color w:val="313131"/>
+          <w:szCs w:val="20"/>
+        </w:rPr>
+        <w:t xml:space="preserve">registry, for a </w:t>
+      </w:r>
+      <w:r>
+        <w:rPr>
+          <w:rFonts w:ascii="Segoe UI" w:eastAsia="Segoe UI" w:hAnsi="Segoe UI" w:cs="Segoe UI"/>
+          <w:b/>
+          <w:bCs/>
+          <w:color w:val="000000" w:themeColor="text1"/>
+          <w:sz w:val="22"/>
+        </w:rPr>
+        <w:t xml:space="preserve">Grant of Administration Without Will Annexed </w:t>
+      </w:r>
+      <w:r>
+        <w:rPr>
+          <w:rFonts w:ascii="Segoe UI" w:eastAsia="Segoe UI" w:hAnsi="Segoe UI" w:cs="Segoe UI"/>
+          <w:color w:val="313131"/>
+          <w:szCs w:val="20"/>
+        </w:rPr>
+        <w:t>in relation to the estate of the deceased described below who died on {</w:t>
+      </w:r>
+      <w:proofErr w:type="spellStart"/>
+      <w:r>
+        <w:rPr>
+          <w:rFonts w:ascii="Segoe UI" w:eastAsia="Segoe UI" w:hAnsi="Segoe UI" w:cs="Segoe UI"/>
+          <w:color w:val="313131"/>
+          <w:szCs w:val="20"/>
+        </w:rPr>
+        <w:t>d.deceasedDeathDate:formatD</w:t>
+      </w:r>
+      <w:proofErr w:type="spellEnd"/>
+      <w:r>
+        <w:rPr>
+          <w:rFonts w:ascii="Segoe UI" w:eastAsia="Segoe UI" w:hAnsi="Segoe UI" w:cs="Segoe UI"/>
+          <w:color w:val="313131"/>
+          <w:szCs w:val="20"/>
+        </w:rPr>
+        <w:t>(LL)}.</w:t>
       </w:r>
     </w:p>
     <w:p>
@@ -910,7 +1528,67 @@
           <w:sz w:val="22"/>
           <w:lang w:val="fr-FR"/>
         </w:rPr>
-        <w:t>{d.firstNameGivenName} {d.middleNameS} {d.lastNameFamilyNameOrSurname}</w:t>
+        <w:t>{</w:t>
+      </w:r>
+      <w:proofErr w:type="spellStart"/>
+      <w:r>
+        <w:rPr>
+          <w:rFonts w:ascii="Segoe UI" w:eastAsia="Segoe UI" w:hAnsi="Segoe UI" w:cs="Segoe UI"/>
+          <w:color w:val="000000" w:themeColor="text1"/>
+          <w:sz w:val="22"/>
+          <w:lang w:val="fr-FR"/>
+        </w:rPr>
+        <w:t>d.firstNameGivenName</w:t>
+      </w:r>
+      <w:proofErr w:type="spellEnd"/>
+      <w:r>
+        <w:rPr>
+          <w:rFonts w:ascii="Segoe UI" w:eastAsia="Segoe UI" w:hAnsi="Segoe UI" w:cs="Segoe UI"/>
+          <w:color w:val="000000" w:themeColor="text1"/>
+          <w:sz w:val="22"/>
+          <w:lang w:val="fr-FR"/>
+        </w:rPr>
+        <w:t>} {</w:t>
+      </w:r>
+      <w:proofErr w:type="spellStart"/>
+      <w:r>
+        <w:rPr>
+          <w:rFonts w:ascii="Segoe UI" w:eastAsia="Segoe UI" w:hAnsi="Segoe UI" w:cs="Segoe UI"/>
+          <w:color w:val="000000" w:themeColor="text1"/>
+          <w:sz w:val="22"/>
+          <w:lang w:val="fr-FR"/>
+        </w:rPr>
+        <w:t>d.middleNameS</w:t>
+      </w:r>
+      <w:proofErr w:type="spellEnd"/>
+      <w:r>
+        <w:rPr>
+          <w:rFonts w:ascii="Segoe UI" w:eastAsia="Segoe UI" w:hAnsi="Segoe UI" w:cs="Segoe UI"/>
+          <w:color w:val="000000" w:themeColor="text1"/>
+          <w:sz w:val="22"/>
+          <w:lang w:val="fr-FR"/>
+        </w:rPr>
+        <w:t>} {</w:t>
+      </w:r>
+      <w:proofErr w:type="spellStart"/>
+      <w:r>
+        <w:rPr>
+          <w:rFonts w:ascii="Segoe UI" w:eastAsia="Segoe UI" w:hAnsi="Segoe UI" w:cs="Segoe UI"/>
+          <w:color w:val="000000" w:themeColor="text1"/>
+          <w:sz w:val="22"/>
+          <w:lang w:val="fr-FR"/>
+        </w:rPr>
+        <w:t>d.lastNameFamilyNameOrSurname</w:t>
+      </w:r>
+      <w:proofErr w:type="spellEnd"/>
+      <w:r>
+        <w:rPr>
+          <w:rFonts w:ascii="Segoe UI" w:eastAsia="Segoe UI" w:hAnsi="Segoe UI" w:cs="Segoe UI"/>
+          <w:color w:val="000000" w:themeColor="text1"/>
+          <w:sz w:val="22"/>
+          <w:lang w:val="fr-FR"/>
+        </w:rPr>
+        <w:t>}</w:t>
       </w:r>
       <w:r>
         <w:br/>
@@ -955,8 +1633,9 @@
           <w:sz w:val="22"/>
           <w:lang w:val="fr-FR"/>
         </w:rPr>
-        <w:t xml:space="preserve">{d.deceasedAddressStreet}, {d.deceasedAddressCity}, {d.deceasedAddressProvince} {d. deceasedAddressState}, {d.deceasedAddressPostalCode} </w:t>
-      </w:r>
+        <w:t>{</w:t>
+      </w:r>
+      <w:proofErr w:type="spellStart"/>
       <w:r>
         <w:rPr>
           <w:rFonts w:ascii="Segoe UI" w:eastAsia="Segoe UI" w:hAnsi="Segoe UI" w:cs="Segoe UI"/>
@@ -964,8 +1643,195 @@
           <w:bCs/>
           <w:color w:val="000000" w:themeColor="text1"/>
           <w:sz w:val="22"/>
-        </w:rPr>
-        <w:t>{d.deceasedAddressCountry}</w:t>
+          <w:lang w:val="fr-FR"/>
+        </w:rPr>
+        <w:t>d.deceasedAddressStreet</w:t>
+      </w:r>
+      <w:proofErr w:type="spellEnd"/>
+      <w:r>
+        <w:rPr>
+          <w:rFonts w:ascii="Segoe UI" w:eastAsia="Segoe UI" w:hAnsi="Segoe UI" w:cs="Segoe UI"/>
+          <w:b/>
+          <w:bCs/>
+          <w:color w:val="000000" w:themeColor="text1"/>
+          <w:sz w:val="22"/>
+          <w:lang w:val="fr-FR"/>
+        </w:rPr>
+        <w:t>}, {</w:t>
+      </w:r>
+      <w:proofErr w:type="spellStart"/>
+      <w:r>
+        <w:rPr>
+          <w:rFonts w:ascii="Segoe UI" w:eastAsia="Segoe UI" w:hAnsi="Segoe UI" w:cs="Segoe UI"/>
+          <w:b/>
+          <w:bCs/>
+          <w:color w:val="000000" w:themeColor="text1"/>
+          <w:sz w:val="22"/>
+          <w:lang w:val="fr-FR"/>
+        </w:rPr>
+        <w:t>d.deceasedAddressCity</w:t>
+      </w:r>
+      <w:proofErr w:type="spellEnd"/>
+      <w:r>
+        <w:rPr>
+          <w:rFonts w:ascii="Segoe UI" w:eastAsia="Segoe UI" w:hAnsi="Segoe UI" w:cs="Segoe UI"/>
+          <w:b/>
+          <w:bCs/>
+          <w:color w:val="000000" w:themeColor="text1"/>
+          <w:sz w:val="22"/>
+          <w:lang w:val="fr-FR"/>
+        </w:rPr>
+        <w:t xml:space="preserve">}, </w:t>
+      </w:r>
+      <w:r>
+        <w:rPr>
+          <w:rFonts w:ascii="Segoe UI" w:eastAsia="Segoe UI" w:hAnsi="Segoe UI" w:cs="Segoe UI"/>
+          <w:b/>
+          <w:bCs/>
+          <w:color w:val="000000" w:themeColor="text1"/>
+          <w:sz w:val="22"/>
+          <w:lang w:val="fr-FR"/>
+        </w:rPr>
+        <w:t>{</w:t>
+      </w:r>
+      <w:proofErr w:type="spellStart"/>
+      <w:r>
+        <w:rPr>
+          <w:rFonts w:ascii="Segoe UI" w:eastAsia="Segoe UI" w:hAnsi="Segoe UI" w:cs="Segoe UI"/>
+          <w:b/>
+          <w:bCs/>
+          <w:color w:val="000000" w:themeColor="text1"/>
+          <w:sz w:val="22"/>
+          <w:lang w:val="fr-FR"/>
+        </w:rPr>
+        <w:t>d.deceasedAddressProvince</w:t>
+      </w:r>
+      <w:proofErr w:type="spellEnd"/>
+      <w:r>
+        <w:rPr>
+          <w:rFonts w:ascii="Segoe UI" w:eastAsia="Segoe UI" w:hAnsi="Segoe UI" w:cs="Segoe UI"/>
+          <w:b/>
+          <w:bCs/>
+          <w:color w:val="000000" w:themeColor="text1"/>
+          <w:sz w:val="22"/>
+          <w:lang w:val="fr-FR"/>
+        </w:rPr>
+        <w:t xml:space="preserve">}{d. </w:t>
+      </w:r>
+      <w:proofErr w:type="spellStart"/>
+      <w:r>
+        <w:rPr>
+          <w:rFonts w:ascii="Segoe UI" w:eastAsia="Segoe UI" w:hAnsi="Segoe UI" w:cs="Segoe UI"/>
+          <w:b/>
+          <w:bCs/>
+          <w:color w:val="000000" w:themeColor="text1"/>
+          <w:sz w:val="22"/>
+          <w:lang w:val="fr-FR"/>
+        </w:rPr>
+        <w:t>deceasedAddressState</w:t>
+      </w:r>
+      <w:proofErr w:type="spellEnd"/>
+      <w:r>
+        <w:rPr>
+          <w:rFonts w:ascii="Segoe UI" w:eastAsia="Segoe UI" w:hAnsi="Segoe UI" w:cs="Segoe UI"/>
+          <w:b/>
+          <w:bCs/>
+          <w:color w:val="000000" w:themeColor="text1"/>
+          <w:sz w:val="22"/>
+          <w:lang w:val="fr-FR"/>
+        </w:rPr>
+        <w:t>}{</w:t>
+      </w:r>
+      <w:proofErr w:type="spellStart"/>
+      <w:r>
+        <w:rPr>
+          <w:rFonts w:ascii="Segoe UI" w:eastAsia="Segoe UI" w:hAnsi="Segoe UI" w:cs="Segoe UI"/>
+          <w:b/>
+          <w:bCs/>
+          <w:color w:val="000000" w:themeColor="text1"/>
+          <w:sz w:val="22"/>
+          <w:lang w:val="fr-FR"/>
+        </w:rPr>
+        <w:t>d.deceasedAddressProvinceText</w:t>
+      </w:r>
+      <w:proofErr w:type="spellEnd"/>
+      <w:r>
+        <w:rPr>
+          <w:rFonts w:ascii="Segoe UI" w:eastAsia="Segoe UI" w:hAnsi="Segoe UI" w:cs="Segoe UI"/>
+          <w:b/>
+          <w:bCs/>
+          <w:color w:val="000000" w:themeColor="text1"/>
+          <w:sz w:val="22"/>
+          <w:lang w:val="fr-FR"/>
+        </w:rPr>
+        <w:t>}</w:t>
+      </w:r>
+      <w:r>
+        <w:rPr>
+          <w:rFonts w:ascii="Segoe UI" w:eastAsia="Segoe UI" w:hAnsi="Segoe UI" w:cs="Segoe UI"/>
+          <w:b/>
+          <w:bCs/>
+          <w:color w:val="000000" w:themeColor="text1"/>
+          <w:sz w:val="22"/>
+          <w:lang w:val="fr-FR"/>
+        </w:rPr>
+        <w:t>, {</w:t>
+      </w:r>
+      <w:proofErr w:type="spellStart"/>
+      <w:r>
+        <w:rPr>
+          <w:rFonts w:ascii="Segoe UI" w:eastAsia="Segoe UI" w:hAnsi="Segoe UI" w:cs="Segoe UI"/>
+          <w:b/>
+          <w:bCs/>
+          <w:color w:val="000000" w:themeColor="text1"/>
+          <w:sz w:val="22"/>
+          <w:lang w:val="fr-FR"/>
+        </w:rPr>
+        <w:t>d.deceasedAddressPostalCode</w:t>
+      </w:r>
+      <w:proofErr w:type="spellEnd"/>
+      <w:r>
+        <w:rPr>
+          <w:rFonts w:ascii="Segoe UI" w:eastAsia="Segoe UI" w:hAnsi="Segoe UI" w:cs="Segoe UI"/>
+          <w:b/>
+          <w:bCs/>
+          <w:color w:val="000000" w:themeColor="text1"/>
+          <w:sz w:val="22"/>
+          <w:lang w:val="fr-FR"/>
+        </w:rPr>
+        <w:t xml:space="preserve">} </w:t>
+      </w:r>
+      <w:r>
+        <w:rPr>
+          <w:rFonts w:ascii="Segoe UI" w:eastAsia="Segoe UI" w:hAnsi="Segoe UI" w:cs="Segoe UI"/>
+          <w:b/>
+          <w:bCs/>
+          <w:color w:val="000000" w:themeColor="text1"/>
+          <w:sz w:val="22"/>
+        </w:rPr>
+        <w:t>{</w:t>
+      </w:r>
+      <w:proofErr w:type="spellStart"/>
+      <w:r>
+        <w:rPr>
+          <w:rFonts w:ascii="Segoe UI" w:eastAsia="Segoe UI" w:hAnsi="Segoe UI" w:cs="Segoe UI"/>
+          <w:b/>
+          <w:bCs/>
+          <w:color w:val="000000" w:themeColor="text1"/>
+          <w:sz w:val="22"/>
+        </w:rPr>
+        <w:t>d.deceasedAddressCountry</w:t>
+      </w:r>
+      <w:proofErr w:type="spellEnd"/>
+      <w:r>
+        <w:rPr>
+          <w:rFonts w:ascii="Segoe UI" w:eastAsia="Segoe UI" w:hAnsi="Segoe UI" w:cs="Segoe UI"/>
+          <w:b/>
+          <w:bCs/>
+          <w:color w:val="000000" w:themeColor="text1"/>
+          <w:sz w:val="22"/>
+        </w:rPr>
+        <w:t>}</w:t>
       </w:r>
     </w:p>
     <w:p>
@@ -1356,6 +2222,7 @@
           <w:color w:val="313131"/>
           <w:szCs w:val="20"/>
         </w:rPr>
+        <w:lastRenderedPageBreak/>
         <w:t xml:space="preserve">If an authorization to obtain estate information issues to the applicant, the applicant may apply for a grant without further notice. </w:t>
       </w:r>
     </w:p>
@@ -1426,11 +2293,9 @@
           <w:color w:val="000000" w:themeColor="text1"/>
           <w:sz w:val="22"/>
         </w:rPr>
-        <w:t>{d.applicant.applicantName}</w:t>
-      </w:r>
-      <w:r>
-        <w:br/>
-      </w:r>
+        <w:t>{</w:t>
+      </w:r>
+      <w:proofErr w:type="spellStart"/>
       <w:r>
         <w:rPr>
           <w:rFonts w:ascii="Segoe UI" w:eastAsia="Segoe UI" w:hAnsi="Segoe UI" w:cs="Segoe UI"/>
@@ -1439,19 +2304,9 @@
           <w:color w:val="000000" w:themeColor="text1"/>
           <w:sz w:val="22"/>
         </w:rPr>
-        <w:t>{d.applicant.applicantOrdinaryAddressReceiveMail:ifEQ('yes'):showBegin}</w:t>
-      </w:r>
-      <w:r>
-        <w:br/>
-      </w:r>
-      <w:r>
-        <w:rPr>
-          <w:rFonts w:ascii="Segoe UI" w:eastAsia="Segoe UI" w:hAnsi="Segoe UI" w:cs="Segoe UI"/>
-          <w:color w:val="313131"/>
-          <w:szCs w:val="20"/>
-        </w:rPr>
-        <w:t xml:space="preserve">Mailing address: </w:t>
-      </w:r>
+        <w:t>d.applicant.applicantName</w:t>
+      </w:r>
+      <w:proofErr w:type="spellEnd"/>
       <w:r>
         <w:rPr>
           <w:rFonts w:ascii="Segoe UI" w:eastAsia="Segoe UI" w:hAnsi="Segoe UI" w:cs="Segoe UI"/>
@@ -1460,7 +2315,7 @@
           <w:color w:val="000000" w:themeColor="text1"/>
           <w:sz w:val="22"/>
         </w:rPr>
-        <w:t>{d.applicant.applicantOrdinaryAddressStreet}, {d.applicant.applicantOrdinaryAddressCity}, {d.applicant.applicantOrdinaryAddressProvince}{d.applicant.applicantOrdinaryAddressState}, {d.applicant.applicantOrdinaryAddressPostalCode}, {d.applicant.applicantOrdinaryAddressCountry}{d.applicant.applicantOrdinaryAddressReceiveMail:showEnd}</w:t>
+        <w:t>}</w:t>
       </w:r>
       <w:r>
         <w:br/>
@@ -1473,7 +2328,7 @@
           <w:color w:val="000000" w:themeColor="text1"/>
           <w:sz w:val="22"/>
         </w:rPr>
-        <w:t>{d.applicant.applicantOrdinaryAddressReceiveMail:ifEQ('yes'):hideBegin}</w:t>
+        <w:t>{d.applicant.applicantOrdinaryAddressReceiveMail:ifEQ('yes'):showBegin}</w:t>
       </w:r>
       <w:r>
         <w:br/>
@@ -1494,7 +2349,223 @@
           <w:color w:val="000000" w:themeColor="text1"/>
           <w:sz w:val="22"/>
         </w:rPr>
-        <w:t>{d.applicant.applicantMailingAddressStreet}, {d.applicant.applicantMailingAddressCity}, {d.applicant.applicantMailingAddressProvince}{d.applicant.applicantMailingAddressState} {d.applicant.applicantMailingAddressPostalCode}, {d.applicant.applicantMailingAddressCountry}{d.applicant.applicantOrdinaryAddressReceiveMail:hideEnd</w:t>
+        <w:t>{</w:t>
+      </w:r>
+      <w:proofErr w:type="spellStart"/>
+      <w:r>
+        <w:rPr>
+          <w:rFonts w:ascii="Segoe UI" w:eastAsia="Segoe UI" w:hAnsi="Segoe UI" w:cs="Segoe UI"/>
+          <w:b/>
+          <w:bCs/>
+          <w:color w:val="000000" w:themeColor="text1"/>
+          <w:sz w:val="22"/>
+        </w:rPr>
+        <w:t>d.applicant.applicantOrdinaryAddressStreet</w:t>
+      </w:r>
+      <w:proofErr w:type="spellEnd"/>
+      <w:r>
+        <w:rPr>
+          <w:rFonts w:ascii="Segoe UI" w:eastAsia="Segoe UI" w:hAnsi="Segoe UI" w:cs="Segoe UI"/>
+          <w:b/>
+          <w:bCs/>
+          <w:color w:val="000000" w:themeColor="text1"/>
+          <w:sz w:val="22"/>
+        </w:rPr>
+        <w:t>}, {</w:t>
+      </w:r>
+      <w:proofErr w:type="spellStart"/>
+      <w:r>
+        <w:rPr>
+          <w:rFonts w:ascii="Segoe UI" w:eastAsia="Segoe UI" w:hAnsi="Segoe UI" w:cs="Segoe UI"/>
+          <w:b/>
+          <w:bCs/>
+          <w:color w:val="000000" w:themeColor="text1"/>
+          <w:sz w:val="22"/>
+        </w:rPr>
+        <w:t>d.applicant.applicantOrdinaryAddressCity</w:t>
+      </w:r>
+      <w:proofErr w:type="spellEnd"/>
+      <w:r>
+        <w:rPr>
+          <w:rFonts w:ascii="Segoe UI" w:eastAsia="Segoe UI" w:hAnsi="Segoe UI" w:cs="Segoe UI"/>
+          <w:b/>
+          <w:bCs/>
+          <w:color w:val="000000" w:themeColor="text1"/>
+          <w:sz w:val="22"/>
+        </w:rPr>
+        <w:t xml:space="preserve">}, </w:t>
+      </w:r>
+      <w:r>
+        <w:rPr>
+          <w:rFonts w:ascii="Segoe UI" w:eastAsia="Segoe UI" w:hAnsi="Segoe UI" w:cs="Segoe UI"/>
+          <w:b/>
+          <w:bCs/>
+          <w:color w:val="000000" w:themeColor="text1"/>
+          <w:sz w:val="22"/>
+        </w:rPr>
+        <w:t>{d.applicant.applicantOrdinaryAddressProvince}{d.applicant.applicantOrdinaryAddressState}{d.applicant.applicantOrdinaryAddressProvinceText }</w:t>
+      </w:r>
+      <w:r>
+        <w:rPr>
+          <w:rFonts w:ascii="Segoe UI" w:eastAsia="Segoe UI" w:hAnsi="Segoe UI" w:cs="Segoe UI"/>
+          <w:b/>
+          <w:bCs/>
+          <w:color w:val="000000" w:themeColor="text1"/>
+          <w:sz w:val="22"/>
+        </w:rPr>
+        <w:t>, {</w:t>
+      </w:r>
+      <w:proofErr w:type="spellStart"/>
+      <w:r>
+        <w:rPr>
+          <w:rFonts w:ascii="Segoe UI" w:eastAsia="Segoe UI" w:hAnsi="Segoe UI" w:cs="Segoe UI"/>
+          <w:b/>
+          <w:bCs/>
+          <w:color w:val="000000" w:themeColor="text1"/>
+          <w:sz w:val="22"/>
+        </w:rPr>
+        <w:t>d.applicant.applicantOrdinaryAddressPostalCode</w:t>
+      </w:r>
+      <w:proofErr w:type="spellEnd"/>
+      <w:r>
+        <w:rPr>
+          <w:rFonts w:ascii="Segoe UI" w:eastAsia="Segoe UI" w:hAnsi="Segoe UI" w:cs="Segoe UI"/>
+          <w:b/>
+          <w:bCs/>
+          <w:color w:val="000000" w:themeColor="text1"/>
+          <w:sz w:val="22"/>
+        </w:rPr>
+        <w:t>}, {d.applicant.applicantOrdinaryAddressCountry}{d.applicant.applicantOrdinaryAddressReceiveMail:showEnd}</w:t>
+      </w:r>
+      <w:r>
+        <w:br/>
+      </w:r>
+      <w:r>
+        <w:rPr>
+          <w:rFonts w:ascii="Segoe UI" w:eastAsia="Segoe UI" w:hAnsi="Segoe UI" w:cs="Segoe UI"/>
+          <w:b/>
+          <w:bCs/>
+          <w:color w:val="000000" w:themeColor="text1"/>
+          <w:sz w:val="22"/>
+        </w:rPr>
+        <w:t>{d.applicant.applicantOrdinaryAddressReceiveMail:ifEQ('yes'):hideBegin}</w:t>
+      </w:r>
+      <w:r>
+        <w:br/>
+      </w:r>
+      <w:r>
+        <w:rPr>
+          <w:rFonts w:ascii="Segoe UI" w:eastAsia="Segoe UI" w:hAnsi="Segoe UI" w:cs="Segoe UI"/>
+          <w:color w:val="313131"/>
+          <w:szCs w:val="20"/>
+        </w:rPr>
+        <w:t xml:space="preserve">Mailing address: </w:t>
+      </w:r>
+      <w:r>
+        <w:rPr>
+          <w:rFonts w:ascii="Segoe UI" w:eastAsia="Segoe UI" w:hAnsi="Segoe UI" w:cs="Segoe UI"/>
+          <w:b/>
+          <w:bCs/>
+          <w:color w:val="000000" w:themeColor="text1"/>
+          <w:sz w:val="22"/>
+        </w:rPr>
+        <w:t>{</w:t>
+      </w:r>
+      <w:proofErr w:type="spellStart"/>
+      <w:r>
+        <w:rPr>
+          <w:rFonts w:ascii="Segoe UI" w:eastAsia="Segoe UI" w:hAnsi="Segoe UI" w:cs="Segoe UI"/>
+          <w:b/>
+          <w:bCs/>
+          <w:color w:val="000000" w:themeColor="text1"/>
+          <w:sz w:val="22"/>
+        </w:rPr>
+        <w:t>d.applicant.applicantMailingAddressStreet</w:t>
+      </w:r>
+      <w:proofErr w:type="spellEnd"/>
+      <w:r>
+        <w:rPr>
+          <w:rFonts w:ascii="Segoe UI" w:eastAsia="Segoe UI" w:hAnsi="Segoe UI" w:cs="Segoe UI"/>
+          <w:b/>
+          <w:bCs/>
+          <w:color w:val="000000" w:themeColor="text1"/>
+          <w:sz w:val="22"/>
+        </w:rPr>
+        <w:t>}, {</w:t>
+      </w:r>
+      <w:proofErr w:type="spellStart"/>
+      <w:r>
+        <w:rPr>
+          <w:rFonts w:ascii="Segoe UI" w:eastAsia="Segoe UI" w:hAnsi="Segoe UI" w:cs="Segoe UI"/>
+          <w:b/>
+          <w:bCs/>
+          <w:color w:val="000000" w:themeColor="text1"/>
+          <w:sz w:val="22"/>
+        </w:rPr>
+        <w:t>d.applicant.applicantMailingAddressCity</w:t>
+      </w:r>
+      <w:proofErr w:type="spellEnd"/>
+      <w:r>
+        <w:rPr>
+          <w:rFonts w:ascii="Segoe UI" w:eastAsia="Segoe UI" w:hAnsi="Segoe UI" w:cs="Segoe UI"/>
+          <w:b/>
+          <w:bCs/>
+          <w:color w:val="000000" w:themeColor="text1"/>
+          <w:sz w:val="22"/>
+        </w:rPr>
+        <w:t xml:space="preserve">}, </w:t>
+      </w:r>
+      <w:r>
+        <w:rPr>
+          <w:rFonts w:ascii="Segoe UI" w:eastAsia="Segoe UI" w:hAnsi="Segoe UI" w:cs="Segoe UI"/>
+          <w:b/>
+          <w:bCs/>
+          <w:color w:val="000000" w:themeColor="text1"/>
+          <w:sz w:val="22"/>
+        </w:rPr>
+        <w:t>{d.applicant.applicantMailingAddressProvince}{d.applicant.applicantMailingAddressState}{d.applicant.applicantMailingAddressProvinceText }</w:t>
+      </w:r>
+      <w:r>
+        <w:rPr>
+          <w:rFonts w:ascii="Segoe UI" w:eastAsia="Segoe UI" w:hAnsi="Segoe UI" w:cs="Segoe UI"/>
+          <w:b/>
+          <w:bCs/>
+          <w:color w:val="000000" w:themeColor="text1"/>
+          <w:sz w:val="22"/>
+        </w:rPr>
+        <w:t xml:space="preserve">, </w:t>
+      </w:r>
+      <w:r>
+        <w:rPr>
+          <w:rFonts w:ascii="Segoe UI" w:eastAsia="Segoe UI" w:hAnsi="Segoe UI" w:cs="Segoe UI"/>
+          <w:b/>
+          <w:bCs/>
+          <w:color w:val="000000" w:themeColor="text1"/>
+          <w:sz w:val="22"/>
+        </w:rPr>
+        <w:t>{</w:t>
+      </w:r>
+      <w:proofErr w:type="spellStart"/>
+      <w:r>
+        <w:rPr>
+          <w:rFonts w:ascii="Segoe UI" w:eastAsia="Segoe UI" w:hAnsi="Segoe UI" w:cs="Segoe UI"/>
+          <w:b/>
+          <w:bCs/>
+          <w:color w:val="000000" w:themeColor="text1"/>
+          <w:sz w:val="22"/>
+        </w:rPr>
+        <w:t>d.applicant.applicantMailingAddressPostalCode</w:t>
+      </w:r>
+      <w:proofErr w:type="spellEnd"/>
+      <w:r>
+        <w:rPr>
+          <w:rFonts w:ascii="Segoe UI" w:eastAsia="Segoe UI" w:hAnsi="Segoe UI" w:cs="Segoe UI"/>
+          <w:b/>
+          <w:bCs/>
+          <w:color w:val="000000" w:themeColor="text1"/>
+          <w:sz w:val="22"/>
+        </w:rPr>
+        <w:t>}, {d.applicant.applicantMailingAddressCountry}{d.applicant.applicantOrdinaryAddressReceiveMail:hideEnd</w:t>
       </w:r>
       <w:r>
         <w:rPr>
@@ -1513,40 +2584,148 @@
           <w:color w:val="313131"/>
           <w:sz w:val="22"/>
         </w:rPr>
-        <w:t>{d.isApplicantOrg:ifEQ('yes'):showBegin}This applicant is not an individual.{d.isApplicantOrg:showEnd}</w:t>
-      </w:r>
-      <w:r>
-        <w:br/>
-      </w:r>
+        <w:t>{</w:t>
+      </w:r>
+      <w:proofErr w:type="spellStart"/>
       <w:r>
         <w:rPr>
           <w:rFonts w:ascii="Segoe UI" w:eastAsia="Segoe UI" w:hAnsi="Segoe UI" w:cs="Segoe UI"/>
           <w:color w:val="313131"/>
           <w:sz w:val="22"/>
         </w:rPr>
-        <w:t>{d.isApplicantOrg:ifEQ('yes'):hideBegin}{d.applicant.applicantOrdinaryAddressReceiveMail:ifEQ('yes'):showBegin}This applicant is an individual and ordinarily lives at the mailing address noted above.{d.applicant.applicantOrdinaryAddressReceiveMail:showEnd}</w:t>
-      </w:r>
-      <w:r>
-        <w:br/>
-      </w:r>
+        <w:t>d.isApplicantOrg:ifEQ</w:t>
+      </w:r>
+      <w:proofErr w:type="spellEnd"/>
       <w:r>
         <w:rPr>
           <w:rFonts w:ascii="Segoe UI" w:eastAsia="Segoe UI" w:hAnsi="Segoe UI" w:cs="Segoe UI"/>
           <w:color w:val="313131"/>
           <w:sz w:val="22"/>
         </w:rPr>
-        <w:t>{d.applicant.applicantOrdinaryAddressReceiveMail:ifEQ('yes'):hideBegin}</w:t>
-      </w:r>
-      <w:r>
-        <w:br/>
-      </w:r>
+        <w:t>('</w:t>
+      </w:r>
+      <w:proofErr w:type="spellStart"/>
       <w:r>
         <w:rPr>
           <w:rFonts w:ascii="Segoe UI" w:eastAsia="Segoe UI" w:hAnsi="Segoe UI" w:cs="Segoe UI"/>
           <w:color w:val="313131"/>
           <w:sz w:val="22"/>
         </w:rPr>
-        <w:t>This applicant is an individual and lives in the following city and country: {d.applicant.applicantOrdinaryAddressCity}, {d.applicant.applicantOrdinaryAddressCountry}{d.applicant.applicantOrdinaryAddressReceiveMail:hideEnd}{d.isApplicantOrg:hideEnd}</w:t>
+        <w:t>yes'</w:t>
+      </w:r>
+      <w:proofErr w:type="spellEnd"/>
+      <w:r>
+        <w:rPr>
+          <w:rFonts w:ascii="Segoe UI" w:eastAsia="Segoe UI" w:hAnsi="Segoe UI" w:cs="Segoe UI"/>
+          <w:color w:val="313131"/>
+          <w:sz w:val="22"/>
+        </w:rPr>
+        <w:t>):</w:t>
+      </w:r>
+      <w:proofErr w:type="spellStart"/>
+      <w:r>
+        <w:rPr>
+          <w:rFonts w:ascii="Segoe UI" w:eastAsia="Segoe UI" w:hAnsi="Segoe UI" w:cs="Segoe UI"/>
+          <w:color w:val="313131"/>
+          <w:sz w:val="22"/>
+        </w:rPr>
+        <w:t>showBegin</w:t>
+      </w:r>
+      <w:proofErr w:type="spellEnd"/>
+      <w:r>
+        <w:rPr>
+          <w:rFonts w:ascii="Segoe UI" w:eastAsia="Segoe UI" w:hAnsi="Segoe UI" w:cs="Segoe UI"/>
+          <w:color w:val="313131"/>
+          <w:sz w:val="22"/>
+        </w:rPr>
+        <w:t>}This applicant is not an individual.{</w:t>
+      </w:r>
+      <w:proofErr w:type="spellStart"/>
+      <w:r>
+        <w:rPr>
+          <w:rFonts w:ascii="Segoe UI" w:eastAsia="Segoe UI" w:hAnsi="Segoe UI" w:cs="Segoe UI"/>
+          <w:color w:val="313131"/>
+          <w:sz w:val="22"/>
+        </w:rPr>
+        <w:t>d.isApplicantOrg:showEnd</w:t>
+      </w:r>
+      <w:proofErr w:type="spellEnd"/>
+      <w:r>
+        <w:rPr>
+          <w:rFonts w:ascii="Segoe UI" w:eastAsia="Segoe UI" w:hAnsi="Segoe UI" w:cs="Segoe UI"/>
+          <w:color w:val="313131"/>
+          <w:sz w:val="22"/>
+        </w:rPr>
+        <w:t>}</w:t>
+      </w:r>
+      <w:r>
+        <w:br/>
+      </w:r>
+      <w:r>
+        <w:rPr>
+          <w:rFonts w:ascii="Segoe UI" w:eastAsia="Segoe UI" w:hAnsi="Segoe UI" w:cs="Segoe UI"/>
+          <w:color w:val="313131"/>
+          <w:sz w:val="22"/>
+        </w:rPr>
+        <w:t>{d.isApplicantOrg:ifEQ('yes'):hideBegin}{d.applicant.applicantOrdinaryAddressReceiveMail:ifEQ('yes'):showBegin}This applicant is an individual and ordinarily lives at the mailing address noted above.{</w:t>
+      </w:r>
+      <w:proofErr w:type="spellStart"/>
+      <w:r>
+        <w:rPr>
+          <w:rFonts w:ascii="Segoe UI" w:eastAsia="Segoe UI" w:hAnsi="Segoe UI" w:cs="Segoe UI"/>
+          <w:color w:val="313131"/>
+          <w:sz w:val="22"/>
+        </w:rPr>
+        <w:t>d.applicant.applicantOrdinaryAddressReceiveMail:showEnd</w:t>
+      </w:r>
+      <w:proofErr w:type="spellEnd"/>
+      <w:r>
+        <w:rPr>
+          <w:rFonts w:ascii="Segoe UI" w:eastAsia="Segoe UI" w:hAnsi="Segoe UI" w:cs="Segoe UI"/>
+          <w:color w:val="313131"/>
+          <w:sz w:val="22"/>
+        </w:rPr>
+        <w:t>}</w:t>
+      </w:r>
+      <w:r>
+        <w:br/>
+      </w:r>
+      <w:r>
+        <w:rPr>
+          <w:rFonts w:ascii="Segoe UI" w:eastAsia="Segoe UI" w:hAnsi="Segoe UI" w:cs="Segoe UI"/>
+          <w:color w:val="313131"/>
+          <w:sz w:val="22"/>
+        </w:rPr>
+        <w:t>{d.applicant.applicantOrdinaryAddressReceiveMail:ifEQ('yes'):hideBegin}</w:t>
+      </w:r>
+      <w:r>
+        <w:br/>
+      </w:r>
+      <w:r>
+        <w:rPr>
+          <w:rFonts w:ascii="Segoe UI" w:eastAsia="Segoe UI" w:hAnsi="Segoe UI" w:cs="Segoe UI"/>
+          <w:color w:val="313131"/>
+          <w:sz w:val="22"/>
+        </w:rPr>
+        <w:t>This applicant is an individual and lives in the following city and country: {</w:t>
+      </w:r>
+      <w:proofErr w:type="spellStart"/>
+      <w:r>
+        <w:rPr>
+          <w:rFonts w:ascii="Segoe UI" w:eastAsia="Segoe UI" w:hAnsi="Segoe UI" w:cs="Segoe UI"/>
+          <w:color w:val="313131"/>
+          <w:sz w:val="22"/>
+        </w:rPr>
+        <w:t>d.applicant.applicantOrdinaryAddressCity</w:t>
+      </w:r>
+      <w:proofErr w:type="spellEnd"/>
+      <w:r>
+        <w:rPr>
+          <w:rFonts w:ascii="Segoe UI" w:eastAsia="Segoe UI" w:hAnsi="Segoe UI" w:cs="Segoe UI"/>
+          <w:color w:val="313131"/>
+          <w:sz w:val="22"/>
+        </w:rPr>
+        <w:t>}, {d.applicant.applicantOrdinaryAddressCountry}{d.applicant.applicantOrdinaryAddressReceiveMail:hideEnd}{d.isApplicantOrg:hideEnd}</w:t>
       </w:r>
     </w:p>
     <w:p>
@@ -1619,7 +2798,95 @@
           <w:color w:val="000000" w:themeColor="text1"/>
           <w:sz w:val="22"/>
         </w:rPr>
-        <w:t>{d.applicant.applicantServiceAddressStreet}, {d.applicant.applicantServiceAddressCity}, {d.applicant.applicantServiceAddressProvince} {d.applicant.applicantServiceAddressState}, {d.applicant.applicantServiceAddressPostalCode}, {d.applicant.applicantServiceAddressCountry}</w:t>
+        <w:t>{</w:t>
+      </w:r>
+      <w:proofErr w:type="spellStart"/>
+      <w:r>
+        <w:rPr>
+          <w:rFonts w:ascii="Segoe UI" w:eastAsia="Segoe UI" w:hAnsi="Segoe UI" w:cs="Segoe UI"/>
+          <w:color w:val="000000" w:themeColor="text1"/>
+          <w:sz w:val="22"/>
+        </w:rPr>
+        <w:t>d.applicant.applicantServiceAddressStreet</w:t>
+      </w:r>
+      <w:proofErr w:type="spellEnd"/>
+      <w:r>
+        <w:rPr>
+          <w:rFonts w:ascii="Segoe UI" w:eastAsia="Segoe UI" w:hAnsi="Segoe UI" w:cs="Segoe UI"/>
+          <w:color w:val="000000" w:themeColor="text1"/>
+          <w:sz w:val="22"/>
+        </w:rPr>
+        <w:t>}, {</w:t>
+      </w:r>
+      <w:proofErr w:type="spellStart"/>
+      <w:r>
+        <w:rPr>
+          <w:rFonts w:ascii="Segoe UI" w:eastAsia="Segoe UI" w:hAnsi="Segoe UI" w:cs="Segoe UI"/>
+          <w:color w:val="000000" w:themeColor="text1"/>
+          <w:sz w:val="22"/>
+        </w:rPr>
+        <w:t>d.applicant.applicantServiceAddressCity</w:t>
+      </w:r>
+      <w:proofErr w:type="spellEnd"/>
+      <w:r>
+        <w:rPr>
+          <w:rFonts w:ascii="Segoe UI" w:eastAsia="Segoe UI" w:hAnsi="Segoe UI" w:cs="Segoe UI"/>
+          <w:color w:val="000000" w:themeColor="text1"/>
+          <w:sz w:val="22"/>
+        </w:rPr>
+        <w:t xml:space="preserve">}, </w:t>
+      </w:r>
+      <w:r>
+        <w:rPr>
+          <w:rFonts w:ascii="Segoe UI" w:eastAsia="Segoe UI" w:hAnsi="Segoe UI" w:cs="Segoe UI"/>
+          <w:color w:val="000000" w:themeColor="text1"/>
+          <w:sz w:val="22"/>
+        </w:rPr>
+        <w:t>{d.applicant.applicantServiceAddressProvince}{d.applicant.applicantServiceAddressState}{d.applicant.applicantServiceAddressProvinceText}</w:t>
+      </w:r>
+      <w:r>
+        <w:rPr>
+          <w:rFonts w:ascii="Segoe UI" w:eastAsia="Segoe UI" w:hAnsi="Segoe UI" w:cs="Segoe UI"/>
+          <w:color w:val="000000" w:themeColor="text1"/>
+          <w:sz w:val="22"/>
+        </w:rPr>
+        <w:t>, {</w:t>
+      </w:r>
+      <w:proofErr w:type="spellStart"/>
+      <w:r>
+        <w:rPr>
+          <w:rFonts w:ascii="Segoe UI" w:eastAsia="Segoe UI" w:hAnsi="Segoe UI" w:cs="Segoe UI"/>
+          <w:color w:val="000000" w:themeColor="text1"/>
+          <w:sz w:val="22"/>
+        </w:rPr>
+        <w:t>d.applicant.applicantServiceAddressPostalCode</w:t>
+      </w:r>
+      <w:proofErr w:type="spellEnd"/>
+      <w:r>
+        <w:rPr>
+          <w:rFonts w:ascii="Segoe UI" w:eastAsia="Segoe UI" w:hAnsi="Segoe UI" w:cs="Segoe UI"/>
+          <w:color w:val="000000" w:themeColor="text1"/>
+          <w:sz w:val="22"/>
+        </w:rPr>
+        <w:t>}, {</w:t>
+      </w:r>
+      <w:proofErr w:type="spellStart"/>
+      <w:r>
+        <w:rPr>
+          <w:rFonts w:ascii="Segoe UI" w:eastAsia="Segoe UI" w:hAnsi="Segoe UI" w:cs="Segoe UI"/>
+          <w:color w:val="000000" w:themeColor="text1"/>
+          <w:sz w:val="22"/>
+        </w:rPr>
+        <w:t>d.applicant.applicantServiceAddressCountry</w:t>
+      </w:r>
+      <w:proofErr w:type="spellEnd"/>
+      <w:r>
+        <w:rPr>
+          <w:rFonts w:ascii="Segoe UI" w:eastAsia="Segoe UI" w:hAnsi="Segoe UI" w:cs="Segoe UI"/>
+          <w:color w:val="000000" w:themeColor="text1"/>
+          <w:sz w:val="22"/>
+        </w:rPr>
+        <w:t>}</w:t>
       </w:r>
     </w:p>
     <w:p>
@@ -1648,27 +2915,9 @@
           <w:color w:val="000000" w:themeColor="text1"/>
           <w:sz w:val="22"/>
         </w:rPr>
-        <w:t>{d.applicant.applicantServicePhone}</w:t>
-      </w:r>
-    </w:p>
-    <w:p>
-      <w:pPr>
-        <w:spacing w:before="54" w:after="0"/>
-        <w:ind w:left="288"/>
-        <w:rPr>
-          <w:rFonts w:ascii="Segoe UI" w:eastAsia="Segoe UI" w:hAnsi="Segoe UI" w:cs="Segoe UI"/>
-          <w:color w:val="000000" w:themeColor="text1"/>
-          <w:sz w:val="22"/>
-        </w:rPr>
-      </w:pPr>
-      <w:r>
-        <w:rPr>
-          <w:rFonts w:ascii="Segoe UI" w:eastAsia="Segoe UI" w:hAnsi="Segoe UI" w:cs="Segoe UI"/>
-          <w:color w:val="313131"/>
-          <w:szCs w:val="20"/>
-        </w:rPr>
-        <w:t xml:space="preserve">E-mail address: </w:t>
-      </w:r>
+        <w:t>{</w:t>
+      </w:r>
+      <w:proofErr w:type="spellStart"/>
       <w:r>
         <w:rPr>
           <w:rFonts w:ascii="Segoe UI" w:eastAsia="Segoe UI" w:hAnsi="Segoe UI" w:cs="Segoe UI"/>
@@ -1677,11 +2926,9 @@
           <w:color w:val="000000" w:themeColor="text1"/>
           <w:sz w:val="22"/>
         </w:rPr>
-        <w:t>{d.applicant.applicantServiceEmail}</w:t>
-      </w:r>
-      <w:r>
-        <w:br/>
-      </w:r>
+        <w:t>d.applicant.applicantServicePhone</w:t>
+      </w:r>
+      <w:proofErr w:type="spellEnd"/>
       <w:r>
         <w:rPr>
           <w:rFonts w:ascii="Segoe UI" w:eastAsia="Segoe UI" w:hAnsi="Segoe UI" w:cs="Segoe UI"/>
@@ -1690,18 +2937,26 @@
           <w:color w:val="000000" w:themeColor="text1"/>
           <w:sz w:val="22"/>
         </w:rPr>
-        <w:t>{d.applicant.applicantHasFax:ifEQ('yes'):showBegin}</w:t>
-      </w:r>
-      <w:r>
-        <w:br/>
-      </w:r>
+        <w:t>}</w:t>
+      </w:r>
+    </w:p>
+    <w:p>
+      <w:pPr>
+        <w:spacing w:before="54" w:after="0"/>
+        <w:ind w:left="288"/>
+        <w:rPr>
+          <w:rFonts w:ascii="Segoe UI" w:eastAsia="Segoe UI" w:hAnsi="Segoe UI" w:cs="Segoe UI"/>
+          <w:color w:val="000000" w:themeColor="text1"/>
+          <w:sz w:val="22"/>
+        </w:rPr>
+      </w:pPr>
       <w:r>
         <w:rPr>
           <w:rFonts w:ascii="Segoe UI" w:eastAsia="Segoe UI" w:hAnsi="Segoe UI" w:cs="Segoe UI"/>
           <w:color w:val="313131"/>
           <w:szCs w:val="20"/>
         </w:rPr>
-        <w:t xml:space="preserve">Fax number: </w:t>
+        <w:t xml:space="preserve">E-mail address: </w:t>
       </w:r>
       <w:r>
         <w:rPr>
@@ -1711,11 +2966,9 @@
           <w:color w:val="000000" w:themeColor="text1"/>
           <w:sz w:val="22"/>
         </w:rPr>
-        <w:t>{d.applicant.applicantServiceFax}</w:t>
-      </w:r>
-      <w:r>
-        <w:br/>
-      </w:r>
+        <w:t>{</w:t>
+      </w:r>
+      <w:proofErr w:type="spellStart"/>
       <w:r>
         <w:rPr>
           <w:rFonts w:ascii="Segoe UI" w:eastAsia="Segoe UI" w:hAnsi="Segoe UI" w:cs="Segoe UI"/>
@@ -1724,19 +2977,9 @@
           <w:color w:val="000000" w:themeColor="text1"/>
           <w:sz w:val="22"/>
         </w:rPr>
-        <w:t>{d.applicant.applicantHasFax:showEnd}</w:t>
-      </w:r>
-      <w:r>
-        <w:br/>
-      </w:r>
-      <w:r>
-        <w:rPr>
-          <w:rFonts w:ascii="Segoe UI" w:eastAsia="Segoe UI" w:hAnsi="Segoe UI" w:cs="Segoe UI"/>
-          <w:color w:val="313131"/>
-          <w:szCs w:val="20"/>
-        </w:rPr>
-        <w:t xml:space="preserve">Date: </w:t>
-      </w:r>
+        <w:t>d.applicant.applicantServiceEmail</w:t>
+      </w:r>
+      <w:proofErr w:type="spellEnd"/>
       <w:r>
         <w:rPr>
           <w:rFonts w:ascii="Segoe UI" w:eastAsia="Segoe UI" w:hAnsi="Segoe UI" w:cs="Segoe UI"/>
@@ -1745,7 +2988,207 @@
           <w:color w:val="000000" w:themeColor="text1"/>
           <w:sz w:val="22"/>
         </w:rPr>
-        <w:t>{d.applicationDate}</w:t>
+        <w:t>}</w:t>
+      </w:r>
+      <w:r>
+        <w:br/>
+      </w:r>
+      <w:r>
+        <w:rPr>
+          <w:rFonts w:ascii="Segoe UI" w:eastAsia="Segoe UI" w:hAnsi="Segoe UI" w:cs="Segoe UI"/>
+          <w:b/>
+          <w:bCs/>
+          <w:color w:val="000000" w:themeColor="text1"/>
+          <w:sz w:val="22"/>
+        </w:rPr>
+        <w:t>{</w:t>
+      </w:r>
+      <w:proofErr w:type="spellStart"/>
+      <w:r>
+        <w:rPr>
+          <w:rFonts w:ascii="Segoe UI" w:eastAsia="Segoe UI" w:hAnsi="Segoe UI" w:cs="Segoe UI"/>
+          <w:b/>
+          <w:bCs/>
+          <w:color w:val="000000" w:themeColor="text1"/>
+          <w:sz w:val="22"/>
+        </w:rPr>
+        <w:t>d.applicant.applicantHasFax:ifEQ</w:t>
+      </w:r>
+      <w:proofErr w:type="spellEnd"/>
+      <w:r>
+        <w:rPr>
+          <w:rFonts w:ascii="Segoe UI" w:eastAsia="Segoe UI" w:hAnsi="Segoe UI" w:cs="Segoe UI"/>
+          <w:b/>
+          <w:bCs/>
+          <w:color w:val="000000" w:themeColor="text1"/>
+          <w:sz w:val="22"/>
+        </w:rPr>
+        <w:t>('</w:t>
+      </w:r>
+      <w:proofErr w:type="spellStart"/>
+      <w:r>
+        <w:rPr>
+          <w:rFonts w:ascii="Segoe UI" w:eastAsia="Segoe UI" w:hAnsi="Segoe UI" w:cs="Segoe UI"/>
+          <w:b/>
+          <w:bCs/>
+          <w:color w:val="000000" w:themeColor="text1"/>
+          <w:sz w:val="22"/>
+        </w:rPr>
+        <w:t>yes'</w:t>
+      </w:r>
+      <w:proofErr w:type="spellEnd"/>
+      <w:r>
+        <w:rPr>
+          <w:rFonts w:ascii="Segoe UI" w:eastAsia="Segoe UI" w:hAnsi="Segoe UI" w:cs="Segoe UI"/>
+          <w:b/>
+          <w:bCs/>
+          <w:color w:val="000000" w:themeColor="text1"/>
+          <w:sz w:val="22"/>
+        </w:rPr>
+        <w:t>):</w:t>
+      </w:r>
+      <w:proofErr w:type="spellStart"/>
+      <w:r>
+        <w:rPr>
+          <w:rFonts w:ascii="Segoe UI" w:eastAsia="Segoe UI" w:hAnsi="Segoe UI" w:cs="Segoe UI"/>
+          <w:b/>
+          <w:bCs/>
+          <w:color w:val="000000" w:themeColor="text1"/>
+          <w:sz w:val="22"/>
+        </w:rPr>
+        <w:t>showBegin</w:t>
+      </w:r>
+      <w:proofErr w:type="spellEnd"/>
+      <w:r>
+        <w:rPr>
+          <w:rFonts w:ascii="Segoe UI" w:eastAsia="Segoe UI" w:hAnsi="Segoe UI" w:cs="Segoe UI"/>
+          <w:b/>
+          <w:bCs/>
+          <w:color w:val="000000" w:themeColor="text1"/>
+          <w:sz w:val="22"/>
+        </w:rPr>
+        <w:t>}</w:t>
+      </w:r>
+      <w:r>
+        <w:br/>
+      </w:r>
+      <w:r>
+        <w:rPr>
+          <w:rFonts w:ascii="Segoe UI" w:eastAsia="Segoe UI" w:hAnsi="Segoe UI" w:cs="Segoe UI"/>
+          <w:color w:val="313131"/>
+          <w:szCs w:val="20"/>
+        </w:rPr>
+        <w:t xml:space="preserve">Fax number: </w:t>
+      </w:r>
+      <w:r>
+        <w:rPr>
+          <w:rFonts w:ascii="Segoe UI" w:eastAsia="Segoe UI" w:hAnsi="Segoe UI" w:cs="Segoe UI"/>
+          <w:b/>
+          <w:bCs/>
+          <w:color w:val="000000" w:themeColor="text1"/>
+          <w:sz w:val="22"/>
+        </w:rPr>
+        <w:t>{</w:t>
+      </w:r>
+      <w:proofErr w:type="spellStart"/>
+      <w:r>
+        <w:rPr>
+          <w:rFonts w:ascii="Segoe UI" w:eastAsia="Segoe UI" w:hAnsi="Segoe UI" w:cs="Segoe UI"/>
+          <w:b/>
+          <w:bCs/>
+          <w:color w:val="000000" w:themeColor="text1"/>
+          <w:sz w:val="22"/>
+        </w:rPr>
+        <w:t>d.applicant.applicantServiceFax</w:t>
+      </w:r>
+      <w:proofErr w:type="spellEnd"/>
+      <w:r>
+        <w:rPr>
+          <w:rFonts w:ascii="Segoe UI" w:eastAsia="Segoe UI" w:hAnsi="Segoe UI" w:cs="Segoe UI"/>
+          <w:b/>
+          <w:bCs/>
+          <w:color w:val="000000" w:themeColor="text1"/>
+          <w:sz w:val="22"/>
+        </w:rPr>
+        <w:t>}</w:t>
+      </w:r>
+      <w:r>
+        <w:br/>
+      </w:r>
+      <w:r>
+        <w:rPr>
+          <w:rFonts w:ascii="Segoe UI" w:eastAsia="Segoe UI" w:hAnsi="Segoe UI" w:cs="Segoe UI"/>
+          <w:b/>
+          <w:bCs/>
+          <w:color w:val="000000" w:themeColor="text1"/>
+          <w:sz w:val="22"/>
+        </w:rPr>
+        <w:t>{</w:t>
+      </w:r>
+      <w:proofErr w:type="spellStart"/>
+      <w:r>
+        <w:rPr>
+          <w:rFonts w:ascii="Segoe UI" w:eastAsia="Segoe UI" w:hAnsi="Segoe UI" w:cs="Segoe UI"/>
+          <w:b/>
+          <w:bCs/>
+          <w:color w:val="000000" w:themeColor="text1"/>
+          <w:sz w:val="22"/>
+        </w:rPr>
+        <w:t>d.applicant.applicantHasFax:showEnd</w:t>
+      </w:r>
+      <w:proofErr w:type="spellEnd"/>
+      <w:r>
+        <w:rPr>
+          <w:rFonts w:ascii="Segoe UI" w:eastAsia="Segoe UI" w:hAnsi="Segoe UI" w:cs="Segoe UI"/>
+          <w:b/>
+          <w:bCs/>
+          <w:color w:val="000000" w:themeColor="text1"/>
+          <w:sz w:val="22"/>
+        </w:rPr>
+        <w:t>}</w:t>
+      </w:r>
+      <w:r>
+        <w:br/>
+      </w:r>
+      <w:r>
+        <w:rPr>
+          <w:rFonts w:ascii="Segoe UI" w:eastAsia="Segoe UI" w:hAnsi="Segoe UI" w:cs="Segoe UI"/>
+          <w:color w:val="313131"/>
+          <w:szCs w:val="20"/>
+        </w:rPr>
+        <w:t xml:space="preserve">Date: </w:t>
+      </w:r>
+      <w:r>
+        <w:rPr>
+          <w:rFonts w:ascii="Segoe UI" w:eastAsia="Segoe UI" w:hAnsi="Segoe UI" w:cs="Segoe UI"/>
+          <w:b/>
+          <w:bCs/>
+          <w:color w:val="000000" w:themeColor="text1"/>
+          <w:sz w:val="22"/>
+        </w:rPr>
+        <w:t>{</w:t>
+      </w:r>
+      <w:proofErr w:type="spellStart"/>
+      <w:r>
+        <w:rPr>
+          <w:rFonts w:ascii="Segoe UI" w:eastAsia="Segoe UI" w:hAnsi="Segoe UI" w:cs="Segoe UI"/>
+          <w:b/>
+          <w:bCs/>
+          <w:color w:val="000000" w:themeColor="text1"/>
+          <w:sz w:val="22"/>
+        </w:rPr>
+        <w:t>d.applicationDate</w:t>
+      </w:r>
+      <w:proofErr w:type="spellEnd"/>
+      <w:r>
+        <w:rPr>
+          <w:rFonts w:ascii="Segoe UI" w:eastAsia="Segoe UI" w:hAnsi="Segoe UI" w:cs="Segoe UI"/>
+          <w:b/>
+          <w:bCs/>
+          <w:color w:val="000000" w:themeColor="text1"/>
+          <w:sz w:val="22"/>
+        </w:rPr>
+        <w:t>}</w:t>
       </w:r>
       <w:r>
         <w:tab/>
@@ -1759,7 +3202,31 @@
           <w:sz w:val="22"/>
           <w:u w:val="single"/>
         </w:rPr>
-        <w:t>Signed Electronically by {d.applicant.applicantName}</w:t>
+        <w:t>Signed Electronically by {</w:t>
+      </w:r>
+      <w:proofErr w:type="spellStart"/>
+      <w:r>
+        <w:rPr>
+          <w:rFonts w:ascii="Segoe UI" w:eastAsia="Segoe UI" w:hAnsi="Segoe UI" w:cs="Segoe UI"/>
+          <w:b/>
+          <w:bCs/>
+          <w:color w:val="000000" w:themeColor="text1"/>
+          <w:sz w:val="22"/>
+          <w:u w:val="single"/>
+        </w:rPr>
+        <w:t>d.applicant.applicantName</w:t>
+      </w:r>
+      <w:proofErr w:type="spellEnd"/>
+      <w:r>
+        <w:rPr>
+          <w:rFonts w:ascii="Segoe UI" w:eastAsia="Segoe UI" w:hAnsi="Segoe UI" w:cs="Segoe UI"/>
+          <w:b/>
+          <w:bCs/>
+          <w:color w:val="000000" w:themeColor="text1"/>
+          <w:sz w:val="22"/>
+          <w:u w:val="single"/>
+        </w:rPr>
+        <w:t>}</w:t>
       </w:r>
     </w:p>
     <w:p>
@@ -1779,7 +3246,25 @@
           <w:color w:val="313131"/>
           <w:szCs w:val="20"/>
         </w:rPr>
-        <w:t>Signature of {d.applicant.applicantName}</w:t>
+        <w:t>Signature of {</w:t>
+      </w:r>
+      <w:proofErr w:type="spellStart"/>
+      <w:r>
+        <w:rPr>
+          <w:rFonts w:ascii="Segoe UI" w:eastAsia="Segoe UI" w:hAnsi="Segoe UI" w:cs="Segoe UI"/>
+          <w:color w:val="313131"/>
+          <w:szCs w:val="20"/>
+        </w:rPr>
+        <w:t>d.applicant.applicantName</w:t>
+      </w:r>
+      <w:proofErr w:type="spellEnd"/>
+      <w:r>
+        <w:rPr>
+          <w:rFonts w:ascii="Segoe UI" w:eastAsia="Segoe UI" w:hAnsi="Segoe UI" w:cs="Segoe UI"/>
+          <w:color w:val="313131"/>
+          <w:szCs w:val="20"/>
+        </w:rPr>
+        <w:t>}</w:t>
       </w:r>
     </w:p>
     <w:sectPr>
@@ -1796,7 +3281,7 @@
 </file>
 
 <file path=word/endnotes.xml><?xml version="1.0" encoding="utf-8"?>
-<w:endnotes xmlns:wpc="http://schemas.microsoft.com/office/word/2010/wordprocessingCanvas" xmlns:cx="http://schemas.microsoft.com/office/drawing/2014/chartex" xmlns:cx1="http://schemas.microsoft.com/office/drawing/2015/9/8/chartex" xmlns:cx2="http://schemas.microsoft.com/office/drawing/2015/10/21/chartex" xmlns:cx3="http://schemas.microsoft.com/office/drawing/2016/5/9/chartex" xmlns:cx4="http://schemas.microsoft.com/office/drawing/2016/5/10/chartex" xmlns:cx5="http://schemas.microsoft.com/office/drawing/2016/5/11/chartex" xmlns:cx6="http://schemas.microsoft.com/office/drawing/2016/5/12/chartex" xmlns:cx7="http://schemas.microsoft.com/office/drawing/2016/5/13/chartex" xmlns:cx8="http://schemas.microsoft.com/office/drawing/2016/5/14/chartex" xmlns:mc="http://schemas.openxmlformats.org/markup-compatibility/2006" xmlns:m="http://schemas.openxmlformats.org/officeDocument/2006/math" xmlns:aink="http://schemas.microsoft.com/office/drawing/2016/ink" xmlns:am3d="http://schemas.microsoft.com/office/drawing/2017/model3d" xmlns:oel="http://schemas.microsoft.com/office/2019/extlst" xmlns:r="http://schemas.openxmlformats.org/officeDocument/2006/relationships" xmlns:wp14="http://schemas.microsoft.com/office/word/2010/wordprocessingDrawing" xmlns:wp="http://schemas.openxmlformats.org/drawingml/2006/wordprocessingDrawing" xmlns:wpg="http://schemas.microsoft.com/office/word/2010/wordprocessingGroup" xmlns:wpi="http://schemas.microsoft.com/office/word/2010/wordprocessingInk" xmlns:wps="http://schemas.microsoft.com/office/word/2010/wordprocessingShape" xmlns:o="urn:schemas-microsoft-com:office:office" xmlns:v="urn:schemas-microsoft-com:vml" xmlns:w10="urn:schemas-microsoft-com:office:word" xmlns:w="http://schemas.openxmlformats.org/wordprocessingml/2006/main" xmlns:w14="http://schemas.microsoft.com/office/word/2010/wordml" xmlns:w15="http://schemas.microsoft.com/office/word/2012/wordml" xmlns:w16cei="http://schemas.microsoft.com/office/word/2026/wordml/cei" xmlns:w16cex="http://schemas.microsoft.com/office/word/2018/wordml/cex" xmlns:w16cid="http://schemas.microsoft.com/office/word/2016/wordml/cid" xmlns:w16="http://schemas.microsoft.com/office/word/2018/wordml" xmlns:w16sdtdh="http://schemas.microsoft.com/office/word/2020/wordml/sdtdatahash" xmlns:w16sdtfl="http://schemas.microsoft.com/office/word/2024/wordml/sdtformatlock" xmlns:w16se="http://schemas.microsoft.com/office/word/2015/wordml/symex" xmlns:w16du="http://schemas.microsoft.com/office/word/2023/wordml/word16du" xmlns:wne="http://schemas.microsoft.com/office/word/2006/wordml" mc:Ignorable="w14 w15 w16se w16cid w16 w16cex w16sdtdh w16sdtfl w16du wp14">
+<w:endnotes xmlns:wpc="http://schemas.microsoft.com/office/word/2010/wordprocessingCanvas" xmlns:cx="http://schemas.microsoft.com/office/drawing/2014/chartex" xmlns:cx1="http://schemas.microsoft.com/office/drawing/2015/9/8/chartex" xmlns:cx2="http://schemas.microsoft.com/office/drawing/2015/10/21/chartex" xmlns:cx3="http://schemas.microsoft.com/office/drawing/2016/5/9/chartex" xmlns:cx4="http://schemas.microsoft.com/office/drawing/2016/5/10/chartex" xmlns:cx5="http://schemas.microsoft.com/office/drawing/2016/5/11/chartex" xmlns:cx6="http://schemas.microsoft.com/office/drawing/2016/5/12/chartex" xmlns:cx7="http://schemas.microsoft.com/office/drawing/2016/5/13/chartex" xmlns:cx8="http://schemas.microsoft.com/office/drawing/2016/5/14/chartex" xmlns:mc="http://schemas.openxmlformats.org/markup-compatibility/2006" xmlns:aink="http://schemas.microsoft.com/office/drawing/2016/ink" xmlns:am3d="http://schemas.microsoft.com/office/drawing/2017/model3d" xmlns:o="urn:schemas-microsoft-com:office:office" xmlns:oel="http://schemas.microsoft.com/office/2019/extlst" xmlns:r="http://schemas.openxmlformats.org/officeDocument/2006/relationships" xmlns:m="http://schemas.openxmlformats.org/officeDocument/2006/math" xmlns:v="urn:schemas-microsoft-com:vml" xmlns:wp14="http://schemas.microsoft.com/office/word/2010/wordprocessingDrawing" xmlns:wp="http://schemas.openxmlformats.org/drawingml/2006/wordprocessingDrawing" xmlns:w10="urn:schemas-microsoft-com:office:word" xmlns:w="http://schemas.openxmlformats.org/wordprocessingml/2006/main" xmlns:w14="http://schemas.microsoft.com/office/word/2010/wordml" xmlns:w15="http://schemas.microsoft.com/office/word/2012/wordml" xmlns:w16cei="http://schemas.microsoft.com/office/word/2026/wordml/cei" xmlns:w16cex="http://schemas.microsoft.com/office/word/2018/wordml/cex" xmlns:w16cid="http://schemas.microsoft.com/office/word/2016/wordml/cid" xmlns:w16="http://schemas.microsoft.com/office/word/2018/wordml" xmlns:w16du="http://schemas.microsoft.com/office/word/2023/wordml/word16du" xmlns:w16sdtdh="http://schemas.microsoft.com/office/word/2020/wordml/sdtdatahash" xmlns:w16sdtfl="http://schemas.microsoft.com/office/word/2024/wordml/sdtformatlock" xmlns:w16se="http://schemas.microsoft.com/office/word/2015/wordml/symex" xmlns:wpg="http://schemas.microsoft.com/office/word/2010/wordprocessingGroup" xmlns:wpi="http://schemas.microsoft.com/office/word/2010/wordprocessingInk" xmlns:wne="http://schemas.microsoft.com/office/word/2006/wordml" xmlns:wps="http://schemas.microsoft.com/office/word/2010/wordprocessingShape" mc:Ignorable="w14 w15 w16se w16cid w16 w16cex w16sdtdh w16sdtfl w16du wp14">
   <w:endnote w:type="separator" w:id="-1">
     <w:p>
       <w:pPr>
@@ -1821,12 +3306,13 @@
 </file>
 
 <file path=word/footer1.xml><?xml version="1.0" encoding="utf-8"?>
-<w:ftr xmlns:wpc="http://schemas.microsoft.com/office/word/2010/wordprocessingCanvas" xmlns:cx="http://schemas.microsoft.com/office/drawing/2014/chartex" xmlns:cx1="http://schemas.microsoft.com/office/drawing/2015/9/8/chartex" xmlns:cx2="http://schemas.microsoft.com/office/drawing/2015/10/21/chartex" xmlns:cx3="http://schemas.microsoft.com/office/drawing/2016/5/9/chartex" xmlns:cx4="http://schemas.microsoft.com/office/drawing/2016/5/10/chartex" xmlns:cx5="http://schemas.microsoft.com/office/drawing/2016/5/11/chartex" xmlns:cx6="http://schemas.microsoft.com/office/drawing/2016/5/12/chartex" xmlns:cx7="http://schemas.microsoft.com/office/drawing/2016/5/13/chartex" xmlns:cx8="http://schemas.microsoft.com/office/drawing/2016/5/14/chartex" xmlns:mc="http://schemas.openxmlformats.org/markup-compatibility/2006" xmlns:m="http://schemas.openxmlformats.org/officeDocument/2006/math" xmlns:aink="http://schemas.microsoft.com/office/drawing/2016/ink" xmlns:am3d="http://schemas.microsoft.com/office/drawing/2017/model3d" xmlns:oel="http://schemas.microsoft.com/office/2019/extlst" xmlns:r="http://schemas.openxmlformats.org/officeDocument/2006/relationships" xmlns:wp14="http://schemas.microsoft.com/office/word/2010/wordprocessingDrawing" xmlns:wp="http://schemas.openxmlformats.org/drawingml/2006/wordprocessingDrawing" xmlns:wpg="http://schemas.microsoft.com/office/word/2010/wordprocessingGroup" xmlns:wpi="http://schemas.microsoft.com/office/word/2010/wordprocessingInk" xmlns:wps="http://schemas.microsoft.com/office/word/2010/wordprocessingShape" xmlns:o="urn:schemas-microsoft-com:office:office" xmlns:v="urn:schemas-microsoft-com:vml" xmlns:w10="urn:schemas-microsoft-com:office:word" xmlns:w="http://schemas.openxmlformats.org/wordprocessingml/2006/main" xmlns:w14="http://schemas.microsoft.com/office/word/2010/wordml" xmlns:w15="http://schemas.microsoft.com/office/word/2012/wordml" xmlns:w16cei="http://schemas.microsoft.com/office/word/2026/wordml/cei" xmlns:w16cex="http://schemas.microsoft.com/office/word/2018/wordml/cex" xmlns:w16cid="http://schemas.microsoft.com/office/word/2016/wordml/cid" xmlns:w16="http://schemas.microsoft.com/office/word/2018/wordml" xmlns:w16sdtdh="http://schemas.microsoft.com/office/word/2020/wordml/sdtdatahash" xmlns:w16sdtfl="http://schemas.microsoft.com/office/word/2024/wordml/sdtformatlock" xmlns:w16se="http://schemas.microsoft.com/office/word/2015/wordml/symex" xmlns:w16du="http://schemas.microsoft.com/office/word/2023/wordml/word16du" xmlns:wne="http://schemas.microsoft.com/office/word/2006/wordml" mc:Ignorable="w14 w15 w16se w16cid w16 w16cex w16sdtdh w16sdtfl w16du wp14">
+<w:ftr xmlns:wpc="http://schemas.microsoft.com/office/word/2010/wordprocessingCanvas" xmlns:cx="http://schemas.microsoft.com/office/drawing/2014/chartex" xmlns:cx1="http://schemas.microsoft.com/office/drawing/2015/9/8/chartex" xmlns:cx2="http://schemas.microsoft.com/office/drawing/2015/10/21/chartex" xmlns:cx3="http://schemas.microsoft.com/office/drawing/2016/5/9/chartex" xmlns:cx4="http://schemas.microsoft.com/office/drawing/2016/5/10/chartex" xmlns:cx5="http://schemas.microsoft.com/office/drawing/2016/5/11/chartex" xmlns:cx6="http://schemas.microsoft.com/office/drawing/2016/5/12/chartex" xmlns:cx7="http://schemas.microsoft.com/office/drawing/2016/5/13/chartex" xmlns:cx8="http://schemas.microsoft.com/office/drawing/2016/5/14/chartex" xmlns:mc="http://schemas.openxmlformats.org/markup-compatibility/2006" xmlns:aink="http://schemas.microsoft.com/office/drawing/2016/ink" xmlns:am3d="http://schemas.microsoft.com/office/drawing/2017/model3d" xmlns:o="urn:schemas-microsoft-com:office:office" xmlns:oel="http://schemas.microsoft.com/office/2019/extlst" xmlns:r="http://schemas.openxmlformats.org/officeDocument/2006/relationships" xmlns:m="http://schemas.openxmlformats.org/officeDocument/2006/math" xmlns:v="urn:schemas-microsoft-com:vml" xmlns:wp14="http://schemas.microsoft.com/office/word/2010/wordprocessingDrawing" xmlns:wp="http://schemas.openxmlformats.org/drawingml/2006/wordprocessingDrawing" xmlns:w10="urn:schemas-microsoft-com:office:word" xmlns:w="http://schemas.openxmlformats.org/wordprocessingml/2006/main" xmlns:w14="http://schemas.microsoft.com/office/word/2010/wordml" xmlns:w15="http://schemas.microsoft.com/office/word/2012/wordml" xmlns:w16cei="http://schemas.microsoft.com/office/word/2026/wordml/cei" xmlns:w16cex="http://schemas.microsoft.com/office/word/2018/wordml/cex" xmlns:w16cid="http://schemas.microsoft.com/office/word/2016/wordml/cid" xmlns:w16="http://schemas.microsoft.com/office/word/2018/wordml" xmlns:w16du="http://schemas.microsoft.com/office/word/2023/wordml/word16du" xmlns:w16sdtdh="http://schemas.microsoft.com/office/word/2020/wordml/sdtdatahash" xmlns:w16sdtfl="http://schemas.microsoft.com/office/word/2024/wordml/sdtformatlock" xmlns:w16se="http://schemas.microsoft.com/office/word/2015/wordml/symex" xmlns:wpg="http://schemas.microsoft.com/office/word/2010/wordprocessingGroup" xmlns:wpi="http://schemas.microsoft.com/office/word/2010/wordprocessingInk" xmlns:wne="http://schemas.microsoft.com/office/word/2006/wordml" xmlns:wps="http://schemas.microsoft.com/office/word/2010/wordprocessingShape" mc:Ignorable="w14 w15 w16se w16cid w16 w16cex w16sdtdh w16sdtfl w16du wp14">
   <w:p>
     <w:pPr>
       <w:pStyle w:val="BodyText"/>
       <w:jc w:val="right"/>
     </w:pPr>
+    <w:proofErr w:type="spellStart"/>
     <w:r>
       <w:rPr>
         <w:rFonts w:ascii="Segoe UI" w:eastAsia="Segoe UI" w:hAnsi="Segoe UI" w:cs="Segoe UI"/>
@@ -1835,7 +3321,62 @@
         <w:szCs w:val="16"/>
         <w:lang w:val="fr-FR"/>
       </w:rPr>
-      <w:t>Generated by ”Probate Application” on {d.applicationDate}</w:t>
+      <w:t>Generated</w:t>
+    </w:r>
+    <w:proofErr w:type="spellEnd"/>
+    <w:r>
+      <w:rPr>
+        <w:rFonts w:ascii="Segoe UI" w:eastAsia="Segoe UI" w:hAnsi="Segoe UI" w:cs="Segoe UI"/>
+        <w:color w:val="000000" w:themeColor="text1"/>
+        <w:sz w:val="16"/>
+        <w:szCs w:val="16"/>
+        <w:lang w:val="fr-FR"/>
+      </w:rPr>
+      <w:t xml:space="preserve"> by ”</w:t>
+    </w:r>
+    <w:proofErr w:type="spellStart"/>
+    <w:r>
+      <w:rPr>
+        <w:rFonts w:ascii="Segoe UI" w:eastAsia="Segoe UI" w:hAnsi="Segoe UI" w:cs="Segoe UI"/>
+        <w:color w:val="000000" w:themeColor="text1"/>
+        <w:sz w:val="16"/>
+        <w:szCs w:val="16"/>
+        <w:lang w:val="fr-FR"/>
+      </w:rPr>
+      <w:t>Probate</w:t>
+    </w:r>
+    <w:proofErr w:type="spellEnd"/>
+    <w:r>
+      <w:rPr>
+        <w:rFonts w:ascii="Segoe UI" w:eastAsia="Segoe UI" w:hAnsi="Segoe UI" w:cs="Segoe UI"/>
+        <w:color w:val="000000" w:themeColor="text1"/>
+        <w:sz w:val="16"/>
+        <w:szCs w:val="16"/>
+        <w:lang w:val="fr-FR"/>
+      </w:rPr>
+      <w:t xml:space="preserve"> Application” on {</w:t>
+    </w:r>
+    <w:proofErr w:type="spellStart"/>
+    <w:r>
+      <w:rPr>
+        <w:rFonts w:ascii="Segoe UI" w:eastAsia="Segoe UI" w:hAnsi="Segoe UI" w:cs="Segoe UI"/>
+        <w:color w:val="000000" w:themeColor="text1"/>
+        <w:sz w:val="16"/>
+        <w:szCs w:val="16"/>
+        <w:lang w:val="fr-FR"/>
+      </w:rPr>
+      <w:t>d.applicationDate</w:t>
+    </w:r>
+    <w:proofErr w:type="spellEnd"/>
+    <w:r>
+      <w:rPr>
+        <w:rFonts w:ascii="Segoe UI" w:eastAsia="Segoe UI" w:hAnsi="Segoe UI" w:cs="Segoe UI"/>
+        <w:color w:val="000000" w:themeColor="text1"/>
+        <w:sz w:val="16"/>
+        <w:szCs w:val="16"/>
+        <w:lang w:val="fr-FR"/>
+      </w:rPr>
+      <w:t>}</w:t>
     </w:r>
     <w:r>
       <w:tab/>
@@ -1938,13 +3479,14 @@
 </file>
 
 <file path=word/footer2.xml><?xml version="1.0" encoding="utf-8"?>
-<w:ftr xmlns:wpc="http://schemas.microsoft.com/office/word/2010/wordprocessingCanvas" xmlns:cx="http://schemas.microsoft.com/office/drawing/2014/chartex" xmlns:cx1="http://schemas.microsoft.com/office/drawing/2015/9/8/chartex" xmlns:cx2="http://schemas.microsoft.com/office/drawing/2015/10/21/chartex" xmlns:cx3="http://schemas.microsoft.com/office/drawing/2016/5/9/chartex" xmlns:cx4="http://schemas.microsoft.com/office/drawing/2016/5/10/chartex" xmlns:cx5="http://schemas.microsoft.com/office/drawing/2016/5/11/chartex" xmlns:cx6="http://schemas.microsoft.com/office/drawing/2016/5/12/chartex" xmlns:cx7="http://schemas.microsoft.com/office/drawing/2016/5/13/chartex" xmlns:cx8="http://schemas.microsoft.com/office/drawing/2016/5/14/chartex" xmlns:mc="http://schemas.openxmlformats.org/markup-compatibility/2006" xmlns:m="http://schemas.openxmlformats.org/officeDocument/2006/math" xmlns:aink="http://schemas.microsoft.com/office/drawing/2016/ink" xmlns:am3d="http://schemas.microsoft.com/office/drawing/2017/model3d" xmlns:oel="http://schemas.microsoft.com/office/2019/extlst" xmlns:r="http://schemas.openxmlformats.org/officeDocument/2006/relationships" xmlns:wp14="http://schemas.microsoft.com/office/word/2010/wordprocessingDrawing" xmlns:wp="http://schemas.openxmlformats.org/drawingml/2006/wordprocessingDrawing" xmlns:wpg="http://schemas.microsoft.com/office/word/2010/wordprocessingGroup" xmlns:wpi="http://schemas.microsoft.com/office/word/2010/wordprocessingInk" xmlns:wps="http://schemas.microsoft.com/office/word/2010/wordprocessingShape" xmlns:o="urn:schemas-microsoft-com:office:office" xmlns:v="urn:schemas-microsoft-com:vml" xmlns:w10="urn:schemas-microsoft-com:office:word" xmlns:w="http://schemas.openxmlformats.org/wordprocessingml/2006/main" xmlns:w14="http://schemas.microsoft.com/office/word/2010/wordml" xmlns:w15="http://schemas.microsoft.com/office/word/2012/wordml" xmlns:w16cei="http://schemas.microsoft.com/office/word/2026/wordml/cei" xmlns:w16cex="http://schemas.microsoft.com/office/word/2018/wordml/cex" xmlns:w16cid="http://schemas.microsoft.com/office/word/2016/wordml/cid" xmlns:w16="http://schemas.microsoft.com/office/word/2018/wordml" xmlns:w16sdtdh="http://schemas.microsoft.com/office/word/2020/wordml/sdtdatahash" xmlns:w16sdtfl="http://schemas.microsoft.com/office/word/2024/wordml/sdtformatlock" xmlns:w16se="http://schemas.microsoft.com/office/word/2015/wordml/symex" xmlns:w16du="http://schemas.microsoft.com/office/word/2023/wordml/word16du" xmlns:wne="http://schemas.microsoft.com/office/word/2006/wordml" mc:Ignorable="w14 w15 w16se w16cid w16 w16cex w16sdtdh w16sdtfl w16du wp14">
+<w:ftr xmlns:wpc="http://schemas.microsoft.com/office/word/2010/wordprocessingCanvas" xmlns:cx="http://schemas.microsoft.com/office/drawing/2014/chartex" xmlns:cx1="http://schemas.microsoft.com/office/drawing/2015/9/8/chartex" xmlns:cx2="http://schemas.microsoft.com/office/drawing/2015/10/21/chartex" xmlns:cx3="http://schemas.microsoft.com/office/drawing/2016/5/9/chartex" xmlns:cx4="http://schemas.microsoft.com/office/drawing/2016/5/10/chartex" xmlns:cx5="http://schemas.microsoft.com/office/drawing/2016/5/11/chartex" xmlns:cx6="http://schemas.microsoft.com/office/drawing/2016/5/12/chartex" xmlns:cx7="http://schemas.microsoft.com/office/drawing/2016/5/13/chartex" xmlns:cx8="http://schemas.microsoft.com/office/drawing/2016/5/14/chartex" xmlns:mc="http://schemas.openxmlformats.org/markup-compatibility/2006" xmlns:aink="http://schemas.microsoft.com/office/drawing/2016/ink" xmlns:am3d="http://schemas.microsoft.com/office/drawing/2017/model3d" xmlns:o="urn:schemas-microsoft-com:office:office" xmlns:oel="http://schemas.microsoft.com/office/2019/extlst" xmlns:r="http://schemas.openxmlformats.org/officeDocument/2006/relationships" xmlns:m="http://schemas.openxmlformats.org/officeDocument/2006/math" xmlns:v="urn:schemas-microsoft-com:vml" xmlns:wp14="http://schemas.microsoft.com/office/word/2010/wordprocessingDrawing" xmlns:wp="http://schemas.openxmlformats.org/drawingml/2006/wordprocessingDrawing" xmlns:w10="urn:schemas-microsoft-com:office:word" xmlns:w="http://schemas.openxmlformats.org/wordprocessingml/2006/main" xmlns:w14="http://schemas.microsoft.com/office/word/2010/wordml" xmlns:w15="http://schemas.microsoft.com/office/word/2012/wordml" xmlns:w16cei="http://schemas.microsoft.com/office/word/2026/wordml/cei" xmlns:w16cex="http://schemas.microsoft.com/office/word/2018/wordml/cex" xmlns:w16cid="http://schemas.microsoft.com/office/word/2016/wordml/cid" xmlns:w16="http://schemas.microsoft.com/office/word/2018/wordml" xmlns:w16du="http://schemas.microsoft.com/office/word/2023/wordml/word16du" xmlns:w16sdtdh="http://schemas.microsoft.com/office/word/2020/wordml/sdtdatahash" xmlns:w16sdtfl="http://schemas.microsoft.com/office/word/2024/wordml/sdtformatlock" xmlns:w16se="http://schemas.microsoft.com/office/word/2015/wordml/symex" xmlns:wpg="http://schemas.microsoft.com/office/word/2010/wordprocessingGroup" xmlns:wpi="http://schemas.microsoft.com/office/word/2010/wordprocessingInk" xmlns:wne="http://schemas.microsoft.com/office/word/2006/wordml" xmlns:wps="http://schemas.microsoft.com/office/word/2010/wordprocessingShape" mc:Ignorable="w14 w15 w16se w16cid w16 w16cex w16sdtdh w16sdtfl w16du wp14">
   <w:p>
     <w:pPr>
       <w:pStyle w:val="BodyText"/>
       <w:ind w:right="360"/>
       <w:jc w:val="right"/>
     </w:pPr>
+    <w:proofErr w:type="spellStart"/>
     <w:r>
       <w:rPr>
         <w:rFonts w:ascii="Segoe UI" w:eastAsia="Segoe UI" w:hAnsi="Segoe UI" w:cs="Segoe UI"/>
@@ -1953,7 +3495,62 @@
         <w:szCs w:val="16"/>
         <w:lang w:val="fr-FR"/>
       </w:rPr>
-      <w:t>Generated by ”Probate Application” on {d.applicationDate}</w:t>
+      <w:t>Generated</w:t>
+    </w:r>
+    <w:proofErr w:type="spellEnd"/>
+    <w:r>
+      <w:rPr>
+        <w:rFonts w:ascii="Segoe UI" w:eastAsia="Segoe UI" w:hAnsi="Segoe UI" w:cs="Segoe UI"/>
+        <w:color w:val="000000" w:themeColor="text1"/>
+        <w:sz w:val="16"/>
+        <w:szCs w:val="16"/>
+        <w:lang w:val="fr-FR"/>
+      </w:rPr>
+      <w:t xml:space="preserve"> by ”</w:t>
+    </w:r>
+    <w:proofErr w:type="spellStart"/>
+    <w:r>
+      <w:rPr>
+        <w:rFonts w:ascii="Segoe UI" w:eastAsia="Segoe UI" w:hAnsi="Segoe UI" w:cs="Segoe UI"/>
+        <w:color w:val="000000" w:themeColor="text1"/>
+        <w:sz w:val="16"/>
+        <w:szCs w:val="16"/>
+        <w:lang w:val="fr-FR"/>
+      </w:rPr>
+      <w:t>Probate</w:t>
+    </w:r>
+    <w:proofErr w:type="spellEnd"/>
+    <w:r>
+      <w:rPr>
+        <w:rFonts w:ascii="Segoe UI" w:eastAsia="Segoe UI" w:hAnsi="Segoe UI" w:cs="Segoe UI"/>
+        <w:color w:val="000000" w:themeColor="text1"/>
+        <w:sz w:val="16"/>
+        <w:szCs w:val="16"/>
+        <w:lang w:val="fr-FR"/>
+      </w:rPr>
+      <w:t xml:space="preserve"> Application” on {</w:t>
+    </w:r>
+    <w:proofErr w:type="spellStart"/>
+    <w:r>
+      <w:rPr>
+        <w:rFonts w:ascii="Segoe UI" w:eastAsia="Segoe UI" w:hAnsi="Segoe UI" w:cs="Segoe UI"/>
+        <w:color w:val="000000" w:themeColor="text1"/>
+        <w:sz w:val="16"/>
+        <w:szCs w:val="16"/>
+        <w:lang w:val="fr-FR"/>
+      </w:rPr>
+      <w:t>d.applicationDate</w:t>
+    </w:r>
+    <w:proofErr w:type="spellEnd"/>
+    <w:r>
+      <w:rPr>
+        <w:rFonts w:ascii="Segoe UI" w:eastAsia="Segoe UI" w:hAnsi="Segoe UI" w:cs="Segoe UI"/>
+        <w:color w:val="000000" w:themeColor="text1"/>
+        <w:sz w:val="16"/>
+        <w:szCs w:val="16"/>
+        <w:lang w:val="fr-FR"/>
+      </w:rPr>
+      <w:t>}</w:t>
     </w:r>
     <w:r>
       <w:tab/>
@@ -2011,12 +3608,13 @@
 </file>
 
 <file path=word/footer3.xml><?xml version="1.0" encoding="utf-8"?>
-<w:ftr xmlns:wpc="http://schemas.microsoft.com/office/word/2010/wordprocessingCanvas" xmlns:cx="http://schemas.microsoft.com/office/drawing/2014/chartex" xmlns:cx1="http://schemas.microsoft.com/office/drawing/2015/9/8/chartex" xmlns:cx2="http://schemas.microsoft.com/office/drawing/2015/10/21/chartex" xmlns:cx3="http://schemas.microsoft.com/office/drawing/2016/5/9/chartex" xmlns:cx4="http://schemas.microsoft.com/office/drawing/2016/5/10/chartex" xmlns:cx5="http://schemas.microsoft.com/office/drawing/2016/5/11/chartex" xmlns:cx6="http://schemas.microsoft.com/office/drawing/2016/5/12/chartex" xmlns:cx7="http://schemas.microsoft.com/office/drawing/2016/5/13/chartex" xmlns:cx8="http://schemas.microsoft.com/office/drawing/2016/5/14/chartex" xmlns:mc="http://schemas.openxmlformats.org/markup-compatibility/2006" xmlns:m="http://schemas.openxmlformats.org/officeDocument/2006/math" xmlns:aink="http://schemas.microsoft.com/office/drawing/2016/ink" xmlns:am3d="http://schemas.microsoft.com/office/drawing/2017/model3d" xmlns:oel="http://schemas.microsoft.com/office/2019/extlst" xmlns:r="http://schemas.openxmlformats.org/officeDocument/2006/relationships" xmlns:wp14="http://schemas.microsoft.com/office/word/2010/wordprocessingDrawing" xmlns:wp="http://schemas.openxmlformats.org/drawingml/2006/wordprocessingDrawing" xmlns:wpg="http://schemas.microsoft.com/office/word/2010/wordprocessingGroup" xmlns:wpi="http://schemas.microsoft.com/office/word/2010/wordprocessingInk" xmlns:wps="http://schemas.microsoft.com/office/word/2010/wordprocessingShape" xmlns:o="urn:schemas-microsoft-com:office:office" xmlns:v="urn:schemas-microsoft-com:vml" xmlns:w10="urn:schemas-microsoft-com:office:word" xmlns:w="http://schemas.openxmlformats.org/wordprocessingml/2006/main" xmlns:w14="http://schemas.microsoft.com/office/word/2010/wordml" xmlns:w15="http://schemas.microsoft.com/office/word/2012/wordml" xmlns:w16cei="http://schemas.microsoft.com/office/word/2026/wordml/cei" xmlns:w16cex="http://schemas.microsoft.com/office/word/2018/wordml/cex" xmlns:w16cid="http://schemas.microsoft.com/office/word/2016/wordml/cid" xmlns:w16="http://schemas.microsoft.com/office/word/2018/wordml" xmlns:w16sdtdh="http://schemas.microsoft.com/office/word/2020/wordml/sdtdatahash" xmlns:w16sdtfl="http://schemas.microsoft.com/office/word/2024/wordml/sdtformatlock" xmlns:w16se="http://schemas.microsoft.com/office/word/2015/wordml/symex" xmlns:w16du="http://schemas.microsoft.com/office/word/2023/wordml/word16du" xmlns:wne="http://schemas.microsoft.com/office/word/2006/wordml" mc:Ignorable="w14 w15 w16se w16cid w16 w16cex w16sdtdh w16sdtfl w16du wp14">
+<w:ftr xmlns:wpc="http://schemas.microsoft.com/office/word/2010/wordprocessingCanvas" xmlns:cx="http://schemas.microsoft.com/office/drawing/2014/chartex" xmlns:cx1="http://schemas.microsoft.com/office/drawing/2015/9/8/chartex" xmlns:cx2="http://schemas.microsoft.com/office/drawing/2015/10/21/chartex" xmlns:cx3="http://schemas.microsoft.com/office/drawing/2016/5/9/chartex" xmlns:cx4="http://schemas.microsoft.com/office/drawing/2016/5/10/chartex" xmlns:cx5="http://schemas.microsoft.com/office/drawing/2016/5/11/chartex" xmlns:cx6="http://schemas.microsoft.com/office/drawing/2016/5/12/chartex" xmlns:cx7="http://schemas.microsoft.com/office/drawing/2016/5/13/chartex" xmlns:cx8="http://schemas.microsoft.com/office/drawing/2016/5/14/chartex" xmlns:mc="http://schemas.openxmlformats.org/markup-compatibility/2006" xmlns:aink="http://schemas.microsoft.com/office/drawing/2016/ink" xmlns:am3d="http://schemas.microsoft.com/office/drawing/2017/model3d" xmlns:o="urn:schemas-microsoft-com:office:office" xmlns:oel="http://schemas.microsoft.com/office/2019/extlst" xmlns:r="http://schemas.openxmlformats.org/officeDocument/2006/relationships" xmlns:m="http://schemas.openxmlformats.org/officeDocument/2006/math" xmlns:v="urn:schemas-microsoft-com:vml" xmlns:wp14="http://schemas.microsoft.com/office/word/2010/wordprocessingDrawing" xmlns:wp="http://schemas.openxmlformats.org/drawingml/2006/wordprocessingDrawing" xmlns:w10="urn:schemas-microsoft-com:office:word" xmlns:w="http://schemas.openxmlformats.org/wordprocessingml/2006/main" xmlns:w14="http://schemas.microsoft.com/office/word/2010/wordml" xmlns:w15="http://schemas.microsoft.com/office/word/2012/wordml" xmlns:w16cei="http://schemas.microsoft.com/office/word/2026/wordml/cei" xmlns:w16cex="http://schemas.microsoft.com/office/word/2018/wordml/cex" xmlns:w16cid="http://schemas.microsoft.com/office/word/2016/wordml/cid" xmlns:w16="http://schemas.microsoft.com/office/word/2018/wordml" xmlns:w16du="http://schemas.microsoft.com/office/word/2023/wordml/word16du" xmlns:w16sdtdh="http://schemas.microsoft.com/office/word/2020/wordml/sdtdatahash" xmlns:w16sdtfl="http://schemas.microsoft.com/office/word/2024/wordml/sdtformatlock" xmlns:w16se="http://schemas.microsoft.com/office/word/2015/wordml/symex" xmlns:wpg="http://schemas.microsoft.com/office/word/2010/wordprocessingGroup" xmlns:wpi="http://schemas.microsoft.com/office/word/2010/wordprocessingInk" xmlns:wne="http://schemas.microsoft.com/office/word/2006/wordml" xmlns:wps="http://schemas.microsoft.com/office/word/2010/wordprocessingShape" mc:Ignorable="w14 w15 w16se w16cid w16 w16cex w16sdtdh w16sdtfl w16du wp14">
   <w:p>
     <w:pPr>
       <w:pStyle w:val="BodyText"/>
       <w:jc w:val="right"/>
     </w:pPr>
+    <w:proofErr w:type="spellStart"/>
     <w:r>
       <w:rPr>
         <w:rFonts w:ascii="Segoe UI" w:eastAsia="Segoe UI" w:hAnsi="Segoe UI" w:cs="Segoe UI"/>
@@ -2025,7 +3623,62 @@
         <w:szCs w:val="16"/>
         <w:lang w:val="fr-FR"/>
       </w:rPr>
-      <w:t>Generated by ”Probate Application” on {d.applicationDate}</w:t>
+      <w:t>Generated</w:t>
+    </w:r>
+    <w:proofErr w:type="spellEnd"/>
+    <w:r>
+      <w:rPr>
+        <w:rFonts w:ascii="Segoe UI" w:eastAsia="Segoe UI" w:hAnsi="Segoe UI" w:cs="Segoe UI"/>
+        <w:color w:val="000000" w:themeColor="text1"/>
+        <w:sz w:val="16"/>
+        <w:szCs w:val="16"/>
+        <w:lang w:val="fr-FR"/>
+      </w:rPr>
+      <w:t xml:space="preserve"> by ”</w:t>
+    </w:r>
+    <w:proofErr w:type="spellStart"/>
+    <w:r>
+      <w:rPr>
+        <w:rFonts w:ascii="Segoe UI" w:eastAsia="Segoe UI" w:hAnsi="Segoe UI" w:cs="Segoe UI"/>
+        <w:color w:val="000000" w:themeColor="text1"/>
+        <w:sz w:val="16"/>
+        <w:szCs w:val="16"/>
+        <w:lang w:val="fr-FR"/>
+      </w:rPr>
+      <w:t>Probate</w:t>
+    </w:r>
+    <w:proofErr w:type="spellEnd"/>
+    <w:r>
+      <w:rPr>
+        <w:rFonts w:ascii="Segoe UI" w:eastAsia="Segoe UI" w:hAnsi="Segoe UI" w:cs="Segoe UI"/>
+        <w:color w:val="000000" w:themeColor="text1"/>
+        <w:sz w:val="16"/>
+        <w:szCs w:val="16"/>
+        <w:lang w:val="fr-FR"/>
+      </w:rPr>
+      <w:t xml:space="preserve"> Application” on {</w:t>
+    </w:r>
+    <w:proofErr w:type="spellStart"/>
+    <w:r>
+      <w:rPr>
+        <w:rFonts w:ascii="Segoe UI" w:eastAsia="Segoe UI" w:hAnsi="Segoe UI" w:cs="Segoe UI"/>
+        <w:color w:val="000000" w:themeColor="text1"/>
+        <w:sz w:val="16"/>
+        <w:szCs w:val="16"/>
+        <w:lang w:val="fr-FR"/>
+      </w:rPr>
+      <w:t>d.applicationDate</w:t>
+    </w:r>
+    <w:proofErr w:type="spellEnd"/>
+    <w:r>
+      <w:rPr>
+        <w:rFonts w:ascii="Segoe UI" w:eastAsia="Segoe UI" w:hAnsi="Segoe UI" w:cs="Segoe UI"/>
+        <w:color w:val="000000" w:themeColor="text1"/>
+        <w:sz w:val="16"/>
+        <w:szCs w:val="16"/>
+        <w:lang w:val="fr-FR"/>
+      </w:rPr>
+      <w:t>}</w:t>
     </w:r>
     <w:r>
       <w:tab/>
@@ -2122,13 +3775,14 @@
 </file>
 
 <file path=word/footer4.xml><?xml version="1.0" encoding="utf-8"?>
-<w:ftr xmlns:wpc="http://schemas.microsoft.com/office/word/2010/wordprocessingCanvas" xmlns:cx="http://schemas.microsoft.com/office/drawing/2014/chartex" xmlns:cx1="http://schemas.microsoft.com/office/drawing/2015/9/8/chartex" xmlns:cx2="http://schemas.microsoft.com/office/drawing/2015/10/21/chartex" xmlns:cx3="http://schemas.microsoft.com/office/drawing/2016/5/9/chartex" xmlns:cx4="http://schemas.microsoft.com/office/drawing/2016/5/10/chartex" xmlns:cx5="http://schemas.microsoft.com/office/drawing/2016/5/11/chartex" xmlns:cx6="http://schemas.microsoft.com/office/drawing/2016/5/12/chartex" xmlns:cx7="http://schemas.microsoft.com/office/drawing/2016/5/13/chartex" xmlns:cx8="http://schemas.microsoft.com/office/drawing/2016/5/14/chartex" xmlns:mc="http://schemas.openxmlformats.org/markup-compatibility/2006" xmlns:m="http://schemas.openxmlformats.org/officeDocument/2006/math" xmlns:aink="http://schemas.microsoft.com/office/drawing/2016/ink" xmlns:am3d="http://schemas.microsoft.com/office/drawing/2017/model3d" xmlns:oel="http://schemas.microsoft.com/office/2019/extlst" xmlns:r="http://schemas.openxmlformats.org/officeDocument/2006/relationships" xmlns:wp14="http://schemas.microsoft.com/office/word/2010/wordprocessingDrawing" xmlns:wp="http://schemas.openxmlformats.org/drawingml/2006/wordprocessingDrawing" xmlns:wpg="http://schemas.microsoft.com/office/word/2010/wordprocessingGroup" xmlns:wpi="http://schemas.microsoft.com/office/word/2010/wordprocessingInk" xmlns:wps="http://schemas.microsoft.com/office/word/2010/wordprocessingShape" xmlns:o="urn:schemas-microsoft-com:office:office" xmlns:v="urn:schemas-microsoft-com:vml" xmlns:w10="urn:schemas-microsoft-com:office:word" xmlns:w="http://schemas.openxmlformats.org/wordprocessingml/2006/main" xmlns:w14="http://schemas.microsoft.com/office/word/2010/wordml" xmlns:w15="http://schemas.microsoft.com/office/word/2012/wordml" xmlns:w16cei="http://schemas.microsoft.com/office/word/2026/wordml/cei" xmlns:w16cex="http://schemas.microsoft.com/office/word/2018/wordml/cex" xmlns:w16cid="http://schemas.microsoft.com/office/word/2016/wordml/cid" xmlns:w16="http://schemas.microsoft.com/office/word/2018/wordml" xmlns:w16sdtdh="http://schemas.microsoft.com/office/word/2020/wordml/sdtdatahash" xmlns:w16sdtfl="http://schemas.microsoft.com/office/word/2024/wordml/sdtformatlock" xmlns:w16se="http://schemas.microsoft.com/office/word/2015/wordml/symex" xmlns:w16du="http://schemas.microsoft.com/office/word/2023/wordml/word16du" xmlns:wne="http://schemas.microsoft.com/office/word/2006/wordml" mc:Ignorable="w14 w15 w16se w16cid w16 w16cex w16sdtdh w16sdtfl w16du wp14">
+<w:ftr xmlns:wpc="http://schemas.microsoft.com/office/word/2010/wordprocessingCanvas" xmlns:cx="http://schemas.microsoft.com/office/drawing/2014/chartex" xmlns:cx1="http://schemas.microsoft.com/office/drawing/2015/9/8/chartex" xmlns:cx2="http://schemas.microsoft.com/office/drawing/2015/10/21/chartex" xmlns:cx3="http://schemas.microsoft.com/office/drawing/2016/5/9/chartex" xmlns:cx4="http://schemas.microsoft.com/office/drawing/2016/5/10/chartex" xmlns:cx5="http://schemas.microsoft.com/office/drawing/2016/5/11/chartex" xmlns:cx6="http://schemas.microsoft.com/office/drawing/2016/5/12/chartex" xmlns:cx7="http://schemas.microsoft.com/office/drawing/2016/5/13/chartex" xmlns:cx8="http://schemas.microsoft.com/office/drawing/2016/5/14/chartex" xmlns:mc="http://schemas.openxmlformats.org/markup-compatibility/2006" xmlns:aink="http://schemas.microsoft.com/office/drawing/2016/ink" xmlns:am3d="http://schemas.microsoft.com/office/drawing/2017/model3d" xmlns:o="urn:schemas-microsoft-com:office:office" xmlns:oel="http://schemas.microsoft.com/office/2019/extlst" xmlns:r="http://schemas.openxmlformats.org/officeDocument/2006/relationships" xmlns:m="http://schemas.openxmlformats.org/officeDocument/2006/math" xmlns:v="urn:schemas-microsoft-com:vml" xmlns:wp14="http://schemas.microsoft.com/office/word/2010/wordprocessingDrawing" xmlns:wp="http://schemas.openxmlformats.org/drawingml/2006/wordprocessingDrawing" xmlns:w10="urn:schemas-microsoft-com:office:word" xmlns:w="http://schemas.openxmlformats.org/wordprocessingml/2006/main" xmlns:w14="http://schemas.microsoft.com/office/word/2010/wordml" xmlns:w15="http://schemas.microsoft.com/office/word/2012/wordml" xmlns:w16cei="http://schemas.microsoft.com/office/word/2026/wordml/cei" xmlns:w16cex="http://schemas.microsoft.com/office/word/2018/wordml/cex" xmlns:w16cid="http://schemas.microsoft.com/office/word/2016/wordml/cid" xmlns:w16="http://schemas.microsoft.com/office/word/2018/wordml" xmlns:w16du="http://schemas.microsoft.com/office/word/2023/wordml/word16du" xmlns:w16sdtdh="http://schemas.microsoft.com/office/word/2020/wordml/sdtdatahash" xmlns:w16sdtfl="http://schemas.microsoft.com/office/word/2024/wordml/sdtformatlock" xmlns:w16se="http://schemas.microsoft.com/office/word/2015/wordml/symex" xmlns:wpg="http://schemas.microsoft.com/office/word/2010/wordprocessingGroup" xmlns:wpi="http://schemas.microsoft.com/office/word/2010/wordprocessingInk" xmlns:wne="http://schemas.microsoft.com/office/word/2006/wordml" xmlns:wps="http://schemas.microsoft.com/office/word/2010/wordprocessingShape" mc:Ignorable="w14 w15 w16se w16cid w16 w16cex w16sdtdh w16sdtfl w16du wp14">
   <w:p>
     <w:pPr>
       <w:pStyle w:val="BodyText"/>
       <w:ind w:right="360"/>
       <w:jc w:val="right"/>
     </w:pPr>
+    <w:proofErr w:type="spellStart"/>
     <w:r>
       <w:rPr>
         <w:rFonts w:ascii="Segoe UI" w:eastAsia="Segoe UI" w:hAnsi="Segoe UI" w:cs="Segoe UI"/>
@@ -2137,7 +3791,62 @@
         <w:szCs w:val="16"/>
         <w:lang w:val="fr-FR"/>
       </w:rPr>
-      <w:t>Generated by ”Probate Application” on {d.applicationDate}</w:t>
+      <w:t>Generated</w:t>
+    </w:r>
+    <w:proofErr w:type="spellEnd"/>
+    <w:r>
+      <w:rPr>
+        <w:rFonts w:ascii="Segoe UI" w:eastAsia="Segoe UI" w:hAnsi="Segoe UI" w:cs="Segoe UI"/>
+        <w:color w:val="000000" w:themeColor="text1"/>
+        <w:sz w:val="16"/>
+        <w:szCs w:val="16"/>
+        <w:lang w:val="fr-FR"/>
+      </w:rPr>
+      <w:t xml:space="preserve"> by ”</w:t>
+    </w:r>
+    <w:proofErr w:type="spellStart"/>
+    <w:r>
+      <w:rPr>
+        <w:rFonts w:ascii="Segoe UI" w:eastAsia="Segoe UI" w:hAnsi="Segoe UI" w:cs="Segoe UI"/>
+        <w:color w:val="000000" w:themeColor="text1"/>
+        <w:sz w:val="16"/>
+        <w:szCs w:val="16"/>
+        <w:lang w:val="fr-FR"/>
+      </w:rPr>
+      <w:t>Probate</w:t>
+    </w:r>
+    <w:proofErr w:type="spellEnd"/>
+    <w:r>
+      <w:rPr>
+        <w:rFonts w:ascii="Segoe UI" w:eastAsia="Segoe UI" w:hAnsi="Segoe UI" w:cs="Segoe UI"/>
+        <w:color w:val="000000" w:themeColor="text1"/>
+        <w:sz w:val="16"/>
+        <w:szCs w:val="16"/>
+        <w:lang w:val="fr-FR"/>
+      </w:rPr>
+      <w:t xml:space="preserve"> Application” on {</w:t>
+    </w:r>
+    <w:proofErr w:type="spellStart"/>
+    <w:r>
+      <w:rPr>
+        <w:rFonts w:ascii="Segoe UI" w:eastAsia="Segoe UI" w:hAnsi="Segoe UI" w:cs="Segoe UI"/>
+        <w:color w:val="000000" w:themeColor="text1"/>
+        <w:sz w:val="16"/>
+        <w:szCs w:val="16"/>
+        <w:lang w:val="fr-FR"/>
+      </w:rPr>
+      <w:t>d.applicationDate</w:t>
+    </w:r>
+    <w:proofErr w:type="spellEnd"/>
+    <w:r>
+      <w:rPr>
+        <w:rFonts w:ascii="Segoe UI" w:eastAsia="Segoe UI" w:hAnsi="Segoe UI" w:cs="Segoe UI"/>
+        <w:color w:val="000000" w:themeColor="text1"/>
+        <w:sz w:val="16"/>
+        <w:szCs w:val="16"/>
+        <w:lang w:val="fr-FR"/>
+      </w:rPr>
+      <w:t>}</w:t>
     </w:r>
     <w:r>
       <w:tab/>
@@ -2195,13 +3904,14 @@
 </file>
 
 <file path=word/footer5.xml><?xml version="1.0" encoding="utf-8"?>
-<w:ftr xmlns:wpc="http://schemas.microsoft.com/office/word/2010/wordprocessingCanvas" xmlns:cx="http://schemas.microsoft.com/office/drawing/2014/chartex" xmlns:cx1="http://schemas.microsoft.com/office/drawing/2015/9/8/chartex" xmlns:cx2="http://schemas.microsoft.com/office/drawing/2015/10/21/chartex" xmlns:cx3="http://schemas.microsoft.com/office/drawing/2016/5/9/chartex" xmlns:cx4="http://schemas.microsoft.com/office/drawing/2016/5/10/chartex" xmlns:cx5="http://schemas.microsoft.com/office/drawing/2016/5/11/chartex" xmlns:cx6="http://schemas.microsoft.com/office/drawing/2016/5/12/chartex" xmlns:cx7="http://schemas.microsoft.com/office/drawing/2016/5/13/chartex" xmlns:cx8="http://schemas.microsoft.com/office/drawing/2016/5/14/chartex" xmlns:mc="http://schemas.openxmlformats.org/markup-compatibility/2006" xmlns:m="http://schemas.openxmlformats.org/officeDocument/2006/math" xmlns:aink="http://schemas.microsoft.com/office/drawing/2016/ink" xmlns:am3d="http://schemas.microsoft.com/office/drawing/2017/model3d" xmlns:oel="http://schemas.microsoft.com/office/2019/extlst" xmlns:r="http://schemas.openxmlformats.org/officeDocument/2006/relationships" xmlns:wp14="http://schemas.microsoft.com/office/word/2010/wordprocessingDrawing" xmlns:wp="http://schemas.openxmlformats.org/drawingml/2006/wordprocessingDrawing" xmlns:wpg="http://schemas.microsoft.com/office/word/2010/wordprocessingGroup" xmlns:wpi="http://schemas.microsoft.com/office/word/2010/wordprocessingInk" xmlns:wps="http://schemas.microsoft.com/office/word/2010/wordprocessingShape" xmlns:o="urn:schemas-microsoft-com:office:office" xmlns:v="urn:schemas-microsoft-com:vml" xmlns:w10="urn:schemas-microsoft-com:office:word" xmlns:w="http://schemas.openxmlformats.org/wordprocessingml/2006/main" xmlns:w14="http://schemas.microsoft.com/office/word/2010/wordml" xmlns:w15="http://schemas.microsoft.com/office/word/2012/wordml" xmlns:w16cei="http://schemas.microsoft.com/office/word/2026/wordml/cei" xmlns:w16cex="http://schemas.microsoft.com/office/word/2018/wordml/cex" xmlns:w16cid="http://schemas.microsoft.com/office/word/2016/wordml/cid" xmlns:w16="http://schemas.microsoft.com/office/word/2018/wordml" xmlns:w16sdtdh="http://schemas.microsoft.com/office/word/2020/wordml/sdtdatahash" xmlns:w16sdtfl="http://schemas.microsoft.com/office/word/2024/wordml/sdtformatlock" xmlns:w16se="http://schemas.microsoft.com/office/word/2015/wordml/symex" xmlns:w16du="http://schemas.microsoft.com/office/word/2023/wordml/word16du" xmlns:wne="http://schemas.microsoft.com/office/word/2006/wordml" mc:Ignorable="w14 w15 w16se w16cid w16 w16cex w16sdtdh w16sdtfl w16du wp14">
+<w:ftr xmlns:wpc="http://schemas.microsoft.com/office/word/2010/wordprocessingCanvas" xmlns:cx="http://schemas.microsoft.com/office/drawing/2014/chartex" xmlns:cx1="http://schemas.microsoft.com/office/drawing/2015/9/8/chartex" xmlns:cx2="http://schemas.microsoft.com/office/drawing/2015/10/21/chartex" xmlns:cx3="http://schemas.microsoft.com/office/drawing/2016/5/9/chartex" xmlns:cx4="http://schemas.microsoft.com/office/drawing/2016/5/10/chartex" xmlns:cx5="http://schemas.microsoft.com/office/drawing/2016/5/11/chartex" xmlns:cx6="http://schemas.microsoft.com/office/drawing/2016/5/12/chartex" xmlns:cx7="http://schemas.microsoft.com/office/drawing/2016/5/13/chartex" xmlns:cx8="http://schemas.microsoft.com/office/drawing/2016/5/14/chartex" xmlns:mc="http://schemas.openxmlformats.org/markup-compatibility/2006" xmlns:aink="http://schemas.microsoft.com/office/drawing/2016/ink" xmlns:am3d="http://schemas.microsoft.com/office/drawing/2017/model3d" xmlns:o="urn:schemas-microsoft-com:office:office" xmlns:oel="http://schemas.microsoft.com/office/2019/extlst" xmlns:r="http://schemas.openxmlformats.org/officeDocument/2006/relationships" xmlns:m="http://schemas.openxmlformats.org/officeDocument/2006/math" xmlns:v="urn:schemas-microsoft-com:vml" xmlns:wp14="http://schemas.microsoft.com/office/word/2010/wordprocessingDrawing" xmlns:wp="http://schemas.openxmlformats.org/drawingml/2006/wordprocessingDrawing" xmlns:w10="urn:schemas-microsoft-com:office:word" xmlns:w="http://schemas.openxmlformats.org/wordprocessingml/2006/main" xmlns:w14="http://schemas.microsoft.com/office/word/2010/wordml" xmlns:w15="http://schemas.microsoft.com/office/word/2012/wordml" xmlns:w16cei="http://schemas.microsoft.com/office/word/2026/wordml/cei" xmlns:w16cex="http://schemas.microsoft.com/office/word/2018/wordml/cex" xmlns:w16cid="http://schemas.microsoft.com/office/word/2016/wordml/cid" xmlns:w16="http://schemas.microsoft.com/office/word/2018/wordml" xmlns:w16du="http://schemas.microsoft.com/office/word/2023/wordml/word16du" xmlns:w16sdtdh="http://schemas.microsoft.com/office/word/2020/wordml/sdtdatahash" xmlns:w16sdtfl="http://schemas.microsoft.com/office/word/2024/wordml/sdtformatlock" xmlns:w16se="http://schemas.microsoft.com/office/word/2015/wordml/symex" xmlns:wpg="http://schemas.microsoft.com/office/word/2010/wordprocessingGroup" xmlns:wpi="http://schemas.microsoft.com/office/word/2010/wordprocessingInk" xmlns:wne="http://schemas.microsoft.com/office/word/2006/wordml" xmlns:wps="http://schemas.microsoft.com/office/word/2010/wordprocessingShape" mc:Ignorable="w14 w15 w16se w16cid w16 w16cex w16sdtdh w16sdtfl w16du wp14">
   <w:p>
     <w:pPr>
       <w:pStyle w:val="BodyText"/>
       <w:ind w:right="360"/>
       <w:jc w:val="right"/>
     </w:pPr>
+    <w:proofErr w:type="spellStart"/>
     <w:r>
       <w:rPr>
         <w:rFonts w:ascii="Segoe UI" w:eastAsia="Segoe UI" w:hAnsi="Segoe UI" w:cs="Segoe UI"/>
@@ -2210,7 +3920,62 @@
         <w:szCs w:val="16"/>
         <w:lang w:val="fr-FR"/>
       </w:rPr>
-      <w:t>Generated by ”Probate Application” on {d.applicationDate}</w:t>
+      <w:t>Generated</w:t>
+    </w:r>
+    <w:proofErr w:type="spellEnd"/>
+    <w:r>
+      <w:rPr>
+        <w:rFonts w:ascii="Segoe UI" w:eastAsia="Segoe UI" w:hAnsi="Segoe UI" w:cs="Segoe UI"/>
+        <w:color w:val="000000" w:themeColor="text1"/>
+        <w:sz w:val="16"/>
+        <w:szCs w:val="16"/>
+        <w:lang w:val="fr-FR"/>
+      </w:rPr>
+      <w:t xml:space="preserve"> by ”</w:t>
+    </w:r>
+    <w:proofErr w:type="spellStart"/>
+    <w:r>
+      <w:rPr>
+        <w:rFonts w:ascii="Segoe UI" w:eastAsia="Segoe UI" w:hAnsi="Segoe UI" w:cs="Segoe UI"/>
+        <w:color w:val="000000" w:themeColor="text1"/>
+        <w:sz w:val="16"/>
+        <w:szCs w:val="16"/>
+        <w:lang w:val="fr-FR"/>
+      </w:rPr>
+      <w:t>Probate</w:t>
+    </w:r>
+    <w:proofErr w:type="spellEnd"/>
+    <w:r>
+      <w:rPr>
+        <w:rFonts w:ascii="Segoe UI" w:eastAsia="Segoe UI" w:hAnsi="Segoe UI" w:cs="Segoe UI"/>
+        <w:color w:val="000000" w:themeColor="text1"/>
+        <w:sz w:val="16"/>
+        <w:szCs w:val="16"/>
+        <w:lang w:val="fr-FR"/>
+      </w:rPr>
+      <w:t xml:space="preserve"> Application” on {</w:t>
+    </w:r>
+    <w:proofErr w:type="spellStart"/>
+    <w:r>
+      <w:rPr>
+        <w:rFonts w:ascii="Segoe UI" w:eastAsia="Segoe UI" w:hAnsi="Segoe UI" w:cs="Segoe UI"/>
+        <w:color w:val="000000" w:themeColor="text1"/>
+        <w:sz w:val="16"/>
+        <w:szCs w:val="16"/>
+        <w:lang w:val="fr-FR"/>
+      </w:rPr>
+      <w:t>d.applicationDate</w:t>
+    </w:r>
+    <w:proofErr w:type="spellEnd"/>
+    <w:r>
+      <w:rPr>
+        <w:rFonts w:ascii="Segoe UI" w:eastAsia="Segoe UI" w:hAnsi="Segoe UI" w:cs="Segoe UI"/>
+        <w:color w:val="000000" w:themeColor="text1"/>
+        <w:sz w:val="16"/>
+        <w:szCs w:val="16"/>
+        <w:lang w:val="fr-FR"/>
+      </w:rPr>
+      <w:t>}</w:t>
     </w:r>
     <w:r>
       <w:tab/>
@@ -2268,13 +4033,14 @@
 </file>
 
 <file path=word/footer6.xml><?xml version="1.0" encoding="utf-8"?>
-<w:ftr xmlns:wpc="http://schemas.microsoft.com/office/word/2010/wordprocessingCanvas" xmlns:cx="http://schemas.microsoft.com/office/drawing/2014/chartex" xmlns:cx1="http://schemas.microsoft.com/office/drawing/2015/9/8/chartex" xmlns:cx2="http://schemas.microsoft.com/office/drawing/2015/10/21/chartex" xmlns:cx3="http://schemas.microsoft.com/office/drawing/2016/5/9/chartex" xmlns:cx4="http://schemas.microsoft.com/office/drawing/2016/5/10/chartex" xmlns:cx5="http://schemas.microsoft.com/office/drawing/2016/5/11/chartex" xmlns:cx6="http://schemas.microsoft.com/office/drawing/2016/5/12/chartex" xmlns:cx7="http://schemas.microsoft.com/office/drawing/2016/5/13/chartex" xmlns:cx8="http://schemas.microsoft.com/office/drawing/2016/5/14/chartex" xmlns:mc="http://schemas.openxmlformats.org/markup-compatibility/2006" xmlns:m="http://schemas.openxmlformats.org/officeDocument/2006/math" xmlns:aink="http://schemas.microsoft.com/office/drawing/2016/ink" xmlns:am3d="http://schemas.microsoft.com/office/drawing/2017/model3d" xmlns:oel="http://schemas.microsoft.com/office/2019/extlst" xmlns:r="http://schemas.openxmlformats.org/officeDocument/2006/relationships" xmlns:wp14="http://schemas.microsoft.com/office/word/2010/wordprocessingDrawing" xmlns:wp="http://schemas.openxmlformats.org/drawingml/2006/wordprocessingDrawing" xmlns:wpg="http://schemas.microsoft.com/office/word/2010/wordprocessingGroup" xmlns:wpi="http://schemas.microsoft.com/office/word/2010/wordprocessingInk" xmlns:wps="http://schemas.microsoft.com/office/word/2010/wordprocessingShape" xmlns:o="urn:schemas-microsoft-com:office:office" xmlns:v="urn:schemas-microsoft-com:vml" xmlns:w10="urn:schemas-microsoft-com:office:word" xmlns:w="http://schemas.openxmlformats.org/wordprocessingml/2006/main" xmlns:w14="http://schemas.microsoft.com/office/word/2010/wordml" xmlns:w15="http://schemas.microsoft.com/office/word/2012/wordml" xmlns:w16cei="http://schemas.microsoft.com/office/word/2026/wordml/cei" xmlns:w16cex="http://schemas.microsoft.com/office/word/2018/wordml/cex" xmlns:w16cid="http://schemas.microsoft.com/office/word/2016/wordml/cid" xmlns:w16="http://schemas.microsoft.com/office/word/2018/wordml" xmlns:w16sdtdh="http://schemas.microsoft.com/office/word/2020/wordml/sdtdatahash" xmlns:w16sdtfl="http://schemas.microsoft.com/office/word/2024/wordml/sdtformatlock" xmlns:w16se="http://schemas.microsoft.com/office/word/2015/wordml/symex" xmlns:w16du="http://schemas.microsoft.com/office/word/2023/wordml/word16du" xmlns:wne="http://schemas.microsoft.com/office/word/2006/wordml" mc:Ignorable="w14 w15 w16se w16cid w16 w16cex w16sdtdh w16sdtfl w16du wp14">
+<w:ftr xmlns:wpc="http://schemas.microsoft.com/office/word/2010/wordprocessingCanvas" xmlns:cx="http://schemas.microsoft.com/office/drawing/2014/chartex" xmlns:cx1="http://schemas.microsoft.com/office/drawing/2015/9/8/chartex" xmlns:cx2="http://schemas.microsoft.com/office/drawing/2015/10/21/chartex" xmlns:cx3="http://schemas.microsoft.com/office/drawing/2016/5/9/chartex" xmlns:cx4="http://schemas.microsoft.com/office/drawing/2016/5/10/chartex" xmlns:cx5="http://schemas.microsoft.com/office/drawing/2016/5/11/chartex" xmlns:cx6="http://schemas.microsoft.com/office/drawing/2016/5/12/chartex" xmlns:cx7="http://schemas.microsoft.com/office/drawing/2016/5/13/chartex" xmlns:cx8="http://schemas.microsoft.com/office/drawing/2016/5/14/chartex" xmlns:mc="http://schemas.openxmlformats.org/markup-compatibility/2006" xmlns:aink="http://schemas.microsoft.com/office/drawing/2016/ink" xmlns:am3d="http://schemas.microsoft.com/office/drawing/2017/model3d" xmlns:o="urn:schemas-microsoft-com:office:office" xmlns:oel="http://schemas.microsoft.com/office/2019/extlst" xmlns:r="http://schemas.openxmlformats.org/officeDocument/2006/relationships" xmlns:m="http://schemas.openxmlformats.org/officeDocument/2006/math" xmlns:v="urn:schemas-microsoft-com:vml" xmlns:wp14="http://schemas.microsoft.com/office/word/2010/wordprocessingDrawing" xmlns:wp="http://schemas.openxmlformats.org/drawingml/2006/wordprocessingDrawing" xmlns:w10="urn:schemas-microsoft-com:office:word" xmlns:w="http://schemas.openxmlformats.org/wordprocessingml/2006/main" xmlns:w14="http://schemas.microsoft.com/office/word/2010/wordml" xmlns:w15="http://schemas.microsoft.com/office/word/2012/wordml" xmlns:w16cei="http://schemas.microsoft.com/office/word/2026/wordml/cei" xmlns:w16cex="http://schemas.microsoft.com/office/word/2018/wordml/cex" xmlns:w16cid="http://schemas.microsoft.com/office/word/2016/wordml/cid" xmlns:w16="http://schemas.microsoft.com/office/word/2018/wordml" xmlns:w16du="http://schemas.microsoft.com/office/word/2023/wordml/word16du" xmlns:w16sdtdh="http://schemas.microsoft.com/office/word/2020/wordml/sdtdatahash" xmlns:w16sdtfl="http://schemas.microsoft.com/office/word/2024/wordml/sdtformatlock" xmlns:w16se="http://schemas.microsoft.com/office/word/2015/wordml/symex" xmlns:wpg="http://schemas.microsoft.com/office/word/2010/wordprocessingGroup" xmlns:wpi="http://schemas.microsoft.com/office/word/2010/wordprocessingInk" xmlns:wne="http://schemas.microsoft.com/office/word/2006/wordml" xmlns:wps="http://schemas.microsoft.com/office/word/2010/wordprocessingShape" mc:Ignorable="w14 w15 w16se w16cid w16 w16cex w16sdtdh w16sdtfl w16du wp14">
   <w:p>
     <w:pPr>
       <w:pStyle w:val="BodyText"/>
       <w:ind w:right="360"/>
       <w:jc w:val="right"/>
     </w:pPr>
+    <w:proofErr w:type="spellStart"/>
     <w:r>
       <w:rPr>
         <w:rFonts w:ascii="Segoe UI" w:eastAsia="Segoe UI" w:hAnsi="Segoe UI" w:cs="Segoe UI"/>
@@ -2283,7 +4049,62 @@
         <w:szCs w:val="16"/>
         <w:lang w:val="fr-FR"/>
       </w:rPr>
-      <w:t>Generated by ”Probate Application” on {d.applicationDate}</w:t>
+      <w:t>Generated</w:t>
+    </w:r>
+    <w:proofErr w:type="spellEnd"/>
+    <w:r>
+      <w:rPr>
+        <w:rFonts w:ascii="Segoe UI" w:eastAsia="Segoe UI" w:hAnsi="Segoe UI" w:cs="Segoe UI"/>
+        <w:color w:val="000000" w:themeColor="text1"/>
+        <w:sz w:val="16"/>
+        <w:szCs w:val="16"/>
+        <w:lang w:val="fr-FR"/>
+      </w:rPr>
+      <w:t xml:space="preserve"> by ”</w:t>
+    </w:r>
+    <w:proofErr w:type="spellStart"/>
+    <w:r>
+      <w:rPr>
+        <w:rFonts w:ascii="Segoe UI" w:eastAsia="Segoe UI" w:hAnsi="Segoe UI" w:cs="Segoe UI"/>
+        <w:color w:val="000000" w:themeColor="text1"/>
+        <w:sz w:val="16"/>
+        <w:szCs w:val="16"/>
+        <w:lang w:val="fr-FR"/>
+      </w:rPr>
+      <w:t>Probate</w:t>
+    </w:r>
+    <w:proofErr w:type="spellEnd"/>
+    <w:r>
+      <w:rPr>
+        <w:rFonts w:ascii="Segoe UI" w:eastAsia="Segoe UI" w:hAnsi="Segoe UI" w:cs="Segoe UI"/>
+        <w:color w:val="000000" w:themeColor="text1"/>
+        <w:sz w:val="16"/>
+        <w:szCs w:val="16"/>
+        <w:lang w:val="fr-FR"/>
+      </w:rPr>
+      <w:t xml:space="preserve"> Application” on {</w:t>
+    </w:r>
+    <w:proofErr w:type="spellStart"/>
+    <w:r>
+      <w:rPr>
+        <w:rFonts w:ascii="Segoe UI" w:eastAsia="Segoe UI" w:hAnsi="Segoe UI" w:cs="Segoe UI"/>
+        <w:color w:val="000000" w:themeColor="text1"/>
+        <w:sz w:val="16"/>
+        <w:szCs w:val="16"/>
+        <w:lang w:val="fr-FR"/>
+      </w:rPr>
+      <w:t>d.applicationDate</w:t>
+    </w:r>
+    <w:proofErr w:type="spellEnd"/>
+    <w:r>
+      <w:rPr>
+        <w:rFonts w:ascii="Segoe UI" w:eastAsia="Segoe UI" w:hAnsi="Segoe UI" w:cs="Segoe UI"/>
+        <w:color w:val="000000" w:themeColor="text1"/>
+        <w:sz w:val="16"/>
+        <w:szCs w:val="16"/>
+        <w:lang w:val="fr-FR"/>
+      </w:rPr>
+      <w:t>}</w:t>
     </w:r>
     <w:r>
       <w:tab/>
@@ -2341,7 +4162,7 @@
 </file>
 
 <file path=word/footnotes.xml><?xml version="1.0" encoding="utf-8"?>
-<w:footnotes xmlns:wpc="http://schemas.microsoft.com/office/word/2010/wordprocessingCanvas" xmlns:cx="http://schemas.microsoft.com/office/drawing/2014/chartex" xmlns:cx1="http://schemas.microsoft.com/office/drawing/2015/9/8/chartex" xmlns:cx2="http://schemas.microsoft.com/office/drawing/2015/10/21/chartex" xmlns:cx3="http://schemas.microsoft.com/office/drawing/2016/5/9/chartex" xmlns:cx4="http://schemas.microsoft.com/office/drawing/2016/5/10/chartex" xmlns:cx5="http://schemas.microsoft.com/office/drawing/2016/5/11/chartex" xmlns:cx6="http://schemas.microsoft.com/office/drawing/2016/5/12/chartex" xmlns:cx7="http://schemas.microsoft.com/office/drawing/2016/5/13/chartex" xmlns:cx8="http://schemas.microsoft.com/office/drawing/2016/5/14/chartex" xmlns:mc="http://schemas.openxmlformats.org/markup-compatibility/2006" xmlns:m="http://schemas.openxmlformats.org/officeDocument/2006/math" xmlns:aink="http://schemas.microsoft.com/office/drawing/2016/ink" xmlns:am3d="http://schemas.microsoft.com/office/drawing/2017/model3d" xmlns:oel="http://schemas.microsoft.com/office/2019/extlst" xmlns:r="http://schemas.openxmlformats.org/officeDocument/2006/relationships" xmlns:wp14="http://schemas.microsoft.com/office/word/2010/wordprocessingDrawing" xmlns:wp="http://schemas.openxmlformats.org/drawingml/2006/wordprocessingDrawing" xmlns:wpg="http://schemas.microsoft.com/office/word/2010/wordprocessingGroup" xmlns:wpi="http://schemas.microsoft.com/office/word/2010/wordprocessingInk" xmlns:wps="http://schemas.microsoft.com/office/word/2010/wordprocessingShape" xmlns:o="urn:schemas-microsoft-com:office:office" xmlns:v="urn:schemas-microsoft-com:vml" xmlns:w10="urn:schemas-microsoft-com:office:word" xmlns:w="http://schemas.openxmlformats.org/wordprocessingml/2006/main" xmlns:w14="http://schemas.microsoft.com/office/word/2010/wordml" xmlns:w15="http://schemas.microsoft.com/office/word/2012/wordml" xmlns:w16cei="http://schemas.microsoft.com/office/word/2026/wordml/cei" xmlns:w16cex="http://schemas.microsoft.com/office/word/2018/wordml/cex" xmlns:w16cid="http://schemas.microsoft.com/office/word/2016/wordml/cid" xmlns:w16="http://schemas.microsoft.com/office/word/2018/wordml" xmlns:w16sdtdh="http://schemas.microsoft.com/office/word/2020/wordml/sdtdatahash" xmlns:w16sdtfl="http://schemas.microsoft.com/office/word/2024/wordml/sdtformatlock" xmlns:w16se="http://schemas.microsoft.com/office/word/2015/wordml/symex" xmlns:w16du="http://schemas.microsoft.com/office/word/2023/wordml/word16du" xmlns:wne="http://schemas.microsoft.com/office/word/2006/wordml" mc:Ignorable="w14 w15 w16se w16cid w16 w16cex w16sdtdh w16sdtfl w16du wp14">
+<w:footnotes xmlns:wpc="http://schemas.microsoft.com/office/word/2010/wordprocessingCanvas" xmlns:cx="http://schemas.microsoft.com/office/drawing/2014/chartex" xmlns:cx1="http://schemas.microsoft.com/office/drawing/2015/9/8/chartex" xmlns:cx2="http://schemas.microsoft.com/office/drawing/2015/10/21/chartex" xmlns:cx3="http://schemas.microsoft.com/office/drawing/2016/5/9/chartex" xmlns:cx4="http://schemas.microsoft.com/office/drawing/2016/5/10/chartex" xmlns:cx5="http://schemas.microsoft.com/office/drawing/2016/5/11/chartex" xmlns:cx6="http://schemas.microsoft.com/office/drawing/2016/5/12/chartex" xmlns:cx7="http://schemas.microsoft.com/office/drawing/2016/5/13/chartex" xmlns:cx8="http://schemas.microsoft.com/office/drawing/2016/5/14/chartex" xmlns:mc="http://schemas.openxmlformats.org/markup-compatibility/2006" xmlns:aink="http://schemas.microsoft.com/office/drawing/2016/ink" xmlns:am3d="http://schemas.microsoft.com/office/drawing/2017/model3d" xmlns:o="urn:schemas-microsoft-com:office:office" xmlns:oel="http://schemas.microsoft.com/office/2019/extlst" xmlns:r="http://schemas.openxmlformats.org/officeDocument/2006/relationships" xmlns:m="http://schemas.openxmlformats.org/officeDocument/2006/math" xmlns:v="urn:schemas-microsoft-com:vml" xmlns:wp14="http://schemas.microsoft.com/office/word/2010/wordprocessingDrawing" xmlns:wp="http://schemas.openxmlformats.org/drawingml/2006/wordprocessingDrawing" xmlns:w10="urn:schemas-microsoft-com:office:word" xmlns:w="http://schemas.openxmlformats.org/wordprocessingml/2006/main" xmlns:w14="http://schemas.microsoft.com/office/word/2010/wordml" xmlns:w15="http://schemas.microsoft.com/office/word/2012/wordml" xmlns:w16cei="http://schemas.microsoft.com/office/word/2026/wordml/cei" xmlns:w16cex="http://schemas.microsoft.com/office/word/2018/wordml/cex" xmlns:w16cid="http://schemas.microsoft.com/office/word/2016/wordml/cid" xmlns:w16="http://schemas.microsoft.com/office/word/2018/wordml" xmlns:w16du="http://schemas.microsoft.com/office/word/2023/wordml/word16du" xmlns:w16sdtdh="http://schemas.microsoft.com/office/word/2020/wordml/sdtdatahash" xmlns:w16sdtfl="http://schemas.microsoft.com/office/word/2024/wordml/sdtformatlock" xmlns:w16se="http://schemas.microsoft.com/office/word/2015/wordml/symex" xmlns:wpg="http://schemas.microsoft.com/office/word/2010/wordprocessingGroup" xmlns:wpi="http://schemas.microsoft.com/office/word/2010/wordprocessingInk" xmlns:wne="http://schemas.microsoft.com/office/word/2006/wordml" xmlns:wps="http://schemas.microsoft.com/office/word/2010/wordprocessingShape" mc:Ignorable="w14 w15 w16se w16cid w16 w16cex w16sdtdh w16sdtfl w16du wp14">
   <w:footnote w:type="separator" w:id="-1">
     <w:p>
       <w:pPr>
@@ -2366,7 +4187,7 @@
 </file>
 
 <file path=word/header1.xml><?xml version="1.0" encoding="utf-8"?>
-<w:hdr xmlns:wpc="http://schemas.microsoft.com/office/word/2010/wordprocessingCanvas" xmlns:cx="http://schemas.microsoft.com/office/drawing/2014/chartex" xmlns:cx1="http://schemas.microsoft.com/office/drawing/2015/9/8/chartex" xmlns:cx2="http://schemas.microsoft.com/office/drawing/2015/10/21/chartex" xmlns:cx3="http://schemas.microsoft.com/office/drawing/2016/5/9/chartex" xmlns:cx4="http://schemas.microsoft.com/office/drawing/2016/5/10/chartex" xmlns:cx5="http://schemas.microsoft.com/office/drawing/2016/5/11/chartex" xmlns:cx6="http://schemas.microsoft.com/office/drawing/2016/5/12/chartex" xmlns:cx7="http://schemas.microsoft.com/office/drawing/2016/5/13/chartex" xmlns:cx8="http://schemas.microsoft.com/office/drawing/2016/5/14/chartex" xmlns:mc="http://schemas.openxmlformats.org/markup-compatibility/2006" xmlns:m="http://schemas.openxmlformats.org/officeDocument/2006/math" xmlns:aink="http://schemas.microsoft.com/office/drawing/2016/ink" xmlns:am3d="http://schemas.microsoft.com/office/drawing/2017/model3d" xmlns:oel="http://schemas.microsoft.com/office/2019/extlst" xmlns:r="http://schemas.openxmlformats.org/officeDocument/2006/relationships" xmlns:wp14="http://schemas.microsoft.com/office/word/2010/wordprocessingDrawing" xmlns:wp="http://schemas.openxmlformats.org/drawingml/2006/wordprocessingDrawing" xmlns:wpg="http://schemas.microsoft.com/office/word/2010/wordprocessingGroup" xmlns:wpi="http://schemas.microsoft.com/office/word/2010/wordprocessingInk" xmlns:wps="http://schemas.microsoft.com/office/word/2010/wordprocessingShape" xmlns:o="urn:schemas-microsoft-com:office:office" xmlns:v="urn:schemas-microsoft-com:vml" xmlns:w10="urn:schemas-microsoft-com:office:word" xmlns:w="http://schemas.openxmlformats.org/wordprocessingml/2006/main" xmlns:w14="http://schemas.microsoft.com/office/word/2010/wordml" xmlns:w15="http://schemas.microsoft.com/office/word/2012/wordml" xmlns:w16cei="http://schemas.microsoft.com/office/word/2026/wordml/cei" xmlns:w16cex="http://schemas.microsoft.com/office/word/2018/wordml/cex" xmlns:w16cid="http://schemas.microsoft.com/office/word/2016/wordml/cid" xmlns:w16="http://schemas.microsoft.com/office/word/2018/wordml" xmlns:w16sdtdh="http://schemas.microsoft.com/office/word/2020/wordml/sdtdatahash" xmlns:w16sdtfl="http://schemas.microsoft.com/office/word/2024/wordml/sdtformatlock" xmlns:w16se="http://schemas.microsoft.com/office/word/2015/wordml/symex" xmlns:w16du="http://schemas.microsoft.com/office/word/2023/wordml/word16du" xmlns:wne="http://schemas.microsoft.com/office/word/2006/wordml" mc:Ignorable="w14 w15 w16se w16cid w16 w16cex w16sdtdh w16sdtfl w16du wp14">
+<w:hdr xmlns:wpc="http://schemas.microsoft.com/office/word/2010/wordprocessingCanvas" xmlns:cx="http://schemas.microsoft.com/office/drawing/2014/chartex" xmlns:cx1="http://schemas.microsoft.com/office/drawing/2015/9/8/chartex" xmlns:cx2="http://schemas.microsoft.com/office/drawing/2015/10/21/chartex" xmlns:cx3="http://schemas.microsoft.com/office/drawing/2016/5/9/chartex" xmlns:cx4="http://schemas.microsoft.com/office/drawing/2016/5/10/chartex" xmlns:cx5="http://schemas.microsoft.com/office/drawing/2016/5/11/chartex" xmlns:cx6="http://schemas.microsoft.com/office/drawing/2016/5/12/chartex" xmlns:cx7="http://schemas.microsoft.com/office/drawing/2016/5/13/chartex" xmlns:cx8="http://schemas.microsoft.com/office/drawing/2016/5/14/chartex" xmlns:mc="http://schemas.openxmlformats.org/markup-compatibility/2006" xmlns:aink="http://schemas.microsoft.com/office/drawing/2016/ink" xmlns:am3d="http://schemas.microsoft.com/office/drawing/2017/model3d" xmlns:o="urn:schemas-microsoft-com:office:office" xmlns:oel="http://schemas.microsoft.com/office/2019/extlst" xmlns:r="http://schemas.openxmlformats.org/officeDocument/2006/relationships" xmlns:m="http://schemas.openxmlformats.org/officeDocument/2006/math" xmlns:v="urn:schemas-microsoft-com:vml" xmlns:wp14="http://schemas.microsoft.com/office/word/2010/wordprocessingDrawing" xmlns:wp="http://schemas.openxmlformats.org/drawingml/2006/wordprocessingDrawing" xmlns:w10="urn:schemas-microsoft-com:office:word" xmlns:w="http://schemas.openxmlformats.org/wordprocessingml/2006/main" xmlns:w14="http://schemas.microsoft.com/office/word/2010/wordml" xmlns:w15="http://schemas.microsoft.com/office/word/2012/wordml" xmlns:w16cei="http://schemas.microsoft.com/office/word/2026/wordml/cei" xmlns:w16cex="http://schemas.microsoft.com/office/word/2018/wordml/cex" xmlns:w16cid="http://schemas.microsoft.com/office/word/2016/wordml/cid" xmlns:w16="http://schemas.microsoft.com/office/word/2018/wordml" xmlns:w16du="http://schemas.microsoft.com/office/word/2023/wordml/word16du" xmlns:w16sdtdh="http://schemas.microsoft.com/office/word/2020/wordml/sdtdatahash" xmlns:w16sdtfl="http://schemas.microsoft.com/office/word/2024/wordml/sdtformatlock" xmlns:w16se="http://schemas.microsoft.com/office/word/2015/wordml/symex" xmlns:wpg="http://schemas.microsoft.com/office/word/2010/wordprocessingGroup" xmlns:wpi="http://schemas.microsoft.com/office/word/2010/wordprocessingInk" xmlns:wne="http://schemas.microsoft.com/office/word/2006/wordml" xmlns:wps="http://schemas.microsoft.com/office/word/2010/wordprocessingShape" mc:Ignorable="w14 w15 w16se w16cid w16 w16cex w16sdtdh w16sdtfl w16du wp14">
   <w:tbl>
     <w:tblPr>
       <w:tblW w:w="0" w:type="auto"/>
@@ -2426,7 +4247,7 @@
 </file>
 
 <file path=word/numbering.xml><?xml version="1.0" encoding="utf-8"?>
-<w:numbering xmlns:wpc="http://schemas.microsoft.com/office/word/2010/wordprocessingCanvas" xmlns:cx="http://schemas.microsoft.com/office/drawing/2014/chartex" xmlns:cx1="http://schemas.microsoft.com/office/drawing/2015/9/8/chartex" xmlns:cx2="http://schemas.microsoft.com/office/drawing/2015/10/21/chartex" xmlns:cx3="http://schemas.microsoft.com/office/drawing/2016/5/9/chartex" xmlns:cx4="http://schemas.microsoft.com/office/drawing/2016/5/10/chartex" xmlns:cx5="http://schemas.microsoft.com/office/drawing/2016/5/11/chartex" xmlns:cx6="http://schemas.microsoft.com/office/drawing/2016/5/12/chartex" xmlns:cx7="http://schemas.microsoft.com/office/drawing/2016/5/13/chartex" xmlns:cx8="http://schemas.microsoft.com/office/drawing/2016/5/14/chartex" xmlns:mc="http://schemas.openxmlformats.org/markup-compatibility/2006" xmlns:m="http://schemas.openxmlformats.org/officeDocument/2006/math" xmlns:aink="http://schemas.microsoft.com/office/drawing/2016/ink" xmlns:am3d="http://schemas.microsoft.com/office/drawing/2017/model3d" xmlns:oel="http://schemas.microsoft.com/office/2019/extlst" xmlns:r="http://schemas.openxmlformats.org/officeDocument/2006/relationships" xmlns:wp14="http://schemas.microsoft.com/office/word/2010/wordprocessingDrawing" xmlns:wp="http://schemas.openxmlformats.org/drawingml/2006/wordprocessingDrawing" xmlns:wpg="http://schemas.microsoft.com/office/word/2010/wordprocessingGroup" xmlns:wpi="http://schemas.microsoft.com/office/word/2010/wordprocessingInk" xmlns:wps="http://schemas.microsoft.com/office/word/2010/wordprocessingShape" xmlns:o="urn:schemas-microsoft-com:office:office" xmlns:v="urn:schemas-microsoft-com:vml" xmlns:w10="urn:schemas-microsoft-com:office:word" xmlns:w="http://schemas.openxmlformats.org/wordprocessingml/2006/main" xmlns:w14="http://schemas.microsoft.com/office/word/2010/wordml" xmlns:w15="http://schemas.microsoft.com/office/word/2012/wordml" xmlns:w16cei="http://schemas.microsoft.com/office/word/2026/wordml/cei" xmlns:w16cex="http://schemas.microsoft.com/office/word/2018/wordml/cex" xmlns:w16cid="http://schemas.microsoft.com/office/word/2016/wordml/cid" xmlns:w16="http://schemas.microsoft.com/office/word/2018/wordml" xmlns:w16sdtdh="http://schemas.microsoft.com/office/word/2020/wordml/sdtdatahash" xmlns:w16sdtfl="http://schemas.microsoft.com/office/word/2024/wordml/sdtformatlock" xmlns:w16se="http://schemas.microsoft.com/office/word/2015/wordml/symex" xmlns:w16du="http://schemas.microsoft.com/office/word/2023/wordml/word16du" xmlns:wne="http://schemas.microsoft.com/office/word/2006/wordml" mc:Ignorable="w14 w15 w16se w16cid w16 w16cex w16sdtdh w16sdtfl w16du wp14">
+<w:numbering xmlns:wpc="http://schemas.microsoft.com/office/word/2010/wordprocessingCanvas" xmlns:cx="http://schemas.microsoft.com/office/drawing/2014/chartex" xmlns:cx1="http://schemas.microsoft.com/office/drawing/2015/9/8/chartex" xmlns:cx2="http://schemas.microsoft.com/office/drawing/2015/10/21/chartex" xmlns:cx3="http://schemas.microsoft.com/office/drawing/2016/5/9/chartex" xmlns:cx4="http://schemas.microsoft.com/office/drawing/2016/5/10/chartex" xmlns:cx5="http://schemas.microsoft.com/office/drawing/2016/5/11/chartex" xmlns:cx6="http://schemas.microsoft.com/office/drawing/2016/5/12/chartex" xmlns:cx7="http://schemas.microsoft.com/office/drawing/2016/5/13/chartex" xmlns:cx8="http://schemas.microsoft.com/office/drawing/2016/5/14/chartex" xmlns:mc="http://schemas.openxmlformats.org/markup-compatibility/2006" xmlns:aink="http://schemas.microsoft.com/office/drawing/2016/ink" xmlns:am3d="http://schemas.microsoft.com/office/drawing/2017/model3d" xmlns:o="urn:schemas-microsoft-com:office:office" xmlns:oel="http://schemas.microsoft.com/office/2019/extlst" xmlns:r="http://schemas.openxmlformats.org/officeDocument/2006/relationships" xmlns:m="http://schemas.openxmlformats.org/officeDocument/2006/math" xmlns:v="urn:schemas-microsoft-com:vml" xmlns:wp14="http://schemas.microsoft.com/office/word/2010/wordprocessingDrawing" xmlns:wp="http://schemas.openxmlformats.org/drawingml/2006/wordprocessingDrawing" xmlns:w10="urn:schemas-microsoft-com:office:word" xmlns:w="http://schemas.openxmlformats.org/wordprocessingml/2006/main" xmlns:w14="http://schemas.microsoft.com/office/word/2010/wordml" xmlns:w15="http://schemas.microsoft.com/office/word/2012/wordml" xmlns:w16cei="http://schemas.microsoft.com/office/word/2026/wordml/cei" xmlns:w16cex="http://schemas.microsoft.com/office/word/2018/wordml/cex" xmlns:w16cid="http://schemas.microsoft.com/office/word/2016/wordml/cid" xmlns:w16="http://schemas.microsoft.com/office/word/2018/wordml" xmlns:w16du="http://schemas.microsoft.com/office/word/2023/wordml/word16du" xmlns:w16sdtdh="http://schemas.microsoft.com/office/word/2020/wordml/sdtdatahash" xmlns:w16sdtfl="http://schemas.microsoft.com/office/word/2024/wordml/sdtformatlock" xmlns:w16se="http://schemas.microsoft.com/office/word/2015/wordml/symex" xmlns:wpg="http://schemas.microsoft.com/office/word/2010/wordprocessingGroup" xmlns:wpi="http://schemas.microsoft.com/office/word/2010/wordprocessingInk" xmlns:wne="http://schemas.microsoft.com/office/word/2006/wordml" xmlns:wps="http://schemas.microsoft.com/office/word/2010/wordprocessingShape" mc:Ignorable="w14 w15 w16se w16cid w16 w16cex w16sdtdh w16sdtfl w16du wp14">
   <w:abstractNum w:abstractNumId="0" w15:restartNumberingAfterBreak="0">
     <w:nsid w:val="FFFFFF7C"/>
     <w:multiLevelType w:val="singleLevel"/>
@@ -2807,7 +4628,7 @@
 </file>
 
 <file path=word/styles.xml><?xml version="1.0" encoding="utf-8"?>
-<w:styles xmlns:mc="http://schemas.openxmlformats.org/markup-compatibility/2006" xmlns:r="http://schemas.openxmlformats.org/officeDocument/2006/relationships" xmlns:w="http://schemas.openxmlformats.org/wordprocessingml/2006/main" xmlns:w14="http://schemas.microsoft.com/office/word/2010/wordml" xmlns:w15="http://schemas.microsoft.com/office/word/2012/wordml" xmlns:w16cex="http://schemas.microsoft.com/office/word/2018/wordml/cex" xmlns:w16cid="http://schemas.microsoft.com/office/word/2016/wordml/cid" xmlns:w16="http://schemas.microsoft.com/office/word/2018/wordml" xmlns:w16sdtdh="http://schemas.microsoft.com/office/word/2020/wordml/sdtdatahash" xmlns:w16sdtfl="http://schemas.microsoft.com/office/word/2024/wordml/sdtformatlock" xmlns:w16se="http://schemas.microsoft.com/office/word/2015/wordml/symex" xmlns:w16du="http://schemas.microsoft.com/office/word/2023/wordml/word16du" mc:Ignorable="w14 w15 w16se w16cid w16 w16cex w16sdtdh w16sdtfl w16du">
+<w:styles xmlns:mc="http://schemas.openxmlformats.org/markup-compatibility/2006" xmlns:r="http://schemas.openxmlformats.org/officeDocument/2006/relationships" xmlns:w="http://schemas.openxmlformats.org/wordprocessingml/2006/main" xmlns:w14="http://schemas.microsoft.com/office/word/2010/wordml" xmlns:w15="http://schemas.microsoft.com/office/word/2012/wordml" xmlns:w16cex="http://schemas.microsoft.com/office/word/2018/wordml/cex" xmlns:w16cid="http://schemas.microsoft.com/office/word/2016/wordml/cid" xmlns:w16="http://schemas.microsoft.com/office/word/2018/wordml" xmlns:w16du="http://schemas.microsoft.com/office/word/2023/wordml/word16du" xmlns:w16sdtdh="http://schemas.microsoft.com/office/word/2020/wordml/sdtdatahash" xmlns:w16sdtfl="http://schemas.microsoft.com/office/word/2024/wordml/sdtformatlock" xmlns:w16se="http://schemas.microsoft.com/office/word/2015/wordml/symex" mc:Ignorable="w14 w15 w16se w16cid w16 w16cex w16sdtdh w16sdtfl w16du">
   <w:docDefaults>
     <w:rPrDefault>
       <w:rPr>

--- a/api/Templates/P9.docx
+++ b/api/Templates/P9.docx
@@ -1,6 +1,6 @@
 
 <file path=word/document.xml><?xml version="1.0" encoding="utf-8"?>
-<w:document xmlns:wpc="http://schemas.microsoft.com/office/word/2010/wordprocessingCanvas" xmlns:cx="http://schemas.microsoft.com/office/drawing/2014/chartex" xmlns:cx1="http://schemas.microsoft.com/office/drawing/2015/9/8/chartex" xmlns:cx2="http://schemas.microsoft.com/office/drawing/2015/10/21/chartex" xmlns:cx3="http://schemas.microsoft.com/office/drawing/2016/5/9/chartex" xmlns:cx4="http://schemas.microsoft.com/office/drawing/2016/5/10/chartex" xmlns:cx5="http://schemas.microsoft.com/office/drawing/2016/5/11/chartex" xmlns:cx6="http://schemas.microsoft.com/office/drawing/2016/5/12/chartex" xmlns:cx7="http://schemas.microsoft.com/office/drawing/2016/5/13/chartex" xmlns:cx8="http://schemas.microsoft.com/office/drawing/2016/5/14/chartex" xmlns:mc="http://schemas.openxmlformats.org/markup-compatibility/2006" xmlns:aink="http://schemas.microsoft.com/office/drawing/2016/ink" xmlns:am3d="http://schemas.microsoft.com/office/drawing/2017/model3d" xmlns:o="urn:schemas-microsoft-com:office:office" xmlns:oel="http://schemas.microsoft.com/office/2019/extlst" xmlns:r="http://schemas.openxmlformats.org/officeDocument/2006/relationships" xmlns:m="http://schemas.openxmlformats.org/officeDocument/2006/math" xmlns:v="urn:schemas-microsoft-com:vml" xmlns:wp14="http://schemas.microsoft.com/office/word/2010/wordprocessingDrawing" xmlns:wp="http://schemas.openxmlformats.org/drawingml/2006/wordprocessingDrawing" xmlns:w10="urn:schemas-microsoft-com:office:word" xmlns:w="http://schemas.openxmlformats.org/wordprocessingml/2006/main" xmlns:w14="http://schemas.microsoft.com/office/word/2010/wordml" xmlns:w15="http://schemas.microsoft.com/office/word/2012/wordml" xmlns:w16cei="http://schemas.microsoft.com/office/word/2026/wordml/cei" xmlns:w16cex="http://schemas.microsoft.com/office/word/2018/wordml/cex" xmlns:w16cid="http://schemas.microsoft.com/office/word/2016/wordml/cid" xmlns:w16="http://schemas.microsoft.com/office/word/2018/wordml" xmlns:w16du="http://schemas.microsoft.com/office/word/2023/wordml/word16du" xmlns:w16sdtdh="http://schemas.microsoft.com/office/word/2020/wordml/sdtdatahash" xmlns:w16sdtfl="http://schemas.microsoft.com/office/word/2024/wordml/sdtformatlock" xmlns:w16se="http://schemas.microsoft.com/office/word/2015/wordml/symex" xmlns:wpg="http://schemas.microsoft.com/office/word/2010/wordprocessingGroup" xmlns:wpi="http://schemas.microsoft.com/office/word/2010/wordprocessingInk" xmlns:wne="http://schemas.microsoft.com/office/word/2006/wordml" xmlns:wps="http://schemas.microsoft.com/office/word/2010/wordprocessingShape" mc:Ignorable="w14 w15 w16se w16cid w16 w16cex w16sdtdh w16sdtfl w16du wp14">
+<w:document xmlns:wpc="http://schemas.microsoft.com/office/word/2010/wordprocessingCanvas" xmlns:cx="http://schemas.microsoft.com/office/drawing/2014/chartex" xmlns:cx1="http://schemas.microsoft.com/office/drawing/2015/9/8/chartex" xmlns:cx2="http://schemas.microsoft.com/office/drawing/2015/10/21/chartex" xmlns:cx3="http://schemas.microsoft.com/office/drawing/2016/5/9/chartex" xmlns:cx4="http://schemas.microsoft.com/office/drawing/2016/5/10/chartex" xmlns:cx5="http://schemas.microsoft.com/office/drawing/2016/5/11/chartex" xmlns:cx6="http://schemas.microsoft.com/office/drawing/2016/5/12/chartex" xmlns:cx7="http://schemas.microsoft.com/office/drawing/2016/5/13/chartex" xmlns:cx8="http://schemas.microsoft.com/office/drawing/2016/5/14/chartex" xmlns:mc="http://schemas.openxmlformats.org/markup-compatibility/2006" xmlns:m="http://schemas.openxmlformats.org/officeDocument/2006/math" xmlns:aink="http://schemas.microsoft.com/office/drawing/2016/ink" xmlns:am3d="http://schemas.microsoft.com/office/drawing/2017/model3d" xmlns:oel="http://schemas.microsoft.com/office/2019/extlst" xmlns:r="http://schemas.openxmlformats.org/officeDocument/2006/relationships" xmlns:wp14="http://schemas.microsoft.com/office/word/2010/wordprocessingDrawing" xmlns:wp="http://schemas.openxmlformats.org/drawingml/2006/wordprocessingDrawing" xmlns:wpg="http://schemas.microsoft.com/office/word/2010/wordprocessingGroup" xmlns:wpi="http://schemas.microsoft.com/office/word/2010/wordprocessingInk" xmlns:wps="http://schemas.microsoft.com/office/word/2010/wordprocessingShape" xmlns:o="urn:schemas-microsoft-com:office:office" xmlns:v="urn:schemas-microsoft-com:vml" xmlns:w10="urn:schemas-microsoft-com:office:word" xmlns:w="http://schemas.openxmlformats.org/wordprocessingml/2006/main" xmlns:w14="http://schemas.microsoft.com/office/word/2010/wordml" xmlns:w15="http://schemas.microsoft.com/office/word/2012/wordml" xmlns:w16cei="http://schemas.microsoft.com/office/word/2026/wordml/cei" xmlns:w16cex="http://schemas.microsoft.com/office/word/2018/wordml/cex" xmlns:w16cid="http://schemas.microsoft.com/office/word/2016/wordml/cid" xmlns:w16="http://schemas.microsoft.com/office/word/2018/wordml" xmlns:w16sdtdh="http://schemas.microsoft.com/office/word/2020/wordml/sdtdatahash" xmlns:w16sdtfl="http://schemas.microsoft.com/office/word/2024/wordml/sdtformatlock" xmlns:w16se="http://schemas.microsoft.com/office/word/2015/wordml/symex" xmlns:w16du="http://schemas.microsoft.com/office/word/2023/wordml/word16du" xmlns:wne="http://schemas.microsoft.com/office/word/2006/wordml" mc:Ignorable="w14 w15 w16se w16cid w16 w16cex w16sdtdh w16sdtfl w16du wp14">
   <w:body>
     <w:p>
       <w:pPr>
@@ -14,8 +14,13 @@
         <w:t>FORM P9</w:t>
       </w:r>
       <w:r>
-        <w:t xml:space="preserve"> (RULE 25-3 (2) )</w:t>
-      </w:r>
+        <w:t xml:space="preserve"> (RULE 25-3 (2</w:t>
+      </w:r>
+      <w:proofErr w:type="gramStart"/>
+      <w:r>
+        <w:t>) )</w:t>
+      </w:r>
+      <w:proofErr w:type="gramEnd"/>
     </w:p>
     <w:p>
       <w:pPr>
@@ -43,12 +48,21 @@
         <w:t>{</w:t>
       </w:r>
       <w:proofErr w:type="spellStart"/>
-      <w:r>
-        <w:rPr>
-          <w:b/>
-          <w:bCs/>
-        </w:rPr>
-        <w:t>d.applicant.applicantName</w:t>
+      <w:proofErr w:type="gramStart"/>
+      <w:r>
+        <w:rPr>
+          <w:b/>
+          <w:bCs/>
+        </w:rPr>
+        <w:t>d.applicant</w:t>
+      </w:r>
+      <w:proofErr w:type="gramEnd"/>
+      <w:r>
+        <w:rPr>
+          <w:b/>
+          <w:bCs/>
+        </w:rPr>
+        <w:t>.applicantName</w:t>
       </w:r>
       <w:proofErr w:type="spellEnd"/>
       <w:r>
@@ -106,8 +120,13 @@
         <w:t>{</w:t>
       </w:r>
       <w:proofErr w:type="spellStart"/>
-      <w:r>
-        <w:t>d.applicant.applicantCourthouseName</w:t>
+      <w:proofErr w:type="gramStart"/>
+      <w:r>
+        <w:t>d.applicant</w:t>
+      </w:r>
+      <w:proofErr w:type="gramEnd"/>
+      <w:r>
+        <w:t>.applicantCourthouseName</w:t>
       </w:r>
       <w:proofErr w:type="spellEnd"/>
       <w:r>
@@ -142,6 +161,7 @@
         <w:t>{</w:t>
       </w:r>
       <w:proofErr w:type="spellStart"/>
+      <w:proofErr w:type="gramStart"/>
       <w:r>
         <w:rPr>
           <w:b/>
@@ -150,6 +170,7 @@
         <w:t>d.deceasedName</w:t>
       </w:r>
       <w:proofErr w:type="spellEnd"/>
+      <w:proofErr w:type="gramEnd"/>
       <w:r>
         <w:rPr>
           <w:b/>
@@ -188,12 +209,21 @@
         <w:t>{</w:t>
       </w:r>
       <w:proofErr w:type="spellStart"/>
-      <w:r>
-        <w:rPr>
-          <w:b/>
-          <w:bCs/>
-        </w:rPr>
-        <w:t>d.applicant.applicantName</w:t>
+      <w:proofErr w:type="gramStart"/>
+      <w:r>
+        <w:rPr>
+          <w:b/>
+          <w:bCs/>
+        </w:rPr>
+        <w:t>d.applicant</w:t>
+      </w:r>
+      <w:proofErr w:type="gramEnd"/>
+      <w:r>
+        <w:rPr>
+          <w:b/>
+          <w:bCs/>
+        </w:rPr>
+        <w:t>.applicantName</w:t>
       </w:r>
       <w:proofErr w:type="spellEnd"/>
       <w:r>
@@ -214,12 +244,21 @@
         <w:t>{</w:t>
       </w:r>
       <w:proofErr w:type="spellStart"/>
-      <w:r>
-        <w:rPr>
-          <w:b/>
-          <w:bCs/>
-        </w:rPr>
-        <w:t>d.applicant.applicantOrdinaryAddressStreet</w:t>
+      <w:proofErr w:type="gramStart"/>
+      <w:r>
+        <w:rPr>
+          <w:b/>
+          <w:bCs/>
+        </w:rPr>
+        <w:t>d.applicant</w:t>
+      </w:r>
+      <w:proofErr w:type="gramEnd"/>
+      <w:r>
+        <w:rPr>
+          <w:b/>
+          <w:bCs/>
+        </w:rPr>
+        <w:t>.applicantOrdinaryAddressStreet</w:t>
       </w:r>
       <w:proofErr w:type="spellEnd"/>
       <w:r>
@@ -237,12 +276,21 @@
         <w:t xml:space="preserve"> {</w:t>
       </w:r>
       <w:proofErr w:type="spellStart"/>
-      <w:r>
-        <w:rPr>
-          <w:b/>
-          <w:bCs/>
-        </w:rPr>
-        <w:t>d.applicant.applicantOrdinaryAddressCity</w:t>
+      <w:proofErr w:type="gramStart"/>
+      <w:r>
+        <w:rPr>
+          <w:b/>
+          <w:bCs/>
+        </w:rPr>
+        <w:t>d.applicant</w:t>
+      </w:r>
+      <w:proofErr w:type="gramEnd"/>
+      <w:r>
+        <w:rPr>
+          <w:b/>
+          <w:bCs/>
+        </w:rPr>
+        <w:t>.applicantOrdinaryAddressCity</w:t>
       </w:r>
       <w:proofErr w:type="spellEnd"/>
       <w:r>
@@ -257,8 +305,65 @@
           <w:b/>
           <w:bCs/>
         </w:rPr>
-        <w:t>{d.applicant.applicantOrdinaryAddressProvince}{d.applicant.applicantOrdinaryAddressState}{d.applicant.applicantOrdinaryAddressProvinceText }</w:t>
-      </w:r>
+        <w:t>{</w:t>
+      </w:r>
+      <w:proofErr w:type="gramStart"/>
+      <w:r>
+        <w:rPr>
+          <w:b/>
+          <w:bCs/>
+        </w:rPr>
+        <w:t>d.applicant</w:t>
+      </w:r>
+      <w:proofErr w:type="gramEnd"/>
+      <w:r>
+        <w:rPr>
+          <w:b/>
+          <w:bCs/>
+        </w:rPr>
+        <w:t>.</w:t>
+      </w:r>
+      <w:proofErr w:type="gramStart"/>
+      <w:r>
+        <w:rPr>
+          <w:b/>
+          <w:bCs/>
+        </w:rPr>
+        <w:t>applicantOrdinaryAddressProvince}{d.applicant</w:t>
+      </w:r>
+      <w:proofErr w:type="gramEnd"/>
+      <w:r>
+        <w:rPr>
+          <w:b/>
+          <w:bCs/>
+        </w:rPr>
+        <w:t>.</w:t>
+      </w:r>
+      <w:proofErr w:type="gramStart"/>
+      <w:r>
+        <w:rPr>
+          <w:b/>
+          <w:bCs/>
+        </w:rPr>
+        <w:t>applicantOrdinaryAddressState}{d.applicant</w:t>
+      </w:r>
+      <w:proofErr w:type="gramEnd"/>
+      <w:r>
+        <w:rPr>
+          <w:b/>
+          <w:bCs/>
+        </w:rPr>
+        <w:t>.</w:t>
+      </w:r>
+      <w:proofErr w:type="gramStart"/>
+      <w:r>
+        <w:rPr>
+          <w:b/>
+          <w:bCs/>
+        </w:rPr>
+        <w:t>applicantOrdinaryAddressProvinceText }</w:t>
+      </w:r>
+      <w:proofErr w:type="gramEnd"/>
       <w:r>
         <w:t xml:space="preserve">, </w:t>
       </w:r>
@@ -270,12 +375,21 @@
         <w:t>{</w:t>
       </w:r>
       <w:proofErr w:type="spellStart"/>
-      <w:r>
-        <w:rPr>
-          <w:b/>
-          <w:bCs/>
-        </w:rPr>
-        <w:t>d.applicant.applicantOccupation</w:t>
+      <w:proofErr w:type="gramStart"/>
+      <w:r>
+        <w:rPr>
+          <w:b/>
+          <w:bCs/>
+        </w:rPr>
+        <w:t>d.applicant</w:t>
+      </w:r>
+      <w:proofErr w:type="gramEnd"/>
+      <w:r>
+        <w:rPr>
+          <w:b/>
+          <w:bCs/>
+        </w:rPr>
+        <w:t>.applicantOccupation</w:t>
       </w:r>
       <w:proofErr w:type="spellEnd"/>
       <w:r>
@@ -321,18 +435,33 @@
         <w:t>{</w:t>
       </w:r>
       <w:proofErr w:type="spellStart"/>
+      <w:proofErr w:type="gramStart"/>
       <w:r>
         <w:rPr>
           <w:szCs w:val="20"/>
         </w:rPr>
-        <w:t>d.hasInPerson:ifEQ</w:t>
+        <w:t>d.hasInPerson</w:t>
+      </w:r>
+      <w:proofErr w:type="gramEnd"/>
+      <w:r>
+        <w:rPr>
+          <w:szCs w:val="20"/>
+        </w:rPr>
+        <w:t>:ifEQ</w:t>
       </w:r>
       <w:proofErr w:type="spellEnd"/>
       <w:r>
         <w:rPr>
           <w:szCs w:val="20"/>
         </w:rPr>
-        <w:t>(true):</w:t>
+        <w:t>(true</w:t>
+      </w:r>
+      <w:proofErr w:type="gramStart"/>
+      <w:r>
+        <w:rPr>
+          <w:szCs w:val="20"/>
+        </w:rPr>
+        <w:t>):</w:t>
       </w:r>
       <w:proofErr w:type="spellStart"/>
       <w:r>
@@ -342,6 +471,7 @@
         <w:t>showBegin</w:t>
       </w:r>
       <w:proofErr w:type="spellEnd"/>
+      <w:proofErr w:type="gramEnd"/>
       <w:r>
         <w:rPr>
           <w:szCs w:val="20"/>
@@ -377,6 +507,7 @@
         <w:t>{</w:t>
       </w:r>
       <w:proofErr w:type="spellStart"/>
+      <w:proofErr w:type="gramStart"/>
       <w:r>
         <w:rPr>
           <w:b/>
@@ -385,6 +516,7 @@
         <w:t>d.deliveredInPerson</w:t>
       </w:r>
       <w:proofErr w:type="spellEnd"/>
+      <w:proofErr w:type="gramEnd"/>
       <w:r>
         <w:rPr>
           <w:b/>
@@ -401,6 +533,7 @@
         <w:t>i</w:t>
       </w:r>
       <w:proofErr w:type="spellEnd"/>
+      <w:proofErr w:type="gramStart"/>
       <w:r>
         <w:rPr>
           <w:b/>
@@ -417,6 +550,7 @@
         <w:t>recipientName</w:t>
       </w:r>
       <w:proofErr w:type="spellEnd"/>
+      <w:proofErr w:type="gramEnd"/>
       <w:r>
         <w:rPr>
           <w:b/>
@@ -438,6 +572,7 @@
         <w:t>{</w:t>
       </w:r>
       <w:proofErr w:type="spellStart"/>
+      <w:proofErr w:type="gramStart"/>
       <w:r>
         <w:rPr>
           <w:b/>
@@ -446,6 +581,7 @@
         <w:t>d.deliveredInPerson</w:t>
       </w:r>
       <w:proofErr w:type="spellEnd"/>
+      <w:proofErr w:type="gramEnd"/>
       <w:r>
         <w:rPr>
           <w:b/>
@@ -460,6 +596,7 @@
         </w:rPr>
         <w:t>+1</w:t>
       </w:r>
+      <w:proofErr w:type="gramStart"/>
       <w:r>
         <w:rPr>
           <w:b/>
@@ -490,6 +627,7 @@
         </w:rPr>
         <w:t xml:space="preserve">  s</w:t>
       </w:r>
+      <w:proofErr w:type="gramEnd"/>
     </w:p>
     <w:p>
       <w:pPr>
@@ -507,30 +645,48 @@
         <w:t>{</w:t>
       </w:r>
       <w:proofErr w:type="spellStart"/>
+      <w:proofErr w:type="gramStart"/>
       <w:r>
         <w:rPr>
           <w:sz w:val="16"/>
           <w:szCs w:val="16"/>
         </w:rPr>
-        <w:t>d.hasInPerson:ifEQ</w:t>
-      </w:r>
-      <w:proofErr w:type="spellEnd"/>
+        <w:t>d.hasInPerson</w:t>
+      </w:r>
+      <w:proofErr w:type="gramEnd"/>
       <w:r>
         <w:rPr>
           <w:sz w:val="16"/>
           <w:szCs w:val="16"/>
         </w:rPr>
-        <w:t>(true):</w:t>
-      </w:r>
-      <w:proofErr w:type="spellStart"/>
+        <w:t>:ifEQ</w:t>
+      </w:r>
+      <w:proofErr w:type="spellEnd"/>
       <w:r>
         <w:rPr>
           <w:sz w:val="16"/>
           <w:szCs w:val="16"/>
         </w:rPr>
+        <w:t>(true</w:t>
+      </w:r>
+      <w:proofErr w:type="gramStart"/>
+      <w:r>
+        <w:rPr>
+          <w:sz w:val="16"/>
+          <w:szCs w:val="16"/>
+        </w:rPr>
+        <w:t>):</w:t>
+      </w:r>
+      <w:proofErr w:type="spellStart"/>
+      <w:r>
+        <w:rPr>
+          <w:sz w:val="16"/>
+          <w:szCs w:val="16"/>
+        </w:rPr>
         <w:t>showEnd</w:t>
       </w:r>
       <w:proofErr w:type="spellEnd"/>
+      <w:proofErr w:type="gramEnd"/>
       <w:r>
         <w:rPr>
           <w:sz w:val="16"/>
@@ -555,30 +711,48 @@
         <w:t>{</w:t>
       </w:r>
       <w:proofErr w:type="spellStart"/>
+      <w:proofErr w:type="gramStart"/>
       <w:r>
         <w:rPr>
           <w:sz w:val="16"/>
           <w:szCs w:val="16"/>
         </w:rPr>
-        <w:t>d.hasByMail:ifEQ</w:t>
-      </w:r>
-      <w:proofErr w:type="spellEnd"/>
+        <w:t>d.hasByMail</w:t>
+      </w:r>
+      <w:proofErr w:type="gramEnd"/>
       <w:r>
         <w:rPr>
           <w:sz w:val="16"/>
           <w:szCs w:val="16"/>
         </w:rPr>
-        <w:t>(true):</w:t>
-      </w:r>
-      <w:proofErr w:type="spellStart"/>
+        <w:t>:ifEQ</w:t>
+      </w:r>
+      <w:proofErr w:type="spellEnd"/>
       <w:r>
         <w:rPr>
           <w:sz w:val="16"/>
           <w:szCs w:val="16"/>
         </w:rPr>
+        <w:t>(true</w:t>
+      </w:r>
+      <w:proofErr w:type="gramStart"/>
+      <w:r>
+        <w:rPr>
+          <w:sz w:val="16"/>
+          <w:szCs w:val="16"/>
+        </w:rPr>
+        <w:t>):</w:t>
+      </w:r>
+      <w:proofErr w:type="spellStart"/>
+      <w:r>
+        <w:rPr>
+          <w:sz w:val="16"/>
+          <w:szCs w:val="16"/>
+        </w:rPr>
         <w:t>showBegin</w:t>
       </w:r>
       <w:proofErr w:type="spellEnd"/>
+      <w:proofErr w:type="gramEnd"/>
       <w:r>
         <w:rPr>
           <w:sz w:val="16"/>
@@ -615,6 +789,7 @@
         <w:t>{</w:t>
       </w:r>
       <w:proofErr w:type="spellStart"/>
+      <w:proofErr w:type="gramStart"/>
       <w:r>
         <w:rPr>
           <w:b/>
@@ -623,6 +798,7 @@
         <w:t>d.deliveredByMail</w:t>
       </w:r>
       <w:proofErr w:type="spellEnd"/>
+      <w:proofErr w:type="gramEnd"/>
       <w:r>
         <w:rPr>
           <w:b/>
@@ -639,6 +815,7 @@
         <w:t>i</w:t>
       </w:r>
       <w:proofErr w:type="spellEnd"/>
+      <w:proofErr w:type="gramStart"/>
       <w:r>
         <w:rPr>
           <w:b/>
@@ -655,6 +832,7 @@
         <w:t>recipientName</w:t>
       </w:r>
       <w:proofErr w:type="spellEnd"/>
+      <w:proofErr w:type="gramEnd"/>
       <w:r>
         <w:rPr>
           <w:b/>
@@ -676,6 +854,7 @@
         <w:t>{</w:t>
       </w:r>
       <w:proofErr w:type="spellStart"/>
+      <w:proofErr w:type="gramStart"/>
       <w:r>
         <w:rPr>
           <w:b/>
@@ -684,6 +863,7 @@
         <w:t>d.deliveredByMail</w:t>
       </w:r>
       <w:proofErr w:type="spellEnd"/>
+      <w:proofErr w:type="gramEnd"/>
       <w:r>
         <w:rPr>
           <w:b/>
@@ -698,6 +878,7 @@
         </w:rPr>
         <w:t>+1</w:t>
       </w:r>
+      <w:proofErr w:type="gramStart"/>
       <w:r>
         <w:rPr>
           <w:b/>
@@ -714,6 +895,7 @@
         <w:t>deliveryDate</w:t>
       </w:r>
       <w:proofErr w:type="spellEnd"/>
+      <w:proofErr w:type="gramEnd"/>
       <w:r>
         <w:rPr>
           <w:b/>
@@ -737,18 +919,33 @@
         <w:t>{</w:t>
       </w:r>
       <w:proofErr w:type="spellStart"/>
+      <w:proofErr w:type="gramStart"/>
       <w:r>
         <w:rPr>
           <w:sz w:val="22"/>
         </w:rPr>
-        <w:t>d.hasByMail:ifEQ</w:t>
+        <w:t>d.hasByMail</w:t>
+      </w:r>
+      <w:proofErr w:type="gramEnd"/>
+      <w:r>
+        <w:rPr>
+          <w:sz w:val="22"/>
+        </w:rPr>
+        <w:t>:ifEQ</w:t>
       </w:r>
       <w:proofErr w:type="spellEnd"/>
       <w:r>
         <w:rPr>
           <w:sz w:val="22"/>
         </w:rPr>
-        <w:t>(true):</w:t>
+        <w:t>(true</w:t>
+      </w:r>
+      <w:proofErr w:type="gramStart"/>
+      <w:r>
+        <w:rPr>
+          <w:sz w:val="22"/>
+        </w:rPr>
+        <w:t>):</w:t>
       </w:r>
       <w:proofErr w:type="spellStart"/>
       <w:r>
@@ -758,6 +955,7 @@
         <w:t>showEnd</w:t>
       </w:r>
       <w:proofErr w:type="spellEnd"/>
+      <w:proofErr w:type="gramEnd"/>
       <w:r>
         <w:rPr>
           <w:sz w:val="22"/>
@@ -780,18 +978,33 @@
         <w:t>{</w:t>
       </w:r>
       <w:proofErr w:type="spellStart"/>
+      <w:proofErr w:type="gramStart"/>
       <w:r>
         <w:rPr>
           <w:szCs w:val="20"/>
         </w:rPr>
-        <w:t>d.hasElectronic:ifEQ</w:t>
+        <w:t>d.hasElectronic</w:t>
+      </w:r>
+      <w:proofErr w:type="gramEnd"/>
+      <w:r>
+        <w:rPr>
+          <w:szCs w:val="20"/>
+        </w:rPr>
+        <w:t>:ifEQ</w:t>
       </w:r>
       <w:proofErr w:type="spellEnd"/>
       <w:r>
         <w:rPr>
           <w:szCs w:val="20"/>
         </w:rPr>
-        <w:t>(true):</w:t>
+        <w:t>(true</w:t>
+      </w:r>
+      <w:proofErr w:type="gramStart"/>
+      <w:r>
+        <w:rPr>
+          <w:szCs w:val="20"/>
+        </w:rPr>
+        <w:t>):</w:t>
       </w:r>
       <w:proofErr w:type="spellStart"/>
       <w:r>
@@ -801,6 +1014,7 @@
         <w:t>showBegin</w:t>
       </w:r>
       <w:proofErr w:type="spellEnd"/>
+      <w:proofErr w:type="gramEnd"/>
       <w:r>
         <w:rPr>
           <w:szCs w:val="20"/>
@@ -836,6 +1050,7 @@
         <w:t>{</w:t>
       </w:r>
       <w:proofErr w:type="spellStart"/>
+      <w:proofErr w:type="gramStart"/>
       <w:r>
         <w:rPr>
           <w:b/>
@@ -844,6 +1059,7 @@
         <w:t>d.deliveredElectronic</w:t>
       </w:r>
       <w:proofErr w:type="spellEnd"/>
+      <w:proofErr w:type="gramEnd"/>
       <w:r>
         <w:rPr>
           <w:b/>
@@ -860,6 +1076,7 @@
         <w:t>i</w:t>
       </w:r>
       <w:proofErr w:type="spellEnd"/>
+      <w:proofErr w:type="gramStart"/>
       <w:r>
         <w:rPr>
           <w:b/>
@@ -876,6 +1093,7 @@
         <w:t>recipientName</w:t>
       </w:r>
       <w:proofErr w:type="spellEnd"/>
+      <w:proofErr w:type="gramEnd"/>
       <w:r>
         <w:rPr>
           <w:b/>
@@ -897,6 +1115,7 @@
         <w:t>{</w:t>
       </w:r>
       <w:proofErr w:type="spellStart"/>
+      <w:proofErr w:type="gramStart"/>
       <w:r>
         <w:rPr>
           <w:b/>
@@ -905,6 +1124,7 @@
         <w:t>d.deliveredElectronic</w:t>
       </w:r>
       <w:proofErr w:type="spellEnd"/>
+      <w:proofErr w:type="gramEnd"/>
       <w:r>
         <w:rPr>
           <w:b/>
@@ -919,6 +1139,7 @@
         </w:rPr>
         <w:t>+1</w:t>
       </w:r>
+      <w:proofErr w:type="gramStart"/>
       <w:r>
         <w:rPr>
           <w:b/>
@@ -935,6 +1156,7 @@
         <w:t>deliveryDate</w:t>
       </w:r>
       <w:proofErr w:type="spellEnd"/>
+      <w:proofErr w:type="gramEnd"/>
       <w:r>
         <w:rPr>
           <w:b/>
@@ -984,30 +1206,48 @@
         <w:t>{</w:t>
       </w:r>
       <w:proofErr w:type="spellStart"/>
+      <w:proofErr w:type="gramStart"/>
       <w:r>
         <w:rPr>
           <w:sz w:val="2"/>
           <w:szCs w:val="2"/>
         </w:rPr>
-        <w:t>d.hasElectronic:ifEQ</w:t>
-      </w:r>
-      <w:proofErr w:type="spellEnd"/>
+        <w:t>d.hasElectronic</w:t>
+      </w:r>
+      <w:proofErr w:type="gramEnd"/>
       <w:r>
         <w:rPr>
           <w:sz w:val="2"/>
           <w:szCs w:val="2"/>
         </w:rPr>
-        <w:t>(true):</w:t>
-      </w:r>
-      <w:proofErr w:type="spellStart"/>
+        <w:t>:ifEQ</w:t>
+      </w:r>
+      <w:proofErr w:type="spellEnd"/>
       <w:r>
         <w:rPr>
           <w:sz w:val="2"/>
           <w:szCs w:val="2"/>
         </w:rPr>
+        <w:t>(true</w:t>
+      </w:r>
+      <w:proofErr w:type="gramStart"/>
+      <w:r>
+        <w:rPr>
+          <w:sz w:val="2"/>
+          <w:szCs w:val="2"/>
+        </w:rPr>
+        <w:t>):</w:t>
+      </w:r>
+      <w:proofErr w:type="spellStart"/>
+      <w:r>
+        <w:rPr>
+          <w:sz w:val="2"/>
+          <w:szCs w:val="2"/>
+        </w:rPr>
         <w:t>showEnd</w:t>
       </w:r>
       <w:proofErr w:type="spellEnd"/>
+      <w:proofErr w:type="gramEnd"/>
       <w:r>
         <w:rPr>
           <w:sz w:val="2"/>
@@ -1194,13 +1434,23 @@
         <w:t>{</w:t>
       </w:r>
       <w:proofErr w:type="spellStart"/>
+      <w:proofErr w:type="gramStart"/>
       <w:r>
         <w:rPr>
           <w:b/>
           <w:bCs/>
           <w:u w:val="single"/>
         </w:rPr>
-        <w:t>d.applicant.applicantName</w:t>
+        <w:t>d.applicant</w:t>
+      </w:r>
+      <w:proofErr w:type="gramEnd"/>
+      <w:r>
+        <w:rPr>
+          <w:b/>
+          <w:bCs/>
+          <w:u w:val="single"/>
+        </w:rPr>
+        <w:t>.applicantName</w:t>
       </w:r>
       <w:proofErr w:type="spellEnd"/>
       <w:r>
@@ -1384,6 +1634,7 @@
         <w:t>{</w:t>
       </w:r>
       <w:proofErr w:type="spellStart"/>
+      <w:proofErr w:type="gramStart"/>
       <w:r>
         <w:rPr>
           <w:rFonts w:ascii="Segoe UI" w:eastAsia="Segoe UI" w:hAnsi="Segoe UI" w:cs="Segoe UI"/>
@@ -1392,9 +1643,9 @@
           <w:color w:val="000000" w:themeColor="text1"/>
           <w:sz w:val="22"/>
         </w:rPr>
-        <w:t>d.applicant.applicantName</w:t>
-      </w:r>
-      <w:proofErr w:type="spellEnd"/>
+        <w:t>d.applicant</w:t>
+      </w:r>
+      <w:proofErr w:type="gramEnd"/>
       <w:r>
         <w:rPr>
           <w:rFonts w:ascii="Segoe UI" w:eastAsia="Segoe UI" w:hAnsi="Segoe UI" w:cs="Segoe UI"/>
@@ -1403,6 +1654,17 @@
           <w:color w:val="000000" w:themeColor="text1"/>
           <w:sz w:val="22"/>
         </w:rPr>
+        <w:t>.applicantName</w:t>
+      </w:r>
+      <w:proofErr w:type="spellEnd"/>
+      <w:r>
+        <w:rPr>
+          <w:rFonts w:ascii="Segoe UI" w:eastAsia="Segoe UI" w:hAnsi="Segoe UI" w:cs="Segoe UI"/>
+          <w:b/>
+          <w:bCs/>
+          <w:color w:val="000000" w:themeColor="text1"/>
+          <w:sz w:val="22"/>
+        </w:rPr>
         <w:t xml:space="preserve">} </w:t>
       </w:r>
       <w:r>
@@ -1424,6 +1686,7 @@
         <w:t>{</w:t>
       </w:r>
       <w:proofErr w:type="spellStart"/>
+      <w:proofErr w:type="gramStart"/>
       <w:r>
         <w:rPr>
           <w:rFonts w:ascii="Segoe UI" w:eastAsia="Segoe UI" w:hAnsi="Segoe UI" w:cs="Segoe UI"/>
@@ -1432,9 +1695,9 @@
           <w:color w:val="000000" w:themeColor="text1"/>
           <w:sz w:val="22"/>
         </w:rPr>
-        <w:t>d.applicant.applicantCourthouseName</w:t>
-      </w:r>
-      <w:proofErr w:type="spellEnd"/>
+        <w:t>d.applicant</w:t>
+      </w:r>
+      <w:proofErr w:type="gramEnd"/>
       <w:r>
         <w:rPr>
           <w:rFonts w:ascii="Segoe UI" w:eastAsia="Segoe UI" w:hAnsi="Segoe UI" w:cs="Segoe UI"/>
@@ -1443,6 +1706,17 @@
           <w:color w:val="000000" w:themeColor="text1"/>
           <w:sz w:val="22"/>
         </w:rPr>
+        <w:t>.applicantCourthouseName</w:t>
+      </w:r>
+      <w:proofErr w:type="spellEnd"/>
+      <w:r>
+        <w:rPr>
+          <w:rFonts w:ascii="Segoe UI" w:eastAsia="Segoe UI" w:hAnsi="Segoe UI" w:cs="Segoe UI"/>
+          <w:b/>
+          <w:bCs/>
+          <w:color w:val="000000" w:themeColor="text1"/>
+          <w:sz w:val="22"/>
+        </w:rPr>
         <w:t xml:space="preserve">} </w:t>
       </w:r>
       <w:r>
@@ -1472,22 +1746,50 @@
         <w:t>in relation to the estate of the deceased described below who died on {</w:t>
       </w:r>
       <w:proofErr w:type="spellStart"/>
+      <w:proofErr w:type="gramStart"/>
       <w:r>
         <w:rPr>
           <w:rFonts w:ascii="Segoe UI" w:eastAsia="Segoe UI" w:hAnsi="Segoe UI" w:cs="Segoe UI"/>
           <w:color w:val="313131"/>
           <w:szCs w:val="20"/>
         </w:rPr>
-        <w:t>d.deceasedDeathDate:formatD</w:t>
-      </w:r>
-      <w:proofErr w:type="spellEnd"/>
+        <w:t>d.deceasedDeathDate</w:t>
+      </w:r>
+      <w:proofErr w:type="gramEnd"/>
       <w:r>
         <w:rPr>
           <w:rFonts w:ascii="Segoe UI" w:eastAsia="Segoe UI" w:hAnsi="Segoe UI" w:cs="Segoe UI"/>
           <w:color w:val="313131"/>
           <w:szCs w:val="20"/>
         </w:rPr>
-        <w:t>(LL)}.</w:t>
+        <w:t>:</w:t>
+      </w:r>
+      <w:proofErr w:type="gramStart"/>
+      <w:r>
+        <w:rPr>
+          <w:rFonts w:ascii="Segoe UI" w:eastAsia="Segoe UI" w:hAnsi="Segoe UI" w:cs="Segoe UI"/>
+          <w:color w:val="313131"/>
+          <w:szCs w:val="20"/>
+        </w:rPr>
+        <w:t>formatD</w:t>
+      </w:r>
+      <w:proofErr w:type="spellEnd"/>
+      <w:r>
+        <w:rPr>
+          <w:rFonts w:ascii="Segoe UI" w:eastAsia="Segoe UI" w:hAnsi="Segoe UI" w:cs="Segoe UI"/>
+          <w:color w:val="313131"/>
+          <w:szCs w:val="20"/>
+        </w:rPr>
+        <w:t>(</w:t>
+      </w:r>
+      <w:proofErr w:type="gramEnd"/>
+      <w:r>
+        <w:rPr>
+          <w:rFonts w:ascii="Segoe UI" w:eastAsia="Segoe UI" w:hAnsi="Segoe UI" w:cs="Segoe UI"/>
+          <w:color w:val="313131"/>
+          <w:szCs w:val="20"/>
+        </w:rPr>
+        <w:t>LL)}.</w:t>
       </w:r>
     </w:p>
     <w:p>
@@ -1531,6 +1833,7 @@
         <w:t>{</w:t>
       </w:r>
       <w:proofErr w:type="spellStart"/>
+      <w:proofErr w:type="gramStart"/>
       <w:r>
         <w:rPr>
           <w:rFonts w:ascii="Segoe UI" w:eastAsia="Segoe UI" w:hAnsi="Segoe UI" w:cs="Segoe UI"/>
@@ -1541,6 +1844,7 @@
         <w:t>d.firstNameGivenName</w:t>
       </w:r>
       <w:proofErr w:type="spellEnd"/>
+      <w:proofErr w:type="gramEnd"/>
       <w:r>
         <w:rPr>
           <w:rFonts w:ascii="Segoe UI" w:eastAsia="Segoe UI" w:hAnsi="Segoe UI" w:cs="Segoe UI"/>
@@ -1551,6 +1855,7 @@
         <w:t>} {</w:t>
       </w:r>
       <w:proofErr w:type="spellStart"/>
+      <w:proofErr w:type="gramStart"/>
       <w:r>
         <w:rPr>
           <w:rFonts w:ascii="Segoe UI" w:eastAsia="Segoe UI" w:hAnsi="Segoe UI" w:cs="Segoe UI"/>
@@ -1561,6 +1866,7 @@
         <w:t>d.middleNameS</w:t>
       </w:r>
       <w:proofErr w:type="spellEnd"/>
+      <w:proofErr w:type="gramEnd"/>
       <w:r>
         <w:rPr>
           <w:rFonts w:ascii="Segoe UI" w:eastAsia="Segoe UI" w:hAnsi="Segoe UI" w:cs="Segoe UI"/>
@@ -1571,6 +1877,7 @@
         <w:t>} {</w:t>
       </w:r>
       <w:proofErr w:type="spellStart"/>
+      <w:proofErr w:type="gramStart"/>
       <w:r>
         <w:rPr>
           <w:rFonts w:ascii="Segoe UI" w:eastAsia="Segoe UI" w:hAnsi="Segoe UI" w:cs="Segoe UI"/>
@@ -1581,6 +1888,7 @@
         <w:t>d.lastNameFamilyNameOrSurname</w:t>
       </w:r>
       <w:proofErr w:type="spellEnd"/>
+      <w:proofErr w:type="gramEnd"/>
       <w:r>
         <w:rPr>
           <w:rFonts w:ascii="Segoe UI" w:eastAsia="Segoe UI" w:hAnsi="Segoe UI" w:cs="Segoe UI"/>
@@ -1636,6 +1944,7 @@
         <w:t>{</w:t>
       </w:r>
       <w:proofErr w:type="spellStart"/>
+      <w:proofErr w:type="gramStart"/>
       <w:r>
         <w:rPr>
           <w:rFonts w:ascii="Segoe UI" w:eastAsia="Segoe UI" w:hAnsi="Segoe UI" w:cs="Segoe UI"/>
@@ -1648,6 +1957,7 @@
         <w:t>d.deceasedAddressStreet</w:t>
       </w:r>
       <w:proofErr w:type="spellEnd"/>
+      <w:proofErr w:type="gramEnd"/>
       <w:r>
         <w:rPr>
           <w:rFonts w:ascii="Segoe UI" w:eastAsia="Segoe UI" w:hAnsi="Segoe UI" w:cs="Segoe UI"/>
@@ -1660,6 +1970,7 @@
         <w:t>}, {</w:t>
       </w:r>
       <w:proofErr w:type="spellStart"/>
+      <w:proofErr w:type="gramStart"/>
       <w:r>
         <w:rPr>
           <w:rFonts w:ascii="Segoe UI" w:eastAsia="Segoe UI" w:hAnsi="Segoe UI" w:cs="Segoe UI"/>
@@ -1672,6 +1983,7 @@
         <w:t>d.deceasedAddressCity</w:t>
       </w:r>
       <w:proofErr w:type="spellEnd"/>
+      <w:proofErr w:type="gramEnd"/>
       <w:r>
         <w:rPr>
           <w:rFonts w:ascii="Segoe UI" w:eastAsia="Segoe UI" w:hAnsi="Segoe UI" w:cs="Segoe UI"/>
@@ -1695,6 +2007,7 @@
         <w:t>{</w:t>
       </w:r>
       <w:proofErr w:type="spellStart"/>
+      <w:proofErr w:type="gramStart"/>
       <w:r>
         <w:rPr>
           <w:rFonts w:ascii="Segoe UI" w:eastAsia="Segoe UI" w:hAnsi="Segoe UI" w:cs="Segoe UI"/>
@@ -1716,9 +2029,9 @@
           <w:sz w:val="22"/>
           <w:lang w:val="fr-FR"/>
         </w:rPr>
-        <w:t xml:space="preserve">}{d. </w:t>
-      </w:r>
-      <w:proofErr w:type="spellStart"/>
+        <w:t>}{</w:t>
+      </w:r>
+      <w:proofErr w:type="gramEnd"/>
       <w:r>
         <w:rPr>
           <w:rFonts w:ascii="Segoe UI" w:eastAsia="Segoe UI" w:hAnsi="Segoe UI" w:cs="Segoe UI"/>
@@ -1728,9 +2041,10 @@
           <w:sz w:val="22"/>
           <w:lang w:val="fr-FR"/>
         </w:rPr>
-        <w:t>deceasedAddressState</w:t>
-      </w:r>
-      <w:proofErr w:type="spellEnd"/>
+        <w:t xml:space="preserve">d. </w:t>
+      </w:r>
+      <w:proofErr w:type="spellStart"/>
+      <w:proofErr w:type="gramStart"/>
       <w:r>
         <w:rPr>
           <w:rFonts w:ascii="Segoe UI" w:eastAsia="Segoe UI" w:hAnsi="Segoe UI" w:cs="Segoe UI"/>
@@ -1740,9 +2054,9 @@
           <w:sz w:val="22"/>
           <w:lang w:val="fr-FR"/>
         </w:rPr>
-        <w:t>}{</w:t>
-      </w:r>
-      <w:proofErr w:type="spellStart"/>
+        <w:t>deceasedAddressState</w:t>
+      </w:r>
+      <w:proofErr w:type="spellEnd"/>
       <w:r>
         <w:rPr>
           <w:rFonts w:ascii="Segoe UI" w:eastAsia="Segoe UI" w:hAnsi="Segoe UI" w:cs="Segoe UI"/>
@@ -1752,9 +2066,9 @@
           <w:sz w:val="22"/>
           <w:lang w:val="fr-FR"/>
         </w:rPr>
-        <w:t>d.deceasedAddressProvinceText</w:t>
-      </w:r>
-      <w:proofErr w:type="spellEnd"/>
+        <w:t>}{</w:t>
+      </w:r>
+      <w:proofErr w:type="spellStart"/>
       <w:r>
         <w:rPr>
           <w:rFonts w:ascii="Segoe UI" w:eastAsia="Segoe UI" w:hAnsi="Segoe UI" w:cs="Segoe UI"/>
@@ -1764,8 +2078,10 @@
           <w:sz w:val="22"/>
           <w:lang w:val="fr-FR"/>
         </w:rPr>
-        <w:t>}</w:t>
-      </w:r>
+        <w:t>d.deceasedAddressProvinceText</w:t>
+      </w:r>
+      <w:proofErr w:type="spellEnd"/>
+      <w:proofErr w:type="gramEnd"/>
       <w:r>
         <w:rPr>
           <w:rFonts w:ascii="Segoe UI" w:eastAsia="Segoe UI" w:hAnsi="Segoe UI" w:cs="Segoe UI"/>
@@ -1775,9 +2091,8 @@
           <w:sz w:val="22"/>
           <w:lang w:val="fr-FR"/>
         </w:rPr>
-        <w:t>, {</w:t>
-      </w:r>
-      <w:proofErr w:type="spellStart"/>
+        <w:t>}</w:t>
+      </w:r>
       <w:r>
         <w:rPr>
           <w:rFonts w:ascii="Segoe UI" w:eastAsia="Segoe UI" w:hAnsi="Segoe UI" w:cs="Segoe UI"/>
@@ -1787,9 +2102,10 @@
           <w:sz w:val="22"/>
           <w:lang w:val="fr-FR"/>
         </w:rPr>
-        <w:t>d.deceasedAddressPostalCode</w:t>
-      </w:r>
-      <w:proofErr w:type="spellEnd"/>
+        <w:t>, {</w:t>
+      </w:r>
+      <w:proofErr w:type="spellStart"/>
+      <w:proofErr w:type="gramStart"/>
       <w:r>
         <w:rPr>
           <w:rFonts w:ascii="Segoe UI" w:eastAsia="Segoe UI" w:hAnsi="Segoe UI" w:cs="Segoe UI"/>
@@ -1799,8 +2115,10 @@
           <w:sz w:val="22"/>
           <w:lang w:val="fr-FR"/>
         </w:rPr>
-        <w:t xml:space="preserve">} </w:t>
-      </w:r>
+        <w:t>d.deceasedAddressPostalCode</w:t>
+      </w:r>
+      <w:proofErr w:type="spellEnd"/>
+      <w:proofErr w:type="gramEnd"/>
       <w:r>
         <w:rPr>
           <w:rFonts w:ascii="Segoe UI" w:eastAsia="Segoe UI" w:hAnsi="Segoe UI" w:cs="Segoe UI"/>
@@ -1808,10 +2126,10 @@
           <w:bCs/>
           <w:color w:val="000000" w:themeColor="text1"/>
           <w:sz w:val="22"/>
-        </w:rPr>
-        <w:t>{</w:t>
-      </w:r>
-      <w:proofErr w:type="spellStart"/>
+          <w:lang w:val="fr-FR"/>
+        </w:rPr>
+        <w:t xml:space="preserve">} </w:t>
+      </w:r>
       <w:r>
         <w:rPr>
           <w:rFonts w:ascii="Segoe UI" w:eastAsia="Segoe UI" w:hAnsi="Segoe UI" w:cs="Segoe UI"/>
@@ -1820,9 +2138,22 @@
           <w:color w:val="000000" w:themeColor="text1"/>
           <w:sz w:val="22"/>
         </w:rPr>
+        <w:t>{</w:t>
+      </w:r>
+      <w:proofErr w:type="spellStart"/>
+      <w:proofErr w:type="gramStart"/>
+      <w:r>
+        <w:rPr>
+          <w:rFonts w:ascii="Segoe UI" w:eastAsia="Segoe UI" w:hAnsi="Segoe UI" w:cs="Segoe UI"/>
+          <w:b/>
+          <w:bCs/>
+          <w:color w:val="000000" w:themeColor="text1"/>
+          <w:sz w:val="22"/>
+        </w:rPr>
         <w:t>d.deceasedAddressCountry</w:t>
       </w:r>
       <w:proofErr w:type="spellEnd"/>
+      <w:proofErr w:type="gramEnd"/>
       <w:r>
         <w:rPr>
           <w:rFonts w:ascii="Segoe UI" w:eastAsia="Segoe UI" w:hAnsi="Segoe UI" w:cs="Segoe UI"/>
@@ -2184,46 +2515,6 @@
           <w:szCs w:val="20"/>
         </w:rPr>
         <w:t>after the date on which this notice is delivered to you or on any earlier date ordered by the court.</w:t>
-      </w:r>
-    </w:p>
-    <w:p>
-      <w:pPr>
-        <w:pStyle w:val="ListParagraph"/>
-        <w:numPr>
-          <w:ilvl w:val="0"/>
-          <w:numId w:val="1"/>
-        </w:numPr>
-        <w:tabs>
-          <w:tab w:val="left" w:pos="888"/>
-          <w:tab w:val="left" w:pos="892"/>
-        </w:tabs>
-        <w:spacing w:before="240" w:after="240" w:line="264" w:lineRule="auto"/>
-        <w:ind w:right="310"/>
-        <w:jc w:val="both"/>
-        <w:rPr>
-          <w:rFonts w:ascii="Segoe UI" w:eastAsia="Segoe UI" w:hAnsi="Segoe UI" w:cs="Segoe UI"/>
-          <w:color w:val="313131"/>
-          <w:szCs w:val="20"/>
-        </w:rPr>
-        <w:sectPr>
-          <w:footerReference w:type="default" r:id="rId11"/>
-          <w:footerReference w:type="first" r:id="rId12"/>
-          <w:pgSz w:w="12240" w:h="15840"/>
-          <w:pgMar w:top="1134" w:right="1134" w:bottom="1134" w:left="1134" w:header="720" w:footer="720" w:gutter="0"/>
-          <w:pgNumType w:start="1"/>
-          <w:cols w:space="720"/>
-          <w:titlePg/>
-          <w:docGrid w:linePitch="360"/>
-        </w:sectPr>
-      </w:pPr>
-      <w:r>
-        <w:rPr>
-          <w:rFonts w:ascii="Segoe UI" w:eastAsia="Segoe UI" w:hAnsi="Segoe UI" w:cs="Segoe UI"/>
-          <w:color w:val="313131"/>
-          <w:szCs w:val="20"/>
-        </w:rPr>
-        <w:lastRenderedPageBreak/>
-        <w:t xml:space="preserve">If an authorization to obtain estate information issues to the applicant, the applicant may apply for a grant without further notice. </w:t>
       </w:r>
     </w:p>
     <w:p>
@@ -2242,7 +2533,31 @@
         <w:jc w:val="both"/>
       </w:pPr>
       <w:r>
+        <w:rPr>
+          <w:rFonts w:ascii="Segoe UI" w:eastAsia="Segoe UI" w:hAnsi="Segoe UI" w:cs="Segoe UI"/>
+          <w:color w:val="313131"/>
+          <w:szCs w:val="20"/>
+        </w:rPr>
         <w:lastRenderedPageBreak/>
+        <w:t xml:space="preserve">If an authorization to obtain estate information issues to the applicant, the applicant may apply for a grant without further notice. </w:t>
+      </w:r>
+    </w:p>
+    <w:p>
+      <w:pPr>
+        <w:pStyle w:val="ListParagraph"/>
+        <w:numPr>
+          <w:ilvl w:val="0"/>
+          <w:numId w:val="1"/>
+        </w:numPr>
+        <w:tabs>
+          <w:tab w:val="left" w:pos="888"/>
+          <w:tab w:val="left" w:pos="892"/>
+        </w:tabs>
+        <w:spacing w:before="240" w:after="240" w:line="264" w:lineRule="auto"/>
+        <w:ind w:right="310"/>
+        <w:jc w:val="both"/>
+      </w:pPr>
+      <w:r>
         <w:t xml:space="preserve">If a grant issues to the applicant, the applicant must provide, to intestate successors of the deceased, an accounting as to how the estate was administered and how the estate assets were distributed. </w:t>
       </w:r>
     </w:p>
@@ -2638,7 +2953,39 @@
           <w:color w:val="313131"/>
           <w:sz w:val="22"/>
         </w:rPr>
-        <w:t>}This applicant is not an individual.{</w:t>
+        <w:t>}This applicant is not an</w:t>
+      </w:r>
+      <w:r>
+        <w:rPr>
+          <w:rFonts w:ascii="Segoe UI" w:eastAsia="Segoe UI" w:hAnsi="Segoe UI" w:cs="Segoe UI"/>
+          <w:color w:val="313131"/>
+          <w:sz w:val="22"/>
+        </w:rPr>
+        <w:t xml:space="preserve"> </w:t>
+      </w:r>
+      <w:r>
+        <w:rPr>
+          <w:rFonts w:ascii="Segoe UI" w:eastAsia="Segoe UI" w:hAnsi="Segoe UI" w:cs="Segoe UI"/>
+          <w:color w:val="313131"/>
+          <w:sz w:val="22"/>
+        </w:rPr>
+        <w:t>individual.</w:t>
+      </w:r>
+      <w:r>
+        <w:rPr>
+          <w:rFonts w:ascii="Segoe UI" w:eastAsia="Segoe UI" w:hAnsi="Segoe UI" w:cs="Segoe UI"/>
+          <w:color w:val="313131"/>
+          <w:sz w:val="22"/>
+        </w:rPr>
+        <w:t xml:space="preserve"> </w:t>
+      </w:r>
+      <w:r>
+        <w:rPr>
+          <w:rFonts w:ascii="Segoe UI" w:eastAsia="Segoe UI" w:hAnsi="Segoe UI" w:cs="Segoe UI"/>
+          <w:color w:val="313131"/>
+          <w:sz w:val="22"/>
+        </w:rPr>
+        <w:t>{</w:t>
       </w:r>
       <w:proofErr w:type="spellStart"/>
       <w:r>
@@ -2739,7 +3086,7 @@
           <w:szCs w:val="24"/>
         </w:rPr>
         <w:sectPr>
-          <w:footerReference w:type="first" r:id="rId13"/>
+          <w:footerReference w:type="first" r:id="rId11"/>
           <w:pgSz w:w="12240" w:h="15840"/>
           <w:pgMar w:top="1134" w:right="1134" w:bottom="1134" w:left="1134" w:header="720" w:footer="720" w:gutter="0"/>
           <w:pgNumType w:start="1"/>
@@ -2801,83 +3148,177 @@
         <w:t>{</w:t>
       </w:r>
       <w:proofErr w:type="spellStart"/>
+      <w:proofErr w:type="gramStart"/>
       <w:r>
         <w:rPr>
           <w:rFonts w:ascii="Segoe UI" w:eastAsia="Segoe UI" w:hAnsi="Segoe UI" w:cs="Segoe UI"/>
           <w:color w:val="000000" w:themeColor="text1"/>
           <w:sz w:val="22"/>
         </w:rPr>
-        <w:t>d.applicant.applicantServiceAddressStreet</w:t>
-      </w:r>
-      <w:proofErr w:type="spellEnd"/>
+        <w:t>d.applicant</w:t>
+      </w:r>
+      <w:proofErr w:type="gramEnd"/>
       <w:r>
         <w:rPr>
           <w:rFonts w:ascii="Segoe UI" w:eastAsia="Segoe UI" w:hAnsi="Segoe UI" w:cs="Segoe UI"/>
           <w:color w:val="000000" w:themeColor="text1"/>
           <w:sz w:val="22"/>
         </w:rPr>
-        <w:t>}, {</w:t>
-      </w:r>
-      <w:proofErr w:type="spellStart"/>
+        <w:t>.applicantServiceAddressStreet</w:t>
+      </w:r>
+      <w:proofErr w:type="spellEnd"/>
       <w:r>
         <w:rPr>
           <w:rFonts w:ascii="Segoe UI" w:eastAsia="Segoe UI" w:hAnsi="Segoe UI" w:cs="Segoe UI"/>
           <w:color w:val="000000" w:themeColor="text1"/>
           <w:sz w:val="22"/>
         </w:rPr>
-        <w:t>d.applicant.applicantServiceAddressCity</w:t>
-      </w:r>
-      <w:proofErr w:type="spellEnd"/>
+        <w:t>}, {</w:t>
+      </w:r>
+      <w:proofErr w:type="spellStart"/>
+      <w:proofErr w:type="gramStart"/>
       <w:r>
         <w:rPr>
           <w:rFonts w:ascii="Segoe UI" w:eastAsia="Segoe UI" w:hAnsi="Segoe UI" w:cs="Segoe UI"/>
           <w:color w:val="000000" w:themeColor="text1"/>
           <w:sz w:val="22"/>
         </w:rPr>
-        <w:t xml:space="preserve">}, </w:t>
-      </w:r>
+        <w:t>d.applicant</w:t>
+      </w:r>
+      <w:proofErr w:type="gramEnd"/>
       <w:r>
         <w:rPr>
           <w:rFonts w:ascii="Segoe UI" w:eastAsia="Segoe UI" w:hAnsi="Segoe UI" w:cs="Segoe UI"/>
           <w:color w:val="000000" w:themeColor="text1"/>
           <w:sz w:val="22"/>
         </w:rPr>
-        <w:t>{d.applicant.applicantServiceAddressProvince}{d.applicant.applicantServiceAddressState}{d.applicant.applicantServiceAddressProvinceText}</w:t>
-      </w:r>
+        <w:t>.applicantServiceAddressCity</w:t>
+      </w:r>
+      <w:proofErr w:type="spellEnd"/>
       <w:r>
         <w:rPr>
           <w:rFonts w:ascii="Segoe UI" w:eastAsia="Segoe UI" w:hAnsi="Segoe UI" w:cs="Segoe UI"/>
           <w:color w:val="000000" w:themeColor="text1"/>
           <w:sz w:val="22"/>
         </w:rPr>
-        <w:t>, {</w:t>
-      </w:r>
-      <w:proofErr w:type="spellStart"/>
+        <w:t xml:space="preserve">}, </w:t>
+      </w:r>
       <w:r>
         <w:rPr>
           <w:rFonts w:ascii="Segoe UI" w:eastAsia="Segoe UI" w:hAnsi="Segoe UI" w:cs="Segoe UI"/>
           <w:color w:val="000000" w:themeColor="text1"/>
           <w:sz w:val="22"/>
         </w:rPr>
-        <w:t>d.applicant.applicantServiceAddressPostalCode</w:t>
-      </w:r>
-      <w:proofErr w:type="spellEnd"/>
+        <w:t>{</w:t>
+      </w:r>
+      <w:proofErr w:type="gramStart"/>
       <w:r>
         <w:rPr>
           <w:rFonts w:ascii="Segoe UI" w:eastAsia="Segoe UI" w:hAnsi="Segoe UI" w:cs="Segoe UI"/>
           <w:color w:val="000000" w:themeColor="text1"/>
           <w:sz w:val="22"/>
         </w:rPr>
-        <w:t>}, {</w:t>
-      </w:r>
-      <w:proofErr w:type="spellStart"/>
+        <w:t>d.applicant</w:t>
+      </w:r>
+      <w:proofErr w:type="gramEnd"/>
       <w:r>
         <w:rPr>
           <w:rFonts w:ascii="Segoe UI" w:eastAsia="Segoe UI" w:hAnsi="Segoe UI" w:cs="Segoe UI"/>
           <w:color w:val="000000" w:themeColor="text1"/>
           <w:sz w:val="22"/>
         </w:rPr>
-        <w:t>d.applicant.applicantServiceAddressCountry</w:t>
+        <w:t>.</w:t>
+      </w:r>
+      <w:proofErr w:type="gramStart"/>
+      <w:r>
+        <w:rPr>
+          <w:rFonts w:ascii="Segoe UI" w:eastAsia="Segoe UI" w:hAnsi="Segoe UI" w:cs="Segoe UI"/>
+          <w:color w:val="000000" w:themeColor="text1"/>
+          <w:sz w:val="22"/>
+        </w:rPr>
+        <w:t>applicantServiceAddressProvince}{d.applicant</w:t>
+      </w:r>
+      <w:proofErr w:type="gramEnd"/>
+      <w:r>
+        <w:rPr>
+          <w:rFonts w:ascii="Segoe UI" w:eastAsia="Segoe UI" w:hAnsi="Segoe UI" w:cs="Segoe UI"/>
+          <w:color w:val="000000" w:themeColor="text1"/>
+          <w:sz w:val="22"/>
+        </w:rPr>
+        <w:t>.</w:t>
+      </w:r>
+      <w:proofErr w:type="gramStart"/>
+      <w:r>
+        <w:rPr>
+          <w:rFonts w:ascii="Segoe UI" w:eastAsia="Segoe UI" w:hAnsi="Segoe UI" w:cs="Segoe UI"/>
+          <w:color w:val="000000" w:themeColor="text1"/>
+          <w:sz w:val="22"/>
+        </w:rPr>
+        <w:t>applicantServiceAddressState}{d.applicant</w:t>
+      </w:r>
+      <w:proofErr w:type="gramEnd"/>
+      <w:r>
+        <w:rPr>
+          <w:rFonts w:ascii="Segoe UI" w:eastAsia="Segoe UI" w:hAnsi="Segoe UI" w:cs="Segoe UI"/>
+          <w:color w:val="000000" w:themeColor="text1"/>
+          <w:sz w:val="22"/>
+        </w:rPr>
+        <w:t>.applicantServiceAddressProvinceText}</w:t>
+      </w:r>
+      <w:r>
+        <w:rPr>
+          <w:rFonts w:ascii="Segoe UI" w:eastAsia="Segoe UI" w:hAnsi="Segoe UI" w:cs="Segoe UI"/>
+          <w:color w:val="000000" w:themeColor="text1"/>
+          <w:sz w:val="22"/>
+        </w:rPr>
+        <w:t>, {</w:t>
+      </w:r>
+      <w:proofErr w:type="spellStart"/>
+      <w:proofErr w:type="gramStart"/>
+      <w:r>
+        <w:rPr>
+          <w:rFonts w:ascii="Segoe UI" w:eastAsia="Segoe UI" w:hAnsi="Segoe UI" w:cs="Segoe UI"/>
+          <w:color w:val="000000" w:themeColor="text1"/>
+          <w:sz w:val="22"/>
+        </w:rPr>
+        <w:t>d.applicant</w:t>
+      </w:r>
+      <w:proofErr w:type="gramEnd"/>
+      <w:r>
+        <w:rPr>
+          <w:rFonts w:ascii="Segoe UI" w:eastAsia="Segoe UI" w:hAnsi="Segoe UI" w:cs="Segoe UI"/>
+          <w:color w:val="000000" w:themeColor="text1"/>
+          <w:sz w:val="22"/>
+        </w:rPr>
+        <w:t>.applicantServiceAddressPostalCode</w:t>
+      </w:r>
+      <w:proofErr w:type="spellEnd"/>
+      <w:r>
+        <w:rPr>
+          <w:rFonts w:ascii="Segoe UI" w:eastAsia="Segoe UI" w:hAnsi="Segoe UI" w:cs="Segoe UI"/>
+          <w:color w:val="000000" w:themeColor="text1"/>
+          <w:sz w:val="22"/>
+        </w:rPr>
+        <w:t>}, {</w:t>
+      </w:r>
+      <w:proofErr w:type="spellStart"/>
+      <w:proofErr w:type="gramStart"/>
+      <w:r>
+        <w:rPr>
+          <w:rFonts w:ascii="Segoe UI" w:eastAsia="Segoe UI" w:hAnsi="Segoe UI" w:cs="Segoe UI"/>
+          <w:color w:val="000000" w:themeColor="text1"/>
+          <w:sz w:val="22"/>
+        </w:rPr>
+        <w:t>d.applicant</w:t>
+      </w:r>
+      <w:proofErr w:type="gramEnd"/>
+      <w:r>
+        <w:rPr>
+          <w:rFonts w:ascii="Segoe UI" w:eastAsia="Segoe UI" w:hAnsi="Segoe UI" w:cs="Segoe UI"/>
+          <w:color w:val="000000" w:themeColor="text1"/>
+          <w:sz w:val="22"/>
+        </w:rPr>
+        <w:t>.applicantServiceAddressCountry</w:t>
       </w:r>
       <w:proofErr w:type="spellEnd"/>
       <w:r>
@@ -2918,6 +3359,7 @@
         <w:t>{</w:t>
       </w:r>
       <w:proofErr w:type="spellStart"/>
+      <w:proofErr w:type="gramStart"/>
       <w:r>
         <w:rPr>
           <w:rFonts w:ascii="Segoe UI" w:eastAsia="Segoe UI" w:hAnsi="Segoe UI" w:cs="Segoe UI"/>
@@ -2926,7 +3368,18 @@
           <w:color w:val="000000" w:themeColor="text1"/>
           <w:sz w:val="22"/>
         </w:rPr>
-        <w:t>d.applicant.applicantServicePhone</w:t>
+        <w:t>d.applicant</w:t>
+      </w:r>
+      <w:proofErr w:type="gramEnd"/>
+      <w:r>
+        <w:rPr>
+          <w:rFonts w:ascii="Segoe UI" w:eastAsia="Segoe UI" w:hAnsi="Segoe UI" w:cs="Segoe UI"/>
+          <w:b/>
+          <w:bCs/>
+          <w:color w:val="000000" w:themeColor="text1"/>
+          <w:sz w:val="22"/>
+        </w:rPr>
+        <w:t>.applicantServicePhone</w:t>
       </w:r>
       <w:proofErr w:type="spellEnd"/>
       <w:r>
@@ -2969,6 +3422,7 @@
         <w:t>{</w:t>
       </w:r>
       <w:proofErr w:type="spellStart"/>
+      <w:proofErr w:type="gramStart"/>
       <w:r>
         <w:rPr>
           <w:rFonts w:ascii="Segoe UI" w:eastAsia="Segoe UI" w:hAnsi="Segoe UI" w:cs="Segoe UI"/>
@@ -2977,9 +3431,9 @@
           <w:color w:val="000000" w:themeColor="text1"/>
           <w:sz w:val="22"/>
         </w:rPr>
-        <w:t>d.applicant.applicantServiceEmail</w:t>
-      </w:r>
-      <w:proofErr w:type="spellEnd"/>
+        <w:t>d.applicant</w:t>
+      </w:r>
+      <w:proofErr w:type="gramEnd"/>
       <w:r>
         <w:rPr>
           <w:rFonts w:ascii="Segoe UI" w:eastAsia="Segoe UI" w:hAnsi="Segoe UI" w:cs="Segoe UI"/>
@@ -2988,11 +3442,9 @@
           <w:color w:val="000000" w:themeColor="text1"/>
           <w:sz w:val="22"/>
         </w:rPr>
-        <w:t>}</w:t>
-      </w:r>
-      <w:r>
-        <w:br/>
-      </w:r>
+        <w:t>.applicantServiceEmail</w:t>
+      </w:r>
+      <w:proofErr w:type="spellEnd"/>
       <w:r>
         <w:rPr>
           <w:rFonts w:ascii="Segoe UI" w:eastAsia="Segoe UI" w:hAnsi="Segoe UI" w:cs="Segoe UI"/>
@@ -3001,9 +3453,11 @@
           <w:color w:val="000000" w:themeColor="text1"/>
           <w:sz w:val="22"/>
         </w:rPr>
-        <w:t>{</w:t>
-      </w:r>
-      <w:proofErr w:type="spellStart"/>
+        <w:t>}</w:t>
+      </w:r>
+      <w:r>
+        <w:br/>
+      </w:r>
       <w:r>
         <w:rPr>
           <w:rFonts w:ascii="Segoe UI" w:eastAsia="Segoe UI" w:hAnsi="Segoe UI" w:cs="Segoe UI"/>
@@ -3012,9 +3466,10 @@
           <w:color w:val="000000" w:themeColor="text1"/>
           <w:sz w:val="22"/>
         </w:rPr>
-        <w:t>d.applicant.applicantHasFax:ifEQ</w:t>
-      </w:r>
-      <w:proofErr w:type="spellEnd"/>
+        <w:t>{</w:t>
+      </w:r>
+      <w:proofErr w:type="spellStart"/>
+      <w:proofErr w:type="gramStart"/>
       <w:r>
         <w:rPr>
           <w:rFonts w:ascii="Segoe UI" w:eastAsia="Segoe UI" w:hAnsi="Segoe UI" w:cs="Segoe UI"/>
@@ -3023,9 +3478,9 @@
           <w:color w:val="000000" w:themeColor="text1"/>
           <w:sz w:val="22"/>
         </w:rPr>
-        <w:t>('</w:t>
-      </w:r>
-      <w:proofErr w:type="spellStart"/>
+        <w:t>d.applicant</w:t>
+      </w:r>
+      <w:proofErr w:type="gramEnd"/>
       <w:r>
         <w:rPr>
           <w:rFonts w:ascii="Segoe UI" w:eastAsia="Segoe UI" w:hAnsi="Segoe UI" w:cs="Segoe UI"/>
@@ -3034,9 +3489,9 @@
           <w:color w:val="000000" w:themeColor="text1"/>
           <w:sz w:val="22"/>
         </w:rPr>
-        <w:t>yes'</w:t>
-      </w:r>
-      <w:proofErr w:type="spellEnd"/>
+        <w:t>.</w:t>
+      </w:r>
+      <w:proofErr w:type="gramStart"/>
       <w:r>
         <w:rPr>
           <w:rFonts w:ascii="Segoe UI" w:eastAsia="Segoe UI" w:hAnsi="Segoe UI" w:cs="Segoe UI"/>
@@ -3045,9 +3500,10 @@
           <w:color w:val="000000" w:themeColor="text1"/>
           <w:sz w:val="22"/>
         </w:rPr>
-        <w:t>):</w:t>
-      </w:r>
-      <w:proofErr w:type="spellStart"/>
+        <w:t>applicantHasFax:ifEQ</w:t>
+      </w:r>
+      <w:proofErr w:type="spellEnd"/>
+      <w:proofErr w:type="gramEnd"/>
       <w:r>
         <w:rPr>
           <w:rFonts w:ascii="Segoe UI" w:eastAsia="Segoe UI" w:hAnsi="Segoe UI" w:cs="Segoe UI"/>
@@ -3056,9 +3512,9 @@
           <w:color w:val="000000" w:themeColor="text1"/>
           <w:sz w:val="22"/>
         </w:rPr>
-        <w:t>showBegin</w:t>
-      </w:r>
-      <w:proofErr w:type="spellEnd"/>
+        <w:t>('</w:t>
+      </w:r>
+      <w:proofErr w:type="spellStart"/>
       <w:r>
         <w:rPr>
           <w:rFonts w:ascii="Segoe UI" w:eastAsia="Segoe UI" w:hAnsi="Segoe UI" w:cs="Segoe UI"/>
@@ -3067,6 +3523,41 @@
           <w:color w:val="000000" w:themeColor="text1"/>
           <w:sz w:val="22"/>
         </w:rPr>
+        <w:t>yes'</w:t>
+      </w:r>
+      <w:proofErr w:type="spellEnd"/>
+      <w:proofErr w:type="gramStart"/>
+      <w:r>
+        <w:rPr>
+          <w:rFonts w:ascii="Segoe UI" w:eastAsia="Segoe UI" w:hAnsi="Segoe UI" w:cs="Segoe UI"/>
+          <w:b/>
+          <w:bCs/>
+          <w:color w:val="000000" w:themeColor="text1"/>
+          <w:sz w:val="22"/>
+        </w:rPr>
+        <w:t>):</w:t>
+      </w:r>
+      <w:proofErr w:type="spellStart"/>
+      <w:r>
+        <w:rPr>
+          <w:rFonts w:ascii="Segoe UI" w:eastAsia="Segoe UI" w:hAnsi="Segoe UI" w:cs="Segoe UI"/>
+          <w:b/>
+          <w:bCs/>
+          <w:color w:val="000000" w:themeColor="text1"/>
+          <w:sz w:val="22"/>
+        </w:rPr>
+        <w:t>showBegin</w:t>
+      </w:r>
+      <w:proofErr w:type="spellEnd"/>
+      <w:proofErr w:type="gramEnd"/>
+      <w:r>
+        <w:rPr>
+          <w:rFonts w:ascii="Segoe UI" w:eastAsia="Segoe UI" w:hAnsi="Segoe UI" w:cs="Segoe UI"/>
+          <w:b/>
+          <w:bCs/>
+          <w:color w:val="000000" w:themeColor="text1"/>
+          <w:sz w:val="22"/>
+        </w:rPr>
         <w:t>}</w:t>
       </w:r>
       <w:r>
@@ -3091,6 +3582,7 @@
         <w:t>{</w:t>
       </w:r>
       <w:proofErr w:type="spellStart"/>
+      <w:proofErr w:type="gramStart"/>
       <w:r>
         <w:rPr>
           <w:rFonts w:ascii="Segoe UI" w:eastAsia="Segoe UI" w:hAnsi="Segoe UI" w:cs="Segoe UI"/>
@@ -3099,9 +3591,9 @@
           <w:color w:val="000000" w:themeColor="text1"/>
           <w:sz w:val="22"/>
         </w:rPr>
-        <w:t>d.applicant.applicantServiceFax</w:t>
-      </w:r>
-      <w:proofErr w:type="spellEnd"/>
+        <w:t>d.applicant</w:t>
+      </w:r>
+      <w:proofErr w:type="gramEnd"/>
       <w:r>
         <w:rPr>
           <w:rFonts w:ascii="Segoe UI" w:eastAsia="Segoe UI" w:hAnsi="Segoe UI" w:cs="Segoe UI"/>
@@ -3110,11 +3602,9 @@
           <w:color w:val="000000" w:themeColor="text1"/>
           <w:sz w:val="22"/>
         </w:rPr>
-        <w:t>}</w:t>
-      </w:r>
-      <w:r>
-        <w:br/>
-      </w:r>
+        <w:t>.applicantServiceFax</w:t>
+      </w:r>
+      <w:proofErr w:type="spellEnd"/>
       <w:r>
         <w:rPr>
           <w:rFonts w:ascii="Segoe UI" w:eastAsia="Segoe UI" w:hAnsi="Segoe UI" w:cs="Segoe UI"/>
@@ -3123,9 +3613,11 @@
           <w:color w:val="000000" w:themeColor="text1"/>
           <w:sz w:val="22"/>
         </w:rPr>
-        <w:t>{</w:t>
-      </w:r>
-      <w:proofErr w:type="spellStart"/>
+        <w:t>}</w:t>
+      </w:r>
+      <w:r>
+        <w:br/>
+      </w:r>
       <w:r>
         <w:rPr>
           <w:rFonts w:ascii="Segoe UI" w:eastAsia="Segoe UI" w:hAnsi="Segoe UI" w:cs="Segoe UI"/>
@@ -3134,9 +3626,10 @@
           <w:color w:val="000000" w:themeColor="text1"/>
           <w:sz w:val="22"/>
         </w:rPr>
-        <w:t>d.applicant.applicantHasFax:showEnd</w:t>
-      </w:r>
-      <w:proofErr w:type="spellEnd"/>
+        <w:t>{</w:t>
+      </w:r>
+      <w:proofErr w:type="spellStart"/>
+      <w:proofErr w:type="gramStart"/>
       <w:r>
         <w:rPr>
           <w:rFonts w:ascii="Segoe UI" w:eastAsia="Segoe UI" w:hAnsi="Segoe UI" w:cs="Segoe UI"/>
@@ -3145,6 +3638,40 @@
           <w:color w:val="000000" w:themeColor="text1"/>
           <w:sz w:val="22"/>
         </w:rPr>
+        <w:t>d.applicant</w:t>
+      </w:r>
+      <w:proofErr w:type="gramEnd"/>
+      <w:r>
+        <w:rPr>
+          <w:rFonts w:ascii="Segoe UI" w:eastAsia="Segoe UI" w:hAnsi="Segoe UI" w:cs="Segoe UI"/>
+          <w:b/>
+          <w:bCs/>
+          <w:color w:val="000000" w:themeColor="text1"/>
+          <w:sz w:val="22"/>
+        </w:rPr>
+        <w:t>.</w:t>
+      </w:r>
+      <w:proofErr w:type="gramStart"/>
+      <w:r>
+        <w:rPr>
+          <w:rFonts w:ascii="Segoe UI" w:eastAsia="Segoe UI" w:hAnsi="Segoe UI" w:cs="Segoe UI"/>
+          <w:b/>
+          <w:bCs/>
+          <w:color w:val="000000" w:themeColor="text1"/>
+          <w:sz w:val="22"/>
+        </w:rPr>
+        <w:t>applicantHasFax:showEnd</w:t>
+      </w:r>
+      <w:proofErr w:type="spellEnd"/>
+      <w:proofErr w:type="gramEnd"/>
+      <w:r>
+        <w:rPr>
+          <w:rFonts w:ascii="Segoe UI" w:eastAsia="Segoe UI" w:hAnsi="Segoe UI" w:cs="Segoe UI"/>
+          <w:b/>
+          <w:bCs/>
+          <w:color w:val="000000" w:themeColor="text1"/>
+          <w:sz w:val="22"/>
+        </w:rPr>
         <w:t>}</w:t>
       </w:r>
       <w:r>
@@ -3169,6 +3696,7 @@
         <w:t>{</w:t>
       </w:r>
       <w:proofErr w:type="spellStart"/>
+      <w:proofErr w:type="gramStart"/>
       <w:r>
         <w:rPr>
           <w:rFonts w:ascii="Segoe UI" w:eastAsia="Segoe UI" w:hAnsi="Segoe UI" w:cs="Segoe UI"/>
@@ -3180,6 +3708,7 @@
         <w:t>d.applicationDate</w:t>
       </w:r>
       <w:proofErr w:type="spellEnd"/>
+      <w:proofErr w:type="gramEnd"/>
       <w:r>
         <w:rPr>
           <w:rFonts w:ascii="Segoe UI" w:eastAsia="Segoe UI" w:hAnsi="Segoe UI" w:cs="Segoe UI"/>
@@ -3205,6 +3734,7 @@
         <w:t>Signed Electronically by {</w:t>
       </w:r>
       <w:proofErr w:type="spellStart"/>
+      <w:proofErr w:type="gramStart"/>
       <w:r>
         <w:rPr>
           <w:rFonts w:ascii="Segoe UI" w:eastAsia="Segoe UI" w:hAnsi="Segoe UI" w:cs="Segoe UI"/>
@@ -3214,7 +3744,19 @@
           <w:sz w:val="22"/>
           <w:u w:val="single"/>
         </w:rPr>
-        <w:t>d.applicant.applicantName</w:t>
+        <w:t>d.applicant</w:t>
+      </w:r>
+      <w:proofErr w:type="gramEnd"/>
+      <w:r>
+        <w:rPr>
+          <w:rFonts w:ascii="Segoe UI" w:eastAsia="Segoe UI" w:hAnsi="Segoe UI" w:cs="Segoe UI"/>
+          <w:b/>
+          <w:bCs/>
+          <w:color w:val="000000" w:themeColor="text1"/>
+          <w:sz w:val="22"/>
+          <w:u w:val="single"/>
+        </w:rPr>
+        <w:t>.applicantName</w:t>
       </w:r>
       <w:proofErr w:type="spellEnd"/>
       <w:r>
@@ -3249,26 +3791,36 @@
         <w:t>Signature of {</w:t>
       </w:r>
       <w:proofErr w:type="spellStart"/>
+      <w:proofErr w:type="gramStart"/>
       <w:r>
         <w:rPr>
           <w:rFonts w:ascii="Segoe UI" w:eastAsia="Segoe UI" w:hAnsi="Segoe UI" w:cs="Segoe UI"/>
           <w:color w:val="313131"/>
           <w:szCs w:val="20"/>
         </w:rPr>
-        <w:t>d.applicant.applicantName</w:t>
-      </w:r>
-      <w:proofErr w:type="spellEnd"/>
+        <w:t>d.applicant</w:t>
+      </w:r>
+      <w:proofErr w:type="gramEnd"/>
       <w:r>
         <w:rPr>
           <w:rFonts w:ascii="Segoe UI" w:eastAsia="Segoe UI" w:hAnsi="Segoe UI" w:cs="Segoe UI"/>
           <w:color w:val="313131"/>
           <w:szCs w:val="20"/>
         </w:rPr>
+        <w:t>.applicantName</w:t>
+      </w:r>
+      <w:proofErr w:type="spellEnd"/>
+      <w:r>
+        <w:rPr>
+          <w:rFonts w:ascii="Segoe UI" w:eastAsia="Segoe UI" w:hAnsi="Segoe UI" w:cs="Segoe UI"/>
+          <w:color w:val="313131"/>
+          <w:szCs w:val="20"/>
+        </w:rPr>
         <w:t>}</w:t>
       </w:r>
     </w:p>
     <w:sectPr>
-      <w:footerReference w:type="first" r:id="rId14"/>
+      <w:footerReference w:type="first" r:id="rId12"/>
       <w:pgSz w:w="12240" w:h="15840"/>
       <w:pgMar w:top="1134" w:right="1134" w:bottom="1134" w:left="1134" w:header="720" w:footer="720" w:gutter="0"/>
       <w:pgNumType w:start="1"/>
@@ -3281,7 +3833,7 @@
 </file>
 
 <file path=word/endnotes.xml><?xml version="1.0" encoding="utf-8"?>
-<w:endnotes xmlns:wpc="http://schemas.microsoft.com/office/word/2010/wordprocessingCanvas" xmlns:cx="http://schemas.microsoft.com/office/drawing/2014/chartex" xmlns:cx1="http://schemas.microsoft.com/office/drawing/2015/9/8/chartex" xmlns:cx2="http://schemas.microsoft.com/office/drawing/2015/10/21/chartex" xmlns:cx3="http://schemas.microsoft.com/office/drawing/2016/5/9/chartex" xmlns:cx4="http://schemas.microsoft.com/office/drawing/2016/5/10/chartex" xmlns:cx5="http://schemas.microsoft.com/office/drawing/2016/5/11/chartex" xmlns:cx6="http://schemas.microsoft.com/office/drawing/2016/5/12/chartex" xmlns:cx7="http://schemas.microsoft.com/office/drawing/2016/5/13/chartex" xmlns:cx8="http://schemas.microsoft.com/office/drawing/2016/5/14/chartex" xmlns:mc="http://schemas.openxmlformats.org/markup-compatibility/2006" xmlns:aink="http://schemas.microsoft.com/office/drawing/2016/ink" xmlns:am3d="http://schemas.microsoft.com/office/drawing/2017/model3d" xmlns:o="urn:schemas-microsoft-com:office:office" xmlns:oel="http://schemas.microsoft.com/office/2019/extlst" xmlns:r="http://schemas.openxmlformats.org/officeDocument/2006/relationships" xmlns:m="http://schemas.openxmlformats.org/officeDocument/2006/math" xmlns:v="urn:schemas-microsoft-com:vml" xmlns:wp14="http://schemas.microsoft.com/office/word/2010/wordprocessingDrawing" xmlns:wp="http://schemas.openxmlformats.org/drawingml/2006/wordprocessingDrawing" xmlns:w10="urn:schemas-microsoft-com:office:word" xmlns:w="http://schemas.openxmlformats.org/wordprocessingml/2006/main" xmlns:w14="http://schemas.microsoft.com/office/word/2010/wordml" xmlns:w15="http://schemas.microsoft.com/office/word/2012/wordml" xmlns:w16cei="http://schemas.microsoft.com/office/word/2026/wordml/cei" xmlns:w16cex="http://schemas.microsoft.com/office/word/2018/wordml/cex" xmlns:w16cid="http://schemas.microsoft.com/office/word/2016/wordml/cid" xmlns:w16="http://schemas.microsoft.com/office/word/2018/wordml" xmlns:w16du="http://schemas.microsoft.com/office/word/2023/wordml/word16du" xmlns:w16sdtdh="http://schemas.microsoft.com/office/word/2020/wordml/sdtdatahash" xmlns:w16sdtfl="http://schemas.microsoft.com/office/word/2024/wordml/sdtformatlock" xmlns:w16se="http://schemas.microsoft.com/office/word/2015/wordml/symex" xmlns:wpg="http://schemas.microsoft.com/office/word/2010/wordprocessingGroup" xmlns:wpi="http://schemas.microsoft.com/office/word/2010/wordprocessingInk" xmlns:wne="http://schemas.microsoft.com/office/word/2006/wordml" xmlns:wps="http://schemas.microsoft.com/office/word/2010/wordprocessingShape" mc:Ignorable="w14 w15 w16se w16cid w16 w16cex w16sdtdh w16sdtfl w16du wp14">
+<w:endnotes xmlns:wpc="http://schemas.microsoft.com/office/word/2010/wordprocessingCanvas" xmlns:cx="http://schemas.microsoft.com/office/drawing/2014/chartex" xmlns:cx1="http://schemas.microsoft.com/office/drawing/2015/9/8/chartex" xmlns:cx2="http://schemas.microsoft.com/office/drawing/2015/10/21/chartex" xmlns:cx3="http://schemas.microsoft.com/office/drawing/2016/5/9/chartex" xmlns:cx4="http://schemas.microsoft.com/office/drawing/2016/5/10/chartex" xmlns:cx5="http://schemas.microsoft.com/office/drawing/2016/5/11/chartex" xmlns:cx6="http://schemas.microsoft.com/office/drawing/2016/5/12/chartex" xmlns:cx7="http://schemas.microsoft.com/office/drawing/2016/5/13/chartex" xmlns:cx8="http://schemas.microsoft.com/office/drawing/2016/5/14/chartex" xmlns:mc="http://schemas.openxmlformats.org/markup-compatibility/2006" xmlns:m="http://schemas.openxmlformats.org/officeDocument/2006/math" xmlns:aink="http://schemas.microsoft.com/office/drawing/2016/ink" xmlns:am3d="http://schemas.microsoft.com/office/drawing/2017/model3d" xmlns:oel="http://schemas.microsoft.com/office/2019/extlst" xmlns:r="http://schemas.openxmlformats.org/officeDocument/2006/relationships" xmlns:wp14="http://schemas.microsoft.com/office/word/2010/wordprocessingDrawing" xmlns:wp="http://schemas.openxmlformats.org/drawingml/2006/wordprocessingDrawing" xmlns:wpg="http://schemas.microsoft.com/office/word/2010/wordprocessingGroup" xmlns:wpi="http://schemas.microsoft.com/office/word/2010/wordprocessingInk" xmlns:wps="http://schemas.microsoft.com/office/word/2010/wordprocessingShape" xmlns:o="urn:schemas-microsoft-com:office:office" xmlns:v="urn:schemas-microsoft-com:vml" xmlns:w10="urn:schemas-microsoft-com:office:word" xmlns:w="http://schemas.openxmlformats.org/wordprocessingml/2006/main" xmlns:w14="http://schemas.microsoft.com/office/word/2010/wordml" xmlns:w15="http://schemas.microsoft.com/office/word/2012/wordml" xmlns:w16cei="http://schemas.microsoft.com/office/word/2026/wordml/cei" xmlns:w16cex="http://schemas.microsoft.com/office/word/2018/wordml/cex" xmlns:w16cid="http://schemas.microsoft.com/office/word/2016/wordml/cid" xmlns:w16="http://schemas.microsoft.com/office/word/2018/wordml" xmlns:w16sdtdh="http://schemas.microsoft.com/office/word/2020/wordml/sdtdatahash" xmlns:w16sdtfl="http://schemas.microsoft.com/office/word/2024/wordml/sdtformatlock" xmlns:w16se="http://schemas.microsoft.com/office/word/2015/wordml/symex" xmlns:w16du="http://schemas.microsoft.com/office/word/2023/wordml/word16du" xmlns:wne="http://schemas.microsoft.com/office/word/2006/wordml" mc:Ignorable="w14 w15 w16se w16cid w16 w16cex w16sdtdh w16sdtfl w16du wp14">
   <w:endnote w:type="separator" w:id="-1">
     <w:p>
       <w:pPr>
@@ -3306,14 +3858,11 @@
 </file>
 
 <file path=word/footer1.xml><?xml version="1.0" encoding="utf-8"?>
-<w:ftr xmlns:wpc="http://schemas.microsoft.com/office/word/2010/wordprocessingCanvas" xmlns:cx="http://schemas.microsoft.com/office/drawing/2014/chartex" xmlns:cx1="http://schemas.microsoft.com/office/drawing/2015/9/8/chartex" xmlns:cx2="http://schemas.microsoft.com/office/drawing/2015/10/21/chartex" xmlns:cx3="http://schemas.microsoft.com/office/drawing/2016/5/9/chartex" xmlns:cx4="http://schemas.microsoft.com/office/drawing/2016/5/10/chartex" xmlns:cx5="http://schemas.microsoft.com/office/drawing/2016/5/11/chartex" xmlns:cx6="http://schemas.microsoft.com/office/drawing/2016/5/12/chartex" xmlns:cx7="http://schemas.microsoft.com/office/drawing/2016/5/13/chartex" xmlns:cx8="http://schemas.microsoft.com/office/drawing/2016/5/14/chartex" xmlns:mc="http://schemas.openxmlformats.org/markup-compatibility/2006" xmlns:aink="http://schemas.microsoft.com/office/drawing/2016/ink" xmlns:am3d="http://schemas.microsoft.com/office/drawing/2017/model3d" xmlns:o="urn:schemas-microsoft-com:office:office" xmlns:oel="http://schemas.microsoft.com/office/2019/extlst" xmlns:r="http://schemas.openxmlformats.org/officeDocument/2006/relationships" xmlns:m="http://schemas.openxmlformats.org/officeDocument/2006/math" xmlns:v="urn:schemas-microsoft-com:vml" xmlns:wp14="http://schemas.microsoft.com/office/word/2010/wordprocessingDrawing" xmlns:wp="http://schemas.openxmlformats.org/drawingml/2006/wordprocessingDrawing" xmlns:w10="urn:schemas-microsoft-com:office:word" xmlns:w="http://schemas.openxmlformats.org/wordprocessingml/2006/main" xmlns:w14="http://schemas.microsoft.com/office/word/2010/wordml" xmlns:w15="http://schemas.microsoft.com/office/word/2012/wordml" xmlns:w16cei="http://schemas.microsoft.com/office/word/2026/wordml/cei" xmlns:w16cex="http://schemas.microsoft.com/office/word/2018/wordml/cex" xmlns:w16cid="http://schemas.microsoft.com/office/word/2016/wordml/cid" xmlns:w16="http://schemas.microsoft.com/office/word/2018/wordml" xmlns:w16du="http://schemas.microsoft.com/office/word/2023/wordml/word16du" xmlns:w16sdtdh="http://schemas.microsoft.com/office/word/2020/wordml/sdtdatahash" xmlns:w16sdtfl="http://schemas.microsoft.com/office/word/2024/wordml/sdtformatlock" xmlns:w16se="http://schemas.microsoft.com/office/word/2015/wordml/symex" xmlns:wpg="http://schemas.microsoft.com/office/word/2010/wordprocessingGroup" xmlns:wpi="http://schemas.microsoft.com/office/word/2010/wordprocessingInk" xmlns:wne="http://schemas.microsoft.com/office/word/2006/wordml" xmlns:wps="http://schemas.microsoft.com/office/word/2010/wordprocessingShape" mc:Ignorable="w14 w15 w16se w16cid w16 w16cex w16sdtdh w16sdtfl w16du wp14">
+<w:ftr xmlns:wpc="http://schemas.microsoft.com/office/word/2010/wordprocessingCanvas" xmlns:cx="http://schemas.microsoft.com/office/drawing/2014/chartex" xmlns:cx1="http://schemas.microsoft.com/office/drawing/2015/9/8/chartex" xmlns:cx2="http://schemas.microsoft.com/office/drawing/2015/10/21/chartex" xmlns:cx3="http://schemas.microsoft.com/office/drawing/2016/5/9/chartex" xmlns:cx4="http://schemas.microsoft.com/office/drawing/2016/5/10/chartex" xmlns:cx5="http://schemas.microsoft.com/office/drawing/2016/5/11/chartex" xmlns:cx6="http://schemas.microsoft.com/office/drawing/2016/5/12/chartex" xmlns:cx7="http://schemas.microsoft.com/office/drawing/2016/5/13/chartex" xmlns:cx8="http://schemas.microsoft.com/office/drawing/2016/5/14/chartex" xmlns:mc="http://schemas.openxmlformats.org/markup-compatibility/2006" xmlns:m="http://schemas.openxmlformats.org/officeDocument/2006/math" xmlns:aink="http://schemas.microsoft.com/office/drawing/2016/ink" xmlns:am3d="http://schemas.microsoft.com/office/drawing/2017/model3d" xmlns:oel="http://schemas.microsoft.com/office/2019/extlst" xmlns:r="http://schemas.openxmlformats.org/officeDocument/2006/relationships" xmlns:wp14="http://schemas.microsoft.com/office/word/2010/wordprocessingDrawing" xmlns:wp="http://schemas.openxmlformats.org/drawingml/2006/wordprocessingDrawing" xmlns:wpg="http://schemas.microsoft.com/office/word/2010/wordprocessingGroup" xmlns:wpi="http://schemas.microsoft.com/office/word/2010/wordprocessingInk" xmlns:wps="http://schemas.microsoft.com/office/word/2010/wordprocessingShape" xmlns:o="urn:schemas-microsoft-com:office:office" xmlns:v="urn:schemas-microsoft-com:vml" xmlns:w10="urn:schemas-microsoft-com:office:word" xmlns:w="http://schemas.openxmlformats.org/wordprocessingml/2006/main" xmlns:w14="http://schemas.microsoft.com/office/word/2010/wordml" xmlns:w15="http://schemas.microsoft.com/office/word/2012/wordml" xmlns:w16cei="http://schemas.microsoft.com/office/word/2026/wordml/cei" xmlns:w16cex="http://schemas.microsoft.com/office/word/2018/wordml/cex" xmlns:w16cid="http://schemas.microsoft.com/office/word/2016/wordml/cid" xmlns:w16="http://schemas.microsoft.com/office/word/2018/wordml" xmlns:w16sdtdh="http://schemas.microsoft.com/office/word/2020/wordml/sdtdatahash" xmlns:w16sdtfl="http://schemas.microsoft.com/office/word/2024/wordml/sdtformatlock" xmlns:w16se="http://schemas.microsoft.com/office/word/2015/wordml/symex" xmlns:w16du="http://schemas.microsoft.com/office/word/2023/wordml/word16du" xmlns:wne="http://schemas.microsoft.com/office/word/2006/wordml" mc:Ignorable="w14 w15 w16se w16cid w16 w16cex w16sdtdh w16sdtfl w16du wp14">
   <w:p>
     <w:pPr>
       <w:pStyle w:val="BodyText"/>
-      <w:jc w:val="right"/>
-    </w:pPr>
-    <w:proofErr w:type="spellStart"/>
-    <w:r>
+      <w:ind w:left="288"/>
       <w:rPr>
         <w:rFonts w:ascii="Segoe UI" w:eastAsia="Segoe UI" w:hAnsi="Segoe UI" w:cs="Segoe UI"/>
         <w:color w:val="000000" w:themeColor="text1"/>
@@ -3321,9 +3870,8 @@
         <w:szCs w:val="16"/>
         <w:lang w:val="fr-FR"/>
       </w:rPr>
-      <w:t>Generated</w:t>
-    </w:r>
-    <w:proofErr w:type="spellEnd"/>
+    </w:pPr>
+    <w:proofErr w:type="spellStart"/>
     <w:r>
       <w:rPr>
         <w:rFonts w:ascii="Segoe UI" w:eastAsia="Segoe UI" w:hAnsi="Segoe UI" w:cs="Segoe UI"/>
@@ -3332,9 +3880,9 @@
         <w:szCs w:val="16"/>
         <w:lang w:val="fr-FR"/>
       </w:rPr>
-      <w:t xml:space="preserve"> by ”</w:t>
+      <w:t>Generated</w:t>
     </w:r>
-    <w:proofErr w:type="spellStart"/>
+    <w:proofErr w:type="spellEnd"/>
     <w:r>
       <w:rPr>
         <w:rFonts w:ascii="Segoe UI" w:eastAsia="Segoe UI" w:hAnsi="Segoe UI" w:cs="Segoe UI"/>
@@ -3343,9 +3891,9 @@
         <w:szCs w:val="16"/>
         <w:lang w:val="fr-FR"/>
       </w:rPr>
-      <w:t>Probate</w:t>
+      <w:t xml:space="preserve"> by ”</w:t>
     </w:r>
-    <w:proofErr w:type="spellEnd"/>
+    <w:proofErr w:type="spellStart"/>
     <w:r>
       <w:rPr>
         <w:rFonts w:ascii="Segoe UI" w:eastAsia="Segoe UI" w:hAnsi="Segoe UI" w:cs="Segoe UI"/>
@@ -3354,9 +3902,9 @@
         <w:szCs w:val="16"/>
         <w:lang w:val="fr-FR"/>
       </w:rPr>
-      <w:t xml:space="preserve"> Application” on {</w:t>
+      <w:t>Probate</w:t>
     </w:r>
-    <w:proofErr w:type="spellStart"/>
+    <w:proofErr w:type="spellEnd"/>
     <w:r>
       <w:rPr>
         <w:rFonts w:ascii="Segoe UI" w:eastAsia="Segoe UI" w:hAnsi="Segoe UI" w:cs="Segoe UI"/>
@@ -3365,9 +3913,186 @@
         <w:szCs w:val="16"/>
         <w:lang w:val="fr-FR"/>
       </w:rPr>
+      <w:t xml:space="preserve"> Application” on </w:t>
+    </w:r>
+    <w:r>
+      <w:rPr>
+        <w:rFonts w:ascii="Segoe UI" w:eastAsia="Segoe UI" w:hAnsi="Segoe UI" w:cs="Segoe UI"/>
+        <w:color w:val="000000" w:themeColor="text1"/>
+        <w:sz w:val="16"/>
+        <w:szCs w:val="16"/>
+        <w:lang w:val="fr-FR"/>
+      </w:rPr>
+      <w:t>{</w:t>
+    </w:r>
+    <w:proofErr w:type="spellStart"/>
+    <w:proofErr w:type="gramStart"/>
+    <w:r>
+      <w:rPr>
+        <w:rFonts w:ascii="Segoe UI" w:eastAsia="Segoe UI" w:hAnsi="Segoe UI" w:cs="Segoe UI"/>
+        <w:color w:val="000000" w:themeColor="text1"/>
+        <w:sz w:val="16"/>
+        <w:szCs w:val="16"/>
+        <w:lang w:val="fr-FR"/>
+      </w:rPr>
+      <w:t>d.now:formatD</w:t>
+    </w:r>
+    <w:proofErr w:type="spellEnd"/>
+    <w:proofErr w:type="gramEnd"/>
+    <w:r>
+      <w:rPr>
+        <w:rFonts w:ascii="Segoe UI" w:eastAsia="Segoe UI" w:hAnsi="Segoe UI" w:cs="Segoe UI"/>
+        <w:color w:val="000000" w:themeColor="text1"/>
+        <w:sz w:val="16"/>
+        <w:szCs w:val="16"/>
+        <w:lang w:val="fr-FR"/>
+      </w:rPr>
+      <w:t>(LL)}</w:t>
+    </w:r>
+    <w:r>
+      <w:tab/>
+    </w:r>
+    <w:r>
+      <w:tab/>
+    </w:r>
+    <w:r>
+      <w:tab/>
+    </w:r>
+    <w:r>
+      <w:tab/>
+    </w:r>
+    <w:r>
+      <w:tab/>
+    </w:r>
+    <w:r>
+      <w:rPr>
+        <w:rFonts w:ascii="Segoe UI" w:eastAsia="Segoe UI" w:hAnsi="Segoe UI" w:cs="Segoe UI"/>
+        <w:color w:val="000000" w:themeColor="text1"/>
+        <w:sz w:val="16"/>
+        <w:szCs w:val="16"/>
+      </w:rPr>
+      <w:t>P9 Exhibit A Page</w:t>
+    </w:r>
+    <w:r>
+      <w:rPr>
+        <w:rFonts w:ascii="Segoe UI" w:eastAsia="Segoe UI" w:hAnsi="Segoe UI" w:cs="Segoe UI"/>
+        <w:color w:val="000000" w:themeColor="text1"/>
+        <w:sz w:val="16"/>
+        <w:szCs w:val="16"/>
+      </w:rPr>
+      <w:t xml:space="preserve"> 2</w:t>
+    </w:r>
+    <w:r>
+      <w:rPr>
+        <w:rFonts w:ascii="Segoe UI" w:eastAsia="Segoe UI" w:hAnsi="Segoe UI" w:cs="Segoe UI"/>
+        <w:color w:val="000000" w:themeColor="text1"/>
+        <w:sz w:val="16"/>
+        <w:szCs w:val="16"/>
+      </w:rPr>
+      <w:t xml:space="preserve"> of 3</w:t>
+    </w:r>
+  </w:p>
+  <w:p>
+    <w:pPr>
+      <w:spacing w:line="14" w:lineRule="auto"/>
+      <w:rPr>
+        <w:rFonts w:ascii="Segoe UI" w:eastAsia="Segoe UI" w:hAnsi="Segoe UI" w:cs="Segoe UI"/>
+        <w:color w:val="000000" w:themeColor="text1"/>
+        <w:sz w:val="16"/>
+        <w:szCs w:val="16"/>
+      </w:rPr>
+    </w:pPr>
+  </w:p>
+  <w:p>
+    <w:pPr>
+      <w:spacing w:line="14" w:lineRule="auto"/>
+      <w:rPr>
+        <w:rFonts w:ascii="Segoe UI" w:eastAsia="Segoe UI" w:hAnsi="Segoe UI" w:cs="Segoe UI"/>
+        <w:color w:val="000000" w:themeColor="text1"/>
+        <w:szCs w:val="20"/>
+      </w:rPr>
+    </w:pPr>
+  </w:p>
+  <w:p>
+    <w:pPr>
+      <w:pStyle w:val="Footer"/>
+      <w:spacing w:line="14" w:lineRule="auto"/>
+      <w:rPr>
+        <w:rFonts w:ascii="Segoe UI" w:eastAsia="Segoe UI" w:hAnsi="Segoe UI" w:cs="Segoe UI"/>
+        <w:color w:val="000000" w:themeColor="text1"/>
+        <w:szCs w:val="20"/>
+      </w:rPr>
+    </w:pPr>
+  </w:p>
+</w:ftr>
+</file>
+
+<file path=word/footer2.xml><?xml version="1.0" encoding="utf-8"?>
+<w:ftr xmlns:wpc="http://schemas.microsoft.com/office/word/2010/wordprocessingCanvas" xmlns:cx="http://schemas.microsoft.com/office/drawing/2014/chartex" xmlns:cx1="http://schemas.microsoft.com/office/drawing/2015/9/8/chartex" xmlns:cx2="http://schemas.microsoft.com/office/drawing/2015/10/21/chartex" xmlns:cx3="http://schemas.microsoft.com/office/drawing/2016/5/9/chartex" xmlns:cx4="http://schemas.microsoft.com/office/drawing/2016/5/10/chartex" xmlns:cx5="http://schemas.microsoft.com/office/drawing/2016/5/11/chartex" xmlns:cx6="http://schemas.microsoft.com/office/drawing/2016/5/12/chartex" xmlns:cx7="http://schemas.microsoft.com/office/drawing/2016/5/13/chartex" xmlns:cx8="http://schemas.microsoft.com/office/drawing/2016/5/14/chartex" xmlns:mc="http://schemas.openxmlformats.org/markup-compatibility/2006" xmlns:m="http://schemas.openxmlformats.org/officeDocument/2006/math" xmlns:aink="http://schemas.microsoft.com/office/drawing/2016/ink" xmlns:am3d="http://schemas.microsoft.com/office/drawing/2017/model3d" xmlns:oel="http://schemas.microsoft.com/office/2019/extlst" xmlns:r="http://schemas.openxmlformats.org/officeDocument/2006/relationships" xmlns:wp14="http://schemas.microsoft.com/office/word/2010/wordprocessingDrawing" xmlns:wp="http://schemas.openxmlformats.org/drawingml/2006/wordprocessingDrawing" xmlns:wpg="http://schemas.microsoft.com/office/word/2010/wordprocessingGroup" xmlns:wpi="http://schemas.microsoft.com/office/word/2010/wordprocessingInk" xmlns:wps="http://schemas.microsoft.com/office/word/2010/wordprocessingShape" xmlns:o="urn:schemas-microsoft-com:office:office" xmlns:v="urn:schemas-microsoft-com:vml" xmlns:w10="urn:schemas-microsoft-com:office:word" xmlns:w="http://schemas.openxmlformats.org/wordprocessingml/2006/main" xmlns:w14="http://schemas.microsoft.com/office/word/2010/wordml" xmlns:w15="http://schemas.microsoft.com/office/word/2012/wordml" xmlns:w16cei="http://schemas.microsoft.com/office/word/2026/wordml/cei" xmlns:w16cex="http://schemas.microsoft.com/office/word/2018/wordml/cex" xmlns:w16cid="http://schemas.microsoft.com/office/word/2016/wordml/cid" xmlns:w16="http://schemas.microsoft.com/office/word/2018/wordml" xmlns:w16sdtdh="http://schemas.microsoft.com/office/word/2020/wordml/sdtdatahash" xmlns:w16sdtfl="http://schemas.microsoft.com/office/word/2024/wordml/sdtformatlock" xmlns:w16se="http://schemas.microsoft.com/office/word/2015/wordml/symex" xmlns:w16du="http://schemas.microsoft.com/office/word/2023/wordml/word16du" xmlns:wne="http://schemas.microsoft.com/office/word/2006/wordml" mc:Ignorable="w14 w15 w16se w16cid w16 w16cex w16sdtdh w16sdtfl w16du wp14">
+  <w:p>
+    <w:pPr>
+      <w:pStyle w:val="BodyText"/>
+      <w:ind w:right="360"/>
+      <w:jc w:val="right"/>
+    </w:pPr>
+    <w:proofErr w:type="spellStart"/>
+    <w:r>
+      <w:rPr>
+        <w:rFonts w:ascii="Segoe UI" w:eastAsia="Segoe UI" w:hAnsi="Segoe UI" w:cs="Segoe UI"/>
+        <w:color w:val="000000" w:themeColor="text1"/>
+        <w:sz w:val="16"/>
+        <w:szCs w:val="16"/>
+        <w:lang w:val="fr-FR"/>
+      </w:rPr>
+      <w:t>Generated</w:t>
+    </w:r>
+    <w:proofErr w:type="spellEnd"/>
+    <w:r>
+      <w:rPr>
+        <w:rFonts w:ascii="Segoe UI" w:eastAsia="Segoe UI" w:hAnsi="Segoe UI" w:cs="Segoe UI"/>
+        <w:color w:val="000000" w:themeColor="text1"/>
+        <w:sz w:val="16"/>
+        <w:szCs w:val="16"/>
+        <w:lang w:val="fr-FR"/>
+      </w:rPr>
+      <w:t xml:space="preserve"> by ”</w:t>
+    </w:r>
+    <w:proofErr w:type="spellStart"/>
+    <w:r>
+      <w:rPr>
+        <w:rFonts w:ascii="Segoe UI" w:eastAsia="Segoe UI" w:hAnsi="Segoe UI" w:cs="Segoe UI"/>
+        <w:color w:val="000000" w:themeColor="text1"/>
+        <w:sz w:val="16"/>
+        <w:szCs w:val="16"/>
+        <w:lang w:val="fr-FR"/>
+      </w:rPr>
+      <w:t>Probate</w:t>
+    </w:r>
+    <w:proofErr w:type="spellEnd"/>
+    <w:r>
+      <w:rPr>
+        <w:rFonts w:ascii="Segoe UI" w:eastAsia="Segoe UI" w:hAnsi="Segoe UI" w:cs="Segoe UI"/>
+        <w:color w:val="000000" w:themeColor="text1"/>
+        <w:sz w:val="16"/>
+        <w:szCs w:val="16"/>
+        <w:lang w:val="fr-FR"/>
+      </w:rPr>
+      <w:t xml:space="preserve"> Application” on {</w:t>
+    </w:r>
+    <w:proofErr w:type="spellStart"/>
+    <w:proofErr w:type="gramStart"/>
+    <w:r>
+      <w:rPr>
+        <w:rFonts w:ascii="Segoe UI" w:eastAsia="Segoe UI" w:hAnsi="Segoe UI" w:cs="Segoe UI"/>
+        <w:color w:val="000000" w:themeColor="text1"/>
+        <w:sz w:val="16"/>
+        <w:szCs w:val="16"/>
+        <w:lang w:val="fr-FR"/>
+      </w:rPr>
       <w:t>d.applicationDate</w:t>
     </w:r>
     <w:proofErr w:type="spellEnd"/>
+    <w:proofErr w:type="gramEnd"/>
     <w:r>
       <w:rPr>
         <w:rFonts w:ascii="Segoe UI" w:eastAsia="Segoe UI" w:hAnsi="Segoe UI" w:cs="Segoe UI"/>
@@ -3400,40 +4125,48 @@
         <w:sz w:val="16"/>
         <w:szCs w:val="16"/>
       </w:rPr>
-      <w:t>P9 Page</w:t>
+      <w:t xml:space="preserve">P9 </w:t>
     </w:r>
     <w:r>
-      <w:t xml:space="preserve"> </w:t>
+      <w:rPr>
+        <w:rFonts w:ascii="Segoe UI" w:eastAsia="Segoe UI" w:hAnsi="Segoe UI" w:cs="Segoe UI"/>
+        <w:color w:val="000000" w:themeColor="text1"/>
+        <w:sz w:val="16"/>
+        <w:szCs w:val="16"/>
+      </w:rPr>
+      <w:t xml:space="preserve">Exhibit A </w:t>
     </w:r>
     <w:r>
-      <w:fldChar w:fldCharType="begin"/>
+      <w:rPr>
+        <w:rFonts w:ascii="Segoe UI" w:eastAsia="Segoe UI" w:hAnsi="Segoe UI" w:cs="Segoe UI"/>
+        <w:color w:val="000000" w:themeColor="text1"/>
+        <w:sz w:val="16"/>
+        <w:szCs w:val="16"/>
+      </w:rPr>
+      <w:t>Page</w:t>
     </w:r>
     <w:r>
-      <w:instrText>PAGE</w:instrText>
-    </w:r>
-    <w:r>
-      <w:fldChar w:fldCharType="separate"/>
-    </w:r>
-    <w:r>
-      <w:rPr>
-        <w:noProof/>
-      </w:rPr>
-      <w:t>1</w:t>
-    </w:r>
-    <w:r>
-      <w:fldChar w:fldCharType="end"/>
-    </w:r>
-    <w:r>
-      <w:t xml:space="preserve"> of </w:t>
-    </w:r>
-    <w:r>
-      <w:t>2</w:t>
+      <w:rPr>
+        <w:rFonts w:ascii="Segoe UI" w:eastAsia="Segoe UI" w:hAnsi="Segoe UI" w:cs="Segoe UI"/>
+        <w:color w:val="000000" w:themeColor="text1"/>
+        <w:sz w:val="16"/>
+        <w:szCs w:val="16"/>
+      </w:rPr>
+      <w:t xml:space="preserve"> 3 of 3</w:t>
     </w:r>
   </w:p>
+</w:ftr>
+</file>
+
+<file path=word/footer3.xml><?xml version="1.0" encoding="utf-8"?>
+<w:ftr xmlns:wpc="http://schemas.microsoft.com/office/word/2010/wordprocessingCanvas" xmlns:cx="http://schemas.microsoft.com/office/drawing/2014/chartex" xmlns:cx1="http://schemas.microsoft.com/office/drawing/2015/9/8/chartex" xmlns:cx2="http://schemas.microsoft.com/office/drawing/2015/10/21/chartex" xmlns:cx3="http://schemas.microsoft.com/office/drawing/2016/5/9/chartex" xmlns:cx4="http://schemas.microsoft.com/office/drawing/2016/5/10/chartex" xmlns:cx5="http://schemas.microsoft.com/office/drawing/2016/5/11/chartex" xmlns:cx6="http://schemas.microsoft.com/office/drawing/2016/5/12/chartex" xmlns:cx7="http://schemas.microsoft.com/office/drawing/2016/5/13/chartex" xmlns:cx8="http://schemas.microsoft.com/office/drawing/2016/5/14/chartex" xmlns:mc="http://schemas.openxmlformats.org/markup-compatibility/2006" xmlns:m="http://schemas.openxmlformats.org/officeDocument/2006/math" xmlns:aink="http://schemas.microsoft.com/office/drawing/2016/ink" xmlns:am3d="http://schemas.microsoft.com/office/drawing/2017/model3d" xmlns:oel="http://schemas.microsoft.com/office/2019/extlst" xmlns:r="http://schemas.openxmlformats.org/officeDocument/2006/relationships" xmlns:wp14="http://schemas.microsoft.com/office/word/2010/wordprocessingDrawing" xmlns:wp="http://schemas.openxmlformats.org/drawingml/2006/wordprocessingDrawing" xmlns:wpg="http://schemas.microsoft.com/office/word/2010/wordprocessingGroup" xmlns:wpi="http://schemas.microsoft.com/office/word/2010/wordprocessingInk" xmlns:wps="http://schemas.microsoft.com/office/word/2010/wordprocessingShape" xmlns:o="urn:schemas-microsoft-com:office:office" xmlns:v="urn:schemas-microsoft-com:vml" xmlns:w10="urn:schemas-microsoft-com:office:word" xmlns:w="http://schemas.openxmlformats.org/wordprocessingml/2006/main" xmlns:w14="http://schemas.microsoft.com/office/word/2010/wordml" xmlns:w15="http://schemas.microsoft.com/office/word/2012/wordml" xmlns:w16cei="http://schemas.microsoft.com/office/word/2026/wordml/cei" xmlns:w16cex="http://schemas.microsoft.com/office/word/2018/wordml/cex" xmlns:w16cid="http://schemas.microsoft.com/office/word/2016/wordml/cid" xmlns:w16="http://schemas.microsoft.com/office/word/2018/wordml" xmlns:w16sdtdh="http://schemas.microsoft.com/office/word/2020/wordml/sdtdatahash" xmlns:w16sdtfl="http://schemas.microsoft.com/office/word/2024/wordml/sdtformatlock" xmlns:w16se="http://schemas.microsoft.com/office/word/2015/wordml/symex" xmlns:w16du="http://schemas.microsoft.com/office/word/2023/wordml/word16du" xmlns:wne="http://schemas.microsoft.com/office/word/2006/wordml" mc:Ignorable="w14 w15 w16se w16cid w16 w16cex w16sdtdh w16sdtfl w16du wp14">
   <w:p>
     <w:pPr>
       <w:pStyle w:val="BodyText"/>
-      <w:jc w:val="right"/>
+      <w:ind w:right="360"/>
+    </w:pPr>
+    <w:proofErr w:type="spellStart"/>
+    <w:r>
       <w:rPr>
         <w:rFonts w:ascii="Segoe UI" w:eastAsia="Segoe UI" w:hAnsi="Segoe UI" w:cs="Segoe UI"/>
         <w:color w:val="000000" w:themeColor="text1"/>
@@ -3441,52 +4174,9 @@
         <w:szCs w:val="16"/>
         <w:lang w:val="fr-FR"/>
       </w:rPr>
-    </w:pPr>
-  </w:p>
-  <w:p>
-    <w:pPr>
-      <w:spacing w:line="14" w:lineRule="auto"/>
-      <w:rPr>
-        <w:rFonts w:ascii="Segoe UI" w:eastAsia="Segoe UI" w:hAnsi="Segoe UI" w:cs="Segoe UI"/>
-        <w:color w:val="000000" w:themeColor="text1"/>
-        <w:sz w:val="16"/>
-        <w:szCs w:val="16"/>
-      </w:rPr>
-    </w:pPr>
-  </w:p>
-  <w:p>
-    <w:pPr>
-      <w:spacing w:line="14" w:lineRule="auto"/>
-      <w:rPr>
-        <w:rFonts w:ascii="Segoe UI" w:eastAsia="Segoe UI" w:hAnsi="Segoe UI" w:cs="Segoe UI"/>
-        <w:color w:val="000000" w:themeColor="text1"/>
-        <w:szCs w:val="20"/>
-      </w:rPr>
-    </w:pPr>
-  </w:p>
-  <w:p>
-    <w:pPr>
-      <w:pStyle w:val="Footer"/>
-      <w:spacing w:line="14" w:lineRule="auto"/>
-      <w:rPr>
-        <w:rFonts w:ascii="Segoe UI" w:eastAsia="Segoe UI" w:hAnsi="Segoe UI" w:cs="Segoe UI"/>
-        <w:color w:val="000000" w:themeColor="text1"/>
-        <w:szCs w:val="20"/>
-      </w:rPr>
-    </w:pPr>
-  </w:p>
-</w:ftr>
-</file>
-
-<file path=word/footer2.xml><?xml version="1.0" encoding="utf-8"?>
-<w:ftr xmlns:wpc="http://schemas.microsoft.com/office/word/2010/wordprocessingCanvas" xmlns:cx="http://schemas.microsoft.com/office/drawing/2014/chartex" xmlns:cx1="http://schemas.microsoft.com/office/drawing/2015/9/8/chartex" xmlns:cx2="http://schemas.microsoft.com/office/drawing/2015/10/21/chartex" xmlns:cx3="http://schemas.microsoft.com/office/drawing/2016/5/9/chartex" xmlns:cx4="http://schemas.microsoft.com/office/drawing/2016/5/10/chartex" xmlns:cx5="http://schemas.microsoft.com/office/drawing/2016/5/11/chartex" xmlns:cx6="http://schemas.microsoft.com/office/drawing/2016/5/12/chartex" xmlns:cx7="http://schemas.microsoft.com/office/drawing/2016/5/13/chartex" xmlns:cx8="http://schemas.microsoft.com/office/drawing/2016/5/14/chartex" xmlns:mc="http://schemas.openxmlformats.org/markup-compatibility/2006" xmlns:aink="http://schemas.microsoft.com/office/drawing/2016/ink" xmlns:am3d="http://schemas.microsoft.com/office/drawing/2017/model3d" xmlns:o="urn:schemas-microsoft-com:office:office" xmlns:oel="http://schemas.microsoft.com/office/2019/extlst" xmlns:r="http://schemas.openxmlformats.org/officeDocument/2006/relationships" xmlns:m="http://schemas.openxmlformats.org/officeDocument/2006/math" xmlns:v="urn:schemas-microsoft-com:vml" xmlns:wp14="http://schemas.microsoft.com/office/word/2010/wordprocessingDrawing" xmlns:wp="http://schemas.openxmlformats.org/drawingml/2006/wordprocessingDrawing" xmlns:w10="urn:schemas-microsoft-com:office:word" xmlns:w="http://schemas.openxmlformats.org/wordprocessingml/2006/main" xmlns:w14="http://schemas.microsoft.com/office/word/2010/wordml" xmlns:w15="http://schemas.microsoft.com/office/word/2012/wordml" xmlns:w16cei="http://schemas.microsoft.com/office/word/2026/wordml/cei" xmlns:w16cex="http://schemas.microsoft.com/office/word/2018/wordml/cex" xmlns:w16cid="http://schemas.microsoft.com/office/word/2016/wordml/cid" xmlns:w16="http://schemas.microsoft.com/office/word/2018/wordml" xmlns:w16du="http://schemas.microsoft.com/office/word/2023/wordml/word16du" xmlns:w16sdtdh="http://schemas.microsoft.com/office/word/2020/wordml/sdtdatahash" xmlns:w16sdtfl="http://schemas.microsoft.com/office/word/2024/wordml/sdtformatlock" xmlns:w16se="http://schemas.microsoft.com/office/word/2015/wordml/symex" xmlns:wpg="http://schemas.microsoft.com/office/word/2010/wordprocessingGroup" xmlns:wpi="http://schemas.microsoft.com/office/word/2010/wordprocessingInk" xmlns:wne="http://schemas.microsoft.com/office/word/2006/wordml" xmlns:wps="http://schemas.microsoft.com/office/word/2010/wordprocessingShape" mc:Ignorable="w14 w15 w16se w16cid w16 w16cex w16sdtdh w16sdtfl w16du wp14">
-  <w:p>
-    <w:pPr>
-      <w:pStyle w:val="BodyText"/>
-      <w:ind w:right="360"/>
-      <w:jc w:val="right"/>
-    </w:pPr>
-    <w:proofErr w:type="spellStart"/>
+      <w:t>Generated</w:t>
+    </w:r>
+    <w:proofErr w:type="spellEnd"/>
     <w:r>
       <w:rPr>
         <w:rFonts w:ascii="Segoe UI" w:eastAsia="Segoe UI" w:hAnsi="Segoe UI" w:cs="Segoe UI"/>
@@ -3495,9 +4185,9 @@
         <w:szCs w:val="16"/>
         <w:lang w:val="fr-FR"/>
       </w:rPr>
-      <w:t>Generated</w:t>
+      <w:t xml:space="preserve"> by ”</w:t>
     </w:r>
-    <w:proofErr w:type="spellEnd"/>
+    <w:proofErr w:type="spellStart"/>
     <w:r>
       <w:rPr>
         <w:rFonts w:ascii="Segoe UI" w:eastAsia="Segoe UI" w:hAnsi="Segoe UI" w:cs="Segoe UI"/>
@@ -3506,9 +4196,9 @@
         <w:szCs w:val="16"/>
         <w:lang w:val="fr-FR"/>
       </w:rPr>
-      <w:t xml:space="preserve"> by ”</w:t>
+      <w:t>Probate</w:t>
     </w:r>
-    <w:proofErr w:type="spellStart"/>
+    <w:proofErr w:type="spellEnd"/>
     <w:r>
       <w:rPr>
         <w:rFonts w:ascii="Segoe UI" w:eastAsia="Segoe UI" w:hAnsi="Segoe UI" w:cs="Segoe UI"/>
@@ -3517,9 +4207,10 @@
         <w:szCs w:val="16"/>
         <w:lang w:val="fr-FR"/>
       </w:rPr>
-      <w:t>Probate</w:t>
+      <w:t xml:space="preserve"> Application” on {</w:t>
     </w:r>
-    <w:proofErr w:type="spellEnd"/>
+    <w:proofErr w:type="spellStart"/>
+    <w:proofErr w:type="gramStart"/>
     <w:r>
       <w:rPr>
         <w:rFonts w:ascii="Segoe UI" w:eastAsia="Segoe UI" w:hAnsi="Segoe UI" w:cs="Segoe UI"/>
@@ -3528,20 +4219,10 @@
         <w:szCs w:val="16"/>
         <w:lang w:val="fr-FR"/>
       </w:rPr>
-      <w:t xml:space="preserve"> Application” on {</w:t>
-    </w:r>
-    <w:proofErr w:type="spellStart"/>
-    <w:r>
-      <w:rPr>
-        <w:rFonts w:ascii="Segoe UI" w:eastAsia="Segoe UI" w:hAnsi="Segoe UI" w:cs="Segoe UI"/>
-        <w:color w:val="000000" w:themeColor="text1"/>
-        <w:sz w:val="16"/>
-        <w:szCs w:val="16"/>
-        <w:lang w:val="fr-FR"/>
-      </w:rPr>
       <w:t>d.applicationDate</w:t>
     </w:r>
     <w:proofErr w:type="spellEnd"/>
+    <w:proofErr w:type="gramEnd"/>
     <w:r>
       <w:rPr>
         <w:rFonts w:ascii="Segoe UI" w:eastAsia="Segoe UI" w:hAnsi="Segoe UI" w:cs="Segoe UI"/>
@@ -3568,6 +4249,9 @@
       <w:tab/>
     </w:r>
     <w:r>
+      <w:tab/>
+    </w:r>
+    <w:r>
       <w:rPr>
         <w:rFonts w:ascii="Segoe UI" w:eastAsia="Segoe UI" w:hAnsi="Segoe UI" w:cs="Segoe UI"/>
         <w:color w:val="000000" w:themeColor="text1"/>
@@ -3601,18 +4285,45 @@
         <w:sz w:val="16"/>
         <w:szCs w:val="16"/>
       </w:rPr>
-      <w:t xml:space="preserve"> 3 of 3</w:t>
+      <w:t xml:space="preserve"> </w:t>
+    </w:r>
+    <w:r>
+      <w:rPr>
+        <w:rFonts w:ascii="Segoe UI" w:eastAsia="Segoe UI" w:hAnsi="Segoe UI" w:cs="Segoe UI"/>
+        <w:color w:val="000000" w:themeColor="text1"/>
+        <w:sz w:val="16"/>
+        <w:szCs w:val="16"/>
+      </w:rPr>
+      <w:t>1</w:t>
+    </w:r>
+    <w:r>
+      <w:rPr>
+        <w:rFonts w:ascii="Segoe UI" w:eastAsia="Segoe UI" w:hAnsi="Segoe UI" w:cs="Segoe UI"/>
+        <w:color w:val="000000" w:themeColor="text1"/>
+        <w:sz w:val="16"/>
+        <w:szCs w:val="16"/>
+      </w:rPr>
+      <w:t xml:space="preserve"> of </w:t>
+    </w:r>
+    <w:r>
+      <w:rPr>
+        <w:rFonts w:ascii="Segoe UI" w:eastAsia="Segoe UI" w:hAnsi="Segoe UI" w:cs="Segoe UI"/>
+        <w:color w:val="000000" w:themeColor="text1"/>
+        <w:sz w:val="16"/>
+        <w:szCs w:val="16"/>
+      </w:rPr>
+      <w:t>3</w:t>
     </w:r>
   </w:p>
 </w:ftr>
 </file>
 
-<file path=word/footer3.xml><?xml version="1.0" encoding="utf-8"?>
-<w:ftr xmlns:wpc="http://schemas.microsoft.com/office/word/2010/wordprocessingCanvas" xmlns:cx="http://schemas.microsoft.com/office/drawing/2014/chartex" xmlns:cx1="http://schemas.microsoft.com/office/drawing/2015/9/8/chartex" xmlns:cx2="http://schemas.microsoft.com/office/drawing/2015/10/21/chartex" xmlns:cx3="http://schemas.microsoft.com/office/drawing/2016/5/9/chartex" xmlns:cx4="http://schemas.microsoft.com/office/drawing/2016/5/10/chartex" xmlns:cx5="http://schemas.microsoft.com/office/drawing/2016/5/11/chartex" xmlns:cx6="http://schemas.microsoft.com/office/drawing/2016/5/12/chartex" xmlns:cx7="http://schemas.microsoft.com/office/drawing/2016/5/13/chartex" xmlns:cx8="http://schemas.microsoft.com/office/drawing/2016/5/14/chartex" xmlns:mc="http://schemas.openxmlformats.org/markup-compatibility/2006" xmlns:aink="http://schemas.microsoft.com/office/drawing/2016/ink" xmlns:am3d="http://schemas.microsoft.com/office/drawing/2017/model3d" xmlns:o="urn:schemas-microsoft-com:office:office" xmlns:oel="http://schemas.microsoft.com/office/2019/extlst" xmlns:r="http://schemas.openxmlformats.org/officeDocument/2006/relationships" xmlns:m="http://schemas.openxmlformats.org/officeDocument/2006/math" xmlns:v="urn:schemas-microsoft-com:vml" xmlns:wp14="http://schemas.microsoft.com/office/word/2010/wordprocessingDrawing" xmlns:wp="http://schemas.openxmlformats.org/drawingml/2006/wordprocessingDrawing" xmlns:w10="urn:schemas-microsoft-com:office:word" xmlns:w="http://schemas.openxmlformats.org/wordprocessingml/2006/main" xmlns:w14="http://schemas.microsoft.com/office/word/2010/wordml" xmlns:w15="http://schemas.microsoft.com/office/word/2012/wordml" xmlns:w16cei="http://schemas.microsoft.com/office/word/2026/wordml/cei" xmlns:w16cex="http://schemas.microsoft.com/office/word/2018/wordml/cex" xmlns:w16cid="http://schemas.microsoft.com/office/word/2016/wordml/cid" xmlns:w16="http://schemas.microsoft.com/office/word/2018/wordml" xmlns:w16du="http://schemas.microsoft.com/office/word/2023/wordml/word16du" xmlns:w16sdtdh="http://schemas.microsoft.com/office/word/2020/wordml/sdtdatahash" xmlns:w16sdtfl="http://schemas.microsoft.com/office/word/2024/wordml/sdtformatlock" xmlns:w16se="http://schemas.microsoft.com/office/word/2015/wordml/symex" xmlns:wpg="http://schemas.microsoft.com/office/word/2010/wordprocessingGroup" xmlns:wpi="http://schemas.microsoft.com/office/word/2010/wordprocessingInk" xmlns:wne="http://schemas.microsoft.com/office/word/2006/wordml" xmlns:wps="http://schemas.microsoft.com/office/word/2010/wordprocessingShape" mc:Ignorable="w14 w15 w16se w16cid w16 w16cex w16sdtdh w16sdtfl w16du wp14">
+<file path=word/footer4.xml><?xml version="1.0" encoding="utf-8"?>
+<w:ftr xmlns:wpc="http://schemas.microsoft.com/office/word/2010/wordprocessingCanvas" xmlns:cx="http://schemas.microsoft.com/office/drawing/2014/chartex" xmlns:cx1="http://schemas.microsoft.com/office/drawing/2015/9/8/chartex" xmlns:cx2="http://schemas.microsoft.com/office/drawing/2015/10/21/chartex" xmlns:cx3="http://schemas.microsoft.com/office/drawing/2016/5/9/chartex" xmlns:cx4="http://schemas.microsoft.com/office/drawing/2016/5/10/chartex" xmlns:cx5="http://schemas.microsoft.com/office/drawing/2016/5/11/chartex" xmlns:cx6="http://schemas.microsoft.com/office/drawing/2016/5/12/chartex" xmlns:cx7="http://schemas.microsoft.com/office/drawing/2016/5/13/chartex" xmlns:cx8="http://schemas.microsoft.com/office/drawing/2016/5/14/chartex" xmlns:mc="http://schemas.openxmlformats.org/markup-compatibility/2006" xmlns:m="http://schemas.openxmlformats.org/officeDocument/2006/math" xmlns:aink="http://schemas.microsoft.com/office/drawing/2016/ink" xmlns:am3d="http://schemas.microsoft.com/office/drawing/2017/model3d" xmlns:oel="http://schemas.microsoft.com/office/2019/extlst" xmlns:r="http://schemas.openxmlformats.org/officeDocument/2006/relationships" xmlns:wp14="http://schemas.microsoft.com/office/word/2010/wordprocessingDrawing" xmlns:wp="http://schemas.openxmlformats.org/drawingml/2006/wordprocessingDrawing" xmlns:wpg="http://schemas.microsoft.com/office/word/2010/wordprocessingGroup" xmlns:wpi="http://schemas.microsoft.com/office/word/2010/wordprocessingInk" xmlns:wps="http://schemas.microsoft.com/office/word/2010/wordprocessingShape" xmlns:o="urn:schemas-microsoft-com:office:office" xmlns:v="urn:schemas-microsoft-com:vml" xmlns:w10="urn:schemas-microsoft-com:office:word" xmlns:w="http://schemas.openxmlformats.org/wordprocessingml/2006/main" xmlns:w14="http://schemas.microsoft.com/office/word/2010/wordml" xmlns:w15="http://schemas.microsoft.com/office/word/2012/wordml" xmlns:w16cei="http://schemas.microsoft.com/office/word/2026/wordml/cei" xmlns:w16cex="http://schemas.microsoft.com/office/word/2018/wordml/cex" xmlns:w16cid="http://schemas.microsoft.com/office/word/2016/wordml/cid" xmlns:w16="http://schemas.microsoft.com/office/word/2018/wordml" xmlns:w16sdtdh="http://schemas.microsoft.com/office/word/2020/wordml/sdtdatahash" xmlns:w16sdtfl="http://schemas.microsoft.com/office/word/2024/wordml/sdtformatlock" xmlns:w16se="http://schemas.microsoft.com/office/word/2015/wordml/symex" xmlns:w16du="http://schemas.microsoft.com/office/word/2023/wordml/word16du" xmlns:wne="http://schemas.microsoft.com/office/word/2006/wordml" mc:Ignorable="w14 w15 w16se w16cid w16 w16cex w16sdtdh w16sdtfl w16du wp14">
   <w:p>
     <w:pPr>
       <w:pStyle w:val="BodyText"/>
-      <w:jc w:val="right"/>
+      <w:ind w:right="360"/>
     </w:pPr>
     <w:proofErr w:type="spellStart"/>
     <w:r>
@@ -3656,9 +4367,8 @@
         <w:szCs w:val="16"/>
         <w:lang w:val="fr-FR"/>
       </w:rPr>
-      <w:t xml:space="preserve"> Application” on {</w:t>
+      <w:t xml:space="preserve"> Application” on </w:t>
     </w:r>
-    <w:proofErr w:type="spellStart"/>
     <w:r>
       <w:rPr>
         <w:rFonts w:ascii="Segoe UI" w:eastAsia="Segoe UI" w:hAnsi="Segoe UI" w:cs="Segoe UI"/>
@@ -3667,9 +4377,10 @@
         <w:szCs w:val="16"/>
         <w:lang w:val="fr-FR"/>
       </w:rPr>
-      <w:t>d.applicationDate</w:t>
+      <w:t>{</w:t>
     </w:r>
-    <w:proofErr w:type="spellEnd"/>
+    <w:proofErr w:type="spellStart"/>
+    <w:proofErr w:type="gramStart"/>
     <w:r>
       <w:rPr>
         <w:rFonts w:ascii="Segoe UI" w:eastAsia="Segoe UI" w:hAnsi="Segoe UI" w:cs="Segoe UI"/>
@@ -3678,7 +4389,19 @@
         <w:szCs w:val="16"/>
         <w:lang w:val="fr-FR"/>
       </w:rPr>
-      <w:t>}</w:t>
+      <w:t>d.now:formatD</w:t>
+    </w:r>
+    <w:proofErr w:type="spellEnd"/>
+    <w:proofErr w:type="gramEnd"/>
+    <w:r>
+      <w:rPr>
+        <w:rFonts w:ascii="Segoe UI" w:eastAsia="Segoe UI" w:hAnsi="Segoe UI" w:cs="Segoe UI"/>
+        <w:color w:val="000000" w:themeColor="text1"/>
+        <w:sz w:val="16"/>
+        <w:szCs w:val="16"/>
+        <w:lang w:val="fr-FR"/>
+      </w:rPr>
+      <w:t>(LL)}</w:t>
     </w:r>
     <w:r>
       <w:tab/>
@@ -3696,429 +4419,6 @@
       <w:tab/>
     </w:r>
     <w:r>
-      <w:rPr>
-        <w:rFonts w:ascii="Segoe UI" w:eastAsia="Segoe UI" w:hAnsi="Segoe UI" w:cs="Segoe UI"/>
-        <w:color w:val="000000" w:themeColor="text1"/>
-        <w:sz w:val="16"/>
-        <w:szCs w:val="16"/>
-      </w:rPr>
-      <w:t xml:space="preserve">P9 </w:t>
-    </w:r>
-    <w:r>
-      <w:rPr>
-        <w:rFonts w:ascii="Segoe UI" w:eastAsia="Segoe UI" w:hAnsi="Segoe UI" w:cs="Segoe UI"/>
-        <w:color w:val="000000" w:themeColor="text1"/>
-        <w:sz w:val="16"/>
-        <w:szCs w:val="16"/>
-      </w:rPr>
-      <w:t xml:space="preserve">Exhibit A </w:t>
-    </w:r>
-    <w:r>
-      <w:rPr>
-        <w:rFonts w:ascii="Segoe UI" w:eastAsia="Segoe UI" w:hAnsi="Segoe UI" w:cs="Segoe UI"/>
-        <w:color w:val="000000" w:themeColor="text1"/>
-        <w:sz w:val="16"/>
-        <w:szCs w:val="16"/>
-      </w:rPr>
-      <w:t>Page</w:t>
-    </w:r>
-    <w:r>
-      <w:t xml:space="preserve"> 2 of 3</w:t>
-    </w:r>
-  </w:p>
-  <w:p>
-    <w:pPr>
-      <w:pStyle w:val="BodyText"/>
-      <w:jc w:val="right"/>
-      <w:rPr>
-        <w:rFonts w:ascii="Segoe UI" w:eastAsia="Segoe UI" w:hAnsi="Segoe UI" w:cs="Segoe UI"/>
-        <w:color w:val="000000" w:themeColor="text1"/>
-        <w:sz w:val="16"/>
-        <w:szCs w:val="16"/>
-        <w:lang w:val="fr-FR"/>
-      </w:rPr>
-    </w:pPr>
-  </w:p>
-  <w:p>
-    <w:pPr>
-      <w:spacing w:line="14" w:lineRule="auto"/>
-      <w:rPr>
-        <w:rFonts w:ascii="Segoe UI" w:eastAsia="Segoe UI" w:hAnsi="Segoe UI" w:cs="Segoe UI"/>
-        <w:color w:val="000000" w:themeColor="text1"/>
-        <w:sz w:val="16"/>
-        <w:szCs w:val="16"/>
-      </w:rPr>
-    </w:pPr>
-  </w:p>
-  <w:p>
-    <w:pPr>
-      <w:spacing w:line="14" w:lineRule="auto"/>
-      <w:rPr>
-        <w:rFonts w:ascii="Segoe UI" w:eastAsia="Segoe UI" w:hAnsi="Segoe UI" w:cs="Segoe UI"/>
-        <w:color w:val="000000" w:themeColor="text1"/>
-        <w:szCs w:val="20"/>
-      </w:rPr>
-    </w:pPr>
-  </w:p>
-  <w:p>
-    <w:pPr>
-      <w:pStyle w:val="Footer"/>
-      <w:spacing w:line="14" w:lineRule="auto"/>
-      <w:rPr>
-        <w:rFonts w:ascii="Segoe UI" w:eastAsia="Segoe UI" w:hAnsi="Segoe UI" w:cs="Segoe UI"/>
-        <w:color w:val="000000" w:themeColor="text1"/>
-        <w:szCs w:val="20"/>
-      </w:rPr>
-    </w:pPr>
-  </w:p>
-</w:ftr>
-</file>
-
-<file path=word/footer4.xml><?xml version="1.0" encoding="utf-8"?>
-<w:ftr xmlns:wpc="http://schemas.microsoft.com/office/word/2010/wordprocessingCanvas" xmlns:cx="http://schemas.microsoft.com/office/drawing/2014/chartex" xmlns:cx1="http://schemas.microsoft.com/office/drawing/2015/9/8/chartex" xmlns:cx2="http://schemas.microsoft.com/office/drawing/2015/10/21/chartex" xmlns:cx3="http://schemas.microsoft.com/office/drawing/2016/5/9/chartex" xmlns:cx4="http://schemas.microsoft.com/office/drawing/2016/5/10/chartex" xmlns:cx5="http://schemas.microsoft.com/office/drawing/2016/5/11/chartex" xmlns:cx6="http://schemas.microsoft.com/office/drawing/2016/5/12/chartex" xmlns:cx7="http://schemas.microsoft.com/office/drawing/2016/5/13/chartex" xmlns:cx8="http://schemas.microsoft.com/office/drawing/2016/5/14/chartex" xmlns:mc="http://schemas.openxmlformats.org/markup-compatibility/2006" xmlns:aink="http://schemas.microsoft.com/office/drawing/2016/ink" xmlns:am3d="http://schemas.microsoft.com/office/drawing/2017/model3d" xmlns:o="urn:schemas-microsoft-com:office:office" xmlns:oel="http://schemas.microsoft.com/office/2019/extlst" xmlns:r="http://schemas.openxmlformats.org/officeDocument/2006/relationships" xmlns:m="http://schemas.openxmlformats.org/officeDocument/2006/math" xmlns:v="urn:schemas-microsoft-com:vml" xmlns:wp14="http://schemas.microsoft.com/office/word/2010/wordprocessingDrawing" xmlns:wp="http://schemas.openxmlformats.org/drawingml/2006/wordprocessingDrawing" xmlns:w10="urn:schemas-microsoft-com:office:word" xmlns:w="http://schemas.openxmlformats.org/wordprocessingml/2006/main" xmlns:w14="http://schemas.microsoft.com/office/word/2010/wordml" xmlns:w15="http://schemas.microsoft.com/office/word/2012/wordml" xmlns:w16cei="http://schemas.microsoft.com/office/word/2026/wordml/cei" xmlns:w16cex="http://schemas.microsoft.com/office/word/2018/wordml/cex" xmlns:w16cid="http://schemas.microsoft.com/office/word/2016/wordml/cid" xmlns:w16="http://schemas.microsoft.com/office/word/2018/wordml" xmlns:w16du="http://schemas.microsoft.com/office/word/2023/wordml/word16du" xmlns:w16sdtdh="http://schemas.microsoft.com/office/word/2020/wordml/sdtdatahash" xmlns:w16sdtfl="http://schemas.microsoft.com/office/word/2024/wordml/sdtformatlock" xmlns:w16se="http://schemas.microsoft.com/office/word/2015/wordml/symex" xmlns:wpg="http://schemas.microsoft.com/office/word/2010/wordprocessingGroup" xmlns:wpi="http://schemas.microsoft.com/office/word/2010/wordprocessingInk" xmlns:wne="http://schemas.microsoft.com/office/word/2006/wordml" xmlns:wps="http://schemas.microsoft.com/office/word/2010/wordprocessingShape" mc:Ignorable="w14 w15 w16se w16cid w16 w16cex w16sdtdh w16sdtfl w16du wp14">
-  <w:p>
-    <w:pPr>
-      <w:pStyle w:val="BodyText"/>
-      <w:ind w:right="360"/>
-      <w:jc w:val="right"/>
-    </w:pPr>
-    <w:proofErr w:type="spellStart"/>
-    <w:r>
-      <w:rPr>
-        <w:rFonts w:ascii="Segoe UI" w:eastAsia="Segoe UI" w:hAnsi="Segoe UI" w:cs="Segoe UI"/>
-        <w:color w:val="000000" w:themeColor="text1"/>
-        <w:sz w:val="16"/>
-        <w:szCs w:val="16"/>
-        <w:lang w:val="fr-FR"/>
-      </w:rPr>
-      <w:t>Generated</w:t>
-    </w:r>
-    <w:proofErr w:type="spellEnd"/>
-    <w:r>
-      <w:rPr>
-        <w:rFonts w:ascii="Segoe UI" w:eastAsia="Segoe UI" w:hAnsi="Segoe UI" w:cs="Segoe UI"/>
-        <w:color w:val="000000" w:themeColor="text1"/>
-        <w:sz w:val="16"/>
-        <w:szCs w:val="16"/>
-        <w:lang w:val="fr-FR"/>
-      </w:rPr>
-      <w:t xml:space="preserve"> by ”</w:t>
-    </w:r>
-    <w:proofErr w:type="spellStart"/>
-    <w:r>
-      <w:rPr>
-        <w:rFonts w:ascii="Segoe UI" w:eastAsia="Segoe UI" w:hAnsi="Segoe UI" w:cs="Segoe UI"/>
-        <w:color w:val="000000" w:themeColor="text1"/>
-        <w:sz w:val="16"/>
-        <w:szCs w:val="16"/>
-        <w:lang w:val="fr-FR"/>
-      </w:rPr>
-      <w:t>Probate</w:t>
-    </w:r>
-    <w:proofErr w:type="spellEnd"/>
-    <w:r>
-      <w:rPr>
-        <w:rFonts w:ascii="Segoe UI" w:eastAsia="Segoe UI" w:hAnsi="Segoe UI" w:cs="Segoe UI"/>
-        <w:color w:val="000000" w:themeColor="text1"/>
-        <w:sz w:val="16"/>
-        <w:szCs w:val="16"/>
-        <w:lang w:val="fr-FR"/>
-      </w:rPr>
-      <w:t xml:space="preserve"> Application” on {</w:t>
-    </w:r>
-    <w:proofErr w:type="spellStart"/>
-    <w:r>
-      <w:rPr>
-        <w:rFonts w:ascii="Segoe UI" w:eastAsia="Segoe UI" w:hAnsi="Segoe UI" w:cs="Segoe UI"/>
-        <w:color w:val="000000" w:themeColor="text1"/>
-        <w:sz w:val="16"/>
-        <w:szCs w:val="16"/>
-        <w:lang w:val="fr-FR"/>
-      </w:rPr>
-      <w:t>d.applicationDate</w:t>
-    </w:r>
-    <w:proofErr w:type="spellEnd"/>
-    <w:r>
-      <w:rPr>
-        <w:rFonts w:ascii="Segoe UI" w:eastAsia="Segoe UI" w:hAnsi="Segoe UI" w:cs="Segoe UI"/>
-        <w:color w:val="000000" w:themeColor="text1"/>
-        <w:sz w:val="16"/>
-        <w:szCs w:val="16"/>
-        <w:lang w:val="fr-FR"/>
-      </w:rPr>
-      <w:t>}</w:t>
-    </w:r>
-    <w:r>
-      <w:tab/>
-    </w:r>
-    <w:r>
-      <w:tab/>
-    </w:r>
-    <w:r>
-      <w:tab/>
-    </w:r>
-    <w:r>
-      <w:tab/>
-    </w:r>
-    <w:r>
-      <w:tab/>
-    </w:r>
-    <w:r>
-      <w:rPr>
-        <w:rFonts w:ascii="Segoe UI" w:eastAsia="Segoe UI" w:hAnsi="Segoe UI" w:cs="Segoe UI"/>
-        <w:color w:val="000000" w:themeColor="text1"/>
-        <w:sz w:val="16"/>
-        <w:szCs w:val="16"/>
-      </w:rPr>
-      <w:t xml:space="preserve">P9 </w:t>
-    </w:r>
-    <w:r>
-      <w:rPr>
-        <w:rFonts w:ascii="Segoe UI" w:eastAsia="Segoe UI" w:hAnsi="Segoe UI" w:cs="Segoe UI"/>
-        <w:color w:val="000000" w:themeColor="text1"/>
-        <w:sz w:val="16"/>
-        <w:szCs w:val="16"/>
-      </w:rPr>
-      <w:t xml:space="preserve">Exhibit A </w:t>
-    </w:r>
-    <w:r>
-      <w:rPr>
-        <w:rFonts w:ascii="Segoe UI" w:eastAsia="Segoe UI" w:hAnsi="Segoe UI" w:cs="Segoe UI"/>
-        <w:color w:val="000000" w:themeColor="text1"/>
-        <w:sz w:val="16"/>
-        <w:szCs w:val="16"/>
-      </w:rPr>
-      <w:t>Page</w:t>
-    </w:r>
-    <w:r>
-      <w:rPr>
-        <w:rFonts w:ascii="Segoe UI" w:eastAsia="Segoe UI" w:hAnsi="Segoe UI" w:cs="Segoe UI"/>
-        <w:color w:val="000000" w:themeColor="text1"/>
-        <w:sz w:val="16"/>
-        <w:szCs w:val="16"/>
-      </w:rPr>
-      <w:t xml:space="preserve"> 1 of 3</w:t>
-    </w:r>
-  </w:p>
-</w:ftr>
-</file>
-
-<file path=word/footer5.xml><?xml version="1.0" encoding="utf-8"?>
-<w:ftr xmlns:wpc="http://schemas.microsoft.com/office/word/2010/wordprocessingCanvas" xmlns:cx="http://schemas.microsoft.com/office/drawing/2014/chartex" xmlns:cx1="http://schemas.microsoft.com/office/drawing/2015/9/8/chartex" xmlns:cx2="http://schemas.microsoft.com/office/drawing/2015/10/21/chartex" xmlns:cx3="http://schemas.microsoft.com/office/drawing/2016/5/9/chartex" xmlns:cx4="http://schemas.microsoft.com/office/drawing/2016/5/10/chartex" xmlns:cx5="http://schemas.microsoft.com/office/drawing/2016/5/11/chartex" xmlns:cx6="http://schemas.microsoft.com/office/drawing/2016/5/12/chartex" xmlns:cx7="http://schemas.microsoft.com/office/drawing/2016/5/13/chartex" xmlns:cx8="http://schemas.microsoft.com/office/drawing/2016/5/14/chartex" xmlns:mc="http://schemas.openxmlformats.org/markup-compatibility/2006" xmlns:aink="http://schemas.microsoft.com/office/drawing/2016/ink" xmlns:am3d="http://schemas.microsoft.com/office/drawing/2017/model3d" xmlns:o="urn:schemas-microsoft-com:office:office" xmlns:oel="http://schemas.microsoft.com/office/2019/extlst" xmlns:r="http://schemas.openxmlformats.org/officeDocument/2006/relationships" xmlns:m="http://schemas.openxmlformats.org/officeDocument/2006/math" xmlns:v="urn:schemas-microsoft-com:vml" xmlns:wp14="http://schemas.microsoft.com/office/word/2010/wordprocessingDrawing" xmlns:wp="http://schemas.openxmlformats.org/drawingml/2006/wordprocessingDrawing" xmlns:w10="urn:schemas-microsoft-com:office:word" xmlns:w="http://schemas.openxmlformats.org/wordprocessingml/2006/main" xmlns:w14="http://schemas.microsoft.com/office/word/2010/wordml" xmlns:w15="http://schemas.microsoft.com/office/word/2012/wordml" xmlns:w16cei="http://schemas.microsoft.com/office/word/2026/wordml/cei" xmlns:w16cex="http://schemas.microsoft.com/office/word/2018/wordml/cex" xmlns:w16cid="http://schemas.microsoft.com/office/word/2016/wordml/cid" xmlns:w16="http://schemas.microsoft.com/office/word/2018/wordml" xmlns:w16du="http://schemas.microsoft.com/office/word/2023/wordml/word16du" xmlns:w16sdtdh="http://schemas.microsoft.com/office/word/2020/wordml/sdtdatahash" xmlns:w16sdtfl="http://schemas.microsoft.com/office/word/2024/wordml/sdtformatlock" xmlns:w16se="http://schemas.microsoft.com/office/word/2015/wordml/symex" xmlns:wpg="http://schemas.microsoft.com/office/word/2010/wordprocessingGroup" xmlns:wpi="http://schemas.microsoft.com/office/word/2010/wordprocessingInk" xmlns:wne="http://schemas.microsoft.com/office/word/2006/wordml" xmlns:wps="http://schemas.microsoft.com/office/word/2010/wordprocessingShape" mc:Ignorable="w14 w15 w16se w16cid w16 w16cex w16sdtdh w16sdtfl w16du wp14">
-  <w:p>
-    <w:pPr>
-      <w:pStyle w:val="BodyText"/>
-      <w:ind w:right="360"/>
-      <w:jc w:val="right"/>
-    </w:pPr>
-    <w:proofErr w:type="spellStart"/>
-    <w:r>
-      <w:rPr>
-        <w:rFonts w:ascii="Segoe UI" w:eastAsia="Segoe UI" w:hAnsi="Segoe UI" w:cs="Segoe UI"/>
-        <w:color w:val="000000" w:themeColor="text1"/>
-        <w:sz w:val="16"/>
-        <w:szCs w:val="16"/>
-        <w:lang w:val="fr-FR"/>
-      </w:rPr>
-      <w:t>Generated</w:t>
-    </w:r>
-    <w:proofErr w:type="spellEnd"/>
-    <w:r>
-      <w:rPr>
-        <w:rFonts w:ascii="Segoe UI" w:eastAsia="Segoe UI" w:hAnsi="Segoe UI" w:cs="Segoe UI"/>
-        <w:color w:val="000000" w:themeColor="text1"/>
-        <w:sz w:val="16"/>
-        <w:szCs w:val="16"/>
-        <w:lang w:val="fr-FR"/>
-      </w:rPr>
-      <w:t xml:space="preserve"> by ”</w:t>
-    </w:r>
-    <w:proofErr w:type="spellStart"/>
-    <w:r>
-      <w:rPr>
-        <w:rFonts w:ascii="Segoe UI" w:eastAsia="Segoe UI" w:hAnsi="Segoe UI" w:cs="Segoe UI"/>
-        <w:color w:val="000000" w:themeColor="text1"/>
-        <w:sz w:val="16"/>
-        <w:szCs w:val="16"/>
-        <w:lang w:val="fr-FR"/>
-      </w:rPr>
-      <w:t>Probate</w:t>
-    </w:r>
-    <w:proofErr w:type="spellEnd"/>
-    <w:r>
-      <w:rPr>
-        <w:rFonts w:ascii="Segoe UI" w:eastAsia="Segoe UI" w:hAnsi="Segoe UI" w:cs="Segoe UI"/>
-        <w:color w:val="000000" w:themeColor="text1"/>
-        <w:sz w:val="16"/>
-        <w:szCs w:val="16"/>
-        <w:lang w:val="fr-FR"/>
-      </w:rPr>
-      <w:t xml:space="preserve"> Application” on {</w:t>
-    </w:r>
-    <w:proofErr w:type="spellStart"/>
-    <w:r>
-      <w:rPr>
-        <w:rFonts w:ascii="Segoe UI" w:eastAsia="Segoe UI" w:hAnsi="Segoe UI" w:cs="Segoe UI"/>
-        <w:color w:val="000000" w:themeColor="text1"/>
-        <w:sz w:val="16"/>
-        <w:szCs w:val="16"/>
-        <w:lang w:val="fr-FR"/>
-      </w:rPr>
-      <w:t>d.applicationDate</w:t>
-    </w:r>
-    <w:proofErr w:type="spellEnd"/>
-    <w:r>
-      <w:rPr>
-        <w:rFonts w:ascii="Segoe UI" w:eastAsia="Segoe UI" w:hAnsi="Segoe UI" w:cs="Segoe UI"/>
-        <w:color w:val="000000" w:themeColor="text1"/>
-        <w:sz w:val="16"/>
-        <w:szCs w:val="16"/>
-        <w:lang w:val="fr-FR"/>
-      </w:rPr>
-      <w:t>}</w:t>
-    </w:r>
-    <w:r>
-      <w:tab/>
-    </w:r>
-    <w:r>
-      <w:tab/>
-    </w:r>
-    <w:r>
-      <w:tab/>
-    </w:r>
-    <w:r>
-      <w:tab/>
-    </w:r>
-    <w:r>
-      <w:tab/>
-    </w:r>
-    <w:r>
-      <w:rPr>
-        <w:rFonts w:ascii="Segoe UI" w:eastAsia="Segoe UI" w:hAnsi="Segoe UI" w:cs="Segoe UI"/>
-        <w:color w:val="000000" w:themeColor="text1"/>
-        <w:sz w:val="16"/>
-        <w:szCs w:val="16"/>
-      </w:rPr>
-      <w:t xml:space="preserve">P9 </w:t>
-    </w:r>
-    <w:r>
-      <w:rPr>
-        <w:rFonts w:ascii="Segoe UI" w:eastAsia="Segoe UI" w:hAnsi="Segoe UI" w:cs="Segoe UI"/>
-        <w:color w:val="000000" w:themeColor="text1"/>
-        <w:sz w:val="16"/>
-        <w:szCs w:val="16"/>
-      </w:rPr>
-      <w:t xml:space="preserve">Exhibit A </w:t>
-    </w:r>
-    <w:r>
-      <w:rPr>
-        <w:rFonts w:ascii="Segoe UI" w:eastAsia="Segoe UI" w:hAnsi="Segoe UI" w:cs="Segoe UI"/>
-        <w:color w:val="000000" w:themeColor="text1"/>
-        <w:sz w:val="16"/>
-        <w:szCs w:val="16"/>
-      </w:rPr>
-      <w:t>Page</w:t>
-    </w:r>
-    <w:r>
-      <w:rPr>
-        <w:rFonts w:ascii="Segoe UI" w:eastAsia="Segoe UI" w:hAnsi="Segoe UI" w:cs="Segoe UI"/>
-        <w:color w:val="000000" w:themeColor="text1"/>
-        <w:sz w:val="16"/>
-        <w:szCs w:val="16"/>
-      </w:rPr>
-      <w:t xml:space="preserve"> 2 of 3</w:t>
-    </w:r>
-  </w:p>
-</w:ftr>
-</file>
-
-<file path=word/footer6.xml><?xml version="1.0" encoding="utf-8"?>
-<w:ftr xmlns:wpc="http://schemas.microsoft.com/office/word/2010/wordprocessingCanvas" xmlns:cx="http://schemas.microsoft.com/office/drawing/2014/chartex" xmlns:cx1="http://schemas.microsoft.com/office/drawing/2015/9/8/chartex" xmlns:cx2="http://schemas.microsoft.com/office/drawing/2015/10/21/chartex" xmlns:cx3="http://schemas.microsoft.com/office/drawing/2016/5/9/chartex" xmlns:cx4="http://schemas.microsoft.com/office/drawing/2016/5/10/chartex" xmlns:cx5="http://schemas.microsoft.com/office/drawing/2016/5/11/chartex" xmlns:cx6="http://schemas.microsoft.com/office/drawing/2016/5/12/chartex" xmlns:cx7="http://schemas.microsoft.com/office/drawing/2016/5/13/chartex" xmlns:cx8="http://schemas.microsoft.com/office/drawing/2016/5/14/chartex" xmlns:mc="http://schemas.openxmlformats.org/markup-compatibility/2006" xmlns:aink="http://schemas.microsoft.com/office/drawing/2016/ink" xmlns:am3d="http://schemas.microsoft.com/office/drawing/2017/model3d" xmlns:o="urn:schemas-microsoft-com:office:office" xmlns:oel="http://schemas.microsoft.com/office/2019/extlst" xmlns:r="http://schemas.openxmlformats.org/officeDocument/2006/relationships" xmlns:m="http://schemas.openxmlformats.org/officeDocument/2006/math" xmlns:v="urn:schemas-microsoft-com:vml" xmlns:wp14="http://schemas.microsoft.com/office/word/2010/wordprocessingDrawing" xmlns:wp="http://schemas.openxmlformats.org/drawingml/2006/wordprocessingDrawing" xmlns:w10="urn:schemas-microsoft-com:office:word" xmlns:w="http://schemas.openxmlformats.org/wordprocessingml/2006/main" xmlns:w14="http://schemas.microsoft.com/office/word/2010/wordml" xmlns:w15="http://schemas.microsoft.com/office/word/2012/wordml" xmlns:w16cei="http://schemas.microsoft.com/office/word/2026/wordml/cei" xmlns:w16cex="http://schemas.microsoft.com/office/word/2018/wordml/cex" xmlns:w16cid="http://schemas.microsoft.com/office/word/2016/wordml/cid" xmlns:w16="http://schemas.microsoft.com/office/word/2018/wordml" xmlns:w16du="http://schemas.microsoft.com/office/word/2023/wordml/word16du" xmlns:w16sdtdh="http://schemas.microsoft.com/office/word/2020/wordml/sdtdatahash" xmlns:w16sdtfl="http://schemas.microsoft.com/office/word/2024/wordml/sdtformatlock" xmlns:w16se="http://schemas.microsoft.com/office/word/2015/wordml/symex" xmlns:wpg="http://schemas.microsoft.com/office/word/2010/wordprocessingGroup" xmlns:wpi="http://schemas.microsoft.com/office/word/2010/wordprocessingInk" xmlns:wne="http://schemas.microsoft.com/office/word/2006/wordml" xmlns:wps="http://schemas.microsoft.com/office/word/2010/wordprocessingShape" mc:Ignorable="w14 w15 w16se w16cid w16 w16cex w16sdtdh w16sdtfl w16du wp14">
-  <w:p>
-    <w:pPr>
-      <w:pStyle w:val="BodyText"/>
-      <w:ind w:right="360"/>
-      <w:jc w:val="right"/>
-    </w:pPr>
-    <w:proofErr w:type="spellStart"/>
-    <w:r>
-      <w:rPr>
-        <w:rFonts w:ascii="Segoe UI" w:eastAsia="Segoe UI" w:hAnsi="Segoe UI" w:cs="Segoe UI"/>
-        <w:color w:val="000000" w:themeColor="text1"/>
-        <w:sz w:val="16"/>
-        <w:szCs w:val="16"/>
-        <w:lang w:val="fr-FR"/>
-      </w:rPr>
-      <w:t>Generated</w:t>
-    </w:r>
-    <w:proofErr w:type="spellEnd"/>
-    <w:r>
-      <w:rPr>
-        <w:rFonts w:ascii="Segoe UI" w:eastAsia="Segoe UI" w:hAnsi="Segoe UI" w:cs="Segoe UI"/>
-        <w:color w:val="000000" w:themeColor="text1"/>
-        <w:sz w:val="16"/>
-        <w:szCs w:val="16"/>
-        <w:lang w:val="fr-FR"/>
-      </w:rPr>
-      <w:t xml:space="preserve"> by ”</w:t>
-    </w:r>
-    <w:proofErr w:type="spellStart"/>
-    <w:r>
-      <w:rPr>
-        <w:rFonts w:ascii="Segoe UI" w:eastAsia="Segoe UI" w:hAnsi="Segoe UI" w:cs="Segoe UI"/>
-        <w:color w:val="000000" w:themeColor="text1"/>
-        <w:sz w:val="16"/>
-        <w:szCs w:val="16"/>
-        <w:lang w:val="fr-FR"/>
-      </w:rPr>
-      <w:t>Probate</w:t>
-    </w:r>
-    <w:proofErr w:type="spellEnd"/>
-    <w:r>
-      <w:rPr>
-        <w:rFonts w:ascii="Segoe UI" w:eastAsia="Segoe UI" w:hAnsi="Segoe UI" w:cs="Segoe UI"/>
-        <w:color w:val="000000" w:themeColor="text1"/>
-        <w:sz w:val="16"/>
-        <w:szCs w:val="16"/>
-        <w:lang w:val="fr-FR"/>
-      </w:rPr>
-      <w:t xml:space="preserve"> Application” on {</w:t>
-    </w:r>
-    <w:proofErr w:type="spellStart"/>
-    <w:r>
-      <w:rPr>
-        <w:rFonts w:ascii="Segoe UI" w:eastAsia="Segoe UI" w:hAnsi="Segoe UI" w:cs="Segoe UI"/>
-        <w:color w:val="000000" w:themeColor="text1"/>
-        <w:sz w:val="16"/>
-        <w:szCs w:val="16"/>
-        <w:lang w:val="fr-FR"/>
-      </w:rPr>
-      <w:t>d.applicationDate</w:t>
-    </w:r>
-    <w:proofErr w:type="spellEnd"/>
-    <w:r>
-      <w:rPr>
-        <w:rFonts w:ascii="Segoe UI" w:eastAsia="Segoe UI" w:hAnsi="Segoe UI" w:cs="Segoe UI"/>
-        <w:color w:val="000000" w:themeColor="text1"/>
-        <w:sz w:val="16"/>
-        <w:szCs w:val="16"/>
-        <w:lang w:val="fr-FR"/>
-      </w:rPr>
-      <w:t>}</w:t>
-    </w:r>
-    <w:r>
-      <w:tab/>
-    </w:r>
-    <w:r>
-      <w:tab/>
-    </w:r>
-    <w:r>
-      <w:tab/>
-    </w:r>
-    <w:r>
-      <w:tab/>
-    </w:r>
-    <w:r>
       <w:tab/>
     </w:r>
     <w:r>
@@ -4162,7 +4462,7 @@
 </file>
 
 <file path=word/footnotes.xml><?xml version="1.0" encoding="utf-8"?>
-<w:footnotes xmlns:wpc="http://schemas.microsoft.com/office/word/2010/wordprocessingCanvas" xmlns:cx="http://schemas.microsoft.com/office/drawing/2014/chartex" xmlns:cx1="http://schemas.microsoft.com/office/drawing/2015/9/8/chartex" xmlns:cx2="http://schemas.microsoft.com/office/drawing/2015/10/21/chartex" xmlns:cx3="http://schemas.microsoft.com/office/drawing/2016/5/9/chartex" xmlns:cx4="http://schemas.microsoft.com/office/drawing/2016/5/10/chartex" xmlns:cx5="http://schemas.microsoft.com/office/drawing/2016/5/11/chartex" xmlns:cx6="http://schemas.microsoft.com/office/drawing/2016/5/12/chartex" xmlns:cx7="http://schemas.microsoft.com/office/drawing/2016/5/13/chartex" xmlns:cx8="http://schemas.microsoft.com/office/drawing/2016/5/14/chartex" xmlns:mc="http://schemas.openxmlformats.org/markup-compatibility/2006" xmlns:aink="http://schemas.microsoft.com/office/drawing/2016/ink" xmlns:am3d="http://schemas.microsoft.com/office/drawing/2017/model3d" xmlns:o="urn:schemas-microsoft-com:office:office" xmlns:oel="http://schemas.microsoft.com/office/2019/extlst" xmlns:r="http://schemas.openxmlformats.org/officeDocument/2006/relationships" xmlns:m="http://schemas.openxmlformats.org/officeDocument/2006/math" xmlns:v="urn:schemas-microsoft-com:vml" xmlns:wp14="http://schemas.microsoft.com/office/word/2010/wordprocessingDrawing" xmlns:wp="http://schemas.openxmlformats.org/drawingml/2006/wordprocessingDrawing" xmlns:w10="urn:schemas-microsoft-com:office:word" xmlns:w="http://schemas.openxmlformats.org/wordprocessingml/2006/main" xmlns:w14="http://schemas.microsoft.com/office/word/2010/wordml" xmlns:w15="http://schemas.microsoft.com/office/word/2012/wordml" xmlns:w16cei="http://schemas.microsoft.com/office/word/2026/wordml/cei" xmlns:w16cex="http://schemas.microsoft.com/office/word/2018/wordml/cex" xmlns:w16cid="http://schemas.microsoft.com/office/word/2016/wordml/cid" xmlns:w16="http://schemas.microsoft.com/office/word/2018/wordml" xmlns:w16du="http://schemas.microsoft.com/office/word/2023/wordml/word16du" xmlns:w16sdtdh="http://schemas.microsoft.com/office/word/2020/wordml/sdtdatahash" xmlns:w16sdtfl="http://schemas.microsoft.com/office/word/2024/wordml/sdtformatlock" xmlns:w16se="http://schemas.microsoft.com/office/word/2015/wordml/symex" xmlns:wpg="http://schemas.microsoft.com/office/word/2010/wordprocessingGroup" xmlns:wpi="http://schemas.microsoft.com/office/word/2010/wordprocessingInk" xmlns:wne="http://schemas.microsoft.com/office/word/2006/wordml" xmlns:wps="http://schemas.microsoft.com/office/word/2010/wordprocessingShape" mc:Ignorable="w14 w15 w16se w16cid w16 w16cex w16sdtdh w16sdtfl w16du wp14">
+<w:footnotes xmlns:wpc="http://schemas.microsoft.com/office/word/2010/wordprocessingCanvas" xmlns:cx="http://schemas.microsoft.com/office/drawing/2014/chartex" xmlns:cx1="http://schemas.microsoft.com/office/drawing/2015/9/8/chartex" xmlns:cx2="http://schemas.microsoft.com/office/drawing/2015/10/21/chartex" xmlns:cx3="http://schemas.microsoft.com/office/drawing/2016/5/9/chartex" xmlns:cx4="http://schemas.microsoft.com/office/drawing/2016/5/10/chartex" xmlns:cx5="http://schemas.microsoft.com/office/drawing/2016/5/11/chartex" xmlns:cx6="http://schemas.microsoft.com/office/drawing/2016/5/12/chartex" xmlns:cx7="http://schemas.microsoft.com/office/drawing/2016/5/13/chartex" xmlns:cx8="http://schemas.microsoft.com/office/drawing/2016/5/14/chartex" xmlns:mc="http://schemas.openxmlformats.org/markup-compatibility/2006" xmlns:m="http://schemas.openxmlformats.org/officeDocument/2006/math" xmlns:aink="http://schemas.microsoft.com/office/drawing/2016/ink" xmlns:am3d="http://schemas.microsoft.com/office/drawing/2017/model3d" xmlns:oel="http://schemas.microsoft.com/office/2019/extlst" xmlns:r="http://schemas.openxmlformats.org/officeDocument/2006/relationships" xmlns:wp14="http://schemas.microsoft.com/office/word/2010/wordprocessingDrawing" xmlns:wp="http://schemas.openxmlformats.org/drawingml/2006/wordprocessingDrawing" xmlns:wpg="http://schemas.microsoft.com/office/word/2010/wordprocessingGroup" xmlns:wpi="http://schemas.microsoft.com/office/word/2010/wordprocessingInk" xmlns:wps="http://schemas.microsoft.com/office/word/2010/wordprocessingShape" xmlns:o="urn:schemas-microsoft-com:office:office" xmlns:v="urn:schemas-microsoft-com:vml" xmlns:w10="urn:schemas-microsoft-com:office:word" xmlns:w="http://schemas.openxmlformats.org/wordprocessingml/2006/main" xmlns:w14="http://schemas.microsoft.com/office/word/2010/wordml" xmlns:w15="http://schemas.microsoft.com/office/word/2012/wordml" xmlns:w16cei="http://schemas.microsoft.com/office/word/2026/wordml/cei" xmlns:w16cex="http://schemas.microsoft.com/office/word/2018/wordml/cex" xmlns:w16cid="http://schemas.microsoft.com/office/word/2016/wordml/cid" xmlns:w16="http://schemas.microsoft.com/office/word/2018/wordml" xmlns:w16sdtdh="http://schemas.microsoft.com/office/word/2020/wordml/sdtdatahash" xmlns:w16sdtfl="http://schemas.microsoft.com/office/word/2024/wordml/sdtformatlock" xmlns:w16se="http://schemas.microsoft.com/office/word/2015/wordml/symex" xmlns:w16du="http://schemas.microsoft.com/office/word/2023/wordml/word16du" xmlns:wne="http://schemas.microsoft.com/office/word/2006/wordml" mc:Ignorable="w14 w15 w16se w16cid w16 w16cex w16sdtdh w16sdtfl w16du wp14">
   <w:footnote w:type="separator" w:id="-1">
     <w:p>
       <w:pPr>
@@ -4187,7 +4487,7 @@
 </file>
 
 <file path=word/header1.xml><?xml version="1.0" encoding="utf-8"?>
-<w:hdr xmlns:wpc="http://schemas.microsoft.com/office/word/2010/wordprocessingCanvas" xmlns:cx="http://schemas.microsoft.com/office/drawing/2014/chartex" xmlns:cx1="http://schemas.microsoft.com/office/drawing/2015/9/8/chartex" xmlns:cx2="http://schemas.microsoft.com/office/drawing/2015/10/21/chartex" xmlns:cx3="http://schemas.microsoft.com/office/drawing/2016/5/9/chartex" xmlns:cx4="http://schemas.microsoft.com/office/drawing/2016/5/10/chartex" xmlns:cx5="http://schemas.microsoft.com/office/drawing/2016/5/11/chartex" xmlns:cx6="http://schemas.microsoft.com/office/drawing/2016/5/12/chartex" xmlns:cx7="http://schemas.microsoft.com/office/drawing/2016/5/13/chartex" xmlns:cx8="http://schemas.microsoft.com/office/drawing/2016/5/14/chartex" xmlns:mc="http://schemas.openxmlformats.org/markup-compatibility/2006" xmlns:aink="http://schemas.microsoft.com/office/drawing/2016/ink" xmlns:am3d="http://schemas.microsoft.com/office/drawing/2017/model3d" xmlns:o="urn:schemas-microsoft-com:office:office" xmlns:oel="http://schemas.microsoft.com/office/2019/extlst" xmlns:r="http://schemas.openxmlformats.org/officeDocument/2006/relationships" xmlns:m="http://schemas.openxmlformats.org/officeDocument/2006/math" xmlns:v="urn:schemas-microsoft-com:vml" xmlns:wp14="http://schemas.microsoft.com/office/word/2010/wordprocessingDrawing" xmlns:wp="http://schemas.openxmlformats.org/drawingml/2006/wordprocessingDrawing" xmlns:w10="urn:schemas-microsoft-com:office:word" xmlns:w="http://schemas.openxmlformats.org/wordprocessingml/2006/main" xmlns:w14="http://schemas.microsoft.com/office/word/2010/wordml" xmlns:w15="http://schemas.microsoft.com/office/word/2012/wordml" xmlns:w16cei="http://schemas.microsoft.com/office/word/2026/wordml/cei" xmlns:w16cex="http://schemas.microsoft.com/office/word/2018/wordml/cex" xmlns:w16cid="http://schemas.microsoft.com/office/word/2016/wordml/cid" xmlns:w16="http://schemas.microsoft.com/office/word/2018/wordml" xmlns:w16du="http://schemas.microsoft.com/office/word/2023/wordml/word16du" xmlns:w16sdtdh="http://schemas.microsoft.com/office/word/2020/wordml/sdtdatahash" xmlns:w16sdtfl="http://schemas.microsoft.com/office/word/2024/wordml/sdtformatlock" xmlns:w16se="http://schemas.microsoft.com/office/word/2015/wordml/symex" xmlns:wpg="http://schemas.microsoft.com/office/word/2010/wordprocessingGroup" xmlns:wpi="http://schemas.microsoft.com/office/word/2010/wordprocessingInk" xmlns:wne="http://schemas.microsoft.com/office/word/2006/wordml" xmlns:wps="http://schemas.microsoft.com/office/word/2010/wordprocessingShape" mc:Ignorable="w14 w15 w16se w16cid w16 w16cex w16sdtdh w16sdtfl w16du wp14">
+<w:hdr xmlns:wpc="http://schemas.microsoft.com/office/word/2010/wordprocessingCanvas" xmlns:cx="http://schemas.microsoft.com/office/drawing/2014/chartex" xmlns:cx1="http://schemas.microsoft.com/office/drawing/2015/9/8/chartex" xmlns:cx2="http://schemas.microsoft.com/office/drawing/2015/10/21/chartex" xmlns:cx3="http://schemas.microsoft.com/office/drawing/2016/5/9/chartex" xmlns:cx4="http://schemas.microsoft.com/office/drawing/2016/5/10/chartex" xmlns:cx5="http://schemas.microsoft.com/office/drawing/2016/5/11/chartex" xmlns:cx6="http://schemas.microsoft.com/office/drawing/2016/5/12/chartex" xmlns:cx7="http://schemas.microsoft.com/office/drawing/2016/5/13/chartex" xmlns:cx8="http://schemas.microsoft.com/office/drawing/2016/5/14/chartex" xmlns:mc="http://schemas.openxmlformats.org/markup-compatibility/2006" xmlns:m="http://schemas.openxmlformats.org/officeDocument/2006/math" xmlns:aink="http://schemas.microsoft.com/office/drawing/2016/ink" xmlns:am3d="http://schemas.microsoft.com/office/drawing/2017/model3d" xmlns:oel="http://schemas.microsoft.com/office/2019/extlst" xmlns:r="http://schemas.openxmlformats.org/officeDocument/2006/relationships" xmlns:wp14="http://schemas.microsoft.com/office/word/2010/wordprocessingDrawing" xmlns:wp="http://schemas.openxmlformats.org/drawingml/2006/wordprocessingDrawing" xmlns:wpg="http://schemas.microsoft.com/office/word/2010/wordprocessingGroup" xmlns:wpi="http://schemas.microsoft.com/office/word/2010/wordprocessingInk" xmlns:wps="http://schemas.microsoft.com/office/word/2010/wordprocessingShape" xmlns:o="urn:schemas-microsoft-com:office:office" xmlns:v="urn:schemas-microsoft-com:vml" xmlns:w10="urn:schemas-microsoft-com:office:word" xmlns:w="http://schemas.openxmlformats.org/wordprocessingml/2006/main" xmlns:w14="http://schemas.microsoft.com/office/word/2010/wordml" xmlns:w15="http://schemas.microsoft.com/office/word/2012/wordml" xmlns:w16cei="http://schemas.microsoft.com/office/word/2026/wordml/cei" xmlns:w16cex="http://schemas.microsoft.com/office/word/2018/wordml/cex" xmlns:w16cid="http://schemas.microsoft.com/office/word/2016/wordml/cid" xmlns:w16="http://schemas.microsoft.com/office/word/2018/wordml" xmlns:w16sdtdh="http://schemas.microsoft.com/office/word/2020/wordml/sdtdatahash" xmlns:w16sdtfl="http://schemas.microsoft.com/office/word/2024/wordml/sdtformatlock" xmlns:w16se="http://schemas.microsoft.com/office/word/2015/wordml/symex" xmlns:w16du="http://schemas.microsoft.com/office/word/2023/wordml/word16du" xmlns:wne="http://schemas.microsoft.com/office/word/2006/wordml" mc:Ignorable="w14 w15 w16se w16cid w16 w16cex w16sdtdh w16sdtfl w16du wp14">
   <w:tbl>
     <w:tblPr>
       <w:tblW w:w="0" w:type="auto"/>
@@ -4247,7 +4547,7 @@
 </file>
 
 <file path=word/numbering.xml><?xml version="1.0" encoding="utf-8"?>
-<w:numbering xmlns:wpc="http://schemas.microsoft.com/office/word/2010/wordprocessingCanvas" xmlns:cx="http://schemas.microsoft.com/office/drawing/2014/chartex" xmlns:cx1="http://schemas.microsoft.com/office/drawing/2015/9/8/chartex" xmlns:cx2="http://schemas.microsoft.com/office/drawing/2015/10/21/chartex" xmlns:cx3="http://schemas.microsoft.com/office/drawing/2016/5/9/chartex" xmlns:cx4="http://schemas.microsoft.com/office/drawing/2016/5/10/chartex" xmlns:cx5="http://schemas.microsoft.com/office/drawing/2016/5/11/chartex" xmlns:cx6="http://schemas.microsoft.com/office/drawing/2016/5/12/chartex" xmlns:cx7="http://schemas.microsoft.com/office/drawing/2016/5/13/chartex" xmlns:cx8="http://schemas.microsoft.com/office/drawing/2016/5/14/chartex" xmlns:mc="http://schemas.openxmlformats.org/markup-compatibility/2006" xmlns:aink="http://schemas.microsoft.com/office/drawing/2016/ink" xmlns:am3d="http://schemas.microsoft.com/office/drawing/2017/model3d" xmlns:o="urn:schemas-microsoft-com:office:office" xmlns:oel="http://schemas.microsoft.com/office/2019/extlst" xmlns:r="http://schemas.openxmlformats.org/officeDocument/2006/relationships" xmlns:m="http://schemas.openxmlformats.org/officeDocument/2006/math" xmlns:v="urn:schemas-microsoft-com:vml" xmlns:wp14="http://schemas.microsoft.com/office/word/2010/wordprocessingDrawing" xmlns:wp="http://schemas.openxmlformats.org/drawingml/2006/wordprocessingDrawing" xmlns:w10="urn:schemas-microsoft-com:office:word" xmlns:w="http://schemas.openxmlformats.org/wordprocessingml/2006/main" xmlns:w14="http://schemas.microsoft.com/office/word/2010/wordml" xmlns:w15="http://schemas.microsoft.com/office/word/2012/wordml" xmlns:w16cei="http://schemas.microsoft.com/office/word/2026/wordml/cei" xmlns:w16cex="http://schemas.microsoft.com/office/word/2018/wordml/cex" xmlns:w16cid="http://schemas.microsoft.com/office/word/2016/wordml/cid" xmlns:w16="http://schemas.microsoft.com/office/word/2018/wordml" xmlns:w16du="http://schemas.microsoft.com/office/word/2023/wordml/word16du" xmlns:w16sdtdh="http://schemas.microsoft.com/office/word/2020/wordml/sdtdatahash" xmlns:w16sdtfl="http://schemas.microsoft.com/office/word/2024/wordml/sdtformatlock" xmlns:w16se="http://schemas.microsoft.com/office/word/2015/wordml/symex" xmlns:wpg="http://schemas.microsoft.com/office/word/2010/wordprocessingGroup" xmlns:wpi="http://schemas.microsoft.com/office/word/2010/wordprocessingInk" xmlns:wne="http://schemas.microsoft.com/office/word/2006/wordml" xmlns:wps="http://schemas.microsoft.com/office/word/2010/wordprocessingShape" mc:Ignorable="w14 w15 w16se w16cid w16 w16cex w16sdtdh w16sdtfl w16du wp14">
+<w:numbering xmlns:wpc="http://schemas.microsoft.com/office/word/2010/wordprocessingCanvas" xmlns:cx="http://schemas.microsoft.com/office/drawing/2014/chartex" xmlns:cx1="http://schemas.microsoft.com/office/drawing/2015/9/8/chartex" xmlns:cx2="http://schemas.microsoft.com/office/drawing/2015/10/21/chartex" xmlns:cx3="http://schemas.microsoft.com/office/drawing/2016/5/9/chartex" xmlns:cx4="http://schemas.microsoft.com/office/drawing/2016/5/10/chartex" xmlns:cx5="http://schemas.microsoft.com/office/drawing/2016/5/11/chartex" xmlns:cx6="http://schemas.microsoft.com/office/drawing/2016/5/12/chartex" xmlns:cx7="http://schemas.microsoft.com/office/drawing/2016/5/13/chartex" xmlns:cx8="http://schemas.microsoft.com/office/drawing/2016/5/14/chartex" xmlns:mc="http://schemas.openxmlformats.org/markup-compatibility/2006" xmlns:m="http://schemas.openxmlformats.org/officeDocument/2006/math" xmlns:aink="http://schemas.microsoft.com/office/drawing/2016/ink" xmlns:am3d="http://schemas.microsoft.com/office/drawing/2017/model3d" xmlns:oel="http://schemas.microsoft.com/office/2019/extlst" xmlns:r="http://schemas.openxmlformats.org/officeDocument/2006/relationships" xmlns:wp14="http://schemas.microsoft.com/office/word/2010/wordprocessingDrawing" xmlns:wp="http://schemas.openxmlformats.org/drawingml/2006/wordprocessingDrawing" xmlns:wpg="http://schemas.microsoft.com/office/word/2010/wordprocessingGroup" xmlns:wpi="http://schemas.microsoft.com/office/word/2010/wordprocessingInk" xmlns:wps="http://schemas.microsoft.com/office/word/2010/wordprocessingShape" xmlns:o="urn:schemas-microsoft-com:office:office" xmlns:v="urn:schemas-microsoft-com:vml" xmlns:w10="urn:schemas-microsoft-com:office:word" xmlns:w="http://schemas.openxmlformats.org/wordprocessingml/2006/main" xmlns:w14="http://schemas.microsoft.com/office/word/2010/wordml" xmlns:w15="http://schemas.microsoft.com/office/word/2012/wordml" xmlns:w16cei="http://schemas.microsoft.com/office/word/2026/wordml/cei" xmlns:w16cex="http://schemas.microsoft.com/office/word/2018/wordml/cex" xmlns:w16cid="http://schemas.microsoft.com/office/word/2016/wordml/cid" xmlns:w16="http://schemas.microsoft.com/office/word/2018/wordml" xmlns:w16sdtdh="http://schemas.microsoft.com/office/word/2020/wordml/sdtdatahash" xmlns:w16sdtfl="http://schemas.microsoft.com/office/word/2024/wordml/sdtformatlock" xmlns:w16se="http://schemas.microsoft.com/office/word/2015/wordml/symex" xmlns:w16du="http://schemas.microsoft.com/office/word/2023/wordml/word16du" xmlns:wne="http://schemas.microsoft.com/office/word/2006/wordml" mc:Ignorable="w14 w15 w16se w16cid w16 w16cex w16sdtdh w16sdtfl w16du wp14">
   <w:abstractNum w:abstractNumId="0" w15:restartNumberingAfterBreak="0">
     <w:nsid w:val="FFFFFF7C"/>
     <w:multiLevelType w:val="singleLevel"/>
@@ -4628,7 +4928,7 @@
 </file>
 
 <file path=word/styles.xml><?xml version="1.0" encoding="utf-8"?>
-<w:styles xmlns:mc="http://schemas.openxmlformats.org/markup-compatibility/2006" xmlns:r="http://schemas.openxmlformats.org/officeDocument/2006/relationships" xmlns:w="http://schemas.openxmlformats.org/wordprocessingml/2006/main" xmlns:w14="http://schemas.microsoft.com/office/word/2010/wordml" xmlns:w15="http://schemas.microsoft.com/office/word/2012/wordml" xmlns:w16cex="http://schemas.microsoft.com/office/word/2018/wordml/cex" xmlns:w16cid="http://schemas.microsoft.com/office/word/2016/wordml/cid" xmlns:w16="http://schemas.microsoft.com/office/word/2018/wordml" xmlns:w16du="http://schemas.microsoft.com/office/word/2023/wordml/word16du" xmlns:w16sdtdh="http://schemas.microsoft.com/office/word/2020/wordml/sdtdatahash" xmlns:w16sdtfl="http://schemas.microsoft.com/office/word/2024/wordml/sdtformatlock" xmlns:w16se="http://schemas.microsoft.com/office/word/2015/wordml/symex" mc:Ignorable="w14 w15 w16se w16cid w16 w16cex w16sdtdh w16sdtfl w16du">
+<w:styles xmlns:mc="http://schemas.openxmlformats.org/markup-compatibility/2006" xmlns:r="http://schemas.openxmlformats.org/officeDocument/2006/relationships" xmlns:w="http://schemas.openxmlformats.org/wordprocessingml/2006/main" xmlns:w14="http://schemas.microsoft.com/office/word/2010/wordml" xmlns:w15="http://schemas.microsoft.com/office/word/2012/wordml" xmlns:w16cex="http://schemas.microsoft.com/office/word/2018/wordml/cex" xmlns:w16cid="http://schemas.microsoft.com/office/word/2016/wordml/cid" xmlns:w16="http://schemas.microsoft.com/office/word/2018/wordml" xmlns:w16sdtdh="http://schemas.microsoft.com/office/word/2020/wordml/sdtdatahash" xmlns:w16sdtfl="http://schemas.microsoft.com/office/word/2024/wordml/sdtformatlock" xmlns:w16se="http://schemas.microsoft.com/office/word/2015/wordml/symex" xmlns:w16du="http://schemas.microsoft.com/office/word/2023/wordml/word16du" mc:Ignorable="w14 w15 w16se w16cid w16 w16cex w16sdtdh w16sdtfl w16du">
   <w:docDefaults>
     <w:rPrDefault>
       <w:rPr>

--- a/api/Templates/P9.docx
+++ b/api/Templates/P9.docx
@@ -273,7 +273,14 @@
           <w:b/>
           <w:bCs/>
         </w:rPr>
-        <w:t xml:space="preserve"> {</w:t>
+        <w:t xml:space="preserve"> </w:t>
+      </w:r>
+      <w:r>
+        <w:rPr>
+          <w:b/>
+          <w:bCs/>
+        </w:rPr>
+        <w:t>{</w:t>
       </w:r>
       <w:proofErr w:type="spellStart"/>
       <w:proofErr w:type="gramStart"/>
@@ -418,1485 +425,1245 @@
         <w:ind w:left="432"/>
       </w:pPr>
       <w:r>
-        <w:t>2. I delivered a copy of the notice to the following persons as follows:</w:t>
+        <w:t xml:space="preserve">2. I delivered a copy of the notice to the following persons as </w:t>
+      </w:r>
+      <w:proofErr w:type="gramStart"/>
+      <w:r>
+        <w:t>follows:</w:t>
+      </w:r>
+      <w:r>
+        <w:rPr>
+          <w:szCs w:val="20"/>
+        </w:rPr>
+        <w:t>{</w:t>
+      </w:r>
+      <w:proofErr w:type="spellStart"/>
+      <w:r>
+        <w:rPr>
+          <w:szCs w:val="20"/>
+        </w:rPr>
+        <w:t>d.hasInPerson</w:t>
+      </w:r>
+      <w:proofErr w:type="gramEnd"/>
+      <w:r>
+        <w:rPr>
+          <w:szCs w:val="20"/>
+        </w:rPr>
+        <w:t>:ifEQ</w:t>
+      </w:r>
+      <w:proofErr w:type="spellEnd"/>
+      <w:r>
+        <w:rPr>
+          <w:szCs w:val="20"/>
+        </w:rPr>
+        <w:t>(true</w:t>
+      </w:r>
+      <w:proofErr w:type="gramStart"/>
+      <w:r>
+        <w:rPr>
+          <w:szCs w:val="20"/>
+        </w:rPr>
+        <w:t>):</w:t>
+      </w:r>
+      <w:proofErr w:type="spellStart"/>
+      <w:r>
+        <w:rPr>
+          <w:szCs w:val="20"/>
+        </w:rPr>
+        <w:t>showBegin</w:t>
+      </w:r>
+      <w:proofErr w:type="spellEnd"/>
+      <w:proofErr w:type="gramEnd"/>
+      <w:r>
+        <w:rPr>
+          <w:szCs w:val="20"/>
+        </w:rPr>
+        <w:t>}</w:t>
       </w:r>
     </w:p>
     <w:p>
       <w:pPr>
         <w:spacing w:after="0"/>
+        <w:ind w:firstLine="720"/>
         <w:rPr>
           <w:sz w:val="22"/>
         </w:rPr>
       </w:pPr>
       <w:r>
-        <w:rPr>
-          <w:szCs w:val="20"/>
-        </w:rPr>
-        <w:t>{</w:t>
-      </w:r>
-      <w:proofErr w:type="spellStart"/>
-      <w:proofErr w:type="gramStart"/>
-      <w:r>
-        <w:rPr>
-          <w:szCs w:val="20"/>
-        </w:rPr>
-        <w:t>d.hasInPerson</w:t>
-      </w:r>
-      <w:proofErr w:type="gramEnd"/>
-      <w:r>
-        <w:rPr>
-          <w:szCs w:val="20"/>
-        </w:rPr>
-        <w:t>:ifEQ</w:t>
-      </w:r>
-      <w:proofErr w:type="spellEnd"/>
-      <w:r>
-        <w:rPr>
-          <w:szCs w:val="20"/>
-        </w:rPr>
-        <w:t>(true</w:t>
-      </w:r>
-      <w:proofErr w:type="gramStart"/>
-      <w:r>
-        <w:rPr>
-          <w:szCs w:val="20"/>
-        </w:rPr>
-        <w:t>):</w:t>
-      </w:r>
-      <w:proofErr w:type="spellStart"/>
-      <w:r>
-        <w:rPr>
-          <w:szCs w:val="20"/>
-        </w:rPr>
-        <w:t>showBegin</w:t>
-      </w:r>
-      <w:proofErr w:type="spellEnd"/>
-      <w:proofErr w:type="gramEnd"/>
-      <w:r>
-        <w:rPr>
-          <w:szCs w:val="20"/>
-        </w:rPr>
-        <w:t>}</w:t>
+        <w:t>by handing it to and leaving it with the following persons:</w:t>
       </w:r>
     </w:p>
+    <w:tbl>
+      <w:tblPr>
+        <w:tblStyle w:val="TableGrid"/>
+        <w:tblW w:w="0" w:type="auto"/>
+        <w:tblInd w:w="720" w:type="dxa"/>
+        <w:tblLook w:val="04A0" w:firstRow="1" w:lastRow="0" w:firstColumn="1" w:lastColumn="0" w:noHBand="0" w:noVBand="1"/>
+      </w:tblPr>
+      <w:tblGrid>
+        <w:gridCol w:w="4769"/>
+        <w:gridCol w:w="4473"/>
+      </w:tblGrid>
+      <w:tr>
+        <w:tc>
+          <w:tcPr>
+            <w:tcW w:w="4769" w:type="dxa"/>
+            <w:tcBorders>
+              <w:top w:val="nil"/>
+              <w:left w:val="nil"/>
+              <w:bottom w:val="single" w:sz="4" w:space="0" w:color="auto"/>
+              <w:right w:val="nil"/>
+            </w:tcBorders>
+          </w:tcPr>
+          <w:p>
+            <w:pPr>
+              <w:spacing w:before="200"/>
+            </w:pPr>
+            <w:r>
+              <w:rPr>
+                <w:b/>
+                <w:bCs/>
+              </w:rPr>
+              <w:t>{</w:t>
+            </w:r>
+            <w:proofErr w:type="spellStart"/>
+            <w:proofErr w:type="gramStart"/>
+            <w:r>
+              <w:rPr>
+                <w:b/>
+                <w:bCs/>
+              </w:rPr>
+              <w:t>d.deliveredInPerson</w:t>
+            </w:r>
+            <w:proofErr w:type="spellEnd"/>
+            <w:proofErr w:type="gramEnd"/>
+            <w:r>
+              <w:rPr>
+                <w:b/>
+                <w:bCs/>
+              </w:rPr>
+              <w:t>[</w:t>
+            </w:r>
+            <w:proofErr w:type="spellStart"/>
+            <w:r>
+              <w:rPr>
+                <w:b/>
+                <w:bCs/>
+              </w:rPr>
+              <w:t>i</w:t>
+            </w:r>
+            <w:proofErr w:type="spellEnd"/>
+            <w:proofErr w:type="gramStart"/>
+            <w:r>
+              <w:rPr>
+                <w:b/>
+                <w:bCs/>
+              </w:rPr>
+              <w:t>].</w:t>
+            </w:r>
+            <w:proofErr w:type="spellStart"/>
+            <w:r>
+              <w:rPr>
+                <w:b/>
+                <w:bCs/>
+              </w:rPr>
+              <w:t>recipientName</w:t>
+            </w:r>
+            <w:proofErr w:type="spellEnd"/>
+            <w:proofErr w:type="gramEnd"/>
+            <w:r>
+              <w:rPr>
+                <w:b/>
+                <w:bCs/>
+              </w:rPr>
+              <w:t>}</w:t>
+            </w:r>
+          </w:p>
+        </w:tc>
+        <w:tc>
+          <w:tcPr>
+            <w:tcW w:w="4473" w:type="dxa"/>
+            <w:tcBorders>
+              <w:top w:val="nil"/>
+              <w:left w:val="nil"/>
+              <w:bottom w:val="single" w:sz="4" w:space="0" w:color="auto"/>
+              <w:right w:val="nil"/>
+            </w:tcBorders>
+          </w:tcPr>
+          <w:p>
+            <w:pPr>
+              <w:spacing w:before="200"/>
+              <w:jc w:val="right"/>
+              <w:rPr>
+                <w:b/>
+                <w:bCs/>
+              </w:rPr>
+            </w:pPr>
+            <w:r>
+              <w:rPr>
+                <w:b/>
+                <w:bCs/>
+              </w:rPr>
+              <w:t>on {</w:t>
+            </w:r>
+            <w:proofErr w:type="spellStart"/>
+            <w:proofErr w:type="gramStart"/>
+            <w:r>
+              <w:rPr>
+                <w:b/>
+                <w:bCs/>
+              </w:rPr>
+              <w:t>d.deliveredInPerson</w:t>
+            </w:r>
+            <w:proofErr w:type="spellEnd"/>
+            <w:proofErr w:type="gramEnd"/>
+            <w:r>
+              <w:rPr>
+                <w:b/>
+                <w:bCs/>
+              </w:rPr>
+              <w:t>[</w:t>
+            </w:r>
+            <w:proofErr w:type="spellStart"/>
+            <w:r>
+              <w:rPr>
+                <w:b/>
+                <w:bCs/>
+              </w:rPr>
+              <w:t>i</w:t>
+            </w:r>
+            <w:proofErr w:type="spellEnd"/>
+            <w:proofErr w:type="gramStart"/>
+            <w:r>
+              <w:rPr>
+                <w:b/>
+                <w:bCs/>
+              </w:rPr>
+              <w:t>].</w:t>
+            </w:r>
+            <w:proofErr w:type="spellStart"/>
+            <w:r>
+              <w:rPr>
+                <w:b/>
+                <w:bCs/>
+              </w:rPr>
+              <w:t>deliveryDate</w:t>
+            </w:r>
+            <w:proofErr w:type="spellEnd"/>
+            <w:proofErr w:type="gramEnd"/>
+            <w:r>
+              <w:rPr>
+                <w:b/>
+                <w:bCs/>
+              </w:rPr>
+              <w:t>}</w:t>
+            </w:r>
+          </w:p>
+        </w:tc>
+      </w:tr>
+      <w:tr>
+        <w:tc>
+          <w:tcPr>
+            <w:tcW w:w="4769" w:type="dxa"/>
+            <w:tcBorders>
+              <w:top w:val="single" w:sz="4" w:space="0" w:color="auto"/>
+              <w:left w:val="nil"/>
+              <w:bottom w:val="nil"/>
+              <w:right w:val="nil"/>
+            </w:tcBorders>
+          </w:tcPr>
+          <w:p>
+            <w:pPr>
+              <w:spacing w:before="200"/>
+            </w:pPr>
+            <w:r>
+              <w:rPr>
+                <w:b/>
+                <w:bCs/>
+              </w:rPr>
+              <w:t>{</w:t>
+            </w:r>
+            <w:proofErr w:type="spellStart"/>
+            <w:proofErr w:type="gramStart"/>
+            <w:r>
+              <w:rPr>
+                <w:b/>
+                <w:bCs/>
+              </w:rPr>
+              <w:t>d.deliveredInPerson</w:t>
+            </w:r>
+            <w:proofErr w:type="spellEnd"/>
+            <w:proofErr w:type="gramEnd"/>
+            <w:r>
+              <w:rPr>
+                <w:b/>
+                <w:bCs/>
+              </w:rPr>
+              <w:t>[i</w:t>
+            </w:r>
+            <w:r>
+              <w:rPr>
+                <w:b/>
+                <w:bCs/>
+              </w:rPr>
+              <w:t>+1</w:t>
+            </w:r>
+            <w:proofErr w:type="gramStart"/>
+            <w:r>
+              <w:rPr>
+                <w:b/>
+                <w:bCs/>
+              </w:rPr>
+              <w:t>].</w:t>
+            </w:r>
+            <w:proofErr w:type="spellStart"/>
+            <w:r>
+              <w:rPr>
+                <w:b/>
+                <w:bCs/>
+              </w:rPr>
+              <w:t>recipientName</w:t>
+            </w:r>
+            <w:proofErr w:type="spellEnd"/>
+            <w:proofErr w:type="gramEnd"/>
+            <w:r>
+              <w:rPr>
+                <w:b/>
+                <w:bCs/>
+              </w:rPr>
+              <w:t>}</w:t>
+            </w:r>
+          </w:p>
+        </w:tc>
+        <w:tc>
+          <w:tcPr>
+            <w:tcW w:w="4473" w:type="dxa"/>
+            <w:tcBorders>
+              <w:top w:val="single" w:sz="4" w:space="0" w:color="auto"/>
+              <w:left w:val="nil"/>
+              <w:bottom w:val="nil"/>
+              <w:right w:val="nil"/>
+            </w:tcBorders>
+          </w:tcPr>
+          <w:p>
+            <w:pPr>
+              <w:spacing w:before="200"/>
+            </w:pPr>
+          </w:p>
+        </w:tc>
+      </w:tr>
+    </w:tbl>
     <w:p>
       <w:pPr>
-        <w:spacing w:before="200" w:after="0"/>
-        <w:ind w:left="720"/>
+        <w:spacing w:after="0"/>
+        <w:rPr>
+          <w:sz w:val="16"/>
+          <w:szCs w:val="16"/>
+        </w:rPr>
       </w:pPr>
       <w:r>
-        <w:t>by handing it to and leaving it with the following persons:</w:t>
-      </w:r>
-    </w:p>
-    <w:p>
-      <w:pPr>
-        <w:pBdr>
-          <w:bottom w:val="single" w:sz="4" w:space="1" w:color="313131"/>
-        </w:pBdr>
-        <w:tabs>
-          <w:tab w:val="right" w:pos="8640"/>
-        </w:tabs>
-        <w:spacing w:before="40" w:after="40"/>
-        <w:ind w:left="864"/>
-      </w:pPr>
-      <w:r>
-        <w:rPr>
-          <w:b/>
-          <w:bCs/>
+        <w:rPr>
+          <w:sz w:val="16"/>
+          <w:szCs w:val="16"/>
         </w:rPr>
         <w:t>{</w:t>
       </w:r>
-      <w:proofErr w:type="spellStart"/>
       <w:proofErr w:type="gramStart"/>
       <w:r>
         <w:rPr>
-          <w:b/>
-          <w:bCs/>
-        </w:rPr>
-        <w:t>d.deliveredInPerson</w:t>
-      </w:r>
-      <w:proofErr w:type="spellEnd"/>
+          <w:sz w:val="16"/>
+          <w:szCs w:val="16"/>
+        </w:rPr>
+        <w:t>d.hasInPerson</w:t>
+      </w:r>
       <w:proofErr w:type="gramEnd"/>
       <w:r>
         <w:rPr>
-          <w:b/>
-          <w:bCs/>
-        </w:rPr>
-        <w:t>[</w:t>
-      </w:r>
-      <w:proofErr w:type="spellStart"/>
-      <w:r>
-        <w:rPr>
-          <w:b/>
-          <w:bCs/>
-        </w:rPr>
-        <w:t>i</w:t>
-      </w:r>
-      <w:proofErr w:type="spellEnd"/>
+          <w:sz w:val="16"/>
+          <w:szCs w:val="16"/>
+        </w:rPr>
+        <w:t>:ifEQ(true</w:t>
+      </w:r>
       <w:proofErr w:type="gramStart"/>
       <w:r>
         <w:rPr>
-          <w:b/>
-          <w:bCs/>
-        </w:rPr>
-        <w:t>].</w:t>
-      </w:r>
-      <w:proofErr w:type="spellStart"/>
-      <w:r>
-        <w:rPr>
-          <w:b/>
-          <w:bCs/>
-        </w:rPr>
-        <w:t>recipientName</w:t>
-      </w:r>
-      <w:proofErr w:type="spellEnd"/>
+          <w:sz w:val="16"/>
+          <w:szCs w:val="16"/>
+        </w:rPr>
+        <w:t>):showEnd</w:t>
+      </w:r>
       <w:proofErr w:type="gramEnd"/>
       <w:r>
         <w:rPr>
-          <w:b/>
-          <w:bCs/>
+          <w:sz w:val="16"/>
+          <w:szCs w:val="16"/>
+        </w:rPr>
+        <w:t>}{</w:t>
+      </w:r>
+      <w:proofErr w:type="gramStart"/>
+      <w:r>
+        <w:rPr>
+          <w:sz w:val="16"/>
+          <w:szCs w:val="16"/>
+        </w:rPr>
+        <w:t>d.hasByMail</w:t>
+      </w:r>
+      <w:proofErr w:type="gramEnd"/>
+      <w:r>
+        <w:rPr>
+          <w:sz w:val="16"/>
+          <w:szCs w:val="16"/>
+        </w:rPr>
+        <w:t>:ifEQ(true</w:t>
+      </w:r>
+      <w:proofErr w:type="gramStart"/>
+      <w:r>
+        <w:rPr>
+          <w:sz w:val="16"/>
+          <w:szCs w:val="16"/>
+        </w:rPr>
+        <w:t>):showBegin</w:t>
+      </w:r>
+      <w:proofErr w:type="gramEnd"/>
+      <w:r>
+        <w:rPr>
+          <w:sz w:val="16"/>
+          <w:szCs w:val="16"/>
         </w:rPr>
         <w:t>}</w:t>
       </w:r>
-      <w:r>
-        <w:tab/>
-      </w:r>
-      <w:r>
-        <w:t xml:space="preserve">on </w:t>
-      </w:r>
-      <w:r>
-        <w:rPr>
-          <w:b/>
-          <w:bCs/>
-        </w:rPr>
-        <w:t>{</w:t>
-      </w:r>
-      <w:proofErr w:type="spellStart"/>
-      <w:proofErr w:type="gramStart"/>
-      <w:r>
-        <w:rPr>
-          <w:b/>
-          <w:bCs/>
-        </w:rPr>
-        <w:t>d.deliveredInPerson</w:t>
-      </w:r>
-      <w:proofErr w:type="spellEnd"/>
-      <w:proofErr w:type="gramEnd"/>
-      <w:r>
-        <w:rPr>
-          <w:b/>
-          <w:bCs/>
-        </w:rPr>
-        <w:t>[i</w:t>
-      </w:r>
-      <w:r>
-        <w:rPr>
-          <w:b/>
-          <w:bCs/>
-        </w:rPr>
-        <w:t>+1</w:t>
-      </w:r>
-      <w:proofErr w:type="gramStart"/>
-      <w:r>
-        <w:rPr>
-          <w:b/>
-          <w:bCs/>
-        </w:rPr>
-        <w:t>].</w:t>
-      </w:r>
-      <w:proofErr w:type="spellStart"/>
-      <w:r>
-        <w:rPr>
-          <w:b/>
-          <w:bCs/>
-        </w:rPr>
-        <w:t>deliveryDate</w:t>
-      </w:r>
-      <w:proofErr w:type="spellEnd"/>
-      <w:r>
-        <w:rPr>
-          <w:b/>
-          <w:bCs/>
-        </w:rPr>
-        <w:t>}</w:t>
-      </w:r>
-      <w:r>
-        <w:rPr>
-          <w:b/>
-          <w:bCs/>
-        </w:rPr>
-        <w:t xml:space="preserve">  s</w:t>
-      </w:r>
-      <w:proofErr w:type="gramEnd"/>
     </w:p>
     <w:p>
       <w:pPr>
         <w:spacing w:after="0"/>
+        <w:ind w:firstLine="720"/>
         <w:rPr>
           <w:sz w:val="18"/>
           <w:szCs w:val="18"/>
         </w:rPr>
       </w:pPr>
       <w:r>
-        <w:rPr>
-          <w:sz w:val="16"/>
-          <w:szCs w:val="16"/>
-        </w:rPr>
-        <w:t>{</w:t>
-      </w:r>
-      <w:proofErr w:type="spellStart"/>
-      <w:proofErr w:type="gramStart"/>
-      <w:r>
-        <w:rPr>
-          <w:sz w:val="16"/>
-          <w:szCs w:val="16"/>
-        </w:rPr>
-        <w:t>d.hasInPerson</w:t>
-      </w:r>
-      <w:proofErr w:type="gramEnd"/>
-      <w:r>
-        <w:rPr>
-          <w:sz w:val="16"/>
-          <w:szCs w:val="16"/>
-        </w:rPr>
-        <w:t>:ifEQ</w:t>
-      </w:r>
-      <w:proofErr w:type="spellEnd"/>
-      <w:r>
-        <w:rPr>
-          <w:sz w:val="16"/>
-          <w:szCs w:val="16"/>
-        </w:rPr>
-        <w:t>(true</w:t>
-      </w:r>
-      <w:proofErr w:type="gramStart"/>
-      <w:r>
-        <w:rPr>
-          <w:sz w:val="16"/>
-          <w:szCs w:val="16"/>
-        </w:rPr>
-        <w:t>):</w:t>
-      </w:r>
-      <w:proofErr w:type="spellStart"/>
-      <w:r>
-        <w:rPr>
-          <w:sz w:val="16"/>
-          <w:szCs w:val="16"/>
-        </w:rPr>
-        <w:t>showEnd</w:t>
-      </w:r>
-      <w:proofErr w:type="spellEnd"/>
-      <w:proofErr w:type="gramEnd"/>
-      <w:r>
-        <w:rPr>
-          <w:sz w:val="16"/>
-          <w:szCs w:val="16"/>
-        </w:rPr>
-        <w:t>}</w:t>
+        <w:t>by mailing it to the following persons by ordinary mail:</w:t>
       </w:r>
     </w:p>
+    <w:tbl>
+      <w:tblPr>
+        <w:tblStyle w:val="TableGrid"/>
+        <w:tblW w:w="0" w:type="auto"/>
+        <w:tblInd w:w="720" w:type="dxa"/>
+        <w:tblLook w:val="04A0" w:firstRow="1" w:lastRow="0" w:firstColumn="1" w:lastColumn="0" w:noHBand="0" w:noVBand="1"/>
+      </w:tblPr>
+      <w:tblGrid>
+        <w:gridCol w:w="4769"/>
+        <w:gridCol w:w="4473"/>
+      </w:tblGrid>
+      <w:tr>
+        <w:tc>
+          <w:tcPr>
+            <w:tcW w:w="4769" w:type="dxa"/>
+            <w:tcBorders>
+              <w:top w:val="nil"/>
+              <w:left w:val="nil"/>
+              <w:bottom w:val="single" w:sz="4" w:space="0" w:color="auto"/>
+              <w:right w:val="nil"/>
+            </w:tcBorders>
+          </w:tcPr>
+          <w:p>
+            <w:pPr>
+              <w:spacing w:before="200"/>
+            </w:pPr>
+            <w:r>
+              <w:rPr>
+                <w:b/>
+                <w:bCs/>
+              </w:rPr>
+              <w:t>{</w:t>
+            </w:r>
+            <w:proofErr w:type="spellStart"/>
+            <w:proofErr w:type="gramStart"/>
+            <w:r>
+              <w:rPr>
+                <w:b/>
+                <w:bCs/>
+              </w:rPr>
+              <w:t>d.delivered</w:t>
+            </w:r>
+            <w:r>
+              <w:rPr>
+                <w:b/>
+                <w:bCs/>
+              </w:rPr>
+              <w:t>ByMail</w:t>
+            </w:r>
+            <w:proofErr w:type="spellEnd"/>
+            <w:proofErr w:type="gramEnd"/>
+            <w:r>
+              <w:rPr>
+                <w:b/>
+                <w:bCs/>
+              </w:rPr>
+              <w:t>[</w:t>
+            </w:r>
+            <w:proofErr w:type="spellStart"/>
+            <w:r>
+              <w:rPr>
+                <w:b/>
+                <w:bCs/>
+              </w:rPr>
+              <w:t>i</w:t>
+            </w:r>
+            <w:proofErr w:type="spellEnd"/>
+            <w:proofErr w:type="gramStart"/>
+            <w:r>
+              <w:rPr>
+                <w:b/>
+                <w:bCs/>
+              </w:rPr>
+              <w:t>].</w:t>
+            </w:r>
+            <w:proofErr w:type="spellStart"/>
+            <w:r>
+              <w:rPr>
+                <w:b/>
+                <w:bCs/>
+              </w:rPr>
+              <w:t>recipientName</w:t>
+            </w:r>
+            <w:proofErr w:type="spellEnd"/>
+            <w:proofErr w:type="gramEnd"/>
+            <w:r>
+              <w:rPr>
+                <w:b/>
+                <w:bCs/>
+              </w:rPr>
+              <w:t>}</w:t>
+            </w:r>
+          </w:p>
+        </w:tc>
+        <w:tc>
+          <w:tcPr>
+            <w:tcW w:w="4473" w:type="dxa"/>
+            <w:tcBorders>
+              <w:top w:val="nil"/>
+              <w:left w:val="nil"/>
+              <w:bottom w:val="single" w:sz="4" w:space="0" w:color="auto"/>
+              <w:right w:val="nil"/>
+            </w:tcBorders>
+          </w:tcPr>
+          <w:p>
+            <w:pPr>
+              <w:spacing w:before="200"/>
+              <w:jc w:val="right"/>
+              <w:rPr>
+                <w:b/>
+                <w:bCs/>
+              </w:rPr>
+            </w:pPr>
+            <w:r>
+              <w:rPr>
+                <w:b/>
+                <w:bCs/>
+              </w:rPr>
+              <w:t>on {</w:t>
+            </w:r>
+            <w:proofErr w:type="spellStart"/>
+            <w:proofErr w:type="gramStart"/>
+            <w:r>
+              <w:rPr>
+                <w:b/>
+                <w:bCs/>
+              </w:rPr>
+              <w:t>d.deliveredByMail</w:t>
+            </w:r>
+            <w:proofErr w:type="spellEnd"/>
+            <w:proofErr w:type="gramEnd"/>
+            <w:r>
+              <w:rPr>
+                <w:b/>
+                <w:bCs/>
+              </w:rPr>
+              <w:t>[</w:t>
+            </w:r>
+            <w:proofErr w:type="spellStart"/>
+            <w:r>
+              <w:rPr>
+                <w:b/>
+                <w:bCs/>
+              </w:rPr>
+              <w:t>i</w:t>
+            </w:r>
+            <w:proofErr w:type="spellEnd"/>
+            <w:proofErr w:type="gramStart"/>
+            <w:r>
+              <w:rPr>
+                <w:b/>
+                <w:bCs/>
+              </w:rPr>
+              <w:t>].</w:t>
+            </w:r>
+            <w:proofErr w:type="spellStart"/>
+            <w:r>
+              <w:rPr>
+                <w:b/>
+                <w:bCs/>
+              </w:rPr>
+              <w:t>deliveryDate</w:t>
+            </w:r>
+            <w:proofErr w:type="spellEnd"/>
+            <w:proofErr w:type="gramEnd"/>
+            <w:r>
+              <w:rPr>
+                <w:b/>
+                <w:bCs/>
+              </w:rPr>
+              <w:t>}</w:t>
+            </w:r>
+          </w:p>
+        </w:tc>
+      </w:tr>
+      <w:tr>
+        <w:tc>
+          <w:tcPr>
+            <w:tcW w:w="4769" w:type="dxa"/>
+            <w:tcBorders>
+              <w:top w:val="single" w:sz="4" w:space="0" w:color="auto"/>
+              <w:left w:val="nil"/>
+              <w:bottom w:val="nil"/>
+              <w:right w:val="nil"/>
+            </w:tcBorders>
+          </w:tcPr>
+          <w:p>
+            <w:pPr>
+              <w:spacing w:before="200"/>
+            </w:pPr>
+            <w:r>
+              <w:rPr>
+                <w:b/>
+                <w:bCs/>
+              </w:rPr>
+              <w:t>{</w:t>
+            </w:r>
+            <w:proofErr w:type="spellStart"/>
+            <w:proofErr w:type="gramStart"/>
+            <w:r>
+              <w:rPr>
+                <w:b/>
+                <w:bCs/>
+              </w:rPr>
+              <w:t>d.delivered</w:t>
+            </w:r>
+            <w:r>
+              <w:rPr>
+                <w:b/>
+                <w:bCs/>
+              </w:rPr>
+              <w:t>ByMail</w:t>
+            </w:r>
+            <w:proofErr w:type="spellEnd"/>
+            <w:proofErr w:type="gramEnd"/>
+            <w:r>
+              <w:rPr>
+                <w:b/>
+                <w:bCs/>
+              </w:rPr>
+              <w:t>[i</w:t>
+            </w:r>
+            <w:r>
+              <w:rPr>
+                <w:b/>
+                <w:bCs/>
+              </w:rPr>
+              <w:t>+1</w:t>
+            </w:r>
+            <w:proofErr w:type="gramStart"/>
+            <w:r>
+              <w:rPr>
+                <w:b/>
+                <w:bCs/>
+              </w:rPr>
+              <w:t>].</w:t>
+            </w:r>
+            <w:proofErr w:type="spellStart"/>
+            <w:r>
+              <w:rPr>
+                <w:b/>
+                <w:bCs/>
+              </w:rPr>
+              <w:t>recipientName</w:t>
+            </w:r>
+            <w:proofErr w:type="spellEnd"/>
+            <w:proofErr w:type="gramEnd"/>
+            <w:r>
+              <w:rPr>
+                <w:b/>
+                <w:bCs/>
+              </w:rPr>
+              <w:t>}</w:t>
+            </w:r>
+          </w:p>
+        </w:tc>
+        <w:tc>
+          <w:tcPr>
+            <w:tcW w:w="4473" w:type="dxa"/>
+            <w:tcBorders>
+              <w:top w:val="single" w:sz="4" w:space="0" w:color="auto"/>
+              <w:left w:val="nil"/>
+              <w:bottom w:val="nil"/>
+              <w:right w:val="nil"/>
+            </w:tcBorders>
+          </w:tcPr>
+          <w:p>
+            <w:pPr>
+              <w:spacing w:before="200"/>
+            </w:pPr>
+          </w:p>
+        </w:tc>
+      </w:tr>
+    </w:tbl>
     <w:p>
       <w:pPr>
         <w:spacing w:after="0"/>
+        <w:ind w:firstLine="720"/>
         <w:rPr>
           <w:sz w:val="18"/>
           <w:szCs w:val="18"/>
         </w:rPr>
-      </w:pPr>
-      <w:r>
-        <w:rPr>
-          <w:sz w:val="16"/>
-          <w:szCs w:val="16"/>
-        </w:rPr>
-        <w:t>{</w:t>
-      </w:r>
-      <w:proofErr w:type="spellStart"/>
-      <w:proofErr w:type="gramStart"/>
-      <w:r>
-        <w:rPr>
-          <w:sz w:val="16"/>
-          <w:szCs w:val="16"/>
-        </w:rPr>
-        <w:t>d.hasByMail</w:t>
-      </w:r>
-      <w:proofErr w:type="gramEnd"/>
-      <w:r>
-        <w:rPr>
-          <w:sz w:val="16"/>
-          <w:szCs w:val="16"/>
-        </w:rPr>
-        <w:t>:ifEQ</w:t>
-      </w:r>
-      <w:proofErr w:type="spellEnd"/>
-      <w:r>
-        <w:rPr>
-          <w:sz w:val="16"/>
-          <w:szCs w:val="16"/>
-        </w:rPr>
-        <w:t>(true</w:t>
-      </w:r>
-      <w:proofErr w:type="gramStart"/>
-      <w:r>
-        <w:rPr>
-          <w:sz w:val="16"/>
-          <w:szCs w:val="16"/>
-        </w:rPr>
-        <w:t>):</w:t>
-      </w:r>
-      <w:proofErr w:type="spellStart"/>
-      <w:r>
-        <w:rPr>
-          <w:sz w:val="16"/>
-          <w:szCs w:val="16"/>
-        </w:rPr>
-        <w:t>showBegin</w:t>
-      </w:r>
-      <w:proofErr w:type="spellEnd"/>
-      <w:proofErr w:type="gramEnd"/>
-      <w:r>
-        <w:rPr>
-          <w:sz w:val="16"/>
-          <w:szCs w:val="16"/>
-        </w:rPr>
-        <w:t>}</w:t>
-      </w:r>
-    </w:p>
-    <w:p>
-      <w:pPr>
-        <w:spacing w:before="200" w:after="0"/>
-        <w:ind w:left="720"/>
-      </w:pPr>
-      <w:r>
-        <w:t>by mailing it to the following persons by ordinary mail:</w:t>
-      </w:r>
-    </w:p>
-    <w:p>
-      <w:pPr>
-        <w:pBdr>
-          <w:bottom w:val="single" w:sz="4" w:space="1" w:color="313131"/>
-        </w:pBdr>
-        <w:tabs>
-          <w:tab w:val="right" w:pos="8640"/>
-        </w:tabs>
-        <w:spacing w:before="40" w:after="40"/>
-        <w:ind w:left="864"/>
-      </w:pPr>
-      <w:r>
-        <w:rPr>
-          <w:b/>
-          <w:bCs/>
-        </w:rPr>
-        <w:t>{</w:t>
-      </w:r>
-      <w:proofErr w:type="spellStart"/>
-      <w:proofErr w:type="gramStart"/>
-      <w:r>
-        <w:rPr>
-          <w:b/>
-          <w:bCs/>
-        </w:rPr>
-        <w:t>d.deliveredByMail</w:t>
-      </w:r>
-      <w:proofErr w:type="spellEnd"/>
-      <w:proofErr w:type="gramEnd"/>
-      <w:r>
-        <w:rPr>
-          <w:b/>
-          <w:bCs/>
-        </w:rPr>
-        <w:t>[</w:t>
-      </w:r>
-      <w:proofErr w:type="spellStart"/>
-      <w:r>
-        <w:rPr>
-          <w:b/>
-          <w:bCs/>
-        </w:rPr>
-        <w:t>i</w:t>
-      </w:r>
-      <w:proofErr w:type="spellEnd"/>
-      <w:proofErr w:type="gramStart"/>
-      <w:r>
-        <w:rPr>
-          <w:b/>
-          <w:bCs/>
-        </w:rPr>
-        <w:t>].</w:t>
-      </w:r>
-      <w:proofErr w:type="spellStart"/>
-      <w:r>
-        <w:rPr>
-          <w:b/>
-          <w:bCs/>
-        </w:rPr>
-        <w:t>recipientName</w:t>
-      </w:r>
-      <w:proofErr w:type="spellEnd"/>
-      <w:proofErr w:type="gramEnd"/>
-      <w:r>
-        <w:rPr>
-          <w:b/>
-          <w:bCs/>
-        </w:rPr>
-        <w:t>}</w:t>
-      </w:r>
-      <w:r>
-        <w:tab/>
-      </w:r>
-      <w:r>
-        <w:t xml:space="preserve">on </w:t>
-      </w:r>
-      <w:r>
-        <w:rPr>
-          <w:b/>
-          <w:bCs/>
-        </w:rPr>
-        <w:t>{</w:t>
-      </w:r>
-      <w:proofErr w:type="spellStart"/>
-      <w:proofErr w:type="gramStart"/>
-      <w:r>
-        <w:rPr>
-          <w:b/>
-          <w:bCs/>
-        </w:rPr>
-        <w:t>d.deliveredByMail</w:t>
-      </w:r>
-      <w:proofErr w:type="spellEnd"/>
-      <w:proofErr w:type="gramEnd"/>
-      <w:r>
-        <w:rPr>
-          <w:b/>
-          <w:bCs/>
-        </w:rPr>
-        <w:t>[i</w:t>
-      </w:r>
-      <w:r>
-        <w:rPr>
-          <w:b/>
-          <w:bCs/>
-        </w:rPr>
-        <w:t>+1</w:t>
-      </w:r>
-      <w:proofErr w:type="gramStart"/>
-      <w:r>
-        <w:rPr>
-          <w:b/>
-          <w:bCs/>
-        </w:rPr>
-        <w:t>].</w:t>
-      </w:r>
-      <w:proofErr w:type="spellStart"/>
-      <w:r>
-        <w:rPr>
-          <w:b/>
-          <w:bCs/>
-        </w:rPr>
-        <w:t>deliveryDate</w:t>
-      </w:r>
-      <w:proofErr w:type="spellEnd"/>
-      <w:proofErr w:type="gramEnd"/>
-      <w:r>
-        <w:rPr>
-          <w:b/>
-          <w:bCs/>
-        </w:rPr>
-        <w:t>}</w:t>
-      </w:r>
-    </w:p>
-    <w:p>
-      <w:pPr>
-        <w:spacing w:after="0"/>
-        <w:rPr>
-          <w:sz w:val="2"/>
-          <w:szCs w:val="2"/>
-        </w:rPr>
-      </w:pPr>
-      <w:r>
-        <w:rPr>
-          <w:sz w:val="22"/>
-        </w:rPr>
-        <w:t>{</w:t>
-      </w:r>
-      <w:proofErr w:type="spellStart"/>
-      <w:proofErr w:type="gramStart"/>
-      <w:r>
-        <w:rPr>
-          <w:sz w:val="22"/>
-        </w:rPr>
-        <w:t>d.hasByMail</w:t>
-      </w:r>
-      <w:proofErr w:type="gramEnd"/>
-      <w:r>
-        <w:rPr>
-          <w:sz w:val="22"/>
-        </w:rPr>
-        <w:t>:ifEQ</w:t>
-      </w:r>
-      <w:proofErr w:type="spellEnd"/>
-      <w:r>
-        <w:rPr>
-          <w:sz w:val="22"/>
-        </w:rPr>
-        <w:t>(true</w:t>
-      </w:r>
-      <w:proofErr w:type="gramStart"/>
-      <w:r>
-        <w:rPr>
-          <w:sz w:val="22"/>
-        </w:rPr>
-        <w:t>):</w:t>
-      </w:r>
-      <w:proofErr w:type="spellStart"/>
-      <w:r>
-        <w:rPr>
-          <w:sz w:val="22"/>
-        </w:rPr>
-        <w:t>showEnd</w:t>
-      </w:r>
-      <w:proofErr w:type="spellEnd"/>
-      <w:proofErr w:type="gramEnd"/>
-      <w:r>
-        <w:rPr>
-          <w:sz w:val="22"/>
-        </w:rPr>
-        <w:t>}</w:t>
-      </w:r>
-    </w:p>
-    <w:p>
-      <w:pPr>
-        <w:spacing w:after="0"/>
-        <w:rPr>
-          <w:sz w:val="2"/>
-          <w:szCs w:val="2"/>
-        </w:rPr>
-      </w:pPr>
-      <w:r>
-        <w:rPr>
-          <w:szCs w:val="20"/>
-        </w:rPr>
-        <w:t>{</w:t>
-      </w:r>
-      <w:proofErr w:type="spellStart"/>
-      <w:proofErr w:type="gramStart"/>
-      <w:r>
-        <w:rPr>
-          <w:szCs w:val="20"/>
-        </w:rPr>
-        <w:t>d.hasElectronic</w:t>
-      </w:r>
-      <w:proofErr w:type="gramEnd"/>
-      <w:r>
-        <w:rPr>
-          <w:szCs w:val="20"/>
-        </w:rPr>
-        <w:t>:ifEQ</w:t>
-      </w:r>
-      <w:proofErr w:type="spellEnd"/>
-      <w:r>
-        <w:rPr>
-          <w:szCs w:val="20"/>
-        </w:rPr>
-        <w:t>(true</w:t>
-      </w:r>
-      <w:proofErr w:type="gramStart"/>
-      <w:r>
-        <w:rPr>
-          <w:szCs w:val="20"/>
-        </w:rPr>
-        <w:t>):</w:t>
-      </w:r>
-      <w:proofErr w:type="spellStart"/>
-      <w:r>
-        <w:rPr>
-          <w:szCs w:val="20"/>
-        </w:rPr>
-        <w:t>showBegin</w:t>
-      </w:r>
-      <w:proofErr w:type="spellEnd"/>
-      <w:proofErr w:type="gramEnd"/>
-      <w:r>
-        <w:rPr>
-          <w:szCs w:val="20"/>
-        </w:rPr>
-        <w:t>}</w:t>
-      </w:r>
-    </w:p>
-    <w:p>
-      <w:pPr>
-        <w:spacing w:before="200" w:after="0"/>
-        <w:ind w:left="720"/>
-      </w:pPr>
-      <w:r>
-        <w:t>by sending it to the following persons by e-mail, fax or other electronic means to that person:</w:t>
-      </w:r>
-    </w:p>
-    <w:p>
-      <w:pPr>
-        <w:pBdr>
-          <w:bottom w:val="single" w:sz="4" w:space="1" w:color="313131"/>
-        </w:pBdr>
-        <w:tabs>
-          <w:tab w:val="right" w:pos="8640"/>
-        </w:tabs>
-        <w:spacing w:before="40" w:after="40"/>
-        <w:ind w:left="864"/>
-      </w:pPr>
-      <w:r>
-        <w:rPr>
-          <w:b/>
-          <w:bCs/>
-        </w:rPr>
-        <w:t>{</w:t>
-      </w:r>
-      <w:proofErr w:type="spellStart"/>
-      <w:proofErr w:type="gramStart"/>
-      <w:r>
-        <w:rPr>
-          <w:b/>
-          <w:bCs/>
-        </w:rPr>
-        <w:t>d.deliveredElectronic</w:t>
-      </w:r>
-      <w:proofErr w:type="spellEnd"/>
-      <w:proofErr w:type="gramEnd"/>
-      <w:r>
-        <w:rPr>
-          <w:b/>
-          <w:bCs/>
-        </w:rPr>
-        <w:t>[</w:t>
-      </w:r>
-      <w:proofErr w:type="spellStart"/>
-      <w:r>
-        <w:rPr>
-          <w:b/>
-          <w:bCs/>
-        </w:rPr>
-        <w:t>i</w:t>
-      </w:r>
-      <w:proofErr w:type="spellEnd"/>
-      <w:proofErr w:type="gramStart"/>
-      <w:r>
-        <w:rPr>
-          <w:b/>
-          <w:bCs/>
-        </w:rPr>
-        <w:t>].</w:t>
-      </w:r>
-      <w:proofErr w:type="spellStart"/>
-      <w:r>
-        <w:rPr>
-          <w:b/>
-          <w:bCs/>
-        </w:rPr>
-        <w:t>recipientName</w:t>
-      </w:r>
-      <w:proofErr w:type="spellEnd"/>
-      <w:proofErr w:type="gramEnd"/>
-      <w:r>
-        <w:rPr>
-          <w:b/>
-          <w:bCs/>
-        </w:rPr>
-        <w:t>}</w:t>
-      </w:r>
-      <w:r>
-        <w:tab/>
-      </w:r>
-      <w:r>
-        <w:t xml:space="preserve">on </w:t>
-      </w:r>
-      <w:r>
-        <w:rPr>
-          <w:b/>
-          <w:bCs/>
-        </w:rPr>
-        <w:t>{</w:t>
-      </w:r>
-      <w:proofErr w:type="spellStart"/>
-      <w:proofErr w:type="gramStart"/>
-      <w:r>
-        <w:rPr>
-          <w:b/>
-          <w:bCs/>
-        </w:rPr>
-        <w:t>d.deliveredElectronic</w:t>
-      </w:r>
-      <w:proofErr w:type="spellEnd"/>
-      <w:proofErr w:type="gramEnd"/>
-      <w:r>
-        <w:rPr>
-          <w:b/>
-          <w:bCs/>
-        </w:rPr>
-        <w:t>[i</w:t>
-      </w:r>
-      <w:r>
-        <w:rPr>
-          <w:b/>
-          <w:bCs/>
-        </w:rPr>
-        <w:t>+1</w:t>
-      </w:r>
-      <w:proofErr w:type="gramStart"/>
-      <w:r>
-        <w:rPr>
-          <w:b/>
-          <w:bCs/>
-        </w:rPr>
-        <w:t>].</w:t>
-      </w:r>
-      <w:proofErr w:type="spellStart"/>
-      <w:r>
-        <w:rPr>
-          <w:b/>
-          <w:bCs/>
-        </w:rPr>
-        <w:t>deliveryDate</w:t>
-      </w:r>
-      <w:proofErr w:type="spellEnd"/>
-      <w:proofErr w:type="gramEnd"/>
-      <w:r>
-        <w:rPr>
-          <w:b/>
-          <w:bCs/>
-        </w:rPr>
-        <w:t>}</w:t>
-      </w:r>
-    </w:p>
-    <w:p>
-      <w:pPr>
-        <w:spacing w:before="160" w:after="0"/>
-        <w:ind w:left="1260"/>
-      </w:pPr>
-      <w:r>
-        <w:t>• Each of the persons who received delivery by e-mail, fax or other electronic means has, in writing, acknowledged receipt of the document(s) referred to in this section.</w:t>
-      </w:r>
-    </w:p>
-    <w:p>
-      <w:pPr>
-        <w:spacing w:before="160" w:after="0"/>
-        <w:ind w:left="1260"/>
-      </w:pPr>
-      <w:r>
-        <w:br w:type="page"/>
-      </w:r>
-    </w:p>
-    <w:p>
-      <w:pPr>
-        <w:spacing w:before="160" w:after="0"/>
-        <w:ind w:left="1260"/>
-      </w:pPr>
-      <w:r>
-        <w:lastRenderedPageBreak/>
-        <w:t>• I will retain a copy of those acknowledgements until the personal representative of the deceased is discharged and will produce those acknowledgements promptly after being requested to do so by the registrar.</w:t>
-      </w:r>
-    </w:p>
-    <w:p>
-      <w:pPr>
-        <w:spacing w:after="0"/>
-        <w:ind w:left="1260"/>
-      </w:pPr>
-      <w:r>
-        <w:rPr>
-          <w:sz w:val="2"/>
-          <w:szCs w:val="2"/>
-        </w:rPr>
-        <w:t>{</w:t>
-      </w:r>
-      <w:proofErr w:type="spellStart"/>
-      <w:proofErr w:type="gramStart"/>
-      <w:r>
-        <w:rPr>
-          <w:sz w:val="2"/>
-          <w:szCs w:val="2"/>
-        </w:rPr>
-        <w:t>d.hasElectronic</w:t>
-      </w:r>
-      <w:proofErr w:type="gramEnd"/>
-      <w:r>
-        <w:rPr>
-          <w:sz w:val="2"/>
-          <w:szCs w:val="2"/>
-        </w:rPr>
-        <w:t>:ifEQ</w:t>
-      </w:r>
-      <w:proofErr w:type="spellEnd"/>
-      <w:r>
-        <w:rPr>
-          <w:sz w:val="2"/>
-          <w:szCs w:val="2"/>
-        </w:rPr>
-        <w:t>(true</w:t>
-      </w:r>
-      <w:proofErr w:type="gramStart"/>
-      <w:r>
-        <w:rPr>
-          <w:sz w:val="2"/>
-          <w:szCs w:val="2"/>
-        </w:rPr>
-        <w:t>):</w:t>
-      </w:r>
-      <w:proofErr w:type="spellStart"/>
-      <w:r>
-        <w:rPr>
-          <w:sz w:val="2"/>
-          <w:szCs w:val="2"/>
-        </w:rPr>
-        <w:t>showEnd</w:t>
-      </w:r>
-      <w:proofErr w:type="spellEnd"/>
-      <w:proofErr w:type="gramEnd"/>
-      <w:r>
-        <w:rPr>
-          <w:sz w:val="2"/>
-          <w:szCs w:val="2"/>
-        </w:rPr>
-        <w:t>}</w:t>
-      </w:r>
-    </w:p>
-    <w:p>
-      <w:pPr>
-        <w:spacing w:before="720" w:after="0"/>
-      </w:pPr>
-      <w:r>
-        <w:t>AFFIRMED / SWORN BEFORE ME</w:t>
-      </w:r>
-    </w:p>
-    <w:p>
-      <w:pPr>
-        <w:spacing w:before="360" w:after="0"/>
-      </w:pPr>
-      <w:r>
-        <w:t>at __________________________, British Columbia</w:t>
-      </w:r>
-    </w:p>
-    <w:p>
-      <w:pPr>
-        <w:spacing w:before="240" w:after="0"/>
-      </w:pPr>
-      <w:r>
-        <w:rPr>
-          <w:sz w:val="16"/>
-          <w:szCs w:val="16"/>
-        </w:rPr>
-        <w:t xml:space="preserve">         </w:t>
-      </w:r>
-      <w:r>
-        <w:rPr>
-          <w:rFonts w:eastAsia="BC Sans" w:cs="BC Sans"/>
-          <w:sz w:val="16"/>
-          <w:szCs w:val="16"/>
-        </w:rPr>
-        <w:t>Commissioner City</w:t>
-      </w:r>
-    </w:p>
-    <w:p>
-      <w:pPr>
-        <w:spacing w:before="240" w:after="0"/>
-      </w:pPr>
-    </w:p>
-    <w:p>
-      <w:pPr>
-        <w:spacing w:before="240" w:after="0"/>
-        <w:rPr>
-          <w:b/>
-          <w:bCs/>
-          <w:u w:val="single"/>
-        </w:rPr>
-      </w:pPr>
-      <w:r>
-        <w:t>on ________________________________________</w:t>
-      </w:r>
-      <w:r>
-        <w:t>___</w:t>
-      </w:r>
-      <w:r>
-        <w:tab/>
-      </w:r>
-      <w:r>
-        <w:tab/>
-      </w:r>
-      <w:r>
-        <w:br/>
-      </w:r>
-      <w:r>
-        <w:rPr>
-          <w:rFonts w:eastAsia="BC Sans" w:cs="BC Sans"/>
-          <w:sz w:val="16"/>
-          <w:szCs w:val="16"/>
-        </w:rPr>
-        <w:t xml:space="preserve">        Swear/Affirm Date</w:t>
-      </w:r>
-      <w:r>
-        <w:br/>
-      </w:r>
-      <w:r>
-        <w:tab/>
-      </w:r>
-      <w:r>
-        <w:tab/>
-      </w:r>
-      <w:r>
-        <w:tab/>
-      </w:r>
-      <w:r>
-        <w:tab/>
-      </w:r>
-      <w:r>
-        <w:tab/>
-      </w:r>
-      <w:r>
-        <w:tab/>
-      </w:r>
-      <w:r>
-        <w:tab/>
-      </w:r>
-      <w:r>
-        <w:br/>
-      </w:r>
-      <w:r>
-        <w:tab/>
-      </w:r>
-      <w:r>
-        <w:tab/>
-      </w:r>
-      <w:r>
-        <w:tab/>
-      </w:r>
-      <w:r>
-        <w:tab/>
-      </w:r>
-      <w:r>
-        <w:tab/>
-      </w:r>
-      <w:r>
-        <w:tab/>
-      </w:r>
-      <w:r>
-        <w:tab/>
-      </w:r>
-    </w:p>
-    <w:p>
-      <w:pPr>
-        <w:spacing w:before="40" w:after="0"/>
-      </w:pPr>
-      <w:r>
-        <w:rPr>
-          <w:sz w:val="16"/>
-          <w:szCs w:val="16"/>
-        </w:rPr>
-        <w:t xml:space="preserve"> </w:t>
-      </w:r>
-      <w:r>
-        <w:t>________________________________________</w:t>
-      </w:r>
-      <w:r>
-        <w:t>______</w:t>
-      </w:r>
-      <w:r>
-        <w:tab/>
-      </w:r>
-      <w:r>
-        <w:tab/>
-      </w:r>
-      <w:r>
-        <w:t>________________________________________</w:t>
-      </w:r>
-      <w:r>
-        <w:br/>
-      </w:r>
-      <w:r>
-        <w:rPr>
-          <w:i/>
-          <w:iCs/>
-          <w:sz w:val="16"/>
-          <w:szCs w:val="16"/>
-        </w:rPr>
-        <w:t>A commissioner for taking affidavits for British Columbia</w:t>
-      </w:r>
-      <w:r>
-        <w:tab/>
-      </w:r>
-      <w:r>
-        <w:tab/>
-      </w:r>
-      <w:r>
-        <w:t xml:space="preserve">Signature of </w:t>
-      </w:r>
-      <w:r>
-        <w:rPr>
-          <w:b/>
-          <w:bCs/>
-          <w:u w:val="single"/>
-        </w:rPr>
-        <w:t>{</w:t>
-      </w:r>
-      <w:proofErr w:type="spellStart"/>
-      <w:proofErr w:type="gramStart"/>
-      <w:r>
-        <w:rPr>
-          <w:b/>
-          <w:bCs/>
-          <w:u w:val="single"/>
-        </w:rPr>
-        <w:t>d.applicant</w:t>
-      </w:r>
-      <w:proofErr w:type="gramEnd"/>
-      <w:r>
-        <w:rPr>
-          <w:b/>
-          <w:bCs/>
-          <w:u w:val="single"/>
-        </w:rPr>
-        <w:t>.applicantName</w:t>
-      </w:r>
-      <w:proofErr w:type="spellEnd"/>
-      <w:r>
-        <w:rPr>
-          <w:b/>
-          <w:bCs/>
-          <w:u w:val="single"/>
-        </w:rPr>
-        <w:t>}</w:t>
-      </w:r>
-    </w:p>
-    <w:p>
-      <w:pPr>
-        <w:spacing w:before="480" w:after="0"/>
       </w:pPr>
     </w:p>
     <w:p>
       <w:pPr>
         <w:spacing w:after="0"/>
         <w:rPr>
-          <w:b/>
-          <w:bCs/>
-          <w:sz w:val="24"/>
-          <w:szCs w:val="24"/>
-        </w:rPr>
-        <w:sectPr>
-          <w:headerReference w:type="default" r:id="rId8"/>
-          <w:footerReference w:type="default" r:id="rId9"/>
-          <w:footerReference w:type="first" r:id="rId10"/>
-          <w:pgSz w:w="12240" w:h="15840"/>
-          <w:pgMar w:top="1134" w:right="1134" w:bottom="1134" w:left="1134" w:header="720" w:footer="720" w:gutter="0"/>
-          <w:cols w:space="720"/>
-          <w:docGrid w:linePitch="360"/>
-        </w:sectPr>
+          <w:sz w:val="8"/>
+          <w:szCs w:val="2"/>
+        </w:rPr>
+      </w:pPr>
+      <w:r>
+        <w:rPr>
+          <w:szCs w:val="21"/>
+        </w:rPr>
+        <w:t>{</w:t>
+      </w:r>
+      <w:proofErr w:type="gramStart"/>
+      <w:r>
+        <w:rPr>
+          <w:szCs w:val="21"/>
+        </w:rPr>
+        <w:t>d.hasByMail</w:t>
+      </w:r>
+      <w:proofErr w:type="gramEnd"/>
+      <w:r>
+        <w:rPr>
+          <w:szCs w:val="21"/>
+        </w:rPr>
+        <w:t>:ifEQ(true</w:t>
+      </w:r>
+      <w:proofErr w:type="gramStart"/>
+      <w:r>
+        <w:rPr>
+          <w:szCs w:val="21"/>
+        </w:rPr>
+        <w:t>):showEnd</w:t>
+      </w:r>
+      <w:proofErr w:type="gramEnd"/>
+      <w:r>
+        <w:rPr>
+          <w:szCs w:val="21"/>
+        </w:rPr>
+        <w:t>}</w:t>
+      </w:r>
+      <w:r>
+        <w:rPr>
+          <w:szCs w:val="20"/>
+        </w:rPr>
+        <w:t>{</w:t>
+      </w:r>
+      <w:proofErr w:type="gramStart"/>
+      <w:r>
+        <w:rPr>
+          <w:szCs w:val="20"/>
+        </w:rPr>
+        <w:t>d.hasElectronic</w:t>
+      </w:r>
+      <w:proofErr w:type="gramEnd"/>
+      <w:r>
+        <w:rPr>
+          <w:szCs w:val="20"/>
+        </w:rPr>
+        <w:t>:ifEQ(true</w:t>
+      </w:r>
+      <w:proofErr w:type="gramStart"/>
+      <w:r>
+        <w:rPr>
+          <w:szCs w:val="20"/>
+        </w:rPr>
+        <w:t>):showBegin</w:t>
+      </w:r>
+      <w:proofErr w:type="gramEnd"/>
+      <w:r>
+        <w:rPr>
+          <w:szCs w:val="20"/>
+        </w:rPr>
+        <w:t>}</w:t>
+      </w:r>
+    </w:p>
+    <w:p>
+      <w:pPr>
+        <w:spacing w:after="0"/>
+        <w:ind w:firstLine="720"/>
+        <w:rPr>
+          <w:sz w:val="2"/>
+          <w:szCs w:val="2"/>
+        </w:rPr>
+      </w:pPr>
+      <w:r>
+        <w:t>by sending it to the following persons by e-mail, fax or other electronic means to that person:</w:t>
+      </w:r>
+    </w:p>
+    <w:tbl>
+      <w:tblPr>
+        <w:tblStyle w:val="TableGrid"/>
+        <w:tblW w:w="0" w:type="auto"/>
+        <w:tblInd w:w="720" w:type="dxa"/>
+        <w:tblLook w:val="04A0" w:firstRow="1" w:lastRow="0" w:firstColumn="1" w:lastColumn="0" w:noHBand="0" w:noVBand="1"/>
+      </w:tblPr>
+      <w:tblGrid>
+        <w:gridCol w:w="4769"/>
+        <w:gridCol w:w="4473"/>
+      </w:tblGrid>
+      <w:tr>
+        <w:tc>
+          <w:tcPr>
+            <w:tcW w:w="4769" w:type="dxa"/>
+            <w:tcBorders>
+              <w:top w:val="nil"/>
+              <w:left w:val="nil"/>
+              <w:bottom w:val="single" w:sz="4" w:space="0" w:color="auto"/>
+              <w:right w:val="nil"/>
+            </w:tcBorders>
+          </w:tcPr>
+          <w:p>
+            <w:pPr>
+              <w:spacing w:before="200"/>
+            </w:pPr>
+            <w:r>
+              <w:rPr>
+                <w:b/>
+                <w:bCs/>
+              </w:rPr>
+              <w:t>{</w:t>
+            </w:r>
+            <w:proofErr w:type="spellStart"/>
+            <w:proofErr w:type="gramStart"/>
+            <w:r>
+              <w:rPr>
+                <w:b/>
+                <w:bCs/>
+              </w:rPr>
+              <w:t>d.delivered</w:t>
+            </w:r>
+            <w:r>
+              <w:rPr>
+                <w:b/>
+                <w:bCs/>
+              </w:rPr>
+              <w:t>Electronic</w:t>
+            </w:r>
+            <w:proofErr w:type="spellEnd"/>
+            <w:proofErr w:type="gramEnd"/>
+            <w:r>
+              <w:rPr>
+                <w:b/>
+                <w:bCs/>
+              </w:rPr>
+              <w:t>[</w:t>
+            </w:r>
+            <w:proofErr w:type="spellStart"/>
+            <w:r>
+              <w:rPr>
+                <w:b/>
+                <w:bCs/>
+              </w:rPr>
+              <w:t>i</w:t>
+            </w:r>
+            <w:proofErr w:type="spellEnd"/>
+            <w:proofErr w:type="gramStart"/>
+            <w:r>
+              <w:rPr>
+                <w:b/>
+                <w:bCs/>
+              </w:rPr>
+              <w:t>].</w:t>
+            </w:r>
+            <w:proofErr w:type="spellStart"/>
+            <w:r>
+              <w:rPr>
+                <w:b/>
+                <w:bCs/>
+              </w:rPr>
+              <w:t>recipientName</w:t>
+            </w:r>
+            <w:proofErr w:type="spellEnd"/>
+            <w:proofErr w:type="gramEnd"/>
+            <w:r>
+              <w:rPr>
+                <w:b/>
+                <w:bCs/>
+              </w:rPr>
+              <w:t>}</w:t>
+            </w:r>
+          </w:p>
+        </w:tc>
+        <w:tc>
+          <w:tcPr>
+            <w:tcW w:w="4473" w:type="dxa"/>
+            <w:tcBorders>
+              <w:top w:val="nil"/>
+              <w:left w:val="nil"/>
+              <w:bottom w:val="single" w:sz="4" w:space="0" w:color="auto"/>
+              <w:right w:val="nil"/>
+            </w:tcBorders>
+          </w:tcPr>
+          <w:p>
+            <w:pPr>
+              <w:spacing w:before="200"/>
+              <w:jc w:val="right"/>
+              <w:rPr>
+                <w:b/>
+                <w:bCs/>
+              </w:rPr>
+            </w:pPr>
+            <w:r>
+              <w:rPr>
+                <w:b/>
+                <w:bCs/>
+              </w:rPr>
+              <w:t>on {</w:t>
+            </w:r>
+            <w:proofErr w:type="spellStart"/>
+            <w:proofErr w:type="gramStart"/>
+            <w:r>
+              <w:rPr>
+                <w:b/>
+                <w:bCs/>
+              </w:rPr>
+              <w:t>d.delivered</w:t>
+            </w:r>
+            <w:r>
+              <w:rPr>
+                <w:b/>
+                <w:bCs/>
+              </w:rPr>
+              <w:t>Electronic</w:t>
+            </w:r>
+            <w:proofErr w:type="spellEnd"/>
+            <w:proofErr w:type="gramEnd"/>
+            <w:r>
+              <w:rPr>
+                <w:b/>
+                <w:bCs/>
+              </w:rPr>
+              <w:t>[</w:t>
+            </w:r>
+            <w:proofErr w:type="spellStart"/>
+            <w:r>
+              <w:rPr>
+                <w:b/>
+                <w:bCs/>
+              </w:rPr>
+              <w:t>i</w:t>
+            </w:r>
+            <w:proofErr w:type="spellEnd"/>
+            <w:proofErr w:type="gramStart"/>
+            <w:r>
+              <w:rPr>
+                <w:b/>
+                <w:bCs/>
+              </w:rPr>
+              <w:t>].</w:t>
+            </w:r>
+            <w:proofErr w:type="spellStart"/>
+            <w:r>
+              <w:rPr>
+                <w:b/>
+                <w:bCs/>
+              </w:rPr>
+              <w:t>deliveryDate</w:t>
+            </w:r>
+            <w:proofErr w:type="spellEnd"/>
+            <w:proofErr w:type="gramEnd"/>
+            <w:r>
+              <w:rPr>
+                <w:b/>
+                <w:bCs/>
+              </w:rPr>
+              <w:t>}</w:t>
+            </w:r>
+          </w:p>
+        </w:tc>
+      </w:tr>
+      <w:tr>
+        <w:tc>
+          <w:tcPr>
+            <w:tcW w:w="4769" w:type="dxa"/>
+            <w:tcBorders>
+              <w:top w:val="single" w:sz="4" w:space="0" w:color="auto"/>
+              <w:left w:val="nil"/>
+              <w:bottom w:val="nil"/>
+              <w:right w:val="nil"/>
+            </w:tcBorders>
+          </w:tcPr>
+          <w:p>
+            <w:pPr>
+              <w:spacing w:before="200"/>
+            </w:pPr>
+            <w:r>
+              <w:rPr>
+                <w:b/>
+                <w:bCs/>
+              </w:rPr>
+              <w:t>{</w:t>
+            </w:r>
+            <w:proofErr w:type="spellStart"/>
+            <w:proofErr w:type="gramStart"/>
+            <w:r>
+              <w:rPr>
+                <w:b/>
+                <w:bCs/>
+              </w:rPr>
+              <w:t>d.delivered</w:t>
+            </w:r>
+            <w:r>
+              <w:rPr>
+                <w:b/>
+                <w:bCs/>
+              </w:rPr>
+              <w:t>Elect</w:t>
+            </w:r>
+            <w:r>
+              <w:rPr>
+                <w:b/>
+                <w:bCs/>
+              </w:rPr>
+              <w:t>ron</w:t>
+            </w:r>
+            <w:r>
+              <w:rPr>
+                <w:b/>
+                <w:bCs/>
+              </w:rPr>
+              <w:t>i</w:t>
+            </w:r>
+            <w:r>
+              <w:rPr>
+                <w:b/>
+                <w:bCs/>
+              </w:rPr>
+              <w:t>c</w:t>
+            </w:r>
+            <w:proofErr w:type="spellEnd"/>
+            <w:proofErr w:type="gramEnd"/>
+            <w:r>
+              <w:rPr>
+                <w:b/>
+                <w:bCs/>
+              </w:rPr>
+              <w:t>[i</w:t>
+            </w:r>
+            <w:r>
+              <w:rPr>
+                <w:b/>
+                <w:bCs/>
+              </w:rPr>
+              <w:t>+1</w:t>
+            </w:r>
+            <w:proofErr w:type="gramStart"/>
+            <w:r>
+              <w:rPr>
+                <w:b/>
+                <w:bCs/>
+              </w:rPr>
+              <w:t>].</w:t>
+            </w:r>
+            <w:proofErr w:type="spellStart"/>
+            <w:r>
+              <w:rPr>
+                <w:b/>
+                <w:bCs/>
+              </w:rPr>
+              <w:t>recipientName</w:t>
+            </w:r>
+            <w:proofErr w:type="spellEnd"/>
+            <w:proofErr w:type="gramEnd"/>
+            <w:r>
+              <w:rPr>
+                <w:b/>
+                <w:bCs/>
+              </w:rPr>
+              <w:t>}</w:t>
+            </w:r>
+          </w:p>
+        </w:tc>
+        <w:tc>
+          <w:tcPr>
+            <w:tcW w:w="4473" w:type="dxa"/>
+            <w:tcBorders>
+              <w:top w:val="single" w:sz="4" w:space="0" w:color="auto"/>
+              <w:left w:val="nil"/>
+              <w:bottom w:val="nil"/>
+              <w:right w:val="nil"/>
+            </w:tcBorders>
+          </w:tcPr>
+          <w:p>
+            <w:pPr>
+              <w:spacing w:before="200"/>
+            </w:pPr>
+          </w:p>
+        </w:tc>
+      </w:tr>
+    </w:tbl>
+    <w:p>
+      <w:pPr>
+        <w:spacing w:before="160" w:after="0"/>
+        <w:ind w:left="720"/>
+      </w:pPr>
+      <w:r>
+        <w:t>{</w:t>
+      </w:r>
+      <w:proofErr w:type="spellStart"/>
+      <w:proofErr w:type="gramStart"/>
+      <w:r>
+        <w:t>d.hasElectronic</w:t>
+      </w:r>
+      <w:proofErr w:type="gramEnd"/>
+      <w:r>
+        <w:t>:ifEQ</w:t>
+      </w:r>
+      <w:proofErr w:type="spellEnd"/>
+      <w:r>
+        <w:t>(true</w:t>
+      </w:r>
+      <w:proofErr w:type="gramStart"/>
+      <w:r>
+        <w:t>):</w:t>
+      </w:r>
+      <w:proofErr w:type="spellStart"/>
+      <w:r>
+        <w:t>show</w:t>
+      </w:r>
+      <w:r>
+        <w:t>End</w:t>
+      </w:r>
+      <w:proofErr w:type="spellEnd"/>
+      <w:proofErr w:type="gramEnd"/>
+      <w:r>
+        <w:t>}</w:t>
+      </w:r>
+    </w:p>
+    <w:p>
+      <w:pPr>
+        <w:spacing w:before="160" w:after="0"/>
+        <w:ind w:left="720"/>
+      </w:pPr>
+      <w:r>
+        <w:t>• Each of the persons who received delivery by e-mail, fax or other electronic means has, in writing, acknowledged receipt of the document(s) referred to in this section.</w:t>
+      </w:r>
+    </w:p>
+    <w:p>
+      <w:pPr>
+        <w:spacing w:before="160" w:after="0"/>
+        <w:ind w:left="720"/>
+      </w:pPr>
+      <w:r>
+        <w:br w:type="page"/>
+      </w:r>
+      <w:r>
+        <w:lastRenderedPageBreak/>
+        <w:t>• I will retain a copy of those acknowledgements until the personal representative of the deceased is discharged and will produce those acknowledgements promptly after being requested to do so by the registrar.</w:t>
+      </w:r>
+    </w:p>
+    <w:p>
+      <w:pPr>
+        <w:spacing w:before="160" w:after="0"/>
+        <w:ind w:left="720"/>
       </w:pPr>
     </w:p>
     <w:p>
       <w:pPr>
-        <w:spacing w:after="0"/>
-        <w:ind w:left="7200" w:firstLine="720"/>
-        <w:rPr>
-          <w:b/>
-          <w:bCs/>
-          <w:sz w:val="24"/>
-          <w:szCs w:val="24"/>
-        </w:rPr>
-      </w:pPr>
-      <w:r>
-        <w:rPr>
-          <w:b/>
-          <w:bCs/>
-          <w:sz w:val="24"/>
-          <w:szCs w:val="24"/>
-        </w:rPr>
-        <w:lastRenderedPageBreak/>
-        <w:t>P9 Exhibit A</w:t>
-      </w:r>
-      <w:r>
-        <w:br/>
-      </w:r>
-    </w:p>
-    <w:p>
-      <w:pPr>
-        <w:spacing w:after="0"/>
-        <w:ind w:left="3600"/>
-        <w:rPr>
-          <w:rFonts w:ascii="Segoe UI" w:eastAsia="Segoe UI" w:hAnsi="Segoe UI" w:cs="Segoe UI"/>
-          <w:color w:val="313131"/>
-          <w:sz w:val="21"/>
-          <w:szCs w:val="21"/>
-        </w:rPr>
-      </w:pPr>
-      <w:r>
-        <w:rPr>
-          <w:rFonts w:ascii="Segoe UI" w:eastAsia="Segoe UI" w:hAnsi="Segoe UI" w:cs="Segoe UI"/>
-          <w:b/>
-          <w:bCs/>
-          <w:color w:val="313131"/>
-          <w:sz w:val="21"/>
-          <w:szCs w:val="21"/>
-        </w:rPr>
-        <w:t xml:space="preserve">FORM P1 </w:t>
-      </w:r>
-      <w:r>
-        <w:rPr>
-          <w:rFonts w:ascii="Segoe UI" w:eastAsia="Segoe UI" w:hAnsi="Segoe UI" w:cs="Segoe UI"/>
-          <w:color w:val="313131"/>
-          <w:sz w:val="21"/>
-          <w:szCs w:val="21"/>
-        </w:rPr>
-        <w:t>(RULE 25-2 (3))</w:t>
-      </w:r>
-    </w:p>
-    <w:p>
-      <w:pPr>
-        <w:pStyle w:val="Heading4"/>
-        <w:spacing w:before="269"/>
-        <w:ind w:right="21"/>
-        <w:jc w:val="center"/>
-        <w:rPr>
-          <w:rFonts w:ascii="Segoe UI" w:eastAsia="Segoe UI" w:hAnsi="Segoe UI" w:cs="Segoe UI"/>
-          <w:i w:val="0"/>
-          <w:iCs w:val="0"/>
-          <w:color w:val="313131"/>
-          <w:sz w:val="21"/>
-          <w:szCs w:val="21"/>
-        </w:rPr>
-      </w:pPr>
-      <w:r>
-        <w:rPr>
-          <w:rFonts w:ascii="Segoe UI" w:eastAsia="Segoe UI" w:hAnsi="Segoe UI" w:cs="Segoe UI"/>
-          <w:i w:val="0"/>
-          <w:iCs w:val="0"/>
-          <w:color w:val="313131"/>
-          <w:sz w:val="21"/>
-          <w:szCs w:val="21"/>
-        </w:rPr>
-        <w:t>NOTICE OF PROPOSED APPLICATION IN RELATION TO ESTATE</w:t>
-      </w:r>
-    </w:p>
-    <w:p>
-      <w:pPr>
-        <w:spacing w:before="103" w:after="0"/>
-        <w:rPr>
-          <w:rFonts w:ascii="Segoe UI" w:eastAsia="Segoe UI" w:hAnsi="Segoe UI" w:cs="Segoe UI"/>
-          <w:color w:val="000000" w:themeColor="text1"/>
-          <w:sz w:val="21"/>
-          <w:szCs w:val="21"/>
-        </w:rPr>
+        <w:spacing w:before="160" w:after="0"/>
       </w:pPr>
     </w:p>
     <w:p>
       <w:pPr>
-        <w:spacing w:after="0"/>
-        <w:ind w:left="288"/>
-        <w:rPr>
-          <w:rFonts w:ascii="Segoe UI" w:eastAsia="Segoe UI" w:hAnsi="Segoe UI" w:cs="Segoe UI"/>
-          <w:color w:val="313131"/>
-          <w:sz w:val="21"/>
-          <w:szCs w:val="21"/>
-        </w:rPr>
+        <w:spacing w:before="160" w:after="0"/>
       </w:pPr>
       <w:r>
-        <w:rPr>
-          <w:rFonts w:ascii="Segoe UI" w:eastAsia="Segoe UI" w:hAnsi="Segoe UI" w:cs="Segoe UI"/>
-          <w:b/>
-          <w:bCs/>
-          <w:color w:val="313131"/>
-          <w:sz w:val="21"/>
-          <w:szCs w:val="21"/>
-        </w:rPr>
-        <w:t>TAKE NOTICE THAT:</w:t>
+        <w:t>AFFIRMED / SWORN BEFORE ME</w:t>
       </w:r>
     </w:p>
     <w:p>
       <w:pPr>
-        <w:spacing w:before="270" w:after="0" w:line="264" w:lineRule="auto"/>
-        <w:ind w:left="288" w:right="325"/>
-        <w:rPr>
-          <w:rFonts w:ascii="Segoe UI" w:eastAsia="Segoe UI" w:hAnsi="Segoe UI" w:cs="Segoe UI"/>
-          <w:color w:val="313131"/>
-          <w:szCs w:val="20"/>
-        </w:rPr>
+        <w:spacing w:before="160" w:after="0"/>
       </w:pPr>
-      <w:r>
-        <w:rPr>
-          <w:rFonts w:ascii="Segoe UI" w:eastAsia="Segoe UI" w:hAnsi="Segoe UI" w:cs="Segoe UI"/>
-          <w:color w:val="313131"/>
-          <w:szCs w:val="20"/>
-        </w:rPr>
-        <w:t xml:space="preserve">The applicant </w:t>
-      </w:r>
-      <w:r>
-        <w:rPr>
-          <w:rFonts w:ascii="Segoe UI" w:eastAsia="Segoe UI" w:hAnsi="Segoe UI" w:cs="Segoe UI"/>
-          <w:b/>
-          <w:bCs/>
-          <w:color w:val="000000" w:themeColor="text1"/>
-          <w:sz w:val="22"/>
-        </w:rPr>
-        <w:t>{</w:t>
-      </w:r>
-      <w:proofErr w:type="spellStart"/>
-      <w:proofErr w:type="gramStart"/>
-      <w:r>
-        <w:rPr>
-          <w:rFonts w:ascii="Segoe UI" w:eastAsia="Segoe UI" w:hAnsi="Segoe UI" w:cs="Segoe UI"/>
-          <w:b/>
-          <w:bCs/>
-          <w:color w:val="000000" w:themeColor="text1"/>
-          <w:sz w:val="22"/>
-        </w:rPr>
-        <w:t>d.applicant</w:t>
-      </w:r>
-      <w:proofErr w:type="gramEnd"/>
-      <w:r>
-        <w:rPr>
-          <w:rFonts w:ascii="Segoe UI" w:eastAsia="Segoe UI" w:hAnsi="Segoe UI" w:cs="Segoe UI"/>
-          <w:b/>
-          <w:bCs/>
-          <w:color w:val="000000" w:themeColor="text1"/>
-          <w:sz w:val="22"/>
-        </w:rPr>
-        <w:t>.applicantName</w:t>
-      </w:r>
-      <w:proofErr w:type="spellEnd"/>
-      <w:r>
-        <w:rPr>
-          <w:rFonts w:ascii="Segoe UI" w:eastAsia="Segoe UI" w:hAnsi="Segoe UI" w:cs="Segoe UI"/>
-          <w:b/>
-          <w:bCs/>
-          <w:color w:val="000000" w:themeColor="text1"/>
-          <w:sz w:val="22"/>
-        </w:rPr>
-        <w:t xml:space="preserve">} </w:t>
-      </w:r>
-      <w:r>
-        <w:rPr>
-          <w:rFonts w:ascii="Segoe UI" w:eastAsia="Segoe UI" w:hAnsi="Segoe UI" w:cs="Segoe UI"/>
-          <w:color w:val="313131"/>
-          <w:szCs w:val="20"/>
-        </w:rPr>
-        <w:t xml:space="preserve">proposes to apply, in the </w:t>
-      </w:r>
-      <w:r>
-        <w:rPr>
-          <w:rFonts w:ascii="Segoe UI" w:eastAsia="Segoe UI" w:hAnsi="Segoe UI" w:cs="Segoe UI"/>
-          <w:b/>
-          <w:bCs/>
-          <w:color w:val="000000" w:themeColor="text1"/>
-          <w:sz w:val="22"/>
-        </w:rPr>
-        <w:t>{</w:t>
-      </w:r>
-      <w:proofErr w:type="spellStart"/>
-      <w:proofErr w:type="gramStart"/>
-      <w:r>
-        <w:rPr>
-          <w:rFonts w:ascii="Segoe UI" w:eastAsia="Segoe UI" w:hAnsi="Segoe UI" w:cs="Segoe UI"/>
-          <w:b/>
-          <w:bCs/>
-          <w:color w:val="000000" w:themeColor="text1"/>
-          <w:sz w:val="22"/>
-        </w:rPr>
-        <w:t>d.applicant</w:t>
-      </w:r>
-      <w:proofErr w:type="gramEnd"/>
-      <w:r>
-        <w:rPr>
-          <w:rFonts w:ascii="Segoe UI" w:eastAsia="Segoe UI" w:hAnsi="Segoe UI" w:cs="Segoe UI"/>
-          <w:b/>
-          <w:bCs/>
-          <w:color w:val="000000" w:themeColor="text1"/>
-          <w:sz w:val="22"/>
-        </w:rPr>
-        <w:t>.applicantCourthouseName</w:t>
-      </w:r>
-      <w:proofErr w:type="spellEnd"/>
-      <w:r>
-        <w:rPr>
-          <w:rFonts w:ascii="Segoe UI" w:eastAsia="Segoe UI" w:hAnsi="Segoe UI" w:cs="Segoe UI"/>
-          <w:b/>
-          <w:bCs/>
-          <w:color w:val="000000" w:themeColor="text1"/>
-          <w:sz w:val="22"/>
-        </w:rPr>
-        <w:t xml:space="preserve">} </w:t>
-      </w:r>
-      <w:r>
-        <w:rPr>
-          <w:rFonts w:ascii="Segoe UI" w:eastAsia="Segoe UI" w:hAnsi="Segoe UI" w:cs="Segoe UI"/>
-          <w:color w:val="313131"/>
-          <w:szCs w:val="20"/>
-        </w:rPr>
-        <w:t xml:space="preserve">registry, for a </w:t>
-      </w:r>
-      <w:r>
-        <w:rPr>
-          <w:rFonts w:ascii="Segoe UI" w:eastAsia="Segoe UI" w:hAnsi="Segoe UI" w:cs="Segoe UI"/>
-          <w:b/>
-          <w:bCs/>
-          <w:color w:val="000000" w:themeColor="text1"/>
-          <w:sz w:val="22"/>
-        </w:rPr>
-        <w:t xml:space="preserve">Grant of Administration Without Will Annexed </w:t>
-      </w:r>
-      <w:r>
-        <w:rPr>
-          <w:rFonts w:ascii="Segoe UI" w:eastAsia="Segoe UI" w:hAnsi="Segoe UI" w:cs="Segoe UI"/>
-          <w:color w:val="313131"/>
-          <w:szCs w:val="20"/>
-        </w:rPr>
-        <w:t>in relation to the estate of the deceased described below who died on {</w:t>
-      </w:r>
-      <w:proofErr w:type="spellStart"/>
-      <w:proofErr w:type="gramStart"/>
-      <w:r>
-        <w:rPr>
-          <w:rFonts w:ascii="Segoe UI" w:eastAsia="Segoe UI" w:hAnsi="Segoe UI" w:cs="Segoe UI"/>
-          <w:color w:val="313131"/>
-          <w:szCs w:val="20"/>
-        </w:rPr>
-        <w:t>d.deceasedDeathDate</w:t>
-      </w:r>
-      <w:proofErr w:type="gramEnd"/>
-      <w:r>
-        <w:rPr>
-          <w:rFonts w:ascii="Segoe UI" w:eastAsia="Segoe UI" w:hAnsi="Segoe UI" w:cs="Segoe UI"/>
-          <w:color w:val="313131"/>
-          <w:szCs w:val="20"/>
-        </w:rPr>
-        <w:t>:</w:t>
-      </w:r>
-      <w:proofErr w:type="gramStart"/>
-      <w:r>
-        <w:rPr>
-          <w:rFonts w:ascii="Segoe UI" w:eastAsia="Segoe UI" w:hAnsi="Segoe UI" w:cs="Segoe UI"/>
-          <w:color w:val="313131"/>
-          <w:szCs w:val="20"/>
-        </w:rPr>
-        <w:t>formatD</w:t>
-      </w:r>
-      <w:proofErr w:type="spellEnd"/>
-      <w:r>
-        <w:rPr>
-          <w:rFonts w:ascii="Segoe UI" w:eastAsia="Segoe UI" w:hAnsi="Segoe UI" w:cs="Segoe UI"/>
-          <w:color w:val="313131"/>
-          <w:szCs w:val="20"/>
-        </w:rPr>
-        <w:t>(</w:t>
-      </w:r>
-      <w:proofErr w:type="gramEnd"/>
-      <w:r>
-        <w:rPr>
-          <w:rFonts w:ascii="Segoe UI" w:eastAsia="Segoe UI" w:hAnsi="Segoe UI" w:cs="Segoe UI"/>
-          <w:color w:val="313131"/>
-          <w:szCs w:val="20"/>
-        </w:rPr>
-        <w:t>LL)}.</w:t>
-      </w:r>
     </w:p>
     <w:p>
       <w:pPr>
-        <w:pStyle w:val="BodyText"/>
-        <w:spacing w:before="240" w:after="0"/>
-        <w:ind w:left="288"/>
-        <w:rPr>
-          <w:rFonts w:ascii="Segoe UI" w:eastAsia="Segoe UI" w:hAnsi="Segoe UI" w:cs="Segoe UI"/>
-          <w:color w:val="313131"/>
-          <w:szCs w:val="20"/>
-        </w:rPr>
+        <w:spacing w:before="160" w:after="0"/>
       </w:pPr>
       <w:r>
-        <w:rPr>
-          <w:rFonts w:ascii="Segoe UI" w:eastAsia="Segoe UI" w:hAnsi="Segoe UI" w:cs="Segoe UI"/>
-          <w:color w:val="313131"/>
-          <w:szCs w:val="20"/>
-        </w:rPr>
-        <w:t>Full legal name of deceased:</w:t>
+        <w:t>at _________________________________, British Columbia</w:t>
+      </w:r>
+      <w:r>
+        <w:br/>
+      </w:r>
+      <w:r>
+        <w:rPr>
+          <w:rFonts w:eastAsia="BC Sans" w:cs="BC Sans"/>
+          <w:sz w:val="16"/>
+          <w:szCs w:val="16"/>
+        </w:rPr>
+        <w:t xml:space="preserve">        </w:t>
+      </w:r>
+      <w:r>
+        <w:rPr>
+          <w:rFonts w:eastAsia="BC Sans" w:cs="BC Sans"/>
+          <w:sz w:val="16"/>
+          <w:szCs w:val="16"/>
+        </w:rPr>
+        <w:t>Commissioner City</w:t>
       </w:r>
     </w:p>
     <w:p>
       <w:pPr>
-        <w:pStyle w:val="Heading3"/>
-        <w:spacing w:before="29"/>
-        <w:ind w:left="288"/>
-        <w:rPr>
-          <w:rFonts w:ascii="Segoe UI" w:eastAsia="Segoe UI" w:hAnsi="Segoe UI" w:cs="Segoe UI"/>
-          <w:color w:val="000000" w:themeColor="text1"/>
-          <w:sz w:val="22"/>
+        <w:spacing w:before="240" w:after="0"/>
+        <w:rPr>
+          <w:b/>
+          <w:bCs/>
+          <w:u w:val="single"/>
         </w:rPr>
       </w:pPr>
       <w:r>
-        <w:rPr>
-          <w:rFonts w:ascii="Segoe UI" w:eastAsia="Segoe UI" w:hAnsi="Segoe UI" w:cs="Segoe UI"/>
-          <w:color w:val="000000" w:themeColor="text1"/>
-          <w:sz w:val="22"/>
-          <w:lang w:val="fr-FR"/>
-        </w:rPr>
-        <w:t>{</w:t>
-      </w:r>
-      <w:proofErr w:type="spellStart"/>
-      <w:proofErr w:type="gramStart"/>
-      <w:r>
-        <w:rPr>
-          <w:rFonts w:ascii="Segoe UI" w:eastAsia="Segoe UI" w:hAnsi="Segoe UI" w:cs="Segoe UI"/>
-          <w:color w:val="000000" w:themeColor="text1"/>
-          <w:sz w:val="22"/>
-          <w:lang w:val="fr-FR"/>
-        </w:rPr>
-        <w:t>d.firstNameGivenName</w:t>
-      </w:r>
-      <w:proofErr w:type="spellEnd"/>
-      <w:proofErr w:type="gramEnd"/>
-      <w:r>
-        <w:rPr>
-          <w:rFonts w:ascii="Segoe UI" w:eastAsia="Segoe UI" w:hAnsi="Segoe UI" w:cs="Segoe UI"/>
-          <w:color w:val="000000" w:themeColor="text1"/>
-          <w:sz w:val="22"/>
-          <w:lang w:val="fr-FR"/>
-        </w:rPr>
-        <w:t>} {</w:t>
-      </w:r>
-      <w:proofErr w:type="spellStart"/>
-      <w:proofErr w:type="gramStart"/>
-      <w:r>
-        <w:rPr>
-          <w:rFonts w:ascii="Segoe UI" w:eastAsia="Segoe UI" w:hAnsi="Segoe UI" w:cs="Segoe UI"/>
-          <w:color w:val="000000" w:themeColor="text1"/>
-          <w:sz w:val="22"/>
-          <w:lang w:val="fr-FR"/>
-        </w:rPr>
-        <w:t>d.middleNameS</w:t>
-      </w:r>
-      <w:proofErr w:type="spellEnd"/>
-      <w:proofErr w:type="gramEnd"/>
-      <w:r>
-        <w:rPr>
-          <w:rFonts w:ascii="Segoe UI" w:eastAsia="Segoe UI" w:hAnsi="Segoe UI" w:cs="Segoe UI"/>
-          <w:color w:val="000000" w:themeColor="text1"/>
-          <w:sz w:val="22"/>
-          <w:lang w:val="fr-FR"/>
-        </w:rPr>
-        <w:t>} {</w:t>
-      </w:r>
-      <w:proofErr w:type="spellStart"/>
-      <w:proofErr w:type="gramStart"/>
-      <w:r>
-        <w:rPr>
-          <w:rFonts w:ascii="Segoe UI" w:eastAsia="Segoe UI" w:hAnsi="Segoe UI" w:cs="Segoe UI"/>
-          <w:color w:val="000000" w:themeColor="text1"/>
-          <w:sz w:val="22"/>
-          <w:lang w:val="fr-FR"/>
-        </w:rPr>
-        <w:t>d.lastNameFamilyNameOrSurname</w:t>
-      </w:r>
-      <w:proofErr w:type="spellEnd"/>
-      <w:proofErr w:type="gramEnd"/>
-      <w:r>
-        <w:rPr>
-          <w:rFonts w:ascii="Segoe UI" w:eastAsia="Segoe UI" w:hAnsi="Segoe UI" w:cs="Segoe UI"/>
-          <w:color w:val="000000" w:themeColor="text1"/>
-          <w:sz w:val="22"/>
-          <w:lang w:val="fr-FR"/>
-        </w:rPr>
-        <w:t>}</w:t>
+        <w:t>on ________________________________________</w:t>
+      </w:r>
+      <w:r>
+        <w:t>___</w:t>
+      </w:r>
+      <w:r>
+        <w:t>_______</w:t>
+      </w:r>
+      <w:r>
+        <w:t>_</w:t>
+      </w:r>
+      <w:r>
+        <w:br/>
+      </w:r>
+      <w:r>
+        <w:rPr>
+          <w:rFonts w:eastAsia="BC Sans" w:cs="BC Sans"/>
+          <w:sz w:val="16"/>
+          <w:szCs w:val="16"/>
+        </w:rPr>
+        <w:t xml:space="preserve">        Swear/Affirm Date</w:t>
       </w:r>
       <w:r>
         <w:br/>
@@ -1904,1189 +1671,102 @@
     </w:p>
     <w:p>
       <w:pPr>
-        <w:pStyle w:val="BodyText"/>
-        <w:spacing w:after="0"/>
-        <w:ind w:left="288"/>
-        <w:rPr>
-          <w:rFonts w:ascii="Segoe UI" w:eastAsia="Segoe UI" w:hAnsi="Segoe UI" w:cs="Segoe UI"/>
-          <w:color w:val="313131"/>
-          <w:szCs w:val="20"/>
+        <w:spacing w:before="40" w:after="0"/>
+        <w:rPr>
+          <w:b/>
+          <w:bCs/>
+          <w:u w:val="single"/>
         </w:rPr>
       </w:pPr>
       <w:r>
         <w:rPr>
-          <w:rFonts w:ascii="Segoe UI" w:eastAsia="Segoe UI" w:hAnsi="Segoe UI" w:cs="Segoe UI"/>
-          <w:color w:val="313131"/>
-          <w:szCs w:val="20"/>
-        </w:rPr>
-        <w:t>Last residential address of the deceased:</w:t>
+          <w:sz w:val="16"/>
+          <w:szCs w:val="16"/>
+        </w:rPr>
+        <w:t xml:space="preserve"> </w:t>
+      </w:r>
+      <w:r>
+        <w:t>________________________________________</w:t>
+      </w:r>
+      <w:r>
+        <w:t>______</w:t>
+      </w:r>
+      <w:r>
+        <w:t>_______</w:t>
+      </w:r>
+      <w:r>
+        <w:t>_</w:t>
+      </w:r>
+      <w:r>
+        <w:tab/>
+      </w:r>
+      <w:r>
+        <w:t>________________________________________</w:t>
+      </w:r>
+      <w:r>
+        <w:br/>
+      </w:r>
+      <w:r>
+        <w:rPr>
+          <w:i/>
+          <w:iCs/>
+          <w:sz w:val="16"/>
+          <w:szCs w:val="16"/>
+        </w:rPr>
+        <w:t>A commissioner for taking affidavits for British Columbia</w:t>
+      </w:r>
+      <w:r>
+        <w:tab/>
+      </w:r>
+      <w:r>
+        <w:tab/>
+      </w:r>
+      <w:r>
+        <w:t xml:space="preserve">Signature of </w:t>
+      </w:r>
+      <w:r>
+        <w:rPr>
+          <w:b/>
+          <w:bCs/>
+          <w:u w:val="single"/>
+        </w:rPr>
+        <w:t>{</w:t>
+      </w:r>
+      <w:proofErr w:type="spellStart"/>
+      <w:proofErr w:type="gramStart"/>
+      <w:r>
+        <w:rPr>
+          <w:b/>
+          <w:bCs/>
+          <w:u w:val="single"/>
+        </w:rPr>
+        <w:t>d.applicant</w:t>
+      </w:r>
+      <w:proofErr w:type="gramEnd"/>
+      <w:r>
+        <w:rPr>
+          <w:b/>
+          <w:bCs/>
+          <w:u w:val="single"/>
+        </w:rPr>
+        <w:t>.applicantName</w:t>
+      </w:r>
+      <w:proofErr w:type="spellEnd"/>
+      <w:r>
+        <w:rPr>
+          <w:b/>
+          <w:bCs/>
+          <w:u w:val="single"/>
+        </w:rPr>
+        <w:t>}</w:t>
       </w:r>
     </w:p>
     <w:p>
       <w:pPr>
-        <w:spacing w:before="29" w:after="0"/>
-        <w:ind w:left="288"/>
-        <w:rPr>
-          <w:rFonts w:ascii="Segoe UI" w:eastAsia="Segoe UI" w:hAnsi="Segoe UI" w:cs="Segoe UI"/>
-          <w:color w:val="000000" w:themeColor="text1"/>
-          <w:sz w:val="22"/>
-        </w:rPr>
-      </w:pPr>
-      <w:r>
-        <w:rPr>
-          <w:rFonts w:ascii="Segoe UI" w:eastAsia="Segoe UI" w:hAnsi="Segoe UI" w:cs="Segoe UI"/>
-          <w:b/>
-          <w:bCs/>
-          <w:color w:val="000000" w:themeColor="text1"/>
-          <w:sz w:val="22"/>
-          <w:lang w:val="fr-FR"/>
-        </w:rPr>
-        <w:t>{</w:t>
-      </w:r>
-      <w:proofErr w:type="spellStart"/>
-      <w:proofErr w:type="gramStart"/>
-      <w:r>
-        <w:rPr>
-          <w:rFonts w:ascii="Segoe UI" w:eastAsia="Segoe UI" w:hAnsi="Segoe UI" w:cs="Segoe UI"/>
-          <w:b/>
-          <w:bCs/>
-          <w:color w:val="000000" w:themeColor="text1"/>
-          <w:sz w:val="22"/>
-          <w:lang w:val="fr-FR"/>
-        </w:rPr>
-        <w:t>d.deceasedAddressStreet</w:t>
-      </w:r>
-      <w:proofErr w:type="spellEnd"/>
-      <w:proofErr w:type="gramEnd"/>
-      <w:r>
-        <w:rPr>
-          <w:rFonts w:ascii="Segoe UI" w:eastAsia="Segoe UI" w:hAnsi="Segoe UI" w:cs="Segoe UI"/>
-          <w:b/>
-          <w:bCs/>
-          <w:color w:val="000000" w:themeColor="text1"/>
-          <w:sz w:val="22"/>
-          <w:lang w:val="fr-FR"/>
-        </w:rPr>
-        <w:t>}, {</w:t>
-      </w:r>
-      <w:proofErr w:type="spellStart"/>
-      <w:proofErr w:type="gramStart"/>
-      <w:r>
-        <w:rPr>
-          <w:rFonts w:ascii="Segoe UI" w:eastAsia="Segoe UI" w:hAnsi="Segoe UI" w:cs="Segoe UI"/>
-          <w:b/>
-          <w:bCs/>
-          <w:color w:val="000000" w:themeColor="text1"/>
-          <w:sz w:val="22"/>
-          <w:lang w:val="fr-FR"/>
-        </w:rPr>
-        <w:t>d.deceasedAddressCity</w:t>
-      </w:r>
-      <w:proofErr w:type="spellEnd"/>
-      <w:proofErr w:type="gramEnd"/>
-      <w:r>
-        <w:rPr>
-          <w:rFonts w:ascii="Segoe UI" w:eastAsia="Segoe UI" w:hAnsi="Segoe UI" w:cs="Segoe UI"/>
-          <w:b/>
-          <w:bCs/>
-          <w:color w:val="000000" w:themeColor="text1"/>
-          <w:sz w:val="22"/>
-          <w:lang w:val="fr-FR"/>
-        </w:rPr>
-        <w:t xml:space="preserve">}, </w:t>
-      </w:r>
-      <w:r>
-        <w:rPr>
-          <w:rFonts w:ascii="Segoe UI" w:eastAsia="Segoe UI" w:hAnsi="Segoe UI" w:cs="Segoe UI"/>
-          <w:b/>
-          <w:bCs/>
-          <w:color w:val="000000" w:themeColor="text1"/>
-          <w:sz w:val="22"/>
-          <w:lang w:val="fr-FR"/>
-        </w:rPr>
-        <w:t>{</w:t>
-      </w:r>
-      <w:proofErr w:type="spellStart"/>
-      <w:proofErr w:type="gramStart"/>
-      <w:r>
-        <w:rPr>
-          <w:rFonts w:ascii="Segoe UI" w:eastAsia="Segoe UI" w:hAnsi="Segoe UI" w:cs="Segoe UI"/>
-          <w:b/>
-          <w:bCs/>
-          <w:color w:val="000000" w:themeColor="text1"/>
-          <w:sz w:val="22"/>
-          <w:lang w:val="fr-FR"/>
-        </w:rPr>
-        <w:t>d.deceasedAddressProvince</w:t>
-      </w:r>
-      <w:proofErr w:type="spellEnd"/>
-      <w:r>
-        <w:rPr>
-          <w:rFonts w:ascii="Segoe UI" w:eastAsia="Segoe UI" w:hAnsi="Segoe UI" w:cs="Segoe UI"/>
-          <w:b/>
-          <w:bCs/>
-          <w:color w:val="000000" w:themeColor="text1"/>
-          <w:sz w:val="22"/>
-          <w:lang w:val="fr-FR"/>
-        </w:rPr>
-        <w:t>}{</w:t>
-      </w:r>
-      <w:proofErr w:type="gramEnd"/>
-      <w:r>
-        <w:rPr>
-          <w:rFonts w:ascii="Segoe UI" w:eastAsia="Segoe UI" w:hAnsi="Segoe UI" w:cs="Segoe UI"/>
-          <w:b/>
-          <w:bCs/>
-          <w:color w:val="000000" w:themeColor="text1"/>
-          <w:sz w:val="22"/>
-          <w:lang w:val="fr-FR"/>
-        </w:rPr>
-        <w:t xml:space="preserve">d. </w:t>
-      </w:r>
-      <w:proofErr w:type="spellStart"/>
-      <w:proofErr w:type="gramStart"/>
-      <w:r>
-        <w:rPr>
-          <w:rFonts w:ascii="Segoe UI" w:eastAsia="Segoe UI" w:hAnsi="Segoe UI" w:cs="Segoe UI"/>
-          <w:b/>
-          <w:bCs/>
-          <w:color w:val="000000" w:themeColor="text1"/>
-          <w:sz w:val="22"/>
-          <w:lang w:val="fr-FR"/>
-        </w:rPr>
-        <w:t>deceasedAddressState</w:t>
-      </w:r>
-      <w:proofErr w:type="spellEnd"/>
-      <w:r>
-        <w:rPr>
-          <w:rFonts w:ascii="Segoe UI" w:eastAsia="Segoe UI" w:hAnsi="Segoe UI" w:cs="Segoe UI"/>
-          <w:b/>
-          <w:bCs/>
-          <w:color w:val="000000" w:themeColor="text1"/>
-          <w:sz w:val="22"/>
-          <w:lang w:val="fr-FR"/>
-        </w:rPr>
-        <w:t>}{</w:t>
-      </w:r>
-      <w:proofErr w:type="spellStart"/>
-      <w:r>
-        <w:rPr>
-          <w:rFonts w:ascii="Segoe UI" w:eastAsia="Segoe UI" w:hAnsi="Segoe UI" w:cs="Segoe UI"/>
-          <w:b/>
-          <w:bCs/>
-          <w:color w:val="000000" w:themeColor="text1"/>
-          <w:sz w:val="22"/>
-          <w:lang w:val="fr-FR"/>
-        </w:rPr>
-        <w:t>d.deceasedAddressProvinceText</w:t>
-      </w:r>
-      <w:proofErr w:type="spellEnd"/>
-      <w:proofErr w:type="gramEnd"/>
-      <w:r>
-        <w:rPr>
-          <w:rFonts w:ascii="Segoe UI" w:eastAsia="Segoe UI" w:hAnsi="Segoe UI" w:cs="Segoe UI"/>
-          <w:b/>
-          <w:bCs/>
-          <w:color w:val="000000" w:themeColor="text1"/>
-          <w:sz w:val="22"/>
-          <w:lang w:val="fr-FR"/>
-        </w:rPr>
-        <w:t>}</w:t>
-      </w:r>
-      <w:r>
-        <w:rPr>
-          <w:rFonts w:ascii="Segoe UI" w:eastAsia="Segoe UI" w:hAnsi="Segoe UI" w:cs="Segoe UI"/>
-          <w:b/>
-          <w:bCs/>
-          <w:color w:val="000000" w:themeColor="text1"/>
-          <w:sz w:val="22"/>
-          <w:lang w:val="fr-FR"/>
-        </w:rPr>
-        <w:t>, {</w:t>
-      </w:r>
-      <w:proofErr w:type="spellStart"/>
-      <w:proofErr w:type="gramStart"/>
-      <w:r>
-        <w:rPr>
-          <w:rFonts w:ascii="Segoe UI" w:eastAsia="Segoe UI" w:hAnsi="Segoe UI" w:cs="Segoe UI"/>
-          <w:b/>
-          <w:bCs/>
-          <w:color w:val="000000" w:themeColor="text1"/>
-          <w:sz w:val="22"/>
-          <w:lang w:val="fr-FR"/>
-        </w:rPr>
-        <w:t>d.deceasedAddressPostalCode</w:t>
-      </w:r>
-      <w:proofErr w:type="spellEnd"/>
-      <w:proofErr w:type="gramEnd"/>
-      <w:r>
-        <w:rPr>
-          <w:rFonts w:ascii="Segoe UI" w:eastAsia="Segoe UI" w:hAnsi="Segoe UI" w:cs="Segoe UI"/>
-          <w:b/>
-          <w:bCs/>
-          <w:color w:val="000000" w:themeColor="text1"/>
-          <w:sz w:val="22"/>
-          <w:lang w:val="fr-FR"/>
-        </w:rPr>
-        <w:t xml:space="preserve">} </w:t>
-      </w:r>
-      <w:r>
-        <w:rPr>
-          <w:rFonts w:ascii="Segoe UI" w:eastAsia="Segoe UI" w:hAnsi="Segoe UI" w:cs="Segoe UI"/>
-          <w:b/>
-          <w:bCs/>
-          <w:color w:val="000000" w:themeColor="text1"/>
-          <w:sz w:val="22"/>
-        </w:rPr>
-        <w:t>{</w:t>
-      </w:r>
-      <w:proofErr w:type="spellStart"/>
-      <w:proofErr w:type="gramStart"/>
-      <w:r>
-        <w:rPr>
-          <w:rFonts w:ascii="Segoe UI" w:eastAsia="Segoe UI" w:hAnsi="Segoe UI" w:cs="Segoe UI"/>
-          <w:b/>
-          <w:bCs/>
-          <w:color w:val="000000" w:themeColor="text1"/>
-          <w:sz w:val="22"/>
-        </w:rPr>
-        <w:t>d.deceasedAddressCountry</w:t>
-      </w:r>
-      <w:proofErr w:type="spellEnd"/>
-      <w:proofErr w:type="gramEnd"/>
-      <w:r>
-        <w:rPr>
-          <w:rFonts w:ascii="Segoe UI" w:eastAsia="Segoe UI" w:hAnsi="Segoe UI" w:cs="Segoe UI"/>
-          <w:b/>
-          <w:bCs/>
-          <w:color w:val="000000" w:themeColor="text1"/>
-          <w:sz w:val="22"/>
-        </w:rPr>
-        <w:t>}</w:t>
-      </w:r>
-    </w:p>
-    <w:p>
-      <w:pPr>
-        <w:spacing w:before="1" w:after="0"/>
-        <w:ind w:left="288"/>
-        <w:rPr>
-          <w:rFonts w:ascii="Segoe UI" w:eastAsia="Segoe UI" w:hAnsi="Segoe UI" w:cs="Segoe UI"/>
-          <w:color w:val="000000" w:themeColor="text1"/>
-          <w:sz w:val="22"/>
-        </w:rPr>
-      </w:pPr>
-      <w:r>
-        <w:rPr>
-          <w:rFonts w:ascii="Segoe UI" w:eastAsia="Segoe UI" w:hAnsi="Segoe UI" w:cs="Segoe UI"/>
-          <w:b/>
-          <w:bCs/>
-          <w:color w:val="000000" w:themeColor="text1"/>
-          <w:sz w:val="22"/>
-        </w:rPr>
-        <w:t>This application does not relate to a will or a foreign grant.</w:t>
-      </w:r>
-    </w:p>
-    <w:p>
-      <w:pPr>
-        <w:pStyle w:val="Heading1"/>
-        <w:ind w:left="288"/>
-        <w:rPr>
-          <w:rFonts w:ascii="Segoe UI" w:eastAsia="Segoe UI" w:hAnsi="Segoe UI" w:cs="Segoe UI"/>
-          <w:color w:val="313131"/>
-          <w:sz w:val="27"/>
-          <w:szCs w:val="27"/>
-        </w:rPr>
-      </w:pPr>
-      <w:r>
-        <w:rPr>
-          <w:rFonts w:ascii="Segoe UI" w:eastAsia="Segoe UI" w:hAnsi="Segoe UI" w:cs="Segoe UI"/>
-          <w:color w:val="313131"/>
-          <w:sz w:val="27"/>
-          <w:szCs w:val="27"/>
-        </w:rPr>
-        <w:t>AND TAKE NOTICE THAT:</w:t>
-      </w:r>
-    </w:p>
-    <w:p>
-      <w:pPr>
-        <w:pStyle w:val="ListParagraph"/>
-        <w:numPr>
-          <w:ilvl w:val="0"/>
-          <w:numId w:val="1"/>
-        </w:numPr>
-        <w:tabs>
-          <w:tab w:val="left" w:pos="888"/>
-          <w:tab w:val="left" w:pos="898"/>
-        </w:tabs>
-        <w:spacing w:before="273" w:after="0" w:line="264" w:lineRule="auto"/>
-        <w:ind w:right="310" w:hanging="300"/>
-        <w:jc w:val="both"/>
-        <w:rPr>
-          <w:rFonts w:ascii="Segoe UI" w:eastAsia="Segoe UI" w:hAnsi="Segoe UI" w:cs="Segoe UI"/>
-          <w:color w:val="313131"/>
-          <w:szCs w:val="20"/>
-        </w:rPr>
-      </w:pPr>
-      <w:r>
-        <w:rPr>
-          <w:rFonts w:ascii="Segoe UI" w:eastAsia="Segoe UI" w:hAnsi="Segoe UI" w:cs="Segoe UI"/>
-          <w:color w:val="313131"/>
-          <w:szCs w:val="20"/>
-        </w:rPr>
-        <w:t>Before obtaining the foregoing grant, the applicant may be granted an authorization to obtain estate information in relation to that grant for the purposes of obtaining financial information in relation to the grant.</w:t>
-      </w:r>
-    </w:p>
-    <w:p>
-      <w:pPr>
-        <w:pStyle w:val="ListParagraph"/>
-        <w:numPr>
-          <w:ilvl w:val="0"/>
-          <w:numId w:val="1"/>
-        </w:numPr>
-        <w:tabs>
-          <w:tab w:val="left" w:pos="888"/>
-          <w:tab w:val="left" w:pos="891"/>
-        </w:tabs>
-        <w:spacing w:before="241" w:after="0" w:line="264" w:lineRule="auto"/>
-        <w:ind w:right="311" w:hanging="300"/>
-        <w:jc w:val="both"/>
-        <w:rPr>
-          <w:rFonts w:ascii="Segoe UI" w:eastAsia="Segoe UI" w:hAnsi="Segoe UI" w:cs="Segoe UI"/>
-          <w:color w:val="313131"/>
-          <w:szCs w:val="20"/>
-        </w:rPr>
-      </w:pPr>
-      <w:r>
-        <w:rPr>
-          <w:rFonts w:ascii="Segoe UI" w:eastAsia="Segoe UI" w:hAnsi="Segoe UI" w:cs="Segoe UI"/>
-          <w:color w:val="313131"/>
-          <w:szCs w:val="20"/>
-        </w:rPr>
-        <w:t>You have a right to oppose, by filing a notice of dispute in accordance with Rule 25-10 (1), the granting of either or both of an authorization to obtain estate information and the estate grant.</w:t>
-      </w:r>
-    </w:p>
-    <w:p>
-      <w:pPr>
-        <w:pStyle w:val="ListParagraph"/>
-        <w:numPr>
-          <w:ilvl w:val="0"/>
-          <w:numId w:val="1"/>
-        </w:numPr>
-        <w:tabs>
-          <w:tab w:val="left" w:pos="890"/>
-        </w:tabs>
-        <w:spacing w:before="240" w:after="0"/>
-        <w:ind w:left="890" w:hanging="302"/>
-        <w:rPr>
-          <w:rFonts w:ascii="Segoe UI" w:eastAsia="Segoe UI" w:hAnsi="Segoe UI" w:cs="Segoe UI"/>
-          <w:color w:val="313131"/>
-          <w:szCs w:val="20"/>
-        </w:rPr>
-      </w:pPr>
-      <w:r>
-        <w:rPr>
-          <w:rFonts w:ascii="Segoe UI" w:eastAsia="Segoe UI" w:hAnsi="Segoe UI" w:cs="Segoe UI"/>
-          <w:color w:val="313131"/>
-          <w:szCs w:val="20"/>
-        </w:rPr>
-        <w:t>You may or may not be entitled to claim against the estate for relief, including a claim under</w:t>
-      </w:r>
-    </w:p>
-    <w:p>
-      <w:pPr>
-        <w:pStyle w:val="ListParagraph"/>
-        <w:numPr>
-          <w:ilvl w:val="1"/>
-          <w:numId w:val="1"/>
-        </w:numPr>
-        <w:tabs>
-          <w:tab w:val="left" w:pos="1277"/>
-        </w:tabs>
-        <w:spacing w:before="28" w:after="0"/>
-        <w:ind w:left="1277" w:hanging="247"/>
-        <w:rPr>
-          <w:rFonts w:ascii="Segoe UI" w:eastAsia="Segoe UI" w:hAnsi="Segoe UI" w:cs="Segoe UI"/>
-          <w:color w:val="313131"/>
-          <w:szCs w:val="20"/>
-        </w:rPr>
-      </w:pPr>
-      <w:r>
-        <w:rPr>
-          <w:rFonts w:ascii="Segoe UI" w:eastAsia="Segoe UI" w:hAnsi="Segoe UI" w:cs="Segoe UI"/>
-          <w:color w:val="313131"/>
-          <w:szCs w:val="20"/>
-        </w:rPr>
-        <w:t xml:space="preserve">the </w:t>
-      </w:r>
-      <w:r>
-        <w:rPr>
-          <w:rFonts w:ascii="Segoe UI" w:eastAsia="Segoe UI" w:hAnsi="Segoe UI" w:cs="Segoe UI"/>
-          <w:i/>
-          <w:iCs/>
-          <w:color w:val="313131"/>
-          <w:szCs w:val="20"/>
-        </w:rPr>
-        <w:t xml:space="preserve">Family Law Act, </w:t>
-      </w:r>
-      <w:r>
-        <w:rPr>
-          <w:rFonts w:ascii="Segoe UI" w:eastAsia="Segoe UI" w:hAnsi="Segoe UI" w:cs="Segoe UI"/>
-          <w:color w:val="313131"/>
-          <w:szCs w:val="20"/>
-        </w:rPr>
-        <w:t>or</w:t>
-      </w:r>
-    </w:p>
-    <w:p>
-      <w:pPr>
-        <w:pStyle w:val="ListParagraph"/>
-        <w:numPr>
-          <w:ilvl w:val="1"/>
-          <w:numId w:val="1"/>
-        </w:numPr>
-        <w:tabs>
-          <w:tab w:val="left" w:pos="1277"/>
-        </w:tabs>
-        <w:spacing w:before="28" w:after="0"/>
-        <w:ind w:left="1277" w:hanging="258"/>
-        <w:rPr>
-          <w:rFonts w:ascii="Segoe UI" w:eastAsia="Segoe UI" w:hAnsi="Segoe UI" w:cs="Segoe UI"/>
-          <w:color w:val="313131"/>
-          <w:szCs w:val="20"/>
-        </w:rPr>
-      </w:pPr>
-      <w:r>
-        <w:rPr>
-          <w:rFonts w:ascii="Segoe UI" w:eastAsia="Segoe UI" w:hAnsi="Segoe UI" w:cs="Segoe UI"/>
-          <w:color w:val="313131"/>
-          <w:szCs w:val="20"/>
-        </w:rPr>
-        <w:t xml:space="preserve">Division 6 of Part 4 of the </w:t>
-      </w:r>
-      <w:r>
-        <w:rPr>
-          <w:rFonts w:ascii="Segoe UI" w:eastAsia="Segoe UI" w:hAnsi="Segoe UI" w:cs="Segoe UI"/>
-          <w:i/>
-          <w:iCs/>
-          <w:color w:val="313131"/>
-          <w:szCs w:val="20"/>
-        </w:rPr>
-        <w:t>Wills, Estates and Succession Act.</w:t>
-      </w:r>
-    </w:p>
-    <w:p>
-      <w:pPr>
-        <w:pStyle w:val="ListParagraph"/>
-        <w:numPr>
-          <w:ilvl w:val="0"/>
-          <w:numId w:val="1"/>
-        </w:numPr>
-        <w:tabs>
-          <w:tab w:val="left" w:pos="888"/>
-          <w:tab w:val="left" w:pos="896"/>
-        </w:tabs>
-        <w:spacing w:before="267" w:after="0" w:line="264" w:lineRule="auto"/>
-        <w:ind w:right="311" w:hanging="300"/>
-        <w:jc w:val="both"/>
-        <w:rPr>
-          <w:rFonts w:ascii="Segoe UI" w:eastAsia="Segoe UI" w:hAnsi="Segoe UI" w:cs="Segoe UI"/>
-          <w:color w:val="313131"/>
-          <w:szCs w:val="20"/>
-        </w:rPr>
-      </w:pPr>
-      <w:r>
-        <w:rPr>
-          <w:rFonts w:ascii="Segoe UI" w:eastAsia="Segoe UI" w:hAnsi="Segoe UI" w:cs="Segoe UI"/>
-          <w:color w:val="313131"/>
-          <w:szCs w:val="20"/>
-        </w:rPr>
-        <w:t>If you choose to take a step referred to in paragraph (2) or (3), you must do so within the time limited by any relevant rule of court or other enactment.</w:t>
-      </w:r>
-    </w:p>
-    <w:p>
-      <w:pPr>
-        <w:pStyle w:val="ListParagraph"/>
-        <w:numPr>
-          <w:ilvl w:val="0"/>
-          <w:numId w:val="1"/>
-        </w:numPr>
-        <w:tabs>
-          <w:tab w:val="left" w:pos="890"/>
-        </w:tabs>
-        <w:spacing w:before="241" w:after="0"/>
-        <w:ind w:left="890" w:hanging="302"/>
-        <w:rPr>
-          <w:rFonts w:ascii="Segoe UI" w:eastAsia="Segoe UI" w:hAnsi="Segoe UI" w:cs="Segoe UI"/>
-          <w:color w:val="313131"/>
-          <w:szCs w:val="20"/>
-        </w:rPr>
-      </w:pPr>
-      <w:r>
-        <w:rPr>
-          <w:rFonts w:ascii="Segoe UI" w:eastAsia="Segoe UI" w:hAnsi="Segoe UI" w:cs="Segoe UI"/>
-          <w:color w:val="313131"/>
-          <w:szCs w:val="20"/>
-        </w:rPr>
-        <w:t>You may consult with your own lawyer concerning your interest in, or rights against, the estate.</w:t>
-      </w:r>
-    </w:p>
-    <w:p>
-      <w:pPr>
-        <w:pStyle w:val="ListParagraph"/>
-        <w:numPr>
-          <w:ilvl w:val="0"/>
-          <w:numId w:val="1"/>
-        </w:numPr>
-        <w:tabs>
-          <w:tab w:val="left" w:pos="888"/>
-          <w:tab w:val="left" w:pos="905"/>
-        </w:tabs>
-        <w:spacing w:before="268" w:after="0" w:line="264" w:lineRule="auto"/>
-        <w:ind w:right="310" w:hanging="300"/>
-        <w:jc w:val="both"/>
-        <w:rPr>
-          <w:rFonts w:ascii="Segoe UI" w:eastAsia="Segoe UI" w:hAnsi="Segoe UI" w:cs="Segoe UI"/>
-          <w:color w:val="313131"/>
-          <w:szCs w:val="20"/>
-        </w:rPr>
-      </w:pPr>
-      <w:r>
-        <w:rPr>
-          <w:rFonts w:ascii="Segoe UI" w:eastAsia="Segoe UI" w:hAnsi="Segoe UI" w:cs="Segoe UI"/>
-          <w:color w:val="313131"/>
-          <w:szCs w:val="20"/>
-        </w:rPr>
-        <w:t>After the applicant has filed a submission for estate grant, you may apply for an order requiring the applicant to provide security unless the applicant is the Public Guardian and Trustee. Filing a notice of dispute will prevent a grant from being issued before you are able to apply for the order requiring security.</w:t>
-      </w:r>
-    </w:p>
-    <w:p>
-      <w:pPr>
-        <w:pStyle w:val="ListParagraph"/>
-        <w:numPr>
-          <w:ilvl w:val="0"/>
-          <w:numId w:val="1"/>
-        </w:numPr>
-        <w:tabs>
-          <w:tab w:val="left" w:pos="888"/>
-          <w:tab w:val="left" w:pos="892"/>
-        </w:tabs>
-        <w:spacing w:before="241" w:after="0" w:line="264" w:lineRule="auto"/>
-        <w:ind w:right="310" w:hanging="300"/>
-        <w:jc w:val="both"/>
-        <w:rPr>
-          <w:rFonts w:ascii="Segoe UI" w:eastAsia="Segoe UI" w:hAnsi="Segoe UI" w:cs="Segoe UI"/>
-          <w:color w:val="313131"/>
-          <w:szCs w:val="20"/>
-        </w:rPr>
-      </w:pPr>
-      <w:r>
-        <w:rPr>
-          <w:rFonts w:ascii="Segoe UI" w:eastAsia="Segoe UI" w:hAnsi="Segoe UI" w:cs="Segoe UI"/>
-          <w:color w:val="313131"/>
-          <w:szCs w:val="20"/>
-        </w:rPr>
-        <w:t xml:space="preserve">An authorization to obtain estate information or a grant may issue to the applicant on any date that is at </w:t>
-      </w:r>
-      <w:r>
-        <w:rPr>
-          <w:rFonts w:ascii="Segoe UI" w:eastAsia="Segoe UI" w:hAnsi="Segoe UI" w:cs="Segoe UI"/>
-          <w:i/>
-          <w:iCs/>
-          <w:color w:val="313131"/>
-          <w:szCs w:val="20"/>
-          <w:u w:val="single"/>
-        </w:rPr>
-        <w:t>least 21 days</w:t>
-      </w:r>
-      <w:r>
-        <w:rPr>
-          <w:rFonts w:ascii="Segoe UI" w:eastAsia="Segoe UI" w:hAnsi="Segoe UI" w:cs="Segoe UI"/>
-          <w:i/>
-          <w:iCs/>
-          <w:color w:val="313131"/>
-          <w:szCs w:val="20"/>
-        </w:rPr>
-        <w:t xml:space="preserve"> </w:t>
-      </w:r>
-      <w:r>
-        <w:rPr>
-          <w:rFonts w:ascii="Segoe UI" w:eastAsia="Segoe UI" w:hAnsi="Segoe UI" w:cs="Segoe UI"/>
-          <w:color w:val="313131"/>
-          <w:szCs w:val="20"/>
-        </w:rPr>
-        <w:t>after the date on which this notice is delivered to you or on any earlier date ordered by the court.</w:t>
-      </w:r>
-    </w:p>
-    <w:p>
-      <w:pPr>
-        <w:pStyle w:val="ListParagraph"/>
-        <w:numPr>
-          <w:ilvl w:val="0"/>
-          <w:numId w:val="1"/>
-        </w:numPr>
-        <w:tabs>
-          <w:tab w:val="left" w:pos="888"/>
-          <w:tab w:val="left" w:pos="892"/>
-        </w:tabs>
-        <w:spacing w:before="240" w:after="240" w:line="264" w:lineRule="auto"/>
-        <w:ind w:right="310"/>
-        <w:jc w:val="both"/>
-      </w:pPr>
-      <w:r>
-        <w:rPr>
-          <w:rFonts w:ascii="Segoe UI" w:eastAsia="Segoe UI" w:hAnsi="Segoe UI" w:cs="Segoe UI"/>
-          <w:color w:val="313131"/>
-          <w:szCs w:val="20"/>
-        </w:rPr>
-        <w:lastRenderedPageBreak/>
-        <w:t xml:space="preserve">If an authorization to obtain estate information issues to the applicant, the applicant may apply for a grant without further notice. </w:t>
-      </w:r>
-    </w:p>
-    <w:p>
-      <w:pPr>
-        <w:pStyle w:val="ListParagraph"/>
-        <w:numPr>
-          <w:ilvl w:val="0"/>
-          <w:numId w:val="1"/>
-        </w:numPr>
-        <w:tabs>
-          <w:tab w:val="left" w:pos="888"/>
-          <w:tab w:val="left" w:pos="892"/>
-        </w:tabs>
-        <w:spacing w:before="240" w:after="240" w:line="264" w:lineRule="auto"/>
-        <w:ind w:right="310"/>
-        <w:jc w:val="both"/>
-      </w:pPr>
-      <w:r>
-        <w:t xml:space="preserve">If a grant issues to the applicant, the applicant must provide, to intestate successors of the deceased, an accounting as to how the estate was administered and how the estate assets were distributed. </w:t>
-      </w:r>
-    </w:p>
-    <w:p>
-      <w:pPr>
-        <w:pStyle w:val="Heading2"/>
-        <w:ind w:left="288"/>
-        <w:rPr>
-          <w:rFonts w:ascii="Segoe UI" w:eastAsia="Segoe UI" w:hAnsi="Segoe UI" w:cs="Segoe UI"/>
-          <w:color w:val="313131"/>
-          <w:sz w:val="24"/>
-          <w:szCs w:val="24"/>
-        </w:rPr>
-      </w:pPr>
-      <w:r>
-        <w:rPr>
-          <w:rFonts w:ascii="Segoe UI" w:eastAsia="Segoe UI" w:hAnsi="Segoe UI" w:cs="Segoe UI"/>
-          <w:color w:val="313131"/>
-          <w:sz w:val="24"/>
-          <w:szCs w:val="24"/>
-        </w:rPr>
-        <w:t>INFORMATION ABOUT EACH APPLICANT</w:t>
-      </w:r>
-    </w:p>
-    <w:p>
-      <w:pPr>
-        <w:spacing w:before="272" w:after="0"/>
-        <w:ind w:left="288"/>
-        <w:rPr>
-          <w:rFonts w:ascii="Segoe UI" w:eastAsia="Segoe UI" w:hAnsi="Segoe UI" w:cs="Segoe UI"/>
-          <w:color w:val="313131"/>
-          <w:sz w:val="22"/>
-        </w:rPr>
-      </w:pPr>
-      <w:r>
-        <w:rPr>
-          <w:rFonts w:ascii="Segoe UI" w:eastAsia="Segoe UI" w:hAnsi="Segoe UI" w:cs="Segoe UI"/>
-          <w:color w:val="313131"/>
-          <w:szCs w:val="20"/>
-        </w:rPr>
-        <w:t xml:space="preserve">Name: </w:t>
-      </w:r>
-      <w:r>
-        <w:rPr>
-          <w:rFonts w:ascii="Segoe UI" w:eastAsia="Segoe UI" w:hAnsi="Segoe UI" w:cs="Segoe UI"/>
-          <w:b/>
-          <w:bCs/>
-          <w:color w:val="000000" w:themeColor="text1"/>
-          <w:sz w:val="22"/>
-        </w:rPr>
-        <w:t>{</w:t>
-      </w:r>
-      <w:proofErr w:type="spellStart"/>
-      <w:r>
-        <w:rPr>
-          <w:rFonts w:ascii="Segoe UI" w:eastAsia="Segoe UI" w:hAnsi="Segoe UI" w:cs="Segoe UI"/>
-          <w:b/>
-          <w:bCs/>
-          <w:color w:val="000000" w:themeColor="text1"/>
-          <w:sz w:val="22"/>
-        </w:rPr>
-        <w:t>d.applicant.applicantName</w:t>
-      </w:r>
-      <w:proofErr w:type="spellEnd"/>
-      <w:r>
-        <w:rPr>
-          <w:rFonts w:ascii="Segoe UI" w:eastAsia="Segoe UI" w:hAnsi="Segoe UI" w:cs="Segoe UI"/>
-          <w:b/>
-          <w:bCs/>
-          <w:color w:val="000000" w:themeColor="text1"/>
-          <w:sz w:val="22"/>
-        </w:rPr>
-        <w:t>}</w:t>
-      </w:r>
-      <w:r>
-        <w:br/>
-      </w:r>
-      <w:r>
-        <w:rPr>
-          <w:rFonts w:ascii="Segoe UI" w:eastAsia="Segoe UI" w:hAnsi="Segoe UI" w:cs="Segoe UI"/>
-          <w:b/>
-          <w:bCs/>
-          <w:color w:val="000000" w:themeColor="text1"/>
-          <w:sz w:val="22"/>
-        </w:rPr>
-        <w:t>{d.applicant.applicantOrdinaryAddressReceiveMail:ifEQ('yes'):showBegin}</w:t>
-      </w:r>
-      <w:r>
-        <w:br/>
-      </w:r>
-      <w:r>
-        <w:rPr>
-          <w:rFonts w:ascii="Segoe UI" w:eastAsia="Segoe UI" w:hAnsi="Segoe UI" w:cs="Segoe UI"/>
-          <w:color w:val="313131"/>
-          <w:szCs w:val="20"/>
-        </w:rPr>
-        <w:t xml:space="preserve">Mailing address: </w:t>
-      </w:r>
-      <w:r>
-        <w:rPr>
-          <w:rFonts w:ascii="Segoe UI" w:eastAsia="Segoe UI" w:hAnsi="Segoe UI" w:cs="Segoe UI"/>
-          <w:b/>
-          <w:bCs/>
-          <w:color w:val="000000" w:themeColor="text1"/>
-          <w:sz w:val="22"/>
-        </w:rPr>
-        <w:t>{</w:t>
-      </w:r>
-      <w:proofErr w:type="spellStart"/>
-      <w:r>
-        <w:rPr>
-          <w:rFonts w:ascii="Segoe UI" w:eastAsia="Segoe UI" w:hAnsi="Segoe UI" w:cs="Segoe UI"/>
-          <w:b/>
-          <w:bCs/>
-          <w:color w:val="000000" w:themeColor="text1"/>
-          <w:sz w:val="22"/>
-        </w:rPr>
-        <w:t>d.applicant.applicantOrdinaryAddressStreet</w:t>
-      </w:r>
-      <w:proofErr w:type="spellEnd"/>
-      <w:r>
-        <w:rPr>
-          <w:rFonts w:ascii="Segoe UI" w:eastAsia="Segoe UI" w:hAnsi="Segoe UI" w:cs="Segoe UI"/>
-          <w:b/>
-          <w:bCs/>
-          <w:color w:val="000000" w:themeColor="text1"/>
-          <w:sz w:val="22"/>
-        </w:rPr>
-        <w:t>}, {</w:t>
-      </w:r>
-      <w:proofErr w:type="spellStart"/>
-      <w:r>
-        <w:rPr>
-          <w:rFonts w:ascii="Segoe UI" w:eastAsia="Segoe UI" w:hAnsi="Segoe UI" w:cs="Segoe UI"/>
-          <w:b/>
-          <w:bCs/>
-          <w:color w:val="000000" w:themeColor="text1"/>
-          <w:sz w:val="22"/>
-        </w:rPr>
-        <w:t>d.applicant.applicantOrdinaryAddressCity</w:t>
-      </w:r>
-      <w:proofErr w:type="spellEnd"/>
-      <w:r>
-        <w:rPr>
-          <w:rFonts w:ascii="Segoe UI" w:eastAsia="Segoe UI" w:hAnsi="Segoe UI" w:cs="Segoe UI"/>
-          <w:b/>
-          <w:bCs/>
-          <w:color w:val="000000" w:themeColor="text1"/>
-          <w:sz w:val="22"/>
-        </w:rPr>
-        <w:t xml:space="preserve">}, </w:t>
-      </w:r>
-      <w:r>
-        <w:rPr>
-          <w:rFonts w:ascii="Segoe UI" w:eastAsia="Segoe UI" w:hAnsi="Segoe UI" w:cs="Segoe UI"/>
-          <w:b/>
-          <w:bCs/>
-          <w:color w:val="000000" w:themeColor="text1"/>
-          <w:sz w:val="22"/>
-        </w:rPr>
-        <w:t>{d.applicant.applicantOrdinaryAddressProvince}{d.applicant.applicantOrdinaryAddressState}{d.applicant.applicantOrdinaryAddressProvinceText }</w:t>
-      </w:r>
-      <w:r>
-        <w:rPr>
-          <w:rFonts w:ascii="Segoe UI" w:eastAsia="Segoe UI" w:hAnsi="Segoe UI" w:cs="Segoe UI"/>
-          <w:b/>
-          <w:bCs/>
-          <w:color w:val="000000" w:themeColor="text1"/>
-          <w:sz w:val="22"/>
-        </w:rPr>
-        <w:t>, {</w:t>
-      </w:r>
-      <w:proofErr w:type="spellStart"/>
-      <w:r>
-        <w:rPr>
-          <w:rFonts w:ascii="Segoe UI" w:eastAsia="Segoe UI" w:hAnsi="Segoe UI" w:cs="Segoe UI"/>
-          <w:b/>
-          <w:bCs/>
-          <w:color w:val="000000" w:themeColor="text1"/>
-          <w:sz w:val="22"/>
-        </w:rPr>
-        <w:t>d.applicant.applicantOrdinaryAddressPostalCode</w:t>
-      </w:r>
-      <w:proofErr w:type="spellEnd"/>
-      <w:r>
-        <w:rPr>
-          <w:rFonts w:ascii="Segoe UI" w:eastAsia="Segoe UI" w:hAnsi="Segoe UI" w:cs="Segoe UI"/>
-          <w:b/>
-          <w:bCs/>
-          <w:color w:val="000000" w:themeColor="text1"/>
-          <w:sz w:val="22"/>
-        </w:rPr>
-        <w:t>}, {d.applicant.applicantOrdinaryAddressCountry}{d.applicant.applicantOrdinaryAddressReceiveMail:showEnd}</w:t>
-      </w:r>
-      <w:r>
-        <w:br/>
-      </w:r>
-      <w:r>
-        <w:rPr>
-          <w:rFonts w:ascii="Segoe UI" w:eastAsia="Segoe UI" w:hAnsi="Segoe UI" w:cs="Segoe UI"/>
-          <w:b/>
-          <w:bCs/>
-          <w:color w:val="000000" w:themeColor="text1"/>
-          <w:sz w:val="22"/>
-        </w:rPr>
-        <w:t>{d.applicant.applicantOrdinaryAddressReceiveMail:ifEQ('yes'):hideBegin}</w:t>
-      </w:r>
-      <w:r>
-        <w:br/>
-      </w:r>
-      <w:r>
-        <w:rPr>
-          <w:rFonts w:ascii="Segoe UI" w:eastAsia="Segoe UI" w:hAnsi="Segoe UI" w:cs="Segoe UI"/>
-          <w:color w:val="313131"/>
-          <w:szCs w:val="20"/>
-        </w:rPr>
-        <w:t xml:space="preserve">Mailing address: </w:t>
-      </w:r>
-      <w:r>
-        <w:rPr>
-          <w:rFonts w:ascii="Segoe UI" w:eastAsia="Segoe UI" w:hAnsi="Segoe UI" w:cs="Segoe UI"/>
-          <w:b/>
-          <w:bCs/>
-          <w:color w:val="000000" w:themeColor="text1"/>
-          <w:sz w:val="22"/>
-        </w:rPr>
-        <w:t>{</w:t>
-      </w:r>
-      <w:proofErr w:type="spellStart"/>
-      <w:r>
-        <w:rPr>
-          <w:rFonts w:ascii="Segoe UI" w:eastAsia="Segoe UI" w:hAnsi="Segoe UI" w:cs="Segoe UI"/>
-          <w:b/>
-          <w:bCs/>
-          <w:color w:val="000000" w:themeColor="text1"/>
-          <w:sz w:val="22"/>
-        </w:rPr>
-        <w:t>d.applicant.applicantMailingAddressStreet</w:t>
-      </w:r>
-      <w:proofErr w:type="spellEnd"/>
-      <w:r>
-        <w:rPr>
-          <w:rFonts w:ascii="Segoe UI" w:eastAsia="Segoe UI" w:hAnsi="Segoe UI" w:cs="Segoe UI"/>
-          <w:b/>
-          <w:bCs/>
-          <w:color w:val="000000" w:themeColor="text1"/>
-          <w:sz w:val="22"/>
-        </w:rPr>
-        <w:t>}, {</w:t>
-      </w:r>
-      <w:proofErr w:type="spellStart"/>
-      <w:r>
-        <w:rPr>
-          <w:rFonts w:ascii="Segoe UI" w:eastAsia="Segoe UI" w:hAnsi="Segoe UI" w:cs="Segoe UI"/>
-          <w:b/>
-          <w:bCs/>
-          <w:color w:val="000000" w:themeColor="text1"/>
-          <w:sz w:val="22"/>
-        </w:rPr>
-        <w:t>d.applicant.applicantMailingAddressCity</w:t>
-      </w:r>
-      <w:proofErr w:type="spellEnd"/>
-      <w:r>
-        <w:rPr>
-          <w:rFonts w:ascii="Segoe UI" w:eastAsia="Segoe UI" w:hAnsi="Segoe UI" w:cs="Segoe UI"/>
-          <w:b/>
-          <w:bCs/>
-          <w:color w:val="000000" w:themeColor="text1"/>
-          <w:sz w:val="22"/>
-        </w:rPr>
-        <w:t xml:space="preserve">}, </w:t>
-      </w:r>
-      <w:r>
-        <w:rPr>
-          <w:rFonts w:ascii="Segoe UI" w:eastAsia="Segoe UI" w:hAnsi="Segoe UI" w:cs="Segoe UI"/>
-          <w:b/>
-          <w:bCs/>
-          <w:color w:val="000000" w:themeColor="text1"/>
-          <w:sz w:val="22"/>
-        </w:rPr>
-        <w:t>{d.applicant.applicantMailingAddressProvince}{d.applicant.applicantMailingAddressState}{d.applicant.applicantMailingAddressProvinceText }</w:t>
-      </w:r>
-      <w:r>
-        <w:rPr>
-          <w:rFonts w:ascii="Segoe UI" w:eastAsia="Segoe UI" w:hAnsi="Segoe UI" w:cs="Segoe UI"/>
-          <w:b/>
-          <w:bCs/>
-          <w:color w:val="000000" w:themeColor="text1"/>
-          <w:sz w:val="22"/>
-        </w:rPr>
-        <w:t xml:space="preserve">, </w:t>
-      </w:r>
-      <w:r>
-        <w:rPr>
-          <w:rFonts w:ascii="Segoe UI" w:eastAsia="Segoe UI" w:hAnsi="Segoe UI" w:cs="Segoe UI"/>
-          <w:b/>
-          <w:bCs/>
-          <w:color w:val="000000" w:themeColor="text1"/>
-          <w:sz w:val="22"/>
-        </w:rPr>
-        <w:t>{</w:t>
-      </w:r>
-      <w:proofErr w:type="spellStart"/>
-      <w:r>
-        <w:rPr>
-          <w:rFonts w:ascii="Segoe UI" w:eastAsia="Segoe UI" w:hAnsi="Segoe UI" w:cs="Segoe UI"/>
-          <w:b/>
-          <w:bCs/>
-          <w:color w:val="000000" w:themeColor="text1"/>
-          <w:sz w:val="22"/>
-        </w:rPr>
-        <w:t>d.applicant.applicantMailingAddressPostalCode</w:t>
-      </w:r>
-      <w:proofErr w:type="spellEnd"/>
-      <w:r>
-        <w:rPr>
-          <w:rFonts w:ascii="Segoe UI" w:eastAsia="Segoe UI" w:hAnsi="Segoe UI" w:cs="Segoe UI"/>
-          <w:b/>
-          <w:bCs/>
-          <w:color w:val="000000" w:themeColor="text1"/>
-          <w:sz w:val="22"/>
-        </w:rPr>
-        <w:t>}, {d.applicant.applicantMailingAddressCountry}{d.applicant.applicantOrdinaryAddressReceiveMail:hideEnd</w:t>
-      </w:r>
-      <w:r>
-        <w:rPr>
-          <w:rFonts w:ascii="Segoe UI" w:eastAsia="Segoe UI" w:hAnsi="Segoe UI" w:cs="Segoe UI"/>
-          <w:color w:val="313131"/>
-          <w:sz w:val="22"/>
-        </w:rPr>
-        <w:t>}</w:t>
-      </w:r>
-      <w:r>
-        <w:br/>
-      </w:r>
-      <w:r>
-        <w:rPr>
-          <w:rFonts w:ascii="Segoe UI" w:eastAsia="Segoe UI" w:hAnsi="Segoe UI" w:cs="Segoe UI"/>
-          <w:color w:val="313131"/>
-          <w:sz w:val="22"/>
-        </w:rPr>
-        <w:t>{</w:t>
-      </w:r>
-      <w:proofErr w:type="spellStart"/>
-      <w:r>
-        <w:rPr>
-          <w:rFonts w:ascii="Segoe UI" w:eastAsia="Segoe UI" w:hAnsi="Segoe UI" w:cs="Segoe UI"/>
-          <w:color w:val="313131"/>
-          <w:sz w:val="22"/>
-        </w:rPr>
-        <w:t>d.isApplicantOrg:ifEQ</w:t>
-      </w:r>
-      <w:proofErr w:type="spellEnd"/>
-      <w:r>
-        <w:rPr>
-          <w:rFonts w:ascii="Segoe UI" w:eastAsia="Segoe UI" w:hAnsi="Segoe UI" w:cs="Segoe UI"/>
-          <w:color w:val="313131"/>
-          <w:sz w:val="22"/>
-        </w:rPr>
-        <w:t>('</w:t>
-      </w:r>
-      <w:proofErr w:type="spellStart"/>
-      <w:r>
-        <w:rPr>
-          <w:rFonts w:ascii="Segoe UI" w:eastAsia="Segoe UI" w:hAnsi="Segoe UI" w:cs="Segoe UI"/>
-          <w:color w:val="313131"/>
-          <w:sz w:val="22"/>
-        </w:rPr>
-        <w:t>yes'</w:t>
-      </w:r>
-      <w:proofErr w:type="spellEnd"/>
-      <w:r>
-        <w:rPr>
-          <w:rFonts w:ascii="Segoe UI" w:eastAsia="Segoe UI" w:hAnsi="Segoe UI" w:cs="Segoe UI"/>
-          <w:color w:val="313131"/>
-          <w:sz w:val="22"/>
-        </w:rPr>
-        <w:t>):</w:t>
-      </w:r>
-      <w:proofErr w:type="spellStart"/>
-      <w:r>
-        <w:rPr>
-          <w:rFonts w:ascii="Segoe UI" w:eastAsia="Segoe UI" w:hAnsi="Segoe UI" w:cs="Segoe UI"/>
-          <w:color w:val="313131"/>
-          <w:sz w:val="22"/>
-        </w:rPr>
-        <w:t>showBegin</w:t>
-      </w:r>
-      <w:proofErr w:type="spellEnd"/>
-      <w:r>
-        <w:rPr>
-          <w:rFonts w:ascii="Segoe UI" w:eastAsia="Segoe UI" w:hAnsi="Segoe UI" w:cs="Segoe UI"/>
-          <w:color w:val="313131"/>
-          <w:sz w:val="22"/>
-        </w:rPr>
-        <w:t>}This applicant is not an</w:t>
-      </w:r>
-      <w:r>
-        <w:rPr>
-          <w:rFonts w:ascii="Segoe UI" w:eastAsia="Segoe UI" w:hAnsi="Segoe UI" w:cs="Segoe UI"/>
-          <w:color w:val="313131"/>
-          <w:sz w:val="22"/>
-        </w:rPr>
-        <w:t xml:space="preserve"> </w:t>
-      </w:r>
-      <w:r>
-        <w:rPr>
-          <w:rFonts w:ascii="Segoe UI" w:eastAsia="Segoe UI" w:hAnsi="Segoe UI" w:cs="Segoe UI"/>
-          <w:color w:val="313131"/>
-          <w:sz w:val="22"/>
-        </w:rPr>
-        <w:t>individual.</w:t>
-      </w:r>
-      <w:r>
-        <w:rPr>
-          <w:rFonts w:ascii="Segoe UI" w:eastAsia="Segoe UI" w:hAnsi="Segoe UI" w:cs="Segoe UI"/>
-          <w:color w:val="313131"/>
-          <w:sz w:val="22"/>
-        </w:rPr>
-        <w:t xml:space="preserve"> </w:t>
-      </w:r>
-      <w:r>
-        <w:rPr>
-          <w:rFonts w:ascii="Segoe UI" w:eastAsia="Segoe UI" w:hAnsi="Segoe UI" w:cs="Segoe UI"/>
-          <w:color w:val="313131"/>
-          <w:sz w:val="22"/>
-        </w:rPr>
-        <w:t>{</w:t>
-      </w:r>
-      <w:proofErr w:type="spellStart"/>
-      <w:r>
-        <w:rPr>
-          <w:rFonts w:ascii="Segoe UI" w:eastAsia="Segoe UI" w:hAnsi="Segoe UI" w:cs="Segoe UI"/>
-          <w:color w:val="313131"/>
-          <w:sz w:val="22"/>
-        </w:rPr>
-        <w:t>d.isApplicantOrg:showEnd</w:t>
-      </w:r>
-      <w:proofErr w:type="spellEnd"/>
-      <w:r>
-        <w:rPr>
-          <w:rFonts w:ascii="Segoe UI" w:eastAsia="Segoe UI" w:hAnsi="Segoe UI" w:cs="Segoe UI"/>
-          <w:color w:val="313131"/>
-          <w:sz w:val="22"/>
-        </w:rPr>
-        <w:t>}</w:t>
-      </w:r>
-      <w:r>
-        <w:br/>
-      </w:r>
-      <w:r>
-        <w:rPr>
-          <w:rFonts w:ascii="Segoe UI" w:eastAsia="Segoe UI" w:hAnsi="Segoe UI" w:cs="Segoe UI"/>
-          <w:color w:val="313131"/>
-          <w:sz w:val="22"/>
-        </w:rPr>
-        <w:t>{d.isApplicantOrg:ifEQ('yes'):hideBegin}{d.applicant.applicantOrdinaryAddressReceiveMail:ifEQ('yes'):showBegin}This applicant is an individual and ordinarily lives at the mailing address noted above.{</w:t>
-      </w:r>
-      <w:proofErr w:type="spellStart"/>
-      <w:r>
-        <w:rPr>
-          <w:rFonts w:ascii="Segoe UI" w:eastAsia="Segoe UI" w:hAnsi="Segoe UI" w:cs="Segoe UI"/>
-          <w:color w:val="313131"/>
-          <w:sz w:val="22"/>
-        </w:rPr>
-        <w:t>d.applicant.applicantOrdinaryAddressReceiveMail:showEnd</w:t>
-      </w:r>
-      <w:proofErr w:type="spellEnd"/>
-      <w:r>
-        <w:rPr>
-          <w:rFonts w:ascii="Segoe UI" w:eastAsia="Segoe UI" w:hAnsi="Segoe UI" w:cs="Segoe UI"/>
-          <w:color w:val="313131"/>
-          <w:sz w:val="22"/>
-        </w:rPr>
-        <w:t>}</w:t>
-      </w:r>
-      <w:r>
-        <w:br/>
-      </w:r>
-      <w:r>
-        <w:rPr>
-          <w:rFonts w:ascii="Segoe UI" w:eastAsia="Segoe UI" w:hAnsi="Segoe UI" w:cs="Segoe UI"/>
-          <w:color w:val="313131"/>
-          <w:sz w:val="22"/>
-        </w:rPr>
-        <w:t>{d.applicant.applicantOrdinaryAddressReceiveMail:ifEQ('yes'):hideBegin}</w:t>
-      </w:r>
-      <w:r>
-        <w:br/>
-      </w:r>
-      <w:r>
-        <w:rPr>
-          <w:rFonts w:ascii="Segoe UI" w:eastAsia="Segoe UI" w:hAnsi="Segoe UI" w:cs="Segoe UI"/>
-          <w:color w:val="313131"/>
-          <w:sz w:val="22"/>
-        </w:rPr>
-        <w:t>This applicant is an individual and lives in the following city and country: {</w:t>
-      </w:r>
-      <w:proofErr w:type="spellStart"/>
-      <w:r>
-        <w:rPr>
-          <w:rFonts w:ascii="Segoe UI" w:eastAsia="Segoe UI" w:hAnsi="Segoe UI" w:cs="Segoe UI"/>
-          <w:color w:val="313131"/>
-          <w:sz w:val="22"/>
-        </w:rPr>
-        <w:t>d.applicant.applicantOrdinaryAddressCity</w:t>
-      </w:r>
-      <w:proofErr w:type="spellEnd"/>
-      <w:r>
-        <w:rPr>
-          <w:rFonts w:ascii="Segoe UI" w:eastAsia="Segoe UI" w:hAnsi="Segoe UI" w:cs="Segoe UI"/>
-          <w:color w:val="313131"/>
-          <w:sz w:val="22"/>
-        </w:rPr>
-        <w:t>}, {d.applicant.applicantOrdinaryAddressCountry}{d.applicant.applicantOrdinaryAddressReceiveMail:hideEnd}{d.isApplicantOrg:hideEnd}</w:t>
-      </w:r>
-    </w:p>
-    <w:p>
-      <w:pPr>
-        <w:pStyle w:val="Heading2"/>
-        <w:ind w:left="288"/>
-        <w:rPr>
-          <w:rFonts w:ascii="Segoe UI" w:eastAsia="Segoe UI" w:hAnsi="Segoe UI" w:cs="Segoe UI"/>
-          <w:color w:val="313131"/>
-          <w:sz w:val="24"/>
-          <w:szCs w:val="24"/>
-        </w:rPr>
+        <w:spacing w:before="40" w:after="0"/>
         <w:sectPr>
-          <w:footerReference w:type="first" r:id="rId11"/>
+          <w:footerReference w:type="default" r:id="rId8"/>
+          <w:footerReference w:type="first" r:id="rId9"/>
           <w:pgSz w:w="12240" w:h="15840"/>
           <w:pgMar w:top="1134" w:right="1134" w:bottom="1134" w:left="1134" w:header="720" w:footer="720" w:gutter="0"/>
           <w:pgNumType w:start="1"/>
@@ -3098,51 +1778,3369 @@
     </w:p>
     <w:p>
       <w:pPr>
+        <w:widowControl w:val="0"/>
+        <w:autoSpaceDE w:val="0"/>
+        <w:autoSpaceDN w:val="0"/>
+        <w:spacing w:before="82" w:after="0" w:line="240" w:lineRule="auto"/>
+        <w:ind w:right="21"/>
+        <w:jc w:val="right"/>
+        <w:rPr>
+          <w:rFonts w:eastAsia="BC Sans" w:cs="BC Sans"/>
+          <w:b/>
+          <w:bCs/>
+          <w:color w:val="313131"/>
+          <w:sz w:val="21"/>
+          <w:szCs w:val="21"/>
+        </w:rPr>
+      </w:pPr>
+      <w:r>
+        <w:rPr>
+          <w:rFonts w:eastAsia="BC Sans" w:cs="BC Sans"/>
+          <w:b/>
+          <w:bCs/>
+          <w:color w:val="313131"/>
+          <w:sz w:val="21"/>
+          <w:szCs w:val="21"/>
+        </w:rPr>
+        <w:lastRenderedPageBreak/>
+        <w:t>P9 Exhibit A</w:t>
+      </w:r>
+    </w:p>
+    <w:p>
+      <w:pPr>
+        <w:widowControl w:val="0"/>
+        <w:autoSpaceDE w:val="0"/>
+        <w:autoSpaceDN w:val="0"/>
+        <w:spacing w:before="82" w:after="0" w:line="240" w:lineRule="auto"/>
+        <w:ind w:right="21"/>
+        <w:jc w:val="center"/>
+        <w:rPr>
+          <w:rFonts w:eastAsia="BC Sans" w:cs="BC Sans"/>
+          <w:sz w:val="21"/>
+          <w:szCs w:val="21"/>
+        </w:rPr>
+      </w:pPr>
+      <w:r>
+        <w:rPr>
+          <w:rFonts w:eastAsia="BC Sans" w:cs="BC Sans"/>
+          <w:b/>
+          <w:bCs/>
+          <w:color w:val="313131"/>
+          <w:sz w:val="21"/>
+          <w:szCs w:val="21"/>
+        </w:rPr>
+        <w:t>FORM P1</w:t>
+      </w:r>
+      <w:r>
+        <w:rPr>
+          <w:rFonts w:eastAsia="BC Sans" w:cs="BC Sans"/>
+          <w:b/>
+          <w:bCs/>
+          <w:color w:val="313131"/>
+          <w:spacing w:val="-1"/>
+          <w:sz w:val="21"/>
+          <w:szCs w:val="21"/>
+        </w:rPr>
+        <w:t xml:space="preserve"> </w:t>
+      </w:r>
+      <w:r>
+        <w:rPr>
+          <w:rFonts w:eastAsia="BC Sans" w:cs="BC Sans"/>
+          <w:color w:val="313131"/>
+          <w:sz w:val="21"/>
+          <w:szCs w:val="21"/>
+        </w:rPr>
+        <w:t>(RULE 25-2 (3)</w:t>
+      </w:r>
+      <w:r>
+        <w:rPr>
+          <w:rFonts w:eastAsia="BC Sans" w:cs="BC Sans"/>
+          <w:color w:val="313131"/>
+          <w:spacing w:val="-10"/>
+          <w:sz w:val="21"/>
+          <w:szCs w:val="21"/>
+        </w:rPr>
+        <w:t>)</w:t>
+      </w:r>
+    </w:p>
+    <w:p>
+      <w:pPr>
+        <w:widowControl w:val="0"/>
+        <w:autoSpaceDE w:val="0"/>
+        <w:autoSpaceDN w:val="0"/>
+        <w:spacing w:before="269" w:after="0" w:line="240" w:lineRule="auto"/>
+        <w:ind w:right="21"/>
+        <w:jc w:val="center"/>
+        <w:outlineLvl w:val="3"/>
+        <w:rPr>
+          <w:rFonts w:eastAsia="BC Sans" w:cs="BC Sans"/>
+          <w:b/>
+          <w:bCs/>
+          <w:sz w:val="21"/>
+          <w:szCs w:val="21"/>
+        </w:rPr>
+      </w:pPr>
+      <w:r>
+        <w:rPr>
+          <w:rFonts w:eastAsia="BC Sans" w:cs="BC Sans"/>
+          <w:b/>
+          <w:bCs/>
+          <w:color w:val="313131"/>
+          <w:sz w:val="21"/>
+          <w:szCs w:val="21"/>
+        </w:rPr>
+        <w:t>NOTICE</w:t>
+      </w:r>
+      <w:r>
+        <w:rPr>
+          <w:rFonts w:eastAsia="BC Sans" w:cs="BC Sans"/>
+          <w:b/>
+          <w:bCs/>
+          <w:color w:val="313131"/>
+          <w:spacing w:val="-6"/>
+          <w:sz w:val="21"/>
+          <w:szCs w:val="21"/>
+        </w:rPr>
+        <w:t xml:space="preserve"> </w:t>
+      </w:r>
+      <w:r>
+        <w:rPr>
+          <w:rFonts w:eastAsia="BC Sans" w:cs="BC Sans"/>
+          <w:b/>
+          <w:bCs/>
+          <w:color w:val="313131"/>
+          <w:sz w:val="21"/>
+          <w:szCs w:val="21"/>
+        </w:rPr>
+        <w:t>OF</w:t>
+      </w:r>
+      <w:r>
+        <w:rPr>
+          <w:rFonts w:eastAsia="BC Sans" w:cs="BC Sans"/>
+          <w:b/>
+          <w:bCs/>
+          <w:color w:val="313131"/>
+          <w:spacing w:val="-6"/>
+          <w:sz w:val="21"/>
+          <w:szCs w:val="21"/>
+        </w:rPr>
+        <w:t xml:space="preserve"> </w:t>
+      </w:r>
+      <w:r>
+        <w:rPr>
+          <w:rFonts w:eastAsia="BC Sans" w:cs="BC Sans"/>
+          <w:b/>
+          <w:bCs/>
+          <w:color w:val="313131"/>
+          <w:sz w:val="21"/>
+          <w:szCs w:val="21"/>
+        </w:rPr>
+        <w:t>PROPOSED</w:t>
+      </w:r>
+      <w:r>
+        <w:rPr>
+          <w:rFonts w:eastAsia="BC Sans" w:cs="BC Sans"/>
+          <w:b/>
+          <w:bCs/>
+          <w:color w:val="313131"/>
+          <w:spacing w:val="-6"/>
+          <w:sz w:val="21"/>
+          <w:szCs w:val="21"/>
+        </w:rPr>
+        <w:t xml:space="preserve"> </w:t>
+      </w:r>
+      <w:r>
+        <w:rPr>
+          <w:rFonts w:eastAsia="BC Sans" w:cs="BC Sans"/>
+          <w:b/>
+          <w:bCs/>
+          <w:color w:val="313131"/>
+          <w:sz w:val="21"/>
+          <w:szCs w:val="21"/>
+        </w:rPr>
+        <w:t>APPLICATION</w:t>
+      </w:r>
+      <w:r>
+        <w:rPr>
+          <w:rFonts w:eastAsia="BC Sans" w:cs="BC Sans"/>
+          <w:b/>
+          <w:bCs/>
+          <w:color w:val="313131"/>
+          <w:spacing w:val="-6"/>
+          <w:sz w:val="21"/>
+          <w:szCs w:val="21"/>
+        </w:rPr>
+        <w:t xml:space="preserve"> </w:t>
+      </w:r>
+      <w:r>
+        <w:rPr>
+          <w:rFonts w:eastAsia="BC Sans" w:cs="BC Sans"/>
+          <w:b/>
+          <w:bCs/>
+          <w:color w:val="313131"/>
+          <w:sz w:val="21"/>
+          <w:szCs w:val="21"/>
+        </w:rPr>
+        <w:t>IN</w:t>
+      </w:r>
+      <w:r>
+        <w:rPr>
+          <w:rFonts w:eastAsia="BC Sans" w:cs="BC Sans"/>
+          <w:b/>
+          <w:bCs/>
+          <w:color w:val="313131"/>
+          <w:spacing w:val="-6"/>
+          <w:sz w:val="21"/>
+          <w:szCs w:val="21"/>
+        </w:rPr>
+        <w:t xml:space="preserve"> </w:t>
+      </w:r>
+      <w:r>
+        <w:rPr>
+          <w:rFonts w:eastAsia="BC Sans" w:cs="BC Sans"/>
+          <w:b/>
+          <w:bCs/>
+          <w:color w:val="313131"/>
+          <w:sz w:val="21"/>
+          <w:szCs w:val="21"/>
+        </w:rPr>
+        <w:t>RELATION</w:t>
+      </w:r>
+      <w:r>
+        <w:rPr>
+          <w:rFonts w:eastAsia="BC Sans" w:cs="BC Sans"/>
+          <w:b/>
+          <w:bCs/>
+          <w:color w:val="313131"/>
+          <w:spacing w:val="-6"/>
+          <w:sz w:val="21"/>
+          <w:szCs w:val="21"/>
+        </w:rPr>
+        <w:t xml:space="preserve"> </w:t>
+      </w:r>
+      <w:r>
+        <w:rPr>
+          <w:rFonts w:eastAsia="BC Sans" w:cs="BC Sans"/>
+          <w:b/>
+          <w:bCs/>
+          <w:color w:val="313131"/>
+          <w:sz w:val="21"/>
+          <w:szCs w:val="21"/>
+        </w:rPr>
+        <w:t>TO</w:t>
+      </w:r>
+      <w:r>
+        <w:rPr>
+          <w:rFonts w:eastAsia="BC Sans" w:cs="BC Sans"/>
+          <w:b/>
+          <w:bCs/>
+          <w:color w:val="313131"/>
+          <w:spacing w:val="-5"/>
+          <w:sz w:val="21"/>
+          <w:szCs w:val="21"/>
+        </w:rPr>
+        <w:t xml:space="preserve"> </w:t>
+      </w:r>
+      <w:r>
+        <w:rPr>
+          <w:rFonts w:eastAsia="BC Sans" w:cs="BC Sans"/>
+          <w:b/>
+          <w:bCs/>
+          <w:color w:val="313131"/>
+          <w:spacing w:val="-2"/>
+          <w:sz w:val="21"/>
+          <w:szCs w:val="21"/>
+        </w:rPr>
+        <w:t>ESTATE</w:t>
+      </w:r>
+    </w:p>
+    <w:p>
+      <w:pPr>
+        <w:widowControl w:val="0"/>
+        <w:autoSpaceDE w:val="0"/>
+        <w:autoSpaceDN w:val="0"/>
+        <w:spacing w:before="103" w:after="0" w:line="240" w:lineRule="auto"/>
+        <w:rPr>
+          <w:rFonts w:eastAsia="BC Sans" w:cs="BC Sans"/>
+          <w:b/>
+          <w:sz w:val="21"/>
+          <w:szCs w:val="20"/>
+        </w:rPr>
+      </w:pPr>
+    </w:p>
+    <w:p>
+      <w:pPr>
+        <w:widowControl w:val="0"/>
+        <w:autoSpaceDE w:val="0"/>
+        <w:autoSpaceDN w:val="0"/>
+        <w:spacing w:after="0" w:line="240" w:lineRule="auto"/>
+        <w:ind w:left="288"/>
+        <w:rPr>
+          <w:rFonts w:eastAsia="BC Sans" w:cs="BC Sans"/>
+          <w:b/>
+          <w:sz w:val="21"/>
+        </w:rPr>
+      </w:pPr>
+      <w:r>
+        <w:rPr>
+          <w:rFonts w:eastAsia="BC Sans" w:cs="BC Sans"/>
+          <w:b/>
+          <w:color w:val="313131"/>
+          <w:sz w:val="21"/>
+        </w:rPr>
+        <w:t>TAKE</w:t>
+      </w:r>
+      <w:r>
+        <w:rPr>
+          <w:rFonts w:eastAsia="BC Sans" w:cs="BC Sans"/>
+          <w:b/>
+          <w:color w:val="313131"/>
+          <w:spacing w:val="-11"/>
+          <w:sz w:val="21"/>
+        </w:rPr>
+        <w:t xml:space="preserve"> </w:t>
+      </w:r>
+      <w:r>
+        <w:rPr>
+          <w:rFonts w:eastAsia="BC Sans" w:cs="BC Sans"/>
+          <w:b/>
+          <w:color w:val="313131"/>
+          <w:sz w:val="21"/>
+        </w:rPr>
+        <w:t>NOTICE</w:t>
+      </w:r>
+      <w:r>
+        <w:rPr>
+          <w:rFonts w:eastAsia="BC Sans" w:cs="BC Sans"/>
+          <w:b/>
+          <w:color w:val="313131"/>
+          <w:spacing w:val="-11"/>
+          <w:sz w:val="21"/>
+        </w:rPr>
+        <w:t xml:space="preserve"> </w:t>
+      </w:r>
+      <w:r>
+        <w:rPr>
+          <w:rFonts w:eastAsia="BC Sans" w:cs="BC Sans"/>
+          <w:b/>
+          <w:color w:val="313131"/>
+          <w:spacing w:val="-2"/>
+          <w:sz w:val="21"/>
+        </w:rPr>
+        <w:t>THAT:</w:t>
+      </w:r>
+    </w:p>
+    <w:p>
+      <w:pPr>
+        <w:widowControl w:val="0"/>
+        <w:autoSpaceDE w:val="0"/>
+        <w:autoSpaceDN w:val="0"/>
+        <w:spacing w:before="270" w:after="0" w:line="264" w:lineRule="auto"/>
+        <w:ind w:left="288" w:right="325"/>
+        <w:rPr>
+          <w:rFonts w:eastAsia="BC Sans" w:cs="BC Sans"/>
+          <w:szCs w:val="20"/>
+        </w:rPr>
+      </w:pPr>
+      <w:r>
+        <w:rPr>
+          <w:rFonts w:eastAsia="BC Sans" w:cs="BC Sans"/>
+          <w:color w:val="313131"/>
+          <w:szCs w:val="20"/>
+        </w:rPr>
+        <w:t>The</w:t>
+      </w:r>
+      <w:r>
+        <w:rPr>
+          <w:rFonts w:eastAsia="BC Sans" w:cs="BC Sans"/>
+          <w:color w:val="313131"/>
+          <w:spacing w:val="-5"/>
+          <w:szCs w:val="20"/>
+        </w:rPr>
+        <w:t xml:space="preserve"> </w:t>
+      </w:r>
+      <w:r>
+        <w:rPr>
+          <w:rFonts w:eastAsia="BC Sans" w:cs="BC Sans"/>
+          <w:color w:val="313131"/>
+          <w:szCs w:val="20"/>
+        </w:rPr>
+        <w:t>applicant</w:t>
+      </w:r>
+      <w:r>
+        <w:rPr>
+          <w:rFonts w:eastAsia="BC Sans" w:cs="BC Sans"/>
+          <w:color w:val="313131"/>
+          <w:spacing w:val="-5"/>
+          <w:szCs w:val="20"/>
+        </w:rPr>
+        <w:t xml:space="preserve"> </w:t>
+      </w:r>
+      <w:r>
+        <w:rPr>
+          <w:rFonts w:eastAsia="BC Sans" w:cs="BC Sans"/>
+          <w:b/>
+          <w:bCs/>
+          <w:sz w:val="22"/>
+        </w:rPr>
+        <w:t>{</w:t>
+      </w:r>
+      <w:proofErr w:type="spellStart"/>
+      <w:proofErr w:type="gramStart"/>
+      <w:r>
+        <w:rPr>
+          <w:rFonts w:eastAsia="BC Sans" w:cs="BC Sans"/>
+          <w:b/>
+          <w:bCs/>
+          <w:sz w:val="22"/>
+        </w:rPr>
+        <w:t>d.applicant</w:t>
+      </w:r>
+      <w:proofErr w:type="gramEnd"/>
+      <w:r>
+        <w:rPr>
+          <w:rFonts w:eastAsia="BC Sans" w:cs="BC Sans"/>
+          <w:b/>
+          <w:bCs/>
+          <w:sz w:val="22"/>
+        </w:rPr>
+        <w:t>.applicantName</w:t>
+      </w:r>
+      <w:proofErr w:type="spellEnd"/>
+      <w:r>
+        <w:rPr>
+          <w:rFonts w:eastAsia="BC Sans" w:cs="BC Sans"/>
+          <w:b/>
+          <w:bCs/>
+          <w:sz w:val="22"/>
+        </w:rPr>
+        <w:t>}</w:t>
+      </w:r>
+      <w:r>
+        <w:rPr>
+          <w:rFonts w:eastAsia="BC Sans" w:cs="BC Sans"/>
+          <w:b/>
+          <w:bCs/>
+          <w:spacing w:val="-10"/>
+          <w:sz w:val="22"/>
+        </w:rPr>
+        <w:t xml:space="preserve"> </w:t>
+      </w:r>
+      <w:r>
+        <w:rPr>
+          <w:rFonts w:eastAsia="BC Sans" w:cs="BC Sans"/>
+          <w:color w:val="313131"/>
+          <w:szCs w:val="20"/>
+        </w:rPr>
+        <w:t>proposes</w:t>
+      </w:r>
+      <w:r>
+        <w:rPr>
+          <w:rFonts w:eastAsia="BC Sans" w:cs="BC Sans"/>
+          <w:color w:val="313131"/>
+          <w:spacing w:val="-5"/>
+          <w:szCs w:val="20"/>
+        </w:rPr>
+        <w:t xml:space="preserve"> </w:t>
+      </w:r>
+      <w:r>
+        <w:rPr>
+          <w:rFonts w:eastAsia="BC Sans" w:cs="BC Sans"/>
+          <w:color w:val="313131"/>
+          <w:szCs w:val="20"/>
+        </w:rPr>
+        <w:t>to</w:t>
+      </w:r>
+      <w:r>
+        <w:rPr>
+          <w:rFonts w:eastAsia="BC Sans" w:cs="BC Sans"/>
+          <w:color w:val="313131"/>
+          <w:spacing w:val="-5"/>
+          <w:szCs w:val="20"/>
+        </w:rPr>
+        <w:t xml:space="preserve"> </w:t>
+      </w:r>
+      <w:r>
+        <w:rPr>
+          <w:rFonts w:eastAsia="BC Sans" w:cs="BC Sans"/>
+          <w:color w:val="313131"/>
+          <w:szCs w:val="20"/>
+        </w:rPr>
+        <w:t>apply,</w:t>
+      </w:r>
+      <w:r>
+        <w:rPr>
+          <w:rFonts w:eastAsia="BC Sans" w:cs="BC Sans"/>
+          <w:color w:val="313131"/>
+          <w:spacing w:val="-5"/>
+          <w:szCs w:val="20"/>
+        </w:rPr>
+        <w:t xml:space="preserve"> </w:t>
+      </w:r>
+      <w:r>
+        <w:rPr>
+          <w:rFonts w:eastAsia="BC Sans" w:cs="BC Sans"/>
+          <w:color w:val="313131"/>
+          <w:szCs w:val="20"/>
+        </w:rPr>
+        <w:t>in</w:t>
+      </w:r>
+      <w:r>
+        <w:rPr>
+          <w:rFonts w:eastAsia="BC Sans" w:cs="BC Sans"/>
+          <w:color w:val="313131"/>
+          <w:spacing w:val="-5"/>
+          <w:szCs w:val="20"/>
+        </w:rPr>
+        <w:t xml:space="preserve"> </w:t>
+      </w:r>
+      <w:r>
+        <w:rPr>
+          <w:rFonts w:eastAsia="BC Sans" w:cs="BC Sans"/>
+          <w:color w:val="313131"/>
+          <w:szCs w:val="20"/>
+        </w:rPr>
+        <w:t>the</w:t>
+      </w:r>
+      <w:r>
+        <w:rPr>
+          <w:rFonts w:eastAsia="BC Sans" w:cs="BC Sans"/>
+          <w:color w:val="313131"/>
+          <w:spacing w:val="-5"/>
+          <w:szCs w:val="20"/>
+        </w:rPr>
+        <w:t xml:space="preserve"> </w:t>
+      </w:r>
+      <w:r>
+        <w:rPr>
+          <w:rFonts w:eastAsia="BC Sans" w:cs="BC Sans"/>
+          <w:b/>
+          <w:bCs/>
+          <w:sz w:val="22"/>
+        </w:rPr>
+        <w:t>{</w:t>
+      </w:r>
+      <w:proofErr w:type="spellStart"/>
+      <w:proofErr w:type="gramStart"/>
+      <w:r>
+        <w:rPr>
+          <w:rFonts w:eastAsia="BC Sans" w:cs="BC Sans"/>
+          <w:b/>
+          <w:bCs/>
+          <w:sz w:val="22"/>
+        </w:rPr>
+        <w:t>d.applicant</w:t>
+      </w:r>
+      <w:proofErr w:type="gramEnd"/>
+      <w:r>
+        <w:rPr>
+          <w:rFonts w:eastAsia="BC Sans" w:cs="BC Sans"/>
+          <w:b/>
+          <w:bCs/>
+          <w:sz w:val="22"/>
+        </w:rPr>
+        <w:t>.applicantCourthouseName</w:t>
+      </w:r>
+      <w:proofErr w:type="spellEnd"/>
+      <w:r>
+        <w:rPr>
+          <w:rFonts w:eastAsia="BC Sans" w:cs="BC Sans"/>
+          <w:b/>
+          <w:bCs/>
+          <w:sz w:val="22"/>
+        </w:rPr>
+        <w:t>}</w:t>
+      </w:r>
+      <w:r>
+        <w:rPr>
+          <w:rFonts w:eastAsia="BC Sans" w:cs="BC Sans"/>
+          <w:b/>
+          <w:bCs/>
+          <w:spacing w:val="-10"/>
+          <w:sz w:val="22"/>
+        </w:rPr>
+        <w:t xml:space="preserve"> </w:t>
+      </w:r>
+      <w:r>
+        <w:rPr>
+          <w:rFonts w:eastAsia="BC Sans" w:cs="BC Sans"/>
+          <w:color w:val="313131"/>
+          <w:szCs w:val="20"/>
+        </w:rPr>
+        <w:t>registry,</w:t>
+      </w:r>
+      <w:r>
+        <w:rPr>
+          <w:rFonts w:eastAsia="BC Sans" w:cs="BC Sans"/>
+          <w:color w:val="313131"/>
+          <w:spacing w:val="-5"/>
+          <w:szCs w:val="20"/>
+        </w:rPr>
+        <w:t xml:space="preserve"> </w:t>
+      </w:r>
+      <w:r>
+        <w:rPr>
+          <w:rFonts w:eastAsia="BC Sans" w:cs="BC Sans"/>
+          <w:color w:val="313131"/>
+          <w:szCs w:val="20"/>
+        </w:rPr>
+        <w:t>for</w:t>
+      </w:r>
+      <w:r>
+        <w:rPr>
+          <w:rFonts w:eastAsia="BC Sans" w:cs="BC Sans"/>
+          <w:color w:val="313131"/>
+          <w:spacing w:val="-5"/>
+          <w:szCs w:val="20"/>
+        </w:rPr>
+        <w:t xml:space="preserve"> </w:t>
+      </w:r>
+      <w:r>
+        <w:rPr>
+          <w:rFonts w:eastAsia="BC Sans" w:cs="BC Sans"/>
+          <w:color w:val="313131"/>
+          <w:szCs w:val="20"/>
+        </w:rPr>
+        <w:t>a</w:t>
+      </w:r>
+      <w:r>
+        <w:rPr>
+          <w:rFonts w:eastAsia="BC Sans" w:cs="BC Sans"/>
+          <w:color w:val="313131"/>
+          <w:spacing w:val="-5"/>
+          <w:szCs w:val="20"/>
+        </w:rPr>
+        <w:t xml:space="preserve"> </w:t>
+      </w:r>
+      <w:r>
+        <w:rPr>
+          <w:rFonts w:eastAsia="BC Sans" w:cs="BC Sans"/>
+          <w:b/>
+          <w:bCs/>
+          <w:sz w:val="22"/>
+        </w:rPr>
+        <w:t>Grant</w:t>
+      </w:r>
+      <w:r>
+        <w:rPr>
+          <w:rFonts w:eastAsia="BC Sans" w:cs="BC Sans"/>
+          <w:b/>
+          <w:bCs/>
+          <w:spacing w:val="-5"/>
+          <w:sz w:val="22"/>
+        </w:rPr>
+        <w:t xml:space="preserve"> </w:t>
+      </w:r>
+      <w:r>
+        <w:rPr>
+          <w:rFonts w:eastAsia="BC Sans" w:cs="BC Sans"/>
+          <w:b/>
+          <w:bCs/>
+          <w:sz w:val="22"/>
+        </w:rPr>
+        <w:t xml:space="preserve">of Administration Without Will Annexed </w:t>
+      </w:r>
+      <w:r>
+        <w:rPr>
+          <w:rFonts w:eastAsia="BC Sans" w:cs="BC Sans"/>
+          <w:color w:val="313131"/>
+          <w:szCs w:val="20"/>
+        </w:rPr>
+        <w:t>in relation to the estate of the deceased described below who died on {</w:t>
+      </w:r>
+      <w:proofErr w:type="spellStart"/>
+      <w:proofErr w:type="gramStart"/>
+      <w:r>
+        <w:rPr>
+          <w:rFonts w:eastAsia="BC Sans" w:cs="BC Sans"/>
+          <w:color w:val="313131"/>
+          <w:szCs w:val="20"/>
+        </w:rPr>
+        <w:t>d.deceasedDeathDate</w:t>
+      </w:r>
+      <w:proofErr w:type="gramEnd"/>
+      <w:r>
+        <w:rPr>
+          <w:rFonts w:eastAsia="BC Sans" w:cs="BC Sans"/>
+          <w:color w:val="313131"/>
+          <w:szCs w:val="20"/>
+        </w:rPr>
+        <w:t>:</w:t>
+      </w:r>
+      <w:proofErr w:type="gramStart"/>
+      <w:r>
+        <w:rPr>
+          <w:rFonts w:eastAsia="BC Sans" w:cs="BC Sans"/>
+          <w:color w:val="313131"/>
+          <w:szCs w:val="20"/>
+        </w:rPr>
+        <w:t>formatD</w:t>
+      </w:r>
+      <w:proofErr w:type="spellEnd"/>
+      <w:r>
+        <w:rPr>
+          <w:rFonts w:eastAsia="BC Sans" w:cs="BC Sans"/>
+          <w:color w:val="313131"/>
+          <w:szCs w:val="20"/>
+        </w:rPr>
+        <w:t>(</w:t>
+      </w:r>
+      <w:proofErr w:type="gramEnd"/>
+      <w:r>
+        <w:rPr>
+          <w:rFonts w:eastAsia="BC Sans" w:cs="BC Sans"/>
+          <w:color w:val="313131"/>
+          <w:szCs w:val="20"/>
+        </w:rPr>
+        <w:t>LL)}.</w:t>
+      </w:r>
+    </w:p>
+    <w:p>
+      <w:pPr>
+        <w:widowControl w:val="0"/>
+        <w:autoSpaceDE w:val="0"/>
+        <w:autoSpaceDN w:val="0"/>
+        <w:spacing w:before="240" w:after="0" w:line="240" w:lineRule="auto"/>
+        <w:ind w:left="288"/>
+        <w:rPr>
+          <w:rFonts w:eastAsia="BC Sans" w:cs="BC Sans"/>
+          <w:szCs w:val="20"/>
+        </w:rPr>
+      </w:pPr>
+      <w:r>
+        <w:rPr>
+          <w:rFonts w:eastAsia="BC Sans" w:cs="BC Sans"/>
+          <w:color w:val="313131"/>
+          <w:szCs w:val="20"/>
+        </w:rPr>
+        <w:t xml:space="preserve">Full legal name of </w:t>
+      </w:r>
+      <w:r>
+        <w:rPr>
+          <w:rFonts w:eastAsia="BC Sans" w:cs="BC Sans"/>
+          <w:color w:val="313131"/>
+          <w:spacing w:val="-2"/>
+          <w:szCs w:val="20"/>
+        </w:rPr>
+        <w:t>deceased:</w:t>
+      </w:r>
+    </w:p>
+    <w:p>
+      <w:pPr>
+        <w:widowControl w:val="0"/>
+        <w:autoSpaceDE w:val="0"/>
+        <w:autoSpaceDN w:val="0"/>
+        <w:spacing w:before="29" w:after="0" w:line="240" w:lineRule="auto"/>
+        <w:ind w:left="288"/>
+        <w:outlineLvl w:val="2"/>
+        <w:rPr>
+          <w:rFonts w:eastAsia="BC Sans" w:cs="BC Sans"/>
+          <w:b/>
+          <w:bCs/>
+          <w:sz w:val="22"/>
+          <w:u w:val="single"/>
+          <w:lang w:val="fr-FR"/>
+        </w:rPr>
+      </w:pPr>
+      <w:r>
+        <w:rPr>
+          <w:rFonts w:eastAsia="BC Sans" w:cs="BC Sans"/>
+          <w:b/>
+          <w:bCs/>
+          <w:sz w:val="22"/>
+          <w:lang w:val="fr-FR"/>
+        </w:rPr>
+        <w:t>{</w:t>
+      </w:r>
+      <w:proofErr w:type="spellStart"/>
+      <w:proofErr w:type="gramStart"/>
+      <w:r>
+        <w:rPr>
+          <w:rFonts w:eastAsia="BC Sans" w:cs="BC Sans"/>
+          <w:b/>
+          <w:bCs/>
+          <w:sz w:val="22"/>
+          <w:lang w:val="fr-FR"/>
+        </w:rPr>
+        <w:t>d.</w:t>
+      </w:r>
+      <w:r>
+        <w:rPr>
+          <w:rFonts w:eastAsia="BC Sans" w:cs="BC Sans"/>
+          <w:b/>
+          <w:bCs/>
+          <w:sz w:val="22"/>
+          <w:lang w:val="fr-FR"/>
+        </w:rPr>
+        <w:t>deceasedName</w:t>
+      </w:r>
+      <w:proofErr w:type="spellEnd"/>
+      <w:proofErr w:type="gramEnd"/>
+      <w:r>
+        <w:rPr>
+          <w:rFonts w:eastAsia="BC Sans" w:cs="BC Sans"/>
+          <w:b/>
+          <w:bCs/>
+          <w:sz w:val="22"/>
+          <w:lang w:val="fr-FR"/>
+        </w:rPr>
+        <w:t>}</w:t>
+      </w:r>
+    </w:p>
+    <w:p>
+      <w:pPr>
+        <w:widowControl w:val="0"/>
+        <w:autoSpaceDE w:val="0"/>
+        <w:autoSpaceDN w:val="0"/>
+        <w:spacing w:after="0" w:line="240" w:lineRule="auto"/>
+        <w:ind w:firstLine="288"/>
+        <w:rPr>
+          <w:rFonts w:eastAsia="BC Sans" w:cs="BC Sans"/>
+          <w:b/>
+          <w:sz w:val="22"/>
+          <w:szCs w:val="20"/>
+        </w:rPr>
+      </w:pPr>
+    </w:p>
+    <w:p>
+      <w:pPr>
+        <w:widowControl w:val="0"/>
+        <w:autoSpaceDE w:val="0"/>
+        <w:autoSpaceDN w:val="0"/>
+        <w:spacing w:after="0" w:line="240" w:lineRule="auto"/>
+        <w:ind w:firstLine="288"/>
+        <w:rPr>
+          <w:rFonts w:eastAsia="BC Sans" w:cs="BC Sans"/>
+          <w:szCs w:val="20"/>
+        </w:rPr>
+      </w:pPr>
+      <w:r>
+        <w:rPr>
+          <w:rFonts w:eastAsia="BC Sans" w:cs="BC Sans"/>
+          <w:color w:val="313131"/>
+          <w:szCs w:val="20"/>
+        </w:rPr>
+        <w:t>Last</w:t>
+      </w:r>
+      <w:r>
+        <w:rPr>
+          <w:rFonts w:eastAsia="BC Sans" w:cs="BC Sans"/>
+          <w:color w:val="313131"/>
+          <w:spacing w:val="-4"/>
+          <w:szCs w:val="20"/>
+        </w:rPr>
+        <w:t xml:space="preserve"> </w:t>
+      </w:r>
+      <w:r>
+        <w:rPr>
+          <w:rFonts w:eastAsia="BC Sans" w:cs="BC Sans"/>
+          <w:color w:val="313131"/>
+          <w:szCs w:val="20"/>
+        </w:rPr>
+        <w:t>residential</w:t>
+      </w:r>
+      <w:r>
+        <w:rPr>
+          <w:rFonts w:eastAsia="BC Sans" w:cs="BC Sans"/>
+          <w:color w:val="313131"/>
+          <w:spacing w:val="-2"/>
+          <w:szCs w:val="20"/>
+        </w:rPr>
+        <w:t xml:space="preserve"> </w:t>
+      </w:r>
+      <w:r>
+        <w:rPr>
+          <w:rFonts w:eastAsia="BC Sans" w:cs="BC Sans"/>
+          <w:color w:val="313131"/>
+          <w:szCs w:val="20"/>
+        </w:rPr>
+        <w:t>address</w:t>
+      </w:r>
+      <w:r>
+        <w:rPr>
+          <w:rFonts w:eastAsia="BC Sans" w:cs="BC Sans"/>
+          <w:color w:val="313131"/>
+          <w:spacing w:val="-1"/>
+          <w:szCs w:val="20"/>
+        </w:rPr>
+        <w:t xml:space="preserve"> </w:t>
+      </w:r>
+      <w:r>
+        <w:rPr>
+          <w:rFonts w:eastAsia="BC Sans" w:cs="BC Sans"/>
+          <w:color w:val="313131"/>
+          <w:szCs w:val="20"/>
+        </w:rPr>
+        <w:t>of</w:t>
+      </w:r>
+      <w:r>
+        <w:rPr>
+          <w:rFonts w:eastAsia="BC Sans" w:cs="BC Sans"/>
+          <w:color w:val="313131"/>
+          <w:spacing w:val="-2"/>
+          <w:szCs w:val="20"/>
+        </w:rPr>
+        <w:t xml:space="preserve"> </w:t>
+      </w:r>
+      <w:r>
+        <w:rPr>
+          <w:rFonts w:eastAsia="BC Sans" w:cs="BC Sans"/>
+          <w:color w:val="313131"/>
+          <w:szCs w:val="20"/>
+        </w:rPr>
+        <w:t>the</w:t>
+      </w:r>
+      <w:r>
+        <w:rPr>
+          <w:rFonts w:eastAsia="BC Sans" w:cs="BC Sans"/>
+          <w:color w:val="313131"/>
+          <w:spacing w:val="-1"/>
+          <w:szCs w:val="20"/>
+        </w:rPr>
+        <w:t xml:space="preserve"> </w:t>
+      </w:r>
+      <w:r>
+        <w:rPr>
+          <w:rFonts w:eastAsia="BC Sans" w:cs="BC Sans"/>
+          <w:color w:val="313131"/>
+          <w:spacing w:val="-2"/>
+          <w:szCs w:val="20"/>
+        </w:rPr>
+        <w:t>deceased:</w:t>
+      </w:r>
+    </w:p>
+    <w:p>
+      <w:pPr>
+        <w:widowControl w:val="0"/>
+        <w:autoSpaceDE w:val="0"/>
+        <w:autoSpaceDN w:val="0"/>
+        <w:spacing w:before="29" w:after="0" w:line="240" w:lineRule="auto"/>
+        <w:ind w:left="288"/>
+        <w:rPr>
+          <w:rFonts w:eastAsia="BC Sans" w:cs="BC Sans"/>
+          <w:b/>
+          <w:bCs/>
+          <w:sz w:val="22"/>
+          <w:u w:val="single"/>
+        </w:rPr>
+      </w:pPr>
+      <w:r>
+        <w:rPr>
+          <w:rFonts w:eastAsia="BC Sans" w:cs="BC Sans"/>
+          <w:b/>
+          <w:bCs/>
+          <w:sz w:val="22"/>
+          <w:lang w:val="fr-FR"/>
+        </w:rPr>
+        <w:t>{</w:t>
+      </w:r>
+      <w:proofErr w:type="spellStart"/>
+      <w:proofErr w:type="gramStart"/>
+      <w:r>
+        <w:rPr>
+          <w:rFonts w:eastAsia="BC Sans" w:cs="BC Sans"/>
+          <w:b/>
+          <w:bCs/>
+          <w:sz w:val="22"/>
+          <w:lang w:val="fr-FR"/>
+        </w:rPr>
+        <w:t>d.deceasedAddressStreet</w:t>
+      </w:r>
+      <w:proofErr w:type="spellEnd"/>
+      <w:proofErr w:type="gramEnd"/>
+      <w:r>
+        <w:rPr>
+          <w:rFonts w:eastAsia="BC Sans" w:cs="BC Sans"/>
+          <w:b/>
+          <w:bCs/>
+          <w:sz w:val="22"/>
+          <w:lang w:val="fr-FR"/>
+        </w:rPr>
+        <w:t>}, {</w:t>
+      </w:r>
+      <w:proofErr w:type="spellStart"/>
+      <w:proofErr w:type="gramStart"/>
+      <w:r>
+        <w:rPr>
+          <w:rFonts w:eastAsia="BC Sans" w:cs="BC Sans"/>
+          <w:b/>
+          <w:bCs/>
+          <w:sz w:val="22"/>
+          <w:lang w:val="fr-FR"/>
+        </w:rPr>
+        <w:t>d.deceasedAddressCity</w:t>
+      </w:r>
+      <w:proofErr w:type="spellEnd"/>
+      <w:proofErr w:type="gramEnd"/>
+      <w:r>
+        <w:rPr>
+          <w:rFonts w:eastAsia="BC Sans" w:cs="BC Sans"/>
+          <w:b/>
+          <w:bCs/>
+          <w:sz w:val="22"/>
+          <w:lang w:val="fr-FR"/>
+        </w:rPr>
+        <w:t>}, {</w:t>
+      </w:r>
+      <w:proofErr w:type="spellStart"/>
+      <w:proofErr w:type="gramStart"/>
+      <w:r>
+        <w:rPr>
+          <w:rFonts w:eastAsia="BC Sans" w:cs="BC Sans"/>
+          <w:b/>
+          <w:bCs/>
+          <w:sz w:val="22"/>
+          <w:lang w:val="fr-FR"/>
+        </w:rPr>
+        <w:t>d.deceasedAddressProvince</w:t>
+      </w:r>
+      <w:proofErr w:type="spellEnd"/>
+      <w:r>
+        <w:rPr>
+          <w:rFonts w:eastAsia="BC Sans" w:cs="BC Sans"/>
+          <w:b/>
+          <w:bCs/>
+          <w:sz w:val="22"/>
+          <w:lang w:val="fr-FR"/>
+        </w:rPr>
+        <w:t>}{</w:t>
+      </w:r>
+      <w:proofErr w:type="gramEnd"/>
+      <w:r>
+        <w:rPr>
+          <w:rFonts w:eastAsia="BC Sans" w:cs="BC Sans"/>
+          <w:b/>
+          <w:bCs/>
+          <w:sz w:val="22"/>
+          <w:lang w:val="fr-FR"/>
+        </w:rPr>
+        <w:t xml:space="preserve">d. </w:t>
+      </w:r>
+      <w:proofErr w:type="spellStart"/>
+      <w:proofErr w:type="gramStart"/>
+      <w:r>
+        <w:rPr>
+          <w:rFonts w:eastAsia="BC Sans" w:cs="BC Sans"/>
+          <w:b/>
+          <w:bCs/>
+          <w:sz w:val="22"/>
+          <w:lang w:val="fr-FR"/>
+        </w:rPr>
+        <w:t>deceasedAddressState</w:t>
+      </w:r>
+      <w:proofErr w:type="spellEnd"/>
+      <w:r>
+        <w:rPr>
+          <w:rFonts w:eastAsia="BC Sans" w:cs="BC Sans"/>
+          <w:b/>
+          <w:bCs/>
+          <w:sz w:val="22"/>
+          <w:lang w:val="fr-FR"/>
+        </w:rPr>
+        <w:t>}{</w:t>
+      </w:r>
+      <w:proofErr w:type="spellStart"/>
+      <w:r>
+        <w:rPr>
+          <w:rFonts w:eastAsia="BC Sans" w:cs="BC Sans"/>
+          <w:b/>
+          <w:bCs/>
+          <w:sz w:val="22"/>
+          <w:lang w:val="fr-FR"/>
+        </w:rPr>
+        <w:t>d.deceasedAddressProvinceText</w:t>
+      </w:r>
+      <w:proofErr w:type="spellEnd"/>
+      <w:proofErr w:type="gramEnd"/>
+      <w:r>
+        <w:rPr>
+          <w:rFonts w:eastAsia="BC Sans" w:cs="BC Sans"/>
+          <w:b/>
+          <w:bCs/>
+          <w:sz w:val="22"/>
+          <w:lang w:val="fr-FR"/>
+        </w:rPr>
+        <w:t>}, {</w:t>
+      </w:r>
+      <w:proofErr w:type="spellStart"/>
+      <w:proofErr w:type="gramStart"/>
+      <w:r>
+        <w:rPr>
+          <w:rFonts w:eastAsia="BC Sans" w:cs="BC Sans"/>
+          <w:b/>
+          <w:bCs/>
+          <w:sz w:val="22"/>
+          <w:lang w:val="fr-FR"/>
+        </w:rPr>
+        <w:t>d.deceasedAddressPostalCode</w:t>
+      </w:r>
+      <w:proofErr w:type="spellEnd"/>
+      <w:proofErr w:type="gramEnd"/>
+      <w:r>
+        <w:rPr>
+          <w:rFonts w:eastAsia="BC Sans" w:cs="BC Sans"/>
+          <w:b/>
+          <w:bCs/>
+          <w:sz w:val="22"/>
+          <w:lang w:val="fr-FR"/>
+        </w:rPr>
+        <w:t xml:space="preserve">}, </w:t>
+      </w:r>
+      <w:r>
+        <w:rPr>
+          <w:rFonts w:eastAsia="BC Sans" w:cs="BC Sans"/>
+          <w:b/>
+          <w:bCs/>
+          <w:sz w:val="22"/>
+        </w:rPr>
+        <w:t>{</w:t>
+      </w:r>
+      <w:proofErr w:type="spellStart"/>
+      <w:proofErr w:type="gramStart"/>
+      <w:r>
+        <w:rPr>
+          <w:rFonts w:eastAsia="BC Sans" w:cs="BC Sans"/>
+          <w:b/>
+          <w:bCs/>
+          <w:sz w:val="22"/>
+        </w:rPr>
+        <w:t>d.deceasedAddressCountry</w:t>
+      </w:r>
+      <w:proofErr w:type="spellEnd"/>
+      <w:proofErr w:type="gramEnd"/>
+      <w:r>
+        <w:rPr>
+          <w:rFonts w:eastAsia="BC Sans" w:cs="BC Sans"/>
+          <w:b/>
+          <w:bCs/>
+          <w:sz w:val="22"/>
+        </w:rPr>
+        <w:t>}</w:t>
+      </w:r>
+    </w:p>
+    <w:p>
+      <w:pPr>
+        <w:widowControl w:val="0"/>
+        <w:autoSpaceDE w:val="0"/>
+        <w:autoSpaceDN w:val="0"/>
+        <w:spacing w:before="90" w:after="0" w:line="240" w:lineRule="auto"/>
+        <w:rPr>
+          <w:rFonts w:eastAsia="BC Sans" w:cs="BC Sans"/>
+          <w:b/>
+          <w:sz w:val="22"/>
+          <w:szCs w:val="20"/>
+        </w:rPr>
+      </w:pPr>
+    </w:p>
+    <w:p>
+      <w:pPr>
+        <w:widowControl w:val="0"/>
+        <w:autoSpaceDE w:val="0"/>
+        <w:autoSpaceDN w:val="0"/>
+        <w:spacing w:before="1" w:after="0" w:line="240" w:lineRule="auto"/>
+        <w:ind w:left="288"/>
+        <w:rPr>
+          <w:rFonts w:eastAsia="BC Sans" w:cs="BC Sans"/>
+          <w:b/>
+          <w:sz w:val="22"/>
+        </w:rPr>
+      </w:pPr>
+      <w:r>
+        <w:rPr>
+          <w:rFonts w:eastAsia="BC Sans" w:cs="BC Sans"/>
+          <w:b/>
+          <w:sz w:val="22"/>
+        </w:rPr>
+        <w:t>This</w:t>
+      </w:r>
+      <w:r>
+        <w:rPr>
+          <w:rFonts w:eastAsia="BC Sans" w:cs="BC Sans"/>
+          <w:b/>
+          <w:spacing w:val="-1"/>
+          <w:sz w:val="22"/>
+        </w:rPr>
+        <w:t xml:space="preserve"> </w:t>
+      </w:r>
+      <w:r>
+        <w:rPr>
+          <w:rFonts w:eastAsia="BC Sans" w:cs="BC Sans"/>
+          <w:b/>
+          <w:sz w:val="22"/>
+        </w:rPr>
+        <w:t>application</w:t>
+      </w:r>
+      <w:r>
+        <w:rPr>
+          <w:rFonts w:eastAsia="BC Sans" w:cs="BC Sans"/>
+          <w:b/>
+          <w:spacing w:val="-1"/>
+          <w:sz w:val="22"/>
+        </w:rPr>
+        <w:t xml:space="preserve"> </w:t>
+      </w:r>
+      <w:r>
+        <w:rPr>
+          <w:rFonts w:eastAsia="BC Sans" w:cs="BC Sans"/>
+          <w:b/>
+          <w:sz w:val="22"/>
+        </w:rPr>
+        <w:t>does</w:t>
+      </w:r>
+      <w:r>
+        <w:rPr>
+          <w:rFonts w:eastAsia="BC Sans" w:cs="BC Sans"/>
+          <w:b/>
+          <w:spacing w:val="-1"/>
+          <w:sz w:val="22"/>
+        </w:rPr>
+        <w:t xml:space="preserve"> </w:t>
+      </w:r>
+      <w:r>
+        <w:rPr>
+          <w:rFonts w:eastAsia="BC Sans" w:cs="BC Sans"/>
+          <w:b/>
+          <w:sz w:val="22"/>
+        </w:rPr>
+        <w:t>not</w:t>
+      </w:r>
+      <w:r>
+        <w:rPr>
+          <w:rFonts w:eastAsia="BC Sans" w:cs="BC Sans"/>
+          <w:b/>
+          <w:spacing w:val="-1"/>
+          <w:sz w:val="22"/>
+        </w:rPr>
+        <w:t xml:space="preserve"> </w:t>
+      </w:r>
+      <w:r>
+        <w:rPr>
+          <w:rFonts w:eastAsia="BC Sans" w:cs="BC Sans"/>
+          <w:b/>
+          <w:sz w:val="22"/>
+        </w:rPr>
+        <w:t>relate</w:t>
+      </w:r>
+      <w:r>
+        <w:rPr>
+          <w:rFonts w:eastAsia="BC Sans" w:cs="BC Sans"/>
+          <w:b/>
+          <w:spacing w:val="-1"/>
+          <w:sz w:val="22"/>
+        </w:rPr>
+        <w:t xml:space="preserve"> </w:t>
+      </w:r>
+      <w:r>
+        <w:rPr>
+          <w:rFonts w:eastAsia="BC Sans" w:cs="BC Sans"/>
+          <w:b/>
+          <w:sz w:val="22"/>
+        </w:rPr>
+        <w:t>to</w:t>
+      </w:r>
+      <w:r>
+        <w:rPr>
+          <w:rFonts w:eastAsia="BC Sans" w:cs="BC Sans"/>
+          <w:b/>
+          <w:spacing w:val="-1"/>
+          <w:sz w:val="22"/>
+        </w:rPr>
+        <w:t xml:space="preserve"> </w:t>
+      </w:r>
+      <w:r>
+        <w:rPr>
+          <w:rFonts w:eastAsia="BC Sans" w:cs="BC Sans"/>
+          <w:b/>
+          <w:sz w:val="22"/>
+        </w:rPr>
+        <w:t>a</w:t>
+      </w:r>
+      <w:r>
+        <w:rPr>
+          <w:rFonts w:eastAsia="BC Sans" w:cs="BC Sans"/>
+          <w:b/>
+          <w:spacing w:val="-1"/>
+          <w:sz w:val="22"/>
+        </w:rPr>
+        <w:t xml:space="preserve"> </w:t>
+      </w:r>
+      <w:r>
+        <w:rPr>
+          <w:rFonts w:eastAsia="BC Sans" w:cs="BC Sans"/>
+          <w:b/>
+          <w:sz w:val="22"/>
+        </w:rPr>
+        <w:t>will</w:t>
+      </w:r>
+      <w:r>
+        <w:rPr>
+          <w:rFonts w:eastAsia="BC Sans" w:cs="BC Sans"/>
+          <w:b/>
+          <w:spacing w:val="-1"/>
+          <w:sz w:val="22"/>
+        </w:rPr>
+        <w:t xml:space="preserve"> </w:t>
+      </w:r>
+      <w:r>
+        <w:rPr>
+          <w:rFonts w:eastAsia="BC Sans" w:cs="BC Sans"/>
+          <w:b/>
+          <w:sz w:val="22"/>
+        </w:rPr>
+        <w:t>or</w:t>
+      </w:r>
+      <w:r>
+        <w:rPr>
+          <w:rFonts w:eastAsia="BC Sans" w:cs="BC Sans"/>
+          <w:b/>
+          <w:spacing w:val="-1"/>
+          <w:sz w:val="22"/>
+        </w:rPr>
+        <w:t xml:space="preserve"> </w:t>
+      </w:r>
+      <w:r>
+        <w:rPr>
+          <w:rFonts w:eastAsia="BC Sans" w:cs="BC Sans"/>
+          <w:b/>
+          <w:sz w:val="22"/>
+        </w:rPr>
+        <w:t>a</w:t>
+      </w:r>
+      <w:r>
+        <w:rPr>
+          <w:rFonts w:eastAsia="BC Sans" w:cs="BC Sans"/>
+          <w:b/>
+          <w:spacing w:val="-1"/>
+          <w:sz w:val="22"/>
+        </w:rPr>
+        <w:t xml:space="preserve"> </w:t>
+      </w:r>
+      <w:r>
+        <w:rPr>
+          <w:rFonts w:eastAsia="BC Sans" w:cs="BC Sans"/>
+          <w:b/>
+          <w:sz w:val="22"/>
+        </w:rPr>
+        <w:t xml:space="preserve">foreign </w:t>
+      </w:r>
+      <w:r>
+        <w:rPr>
+          <w:rFonts w:eastAsia="BC Sans" w:cs="BC Sans"/>
+          <w:b/>
+          <w:spacing w:val="-2"/>
+          <w:sz w:val="22"/>
+        </w:rPr>
+        <w:t>grant.</w:t>
+      </w:r>
+    </w:p>
+    <w:p>
+      <w:pPr>
+        <w:widowControl w:val="0"/>
+        <w:autoSpaceDE w:val="0"/>
+        <w:autoSpaceDN w:val="0"/>
+        <w:spacing w:before="154" w:after="0" w:line="240" w:lineRule="auto"/>
+        <w:rPr>
+          <w:rFonts w:eastAsia="BC Sans" w:cs="BC Sans"/>
+          <w:b/>
+          <w:sz w:val="22"/>
+          <w:szCs w:val="20"/>
+        </w:rPr>
+      </w:pPr>
+    </w:p>
+    <w:p>
+      <w:pPr>
+        <w:widowControl w:val="0"/>
+        <w:autoSpaceDE w:val="0"/>
+        <w:autoSpaceDN w:val="0"/>
+        <w:spacing w:after="0" w:line="240" w:lineRule="auto"/>
+        <w:ind w:left="288"/>
+        <w:outlineLvl w:val="0"/>
+        <w:rPr>
+          <w:rFonts w:eastAsia="BC Sans" w:cs="BC Sans"/>
+          <w:b/>
+          <w:bCs/>
+          <w:sz w:val="27"/>
+          <w:szCs w:val="27"/>
+        </w:rPr>
+      </w:pPr>
+      <w:r>
+        <w:rPr>
+          <w:rFonts w:eastAsia="BC Sans" w:cs="BC Sans"/>
+          <w:b/>
+          <w:bCs/>
+          <w:color w:val="313131"/>
+          <w:sz w:val="27"/>
+          <w:szCs w:val="27"/>
+        </w:rPr>
+        <w:t>AND</w:t>
+      </w:r>
+      <w:r>
+        <w:rPr>
+          <w:rFonts w:eastAsia="BC Sans" w:cs="BC Sans"/>
+          <w:b/>
+          <w:bCs/>
+          <w:color w:val="313131"/>
+          <w:spacing w:val="-9"/>
+          <w:sz w:val="27"/>
+          <w:szCs w:val="27"/>
+        </w:rPr>
+        <w:t xml:space="preserve"> </w:t>
+      </w:r>
+      <w:r>
+        <w:rPr>
+          <w:rFonts w:eastAsia="BC Sans" w:cs="BC Sans"/>
+          <w:b/>
+          <w:bCs/>
+          <w:color w:val="313131"/>
+          <w:sz w:val="27"/>
+          <w:szCs w:val="27"/>
+        </w:rPr>
+        <w:t>TAKE</w:t>
+      </w:r>
+      <w:r>
+        <w:rPr>
+          <w:rFonts w:eastAsia="BC Sans" w:cs="BC Sans"/>
+          <w:b/>
+          <w:bCs/>
+          <w:color w:val="313131"/>
+          <w:spacing w:val="-9"/>
+          <w:sz w:val="27"/>
+          <w:szCs w:val="27"/>
+        </w:rPr>
+        <w:t xml:space="preserve"> </w:t>
+      </w:r>
+      <w:r>
+        <w:rPr>
+          <w:rFonts w:eastAsia="BC Sans" w:cs="BC Sans"/>
+          <w:b/>
+          <w:bCs/>
+          <w:color w:val="313131"/>
+          <w:sz w:val="27"/>
+          <w:szCs w:val="27"/>
+        </w:rPr>
+        <w:t>NOTICE</w:t>
+      </w:r>
+      <w:r>
+        <w:rPr>
+          <w:rFonts w:eastAsia="BC Sans" w:cs="BC Sans"/>
+          <w:b/>
+          <w:bCs/>
+          <w:color w:val="313131"/>
+          <w:spacing w:val="-9"/>
+          <w:sz w:val="27"/>
+          <w:szCs w:val="27"/>
+        </w:rPr>
+        <w:t xml:space="preserve"> </w:t>
+      </w:r>
+      <w:r>
+        <w:rPr>
+          <w:rFonts w:eastAsia="BC Sans" w:cs="BC Sans"/>
+          <w:b/>
+          <w:bCs/>
+          <w:color w:val="313131"/>
+          <w:spacing w:val="-4"/>
+          <w:sz w:val="27"/>
+          <w:szCs w:val="27"/>
+        </w:rPr>
+        <w:t>THAT:</w:t>
+      </w:r>
+    </w:p>
+    <w:p>
+      <w:pPr>
+        <w:widowControl w:val="0"/>
+        <w:numPr>
+          <w:ilvl w:val="0"/>
+          <w:numId w:val="12"/>
+        </w:numPr>
+        <w:tabs>
+          <w:tab w:val="left" w:pos="888"/>
+          <w:tab w:val="left" w:pos="898"/>
+        </w:tabs>
+        <w:autoSpaceDE w:val="0"/>
+        <w:autoSpaceDN w:val="0"/>
+        <w:spacing w:before="273" w:after="0" w:line="264" w:lineRule="auto"/>
+        <w:ind w:right="310" w:hanging="300"/>
+        <w:jc w:val="both"/>
+        <w:rPr>
+          <w:rFonts w:eastAsia="BC Sans" w:cs="BC Sans"/>
+        </w:rPr>
+      </w:pPr>
+      <w:r>
+        <w:rPr>
+          <w:rFonts w:eastAsia="BC Sans" w:cs="BC Sans"/>
+          <w:color w:val="313131"/>
+        </w:rPr>
+        <w:t>Before obtaining the foregoing grant, the applicant may be granted an authorization to obtain estate information in relation to that grant for the purposes of obtaining financial information in relation to the grant.</w:t>
+      </w:r>
+    </w:p>
+    <w:p>
+      <w:pPr>
+        <w:widowControl w:val="0"/>
+        <w:numPr>
+          <w:ilvl w:val="0"/>
+          <w:numId w:val="12"/>
+        </w:numPr>
+        <w:tabs>
+          <w:tab w:val="left" w:pos="888"/>
+          <w:tab w:val="left" w:pos="891"/>
+        </w:tabs>
+        <w:autoSpaceDE w:val="0"/>
+        <w:autoSpaceDN w:val="0"/>
+        <w:spacing w:before="241" w:after="0" w:line="264" w:lineRule="auto"/>
+        <w:ind w:right="311" w:hanging="300"/>
+        <w:jc w:val="both"/>
+        <w:rPr>
+          <w:rFonts w:eastAsia="BC Sans" w:cs="BC Sans"/>
+        </w:rPr>
+      </w:pPr>
+      <w:r>
+        <w:rPr>
+          <w:rFonts w:eastAsia="BC Sans" w:cs="BC Sans"/>
+          <w:color w:val="313131"/>
+        </w:rPr>
+        <w:t>You have</w:t>
+      </w:r>
+      <w:r>
+        <w:rPr>
+          <w:rFonts w:eastAsia="BC Sans" w:cs="BC Sans"/>
+          <w:color w:val="313131"/>
+          <w:spacing w:val="-2"/>
+        </w:rPr>
+        <w:t xml:space="preserve"> </w:t>
+      </w:r>
+      <w:r>
+        <w:rPr>
+          <w:rFonts w:eastAsia="BC Sans" w:cs="BC Sans"/>
+          <w:color w:val="313131"/>
+        </w:rPr>
+        <w:t>a</w:t>
+      </w:r>
+      <w:r>
+        <w:rPr>
+          <w:rFonts w:eastAsia="BC Sans" w:cs="BC Sans"/>
+          <w:color w:val="313131"/>
+          <w:spacing w:val="-2"/>
+        </w:rPr>
+        <w:t xml:space="preserve"> </w:t>
+      </w:r>
+      <w:r>
+        <w:rPr>
+          <w:rFonts w:eastAsia="BC Sans" w:cs="BC Sans"/>
+          <w:color w:val="313131"/>
+        </w:rPr>
+        <w:t>right</w:t>
+      </w:r>
+      <w:r>
+        <w:rPr>
+          <w:rFonts w:eastAsia="BC Sans" w:cs="BC Sans"/>
+          <w:color w:val="313131"/>
+          <w:spacing w:val="-2"/>
+        </w:rPr>
+        <w:t xml:space="preserve"> </w:t>
+      </w:r>
+      <w:r>
+        <w:rPr>
+          <w:rFonts w:eastAsia="BC Sans" w:cs="BC Sans"/>
+          <w:color w:val="313131"/>
+        </w:rPr>
+        <w:t>to</w:t>
+      </w:r>
+      <w:r>
+        <w:rPr>
+          <w:rFonts w:eastAsia="BC Sans" w:cs="BC Sans"/>
+          <w:color w:val="313131"/>
+          <w:spacing w:val="-2"/>
+        </w:rPr>
+        <w:t xml:space="preserve"> </w:t>
+      </w:r>
+      <w:r>
+        <w:rPr>
+          <w:rFonts w:eastAsia="BC Sans" w:cs="BC Sans"/>
+          <w:color w:val="313131"/>
+        </w:rPr>
+        <w:t>oppose,</w:t>
+      </w:r>
+      <w:r>
+        <w:rPr>
+          <w:rFonts w:eastAsia="BC Sans" w:cs="BC Sans"/>
+          <w:color w:val="313131"/>
+          <w:spacing w:val="-2"/>
+        </w:rPr>
+        <w:t xml:space="preserve"> </w:t>
+      </w:r>
+      <w:r>
+        <w:rPr>
+          <w:rFonts w:eastAsia="BC Sans" w:cs="BC Sans"/>
+          <w:color w:val="313131"/>
+        </w:rPr>
+        <w:t>by</w:t>
+      </w:r>
+      <w:r>
+        <w:rPr>
+          <w:rFonts w:eastAsia="BC Sans" w:cs="BC Sans"/>
+          <w:color w:val="313131"/>
+          <w:spacing w:val="-2"/>
+        </w:rPr>
+        <w:t xml:space="preserve"> </w:t>
+      </w:r>
+      <w:r>
+        <w:rPr>
+          <w:rFonts w:eastAsia="BC Sans" w:cs="BC Sans"/>
+          <w:color w:val="313131"/>
+        </w:rPr>
+        <w:t>filing</w:t>
+      </w:r>
+      <w:r>
+        <w:rPr>
+          <w:rFonts w:eastAsia="BC Sans" w:cs="BC Sans"/>
+          <w:color w:val="313131"/>
+          <w:spacing w:val="-2"/>
+        </w:rPr>
+        <w:t xml:space="preserve"> </w:t>
+      </w:r>
+      <w:r>
+        <w:rPr>
+          <w:rFonts w:eastAsia="BC Sans" w:cs="BC Sans"/>
+          <w:color w:val="313131"/>
+        </w:rPr>
+        <w:t>a</w:t>
+      </w:r>
+      <w:r>
+        <w:rPr>
+          <w:rFonts w:eastAsia="BC Sans" w:cs="BC Sans"/>
+          <w:color w:val="313131"/>
+          <w:spacing w:val="-2"/>
+        </w:rPr>
+        <w:t xml:space="preserve"> </w:t>
+      </w:r>
+      <w:r>
+        <w:rPr>
+          <w:rFonts w:eastAsia="BC Sans" w:cs="BC Sans"/>
+          <w:color w:val="313131"/>
+        </w:rPr>
+        <w:t>notice</w:t>
+      </w:r>
+      <w:r>
+        <w:rPr>
+          <w:rFonts w:eastAsia="BC Sans" w:cs="BC Sans"/>
+          <w:color w:val="313131"/>
+          <w:spacing w:val="-2"/>
+        </w:rPr>
+        <w:t xml:space="preserve"> </w:t>
+      </w:r>
+      <w:r>
+        <w:rPr>
+          <w:rFonts w:eastAsia="BC Sans" w:cs="BC Sans"/>
+          <w:color w:val="313131"/>
+        </w:rPr>
+        <w:t>of</w:t>
+      </w:r>
+      <w:r>
+        <w:rPr>
+          <w:rFonts w:eastAsia="BC Sans" w:cs="BC Sans"/>
+          <w:color w:val="313131"/>
+          <w:spacing w:val="-2"/>
+        </w:rPr>
+        <w:t xml:space="preserve"> </w:t>
+      </w:r>
+      <w:r>
+        <w:rPr>
+          <w:rFonts w:eastAsia="BC Sans" w:cs="BC Sans"/>
+          <w:color w:val="313131"/>
+        </w:rPr>
+        <w:t>dispute</w:t>
+      </w:r>
+      <w:r>
+        <w:rPr>
+          <w:rFonts w:eastAsia="BC Sans" w:cs="BC Sans"/>
+          <w:color w:val="313131"/>
+          <w:spacing w:val="-2"/>
+        </w:rPr>
+        <w:t xml:space="preserve"> </w:t>
+      </w:r>
+      <w:r>
+        <w:rPr>
+          <w:rFonts w:eastAsia="BC Sans" w:cs="BC Sans"/>
+          <w:color w:val="313131"/>
+        </w:rPr>
+        <w:t>in</w:t>
+      </w:r>
+      <w:r>
+        <w:rPr>
+          <w:rFonts w:eastAsia="BC Sans" w:cs="BC Sans"/>
+          <w:color w:val="313131"/>
+          <w:spacing w:val="-2"/>
+        </w:rPr>
+        <w:t xml:space="preserve"> </w:t>
+      </w:r>
+      <w:r>
+        <w:rPr>
+          <w:rFonts w:eastAsia="BC Sans" w:cs="BC Sans"/>
+          <w:color w:val="313131"/>
+        </w:rPr>
+        <w:t>accordance</w:t>
+      </w:r>
+      <w:r>
+        <w:rPr>
+          <w:rFonts w:eastAsia="BC Sans" w:cs="BC Sans"/>
+          <w:color w:val="313131"/>
+          <w:spacing w:val="-2"/>
+        </w:rPr>
+        <w:t xml:space="preserve"> </w:t>
+      </w:r>
+      <w:r>
+        <w:rPr>
+          <w:rFonts w:eastAsia="BC Sans" w:cs="BC Sans"/>
+          <w:color w:val="313131"/>
+        </w:rPr>
+        <w:t>with</w:t>
+      </w:r>
+      <w:r>
+        <w:rPr>
+          <w:rFonts w:eastAsia="BC Sans" w:cs="BC Sans"/>
+          <w:color w:val="313131"/>
+          <w:spacing w:val="-2"/>
+        </w:rPr>
+        <w:t xml:space="preserve"> </w:t>
+      </w:r>
+      <w:r>
+        <w:rPr>
+          <w:rFonts w:eastAsia="BC Sans" w:cs="BC Sans"/>
+          <w:color w:val="313131"/>
+        </w:rPr>
+        <w:t>Rule</w:t>
+      </w:r>
+      <w:r>
+        <w:rPr>
+          <w:rFonts w:eastAsia="BC Sans" w:cs="BC Sans"/>
+          <w:color w:val="313131"/>
+          <w:spacing w:val="-2"/>
+        </w:rPr>
+        <w:t xml:space="preserve"> </w:t>
+      </w:r>
+      <w:r>
+        <w:rPr>
+          <w:rFonts w:eastAsia="BC Sans" w:cs="BC Sans"/>
+          <w:color w:val="313131"/>
+        </w:rPr>
+        <w:t>25-10</w:t>
+      </w:r>
+      <w:r>
+        <w:rPr>
+          <w:rFonts w:eastAsia="BC Sans" w:cs="BC Sans"/>
+          <w:color w:val="313131"/>
+          <w:spacing w:val="-2"/>
+        </w:rPr>
+        <w:t xml:space="preserve"> </w:t>
+      </w:r>
+      <w:r>
+        <w:rPr>
+          <w:rFonts w:eastAsia="BC Sans" w:cs="BC Sans"/>
+          <w:color w:val="313131"/>
+        </w:rPr>
+        <w:t>(1),</w:t>
+      </w:r>
+      <w:r>
+        <w:rPr>
+          <w:rFonts w:eastAsia="BC Sans" w:cs="BC Sans"/>
+          <w:color w:val="313131"/>
+          <w:spacing w:val="-2"/>
+        </w:rPr>
+        <w:t xml:space="preserve"> </w:t>
+      </w:r>
+      <w:r>
+        <w:rPr>
+          <w:rFonts w:eastAsia="BC Sans" w:cs="BC Sans"/>
+          <w:color w:val="313131"/>
+        </w:rPr>
+        <w:t>the</w:t>
+      </w:r>
+      <w:r>
+        <w:rPr>
+          <w:rFonts w:eastAsia="BC Sans" w:cs="BC Sans"/>
+          <w:color w:val="313131"/>
+          <w:spacing w:val="-2"/>
+        </w:rPr>
+        <w:t xml:space="preserve"> </w:t>
+      </w:r>
+      <w:r>
+        <w:rPr>
+          <w:rFonts w:eastAsia="BC Sans" w:cs="BC Sans"/>
+          <w:color w:val="313131"/>
+        </w:rPr>
+        <w:t>granting of either or both of an authorization to obtain estate information and the estate grant.</w:t>
+      </w:r>
+    </w:p>
+    <w:p>
+      <w:pPr>
+        <w:widowControl w:val="0"/>
+        <w:numPr>
+          <w:ilvl w:val="0"/>
+          <w:numId w:val="12"/>
+        </w:numPr>
+        <w:tabs>
+          <w:tab w:val="left" w:pos="890"/>
+        </w:tabs>
+        <w:autoSpaceDE w:val="0"/>
+        <w:autoSpaceDN w:val="0"/>
+        <w:spacing w:before="240" w:after="0" w:line="240" w:lineRule="auto"/>
+        <w:ind w:left="890" w:hanging="302"/>
+        <w:rPr>
+          <w:rFonts w:eastAsia="BC Sans" w:cs="BC Sans"/>
+        </w:rPr>
+      </w:pPr>
+      <w:r>
+        <w:rPr>
+          <w:rFonts w:eastAsia="BC Sans" w:cs="BC Sans"/>
+          <w:color w:val="313131"/>
+        </w:rPr>
+        <w:t>You</w:t>
+      </w:r>
+      <w:r>
+        <w:rPr>
+          <w:rFonts w:eastAsia="BC Sans" w:cs="BC Sans"/>
+          <w:color w:val="313131"/>
+          <w:spacing w:val="-4"/>
+        </w:rPr>
+        <w:t xml:space="preserve"> </w:t>
+      </w:r>
+      <w:r>
+        <w:rPr>
+          <w:rFonts w:eastAsia="BC Sans" w:cs="BC Sans"/>
+          <w:color w:val="313131"/>
+        </w:rPr>
+        <w:t>may</w:t>
+      </w:r>
+      <w:r>
+        <w:rPr>
+          <w:rFonts w:eastAsia="BC Sans" w:cs="BC Sans"/>
+          <w:color w:val="313131"/>
+          <w:spacing w:val="-1"/>
+        </w:rPr>
+        <w:t xml:space="preserve"> </w:t>
+      </w:r>
+      <w:r>
+        <w:rPr>
+          <w:rFonts w:eastAsia="BC Sans" w:cs="BC Sans"/>
+          <w:color w:val="313131"/>
+        </w:rPr>
+        <w:t>or</w:t>
+      </w:r>
+      <w:r>
+        <w:rPr>
+          <w:rFonts w:eastAsia="BC Sans" w:cs="BC Sans"/>
+          <w:color w:val="313131"/>
+          <w:spacing w:val="-1"/>
+        </w:rPr>
+        <w:t xml:space="preserve"> </w:t>
+      </w:r>
+      <w:r>
+        <w:rPr>
+          <w:rFonts w:eastAsia="BC Sans" w:cs="BC Sans"/>
+          <w:color w:val="313131"/>
+        </w:rPr>
+        <w:t>may</w:t>
+      </w:r>
+      <w:r>
+        <w:rPr>
+          <w:rFonts w:eastAsia="BC Sans" w:cs="BC Sans"/>
+          <w:color w:val="313131"/>
+          <w:spacing w:val="-1"/>
+        </w:rPr>
+        <w:t xml:space="preserve"> </w:t>
+      </w:r>
+      <w:r>
+        <w:rPr>
+          <w:rFonts w:eastAsia="BC Sans" w:cs="BC Sans"/>
+          <w:color w:val="313131"/>
+        </w:rPr>
+        <w:t>not</w:t>
+      </w:r>
+      <w:r>
+        <w:rPr>
+          <w:rFonts w:eastAsia="BC Sans" w:cs="BC Sans"/>
+          <w:color w:val="313131"/>
+          <w:spacing w:val="-1"/>
+        </w:rPr>
+        <w:t xml:space="preserve"> </w:t>
+      </w:r>
+      <w:r>
+        <w:rPr>
+          <w:rFonts w:eastAsia="BC Sans" w:cs="BC Sans"/>
+          <w:color w:val="313131"/>
+        </w:rPr>
+        <w:t>be</w:t>
+      </w:r>
+      <w:r>
+        <w:rPr>
+          <w:rFonts w:eastAsia="BC Sans" w:cs="BC Sans"/>
+          <w:color w:val="313131"/>
+          <w:spacing w:val="-1"/>
+        </w:rPr>
+        <w:t xml:space="preserve"> </w:t>
+      </w:r>
+      <w:r>
+        <w:rPr>
+          <w:rFonts w:eastAsia="BC Sans" w:cs="BC Sans"/>
+          <w:color w:val="313131"/>
+        </w:rPr>
+        <w:t>entitled</w:t>
+      </w:r>
+      <w:r>
+        <w:rPr>
+          <w:rFonts w:eastAsia="BC Sans" w:cs="BC Sans"/>
+          <w:color w:val="313131"/>
+          <w:spacing w:val="-1"/>
+        </w:rPr>
+        <w:t xml:space="preserve"> </w:t>
+      </w:r>
+      <w:r>
+        <w:rPr>
+          <w:rFonts w:eastAsia="BC Sans" w:cs="BC Sans"/>
+          <w:color w:val="313131"/>
+        </w:rPr>
+        <w:t>to</w:t>
+      </w:r>
+      <w:r>
+        <w:rPr>
+          <w:rFonts w:eastAsia="BC Sans" w:cs="BC Sans"/>
+          <w:color w:val="313131"/>
+          <w:spacing w:val="-1"/>
+        </w:rPr>
+        <w:t xml:space="preserve"> </w:t>
+      </w:r>
+      <w:r>
+        <w:rPr>
+          <w:rFonts w:eastAsia="BC Sans" w:cs="BC Sans"/>
+          <w:color w:val="313131"/>
+        </w:rPr>
+        <w:t>claim</w:t>
+      </w:r>
+      <w:r>
+        <w:rPr>
+          <w:rFonts w:eastAsia="BC Sans" w:cs="BC Sans"/>
+          <w:color w:val="313131"/>
+          <w:spacing w:val="-1"/>
+        </w:rPr>
+        <w:t xml:space="preserve"> </w:t>
+      </w:r>
+      <w:r>
+        <w:rPr>
+          <w:rFonts w:eastAsia="BC Sans" w:cs="BC Sans"/>
+          <w:color w:val="313131"/>
+        </w:rPr>
+        <w:t>against</w:t>
+      </w:r>
+      <w:r>
+        <w:rPr>
+          <w:rFonts w:eastAsia="BC Sans" w:cs="BC Sans"/>
+          <w:color w:val="313131"/>
+          <w:spacing w:val="-1"/>
+        </w:rPr>
+        <w:t xml:space="preserve"> </w:t>
+      </w:r>
+      <w:r>
+        <w:rPr>
+          <w:rFonts w:eastAsia="BC Sans" w:cs="BC Sans"/>
+          <w:color w:val="313131"/>
+        </w:rPr>
+        <w:t>the</w:t>
+      </w:r>
+      <w:r>
+        <w:rPr>
+          <w:rFonts w:eastAsia="BC Sans" w:cs="BC Sans"/>
+          <w:color w:val="313131"/>
+          <w:spacing w:val="-1"/>
+        </w:rPr>
+        <w:t xml:space="preserve"> </w:t>
+      </w:r>
+      <w:r>
+        <w:rPr>
+          <w:rFonts w:eastAsia="BC Sans" w:cs="BC Sans"/>
+          <w:color w:val="313131"/>
+        </w:rPr>
+        <w:t>estate</w:t>
+      </w:r>
+      <w:r>
+        <w:rPr>
+          <w:rFonts w:eastAsia="BC Sans" w:cs="BC Sans"/>
+          <w:color w:val="313131"/>
+          <w:spacing w:val="-1"/>
+        </w:rPr>
+        <w:t xml:space="preserve"> </w:t>
+      </w:r>
+      <w:r>
+        <w:rPr>
+          <w:rFonts w:eastAsia="BC Sans" w:cs="BC Sans"/>
+          <w:color w:val="313131"/>
+        </w:rPr>
+        <w:t>for</w:t>
+      </w:r>
+      <w:r>
+        <w:rPr>
+          <w:rFonts w:eastAsia="BC Sans" w:cs="BC Sans"/>
+          <w:color w:val="313131"/>
+          <w:spacing w:val="-1"/>
+        </w:rPr>
+        <w:t xml:space="preserve"> </w:t>
+      </w:r>
+      <w:r>
+        <w:rPr>
+          <w:rFonts w:eastAsia="BC Sans" w:cs="BC Sans"/>
+          <w:color w:val="313131"/>
+        </w:rPr>
+        <w:t>relief,</w:t>
+      </w:r>
+      <w:r>
+        <w:rPr>
+          <w:rFonts w:eastAsia="BC Sans" w:cs="BC Sans"/>
+          <w:color w:val="313131"/>
+          <w:spacing w:val="-1"/>
+        </w:rPr>
+        <w:t xml:space="preserve"> </w:t>
+      </w:r>
+      <w:r>
+        <w:rPr>
+          <w:rFonts w:eastAsia="BC Sans" w:cs="BC Sans"/>
+          <w:color w:val="313131"/>
+        </w:rPr>
+        <w:t>including</w:t>
+      </w:r>
+      <w:r>
+        <w:rPr>
+          <w:rFonts w:eastAsia="BC Sans" w:cs="BC Sans"/>
+          <w:color w:val="313131"/>
+          <w:spacing w:val="-1"/>
+        </w:rPr>
+        <w:t xml:space="preserve"> </w:t>
+      </w:r>
+      <w:r>
+        <w:rPr>
+          <w:rFonts w:eastAsia="BC Sans" w:cs="BC Sans"/>
+          <w:color w:val="313131"/>
+        </w:rPr>
+        <w:t>a</w:t>
+      </w:r>
+      <w:r>
+        <w:rPr>
+          <w:rFonts w:eastAsia="BC Sans" w:cs="BC Sans"/>
+          <w:color w:val="313131"/>
+          <w:spacing w:val="-1"/>
+        </w:rPr>
+        <w:t xml:space="preserve"> </w:t>
+      </w:r>
+      <w:r>
+        <w:rPr>
+          <w:rFonts w:eastAsia="BC Sans" w:cs="BC Sans"/>
+          <w:color w:val="313131"/>
+        </w:rPr>
+        <w:t>claim</w:t>
+      </w:r>
+      <w:r>
+        <w:rPr>
+          <w:rFonts w:eastAsia="BC Sans" w:cs="BC Sans"/>
+          <w:color w:val="313131"/>
+          <w:spacing w:val="-1"/>
+        </w:rPr>
+        <w:t xml:space="preserve"> </w:t>
+      </w:r>
+      <w:r>
+        <w:rPr>
+          <w:rFonts w:eastAsia="BC Sans" w:cs="BC Sans"/>
+          <w:color w:val="313131"/>
+          <w:spacing w:val="-4"/>
+        </w:rPr>
+        <w:t>under</w:t>
+      </w:r>
+    </w:p>
+    <w:p>
+      <w:pPr>
+        <w:widowControl w:val="0"/>
+        <w:numPr>
+          <w:ilvl w:val="1"/>
+          <w:numId w:val="12"/>
+        </w:numPr>
+        <w:tabs>
+          <w:tab w:val="left" w:pos="1277"/>
+        </w:tabs>
+        <w:autoSpaceDE w:val="0"/>
+        <w:autoSpaceDN w:val="0"/>
+        <w:spacing w:before="28" w:after="0" w:line="240" w:lineRule="auto"/>
+        <w:ind w:left="1277" w:hanging="247"/>
+        <w:rPr>
+          <w:rFonts w:eastAsia="BC Sans" w:cs="BC Sans"/>
+        </w:rPr>
+      </w:pPr>
+      <w:r>
+        <w:rPr>
+          <w:rFonts w:eastAsia="BC Sans" w:cs="BC Sans"/>
+          <w:color w:val="313131"/>
+        </w:rPr>
+        <w:t xml:space="preserve">the </w:t>
+      </w:r>
+      <w:r>
+        <w:rPr>
+          <w:rFonts w:eastAsia="BC Sans" w:cs="BC Sans"/>
+          <w:i/>
+          <w:color w:val="313131"/>
+        </w:rPr>
+        <w:t>Family Law Act,</w:t>
+      </w:r>
+      <w:r>
+        <w:rPr>
+          <w:rFonts w:eastAsia="BC Sans" w:cs="BC Sans"/>
+          <w:i/>
+          <w:color w:val="313131"/>
+          <w:spacing w:val="-1"/>
+        </w:rPr>
+        <w:t xml:space="preserve"> </w:t>
+      </w:r>
+      <w:r>
+        <w:rPr>
+          <w:rFonts w:eastAsia="BC Sans" w:cs="BC Sans"/>
+          <w:color w:val="313131"/>
+          <w:spacing w:val="-5"/>
+        </w:rPr>
+        <w:t>or</w:t>
+      </w:r>
+    </w:p>
+    <w:p>
+      <w:pPr>
+        <w:widowControl w:val="0"/>
+        <w:numPr>
+          <w:ilvl w:val="1"/>
+          <w:numId w:val="12"/>
+        </w:numPr>
+        <w:tabs>
+          <w:tab w:val="left" w:pos="1277"/>
+        </w:tabs>
+        <w:autoSpaceDE w:val="0"/>
+        <w:autoSpaceDN w:val="0"/>
+        <w:spacing w:before="28" w:after="0" w:line="240" w:lineRule="auto"/>
+        <w:ind w:left="1277" w:hanging="258"/>
+        <w:rPr>
+          <w:rFonts w:eastAsia="BC Sans" w:cs="BC Sans"/>
+          <w:i/>
+        </w:rPr>
+      </w:pPr>
+      <w:r>
+        <w:rPr>
+          <w:rFonts w:eastAsia="BC Sans" w:cs="BC Sans"/>
+          <w:color w:val="313131"/>
+        </w:rPr>
+        <w:t xml:space="preserve">Division 6 of Part 4 of the </w:t>
+      </w:r>
+      <w:r>
+        <w:rPr>
+          <w:rFonts w:eastAsia="BC Sans" w:cs="BC Sans"/>
+          <w:i/>
+          <w:color w:val="313131"/>
+        </w:rPr>
+        <w:t xml:space="preserve">Wills, Estates and Succession </w:t>
+      </w:r>
+      <w:r>
+        <w:rPr>
+          <w:rFonts w:eastAsia="BC Sans" w:cs="BC Sans"/>
+          <w:i/>
+          <w:color w:val="313131"/>
+          <w:spacing w:val="-4"/>
+        </w:rPr>
+        <w:t>Act.</w:t>
+      </w:r>
+    </w:p>
+    <w:p>
+      <w:pPr>
+        <w:widowControl w:val="0"/>
+        <w:numPr>
+          <w:ilvl w:val="0"/>
+          <w:numId w:val="12"/>
+        </w:numPr>
+        <w:tabs>
+          <w:tab w:val="left" w:pos="888"/>
+          <w:tab w:val="left" w:pos="896"/>
+        </w:tabs>
+        <w:autoSpaceDE w:val="0"/>
+        <w:autoSpaceDN w:val="0"/>
+        <w:spacing w:before="267" w:after="0" w:line="264" w:lineRule="auto"/>
+        <w:ind w:right="311" w:hanging="300"/>
+        <w:jc w:val="both"/>
+        <w:rPr>
+          <w:rFonts w:eastAsia="BC Sans" w:cs="BC Sans"/>
+        </w:rPr>
+      </w:pPr>
+      <w:r>
+        <w:rPr>
+          <w:rFonts w:eastAsia="BC Sans" w:cs="BC Sans"/>
+          <w:color w:val="313131"/>
+        </w:rPr>
+        <w:t>If you choose to take a step referred to in paragraph (2) or (3), you must do so within the time limited by any relevant rule of court or other enactment.</w:t>
+      </w:r>
+    </w:p>
+    <w:p>
+      <w:pPr>
+        <w:widowControl w:val="0"/>
+        <w:numPr>
+          <w:ilvl w:val="0"/>
+          <w:numId w:val="12"/>
+        </w:numPr>
+        <w:tabs>
+          <w:tab w:val="left" w:pos="890"/>
+        </w:tabs>
+        <w:autoSpaceDE w:val="0"/>
+        <w:autoSpaceDN w:val="0"/>
+        <w:spacing w:before="241" w:after="0" w:line="240" w:lineRule="auto"/>
+        <w:ind w:left="890" w:hanging="302"/>
+        <w:rPr>
+          <w:rFonts w:eastAsia="BC Sans" w:cs="BC Sans"/>
+        </w:rPr>
+      </w:pPr>
+      <w:r>
+        <w:rPr>
+          <w:rFonts w:eastAsia="BC Sans" w:cs="BC Sans"/>
+          <w:color w:val="313131"/>
+        </w:rPr>
+        <w:t>You</w:t>
+      </w:r>
+      <w:r>
+        <w:rPr>
+          <w:rFonts w:eastAsia="BC Sans" w:cs="BC Sans"/>
+          <w:color w:val="313131"/>
+          <w:spacing w:val="-1"/>
+        </w:rPr>
+        <w:t xml:space="preserve"> </w:t>
+      </w:r>
+      <w:r>
+        <w:rPr>
+          <w:rFonts w:eastAsia="BC Sans" w:cs="BC Sans"/>
+          <w:color w:val="313131"/>
+        </w:rPr>
+        <w:t>may</w:t>
+      </w:r>
+      <w:r>
+        <w:rPr>
+          <w:rFonts w:eastAsia="BC Sans" w:cs="BC Sans"/>
+          <w:color w:val="313131"/>
+          <w:spacing w:val="-1"/>
+        </w:rPr>
+        <w:t xml:space="preserve"> </w:t>
+      </w:r>
+      <w:r>
+        <w:rPr>
+          <w:rFonts w:eastAsia="BC Sans" w:cs="BC Sans"/>
+          <w:color w:val="313131"/>
+        </w:rPr>
+        <w:t>consult</w:t>
+      </w:r>
+      <w:r>
+        <w:rPr>
+          <w:rFonts w:eastAsia="BC Sans" w:cs="BC Sans"/>
+          <w:color w:val="313131"/>
+          <w:spacing w:val="-1"/>
+        </w:rPr>
+        <w:t xml:space="preserve"> </w:t>
+      </w:r>
+      <w:r>
+        <w:rPr>
+          <w:rFonts w:eastAsia="BC Sans" w:cs="BC Sans"/>
+          <w:color w:val="313131"/>
+        </w:rPr>
+        <w:t>with</w:t>
+      </w:r>
+      <w:r>
+        <w:rPr>
+          <w:rFonts w:eastAsia="BC Sans" w:cs="BC Sans"/>
+          <w:color w:val="313131"/>
+          <w:spacing w:val="-1"/>
+        </w:rPr>
+        <w:t xml:space="preserve"> </w:t>
+      </w:r>
+      <w:r>
+        <w:rPr>
+          <w:rFonts w:eastAsia="BC Sans" w:cs="BC Sans"/>
+          <w:color w:val="313131"/>
+        </w:rPr>
+        <w:t>your</w:t>
+      </w:r>
+      <w:r>
+        <w:rPr>
+          <w:rFonts w:eastAsia="BC Sans" w:cs="BC Sans"/>
+          <w:color w:val="313131"/>
+          <w:spacing w:val="-1"/>
+        </w:rPr>
+        <w:t xml:space="preserve"> </w:t>
+      </w:r>
+      <w:r>
+        <w:rPr>
+          <w:rFonts w:eastAsia="BC Sans" w:cs="BC Sans"/>
+          <w:color w:val="313131"/>
+        </w:rPr>
+        <w:t>own</w:t>
+      </w:r>
+      <w:r>
+        <w:rPr>
+          <w:rFonts w:eastAsia="BC Sans" w:cs="BC Sans"/>
+          <w:color w:val="313131"/>
+          <w:spacing w:val="-1"/>
+        </w:rPr>
+        <w:t xml:space="preserve"> </w:t>
+      </w:r>
+      <w:r>
+        <w:rPr>
+          <w:rFonts w:eastAsia="BC Sans" w:cs="BC Sans"/>
+          <w:color w:val="313131"/>
+        </w:rPr>
+        <w:t>lawyer</w:t>
+      </w:r>
+      <w:r>
+        <w:rPr>
+          <w:rFonts w:eastAsia="BC Sans" w:cs="BC Sans"/>
+          <w:color w:val="313131"/>
+          <w:spacing w:val="-1"/>
+        </w:rPr>
+        <w:t xml:space="preserve"> </w:t>
+      </w:r>
+      <w:r>
+        <w:rPr>
+          <w:rFonts w:eastAsia="BC Sans" w:cs="BC Sans"/>
+          <w:color w:val="313131"/>
+        </w:rPr>
+        <w:t>concerning</w:t>
+      </w:r>
+      <w:r>
+        <w:rPr>
+          <w:rFonts w:eastAsia="BC Sans" w:cs="BC Sans"/>
+          <w:color w:val="313131"/>
+          <w:spacing w:val="-1"/>
+        </w:rPr>
+        <w:t xml:space="preserve"> </w:t>
+      </w:r>
+      <w:r>
+        <w:rPr>
+          <w:rFonts w:eastAsia="BC Sans" w:cs="BC Sans"/>
+          <w:color w:val="313131"/>
+        </w:rPr>
+        <w:t>your</w:t>
+      </w:r>
+      <w:r>
+        <w:rPr>
+          <w:rFonts w:eastAsia="BC Sans" w:cs="BC Sans"/>
+          <w:color w:val="313131"/>
+          <w:spacing w:val="-1"/>
+        </w:rPr>
+        <w:t xml:space="preserve"> </w:t>
+      </w:r>
+      <w:r>
+        <w:rPr>
+          <w:rFonts w:eastAsia="BC Sans" w:cs="BC Sans"/>
+          <w:color w:val="313131"/>
+        </w:rPr>
+        <w:t>interest</w:t>
+      </w:r>
+      <w:r>
+        <w:rPr>
+          <w:rFonts w:eastAsia="BC Sans" w:cs="BC Sans"/>
+          <w:color w:val="313131"/>
+          <w:spacing w:val="-1"/>
+        </w:rPr>
+        <w:t xml:space="preserve"> </w:t>
+      </w:r>
+      <w:r>
+        <w:rPr>
+          <w:rFonts w:eastAsia="BC Sans" w:cs="BC Sans"/>
+          <w:color w:val="313131"/>
+        </w:rPr>
+        <w:t>in,</w:t>
+      </w:r>
+      <w:r>
+        <w:rPr>
+          <w:rFonts w:eastAsia="BC Sans" w:cs="BC Sans"/>
+          <w:color w:val="313131"/>
+          <w:spacing w:val="-1"/>
+        </w:rPr>
+        <w:t xml:space="preserve"> </w:t>
+      </w:r>
+      <w:r>
+        <w:rPr>
+          <w:rFonts w:eastAsia="BC Sans" w:cs="BC Sans"/>
+          <w:color w:val="313131"/>
+        </w:rPr>
+        <w:t>or</w:t>
+      </w:r>
+      <w:r>
+        <w:rPr>
+          <w:rFonts w:eastAsia="BC Sans" w:cs="BC Sans"/>
+          <w:color w:val="313131"/>
+          <w:spacing w:val="-1"/>
+        </w:rPr>
+        <w:t xml:space="preserve"> </w:t>
+      </w:r>
+      <w:r>
+        <w:rPr>
+          <w:rFonts w:eastAsia="BC Sans" w:cs="BC Sans"/>
+          <w:color w:val="313131"/>
+        </w:rPr>
+        <w:t>rights</w:t>
+      </w:r>
+      <w:r>
+        <w:rPr>
+          <w:rFonts w:eastAsia="BC Sans" w:cs="BC Sans"/>
+          <w:color w:val="313131"/>
+          <w:spacing w:val="-1"/>
+        </w:rPr>
+        <w:t xml:space="preserve"> </w:t>
+      </w:r>
+      <w:r>
+        <w:rPr>
+          <w:rFonts w:eastAsia="BC Sans" w:cs="BC Sans"/>
+          <w:color w:val="313131"/>
+        </w:rPr>
+        <w:t>against,</w:t>
+      </w:r>
+      <w:r>
+        <w:rPr>
+          <w:rFonts w:eastAsia="BC Sans" w:cs="BC Sans"/>
+          <w:color w:val="313131"/>
+          <w:spacing w:val="-1"/>
+        </w:rPr>
+        <w:t xml:space="preserve"> </w:t>
+      </w:r>
+      <w:r>
+        <w:rPr>
+          <w:rFonts w:eastAsia="BC Sans" w:cs="BC Sans"/>
+          <w:color w:val="313131"/>
+        </w:rPr>
+        <w:t xml:space="preserve">the </w:t>
+      </w:r>
+      <w:r>
+        <w:rPr>
+          <w:rFonts w:eastAsia="BC Sans" w:cs="BC Sans"/>
+          <w:color w:val="313131"/>
+          <w:spacing w:val="-2"/>
+        </w:rPr>
+        <w:t>estate.</w:t>
+      </w:r>
+    </w:p>
+    <w:p>
+      <w:pPr>
+        <w:widowControl w:val="0"/>
+        <w:numPr>
+          <w:ilvl w:val="0"/>
+          <w:numId w:val="12"/>
+        </w:numPr>
+        <w:tabs>
+          <w:tab w:val="left" w:pos="888"/>
+          <w:tab w:val="left" w:pos="905"/>
+        </w:tabs>
+        <w:autoSpaceDE w:val="0"/>
+        <w:autoSpaceDN w:val="0"/>
+        <w:spacing w:before="268" w:after="0" w:line="264" w:lineRule="auto"/>
+        <w:ind w:right="310" w:hanging="300"/>
+        <w:jc w:val="both"/>
+        <w:rPr>
+          <w:rFonts w:eastAsia="BC Sans" w:cs="BC Sans"/>
+        </w:rPr>
+      </w:pPr>
+      <w:r>
+        <w:rPr>
+          <w:rFonts w:eastAsia="BC Sans" w:cs="BC Sans"/>
+          <w:color w:val="313131"/>
+        </w:rPr>
+        <w:t xml:space="preserve">After the applicant has filed a submission for estate grant, you may apply for an order requiring the applicant to provide security unless the applicant is the Public Guardian and Trustee. Filing a notice of dispute will prevent a grant from being issued before you are able to apply for the order requiring </w:t>
+      </w:r>
+      <w:r>
+        <w:rPr>
+          <w:rFonts w:eastAsia="BC Sans" w:cs="BC Sans"/>
+          <w:color w:val="313131"/>
+          <w:spacing w:val="-2"/>
+        </w:rPr>
+        <w:t>security.</w:t>
+      </w:r>
+    </w:p>
+    <w:p>
+      <w:pPr>
+        <w:widowControl w:val="0"/>
+        <w:numPr>
+          <w:ilvl w:val="0"/>
+          <w:numId w:val="12"/>
+        </w:numPr>
+        <w:tabs>
+          <w:tab w:val="left" w:pos="888"/>
+          <w:tab w:val="left" w:pos="892"/>
+        </w:tabs>
+        <w:autoSpaceDE w:val="0"/>
+        <w:autoSpaceDN w:val="0"/>
+        <w:spacing w:before="241" w:after="0" w:line="264" w:lineRule="auto"/>
+        <w:ind w:right="310" w:hanging="300"/>
+        <w:jc w:val="both"/>
+        <w:rPr>
+          <w:rFonts w:eastAsia="BC Sans" w:cs="BC Sans"/>
+          <w:color w:val="313131"/>
+        </w:rPr>
+      </w:pPr>
+      <w:r>
+        <w:rPr>
+          <w:rFonts w:eastAsia="BC Sans" w:cs="BC Sans"/>
+          <w:color w:val="313131"/>
+        </w:rPr>
+        <w:t>An authorization to obtain estate information or a grant may issue to the applicant on any date that is at</w:t>
+      </w:r>
+      <w:r>
+        <w:rPr>
+          <w:rFonts w:eastAsia="BC Sans" w:cs="BC Sans"/>
+          <w:color w:val="313131"/>
+          <w:spacing w:val="-1"/>
+        </w:rPr>
+        <w:t xml:space="preserve"> </w:t>
+      </w:r>
+      <w:r>
+        <w:rPr>
+          <w:rFonts w:eastAsia="BC Sans" w:cs="BC Sans"/>
+          <w:i/>
+          <w:color w:val="313131"/>
+          <w:u w:val="single" w:color="313131"/>
+        </w:rPr>
+        <w:t>least</w:t>
+      </w:r>
+      <w:r>
+        <w:rPr>
+          <w:rFonts w:eastAsia="BC Sans" w:cs="BC Sans"/>
+          <w:i/>
+          <w:color w:val="313131"/>
+          <w:spacing w:val="-1"/>
+          <w:u w:val="single" w:color="313131"/>
+        </w:rPr>
+        <w:t xml:space="preserve"> </w:t>
+      </w:r>
+      <w:r>
+        <w:rPr>
+          <w:rFonts w:eastAsia="BC Sans" w:cs="BC Sans"/>
+          <w:i/>
+          <w:color w:val="313131"/>
+          <w:u w:val="single" w:color="313131"/>
+        </w:rPr>
+        <w:t>21</w:t>
+      </w:r>
+      <w:r>
+        <w:rPr>
+          <w:rFonts w:eastAsia="BC Sans" w:cs="BC Sans"/>
+          <w:i/>
+          <w:color w:val="313131"/>
+          <w:spacing w:val="-1"/>
+          <w:u w:val="single" w:color="313131"/>
+        </w:rPr>
+        <w:t xml:space="preserve"> </w:t>
+      </w:r>
+      <w:r>
+        <w:rPr>
+          <w:rFonts w:eastAsia="BC Sans" w:cs="BC Sans"/>
+          <w:i/>
+          <w:color w:val="313131"/>
+          <w:u w:val="single" w:color="313131"/>
+        </w:rPr>
+        <w:t>days</w:t>
+      </w:r>
+      <w:r>
+        <w:rPr>
+          <w:rFonts w:eastAsia="BC Sans" w:cs="BC Sans"/>
+          <w:i/>
+          <w:color w:val="313131"/>
+        </w:rPr>
+        <w:t xml:space="preserve"> </w:t>
+      </w:r>
+      <w:r>
+        <w:rPr>
+          <w:rFonts w:eastAsia="BC Sans" w:cs="BC Sans"/>
+          <w:color w:val="313131"/>
+        </w:rPr>
+        <w:t>after</w:t>
+      </w:r>
+      <w:r>
+        <w:rPr>
+          <w:rFonts w:eastAsia="BC Sans" w:cs="BC Sans"/>
+          <w:color w:val="313131"/>
+          <w:spacing w:val="-1"/>
+        </w:rPr>
+        <w:t xml:space="preserve"> </w:t>
+      </w:r>
+      <w:r>
+        <w:rPr>
+          <w:rFonts w:eastAsia="BC Sans" w:cs="BC Sans"/>
+          <w:color w:val="313131"/>
+        </w:rPr>
+        <w:t>the</w:t>
+      </w:r>
+      <w:r>
+        <w:rPr>
+          <w:rFonts w:eastAsia="BC Sans" w:cs="BC Sans"/>
+          <w:color w:val="313131"/>
+          <w:spacing w:val="-1"/>
+        </w:rPr>
+        <w:t xml:space="preserve"> </w:t>
+      </w:r>
+      <w:r>
+        <w:rPr>
+          <w:rFonts w:eastAsia="BC Sans" w:cs="BC Sans"/>
+          <w:color w:val="313131"/>
+        </w:rPr>
+        <w:t>date</w:t>
+      </w:r>
+      <w:r>
+        <w:rPr>
+          <w:rFonts w:eastAsia="BC Sans" w:cs="BC Sans"/>
+          <w:color w:val="313131"/>
+          <w:spacing w:val="-1"/>
+        </w:rPr>
+        <w:t xml:space="preserve"> </w:t>
+      </w:r>
+      <w:r>
+        <w:rPr>
+          <w:rFonts w:eastAsia="BC Sans" w:cs="BC Sans"/>
+          <w:color w:val="313131"/>
+        </w:rPr>
+        <w:t>on</w:t>
+      </w:r>
+      <w:r>
+        <w:rPr>
+          <w:rFonts w:eastAsia="BC Sans" w:cs="BC Sans"/>
+          <w:color w:val="313131"/>
+          <w:spacing w:val="-1"/>
+        </w:rPr>
+        <w:t xml:space="preserve"> </w:t>
+      </w:r>
+      <w:r>
+        <w:rPr>
+          <w:rFonts w:eastAsia="BC Sans" w:cs="BC Sans"/>
+          <w:color w:val="313131"/>
+        </w:rPr>
+        <w:t>which</w:t>
+      </w:r>
+      <w:r>
+        <w:rPr>
+          <w:rFonts w:eastAsia="BC Sans" w:cs="BC Sans"/>
+          <w:color w:val="313131"/>
+          <w:spacing w:val="-1"/>
+        </w:rPr>
+        <w:t xml:space="preserve"> </w:t>
+      </w:r>
+      <w:r>
+        <w:rPr>
+          <w:rFonts w:eastAsia="BC Sans" w:cs="BC Sans"/>
+          <w:color w:val="313131"/>
+        </w:rPr>
+        <w:t>this</w:t>
+      </w:r>
+      <w:r>
+        <w:rPr>
+          <w:rFonts w:eastAsia="BC Sans" w:cs="BC Sans"/>
+          <w:color w:val="313131"/>
+          <w:spacing w:val="-1"/>
+        </w:rPr>
+        <w:t xml:space="preserve"> </w:t>
+      </w:r>
+      <w:r>
+        <w:rPr>
+          <w:rFonts w:eastAsia="BC Sans" w:cs="BC Sans"/>
+          <w:color w:val="313131"/>
+        </w:rPr>
+        <w:t>notice</w:t>
+      </w:r>
+      <w:r>
+        <w:rPr>
+          <w:rFonts w:eastAsia="BC Sans" w:cs="BC Sans"/>
+          <w:color w:val="313131"/>
+          <w:spacing w:val="-1"/>
+        </w:rPr>
+        <w:t xml:space="preserve"> </w:t>
+      </w:r>
+      <w:r>
+        <w:rPr>
+          <w:rFonts w:eastAsia="BC Sans" w:cs="BC Sans"/>
+          <w:color w:val="313131"/>
+        </w:rPr>
+        <w:t>is</w:t>
+      </w:r>
+      <w:r>
+        <w:rPr>
+          <w:rFonts w:eastAsia="BC Sans" w:cs="BC Sans"/>
+          <w:color w:val="313131"/>
+          <w:spacing w:val="-1"/>
+        </w:rPr>
+        <w:t xml:space="preserve"> </w:t>
+      </w:r>
+      <w:r>
+        <w:rPr>
+          <w:rFonts w:eastAsia="BC Sans" w:cs="BC Sans"/>
+          <w:color w:val="313131"/>
+        </w:rPr>
+        <w:t>delivered</w:t>
+      </w:r>
+      <w:r>
+        <w:rPr>
+          <w:rFonts w:eastAsia="BC Sans" w:cs="BC Sans"/>
+          <w:color w:val="313131"/>
+          <w:spacing w:val="-1"/>
+        </w:rPr>
+        <w:t xml:space="preserve"> </w:t>
+      </w:r>
+      <w:r>
+        <w:rPr>
+          <w:rFonts w:eastAsia="BC Sans" w:cs="BC Sans"/>
+          <w:color w:val="313131"/>
+        </w:rPr>
+        <w:t>to</w:t>
+      </w:r>
+      <w:r>
+        <w:rPr>
+          <w:rFonts w:eastAsia="BC Sans" w:cs="BC Sans"/>
+          <w:color w:val="313131"/>
+          <w:spacing w:val="-1"/>
+        </w:rPr>
+        <w:t xml:space="preserve"> </w:t>
+      </w:r>
+      <w:r>
+        <w:rPr>
+          <w:rFonts w:eastAsia="BC Sans" w:cs="BC Sans"/>
+          <w:color w:val="313131"/>
+        </w:rPr>
+        <w:t>you</w:t>
+      </w:r>
+      <w:r>
+        <w:rPr>
+          <w:rFonts w:eastAsia="BC Sans" w:cs="BC Sans"/>
+          <w:color w:val="313131"/>
+          <w:spacing w:val="-1"/>
+        </w:rPr>
+        <w:t xml:space="preserve"> </w:t>
+      </w:r>
+      <w:r>
+        <w:rPr>
+          <w:rFonts w:eastAsia="BC Sans" w:cs="BC Sans"/>
+          <w:color w:val="313131"/>
+        </w:rPr>
+        <w:t>or</w:t>
+      </w:r>
+      <w:r>
+        <w:rPr>
+          <w:rFonts w:eastAsia="BC Sans" w:cs="BC Sans"/>
+          <w:color w:val="313131"/>
+          <w:spacing w:val="-1"/>
+        </w:rPr>
+        <w:t xml:space="preserve"> </w:t>
+      </w:r>
+      <w:r>
+        <w:rPr>
+          <w:rFonts w:eastAsia="BC Sans" w:cs="BC Sans"/>
+          <w:color w:val="313131"/>
+        </w:rPr>
+        <w:t>on</w:t>
+      </w:r>
+      <w:r>
+        <w:rPr>
+          <w:rFonts w:eastAsia="BC Sans" w:cs="BC Sans"/>
+          <w:color w:val="313131"/>
+          <w:spacing w:val="-1"/>
+        </w:rPr>
+        <w:t xml:space="preserve"> </w:t>
+      </w:r>
+      <w:r>
+        <w:rPr>
+          <w:rFonts w:eastAsia="BC Sans" w:cs="BC Sans"/>
+          <w:color w:val="313131"/>
+        </w:rPr>
+        <w:t>any</w:t>
+      </w:r>
+      <w:r>
+        <w:rPr>
+          <w:rFonts w:eastAsia="BC Sans" w:cs="BC Sans"/>
+          <w:color w:val="313131"/>
+          <w:spacing w:val="-1"/>
+        </w:rPr>
+        <w:t xml:space="preserve"> </w:t>
+      </w:r>
+      <w:r>
+        <w:rPr>
+          <w:rFonts w:eastAsia="BC Sans" w:cs="BC Sans"/>
+          <w:color w:val="313131"/>
+        </w:rPr>
+        <w:t>earlier</w:t>
+      </w:r>
+      <w:r>
+        <w:rPr>
+          <w:rFonts w:eastAsia="BC Sans" w:cs="BC Sans"/>
+          <w:color w:val="313131"/>
+          <w:spacing w:val="-1"/>
+        </w:rPr>
+        <w:t xml:space="preserve"> </w:t>
+      </w:r>
+      <w:r>
+        <w:rPr>
+          <w:rFonts w:eastAsia="BC Sans" w:cs="BC Sans"/>
+          <w:color w:val="313131"/>
+        </w:rPr>
+        <w:t>date</w:t>
+      </w:r>
+      <w:r>
+        <w:rPr>
+          <w:rFonts w:eastAsia="BC Sans" w:cs="BC Sans"/>
+          <w:color w:val="313131"/>
+          <w:spacing w:val="-1"/>
+        </w:rPr>
+        <w:t xml:space="preserve"> </w:t>
+      </w:r>
+      <w:r>
+        <w:rPr>
+          <w:rFonts w:eastAsia="BC Sans" w:cs="BC Sans"/>
+          <w:color w:val="313131"/>
+        </w:rPr>
+        <w:t>ordered</w:t>
+      </w:r>
+      <w:r>
+        <w:rPr>
+          <w:rFonts w:eastAsia="BC Sans" w:cs="BC Sans"/>
+          <w:color w:val="313131"/>
+          <w:spacing w:val="-1"/>
+        </w:rPr>
+        <w:t xml:space="preserve"> </w:t>
+      </w:r>
+      <w:r>
+        <w:rPr>
+          <w:rFonts w:eastAsia="BC Sans" w:cs="BC Sans"/>
+          <w:color w:val="313131"/>
+        </w:rPr>
+        <w:t>by the court.</w:t>
+      </w:r>
+    </w:p>
+    <w:p>
+      <w:pPr>
+        <w:widowControl w:val="0"/>
+        <w:numPr>
+          <w:ilvl w:val="0"/>
+          <w:numId w:val="12"/>
+        </w:numPr>
+        <w:tabs>
+          <w:tab w:val="left" w:pos="888"/>
+          <w:tab w:val="left" w:pos="900"/>
+        </w:tabs>
+        <w:autoSpaceDE w:val="0"/>
+        <w:autoSpaceDN w:val="0"/>
+        <w:spacing w:before="82" w:after="0" w:line="264" w:lineRule="auto"/>
+        <w:ind w:right="310" w:hanging="300"/>
+        <w:rPr>
+          <w:rFonts w:eastAsia="BC Sans" w:cs="BC Sans"/>
+        </w:rPr>
+      </w:pPr>
+      <w:r>
+        <w:rPr>
+          <w:rFonts w:eastAsia="BC Sans" w:cs="BC Sans"/>
+          <w:color w:val="313131"/>
+        </w:rPr>
+        <w:lastRenderedPageBreak/>
+        <w:t>If an authorization to obtain estate information issues to the applicant, the applicant may apply for a grant without further notice.</w:t>
+      </w:r>
+    </w:p>
+    <w:p>
+      <w:pPr>
+        <w:widowControl w:val="0"/>
+        <w:numPr>
+          <w:ilvl w:val="0"/>
+          <w:numId w:val="12"/>
+        </w:numPr>
+        <w:tabs>
+          <w:tab w:val="left" w:pos="888"/>
+          <w:tab w:val="left" w:pos="897"/>
+        </w:tabs>
+        <w:autoSpaceDE w:val="0"/>
+        <w:autoSpaceDN w:val="0"/>
+        <w:spacing w:before="240" w:after="0" w:line="264" w:lineRule="auto"/>
+        <w:ind w:right="309" w:hanging="300"/>
+        <w:rPr>
+          <w:rFonts w:eastAsia="BC Sans" w:cs="BC Sans"/>
+        </w:rPr>
+      </w:pPr>
+      <w:r>
+        <w:rPr>
+          <w:rFonts w:eastAsia="BC Sans" w:cs="BC Sans"/>
+          <w:color w:val="313131"/>
+        </w:rPr>
+        <w:t>If a grant issues to the applicant, the applicant must provide, to intestate successors of the deceased, an accounting as to how the estate was administered and how the estate assets were distributed.</w:t>
+      </w:r>
+    </w:p>
+    <w:p>
+      <w:pPr>
         <w:pStyle w:val="Heading2"/>
+      </w:pPr>
+      <w:r>
+        <w:rPr>
+          <w:color w:val="313131"/>
+        </w:rPr>
+        <w:t>INFORMATION</w:t>
+      </w:r>
+      <w:r>
+        <w:rPr>
+          <w:color w:val="313131"/>
+          <w:spacing w:val="-8"/>
+        </w:rPr>
+        <w:t xml:space="preserve"> </w:t>
+      </w:r>
+      <w:r>
+        <w:rPr>
+          <w:color w:val="313131"/>
+        </w:rPr>
+        <w:t>ABOUT</w:t>
+      </w:r>
+      <w:r>
+        <w:rPr>
+          <w:color w:val="313131"/>
+          <w:spacing w:val="-7"/>
+        </w:rPr>
+        <w:t xml:space="preserve"> </w:t>
+      </w:r>
+      <w:r>
+        <w:rPr>
+          <w:color w:val="313131"/>
+        </w:rPr>
+        <w:t>EACH</w:t>
+      </w:r>
+      <w:r>
+        <w:rPr>
+          <w:color w:val="313131"/>
+          <w:spacing w:val="-7"/>
+        </w:rPr>
+        <w:t xml:space="preserve"> </w:t>
+      </w:r>
+      <w:r>
+        <w:rPr>
+          <w:color w:val="313131"/>
+          <w:spacing w:val="-2"/>
+        </w:rPr>
+        <w:t>APPLICANT</w:t>
+      </w:r>
+    </w:p>
+    <w:p>
+      <w:pPr>
+        <w:spacing w:before="272"/>
         <w:ind w:left="288"/>
         <w:rPr>
-          <w:rFonts w:ascii="Segoe UI" w:eastAsia="Segoe UI" w:hAnsi="Segoe UI" w:cs="Segoe UI"/>
-          <w:color w:val="313131"/>
-          <w:sz w:val="24"/>
-          <w:szCs w:val="24"/>
+          <w:b/>
+          <w:bCs/>
         </w:rPr>
       </w:pPr>
       <w:r>
         <w:rPr>
-          <w:rFonts w:ascii="Segoe UI" w:eastAsia="Segoe UI" w:hAnsi="Segoe UI" w:cs="Segoe UI"/>
-          <w:color w:val="313131"/>
-          <w:sz w:val="24"/>
-          <w:szCs w:val="24"/>
-        </w:rPr>
-        <w:lastRenderedPageBreak/>
-        <w:t>INFORMATION FOR SERVICE</w:t>
+          <w:color w:val="313131"/>
+          <w:szCs w:val="20"/>
+        </w:rPr>
+        <w:t>Name:</w:t>
+      </w:r>
+      <w:r>
+        <w:rPr>
+          <w:color w:val="313131"/>
+          <w:spacing w:val="-1"/>
+          <w:szCs w:val="20"/>
+        </w:rPr>
+        <w:t xml:space="preserve"> </w:t>
+      </w:r>
+      <w:r>
+        <w:rPr>
+          <w:b/>
+          <w:bCs/>
+        </w:rPr>
+        <w:t>{</w:t>
+      </w:r>
+      <w:proofErr w:type="spellStart"/>
+      <w:r>
+        <w:rPr>
+          <w:b/>
+          <w:bCs/>
+        </w:rPr>
+        <w:t>d.applicant.applicantName</w:t>
+      </w:r>
+      <w:proofErr w:type="spellEnd"/>
+      <w:r>
+        <w:rPr>
+          <w:b/>
+          <w:bCs/>
+        </w:rPr>
+        <w:t>}</w:t>
+      </w:r>
+      <w:r>
+        <w:br/>
+      </w:r>
+      <w:r>
+        <w:rPr>
+          <w:b/>
+          <w:bCs/>
+        </w:rPr>
+        <w:t>{d.applicant.applicantOrdinaryAddressReceiveMail:ifEQ('yes'):showBegin}</w:t>
+      </w:r>
+      <w:r>
+        <w:rPr>
+          <w:color w:val="313131"/>
+          <w:szCs w:val="20"/>
+        </w:rPr>
+        <w:t xml:space="preserve">Mailing address: </w:t>
+      </w:r>
+      <w:r>
+        <w:rPr>
+          <w:b/>
+          <w:bCs/>
+        </w:rPr>
+        <w:t>{</w:t>
+      </w:r>
+      <w:proofErr w:type="spellStart"/>
+      <w:r>
+        <w:rPr>
+          <w:b/>
+          <w:bCs/>
+        </w:rPr>
+        <w:t>d.applicant.applicantOrdinaryAddressStreet</w:t>
+      </w:r>
+      <w:proofErr w:type="spellEnd"/>
+      <w:r>
+        <w:rPr>
+          <w:b/>
+          <w:bCs/>
+        </w:rPr>
+        <w:t>}, {</w:t>
+      </w:r>
+      <w:proofErr w:type="spellStart"/>
+      <w:r>
+        <w:rPr>
+          <w:b/>
+          <w:bCs/>
+        </w:rPr>
+        <w:t>d.applicant.applicantOrdinaryAddressCity</w:t>
+      </w:r>
+      <w:proofErr w:type="spellEnd"/>
+      <w:r>
+        <w:rPr>
+          <w:b/>
+          <w:bCs/>
+        </w:rPr>
+        <w:t>}, {d.applicant.applicantOrdinaryAddressProvince}{d.applicant.applicantOrdinaryAddressState}</w:t>
+      </w:r>
+      <w:r>
+        <w:rPr>
+          <w:b/>
+          <w:bCs/>
+        </w:rPr>
+        <w:t>{d.applicant.</w:t>
+      </w:r>
+      <w:r>
+        <w:rPr>
+          <w:b/>
+          <w:bCs/>
+        </w:rPr>
+        <w:t xml:space="preserve">applicantOrdinaryAddressProvinceText </w:t>
+      </w:r>
+      <w:r>
+        <w:rPr>
+          <w:b/>
+          <w:bCs/>
+        </w:rPr>
+        <w:t>}</w:t>
+      </w:r>
+      <w:r>
+        <w:rPr>
+          <w:b/>
+          <w:bCs/>
+        </w:rPr>
+        <w:t>, {</w:t>
+      </w:r>
+      <w:proofErr w:type="spellStart"/>
+      <w:r>
+        <w:rPr>
+          <w:b/>
+          <w:bCs/>
+        </w:rPr>
+        <w:t>d.applicant.applicantOrdinaryAddressPostalCode</w:t>
+      </w:r>
+      <w:proofErr w:type="spellEnd"/>
+      <w:r>
+        <w:rPr>
+          <w:b/>
+          <w:bCs/>
+        </w:rPr>
+        <w:t>}, {d.applicant.applicantOrdinaryAddressCountry}{d.applicant.applicantOrdinaryAddressReceiveMail:showEnd}</w:t>
+      </w:r>
+      <w:r>
+        <w:br/>
+      </w:r>
+      <w:r>
+        <w:rPr>
+          <w:b/>
+          <w:bCs/>
+        </w:rPr>
+        <w:t>{d.applicant.applicantOrdinaryAddressReceiveMail:ifEQ('yes'):hideBegin}</w:t>
+      </w:r>
+      <w:r>
+        <w:rPr>
+          <w:color w:val="313131"/>
+          <w:szCs w:val="20"/>
+        </w:rPr>
+        <w:t xml:space="preserve">Mailing address: </w:t>
+      </w:r>
+      <w:r>
+        <w:rPr>
+          <w:b/>
+          <w:bCs/>
+        </w:rPr>
+        <w:t>{</w:t>
+      </w:r>
+      <w:proofErr w:type="spellStart"/>
+      <w:r>
+        <w:rPr>
+          <w:b/>
+          <w:bCs/>
+        </w:rPr>
+        <w:t>d.applicant.applicantMailingAddressStreet</w:t>
+      </w:r>
+      <w:proofErr w:type="spellEnd"/>
+      <w:r>
+        <w:rPr>
+          <w:b/>
+          <w:bCs/>
+        </w:rPr>
+        <w:t>}, {</w:t>
+      </w:r>
+      <w:proofErr w:type="spellStart"/>
+      <w:r>
+        <w:rPr>
+          <w:b/>
+          <w:bCs/>
+        </w:rPr>
+        <w:t>d.applicant.applicantMailingAddressCity</w:t>
+      </w:r>
+      <w:proofErr w:type="spellEnd"/>
+      <w:r>
+        <w:rPr>
+          <w:b/>
+          <w:bCs/>
+        </w:rPr>
+        <w:t>}, {d.applicant.applicantMailingAddressProvince}{d.applicant.applicantMailingAddressState}</w:t>
+      </w:r>
+      <w:r>
+        <w:rPr>
+          <w:b/>
+          <w:bCs/>
+        </w:rPr>
+        <w:t>{d.applicant.</w:t>
+      </w:r>
+      <w:r>
+        <w:rPr>
+          <w:b/>
+          <w:bCs/>
+        </w:rPr>
+        <w:t xml:space="preserve">applicantMailingAddressProvinceText </w:t>
+      </w:r>
+      <w:r>
+        <w:rPr>
+          <w:b/>
+          <w:bCs/>
+        </w:rPr>
+        <w:t>},</w:t>
+      </w:r>
+      <w:r>
+        <w:rPr>
+          <w:b/>
+          <w:bCs/>
+        </w:rPr>
+        <w:t xml:space="preserve"> {</w:t>
+      </w:r>
+      <w:proofErr w:type="spellStart"/>
+      <w:r>
+        <w:rPr>
+          <w:b/>
+          <w:bCs/>
+        </w:rPr>
+        <w:t>d.applicant.applicantMailingAddressPostalCode</w:t>
+      </w:r>
+      <w:proofErr w:type="spellEnd"/>
+      <w:r>
+        <w:rPr>
+          <w:b/>
+          <w:bCs/>
+        </w:rPr>
+        <w:t>}, {d.applicant.applicantMailingAddressCountry}{d.applicant.applicantOrdinaryAddressReceiveMail:hideEnd}</w:t>
+      </w:r>
+    </w:p>
+    <w:p>
+      <w:pPr>
+        <w:spacing w:before="54"/>
+        <w:ind w:left="288"/>
+        <w:rPr>
+          <w:color w:val="313131"/>
+        </w:rPr>
+      </w:pPr>
+      <w:r>
+        <w:rPr>
+          <w:color w:val="313131"/>
+        </w:rPr>
+        <w:t>{</w:t>
+      </w:r>
+      <w:proofErr w:type="spellStart"/>
+      <w:r>
+        <w:rPr>
+          <w:color w:val="313131"/>
+        </w:rPr>
+        <w:t>d.isApplicantOrg:ifEQ</w:t>
+      </w:r>
+      <w:proofErr w:type="spellEnd"/>
+      <w:r>
+        <w:rPr>
+          <w:color w:val="313131"/>
+        </w:rPr>
+        <w:t>('</w:t>
+      </w:r>
+      <w:proofErr w:type="spellStart"/>
+      <w:r>
+        <w:rPr>
+          <w:color w:val="313131"/>
+        </w:rPr>
+        <w:t>yes'</w:t>
+      </w:r>
+      <w:proofErr w:type="spellEnd"/>
+      <w:r>
+        <w:rPr>
+          <w:color w:val="313131"/>
+        </w:rPr>
+        <w:t>):</w:t>
+      </w:r>
+      <w:proofErr w:type="spellStart"/>
+      <w:r>
+        <w:rPr>
+          <w:color w:val="313131"/>
+        </w:rPr>
+        <w:t>showBegin</w:t>
+      </w:r>
+      <w:proofErr w:type="spellEnd"/>
+      <w:r>
+        <w:rPr>
+          <w:color w:val="313131"/>
+        </w:rPr>
+        <w:t>}This applicant is not an individual.{</w:t>
+      </w:r>
+      <w:proofErr w:type="spellStart"/>
+      <w:r>
+        <w:rPr>
+          <w:color w:val="313131"/>
+        </w:rPr>
+        <w:t>d.isApplicantOrg:showEnd</w:t>
+      </w:r>
+      <w:proofErr w:type="spellEnd"/>
+      <w:r>
+        <w:rPr>
+          <w:color w:val="313131"/>
+        </w:rPr>
+        <w:t>}{d.isApplicantOrg:ifEQ('yes'):hideBegin}{d.applicant.applicantOrdinaryAddressReceiveMail:ifEQ('yes'):showBegin}This applicant is an individual and ordinarily lives at the mailing address noted above.{d.applicant.applicantOrdinaryAddressReceiveMail:showEnd}{d.applicant.applicantOrdinaryAddressReceiveMail:ifEQ('yes'):hideBegin}This applicant is an individual and lives in the following city and country: {</w:t>
+      </w:r>
+      <w:proofErr w:type="spellStart"/>
+      <w:r>
+        <w:rPr>
+          <w:color w:val="313131"/>
+        </w:rPr>
+        <w:t>d.applicant.applicantOrdinaryAddressCity</w:t>
+      </w:r>
+      <w:proofErr w:type="spellEnd"/>
+      <w:r>
+        <w:rPr>
+          <w:color w:val="313131"/>
+        </w:rPr>
+        <w:t>}, {d.applicant.applicantOrdinaryAddressCountry}{d.applicant.applicantOrdinaryAddressReceiveMail:hideEnd}{d.isApplicantOrg:hideEnd}</w:t>
+      </w:r>
+    </w:p>
+    <w:p>
+      <w:pPr>
+        <w:pStyle w:val="Heading2"/>
+      </w:pPr>
+      <w:r>
+        <w:rPr>
+          <w:color w:val="313131"/>
+        </w:rPr>
+        <w:t>INFORMATION</w:t>
+      </w:r>
+      <w:r>
+        <w:rPr>
+          <w:color w:val="313131"/>
+          <w:spacing w:val="-9"/>
+        </w:rPr>
+        <w:t xml:space="preserve"> </w:t>
+      </w:r>
+      <w:r>
+        <w:rPr>
+          <w:color w:val="313131"/>
+        </w:rPr>
+        <w:t>FOR</w:t>
+      </w:r>
+      <w:r>
+        <w:rPr>
+          <w:color w:val="313131"/>
+          <w:spacing w:val="-8"/>
+        </w:rPr>
+        <w:t xml:space="preserve"> </w:t>
+      </w:r>
+      <w:r>
+        <w:rPr>
+          <w:color w:val="313131"/>
+          <w:spacing w:val="-2"/>
+        </w:rPr>
+        <w:t>SERVICE</w:t>
       </w:r>
     </w:p>
     <w:p>
       <w:pPr>
         <w:pStyle w:val="Heading3"/>
-        <w:spacing w:before="272"/>
+        <w:spacing w:before="272" w:line="240" w:lineRule="auto"/>
         <w:ind w:left="288"/>
         <w:rPr>
-          <w:rFonts w:ascii="Segoe UI" w:eastAsia="Segoe UI" w:hAnsi="Segoe UI" w:cs="Segoe UI"/>
-          <w:color w:val="000000" w:themeColor="text1"/>
+          <w:rFonts w:ascii="BC Sans" w:eastAsia="BC Sans" w:hAnsi="BC Sans" w:cs="BC Sans"/>
+          <w:color w:val="auto"/>
           <w:sz w:val="22"/>
         </w:rPr>
       </w:pPr>
       <w:r>
         <w:rPr>
-          <w:rFonts w:ascii="Segoe UI" w:eastAsia="Segoe UI" w:hAnsi="Segoe UI" w:cs="Segoe UI"/>
           <w:b w:val="0"/>
           <w:bCs w:val="0"/>
           <w:color w:val="313131"/>
           <w:szCs w:val="20"/>
         </w:rPr>
-        <w:t xml:space="preserve">Street address: </w:t>
-      </w:r>
-      <w:r>
-        <w:rPr>
-          <w:rFonts w:ascii="Segoe UI" w:eastAsia="Segoe UI" w:hAnsi="Segoe UI" w:cs="Segoe UI"/>
-          <w:color w:val="000000" w:themeColor="text1"/>
+        <w:t>Street</w:t>
+      </w:r>
+      <w:r>
+        <w:rPr>
+          <w:b w:val="0"/>
+          <w:bCs w:val="0"/>
+          <w:color w:val="313131"/>
+          <w:spacing w:val="-2"/>
+          <w:szCs w:val="20"/>
+        </w:rPr>
+        <w:t xml:space="preserve"> </w:t>
+      </w:r>
+      <w:r>
+        <w:rPr>
+          <w:b w:val="0"/>
+          <w:bCs w:val="0"/>
+          <w:color w:val="313131"/>
+          <w:szCs w:val="20"/>
+        </w:rPr>
+        <w:t>address</w:t>
+      </w:r>
+      <w:r>
+        <w:rPr>
+          <w:b w:val="0"/>
+          <w:bCs w:val="0"/>
+          <w:color w:val="313131"/>
+          <w:szCs w:val="20"/>
+        </w:rPr>
+        <w:t xml:space="preserve">: </w:t>
+      </w:r>
+      <w:r>
+        <w:rPr>
+          <w:rFonts w:ascii="BC Sans" w:eastAsia="BC Sans" w:hAnsi="BC Sans" w:cs="BC Sans"/>
+          <w:b w:val="0"/>
+          <w:bCs w:val="0"/>
+          <w:color w:val="auto"/>
           <w:sz w:val="22"/>
         </w:rPr>
         <w:t>{</w:t>
@@ -3151,8 +5149,10 @@
       <w:proofErr w:type="gramStart"/>
       <w:r>
         <w:rPr>
-          <w:rFonts w:ascii="Segoe UI" w:eastAsia="Segoe UI" w:hAnsi="Segoe UI" w:cs="Segoe UI"/>
-          <w:color w:val="000000" w:themeColor="text1"/>
+          <w:rFonts w:ascii="BC Sans" w:eastAsia="BC Sans" w:hAnsi="BC Sans" w:cs="BC Sans"/>
+          <w:b w:val="0"/>
+          <w:bCs w:val="0"/>
+          <w:color w:val="auto"/>
           <w:sz w:val="22"/>
         </w:rPr>
         <w:t>d.applicant</w:t>
@@ -3160,8 +5160,10 @@
       <w:proofErr w:type="gramEnd"/>
       <w:r>
         <w:rPr>
-          <w:rFonts w:ascii="Segoe UI" w:eastAsia="Segoe UI" w:hAnsi="Segoe UI" w:cs="Segoe UI"/>
-          <w:color w:val="000000" w:themeColor="text1"/>
+          <w:rFonts w:ascii="BC Sans" w:eastAsia="BC Sans" w:hAnsi="BC Sans" w:cs="BC Sans"/>
+          <w:b w:val="0"/>
+          <w:bCs w:val="0"/>
+          <w:color w:val="auto"/>
           <w:sz w:val="22"/>
         </w:rPr>
         <w:t>.applicantServiceAddressStreet</w:t>
@@ -3169,18 +5171,28 @@
       <w:proofErr w:type="spellEnd"/>
       <w:r>
         <w:rPr>
-          <w:rFonts w:ascii="Segoe UI" w:eastAsia="Segoe UI" w:hAnsi="Segoe UI" w:cs="Segoe UI"/>
-          <w:color w:val="000000" w:themeColor="text1"/>
+          <w:rFonts w:ascii="BC Sans" w:eastAsia="BC Sans" w:hAnsi="BC Sans" w:cs="BC Sans"/>
+          <w:b w:val="0"/>
+          <w:bCs w:val="0"/>
+          <w:color w:val="auto"/>
           <w:sz w:val="22"/>
         </w:rPr>
-        <w:t>}, {</w:t>
+        <w:t xml:space="preserve">}, </w:t>
+      </w:r>
+      <w:r>
+        <w:rPr>
+          <w:rFonts w:ascii="BC Sans" w:eastAsia="BC Sans" w:hAnsi="BC Sans" w:cs="BC Sans"/>
+          <w:color w:val="auto"/>
+          <w:sz w:val="22"/>
+        </w:rPr>
+        <w:t>{</w:t>
       </w:r>
       <w:proofErr w:type="spellStart"/>
       <w:proofErr w:type="gramStart"/>
       <w:r>
         <w:rPr>
-          <w:rFonts w:ascii="Segoe UI" w:eastAsia="Segoe UI" w:hAnsi="Segoe UI" w:cs="Segoe UI"/>
-          <w:color w:val="000000" w:themeColor="text1"/>
+          <w:rFonts w:ascii="BC Sans" w:eastAsia="BC Sans" w:hAnsi="BC Sans" w:cs="BC Sans"/>
+          <w:color w:val="auto"/>
           <w:sz w:val="22"/>
         </w:rPr>
         <w:t>d.applicant</w:t>
@@ -3188,8 +5200,8 @@
       <w:proofErr w:type="gramEnd"/>
       <w:r>
         <w:rPr>
-          <w:rFonts w:ascii="Segoe UI" w:eastAsia="Segoe UI" w:hAnsi="Segoe UI" w:cs="Segoe UI"/>
-          <w:color w:val="000000" w:themeColor="text1"/>
+          <w:rFonts w:ascii="BC Sans" w:eastAsia="BC Sans" w:hAnsi="BC Sans" w:cs="BC Sans"/>
+          <w:color w:val="auto"/>
           <w:sz w:val="22"/>
         </w:rPr>
         <w:t>.applicantServiceAddressCity</w:t>
@@ -3197,34 +5209,44 @@
       <w:proofErr w:type="spellEnd"/>
       <w:r>
         <w:rPr>
-          <w:rFonts w:ascii="Segoe UI" w:eastAsia="Segoe UI" w:hAnsi="Segoe UI" w:cs="Segoe UI"/>
-          <w:color w:val="000000" w:themeColor="text1"/>
+          <w:rFonts w:ascii="BC Sans" w:eastAsia="BC Sans" w:hAnsi="BC Sans" w:cs="BC Sans"/>
+          <w:color w:val="auto"/>
           <w:sz w:val="22"/>
         </w:rPr>
-        <w:t xml:space="preserve">}, </w:t>
-      </w:r>
-      <w:r>
-        <w:rPr>
-          <w:rFonts w:ascii="Segoe UI" w:eastAsia="Segoe UI" w:hAnsi="Segoe UI" w:cs="Segoe UI"/>
-          <w:color w:val="000000" w:themeColor="text1"/>
+        <w:t>}, {</w:t>
+      </w:r>
+      <w:proofErr w:type="gramStart"/>
+      <w:r>
+        <w:rPr>
+          <w:rFonts w:ascii="BC Sans" w:eastAsia="BC Sans" w:hAnsi="BC Sans" w:cs="BC Sans"/>
+          <w:color w:val="auto"/>
           <w:sz w:val="22"/>
         </w:rPr>
-        <w:t>{</w:t>
+        <w:t>d.applicant</w:t>
+      </w:r>
+      <w:proofErr w:type="gramEnd"/>
+      <w:r>
+        <w:rPr>
+          <w:rFonts w:ascii="BC Sans" w:eastAsia="BC Sans" w:hAnsi="BC Sans" w:cs="BC Sans"/>
+          <w:color w:val="auto"/>
+          <w:sz w:val="22"/>
+        </w:rPr>
+        <w:t>.</w:t>
       </w:r>
       <w:proofErr w:type="gramStart"/>
       <w:r>
         <w:rPr>
-          <w:rFonts w:ascii="Segoe UI" w:eastAsia="Segoe UI" w:hAnsi="Segoe UI" w:cs="Segoe UI"/>
-          <w:color w:val="000000" w:themeColor="text1"/>
+          <w:rFonts w:ascii="BC Sans" w:eastAsia="BC Sans" w:hAnsi="BC Sans" w:cs="BC Sans"/>
+          <w:color w:val="auto"/>
           <w:sz w:val="22"/>
         </w:rPr>
-        <w:t>d.applicant</w:t>
+        <w:t>applicantServiceAddressProvince}{d.applicant</w:t>
       </w:r>
       <w:proofErr w:type="gramEnd"/>
       <w:r>
         <w:rPr>
-          <w:rFonts w:ascii="Segoe UI" w:eastAsia="Segoe UI" w:hAnsi="Segoe UI" w:cs="Segoe UI"/>
-          <w:color w:val="000000" w:themeColor="text1"/>
+          <w:rFonts w:ascii="BC Sans" w:eastAsia="BC Sans" w:hAnsi="BC Sans" w:cs="BC Sans"/>
+          <w:color w:val="auto"/>
           <w:sz w:val="22"/>
         </w:rPr>
         <w:t>.</w:t>
@@ -3232,53 +5254,27 @@
       <w:proofErr w:type="gramStart"/>
       <w:r>
         <w:rPr>
-          <w:rFonts w:ascii="Segoe UI" w:eastAsia="Segoe UI" w:hAnsi="Segoe UI" w:cs="Segoe UI"/>
-          <w:color w:val="000000" w:themeColor="text1"/>
+          <w:rFonts w:ascii="BC Sans" w:eastAsia="BC Sans" w:hAnsi="BC Sans" w:cs="BC Sans"/>
+          <w:color w:val="auto"/>
           <w:sz w:val="22"/>
         </w:rPr>
-        <w:t>applicantServiceAddressProvince}{d.applicant</w:t>
+        <w:t>applicantServiceAddressState}{d.applicant</w:t>
       </w:r>
       <w:proofErr w:type="gramEnd"/>
       <w:r>
         <w:rPr>
-          <w:rFonts w:ascii="Segoe UI" w:eastAsia="Segoe UI" w:hAnsi="Segoe UI" w:cs="Segoe UI"/>
-          <w:color w:val="000000" w:themeColor="text1"/>
+          <w:rFonts w:ascii="BC Sans" w:eastAsia="BC Sans" w:hAnsi="BC Sans" w:cs="BC Sans"/>
+          <w:color w:val="auto"/>
           <w:sz w:val="22"/>
         </w:rPr>
-        <w:t>.</w:t>
-      </w:r>
-      <w:proofErr w:type="gramStart"/>
-      <w:r>
-        <w:rPr>
-          <w:rFonts w:ascii="Segoe UI" w:eastAsia="Segoe UI" w:hAnsi="Segoe UI" w:cs="Segoe UI"/>
-          <w:color w:val="000000" w:themeColor="text1"/>
-          <w:sz w:val="22"/>
-        </w:rPr>
-        <w:t>applicantServiceAddressState}{d.applicant</w:t>
-      </w:r>
-      <w:proofErr w:type="gramEnd"/>
-      <w:r>
-        <w:rPr>
-          <w:rFonts w:ascii="Segoe UI" w:eastAsia="Segoe UI" w:hAnsi="Segoe UI" w:cs="Segoe UI"/>
-          <w:color w:val="000000" w:themeColor="text1"/>
-          <w:sz w:val="22"/>
-        </w:rPr>
-        <w:t>.applicantServiceAddressProvinceText}</w:t>
-      </w:r>
-      <w:r>
-        <w:rPr>
-          <w:rFonts w:ascii="Segoe UI" w:eastAsia="Segoe UI" w:hAnsi="Segoe UI" w:cs="Segoe UI"/>
-          <w:color w:val="000000" w:themeColor="text1"/>
-          <w:sz w:val="22"/>
-        </w:rPr>
-        <w:t>, {</w:t>
+        <w:t>.applicantServiceAddressProvinceText}, {</w:t>
       </w:r>
       <w:proofErr w:type="spellStart"/>
       <w:proofErr w:type="gramStart"/>
       <w:r>
         <w:rPr>
-          <w:rFonts w:ascii="Segoe UI" w:eastAsia="Segoe UI" w:hAnsi="Segoe UI" w:cs="Segoe UI"/>
-          <w:color w:val="000000" w:themeColor="text1"/>
+          <w:rFonts w:ascii="BC Sans" w:eastAsia="BC Sans" w:hAnsi="BC Sans" w:cs="BC Sans"/>
+          <w:color w:val="auto"/>
           <w:sz w:val="22"/>
         </w:rPr>
         <w:t>d.applicant</w:t>
@@ -3286,8 +5282,8 @@
       <w:proofErr w:type="gramEnd"/>
       <w:r>
         <w:rPr>
-          <w:rFonts w:ascii="Segoe UI" w:eastAsia="Segoe UI" w:hAnsi="Segoe UI" w:cs="Segoe UI"/>
-          <w:color w:val="000000" w:themeColor="text1"/>
+          <w:rFonts w:ascii="BC Sans" w:eastAsia="BC Sans" w:hAnsi="BC Sans" w:cs="BC Sans"/>
+          <w:color w:val="auto"/>
           <w:sz w:val="22"/>
         </w:rPr>
         <w:t>.applicantServiceAddressPostalCode</w:t>
@@ -3295,8 +5291,8 @@
       <w:proofErr w:type="spellEnd"/>
       <w:r>
         <w:rPr>
-          <w:rFonts w:ascii="Segoe UI" w:eastAsia="Segoe UI" w:hAnsi="Segoe UI" w:cs="Segoe UI"/>
-          <w:color w:val="000000" w:themeColor="text1"/>
+          <w:rFonts w:ascii="BC Sans" w:eastAsia="BC Sans" w:hAnsi="BC Sans" w:cs="BC Sans"/>
+          <w:color w:val="auto"/>
           <w:sz w:val="22"/>
         </w:rPr>
         <w:t>}, {</w:t>
@@ -3305,8 +5301,8 @@
       <w:proofErr w:type="gramStart"/>
       <w:r>
         <w:rPr>
-          <w:rFonts w:ascii="Segoe UI" w:eastAsia="Segoe UI" w:hAnsi="Segoe UI" w:cs="Segoe UI"/>
-          <w:color w:val="000000" w:themeColor="text1"/>
+          <w:rFonts w:ascii="BC Sans" w:eastAsia="BC Sans" w:hAnsi="BC Sans" w:cs="BC Sans"/>
+          <w:color w:val="auto"/>
           <w:sz w:val="22"/>
         </w:rPr>
         <w:t>d.applicant</w:t>
@@ -3314,8 +5310,8 @@
       <w:proofErr w:type="gramEnd"/>
       <w:r>
         <w:rPr>
-          <w:rFonts w:ascii="Segoe UI" w:eastAsia="Segoe UI" w:hAnsi="Segoe UI" w:cs="Segoe UI"/>
-          <w:color w:val="000000" w:themeColor="text1"/>
+          <w:rFonts w:ascii="BC Sans" w:eastAsia="BC Sans" w:hAnsi="BC Sans" w:cs="BC Sans"/>
+          <w:color w:val="auto"/>
           <w:sz w:val="22"/>
         </w:rPr>
         <w:t>.applicantServiceAddressCountry</w:t>
@@ -3323,38 +5319,59 @@
       <w:proofErr w:type="spellEnd"/>
       <w:r>
         <w:rPr>
-          <w:rFonts w:ascii="Segoe UI" w:eastAsia="Segoe UI" w:hAnsi="Segoe UI" w:cs="Segoe UI"/>
-          <w:color w:val="000000" w:themeColor="text1"/>
+          <w:rFonts w:ascii="BC Sans" w:eastAsia="BC Sans" w:hAnsi="BC Sans" w:cs="BC Sans"/>
+          <w:color w:val="auto"/>
           <w:sz w:val="22"/>
         </w:rPr>
         <w:t>}</w:t>
+      </w:r>
+      <w:r>
+        <w:t xml:space="preserve"> </w:t>
       </w:r>
     </w:p>
     <w:p>
       <w:pPr>
-        <w:spacing w:before="54" w:after="0"/>
-        <w:ind w:left="288"/>
-        <w:rPr>
-          <w:rFonts w:ascii="Segoe UI" w:eastAsia="Segoe UI" w:hAnsi="Segoe UI" w:cs="Segoe UI"/>
-          <w:color w:val="000000" w:themeColor="text1"/>
-          <w:sz w:val="22"/>
-        </w:rPr>
-      </w:pPr>
-      <w:r>
-        <w:rPr>
-          <w:rFonts w:ascii="Segoe UI" w:eastAsia="Segoe UI" w:hAnsi="Segoe UI" w:cs="Segoe UI"/>
-          <w:color w:val="313131"/>
-          <w:szCs w:val="20"/>
-        </w:rPr>
-        <w:t xml:space="preserve">Telephone number: </w:t>
-      </w:r>
-      <w:r>
-        <w:rPr>
-          <w:rFonts w:ascii="Segoe UI" w:eastAsia="Segoe UI" w:hAnsi="Segoe UI" w:cs="Segoe UI"/>
+        <w:spacing w:before="54" w:after="0" w:line="240" w:lineRule="auto"/>
+        <w:ind w:left="289"/>
+        <w:rPr>
           <w:b/>
           <w:bCs/>
-          <w:color w:val="000000" w:themeColor="text1"/>
-          <w:sz w:val="22"/>
+        </w:rPr>
+      </w:pPr>
+      <w:r>
+        <w:rPr>
+          <w:color w:val="313131"/>
+          <w:szCs w:val="20"/>
+        </w:rPr>
+        <w:t>Telephone</w:t>
+      </w:r>
+      <w:r>
+        <w:rPr>
+          <w:color w:val="313131"/>
+          <w:spacing w:val="-8"/>
+          <w:szCs w:val="20"/>
+        </w:rPr>
+        <w:t xml:space="preserve"> </w:t>
+      </w:r>
+      <w:r>
+        <w:rPr>
+          <w:color w:val="313131"/>
+          <w:szCs w:val="20"/>
+        </w:rPr>
+        <w:t>number:</w:t>
+      </w:r>
+      <w:r>
+        <w:rPr>
+          <w:color w:val="313131"/>
+          <w:spacing w:val="-1"/>
+          <w:szCs w:val="20"/>
+        </w:rPr>
+        <w:t xml:space="preserve"> </w:t>
+      </w:r>
+      <w:r>
+        <w:rPr>
+          <w:b/>
+          <w:bCs/>
         </w:rPr>
         <w:t>{</w:t>
       </w:r>
@@ -3362,96 +5379,87 @@
       <w:proofErr w:type="gramStart"/>
       <w:r>
         <w:rPr>
-          <w:rFonts w:ascii="Segoe UI" w:eastAsia="Segoe UI" w:hAnsi="Segoe UI" w:cs="Segoe UI"/>
           <w:b/>
           <w:bCs/>
-          <w:color w:val="000000" w:themeColor="text1"/>
-          <w:sz w:val="22"/>
         </w:rPr>
         <w:t>d.applicant</w:t>
       </w:r>
       <w:proofErr w:type="gramEnd"/>
       <w:r>
         <w:rPr>
-          <w:rFonts w:ascii="Segoe UI" w:eastAsia="Segoe UI" w:hAnsi="Segoe UI" w:cs="Segoe UI"/>
           <w:b/>
           <w:bCs/>
-          <w:color w:val="000000" w:themeColor="text1"/>
-          <w:sz w:val="22"/>
         </w:rPr>
         <w:t>.applicantServicePhone</w:t>
       </w:r>
       <w:proofErr w:type="spellEnd"/>
       <w:r>
         <w:rPr>
-          <w:rFonts w:ascii="Segoe UI" w:eastAsia="Segoe UI" w:hAnsi="Segoe UI" w:cs="Segoe UI"/>
           <w:b/>
           <w:bCs/>
-          <w:color w:val="000000" w:themeColor="text1"/>
-          <w:sz w:val="22"/>
         </w:rPr>
         <w:t>}</w:t>
       </w:r>
     </w:p>
     <w:p>
       <w:pPr>
-        <w:spacing w:before="54" w:after="0"/>
+        <w:spacing w:before="54" w:line="240" w:lineRule="auto"/>
         <w:ind w:left="288"/>
         <w:rPr>
-          <w:rFonts w:ascii="Segoe UI" w:eastAsia="Segoe UI" w:hAnsi="Segoe UI" w:cs="Segoe UI"/>
-          <w:color w:val="000000" w:themeColor="text1"/>
-          <w:sz w:val="22"/>
-        </w:rPr>
-      </w:pPr>
-      <w:r>
-        <w:rPr>
-          <w:rFonts w:ascii="Segoe UI" w:eastAsia="Segoe UI" w:hAnsi="Segoe UI" w:cs="Segoe UI"/>
-          <w:color w:val="313131"/>
-          <w:szCs w:val="20"/>
-        </w:rPr>
-        <w:t xml:space="preserve">E-mail address: </w:t>
-      </w:r>
-      <w:r>
-        <w:rPr>
-          <w:rFonts w:ascii="Segoe UI" w:eastAsia="Segoe UI" w:hAnsi="Segoe UI" w:cs="Segoe UI"/>
           <w:b/>
           <w:bCs/>
-          <w:color w:val="000000" w:themeColor="text1"/>
-          <w:sz w:val="22"/>
-        </w:rPr>
-        <w:t>{</w:t>
-      </w:r>
-      <w:proofErr w:type="spellStart"/>
-      <w:proofErr w:type="gramStart"/>
-      <w:r>
-        <w:rPr>
-          <w:rFonts w:ascii="Segoe UI" w:eastAsia="Segoe UI" w:hAnsi="Segoe UI" w:cs="Segoe UI"/>
+        </w:rPr>
+      </w:pPr>
+      <w:r>
+        <w:rPr>
+          <w:color w:val="313131"/>
+          <w:szCs w:val="20"/>
+        </w:rPr>
+        <w:t>E-mail</w:t>
+      </w:r>
+      <w:r>
+        <w:rPr>
+          <w:color w:val="313131"/>
+          <w:spacing w:val="-3"/>
+          <w:szCs w:val="20"/>
+        </w:rPr>
+        <w:t xml:space="preserve"> </w:t>
+      </w:r>
+      <w:r>
+        <w:rPr>
+          <w:color w:val="313131"/>
+          <w:szCs w:val="20"/>
+        </w:rPr>
+        <w:t>address:</w:t>
+      </w:r>
+      <w:r>
+        <w:rPr>
+          <w:color w:val="313131"/>
+          <w:spacing w:val="-2"/>
+          <w:szCs w:val="20"/>
+        </w:rPr>
+        <w:t xml:space="preserve"> </w:t>
+      </w:r>
+      <w:r>
+        <w:rPr>
           <w:b/>
           <w:bCs/>
-          <w:color w:val="000000" w:themeColor="text1"/>
-          <w:sz w:val="22"/>
-        </w:rPr>
-        <w:t>d.applicant</w:t>
-      </w:r>
-      <w:proofErr w:type="gramEnd"/>
-      <w:r>
-        <w:rPr>
-          <w:rFonts w:ascii="Segoe UI" w:eastAsia="Segoe UI" w:hAnsi="Segoe UI" w:cs="Segoe UI"/>
+        </w:rPr>
+        <w:t>{</w:t>
+      </w:r>
+      <w:proofErr w:type="spellStart"/>
+      <w:r>
+        <w:rPr>
           <w:b/>
           <w:bCs/>
-          <w:color w:val="000000" w:themeColor="text1"/>
-          <w:sz w:val="22"/>
-        </w:rPr>
-        <w:t>.applicantServiceEmail</w:t>
+        </w:rPr>
+        <w:t>d.applicant.applicantServiceEmail</w:t>
       </w:r>
       <w:proofErr w:type="spellEnd"/>
       <w:r>
         <w:rPr>
-          <w:rFonts w:ascii="Segoe UI" w:eastAsia="Segoe UI" w:hAnsi="Segoe UI" w:cs="Segoe UI"/>
           <w:b/>
           <w:bCs/>
-          <w:color w:val="000000" w:themeColor="text1"/>
-          <w:sz w:val="22"/>
         </w:rPr>
         <w:t>}</w:t>
       </w:r>
@@ -3460,373 +5468,302 @@
       </w:r>
       <w:r>
         <w:rPr>
-          <w:rFonts w:ascii="Segoe UI" w:eastAsia="Segoe UI" w:hAnsi="Segoe UI" w:cs="Segoe UI"/>
           <w:b/>
           <w:bCs/>
-          <w:color w:val="000000" w:themeColor="text1"/>
-          <w:sz w:val="22"/>
         </w:rPr>
         <w:t>{</w:t>
       </w:r>
       <w:proofErr w:type="spellStart"/>
-      <w:proofErr w:type="gramStart"/>
-      <w:r>
-        <w:rPr>
-          <w:rFonts w:ascii="Segoe UI" w:eastAsia="Segoe UI" w:hAnsi="Segoe UI" w:cs="Segoe UI"/>
+      <w:r>
+        <w:rPr>
           <w:b/>
           <w:bCs/>
-          <w:color w:val="000000" w:themeColor="text1"/>
-          <w:sz w:val="22"/>
-        </w:rPr>
-        <w:t>d.applicant</w:t>
-      </w:r>
-      <w:proofErr w:type="gramEnd"/>
-      <w:r>
-        <w:rPr>
-          <w:rFonts w:ascii="Segoe UI" w:eastAsia="Segoe UI" w:hAnsi="Segoe UI" w:cs="Segoe UI"/>
+        </w:rPr>
+        <w:t>d.applicant.applicantHasFax:ifEQ</w:t>
+      </w:r>
+      <w:proofErr w:type="spellEnd"/>
+      <w:r>
+        <w:rPr>
           <w:b/>
           <w:bCs/>
-          <w:color w:val="000000" w:themeColor="text1"/>
-          <w:sz w:val="22"/>
-        </w:rPr>
-        <w:t>.</w:t>
-      </w:r>
-      <w:proofErr w:type="gramStart"/>
-      <w:r>
-        <w:rPr>
-          <w:rFonts w:ascii="Segoe UI" w:eastAsia="Segoe UI" w:hAnsi="Segoe UI" w:cs="Segoe UI"/>
+        </w:rPr>
+        <w:t>('</w:t>
+      </w:r>
+      <w:proofErr w:type="spellStart"/>
+      <w:r>
+        <w:rPr>
           <w:b/>
           <w:bCs/>
-          <w:color w:val="000000" w:themeColor="text1"/>
-          <w:sz w:val="22"/>
-        </w:rPr>
-        <w:t>applicantHasFax:ifEQ</w:t>
+        </w:rPr>
+        <w:t>yes'</w:t>
       </w:r>
       <w:proofErr w:type="spellEnd"/>
-      <w:proofErr w:type="gramEnd"/>
-      <w:r>
-        <w:rPr>
-          <w:rFonts w:ascii="Segoe UI" w:eastAsia="Segoe UI" w:hAnsi="Segoe UI" w:cs="Segoe UI"/>
+      <w:r>
+        <w:rPr>
           <w:b/>
           <w:bCs/>
-          <w:color w:val="000000" w:themeColor="text1"/>
-          <w:sz w:val="22"/>
-        </w:rPr>
-        <w:t>('</w:t>
+        </w:rPr>
+        <w:t>):</w:t>
       </w:r>
       <w:proofErr w:type="spellStart"/>
       <w:r>
         <w:rPr>
-          <w:rFonts w:ascii="Segoe UI" w:eastAsia="Segoe UI" w:hAnsi="Segoe UI" w:cs="Segoe UI"/>
           <w:b/>
           <w:bCs/>
-          <w:color w:val="000000" w:themeColor="text1"/>
-          <w:sz w:val="22"/>
-        </w:rPr>
-        <w:t>yes'</w:t>
+        </w:rPr>
+        <w:t>showBegin</w:t>
       </w:r>
       <w:proofErr w:type="spellEnd"/>
-      <w:proofErr w:type="gramStart"/>
-      <w:r>
-        <w:rPr>
-          <w:rFonts w:ascii="Segoe UI" w:eastAsia="Segoe UI" w:hAnsi="Segoe UI" w:cs="Segoe UI"/>
+      <w:r>
+        <w:rPr>
           <w:b/>
           <w:bCs/>
-          <w:color w:val="000000" w:themeColor="text1"/>
-          <w:sz w:val="22"/>
-        </w:rPr>
-        <w:t>):</w:t>
-      </w:r>
-      <w:proofErr w:type="spellStart"/>
-      <w:r>
-        <w:rPr>
-          <w:rFonts w:ascii="Segoe UI" w:eastAsia="Segoe UI" w:hAnsi="Segoe UI" w:cs="Segoe UI"/>
+        </w:rPr>
+        <w:t>}</w:t>
+      </w:r>
+      <w:r>
+        <w:rPr>
+          <w:color w:val="313131"/>
+          <w:szCs w:val="20"/>
+        </w:rPr>
+        <w:t xml:space="preserve">Fax number: </w:t>
+      </w:r>
+      <w:r>
+        <w:rPr>
           <w:b/>
           <w:bCs/>
-          <w:color w:val="000000" w:themeColor="text1"/>
-          <w:sz w:val="22"/>
-        </w:rPr>
-        <w:t>showBegin</w:t>
-      </w:r>
-      <w:proofErr w:type="spellEnd"/>
-      <w:proofErr w:type="gramEnd"/>
-      <w:r>
-        <w:rPr>
-          <w:rFonts w:ascii="Segoe UI" w:eastAsia="Segoe UI" w:hAnsi="Segoe UI" w:cs="Segoe UI"/>
-          <w:b/>
-          <w:bCs/>
-          <w:color w:val="000000" w:themeColor="text1"/>
-          <w:sz w:val="22"/>
-        </w:rPr>
-        <w:t>}</w:t>
-      </w:r>
-      <w:r>
-        <w:br/>
-      </w:r>
-      <w:r>
-        <w:rPr>
-          <w:rFonts w:ascii="Segoe UI" w:eastAsia="Segoe UI" w:hAnsi="Segoe UI" w:cs="Segoe UI"/>
-          <w:color w:val="313131"/>
-          <w:szCs w:val="20"/>
-        </w:rPr>
-        <w:t xml:space="preserve">Fax number: </w:t>
-      </w:r>
-      <w:r>
-        <w:rPr>
-          <w:rFonts w:ascii="Segoe UI" w:eastAsia="Segoe UI" w:hAnsi="Segoe UI" w:cs="Segoe UI"/>
-          <w:b/>
-          <w:bCs/>
-          <w:color w:val="000000" w:themeColor="text1"/>
-          <w:sz w:val="22"/>
-        </w:rPr>
-        <w:t>{</w:t>
-      </w:r>
-      <w:proofErr w:type="spellStart"/>
-      <w:proofErr w:type="gramStart"/>
-      <w:r>
-        <w:rPr>
-          <w:rFonts w:ascii="Segoe UI" w:eastAsia="Segoe UI" w:hAnsi="Segoe UI" w:cs="Segoe UI"/>
-          <w:b/>
-          <w:bCs/>
-          <w:color w:val="000000" w:themeColor="text1"/>
-          <w:sz w:val="22"/>
-        </w:rPr>
-        <w:t>d.applicant</w:t>
-      </w:r>
-      <w:proofErr w:type="gramEnd"/>
-      <w:r>
-        <w:rPr>
-          <w:rFonts w:ascii="Segoe UI" w:eastAsia="Segoe UI" w:hAnsi="Segoe UI" w:cs="Segoe UI"/>
-          <w:b/>
-          <w:bCs/>
-          <w:color w:val="000000" w:themeColor="text1"/>
-          <w:sz w:val="22"/>
-        </w:rPr>
-        <w:t>.applicantServiceFax</w:t>
-      </w:r>
-      <w:proofErr w:type="spellEnd"/>
-      <w:r>
-        <w:rPr>
-          <w:rFonts w:ascii="Segoe UI" w:eastAsia="Segoe UI" w:hAnsi="Segoe UI" w:cs="Segoe UI"/>
-          <w:b/>
-          <w:bCs/>
-          <w:color w:val="000000" w:themeColor="text1"/>
-          <w:sz w:val="22"/>
-        </w:rPr>
-        <w:t>}</w:t>
-      </w:r>
-      <w:r>
-        <w:br/>
-      </w:r>
-      <w:r>
-        <w:rPr>
-          <w:rFonts w:ascii="Segoe UI" w:eastAsia="Segoe UI" w:hAnsi="Segoe UI" w:cs="Segoe UI"/>
-          <w:b/>
-          <w:bCs/>
-          <w:color w:val="000000" w:themeColor="text1"/>
-          <w:sz w:val="22"/>
-        </w:rPr>
-        <w:t>{</w:t>
-      </w:r>
-      <w:proofErr w:type="spellStart"/>
-      <w:proofErr w:type="gramStart"/>
-      <w:r>
-        <w:rPr>
-          <w:rFonts w:ascii="Segoe UI" w:eastAsia="Segoe UI" w:hAnsi="Segoe UI" w:cs="Segoe UI"/>
-          <w:b/>
-          <w:bCs/>
-          <w:color w:val="000000" w:themeColor="text1"/>
-          <w:sz w:val="22"/>
-        </w:rPr>
-        <w:t>d.applicant</w:t>
-      </w:r>
-      <w:proofErr w:type="gramEnd"/>
-      <w:r>
-        <w:rPr>
-          <w:rFonts w:ascii="Segoe UI" w:eastAsia="Segoe UI" w:hAnsi="Segoe UI" w:cs="Segoe UI"/>
-          <w:b/>
-          <w:bCs/>
-          <w:color w:val="000000" w:themeColor="text1"/>
-          <w:sz w:val="22"/>
-        </w:rPr>
-        <w:t>.</w:t>
-      </w:r>
-      <w:proofErr w:type="gramStart"/>
-      <w:r>
-        <w:rPr>
-          <w:rFonts w:ascii="Segoe UI" w:eastAsia="Segoe UI" w:hAnsi="Segoe UI" w:cs="Segoe UI"/>
-          <w:b/>
-          <w:bCs/>
-          <w:color w:val="000000" w:themeColor="text1"/>
-          <w:sz w:val="22"/>
-        </w:rPr>
-        <w:t>applicantHasFax:showEnd</w:t>
-      </w:r>
-      <w:proofErr w:type="spellEnd"/>
-      <w:proofErr w:type="gramEnd"/>
-      <w:r>
-        <w:rPr>
-          <w:rFonts w:ascii="Segoe UI" w:eastAsia="Segoe UI" w:hAnsi="Segoe UI" w:cs="Segoe UI"/>
-          <w:b/>
-          <w:bCs/>
-          <w:color w:val="000000" w:themeColor="text1"/>
-          <w:sz w:val="22"/>
-        </w:rPr>
-        <w:t>}</w:t>
-      </w:r>
-      <w:r>
-        <w:br/>
-      </w:r>
-      <w:r>
-        <w:rPr>
-          <w:rFonts w:ascii="Segoe UI" w:eastAsia="Segoe UI" w:hAnsi="Segoe UI" w:cs="Segoe UI"/>
-          <w:color w:val="313131"/>
-          <w:szCs w:val="20"/>
-        </w:rPr>
-        <w:t xml:space="preserve">Date: </w:t>
-      </w:r>
-      <w:r>
-        <w:rPr>
-          <w:rFonts w:ascii="Segoe UI" w:eastAsia="Segoe UI" w:hAnsi="Segoe UI" w:cs="Segoe UI"/>
-          <w:b/>
-          <w:bCs/>
-          <w:color w:val="000000" w:themeColor="text1"/>
-          <w:sz w:val="22"/>
-        </w:rPr>
-        <w:t>{</w:t>
-      </w:r>
-      <w:proofErr w:type="spellStart"/>
-      <w:proofErr w:type="gramStart"/>
-      <w:r>
-        <w:rPr>
-          <w:rFonts w:ascii="Segoe UI" w:eastAsia="Segoe UI" w:hAnsi="Segoe UI" w:cs="Segoe UI"/>
-          <w:b/>
-          <w:bCs/>
-          <w:color w:val="000000" w:themeColor="text1"/>
-          <w:sz w:val="22"/>
-        </w:rPr>
-        <w:t>d.applicationDate</w:t>
-      </w:r>
-      <w:proofErr w:type="spellEnd"/>
-      <w:proofErr w:type="gramEnd"/>
-      <w:r>
-        <w:rPr>
-          <w:rFonts w:ascii="Segoe UI" w:eastAsia="Segoe UI" w:hAnsi="Segoe UI" w:cs="Segoe UI"/>
-          <w:b/>
-          <w:bCs/>
-          <w:color w:val="000000" w:themeColor="text1"/>
-          <w:sz w:val="22"/>
-        </w:rPr>
-        <w:t>}</w:t>
-      </w:r>
-      <w:r>
-        <w:tab/>
-      </w:r>
-      <w:r>
-        <w:rPr>
-          <w:rFonts w:ascii="Segoe UI" w:eastAsia="Segoe UI" w:hAnsi="Segoe UI" w:cs="Segoe UI"/>
-          <w:b/>
-          <w:bCs/>
-          <w:color w:val="000000" w:themeColor="text1"/>
-          <w:sz w:val="22"/>
-          <w:u w:val="single"/>
-        </w:rPr>
-        <w:t>Signed Electronically by {</w:t>
-      </w:r>
-      <w:proofErr w:type="spellStart"/>
-      <w:proofErr w:type="gramStart"/>
-      <w:r>
-        <w:rPr>
-          <w:rFonts w:ascii="Segoe UI" w:eastAsia="Segoe UI" w:hAnsi="Segoe UI" w:cs="Segoe UI"/>
-          <w:b/>
-          <w:bCs/>
-          <w:color w:val="000000" w:themeColor="text1"/>
-          <w:sz w:val="22"/>
-          <w:u w:val="single"/>
-        </w:rPr>
-        <w:t>d.applicant</w:t>
-      </w:r>
-      <w:proofErr w:type="gramEnd"/>
-      <w:r>
-        <w:rPr>
-          <w:rFonts w:ascii="Segoe UI" w:eastAsia="Segoe UI" w:hAnsi="Segoe UI" w:cs="Segoe UI"/>
-          <w:b/>
-          <w:bCs/>
-          <w:color w:val="000000" w:themeColor="text1"/>
-          <w:sz w:val="22"/>
-          <w:u w:val="single"/>
-        </w:rPr>
-        <w:t>.applicantName</w:t>
-      </w:r>
-      <w:proofErr w:type="spellEnd"/>
-      <w:r>
-        <w:rPr>
-          <w:rFonts w:ascii="Segoe UI" w:eastAsia="Segoe UI" w:hAnsi="Segoe UI" w:cs="Segoe UI"/>
-          <w:b/>
-          <w:bCs/>
-          <w:color w:val="000000" w:themeColor="text1"/>
-          <w:sz w:val="22"/>
-          <w:u w:val="single"/>
-        </w:rPr>
-        <w:t>}</w:t>
+        </w:rPr>
+        <w:t>{d.applicant.applicantServiceFax}{d.applicant.applicantHasFax:showEnd}</w:t>
       </w:r>
     </w:p>
     <w:p>
       <w:pPr>
-        <w:pStyle w:val="BodyText"/>
-        <w:spacing w:before="28" w:after="0"/>
-        <w:ind w:left="2940"/>
-        <w:rPr>
-          <w:rFonts w:ascii="Segoe UI" w:eastAsia="Segoe UI" w:hAnsi="Segoe UI" w:cs="Segoe UI"/>
-          <w:color w:val="313131"/>
-          <w:szCs w:val="20"/>
+        <w:spacing w:before="54"/>
+        <w:ind w:left="288"/>
+        <w:rPr>
+          <w:b/>
+          <w:bCs/>
         </w:rPr>
       </w:pPr>
-      <w:r>
-        <w:rPr>
-          <w:rFonts w:ascii="Segoe UI" w:eastAsia="Segoe UI" w:hAnsi="Segoe UI" w:cs="Segoe UI"/>
-          <w:color w:val="313131"/>
-          <w:szCs w:val="20"/>
-        </w:rPr>
-        <w:t>Signature of {</w:t>
-      </w:r>
-      <w:proofErr w:type="spellStart"/>
-      <w:proofErr w:type="gramStart"/>
-      <w:r>
-        <w:rPr>
-          <w:rFonts w:ascii="Segoe UI" w:eastAsia="Segoe UI" w:hAnsi="Segoe UI" w:cs="Segoe UI"/>
-          <w:color w:val="313131"/>
-          <w:szCs w:val="20"/>
-        </w:rPr>
-        <w:t>d.applicant</w:t>
-      </w:r>
-      <w:proofErr w:type="gramEnd"/>
-      <w:r>
-        <w:rPr>
-          <w:rFonts w:ascii="Segoe UI" w:eastAsia="Segoe UI" w:hAnsi="Segoe UI" w:cs="Segoe UI"/>
-          <w:color w:val="313131"/>
-          <w:szCs w:val="20"/>
-        </w:rPr>
-        <w:t>.applicantName</w:t>
-      </w:r>
-      <w:proofErr w:type="spellEnd"/>
-      <w:r>
-        <w:rPr>
-          <w:rFonts w:ascii="Segoe UI" w:eastAsia="Segoe UI" w:hAnsi="Segoe UI" w:cs="Segoe UI"/>
-          <w:color w:val="313131"/>
-          <w:szCs w:val="20"/>
-        </w:rPr>
-        <w:t>}</w:t>
-      </w:r>
+    </w:p>
+    <w:tbl>
+      <w:tblPr>
+        <w:tblStyle w:val="TableGrid"/>
+        <w:tblW w:w="0" w:type="auto"/>
+        <w:tblInd w:w="288" w:type="dxa"/>
+        <w:tblCellMar>
+          <w:left w:w="0" w:type="dxa"/>
+          <w:right w:w="0" w:type="dxa"/>
+        </w:tblCellMar>
+        <w:tblLook w:val="04A0" w:firstRow="1" w:lastRow="0" w:firstColumn="1" w:lastColumn="0" w:noHBand="0" w:noVBand="1"/>
+      </w:tblPr>
+      <w:tblGrid>
+        <w:gridCol w:w="3402"/>
+        <w:gridCol w:w="6804"/>
+      </w:tblGrid>
+      <w:tr>
+        <w:tc>
+          <w:tcPr>
+            <w:tcW w:w="3402" w:type="dxa"/>
+            <w:tcBorders>
+              <w:top w:val="nil"/>
+              <w:left w:val="nil"/>
+              <w:bottom w:val="nil"/>
+              <w:right w:val="single" w:sz="4" w:space="0" w:color="auto"/>
+            </w:tcBorders>
+          </w:tcPr>
+          <w:p>
+            <w:pPr>
+              <w:spacing w:before="54"/>
+            </w:pPr>
+            <w:r>
+              <w:t xml:space="preserve">Date: </w:t>
+            </w:r>
+            <w:r>
+              <w:rPr>
+                <w:b/>
+                <w:bCs/>
+                <w:u w:val="single"/>
+              </w:rPr>
+              <w:t>{</w:t>
+            </w:r>
+            <w:proofErr w:type="spellStart"/>
+            <w:proofErr w:type="gramStart"/>
+            <w:r>
+              <w:rPr>
+                <w:b/>
+                <w:bCs/>
+                <w:u w:val="single"/>
+              </w:rPr>
+              <w:t>c.now:formatD</w:t>
+            </w:r>
+            <w:proofErr w:type="spellEnd"/>
+            <w:proofErr w:type="gramEnd"/>
+            <w:r>
+              <w:rPr>
+                <w:b/>
+                <w:bCs/>
+                <w:u w:val="single"/>
+              </w:rPr>
+              <w:t>(LL)}</w:t>
+            </w:r>
+          </w:p>
+        </w:tc>
+        <w:tc>
+          <w:tcPr>
+            <w:tcW w:w="6804" w:type="dxa"/>
+            <w:tcBorders>
+              <w:top w:val="single" w:sz="4" w:space="0" w:color="auto"/>
+              <w:left w:val="single" w:sz="4" w:space="0" w:color="auto"/>
+              <w:bottom w:val="single" w:sz="4" w:space="0" w:color="auto"/>
+              <w:right w:val="single" w:sz="4" w:space="0" w:color="auto"/>
+            </w:tcBorders>
+          </w:tcPr>
+          <w:p>
+            <w:pPr>
+              <w:spacing w:before="54"/>
+            </w:pPr>
+            <w:r>
+              <w:rPr>
+                <w:b/>
+                <w:bCs/>
+                <w:u w:val="single"/>
+              </w:rPr>
+              <w:t>Signed Electronically by</w:t>
+            </w:r>
+            <w:r>
+              <w:rPr>
+                <w:b/>
+                <w:bCs/>
+                <w:u w:val="single"/>
+              </w:rPr>
+              <w:t xml:space="preserve"> </w:t>
+            </w:r>
+            <w:r>
+              <w:rPr>
+                <w:b/>
+                <w:bCs/>
+                <w:u w:val="single"/>
+              </w:rPr>
+              <w:t>{</w:t>
+            </w:r>
+            <w:proofErr w:type="spellStart"/>
+            <w:proofErr w:type="gramStart"/>
+            <w:r>
+              <w:rPr>
+                <w:b/>
+                <w:bCs/>
+                <w:u w:val="single"/>
+              </w:rPr>
+              <w:t>d.applicant</w:t>
+            </w:r>
+            <w:proofErr w:type="gramEnd"/>
+            <w:r>
+              <w:rPr>
+                <w:b/>
+                <w:bCs/>
+                <w:u w:val="single"/>
+              </w:rPr>
+              <w:t>.applicantName</w:t>
+            </w:r>
+            <w:proofErr w:type="spellEnd"/>
+            <w:r>
+              <w:rPr>
+                <w:b/>
+                <w:bCs/>
+                <w:u w:val="single"/>
+              </w:rPr>
+              <w:t>}</w:t>
+            </w:r>
+          </w:p>
+          <w:p>
+            <w:pPr>
+              <w:pStyle w:val="BodyText"/>
+              <w:spacing w:before="28"/>
+            </w:pPr>
+            <w:r>
+              <w:rPr>
+                <w:color w:val="313131"/>
+              </w:rPr>
+              <w:t>Signature</w:t>
+            </w:r>
+            <w:r>
+              <w:rPr>
+                <w:color w:val="313131"/>
+                <w:spacing w:val="-2"/>
+              </w:rPr>
+              <w:t xml:space="preserve"> </w:t>
+            </w:r>
+            <w:r>
+              <w:rPr>
+                <w:color w:val="313131"/>
+              </w:rPr>
+              <w:t>of</w:t>
+            </w:r>
+            <w:r>
+              <w:rPr>
+                <w:color w:val="313131"/>
+                <w:spacing w:val="-1"/>
+              </w:rPr>
+              <w:t xml:space="preserve"> </w:t>
+            </w:r>
+            <w:r>
+              <w:rPr>
+                <w:color w:val="313131"/>
+              </w:rPr>
+              <w:t>{</w:t>
+            </w:r>
+            <w:proofErr w:type="spellStart"/>
+            <w:proofErr w:type="gramStart"/>
+            <w:r>
+              <w:rPr>
+                <w:color w:val="313131"/>
+              </w:rPr>
+              <w:t>d.applicant</w:t>
+            </w:r>
+            <w:proofErr w:type="gramEnd"/>
+            <w:r>
+              <w:rPr>
+                <w:color w:val="313131"/>
+              </w:rPr>
+              <w:t>.applicantName</w:t>
+            </w:r>
+            <w:proofErr w:type="spellEnd"/>
+            <w:r>
+              <w:rPr>
+                <w:color w:val="313131"/>
+              </w:rPr>
+              <w:t>}</w:t>
+            </w:r>
+          </w:p>
+        </w:tc>
+      </w:tr>
+    </w:tbl>
+    <w:p>
+      <w:pPr>
+        <w:widowControl w:val="0"/>
+        <w:autoSpaceDE w:val="0"/>
+        <w:autoSpaceDN w:val="0"/>
+        <w:spacing w:before="54" w:after="0" w:line="240" w:lineRule="auto"/>
+        <w:rPr>
+          <w:rFonts w:eastAsia="BC Sans" w:cs="BC Sans"/>
+          <w:b/>
+          <w:bCs/>
+          <w:sz w:val="22"/>
+        </w:rPr>
+      </w:pPr>
     </w:p>
     <w:sectPr>
-      <w:footerReference w:type="first" r:id="rId12"/>
+      <w:headerReference w:type="even" r:id="rId10"/>
+      <w:headerReference w:type="default" r:id="rId11"/>
+      <w:footerReference w:type="even" r:id="rId12"/>
+      <w:footerReference w:type="default" r:id="rId13"/>
+      <w:headerReference w:type="first" r:id="rId14"/>
+      <w:footerReference w:type="first" r:id="rId15"/>
       <w:pgSz w:w="12240" w:h="15840"/>
-      <w:pgMar w:top="1134" w:right="1134" w:bottom="1134" w:left="1134" w:header="720" w:footer="720" w:gutter="0"/>
+      <w:pgMar w:top="940" w:right="720" w:bottom="740" w:left="720" w:header="0" w:footer="543" w:gutter="0"/>
       <w:pgNumType w:start="1"/>
       <w:cols w:space="720"/>
-      <w:titlePg/>
-      <w:docGrid w:linePitch="360"/>
     </w:sectPr>
   </w:body>
 </w:document>
@@ -3859,169 +5796,183 @@
 
 <file path=word/footer1.xml><?xml version="1.0" encoding="utf-8"?>
 <w:ftr xmlns:wpc="http://schemas.microsoft.com/office/word/2010/wordprocessingCanvas" xmlns:cx="http://schemas.microsoft.com/office/drawing/2014/chartex" xmlns:cx1="http://schemas.microsoft.com/office/drawing/2015/9/8/chartex" xmlns:cx2="http://schemas.microsoft.com/office/drawing/2015/10/21/chartex" xmlns:cx3="http://schemas.microsoft.com/office/drawing/2016/5/9/chartex" xmlns:cx4="http://schemas.microsoft.com/office/drawing/2016/5/10/chartex" xmlns:cx5="http://schemas.microsoft.com/office/drawing/2016/5/11/chartex" xmlns:cx6="http://schemas.microsoft.com/office/drawing/2016/5/12/chartex" xmlns:cx7="http://schemas.microsoft.com/office/drawing/2016/5/13/chartex" xmlns:cx8="http://schemas.microsoft.com/office/drawing/2016/5/14/chartex" xmlns:mc="http://schemas.openxmlformats.org/markup-compatibility/2006" xmlns:m="http://schemas.openxmlformats.org/officeDocument/2006/math" xmlns:aink="http://schemas.microsoft.com/office/drawing/2016/ink" xmlns:am3d="http://schemas.microsoft.com/office/drawing/2017/model3d" xmlns:oel="http://schemas.microsoft.com/office/2019/extlst" xmlns:r="http://schemas.openxmlformats.org/officeDocument/2006/relationships" xmlns:wp14="http://schemas.microsoft.com/office/word/2010/wordprocessingDrawing" xmlns:wp="http://schemas.openxmlformats.org/drawingml/2006/wordprocessingDrawing" xmlns:wpg="http://schemas.microsoft.com/office/word/2010/wordprocessingGroup" xmlns:wpi="http://schemas.microsoft.com/office/word/2010/wordprocessingInk" xmlns:wps="http://schemas.microsoft.com/office/word/2010/wordprocessingShape" xmlns:o="urn:schemas-microsoft-com:office:office" xmlns:v="urn:schemas-microsoft-com:vml" xmlns:w10="urn:schemas-microsoft-com:office:word" xmlns:w="http://schemas.openxmlformats.org/wordprocessingml/2006/main" xmlns:w14="http://schemas.microsoft.com/office/word/2010/wordml" xmlns:w15="http://schemas.microsoft.com/office/word/2012/wordml" xmlns:w16cei="http://schemas.microsoft.com/office/word/2026/wordml/cei" xmlns:w16cex="http://schemas.microsoft.com/office/word/2018/wordml/cex" xmlns:w16cid="http://schemas.microsoft.com/office/word/2016/wordml/cid" xmlns:w16="http://schemas.microsoft.com/office/word/2018/wordml" xmlns:w16sdtdh="http://schemas.microsoft.com/office/word/2020/wordml/sdtdatahash" xmlns:w16sdtfl="http://schemas.microsoft.com/office/word/2024/wordml/sdtformatlock" xmlns:w16se="http://schemas.microsoft.com/office/word/2015/wordml/symex" xmlns:w16du="http://schemas.microsoft.com/office/word/2023/wordml/word16du" xmlns:wne="http://schemas.microsoft.com/office/word/2006/wordml" mc:Ignorable="w14 w15 w16se w16cid w16 w16cex w16sdtdh w16sdtfl w16du wp14">
-  <w:p>
-    <w:pPr>
-      <w:pStyle w:val="BodyText"/>
-      <w:ind w:left="288"/>
-      <w:rPr>
-        <w:rFonts w:ascii="Segoe UI" w:eastAsia="Segoe UI" w:hAnsi="Segoe UI" w:cs="Segoe UI"/>
-        <w:color w:val="000000" w:themeColor="text1"/>
-        <w:sz w:val="16"/>
-        <w:szCs w:val="16"/>
-        <w:lang w:val="fr-FR"/>
-      </w:rPr>
-    </w:pPr>
-    <w:proofErr w:type="spellStart"/>
-    <w:r>
-      <w:rPr>
-        <w:rFonts w:ascii="Segoe UI" w:eastAsia="Segoe UI" w:hAnsi="Segoe UI" w:cs="Segoe UI"/>
-        <w:color w:val="000000" w:themeColor="text1"/>
-        <w:sz w:val="16"/>
-        <w:szCs w:val="16"/>
-        <w:lang w:val="fr-FR"/>
-      </w:rPr>
-      <w:t>Generated</w:t>
-    </w:r>
-    <w:proofErr w:type="spellEnd"/>
-    <w:r>
-      <w:rPr>
-        <w:rFonts w:ascii="Segoe UI" w:eastAsia="Segoe UI" w:hAnsi="Segoe UI" w:cs="Segoe UI"/>
-        <w:color w:val="000000" w:themeColor="text1"/>
-        <w:sz w:val="16"/>
-        <w:szCs w:val="16"/>
-        <w:lang w:val="fr-FR"/>
-      </w:rPr>
-      <w:t xml:space="preserve"> by ”</w:t>
-    </w:r>
-    <w:proofErr w:type="spellStart"/>
-    <w:r>
-      <w:rPr>
-        <w:rFonts w:ascii="Segoe UI" w:eastAsia="Segoe UI" w:hAnsi="Segoe UI" w:cs="Segoe UI"/>
-        <w:color w:val="000000" w:themeColor="text1"/>
-        <w:sz w:val="16"/>
-        <w:szCs w:val="16"/>
-        <w:lang w:val="fr-FR"/>
-      </w:rPr>
-      <w:t>Probate</w:t>
-    </w:r>
-    <w:proofErr w:type="spellEnd"/>
-    <w:r>
-      <w:rPr>
-        <w:rFonts w:ascii="Segoe UI" w:eastAsia="Segoe UI" w:hAnsi="Segoe UI" w:cs="Segoe UI"/>
-        <w:color w:val="000000" w:themeColor="text1"/>
-        <w:sz w:val="16"/>
-        <w:szCs w:val="16"/>
-        <w:lang w:val="fr-FR"/>
-      </w:rPr>
-      <w:t xml:space="preserve"> Application” on </w:t>
-    </w:r>
-    <w:r>
-      <w:rPr>
-        <w:rFonts w:ascii="Segoe UI" w:eastAsia="Segoe UI" w:hAnsi="Segoe UI" w:cs="Segoe UI"/>
-        <w:color w:val="000000" w:themeColor="text1"/>
-        <w:sz w:val="16"/>
-        <w:szCs w:val="16"/>
-        <w:lang w:val="fr-FR"/>
-      </w:rPr>
-      <w:t>{</w:t>
-    </w:r>
-    <w:proofErr w:type="spellStart"/>
-    <w:proofErr w:type="gramStart"/>
-    <w:r>
-      <w:rPr>
-        <w:rFonts w:ascii="Segoe UI" w:eastAsia="Segoe UI" w:hAnsi="Segoe UI" w:cs="Segoe UI"/>
-        <w:color w:val="000000" w:themeColor="text1"/>
-        <w:sz w:val="16"/>
-        <w:szCs w:val="16"/>
-        <w:lang w:val="fr-FR"/>
-      </w:rPr>
-      <w:t>d.now:formatD</w:t>
-    </w:r>
-    <w:proofErr w:type="spellEnd"/>
-    <w:proofErr w:type="gramEnd"/>
-    <w:r>
-      <w:rPr>
-        <w:rFonts w:ascii="Segoe UI" w:eastAsia="Segoe UI" w:hAnsi="Segoe UI" w:cs="Segoe UI"/>
-        <w:color w:val="000000" w:themeColor="text1"/>
-        <w:sz w:val="16"/>
-        <w:szCs w:val="16"/>
-        <w:lang w:val="fr-FR"/>
-      </w:rPr>
-      <w:t>(LL)}</w:t>
-    </w:r>
-    <w:r>
-      <w:tab/>
-    </w:r>
-    <w:r>
-      <w:tab/>
-    </w:r>
-    <w:r>
-      <w:tab/>
-    </w:r>
-    <w:r>
-      <w:tab/>
-    </w:r>
-    <w:r>
-      <w:tab/>
-    </w:r>
-    <w:r>
-      <w:rPr>
-        <w:rFonts w:ascii="Segoe UI" w:eastAsia="Segoe UI" w:hAnsi="Segoe UI" w:cs="Segoe UI"/>
-        <w:color w:val="000000" w:themeColor="text1"/>
-        <w:sz w:val="16"/>
-        <w:szCs w:val="16"/>
-      </w:rPr>
-      <w:t>P9 Exhibit A Page</w:t>
-    </w:r>
-    <w:r>
-      <w:rPr>
-        <w:rFonts w:ascii="Segoe UI" w:eastAsia="Segoe UI" w:hAnsi="Segoe UI" w:cs="Segoe UI"/>
-        <w:color w:val="000000" w:themeColor="text1"/>
-        <w:sz w:val="16"/>
-        <w:szCs w:val="16"/>
-      </w:rPr>
-      <w:t xml:space="preserve"> 2</w:t>
-    </w:r>
-    <w:r>
-      <w:rPr>
-        <w:rFonts w:ascii="Segoe UI" w:eastAsia="Segoe UI" w:hAnsi="Segoe UI" w:cs="Segoe UI"/>
-        <w:color w:val="000000" w:themeColor="text1"/>
-        <w:sz w:val="16"/>
-        <w:szCs w:val="16"/>
-      </w:rPr>
-      <w:t xml:space="preserve"> of 3</w:t>
-    </w:r>
-  </w:p>
-  <w:p>
-    <w:pPr>
-      <w:spacing w:line="14" w:lineRule="auto"/>
-      <w:rPr>
-        <w:rFonts w:ascii="Segoe UI" w:eastAsia="Segoe UI" w:hAnsi="Segoe UI" w:cs="Segoe UI"/>
-        <w:color w:val="000000" w:themeColor="text1"/>
-        <w:sz w:val="16"/>
-        <w:szCs w:val="16"/>
-      </w:rPr>
-    </w:pPr>
-  </w:p>
-  <w:p>
-    <w:pPr>
-      <w:spacing w:line="14" w:lineRule="auto"/>
-      <w:rPr>
-        <w:rFonts w:ascii="Segoe UI" w:eastAsia="Segoe UI" w:hAnsi="Segoe UI" w:cs="Segoe UI"/>
-        <w:color w:val="000000" w:themeColor="text1"/>
-        <w:szCs w:val="20"/>
-      </w:rPr>
-    </w:pPr>
-  </w:p>
+  <w:tbl>
+    <w:tblPr>
+      <w:tblStyle w:val="TableGrid1"/>
+      <w:tblW w:w="11057" w:type="dxa"/>
+      <w:tblInd w:w="-567" w:type="dxa"/>
+      <w:tblLayout w:type="fixed"/>
+      <w:tblLook w:val="04A0" w:firstRow="1" w:lastRow="0" w:firstColumn="1" w:lastColumn="0" w:noHBand="0" w:noVBand="1"/>
+    </w:tblPr>
+    <w:tblGrid>
+      <w:gridCol w:w="5954"/>
+      <w:gridCol w:w="5103"/>
+    </w:tblGrid>
+    <w:tr>
+      <w:tc>
+        <w:tcPr>
+          <w:tcW w:w="5954" w:type="dxa"/>
+          <w:tcBorders>
+            <w:top w:val="nil"/>
+            <w:left w:val="nil"/>
+            <w:bottom w:val="nil"/>
+            <w:right w:val="nil"/>
+          </w:tcBorders>
+        </w:tcPr>
+        <w:p>
+          <w:pPr>
+            <w:ind w:left="-115" w:right="360"/>
+            <w:rPr>
+              <w:szCs w:val="20"/>
+              <w:lang w:val="en-CA"/>
+            </w:rPr>
+          </w:pPr>
+          <w:r>
+            <w:rPr>
+              <w:szCs w:val="20"/>
+              <w:lang w:val="en-CA"/>
+            </w:rPr>
+            <w:t>Generated by “Probate Application” on</w:t>
+          </w:r>
+          <w:r>
+            <w:rPr>
+              <w:szCs w:val="20"/>
+              <w:lang w:val="en-CA"/>
+            </w:rPr>
+            <w:t xml:space="preserve"> {</w:t>
+          </w:r>
+          <w:proofErr w:type="spellStart"/>
+          <w:proofErr w:type="gramStart"/>
+          <w:r>
+            <w:rPr>
+              <w:szCs w:val="20"/>
+              <w:lang w:val="en-CA"/>
+            </w:rPr>
+            <w:t>c.now:formatD</w:t>
+          </w:r>
+          <w:proofErr w:type="spellEnd"/>
+          <w:proofErr w:type="gramEnd"/>
+          <w:r>
+            <w:rPr>
+              <w:szCs w:val="20"/>
+              <w:lang w:val="en-CA"/>
+            </w:rPr>
+            <w:t>(LL)}</w:t>
+          </w:r>
+        </w:p>
+      </w:tc>
+      <w:tc>
+        <w:tcPr>
+          <w:tcW w:w="5103" w:type="dxa"/>
+          <w:tcBorders>
+            <w:top w:val="nil"/>
+            <w:left w:val="nil"/>
+            <w:bottom w:val="nil"/>
+            <w:right w:val="nil"/>
+          </w:tcBorders>
+        </w:tcPr>
+        <w:p>
+          <w:pPr>
+            <w:ind w:left="-1134" w:right="360"/>
+            <w:jc w:val="right"/>
+            <w:rPr>
+              <w:szCs w:val="20"/>
+              <w:lang w:val="en-CA"/>
+            </w:rPr>
+          </w:pPr>
+          <w:r>
+            <w:rPr>
+              <w:szCs w:val="20"/>
+              <w:lang w:val="en-CA"/>
+            </w:rPr>
+            <w:t xml:space="preserve">P9 Page </w:t>
+          </w:r>
+          <w:r>
+            <w:rPr>
+              <w:szCs w:val="20"/>
+              <w:lang w:val="en-CA"/>
+            </w:rPr>
+            <w:fldChar w:fldCharType="begin"/>
+          </w:r>
+          <w:r>
+            <w:rPr>
+              <w:szCs w:val="20"/>
+              <w:lang w:val="en-CA"/>
+            </w:rPr>
+            <w:instrText xml:space="preserve"> PAGE </w:instrText>
+          </w:r>
+          <w:r>
+            <w:rPr>
+              <w:szCs w:val="20"/>
+              <w:lang w:val="en-CA"/>
+            </w:rPr>
+            <w:fldChar w:fldCharType="separate"/>
+          </w:r>
+          <w:r>
+            <w:rPr>
+              <w:szCs w:val="20"/>
+              <w:lang w:val="en-CA"/>
+            </w:rPr>
+            <w:t>1</w:t>
+          </w:r>
+          <w:r>
+            <w:rPr>
+              <w:szCs w:val="20"/>
+              <w:lang w:val="en-CA"/>
+            </w:rPr>
+            <w:fldChar w:fldCharType="end"/>
+          </w:r>
+          <w:r>
+            <w:rPr>
+              <w:szCs w:val="20"/>
+              <w:lang w:val="en-CA"/>
+            </w:rPr>
+            <w:t xml:space="preserve"> of </w:t>
+          </w:r>
+          <w:r>
+            <w:rPr>
+              <w:szCs w:val="20"/>
+              <w:lang w:val="en-CA"/>
+            </w:rPr>
+            <w:fldChar w:fldCharType="begin"/>
+          </w:r>
+          <w:r>
+            <w:rPr>
+              <w:szCs w:val="20"/>
+              <w:lang w:val="en-CA"/>
+            </w:rPr>
+            <w:instrText xml:space="preserve"> SECTIONPAGES </w:instrText>
+          </w:r>
+          <w:r>
+            <w:rPr>
+              <w:szCs w:val="20"/>
+              <w:lang w:val="en-CA"/>
+            </w:rPr>
+            <w:fldChar w:fldCharType="separate"/>
+          </w:r>
+          <w:r>
+            <w:rPr>
+              <w:noProof/>
+              <w:szCs w:val="20"/>
+              <w:lang w:val="en-CA"/>
+            </w:rPr>
+            <w:t>2</w:t>
+          </w:r>
+          <w:r>
+            <w:rPr>
+              <w:szCs w:val="20"/>
+              <w:lang w:val="en-CA"/>
+            </w:rPr>
+            <w:fldChar w:fldCharType="end"/>
+          </w:r>
+        </w:p>
+      </w:tc>
+    </w:tr>
+  </w:tbl>
   <w:p>
     <w:pPr>
       <w:pStyle w:val="Footer"/>
-      <w:spacing w:line="14" w:lineRule="auto"/>
-      <w:rPr>
-        <w:rFonts w:ascii="Segoe UI" w:eastAsia="Segoe UI" w:hAnsi="Segoe UI" w:cs="Segoe UI"/>
-        <w:color w:val="000000" w:themeColor="text1"/>
-        <w:szCs w:val="20"/>
-      </w:rPr>
+      <w:ind w:left="-1134" w:firstLine="284"/>
     </w:pPr>
   </w:p>
 </w:ftr>
@@ -4029,434 +5980,478 @@
 
 <file path=word/footer2.xml><?xml version="1.0" encoding="utf-8"?>
 <w:ftr xmlns:wpc="http://schemas.microsoft.com/office/word/2010/wordprocessingCanvas" xmlns:cx="http://schemas.microsoft.com/office/drawing/2014/chartex" xmlns:cx1="http://schemas.microsoft.com/office/drawing/2015/9/8/chartex" xmlns:cx2="http://schemas.microsoft.com/office/drawing/2015/10/21/chartex" xmlns:cx3="http://schemas.microsoft.com/office/drawing/2016/5/9/chartex" xmlns:cx4="http://schemas.microsoft.com/office/drawing/2016/5/10/chartex" xmlns:cx5="http://schemas.microsoft.com/office/drawing/2016/5/11/chartex" xmlns:cx6="http://schemas.microsoft.com/office/drawing/2016/5/12/chartex" xmlns:cx7="http://schemas.microsoft.com/office/drawing/2016/5/13/chartex" xmlns:cx8="http://schemas.microsoft.com/office/drawing/2016/5/14/chartex" xmlns:mc="http://schemas.openxmlformats.org/markup-compatibility/2006" xmlns:m="http://schemas.openxmlformats.org/officeDocument/2006/math" xmlns:aink="http://schemas.microsoft.com/office/drawing/2016/ink" xmlns:am3d="http://schemas.microsoft.com/office/drawing/2017/model3d" xmlns:oel="http://schemas.microsoft.com/office/2019/extlst" xmlns:r="http://schemas.openxmlformats.org/officeDocument/2006/relationships" xmlns:wp14="http://schemas.microsoft.com/office/word/2010/wordprocessingDrawing" xmlns:wp="http://schemas.openxmlformats.org/drawingml/2006/wordprocessingDrawing" xmlns:wpg="http://schemas.microsoft.com/office/word/2010/wordprocessingGroup" xmlns:wpi="http://schemas.microsoft.com/office/word/2010/wordprocessingInk" xmlns:wps="http://schemas.microsoft.com/office/word/2010/wordprocessingShape" xmlns:o="urn:schemas-microsoft-com:office:office" xmlns:v="urn:schemas-microsoft-com:vml" xmlns:w10="urn:schemas-microsoft-com:office:word" xmlns:w="http://schemas.openxmlformats.org/wordprocessingml/2006/main" xmlns:w14="http://schemas.microsoft.com/office/word/2010/wordml" xmlns:w15="http://schemas.microsoft.com/office/word/2012/wordml" xmlns:w16cei="http://schemas.microsoft.com/office/word/2026/wordml/cei" xmlns:w16cex="http://schemas.microsoft.com/office/word/2018/wordml/cex" xmlns:w16cid="http://schemas.microsoft.com/office/word/2016/wordml/cid" xmlns:w16="http://schemas.microsoft.com/office/word/2018/wordml" xmlns:w16sdtdh="http://schemas.microsoft.com/office/word/2020/wordml/sdtdatahash" xmlns:w16sdtfl="http://schemas.microsoft.com/office/word/2024/wordml/sdtformatlock" xmlns:w16se="http://schemas.microsoft.com/office/word/2015/wordml/symex" xmlns:w16du="http://schemas.microsoft.com/office/word/2023/wordml/word16du" xmlns:wne="http://schemas.microsoft.com/office/word/2006/wordml" mc:Ignorable="w14 w15 w16se w16cid w16 w16cex w16sdtdh w16sdtfl w16du wp14">
+  <w:tbl>
+    <w:tblPr>
+      <w:tblStyle w:val="TableGrid1"/>
+      <w:tblW w:w="0" w:type="auto"/>
+      <w:tblLayout w:type="fixed"/>
+      <w:tblLook w:val="04A0" w:firstRow="1" w:lastRow="0" w:firstColumn="1" w:lastColumn="0" w:noHBand="0" w:noVBand="1"/>
+    </w:tblPr>
+    <w:tblGrid>
+      <w:gridCol w:w="5954"/>
+      <w:gridCol w:w="5103"/>
+    </w:tblGrid>
+    <w:tr>
+      <w:tc>
+        <w:tcPr>
+          <w:tcW w:w="5954" w:type="dxa"/>
+          <w:tcBorders>
+            <w:top w:val="nil"/>
+            <w:left w:val="nil"/>
+            <w:bottom w:val="nil"/>
+            <w:right w:val="nil"/>
+          </w:tcBorders>
+        </w:tcPr>
+        <w:p>
+          <w:pPr>
+            <w:ind w:right="360"/>
+            <w:rPr>
+              <w:szCs w:val="20"/>
+              <w:lang w:val="en-CA"/>
+            </w:rPr>
+          </w:pPr>
+          <w:r>
+            <w:rPr>
+              <w:szCs w:val="20"/>
+              <w:lang w:val="en-CA"/>
+            </w:rPr>
+            <w:t xml:space="preserve">Generated by “Probate Application” on </w:t>
+          </w:r>
+          <w:r>
+            <w:rPr>
+              <w:szCs w:val="20"/>
+              <w:lang w:val="en-CA"/>
+            </w:rPr>
+            <w:fldChar w:fldCharType="begin"/>
+          </w:r>
+          <w:r>
+            <w:rPr>
+              <w:szCs w:val="20"/>
+              <w:lang w:val="en-CA"/>
+            </w:rPr>
+            <w:instrText xml:space="preserve"> DATE \@ "MMMM d, YYYY" </w:instrText>
+          </w:r>
+          <w:r>
+            <w:rPr>
+              <w:szCs w:val="20"/>
+              <w:lang w:val="en-CA"/>
+            </w:rPr>
+            <w:fldChar w:fldCharType="separate"/>
+          </w:r>
+          <w:r>
+            <w:rPr>
+              <w:noProof/>
+              <w:szCs w:val="20"/>
+              <w:lang w:val="en-CA"/>
+            </w:rPr>
+            <w:t>August 19, 2026</w:t>
+          </w:r>
+          <w:r>
+            <w:rPr>
+              <w:szCs w:val="20"/>
+              <w:lang w:val="en-CA"/>
+            </w:rPr>
+            <w:fldChar w:fldCharType="end"/>
+          </w:r>
+        </w:p>
+      </w:tc>
+      <w:tc>
+        <w:tcPr>
+          <w:tcW w:w="5103" w:type="dxa"/>
+          <w:tcBorders>
+            <w:top w:val="nil"/>
+            <w:left w:val="nil"/>
+            <w:bottom w:val="nil"/>
+            <w:right w:val="nil"/>
+          </w:tcBorders>
+        </w:tcPr>
+        <w:p>
+          <w:pPr>
+            <w:ind w:right="360"/>
+            <w:jc w:val="right"/>
+            <w:rPr>
+              <w:szCs w:val="20"/>
+              <w:lang w:val="en-CA"/>
+            </w:rPr>
+          </w:pPr>
+          <w:r>
+            <w:rPr>
+              <w:szCs w:val="20"/>
+              <w:lang w:val="en-CA"/>
+            </w:rPr>
+            <w:t xml:space="preserve">P9 Page </w:t>
+          </w:r>
+          <w:r>
+            <w:rPr>
+              <w:szCs w:val="20"/>
+              <w:lang w:val="en-CA"/>
+            </w:rPr>
+            <w:fldChar w:fldCharType="begin"/>
+          </w:r>
+          <w:r>
+            <w:rPr>
+              <w:szCs w:val="20"/>
+              <w:lang w:val="en-CA"/>
+            </w:rPr>
+            <w:instrText xml:space="preserve"> PAGE </w:instrText>
+          </w:r>
+          <w:r>
+            <w:rPr>
+              <w:szCs w:val="20"/>
+              <w:lang w:val="en-CA"/>
+            </w:rPr>
+            <w:fldChar w:fldCharType="separate"/>
+          </w:r>
+          <w:r>
+            <w:rPr>
+              <w:szCs w:val="20"/>
+              <w:lang w:val="en-CA"/>
+            </w:rPr>
+            <w:t>1</w:t>
+          </w:r>
+          <w:r>
+            <w:rPr>
+              <w:szCs w:val="20"/>
+              <w:lang w:val="en-CA"/>
+            </w:rPr>
+            <w:fldChar w:fldCharType="end"/>
+          </w:r>
+          <w:r>
+            <w:rPr>
+              <w:szCs w:val="20"/>
+              <w:lang w:val="en-CA"/>
+            </w:rPr>
+            <w:t xml:space="preserve"> of </w:t>
+          </w:r>
+          <w:r>
+            <w:rPr>
+              <w:szCs w:val="20"/>
+              <w:lang w:val="en-CA"/>
+            </w:rPr>
+            <w:fldChar w:fldCharType="begin"/>
+          </w:r>
+          <w:r>
+            <w:rPr>
+              <w:szCs w:val="20"/>
+              <w:lang w:val="en-CA"/>
+            </w:rPr>
+            <w:instrText xml:space="preserve"> SECTIONPAGES </w:instrText>
+          </w:r>
+          <w:r>
+            <w:rPr>
+              <w:szCs w:val="20"/>
+              <w:lang w:val="en-CA"/>
+            </w:rPr>
+            <w:fldChar w:fldCharType="separate"/>
+          </w:r>
+          <w:r>
+            <w:rPr>
+              <w:noProof/>
+              <w:szCs w:val="20"/>
+              <w:lang w:val="en-CA"/>
+            </w:rPr>
+            <w:t>2</w:t>
+          </w:r>
+          <w:r>
+            <w:rPr>
+              <w:szCs w:val="20"/>
+              <w:lang w:val="en-CA"/>
+            </w:rPr>
+            <w:fldChar w:fldCharType="end"/>
+          </w:r>
+        </w:p>
+      </w:tc>
+    </w:tr>
+  </w:tbl>
   <w:p>
     <w:pPr>
-      <w:pStyle w:val="BodyText"/>
-      <w:ind w:right="360"/>
-      <w:jc w:val="right"/>
+      <w:pStyle w:val="Footer"/>
     </w:pPr>
-    <w:proofErr w:type="spellStart"/>
-    <w:r>
-      <w:rPr>
-        <w:rFonts w:ascii="Segoe UI" w:eastAsia="Segoe UI" w:hAnsi="Segoe UI" w:cs="Segoe UI"/>
-        <w:color w:val="000000" w:themeColor="text1"/>
-        <w:sz w:val="16"/>
-        <w:szCs w:val="16"/>
-        <w:lang w:val="fr-FR"/>
-      </w:rPr>
-      <w:t>Generated</w:t>
-    </w:r>
-    <w:proofErr w:type="spellEnd"/>
-    <w:r>
-      <w:rPr>
-        <w:rFonts w:ascii="Segoe UI" w:eastAsia="Segoe UI" w:hAnsi="Segoe UI" w:cs="Segoe UI"/>
-        <w:color w:val="000000" w:themeColor="text1"/>
-        <w:sz w:val="16"/>
-        <w:szCs w:val="16"/>
-        <w:lang w:val="fr-FR"/>
-      </w:rPr>
-      <w:t xml:space="preserve"> by ”</w:t>
-    </w:r>
-    <w:proofErr w:type="spellStart"/>
-    <w:r>
-      <w:rPr>
-        <w:rFonts w:ascii="Segoe UI" w:eastAsia="Segoe UI" w:hAnsi="Segoe UI" w:cs="Segoe UI"/>
-        <w:color w:val="000000" w:themeColor="text1"/>
-        <w:sz w:val="16"/>
-        <w:szCs w:val="16"/>
-        <w:lang w:val="fr-FR"/>
-      </w:rPr>
-      <w:t>Probate</w:t>
-    </w:r>
-    <w:proofErr w:type="spellEnd"/>
-    <w:r>
-      <w:rPr>
-        <w:rFonts w:ascii="Segoe UI" w:eastAsia="Segoe UI" w:hAnsi="Segoe UI" w:cs="Segoe UI"/>
-        <w:color w:val="000000" w:themeColor="text1"/>
-        <w:sz w:val="16"/>
-        <w:szCs w:val="16"/>
-        <w:lang w:val="fr-FR"/>
-      </w:rPr>
-      <w:t xml:space="preserve"> Application” on {</w:t>
-    </w:r>
-    <w:proofErr w:type="spellStart"/>
-    <w:proofErr w:type="gramStart"/>
-    <w:r>
-      <w:rPr>
-        <w:rFonts w:ascii="Segoe UI" w:eastAsia="Segoe UI" w:hAnsi="Segoe UI" w:cs="Segoe UI"/>
-        <w:color w:val="000000" w:themeColor="text1"/>
-        <w:sz w:val="16"/>
-        <w:szCs w:val="16"/>
-        <w:lang w:val="fr-FR"/>
-      </w:rPr>
-      <w:t>d.applicationDate</w:t>
-    </w:r>
-    <w:proofErr w:type="spellEnd"/>
-    <w:proofErr w:type="gramEnd"/>
-    <w:r>
-      <w:rPr>
-        <w:rFonts w:ascii="Segoe UI" w:eastAsia="Segoe UI" w:hAnsi="Segoe UI" w:cs="Segoe UI"/>
-        <w:color w:val="000000" w:themeColor="text1"/>
-        <w:sz w:val="16"/>
-        <w:szCs w:val="16"/>
-        <w:lang w:val="fr-FR"/>
-      </w:rPr>
-      <w:t>}</w:t>
-    </w:r>
-    <w:r>
-      <w:tab/>
-    </w:r>
-    <w:r>
-      <w:tab/>
-    </w:r>
-    <w:r>
-      <w:tab/>
-    </w:r>
-    <w:r>
-      <w:tab/>
-    </w:r>
-    <w:r>
-      <w:tab/>
-    </w:r>
-    <w:r>
-      <w:rPr>
-        <w:rFonts w:ascii="Segoe UI" w:eastAsia="Segoe UI" w:hAnsi="Segoe UI" w:cs="Segoe UI"/>
-        <w:color w:val="000000" w:themeColor="text1"/>
-        <w:sz w:val="16"/>
-        <w:szCs w:val="16"/>
-      </w:rPr>
-      <w:t xml:space="preserve">P9 </w:t>
-    </w:r>
-    <w:r>
-      <w:rPr>
-        <w:rFonts w:ascii="Segoe UI" w:eastAsia="Segoe UI" w:hAnsi="Segoe UI" w:cs="Segoe UI"/>
-        <w:color w:val="000000" w:themeColor="text1"/>
-        <w:sz w:val="16"/>
-        <w:szCs w:val="16"/>
-      </w:rPr>
-      <w:t xml:space="preserve">Exhibit A </w:t>
-    </w:r>
-    <w:r>
-      <w:rPr>
-        <w:rFonts w:ascii="Segoe UI" w:eastAsia="Segoe UI" w:hAnsi="Segoe UI" w:cs="Segoe UI"/>
-        <w:color w:val="000000" w:themeColor="text1"/>
-        <w:sz w:val="16"/>
-        <w:szCs w:val="16"/>
-      </w:rPr>
-      <w:t>Page</w:t>
-    </w:r>
-    <w:r>
-      <w:rPr>
-        <w:rFonts w:ascii="Segoe UI" w:eastAsia="Segoe UI" w:hAnsi="Segoe UI" w:cs="Segoe UI"/>
-        <w:color w:val="000000" w:themeColor="text1"/>
-        <w:sz w:val="16"/>
-        <w:szCs w:val="16"/>
-      </w:rPr>
-      <w:t xml:space="preserve"> 3 of 3</w:t>
-    </w:r>
   </w:p>
 </w:ftr>
 </file>
 
 <file path=word/footer3.xml><?xml version="1.0" encoding="utf-8"?>
 <w:ftr xmlns:wpc="http://schemas.microsoft.com/office/word/2010/wordprocessingCanvas" xmlns:cx="http://schemas.microsoft.com/office/drawing/2014/chartex" xmlns:cx1="http://schemas.microsoft.com/office/drawing/2015/9/8/chartex" xmlns:cx2="http://schemas.microsoft.com/office/drawing/2015/10/21/chartex" xmlns:cx3="http://schemas.microsoft.com/office/drawing/2016/5/9/chartex" xmlns:cx4="http://schemas.microsoft.com/office/drawing/2016/5/10/chartex" xmlns:cx5="http://schemas.microsoft.com/office/drawing/2016/5/11/chartex" xmlns:cx6="http://schemas.microsoft.com/office/drawing/2016/5/12/chartex" xmlns:cx7="http://schemas.microsoft.com/office/drawing/2016/5/13/chartex" xmlns:cx8="http://schemas.microsoft.com/office/drawing/2016/5/14/chartex" xmlns:mc="http://schemas.openxmlformats.org/markup-compatibility/2006" xmlns:m="http://schemas.openxmlformats.org/officeDocument/2006/math" xmlns:aink="http://schemas.microsoft.com/office/drawing/2016/ink" xmlns:am3d="http://schemas.microsoft.com/office/drawing/2017/model3d" xmlns:oel="http://schemas.microsoft.com/office/2019/extlst" xmlns:r="http://schemas.openxmlformats.org/officeDocument/2006/relationships" xmlns:wp14="http://schemas.microsoft.com/office/word/2010/wordprocessingDrawing" xmlns:wp="http://schemas.openxmlformats.org/drawingml/2006/wordprocessingDrawing" xmlns:wpg="http://schemas.microsoft.com/office/word/2010/wordprocessingGroup" xmlns:wpi="http://schemas.microsoft.com/office/word/2010/wordprocessingInk" xmlns:wps="http://schemas.microsoft.com/office/word/2010/wordprocessingShape" xmlns:o="urn:schemas-microsoft-com:office:office" xmlns:v="urn:schemas-microsoft-com:vml" xmlns:w10="urn:schemas-microsoft-com:office:word" xmlns:w="http://schemas.openxmlformats.org/wordprocessingml/2006/main" xmlns:w14="http://schemas.microsoft.com/office/word/2010/wordml" xmlns:w15="http://schemas.microsoft.com/office/word/2012/wordml" xmlns:w16cei="http://schemas.microsoft.com/office/word/2026/wordml/cei" xmlns:w16cex="http://schemas.microsoft.com/office/word/2018/wordml/cex" xmlns:w16cid="http://schemas.microsoft.com/office/word/2016/wordml/cid" xmlns:w16="http://schemas.microsoft.com/office/word/2018/wordml" xmlns:w16sdtdh="http://schemas.microsoft.com/office/word/2020/wordml/sdtdatahash" xmlns:w16sdtfl="http://schemas.microsoft.com/office/word/2024/wordml/sdtformatlock" xmlns:w16se="http://schemas.microsoft.com/office/word/2015/wordml/symex" xmlns:w16du="http://schemas.microsoft.com/office/word/2023/wordml/word16du" xmlns:wne="http://schemas.microsoft.com/office/word/2006/wordml" mc:Ignorable="w14 w15 w16se w16cid w16 w16cex w16sdtdh w16sdtfl w16du wp14">
+  <w:sdt>
+    <w:sdtPr>
+      <w:rPr>
+        <w:rStyle w:val="PageNumber"/>
+      </w:rPr>
+      <w:id w:val="-711962965"/>
+      <w:docPartObj>
+        <w:docPartGallery w:val="Page Numbers (Bottom of Page)"/>
+        <w:docPartUnique/>
+      </w:docPartObj>
+    </w:sdtPr>
+    <w:sdtContent>
+      <w:p>
+        <w:pPr>
+          <w:pStyle w:val="Footer"/>
+          <w:framePr w:wrap="none" w:vAnchor="text" w:hAnchor="margin" w:xAlign="right" w:y="1"/>
+          <w:rPr>
+            <w:rStyle w:val="PageNumber"/>
+          </w:rPr>
+        </w:pPr>
+        <w:r>
+          <w:rPr>
+            <w:rStyle w:val="PageNumber"/>
+          </w:rPr>
+          <w:fldChar w:fldCharType="begin"/>
+        </w:r>
+        <w:r>
+          <w:rPr>
+            <w:rStyle w:val="PageNumber"/>
+          </w:rPr>
+          <w:instrText xml:space="preserve"> PAGE </w:instrText>
+        </w:r>
+        <w:r>
+          <w:rPr>
+            <w:rStyle w:val="PageNumber"/>
+          </w:rPr>
+          <w:fldChar w:fldCharType="separate"/>
+        </w:r>
+        <w:r>
+          <w:rPr>
+            <w:rStyle w:val="PageNumber"/>
+            <w:noProof/>
+          </w:rPr>
+          <w:t>2</w:t>
+        </w:r>
+        <w:r>
+          <w:rPr>
+            <w:rStyle w:val="PageNumber"/>
+          </w:rPr>
+          <w:fldChar w:fldCharType="end"/>
+        </w:r>
+      </w:p>
+    </w:sdtContent>
+  </w:sdt>
   <w:p>
     <w:pPr>
-      <w:pStyle w:val="BodyText"/>
+      <w:pStyle w:val="Footer"/>
       <w:ind w:right="360"/>
     </w:pPr>
-    <w:proofErr w:type="spellStart"/>
-    <w:r>
-      <w:rPr>
-        <w:rFonts w:ascii="Segoe UI" w:eastAsia="Segoe UI" w:hAnsi="Segoe UI" w:cs="Segoe UI"/>
-        <w:color w:val="000000" w:themeColor="text1"/>
-        <w:sz w:val="16"/>
-        <w:szCs w:val="16"/>
-        <w:lang w:val="fr-FR"/>
-      </w:rPr>
-      <w:t>Generated</w:t>
-    </w:r>
-    <w:proofErr w:type="spellEnd"/>
-    <w:r>
-      <w:rPr>
-        <w:rFonts w:ascii="Segoe UI" w:eastAsia="Segoe UI" w:hAnsi="Segoe UI" w:cs="Segoe UI"/>
-        <w:color w:val="000000" w:themeColor="text1"/>
-        <w:sz w:val="16"/>
-        <w:szCs w:val="16"/>
-        <w:lang w:val="fr-FR"/>
-      </w:rPr>
-      <w:t xml:space="preserve"> by ”</w:t>
-    </w:r>
-    <w:proofErr w:type="spellStart"/>
-    <w:r>
-      <w:rPr>
-        <w:rFonts w:ascii="Segoe UI" w:eastAsia="Segoe UI" w:hAnsi="Segoe UI" w:cs="Segoe UI"/>
-        <w:color w:val="000000" w:themeColor="text1"/>
-        <w:sz w:val="16"/>
-        <w:szCs w:val="16"/>
-        <w:lang w:val="fr-FR"/>
-      </w:rPr>
-      <w:t>Probate</w:t>
-    </w:r>
-    <w:proofErr w:type="spellEnd"/>
-    <w:r>
-      <w:rPr>
-        <w:rFonts w:ascii="Segoe UI" w:eastAsia="Segoe UI" w:hAnsi="Segoe UI" w:cs="Segoe UI"/>
-        <w:color w:val="000000" w:themeColor="text1"/>
-        <w:sz w:val="16"/>
-        <w:szCs w:val="16"/>
-        <w:lang w:val="fr-FR"/>
-      </w:rPr>
-      <w:t xml:space="preserve"> Application” on {</w:t>
-    </w:r>
-    <w:proofErr w:type="spellStart"/>
-    <w:proofErr w:type="gramStart"/>
-    <w:r>
-      <w:rPr>
-        <w:rFonts w:ascii="Segoe UI" w:eastAsia="Segoe UI" w:hAnsi="Segoe UI" w:cs="Segoe UI"/>
-        <w:color w:val="000000" w:themeColor="text1"/>
-        <w:sz w:val="16"/>
-        <w:szCs w:val="16"/>
-        <w:lang w:val="fr-FR"/>
-      </w:rPr>
-      <w:t>d.applicationDate</w:t>
-    </w:r>
-    <w:proofErr w:type="spellEnd"/>
-    <w:proofErr w:type="gramEnd"/>
-    <w:r>
-      <w:rPr>
-        <w:rFonts w:ascii="Segoe UI" w:eastAsia="Segoe UI" w:hAnsi="Segoe UI" w:cs="Segoe UI"/>
-        <w:color w:val="000000" w:themeColor="text1"/>
-        <w:sz w:val="16"/>
-        <w:szCs w:val="16"/>
-        <w:lang w:val="fr-FR"/>
-      </w:rPr>
-      <w:t>}</w:t>
-    </w:r>
-    <w:r>
-      <w:tab/>
-    </w:r>
-    <w:r>
-      <w:tab/>
-    </w:r>
-    <w:r>
-      <w:tab/>
-    </w:r>
-    <w:r>
-      <w:tab/>
-    </w:r>
-    <w:r>
-      <w:tab/>
-    </w:r>
-    <w:r>
-      <w:tab/>
-    </w:r>
-    <w:r>
-      <w:rPr>
-        <w:rFonts w:ascii="Segoe UI" w:eastAsia="Segoe UI" w:hAnsi="Segoe UI" w:cs="Segoe UI"/>
-        <w:color w:val="000000" w:themeColor="text1"/>
-        <w:sz w:val="16"/>
-        <w:szCs w:val="16"/>
-      </w:rPr>
-      <w:t xml:space="preserve">P9 </w:t>
-    </w:r>
-    <w:r>
-      <w:rPr>
-        <w:rFonts w:ascii="Segoe UI" w:eastAsia="Segoe UI" w:hAnsi="Segoe UI" w:cs="Segoe UI"/>
-        <w:color w:val="000000" w:themeColor="text1"/>
-        <w:sz w:val="16"/>
-        <w:szCs w:val="16"/>
-      </w:rPr>
-      <w:t xml:space="preserve">Exhibit A </w:t>
-    </w:r>
-    <w:r>
-      <w:rPr>
-        <w:rFonts w:ascii="Segoe UI" w:eastAsia="Segoe UI" w:hAnsi="Segoe UI" w:cs="Segoe UI"/>
-        <w:color w:val="000000" w:themeColor="text1"/>
-        <w:sz w:val="16"/>
-        <w:szCs w:val="16"/>
-      </w:rPr>
-      <w:t>Page</w:t>
-    </w:r>
-    <w:r>
-      <w:rPr>
-        <w:rFonts w:ascii="Segoe UI" w:eastAsia="Segoe UI" w:hAnsi="Segoe UI" w:cs="Segoe UI"/>
-        <w:color w:val="000000" w:themeColor="text1"/>
-        <w:sz w:val="16"/>
-        <w:szCs w:val="16"/>
-      </w:rPr>
-      <w:t xml:space="preserve"> </w:t>
-    </w:r>
-    <w:r>
-      <w:rPr>
-        <w:rFonts w:ascii="Segoe UI" w:eastAsia="Segoe UI" w:hAnsi="Segoe UI" w:cs="Segoe UI"/>
-        <w:color w:val="000000" w:themeColor="text1"/>
-        <w:sz w:val="16"/>
-        <w:szCs w:val="16"/>
-      </w:rPr>
-      <w:t>1</w:t>
-    </w:r>
-    <w:r>
-      <w:rPr>
-        <w:rFonts w:ascii="Segoe UI" w:eastAsia="Segoe UI" w:hAnsi="Segoe UI" w:cs="Segoe UI"/>
-        <w:color w:val="000000" w:themeColor="text1"/>
-        <w:sz w:val="16"/>
-        <w:szCs w:val="16"/>
-      </w:rPr>
-      <w:t xml:space="preserve"> of </w:t>
-    </w:r>
-    <w:r>
-      <w:rPr>
-        <w:rFonts w:ascii="Segoe UI" w:eastAsia="Segoe UI" w:hAnsi="Segoe UI" w:cs="Segoe UI"/>
-        <w:color w:val="000000" w:themeColor="text1"/>
-        <w:sz w:val="16"/>
-        <w:szCs w:val="16"/>
-      </w:rPr>
-      <w:t>3</w:t>
-    </w:r>
   </w:p>
 </w:ftr>
 </file>
 
 <file path=word/footer4.xml><?xml version="1.0" encoding="utf-8"?>
 <w:ftr xmlns:wpc="http://schemas.microsoft.com/office/word/2010/wordprocessingCanvas" xmlns:cx="http://schemas.microsoft.com/office/drawing/2014/chartex" xmlns:cx1="http://schemas.microsoft.com/office/drawing/2015/9/8/chartex" xmlns:cx2="http://schemas.microsoft.com/office/drawing/2015/10/21/chartex" xmlns:cx3="http://schemas.microsoft.com/office/drawing/2016/5/9/chartex" xmlns:cx4="http://schemas.microsoft.com/office/drawing/2016/5/10/chartex" xmlns:cx5="http://schemas.microsoft.com/office/drawing/2016/5/11/chartex" xmlns:cx6="http://schemas.microsoft.com/office/drawing/2016/5/12/chartex" xmlns:cx7="http://schemas.microsoft.com/office/drawing/2016/5/13/chartex" xmlns:cx8="http://schemas.microsoft.com/office/drawing/2016/5/14/chartex" xmlns:mc="http://schemas.openxmlformats.org/markup-compatibility/2006" xmlns:m="http://schemas.openxmlformats.org/officeDocument/2006/math" xmlns:aink="http://schemas.microsoft.com/office/drawing/2016/ink" xmlns:am3d="http://schemas.microsoft.com/office/drawing/2017/model3d" xmlns:oel="http://schemas.microsoft.com/office/2019/extlst" xmlns:r="http://schemas.openxmlformats.org/officeDocument/2006/relationships" xmlns:wp14="http://schemas.microsoft.com/office/word/2010/wordprocessingDrawing" xmlns:wp="http://schemas.openxmlformats.org/drawingml/2006/wordprocessingDrawing" xmlns:wpg="http://schemas.microsoft.com/office/word/2010/wordprocessingGroup" xmlns:wpi="http://schemas.microsoft.com/office/word/2010/wordprocessingInk" xmlns:wps="http://schemas.microsoft.com/office/word/2010/wordprocessingShape" xmlns:o="urn:schemas-microsoft-com:office:office" xmlns:v="urn:schemas-microsoft-com:vml" xmlns:w10="urn:schemas-microsoft-com:office:word" xmlns:w="http://schemas.openxmlformats.org/wordprocessingml/2006/main" xmlns:w14="http://schemas.microsoft.com/office/word/2010/wordml" xmlns:w15="http://schemas.microsoft.com/office/word/2012/wordml" xmlns:w16cei="http://schemas.microsoft.com/office/word/2026/wordml/cei" xmlns:w16cex="http://schemas.microsoft.com/office/word/2018/wordml/cex" xmlns:w16cid="http://schemas.microsoft.com/office/word/2016/wordml/cid" xmlns:w16="http://schemas.microsoft.com/office/word/2018/wordml" xmlns:w16sdtdh="http://schemas.microsoft.com/office/word/2020/wordml/sdtdatahash" xmlns:w16sdtfl="http://schemas.microsoft.com/office/word/2024/wordml/sdtformatlock" xmlns:w16se="http://schemas.microsoft.com/office/word/2015/wordml/symex" xmlns:w16du="http://schemas.microsoft.com/office/word/2023/wordml/word16du" xmlns:wne="http://schemas.microsoft.com/office/word/2006/wordml" mc:Ignorable="w14 w15 w16se w16cid w16 w16cex w16sdtdh w16sdtfl w16du wp14">
+  <w:tbl>
+    <w:tblPr>
+      <w:tblStyle w:val="TableGrid1"/>
+      <w:tblW w:w="0" w:type="auto"/>
+      <w:tblLayout w:type="fixed"/>
+      <w:tblLook w:val="04A0" w:firstRow="1" w:lastRow="0" w:firstColumn="1" w:lastColumn="0" w:noHBand="0" w:noVBand="1"/>
+    </w:tblPr>
+    <w:tblGrid>
+      <w:gridCol w:w="5954"/>
+      <w:gridCol w:w="5103"/>
+    </w:tblGrid>
+    <w:tr>
+      <w:tc>
+        <w:tcPr>
+          <w:tcW w:w="5954" w:type="dxa"/>
+          <w:tcBorders>
+            <w:top w:val="nil"/>
+            <w:left w:val="nil"/>
+            <w:bottom w:val="nil"/>
+            <w:right w:val="nil"/>
+          </w:tcBorders>
+        </w:tcPr>
+        <w:p>
+          <w:pPr>
+            <w:ind w:right="360"/>
+            <w:rPr>
+              <w:szCs w:val="20"/>
+              <w:lang w:val="en-CA"/>
+            </w:rPr>
+          </w:pPr>
+          <w:r>
+            <w:rPr>
+              <w:szCs w:val="20"/>
+              <w:lang w:val="en-CA"/>
+            </w:rPr>
+            <w:t>Generated by “Probate Application” on</w:t>
+          </w:r>
+          <w:r>
+            <w:rPr>
+              <w:szCs w:val="20"/>
+              <w:lang w:val="en-CA"/>
+            </w:rPr>
+            <w:t xml:space="preserve"> {</w:t>
+          </w:r>
+          <w:proofErr w:type="spellStart"/>
+          <w:proofErr w:type="gramStart"/>
+          <w:r>
+            <w:rPr>
+              <w:szCs w:val="20"/>
+              <w:lang w:val="en-CA"/>
+            </w:rPr>
+            <w:t>c.now:formatD</w:t>
+          </w:r>
+          <w:proofErr w:type="spellEnd"/>
+          <w:proofErr w:type="gramEnd"/>
+          <w:r>
+            <w:rPr>
+              <w:szCs w:val="20"/>
+              <w:lang w:val="en-CA"/>
+            </w:rPr>
+            <w:t>(LL)}</w:t>
+          </w:r>
+        </w:p>
+      </w:tc>
+      <w:tc>
+        <w:tcPr>
+          <w:tcW w:w="5103" w:type="dxa"/>
+          <w:tcBorders>
+            <w:top w:val="nil"/>
+            <w:left w:val="nil"/>
+            <w:bottom w:val="nil"/>
+            <w:right w:val="nil"/>
+          </w:tcBorders>
+        </w:tcPr>
+        <w:p>
+          <w:pPr>
+            <w:ind w:right="360"/>
+            <w:jc w:val="right"/>
+            <w:rPr>
+              <w:szCs w:val="20"/>
+              <w:lang w:val="en-CA"/>
+            </w:rPr>
+          </w:pPr>
+          <w:r>
+            <w:rPr>
+              <w:szCs w:val="20"/>
+              <w:lang w:val="en-CA"/>
+            </w:rPr>
+            <w:t>P</w:t>
+          </w:r>
+          <w:r>
+            <w:rPr>
+              <w:szCs w:val="20"/>
+              <w:lang w:val="en-CA"/>
+            </w:rPr>
+            <w:t xml:space="preserve">9 Exhibit </w:t>
+          </w:r>
+          <w:proofErr w:type="gramStart"/>
+          <w:r>
+            <w:rPr>
+              <w:szCs w:val="20"/>
+              <w:lang w:val="en-CA"/>
+            </w:rPr>
+            <w:t>A</w:t>
+          </w:r>
+          <w:proofErr w:type="gramEnd"/>
+          <w:r>
+            <w:rPr>
+              <w:szCs w:val="20"/>
+              <w:lang w:val="en-CA"/>
+            </w:rPr>
+            <w:t xml:space="preserve"> Page </w:t>
+          </w:r>
+          <w:r>
+            <w:rPr>
+              <w:szCs w:val="20"/>
+              <w:lang w:val="en-CA"/>
+            </w:rPr>
+            <w:fldChar w:fldCharType="begin"/>
+          </w:r>
+          <w:r>
+            <w:rPr>
+              <w:szCs w:val="20"/>
+              <w:lang w:val="en-CA"/>
+            </w:rPr>
+            <w:instrText xml:space="preserve"> PAGE </w:instrText>
+          </w:r>
+          <w:r>
+            <w:rPr>
+              <w:szCs w:val="20"/>
+              <w:lang w:val="en-CA"/>
+            </w:rPr>
+            <w:fldChar w:fldCharType="separate"/>
+          </w:r>
+          <w:r>
+            <w:rPr>
+              <w:noProof/>
+              <w:szCs w:val="20"/>
+              <w:lang w:val="en-CA"/>
+            </w:rPr>
+            <w:t>4</w:t>
+          </w:r>
+          <w:r>
+            <w:rPr>
+              <w:szCs w:val="20"/>
+              <w:lang w:val="en-CA"/>
+            </w:rPr>
+            <w:fldChar w:fldCharType="end"/>
+          </w:r>
+          <w:r>
+            <w:rPr>
+              <w:szCs w:val="20"/>
+              <w:lang w:val="en-CA"/>
+            </w:rPr>
+            <w:t xml:space="preserve"> of </w:t>
+          </w:r>
+          <w:r>
+            <w:rPr>
+              <w:szCs w:val="20"/>
+              <w:lang w:val="en-CA"/>
+            </w:rPr>
+            <w:fldChar w:fldCharType="begin"/>
+          </w:r>
+          <w:r>
+            <w:rPr>
+              <w:szCs w:val="20"/>
+              <w:lang w:val="en-CA"/>
+            </w:rPr>
+            <w:instrText xml:space="preserve"> SECTIONPAGES </w:instrText>
+          </w:r>
+          <w:r>
+            <w:rPr>
+              <w:szCs w:val="20"/>
+              <w:lang w:val="en-CA"/>
+            </w:rPr>
+            <w:fldChar w:fldCharType="separate"/>
+          </w:r>
+          <w:r>
+            <w:rPr>
+              <w:noProof/>
+              <w:szCs w:val="20"/>
+              <w:lang w:val="en-CA"/>
+            </w:rPr>
+            <w:t>2</w:t>
+          </w:r>
+          <w:r>
+            <w:rPr>
+              <w:szCs w:val="20"/>
+              <w:lang w:val="en-CA"/>
+            </w:rPr>
+            <w:fldChar w:fldCharType="end"/>
+          </w:r>
+        </w:p>
+      </w:tc>
+    </w:tr>
+  </w:tbl>
   <w:p>
     <w:pPr>
-      <w:pStyle w:val="BodyText"/>
       <w:ind w:right="360"/>
+      <w:rPr>
+        <w:szCs w:val="20"/>
+        <w:lang w:val="en-CA"/>
+      </w:rPr>
     </w:pPr>
-    <w:proofErr w:type="spellStart"/>
-    <w:r>
-      <w:rPr>
-        <w:rFonts w:ascii="Segoe UI" w:eastAsia="Segoe UI" w:hAnsi="Segoe UI" w:cs="Segoe UI"/>
-        <w:color w:val="000000" w:themeColor="text1"/>
-        <w:sz w:val="16"/>
-        <w:szCs w:val="16"/>
-        <w:lang w:val="fr-FR"/>
-      </w:rPr>
-      <w:t>Generated</w:t>
-    </w:r>
-    <w:proofErr w:type="spellEnd"/>
-    <w:r>
-      <w:rPr>
-        <w:rFonts w:ascii="Segoe UI" w:eastAsia="Segoe UI" w:hAnsi="Segoe UI" w:cs="Segoe UI"/>
-        <w:color w:val="000000" w:themeColor="text1"/>
-        <w:sz w:val="16"/>
-        <w:szCs w:val="16"/>
-        <w:lang w:val="fr-FR"/>
-      </w:rPr>
-      <w:t xml:space="preserve"> by ”</w:t>
-    </w:r>
-    <w:proofErr w:type="spellStart"/>
-    <w:r>
-      <w:rPr>
-        <w:rFonts w:ascii="Segoe UI" w:eastAsia="Segoe UI" w:hAnsi="Segoe UI" w:cs="Segoe UI"/>
-        <w:color w:val="000000" w:themeColor="text1"/>
-        <w:sz w:val="16"/>
-        <w:szCs w:val="16"/>
-        <w:lang w:val="fr-FR"/>
-      </w:rPr>
-      <w:t>Probate</w:t>
-    </w:r>
-    <w:proofErr w:type="spellEnd"/>
-    <w:r>
-      <w:rPr>
-        <w:rFonts w:ascii="Segoe UI" w:eastAsia="Segoe UI" w:hAnsi="Segoe UI" w:cs="Segoe UI"/>
-        <w:color w:val="000000" w:themeColor="text1"/>
-        <w:sz w:val="16"/>
-        <w:szCs w:val="16"/>
-        <w:lang w:val="fr-FR"/>
-      </w:rPr>
-      <w:t xml:space="preserve"> Application” on </w:t>
-    </w:r>
-    <w:r>
-      <w:rPr>
-        <w:rFonts w:ascii="Segoe UI" w:eastAsia="Segoe UI" w:hAnsi="Segoe UI" w:cs="Segoe UI"/>
-        <w:color w:val="000000" w:themeColor="text1"/>
-        <w:sz w:val="16"/>
-        <w:szCs w:val="16"/>
-        <w:lang w:val="fr-FR"/>
-      </w:rPr>
-      <w:t>{</w:t>
-    </w:r>
-    <w:proofErr w:type="spellStart"/>
-    <w:proofErr w:type="gramStart"/>
-    <w:r>
-      <w:rPr>
-        <w:rFonts w:ascii="Segoe UI" w:eastAsia="Segoe UI" w:hAnsi="Segoe UI" w:cs="Segoe UI"/>
-        <w:color w:val="000000" w:themeColor="text1"/>
-        <w:sz w:val="16"/>
-        <w:szCs w:val="16"/>
-        <w:lang w:val="fr-FR"/>
-      </w:rPr>
-      <w:t>d.now:formatD</w:t>
-    </w:r>
-    <w:proofErr w:type="spellEnd"/>
-    <w:proofErr w:type="gramEnd"/>
-    <w:r>
-      <w:rPr>
-        <w:rFonts w:ascii="Segoe UI" w:eastAsia="Segoe UI" w:hAnsi="Segoe UI" w:cs="Segoe UI"/>
-        <w:color w:val="000000" w:themeColor="text1"/>
-        <w:sz w:val="16"/>
-        <w:szCs w:val="16"/>
-        <w:lang w:val="fr-FR"/>
-      </w:rPr>
-      <w:t>(LL)}</w:t>
-    </w:r>
-    <w:r>
-      <w:tab/>
-    </w:r>
-    <w:r>
-      <w:tab/>
-    </w:r>
-    <w:r>
-      <w:tab/>
-    </w:r>
-    <w:r>
-      <w:tab/>
-    </w:r>
-    <w:r>
-      <w:tab/>
-    </w:r>
-    <w:r>
-      <w:tab/>
-    </w:r>
-    <w:r>
-      <w:rPr>
-        <w:rFonts w:ascii="Segoe UI" w:eastAsia="Segoe UI" w:hAnsi="Segoe UI" w:cs="Segoe UI"/>
-        <w:color w:val="000000" w:themeColor="text1"/>
-        <w:sz w:val="16"/>
-        <w:szCs w:val="16"/>
-      </w:rPr>
-      <w:t xml:space="preserve">P9 </w:t>
-    </w:r>
-    <w:r>
-      <w:rPr>
-        <w:rFonts w:ascii="Segoe UI" w:eastAsia="Segoe UI" w:hAnsi="Segoe UI" w:cs="Segoe UI"/>
-        <w:color w:val="000000" w:themeColor="text1"/>
-        <w:sz w:val="16"/>
-        <w:szCs w:val="16"/>
-      </w:rPr>
-      <w:t xml:space="preserve">Exhibit A </w:t>
-    </w:r>
-    <w:r>
-      <w:rPr>
-        <w:rFonts w:ascii="Segoe UI" w:eastAsia="Segoe UI" w:hAnsi="Segoe UI" w:cs="Segoe UI"/>
-        <w:color w:val="000000" w:themeColor="text1"/>
-        <w:sz w:val="16"/>
-        <w:szCs w:val="16"/>
-      </w:rPr>
-      <w:t>Page</w:t>
-    </w:r>
-    <w:r>
-      <w:rPr>
-        <w:rFonts w:ascii="Segoe UI" w:eastAsia="Segoe UI" w:hAnsi="Segoe UI" w:cs="Segoe UI"/>
-        <w:color w:val="000000" w:themeColor="text1"/>
-        <w:sz w:val="16"/>
-        <w:szCs w:val="16"/>
-      </w:rPr>
-      <w:t xml:space="preserve"> 3 of 3</w:t>
-    </w:r>
+  </w:p>
+</w:ftr>
+</file>
+
+<file path=word/footer5.xml><?xml version="1.0" encoding="utf-8"?>
+<w:ftr xmlns:wpc="http://schemas.microsoft.com/office/word/2010/wordprocessingCanvas" xmlns:cx="http://schemas.microsoft.com/office/drawing/2014/chartex" xmlns:cx1="http://schemas.microsoft.com/office/drawing/2015/9/8/chartex" xmlns:cx2="http://schemas.microsoft.com/office/drawing/2015/10/21/chartex" xmlns:cx3="http://schemas.microsoft.com/office/drawing/2016/5/9/chartex" xmlns:cx4="http://schemas.microsoft.com/office/drawing/2016/5/10/chartex" xmlns:cx5="http://schemas.microsoft.com/office/drawing/2016/5/11/chartex" xmlns:cx6="http://schemas.microsoft.com/office/drawing/2016/5/12/chartex" xmlns:cx7="http://schemas.microsoft.com/office/drawing/2016/5/13/chartex" xmlns:cx8="http://schemas.microsoft.com/office/drawing/2016/5/14/chartex" xmlns:mc="http://schemas.openxmlformats.org/markup-compatibility/2006" xmlns:m="http://schemas.openxmlformats.org/officeDocument/2006/math" xmlns:aink="http://schemas.microsoft.com/office/drawing/2016/ink" xmlns:am3d="http://schemas.microsoft.com/office/drawing/2017/model3d" xmlns:oel="http://schemas.microsoft.com/office/2019/extlst" xmlns:r="http://schemas.openxmlformats.org/officeDocument/2006/relationships" xmlns:wp14="http://schemas.microsoft.com/office/word/2010/wordprocessingDrawing" xmlns:wp="http://schemas.openxmlformats.org/drawingml/2006/wordprocessingDrawing" xmlns:wpg="http://schemas.microsoft.com/office/word/2010/wordprocessingGroup" xmlns:wpi="http://schemas.microsoft.com/office/word/2010/wordprocessingInk" xmlns:wps="http://schemas.microsoft.com/office/word/2010/wordprocessingShape" xmlns:o="urn:schemas-microsoft-com:office:office" xmlns:v="urn:schemas-microsoft-com:vml" xmlns:w10="urn:schemas-microsoft-com:office:word" xmlns:w="http://schemas.openxmlformats.org/wordprocessingml/2006/main" xmlns:w14="http://schemas.microsoft.com/office/word/2010/wordml" xmlns:w15="http://schemas.microsoft.com/office/word/2012/wordml" xmlns:w16cei="http://schemas.microsoft.com/office/word/2026/wordml/cei" xmlns:w16cex="http://schemas.microsoft.com/office/word/2018/wordml/cex" xmlns:w16cid="http://schemas.microsoft.com/office/word/2016/wordml/cid" xmlns:w16="http://schemas.microsoft.com/office/word/2018/wordml" xmlns:w16sdtdh="http://schemas.microsoft.com/office/word/2020/wordml/sdtdatahash" xmlns:w16sdtfl="http://schemas.microsoft.com/office/word/2024/wordml/sdtformatlock" xmlns:w16se="http://schemas.microsoft.com/office/word/2015/wordml/symex" xmlns:w16du="http://schemas.microsoft.com/office/word/2023/wordml/word16du" xmlns:wne="http://schemas.microsoft.com/office/word/2006/wordml" mc:Ignorable="w14 w15 w16se w16cid w16 w16cex w16sdtdh w16sdtfl w16du wp14">
+  <w:p>
+    <w:pPr>
+      <w:pStyle w:val="Footer"/>
+    </w:pPr>
   </w:p>
 </w:ftr>
 </file>
@@ -4488,56 +6483,26 @@
 
 <file path=word/header1.xml><?xml version="1.0" encoding="utf-8"?>
 <w:hdr xmlns:wpc="http://schemas.microsoft.com/office/word/2010/wordprocessingCanvas" xmlns:cx="http://schemas.microsoft.com/office/drawing/2014/chartex" xmlns:cx1="http://schemas.microsoft.com/office/drawing/2015/9/8/chartex" xmlns:cx2="http://schemas.microsoft.com/office/drawing/2015/10/21/chartex" xmlns:cx3="http://schemas.microsoft.com/office/drawing/2016/5/9/chartex" xmlns:cx4="http://schemas.microsoft.com/office/drawing/2016/5/10/chartex" xmlns:cx5="http://schemas.microsoft.com/office/drawing/2016/5/11/chartex" xmlns:cx6="http://schemas.microsoft.com/office/drawing/2016/5/12/chartex" xmlns:cx7="http://schemas.microsoft.com/office/drawing/2016/5/13/chartex" xmlns:cx8="http://schemas.microsoft.com/office/drawing/2016/5/14/chartex" xmlns:mc="http://schemas.openxmlformats.org/markup-compatibility/2006" xmlns:m="http://schemas.openxmlformats.org/officeDocument/2006/math" xmlns:aink="http://schemas.microsoft.com/office/drawing/2016/ink" xmlns:am3d="http://schemas.microsoft.com/office/drawing/2017/model3d" xmlns:oel="http://schemas.microsoft.com/office/2019/extlst" xmlns:r="http://schemas.openxmlformats.org/officeDocument/2006/relationships" xmlns:wp14="http://schemas.microsoft.com/office/word/2010/wordprocessingDrawing" xmlns:wp="http://schemas.openxmlformats.org/drawingml/2006/wordprocessingDrawing" xmlns:wpg="http://schemas.microsoft.com/office/word/2010/wordprocessingGroup" xmlns:wpi="http://schemas.microsoft.com/office/word/2010/wordprocessingInk" xmlns:wps="http://schemas.microsoft.com/office/word/2010/wordprocessingShape" xmlns:o="urn:schemas-microsoft-com:office:office" xmlns:v="urn:schemas-microsoft-com:vml" xmlns:w10="urn:schemas-microsoft-com:office:word" xmlns:w="http://schemas.openxmlformats.org/wordprocessingml/2006/main" xmlns:w14="http://schemas.microsoft.com/office/word/2010/wordml" xmlns:w15="http://schemas.microsoft.com/office/word/2012/wordml" xmlns:w16cei="http://schemas.microsoft.com/office/word/2026/wordml/cei" xmlns:w16cex="http://schemas.microsoft.com/office/word/2018/wordml/cex" xmlns:w16cid="http://schemas.microsoft.com/office/word/2016/wordml/cid" xmlns:w16="http://schemas.microsoft.com/office/word/2018/wordml" xmlns:w16sdtdh="http://schemas.microsoft.com/office/word/2020/wordml/sdtdatahash" xmlns:w16sdtfl="http://schemas.microsoft.com/office/word/2024/wordml/sdtformatlock" xmlns:w16se="http://schemas.microsoft.com/office/word/2015/wordml/symex" xmlns:w16du="http://schemas.microsoft.com/office/word/2023/wordml/word16du" xmlns:wne="http://schemas.microsoft.com/office/word/2006/wordml" mc:Ignorable="w14 w15 w16se w16cid w16 w16cex w16sdtdh w16sdtfl w16du wp14">
-  <w:tbl>
-    <w:tblPr>
-      <w:tblW w:w="0" w:type="auto"/>
-      <w:tblLook w:val="06A0" w:firstRow="1" w:lastRow="0" w:firstColumn="1" w:lastColumn="0" w:noHBand="1" w:noVBand="1"/>
-    </w:tblPr>
-    <w:tblGrid>
-      <w:gridCol w:w="3320"/>
-      <w:gridCol w:w="3320"/>
-      <w:gridCol w:w="3320"/>
-    </w:tblGrid>
-    <w:tr>
-      <w:trPr>
-        <w:trHeight w:val="300"/>
-      </w:trPr>
-      <w:tc>
-        <w:tcPr>
-          <w:tcW w:w="3320" w:type="dxa"/>
-        </w:tcPr>
-        <w:p>
-          <w:pPr>
-            <w:pStyle w:val="Header"/>
-            <w:ind w:left="-115"/>
-          </w:pPr>
-        </w:p>
-      </w:tc>
-      <w:tc>
-        <w:tcPr>
-          <w:tcW w:w="3320" w:type="dxa"/>
-        </w:tcPr>
-        <w:p>
-          <w:pPr>
-            <w:pStyle w:val="Header"/>
-            <w:jc w:val="center"/>
-          </w:pPr>
-        </w:p>
-      </w:tc>
-      <w:tc>
-        <w:tcPr>
-          <w:tcW w:w="3320" w:type="dxa"/>
-        </w:tcPr>
-        <w:p>
-          <w:pPr>
-            <w:pStyle w:val="Header"/>
-            <w:ind w:right="-115"/>
-            <w:jc w:val="right"/>
-          </w:pPr>
-        </w:p>
-      </w:tc>
-    </w:tr>
-  </w:tbl>
+  <w:p>
+    <w:pPr>
+      <w:pStyle w:val="Header"/>
+    </w:pPr>
+  </w:p>
+</w:hdr>
+</file>
+
+<file path=word/header2.xml><?xml version="1.0" encoding="utf-8"?>
+<w:hdr xmlns:wpc="http://schemas.microsoft.com/office/word/2010/wordprocessingCanvas" xmlns:cx="http://schemas.microsoft.com/office/drawing/2014/chartex" xmlns:cx1="http://schemas.microsoft.com/office/drawing/2015/9/8/chartex" xmlns:cx2="http://schemas.microsoft.com/office/drawing/2015/10/21/chartex" xmlns:cx3="http://schemas.microsoft.com/office/drawing/2016/5/9/chartex" xmlns:cx4="http://schemas.microsoft.com/office/drawing/2016/5/10/chartex" xmlns:cx5="http://schemas.microsoft.com/office/drawing/2016/5/11/chartex" xmlns:cx6="http://schemas.microsoft.com/office/drawing/2016/5/12/chartex" xmlns:cx7="http://schemas.microsoft.com/office/drawing/2016/5/13/chartex" xmlns:cx8="http://schemas.microsoft.com/office/drawing/2016/5/14/chartex" xmlns:mc="http://schemas.openxmlformats.org/markup-compatibility/2006" xmlns:m="http://schemas.openxmlformats.org/officeDocument/2006/math" xmlns:aink="http://schemas.microsoft.com/office/drawing/2016/ink" xmlns:am3d="http://schemas.microsoft.com/office/drawing/2017/model3d" xmlns:oel="http://schemas.microsoft.com/office/2019/extlst" xmlns:r="http://schemas.openxmlformats.org/officeDocument/2006/relationships" xmlns:wp14="http://schemas.microsoft.com/office/word/2010/wordprocessingDrawing" xmlns:wp="http://schemas.openxmlformats.org/drawingml/2006/wordprocessingDrawing" xmlns:wpg="http://schemas.microsoft.com/office/word/2010/wordprocessingGroup" xmlns:wpi="http://schemas.microsoft.com/office/word/2010/wordprocessingInk" xmlns:wps="http://schemas.microsoft.com/office/word/2010/wordprocessingShape" xmlns:o="urn:schemas-microsoft-com:office:office" xmlns:v="urn:schemas-microsoft-com:vml" xmlns:w10="urn:schemas-microsoft-com:office:word" xmlns:w="http://schemas.openxmlformats.org/wordprocessingml/2006/main" xmlns:w14="http://schemas.microsoft.com/office/word/2010/wordml" xmlns:w15="http://schemas.microsoft.com/office/word/2012/wordml" xmlns:w16cei="http://schemas.microsoft.com/office/word/2026/wordml/cei" xmlns:w16cex="http://schemas.microsoft.com/office/word/2018/wordml/cex" xmlns:w16cid="http://schemas.microsoft.com/office/word/2016/wordml/cid" xmlns:w16="http://schemas.microsoft.com/office/word/2018/wordml" xmlns:w16sdtdh="http://schemas.microsoft.com/office/word/2020/wordml/sdtdatahash" xmlns:w16sdtfl="http://schemas.microsoft.com/office/word/2024/wordml/sdtformatlock" xmlns:w16se="http://schemas.microsoft.com/office/word/2015/wordml/symex" xmlns:w16du="http://schemas.microsoft.com/office/word/2023/wordml/word16du" xmlns:wne="http://schemas.microsoft.com/office/word/2006/wordml" mc:Ignorable="w14 w15 w16se w16cid w16 w16cex w16sdtdh w16sdtfl w16du wp14">
+  <w:p>
+    <w:pPr>
+      <w:pStyle w:val="Header"/>
+    </w:pPr>
+  </w:p>
+</w:hdr>
+</file>
+
+<file path=word/header3.xml><?xml version="1.0" encoding="utf-8"?>
+<w:hdr xmlns:wpc="http://schemas.microsoft.com/office/word/2010/wordprocessingCanvas" xmlns:cx="http://schemas.microsoft.com/office/drawing/2014/chartex" xmlns:cx1="http://schemas.microsoft.com/office/drawing/2015/9/8/chartex" xmlns:cx2="http://schemas.microsoft.com/office/drawing/2015/10/21/chartex" xmlns:cx3="http://schemas.microsoft.com/office/drawing/2016/5/9/chartex" xmlns:cx4="http://schemas.microsoft.com/office/drawing/2016/5/10/chartex" xmlns:cx5="http://schemas.microsoft.com/office/drawing/2016/5/11/chartex" xmlns:cx6="http://schemas.microsoft.com/office/drawing/2016/5/12/chartex" xmlns:cx7="http://schemas.microsoft.com/office/drawing/2016/5/13/chartex" xmlns:cx8="http://schemas.microsoft.com/office/drawing/2016/5/14/chartex" xmlns:mc="http://schemas.openxmlformats.org/markup-compatibility/2006" xmlns:m="http://schemas.openxmlformats.org/officeDocument/2006/math" xmlns:aink="http://schemas.microsoft.com/office/drawing/2016/ink" xmlns:am3d="http://schemas.microsoft.com/office/drawing/2017/model3d" xmlns:oel="http://schemas.microsoft.com/office/2019/extlst" xmlns:r="http://schemas.openxmlformats.org/officeDocument/2006/relationships" xmlns:wp14="http://schemas.microsoft.com/office/word/2010/wordprocessingDrawing" xmlns:wp="http://schemas.openxmlformats.org/drawingml/2006/wordprocessingDrawing" xmlns:wpg="http://schemas.microsoft.com/office/word/2010/wordprocessingGroup" xmlns:wpi="http://schemas.microsoft.com/office/word/2010/wordprocessingInk" xmlns:wps="http://schemas.microsoft.com/office/word/2010/wordprocessingShape" xmlns:o="urn:schemas-microsoft-com:office:office" xmlns:v="urn:schemas-microsoft-com:vml" xmlns:w10="urn:schemas-microsoft-com:office:word" xmlns:w="http://schemas.openxmlformats.org/wordprocessingml/2006/main" xmlns:w14="http://schemas.microsoft.com/office/word/2010/wordml" xmlns:w15="http://schemas.microsoft.com/office/word/2012/wordml" xmlns:w16cei="http://schemas.microsoft.com/office/word/2026/wordml/cei" xmlns:w16cex="http://schemas.microsoft.com/office/word/2018/wordml/cex" xmlns:w16cid="http://schemas.microsoft.com/office/word/2016/wordml/cid" xmlns:w16="http://schemas.microsoft.com/office/word/2018/wordml" xmlns:w16sdtdh="http://schemas.microsoft.com/office/word/2020/wordml/sdtdatahash" xmlns:w16sdtfl="http://schemas.microsoft.com/office/word/2024/wordml/sdtformatlock" xmlns:w16se="http://schemas.microsoft.com/office/word/2015/wordml/symex" xmlns:w16du="http://schemas.microsoft.com/office/word/2023/wordml/word16du" xmlns:wne="http://schemas.microsoft.com/office/word/2006/wordml" mc:Ignorable="w14 w15 w16se w16cid w16 w16cex w16sdtdh w16sdtfl w16du wp14">
   <w:p>
     <w:pPr>
       <w:pStyle w:val="Header"/>
@@ -4891,6 +6856,139 @@
       </w:pPr>
     </w:lvl>
   </w:abstractNum>
+  <w:abstractNum w:abstractNumId="11" w15:restartNumberingAfterBreak="0">
+    <w:nsid w:val="56246D06"/>
+    <w:multiLevelType w:val="hybridMultilevel"/>
+    <w:tmpl w:val="B8D207C6"/>
+    <w:lvl w:ilvl="0" w:tplc="9E1E91EA">
+      <w:start w:val="1"/>
+      <w:numFmt w:val="decimal"/>
+      <w:lvlText w:val="(%1)"/>
+      <w:lvlJc w:val="left"/>
+      <w:pPr>
+        <w:ind w:left="888" w:hanging="311"/>
+      </w:pPr>
+      <w:rPr>
+        <w:rFonts w:ascii="BC Sans" w:eastAsia="BC Sans" w:hAnsi="BC Sans" w:cs="BC Sans" w:hint="default"/>
+        <w:b/>
+        <w:bCs/>
+        <w:i w:val="0"/>
+        <w:iCs w:val="0"/>
+        <w:color w:val="313131"/>
+        <w:spacing w:val="0"/>
+        <w:w w:val="100"/>
+        <w:sz w:val="20"/>
+        <w:szCs w:val="20"/>
+        <w:lang w:val="en-US" w:eastAsia="en-US" w:bidi="ar-SA"/>
+      </w:rPr>
+    </w:lvl>
+    <w:lvl w:ilvl="1" w:tplc="5E4C00E0">
+      <w:start w:val="1"/>
+      <w:numFmt w:val="lowerLetter"/>
+      <w:lvlText w:val="%2."/>
+      <w:lvlJc w:val="left"/>
+      <w:pPr>
+        <w:ind w:left="1278" w:hanging="248"/>
+      </w:pPr>
+      <w:rPr>
+        <w:rFonts w:ascii="BC Sans" w:eastAsia="BC Sans" w:hAnsi="BC Sans" w:cs="BC Sans" w:hint="default"/>
+        <w:b w:val="0"/>
+        <w:bCs w:val="0"/>
+        <w:i w:val="0"/>
+        <w:iCs w:val="0"/>
+        <w:color w:val="313131"/>
+        <w:spacing w:val="0"/>
+        <w:w w:val="100"/>
+        <w:sz w:val="20"/>
+        <w:szCs w:val="20"/>
+        <w:lang w:val="en-US" w:eastAsia="en-US" w:bidi="ar-SA"/>
+      </w:rPr>
+    </w:lvl>
+    <w:lvl w:ilvl="2" w:tplc="CAD04ABE">
+      <w:numFmt w:val="bullet"/>
+      <w:lvlText w:val="•"/>
+      <w:lvlJc w:val="left"/>
+      <w:pPr>
+        <w:ind w:left="2337" w:hanging="248"/>
+      </w:pPr>
+      <w:rPr>
+        <w:rFonts w:hint="default"/>
+        <w:lang w:val="en-US" w:eastAsia="en-US" w:bidi="ar-SA"/>
+      </w:rPr>
+    </w:lvl>
+    <w:lvl w:ilvl="3" w:tplc="D9F053A8">
+      <w:numFmt w:val="bullet"/>
+      <w:lvlText w:val="•"/>
+      <w:lvlJc w:val="left"/>
+      <w:pPr>
+        <w:ind w:left="3395" w:hanging="248"/>
+      </w:pPr>
+      <w:rPr>
+        <w:rFonts w:hint="default"/>
+        <w:lang w:val="en-US" w:eastAsia="en-US" w:bidi="ar-SA"/>
+      </w:rPr>
+    </w:lvl>
+    <w:lvl w:ilvl="4" w:tplc="B0F40CF6">
+      <w:numFmt w:val="bullet"/>
+      <w:lvlText w:val="•"/>
+      <w:lvlJc w:val="left"/>
+      <w:pPr>
+        <w:ind w:left="4453" w:hanging="248"/>
+      </w:pPr>
+      <w:rPr>
+        <w:rFonts w:hint="default"/>
+        <w:lang w:val="en-US" w:eastAsia="en-US" w:bidi="ar-SA"/>
+      </w:rPr>
+    </w:lvl>
+    <w:lvl w:ilvl="5" w:tplc="A55C5F16">
+      <w:numFmt w:val="bullet"/>
+      <w:lvlText w:val="•"/>
+      <w:lvlJc w:val="left"/>
+      <w:pPr>
+        <w:ind w:left="5511" w:hanging="248"/>
+      </w:pPr>
+      <w:rPr>
+        <w:rFonts w:hint="default"/>
+        <w:lang w:val="en-US" w:eastAsia="en-US" w:bidi="ar-SA"/>
+      </w:rPr>
+    </w:lvl>
+    <w:lvl w:ilvl="6" w:tplc="28628D06">
+      <w:numFmt w:val="bullet"/>
+      <w:lvlText w:val="•"/>
+      <w:lvlJc w:val="left"/>
+      <w:pPr>
+        <w:ind w:left="6568" w:hanging="248"/>
+      </w:pPr>
+      <w:rPr>
+        <w:rFonts w:hint="default"/>
+        <w:lang w:val="en-US" w:eastAsia="en-US" w:bidi="ar-SA"/>
+      </w:rPr>
+    </w:lvl>
+    <w:lvl w:ilvl="7" w:tplc="8258D672">
+      <w:numFmt w:val="bullet"/>
+      <w:lvlText w:val="•"/>
+      <w:lvlJc w:val="left"/>
+      <w:pPr>
+        <w:ind w:left="7626" w:hanging="248"/>
+      </w:pPr>
+      <w:rPr>
+        <w:rFonts w:hint="default"/>
+        <w:lang w:val="en-US" w:eastAsia="en-US" w:bidi="ar-SA"/>
+      </w:rPr>
+    </w:lvl>
+    <w:lvl w:ilvl="8" w:tplc="84263FC4">
+      <w:numFmt w:val="bullet"/>
+      <w:lvlText w:val="•"/>
+      <w:lvlJc w:val="left"/>
+      <w:pPr>
+        <w:ind w:left="8684" w:hanging="248"/>
+      </w:pPr>
+      <w:rPr>
+        <w:rFonts w:hint="default"/>
+        <w:lang w:val="en-US" w:eastAsia="en-US" w:bidi="ar-SA"/>
+      </w:rPr>
+    </w:lvl>
+  </w:abstractNum>
   <w:num w:numId="1" w16cid:durableId="1565261924">
     <w:abstractNumId w:val="10"/>
   </w:num>
@@ -4923,6 +7021,9 @@
   </w:num>
   <w:num w:numId="11" w16cid:durableId="691417677">
     <w:abstractNumId w:val="8"/>
+  </w:num>
+  <w:num w:numId="12" w16cid:durableId="295185169">
+    <w:abstractNumId w:val="11"/>
   </w:num>
 </w:numbering>
 </file>
@@ -5099,7 +7200,7 @@
     <w:lsdException w:name="Table Web 2" w:semiHidden="1" w:unhideWhenUsed="1"/>
     <w:lsdException w:name="Table Web 3" w:semiHidden="1" w:unhideWhenUsed="1"/>
     <w:lsdException w:name="Balloon Text" w:semiHidden="1" w:unhideWhenUsed="1"/>
-    <w:lsdException w:name="Table Grid" w:uiPriority="59"/>
+    <w:lsdException w:name="Table Grid" w:uiPriority="39"/>
     <w:lsdException w:name="Table Theme" w:semiHidden="1" w:unhideWhenUsed="1"/>
     <w:lsdException w:name="Placeholder Text" w:semiHidden="1"/>
     <w:lsdException w:name="No Spacing" w:uiPriority="1" w:qFormat="1"/>
@@ -5124,7 +7225,7 @@
     <w:lsdException w:name="Medium Shading 2 Accent 1" w:uiPriority="64"/>
     <w:lsdException w:name="Medium List 1 Accent 1" w:uiPriority="65"/>
     <w:lsdException w:name="Revision" w:semiHidden="1"/>
-    <w:lsdException w:name="List Paragraph" w:uiPriority="34" w:qFormat="1"/>
+    <w:lsdException w:name="List Paragraph" w:uiPriority="1" w:qFormat="1"/>
     <w:lsdException w:name="Quote" w:uiPriority="29" w:qFormat="1"/>
     <w:lsdException w:name="Intense Quote" w:uiPriority="30" w:qFormat="1"/>
     <w:lsdException w:name="Medium List 2 Accent 1" w:uiPriority="66"/>
@@ -5733,7 +7834,7 @@
   <w:style w:type="paragraph" w:styleId="ListParagraph">
     <w:name w:val="List Paragraph"/>
     <w:basedOn w:val="Normal"/>
-    <w:uiPriority w:val="34"/>
+    <w:uiPriority w:val="1"/>
     <w:qFormat/>
     <w:rsid w:val="00FC693F"/>
     <w:pPr>
@@ -6283,7 +8384,7 @@
   <w:style w:type="table" w:styleId="TableGrid">
     <w:name w:val="Table Grid"/>
     <w:basedOn w:val="TableNormal"/>
-    <w:uiPriority w:val="59"/>
+    <w:uiPriority w:val="39"/>
     <w:rsid w:val="00FC693F"/>
     <w:pPr>
       <w:spacing w:after="0" w:line="240" w:lineRule="auto"/>
@@ -16341,6 +18442,32 @@
     <w:semiHidden/>
     <w:unhideWhenUsed/>
     <w:rsid w:val="00D916AF"/>
+  </w:style>
+  <w:style w:type="table" w:customStyle="1" w:styleId="TableGrid1">
+    <w:name w:val="Table Grid1"/>
+    <w:basedOn w:val="TableNormal"/>
+    <w:next w:val="TableGrid"/>
+    <w:uiPriority w:val="39"/>
+    <w:rsid w:val="00FC6B95"/>
+    <w:pPr>
+      <w:widowControl w:val="0"/>
+      <w:autoSpaceDE w:val="0"/>
+      <w:autoSpaceDN w:val="0"/>
+      <w:spacing w:after="0" w:line="240" w:lineRule="auto"/>
+    </w:pPr>
+    <w:rPr>
+      <w:rFonts w:eastAsia="Calibri"/>
+    </w:rPr>
+    <w:tblPr>
+      <w:tblBorders>
+        <w:top w:val="single" w:sz="4" w:space="0" w:color="auto"/>
+        <w:left w:val="single" w:sz="4" w:space="0" w:color="auto"/>
+        <w:bottom w:val="single" w:sz="4" w:space="0" w:color="auto"/>
+        <w:right w:val="single" w:sz="4" w:space="0" w:color="auto"/>
+        <w:insideH w:val="single" w:sz="4" w:space="0" w:color="auto"/>
+        <w:insideV w:val="single" w:sz="4" w:space="0" w:color="auto"/>
+      </w:tblBorders>
+    </w:tblPr>
   </w:style>
 </w:styles>
 </file>

--- a/api/Templates/P9.docx
+++ b/api/Templates/P9.docx
@@ -1,6 +1,6 @@
 
 <file path=word/document.xml><?xml version="1.0" encoding="utf-8"?>
-<w:document xmlns:wpc="http://schemas.microsoft.com/office/word/2010/wordprocessingCanvas" xmlns:cx="http://schemas.microsoft.com/office/drawing/2014/chartex" xmlns:cx1="http://schemas.microsoft.com/office/drawing/2015/9/8/chartex" xmlns:cx2="http://schemas.microsoft.com/office/drawing/2015/10/21/chartex" xmlns:cx3="http://schemas.microsoft.com/office/drawing/2016/5/9/chartex" xmlns:cx4="http://schemas.microsoft.com/office/drawing/2016/5/10/chartex" xmlns:cx5="http://schemas.microsoft.com/office/drawing/2016/5/11/chartex" xmlns:cx6="http://schemas.microsoft.com/office/drawing/2016/5/12/chartex" xmlns:cx7="http://schemas.microsoft.com/office/drawing/2016/5/13/chartex" xmlns:cx8="http://schemas.microsoft.com/office/drawing/2016/5/14/chartex" xmlns:mc="http://schemas.openxmlformats.org/markup-compatibility/2006" xmlns:m="http://schemas.openxmlformats.org/officeDocument/2006/math" xmlns:aink="http://schemas.microsoft.com/office/drawing/2016/ink" xmlns:am3d="http://schemas.microsoft.com/office/drawing/2017/model3d" xmlns:oel="http://schemas.microsoft.com/office/2019/extlst" xmlns:r="http://schemas.openxmlformats.org/officeDocument/2006/relationships" xmlns:wp14="http://schemas.microsoft.com/office/word/2010/wordprocessingDrawing" xmlns:wp="http://schemas.openxmlformats.org/drawingml/2006/wordprocessingDrawing" xmlns:wpg="http://schemas.microsoft.com/office/word/2010/wordprocessingGroup" xmlns:wpi="http://schemas.microsoft.com/office/word/2010/wordprocessingInk" xmlns:wps="http://schemas.microsoft.com/office/word/2010/wordprocessingShape" xmlns:o="urn:schemas-microsoft-com:office:office" xmlns:v="urn:schemas-microsoft-com:vml" xmlns:w10="urn:schemas-microsoft-com:office:word" xmlns:w="http://schemas.openxmlformats.org/wordprocessingml/2006/main" xmlns:w14="http://schemas.microsoft.com/office/word/2010/wordml" xmlns:w15="http://schemas.microsoft.com/office/word/2012/wordml" xmlns:w16cei="http://schemas.microsoft.com/office/word/2026/wordml/cei" xmlns:w16cex="http://schemas.microsoft.com/office/word/2018/wordml/cex" xmlns:w16cid="http://schemas.microsoft.com/office/word/2016/wordml/cid" xmlns:w16="http://schemas.microsoft.com/office/word/2018/wordml" xmlns:w16sdtdh="http://schemas.microsoft.com/office/word/2020/wordml/sdtdatahash" xmlns:w16sdtfl="http://schemas.microsoft.com/office/word/2024/wordml/sdtformatlock" xmlns:w16se="http://schemas.microsoft.com/office/word/2015/wordml/symex" xmlns:w16du="http://schemas.microsoft.com/office/word/2023/wordml/word16du" xmlns:wne="http://schemas.microsoft.com/office/word/2006/wordml" mc:Ignorable="w14 w15 w16se w16cid w16 w16cex w16sdtdh w16sdtfl w16du wp14">
+<w:document xmlns:wpc="http://schemas.microsoft.com/office/word/2010/wordprocessingCanvas" xmlns:cx="http://schemas.microsoft.com/office/drawing/2014/chartex" xmlns:cx1="http://schemas.microsoft.com/office/drawing/2015/9/8/chartex" xmlns:cx2="http://schemas.microsoft.com/office/drawing/2015/10/21/chartex" xmlns:cx3="http://schemas.microsoft.com/office/drawing/2016/5/9/chartex" xmlns:cx4="http://schemas.microsoft.com/office/drawing/2016/5/10/chartex" xmlns:cx5="http://schemas.microsoft.com/office/drawing/2016/5/11/chartex" xmlns:cx6="http://schemas.microsoft.com/office/drawing/2016/5/12/chartex" xmlns:cx7="http://schemas.microsoft.com/office/drawing/2016/5/13/chartex" xmlns:cx8="http://schemas.microsoft.com/office/drawing/2016/5/14/chartex" xmlns:mc="http://schemas.openxmlformats.org/markup-compatibility/2006" xmlns:aink="http://schemas.microsoft.com/office/drawing/2016/ink" xmlns:am3d="http://schemas.microsoft.com/office/drawing/2017/model3d" xmlns:o="urn:schemas-microsoft-com:office:office" xmlns:oel="http://schemas.microsoft.com/office/2019/extlst" xmlns:r="http://schemas.openxmlformats.org/officeDocument/2006/relationships" xmlns:m="http://schemas.openxmlformats.org/officeDocument/2006/math" xmlns:v="urn:schemas-microsoft-com:vml" xmlns:wp14="http://schemas.microsoft.com/office/word/2010/wordprocessingDrawing" xmlns:wp="http://schemas.openxmlformats.org/drawingml/2006/wordprocessingDrawing" xmlns:w10="urn:schemas-microsoft-com:office:word" xmlns:w="http://schemas.openxmlformats.org/wordprocessingml/2006/main" xmlns:w14="http://schemas.microsoft.com/office/word/2010/wordml" xmlns:w15="http://schemas.microsoft.com/office/word/2012/wordml" xmlns:w16cei="http://schemas.microsoft.com/office/word/2026/wordml/cei" xmlns:w16cex="http://schemas.microsoft.com/office/word/2018/wordml/cex" xmlns:w16cid="http://schemas.microsoft.com/office/word/2016/wordml/cid" xmlns:w16="http://schemas.microsoft.com/office/word/2018/wordml" xmlns:w16du="http://schemas.microsoft.com/office/word/2023/wordml/word16du" xmlns:w16sdtdh="http://schemas.microsoft.com/office/word/2020/wordml/sdtdatahash" xmlns:w16sdtfl="http://schemas.microsoft.com/office/word/2024/wordml/sdtformatlock" xmlns:w16se="http://schemas.microsoft.com/office/word/2015/wordml/symex" xmlns:wpg="http://schemas.microsoft.com/office/word/2010/wordprocessingGroup" xmlns:wpi="http://schemas.microsoft.com/office/word/2010/wordprocessingInk" xmlns:wne="http://schemas.microsoft.com/office/word/2006/wordml" xmlns:wps="http://schemas.microsoft.com/office/word/2010/wordprocessingShape" mc:Ignorable="w14 w15 w16se w16cid w16 w16cex w16sdtdh w16sdtfl w16du wp14">
   <w:body>
     <w:p>
       <w:pPr>
@@ -425,7 +425,15 @@
         <w:ind w:left="432"/>
       </w:pPr>
       <w:r>
-        <w:t xml:space="preserve">2. I delivered a copy of the notice to the following persons as </w:t>
+        <w:t xml:space="preserve">2. I delivered a copy of the notice to the following </w:t>
+      </w:r>
+      <w:proofErr w:type="gramStart"/>
+      <w:r>
+        <w:t>persons</w:t>
+      </w:r>
+      <w:proofErr w:type="gramEnd"/>
+      <w:r>
+        <w:t xml:space="preserve"> as </w:t>
       </w:r>
       <w:proofErr w:type="gramStart"/>
       <w:r>
@@ -490,7 +498,15 @@
         </w:rPr>
       </w:pPr>
       <w:r>
-        <w:t>by handing it to and leaving it with the following persons:</w:t>
+        <w:t xml:space="preserve">by handing it to and leaving it with the following </w:t>
+      </w:r>
+      <w:proofErr w:type="gramStart"/>
+      <w:r>
+        <w:t>persons</w:t>
+      </w:r>
+      <w:proofErr w:type="gramEnd"/>
+      <w:r>
+        <w:t>:</w:t>
       </w:r>
     </w:p>
     <w:tbl>
@@ -511,9 +527,10 @@
             <w:tcBorders>
               <w:top w:val="nil"/>
               <w:left w:val="nil"/>
-              <w:bottom w:val="single" w:sz="4" w:space="0" w:color="auto"/>
+              <w:bottom w:val="single" w:color="auto" w:sz="4" w:space="0"/>
               <w:right w:val="nil"/>
             </w:tcBorders>
+            <w:tcMar/>
           </w:tcPr>
           <w:p>
             <w:pPr>
@@ -542,17 +559,8 @@
                 <w:b/>
                 <w:bCs/>
               </w:rPr>
-              <w:t>[</w:t>
+              <w:t>[i</w:t>
             </w:r>
-            <w:proofErr w:type="spellStart"/>
-            <w:r>
-              <w:rPr>
-                <w:b/>
-                <w:bCs/>
-              </w:rPr>
-              <w:t>i</w:t>
-            </w:r>
-            <w:proofErr w:type="spellEnd"/>
             <w:proofErr w:type="gramStart"/>
             <w:r>
               <w:rPr>
@@ -586,9 +594,10 @@
             <w:tcBorders>
               <w:top w:val="nil"/>
               <w:left w:val="nil"/>
-              <w:bottom w:val="single" w:sz="4" w:space="0" w:color="auto"/>
+              <w:bottom w:val="single" w:color="auto" w:sz="4" w:space="0"/>
               <w:right w:val="nil"/>
             </w:tcBorders>
+            <w:tcMar/>
           </w:tcPr>
           <w:p>
             <w:pPr>
@@ -622,17 +631,8 @@
                 <w:b/>
                 <w:bCs/>
               </w:rPr>
-              <w:t>[</w:t>
+              <w:t>[i</w:t>
             </w:r>
-            <w:proofErr w:type="spellStart"/>
-            <w:r>
-              <w:rPr>
-                <w:b/>
-                <w:bCs/>
-              </w:rPr>
-              <w:t>i</w:t>
-            </w:r>
-            <w:proofErr w:type="spellEnd"/>
             <w:proofErr w:type="gramStart"/>
             <w:r>
               <w:rPr>
@@ -666,11 +666,12 @@
           <w:tcPr>
             <w:tcW w:w="4769" w:type="dxa"/>
             <w:tcBorders>
-              <w:top w:val="single" w:sz="4" w:space="0" w:color="auto"/>
+              <w:top w:val="single" w:color="auto" w:sz="4" w:space="0"/>
               <w:left w:val="nil"/>
               <w:bottom w:val="nil"/>
               <w:right w:val="nil"/>
             </w:tcBorders>
+            <w:tcMar/>
           </w:tcPr>
           <w:p>
             <w:pPr>
@@ -739,11 +740,12 @@
           <w:tcPr>
             <w:tcW w:w="4473" w:type="dxa"/>
             <w:tcBorders>
-              <w:top w:val="single" w:sz="4" w:space="0" w:color="auto"/>
+              <w:top w:val="single" w:color="auto" w:sz="4" w:space="0"/>
               <w:left w:val="nil"/>
               <w:bottom w:val="nil"/>
               <w:right w:val="nil"/>
             </w:tcBorders>
+            <w:tcMar/>
           </w:tcPr>
           <w:p>
             <w:pPr>
@@ -755,6 +757,35 @@
     </w:tbl>
     <w:p>
       <w:pPr>
+        <w:spacing w:before="160" w:after="0"/>
+        <w:ind w:left="720"/>
+      </w:pPr>
+      <w:r>
+        <w:rPr/>
+        <w:t>• Each of the persons who received delivery by e-mail, fax or other electronic means has, in writing, acknowledged receipt of the document(s) referred to in this section.</w:t>
+      </w:r>
+    </w:p>
+    <w:p>
+      <w:pPr>
+        <w:spacing w:before="160" w:after="0"/>
+        <w:ind w:left="720"/>
+      </w:pPr>
+      <w:r>
+        <w:rPr/>
+        <w:t>• I will retain a copy of those acknowledgements until the personal representative of the deceased is discharged and will produce those acknowledgements promptly after being requested to do so by the registrar.</w:t>
+      </w:r>
+    </w:p>
+    <w:p>
+      <w:pPr>
+        <w:spacing w:after="0"/>
+        <w:rPr>
+          <w:sz w:val="16"/>
+          <w:szCs w:val="16"/>
+        </w:rPr>
+      </w:pPr>
+    </w:p>
+    <w:p>
+      <w:pPr>
         <w:spacing w:after="0"/>
         <w:rPr>
           <w:sz w:val="16"/>
@@ -843,7 +874,15 @@
         </w:rPr>
       </w:pPr>
       <w:r>
-        <w:t>by mailing it to the following persons by ordinary mail:</w:t>
+        <w:t xml:space="preserve">by mailing it to the following </w:t>
+      </w:r>
+      <w:proofErr w:type="gramStart"/>
+      <w:r>
+        <w:t>persons</w:t>
+      </w:r>
+      <w:proofErr w:type="gramEnd"/>
+      <w:r>
+        <w:t xml:space="preserve"> by ordinary mail:</w:t>
       </w:r>
     </w:p>
     <w:tbl>
@@ -864,7 +903,7 @@
             <w:tcBorders>
               <w:top w:val="nil"/>
               <w:left w:val="nil"/>
-              <w:bottom w:val="single" w:sz="4" w:space="0" w:color="auto"/>
+              <w:bottom w:val="single" w:color="auto" w:sz="4" w:space="0"/>
               <w:right w:val="nil"/>
             </w:tcBorders>
           </w:tcPr>
@@ -902,17 +941,8 @@
                 <w:b/>
                 <w:bCs/>
               </w:rPr>
-              <w:t>[</w:t>
+              <w:t>[i</w:t>
             </w:r>
-            <w:proofErr w:type="spellStart"/>
-            <w:r>
-              <w:rPr>
-                <w:b/>
-                <w:bCs/>
-              </w:rPr>
-              <w:t>i</w:t>
-            </w:r>
-            <w:proofErr w:type="spellEnd"/>
             <w:proofErr w:type="gramStart"/>
             <w:r>
               <w:rPr>
@@ -946,7 +976,7 @@
             <w:tcBorders>
               <w:top w:val="nil"/>
               <w:left w:val="nil"/>
-              <w:bottom w:val="single" w:sz="4" w:space="0" w:color="auto"/>
+              <w:bottom w:val="single" w:color="auto" w:sz="4" w:space="0"/>
               <w:right w:val="nil"/>
             </w:tcBorders>
           </w:tcPr>
@@ -982,17 +1012,8 @@
                 <w:b/>
                 <w:bCs/>
               </w:rPr>
-              <w:t>[</w:t>
+              <w:t>[i</w:t>
             </w:r>
-            <w:proofErr w:type="spellStart"/>
-            <w:r>
-              <w:rPr>
-                <w:b/>
-                <w:bCs/>
-              </w:rPr>
-              <w:t>i</w:t>
-            </w:r>
-            <w:proofErr w:type="spellEnd"/>
             <w:proofErr w:type="gramStart"/>
             <w:r>
               <w:rPr>
@@ -1026,7 +1047,7 @@
           <w:tcPr>
             <w:tcW w:w="4769" w:type="dxa"/>
             <w:tcBorders>
-              <w:top w:val="single" w:sz="4" w:space="0" w:color="auto"/>
+              <w:top w:val="single" w:color="auto" w:sz="4" w:space="0"/>
               <w:left w:val="nil"/>
               <w:bottom w:val="nil"/>
               <w:right w:val="nil"/>
@@ -1106,7 +1127,7 @@
           <w:tcPr>
             <w:tcW w:w="4473" w:type="dxa"/>
             <w:tcBorders>
-              <w:top w:val="single" w:sz="4" w:space="0" w:color="auto"/>
+              <w:top w:val="single" w:color="auto" w:sz="4" w:space="0"/>
               <w:left w:val="nil"/>
               <w:bottom w:val="nil"/>
               <w:right w:val="nil"/>
@@ -1217,7 +1238,15 @@
         </w:rPr>
       </w:pPr>
       <w:r>
-        <w:t>by sending it to the following persons by e-mail, fax or other electronic means to that person:</w:t>
+        <w:t xml:space="preserve">by sending it to the following </w:t>
+      </w:r>
+      <w:proofErr w:type="gramStart"/>
+      <w:r>
+        <w:t>persons</w:t>
+      </w:r>
+      <w:proofErr w:type="gramEnd"/>
+      <w:r>
+        <w:t xml:space="preserve"> by e-mail, fax or other electronic means to that person:</w:t>
       </w:r>
     </w:p>
     <w:tbl>
@@ -1238,7 +1267,7 @@
             <w:tcBorders>
               <w:top w:val="nil"/>
               <w:left w:val="nil"/>
-              <w:bottom w:val="single" w:sz="4" w:space="0" w:color="auto"/>
+              <w:bottom w:val="single" w:color="auto" w:sz="4" w:space="0"/>
               <w:right w:val="nil"/>
             </w:tcBorders>
           </w:tcPr>
@@ -1276,17 +1305,8 @@
                 <w:b/>
                 <w:bCs/>
               </w:rPr>
-              <w:t>[</w:t>
+              <w:t>[i</w:t>
             </w:r>
-            <w:proofErr w:type="spellStart"/>
-            <w:r>
-              <w:rPr>
-                <w:b/>
-                <w:bCs/>
-              </w:rPr>
-              <w:t>i</w:t>
-            </w:r>
-            <w:proofErr w:type="spellEnd"/>
             <w:proofErr w:type="gramStart"/>
             <w:r>
               <w:rPr>
@@ -1320,7 +1340,7 @@
             <w:tcBorders>
               <w:top w:val="nil"/>
               <w:left w:val="nil"/>
-              <w:bottom w:val="single" w:sz="4" w:space="0" w:color="auto"/>
+              <w:bottom w:val="single" w:color="auto" w:sz="4" w:space="0"/>
               <w:right w:val="nil"/>
             </w:tcBorders>
           </w:tcPr>
@@ -1363,17 +1383,8 @@
                 <w:b/>
                 <w:bCs/>
               </w:rPr>
-              <w:t>[</w:t>
+              <w:t>[i</w:t>
             </w:r>
-            <w:proofErr w:type="spellStart"/>
-            <w:r>
-              <w:rPr>
-                <w:b/>
-                <w:bCs/>
-              </w:rPr>
-              <w:t>i</w:t>
-            </w:r>
-            <w:proofErr w:type="spellEnd"/>
             <w:proofErr w:type="gramStart"/>
             <w:r>
               <w:rPr>
@@ -1407,7 +1418,7 @@
           <w:tcPr>
             <w:tcW w:w="4769" w:type="dxa"/>
             <w:tcBorders>
-              <w:top w:val="single" w:sz="4" w:space="0" w:color="auto"/>
+              <w:top w:val="single" w:color="auto" w:sz="4" w:space="0"/>
               <w:left w:val="nil"/>
               <w:bottom w:val="nil"/>
               <w:right w:val="nil"/>
@@ -1508,7 +1519,7 @@
           <w:tcPr>
             <w:tcW w:w="4473" w:type="dxa"/>
             <w:tcBorders>
-              <w:top w:val="single" w:sz="4" w:space="0" w:color="auto"/>
+              <w:top w:val="single" w:color="auto" w:sz="4" w:space="0"/>
               <w:left w:val="nil"/>
               <w:bottom w:val="nil"/>
               <w:right w:val="nil"/>
@@ -1528,65 +1539,60 @@
         <w:ind w:left="720"/>
       </w:pPr>
       <w:r>
+        <w:rPr/>
         <w:t>{</w:t>
       </w:r>
       <w:proofErr w:type="spellStart"/>
       <w:proofErr w:type="gramStart"/>
       <w:r>
+        <w:rPr/>
         <w:t>d.hasElectronic</w:t>
       </w:r>
       <w:proofErr w:type="gramEnd"/>
       <w:r>
+        <w:rPr/>
         <w:t>:ifEQ</w:t>
       </w:r>
       <w:proofErr w:type="spellEnd"/>
       <w:r>
+        <w:rPr/>
         <w:t>(true</w:t>
       </w:r>
       <w:proofErr w:type="gramStart"/>
       <w:r>
+        <w:rPr/>
         <w:t>):</w:t>
       </w:r>
       <w:proofErr w:type="spellStart"/>
       <w:r>
+        <w:rPr/>
         <w:t>show</w:t>
       </w:r>
       <w:r>
+        <w:rPr/>
         <w:t>End</w:t>
       </w:r>
+      <w:proofErr w:type="gramEnd"/>
       <w:proofErr w:type="spellEnd"/>
-      <w:proofErr w:type="gramEnd"/>
-      <w:r>
+      <w:r>
+        <w:rPr/>
         <w:t>}</w:t>
       </w:r>
+    </w:p>
+    <w:p>
+      <w:pPr>
+        <w:pStyle w:val="Normal"/>
+        <w:spacing w:before="160" w:after="0"/>
+        <w:ind w:left="720"/>
+      </w:pPr>
     </w:p>
     <w:p>
       <w:pPr>
         <w:spacing w:before="160" w:after="0"/>
-        <w:ind w:left="720"/>
       </w:pPr>
       <w:r>
-        <w:t>• Each of the persons who received delivery by e-mail, fax or other electronic means has, in writing, acknowledged receipt of the document(s) referred to in this section.</w:t>
-      </w:r>
-    </w:p>
-    <w:p>
-      <w:pPr>
-        <w:spacing w:before="160" w:after="0"/>
-        <w:ind w:left="720"/>
-      </w:pPr>
-      <w:r>
-        <w:br w:type="page"/>
-      </w:r>
-      <w:r>
-        <w:lastRenderedPageBreak/>
-        <w:t>• I will retain a copy of those acknowledgements until the personal representative of the deceased is discharged and will produce those acknowledgements promptly after being requested to do so by the registrar.</w:t>
-      </w:r>
-    </w:p>
-    <w:p>
-      <w:pPr>
-        <w:spacing w:before="160" w:after="0"/>
-        <w:ind w:left="720"/>
-      </w:pPr>
+        <w:t>AFFIRMED / SWORN BEFORE ME</w:t>
+      </w:r>
     </w:p>
     <w:p>
       <w:pPr>
@@ -1598,19 +1604,6 @@
         <w:spacing w:before="160" w:after="0"/>
       </w:pPr>
       <w:r>
-        <w:t>AFFIRMED / SWORN BEFORE ME</w:t>
-      </w:r>
-    </w:p>
-    <w:p>
-      <w:pPr>
-        <w:spacing w:before="160" w:after="0"/>
-      </w:pPr>
-    </w:p>
-    <w:p>
-      <w:pPr>
-        <w:spacing w:before="160" w:after="0"/>
-      </w:pPr>
-      <w:r>
         <w:t>at _________________________________, British Columbia</w:t>
       </w:r>
       <w:r>
@@ -1767,7 +1760,7 @@
         <w:sectPr>
           <w:footerReference w:type="default" r:id="rId8"/>
           <w:footerReference w:type="first" r:id="rId9"/>
-          <w:pgSz w:w="12240" w:h="15840"/>
+          <w:pgSz w:w="12240" w:h="15840" w:orient="portrait"/>
           <w:pgMar w:top="1134" w:right="1134" w:bottom="1134" w:left="1134" w:header="720" w:footer="720" w:gutter="0"/>
           <w:pgNumType w:start="1"/>
           <w:cols w:space="720"/>
@@ -4211,13 +4204,23 @@
         </w:rPr>
         <w:t xml:space="preserve">the </w:t>
       </w:r>
+      <w:proofErr w:type="gramStart"/>
       <w:r>
         <w:rPr>
           <w:rFonts w:eastAsia="BC Sans" w:cs="BC Sans"/>
           <w:color w:val="313131"/>
           <w:spacing w:val="-2"/>
         </w:rPr>
-        <w:t>estate.</w:t>
+        <w:t>estate</w:t>
+      </w:r>
+      <w:proofErr w:type="gramEnd"/>
+      <w:r>
+        <w:rPr>
+          <w:rFonts w:eastAsia="BC Sans" w:cs="BC Sans"/>
+          <w:color w:val="313131"/>
+          <w:spacing w:val="-2"/>
+        </w:rPr>
+        <w:t>.</w:t>
       </w:r>
     </w:p>
     <w:p>
@@ -4253,6 +4256,7 @@
           <w:color w:val="313131"/>
           <w:spacing w:val="-2"/>
         </w:rPr>
+        <w:lastRenderedPageBreak/>
         <w:t>security.</w:t>
       </w:r>
     </w:p>
@@ -4282,7 +4286,23 @@
           <w:rFonts w:eastAsia="BC Sans" w:cs="BC Sans"/>
           <w:color w:val="313131"/>
         </w:rPr>
-        <w:t>An authorization to obtain estate information or a grant may issue to the applicant on any date that is at</w:t>
+        <w:t xml:space="preserve">An authorization to obtain estate information or a grant may </w:t>
+      </w:r>
+      <w:proofErr w:type="gramStart"/>
+      <w:r>
+        <w:rPr>
+          <w:rFonts w:eastAsia="BC Sans" w:cs="BC Sans"/>
+          <w:color w:val="313131"/>
+        </w:rPr>
+        <w:t>issue</w:t>
+      </w:r>
+      <w:proofErr w:type="gramEnd"/>
+      <w:r>
+        <w:rPr>
+          <w:rFonts w:eastAsia="BC Sans" w:cs="BC Sans"/>
+          <w:color w:val="313131"/>
+        </w:rPr>
+        <w:t xml:space="preserve"> to the applicant on any date that is at</w:t>
       </w:r>
       <w:r>
         <w:rPr>
@@ -4634,8 +4654,39 @@
           <w:rFonts w:eastAsia="BC Sans" w:cs="BC Sans"/>
           <w:color w:val="313131"/>
         </w:rPr>
-        <w:lastRenderedPageBreak/>
-        <w:t>If an authorization to obtain estate information issues to the applicant, the applicant may apply for a grant without further notice.</w:t>
+        <w:t xml:space="preserve">If an authorization </w:t>
+      </w:r>
+      <w:proofErr w:type="gramStart"/>
+      <w:r>
+        <w:rPr>
+          <w:rFonts w:eastAsia="BC Sans" w:cs="BC Sans"/>
+          <w:color w:val="313131"/>
+        </w:rPr>
+        <w:t>to obtain</w:t>
+      </w:r>
+      <w:proofErr w:type="gramEnd"/>
+      <w:r>
+        <w:rPr>
+          <w:rFonts w:eastAsia="BC Sans" w:cs="BC Sans"/>
+          <w:color w:val="313131"/>
+        </w:rPr>
+        <w:t xml:space="preserve"> estate information </w:t>
+      </w:r>
+      <w:proofErr w:type="gramStart"/>
+      <w:r>
+        <w:rPr>
+          <w:rFonts w:eastAsia="BC Sans" w:cs="BC Sans"/>
+          <w:color w:val="313131"/>
+        </w:rPr>
+        <w:t>issues</w:t>
+      </w:r>
+      <w:proofErr w:type="gramEnd"/>
+      <w:r>
+        <w:rPr>
+          <w:rFonts w:eastAsia="BC Sans" w:cs="BC Sans"/>
+          <w:color w:val="313131"/>
+        </w:rPr>
+        <w:t xml:space="preserve"> to the applicant, the applicant may apply for a grant without further notice.</w:t>
       </w:r>
     </w:p>
     <w:p>
@@ -4662,58 +4713,40 @@
           <w:rFonts w:eastAsia="BC Sans" w:cs="BC Sans"/>
           <w:color w:val="313131"/>
         </w:rPr>
-        <w:t>If a grant issues to the applicant, the applicant must provide, to intestate successors of the deceased, an accounting as to how the estate was administered and how the estate assets were distributed.</w:t>
+        <w:t xml:space="preserve">If a grant </w:t>
+      </w:r>
+      <w:proofErr w:type="gramStart"/>
+      <w:r>
+        <w:rPr>
+          <w:rFonts w:eastAsia="BC Sans" w:cs="BC Sans"/>
+          <w:color w:val="313131"/>
+        </w:rPr>
+        <w:t>issues</w:t>
+      </w:r>
+      <w:proofErr w:type="gramEnd"/>
+      <w:r>
+        <w:rPr>
+          <w:rFonts w:eastAsia="BC Sans" w:cs="BC Sans"/>
+          <w:color w:val="313131"/>
+        </w:rPr>
+        <w:t xml:space="preserve"> to the applicant, the applicant must provide, to intestate successors of the deceased, an accounting as to how the estate was administered and how the estate assets were distributed.</w:t>
       </w:r>
     </w:p>
     <w:p>
       <w:pPr>
         <w:pStyle w:val="Heading2"/>
+        <w:rPr>
+          <w:rFonts w:ascii="BC Sans" w:hAnsi="BC Sans"/>
+        </w:rPr>
       </w:pPr>
       <w:r>
         <w:rPr>
-          <w:color w:val="313131"/>
-        </w:rPr>
-        <w:t>INFORMATION</w:t>
-      </w:r>
-      <w:r>
-        <w:rPr>
-          <w:color w:val="313131"/>
-          <w:spacing w:val="-8"/>
-        </w:rPr>
-        <w:t xml:space="preserve"> </w:t>
-      </w:r>
-      <w:r>
-        <w:rPr>
-          <w:color w:val="313131"/>
-        </w:rPr>
-        <w:t>ABOUT</w:t>
-      </w:r>
-      <w:r>
-        <w:rPr>
-          <w:color w:val="313131"/>
-          <w:spacing w:val="-7"/>
-        </w:rPr>
-        <w:t xml:space="preserve"> </w:t>
-      </w:r>
-      <w:r>
-        <w:rPr>
-          <w:color w:val="313131"/>
-        </w:rPr>
-        <w:t>EACH</w:t>
-      </w:r>
-      <w:r>
-        <w:rPr>
-          <w:color w:val="313131"/>
-          <w:spacing w:val="-7"/>
-        </w:rPr>
-        <w:t xml:space="preserve"> </w:t>
-      </w:r>
-      <w:r>
-        <w:rPr>
-          <w:color w:val="313131"/>
-          <w:spacing w:val="-2"/>
-        </w:rPr>
-        <w:t>APPLICANT</w:t>
+          <w:rFonts w:ascii="BC Sans" w:hAnsi="BC Sans" w:eastAsiaTheme="minorEastAsia" w:cstheme="minorBidi"/>
+          <w:color w:val="313131"/>
+          <w:sz w:val="27"/>
+          <w:szCs w:val="27"/>
+        </w:rPr>
+        <w:t>INFORMATION ABOUT EACH APPLICANT</w:t>
       </w:r>
     </w:p>
     <w:p>
@@ -5018,21 +5051,7 @@
         <w:rPr>
           <w:color w:val="313131"/>
         </w:rPr>
-        <w:t>}This applicant is not an individual.{</w:t>
-      </w:r>
-      <w:proofErr w:type="spellStart"/>
-      <w:r>
-        <w:rPr>
-          <w:color w:val="313131"/>
-        </w:rPr>
-        <w:t>d.isApplicantOrg:showEnd</w:t>
-      </w:r>
-      <w:proofErr w:type="spellEnd"/>
-      <w:r>
-        <w:rPr>
-          <w:color w:val="313131"/>
-        </w:rPr>
-        <w:t>}{d.isApplicantOrg:ifEQ('yes'):hideBegin}{d.applicant.applicantOrdinaryAddressReceiveMail:ifEQ('yes'):showBegin}This applicant is an individual and ordinarily lives at the mailing address noted above.{d.applicant.applicantOrdinaryAddressReceiveMail:showEnd}{d.applicant.applicantOrdinaryAddressReceiveMail:ifEQ('yes'):hideBegin}This applicant is an individual and lives in the following city and country: {</w:t>
+        <w:t>}This applicant is not an individual.{d.isApplicantOrg:showEnd}{d.isApplicantOrg:ifEQ('yes'):hideBegin}{d.applicant.applicantOrdinaryAddressReceiveMail:ifEQ('yes'):showBegin}This applicant is an individual and ordinarily lives at the mailing address noted above.{d.applicant.applicantOrdinaryAddressReceiveMail:showEnd}{d.applicant.applicantOrdinaryAddressReceiveMail:ifEQ('yes'):hideBegin}This applicant is an individual and lives in the following city and country: {</w:t>
       </w:r>
       <w:proofErr w:type="spellStart"/>
       <w:r>
@@ -5052,39 +5071,19 @@
     <w:p>
       <w:pPr>
         <w:pStyle w:val="Heading2"/>
+        <w:rPr>
+          <w:rFonts w:ascii="BC Sans" w:hAnsi="BC Sans"/>
+        </w:rPr>
       </w:pPr>
       <w:r>
         <w:rPr>
-          <w:color w:val="313131"/>
-        </w:rPr>
-        <w:t>INFORMATION</w:t>
-      </w:r>
-      <w:r>
-        <w:rPr>
-          <w:color w:val="313131"/>
-          <w:spacing w:val="-9"/>
-        </w:rPr>
-        <w:t xml:space="preserve"> </w:t>
-      </w:r>
-      <w:r>
-        <w:rPr>
-          <w:color w:val="313131"/>
-        </w:rPr>
-        <w:t>FOR</w:t>
-      </w:r>
-      <w:r>
-        <w:rPr>
-          <w:color w:val="313131"/>
-          <w:spacing w:val="-8"/>
-        </w:rPr>
-        <w:t xml:space="preserve"> </w:t>
-      </w:r>
-      <w:r>
-        <w:rPr>
-          <w:color w:val="313131"/>
-          <w:spacing w:val="-2"/>
-        </w:rPr>
-        <w:t>SERVICE</w:t>
+          <w:rFonts w:ascii="BC Sans" w:hAnsi="BC Sans" w:eastAsiaTheme="minorEastAsia" w:cstheme="minorBidi"/>
+          <w:color w:val="313131"/>
+          <w:sz w:val="27"/>
+          <w:szCs w:val="27"/>
+        </w:rPr>
+        <w:lastRenderedPageBreak/>
+        <w:t>INFORMATION FOR SERVICE</w:t>
       </w:r>
     </w:p>
     <w:p>
@@ -5093,7 +5092,7 @@
         <w:spacing w:before="272" w:line="240" w:lineRule="auto"/>
         <w:ind w:left="288"/>
         <w:rPr>
-          <w:rFonts w:ascii="BC Sans" w:eastAsia="BC Sans" w:hAnsi="BC Sans" w:cs="BC Sans"/>
+          <w:rFonts w:ascii="BC Sans" w:hAnsi="BC Sans" w:eastAsia="BC Sans" w:cs="BC Sans"/>
           <w:color w:val="auto"/>
           <w:sz w:val="22"/>
         </w:rPr>
@@ -5103,7 +5102,6 @@
           <w:b w:val="0"/>
           <w:bCs w:val="0"/>
           <w:color w:val="313131"/>
-          <w:szCs w:val="20"/>
         </w:rPr>
         <w:t>Street</w:t>
       </w:r>
@@ -5113,7 +5111,6 @@
           <w:bCs w:val="0"/>
           <w:color w:val="313131"/>
           <w:spacing w:val="-2"/>
-          <w:szCs w:val="20"/>
         </w:rPr>
         <w:t xml:space="preserve"> </w:t>
       </w:r>
@@ -5122,208 +5119,160 @@
           <w:b w:val="0"/>
           <w:bCs w:val="0"/>
           <w:color w:val="313131"/>
-          <w:szCs w:val="20"/>
-        </w:rPr>
-        <w:t>address</w:t>
-      </w:r>
-      <w:r>
-        <w:rPr>
-          <w:b w:val="0"/>
-          <w:bCs w:val="0"/>
-          <w:color w:val="313131"/>
-          <w:szCs w:val="20"/>
-        </w:rPr>
-        <w:t xml:space="preserve">: </w:t>
-      </w:r>
-      <w:r>
-        <w:rPr>
-          <w:rFonts w:ascii="BC Sans" w:eastAsia="BC Sans" w:hAnsi="BC Sans" w:cs="BC Sans"/>
+        </w:rPr>
+        <w:t xml:space="preserve">address: </w:t>
+      </w:r>
+      <w:r>
+        <w:rPr>
+          <w:rFonts w:ascii="BC Sans" w:hAnsi="BC Sans" w:eastAsia="BC Sans" w:cs="BC Sans"/>
+          <w:color w:val="auto"/>
+          <w:sz w:val="22"/>
+        </w:rPr>
+        <w:t>{</w:t>
+      </w:r>
+      <w:proofErr w:type="gramStart"/>
+      <w:r>
+        <w:rPr>
+          <w:rFonts w:ascii="BC Sans" w:hAnsi="BC Sans" w:eastAsia="BC Sans" w:cs="BC Sans"/>
+          <w:color w:val="auto"/>
+          <w:sz w:val="22"/>
+        </w:rPr>
+        <w:t>d.applicant</w:t>
+      </w:r>
+      <w:proofErr w:type="gramEnd"/>
+      <w:r>
+        <w:rPr>
+          <w:rFonts w:ascii="BC Sans" w:hAnsi="BC Sans" w:eastAsia="BC Sans" w:cs="BC Sans"/>
+          <w:color w:val="auto"/>
+          <w:sz w:val="22"/>
+        </w:rPr>
+        <w:t>.applicantServiceAddressStreet},</w:t>
+      </w:r>
+      <w:r>
+        <w:rPr>
+          <w:rFonts w:ascii="BC Sans" w:hAnsi="BC Sans" w:eastAsia="BC Sans" w:cs="BC Sans"/>
           <w:b w:val="0"/>
           <w:bCs w:val="0"/>
           <w:color w:val="auto"/>
           <w:sz w:val="22"/>
         </w:rPr>
-        <w:t>{</w:t>
-      </w:r>
-      <w:proofErr w:type="spellStart"/>
-      <w:proofErr w:type="gramStart"/>
-      <w:r>
-        <w:rPr>
-          <w:rFonts w:ascii="BC Sans" w:eastAsia="BC Sans" w:hAnsi="BC Sans" w:cs="BC Sans"/>
-          <w:b w:val="0"/>
-          <w:bCs w:val="0"/>
+        <w:t xml:space="preserve"> </w:t>
+      </w:r>
+      <w:r>
+        <w:rPr>
+          <w:rFonts w:ascii="BC Sans" w:hAnsi="BC Sans" w:eastAsia="BC Sans" w:cs="BC Sans"/>
           <w:color w:val="auto"/>
           <w:sz w:val="22"/>
         </w:rPr>
-        <w:t>d.applicant</w:t>
-      </w:r>
-      <w:proofErr w:type="gramEnd"/>
-      <w:r>
-        <w:rPr>
-          <w:rFonts w:ascii="BC Sans" w:eastAsia="BC Sans" w:hAnsi="BC Sans" w:cs="BC Sans"/>
-          <w:b w:val="0"/>
-          <w:bCs w:val="0"/>
+        <w:t>{</w:t>
+      </w:r>
+      <w:proofErr w:type="gramStart"/>
+      <w:r>
+        <w:rPr>
+          <w:rFonts w:ascii="BC Sans" w:hAnsi="BC Sans" w:eastAsia="BC Sans" w:cs="BC Sans"/>
           <w:color w:val="auto"/>
           <w:sz w:val="22"/>
         </w:rPr>
-        <w:t>.applicantServiceAddressStreet</w:t>
-      </w:r>
-      <w:proofErr w:type="spellEnd"/>
-      <w:r>
-        <w:rPr>
-          <w:rFonts w:ascii="BC Sans" w:eastAsia="BC Sans" w:hAnsi="BC Sans" w:cs="BC Sans"/>
-          <w:b w:val="0"/>
-          <w:bCs w:val="0"/>
+        <w:t>d.applicant</w:t>
+      </w:r>
+      <w:proofErr w:type="gramEnd"/>
+      <w:r>
+        <w:rPr>
+          <w:rFonts w:ascii="BC Sans" w:hAnsi="BC Sans" w:eastAsia="BC Sans" w:cs="BC Sans"/>
           <w:color w:val="auto"/>
           <w:sz w:val="22"/>
         </w:rPr>
-        <w:t xml:space="preserve">}, </w:t>
-      </w:r>
-      <w:r>
-        <w:rPr>
-          <w:rFonts w:ascii="BC Sans" w:eastAsia="BC Sans" w:hAnsi="BC Sans" w:cs="BC Sans"/>
+        <w:t>.applicantServiceAddressCity}, {</w:t>
+      </w:r>
+      <w:proofErr w:type="gramStart"/>
+      <w:r>
+        <w:rPr>
+          <w:rFonts w:ascii="BC Sans" w:hAnsi="BC Sans" w:eastAsia="BC Sans" w:cs="BC Sans"/>
           <w:color w:val="auto"/>
           <w:sz w:val="22"/>
         </w:rPr>
-        <w:t>{</w:t>
-      </w:r>
-      <w:proofErr w:type="spellStart"/>
-      <w:proofErr w:type="gramStart"/>
-      <w:r>
-        <w:rPr>
-          <w:rFonts w:ascii="BC Sans" w:eastAsia="BC Sans" w:hAnsi="BC Sans" w:cs="BC Sans"/>
+        <w:t>d.applicant</w:t>
+      </w:r>
+      <w:proofErr w:type="gramEnd"/>
+      <w:r>
+        <w:rPr>
+          <w:rFonts w:ascii="BC Sans" w:hAnsi="BC Sans" w:eastAsia="BC Sans" w:cs="BC Sans"/>
           <w:color w:val="auto"/>
           <w:sz w:val="22"/>
         </w:rPr>
-        <w:t>d.applicant</w:t>
-      </w:r>
-      <w:proofErr w:type="gramEnd"/>
-      <w:r>
-        <w:rPr>
-          <w:rFonts w:ascii="BC Sans" w:eastAsia="BC Sans" w:hAnsi="BC Sans" w:cs="BC Sans"/>
+        <w:t>.</w:t>
+      </w:r>
+      <w:proofErr w:type="gramStart"/>
+      <w:r>
+        <w:rPr>
+          <w:rFonts w:ascii="BC Sans" w:hAnsi="BC Sans" w:eastAsia="BC Sans" w:cs="BC Sans"/>
           <w:color w:val="auto"/>
           <w:sz w:val="22"/>
         </w:rPr>
-        <w:t>.applicantServiceAddressCity</w:t>
-      </w:r>
-      <w:proofErr w:type="spellEnd"/>
-      <w:r>
-        <w:rPr>
-          <w:rFonts w:ascii="BC Sans" w:eastAsia="BC Sans" w:hAnsi="BC Sans" w:cs="BC Sans"/>
+        <w:t>applicantServiceAddressProvince}{d.applicant</w:t>
+      </w:r>
+      <w:proofErr w:type="gramEnd"/>
+      <w:r>
+        <w:rPr>
+          <w:rFonts w:ascii="BC Sans" w:hAnsi="BC Sans" w:eastAsia="BC Sans" w:cs="BC Sans"/>
           <w:color w:val="auto"/>
           <w:sz w:val="22"/>
         </w:rPr>
-        <w:t>}, {</w:t>
+        <w:t>.</w:t>
       </w:r>
       <w:proofErr w:type="gramStart"/>
       <w:r>
         <w:rPr>
-          <w:rFonts w:ascii="BC Sans" w:eastAsia="BC Sans" w:hAnsi="BC Sans" w:cs="BC Sans"/>
+          <w:rFonts w:ascii="BC Sans" w:hAnsi="BC Sans" w:eastAsia="BC Sans" w:cs="BC Sans"/>
           <w:color w:val="auto"/>
           <w:sz w:val="22"/>
         </w:rPr>
-        <w:t>d.applicant</w:t>
+        <w:t>applicantServiceAddressState}{d.applicant</w:t>
       </w:r>
       <w:proofErr w:type="gramEnd"/>
       <w:r>
         <w:rPr>
-          <w:rFonts w:ascii="BC Sans" w:eastAsia="BC Sans" w:hAnsi="BC Sans" w:cs="BC Sans"/>
+          <w:rFonts w:ascii="BC Sans" w:hAnsi="BC Sans" w:eastAsia="BC Sans" w:cs="BC Sans"/>
           <w:color w:val="auto"/>
           <w:sz w:val="22"/>
         </w:rPr>
-        <w:t>.</w:t>
+        <w:t>.applicantServiceAddressProvinceText}, {</w:t>
       </w:r>
       <w:proofErr w:type="gramStart"/>
       <w:r>
         <w:rPr>
-          <w:rFonts w:ascii="BC Sans" w:eastAsia="BC Sans" w:hAnsi="BC Sans" w:cs="BC Sans"/>
+          <w:rFonts w:ascii="BC Sans" w:hAnsi="BC Sans" w:eastAsia="BC Sans" w:cs="BC Sans"/>
           <w:color w:val="auto"/>
           <w:sz w:val="22"/>
         </w:rPr>
-        <w:t>applicantServiceAddressProvince}{d.applicant</w:t>
+        <w:t>d.applicant</w:t>
       </w:r>
       <w:proofErr w:type="gramEnd"/>
       <w:r>
         <w:rPr>
-          <w:rFonts w:ascii="BC Sans" w:eastAsia="BC Sans" w:hAnsi="BC Sans" w:cs="BC Sans"/>
+          <w:rFonts w:ascii="BC Sans" w:hAnsi="BC Sans" w:eastAsia="BC Sans" w:cs="BC Sans"/>
           <w:color w:val="auto"/>
           <w:sz w:val="22"/>
         </w:rPr>
-        <w:t>.</w:t>
+        <w:t>.applicantServiceAddressPostalCode}, {</w:t>
       </w:r>
       <w:proofErr w:type="gramStart"/>
       <w:r>
         <w:rPr>
-          <w:rFonts w:ascii="BC Sans" w:eastAsia="BC Sans" w:hAnsi="BC Sans" w:cs="BC Sans"/>
+          <w:rFonts w:ascii="BC Sans" w:hAnsi="BC Sans" w:eastAsia="BC Sans" w:cs="BC Sans"/>
           <w:color w:val="auto"/>
           <w:sz w:val="22"/>
         </w:rPr>
-        <w:t>applicantServiceAddressState}{d.applicant</w:t>
+        <w:t>d.applicant</w:t>
       </w:r>
       <w:proofErr w:type="gramEnd"/>
       <w:r>
         <w:rPr>
-          <w:rFonts w:ascii="BC Sans" w:eastAsia="BC Sans" w:hAnsi="BC Sans" w:cs="BC Sans"/>
+          <w:rFonts w:ascii="BC Sans" w:hAnsi="BC Sans" w:eastAsia="BC Sans" w:cs="BC Sans"/>
           <w:color w:val="auto"/>
           <w:sz w:val="22"/>
         </w:rPr>
-        <w:t>.applicantServiceAddressProvinceText}, {</w:t>
-      </w:r>
-      <w:proofErr w:type="spellStart"/>
-      <w:proofErr w:type="gramStart"/>
-      <w:r>
-        <w:rPr>
-          <w:rFonts w:ascii="BC Sans" w:eastAsia="BC Sans" w:hAnsi="BC Sans" w:cs="BC Sans"/>
-          <w:color w:val="auto"/>
-          <w:sz w:val="22"/>
-        </w:rPr>
-        <w:t>d.applicant</w:t>
-      </w:r>
-      <w:proofErr w:type="gramEnd"/>
-      <w:r>
-        <w:rPr>
-          <w:rFonts w:ascii="BC Sans" w:eastAsia="BC Sans" w:hAnsi="BC Sans" w:cs="BC Sans"/>
-          <w:color w:val="auto"/>
-          <w:sz w:val="22"/>
-        </w:rPr>
-        <w:t>.applicantServiceAddressPostalCode</w:t>
-      </w:r>
-      <w:proofErr w:type="spellEnd"/>
-      <w:r>
-        <w:rPr>
-          <w:rFonts w:ascii="BC Sans" w:eastAsia="BC Sans" w:hAnsi="BC Sans" w:cs="BC Sans"/>
-          <w:color w:val="auto"/>
-          <w:sz w:val="22"/>
-        </w:rPr>
-        <w:t>}, {</w:t>
-      </w:r>
-      <w:proofErr w:type="spellStart"/>
-      <w:proofErr w:type="gramStart"/>
-      <w:r>
-        <w:rPr>
-          <w:rFonts w:ascii="BC Sans" w:eastAsia="BC Sans" w:hAnsi="BC Sans" w:cs="BC Sans"/>
-          <w:color w:val="auto"/>
-          <w:sz w:val="22"/>
-        </w:rPr>
-        <w:t>d.applicant</w:t>
-      </w:r>
-      <w:proofErr w:type="gramEnd"/>
-      <w:r>
-        <w:rPr>
-          <w:rFonts w:ascii="BC Sans" w:eastAsia="BC Sans" w:hAnsi="BC Sans" w:cs="BC Sans"/>
-          <w:color w:val="auto"/>
-          <w:sz w:val="22"/>
-        </w:rPr>
-        <w:t>.applicantServiceAddressCountry</w:t>
-      </w:r>
-      <w:proofErr w:type="spellEnd"/>
-      <w:r>
-        <w:rPr>
-          <w:rFonts w:ascii="BC Sans" w:eastAsia="BC Sans" w:hAnsi="BC Sans" w:cs="BC Sans"/>
-          <w:color w:val="auto"/>
-          <w:sz w:val="22"/>
-        </w:rPr>
-        <w:t>}</w:t>
+        <w:t>.applicantServiceAddressCountry}</w:t>
       </w:r>
       <w:r>
         <w:t xml:space="preserve"> </w:t>
@@ -5353,6 +5302,7 @@
         </w:rPr>
         <w:t xml:space="preserve"> </w:t>
       </w:r>
+      <w:proofErr w:type="gramStart"/>
       <w:r>
         <w:rPr>
           <w:color w:val="313131"/>
@@ -5376,7 +5326,6 @@
         <w:t>{</w:t>
       </w:r>
       <w:proofErr w:type="spellStart"/>
-      <w:proofErr w:type="gramStart"/>
       <w:r>
         <w:rPr>
           <w:b/>
@@ -5448,12 +5397,21 @@
         <w:t>{</w:t>
       </w:r>
       <w:proofErr w:type="spellStart"/>
+      <w:proofErr w:type="gramStart"/>
       <w:r>
         <w:rPr>
           <w:b/>
           <w:bCs/>
         </w:rPr>
-        <w:t>d.applicant.applicantServiceEmail</w:t>
+        <w:t>d.applicant</w:t>
+      </w:r>
+      <w:proofErr w:type="gramEnd"/>
+      <w:r>
+        <w:rPr>
+          <w:b/>
+          <w:bCs/>
+        </w:rPr>
+        <w:t>.applicantServiceEmail</w:t>
       </w:r>
       <w:proofErr w:type="spellEnd"/>
       <w:r>
@@ -5474,14 +5432,32 @@
         <w:t>{</w:t>
       </w:r>
       <w:proofErr w:type="spellStart"/>
+      <w:proofErr w:type="gramStart"/>
       <w:r>
         <w:rPr>
           <w:b/>
           <w:bCs/>
         </w:rPr>
-        <w:t>d.applicant.applicantHasFax:ifEQ</w:t>
+        <w:t>d.applicant</w:t>
+      </w:r>
+      <w:proofErr w:type="gramEnd"/>
+      <w:r>
+        <w:rPr>
+          <w:b/>
+          <w:bCs/>
+        </w:rPr>
+        <w:t>.</w:t>
+      </w:r>
+      <w:proofErr w:type="gramStart"/>
+      <w:r>
+        <w:rPr>
+          <w:b/>
+          <w:bCs/>
+        </w:rPr>
+        <w:t>applicantHasFax:ifEQ</w:t>
       </w:r>
       <w:proofErr w:type="spellEnd"/>
+      <w:proofErr w:type="gramEnd"/>
       <w:r>
         <w:rPr>
           <w:b/>
@@ -5498,6 +5474,7 @@
         <w:t>yes'</w:t>
       </w:r>
       <w:proofErr w:type="spellEnd"/>
+      <w:proofErr w:type="gramStart"/>
       <w:r>
         <w:rPr>
           <w:b/>
@@ -5514,6 +5491,7 @@
         <w:t>showBegin</w:t>
       </w:r>
       <w:proofErr w:type="spellEnd"/>
+      <w:proofErr w:type="gramEnd"/>
       <w:r>
         <w:rPr>
           <w:b/>
@@ -5533,7 +5511,55 @@
           <w:b/>
           <w:bCs/>
         </w:rPr>
-        <w:t>{d.applicant.applicantServiceFax}{d.applicant.applicantHasFax:showEnd}</w:t>
+        <w:t>{</w:t>
+      </w:r>
+      <w:proofErr w:type="gramStart"/>
+      <w:r>
+        <w:rPr>
+          <w:b/>
+          <w:bCs/>
+        </w:rPr>
+        <w:t>d.applicant</w:t>
+      </w:r>
+      <w:proofErr w:type="gramEnd"/>
+      <w:r>
+        <w:rPr>
+          <w:b/>
+          <w:bCs/>
+        </w:rPr>
+        <w:t>.</w:t>
+      </w:r>
+      <w:proofErr w:type="gramStart"/>
+      <w:r>
+        <w:rPr>
+          <w:b/>
+          <w:bCs/>
+        </w:rPr>
+        <w:t>applicantServiceFax}{d.applicant</w:t>
+      </w:r>
+      <w:proofErr w:type="gramEnd"/>
+      <w:r>
+        <w:rPr>
+          <w:b/>
+          <w:bCs/>
+        </w:rPr>
+        <w:t>.</w:t>
+      </w:r>
+      <w:proofErr w:type="gramStart"/>
+      <w:r>
+        <w:rPr>
+          <w:b/>
+          <w:bCs/>
+        </w:rPr>
+        <w:t>applicantHasFax:showEnd</w:t>
+      </w:r>
+      <w:proofErr w:type="gramEnd"/>
+      <w:r>
+        <w:rPr>
+          <w:b/>
+          <w:bCs/>
+        </w:rPr>
+        <w:t>}</w:t>
       </w:r>
     </w:p>
     <w:p>
@@ -5569,13 +5595,14 @@
               <w:top w:val="nil"/>
               <w:left w:val="nil"/>
               <w:bottom w:val="nil"/>
-              <w:right w:val="single" w:sz="4" w:space="0" w:color="auto"/>
+              <w:right w:val="none" w:color="000000" w:themeColor="text1" w:sz="4" w:space="0"/>
             </w:tcBorders>
           </w:tcPr>
           <w:p>
             <w:pPr>
               <w:spacing w:before="54"/>
             </w:pPr>
+            <w:proofErr w:type="gramStart"/>
             <w:r>
               <w:t xml:space="preserve">Date: </w:t>
             </w:r>
@@ -5588,7 +5615,6 @@
               <w:t>{</w:t>
             </w:r>
             <w:proofErr w:type="spellStart"/>
-            <w:proofErr w:type="gramStart"/>
             <w:r>
               <w:rPr>
                 <w:b/>
@@ -5613,39 +5639,27 @@
           <w:tcPr>
             <w:tcW w:w="6804" w:type="dxa"/>
             <w:tcBorders>
-              <w:top w:val="single" w:sz="4" w:space="0" w:color="auto"/>
-              <w:left w:val="single" w:sz="4" w:space="0" w:color="auto"/>
-              <w:bottom w:val="single" w:sz="4" w:space="0" w:color="auto"/>
-              <w:right w:val="single" w:sz="4" w:space="0" w:color="auto"/>
+              <w:top w:val="none" w:color="000000" w:themeColor="text1" w:sz="4" w:space="0"/>
+              <w:left w:val="none" w:color="000000" w:themeColor="text1" w:sz="4" w:space="0"/>
+              <w:bottom w:val="none" w:color="000000" w:themeColor="text1" w:sz="4" w:space="0"/>
+              <w:right w:val="none" w:color="000000" w:themeColor="text1" w:sz="4" w:space="0"/>
             </w:tcBorders>
           </w:tcPr>
           <w:p>
             <w:pPr>
               <w:spacing w:before="54"/>
+              <w:rPr>
+                <w:sz w:val="22"/>
+              </w:rPr>
             </w:pPr>
             <w:r>
               <w:rPr>
                 <w:b/>
                 <w:bCs/>
+                <w:sz w:val="22"/>
                 <w:u w:val="single"/>
               </w:rPr>
-              <w:t>Signed Electronically by</w:t>
-            </w:r>
-            <w:r>
-              <w:rPr>
-                <w:b/>
-                <w:bCs/>
-                <w:u w:val="single"/>
-              </w:rPr>
-              <w:t xml:space="preserve"> </w:t>
-            </w:r>
-            <w:r>
-              <w:rPr>
-                <w:b/>
-                <w:bCs/>
-                <w:u w:val="single"/>
-              </w:rPr>
-              <w:t>{</w:t>
+              <w:t>Signed Electronically by {</w:t>
             </w:r>
             <w:proofErr w:type="spellStart"/>
             <w:proofErr w:type="gramStart"/>
@@ -5653,6 +5667,7 @@
               <w:rPr>
                 <w:b/>
                 <w:bCs/>
+                <w:sz w:val="22"/>
                 <w:u w:val="single"/>
               </w:rPr>
               <w:t>d.applicant</w:t>
@@ -5662,6 +5677,7 @@
               <w:rPr>
                 <w:b/>
                 <w:bCs/>
+                <w:sz w:val="22"/>
                 <w:u w:val="single"/>
               </w:rPr>
               <w:t>.applicantName</w:t>
@@ -5671,6 +5687,7 @@
               <w:rPr>
                 <w:b/>
                 <w:bCs/>
+                <w:sz w:val="22"/>
                 <w:u w:val="single"/>
               </w:rPr>
               <w:t>}</w:t>
@@ -5760,7 +5777,7 @@
       <w:footerReference w:type="default" r:id="rId13"/>
       <w:headerReference w:type="first" r:id="rId14"/>
       <w:footerReference w:type="first" r:id="rId15"/>
-      <w:pgSz w:w="12240" w:h="15840"/>
+      <w:pgSz w:w="12240" w:h="15840" w:orient="portrait"/>
       <w:pgMar w:top="940" w:right="720" w:bottom="740" w:left="720" w:header="0" w:footer="543" w:gutter="0"/>
       <w:pgNumType w:start="1"/>
       <w:cols w:space="720"/>
@@ -5770,7 +5787,7 @@
 </file>
 
 <file path=word/endnotes.xml><?xml version="1.0" encoding="utf-8"?>
-<w:endnotes xmlns:wpc="http://schemas.microsoft.com/office/word/2010/wordprocessingCanvas" xmlns:cx="http://schemas.microsoft.com/office/drawing/2014/chartex" xmlns:cx1="http://schemas.microsoft.com/office/drawing/2015/9/8/chartex" xmlns:cx2="http://schemas.microsoft.com/office/drawing/2015/10/21/chartex" xmlns:cx3="http://schemas.microsoft.com/office/drawing/2016/5/9/chartex" xmlns:cx4="http://schemas.microsoft.com/office/drawing/2016/5/10/chartex" xmlns:cx5="http://schemas.microsoft.com/office/drawing/2016/5/11/chartex" xmlns:cx6="http://schemas.microsoft.com/office/drawing/2016/5/12/chartex" xmlns:cx7="http://schemas.microsoft.com/office/drawing/2016/5/13/chartex" xmlns:cx8="http://schemas.microsoft.com/office/drawing/2016/5/14/chartex" xmlns:mc="http://schemas.openxmlformats.org/markup-compatibility/2006" xmlns:m="http://schemas.openxmlformats.org/officeDocument/2006/math" xmlns:aink="http://schemas.microsoft.com/office/drawing/2016/ink" xmlns:am3d="http://schemas.microsoft.com/office/drawing/2017/model3d" xmlns:oel="http://schemas.microsoft.com/office/2019/extlst" xmlns:r="http://schemas.openxmlformats.org/officeDocument/2006/relationships" xmlns:wp14="http://schemas.microsoft.com/office/word/2010/wordprocessingDrawing" xmlns:wp="http://schemas.openxmlformats.org/drawingml/2006/wordprocessingDrawing" xmlns:wpg="http://schemas.microsoft.com/office/word/2010/wordprocessingGroup" xmlns:wpi="http://schemas.microsoft.com/office/word/2010/wordprocessingInk" xmlns:wps="http://schemas.microsoft.com/office/word/2010/wordprocessingShape" xmlns:o="urn:schemas-microsoft-com:office:office" xmlns:v="urn:schemas-microsoft-com:vml" xmlns:w10="urn:schemas-microsoft-com:office:word" xmlns:w="http://schemas.openxmlformats.org/wordprocessingml/2006/main" xmlns:w14="http://schemas.microsoft.com/office/word/2010/wordml" xmlns:w15="http://schemas.microsoft.com/office/word/2012/wordml" xmlns:w16cei="http://schemas.microsoft.com/office/word/2026/wordml/cei" xmlns:w16cex="http://schemas.microsoft.com/office/word/2018/wordml/cex" xmlns:w16cid="http://schemas.microsoft.com/office/word/2016/wordml/cid" xmlns:w16="http://schemas.microsoft.com/office/word/2018/wordml" xmlns:w16sdtdh="http://schemas.microsoft.com/office/word/2020/wordml/sdtdatahash" xmlns:w16sdtfl="http://schemas.microsoft.com/office/word/2024/wordml/sdtformatlock" xmlns:w16se="http://schemas.microsoft.com/office/word/2015/wordml/symex" xmlns:w16du="http://schemas.microsoft.com/office/word/2023/wordml/word16du" xmlns:wne="http://schemas.microsoft.com/office/word/2006/wordml" mc:Ignorable="w14 w15 w16se w16cid w16 w16cex w16sdtdh w16sdtfl w16du wp14">
+<w:endnotes xmlns:wpc="http://schemas.microsoft.com/office/word/2010/wordprocessingCanvas" xmlns:cx="http://schemas.microsoft.com/office/drawing/2014/chartex" xmlns:cx1="http://schemas.microsoft.com/office/drawing/2015/9/8/chartex" xmlns:cx2="http://schemas.microsoft.com/office/drawing/2015/10/21/chartex" xmlns:cx3="http://schemas.microsoft.com/office/drawing/2016/5/9/chartex" xmlns:cx4="http://schemas.microsoft.com/office/drawing/2016/5/10/chartex" xmlns:cx5="http://schemas.microsoft.com/office/drawing/2016/5/11/chartex" xmlns:cx6="http://schemas.microsoft.com/office/drawing/2016/5/12/chartex" xmlns:cx7="http://schemas.microsoft.com/office/drawing/2016/5/13/chartex" xmlns:cx8="http://schemas.microsoft.com/office/drawing/2016/5/14/chartex" xmlns:mc="http://schemas.openxmlformats.org/markup-compatibility/2006" xmlns:aink="http://schemas.microsoft.com/office/drawing/2016/ink" xmlns:am3d="http://schemas.microsoft.com/office/drawing/2017/model3d" xmlns:o="urn:schemas-microsoft-com:office:office" xmlns:oel="http://schemas.microsoft.com/office/2019/extlst" xmlns:r="http://schemas.openxmlformats.org/officeDocument/2006/relationships" xmlns:m="http://schemas.openxmlformats.org/officeDocument/2006/math" xmlns:v="urn:schemas-microsoft-com:vml" xmlns:wp14="http://schemas.microsoft.com/office/word/2010/wordprocessingDrawing" xmlns:wp="http://schemas.openxmlformats.org/drawingml/2006/wordprocessingDrawing" xmlns:w10="urn:schemas-microsoft-com:office:word" xmlns:w="http://schemas.openxmlformats.org/wordprocessingml/2006/main" xmlns:w14="http://schemas.microsoft.com/office/word/2010/wordml" xmlns:w15="http://schemas.microsoft.com/office/word/2012/wordml" xmlns:w16cei="http://schemas.microsoft.com/office/word/2026/wordml/cei" xmlns:w16cex="http://schemas.microsoft.com/office/word/2018/wordml/cex" xmlns:w16cid="http://schemas.microsoft.com/office/word/2016/wordml/cid" xmlns:w16="http://schemas.microsoft.com/office/word/2018/wordml" xmlns:w16du="http://schemas.microsoft.com/office/word/2023/wordml/word16du" xmlns:w16sdtdh="http://schemas.microsoft.com/office/word/2020/wordml/sdtdatahash" xmlns:w16sdtfl="http://schemas.microsoft.com/office/word/2024/wordml/sdtformatlock" xmlns:w16se="http://schemas.microsoft.com/office/word/2015/wordml/symex" xmlns:wpg="http://schemas.microsoft.com/office/word/2010/wordprocessingGroup" xmlns:wpi="http://schemas.microsoft.com/office/word/2010/wordprocessingInk" xmlns:wne="http://schemas.microsoft.com/office/word/2006/wordml" xmlns:wps="http://schemas.microsoft.com/office/word/2010/wordprocessingShape" mc:Ignorable="w14 w15 w16se w16cid w16 w16cex w16sdtdh w16sdtfl w16du wp14">
   <w:endnote w:type="separator" w:id="-1">
     <w:p>
       <w:pPr>
@@ -5795,7 +5812,7 @@
 </file>
 
 <file path=word/footer1.xml><?xml version="1.0" encoding="utf-8"?>
-<w:ftr xmlns:wpc="http://schemas.microsoft.com/office/word/2010/wordprocessingCanvas" xmlns:cx="http://schemas.microsoft.com/office/drawing/2014/chartex" xmlns:cx1="http://schemas.microsoft.com/office/drawing/2015/9/8/chartex" xmlns:cx2="http://schemas.microsoft.com/office/drawing/2015/10/21/chartex" xmlns:cx3="http://schemas.microsoft.com/office/drawing/2016/5/9/chartex" xmlns:cx4="http://schemas.microsoft.com/office/drawing/2016/5/10/chartex" xmlns:cx5="http://schemas.microsoft.com/office/drawing/2016/5/11/chartex" xmlns:cx6="http://schemas.microsoft.com/office/drawing/2016/5/12/chartex" xmlns:cx7="http://schemas.microsoft.com/office/drawing/2016/5/13/chartex" xmlns:cx8="http://schemas.microsoft.com/office/drawing/2016/5/14/chartex" xmlns:mc="http://schemas.openxmlformats.org/markup-compatibility/2006" xmlns:m="http://schemas.openxmlformats.org/officeDocument/2006/math" xmlns:aink="http://schemas.microsoft.com/office/drawing/2016/ink" xmlns:am3d="http://schemas.microsoft.com/office/drawing/2017/model3d" xmlns:oel="http://schemas.microsoft.com/office/2019/extlst" xmlns:r="http://schemas.openxmlformats.org/officeDocument/2006/relationships" xmlns:wp14="http://schemas.microsoft.com/office/word/2010/wordprocessingDrawing" xmlns:wp="http://schemas.openxmlformats.org/drawingml/2006/wordprocessingDrawing" xmlns:wpg="http://schemas.microsoft.com/office/word/2010/wordprocessingGroup" xmlns:wpi="http://schemas.microsoft.com/office/word/2010/wordprocessingInk" xmlns:wps="http://schemas.microsoft.com/office/word/2010/wordprocessingShape" xmlns:o="urn:schemas-microsoft-com:office:office" xmlns:v="urn:schemas-microsoft-com:vml" xmlns:w10="urn:schemas-microsoft-com:office:word" xmlns:w="http://schemas.openxmlformats.org/wordprocessingml/2006/main" xmlns:w14="http://schemas.microsoft.com/office/word/2010/wordml" xmlns:w15="http://schemas.microsoft.com/office/word/2012/wordml" xmlns:w16cei="http://schemas.microsoft.com/office/word/2026/wordml/cei" xmlns:w16cex="http://schemas.microsoft.com/office/word/2018/wordml/cex" xmlns:w16cid="http://schemas.microsoft.com/office/word/2016/wordml/cid" xmlns:w16="http://schemas.microsoft.com/office/word/2018/wordml" xmlns:w16sdtdh="http://schemas.microsoft.com/office/word/2020/wordml/sdtdatahash" xmlns:w16sdtfl="http://schemas.microsoft.com/office/word/2024/wordml/sdtformatlock" xmlns:w16se="http://schemas.microsoft.com/office/word/2015/wordml/symex" xmlns:w16du="http://schemas.microsoft.com/office/word/2023/wordml/word16du" xmlns:wne="http://schemas.microsoft.com/office/word/2006/wordml" mc:Ignorable="w14 w15 w16se w16cid w16 w16cex w16sdtdh w16sdtfl w16du wp14">
+<w:ftr xmlns:wpc="http://schemas.microsoft.com/office/word/2010/wordprocessingCanvas" xmlns:cx="http://schemas.microsoft.com/office/drawing/2014/chartex" xmlns:cx1="http://schemas.microsoft.com/office/drawing/2015/9/8/chartex" xmlns:cx2="http://schemas.microsoft.com/office/drawing/2015/10/21/chartex" xmlns:cx3="http://schemas.microsoft.com/office/drawing/2016/5/9/chartex" xmlns:cx4="http://schemas.microsoft.com/office/drawing/2016/5/10/chartex" xmlns:cx5="http://schemas.microsoft.com/office/drawing/2016/5/11/chartex" xmlns:cx6="http://schemas.microsoft.com/office/drawing/2016/5/12/chartex" xmlns:cx7="http://schemas.microsoft.com/office/drawing/2016/5/13/chartex" xmlns:cx8="http://schemas.microsoft.com/office/drawing/2016/5/14/chartex" xmlns:mc="http://schemas.openxmlformats.org/markup-compatibility/2006" xmlns:aink="http://schemas.microsoft.com/office/drawing/2016/ink" xmlns:am3d="http://schemas.microsoft.com/office/drawing/2017/model3d" xmlns:o="urn:schemas-microsoft-com:office:office" xmlns:oel="http://schemas.microsoft.com/office/2019/extlst" xmlns:r="http://schemas.openxmlformats.org/officeDocument/2006/relationships" xmlns:m="http://schemas.openxmlformats.org/officeDocument/2006/math" xmlns:v="urn:schemas-microsoft-com:vml" xmlns:wp14="http://schemas.microsoft.com/office/word/2010/wordprocessingDrawing" xmlns:wp="http://schemas.openxmlformats.org/drawingml/2006/wordprocessingDrawing" xmlns:w10="urn:schemas-microsoft-com:office:word" xmlns:w="http://schemas.openxmlformats.org/wordprocessingml/2006/main" xmlns:w14="http://schemas.microsoft.com/office/word/2010/wordml" xmlns:w15="http://schemas.microsoft.com/office/word/2012/wordml" xmlns:w16cei="http://schemas.microsoft.com/office/word/2026/wordml/cei" xmlns:w16cex="http://schemas.microsoft.com/office/word/2018/wordml/cex" xmlns:w16cid="http://schemas.microsoft.com/office/word/2016/wordml/cid" xmlns:w16="http://schemas.microsoft.com/office/word/2018/wordml" xmlns:w16du="http://schemas.microsoft.com/office/word/2023/wordml/word16du" xmlns:w16sdtdh="http://schemas.microsoft.com/office/word/2020/wordml/sdtdatahash" xmlns:w16sdtfl="http://schemas.microsoft.com/office/word/2024/wordml/sdtformatlock" xmlns:w16se="http://schemas.microsoft.com/office/word/2015/wordml/symex" xmlns:wpg="http://schemas.microsoft.com/office/word/2010/wordprocessingGroup" xmlns:wpi="http://schemas.microsoft.com/office/word/2010/wordprocessingInk" xmlns:wne="http://schemas.microsoft.com/office/word/2006/wordml" xmlns:wps="http://schemas.microsoft.com/office/word/2010/wordprocessingShape" mc:Ignorable="w14 w15 w16se w16cid w16 w16cex w16sdtdh w16sdtfl w16du wp14">
   <w:tbl>
     <w:tblPr>
       <w:tblStyle w:val="TableGrid1"/>
@@ -5979,7 +5996,7 @@
 </file>
 
 <file path=word/footer2.xml><?xml version="1.0" encoding="utf-8"?>
-<w:ftr xmlns:wpc="http://schemas.microsoft.com/office/word/2010/wordprocessingCanvas" xmlns:cx="http://schemas.microsoft.com/office/drawing/2014/chartex" xmlns:cx1="http://schemas.microsoft.com/office/drawing/2015/9/8/chartex" xmlns:cx2="http://schemas.microsoft.com/office/drawing/2015/10/21/chartex" xmlns:cx3="http://schemas.microsoft.com/office/drawing/2016/5/9/chartex" xmlns:cx4="http://schemas.microsoft.com/office/drawing/2016/5/10/chartex" xmlns:cx5="http://schemas.microsoft.com/office/drawing/2016/5/11/chartex" xmlns:cx6="http://schemas.microsoft.com/office/drawing/2016/5/12/chartex" xmlns:cx7="http://schemas.microsoft.com/office/drawing/2016/5/13/chartex" xmlns:cx8="http://schemas.microsoft.com/office/drawing/2016/5/14/chartex" xmlns:mc="http://schemas.openxmlformats.org/markup-compatibility/2006" xmlns:m="http://schemas.openxmlformats.org/officeDocument/2006/math" xmlns:aink="http://schemas.microsoft.com/office/drawing/2016/ink" xmlns:am3d="http://schemas.microsoft.com/office/drawing/2017/model3d" xmlns:oel="http://schemas.microsoft.com/office/2019/extlst" xmlns:r="http://schemas.openxmlformats.org/officeDocument/2006/relationships" xmlns:wp14="http://schemas.microsoft.com/office/word/2010/wordprocessingDrawing" xmlns:wp="http://schemas.openxmlformats.org/drawingml/2006/wordprocessingDrawing" xmlns:wpg="http://schemas.microsoft.com/office/word/2010/wordprocessingGroup" xmlns:wpi="http://schemas.microsoft.com/office/word/2010/wordprocessingInk" xmlns:wps="http://schemas.microsoft.com/office/word/2010/wordprocessingShape" xmlns:o="urn:schemas-microsoft-com:office:office" xmlns:v="urn:schemas-microsoft-com:vml" xmlns:w10="urn:schemas-microsoft-com:office:word" xmlns:w="http://schemas.openxmlformats.org/wordprocessingml/2006/main" xmlns:w14="http://schemas.microsoft.com/office/word/2010/wordml" xmlns:w15="http://schemas.microsoft.com/office/word/2012/wordml" xmlns:w16cei="http://schemas.microsoft.com/office/word/2026/wordml/cei" xmlns:w16cex="http://schemas.microsoft.com/office/word/2018/wordml/cex" xmlns:w16cid="http://schemas.microsoft.com/office/word/2016/wordml/cid" xmlns:w16="http://schemas.microsoft.com/office/word/2018/wordml" xmlns:w16sdtdh="http://schemas.microsoft.com/office/word/2020/wordml/sdtdatahash" xmlns:w16sdtfl="http://schemas.microsoft.com/office/word/2024/wordml/sdtformatlock" xmlns:w16se="http://schemas.microsoft.com/office/word/2015/wordml/symex" xmlns:w16du="http://schemas.microsoft.com/office/word/2023/wordml/word16du" xmlns:wne="http://schemas.microsoft.com/office/word/2006/wordml" mc:Ignorable="w14 w15 w16se w16cid w16 w16cex w16sdtdh w16sdtfl w16du wp14">
+<w:ftr xmlns:wpc="http://schemas.microsoft.com/office/word/2010/wordprocessingCanvas" xmlns:cx="http://schemas.microsoft.com/office/drawing/2014/chartex" xmlns:cx1="http://schemas.microsoft.com/office/drawing/2015/9/8/chartex" xmlns:cx2="http://schemas.microsoft.com/office/drawing/2015/10/21/chartex" xmlns:cx3="http://schemas.microsoft.com/office/drawing/2016/5/9/chartex" xmlns:cx4="http://schemas.microsoft.com/office/drawing/2016/5/10/chartex" xmlns:cx5="http://schemas.microsoft.com/office/drawing/2016/5/11/chartex" xmlns:cx6="http://schemas.microsoft.com/office/drawing/2016/5/12/chartex" xmlns:cx7="http://schemas.microsoft.com/office/drawing/2016/5/13/chartex" xmlns:cx8="http://schemas.microsoft.com/office/drawing/2016/5/14/chartex" xmlns:mc="http://schemas.openxmlformats.org/markup-compatibility/2006" xmlns:aink="http://schemas.microsoft.com/office/drawing/2016/ink" xmlns:am3d="http://schemas.microsoft.com/office/drawing/2017/model3d" xmlns:o="urn:schemas-microsoft-com:office:office" xmlns:oel="http://schemas.microsoft.com/office/2019/extlst" xmlns:r="http://schemas.openxmlformats.org/officeDocument/2006/relationships" xmlns:m="http://schemas.openxmlformats.org/officeDocument/2006/math" xmlns:v="urn:schemas-microsoft-com:vml" xmlns:wp14="http://schemas.microsoft.com/office/word/2010/wordprocessingDrawing" xmlns:wp="http://schemas.openxmlformats.org/drawingml/2006/wordprocessingDrawing" xmlns:w10="urn:schemas-microsoft-com:office:word" xmlns:w="http://schemas.openxmlformats.org/wordprocessingml/2006/main" xmlns:w14="http://schemas.microsoft.com/office/word/2010/wordml" xmlns:w15="http://schemas.microsoft.com/office/word/2012/wordml" xmlns:w16cei="http://schemas.microsoft.com/office/word/2026/wordml/cei" xmlns:w16cex="http://schemas.microsoft.com/office/word/2018/wordml/cex" xmlns:w16cid="http://schemas.microsoft.com/office/word/2016/wordml/cid" xmlns:w16="http://schemas.microsoft.com/office/word/2018/wordml" xmlns:w16du="http://schemas.microsoft.com/office/word/2023/wordml/word16du" xmlns:w16sdtdh="http://schemas.microsoft.com/office/word/2020/wordml/sdtdatahash" xmlns:w16sdtfl="http://schemas.microsoft.com/office/word/2024/wordml/sdtformatlock" xmlns:w16se="http://schemas.microsoft.com/office/word/2015/wordml/symex" xmlns:wpg="http://schemas.microsoft.com/office/word/2010/wordprocessingGroup" xmlns:wpi="http://schemas.microsoft.com/office/word/2010/wordprocessingInk" xmlns:wne="http://schemas.microsoft.com/office/word/2006/wordml" xmlns:wps="http://schemas.microsoft.com/office/word/2010/wordprocessingShape" mc:Ignorable="w14 w15 w16se w16cid w16 w16cex w16sdtdh w16sdtfl w16du wp14">
   <w:tbl>
     <w:tblPr>
       <w:tblStyle w:val="TableGrid1"/>
@@ -6044,7 +6061,7 @@
               <w:szCs w:val="20"/>
               <w:lang w:val="en-CA"/>
             </w:rPr>
-            <w:t>August 19, 2026</w:t>
+            <w:t>August 21, 2026</w:t>
           </w:r>
           <w:r>
             <w:rPr>
@@ -6172,7 +6189,7 @@
 </file>
 
 <file path=word/footer3.xml><?xml version="1.0" encoding="utf-8"?>
-<w:ftr xmlns:wpc="http://schemas.microsoft.com/office/word/2010/wordprocessingCanvas" xmlns:cx="http://schemas.microsoft.com/office/drawing/2014/chartex" xmlns:cx1="http://schemas.microsoft.com/office/drawing/2015/9/8/chartex" xmlns:cx2="http://schemas.microsoft.com/office/drawing/2015/10/21/chartex" xmlns:cx3="http://schemas.microsoft.com/office/drawing/2016/5/9/chartex" xmlns:cx4="http://schemas.microsoft.com/office/drawing/2016/5/10/chartex" xmlns:cx5="http://schemas.microsoft.com/office/drawing/2016/5/11/chartex" xmlns:cx6="http://schemas.microsoft.com/office/drawing/2016/5/12/chartex" xmlns:cx7="http://schemas.microsoft.com/office/drawing/2016/5/13/chartex" xmlns:cx8="http://schemas.microsoft.com/office/drawing/2016/5/14/chartex" xmlns:mc="http://schemas.openxmlformats.org/markup-compatibility/2006" xmlns:m="http://schemas.openxmlformats.org/officeDocument/2006/math" xmlns:aink="http://schemas.microsoft.com/office/drawing/2016/ink" xmlns:am3d="http://schemas.microsoft.com/office/drawing/2017/model3d" xmlns:oel="http://schemas.microsoft.com/office/2019/extlst" xmlns:r="http://schemas.openxmlformats.org/officeDocument/2006/relationships" xmlns:wp14="http://schemas.microsoft.com/office/word/2010/wordprocessingDrawing" xmlns:wp="http://schemas.openxmlformats.org/drawingml/2006/wordprocessingDrawing" xmlns:wpg="http://schemas.microsoft.com/office/word/2010/wordprocessingGroup" xmlns:wpi="http://schemas.microsoft.com/office/word/2010/wordprocessingInk" xmlns:wps="http://schemas.microsoft.com/office/word/2010/wordprocessingShape" xmlns:o="urn:schemas-microsoft-com:office:office" xmlns:v="urn:schemas-microsoft-com:vml" xmlns:w10="urn:schemas-microsoft-com:office:word" xmlns:w="http://schemas.openxmlformats.org/wordprocessingml/2006/main" xmlns:w14="http://schemas.microsoft.com/office/word/2010/wordml" xmlns:w15="http://schemas.microsoft.com/office/word/2012/wordml" xmlns:w16cei="http://schemas.microsoft.com/office/word/2026/wordml/cei" xmlns:w16cex="http://schemas.microsoft.com/office/word/2018/wordml/cex" xmlns:w16cid="http://schemas.microsoft.com/office/word/2016/wordml/cid" xmlns:w16="http://schemas.microsoft.com/office/word/2018/wordml" xmlns:w16sdtdh="http://schemas.microsoft.com/office/word/2020/wordml/sdtdatahash" xmlns:w16sdtfl="http://schemas.microsoft.com/office/word/2024/wordml/sdtformatlock" xmlns:w16se="http://schemas.microsoft.com/office/word/2015/wordml/symex" xmlns:w16du="http://schemas.microsoft.com/office/word/2023/wordml/word16du" xmlns:wne="http://schemas.microsoft.com/office/word/2006/wordml" mc:Ignorable="w14 w15 w16se w16cid w16 w16cex w16sdtdh w16sdtfl w16du wp14">
+<w:ftr xmlns:wpc="http://schemas.microsoft.com/office/word/2010/wordprocessingCanvas" xmlns:cx="http://schemas.microsoft.com/office/drawing/2014/chartex" xmlns:cx1="http://schemas.microsoft.com/office/drawing/2015/9/8/chartex" xmlns:cx2="http://schemas.microsoft.com/office/drawing/2015/10/21/chartex" xmlns:cx3="http://schemas.microsoft.com/office/drawing/2016/5/9/chartex" xmlns:cx4="http://schemas.microsoft.com/office/drawing/2016/5/10/chartex" xmlns:cx5="http://schemas.microsoft.com/office/drawing/2016/5/11/chartex" xmlns:cx6="http://schemas.microsoft.com/office/drawing/2016/5/12/chartex" xmlns:cx7="http://schemas.microsoft.com/office/drawing/2016/5/13/chartex" xmlns:cx8="http://schemas.microsoft.com/office/drawing/2016/5/14/chartex" xmlns:mc="http://schemas.openxmlformats.org/markup-compatibility/2006" xmlns:aink="http://schemas.microsoft.com/office/drawing/2016/ink" xmlns:am3d="http://schemas.microsoft.com/office/drawing/2017/model3d" xmlns:o="urn:schemas-microsoft-com:office:office" xmlns:oel="http://schemas.microsoft.com/office/2019/extlst" xmlns:r="http://schemas.openxmlformats.org/officeDocument/2006/relationships" xmlns:m="http://schemas.openxmlformats.org/officeDocument/2006/math" xmlns:v="urn:schemas-microsoft-com:vml" xmlns:wp14="http://schemas.microsoft.com/office/word/2010/wordprocessingDrawing" xmlns:wp="http://schemas.openxmlformats.org/drawingml/2006/wordprocessingDrawing" xmlns:w10="urn:schemas-microsoft-com:office:word" xmlns:w="http://schemas.openxmlformats.org/wordprocessingml/2006/main" xmlns:w14="http://schemas.microsoft.com/office/word/2010/wordml" xmlns:w15="http://schemas.microsoft.com/office/word/2012/wordml" xmlns:w16cei="http://schemas.microsoft.com/office/word/2026/wordml/cei" xmlns:w16cex="http://schemas.microsoft.com/office/word/2018/wordml/cex" xmlns:w16cid="http://schemas.microsoft.com/office/word/2016/wordml/cid" xmlns:w16="http://schemas.microsoft.com/office/word/2018/wordml" xmlns:w16du="http://schemas.microsoft.com/office/word/2023/wordml/word16du" xmlns:w16sdtdh="http://schemas.microsoft.com/office/word/2020/wordml/sdtdatahash" xmlns:w16sdtfl="http://schemas.microsoft.com/office/word/2024/wordml/sdtformatlock" xmlns:w16se="http://schemas.microsoft.com/office/word/2015/wordml/symex" xmlns:wpg="http://schemas.microsoft.com/office/word/2010/wordprocessingGroup" xmlns:wpi="http://schemas.microsoft.com/office/word/2010/wordprocessingInk" xmlns:wne="http://schemas.microsoft.com/office/word/2006/wordml" xmlns:wps="http://schemas.microsoft.com/office/word/2010/wordprocessingShape" mc:Ignorable="w14 w15 w16se w16cid w16 w16cex w16sdtdh w16sdtfl w16du wp14">
   <w:sdt>
     <w:sdtPr>
       <w:rPr>
@@ -6188,7 +6205,7 @@
       <w:p>
         <w:pPr>
           <w:pStyle w:val="Footer"/>
-          <w:framePr w:wrap="none" w:vAnchor="text" w:hAnchor="margin" w:xAlign="right" w:y="1"/>
+          <w:framePr w:wrap="none" w:hAnchor="margin" w:vAnchor="text" w:xAlign="right" w:y="1"/>
           <w:rPr>
             <w:rStyle w:val="PageNumber"/>
           </w:rPr>
@@ -6226,6 +6243,11 @@
         </w:r>
       </w:p>
     </w:sdtContent>
+    <w:sdtEndPr>
+      <w:rPr>
+        <w:rStyle w:val="PageNumber"/>
+      </w:rPr>
+    </w:sdtEndPr>
   </w:sdt>
   <w:p>
     <w:pPr>
@@ -6237,7 +6259,7 @@
 </file>
 
 <file path=word/footer4.xml><?xml version="1.0" encoding="utf-8"?>
-<w:ftr xmlns:wpc="http://schemas.microsoft.com/office/word/2010/wordprocessingCanvas" xmlns:cx="http://schemas.microsoft.com/office/drawing/2014/chartex" xmlns:cx1="http://schemas.microsoft.com/office/drawing/2015/9/8/chartex" xmlns:cx2="http://schemas.microsoft.com/office/drawing/2015/10/21/chartex" xmlns:cx3="http://schemas.microsoft.com/office/drawing/2016/5/9/chartex" xmlns:cx4="http://schemas.microsoft.com/office/drawing/2016/5/10/chartex" xmlns:cx5="http://schemas.microsoft.com/office/drawing/2016/5/11/chartex" xmlns:cx6="http://schemas.microsoft.com/office/drawing/2016/5/12/chartex" xmlns:cx7="http://schemas.microsoft.com/office/drawing/2016/5/13/chartex" xmlns:cx8="http://schemas.microsoft.com/office/drawing/2016/5/14/chartex" xmlns:mc="http://schemas.openxmlformats.org/markup-compatibility/2006" xmlns:m="http://schemas.openxmlformats.org/officeDocument/2006/math" xmlns:aink="http://schemas.microsoft.com/office/drawing/2016/ink" xmlns:am3d="http://schemas.microsoft.com/office/drawing/2017/model3d" xmlns:oel="http://schemas.microsoft.com/office/2019/extlst" xmlns:r="http://schemas.openxmlformats.org/officeDocument/2006/relationships" xmlns:wp14="http://schemas.microsoft.com/office/word/2010/wordprocessingDrawing" xmlns:wp="http://schemas.openxmlformats.org/drawingml/2006/wordprocessingDrawing" xmlns:wpg="http://schemas.microsoft.com/office/word/2010/wordprocessingGroup" xmlns:wpi="http://schemas.microsoft.com/office/word/2010/wordprocessingInk" xmlns:wps="http://schemas.microsoft.com/office/word/2010/wordprocessingShape" xmlns:o="urn:schemas-microsoft-com:office:office" xmlns:v="urn:schemas-microsoft-com:vml" xmlns:w10="urn:schemas-microsoft-com:office:word" xmlns:w="http://schemas.openxmlformats.org/wordprocessingml/2006/main" xmlns:w14="http://schemas.microsoft.com/office/word/2010/wordml" xmlns:w15="http://schemas.microsoft.com/office/word/2012/wordml" xmlns:w16cei="http://schemas.microsoft.com/office/word/2026/wordml/cei" xmlns:w16cex="http://schemas.microsoft.com/office/word/2018/wordml/cex" xmlns:w16cid="http://schemas.microsoft.com/office/word/2016/wordml/cid" xmlns:w16="http://schemas.microsoft.com/office/word/2018/wordml" xmlns:w16sdtdh="http://schemas.microsoft.com/office/word/2020/wordml/sdtdatahash" xmlns:w16sdtfl="http://schemas.microsoft.com/office/word/2024/wordml/sdtformatlock" xmlns:w16se="http://schemas.microsoft.com/office/word/2015/wordml/symex" xmlns:w16du="http://schemas.microsoft.com/office/word/2023/wordml/word16du" xmlns:wne="http://schemas.microsoft.com/office/word/2006/wordml" mc:Ignorable="w14 w15 w16se w16cid w16 w16cex w16sdtdh w16sdtfl w16du wp14">
+<w:ftr xmlns:wpc="http://schemas.microsoft.com/office/word/2010/wordprocessingCanvas" xmlns:cx="http://schemas.microsoft.com/office/drawing/2014/chartex" xmlns:cx1="http://schemas.microsoft.com/office/drawing/2015/9/8/chartex" xmlns:cx2="http://schemas.microsoft.com/office/drawing/2015/10/21/chartex" xmlns:cx3="http://schemas.microsoft.com/office/drawing/2016/5/9/chartex" xmlns:cx4="http://schemas.microsoft.com/office/drawing/2016/5/10/chartex" xmlns:cx5="http://schemas.microsoft.com/office/drawing/2016/5/11/chartex" xmlns:cx6="http://schemas.microsoft.com/office/drawing/2016/5/12/chartex" xmlns:cx7="http://schemas.microsoft.com/office/drawing/2016/5/13/chartex" xmlns:cx8="http://schemas.microsoft.com/office/drawing/2016/5/14/chartex" xmlns:mc="http://schemas.openxmlformats.org/markup-compatibility/2006" xmlns:aink="http://schemas.microsoft.com/office/drawing/2016/ink" xmlns:am3d="http://schemas.microsoft.com/office/drawing/2017/model3d" xmlns:o="urn:schemas-microsoft-com:office:office" xmlns:oel="http://schemas.microsoft.com/office/2019/extlst" xmlns:r="http://schemas.openxmlformats.org/officeDocument/2006/relationships" xmlns:m="http://schemas.openxmlformats.org/officeDocument/2006/math" xmlns:v="urn:schemas-microsoft-com:vml" xmlns:wp14="http://schemas.microsoft.com/office/word/2010/wordprocessingDrawing" xmlns:wp="http://schemas.openxmlformats.org/drawingml/2006/wordprocessingDrawing" xmlns:w10="urn:schemas-microsoft-com:office:word" xmlns:w="http://schemas.openxmlformats.org/wordprocessingml/2006/main" xmlns:w14="http://schemas.microsoft.com/office/word/2010/wordml" xmlns:w15="http://schemas.microsoft.com/office/word/2012/wordml" xmlns:w16cei="http://schemas.microsoft.com/office/word/2026/wordml/cei" xmlns:w16cex="http://schemas.microsoft.com/office/word/2018/wordml/cex" xmlns:w16cid="http://schemas.microsoft.com/office/word/2016/wordml/cid" xmlns:w16="http://schemas.microsoft.com/office/word/2018/wordml" xmlns:w16du="http://schemas.microsoft.com/office/word/2023/wordml/word16du" xmlns:w16sdtdh="http://schemas.microsoft.com/office/word/2020/wordml/sdtdatahash" xmlns:w16sdtfl="http://schemas.microsoft.com/office/word/2024/wordml/sdtformatlock" xmlns:w16se="http://schemas.microsoft.com/office/word/2015/wordml/symex" xmlns:wpg="http://schemas.microsoft.com/office/word/2010/wordprocessingGroup" xmlns:wpi="http://schemas.microsoft.com/office/word/2010/wordprocessingInk" xmlns:wne="http://schemas.microsoft.com/office/word/2006/wordml" xmlns:wps="http://schemas.microsoft.com/office/word/2010/wordprocessingShape" mc:Ignorable="w14 w15 w16se w16cid w16 w16cex w16sdtdh w16sdtfl w16du wp14">
   <w:tbl>
     <w:tblPr>
       <w:tblStyle w:val="TableGrid1"/>
@@ -6421,7 +6443,7 @@
               <w:szCs w:val="20"/>
               <w:lang w:val="en-CA"/>
             </w:rPr>
-            <w:t>2</w:t>
+            <w:t>3</w:t>
           </w:r>
           <w:r>
             <w:rPr>
@@ -6447,7 +6469,7 @@
 </file>
 
 <file path=word/footer5.xml><?xml version="1.0" encoding="utf-8"?>
-<w:ftr xmlns:wpc="http://schemas.microsoft.com/office/word/2010/wordprocessingCanvas" xmlns:cx="http://schemas.microsoft.com/office/drawing/2014/chartex" xmlns:cx1="http://schemas.microsoft.com/office/drawing/2015/9/8/chartex" xmlns:cx2="http://schemas.microsoft.com/office/drawing/2015/10/21/chartex" xmlns:cx3="http://schemas.microsoft.com/office/drawing/2016/5/9/chartex" xmlns:cx4="http://schemas.microsoft.com/office/drawing/2016/5/10/chartex" xmlns:cx5="http://schemas.microsoft.com/office/drawing/2016/5/11/chartex" xmlns:cx6="http://schemas.microsoft.com/office/drawing/2016/5/12/chartex" xmlns:cx7="http://schemas.microsoft.com/office/drawing/2016/5/13/chartex" xmlns:cx8="http://schemas.microsoft.com/office/drawing/2016/5/14/chartex" xmlns:mc="http://schemas.openxmlformats.org/markup-compatibility/2006" xmlns:m="http://schemas.openxmlformats.org/officeDocument/2006/math" xmlns:aink="http://schemas.microsoft.com/office/drawing/2016/ink" xmlns:am3d="http://schemas.microsoft.com/office/drawing/2017/model3d" xmlns:oel="http://schemas.microsoft.com/office/2019/extlst" xmlns:r="http://schemas.openxmlformats.org/officeDocument/2006/relationships" xmlns:wp14="http://schemas.microsoft.com/office/word/2010/wordprocessingDrawing" xmlns:wp="http://schemas.openxmlformats.org/drawingml/2006/wordprocessingDrawing" xmlns:wpg="http://schemas.microsoft.com/office/word/2010/wordprocessingGroup" xmlns:wpi="http://schemas.microsoft.com/office/word/2010/wordprocessingInk" xmlns:wps="http://schemas.microsoft.com/office/word/2010/wordprocessingShape" xmlns:o="urn:schemas-microsoft-com:office:office" xmlns:v="urn:schemas-microsoft-com:vml" xmlns:w10="urn:schemas-microsoft-com:office:word" xmlns:w="http://schemas.openxmlformats.org/wordprocessingml/2006/main" xmlns:w14="http://schemas.microsoft.com/office/word/2010/wordml" xmlns:w15="http://schemas.microsoft.com/office/word/2012/wordml" xmlns:w16cei="http://schemas.microsoft.com/office/word/2026/wordml/cei" xmlns:w16cex="http://schemas.microsoft.com/office/word/2018/wordml/cex" xmlns:w16cid="http://schemas.microsoft.com/office/word/2016/wordml/cid" xmlns:w16="http://schemas.microsoft.com/office/word/2018/wordml" xmlns:w16sdtdh="http://schemas.microsoft.com/office/word/2020/wordml/sdtdatahash" xmlns:w16sdtfl="http://schemas.microsoft.com/office/word/2024/wordml/sdtformatlock" xmlns:w16se="http://schemas.microsoft.com/office/word/2015/wordml/symex" xmlns:w16du="http://schemas.microsoft.com/office/word/2023/wordml/word16du" xmlns:wne="http://schemas.microsoft.com/office/word/2006/wordml" mc:Ignorable="w14 w15 w16se w16cid w16 w16cex w16sdtdh w16sdtfl w16du wp14">
+<w:ftr xmlns:wpc="http://schemas.microsoft.com/office/word/2010/wordprocessingCanvas" xmlns:cx="http://schemas.microsoft.com/office/drawing/2014/chartex" xmlns:cx1="http://schemas.microsoft.com/office/drawing/2015/9/8/chartex" xmlns:cx2="http://schemas.microsoft.com/office/drawing/2015/10/21/chartex" xmlns:cx3="http://schemas.microsoft.com/office/drawing/2016/5/9/chartex" xmlns:cx4="http://schemas.microsoft.com/office/drawing/2016/5/10/chartex" xmlns:cx5="http://schemas.microsoft.com/office/drawing/2016/5/11/chartex" xmlns:cx6="http://schemas.microsoft.com/office/drawing/2016/5/12/chartex" xmlns:cx7="http://schemas.microsoft.com/office/drawing/2016/5/13/chartex" xmlns:cx8="http://schemas.microsoft.com/office/drawing/2016/5/14/chartex" xmlns:mc="http://schemas.openxmlformats.org/markup-compatibility/2006" xmlns:aink="http://schemas.microsoft.com/office/drawing/2016/ink" xmlns:am3d="http://schemas.microsoft.com/office/drawing/2017/model3d" xmlns:o="urn:schemas-microsoft-com:office:office" xmlns:oel="http://schemas.microsoft.com/office/2019/extlst" xmlns:r="http://schemas.openxmlformats.org/officeDocument/2006/relationships" xmlns:m="http://schemas.openxmlformats.org/officeDocument/2006/math" xmlns:v="urn:schemas-microsoft-com:vml" xmlns:wp14="http://schemas.microsoft.com/office/word/2010/wordprocessingDrawing" xmlns:wp="http://schemas.openxmlformats.org/drawingml/2006/wordprocessingDrawing" xmlns:w10="urn:schemas-microsoft-com:office:word" xmlns:w="http://schemas.openxmlformats.org/wordprocessingml/2006/main" xmlns:w14="http://schemas.microsoft.com/office/word/2010/wordml" xmlns:w15="http://schemas.microsoft.com/office/word/2012/wordml" xmlns:w16cei="http://schemas.microsoft.com/office/word/2026/wordml/cei" xmlns:w16cex="http://schemas.microsoft.com/office/word/2018/wordml/cex" xmlns:w16cid="http://schemas.microsoft.com/office/word/2016/wordml/cid" xmlns:w16="http://schemas.microsoft.com/office/word/2018/wordml" xmlns:w16du="http://schemas.microsoft.com/office/word/2023/wordml/word16du" xmlns:w16sdtdh="http://schemas.microsoft.com/office/word/2020/wordml/sdtdatahash" xmlns:w16sdtfl="http://schemas.microsoft.com/office/word/2024/wordml/sdtformatlock" xmlns:w16se="http://schemas.microsoft.com/office/word/2015/wordml/symex" xmlns:wpg="http://schemas.microsoft.com/office/word/2010/wordprocessingGroup" xmlns:wpi="http://schemas.microsoft.com/office/word/2010/wordprocessingInk" xmlns:wne="http://schemas.microsoft.com/office/word/2006/wordml" xmlns:wps="http://schemas.microsoft.com/office/word/2010/wordprocessingShape" mc:Ignorable="w14 w15 w16se w16cid w16 w16cex w16sdtdh w16sdtfl w16du wp14">
   <w:p>
     <w:pPr>
       <w:pStyle w:val="Footer"/>
@@ -6457,7 +6479,7 @@
 </file>
 
 <file path=word/footnotes.xml><?xml version="1.0" encoding="utf-8"?>
-<w:footnotes xmlns:wpc="http://schemas.microsoft.com/office/word/2010/wordprocessingCanvas" xmlns:cx="http://schemas.microsoft.com/office/drawing/2014/chartex" xmlns:cx1="http://schemas.microsoft.com/office/drawing/2015/9/8/chartex" xmlns:cx2="http://schemas.microsoft.com/office/drawing/2015/10/21/chartex" xmlns:cx3="http://schemas.microsoft.com/office/drawing/2016/5/9/chartex" xmlns:cx4="http://schemas.microsoft.com/office/drawing/2016/5/10/chartex" xmlns:cx5="http://schemas.microsoft.com/office/drawing/2016/5/11/chartex" xmlns:cx6="http://schemas.microsoft.com/office/drawing/2016/5/12/chartex" xmlns:cx7="http://schemas.microsoft.com/office/drawing/2016/5/13/chartex" xmlns:cx8="http://schemas.microsoft.com/office/drawing/2016/5/14/chartex" xmlns:mc="http://schemas.openxmlformats.org/markup-compatibility/2006" xmlns:m="http://schemas.openxmlformats.org/officeDocument/2006/math" xmlns:aink="http://schemas.microsoft.com/office/drawing/2016/ink" xmlns:am3d="http://schemas.microsoft.com/office/drawing/2017/model3d" xmlns:oel="http://schemas.microsoft.com/office/2019/extlst" xmlns:r="http://schemas.openxmlformats.org/officeDocument/2006/relationships" xmlns:wp14="http://schemas.microsoft.com/office/word/2010/wordprocessingDrawing" xmlns:wp="http://schemas.openxmlformats.org/drawingml/2006/wordprocessingDrawing" xmlns:wpg="http://schemas.microsoft.com/office/word/2010/wordprocessingGroup" xmlns:wpi="http://schemas.microsoft.com/office/word/2010/wordprocessingInk" xmlns:wps="http://schemas.microsoft.com/office/word/2010/wordprocessingShape" xmlns:o="urn:schemas-microsoft-com:office:office" xmlns:v="urn:schemas-microsoft-com:vml" xmlns:w10="urn:schemas-microsoft-com:office:word" xmlns:w="http://schemas.openxmlformats.org/wordprocessingml/2006/main" xmlns:w14="http://schemas.microsoft.com/office/word/2010/wordml" xmlns:w15="http://schemas.microsoft.com/office/word/2012/wordml" xmlns:w16cei="http://schemas.microsoft.com/office/word/2026/wordml/cei" xmlns:w16cex="http://schemas.microsoft.com/office/word/2018/wordml/cex" xmlns:w16cid="http://schemas.microsoft.com/office/word/2016/wordml/cid" xmlns:w16="http://schemas.microsoft.com/office/word/2018/wordml" xmlns:w16sdtdh="http://schemas.microsoft.com/office/word/2020/wordml/sdtdatahash" xmlns:w16sdtfl="http://schemas.microsoft.com/office/word/2024/wordml/sdtformatlock" xmlns:w16se="http://schemas.microsoft.com/office/word/2015/wordml/symex" xmlns:w16du="http://schemas.microsoft.com/office/word/2023/wordml/word16du" xmlns:wne="http://schemas.microsoft.com/office/word/2006/wordml" mc:Ignorable="w14 w15 w16se w16cid w16 w16cex w16sdtdh w16sdtfl w16du wp14">
+<w:footnotes xmlns:wpc="http://schemas.microsoft.com/office/word/2010/wordprocessingCanvas" xmlns:cx="http://schemas.microsoft.com/office/drawing/2014/chartex" xmlns:cx1="http://schemas.microsoft.com/office/drawing/2015/9/8/chartex" xmlns:cx2="http://schemas.microsoft.com/office/drawing/2015/10/21/chartex" xmlns:cx3="http://schemas.microsoft.com/office/drawing/2016/5/9/chartex" xmlns:cx4="http://schemas.microsoft.com/office/drawing/2016/5/10/chartex" xmlns:cx5="http://schemas.microsoft.com/office/drawing/2016/5/11/chartex" xmlns:cx6="http://schemas.microsoft.com/office/drawing/2016/5/12/chartex" xmlns:cx7="http://schemas.microsoft.com/office/drawing/2016/5/13/chartex" xmlns:cx8="http://schemas.microsoft.com/office/drawing/2016/5/14/chartex" xmlns:mc="http://schemas.openxmlformats.org/markup-compatibility/2006" xmlns:aink="http://schemas.microsoft.com/office/drawing/2016/ink" xmlns:am3d="http://schemas.microsoft.com/office/drawing/2017/model3d" xmlns:o="urn:schemas-microsoft-com:office:office" xmlns:oel="http://schemas.microsoft.com/office/2019/extlst" xmlns:r="http://schemas.openxmlformats.org/officeDocument/2006/relationships" xmlns:m="http://schemas.openxmlformats.org/officeDocument/2006/math" xmlns:v="urn:schemas-microsoft-com:vml" xmlns:wp14="http://schemas.microsoft.com/office/word/2010/wordprocessingDrawing" xmlns:wp="http://schemas.openxmlformats.org/drawingml/2006/wordprocessingDrawing" xmlns:w10="urn:schemas-microsoft-com:office:word" xmlns:w="http://schemas.openxmlformats.org/wordprocessingml/2006/main" xmlns:w14="http://schemas.microsoft.com/office/word/2010/wordml" xmlns:w15="http://schemas.microsoft.com/office/word/2012/wordml" xmlns:w16cei="http://schemas.microsoft.com/office/word/2026/wordml/cei" xmlns:w16cex="http://schemas.microsoft.com/office/word/2018/wordml/cex" xmlns:w16cid="http://schemas.microsoft.com/office/word/2016/wordml/cid" xmlns:w16="http://schemas.microsoft.com/office/word/2018/wordml" xmlns:w16du="http://schemas.microsoft.com/office/word/2023/wordml/word16du" xmlns:w16sdtdh="http://schemas.microsoft.com/office/word/2020/wordml/sdtdatahash" xmlns:w16sdtfl="http://schemas.microsoft.com/office/word/2024/wordml/sdtformatlock" xmlns:w16se="http://schemas.microsoft.com/office/word/2015/wordml/symex" xmlns:wpg="http://schemas.microsoft.com/office/word/2010/wordprocessingGroup" xmlns:wpi="http://schemas.microsoft.com/office/word/2010/wordprocessingInk" xmlns:wne="http://schemas.microsoft.com/office/word/2006/wordml" xmlns:wps="http://schemas.microsoft.com/office/word/2010/wordprocessingShape" mc:Ignorable="w14 w15 w16se w16cid w16 w16cex w16sdtdh w16sdtfl w16du wp14">
   <w:footnote w:type="separator" w:id="-1">
     <w:p>
       <w:pPr>
@@ -6482,7 +6504,7 @@
 </file>
 
 <file path=word/header1.xml><?xml version="1.0" encoding="utf-8"?>
-<w:hdr xmlns:wpc="http://schemas.microsoft.com/office/word/2010/wordprocessingCanvas" xmlns:cx="http://schemas.microsoft.com/office/drawing/2014/chartex" xmlns:cx1="http://schemas.microsoft.com/office/drawing/2015/9/8/chartex" xmlns:cx2="http://schemas.microsoft.com/office/drawing/2015/10/21/chartex" xmlns:cx3="http://schemas.microsoft.com/office/drawing/2016/5/9/chartex" xmlns:cx4="http://schemas.microsoft.com/office/drawing/2016/5/10/chartex" xmlns:cx5="http://schemas.microsoft.com/office/drawing/2016/5/11/chartex" xmlns:cx6="http://schemas.microsoft.com/office/drawing/2016/5/12/chartex" xmlns:cx7="http://schemas.microsoft.com/office/drawing/2016/5/13/chartex" xmlns:cx8="http://schemas.microsoft.com/office/drawing/2016/5/14/chartex" xmlns:mc="http://schemas.openxmlformats.org/markup-compatibility/2006" xmlns:m="http://schemas.openxmlformats.org/officeDocument/2006/math" xmlns:aink="http://schemas.microsoft.com/office/drawing/2016/ink" xmlns:am3d="http://schemas.microsoft.com/office/drawing/2017/model3d" xmlns:oel="http://schemas.microsoft.com/office/2019/extlst" xmlns:r="http://schemas.openxmlformats.org/officeDocument/2006/relationships" xmlns:wp14="http://schemas.microsoft.com/office/word/2010/wordprocessingDrawing" xmlns:wp="http://schemas.openxmlformats.org/drawingml/2006/wordprocessingDrawing" xmlns:wpg="http://schemas.microsoft.com/office/word/2010/wordprocessingGroup" xmlns:wpi="http://schemas.microsoft.com/office/word/2010/wordprocessingInk" xmlns:wps="http://schemas.microsoft.com/office/word/2010/wordprocessingShape" xmlns:o="urn:schemas-microsoft-com:office:office" xmlns:v="urn:schemas-microsoft-com:vml" xmlns:w10="urn:schemas-microsoft-com:office:word" xmlns:w="http://schemas.openxmlformats.org/wordprocessingml/2006/main" xmlns:w14="http://schemas.microsoft.com/office/word/2010/wordml" xmlns:w15="http://schemas.microsoft.com/office/word/2012/wordml" xmlns:w16cei="http://schemas.microsoft.com/office/word/2026/wordml/cei" xmlns:w16cex="http://schemas.microsoft.com/office/word/2018/wordml/cex" xmlns:w16cid="http://schemas.microsoft.com/office/word/2016/wordml/cid" xmlns:w16="http://schemas.microsoft.com/office/word/2018/wordml" xmlns:w16sdtdh="http://schemas.microsoft.com/office/word/2020/wordml/sdtdatahash" xmlns:w16sdtfl="http://schemas.microsoft.com/office/word/2024/wordml/sdtformatlock" xmlns:w16se="http://schemas.microsoft.com/office/word/2015/wordml/symex" xmlns:w16du="http://schemas.microsoft.com/office/word/2023/wordml/word16du" xmlns:wne="http://schemas.microsoft.com/office/word/2006/wordml" mc:Ignorable="w14 w15 w16se w16cid w16 w16cex w16sdtdh w16sdtfl w16du wp14">
+<w:hdr xmlns:wpc="http://schemas.microsoft.com/office/word/2010/wordprocessingCanvas" xmlns:cx="http://schemas.microsoft.com/office/drawing/2014/chartex" xmlns:cx1="http://schemas.microsoft.com/office/drawing/2015/9/8/chartex" xmlns:cx2="http://schemas.microsoft.com/office/drawing/2015/10/21/chartex" xmlns:cx3="http://schemas.microsoft.com/office/drawing/2016/5/9/chartex" xmlns:cx4="http://schemas.microsoft.com/office/drawing/2016/5/10/chartex" xmlns:cx5="http://schemas.microsoft.com/office/drawing/2016/5/11/chartex" xmlns:cx6="http://schemas.microsoft.com/office/drawing/2016/5/12/chartex" xmlns:cx7="http://schemas.microsoft.com/office/drawing/2016/5/13/chartex" xmlns:cx8="http://schemas.microsoft.com/office/drawing/2016/5/14/chartex" xmlns:mc="http://schemas.openxmlformats.org/markup-compatibility/2006" xmlns:aink="http://schemas.microsoft.com/office/drawing/2016/ink" xmlns:am3d="http://schemas.microsoft.com/office/drawing/2017/model3d" xmlns:o="urn:schemas-microsoft-com:office:office" xmlns:oel="http://schemas.microsoft.com/office/2019/extlst" xmlns:r="http://schemas.openxmlformats.org/officeDocument/2006/relationships" xmlns:m="http://schemas.openxmlformats.org/officeDocument/2006/math" xmlns:v="urn:schemas-microsoft-com:vml" xmlns:wp14="http://schemas.microsoft.com/office/word/2010/wordprocessingDrawing" xmlns:wp="http://schemas.openxmlformats.org/drawingml/2006/wordprocessingDrawing" xmlns:w10="urn:schemas-microsoft-com:office:word" xmlns:w="http://schemas.openxmlformats.org/wordprocessingml/2006/main" xmlns:w14="http://schemas.microsoft.com/office/word/2010/wordml" xmlns:w15="http://schemas.microsoft.com/office/word/2012/wordml" xmlns:w16cei="http://schemas.microsoft.com/office/word/2026/wordml/cei" xmlns:w16cex="http://schemas.microsoft.com/office/word/2018/wordml/cex" xmlns:w16cid="http://schemas.microsoft.com/office/word/2016/wordml/cid" xmlns:w16="http://schemas.microsoft.com/office/word/2018/wordml" xmlns:w16du="http://schemas.microsoft.com/office/word/2023/wordml/word16du" xmlns:w16sdtdh="http://schemas.microsoft.com/office/word/2020/wordml/sdtdatahash" xmlns:w16sdtfl="http://schemas.microsoft.com/office/word/2024/wordml/sdtformatlock" xmlns:w16se="http://schemas.microsoft.com/office/word/2015/wordml/symex" xmlns:wpg="http://schemas.microsoft.com/office/word/2010/wordprocessingGroup" xmlns:wpi="http://schemas.microsoft.com/office/word/2010/wordprocessingInk" xmlns:wne="http://schemas.microsoft.com/office/word/2006/wordml" xmlns:wps="http://schemas.microsoft.com/office/word/2010/wordprocessingShape" mc:Ignorable="w14 w15 w16se w16cid w16 w16cex w16sdtdh w16sdtfl w16du wp14">
   <w:p>
     <w:pPr>
       <w:pStyle w:val="Header"/>
@@ -6492,7 +6514,7 @@
 </file>
 
 <file path=word/header2.xml><?xml version="1.0" encoding="utf-8"?>
-<w:hdr xmlns:wpc="http://schemas.microsoft.com/office/word/2010/wordprocessingCanvas" xmlns:cx="http://schemas.microsoft.com/office/drawing/2014/chartex" xmlns:cx1="http://schemas.microsoft.com/office/drawing/2015/9/8/chartex" xmlns:cx2="http://schemas.microsoft.com/office/drawing/2015/10/21/chartex" xmlns:cx3="http://schemas.microsoft.com/office/drawing/2016/5/9/chartex" xmlns:cx4="http://schemas.microsoft.com/office/drawing/2016/5/10/chartex" xmlns:cx5="http://schemas.microsoft.com/office/drawing/2016/5/11/chartex" xmlns:cx6="http://schemas.microsoft.com/office/drawing/2016/5/12/chartex" xmlns:cx7="http://schemas.microsoft.com/office/drawing/2016/5/13/chartex" xmlns:cx8="http://schemas.microsoft.com/office/drawing/2016/5/14/chartex" xmlns:mc="http://schemas.openxmlformats.org/markup-compatibility/2006" xmlns:m="http://schemas.openxmlformats.org/officeDocument/2006/math" xmlns:aink="http://schemas.microsoft.com/office/drawing/2016/ink" xmlns:am3d="http://schemas.microsoft.com/office/drawing/2017/model3d" xmlns:oel="http://schemas.microsoft.com/office/2019/extlst" xmlns:r="http://schemas.openxmlformats.org/officeDocument/2006/relationships" xmlns:wp14="http://schemas.microsoft.com/office/word/2010/wordprocessingDrawing" xmlns:wp="http://schemas.openxmlformats.org/drawingml/2006/wordprocessingDrawing" xmlns:wpg="http://schemas.microsoft.com/office/word/2010/wordprocessingGroup" xmlns:wpi="http://schemas.microsoft.com/office/word/2010/wordprocessingInk" xmlns:wps="http://schemas.microsoft.com/office/word/2010/wordprocessingShape" xmlns:o="urn:schemas-microsoft-com:office:office" xmlns:v="urn:schemas-microsoft-com:vml" xmlns:w10="urn:schemas-microsoft-com:office:word" xmlns:w="http://schemas.openxmlformats.org/wordprocessingml/2006/main" xmlns:w14="http://schemas.microsoft.com/office/word/2010/wordml" xmlns:w15="http://schemas.microsoft.com/office/word/2012/wordml" xmlns:w16cei="http://schemas.microsoft.com/office/word/2026/wordml/cei" xmlns:w16cex="http://schemas.microsoft.com/office/word/2018/wordml/cex" xmlns:w16cid="http://schemas.microsoft.com/office/word/2016/wordml/cid" xmlns:w16="http://schemas.microsoft.com/office/word/2018/wordml" xmlns:w16sdtdh="http://schemas.microsoft.com/office/word/2020/wordml/sdtdatahash" xmlns:w16sdtfl="http://schemas.microsoft.com/office/word/2024/wordml/sdtformatlock" xmlns:w16se="http://schemas.microsoft.com/office/word/2015/wordml/symex" xmlns:w16du="http://schemas.microsoft.com/office/word/2023/wordml/word16du" xmlns:wne="http://schemas.microsoft.com/office/word/2006/wordml" mc:Ignorable="w14 w15 w16se w16cid w16 w16cex w16sdtdh w16sdtfl w16du wp14">
+<w:hdr xmlns:wpc="http://schemas.microsoft.com/office/word/2010/wordprocessingCanvas" xmlns:cx="http://schemas.microsoft.com/office/drawing/2014/chartex" xmlns:cx1="http://schemas.microsoft.com/office/drawing/2015/9/8/chartex" xmlns:cx2="http://schemas.microsoft.com/office/drawing/2015/10/21/chartex" xmlns:cx3="http://schemas.microsoft.com/office/drawing/2016/5/9/chartex" xmlns:cx4="http://schemas.microsoft.com/office/drawing/2016/5/10/chartex" xmlns:cx5="http://schemas.microsoft.com/office/drawing/2016/5/11/chartex" xmlns:cx6="http://schemas.microsoft.com/office/drawing/2016/5/12/chartex" xmlns:cx7="http://schemas.microsoft.com/office/drawing/2016/5/13/chartex" xmlns:cx8="http://schemas.microsoft.com/office/drawing/2016/5/14/chartex" xmlns:mc="http://schemas.openxmlformats.org/markup-compatibility/2006" xmlns:aink="http://schemas.microsoft.com/office/drawing/2016/ink" xmlns:am3d="http://schemas.microsoft.com/office/drawing/2017/model3d" xmlns:o="urn:schemas-microsoft-com:office:office" xmlns:oel="http://schemas.microsoft.com/office/2019/extlst" xmlns:r="http://schemas.openxmlformats.org/officeDocument/2006/relationships" xmlns:m="http://schemas.openxmlformats.org/officeDocument/2006/math" xmlns:v="urn:schemas-microsoft-com:vml" xmlns:wp14="http://schemas.microsoft.com/office/word/2010/wordprocessingDrawing" xmlns:wp="http://schemas.openxmlformats.org/drawingml/2006/wordprocessingDrawing" xmlns:w10="urn:schemas-microsoft-com:office:word" xmlns:w="http://schemas.openxmlformats.org/wordprocessingml/2006/main" xmlns:w14="http://schemas.microsoft.com/office/word/2010/wordml" xmlns:w15="http://schemas.microsoft.com/office/word/2012/wordml" xmlns:w16cei="http://schemas.microsoft.com/office/word/2026/wordml/cei" xmlns:w16cex="http://schemas.microsoft.com/office/word/2018/wordml/cex" xmlns:w16cid="http://schemas.microsoft.com/office/word/2016/wordml/cid" xmlns:w16="http://schemas.microsoft.com/office/word/2018/wordml" xmlns:w16du="http://schemas.microsoft.com/office/word/2023/wordml/word16du" xmlns:w16sdtdh="http://schemas.microsoft.com/office/word/2020/wordml/sdtdatahash" xmlns:w16sdtfl="http://schemas.microsoft.com/office/word/2024/wordml/sdtformatlock" xmlns:w16se="http://schemas.microsoft.com/office/word/2015/wordml/symex" xmlns:wpg="http://schemas.microsoft.com/office/word/2010/wordprocessingGroup" xmlns:wpi="http://schemas.microsoft.com/office/word/2010/wordprocessingInk" xmlns:wne="http://schemas.microsoft.com/office/word/2006/wordml" xmlns:wps="http://schemas.microsoft.com/office/word/2010/wordprocessingShape" mc:Ignorable="w14 w15 w16se w16cid w16 w16cex w16sdtdh w16sdtfl w16du wp14">
   <w:p>
     <w:pPr>
       <w:pStyle w:val="Header"/>
@@ -6502,7 +6524,7 @@
 </file>
 
 <file path=word/header3.xml><?xml version="1.0" encoding="utf-8"?>
-<w:hdr xmlns:wpc="http://schemas.microsoft.com/office/word/2010/wordprocessingCanvas" xmlns:cx="http://schemas.microsoft.com/office/drawing/2014/chartex" xmlns:cx1="http://schemas.microsoft.com/office/drawing/2015/9/8/chartex" xmlns:cx2="http://schemas.microsoft.com/office/drawing/2015/10/21/chartex" xmlns:cx3="http://schemas.microsoft.com/office/drawing/2016/5/9/chartex" xmlns:cx4="http://schemas.microsoft.com/office/drawing/2016/5/10/chartex" xmlns:cx5="http://schemas.microsoft.com/office/drawing/2016/5/11/chartex" xmlns:cx6="http://schemas.microsoft.com/office/drawing/2016/5/12/chartex" xmlns:cx7="http://schemas.microsoft.com/office/drawing/2016/5/13/chartex" xmlns:cx8="http://schemas.microsoft.com/office/drawing/2016/5/14/chartex" xmlns:mc="http://schemas.openxmlformats.org/markup-compatibility/2006" xmlns:m="http://schemas.openxmlformats.org/officeDocument/2006/math" xmlns:aink="http://schemas.microsoft.com/office/drawing/2016/ink" xmlns:am3d="http://schemas.microsoft.com/office/drawing/2017/model3d" xmlns:oel="http://schemas.microsoft.com/office/2019/extlst" xmlns:r="http://schemas.openxmlformats.org/officeDocument/2006/relationships" xmlns:wp14="http://schemas.microsoft.com/office/word/2010/wordprocessingDrawing" xmlns:wp="http://schemas.openxmlformats.org/drawingml/2006/wordprocessingDrawing" xmlns:wpg="http://schemas.microsoft.com/office/word/2010/wordprocessingGroup" xmlns:wpi="http://schemas.microsoft.com/office/word/2010/wordprocessingInk" xmlns:wps="http://schemas.microsoft.com/office/word/2010/wordprocessingShape" xmlns:o="urn:schemas-microsoft-com:office:office" xmlns:v="urn:schemas-microsoft-com:vml" xmlns:w10="urn:schemas-microsoft-com:office:word" xmlns:w="http://schemas.openxmlformats.org/wordprocessingml/2006/main" xmlns:w14="http://schemas.microsoft.com/office/word/2010/wordml" xmlns:w15="http://schemas.microsoft.com/office/word/2012/wordml" xmlns:w16cei="http://schemas.microsoft.com/office/word/2026/wordml/cei" xmlns:w16cex="http://schemas.microsoft.com/office/word/2018/wordml/cex" xmlns:w16cid="http://schemas.microsoft.com/office/word/2016/wordml/cid" xmlns:w16="http://schemas.microsoft.com/office/word/2018/wordml" xmlns:w16sdtdh="http://schemas.microsoft.com/office/word/2020/wordml/sdtdatahash" xmlns:w16sdtfl="http://schemas.microsoft.com/office/word/2024/wordml/sdtformatlock" xmlns:w16se="http://schemas.microsoft.com/office/word/2015/wordml/symex" xmlns:w16du="http://schemas.microsoft.com/office/word/2023/wordml/word16du" xmlns:wne="http://schemas.microsoft.com/office/word/2006/wordml" mc:Ignorable="w14 w15 w16se w16cid w16 w16cex w16sdtdh w16sdtfl w16du wp14">
+<w:hdr xmlns:wpc="http://schemas.microsoft.com/office/word/2010/wordprocessingCanvas" xmlns:cx="http://schemas.microsoft.com/office/drawing/2014/chartex" xmlns:cx1="http://schemas.microsoft.com/office/drawing/2015/9/8/chartex" xmlns:cx2="http://schemas.microsoft.com/office/drawing/2015/10/21/chartex" xmlns:cx3="http://schemas.microsoft.com/office/drawing/2016/5/9/chartex" xmlns:cx4="http://schemas.microsoft.com/office/drawing/2016/5/10/chartex" xmlns:cx5="http://schemas.microsoft.com/office/drawing/2016/5/11/chartex" xmlns:cx6="http://schemas.microsoft.com/office/drawing/2016/5/12/chartex" xmlns:cx7="http://schemas.microsoft.com/office/drawing/2016/5/13/chartex" xmlns:cx8="http://schemas.microsoft.com/office/drawing/2016/5/14/chartex" xmlns:mc="http://schemas.openxmlformats.org/markup-compatibility/2006" xmlns:aink="http://schemas.microsoft.com/office/drawing/2016/ink" xmlns:am3d="http://schemas.microsoft.com/office/drawing/2017/model3d" xmlns:o="urn:schemas-microsoft-com:office:office" xmlns:oel="http://schemas.microsoft.com/office/2019/extlst" xmlns:r="http://schemas.openxmlformats.org/officeDocument/2006/relationships" xmlns:m="http://schemas.openxmlformats.org/officeDocument/2006/math" xmlns:v="urn:schemas-microsoft-com:vml" xmlns:wp14="http://schemas.microsoft.com/office/word/2010/wordprocessingDrawing" xmlns:wp="http://schemas.openxmlformats.org/drawingml/2006/wordprocessingDrawing" xmlns:w10="urn:schemas-microsoft-com:office:word" xmlns:w="http://schemas.openxmlformats.org/wordprocessingml/2006/main" xmlns:w14="http://schemas.microsoft.com/office/word/2010/wordml" xmlns:w15="http://schemas.microsoft.com/office/word/2012/wordml" xmlns:w16cei="http://schemas.microsoft.com/office/word/2026/wordml/cei" xmlns:w16cex="http://schemas.microsoft.com/office/word/2018/wordml/cex" xmlns:w16cid="http://schemas.microsoft.com/office/word/2016/wordml/cid" xmlns:w16="http://schemas.microsoft.com/office/word/2018/wordml" xmlns:w16du="http://schemas.microsoft.com/office/word/2023/wordml/word16du" xmlns:w16sdtdh="http://schemas.microsoft.com/office/word/2020/wordml/sdtdatahash" xmlns:w16sdtfl="http://schemas.microsoft.com/office/word/2024/wordml/sdtformatlock" xmlns:w16se="http://schemas.microsoft.com/office/word/2015/wordml/symex" xmlns:wpg="http://schemas.microsoft.com/office/word/2010/wordprocessingGroup" xmlns:wpi="http://schemas.microsoft.com/office/word/2010/wordprocessingInk" xmlns:wne="http://schemas.microsoft.com/office/word/2006/wordml" xmlns:wps="http://schemas.microsoft.com/office/word/2010/wordprocessingShape" mc:Ignorable="w14 w15 w16se w16cid w16 w16cex w16sdtdh w16sdtfl w16du wp14">
   <w:p>
     <w:pPr>
       <w:pStyle w:val="Header"/>
@@ -6512,7 +6534,7 @@
 </file>
 
 <file path=word/numbering.xml><?xml version="1.0" encoding="utf-8"?>
-<w:numbering xmlns:wpc="http://schemas.microsoft.com/office/word/2010/wordprocessingCanvas" xmlns:cx="http://schemas.microsoft.com/office/drawing/2014/chartex" xmlns:cx1="http://schemas.microsoft.com/office/drawing/2015/9/8/chartex" xmlns:cx2="http://schemas.microsoft.com/office/drawing/2015/10/21/chartex" xmlns:cx3="http://schemas.microsoft.com/office/drawing/2016/5/9/chartex" xmlns:cx4="http://schemas.microsoft.com/office/drawing/2016/5/10/chartex" xmlns:cx5="http://schemas.microsoft.com/office/drawing/2016/5/11/chartex" xmlns:cx6="http://schemas.microsoft.com/office/drawing/2016/5/12/chartex" xmlns:cx7="http://schemas.microsoft.com/office/drawing/2016/5/13/chartex" xmlns:cx8="http://schemas.microsoft.com/office/drawing/2016/5/14/chartex" xmlns:mc="http://schemas.openxmlformats.org/markup-compatibility/2006" xmlns:m="http://schemas.openxmlformats.org/officeDocument/2006/math" xmlns:aink="http://schemas.microsoft.com/office/drawing/2016/ink" xmlns:am3d="http://schemas.microsoft.com/office/drawing/2017/model3d" xmlns:oel="http://schemas.microsoft.com/office/2019/extlst" xmlns:r="http://schemas.openxmlformats.org/officeDocument/2006/relationships" xmlns:wp14="http://schemas.microsoft.com/office/word/2010/wordprocessingDrawing" xmlns:wp="http://schemas.openxmlformats.org/drawingml/2006/wordprocessingDrawing" xmlns:wpg="http://schemas.microsoft.com/office/word/2010/wordprocessingGroup" xmlns:wpi="http://schemas.microsoft.com/office/word/2010/wordprocessingInk" xmlns:wps="http://schemas.microsoft.com/office/word/2010/wordprocessingShape" xmlns:o="urn:schemas-microsoft-com:office:office" xmlns:v="urn:schemas-microsoft-com:vml" xmlns:w10="urn:schemas-microsoft-com:office:word" xmlns:w="http://schemas.openxmlformats.org/wordprocessingml/2006/main" xmlns:w14="http://schemas.microsoft.com/office/word/2010/wordml" xmlns:w15="http://schemas.microsoft.com/office/word/2012/wordml" xmlns:w16cei="http://schemas.microsoft.com/office/word/2026/wordml/cei" xmlns:w16cex="http://schemas.microsoft.com/office/word/2018/wordml/cex" xmlns:w16cid="http://schemas.microsoft.com/office/word/2016/wordml/cid" xmlns:w16="http://schemas.microsoft.com/office/word/2018/wordml" xmlns:w16sdtdh="http://schemas.microsoft.com/office/word/2020/wordml/sdtdatahash" xmlns:w16sdtfl="http://schemas.microsoft.com/office/word/2024/wordml/sdtformatlock" xmlns:w16se="http://schemas.microsoft.com/office/word/2015/wordml/symex" xmlns:w16du="http://schemas.microsoft.com/office/word/2023/wordml/word16du" xmlns:wne="http://schemas.microsoft.com/office/word/2006/wordml" mc:Ignorable="w14 w15 w16se w16cid w16 w16cex w16sdtdh w16sdtfl w16du wp14">
+<w:numbering xmlns:wpc="http://schemas.microsoft.com/office/word/2010/wordprocessingCanvas" xmlns:cx="http://schemas.microsoft.com/office/drawing/2014/chartex" xmlns:cx1="http://schemas.microsoft.com/office/drawing/2015/9/8/chartex" xmlns:cx2="http://schemas.microsoft.com/office/drawing/2015/10/21/chartex" xmlns:cx3="http://schemas.microsoft.com/office/drawing/2016/5/9/chartex" xmlns:cx4="http://schemas.microsoft.com/office/drawing/2016/5/10/chartex" xmlns:cx5="http://schemas.microsoft.com/office/drawing/2016/5/11/chartex" xmlns:cx6="http://schemas.microsoft.com/office/drawing/2016/5/12/chartex" xmlns:cx7="http://schemas.microsoft.com/office/drawing/2016/5/13/chartex" xmlns:cx8="http://schemas.microsoft.com/office/drawing/2016/5/14/chartex" xmlns:mc="http://schemas.openxmlformats.org/markup-compatibility/2006" xmlns:aink="http://schemas.microsoft.com/office/drawing/2016/ink" xmlns:am3d="http://schemas.microsoft.com/office/drawing/2017/model3d" xmlns:o="urn:schemas-microsoft-com:office:office" xmlns:oel="http://schemas.microsoft.com/office/2019/extlst" xmlns:r="http://schemas.openxmlformats.org/officeDocument/2006/relationships" xmlns:m="http://schemas.openxmlformats.org/officeDocument/2006/math" xmlns:v="urn:schemas-microsoft-com:vml" xmlns:wp14="http://schemas.microsoft.com/office/word/2010/wordprocessingDrawing" xmlns:wp="http://schemas.openxmlformats.org/drawingml/2006/wordprocessingDrawing" xmlns:w10="urn:schemas-microsoft-com:office:word" xmlns:w="http://schemas.openxmlformats.org/wordprocessingml/2006/main" xmlns:w14="http://schemas.microsoft.com/office/word/2010/wordml" xmlns:w15="http://schemas.microsoft.com/office/word/2012/wordml" xmlns:w16cei="http://schemas.microsoft.com/office/word/2026/wordml/cei" xmlns:w16cex="http://schemas.microsoft.com/office/word/2018/wordml/cex" xmlns:w16cid="http://schemas.microsoft.com/office/word/2016/wordml/cid" xmlns:w16="http://schemas.microsoft.com/office/word/2018/wordml" xmlns:w16du="http://schemas.microsoft.com/office/word/2023/wordml/word16du" xmlns:w16sdtdh="http://schemas.microsoft.com/office/word/2020/wordml/sdtdatahash" xmlns:w16sdtfl="http://schemas.microsoft.com/office/word/2024/wordml/sdtformatlock" xmlns:w16se="http://schemas.microsoft.com/office/word/2015/wordml/symex" xmlns:wpg="http://schemas.microsoft.com/office/word/2010/wordprocessingGroup" xmlns:wpi="http://schemas.microsoft.com/office/word/2010/wordprocessingInk" xmlns:wne="http://schemas.microsoft.com/office/word/2006/wordml" xmlns:wps="http://schemas.microsoft.com/office/word/2010/wordprocessingShape" mc:Ignorable="w14 w15 w16se w16cid w16 w16cex w16sdtdh w16sdtfl w16du wp14">
   <w:abstractNum w:abstractNumId="0" w15:restartNumberingAfterBreak="0">
     <w:nsid w:val="FFFFFF7C"/>
     <w:multiLevelType w:val="singleLevel"/>
@@ -6599,7 +6621,7 @@
         <w:ind w:left="1440" w:hanging="360"/>
       </w:pPr>
       <w:rPr>
-        <w:rFonts w:ascii="Symbol" w:hAnsi="Symbol" w:hint="default"/>
+        <w:rFonts w:hint="default" w:ascii="Symbol" w:hAnsi="Symbol"/>
       </w:rPr>
     </w:lvl>
   </w:abstractNum>
@@ -6620,7 +6642,7 @@
         <w:ind w:left="1080" w:hanging="360"/>
       </w:pPr>
       <w:rPr>
-        <w:rFonts w:ascii="Symbol" w:hAnsi="Symbol" w:hint="default"/>
+        <w:rFonts w:hint="default" w:ascii="Symbol" w:hAnsi="Symbol"/>
       </w:rPr>
     </w:lvl>
   </w:abstractNum>
@@ -6641,7 +6663,7 @@
         <w:ind w:left="720" w:hanging="360"/>
       </w:pPr>
       <w:rPr>
-        <w:rFonts w:ascii="Symbol" w:hAnsi="Symbol" w:hint="default"/>
+        <w:rFonts w:hint="default" w:ascii="Symbol" w:hAnsi="Symbol"/>
       </w:rPr>
     </w:lvl>
   </w:abstractNum>
@@ -6680,7 +6702,7 @@
         <w:ind w:left="360" w:hanging="360"/>
       </w:pPr>
       <w:rPr>
-        <w:rFonts w:ascii="Symbol" w:hAnsi="Symbol" w:hint="default"/>
+        <w:rFonts w:hint="default" w:ascii="Symbol" w:hAnsi="Symbol"/>
       </w:rPr>
     </w:lvl>
   </w:abstractNum>
@@ -6869,7 +6891,7 @@
         <w:ind w:left="888" w:hanging="311"/>
       </w:pPr>
       <w:rPr>
-        <w:rFonts w:ascii="BC Sans" w:eastAsia="BC Sans" w:hAnsi="BC Sans" w:cs="BC Sans" w:hint="default"/>
+        <w:rFonts w:hint="default" w:ascii="BC Sans" w:hAnsi="BC Sans" w:eastAsia="BC Sans" w:cs="BC Sans"/>
         <w:b/>
         <w:bCs/>
         <w:i w:val="0"/>
@@ -6891,7 +6913,7 @@
         <w:ind w:left="1278" w:hanging="248"/>
       </w:pPr>
       <w:rPr>
-        <w:rFonts w:ascii="BC Sans" w:eastAsia="BC Sans" w:hAnsi="BC Sans" w:cs="BC Sans" w:hint="default"/>
+        <w:rFonts w:hint="default" w:ascii="BC Sans" w:hAnsi="BC Sans" w:eastAsia="BC Sans" w:cs="BC Sans"/>
         <w:b w:val="0"/>
         <w:bCs w:val="0"/>
         <w:i w:val="0"/>
@@ -7029,11 +7051,11 @@
 </file>
 
 <file path=word/styles.xml><?xml version="1.0" encoding="utf-8"?>
-<w:styles xmlns:mc="http://schemas.openxmlformats.org/markup-compatibility/2006" xmlns:r="http://schemas.openxmlformats.org/officeDocument/2006/relationships" xmlns:w="http://schemas.openxmlformats.org/wordprocessingml/2006/main" xmlns:w14="http://schemas.microsoft.com/office/word/2010/wordml" xmlns:w15="http://schemas.microsoft.com/office/word/2012/wordml" xmlns:w16cex="http://schemas.microsoft.com/office/word/2018/wordml/cex" xmlns:w16cid="http://schemas.microsoft.com/office/word/2016/wordml/cid" xmlns:w16="http://schemas.microsoft.com/office/word/2018/wordml" xmlns:w16sdtdh="http://schemas.microsoft.com/office/word/2020/wordml/sdtdatahash" xmlns:w16sdtfl="http://schemas.microsoft.com/office/word/2024/wordml/sdtformatlock" xmlns:w16se="http://schemas.microsoft.com/office/word/2015/wordml/symex" xmlns:w16du="http://schemas.microsoft.com/office/word/2023/wordml/word16du" mc:Ignorable="w14 w15 w16se w16cid w16 w16cex w16sdtdh w16sdtfl w16du">
+<w:styles xmlns:mc="http://schemas.openxmlformats.org/markup-compatibility/2006" xmlns:r="http://schemas.openxmlformats.org/officeDocument/2006/relationships" xmlns:w="http://schemas.openxmlformats.org/wordprocessingml/2006/main" xmlns:w14="http://schemas.microsoft.com/office/word/2010/wordml" xmlns:w15="http://schemas.microsoft.com/office/word/2012/wordml" xmlns:w16cex="http://schemas.microsoft.com/office/word/2018/wordml/cex" xmlns:w16cid="http://schemas.microsoft.com/office/word/2016/wordml/cid" xmlns:w16="http://schemas.microsoft.com/office/word/2018/wordml" xmlns:w16du="http://schemas.microsoft.com/office/word/2023/wordml/word16du" xmlns:w16sdtdh="http://schemas.microsoft.com/office/word/2020/wordml/sdtdatahash" xmlns:w16sdtfl="http://schemas.microsoft.com/office/word/2024/wordml/sdtformatlock" xmlns:w16se="http://schemas.microsoft.com/office/word/2015/wordml/symex" mc:Ignorable="w14 w15 w16se w16cid w16 w16cex w16sdtdh w16sdtfl w16du">
   <w:docDefaults>
     <w:rPrDefault>
       <w:rPr>
-        <w:rFonts w:asciiTheme="minorHAnsi" w:eastAsiaTheme="minorEastAsia" w:hAnsiTheme="minorHAnsi" w:cstheme="minorBidi"/>
+        <w:rFonts w:asciiTheme="minorHAnsi" w:hAnsiTheme="minorHAnsi" w:eastAsiaTheme="minorEastAsia" w:cstheme="minorBidi"/>
         <w:sz w:val="22"/>
         <w:szCs w:val="22"/>
         <w:lang w:val="en-US" w:eastAsia="en-US" w:bidi="ar-SA"/>
@@ -7048,14 +7070,14 @@
   <w:latentStyles w:defLockedState="0" w:defUIPriority="99" w:defSemiHidden="0" w:defUnhideWhenUsed="0" w:defQFormat="0" w:count="376">
     <w:lsdException w:name="Normal" w:uiPriority="0" w:qFormat="1"/>
     <w:lsdException w:name="heading 1" w:uiPriority="9" w:qFormat="1"/>
-    <w:lsdException w:name="heading 2" w:semiHidden="1" w:uiPriority="9" w:unhideWhenUsed="1" w:qFormat="1"/>
-    <w:lsdException w:name="heading 3" w:semiHidden="1" w:uiPriority="9" w:unhideWhenUsed="1" w:qFormat="1"/>
-    <w:lsdException w:name="heading 4" w:semiHidden="1" w:uiPriority="9" w:unhideWhenUsed="1" w:qFormat="1"/>
-    <w:lsdException w:name="heading 5" w:semiHidden="1" w:uiPriority="9" w:unhideWhenUsed="1" w:qFormat="1"/>
-    <w:lsdException w:name="heading 6" w:semiHidden="1" w:uiPriority="9" w:unhideWhenUsed="1" w:qFormat="1"/>
-    <w:lsdException w:name="heading 7" w:semiHidden="1" w:uiPriority="9" w:unhideWhenUsed="1" w:qFormat="1"/>
-    <w:lsdException w:name="heading 8" w:semiHidden="1" w:uiPriority="9" w:unhideWhenUsed="1" w:qFormat="1"/>
-    <w:lsdException w:name="heading 9" w:semiHidden="1" w:uiPriority="9" w:unhideWhenUsed="1" w:qFormat="1"/>
+    <w:lsdException w:name="heading 2" w:uiPriority="9" w:semiHidden="1" w:unhideWhenUsed="1" w:qFormat="1"/>
+    <w:lsdException w:name="heading 3" w:uiPriority="9" w:semiHidden="1" w:unhideWhenUsed="1" w:qFormat="1"/>
+    <w:lsdException w:name="heading 4" w:uiPriority="9" w:semiHidden="1" w:unhideWhenUsed="1" w:qFormat="1"/>
+    <w:lsdException w:name="heading 5" w:uiPriority="9" w:semiHidden="1" w:unhideWhenUsed="1" w:qFormat="1"/>
+    <w:lsdException w:name="heading 6" w:uiPriority="9" w:semiHidden="1" w:unhideWhenUsed="1" w:qFormat="1"/>
+    <w:lsdException w:name="heading 7" w:uiPriority="9" w:semiHidden="1" w:unhideWhenUsed="1" w:qFormat="1"/>
+    <w:lsdException w:name="heading 8" w:uiPriority="9" w:semiHidden="1" w:unhideWhenUsed="1" w:qFormat="1"/>
+    <w:lsdException w:name="heading 9" w:uiPriority="9" w:semiHidden="1" w:unhideWhenUsed="1" w:qFormat="1"/>
     <w:lsdException w:name="index 1" w:semiHidden="1" w:unhideWhenUsed="1"/>
     <w:lsdException w:name="index 2" w:semiHidden="1" w:unhideWhenUsed="1"/>
     <w:lsdException w:name="index 3" w:semiHidden="1" w:unhideWhenUsed="1"/>
@@ -7065,22 +7087,22 @@
     <w:lsdException w:name="index 7" w:semiHidden="1" w:unhideWhenUsed="1"/>
     <w:lsdException w:name="index 8" w:semiHidden="1" w:unhideWhenUsed="1"/>
     <w:lsdException w:name="index 9" w:semiHidden="1" w:unhideWhenUsed="1"/>
-    <w:lsdException w:name="toc 1" w:semiHidden="1" w:uiPriority="39" w:unhideWhenUsed="1"/>
-    <w:lsdException w:name="toc 2" w:semiHidden="1" w:uiPriority="39" w:unhideWhenUsed="1"/>
-    <w:lsdException w:name="toc 3" w:semiHidden="1" w:uiPriority="39" w:unhideWhenUsed="1"/>
-    <w:lsdException w:name="toc 4" w:semiHidden="1" w:uiPriority="39" w:unhideWhenUsed="1"/>
-    <w:lsdException w:name="toc 5" w:semiHidden="1" w:uiPriority="39" w:unhideWhenUsed="1"/>
-    <w:lsdException w:name="toc 6" w:semiHidden="1" w:uiPriority="39" w:unhideWhenUsed="1"/>
-    <w:lsdException w:name="toc 7" w:semiHidden="1" w:uiPriority="39" w:unhideWhenUsed="1"/>
-    <w:lsdException w:name="toc 8" w:semiHidden="1" w:uiPriority="39" w:unhideWhenUsed="1"/>
-    <w:lsdException w:name="toc 9" w:semiHidden="1" w:uiPriority="39" w:unhideWhenUsed="1"/>
+    <w:lsdException w:name="toc 1" w:uiPriority="39" w:semiHidden="1" w:unhideWhenUsed="1"/>
+    <w:lsdException w:name="toc 2" w:uiPriority="39" w:semiHidden="1" w:unhideWhenUsed="1"/>
+    <w:lsdException w:name="toc 3" w:uiPriority="39" w:semiHidden="1" w:unhideWhenUsed="1"/>
+    <w:lsdException w:name="toc 4" w:uiPriority="39" w:semiHidden="1" w:unhideWhenUsed="1"/>
+    <w:lsdException w:name="toc 5" w:uiPriority="39" w:semiHidden="1" w:unhideWhenUsed="1"/>
+    <w:lsdException w:name="toc 6" w:uiPriority="39" w:semiHidden="1" w:unhideWhenUsed="1"/>
+    <w:lsdException w:name="toc 7" w:uiPriority="39" w:semiHidden="1" w:unhideWhenUsed="1"/>
+    <w:lsdException w:name="toc 8" w:uiPriority="39" w:semiHidden="1" w:unhideWhenUsed="1"/>
+    <w:lsdException w:name="toc 9" w:uiPriority="39" w:semiHidden="1" w:unhideWhenUsed="1"/>
     <w:lsdException w:name="Normal Indent" w:semiHidden="1" w:unhideWhenUsed="1"/>
     <w:lsdException w:name="footnote text" w:semiHidden="1" w:unhideWhenUsed="1"/>
     <w:lsdException w:name="annotation text" w:semiHidden="1" w:unhideWhenUsed="1"/>
     <w:lsdException w:name="header" w:semiHidden="1" w:unhideWhenUsed="1"/>
     <w:lsdException w:name="footer" w:semiHidden="1" w:unhideWhenUsed="1"/>
     <w:lsdException w:name="index heading" w:semiHidden="1" w:unhideWhenUsed="1"/>
-    <w:lsdException w:name="caption" w:semiHidden="1" w:uiPriority="35" w:unhideWhenUsed="1" w:qFormat="1"/>
+    <w:lsdException w:name="caption" w:uiPriority="35" w:semiHidden="1" w:unhideWhenUsed="1" w:qFormat="1"/>
     <w:lsdException w:name="table of figures" w:semiHidden="1" w:unhideWhenUsed="1"/>
     <w:lsdException w:name="envelope address" w:semiHidden="1" w:unhideWhenUsed="1"/>
     <w:lsdException w:name="envelope return" w:semiHidden="1" w:unhideWhenUsed="1"/>
@@ -7111,7 +7133,7 @@
     <w:lsdException w:name="Title" w:uiPriority="10" w:qFormat="1"/>
     <w:lsdException w:name="Closing" w:semiHidden="1" w:unhideWhenUsed="1"/>
     <w:lsdException w:name="Signature" w:semiHidden="1" w:unhideWhenUsed="1"/>
-    <w:lsdException w:name="Default Paragraph Font" w:semiHidden="1" w:uiPriority="1" w:unhideWhenUsed="1"/>
+    <w:lsdException w:name="Default Paragraph Font" w:uiPriority="1" w:semiHidden="1" w:unhideWhenUsed="1"/>
     <w:lsdException w:name="Body Text" w:semiHidden="1" w:unhideWhenUsed="1"/>
     <w:lsdException w:name="Body Text Indent" w:semiHidden="1" w:unhideWhenUsed="1"/>
     <w:lsdException w:name="List Continue" w:semiHidden="1" w:unhideWhenUsed="1"/>
@@ -7311,8 +7333,8 @@
     <w:lsdException w:name="Subtle Reference" w:uiPriority="31" w:qFormat="1"/>
     <w:lsdException w:name="Intense Reference" w:uiPriority="32" w:qFormat="1"/>
     <w:lsdException w:name="Book Title" w:uiPriority="33" w:qFormat="1"/>
-    <w:lsdException w:name="Bibliography" w:semiHidden="1" w:uiPriority="37" w:unhideWhenUsed="1"/>
-    <w:lsdException w:name="TOC Heading" w:semiHidden="1" w:uiPriority="39" w:unhideWhenUsed="1" w:qFormat="1"/>
+    <w:lsdException w:name="Bibliography" w:uiPriority="37" w:semiHidden="1" w:unhideWhenUsed="1"/>
+    <w:lsdException w:name="TOC Heading" w:uiPriority="39" w:semiHidden="1" w:unhideWhenUsed="1" w:qFormat="1"/>
     <w:lsdException w:name="Grid Table 4" w:uiPriority="49"/>
     <w:lsdException w:name="Grid Table 5 Dark" w:uiPriority="50"/>
     <w:lsdException w:name="Grid Table 6 Colorful" w:uiPriority="51"/>
@@ -7414,7 +7436,7 @@
     <w:lsdException w:name="Unresolved Mention" w:semiHidden="1" w:unhideWhenUsed="1"/>
     <w:lsdException w:name="Smart Link" w:semiHidden="1" w:unhideWhenUsed="1"/>
   </w:latentStyles>
-  <w:style w:type="paragraph" w:default="1" w:styleId="Normal">
+  <w:style w:type="paragraph" w:styleId="Normal" w:default="1">
     <w:name w:val="Normal"/>
     <w:qFormat/>
     <w:rsid w:val="00FC693F"/>
@@ -7438,7 +7460,7 @@
       <w:outlineLvl w:val="0"/>
     </w:pPr>
     <w:rPr>
-      <w:rFonts w:asciiTheme="majorHAnsi" w:eastAsiaTheme="majorEastAsia" w:hAnsiTheme="majorHAnsi" w:cstheme="majorBidi"/>
+      <w:rFonts w:asciiTheme="majorHAnsi" w:hAnsiTheme="majorHAnsi" w:eastAsiaTheme="majorEastAsia" w:cstheme="majorBidi"/>
       <w:b/>
       <w:bCs/>
       <w:color w:val="365F91" w:themeColor="accent1" w:themeShade="BF"/>
@@ -7462,7 +7484,7 @@
       <w:outlineLvl w:val="1"/>
     </w:pPr>
     <w:rPr>
-      <w:rFonts w:asciiTheme="majorHAnsi" w:eastAsiaTheme="majorEastAsia" w:hAnsiTheme="majorHAnsi" w:cstheme="majorBidi"/>
+      <w:rFonts w:asciiTheme="majorHAnsi" w:hAnsiTheme="majorHAnsi" w:eastAsiaTheme="majorEastAsia" w:cstheme="majorBidi"/>
       <w:b/>
       <w:bCs/>
       <w:color w:val="4F81BD" w:themeColor="accent1"/>
@@ -7486,7 +7508,7 @@
       <w:outlineLvl w:val="2"/>
     </w:pPr>
     <w:rPr>
-      <w:rFonts w:asciiTheme="majorHAnsi" w:eastAsiaTheme="majorEastAsia" w:hAnsiTheme="majorHAnsi" w:cstheme="majorBidi"/>
+      <w:rFonts w:asciiTheme="majorHAnsi" w:hAnsiTheme="majorHAnsi" w:eastAsiaTheme="majorEastAsia" w:cstheme="majorBidi"/>
       <w:b/>
       <w:bCs/>
       <w:color w:val="4F81BD" w:themeColor="accent1"/>
@@ -7509,7 +7531,7 @@
       <w:outlineLvl w:val="3"/>
     </w:pPr>
     <w:rPr>
-      <w:rFonts w:asciiTheme="majorHAnsi" w:eastAsiaTheme="majorEastAsia" w:hAnsiTheme="majorHAnsi" w:cstheme="majorBidi"/>
+      <w:rFonts w:asciiTheme="majorHAnsi" w:hAnsiTheme="majorHAnsi" w:eastAsiaTheme="majorEastAsia" w:cstheme="majorBidi"/>
       <w:b/>
       <w:bCs/>
       <w:i/>
@@ -7534,7 +7556,7 @@
       <w:outlineLvl w:val="4"/>
     </w:pPr>
     <w:rPr>
-      <w:rFonts w:asciiTheme="majorHAnsi" w:eastAsiaTheme="majorEastAsia" w:hAnsiTheme="majorHAnsi" w:cstheme="majorBidi"/>
+      <w:rFonts w:asciiTheme="majorHAnsi" w:hAnsiTheme="majorHAnsi" w:eastAsiaTheme="majorEastAsia" w:cstheme="majorBidi"/>
       <w:color w:val="243F60" w:themeColor="accent1" w:themeShade="7F"/>
     </w:rPr>
   </w:style>
@@ -7555,7 +7577,7 @@
       <w:outlineLvl w:val="5"/>
     </w:pPr>
     <w:rPr>
-      <w:rFonts w:asciiTheme="majorHAnsi" w:eastAsiaTheme="majorEastAsia" w:hAnsiTheme="majorHAnsi" w:cstheme="majorBidi"/>
+      <w:rFonts w:asciiTheme="majorHAnsi" w:hAnsiTheme="majorHAnsi" w:eastAsiaTheme="majorEastAsia" w:cstheme="majorBidi"/>
       <w:i/>
       <w:iCs/>
       <w:color w:val="243F60" w:themeColor="accent1" w:themeShade="7F"/>
@@ -7578,7 +7600,7 @@
       <w:outlineLvl w:val="6"/>
     </w:pPr>
     <w:rPr>
-      <w:rFonts w:asciiTheme="majorHAnsi" w:eastAsiaTheme="majorEastAsia" w:hAnsiTheme="majorHAnsi" w:cstheme="majorBidi"/>
+      <w:rFonts w:asciiTheme="majorHAnsi" w:hAnsiTheme="majorHAnsi" w:eastAsiaTheme="majorEastAsia" w:cstheme="majorBidi"/>
       <w:i/>
       <w:iCs/>
       <w:color w:val="404040" w:themeColor="text1" w:themeTint="BF"/>
@@ -7601,7 +7623,7 @@
       <w:outlineLvl w:val="7"/>
     </w:pPr>
     <w:rPr>
-      <w:rFonts w:asciiTheme="majorHAnsi" w:eastAsiaTheme="majorEastAsia" w:hAnsiTheme="majorHAnsi" w:cstheme="majorBidi"/>
+      <w:rFonts w:asciiTheme="majorHAnsi" w:hAnsiTheme="majorHAnsi" w:eastAsiaTheme="majorEastAsia" w:cstheme="majorBidi"/>
       <w:color w:val="4F81BD" w:themeColor="accent1"/>
       <w:szCs w:val="20"/>
     </w:rPr>
@@ -7623,20 +7645,20 @@
       <w:outlineLvl w:val="8"/>
     </w:pPr>
     <w:rPr>
-      <w:rFonts w:asciiTheme="majorHAnsi" w:eastAsiaTheme="majorEastAsia" w:hAnsiTheme="majorHAnsi" w:cstheme="majorBidi"/>
+      <w:rFonts w:asciiTheme="majorHAnsi" w:hAnsiTheme="majorHAnsi" w:eastAsiaTheme="majorEastAsia" w:cstheme="majorBidi"/>
       <w:i/>
       <w:iCs/>
       <w:color w:val="404040" w:themeColor="text1" w:themeTint="BF"/>
       <w:szCs w:val="20"/>
     </w:rPr>
   </w:style>
-  <w:style w:type="character" w:default="1" w:styleId="DefaultParagraphFont">
+  <w:style w:type="character" w:styleId="DefaultParagraphFont" w:default="1">
     <w:name w:val="Default Paragraph Font"/>
     <w:uiPriority w:val="1"/>
     <w:semiHidden/>
     <w:unhideWhenUsed/>
   </w:style>
-  <w:style w:type="table" w:default="1" w:styleId="TableNormal">
+  <w:style w:type="table" w:styleId="TableNormal" w:default="1">
     <w:name w:val="Normal Table"/>
     <w:uiPriority w:val="99"/>
     <w:semiHidden/>
@@ -7651,7 +7673,7 @@
       </w:tblCellMar>
     </w:tblPr>
   </w:style>
-  <w:style w:type="numbering" w:default="1" w:styleId="NoList">
+  <w:style w:type="numbering" w:styleId="NoList" w:default="1">
     <w:name w:val="No List"/>
     <w:uiPriority w:val="99"/>
     <w:semiHidden/>
@@ -7672,7 +7694,7 @@
       <w:spacing w:after="0" w:line="240" w:lineRule="auto"/>
     </w:pPr>
   </w:style>
-  <w:style w:type="character" w:customStyle="1" w:styleId="HeaderChar">
+  <w:style w:type="character" w:styleId="HeaderChar" w:customStyle="1">
     <w:name w:val="Header Char"/>
     <w:basedOn w:val="DefaultParagraphFont"/>
     <w:link w:val="Header"/>
@@ -7694,7 +7716,7 @@
       <w:spacing w:after="0" w:line="240" w:lineRule="auto"/>
     </w:pPr>
   </w:style>
-  <w:style w:type="character" w:customStyle="1" w:styleId="FooterChar">
+  <w:style w:type="character" w:styleId="FooterChar" w:customStyle="1">
     <w:name w:val="Footer Char"/>
     <w:basedOn w:val="DefaultParagraphFont"/>
     <w:link w:val="Footer"/>
@@ -7710,14 +7732,14 @@
       <w:spacing w:after="0" w:line="240" w:lineRule="auto"/>
     </w:pPr>
   </w:style>
-  <w:style w:type="character" w:customStyle="1" w:styleId="Heading1Char">
+  <w:style w:type="character" w:styleId="Heading1Char" w:customStyle="1">
     <w:name w:val="Heading 1 Char"/>
     <w:basedOn w:val="DefaultParagraphFont"/>
     <w:link w:val="Heading1"/>
     <w:uiPriority w:val="9"/>
     <w:rsid w:val="00FC693F"/>
     <w:rPr>
-      <w:rFonts w:asciiTheme="majorHAnsi" w:eastAsiaTheme="majorEastAsia" w:hAnsiTheme="majorHAnsi" w:cstheme="majorBidi"/>
+      <w:rFonts w:asciiTheme="majorHAnsi" w:hAnsiTheme="majorHAnsi" w:eastAsiaTheme="majorEastAsia" w:cstheme="majorBidi"/>
       <w:b/>
       <w:bCs/>
       <w:color w:val="365F91" w:themeColor="accent1" w:themeShade="BF"/>
@@ -7725,14 +7747,14 @@
       <w:szCs w:val="28"/>
     </w:rPr>
   </w:style>
-  <w:style w:type="character" w:customStyle="1" w:styleId="Heading2Char">
+  <w:style w:type="character" w:styleId="Heading2Char" w:customStyle="1">
     <w:name w:val="Heading 2 Char"/>
     <w:basedOn w:val="DefaultParagraphFont"/>
     <w:link w:val="Heading2"/>
     <w:uiPriority w:val="9"/>
     <w:rsid w:val="00FC693F"/>
     <w:rPr>
-      <w:rFonts w:asciiTheme="majorHAnsi" w:eastAsiaTheme="majorEastAsia" w:hAnsiTheme="majorHAnsi" w:cstheme="majorBidi"/>
+      <w:rFonts w:asciiTheme="majorHAnsi" w:hAnsiTheme="majorHAnsi" w:eastAsiaTheme="majorEastAsia" w:cstheme="majorBidi"/>
       <w:b/>
       <w:bCs/>
       <w:color w:val="4F81BD" w:themeColor="accent1"/>
@@ -7740,14 +7762,14 @@
       <w:szCs w:val="26"/>
     </w:rPr>
   </w:style>
-  <w:style w:type="character" w:customStyle="1" w:styleId="Heading3Char">
+  <w:style w:type="character" w:styleId="Heading3Char" w:customStyle="1">
     <w:name w:val="Heading 3 Char"/>
     <w:basedOn w:val="DefaultParagraphFont"/>
     <w:link w:val="Heading3"/>
     <w:uiPriority w:val="9"/>
     <w:rsid w:val="00FC693F"/>
     <w:rPr>
-      <w:rFonts w:asciiTheme="majorHAnsi" w:eastAsiaTheme="majorEastAsia" w:hAnsiTheme="majorHAnsi" w:cstheme="majorBidi"/>
+      <w:rFonts w:asciiTheme="majorHAnsi" w:hAnsiTheme="majorHAnsi" w:eastAsiaTheme="majorEastAsia" w:cstheme="majorBidi"/>
       <w:b/>
       <w:bCs/>
       <w:color w:val="4F81BD" w:themeColor="accent1"/>
@@ -7763,13 +7785,13 @@
     <w:rsid w:val="00FC693F"/>
     <w:pPr>
       <w:pBdr>
-        <w:bottom w:val="single" w:sz="8" w:space="4" w:color="4F81BD" w:themeColor="accent1"/>
+        <w:bottom w:val="single" w:color="4F81BD" w:themeColor="accent1" w:sz="8" w:space="4"/>
       </w:pBdr>
       <w:spacing w:after="300" w:line="240" w:lineRule="auto"/>
       <w:contextualSpacing/>
     </w:pPr>
     <w:rPr>
-      <w:rFonts w:asciiTheme="majorHAnsi" w:eastAsiaTheme="majorEastAsia" w:hAnsiTheme="majorHAnsi" w:cstheme="majorBidi"/>
+      <w:rFonts w:asciiTheme="majorHAnsi" w:hAnsiTheme="majorHAnsi" w:eastAsiaTheme="majorEastAsia" w:cstheme="majorBidi"/>
       <w:color w:val="17365D" w:themeColor="text2" w:themeShade="BF"/>
       <w:spacing w:val="5"/>
       <w:kern w:val="28"/>
@@ -7777,14 +7799,14 @@
       <w:szCs w:val="52"/>
     </w:rPr>
   </w:style>
-  <w:style w:type="character" w:customStyle="1" w:styleId="TitleChar">
+  <w:style w:type="character" w:styleId="TitleChar" w:customStyle="1">
     <w:name w:val="Title Char"/>
     <w:basedOn w:val="DefaultParagraphFont"/>
     <w:link w:val="Title"/>
     <w:uiPriority w:val="10"/>
     <w:rsid w:val="00FC693F"/>
     <w:rPr>
-      <w:rFonts w:asciiTheme="majorHAnsi" w:eastAsiaTheme="majorEastAsia" w:hAnsiTheme="majorHAnsi" w:cstheme="majorBidi"/>
+      <w:rFonts w:asciiTheme="majorHAnsi" w:hAnsiTheme="majorHAnsi" w:eastAsiaTheme="majorEastAsia" w:cstheme="majorBidi"/>
       <w:color w:val="17365D" w:themeColor="text2" w:themeShade="BF"/>
       <w:spacing w:val="5"/>
       <w:kern w:val="28"/>
@@ -7806,7 +7828,7 @@
       </w:numPr>
     </w:pPr>
     <w:rPr>
-      <w:rFonts w:asciiTheme="majorHAnsi" w:eastAsiaTheme="majorEastAsia" w:hAnsiTheme="majorHAnsi" w:cstheme="majorBidi"/>
+      <w:rFonts w:asciiTheme="majorHAnsi" w:hAnsiTheme="majorHAnsi" w:eastAsiaTheme="majorEastAsia" w:cstheme="majorBidi"/>
       <w:i/>
       <w:iCs/>
       <w:color w:val="4F81BD" w:themeColor="accent1"/>
@@ -7815,14 +7837,14 @@
       <w:szCs w:val="24"/>
     </w:rPr>
   </w:style>
-  <w:style w:type="character" w:customStyle="1" w:styleId="SubtitleChar">
+  <w:style w:type="character" w:styleId="SubtitleChar" w:customStyle="1">
     <w:name w:val="Subtitle Char"/>
     <w:basedOn w:val="DefaultParagraphFont"/>
     <w:link w:val="Subtitle"/>
     <w:uiPriority w:val="11"/>
     <w:rsid w:val="00FC693F"/>
     <w:rPr>
-      <w:rFonts w:asciiTheme="majorHAnsi" w:eastAsiaTheme="majorEastAsia" w:hAnsiTheme="majorHAnsi" w:cstheme="majorBidi"/>
+      <w:rFonts w:asciiTheme="majorHAnsi" w:hAnsiTheme="majorHAnsi" w:eastAsiaTheme="majorEastAsia" w:cstheme="majorBidi"/>
       <w:i/>
       <w:iCs/>
       <w:color w:val="4F81BD" w:themeColor="accent1"/>
@@ -7853,7 +7875,7 @@
       <w:spacing w:after="120"/>
     </w:pPr>
   </w:style>
-  <w:style w:type="character" w:customStyle="1" w:styleId="BodyTextChar">
+  <w:style w:type="character" w:styleId="BodyTextChar" w:customStyle="1">
     <w:name w:val="Body Text Char"/>
     <w:basedOn w:val="DefaultParagraphFont"/>
     <w:link w:val="BodyText"/>
@@ -7871,7 +7893,7 @@
       <w:spacing w:after="120" w:line="480" w:lineRule="auto"/>
     </w:pPr>
   </w:style>
-  <w:style w:type="character" w:customStyle="1" w:styleId="BodyText2Char">
+  <w:style w:type="character" w:styleId="BodyText2Char" w:customStyle="1">
     <w:name w:val="Body Text 2 Char"/>
     <w:basedOn w:val="DefaultParagraphFont"/>
     <w:link w:val="BodyText2"/>
@@ -7893,7 +7915,7 @@
       <w:szCs w:val="16"/>
     </w:rPr>
   </w:style>
-  <w:style w:type="character" w:customStyle="1" w:styleId="BodyText3Char">
+  <w:style w:type="character" w:styleId="BodyText3Char" w:customStyle="1">
     <w:name w:val="Body Text 3 Char"/>
     <w:basedOn w:val="DefaultParagraphFont"/>
     <w:link w:val="BodyText3"/>
@@ -8099,7 +8121,7 @@
       <w:szCs w:val="20"/>
     </w:rPr>
   </w:style>
-  <w:style w:type="character" w:customStyle="1" w:styleId="MacroTextChar">
+  <w:style w:type="character" w:styleId="MacroTextChar" w:customStyle="1">
     <w:name w:val="Macro Text Char"/>
     <w:basedOn w:val="DefaultParagraphFont"/>
     <w:link w:val="MacroText"/>
@@ -8125,7 +8147,7 @@
       <w:color w:val="000000" w:themeColor="text1"/>
     </w:rPr>
   </w:style>
-  <w:style w:type="character" w:customStyle="1" w:styleId="QuoteChar">
+  <w:style w:type="character" w:styleId="QuoteChar" w:customStyle="1">
     <w:name w:val="Quote Char"/>
     <w:basedOn w:val="DefaultParagraphFont"/>
     <w:link w:val="Quote"/>
@@ -8137,7 +8159,7 @@
       <w:color w:val="000000" w:themeColor="text1"/>
     </w:rPr>
   </w:style>
-  <w:style w:type="character" w:customStyle="1" w:styleId="Heading4Char">
+  <w:style w:type="character" w:styleId="Heading4Char" w:customStyle="1">
     <w:name w:val="Heading 4 Char"/>
     <w:basedOn w:val="DefaultParagraphFont"/>
     <w:link w:val="Heading4"/>
@@ -8145,7 +8167,7 @@
     <w:semiHidden/>
     <w:rsid w:val="00FC693F"/>
     <w:rPr>
-      <w:rFonts w:asciiTheme="majorHAnsi" w:eastAsiaTheme="majorEastAsia" w:hAnsiTheme="majorHAnsi" w:cstheme="majorBidi"/>
+      <w:rFonts w:asciiTheme="majorHAnsi" w:hAnsiTheme="majorHAnsi" w:eastAsiaTheme="majorEastAsia" w:cstheme="majorBidi"/>
       <w:b/>
       <w:bCs/>
       <w:i/>
@@ -8153,7 +8175,7 @@
       <w:color w:val="4F81BD" w:themeColor="accent1"/>
     </w:rPr>
   </w:style>
-  <w:style w:type="character" w:customStyle="1" w:styleId="Heading5Char">
+  <w:style w:type="character" w:styleId="Heading5Char" w:customStyle="1">
     <w:name w:val="Heading 5 Char"/>
     <w:basedOn w:val="DefaultParagraphFont"/>
     <w:link w:val="Heading5"/>
@@ -8161,11 +8183,11 @@
     <w:semiHidden/>
     <w:rsid w:val="00FC693F"/>
     <w:rPr>
-      <w:rFonts w:asciiTheme="majorHAnsi" w:eastAsiaTheme="majorEastAsia" w:hAnsiTheme="majorHAnsi" w:cstheme="majorBidi"/>
+      <w:rFonts w:asciiTheme="majorHAnsi" w:hAnsiTheme="majorHAnsi" w:eastAsiaTheme="majorEastAsia" w:cstheme="majorBidi"/>
       <w:color w:val="243F60" w:themeColor="accent1" w:themeShade="7F"/>
     </w:rPr>
   </w:style>
-  <w:style w:type="character" w:customStyle="1" w:styleId="Heading6Char">
+  <w:style w:type="character" w:styleId="Heading6Char" w:customStyle="1">
     <w:name w:val="Heading 6 Char"/>
     <w:basedOn w:val="DefaultParagraphFont"/>
     <w:link w:val="Heading6"/>
@@ -8173,13 +8195,13 @@
     <w:semiHidden/>
     <w:rsid w:val="00FC693F"/>
     <w:rPr>
-      <w:rFonts w:asciiTheme="majorHAnsi" w:eastAsiaTheme="majorEastAsia" w:hAnsiTheme="majorHAnsi" w:cstheme="majorBidi"/>
+      <w:rFonts w:asciiTheme="majorHAnsi" w:hAnsiTheme="majorHAnsi" w:eastAsiaTheme="majorEastAsia" w:cstheme="majorBidi"/>
       <w:i/>
       <w:iCs/>
       <w:color w:val="243F60" w:themeColor="accent1" w:themeShade="7F"/>
     </w:rPr>
   </w:style>
-  <w:style w:type="character" w:customStyle="1" w:styleId="Heading7Char">
+  <w:style w:type="character" w:styleId="Heading7Char" w:customStyle="1">
     <w:name w:val="Heading 7 Char"/>
     <w:basedOn w:val="DefaultParagraphFont"/>
     <w:link w:val="Heading7"/>
@@ -8187,13 +8209,13 @@
     <w:semiHidden/>
     <w:rsid w:val="00FC693F"/>
     <w:rPr>
-      <w:rFonts w:asciiTheme="majorHAnsi" w:eastAsiaTheme="majorEastAsia" w:hAnsiTheme="majorHAnsi" w:cstheme="majorBidi"/>
+      <w:rFonts w:asciiTheme="majorHAnsi" w:hAnsiTheme="majorHAnsi" w:eastAsiaTheme="majorEastAsia" w:cstheme="majorBidi"/>
       <w:i/>
       <w:iCs/>
       <w:color w:val="404040" w:themeColor="text1" w:themeTint="BF"/>
     </w:rPr>
   </w:style>
-  <w:style w:type="character" w:customStyle="1" w:styleId="Heading8Char">
+  <w:style w:type="character" w:styleId="Heading8Char" w:customStyle="1">
     <w:name w:val="Heading 8 Char"/>
     <w:basedOn w:val="DefaultParagraphFont"/>
     <w:link w:val="Heading8"/>
@@ -8201,13 +8223,13 @@
     <w:semiHidden/>
     <w:rsid w:val="00FC693F"/>
     <w:rPr>
-      <w:rFonts w:asciiTheme="majorHAnsi" w:eastAsiaTheme="majorEastAsia" w:hAnsiTheme="majorHAnsi" w:cstheme="majorBidi"/>
+      <w:rFonts w:asciiTheme="majorHAnsi" w:hAnsiTheme="majorHAnsi" w:eastAsiaTheme="majorEastAsia" w:cstheme="majorBidi"/>
       <w:color w:val="4F81BD" w:themeColor="accent1"/>
       <w:sz w:val="20"/>
       <w:szCs w:val="20"/>
     </w:rPr>
   </w:style>
-  <w:style w:type="character" w:customStyle="1" w:styleId="Heading9Char">
+  <w:style w:type="character" w:styleId="Heading9Char" w:customStyle="1">
     <w:name w:val="Heading 9 Char"/>
     <w:basedOn w:val="DefaultParagraphFont"/>
     <w:link w:val="Heading9"/>
@@ -8215,7 +8237,7 @@
     <w:semiHidden/>
     <w:rsid w:val="00FC693F"/>
     <w:rPr>
-      <w:rFonts w:asciiTheme="majorHAnsi" w:eastAsiaTheme="majorEastAsia" w:hAnsiTheme="majorHAnsi" w:cstheme="majorBidi"/>
+      <w:rFonts w:asciiTheme="majorHAnsi" w:hAnsiTheme="majorHAnsi" w:eastAsiaTheme="majorEastAsia" w:cstheme="majorBidi"/>
       <w:i/>
       <w:iCs/>
       <w:color w:val="404040" w:themeColor="text1" w:themeTint="BF"/>
@@ -8275,7 +8297,7 @@
     <w:rsid w:val="00FC693F"/>
     <w:pPr>
       <w:pBdr>
-        <w:bottom w:val="single" w:sz="4" w:space="4" w:color="4F81BD" w:themeColor="accent1"/>
+        <w:bottom w:val="single" w:color="4F81BD" w:themeColor="accent1" w:sz="4" w:space="4"/>
       </w:pBdr>
       <w:spacing w:before="200" w:after="280"/>
       <w:ind w:left="936" w:right="936"/>
@@ -8288,7 +8310,7 @@
       <w:color w:val="4F81BD" w:themeColor="accent1"/>
     </w:rPr>
   </w:style>
-  <w:style w:type="character" w:customStyle="1" w:styleId="IntenseQuoteChar">
+  <w:style w:type="character" w:styleId="IntenseQuoteChar" w:customStyle="1">
     <w:name w:val="Intense Quote Char"/>
     <w:basedOn w:val="DefaultParagraphFont"/>
     <w:link w:val="IntenseQuote"/>
@@ -8391,12 +8413,12 @@
     </w:pPr>
     <w:tblPr>
       <w:tblBorders>
-        <w:top w:val="single" w:sz="4" w:space="0" w:color="auto"/>
-        <w:left w:val="single" w:sz="4" w:space="0" w:color="auto"/>
-        <w:bottom w:val="single" w:sz="4" w:space="0" w:color="auto"/>
-        <w:right w:val="single" w:sz="4" w:space="0" w:color="auto"/>
-        <w:insideH w:val="single" w:sz="4" w:space="0" w:color="auto"/>
-        <w:insideV w:val="single" w:sz="4" w:space="0" w:color="auto"/>
+        <w:top w:val="single" w:color="auto" w:sz="4" w:space="0"/>
+        <w:left w:val="single" w:color="auto" w:sz="4" w:space="0"/>
+        <w:bottom w:val="single" w:color="auto" w:sz="4" w:space="0"/>
+        <w:right w:val="single" w:color="auto" w:sz="4" w:space="0"/>
+        <w:insideH w:val="single" w:color="auto" w:sz="4" w:space="0"/>
+        <w:insideV w:val="single" w:color="auto" w:sz="4" w:space="0"/>
       </w:tblBorders>
     </w:tblPr>
   </w:style>
@@ -8415,8 +8437,8 @@
       <w:tblStyleRowBandSize w:val="1"/>
       <w:tblStyleColBandSize w:val="1"/>
       <w:tblBorders>
-        <w:top w:val="single" w:sz="8" w:space="0" w:color="000000" w:themeColor="text1"/>
-        <w:bottom w:val="single" w:sz="8" w:space="0" w:color="000000" w:themeColor="text1"/>
+        <w:top w:val="single" w:color="000000" w:themeColor="text1" w:sz="8" w:space="0"/>
+        <w:bottom w:val="single" w:color="000000" w:themeColor="text1" w:sz="8" w:space="0"/>
       </w:tblBorders>
     </w:tblPr>
     <w:tblStylePr w:type="firstRow">
@@ -8430,9 +8452,9 @@
       <w:tblPr/>
       <w:tcPr>
         <w:tcBorders>
-          <w:top w:val="single" w:sz="8" w:space="0" w:color="000000" w:themeColor="text1"/>
+          <w:top w:val="single" w:color="000000" w:themeColor="text1" w:sz="8" w:space="0"/>
           <w:left w:val="nil"/>
-          <w:bottom w:val="single" w:sz="8" w:space="0" w:color="000000" w:themeColor="text1"/>
+          <w:bottom w:val="single" w:color="000000" w:themeColor="text1" w:sz="8" w:space="0"/>
           <w:right w:val="nil"/>
           <w:insideH w:val="nil"/>
           <w:insideV w:val="nil"/>
@@ -8450,9 +8472,9 @@
       <w:tblPr/>
       <w:tcPr>
         <w:tcBorders>
-          <w:top w:val="single" w:sz="8" w:space="0" w:color="000000" w:themeColor="text1"/>
+          <w:top w:val="single" w:color="000000" w:themeColor="text1" w:sz="8" w:space="0"/>
           <w:left w:val="nil"/>
-          <w:bottom w:val="single" w:sz="8" w:space="0" w:color="000000" w:themeColor="text1"/>
+          <w:bottom w:val="single" w:color="000000" w:themeColor="text1" w:sz="8" w:space="0"/>
           <w:right w:val="nil"/>
           <w:insideH w:val="nil"/>
           <w:insideV w:val="nil"/>
@@ -8511,8 +8533,8 @@
       <w:tblStyleRowBandSize w:val="1"/>
       <w:tblStyleColBandSize w:val="1"/>
       <w:tblBorders>
-        <w:top w:val="single" w:sz="8" w:space="0" w:color="4F81BD" w:themeColor="accent1"/>
-        <w:bottom w:val="single" w:sz="8" w:space="0" w:color="4F81BD" w:themeColor="accent1"/>
+        <w:top w:val="single" w:color="4F81BD" w:themeColor="accent1" w:sz="8" w:space="0"/>
+        <w:bottom w:val="single" w:color="4F81BD" w:themeColor="accent1" w:sz="8" w:space="0"/>
       </w:tblBorders>
     </w:tblPr>
     <w:tblStylePr w:type="firstRow">
@@ -8526,9 +8548,9 @@
       <w:tblPr/>
       <w:tcPr>
         <w:tcBorders>
-          <w:top w:val="single" w:sz="8" w:space="0" w:color="4F81BD" w:themeColor="accent1"/>
+          <w:top w:val="single" w:color="4F81BD" w:themeColor="accent1" w:sz="8" w:space="0"/>
           <w:left w:val="nil"/>
-          <w:bottom w:val="single" w:sz="8" w:space="0" w:color="4F81BD" w:themeColor="accent1"/>
+          <w:bottom w:val="single" w:color="4F81BD" w:themeColor="accent1" w:sz="8" w:space="0"/>
           <w:right w:val="nil"/>
           <w:insideH w:val="nil"/>
           <w:insideV w:val="nil"/>
@@ -8546,9 +8568,9 @@
       <w:tblPr/>
       <w:tcPr>
         <w:tcBorders>
-          <w:top w:val="single" w:sz="8" w:space="0" w:color="4F81BD" w:themeColor="accent1"/>
+          <w:top w:val="single" w:color="4F81BD" w:themeColor="accent1" w:sz="8" w:space="0"/>
           <w:left w:val="nil"/>
-          <w:bottom w:val="single" w:sz="8" w:space="0" w:color="4F81BD" w:themeColor="accent1"/>
+          <w:bottom w:val="single" w:color="4F81BD" w:themeColor="accent1" w:sz="8" w:space="0"/>
           <w:right w:val="nil"/>
           <w:insideH w:val="nil"/>
           <w:insideV w:val="nil"/>
@@ -8607,8 +8629,8 @@
       <w:tblStyleRowBandSize w:val="1"/>
       <w:tblStyleColBandSize w:val="1"/>
       <w:tblBorders>
-        <w:top w:val="single" w:sz="8" w:space="0" w:color="C0504D" w:themeColor="accent2"/>
-        <w:bottom w:val="single" w:sz="8" w:space="0" w:color="C0504D" w:themeColor="accent2"/>
+        <w:top w:val="single" w:color="C0504D" w:themeColor="accent2" w:sz="8" w:space="0"/>
+        <w:bottom w:val="single" w:color="C0504D" w:themeColor="accent2" w:sz="8" w:space="0"/>
       </w:tblBorders>
     </w:tblPr>
     <w:tblStylePr w:type="firstRow">
@@ -8622,9 +8644,9 @@
       <w:tblPr/>
       <w:tcPr>
         <w:tcBorders>
-          <w:top w:val="single" w:sz="8" w:space="0" w:color="C0504D" w:themeColor="accent2"/>
+          <w:top w:val="single" w:color="C0504D" w:themeColor="accent2" w:sz="8" w:space="0"/>
           <w:left w:val="nil"/>
-          <w:bottom w:val="single" w:sz="8" w:space="0" w:color="C0504D" w:themeColor="accent2"/>
+          <w:bottom w:val="single" w:color="C0504D" w:themeColor="accent2" w:sz="8" w:space="0"/>
           <w:right w:val="nil"/>
           <w:insideH w:val="nil"/>
           <w:insideV w:val="nil"/>
@@ -8642,9 +8664,9 @@
       <w:tblPr/>
       <w:tcPr>
         <w:tcBorders>
-          <w:top w:val="single" w:sz="8" w:space="0" w:color="C0504D" w:themeColor="accent2"/>
+          <w:top w:val="single" w:color="C0504D" w:themeColor="accent2" w:sz="8" w:space="0"/>
           <w:left w:val="nil"/>
-          <w:bottom w:val="single" w:sz="8" w:space="0" w:color="C0504D" w:themeColor="accent2"/>
+          <w:bottom w:val="single" w:color="C0504D" w:themeColor="accent2" w:sz="8" w:space="0"/>
           <w:right w:val="nil"/>
           <w:insideH w:val="nil"/>
           <w:insideV w:val="nil"/>
@@ -8703,8 +8725,8 @@
       <w:tblStyleRowBandSize w:val="1"/>
       <w:tblStyleColBandSize w:val="1"/>
       <w:tblBorders>
-        <w:top w:val="single" w:sz="8" w:space="0" w:color="9BBB59" w:themeColor="accent3"/>
-        <w:bottom w:val="single" w:sz="8" w:space="0" w:color="9BBB59" w:themeColor="accent3"/>
+        <w:top w:val="single" w:color="9BBB59" w:themeColor="accent3" w:sz="8" w:space="0"/>
+        <w:bottom w:val="single" w:color="9BBB59" w:themeColor="accent3" w:sz="8" w:space="0"/>
       </w:tblBorders>
     </w:tblPr>
     <w:tblStylePr w:type="firstRow">
@@ -8718,9 +8740,9 @@
       <w:tblPr/>
       <w:tcPr>
         <w:tcBorders>
-          <w:top w:val="single" w:sz="8" w:space="0" w:color="9BBB59" w:themeColor="accent3"/>
+          <w:top w:val="single" w:color="9BBB59" w:themeColor="accent3" w:sz="8" w:space="0"/>
           <w:left w:val="nil"/>
-          <w:bottom w:val="single" w:sz="8" w:space="0" w:color="9BBB59" w:themeColor="accent3"/>
+          <w:bottom w:val="single" w:color="9BBB59" w:themeColor="accent3" w:sz="8" w:space="0"/>
           <w:right w:val="nil"/>
           <w:insideH w:val="nil"/>
           <w:insideV w:val="nil"/>
@@ -8738,9 +8760,9 @@
       <w:tblPr/>
       <w:tcPr>
         <w:tcBorders>
-          <w:top w:val="single" w:sz="8" w:space="0" w:color="9BBB59" w:themeColor="accent3"/>
+          <w:top w:val="single" w:color="9BBB59" w:themeColor="accent3" w:sz="8" w:space="0"/>
           <w:left w:val="nil"/>
-          <w:bottom w:val="single" w:sz="8" w:space="0" w:color="9BBB59" w:themeColor="accent3"/>
+          <w:bottom w:val="single" w:color="9BBB59" w:themeColor="accent3" w:sz="8" w:space="0"/>
           <w:right w:val="nil"/>
           <w:insideH w:val="nil"/>
           <w:insideV w:val="nil"/>
@@ -8799,8 +8821,8 @@
       <w:tblStyleRowBandSize w:val="1"/>
       <w:tblStyleColBandSize w:val="1"/>
       <w:tblBorders>
-        <w:top w:val="single" w:sz="8" w:space="0" w:color="8064A2" w:themeColor="accent4"/>
-        <w:bottom w:val="single" w:sz="8" w:space="0" w:color="8064A2" w:themeColor="accent4"/>
+        <w:top w:val="single" w:color="8064A2" w:themeColor="accent4" w:sz="8" w:space="0"/>
+        <w:bottom w:val="single" w:color="8064A2" w:themeColor="accent4" w:sz="8" w:space="0"/>
       </w:tblBorders>
     </w:tblPr>
     <w:tblStylePr w:type="firstRow">
@@ -8814,9 +8836,9 @@
       <w:tblPr/>
       <w:tcPr>
         <w:tcBorders>
-          <w:top w:val="single" w:sz="8" w:space="0" w:color="8064A2" w:themeColor="accent4"/>
+          <w:top w:val="single" w:color="8064A2" w:themeColor="accent4" w:sz="8" w:space="0"/>
           <w:left w:val="nil"/>
-          <w:bottom w:val="single" w:sz="8" w:space="0" w:color="8064A2" w:themeColor="accent4"/>
+          <w:bottom w:val="single" w:color="8064A2" w:themeColor="accent4" w:sz="8" w:space="0"/>
           <w:right w:val="nil"/>
           <w:insideH w:val="nil"/>
           <w:insideV w:val="nil"/>
@@ -8834,9 +8856,9 @@
       <w:tblPr/>
       <w:tcPr>
         <w:tcBorders>
-          <w:top w:val="single" w:sz="8" w:space="0" w:color="8064A2" w:themeColor="accent4"/>
+          <w:top w:val="single" w:color="8064A2" w:themeColor="accent4" w:sz="8" w:space="0"/>
           <w:left w:val="nil"/>
-          <w:bottom w:val="single" w:sz="8" w:space="0" w:color="8064A2" w:themeColor="accent4"/>
+          <w:bottom w:val="single" w:color="8064A2" w:themeColor="accent4" w:sz="8" w:space="0"/>
           <w:right w:val="nil"/>
           <w:insideH w:val="nil"/>
           <w:insideV w:val="nil"/>
@@ -8895,8 +8917,8 @@
       <w:tblStyleRowBandSize w:val="1"/>
       <w:tblStyleColBandSize w:val="1"/>
       <w:tblBorders>
-        <w:top w:val="single" w:sz="8" w:space="0" w:color="4BACC6" w:themeColor="accent5"/>
-        <w:bottom w:val="single" w:sz="8" w:space="0" w:color="4BACC6" w:themeColor="accent5"/>
+        <w:top w:val="single" w:color="4BACC6" w:themeColor="accent5" w:sz="8" w:space="0"/>
+        <w:bottom w:val="single" w:color="4BACC6" w:themeColor="accent5" w:sz="8" w:space="0"/>
       </w:tblBorders>
     </w:tblPr>
     <w:tblStylePr w:type="firstRow">
@@ -8910,9 +8932,9 @@
       <w:tblPr/>
       <w:tcPr>
         <w:tcBorders>
-          <w:top w:val="single" w:sz="8" w:space="0" w:color="4BACC6" w:themeColor="accent5"/>
+          <w:top w:val="single" w:color="4BACC6" w:themeColor="accent5" w:sz="8" w:space="0"/>
           <w:left w:val="nil"/>
-          <w:bottom w:val="single" w:sz="8" w:space="0" w:color="4BACC6" w:themeColor="accent5"/>
+          <w:bottom w:val="single" w:color="4BACC6" w:themeColor="accent5" w:sz="8" w:space="0"/>
           <w:right w:val="nil"/>
           <w:insideH w:val="nil"/>
           <w:insideV w:val="nil"/>
@@ -8930,9 +8952,9 @@
       <w:tblPr/>
       <w:tcPr>
         <w:tcBorders>
-          <w:top w:val="single" w:sz="8" w:space="0" w:color="4BACC6" w:themeColor="accent5"/>
+          <w:top w:val="single" w:color="4BACC6" w:themeColor="accent5" w:sz="8" w:space="0"/>
           <w:left w:val="nil"/>
-          <w:bottom w:val="single" w:sz="8" w:space="0" w:color="4BACC6" w:themeColor="accent5"/>
+          <w:bottom w:val="single" w:color="4BACC6" w:themeColor="accent5" w:sz="8" w:space="0"/>
           <w:right w:val="nil"/>
           <w:insideH w:val="nil"/>
           <w:insideV w:val="nil"/>
@@ -8991,8 +9013,8 @@
       <w:tblStyleRowBandSize w:val="1"/>
       <w:tblStyleColBandSize w:val="1"/>
       <w:tblBorders>
-        <w:top w:val="single" w:sz="8" w:space="0" w:color="F79646" w:themeColor="accent6"/>
-        <w:bottom w:val="single" w:sz="8" w:space="0" w:color="F79646" w:themeColor="accent6"/>
+        <w:top w:val="single" w:color="F79646" w:themeColor="accent6" w:sz="8" w:space="0"/>
+        <w:bottom w:val="single" w:color="F79646" w:themeColor="accent6" w:sz="8" w:space="0"/>
       </w:tblBorders>
     </w:tblPr>
     <w:tblStylePr w:type="firstRow">
@@ -9006,9 +9028,9 @@
       <w:tblPr/>
       <w:tcPr>
         <w:tcBorders>
-          <w:top w:val="single" w:sz="8" w:space="0" w:color="F79646" w:themeColor="accent6"/>
+          <w:top w:val="single" w:color="F79646" w:themeColor="accent6" w:sz="8" w:space="0"/>
           <w:left w:val="nil"/>
-          <w:bottom w:val="single" w:sz="8" w:space="0" w:color="F79646" w:themeColor="accent6"/>
+          <w:bottom w:val="single" w:color="F79646" w:themeColor="accent6" w:sz="8" w:space="0"/>
           <w:right w:val="nil"/>
           <w:insideH w:val="nil"/>
           <w:insideV w:val="nil"/>
@@ -9026,9 +9048,9 @@
       <w:tblPr/>
       <w:tcPr>
         <w:tcBorders>
-          <w:top w:val="single" w:sz="8" w:space="0" w:color="F79646" w:themeColor="accent6"/>
+          <w:top w:val="single" w:color="F79646" w:themeColor="accent6" w:sz="8" w:space="0"/>
           <w:left w:val="nil"/>
-          <w:bottom w:val="single" w:sz="8" w:space="0" w:color="F79646" w:themeColor="accent6"/>
+          <w:bottom w:val="single" w:color="F79646" w:themeColor="accent6" w:sz="8" w:space="0"/>
           <w:right w:val="nil"/>
           <w:insideH w:val="nil"/>
           <w:insideV w:val="nil"/>
@@ -9084,10 +9106,10 @@
       <w:tblStyleRowBandSize w:val="1"/>
       <w:tblStyleColBandSize w:val="1"/>
       <w:tblBorders>
-        <w:top w:val="single" w:sz="8" w:space="0" w:color="000000" w:themeColor="text1"/>
-        <w:left w:val="single" w:sz="8" w:space="0" w:color="000000" w:themeColor="text1"/>
-        <w:bottom w:val="single" w:sz="8" w:space="0" w:color="000000" w:themeColor="text1"/>
-        <w:right w:val="single" w:sz="8" w:space="0" w:color="000000" w:themeColor="text1"/>
+        <w:top w:val="single" w:color="000000" w:themeColor="text1" w:sz="8" w:space="0"/>
+        <w:left w:val="single" w:color="000000" w:themeColor="text1" w:sz="8" w:space="0"/>
+        <w:bottom w:val="single" w:color="000000" w:themeColor="text1" w:sz="8" w:space="0"/>
+        <w:right w:val="single" w:color="000000" w:themeColor="text1" w:sz="8" w:space="0"/>
       </w:tblBorders>
     </w:tblPr>
     <w:tblStylePr w:type="firstRow">
@@ -9115,10 +9137,10 @@
       <w:tblPr/>
       <w:tcPr>
         <w:tcBorders>
-          <w:top w:val="double" w:sz="6" w:space="0" w:color="000000" w:themeColor="text1"/>
-          <w:left w:val="single" w:sz="8" w:space="0" w:color="000000" w:themeColor="text1"/>
-          <w:bottom w:val="single" w:sz="8" w:space="0" w:color="000000" w:themeColor="text1"/>
-          <w:right w:val="single" w:sz="8" w:space="0" w:color="000000" w:themeColor="text1"/>
+          <w:top w:val="double" w:color="000000" w:themeColor="text1" w:sz="6" w:space="0"/>
+          <w:left w:val="single" w:color="000000" w:themeColor="text1" w:sz="8" w:space="0"/>
+          <w:bottom w:val="single" w:color="000000" w:themeColor="text1" w:sz="8" w:space="0"/>
+          <w:right w:val="single" w:color="000000" w:themeColor="text1" w:sz="8" w:space="0"/>
         </w:tcBorders>
       </w:tcPr>
     </w:tblStylePr>
@@ -9138,10 +9160,10 @@
       <w:tblPr/>
       <w:tcPr>
         <w:tcBorders>
-          <w:top w:val="single" w:sz="8" w:space="0" w:color="000000" w:themeColor="text1"/>
-          <w:left w:val="single" w:sz="8" w:space="0" w:color="000000" w:themeColor="text1"/>
-          <w:bottom w:val="single" w:sz="8" w:space="0" w:color="000000" w:themeColor="text1"/>
-          <w:right w:val="single" w:sz="8" w:space="0" w:color="000000" w:themeColor="text1"/>
+          <w:top w:val="single" w:color="000000" w:themeColor="text1" w:sz="8" w:space="0"/>
+          <w:left w:val="single" w:color="000000" w:themeColor="text1" w:sz="8" w:space="0"/>
+          <w:bottom w:val="single" w:color="000000" w:themeColor="text1" w:sz="8" w:space="0"/>
+          <w:right w:val="single" w:color="000000" w:themeColor="text1" w:sz="8" w:space="0"/>
         </w:tcBorders>
       </w:tcPr>
     </w:tblStylePr>
@@ -9149,10 +9171,10 @@
       <w:tblPr/>
       <w:tcPr>
         <w:tcBorders>
-          <w:top w:val="single" w:sz="8" w:space="0" w:color="000000" w:themeColor="text1"/>
-          <w:left w:val="single" w:sz="8" w:space="0" w:color="000000" w:themeColor="text1"/>
-          <w:bottom w:val="single" w:sz="8" w:space="0" w:color="000000" w:themeColor="text1"/>
-          <w:right w:val="single" w:sz="8" w:space="0" w:color="000000" w:themeColor="text1"/>
+          <w:top w:val="single" w:color="000000" w:themeColor="text1" w:sz="8" w:space="0"/>
+          <w:left w:val="single" w:color="000000" w:themeColor="text1" w:sz="8" w:space="0"/>
+          <w:bottom w:val="single" w:color="000000" w:themeColor="text1" w:sz="8" w:space="0"/>
+          <w:right w:val="single" w:color="000000" w:themeColor="text1" w:sz="8" w:space="0"/>
         </w:tcBorders>
       </w:tcPr>
     </w:tblStylePr>
@@ -9169,10 +9191,10 @@
       <w:tblStyleRowBandSize w:val="1"/>
       <w:tblStyleColBandSize w:val="1"/>
       <w:tblBorders>
-        <w:top w:val="single" w:sz="8" w:space="0" w:color="4F81BD" w:themeColor="accent1"/>
-        <w:left w:val="single" w:sz="8" w:space="0" w:color="4F81BD" w:themeColor="accent1"/>
-        <w:bottom w:val="single" w:sz="8" w:space="0" w:color="4F81BD" w:themeColor="accent1"/>
-        <w:right w:val="single" w:sz="8" w:space="0" w:color="4F81BD" w:themeColor="accent1"/>
+        <w:top w:val="single" w:color="4F81BD" w:themeColor="accent1" w:sz="8" w:space="0"/>
+        <w:left w:val="single" w:color="4F81BD" w:themeColor="accent1" w:sz="8" w:space="0"/>
+        <w:bottom w:val="single" w:color="4F81BD" w:themeColor="accent1" w:sz="8" w:space="0"/>
+        <w:right w:val="single" w:color="4F81BD" w:themeColor="accent1" w:sz="8" w:space="0"/>
       </w:tblBorders>
     </w:tblPr>
     <w:tblStylePr w:type="firstRow">
@@ -9200,10 +9222,10 @@
       <w:tblPr/>
       <w:tcPr>
         <w:tcBorders>
-          <w:top w:val="double" w:sz="6" w:space="0" w:color="4F81BD" w:themeColor="accent1"/>
-          <w:left w:val="single" w:sz="8" w:space="0" w:color="4F81BD" w:themeColor="accent1"/>
-          <w:bottom w:val="single" w:sz="8" w:space="0" w:color="4F81BD" w:themeColor="accent1"/>
-          <w:right w:val="single" w:sz="8" w:space="0" w:color="4F81BD" w:themeColor="accent1"/>
+          <w:top w:val="double" w:color="4F81BD" w:themeColor="accent1" w:sz="6" w:space="0"/>
+          <w:left w:val="single" w:color="4F81BD" w:themeColor="accent1" w:sz="8" w:space="0"/>
+          <w:bottom w:val="single" w:color="4F81BD" w:themeColor="accent1" w:sz="8" w:space="0"/>
+          <w:right w:val="single" w:color="4F81BD" w:themeColor="accent1" w:sz="8" w:space="0"/>
         </w:tcBorders>
       </w:tcPr>
     </w:tblStylePr>
@@ -9223,10 +9245,10 @@
       <w:tblPr/>
       <w:tcPr>
         <w:tcBorders>
-          <w:top w:val="single" w:sz="8" w:space="0" w:color="4F81BD" w:themeColor="accent1"/>
-          <w:left w:val="single" w:sz="8" w:space="0" w:color="4F81BD" w:themeColor="accent1"/>
-          <w:bottom w:val="single" w:sz="8" w:space="0" w:color="4F81BD" w:themeColor="accent1"/>
-          <w:right w:val="single" w:sz="8" w:space="0" w:color="4F81BD" w:themeColor="accent1"/>
+          <w:top w:val="single" w:color="4F81BD" w:themeColor="accent1" w:sz="8" w:space="0"/>
+          <w:left w:val="single" w:color="4F81BD" w:themeColor="accent1" w:sz="8" w:space="0"/>
+          <w:bottom w:val="single" w:color="4F81BD" w:themeColor="accent1" w:sz="8" w:space="0"/>
+          <w:right w:val="single" w:color="4F81BD" w:themeColor="accent1" w:sz="8" w:space="0"/>
         </w:tcBorders>
       </w:tcPr>
     </w:tblStylePr>
@@ -9234,10 +9256,10 @@
       <w:tblPr/>
       <w:tcPr>
         <w:tcBorders>
-          <w:top w:val="single" w:sz="8" w:space="0" w:color="4F81BD" w:themeColor="accent1"/>
-          <w:left w:val="single" w:sz="8" w:space="0" w:color="4F81BD" w:themeColor="accent1"/>
-          <w:bottom w:val="single" w:sz="8" w:space="0" w:color="4F81BD" w:themeColor="accent1"/>
-          <w:right w:val="single" w:sz="8" w:space="0" w:color="4F81BD" w:themeColor="accent1"/>
+          <w:top w:val="single" w:color="4F81BD" w:themeColor="accent1" w:sz="8" w:space="0"/>
+          <w:left w:val="single" w:color="4F81BD" w:themeColor="accent1" w:sz="8" w:space="0"/>
+          <w:bottom w:val="single" w:color="4F81BD" w:themeColor="accent1" w:sz="8" w:space="0"/>
+          <w:right w:val="single" w:color="4F81BD" w:themeColor="accent1" w:sz="8" w:space="0"/>
         </w:tcBorders>
       </w:tcPr>
     </w:tblStylePr>
@@ -9254,10 +9276,10 @@
       <w:tblStyleRowBandSize w:val="1"/>
       <w:tblStyleColBandSize w:val="1"/>
       <w:tblBorders>
-        <w:top w:val="single" w:sz="8" w:space="0" w:color="C0504D" w:themeColor="accent2"/>
-        <w:left w:val="single" w:sz="8" w:space="0" w:color="C0504D" w:themeColor="accent2"/>
-        <w:bottom w:val="single" w:sz="8" w:space="0" w:color="C0504D" w:themeColor="accent2"/>
-        <w:right w:val="single" w:sz="8" w:space="0" w:color="C0504D" w:themeColor="accent2"/>
+        <w:top w:val="single" w:color="C0504D" w:themeColor="accent2" w:sz="8" w:space="0"/>
+        <w:left w:val="single" w:color="C0504D" w:themeColor="accent2" w:sz="8" w:space="0"/>
+        <w:bottom w:val="single" w:color="C0504D" w:themeColor="accent2" w:sz="8" w:space="0"/>
+        <w:right w:val="single" w:color="C0504D" w:themeColor="accent2" w:sz="8" w:space="0"/>
       </w:tblBorders>
     </w:tblPr>
     <w:tblStylePr w:type="firstRow">
@@ -9285,10 +9307,10 @@
       <w:tblPr/>
       <w:tcPr>
         <w:tcBorders>
-          <w:top w:val="double" w:sz="6" w:space="0" w:color="C0504D" w:themeColor="accent2"/>
-          <w:left w:val="single" w:sz="8" w:space="0" w:color="C0504D" w:themeColor="accent2"/>
-          <w:bottom w:val="single" w:sz="8" w:space="0" w:color="C0504D" w:themeColor="accent2"/>
-          <w:right w:val="single" w:sz="8" w:space="0" w:color="C0504D" w:themeColor="accent2"/>
+          <w:top w:val="double" w:color="C0504D" w:themeColor="accent2" w:sz="6" w:space="0"/>
+          <w:left w:val="single" w:color="C0504D" w:themeColor="accent2" w:sz="8" w:space="0"/>
+          <w:bottom w:val="single" w:color="C0504D" w:themeColor="accent2" w:sz="8" w:space="0"/>
+          <w:right w:val="single" w:color="C0504D" w:themeColor="accent2" w:sz="8" w:space="0"/>
         </w:tcBorders>
       </w:tcPr>
     </w:tblStylePr>
@@ -9308,10 +9330,10 @@
       <w:tblPr/>
       <w:tcPr>
         <w:tcBorders>
-          <w:top w:val="single" w:sz="8" w:space="0" w:color="C0504D" w:themeColor="accent2"/>
-          <w:left w:val="single" w:sz="8" w:space="0" w:color="C0504D" w:themeColor="accent2"/>
-          <w:bottom w:val="single" w:sz="8" w:space="0" w:color="C0504D" w:themeColor="accent2"/>
-          <w:right w:val="single" w:sz="8" w:space="0" w:color="C0504D" w:themeColor="accent2"/>
+          <w:top w:val="single" w:color="C0504D" w:themeColor="accent2" w:sz="8" w:space="0"/>
+          <w:left w:val="single" w:color="C0504D" w:themeColor="accent2" w:sz="8" w:space="0"/>
+          <w:bottom w:val="single" w:color="C0504D" w:themeColor="accent2" w:sz="8" w:space="0"/>
+          <w:right w:val="single" w:color="C0504D" w:themeColor="accent2" w:sz="8" w:space="0"/>
         </w:tcBorders>
       </w:tcPr>
     </w:tblStylePr>
@@ -9319,10 +9341,10 @@
       <w:tblPr/>
       <w:tcPr>
         <w:tcBorders>
-          <w:top w:val="single" w:sz="8" w:space="0" w:color="C0504D" w:themeColor="accent2"/>
-          <w:left w:val="single" w:sz="8" w:space="0" w:color="C0504D" w:themeColor="accent2"/>
-          <w:bottom w:val="single" w:sz="8" w:space="0" w:color="C0504D" w:themeColor="accent2"/>
-          <w:right w:val="single" w:sz="8" w:space="0" w:color="C0504D" w:themeColor="accent2"/>
+          <w:top w:val="single" w:color="C0504D" w:themeColor="accent2" w:sz="8" w:space="0"/>
+          <w:left w:val="single" w:color="C0504D" w:themeColor="accent2" w:sz="8" w:space="0"/>
+          <w:bottom w:val="single" w:color="C0504D" w:themeColor="accent2" w:sz="8" w:space="0"/>
+          <w:right w:val="single" w:color="C0504D" w:themeColor="accent2" w:sz="8" w:space="0"/>
         </w:tcBorders>
       </w:tcPr>
     </w:tblStylePr>
@@ -9339,10 +9361,10 @@
       <w:tblStyleRowBandSize w:val="1"/>
       <w:tblStyleColBandSize w:val="1"/>
       <w:tblBorders>
-        <w:top w:val="single" w:sz="8" w:space="0" w:color="9BBB59" w:themeColor="accent3"/>
-        <w:left w:val="single" w:sz="8" w:space="0" w:color="9BBB59" w:themeColor="accent3"/>
-        <w:bottom w:val="single" w:sz="8" w:space="0" w:color="9BBB59" w:themeColor="accent3"/>
-        <w:right w:val="single" w:sz="8" w:space="0" w:color="9BBB59" w:themeColor="accent3"/>
+        <w:top w:val="single" w:color="9BBB59" w:themeColor="accent3" w:sz="8" w:space="0"/>
+        <w:left w:val="single" w:color="9BBB59" w:themeColor="accent3" w:sz="8" w:space="0"/>
+        <w:bottom w:val="single" w:color="9BBB59" w:themeColor="accent3" w:sz="8" w:space="0"/>
+        <w:right w:val="single" w:color="9BBB59" w:themeColor="accent3" w:sz="8" w:space="0"/>
       </w:tblBorders>
     </w:tblPr>
     <w:tblStylePr w:type="firstRow">
@@ -9370,10 +9392,10 @@
       <w:tblPr/>
       <w:tcPr>
         <w:tcBorders>
-          <w:top w:val="double" w:sz="6" w:space="0" w:color="9BBB59" w:themeColor="accent3"/>
-          <w:left w:val="single" w:sz="8" w:space="0" w:color="9BBB59" w:themeColor="accent3"/>
-          <w:bottom w:val="single" w:sz="8" w:space="0" w:color="9BBB59" w:themeColor="accent3"/>
-          <w:right w:val="single" w:sz="8" w:space="0" w:color="9BBB59" w:themeColor="accent3"/>
+          <w:top w:val="double" w:color="9BBB59" w:themeColor="accent3" w:sz="6" w:space="0"/>
+          <w:left w:val="single" w:color="9BBB59" w:themeColor="accent3" w:sz="8" w:space="0"/>
+          <w:bottom w:val="single" w:color="9BBB59" w:themeColor="accent3" w:sz="8" w:space="0"/>
+          <w:right w:val="single" w:color="9BBB59" w:themeColor="accent3" w:sz="8" w:space="0"/>
         </w:tcBorders>
       </w:tcPr>
     </w:tblStylePr>
@@ -9393,10 +9415,10 @@
       <w:tblPr/>
       <w:tcPr>
         <w:tcBorders>
-          <w:top w:val="single" w:sz="8" w:space="0" w:color="9BBB59" w:themeColor="accent3"/>
-          <w:left w:val="single" w:sz="8" w:space="0" w:color="9BBB59" w:themeColor="accent3"/>
-          <w:bottom w:val="single" w:sz="8" w:space="0" w:color="9BBB59" w:themeColor="accent3"/>
-          <w:right w:val="single" w:sz="8" w:space="0" w:color="9BBB59" w:themeColor="accent3"/>
+          <w:top w:val="single" w:color="9BBB59" w:themeColor="accent3" w:sz="8" w:space="0"/>
+          <w:left w:val="single" w:color="9BBB59" w:themeColor="accent3" w:sz="8" w:space="0"/>
+          <w:bottom w:val="single" w:color="9BBB59" w:themeColor="accent3" w:sz="8" w:space="0"/>
+          <w:right w:val="single" w:color="9BBB59" w:themeColor="accent3" w:sz="8" w:space="0"/>
         </w:tcBorders>
       </w:tcPr>
     </w:tblStylePr>
@@ -9404,10 +9426,10 @@
       <w:tblPr/>
       <w:tcPr>
         <w:tcBorders>
-          <w:top w:val="single" w:sz="8" w:space="0" w:color="9BBB59" w:themeColor="accent3"/>
-          <w:left w:val="single" w:sz="8" w:space="0" w:color="9BBB59" w:themeColor="accent3"/>
-          <w:bottom w:val="single" w:sz="8" w:space="0" w:color="9BBB59" w:themeColor="accent3"/>
-          <w:right w:val="single" w:sz="8" w:space="0" w:color="9BBB59" w:themeColor="accent3"/>
+          <w:top w:val="single" w:color="9BBB59" w:themeColor="accent3" w:sz="8" w:space="0"/>
+          <w:left w:val="single" w:color="9BBB59" w:themeColor="accent3" w:sz="8" w:space="0"/>
+          <w:bottom w:val="single" w:color="9BBB59" w:themeColor="accent3" w:sz="8" w:space="0"/>
+          <w:right w:val="single" w:color="9BBB59" w:themeColor="accent3" w:sz="8" w:space="0"/>
         </w:tcBorders>
       </w:tcPr>
     </w:tblStylePr>
@@ -9424,10 +9446,10 @@
       <w:tblStyleRowBandSize w:val="1"/>
       <w:tblStyleColBandSize w:val="1"/>
       <w:tblBorders>
-        <w:top w:val="single" w:sz="8" w:space="0" w:color="8064A2" w:themeColor="accent4"/>
-        <w:left w:val="single" w:sz="8" w:space="0" w:color="8064A2" w:themeColor="accent4"/>
-        <w:bottom w:val="single" w:sz="8" w:space="0" w:color="8064A2" w:themeColor="accent4"/>
-        <w:right w:val="single" w:sz="8" w:space="0" w:color="8064A2" w:themeColor="accent4"/>
+        <w:top w:val="single" w:color="8064A2" w:themeColor="accent4" w:sz="8" w:space="0"/>
+        <w:left w:val="single" w:color="8064A2" w:themeColor="accent4" w:sz="8" w:space="0"/>
+        <w:bottom w:val="single" w:color="8064A2" w:themeColor="accent4" w:sz="8" w:space="0"/>
+        <w:right w:val="single" w:color="8064A2" w:themeColor="accent4" w:sz="8" w:space="0"/>
       </w:tblBorders>
     </w:tblPr>
     <w:tblStylePr w:type="firstRow">
@@ -9455,10 +9477,10 @@
       <w:tblPr/>
       <w:tcPr>
         <w:tcBorders>
-          <w:top w:val="double" w:sz="6" w:space="0" w:color="8064A2" w:themeColor="accent4"/>
-          <w:left w:val="single" w:sz="8" w:space="0" w:color="8064A2" w:themeColor="accent4"/>
-          <w:bottom w:val="single" w:sz="8" w:space="0" w:color="8064A2" w:themeColor="accent4"/>
-          <w:right w:val="single" w:sz="8" w:space="0" w:color="8064A2" w:themeColor="accent4"/>
+          <w:top w:val="double" w:color="8064A2" w:themeColor="accent4" w:sz="6" w:space="0"/>
+          <w:left w:val="single" w:color="8064A2" w:themeColor="accent4" w:sz="8" w:space="0"/>
+          <w:bottom w:val="single" w:color="8064A2" w:themeColor="accent4" w:sz="8" w:space="0"/>
+          <w:right w:val="single" w:color="8064A2" w:themeColor="accent4" w:sz="8" w:space="0"/>
         </w:tcBorders>
       </w:tcPr>
     </w:tblStylePr>
@@ -9478,10 +9500,10 @@
       <w:tblPr/>
       <w:tcPr>
         <w:tcBorders>
-          <w:top w:val="single" w:sz="8" w:space="0" w:color="8064A2" w:themeColor="accent4"/>
-          <w:left w:val="single" w:sz="8" w:space="0" w:color="8064A2" w:themeColor="accent4"/>
-          <w:bottom w:val="single" w:sz="8" w:space="0" w:color="8064A2" w:themeColor="accent4"/>
-          <w:right w:val="single" w:sz="8" w:space="0" w:color="8064A2" w:themeColor="accent4"/>
+          <w:top w:val="single" w:color="8064A2" w:themeColor="accent4" w:sz="8" w:space="0"/>
+          <w:left w:val="single" w:color="8064A2" w:themeColor="accent4" w:sz="8" w:space="0"/>
+          <w:bottom w:val="single" w:color="8064A2" w:themeColor="accent4" w:sz="8" w:space="0"/>
+          <w:right w:val="single" w:color="8064A2" w:themeColor="accent4" w:sz="8" w:space="0"/>
         </w:tcBorders>
       </w:tcPr>
     </w:tblStylePr>
@@ -9489,10 +9511,10 @@
       <w:tblPr/>
       <w:tcPr>
         <w:tcBorders>
-          <w:top w:val="single" w:sz="8" w:space="0" w:color="8064A2" w:themeColor="accent4"/>
-          <w:left w:val="single" w:sz="8" w:space="0" w:color="8064A2" w:themeColor="accent4"/>
-          <w:bottom w:val="single" w:sz="8" w:space="0" w:color="8064A2" w:themeColor="accent4"/>
-          <w:right w:val="single" w:sz="8" w:space="0" w:color="8064A2" w:themeColor="accent4"/>
+          <w:top w:val="single" w:color="8064A2" w:themeColor="accent4" w:sz="8" w:space="0"/>
+          <w:left w:val="single" w:color="8064A2" w:themeColor="accent4" w:sz="8" w:space="0"/>
+          <w:bottom w:val="single" w:color="8064A2" w:themeColor="accent4" w:sz="8" w:space="0"/>
+          <w:right w:val="single" w:color="8064A2" w:themeColor="accent4" w:sz="8" w:space="0"/>
         </w:tcBorders>
       </w:tcPr>
     </w:tblStylePr>
@@ -9509,10 +9531,10 @@
       <w:tblStyleRowBandSize w:val="1"/>
       <w:tblStyleColBandSize w:val="1"/>
       <w:tblBorders>
-        <w:top w:val="single" w:sz="8" w:space="0" w:color="4BACC6" w:themeColor="accent5"/>
-        <w:left w:val="single" w:sz="8" w:space="0" w:color="4BACC6" w:themeColor="accent5"/>
-        <w:bottom w:val="single" w:sz="8" w:space="0" w:color="4BACC6" w:themeColor="accent5"/>
-        <w:right w:val="single" w:sz="8" w:space="0" w:color="4BACC6" w:themeColor="accent5"/>
+        <w:top w:val="single" w:color="4BACC6" w:themeColor="accent5" w:sz="8" w:space="0"/>
+        <w:left w:val="single" w:color="4BACC6" w:themeColor="accent5" w:sz="8" w:space="0"/>
+        <w:bottom w:val="single" w:color="4BACC6" w:themeColor="accent5" w:sz="8" w:space="0"/>
+        <w:right w:val="single" w:color="4BACC6" w:themeColor="accent5" w:sz="8" w:space="0"/>
       </w:tblBorders>
     </w:tblPr>
     <w:tblStylePr w:type="firstRow">
@@ -9540,10 +9562,10 @@
       <w:tblPr/>
       <w:tcPr>
         <w:tcBorders>
-          <w:top w:val="double" w:sz="6" w:space="0" w:color="4BACC6" w:themeColor="accent5"/>
-          <w:left w:val="single" w:sz="8" w:space="0" w:color="4BACC6" w:themeColor="accent5"/>
-          <w:bottom w:val="single" w:sz="8" w:space="0" w:color="4BACC6" w:themeColor="accent5"/>
-          <w:right w:val="single" w:sz="8" w:space="0" w:color="4BACC6" w:themeColor="accent5"/>
+          <w:top w:val="double" w:color="4BACC6" w:themeColor="accent5" w:sz="6" w:space="0"/>
+          <w:left w:val="single" w:color="4BACC6" w:themeColor="accent5" w:sz="8" w:space="0"/>
+          <w:bottom w:val="single" w:color="4BACC6" w:themeColor="accent5" w:sz="8" w:space="0"/>
+          <w:right w:val="single" w:color="4BACC6" w:themeColor="accent5" w:sz="8" w:space="0"/>
         </w:tcBorders>
       </w:tcPr>
     </w:tblStylePr>
@@ -9563,10 +9585,10 @@
       <w:tblPr/>
       <w:tcPr>
         <w:tcBorders>
-          <w:top w:val="single" w:sz="8" w:space="0" w:color="4BACC6" w:themeColor="accent5"/>
-          <w:left w:val="single" w:sz="8" w:space="0" w:color="4BACC6" w:themeColor="accent5"/>
-          <w:bottom w:val="single" w:sz="8" w:space="0" w:color="4BACC6" w:themeColor="accent5"/>
-          <w:right w:val="single" w:sz="8" w:space="0" w:color="4BACC6" w:themeColor="accent5"/>
+          <w:top w:val="single" w:color="4BACC6" w:themeColor="accent5" w:sz="8" w:space="0"/>
+          <w:left w:val="single" w:color="4BACC6" w:themeColor="accent5" w:sz="8" w:space="0"/>
+          <w:bottom w:val="single" w:color="4BACC6" w:themeColor="accent5" w:sz="8" w:space="0"/>
+          <w:right w:val="single" w:color="4BACC6" w:themeColor="accent5" w:sz="8" w:space="0"/>
         </w:tcBorders>
       </w:tcPr>
     </w:tblStylePr>
@@ -9574,10 +9596,10 @@
       <w:tblPr/>
       <w:tcPr>
         <w:tcBorders>
-          <w:top w:val="single" w:sz="8" w:space="0" w:color="4BACC6" w:themeColor="accent5"/>
-          <w:left w:val="single" w:sz="8" w:space="0" w:color="4BACC6" w:themeColor="accent5"/>
-          <w:bottom w:val="single" w:sz="8" w:space="0" w:color="4BACC6" w:themeColor="accent5"/>
-          <w:right w:val="single" w:sz="8" w:space="0" w:color="4BACC6" w:themeColor="accent5"/>
+          <w:top w:val="single" w:color="4BACC6" w:themeColor="accent5" w:sz="8" w:space="0"/>
+          <w:left w:val="single" w:color="4BACC6" w:themeColor="accent5" w:sz="8" w:space="0"/>
+          <w:bottom w:val="single" w:color="4BACC6" w:themeColor="accent5" w:sz="8" w:space="0"/>
+          <w:right w:val="single" w:color="4BACC6" w:themeColor="accent5" w:sz="8" w:space="0"/>
         </w:tcBorders>
       </w:tcPr>
     </w:tblStylePr>
@@ -9594,10 +9616,10 @@
       <w:tblStyleRowBandSize w:val="1"/>
       <w:tblStyleColBandSize w:val="1"/>
       <w:tblBorders>
-        <w:top w:val="single" w:sz="8" w:space="0" w:color="F79646" w:themeColor="accent6"/>
-        <w:left w:val="single" w:sz="8" w:space="0" w:color="F79646" w:themeColor="accent6"/>
-        <w:bottom w:val="single" w:sz="8" w:space="0" w:color="F79646" w:themeColor="accent6"/>
-        <w:right w:val="single" w:sz="8" w:space="0" w:color="F79646" w:themeColor="accent6"/>
+        <w:top w:val="single" w:color="F79646" w:themeColor="accent6" w:sz="8" w:space="0"/>
+        <w:left w:val="single" w:color="F79646" w:themeColor="accent6" w:sz="8" w:space="0"/>
+        <w:bottom w:val="single" w:color="F79646" w:themeColor="accent6" w:sz="8" w:space="0"/>
+        <w:right w:val="single" w:color="F79646" w:themeColor="accent6" w:sz="8" w:space="0"/>
       </w:tblBorders>
     </w:tblPr>
     <w:tblStylePr w:type="firstRow">
@@ -9625,10 +9647,10 @@
       <w:tblPr/>
       <w:tcPr>
         <w:tcBorders>
-          <w:top w:val="double" w:sz="6" w:space="0" w:color="F79646" w:themeColor="accent6"/>
-          <w:left w:val="single" w:sz="8" w:space="0" w:color="F79646" w:themeColor="accent6"/>
-          <w:bottom w:val="single" w:sz="8" w:space="0" w:color="F79646" w:themeColor="accent6"/>
-          <w:right w:val="single" w:sz="8" w:space="0" w:color="F79646" w:themeColor="accent6"/>
+          <w:top w:val="double" w:color="F79646" w:themeColor="accent6" w:sz="6" w:space="0"/>
+          <w:left w:val="single" w:color="F79646" w:themeColor="accent6" w:sz="8" w:space="0"/>
+          <w:bottom w:val="single" w:color="F79646" w:themeColor="accent6" w:sz="8" w:space="0"/>
+          <w:right w:val="single" w:color="F79646" w:themeColor="accent6" w:sz="8" w:space="0"/>
         </w:tcBorders>
       </w:tcPr>
     </w:tblStylePr>
@@ -9648,10 +9670,10 @@
       <w:tblPr/>
       <w:tcPr>
         <w:tcBorders>
-          <w:top w:val="single" w:sz="8" w:space="0" w:color="F79646" w:themeColor="accent6"/>
-          <w:left w:val="single" w:sz="8" w:space="0" w:color="F79646" w:themeColor="accent6"/>
-          <w:bottom w:val="single" w:sz="8" w:space="0" w:color="F79646" w:themeColor="accent6"/>
-          <w:right w:val="single" w:sz="8" w:space="0" w:color="F79646" w:themeColor="accent6"/>
+          <w:top w:val="single" w:color="F79646" w:themeColor="accent6" w:sz="8" w:space="0"/>
+          <w:left w:val="single" w:color="F79646" w:themeColor="accent6" w:sz="8" w:space="0"/>
+          <w:bottom w:val="single" w:color="F79646" w:themeColor="accent6" w:sz="8" w:space="0"/>
+          <w:right w:val="single" w:color="F79646" w:themeColor="accent6" w:sz="8" w:space="0"/>
         </w:tcBorders>
       </w:tcPr>
     </w:tblStylePr>
@@ -9659,10 +9681,10 @@
       <w:tblPr/>
       <w:tcPr>
         <w:tcBorders>
-          <w:top w:val="single" w:sz="8" w:space="0" w:color="F79646" w:themeColor="accent6"/>
-          <w:left w:val="single" w:sz="8" w:space="0" w:color="F79646" w:themeColor="accent6"/>
-          <w:bottom w:val="single" w:sz="8" w:space="0" w:color="F79646" w:themeColor="accent6"/>
-          <w:right w:val="single" w:sz="8" w:space="0" w:color="F79646" w:themeColor="accent6"/>
+          <w:top w:val="single" w:color="F79646" w:themeColor="accent6" w:sz="8" w:space="0"/>
+          <w:left w:val="single" w:color="F79646" w:themeColor="accent6" w:sz="8" w:space="0"/>
+          <w:bottom w:val="single" w:color="F79646" w:themeColor="accent6" w:sz="8" w:space="0"/>
+          <w:right w:val="single" w:color="F79646" w:themeColor="accent6" w:sz="8" w:space="0"/>
         </w:tcBorders>
       </w:tcPr>
     </w:tblStylePr>
@@ -9679,12 +9701,12 @@
       <w:tblStyleRowBandSize w:val="1"/>
       <w:tblStyleColBandSize w:val="1"/>
       <w:tblBorders>
-        <w:top w:val="single" w:sz="8" w:space="0" w:color="000000" w:themeColor="text1"/>
-        <w:left w:val="single" w:sz="8" w:space="0" w:color="000000" w:themeColor="text1"/>
-        <w:bottom w:val="single" w:sz="8" w:space="0" w:color="000000" w:themeColor="text1"/>
-        <w:right w:val="single" w:sz="8" w:space="0" w:color="000000" w:themeColor="text1"/>
-        <w:insideH w:val="single" w:sz="8" w:space="0" w:color="000000" w:themeColor="text1"/>
-        <w:insideV w:val="single" w:sz="8" w:space="0" w:color="000000" w:themeColor="text1"/>
+        <w:top w:val="single" w:color="000000" w:themeColor="text1" w:sz="8" w:space="0"/>
+        <w:left w:val="single" w:color="000000" w:themeColor="text1" w:sz="8" w:space="0"/>
+        <w:bottom w:val="single" w:color="000000" w:themeColor="text1" w:sz="8" w:space="0"/>
+        <w:right w:val="single" w:color="000000" w:themeColor="text1" w:sz="8" w:space="0"/>
+        <w:insideH w:val="single" w:color="000000" w:themeColor="text1" w:sz="8" w:space="0"/>
+        <w:insideV w:val="single" w:color="000000" w:themeColor="text1" w:sz="8" w:space="0"/>
       </w:tblBorders>
     </w:tblPr>
     <w:tblStylePr w:type="firstRow">
@@ -9692,19 +9714,19 @@
         <w:spacing w:before="0" w:after="0" w:line="240" w:lineRule="auto"/>
       </w:pPr>
       <w:rPr>
-        <w:rFonts w:asciiTheme="majorHAnsi" w:eastAsiaTheme="majorEastAsia" w:hAnsiTheme="majorHAnsi" w:cstheme="majorBidi"/>
-        <w:b/>
-        <w:bCs/>
-      </w:rPr>
-      <w:tblPr/>
-      <w:tcPr>
-        <w:tcBorders>
-          <w:top w:val="single" w:sz="8" w:space="0" w:color="000000" w:themeColor="text1"/>
-          <w:left w:val="single" w:sz="8" w:space="0" w:color="000000" w:themeColor="text1"/>
-          <w:bottom w:val="single" w:sz="18" w:space="0" w:color="000000" w:themeColor="text1"/>
-          <w:right w:val="single" w:sz="8" w:space="0" w:color="000000" w:themeColor="text1"/>
-          <w:insideH w:val="nil"/>
-          <w:insideV w:val="single" w:sz="8" w:space="0" w:color="000000" w:themeColor="text1"/>
+        <w:rFonts w:asciiTheme="majorHAnsi" w:hAnsiTheme="majorHAnsi" w:eastAsiaTheme="majorEastAsia" w:cstheme="majorBidi"/>
+        <w:b/>
+        <w:bCs/>
+      </w:rPr>
+      <w:tblPr/>
+      <w:tcPr>
+        <w:tcBorders>
+          <w:top w:val="single" w:color="000000" w:themeColor="text1" w:sz="8" w:space="0"/>
+          <w:left w:val="single" w:color="000000" w:themeColor="text1" w:sz="8" w:space="0"/>
+          <w:bottom w:val="single" w:color="000000" w:themeColor="text1" w:sz="18" w:space="0"/>
+          <w:right w:val="single" w:color="000000" w:themeColor="text1" w:sz="8" w:space="0"/>
+          <w:insideH w:val="nil"/>
+          <w:insideV w:val="single" w:color="000000" w:themeColor="text1" w:sz="8" w:space="0"/>
         </w:tcBorders>
       </w:tcPr>
     </w:tblStylePr>
@@ -9713,42 +9735,42 @@
         <w:spacing w:before="0" w:after="0" w:line="240" w:lineRule="auto"/>
       </w:pPr>
       <w:rPr>
-        <w:rFonts w:asciiTheme="majorHAnsi" w:eastAsiaTheme="majorEastAsia" w:hAnsiTheme="majorHAnsi" w:cstheme="majorBidi"/>
-        <w:b/>
-        <w:bCs/>
-      </w:rPr>
-      <w:tblPr/>
-      <w:tcPr>
-        <w:tcBorders>
-          <w:top w:val="double" w:sz="6" w:space="0" w:color="000000" w:themeColor="text1"/>
-          <w:left w:val="single" w:sz="8" w:space="0" w:color="000000" w:themeColor="text1"/>
-          <w:bottom w:val="single" w:sz="8" w:space="0" w:color="000000" w:themeColor="text1"/>
-          <w:right w:val="single" w:sz="8" w:space="0" w:color="000000" w:themeColor="text1"/>
-          <w:insideH w:val="nil"/>
-          <w:insideV w:val="single" w:sz="8" w:space="0" w:color="000000" w:themeColor="text1"/>
+        <w:rFonts w:asciiTheme="majorHAnsi" w:hAnsiTheme="majorHAnsi" w:eastAsiaTheme="majorEastAsia" w:cstheme="majorBidi"/>
+        <w:b/>
+        <w:bCs/>
+      </w:rPr>
+      <w:tblPr/>
+      <w:tcPr>
+        <w:tcBorders>
+          <w:top w:val="double" w:color="000000" w:themeColor="text1" w:sz="6" w:space="0"/>
+          <w:left w:val="single" w:color="000000" w:themeColor="text1" w:sz="8" w:space="0"/>
+          <w:bottom w:val="single" w:color="000000" w:themeColor="text1" w:sz="8" w:space="0"/>
+          <w:right w:val="single" w:color="000000" w:themeColor="text1" w:sz="8" w:space="0"/>
+          <w:insideH w:val="nil"/>
+          <w:insideV w:val="single" w:color="000000" w:themeColor="text1" w:sz="8" w:space="0"/>
         </w:tcBorders>
       </w:tcPr>
     </w:tblStylePr>
     <w:tblStylePr w:type="firstCol">
       <w:rPr>
-        <w:rFonts w:asciiTheme="majorHAnsi" w:eastAsiaTheme="majorEastAsia" w:hAnsiTheme="majorHAnsi" w:cstheme="majorBidi"/>
+        <w:rFonts w:asciiTheme="majorHAnsi" w:hAnsiTheme="majorHAnsi" w:eastAsiaTheme="majorEastAsia" w:cstheme="majorBidi"/>
         <w:b/>
         <w:bCs/>
       </w:rPr>
     </w:tblStylePr>
     <w:tblStylePr w:type="lastCol">
       <w:rPr>
-        <w:rFonts w:asciiTheme="majorHAnsi" w:eastAsiaTheme="majorEastAsia" w:hAnsiTheme="majorHAnsi" w:cstheme="majorBidi"/>
-        <w:b/>
-        <w:bCs/>
-      </w:rPr>
-      <w:tblPr/>
-      <w:tcPr>
-        <w:tcBorders>
-          <w:top w:val="single" w:sz="8" w:space="0" w:color="000000" w:themeColor="text1"/>
-          <w:left w:val="single" w:sz="8" w:space="0" w:color="000000" w:themeColor="text1"/>
-          <w:bottom w:val="single" w:sz="8" w:space="0" w:color="000000" w:themeColor="text1"/>
-          <w:right w:val="single" w:sz="8" w:space="0" w:color="000000" w:themeColor="text1"/>
+        <w:rFonts w:asciiTheme="majorHAnsi" w:hAnsiTheme="majorHAnsi" w:eastAsiaTheme="majorEastAsia" w:cstheme="majorBidi"/>
+        <w:b/>
+        <w:bCs/>
+      </w:rPr>
+      <w:tblPr/>
+      <w:tcPr>
+        <w:tcBorders>
+          <w:top w:val="single" w:color="000000" w:themeColor="text1" w:sz="8" w:space="0"/>
+          <w:left w:val="single" w:color="000000" w:themeColor="text1" w:sz="8" w:space="0"/>
+          <w:bottom w:val="single" w:color="000000" w:themeColor="text1" w:sz="8" w:space="0"/>
+          <w:right w:val="single" w:color="000000" w:themeColor="text1" w:sz="8" w:space="0"/>
         </w:tcBorders>
       </w:tcPr>
     </w:tblStylePr>
@@ -9756,10 +9778,10 @@
       <w:tblPr/>
       <w:tcPr>
         <w:tcBorders>
-          <w:top w:val="single" w:sz="8" w:space="0" w:color="000000" w:themeColor="text1"/>
-          <w:left w:val="single" w:sz="8" w:space="0" w:color="000000" w:themeColor="text1"/>
-          <w:bottom w:val="single" w:sz="8" w:space="0" w:color="000000" w:themeColor="text1"/>
-          <w:right w:val="single" w:sz="8" w:space="0" w:color="000000" w:themeColor="text1"/>
+          <w:top w:val="single" w:color="000000" w:themeColor="text1" w:sz="8" w:space="0"/>
+          <w:left w:val="single" w:color="000000" w:themeColor="text1" w:sz="8" w:space="0"/>
+          <w:bottom w:val="single" w:color="000000" w:themeColor="text1" w:sz="8" w:space="0"/>
+          <w:right w:val="single" w:color="000000" w:themeColor="text1" w:sz="8" w:space="0"/>
         </w:tcBorders>
         <w:shd w:val="clear" w:color="auto" w:fill="C0C0C0" w:themeFill="text1" w:themeFillTint="3F"/>
       </w:tcPr>
@@ -9768,11 +9790,11 @@
       <w:tblPr/>
       <w:tcPr>
         <w:tcBorders>
-          <w:top w:val="single" w:sz="8" w:space="0" w:color="000000" w:themeColor="text1"/>
-          <w:left w:val="single" w:sz="8" w:space="0" w:color="000000" w:themeColor="text1"/>
-          <w:bottom w:val="single" w:sz="8" w:space="0" w:color="000000" w:themeColor="text1"/>
-          <w:right w:val="single" w:sz="8" w:space="0" w:color="000000" w:themeColor="text1"/>
-          <w:insideV w:val="single" w:sz="8" w:space="0" w:color="000000" w:themeColor="text1"/>
+          <w:top w:val="single" w:color="000000" w:themeColor="text1" w:sz="8" w:space="0"/>
+          <w:left w:val="single" w:color="000000" w:themeColor="text1" w:sz="8" w:space="0"/>
+          <w:bottom w:val="single" w:color="000000" w:themeColor="text1" w:sz="8" w:space="0"/>
+          <w:right w:val="single" w:color="000000" w:themeColor="text1" w:sz="8" w:space="0"/>
+          <w:insideV w:val="single" w:color="000000" w:themeColor="text1" w:sz="8" w:space="0"/>
         </w:tcBorders>
         <w:shd w:val="clear" w:color="auto" w:fill="C0C0C0" w:themeFill="text1" w:themeFillTint="3F"/>
       </w:tcPr>
@@ -9781,11 +9803,11 @@
       <w:tblPr/>
       <w:tcPr>
         <w:tcBorders>
-          <w:top w:val="single" w:sz="8" w:space="0" w:color="000000" w:themeColor="text1"/>
-          <w:left w:val="single" w:sz="8" w:space="0" w:color="000000" w:themeColor="text1"/>
-          <w:bottom w:val="single" w:sz="8" w:space="0" w:color="000000" w:themeColor="text1"/>
-          <w:right w:val="single" w:sz="8" w:space="0" w:color="000000" w:themeColor="text1"/>
-          <w:insideV w:val="single" w:sz="8" w:space="0" w:color="000000" w:themeColor="text1"/>
+          <w:top w:val="single" w:color="000000" w:themeColor="text1" w:sz="8" w:space="0"/>
+          <w:left w:val="single" w:color="000000" w:themeColor="text1" w:sz="8" w:space="0"/>
+          <w:bottom w:val="single" w:color="000000" w:themeColor="text1" w:sz="8" w:space="0"/>
+          <w:right w:val="single" w:color="000000" w:themeColor="text1" w:sz="8" w:space="0"/>
+          <w:insideV w:val="single" w:color="000000" w:themeColor="text1" w:sz="8" w:space="0"/>
         </w:tcBorders>
       </w:tcPr>
     </w:tblStylePr>
@@ -9802,12 +9824,12 @@
       <w:tblStyleRowBandSize w:val="1"/>
       <w:tblStyleColBandSize w:val="1"/>
       <w:tblBorders>
-        <w:top w:val="single" w:sz="8" w:space="0" w:color="4F81BD" w:themeColor="accent1"/>
-        <w:left w:val="single" w:sz="8" w:space="0" w:color="4F81BD" w:themeColor="accent1"/>
-        <w:bottom w:val="single" w:sz="8" w:space="0" w:color="4F81BD" w:themeColor="accent1"/>
-        <w:right w:val="single" w:sz="8" w:space="0" w:color="4F81BD" w:themeColor="accent1"/>
-        <w:insideH w:val="single" w:sz="8" w:space="0" w:color="4F81BD" w:themeColor="accent1"/>
-        <w:insideV w:val="single" w:sz="8" w:space="0" w:color="4F81BD" w:themeColor="accent1"/>
+        <w:top w:val="single" w:color="4F81BD" w:themeColor="accent1" w:sz="8" w:space="0"/>
+        <w:left w:val="single" w:color="4F81BD" w:themeColor="accent1" w:sz="8" w:space="0"/>
+        <w:bottom w:val="single" w:color="4F81BD" w:themeColor="accent1" w:sz="8" w:space="0"/>
+        <w:right w:val="single" w:color="4F81BD" w:themeColor="accent1" w:sz="8" w:space="0"/>
+        <w:insideH w:val="single" w:color="4F81BD" w:themeColor="accent1" w:sz="8" w:space="0"/>
+        <w:insideV w:val="single" w:color="4F81BD" w:themeColor="accent1" w:sz="8" w:space="0"/>
       </w:tblBorders>
     </w:tblPr>
     <w:tblStylePr w:type="firstRow">
@@ -9815,19 +9837,19 @@
         <w:spacing w:before="0" w:after="0" w:line="240" w:lineRule="auto"/>
       </w:pPr>
       <w:rPr>
-        <w:rFonts w:asciiTheme="majorHAnsi" w:eastAsiaTheme="majorEastAsia" w:hAnsiTheme="majorHAnsi" w:cstheme="majorBidi"/>
-        <w:b/>
-        <w:bCs/>
-      </w:rPr>
-      <w:tblPr/>
-      <w:tcPr>
-        <w:tcBorders>
-          <w:top w:val="single" w:sz="8" w:space="0" w:color="4F81BD" w:themeColor="accent1"/>
-          <w:left w:val="single" w:sz="8" w:space="0" w:color="4F81BD" w:themeColor="accent1"/>
-          <w:bottom w:val="single" w:sz="18" w:space="0" w:color="4F81BD" w:themeColor="accent1"/>
-          <w:right w:val="single" w:sz="8" w:space="0" w:color="4F81BD" w:themeColor="accent1"/>
-          <w:insideH w:val="nil"/>
-          <w:insideV w:val="single" w:sz="8" w:space="0" w:color="4F81BD" w:themeColor="accent1"/>
+        <w:rFonts w:asciiTheme="majorHAnsi" w:hAnsiTheme="majorHAnsi" w:eastAsiaTheme="majorEastAsia" w:cstheme="majorBidi"/>
+        <w:b/>
+        <w:bCs/>
+      </w:rPr>
+      <w:tblPr/>
+      <w:tcPr>
+        <w:tcBorders>
+          <w:top w:val="single" w:color="4F81BD" w:themeColor="accent1" w:sz="8" w:space="0"/>
+          <w:left w:val="single" w:color="4F81BD" w:themeColor="accent1" w:sz="8" w:space="0"/>
+          <w:bottom w:val="single" w:color="4F81BD" w:themeColor="accent1" w:sz="18" w:space="0"/>
+          <w:right w:val="single" w:color="4F81BD" w:themeColor="accent1" w:sz="8" w:space="0"/>
+          <w:insideH w:val="nil"/>
+          <w:insideV w:val="single" w:color="4F81BD" w:themeColor="accent1" w:sz="8" w:space="0"/>
         </w:tcBorders>
       </w:tcPr>
     </w:tblStylePr>
@@ -9836,42 +9858,42 @@
         <w:spacing w:before="0" w:after="0" w:line="240" w:lineRule="auto"/>
       </w:pPr>
       <w:rPr>
-        <w:rFonts w:asciiTheme="majorHAnsi" w:eastAsiaTheme="majorEastAsia" w:hAnsiTheme="majorHAnsi" w:cstheme="majorBidi"/>
-        <w:b/>
-        <w:bCs/>
-      </w:rPr>
-      <w:tblPr/>
-      <w:tcPr>
-        <w:tcBorders>
-          <w:top w:val="double" w:sz="6" w:space="0" w:color="4F81BD" w:themeColor="accent1"/>
-          <w:left w:val="single" w:sz="8" w:space="0" w:color="4F81BD" w:themeColor="accent1"/>
-          <w:bottom w:val="single" w:sz="8" w:space="0" w:color="4F81BD" w:themeColor="accent1"/>
-          <w:right w:val="single" w:sz="8" w:space="0" w:color="4F81BD" w:themeColor="accent1"/>
-          <w:insideH w:val="nil"/>
-          <w:insideV w:val="single" w:sz="8" w:space="0" w:color="4F81BD" w:themeColor="accent1"/>
+        <w:rFonts w:asciiTheme="majorHAnsi" w:hAnsiTheme="majorHAnsi" w:eastAsiaTheme="majorEastAsia" w:cstheme="majorBidi"/>
+        <w:b/>
+        <w:bCs/>
+      </w:rPr>
+      <w:tblPr/>
+      <w:tcPr>
+        <w:tcBorders>
+          <w:top w:val="double" w:color="4F81BD" w:themeColor="accent1" w:sz="6" w:space="0"/>
+          <w:left w:val="single" w:color="4F81BD" w:themeColor="accent1" w:sz="8" w:space="0"/>
+          <w:bottom w:val="single" w:color="4F81BD" w:themeColor="accent1" w:sz="8" w:space="0"/>
+          <w:right w:val="single" w:color="4F81BD" w:themeColor="accent1" w:sz="8" w:space="0"/>
+          <w:insideH w:val="nil"/>
+          <w:insideV w:val="single" w:color="4F81BD" w:themeColor="accent1" w:sz="8" w:space="0"/>
         </w:tcBorders>
       </w:tcPr>
     </w:tblStylePr>
     <w:tblStylePr w:type="firstCol">
       <w:rPr>
-        <w:rFonts w:asciiTheme="majorHAnsi" w:eastAsiaTheme="majorEastAsia" w:hAnsiTheme="majorHAnsi" w:cstheme="majorBidi"/>
+        <w:rFonts w:asciiTheme="majorHAnsi" w:hAnsiTheme="majorHAnsi" w:eastAsiaTheme="majorEastAsia" w:cstheme="majorBidi"/>
         <w:b/>
         <w:bCs/>
       </w:rPr>
     </w:tblStylePr>
     <w:tblStylePr w:type="lastCol">
       <w:rPr>
-        <w:rFonts w:asciiTheme="majorHAnsi" w:eastAsiaTheme="majorEastAsia" w:hAnsiTheme="majorHAnsi" w:cstheme="majorBidi"/>
-        <w:b/>
-        <w:bCs/>
-      </w:rPr>
-      <w:tblPr/>
-      <w:tcPr>
-        <w:tcBorders>
-          <w:top w:val="single" w:sz="8" w:space="0" w:color="4F81BD" w:themeColor="accent1"/>
-          <w:left w:val="single" w:sz="8" w:space="0" w:color="4F81BD" w:themeColor="accent1"/>
-          <w:bottom w:val="single" w:sz="8" w:space="0" w:color="4F81BD" w:themeColor="accent1"/>
-          <w:right w:val="single" w:sz="8" w:space="0" w:color="4F81BD" w:themeColor="accent1"/>
+        <w:rFonts w:asciiTheme="majorHAnsi" w:hAnsiTheme="majorHAnsi" w:eastAsiaTheme="majorEastAsia" w:cstheme="majorBidi"/>
+        <w:b/>
+        <w:bCs/>
+      </w:rPr>
+      <w:tblPr/>
+      <w:tcPr>
+        <w:tcBorders>
+          <w:top w:val="single" w:color="4F81BD" w:themeColor="accent1" w:sz="8" w:space="0"/>
+          <w:left w:val="single" w:color="4F81BD" w:themeColor="accent1" w:sz="8" w:space="0"/>
+          <w:bottom w:val="single" w:color="4F81BD" w:themeColor="accent1" w:sz="8" w:space="0"/>
+          <w:right w:val="single" w:color="4F81BD" w:themeColor="accent1" w:sz="8" w:space="0"/>
         </w:tcBorders>
       </w:tcPr>
     </w:tblStylePr>
@@ -9879,10 +9901,10 @@
       <w:tblPr/>
       <w:tcPr>
         <w:tcBorders>
-          <w:top w:val="single" w:sz="8" w:space="0" w:color="4F81BD" w:themeColor="accent1"/>
-          <w:left w:val="single" w:sz="8" w:space="0" w:color="4F81BD" w:themeColor="accent1"/>
-          <w:bottom w:val="single" w:sz="8" w:space="0" w:color="4F81BD" w:themeColor="accent1"/>
-          <w:right w:val="single" w:sz="8" w:space="0" w:color="4F81BD" w:themeColor="accent1"/>
+          <w:top w:val="single" w:color="4F81BD" w:themeColor="accent1" w:sz="8" w:space="0"/>
+          <w:left w:val="single" w:color="4F81BD" w:themeColor="accent1" w:sz="8" w:space="0"/>
+          <w:bottom w:val="single" w:color="4F81BD" w:themeColor="accent1" w:sz="8" w:space="0"/>
+          <w:right w:val="single" w:color="4F81BD" w:themeColor="accent1" w:sz="8" w:space="0"/>
         </w:tcBorders>
         <w:shd w:val="clear" w:color="auto" w:fill="D3DFEE" w:themeFill="accent1" w:themeFillTint="3F"/>
       </w:tcPr>
@@ -9891,11 +9913,11 @@
       <w:tblPr/>
       <w:tcPr>
         <w:tcBorders>
-          <w:top w:val="single" w:sz="8" w:space="0" w:color="4F81BD" w:themeColor="accent1"/>
-          <w:left w:val="single" w:sz="8" w:space="0" w:color="4F81BD" w:themeColor="accent1"/>
-          <w:bottom w:val="single" w:sz="8" w:space="0" w:color="4F81BD" w:themeColor="accent1"/>
-          <w:right w:val="single" w:sz="8" w:space="0" w:color="4F81BD" w:themeColor="accent1"/>
-          <w:insideV w:val="single" w:sz="8" w:space="0" w:color="4F81BD" w:themeColor="accent1"/>
+          <w:top w:val="single" w:color="4F81BD" w:themeColor="accent1" w:sz="8" w:space="0"/>
+          <w:left w:val="single" w:color="4F81BD" w:themeColor="accent1" w:sz="8" w:space="0"/>
+          <w:bottom w:val="single" w:color="4F81BD" w:themeColor="accent1" w:sz="8" w:space="0"/>
+          <w:right w:val="single" w:color="4F81BD" w:themeColor="accent1" w:sz="8" w:space="0"/>
+          <w:insideV w:val="single" w:color="4F81BD" w:themeColor="accent1" w:sz="8" w:space="0"/>
         </w:tcBorders>
         <w:shd w:val="clear" w:color="auto" w:fill="D3DFEE" w:themeFill="accent1" w:themeFillTint="3F"/>
       </w:tcPr>
@@ -9904,11 +9926,11 @@
       <w:tblPr/>
       <w:tcPr>
         <w:tcBorders>
-          <w:top w:val="single" w:sz="8" w:space="0" w:color="4F81BD" w:themeColor="accent1"/>
-          <w:left w:val="single" w:sz="8" w:space="0" w:color="4F81BD" w:themeColor="accent1"/>
-          <w:bottom w:val="single" w:sz="8" w:space="0" w:color="4F81BD" w:themeColor="accent1"/>
-          <w:right w:val="single" w:sz="8" w:space="0" w:color="4F81BD" w:themeColor="accent1"/>
-          <w:insideV w:val="single" w:sz="8" w:space="0" w:color="4F81BD" w:themeColor="accent1"/>
+          <w:top w:val="single" w:color="4F81BD" w:themeColor="accent1" w:sz="8" w:space="0"/>
+          <w:left w:val="single" w:color="4F81BD" w:themeColor="accent1" w:sz="8" w:space="0"/>
+          <w:bottom w:val="single" w:color="4F81BD" w:themeColor="accent1" w:sz="8" w:space="0"/>
+          <w:right w:val="single" w:color="4F81BD" w:themeColor="accent1" w:sz="8" w:space="0"/>
+          <w:insideV w:val="single" w:color="4F81BD" w:themeColor="accent1" w:sz="8" w:space="0"/>
         </w:tcBorders>
       </w:tcPr>
     </w:tblStylePr>
@@ -9925,12 +9947,12 @@
       <w:tblStyleRowBandSize w:val="1"/>
       <w:tblStyleColBandSize w:val="1"/>
       <w:tblBorders>
-        <w:top w:val="single" w:sz="8" w:space="0" w:color="C0504D" w:themeColor="accent2"/>
-        <w:left w:val="single" w:sz="8" w:space="0" w:color="C0504D" w:themeColor="accent2"/>
-        <w:bottom w:val="single" w:sz="8" w:space="0" w:color="C0504D" w:themeColor="accent2"/>
-        <w:right w:val="single" w:sz="8" w:space="0" w:color="C0504D" w:themeColor="accent2"/>
-        <w:insideH w:val="single" w:sz="8" w:space="0" w:color="C0504D" w:themeColor="accent2"/>
-        <w:insideV w:val="single" w:sz="8" w:space="0" w:color="C0504D" w:themeColor="accent2"/>
+        <w:top w:val="single" w:color="C0504D" w:themeColor="accent2" w:sz="8" w:space="0"/>
+        <w:left w:val="single" w:color="C0504D" w:themeColor="accent2" w:sz="8" w:space="0"/>
+        <w:bottom w:val="single" w:color="C0504D" w:themeColor="accent2" w:sz="8" w:space="0"/>
+        <w:right w:val="single" w:color="C0504D" w:themeColor="accent2" w:sz="8" w:space="0"/>
+        <w:insideH w:val="single" w:color="C0504D" w:themeColor="accent2" w:sz="8" w:space="0"/>
+        <w:insideV w:val="single" w:color="C0504D" w:themeColor="accent2" w:sz="8" w:space="0"/>
       </w:tblBorders>
     </w:tblPr>
     <w:tblStylePr w:type="firstRow">
@@ -9938,19 +9960,19 @@
         <w:spacing w:before="0" w:after="0" w:line="240" w:lineRule="auto"/>
       </w:pPr>
       <w:rPr>
-        <w:rFonts w:asciiTheme="majorHAnsi" w:eastAsiaTheme="majorEastAsia" w:hAnsiTheme="majorHAnsi" w:cstheme="majorBidi"/>
-        <w:b/>
-        <w:bCs/>
-      </w:rPr>
-      <w:tblPr/>
-      <w:tcPr>
-        <w:tcBorders>
-          <w:top w:val="single" w:sz="8" w:space="0" w:color="C0504D" w:themeColor="accent2"/>
-          <w:left w:val="single" w:sz="8" w:space="0" w:color="C0504D" w:themeColor="accent2"/>
-          <w:bottom w:val="single" w:sz="18" w:space="0" w:color="C0504D" w:themeColor="accent2"/>
-          <w:right w:val="single" w:sz="8" w:space="0" w:color="C0504D" w:themeColor="accent2"/>
-          <w:insideH w:val="nil"/>
-          <w:insideV w:val="single" w:sz="8" w:space="0" w:color="C0504D" w:themeColor="accent2"/>
+        <w:rFonts w:asciiTheme="majorHAnsi" w:hAnsiTheme="majorHAnsi" w:eastAsiaTheme="majorEastAsia" w:cstheme="majorBidi"/>
+        <w:b/>
+        <w:bCs/>
+      </w:rPr>
+      <w:tblPr/>
+      <w:tcPr>
+        <w:tcBorders>
+          <w:top w:val="single" w:color="C0504D" w:themeColor="accent2" w:sz="8" w:space="0"/>
+          <w:left w:val="single" w:color="C0504D" w:themeColor="accent2" w:sz="8" w:space="0"/>
+          <w:bottom w:val="single" w:color="C0504D" w:themeColor="accent2" w:sz="18" w:space="0"/>
+          <w:right w:val="single" w:color="C0504D" w:themeColor="accent2" w:sz="8" w:space="0"/>
+          <w:insideH w:val="nil"/>
+          <w:insideV w:val="single" w:color="C0504D" w:themeColor="accent2" w:sz="8" w:space="0"/>
         </w:tcBorders>
       </w:tcPr>
     </w:tblStylePr>
@@ -9959,42 +9981,42 @@
         <w:spacing w:before="0" w:after="0" w:line="240" w:lineRule="auto"/>
       </w:pPr>
       <w:rPr>
-        <w:rFonts w:asciiTheme="majorHAnsi" w:eastAsiaTheme="majorEastAsia" w:hAnsiTheme="majorHAnsi" w:cstheme="majorBidi"/>
-        <w:b/>
-        <w:bCs/>
-      </w:rPr>
-      <w:tblPr/>
-      <w:tcPr>
-        <w:tcBorders>
-          <w:top w:val="double" w:sz="6" w:space="0" w:color="C0504D" w:themeColor="accent2"/>
-          <w:left w:val="single" w:sz="8" w:space="0" w:color="C0504D" w:themeColor="accent2"/>
-          <w:bottom w:val="single" w:sz="8" w:space="0" w:color="C0504D" w:themeColor="accent2"/>
-          <w:right w:val="single" w:sz="8" w:space="0" w:color="C0504D" w:themeColor="accent2"/>
-          <w:insideH w:val="nil"/>
-          <w:insideV w:val="single" w:sz="8" w:space="0" w:color="C0504D" w:themeColor="accent2"/>
+        <w:rFonts w:asciiTheme="majorHAnsi" w:hAnsiTheme="majorHAnsi" w:eastAsiaTheme="majorEastAsia" w:cstheme="majorBidi"/>
+        <w:b/>
+        <w:bCs/>
+      </w:rPr>
+      <w:tblPr/>
+      <w:tcPr>
+        <w:tcBorders>
+          <w:top w:val="double" w:color="C0504D" w:themeColor="accent2" w:sz="6" w:space="0"/>
+          <w:left w:val="single" w:color="C0504D" w:themeColor="accent2" w:sz="8" w:space="0"/>
+          <w:bottom w:val="single" w:color="C0504D" w:themeColor="accent2" w:sz="8" w:space="0"/>
+          <w:right w:val="single" w:color="C0504D" w:themeColor="accent2" w:sz="8" w:space="0"/>
+          <w:insideH w:val="nil"/>
+          <w:insideV w:val="single" w:color="C0504D" w:themeColor="accent2" w:sz="8" w:space="0"/>
         </w:tcBorders>
       </w:tcPr>
     </w:tblStylePr>
     <w:tblStylePr w:type="firstCol">
       <w:rPr>
-        <w:rFonts w:asciiTheme="majorHAnsi" w:eastAsiaTheme="majorEastAsia" w:hAnsiTheme="majorHAnsi" w:cstheme="majorBidi"/>
+        <w:rFonts w:asciiTheme="majorHAnsi" w:hAnsiTheme="majorHAnsi" w:eastAsiaTheme="majorEastAsia" w:cstheme="majorBidi"/>
         <w:b/>
         <w:bCs/>
       </w:rPr>
     </w:tblStylePr>
     <w:tblStylePr w:type="lastCol">
       <w:rPr>
-        <w:rFonts w:asciiTheme="majorHAnsi" w:eastAsiaTheme="majorEastAsia" w:hAnsiTheme="majorHAnsi" w:cstheme="majorBidi"/>
-        <w:b/>
-        <w:bCs/>
-      </w:rPr>
-      <w:tblPr/>
-      <w:tcPr>
-        <w:tcBorders>
-          <w:top w:val="single" w:sz="8" w:space="0" w:color="C0504D" w:themeColor="accent2"/>
-          <w:left w:val="single" w:sz="8" w:space="0" w:color="C0504D" w:themeColor="accent2"/>
-          <w:bottom w:val="single" w:sz="8" w:space="0" w:color="C0504D" w:themeColor="accent2"/>
-          <w:right w:val="single" w:sz="8" w:space="0" w:color="C0504D" w:themeColor="accent2"/>
+        <w:rFonts w:asciiTheme="majorHAnsi" w:hAnsiTheme="majorHAnsi" w:eastAsiaTheme="majorEastAsia" w:cstheme="majorBidi"/>
+        <w:b/>
+        <w:bCs/>
+      </w:rPr>
+      <w:tblPr/>
+      <w:tcPr>
+        <w:tcBorders>
+          <w:top w:val="single" w:color="C0504D" w:themeColor="accent2" w:sz="8" w:space="0"/>
+          <w:left w:val="single" w:color="C0504D" w:themeColor="accent2" w:sz="8" w:space="0"/>
+          <w:bottom w:val="single" w:color="C0504D" w:themeColor="accent2" w:sz="8" w:space="0"/>
+          <w:right w:val="single" w:color="C0504D" w:themeColor="accent2" w:sz="8" w:space="0"/>
         </w:tcBorders>
       </w:tcPr>
     </w:tblStylePr>
@@ -10002,10 +10024,10 @@
       <w:tblPr/>
       <w:tcPr>
         <w:tcBorders>
-          <w:top w:val="single" w:sz="8" w:space="0" w:color="C0504D" w:themeColor="accent2"/>
-          <w:left w:val="single" w:sz="8" w:space="0" w:color="C0504D" w:themeColor="accent2"/>
-          <w:bottom w:val="single" w:sz="8" w:space="0" w:color="C0504D" w:themeColor="accent2"/>
-          <w:right w:val="single" w:sz="8" w:space="0" w:color="C0504D" w:themeColor="accent2"/>
+          <w:top w:val="single" w:color="C0504D" w:themeColor="accent2" w:sz="8" w:space="0"/>
+          <w:left w:val="single" w:color="C0504D" w:themeColor="accent2" w:sz="8" w:space="0"/>
+          <w:bottom w:val="single" w:color="C0504D" w:themeColor="accent2" w:sz="8" w:space="0"/>
+          <w:right w:val="single" w:color="C0504D" w:themeColor="accent2" w:sz="8" w:space="0"/>
         </w:tcBorders>
         <w:shd w:val="clear" w:color="auto" w:fill="EFD3D2" w:themeFill="accent2" w:themeFillTint="3F"/>
       </w:tcPr>
@@ -10014,11 +10036,11 @@
       <w:tblPr/>
       <w:tcPr>
         <w:tcBorders>
-          <w:top w:val="single" w:sz="8" w:space="0" w:color="C0504D" w:themeColor="accent2"/>
-          <w:left w:val="single" w:sz="8" w:space="0" w:color="C0504D" w:themeColor="accent2"/>
-          <w:bottom w:val="single" w:sz="8" w:space="0" w:color="C0504D" w:themeColor="accent2"/>
-          <w:right w:val="single" w:sz="8" w:space="0" w:color="C0504D" w:themeColor="accent2"/>
-          <w:insideV w:val="single" w:sz="8" w:space="0" w:color="C0504D" w:themeColor="accent2"/>
+          <w:top w:val="single" w:color="C0504D" w:themeColor="accent2" w:sz="8" w:space="0"/>
+          <w:left w:val="single" w:color="C0504D" w:themeColor="accent2" w:sz="8" w:space="0"/>
+          <w:bottom w:val="single" w:color="C0504D" w:themeColor="accent2" w:sz="8" w:space="0"/>
+          <w:right w:val="single" w:color="C0504D" w:themeColor="accent2" w:sz="8" w:space="0"/>
+          <w:insideV w:val="single" w:color="C0504D" w:themeColor="accent2" w:sz="8" w:space="0"/>
         </w:tcBorders>
         <w:shd w:val="clear" w:color="auto" w:fill="EFD3D2" w:themeFill="accent2" w:themeFillTint="3F"/>
       </w:tcPr>
@@ -10027,11 +10049,11 @@
       <w:tblPr/>
       <w:tcPr>
         <w:tcBorders>
-          <w:top w:val="single" w:sz="8" w:space="0" w:color="C0504D" w:themeColor="accent2"/>
-          <w:left w:val="single" w:sz="8" w:space="0" w:color="C0504D" w:themeColor="accent2"/>
-          <w:bottom w:val="single" w:sz="8" w:space="0" w:color="C0504D" w:themeColor="accent2"/>
-          <w:right w:val="single" w:sz="8" w:space="0" w:color="C0504D" w:themeColor="accent2"/>
-          <w:insideV w:val="single" w:sz="8" w:space="0" w:color="C0504D" w:themeColor="accent2"/>
+          <w:top w:val="single" w:color="C0504D" w:themeColor="accent2" w:sz="8" w:space="0"/>
+          <w:left w:val="single" w:color="C0504D" w:themeColor="accent2" w:sz="8" w:space="0"/>
+          <w:bottom w:val="single" w:color="C0504D" w:themeColor="accent2" w:sz="8" w:space="0"/>
+          <w:right w:val="single" w:color="C0504D" w:themeColor="accent2" w:sz="8" w:space="0"/>
+          <w:insideV w:val="single" w:color="C0504D" w:themeColor="accent2" w:sz="8" w:space="0"/>
         </w:tcBorders>
       </w:tcPr>
     </w:tblStylePr>
@@ -10048,12 +10070,12 @@
       <w:tblStyleRowBandSize w:val="1"/>
       <w:tblStyleColBandSize w:val="1"/>
       <w:tblBorders>
-        <w:top w:val="single" w:sz="8" w:space="0" w:color="9BBB59" w:themeColor="accent3"/>
-        <w:left w:val="single" w:sz="8" w:space="0" w:color="9BBB59" w:themeColor="accent3"/>
-        <w:bottom w:val="single" w:sz="8" w:space="0" w:color="9BBB59" w:themeColor="accent3"/>
-        <w:right w:val="single" w:sz="8" w:space="0" w:color="9BBB59" w:themeColor="accent3"/>
-        <w:insideH w:val="single" w:sz="8" w:space="0" w:color="9BBB59" w:themeColor="accent3"/>
-        <w:insideV w:val="single" w:sz="8" w:space="0" w:color="9BBB59" w:themeColor="accent3"/>
+        <w:top w:val="single" w:color="9BBB59" w:themeColor="accent3" w:sz="8" w:space="0"/>
+        <w:left w:val="single" w:color="9BBB59" w:themeColor="accent3" w:sz="8" w:space="0"/>
+        <w:bottom w:val="single" w:color="9BBB59" w:themeColor="accent3" w:sz="8" w:space="0"/>
+        <w:right w:val="single" w:color="9BBB59" w:themeColor="accent3" w:sz="8" w:space="0"/>
+        <w:insideH w:val="single" w:color="9BBB59" w:themeColor="accent3" w:sz="8" w:space="0"/>
+        <w:insideV w:val="single" w:color="9BBB59" w:themeColor="accent3" w:sz="8" w:space="0"/>
       </w:tblBorders>
     </w:tblPr>
     <w:tblStylePr w:type="firstRow">
@@ -10061,19 +10083,19 @@
         <w:spacing w:before="0" w:after="0" w:line="240" w:lineRule="auto"/>
       </w:pPr>
       <w:rPr>
-        <w:rFonts w:asciiTheme="majorHAnsi" w:eastAsiaTheme="majorEastAsia" w:hAnsiTheme="majorHAnsi" w:cstheme="majorBidi"/>
-        <w:b/>
-        <w:bCs/>
-      </w:rPr>
-      <w:tblPr/>
-      <w:tcPr>
-        <w:tcBorders>
-          <w:top w:val="single" w:sz="8" w:space="0" w:color="9BBB59" w:themeColor="accent3"/>
-          <w:left w:val="single" w:sz="8" w:space="0" w:color="9BBB59" w:themeColor="accent3"/>
-          <w:bottom w:val="single" w:sz="18" w:space="0" w:color="9BBB59" w:themeColor="accent3"/>
-          <w:right w:val="single" w:sz="8" w:space="0" w:color="9BBB59" w:themeColor="accent3"/>
-          <w:insideH w:val="nil"/>
-          <w:insideV w:val="single" w:sz="8" w:space="0" w:color="9BBB59" w:themeColor="accent3"/>
+        <w:rFonts w:asciiTheme="majorHAnsi" w:hAnsiTheme="majorHAnsi" w:eastAsiaTheme="majorEastAsia" w:cstheme="majorBidi"/>
+        <w:b/>
+        <w:bCs/>
+      </w:rPr>
+      <w:tblPr/>
+      <w:tcPr>
+        <w:tcBorders>
+          <w:top w:val="single" w:color="9BBB59" w:themeColor="accent3" w:sz="8" w:space="0"/>
+          <w:left w:val="single" w:color="9BBB59" w:themeColor="accent3" w:sz="8" w:space="0"/>
+          <w:bottom w:val="single" w:color="9BBB59" w:themeColor="accent3" w:sz="18" w:space="0"/>
+          <w:right w:val="single" w:color="9BBB59" w:themeColor="accent3" w:sz="8" w:space="0"/>
+          <w:insideH w:val="nil"/>
+          <w:insideV w:val="single" w:color="9BBB59" w:themeColor="accent3" w:sz="8" w:space="0"/>
         </w:tcBorders>
       </w:tcPr>
     </w:tblStylePr>
@@ -10082,42 +10104,42 @@
         <w:spacing w:before="0" w:after="0" w:line="240" w:lineRule="auto"/>
       </w:pPr>
       <w:rPr>
-        <w:rFonts w:asciiTheme="majorHAnsi" w:eastAsiaTheme="majorEastAsia" w:hAnsiTheme="majorHAnsi" w:cstheme="majorBidi"/>
-        <w:b/>
-        <w:bCs/>
-      </w:rPr>
-      <w:tblPr/>
-      <w:tcPr>
-        <w:tcBorders>
-          <w:top w:val="double" w:sz="6" w:space="0" w:color="9BBB59" w:themeColor="accent3"/>
-          <w:left w:val="single" w:sz="8" w:space="0" w:color="9BBB59" w:themeColor="accent3"/>
-          <w:bottom w:val="single" w:sz="8" w:space="0" w:color="9BBB59" w:themeColor="accent3"/>
-          <w:right w:val="single" w:sz="8" w:space="0" w:color="9BBB59" w:themeColor="accent3"/>
-          <w:insideH w:val="nil"/>
-          <w:insideV w:val="single" w:sz="8" w:space="0" w:color="9BBB59" w:themeColor="accent3"/>
+        <w:rFonts w:asciiTheme="majorHAnsi" w:hAnsiTheme="majorHAnsi" w:eastAsiaTheme="majorEastAsia" w:cstheme="majorBidi"/>
+        <w:b/>
+        <w:bCs/>
+      </w:rPr>
+      <w:tblPr/>
+      <w:tcPr>
+        <w:tcBorders>
+          <w:top w:val="double" w:color="9BBB59" w:themeColor="accent3" w:sz="6" w:space="0"/>
+          <w:left w:val="single" w:color="9BBB59" w:themeColor="accent3" w:sz="8" w:space="0"/>
+          <w:bottom w:val="single" w:color="9BBB59" w:themeColor="accent3" w:sz="8" w:space="0"/>
+          <w:right w:val="single" w:color="9BBB59" w:themeColor="accent3" w:sz="8" w:space="0"/>
+          <w:insideH w:val="nil"/>
+          <w:insideV w:val="single" w:color="9BBB59" w:themeColor="accent3" w:sz="8" w:space="0"/>
         </w:tcBorders>
       </w:tcPr>
     </w:tblStylePr>
     <w:tblStylePr w:type="firstCol">
       <w:rPr>
-        <w:rFonts w:asciiTheme="majorHAnsi" w:eastAsiaTheme="majorEastAsia" w:hAnsiTheme="majorHAnsi" w:cstheme="majorBidi"/>
+        <w:rFonts w:asciiTheme="majorHAnsi" w:hAnsiTheme="majorHAnsi" w:eastAsiaTheme="majorEastAsia" w:cstheme="majorBidi"/>
         <w:b/>
         <w:bCs/>
       </w:rPr>
     </w:tblStylePr>
     <w:tblStylePr w:type="lastCol">
       <w:rPr>
-        <w:rFonts w:asciiTheme="majorHAnsi" w:eastAsiaTheme="majorEastAsia" w:hAnsiTheme="majorHAnsi" w:cstheme="majorBidi"/>
-        <w:b/>
-        <w:bCs/>
-      </w:rPr>
-      <w:tblPr/>
-      <w:tcPr>
-        <w:tcBorders>
-          <w:top w:val="single" w:sz="8" w:space="0" w:color="9BBB59" w:themeColor="accent3"/>
-          <w:left w:val="single" w:sz="8" w:space="0" w:color="9BBB59" w:themeColor="accent3"/>
-          <w:bottom w:val="single" w:sz="8" w:space="0" w:color="9BBB59" w:themeColor="accent3"/>
-          <w:right w:val="single" w:sz="8" w:space="0" w:color="9BBB59" w:themeColor="accent3"/>
+        <w:rFonts w:asciiTheme="majorHAnsi" w:hAnsiTheme="majorHAnsi" w:eastAsiaTheme="majorEastAsia" w:cstheme="majorBidi"/>
+        <w:b/>
+        <w:bCs/>
+      </w:rPr>
+      <w:tblPr/>
+      <w:tcPr>
+        <w:tcBorders>
+          <w:top w:val="single" w:color="9BBB59" w:themeColor="accent3" w:sz="8" w:space="0"/>
+          <w:left w:val="single" w:color="9BBB59" w:themeColor="accent3" w:sz="8" w:space="0"/>
+          <w:bottom w:val="single" w:color="9BBB59" w:themeColor="accent3" w:sz="8" w:space="0"/>
+          <w:right w:val="single" w:color="9BBB59" w:themeColor="accent3" w:sz="8" w:space="0"/>
         </w:tcBorders>
       </w:tcPr>
     </w:tblStylePr>
@@ -10125,10 +10147,10 @@
       <w:tblPr/>
       <w:tcPr>
         <w:tcBorders>
-          <w:top w:val="single" w:sz="8" w:space="0" w:color="9BBB59" w:themeColor="accent3"/>
-          <w:left w:val="single" w:sz="8" w:space="0" w:color="9BBB59" w:themeColor="accent3"/>
-          <w:bottom w:val="single" w:sz="8" w:space="0" w:color="9BBB59" w:themeColor="accent3"/>
-          <w:right w:val="single" w:sz="8" w:space="0" w:color="9BBB59" w:themeColor="accent3"/>
+          <w:top w:val="single" w:color="9BBB59" w:themeColor="accent3" w:sz="8" w:space="0"/>
+          <w:left w:val="single" w:color="9BBB59" w:themeColor="accent3" w:sz="8" w:space="0"/>
+          <w:bottom w:val="single" w:color="9BBB59" w:themeColor="accent3" w:sz="8" w:space="0"/>
+          <w:right w:val="single" w:color="9BBB59" w:themeColor="accent3" w:sz="8" w:space="0"/>
         </w:tcBorders>
         <w:shd w:val="clear" w:color="auto" w:fill="E6EED5" w:themeFill="accent3" w:themeFillTint="3F"/>
       </w:tcPr>
@@ -10137,11 +10159,11 @@
       <w:tblPr/>
       <w:tcPr>
         <w:tcBorders>
-          <w:top w:val="single" w:sz="8" w:space="0" w:color="9BBB59" w:themeColor="accent3"/>
-          <w:left w:val="single" w:sz="8" w:space="0" w:color="9BBB59" w:themeColor="accent3"/>
-          <w:bottom w:val="single" w:sz="8" w:space="0" w:color="9BBB59" w:themeColor="accent3"/>
-          <w:right w:val="single" w:sz="8" w:space="0" w:color="9BBB59" w:themeColor="accent3"/>
-          <w:insideV w:val="single" w:sz="8" w:space="0" w:color="9BBB59" w:themeColor="accent3"/>
+          <w:top w:val="single" w:color="9BBB59" w:themeColor="accent3" w:sz="8" w:space="0"/>
+          <w:left w:val="single" w:color="9BBB59" w:themeColor="accent3" w:sz="8" w:space="0"/>
+          <w:bottom w:val="single" w:color="9BBB59" w:themeColor="accent3" w:sz="8" w:space="0"/>
+          <w:right w:val="single" w:color="9BBB59" w:themeColor="accent3" w:sz="8" w:space="0"/>
+          <w:insideV w:val="single" w:color="9BBB59" w:themeColor="accent3" w:sz="8" w:space="0"/>
         </w:tcBorders>
         <w:shd w:val="clear" w:color="auto" w:fill="E6EED5" w:themeFill="accent3" w:themeFillTint="3F"/>
       </w:tcPr>
@@ -10150,11 +10172,11 @@
       <w:tblPr/>
       <w:tcPr>
         <w:tcBorders>
-          <w:top w:val="single" w:sz="8" w:space="0" w:color="9BBB59" w:themeColor="accent3"/>
-          <w:left w:val="single" w:sz="8" w:space="0" w:color="9BBB59" w:themeColor="accent3"/>
-          <w:bottom w:val="single" w:sz="8" w:space="0" w:color="9BBB59" w:themeColor="accent3"/>
-          <w:right w:val="single" w:sz="8" w:space="0" w:color="9BBB59" w:themeColor="accent3"/>
-          <w:insideV w:val="single" w:sz="8" w:space="0" w:color="9BBB59" w:themeColor="accent3"/>
+          <w:top w:val="single" w:color="9BBB59" w:themeColor="accent3" w:sz="8" w:space="0"/>
+          <w:left w:val="single" w:color="9BBB59" w:themeColor="accent3" w:sz="8" w:space="0"/>
+          <w:bottom w:val="single" w:color="9BBB59" w:themeColor="accent3" w:sz="8" w:space="0"/>
+          <w:right w:val="single" w:color="9BBB59" w:themeColor="accent3" w:sz="8" w:space="0"/>
+          <w:insideV w:val="single" w:color="9BBB59" w:themeColor="accent3" w:sz="8" w:space="0"/>
         </w:tcBorders>
       </w:tcPr>
     </w:tblStylePr>
@@ -10171,12 +10193,12 @@
       <w:tblStyleRowBandSize w:val="1"/>
       <w:tblStyleColBandSize w:val="1"/>
       <w:tblBorders>
-        <w:top w:val="single" w:sz="8" w:space="0" w:color="8064A2" w:themeColor="accent4"/>
-        <w:left w:val="single" w:sz="8" w:space="0" w:color="8064A2" w:themeColor="accent4"/>
-        <w:bottom w:val="single" w:sz="8" w:space="0" w:color="8064A2" w:themeColor="accent4"/>
-        <w:right w:val="single" w:sz="8" w:space="0" w:color="8064A2" w:themeColor="accent4"/>
-        <w:insideH w:val="single" w:sz="8" w:space="0" w:color="8064A2" w:themeColor="accent4"/>
-        <w:insideV w:val="single" w:sz="8" w:space="0" w:color="8064A2" w:themeColor="accent4"/>
+        <w:top w:val="single" w:color="8064A2" w:themeColor="accent4" w:sz="8" w:space="0"/>
+        <w:left w:val="single" w:color="8064A2" w:themeColor="accent4" w:sz="8" w:space="0"/>
+        <w:bottom w:val="single" w:color="8064A2" w:themeColor="accent4" w:sz="8" w:space="0"/>
+        <w:right w:val="single" w:color="8064A2" w:themeColor="accent4" w:sz="8" w:space="0"/>
+        <w:insideH w:val="single" w:color="8064A2" w:themeColor="accent4" w:sz="8" w:space="0"/>
+        <w:insideV w:val="single" w:color="8064A2" w:themeColor="accent4" w:sz="8" w:space="0"/>
       </w:tblBorders>
     </w:tblPr>
     <w:tblStylePr w:type="firstRow">
@@ -10184,19 +10206,19 @@
         <w:spacing w:before="0" w:after="0" w:line="240" w:lineRule="auto"/>
       </w:pPr>
       <w:rPr>
-        <w:rFonts w:asciiTheme="majorHAnsi" w:eastAsiaTheme="majorEastAsia" w:hAnsiTheme="majorHAnsi" w:cstheme="majorBidi"/>
-        <w:b/>
-        <w:bCs/>
-      </w:rPr>
-      <w:tblPr/>
-      <w:tcPr>
-        <w:tcBorders>
-          <w:top w:val="single" w:sz="8" w:space="0" w:color="8064A2" w:themeColor="accent4"/>
-          <w:left w:val="single" w:sz="8" w:space="0" w:color="8064A2" w:themeColor="accent4"/>
-          <w:bottom w:val="single" w:sz="18" w:space="0" w:color="8064A2" w:themeColor="accent4"/>
-          <w:right w:val="single" w:sz="8" w:space="0" w:color="8064A2" w:themeColor="accent4"/>
-          <w:insideH w:val="nil"/>
-          <w:insideV w:val="single" w:sz="8" w:space="0" w:color="8064A2" w:themeColor="accent4"/>
+        <w:rFonts w:asciiTheme="majorHAnsi" w:hAnsiTheme="majorHAnsi" w:eastAsiaTheme="majorEastAsia" w:cstheme="majorBidi"/>
+        <w:b/>
+        <w:bCs/>
+      </w:rPr>
+      <w:tblPr/>
+      <w:tcPr>
+        <w:tcBorders>
+          <w:top w:val="single" w:color="8064A2" w:themeColor="accent4" w:sz="8" w:space="0"/>
+          <w:left w:val="single" w:color="8064A2" w:themeColor="accent4" w:sz="8" w:space="0"/>
+          <w:bottom w:val="single" w:color="8064A2" w:themeColor="accent4" w:sz="18" w:space="0"/>
+          <w:right w:val="single" w:color="8064A2" w:themeColor="accent4" w:sz="8" w:space="0"/>
+          <w:insideH w:val="nil"/>
+          <w:insideV w:val="single" w:color="8064A2" w:themeColor="accent4" w:sz="8" w:space="0"/>
         </w:tcBorders>
       </w:tcPr>
     </w:tblStylePr>
@@ -10205,42 +10227,42 @@
         <w:spacing w:before="0" w:after="0" w:line="240" w:lineRule="auto"/>
       </w:pPr>
       <w:rPr>
-        <w:rFonts w:asciiTheme="majorHAnsi" w:eastAsiaTheme="majorEastAsia" w:hAnsiTheme="majorHAnsi" w:cstheme="majorBidi"/>
-        <w:b/>
-        <w:bCs/>
-      </w:rPr>
-      <w:tblPr/>
-      <w:tcPr>
-        <w:tcBorders>
-          <w:top w:val="double" w:sz="6" w:space="0" w:color="8064A2" w:themeColor="accent4"/>
-          <w:left w:val="single" w:sz="8" w:space="0" w:color="8064A2" w:themeColor="accent4"/>
-          <w:bottom w:val="single" w:sz="8" w:space="0" w:color="8064A2" w:themeColor="accent4"/>
-          <w:right w:val="single" w:sz="8" w:space="0" w:color="8064A2" w:themeColor="accent4"/>
-          <w:insideH w:val="nil"/>
-          <w:insideV w:val="single" w:sz="8" w:space="0" w:color="8064A2" w:themeColor="accent4"/>
+        <w:rFonts w:asciiTheme="majorHAnsi" w:hAnsiTheme="majorHAnsi" w:eastAsiaTheme="majorEastAsia" w:cstheme="majorBidi"/>
+        <w:b/>
+        <w:bCs/>
+      </w:rPr>
+      <w:tblPr/>
+      <w:tcPr>
+        <w:tcBorders>
+          <w:top w:val="double" w:color="8064A2" w:themeColor="accent4" w:sz="6" w:space="0"/>
+          <w:left w:val="single" w:color="8064A2" w:themeColor="accent4" w:sz="8" w:space="0"/>
+          <w:bottom w:val="single" w:color="8064A2" w:themeColor="accent4" w:sz="8" w:space="0"/>
+          <w:right w:val="single" w:color="8064A2" w:themeColor="accent4" w:sz="8" w:space="0"/>
+          <w:insideH w:val="nil"/>
+          <w:insideV w:val="single" w:color="8064A2" w:themeColor="accent4" w:sz="8" w:space="0"/>
         </w:tcBorders>
       </w:tcPr>
     </w:tblStylePr>
     <w:tblStylePr w:type="firstCol">
       <w:rPr>
-        <w:rFonts w:asciiTheme="majorHAnsi" w:eastAsiaTheme="majorEastAsia" w:hAnsiTheme="majorHAnsi" w:cstheme="majorBidi"/>
+        <w:rFonts w:asciiTheme="majorHAnsi" w:hAnsiTheme="majorHAnsi" w:eastAsiaTheme="majorEastAsia" w:cstheme="majorBidi"/>
         <w:b/>
         <w:bCs/>
       </w:rPr>
     </w:tblStylePr>
     <w:tblStylePr w:type="lastCol">
       <w:rPr>
-        <w:rFonts w:asciiTheme="majorHAnsi" w:eastAsiaTheme="majorEastAsia" w:hAnsiTheme="majorHAnsi" w:cstheme="majorBidi"/>
-        <w:b/>
-        <w:bCs/>
-      </w:rPr>
-      <w:tblPr/>
-      <w:tcPr>
-        <w:tcBorders>
-          <w:top w:val="single" w:sz="8" w:space="0" w:color="8064A2" w:themeColor="accent4"/>
-          <w:left w:val="single" w:sz="8" w:space="0" w:color="8064A2" w:themeColor="accent4"/>
-          <w:bottom w:val="single" w:sz="8" w:space="0" w:color="8064A2" w:themeColor="accent4"/>
-          <w:right w:val="single" w:sz="8" w:space="0" w:color="8064A2" w:themeColor="accent4"/>
+        <w:rFonts w:asciiTheme="majorHAnsi" w:hAnsiTheme="majorHAnsi" w:eastAsiaTheme="majorEastAsia" w:cstheme="majorBidi"/>
+        <w:b/>
+        <w:bCs/>
+      </w:rPr>
+      <w:tblPr/>
+      <w:tcPr>
+        <w:tcBorders>
+          <w:top w:val="single" w:color="8064A2" w:themeColor="accent4" w:sz="8" w:space="0"/>
+          <w:left w:val="single" w:color="8064A2" w:themeColor="accent4" w:sz="8" w:space="0"/>
+          <w:bottom w:val="single" w:color="8064A2" w:themeColor="accent4" w:sz="8" w:space="0"/>
+          <w:right w:val="single" w:color="8064A2" w:themeColor="accent4" w:sz="8" w:space="0"/>
         </w:tcBorders>
       </w:tcPr>
     </w:tblStylePr>
@@ -10248,10 +10270,10 @@
       <w:tblPr/>
       <w:tcPr>
         <w:tcBorders>
-          <w:top w:val="single" w:sz="8" w:space="0" w:color="8064A2" w:themeColor="accent4"/>
-          <w:left w:val="single" w:sz="8" w:space="0" w:color="8064A2" w:themeColor="accent4"/>
-          <w:bottom w:val="single" w:sz="8" w:space="0" w:color="8064A2" w:themeColor="accent4"/>
-          <w:right w:val="single" w:sz="8" w:space="0" w:color="8064A2" w:themeColor="accent4"/>
+          <w:top w:val="single" w:color="8064A2" w:themeColor="accent4" w:sz="8" w:space="0"/>
+          <w:left w:val="single" w:color="8064A2" w:themeColor="accent4" w:sz="8" w:space="0"/>
+          <w:bottom w:val="single" w:color="8064A2" w:themeColor="accent4" w:sz="8" w:space="0"/>
+          <w:right w:val="single" w:color="8064A2" w:themeColor="accent4" w:sz="8" w:space="0"/>
         </w:tcBorders>
         <w:shd w:val="clear" w:color="auto" w:fill="DFD8E8" w:themeFill="accent4" w:themeFillTint="3F"/>
       </w:tcPr>
@@ -10260,11 +10282,11 @@
       <w:tblPr/>
       <w:tcPr>
         <w:tcBorders>
-          <w:top w:val="single" w:sz="8" w:space="0" w:color="8064A2" w:themeColor="accent4"/>
-          <w:left w:val="single" w:sz="8" w:space="0" w:color="8064A2" w:themeColor="accent4"/>
-          <w:bottom w:val="single" w:sz="8" w:space="0" w:color="8064A2" w:themeColor="accent4"/>
-          <w:right w:val="single" w:sz="8" w:space="0" w:color="8064A2" w:themeColor="accent4"/>
-          <w:insideV w:val="single" w:sz="8" w:space="0" w:color="8064A2" w:themeColor="accent4"/>
+          <w:top w:val="single" w:color="8064A2" w:themeColor="accent4" w:sz="8" w:space="0"/>
+          <w:left w:val="single" w:color="8064A2" w:themeColor="accent4" w:sz="8" w:space="0"/>
+          <w:bottom w:val="single" w:color="8064A2" w:themeColor="accent4" w:sz="8" w:space="0"/>
+          <w:right w:val="single" w:color="8064A2" w:themeColor="accent4" w:sz="8" w:space="0"/>
+          <w:insideV w:val="single" w:color="8064A2" w:themeColor="accent4" w:sz="8" w:space="0"/>
         </w:tcBorders>
         <w:shd w:val="clear" w:color="auto" w:fill="DFD8E8" w:themeFill="accent4" w:themeFillTint="3F"/>
       </w:tcPr>
@@ -10273,11 +10295,11 @@
       <w:tblPr/>
       <w:tcPr>
         <w:tcBorders>
-          <w:top w:val="single" w:sz="8" w:space="0" w:color="8064A2" w:themeColor="accent4"/>
-          <w:left w:val="single" w:sz="8" w:space="0" w:color="8064A2" w:themeColor="accent4"/>
-          <w:bottom w:val="single" w:sz="8" w:space="0" w:color="8064A2" w:themeColor="accent4"/>
-          <w:right w:val="single" w:sz="8" w:space="0" w:color="8064A2" w:themeColor="accent4"/>
-          <w:insideV w:val="single" w:sz="8" w:space="0" w:color="8064A2" w:themeColor="accent4"/>
+          <w:top w:val="single" w:color="8064A2" w:themeColor="accent4" w:sz="8" w:space="0"/>
+          <w:left w:val="single" w:color="8064A2" w:themeColor="accent4" w:sz="8" w:space="0"/>
+          <w:bottom w:val="single" w:color="8064A2" w:themeColor="accent4" w:sz="8" w:space="0"/>
+          <w:right w:val="single" w:color="8064A2" w:themeColor="accent4" w:sz="8" w:space="0"/>
+          <w:insideV w:val="single" w:color="8064A2" w:themeColor="accent4" w:sz="8" w:space="0"/>
         </w:tcBorders>
       </w:tcPr>
     </w:tblStylePr>
@@ -10294,12 +10316,12 @@
       <w:tblStyleRowBandSize w:val="1"/>
       <w:tblStyleColBandSize w:val="1"/>
       <w:tblBorders>
-        <w:top w:val="single" w:sz="8" w:space="0" w:color="4BACC6" w:themeColor="accent5"/>
-        <w:left w:val="single" w:sz="8" w:space="0" w:color="4BACC6" w:themeColor="accent5"/>
-        <w:bottom w:val="single" w:sz="8" w:space="0" w:color="4BACC6" w:themeColor="accent5"/>
-        <w:right w:val="single" w:sz="8" w:space="0" w:color="4BACC6" w:themeColor="accent5"/>
-        <w:insideH w:val="single" w:sz="8" w:space="0" w:color="4BACC6" w:themeColor="accent5"/>
-        <w:insideV w:val="single" w:sz="8" w:space="0" w:color="4BACC6" w:themeColor="accent5"/>
+        <w:top w:val="single" w:color="4BACC6" w:themeColor="accent5" w:sz="8" w:space="0"/>
+        <w:left w:val="single" w:color="4BACC6" w:themeColor="accent5" w:sz="8" w:space="0"/>
+        <w:bottom w:val="single" w:color="4BACC6" w:themeColor="accent5" w:sz="8" w:space="0"/>
+        <w:right w:val="single" w:color="4BACC6" w:themeColor="accent5" w:sz="8" w:space="0"/>
+        <w:insideH w:val="single" w:color="4BACC6" w:themeColor="accent5" w:sz="8" w:space="0"/>
+        <w:insideV w:val="single" w:color="4BACC6" w:themeColor="accent5" w:sz="8" w:space="0"/>
       </w:tblBorders>
     </w:tblPr>
     <w:tblStylePr w:type="firstRow">
@@ -10307,19 +10329,19 @@
         <w:spacing w:before="0" w:after="0" w:line="240" w:lineRule="auto"/>
       </w:pPr>
       <w:rPr>
-        <w:rFonts w:asciiTheme="majorHAnsi" w:eastAsiaTheme="majorEastAsia" w:hAnsiTheme="majorHAnsi" w:cstheme="majorBidi"/>
-        <w:b/>
-        <w:bCs/>
-      </w:rPr>
-      <w:tblPr/>
-      <w:tcPr>
-        <w:tcBorders>
-          <w:top w:val="single" w:sz="8" w:space="0" w:color="4BACC6" w:themeColor="accent5"/>
-          <w:left w:val="single" w:sz="8" w:space="0" w:color="4BACC6" w:themeColor="accent5"/>
-          <w:bottom w:val="single" w:sz="18" w:space="0" w:color="4BACC6" w:themeColor="accent5"/>
-          <w:right w:val="single" w:sz="8" w:space="0" w:color="4BACC6" w:themeColor="accent5"/>
-          <w:insideH w:val="nil"/>
-          <w:insideV w:val="single" w:sz="8" w:space="0" w:color="4BACC6" w:themeColor="accent5"/>
+        <w:rFonts w:asciiTheme="majorHAnsi" w:hAnsiTheme="majorHAnsi" w:eastAsiaTheme="majorEastAsia" w:cstheme="majorBidi"/>
+        <w:b/>
+        <w:bCs/>
+      </w:rPr>
+      <w:tblPr/>
+      <w:tcPr>
+        <w:tcBorders>
+          <w:top w:val="single" w:color="4BACC6" w:themeColor="accent5" w:sz="8" w:space="0"/>
+          <w:left w:val="single" w:color="4BACC6" w:themeColor="accent5" w:sz="8" w:space="0"/>
+          <w:bottom w:val="single" w:color="4BACC6" w:themeColor="accent5" w:sz="18" w:space="0"/>
+          <w:right w:val="single" w:color="4BACC6" w:themeColor="accent5" w:sz="8" w:space="0"/>
+          <w:insideH w:val="nil"/>
+          <w:insideV w:val="single" w:color="4BACC6" w:themeColor="accent5" w:sz="8" w:space="0"/>
         </w:tcBorders>
       </w:tcPr>
     </w:tblStylePr>
@@ -10328,42 +10350,42 @@
         <w:spacing w:before="0" w:after="0" w:line="240" w:lineRule="auto"/>
       </w:pPr>
       <w:rPr>
-        <w:rFonts w:asciiTheme="majorHAnsi" w:eastAsiaTheme="majorEastAsia" w:hAnsiTheme="majorHAnsi" w:cstheme="majorBidi"/>
-        <w:b/>
-        <w:bCs/>
-      </w:rPr>
-      <w:tblPr/>
-      <w:tcPr>
-        <w:tcBorders>
-          <w:top w:val="double" w:sz="6" w:space="0" w:color="4BACC6" w:themeColor="accent5"/>
-          <w:left w:val="single" w:sz="8" w:space="0" w:color="4BACC6" w:themeColor="accent5"/>
-          <w:bottom w:val="single" w:sz="8" w:space="0" w:color="4BACC6" w:themeColor="accent5"/>
-          <w:right w:val="single" w:sz="8" w:space="0" w:color="4BACC6" w:themeColor="accent5"/>
-          <w:insideH w:val="nil"/>
-          <w:insideV w:val="single" w:sz="8" w:space="0" w:color="4BACC6" w:themeColor="accent5"/>
+        <w:rFonts w:asciiTheme="majorHAnsi" w:hAnsiTheme="majorHAnsi" w:eastAsiaTheme="majorEastAsia" w:cstheme="majorBidi"/>
+        <w:b/>
+        <w:bCs/>
+      </w:rPr>
+      <w:tblPr/>
+      <w:tcPr>
+        <w:tcBorders>
+          <w:top w:val="double" w:color="4BACC6" w:themeColor="accent5" w:sz="6" w:space="0"/>
+          <w:left w:val="single" w:color="4BACC6" w:themeColor="accent5" w:sz="8" w:space="0"/>
+          <w:bottom w:val="single" w:color="4BACC6" w:themeColor="accent5" w:sz="8" w:space="0"/>
+          <w:right w:val="single" w:color="4BACC6" w:themeColor="accent5" w:sz="8" w:space="0"/>
+          <w:insideH w:val="nil"/>
+          <w:insideV w:val="single" w:color="4BACC6" w:themeColor="accent5" w:sz="8" w:space="0"/>
         </w:tcBorders>
       </w:tcPr>
     </w:tblStylePr>
     <w:tblStylePr w:type="firstCol">
       <w:rPr>
-        <w:rFonts w:asciiTheme="majorHAnsi" w:eastAsiaTheme="majorEastAsia" w:hAnsiTheme="majorHAnsi" w:cstheme="majorBidi"/>
+        <w:rFonts w:asciiTheme="majorHAnsi" w:hAnsiTheme="majorHAnsi" w:eastAsiaTheme="majorEastAsia" w:cstheme="majorBidi"/>
         <w:b/>
         <w:bCs/>
       </w:rPr>
     </w:tblStylePr>
     <w:tblStylePr w:type="lastCol">
       <w:rPr>
-        <w:rFonts w:asciiTheme="majorHAnsi" w:eastAsiaTheme="majorEastAsia" w:hAnsiTheme="majorHAnsi" w:cstheme="majorBidi"/>
-        <w:b/>
-        <w:bCs/>
-      </w:rPr>
-      <w:tblPr/>
-      <w:tcPr>
-        <w:tcBorders>
-          <w:top w:val="single" w:sz="8" w:space="0" w:color="4BACC6" w:themeColor="accent5"/>
-          <w:left w:val="single" w:sz="8" w:space="0" w:color="4BACC6" w:themeColor="accent5"/>
-          <w:bottom w:val="single" w:sz="8" w:space="0" w:color="4BACC6" w:themeColor="accent5"/>
-          <w:right w:val="single" w:sz="8" w:space="0" w:color="4BACC6" w:themeColor="accent5"/>
+        <w:rFonts w:asciiTheme="majorHAnsi" w:hAnsiTheme="majorHAnsi" w:eastAsiaTheme="majorEastAsia" w:cstheme="majorBidi"/>
+        <w:b/>
+        <w:bCs/>
+      </w:rPr>
+      <w:tblPr/>
+      <w:tcPr>
+        <w:tcBorders>
+          <w:top w:val="single" w:color="4BACC6" w:themeColor="accent5" w:sz="8" w:space="0"/>
+          <w:left w:val="single" w:color="4BACC6" w:themeColor="accent5" w:sz="8" w:space="0"/>
+          <w:bottom w:val="single" w:color="4BACC6" w:themeColor="accent5" w:sz="8" w:space="0"/>
+          <w:right w:val="single" w:color="4BACC6" w:themeColor="accent5" w:sz="8" w:space="0"/>
         </w:tcBorders>
       </w:tcPr>
     </w:tblStylePr>
@@ -10371,10 +10393,10 @@
       <w:tblPr/>
       <w:tcPr>
         <w:tcBorders>
-          <w:top w:val="single" w:sz="8" w:space="0" w:color="4BACC6" w:themeColor="accent5"/>
-          <w:left w:val="single" w:sz="8" w:space="0" w:color="4BACC6" w:themeColor="accent5"/>
-          <w:bottom w:val="single" w:sz="8" w:space="0" w:color="4BACC6" w:themeColor="accent5"/>
-          <w:right w:val="single" w:sz="8" w:space="0" w:color="4BACC6" w:themeColor="accent5"/>
+          <w:top w:val="single" w:color="4BACC6" w:themeColor="accent5" w:sz="8" w:space="0"/>
+          <w:left w:val="single" w:color="4BACC6" w:themeColor="accent5" w:sz="8" w:space="0"/>
+          <w:bottom w:val="single" w:color="4BACC6" w:themeColor="accent5" w:sz="8" w:space="0"/>
+          <w:right w:val="single" w:color="4BACC6" w:themeColor="accent5" w:sz="8" w:space="0"/>
         </w:tcBorders>
         <w:shd w:val="clear" w:color="auto" w:fill="D2EAF1" w:themeFill="accent5" w:themeFillTint="3F"/>
       </w:tcPr>
@@ -10383,11 +10405,11 @@
       <w:tblPr/>
       <w:tcPr>
         <w:tcBorders>
-          <w:top w:val="single" w:sz="8" w:space="0" w:color="4BACC6" w:themeColor="accent5"/>
-          <w:left w:val="single" w:sz="8" w:space="0" w:color="4BACC6" w:themeColor="accent5"/>
-          <w:bottom w:val="single" w:sz="8" w:space="0" w:color="4BACC6" w:themeColor="accent5"/>
-          <w:right w:val="single" w:sz="8" w:space="0" w:color="4BACC6" w:themeColor="accent5"/>
-          <w:insideV w:val="single" w:sz="8" w:space="0" w:color="4BACC6" w:themeColor="accent5"/>
+          <w:top w:val="single" w:color="4BACC6" w:themeColor="accent5" w:sz="8" w:space="0"/>
+          <w:left w:val="single" w:color="4BACC6" w:themeColor="accent5" w:sz="8" w:space="0"/>
+          <w:bottom w:val="single" w:color="4BACC6" w:themeColor="accent5" w:sz="8" w:space="0"/>
+          <w:right w:val="single" w:color="4BACC6" w:themeColor="accent5" w:sz="8" w:space="0"/>
+          <w:insideV w:val="single" w:color="4BACC6" w:themeColor="accent5" w:sz="8" w:space="0"/>
         </w:tcBorders>
         <w:shd w:val="clear" w:color="auto" w:fill="D2EAF1" w:themeFill="accent5" w:themeFillTint="3F"/>
       </w:tcPr>
@@ -10396,11 +10418,11 @@
       <w:tblPr/>
       <w:tcPr>
         <w:tcBorders>
-          <w:top w:val="single" w:sz="8" w:space="0" w:color="4BACC6" w:themeColor="accent5"/>
-          <w:left w:val="single" w:sz="8" w:space="0" w:color="4BACC6" w:themeColor="accent5"/>
-          <w:bottom w:val="single" w:sz="8" w:space="0" w:color="4BACC6" w:themeColor="accent5"/>
-          <w:right w:val="single" w:sz="8" w:space="0" w:color="4BACC6" w:themeColor="accent5"/>
-          <w:insideV w:val="single" w:sz="8" w:space="0" w:color="4BACC6" w:themeColor="accent5"/>
+          <w:top w:val="single" w:color="4BACC6" w:themeColor="accent5" w:sz="8" w:space="0"/>
+          <w:left w:val="single" w:color="4BACC6" w:themeColor="accent5" w:sz="8" w:space="0"/>
+          <w:bottom w:val="single" w:color="4BACC6" w:themeColor="accent5" w:sz="8" w:space="0"/>
+          <w:right w:val="single" w:color="4BACC6" w:themeColor="accent5" w:sz="8" w:space="0"/>
+          <w:insideV w:val="single" w:color="4BACC6" w:themeColor="accent5" w:sz="8" w:space="0"/>
         </w:tcBorders>
       </w:tcPr>
     </w:tblStylePr>
@@ -10417,12 +10439,12 @@
       <w:tblStyleRowBandSize w:val="1"/>
       <w:tblStyleColBandSize w:val="1"/>
       <w:tblBorders>
-        <w:top w:val="single" w:sz="8" w:space="0" w:color="F79646" w:themeColor="accent6"/>
-        <w:left w:val="single" w:sz="8" w:space="0" w:color="F79646" w:themeColor="accent6"/>
-        <w:bottom w:val="single" w:sz="8" w:space="0" w:color="F79646" w:themeColor="accent6"/>
-        <w:right w:val="single" w:sz="8" w:space="0" w:color="F79646" w:themeColor="accent6"/>
-        <w:insideH w:val="single" w:sz="8" w:space="0" w:color="F79646" w:themeColor="accent6"/>
-        <w:insideV w:val="single" w:sz="8" w:space="0" w:color="F79646" w:themeColor="accent6"/>
+        <w:top w:val="single" w:color="F79646" w:themeColor="accent6" w:sz="8" w:space="0"/>
+        <w:left w:val="single" w:color="F79646" w:themeColor="accent6" w:sz="8" w:space="0"/>
+        <w:bottom w:val="single" w:color="F79646" w:themeColor="accent6" w:sz="8" w:space="0"/>
+        <w:right w:val="single" w:color="F79646" w:themeColor="accent6" w:sz="8" w:space="0"/>
+        <w:insideH w:val="single" w:color="F79646" w:themeColor="accent6" w:sz="8" w:space="0"/>
+        <w:insideV w:val="single" w:color="F79646" w:themeColor="accent6" w:sz="8" w:space="0"/>
       </w:tblBorders>
     </w:tblPr>
     <w:tblStylePr w:type="firstRow">
@@ -10430,19 +10452,19 @@
         <w:spacing w:before="0" w:after="0" w:line="240" w:lineRule="auto"/>
       </w:pPr>
       <w:rPr>
-        <w:rFonts w:asciiTheme="majorHAnsi" w:eastAsiaTheme="majorEastAsia" w:hAnsiTheme="majorHAnsi" w:cstheme="majorBidi"/>
-        <w:b/>
-        <w:bCs/>
-      </w:rPr>
-      <w:tblPr/>
-      <w:tcPr>
-        <w:tcBorders>
-          <w:top w:val="single" w:sz="8" w:space="0" w:color="F79646" w:themeColor="accent6"/>
-          <w:left w:val="single" w:sz="8" w:space="0" w:color="F79646" w:themeColor="accent6"/>
-          <w:bottom w:val="single" w:sz="18" w:space="0" w:color="F79646" w:themeColor="accent6"/>
-          <w:right w:val="single" w:sz="8" w:space="0" w:color="F79646" w:themeColor="accent6"/>
-          <w:insideH w:val="nil"/>
-          <w:insideV w:val="single" w:sz="8" w:space="0" w:color="F79646" w:themeColor="accent6"/>
+        <w:rFonts w:asciiTheme="majorHAnsi" w:hAnsiTheme="majorHAnsi" w:eastAsiaTheme="majorEastAsia" w:cstheme="majorBidi"/>
+        <w:b/>
+        <w:bCs/>
+      </w:rPr>
+      <w:tblPr/>
+      <w:tcPr>
+        <w:tcBorders>
+          <w:top w:val="single" w:color="F79646" w:themeColor="accent6" w:sz="8" w:space="0"/>
+          <w:left w:val="single" w:color="F79646" w:themeColor="accent6" w:sz="8" w:space="0"/>
+          <w:bottom w:val="single" w:color="F79646" w:themeColor="accent6" w:sz="18" w:space="0"/>
+          <w:right w:val="single" w:color="F79646" w:themeColor="accent6" w:sz="8" w:space="0"/>
+          <w:insideH w:val="nil"/>
+          <w:insideV w:val="single" w:color="F79646" w:themeColor="accent6" w:sz="8" w:space="0"/>
         </w:tcBorders>
       </w:tcPr>
     </w:tblStylePr>
@@ -10451,42 +10473,42 @@
         <w:spacing w:before="0" w:after="0" w:line="240" w:lineRule="auto"/>
       </w:pPr>
       <w:rPr>
-        <w:rFonts w:asciiTheme="majorHAnsi" w:eastAsiaTheme="majorEastAsia" w:hAnsiTheme="majorHAnsi" w:cstheme="majorBidi"/>
-        <w:b/>
-        <w:bCs/>
-      </w:rPr>
-      <w:tblPr/>
-      <w:tcPr>
-        <w:tcBorders>
-          <w:top w:val="double" w:sz="6" w:space="0" w:color="F79646" w:themeColor="accent6"/>
-          <w:left w:val="single" w:sz="8" w:space="0" w:color="F79646" w:themeColor="accent6"/>
-          <w:bottom w:val="single" w:sz="8" w:space="0" w:color="F79646" w:themeColor="accent6"/>
-          <w:right w:val="single" w:sz="8" w:space="0" w:color="F79646" w:themeColor="accent6"/>
-          <w:insideH w:val="nil"/>
-          <w:insideV w:val="single" w:sz="8" w:space="0" w:color="F79646" w:themeColor="accent6"/>
+        <w:rFonts w:asciiTheme="majorHAnsi" w:hAnsiTheme="majorHAnsi" w:eastAsiaTheme="majorEastAsia" w:cstheme="majorBidi"/>
+        <w:b/>
+        <w:bCs/>
+      </w:rPr>
+      <w:tblPr/>
+      <w:tcPr>
+        <w:tcBorders>
+          <w:top w:val="double" w:color="F79646" w:themeColor="accent6" w:sz="6" w:space="0"/>
+          <w:left w:val="single" w:color="F79646" w:themeColor="accent6" w:sz="8" w:space="0"/>
+          <w:bottom w:val="single" w:color="F79646" w:themeColor="accent6" w:sz="8" w:space="0"/>
+          <w:right w:val="single" w:color="F79646" w:themeColor="accent6" w:sz="8" w:space="0"/>
+          <w:insideH w:val="nil"/>
+          <w:insideV w:val="single" w:color="F79646" w:themeColor="accent6" w:sz="8" w:space="0"/>
         </w:tcBorders>
       </w:tcPr>
     </w:tblStylePr>
     <w:tblStylePr w:type="firstCol">
       <w:rPr>
-        <w:rFonts w:asciiTheme="majorHAnsi" w:eastAsiaTheme="majorEastAsia" w:hAnsiTheme="majorHAnsi" w:cstheme="majorBidi"/>
+        <w:rFonts w:asciiTheme="majorHAnsi" w:hAnsiTheme="majorHAnsi" w:eastAsiaTheme="majorEastAsia" w:cstheme="majorBidi"/>
         <w:b/>
         <w:bCs/>
       </w:rPr>
     </w:tblStylePr>
     <w:tblStylePr w:type="lastCol">
       <w:rPr>
-        <w:rFonts w:asciiTheme="majorHAnsi" w:eastAsiaTheme="majorEastAsia" w:hAnsiTheme="majorHAnsi" w:cstheme="majorBidi"/>
-        <w:b/>
-        <w:bCs/>
-      </w:rPr>
-      <w:tblPr/>
-      <w:tcPr>
-        <w:tcBorders>
-          <w:top w:val="single" w:sz="8" w:space="0" w:color="F79646" w:themeColor="accent6"/>
-          <w:left w:val="single" w:sz="8" w:space="0" w:color="F79646" w:themeColor="accent6"/>
-          <w:bottom w:val="single" w:sz="8" w:space="0" w:color="F79646" w:themeColor="accent6"/>
-          <w:right w:val="single" w:sz="8" w:space="0" w:color="F79646" w:themeColor="accent6"/>
+        <w:rFonts w:asciiTheme="majorHAnsi" w:hAnsiTheme="majorHAnsi" w:eastAsiaTheme="majorEastAsia" w:cstheme="majorBidi"/>
+        <w:b/>
+        <w:bCs/>
+      </w:rPr>
+      <w:tblPr/>
+      <w:tcPr>
+        <w:tcBorders>
+          <w:top w:val="single" w:color="F79646" w:themeColor="accent6" w:sz="8" w:space="0"/>
+          <w:left w:val="single" w:color="F79646" w:themeColor="accent6" w:sz="8" w:space="0"/>
+          <w:bottom w:val="single" w:color="F79646" w:themeColor="accent6" w:sz="8" w:space="0"/>
+          <w:right w:val="single" w:color="F79646" w:themeColor="accent6" w:sz="8" w:space="0"/>
         </w:tcBorders>
       </w:tcPr>
     </w:tblStylePr>
@@ -10494,10 +10516,10 @@
       <w:tblPr/>
       <w:tcPr>
         <w:tcBorders>
-          <w:top w:val="single" w:sz="8" w:space="0" w:color="F79646" w:themeColor="accent6"/>
-          <w:left w:val="single" w:sz="8" w:space="0" w:color="F79646" w:themeColor="accent6"/>
-          <w:bottom w:val="single" w:sz="8" w:space="0" w:color="F79646" w:themeColor="accent6"/>
-          <w:right w:val="single" w:sz="8" w:space="0" w:color="F79646" w:themeColor="accent6"/>
+          <w:top w:val="single" w:color="F79646" w:themeColor="accent6" w:sz="8" w:space="0"/>
+          <w:left w:val="single" w:color="F79646" w:themeColor="accent6" w:sz="8" w:space="0"/>
+          <w:bottom w:val="single" w:color="F79646" w:themeColor="accent6" w:sz="8" w:space="0"/>
+          <w:right w:val="single" w:color="F79646" w:themeColor="accent6" w:sz="8" w:space="0"/>
         </w:tcBorders>
         <w:shd w:val="clear" w:color="auto" w:fill="FDE4D0" w:themeFill="accent6" w:themeFillTint="3F"/>
       </w:tcPr>
@@ -10506,11 +10528,11 @@
       <w:tblPr/>
       <w:tcPr>
         <w:tcBorders>
-          <w:top w:val="single" w:sz="8" w:space="0" w:color="F79646" w:themeColor="accent6"/>
-          <w:left w:val="single" w:sz="8" w:space="0" w:color="F79646" w:themeColor="accent6"/>
-          <w:bottom w:val="single" w:sz="8" w:space="0" w:color="F79646" w:themeColor="accent6"/>
-          <w:right w:val="single" w:sz="8" w:space="0" w:color="F79646" w:themeColor="accent6"/>
-          <w:insideV w:val="single" w:sz="8" w:space="0" w:color="F79646" w:themeColor="accent6"/>
+          <w:top w:val="single" w:color="F79646" w:themeColor="accent6" w:sz="8" w:space="0"/>
+          <w:left w:val="single" w:color="F79646" w:themeColor="accent6" w:sz="8" w:space="0"/>
+          <w:bottom w:val="single" w:color="F79646" w:themeColor="accent6" w:sz="8" w:space="0"/>
+          <w:right w:val="single" w:color="F79646" w:themeColor="accent6" w:sz="8" w:space="0"/>
+          <w:insideV w:val="single" w:color="F79646" w:themeColor="accent6" w:sz="8" w:space="0"/>
         </w:tcBorders>
         <w:shd w:val="clear" w:color="auto" w:fill="FDE4D0" w:themeFill="accent6" w:themeFillTint="3F"/>
       </w:tcPr>
@@ -10519,11 +10541,11 @@
       <w:tblPr/>
       <w:tcPr>
         <w:tcBorders>
-          <w:top w:val="single" w:sz="8" w:space="0" w:color="F79646" w:themeColor="accent6"/>
-          <w:left w:val="single" w:sz="8" w:space="0" w:color="F79646" w:themeColor="accent6"/>
-          <w:bottom w:val="single" w:sz="8" w:space="0" w:color="F79646" w:themeColor="accent6"/>
-          <w:right w:val="single" w:sz="8" w:space="0" w:color="F79646" w:themeColor="accent6"/>
-          <w:insideV w:val="single" w:sz="8" w:space="0" w:color="F79646" w:themeColor="accent6"/>
+          <w:top w:val="single" w:color="F79646" w:themeColor="accent6" w:sz="8" w:space="0"/>
+          <w:left w:val="single" w:color="F79646" w:themeColor="accent6" w:sz="8" w:space="0"/>
+          <w:bottom w:val="single" w:color="F79646" w:themeColor="accent6" w:sz="8" w:space="0"/>
+          <w:right w:val="single" w:color="F79646" w:themeColor="accent6" w:sz="8" w:space="0"/>
+          <w:insideV w:val="single" w:color="F79646" w:themeColor="accent6" w:sz="8" w:space="0"/>
         </w:tcBorders>
       </w:tcPr>
     </w:tblStylePr>
@@ -10540,11 +10562,11 @@
       <w:tblStyleRowBandSize w:val="1"/>
       <w:tblStyleColBandSize w:val="1"/>
       <w:tblBorders>
-        <w:top w:val="single" w:sz="8" w:space="0" w:color="404040" w:themeColor="text1" w:themeTint="BF"/>
-        <w:left w:val="single" w:sz="8" w:space="0" w:color="404040" w:themeColor="text1" w:themeTint="BF"/>
-        <w:bottom w:val="single" w:sz="8" w:space="0" w:color="404040" w:themeColor="text1" w:themeTint="BF"/>
-        <w:right w:val="single" w:sz="8" w:space="0" w:color="404040" w:themeColor="text1" w:themeTint="BF"/>
-        <w:insideH w:val="single" w:sz="8" w:space="0" w:color="404040" w:themeColor="text1" w:themeTint="BF"/>
+        <w:top w:val="single" w:color="404040" w:themeColor="text1" w:themeTint="BF" w:sz="8" w:space="0"/>
+        <w:left w:val="single" w:color="404040" w:themeColor="text1" w:themeTint="BF" w:sz="8" w:space="0"/>
+        <w:bottom w:val="single" w:color="404040" w:themeColor="text1" w:themeTint="BF" w:sz="8" w:space="0"/>
+        <w:right w:val="single" w:color="404040" w:themeColor="text1" w:themeTint="BF" w:sz="8" w:space="0"/>
+        <w:insideH w:val="single" w:color="404040" w:themeColor="text1" w:themeTint="BF" w:sz="8" w:space="0"/>
       </w:tblBorders>
     </w:tblPr>
     <w:tblStylePr w:type="firstRow">
@@ -10559,10 +10581,10 @@
       <w:tblPr/>
       <w:tcPr>
         <w:tcBorders>
-          <w:top w:val="single" w:sz="8" w:space="0" w:color="404040" w:themeColor="text1" w:themeTint="BF"/>
-          <w:left w:val="single" w:sz="8" w:space="0" w:color="404040" w:themeColor="text1" w:themeTint="BF"/>
-          <w:bottom w:val="single" w:sz="8" w:space="0" w:color="404040" w:themeColor="text1" w:themeTint="BF"/>
-          <w:right w:val="single" w:sz="8" w:space="0" w:color="404040" w:themeColor="text1" w:themeTint="BF"/>
+          <w:top w:val="single" w:color="404040" w:themeColor="text1" w:themeTint="BF" w:sz="8" w:space="0"/>
+          <w:left w:val="single" w:color="404040" w:themeColor="text1" w:themeTint="BF" w:sz="8" w:space="0"/>
+          <w:bottom w:val="single" w:color="404040" w:themeColor="text1" w:themeTint="BF" w:sz="8" w:space="0"/>
+          <w:right w:val="single" w:color="404040" w:themeColor="text1" w:themeTint="BF" w:sz="8" w:space="0"/>
           <w:insideH w:val="nil"/>
           <w:insideV w:val="nil"/>
         </w:tcBorders>
@@ -10580,10 +10602,10 @@
       <w:tblPr/>
       <w:tcPr>
         <w:tcBorders>
-          <w:top w:val="double" w:sz="6" w:space="0" w:color="404040" w:themeColor="text1" w:themeTint="BF"/>
-          <w:left w:val="single" w:sz="8" w:space="0" w:color="404040" w:themeColor="text1" w:themeTint="BF"/>
-          <w:bottom w:val="single" w:sz="8" w:space="0" w:color="404040" w:themeColor="text1" w:themeTint="BF"/>
-          <w:right w:val="single" w:sz="8" w:space="0" w:color="404040" w:themeColor="text1" w:themeTint="BF"/>
+          <w:top w:val="double" w:color="404040" w:themeColor="text1" w:themeTint="BF" w:sz="6" w:space="0"/>
+          <w:left w:val="single" w:color="404040" w:themeColor="text1" w:themeTint="BF" w:sz="8" w:space="0"/>
+          <w:bottom w:val="single" w:color="404040" w:themeColor="text1" w:themeTint="BF" w:sz="8" w:space="0"/>
+          <w:right w:val="single" w:color="404040" w:themeColor="text1" w:themeTint="BF" w:sz="8" w:space="0"/>
           <w:insideH w:val="nil"/>
           <w:insideV w:val="nil"/>
         </w:tcBorders>
@@ -10639,11 +10661,11 @@
       <w:tblStyleRowBandSize w:val="1"/>
       <w:tblStyleColBandSize w:val="1"/>
       <w:tblBorders>
-        <w:top w:val="single" w:sz="8" w:space="0" w:color="7BA0CD" w:themeColor="accent1" w:themeTint="BF"/>
-        <w:left w:val="single" w:sz="8" w:space="0" w:color="7BA0CD" w:themeColor="accent1" w:themeTint="BF"/>
-        <w:bottom w:val="single" w:sz="8" w:space="0" w:color="7BA0CD" w:themeColor="accent1" w:themeTint="BF"/>
-        <w:right w:val="single" w:sz="8" w:space="0" w:color="7BA0CD" w:themeColor="accent1" w:themeTint="BF"/>
-        <w:insideH w:val="single" w:sz="8" w:space="0" w:color="7BA0CD" w:themeColor="accent1" w:themeTint="BF"/>
+        <w:top w:val="single" w:color="7BA0CD" w:themeColor="accent1" w:themeTint="BF" w:sz="8" w:space="0"/>
+        <w:left w:val="single" w:color="7BA0CD" w:themeColor="accent1" w:themeTint="BF" w:sz="8" w:space="0"/>
+        <w:bottom w:val="single" w:color="7BA0CD" w:themeColor="accent1" w:themeTint="BF" w:sz="8" w:space="0"/>
+        <w:right w:val="single" w:color="7BA0CD" w:themeColor="accent1" w:themeTint="BF" w:sz="8" w:space="0"/>
+        <w:insideH w:val="single" w:color="7BA0CD" w:themeColor="accent1" w:themeTint="BF" w:sz="8" w:space="0"/>
       </w:tblBorders>
     </w:tblPr>
     <w:tblStylePr w:type="firstRow">
@@ -10658,10 +10680,10 @@
       <w:tblPr/>
       <w:tcPr>
         <w:tcBorders>
-          <w:top w:val="single" w:sz="8" w:space="0" w:color="7BA0CD" w:themeColor="accent1" w:themeTint="BF"/>
-          <w:left w:val="single" w:sz="8" w:space="0" w:color="7BA0CD" w:themeColor="accent1" w:themeTint="BF"/>
-          <w:bottom w:val="single" w:sz="8" w:space="0" w:color="7BA0CD" w:themeColor="accent1" w:themeTint="BF"/>
-          <w:right w:val="single" w:sz="8" w:space="0" w:color="7BA0CD" w:themeColor="accent1" w:themeTint="BF"/>
+          <w:top w:val="single" w:color="7BA0CD" w:themeColor="accent1" w:themeTint="BF" w:sz="8" w:space="0"/>
+          <w:left w:val="single" w:color="7BA0CD" w:themeColor="accent1" w:themeTint="BF" w:sz="8" w:space="0"/>
+          <w:bottom w:val="single" w:color="7BA0CD" w:themeColor="accent1" w:themeTint="BF" w:sz="8" w:space="0"/>
+          <w:right w:val="single" w:color="7BA0CD" w:themeColor="accent1" w:themeTint="BF" w:sz="8" w:space="0"/>
           <w:insideH w:val="nil"/>
           <w:insideV w:val="nil"/>
         </w:tcBorders>
@@ -10679,10 +10701,10 @@
       <w:tblPr/>
       <w:tcPr>
         <w:tcBorders>
-          <w:top w:val="double" w:sz="6" w:space="0" w:color="7BA0CD" w:themeColor="accent1" w:themeTint="BF"/>
-          <w:left w:val="single" w:sz="8" w:space="0" w:color="7BA0CD" w:themeColor="accent1" w:themeTint="BF"/>
-          <w:bottom w:val="single" w:sz="8" w:space="0" w:color="7BA0CD" w:themeColor="accent1" w:themeTint="BF"/>
-          <w:right w:val="single" w:sz="8" w:space="0" w:color="7BA0CD" w:themeColor="accent1" w:themeTint="BF"/>
+          <w:top w:val="double" w:color="7BA0CD" w:themeColor="accent1" w:themeTint="BF" w:sz="6" w:space="0"/>
+          <w:left w:val="single" w:color="7BA0CD" w:themeColor="accent1" w:themeTint="BF" w:sz="8" w:space="0"/>
+          <w:bottom w:val="single" w:color="7BA0CD" w:themeColor="accent1" w:themeTint="BF" w:sz="8" w:space="0"/>
+          <w:right w:val="single" w:color="7BA0CD" w:themeColor="accent1" w:themeTint="BF" w:sz="8" w:space="0"/>
           <w:insideH w:val="nil"/>
           <w:insideV w:val="nil"/>
         </w:tcBorders>
@@ -10738,11 +10760,11 @@
       <w:tblStyleRowBandSize w:val="1"/>
       <w:tblStyleColBandSize w:val="1"/>
       <w:tblBorders>
-        <w:top w:val="single" w:sz="8" w:space="0" w:color="CF7B79" w:themeColor="accent2" w:themeTint="BF"/>
-        <w:left w:val="single" w:sz="8" w:space="0" w:color="CF7B79" w:themeColor="accent2" w:themeTint="BF"/>
-        <w:bottom w:val="single" w:sz="8" w:space="0" w:color="CF7B79" w:themeColor="accent2" w:themeTint="BF"/>
-        <w:right w:val="single" w:sz="8" w:space="0" w:color="CF7B79" w:themeColor="accent2" w:themeTint="BF"/>
-        <w:insideH w:val="single" w:sz="8" w:space="0" w:color="CF7B79" w:themeColor="accent2" w:themeTint="BF"/>
+        <w:top w:val="single" w:color="CF7B79" w:themeColor="accent2" w:themeTint="BF" w:sz="8" w:space="0"/>
+        <w:left w:val="single" w:color="CF7B79" w:themeColor="accent2" w:themeTint="BF" w:sz="8" w:space="0"/>
+        <w:bottom w:val="single" w:color="CF7B79" w:themeColor="accent2" w:themeTint="BF" w:sz="8" w:space="0"/>
+        <w:right w:val="single" w:color="CF7B79" w:themeColor="accent2" w:themeTint="BF" w:sz="8" w:space="0"/>
+        <w:insideH w:val="single" w:color="CF7B79" w:themeColor="accent2" w:themeTint="BF" w:sz="8" w:space="0"/>
       </w:tblBorders>
     </w:tblPr>
     <w:tblStylePr w:type="firstRow">
@@ -10757,10 +10779,10 @@
       <w:tblPr/>
       <w:tcPr>
         <w:tcBorders>
-          <w:top w:val="single" w:sz="8" w:space="0" w:color="CF7B79" w:themeColor="accent2" w:themeTint="BF"/>
-          <w:left w:val="single" w:sz="8" w:space="0" w:color="CF7B79" w:themeColor="accent2" w:themeTint="BF"/>
-          <w:bottom w:val="single" w:sz="8" w:space="0" w:color="CF7B79" w:themeColor="accent2" w:themeTint="BF"/>
-          <w:right w:val="single" w:sz="8" w:space="0" w:color="CF7B79" w:themeColor="accent2" w:themeTint="BF"/>
+          <w:top w:val="single" w:color="CF7B79" w:themeColor="accent2" w:themeTint="BF" w:sz="8" w:space="0"/>
+          <w:left w:val="single" w:color="CF7B79" w:themeColor="accent2" w:themeTint="BF" w:sz="8" w:space="0"/>
+          <w:bottom w:val="single" w:color="CF7B79" w:themeColor="accent2" w:themeTint="BF" w:sz="8" w:space="0"/>
+          <w:right w:val="single" w:color="CF7B79" w:themeColor="accent2" w:themeTint="BF" w:sz="8" w:space="0"/>
           <w:insideH w:val="nil"/>
           <w:insideV w:val="nil"/>
         </w:tcBorders>
@@ -10778,10 +10800,10 @@
       <w:tblPr/>
       <w:tcPr>
         <w:tcBorders>
-          <w:top w:val="double" w:sz="6" w:space="0" w:color="CF7B79" w:themeColor="accent2" w:themeTint="BF"/>
-          <w:left w:val="single" w:sz="8" w:space="0" w:color="CF7B79" w:themeColor="accent2" w:themeTint="BF"/>
-          <w:bottom w:val="single" w:sz="8" w:space="0" w:color="CF7B79" w:themeColor="accent2" w:themeTint="BF"/>
-          <w:right w:val="single" w:sz="8" w:space="0" w:color="CF7B79" w:themeColor="accent2" w:themeTint="BF"/>
+          <w:top w:val="double" w:color="CF7B79" w:themeColor="accent2" w:themeTint="BF" w:sz="6" w:space="0"/>
+          <w:left w:val="single" w:color="CF7B79" w:themeColor="accent2" w:themeTint="BF" w:sz="8" w:space="0"/>
+          <w:bottom w:val="single" w:color="CF7B79" w:themeColor="accent2" w:themeTint="BF" w:sz="8" w:space="0"/>
+          <w:right w:val="single" w:color="CF7B79" w:themeColor="accent2" w:themeTint="BF" w:sz="8" w:space="0"/>
           <w:insideH w:val="nil"/>
           <w:insideV w:val="nil"/>
         </w:tcBorders>
@@ -10837,11 +10859,11 @@
       <w:tblStyleRowBandSize w:val="1"/>
       <w:tblStyleColBandSize w:val="1"/>
       <w:tblBorders>
-        <w:top w:val="single" w:sz="8" w:space="0" w:color="B3CC82" w:themeColor="accent3" w:themeTint="BF"/>
-        <w:left w:val="single" w:sz="8" w:space="0" w:color="B3CC82" w:themeColor="accent3" w:themeTint="BF"/>
-        <w:bottom w:val="single" w:sz="8" w:space="0" w:color="B3CC82" w:themeColor="accent3" w:themeTint="BF"/>
-        <w:right w:val="single" w:sz="8" w:space="0" w:color="B3CC82" w:themeColor="accent3" w:themeTint="BF"/>
-        <w:insideH w:val="single" w:sz="8" w:space="0" w:color="B3CC82" w:themeColor="accent3" w:themeTint="BF"/>
+        <w:top w:val="single" w:color="B3CC82" w:themeColor="accent3" w:themeTint="BF" w:sz="8" w:space="0"/>
+        <w:left w:val="single" w:color="B3CC82" w:themeColor="accent3" w:themeTint="BF" w:sz="8" w:space="0"/>
+        <w:bottom w:val="single" w:color="B3CC82" w:themeColor="accent3" w:themeTint="BF" w:sz="8" w:space="0"/>
+        <w:right w:val="single" w:color="B3CC82" w:themeColor="accent3" w:themeTint="BF" w:sz="8" w:space="0"/>
+        <w:insideH w:val="single" w:color="B3CC82" w:themeColor="accent3" w:themeTint="BF" w:sz="8" w:space="0"/>
       </w:tblBorders>
     </w:tblPr>
     <w:tblStylePr w:type="firstRow">
@@ -10856,10 +10878,10 @@
       <w:tblPr/>
       <w:tcPr>
         <w:tcBorders>
-          <w:top w:val="single" w:sz="8" w:space="0" w:color="B3CC82" w:themeColor="accent3" w:themeTint="BF"/>
-          <w:left w:val="single" w:sz="8" w:space="0" w:color="B3CC82" w:themeColor="accent3" w:themeTint="BF"/>
-          <w:bottom w:val="single" w:sz="8" w:space="0" w:color="B3CC82" w:themeColor="accent3" w:themeTint="BF"/>
-          <w:right w:val="single" w:sz="8" w:space="0" w:color="B3CC82" w:themeColor="accent3" w:themeTint="BF"/>
+          <w:top w:val="single" w:color="B3CC82" w:themeColor="accent3" w:themeTint="BF" w:sz="8" w:space="0"/>
+          <w:left w:val="single" w:color="B3CC82" w:themeColor="accent3" w:themeTint="BF" w:sz="8" w:space="0"/>
+          <w:bottom w:val="single" w:color="B3CC82" w:themeColor="accent3" w:themeTint="BF" w:sz="8" w:space="0"/>
+          <w:right w:val="single" w:color="B3CC82" w:themeColor="accent3" w:themeTint="BF" w:sz="8" w:space="0"/>
           <w:insideH w:val="nil"/>
           <w:insideV w:val="nil"/>
         </w:tcBorders>
@@ -10877,10 +10899,10 @@
       <w:tblPr/>
       <w:tcPr>
         <w:tcBorders>
-          <w:top w:val="double" w:sz="6" w:space="0" w:color="B3CC82" w:themeColor="accent3" w:themeTint="BF"/>
-          <w:left w:val="single" w:sz="8" w:space="0" w:color="B3CC82" w:themeColor="accent3" w:themeTint="BF"/>
-          <w:bottom w:val="single" w:sz="8" w:space="0" w:color="B3CC82" w:themeColor="accent3" w:themeTint="BF"/>
-          <w:right w:val="single" w:sz="8" w:space="0" w:color="B3CC82" w:themeColor="accent3" w:themeTint="BF"/>
+          <w:top w:val="double" w:color="B3CC82" w:themeColor="accent3" w:themeTint="BF" w:sz="6" w:space="0"/>
+          <w:left w:val="single" w:color="B3CC82" w:themeColor="accent3" w:themeTint="BF" w:sz="8" w:space="0"/>
+          <w:bottom w:val="single" w:color="B3CC82" w:themeColor="accent3" w:themeTint="BF" w:sz="8" w:space="0"/>
+          <w:right w:val="single" w:color="B3CC82" w:themeColor="accent3" w:themeTint="BF" w:sz="8" w:space="0"/>
           <w:insideH w:val="nil"/>
           <w:insideV w:val="nil"/>
         </w:tcBorders>
@@ -10936,11 +10958,11 @@
       <w:tblStyleRowBandSize w:val="1"/>
       <w:tblStyleColBandSize w:val="1"/>
       <w:tblBorders>
-        <w:top w:val="single" w:sz="8" w:space="0" w:color="9F8AB9" w:themeColor="accent4" w:themeTint="BF"/>
-        <w:left w:val="single" w:sz="8" w:space="0" w:color="9F8AB9" w:themeColor="accent4" w:themeTint="BF"/>
-        <w:bottom w:val="single" w:sz="8" w:space="0" w:color="9F8AB9" w:themeColor="accent4" w:themeTint="BF"/>
-        <w:right w:val="single" w:sz="8" w:space="0" w:color="9F8AB9" w:themeColor="accent4" w:themeTint="BF"/>
-        <w:insideH w:val="single" w:sz="8" w:space="0" w:color="9F8AB9" w:themeColor="accent4" w:themeTint="BF"/>
+        <w:top w:val="single" w:color="9F8AB9" w:themeColor="accent4" w:themeTint="BF" w:sz="8" w:space="0"/>
+        <w:left w:val="single" w:color="9F8AB9" w:themeColor="accent4" w:themeTint="BF" w:sz="8" w:space="0"/>
+        <w:bottom w:val="single" w:color="9F8AB9" w:themeColor="accent4" w:themeTint="BF" w:sz="8" w:space="0"/>
+        <w:right w:val="single" w:color="9F8AB9" w:themeColor="accent4" w:themeTint="BF" w:sz="8" w:space="0"/>
+        <w:insideH w:val="single" w:color="9F8AB9" w:themeColor="accent4" w:themeTint="BF" w:sz="8" w:space="0"/>
       </w:tblBorders>
     </w:tblPr>
     <w:tblStylePr w:type="firstRow">
@@ -10955,10 +10977,10 @@
       <w:tblPr/>
       <w:tcPr>
         <w:tcBorders>
-          <w:top w:val="single" w:sz="8" w:space="0" w:color="9F8AB9" w:themeColor="accent4" w:themeTint="BF"/>
-          <w:left w:val="single" w:sz="8" w:space="0" w:color="9F8AB9" w:themeColor="accent4" w:themeTint="BF"/>
-          <w:bottom w:val="single" w:sz="8" w:space="0" w:color="9F8AB9" w:themeColor="accent4" w:themeTint="BF"/>
-          <w:right w:val="single" w:sz="8" w:space="0" w:color="9F8AB9" w:themeColor="accent4" w:themeTint="BF"/>
+          <w:top w:val="single" w:color="9F8AB9" w:themeColor="accent4" w:themeTint="BF" w:sz="8" w:space="0"/>
+          <w:left w:val="single" w:color="9F8AB9" w:themeColor="accent4" w:themeTint="BF" w:sz="8" w:space="0"/>
+          <w:bottom w:val="single" w:color="9F8AB9" w:themeColor="accent4" w:themeTint="BF" w:sz="8" w:space="0"/>
+          <w:right w:val="single" w:color="9F8AB9" w:themeColor="accent4" w:themeTint="BF" w:sz="8" w:space="0"/>
           <w:insideH w:val="nil"/>
           <w:insideV w:val="nil"/>
         </w:tcBorders>
@@ -10976,10 +10998,10 @@
       <w:tblPr/>
       <w:tcPr>
         <w:tcBorders>
-          <w:top w:val="double" w:sz="6" w:space="0" w:color="9F8AB9" w:themeColor="accent4" w:themeTint="BF"/>
-          <w:left w:val="single" w:sz="8" w:space="0" w:color="9F8AB9" w:themeColor="accent4" w:themeTint="BF"/>
-          <w:bottom w:val="single" w:sz="8" w:space="0" w:color="9F8AB9" w:themeColor="accent4" w:themeTint="BF"/>
-          <w:right w:val="single" w:sz="8" w:space="0" w:color="9F8AB9" w:themeColor="accent4" w:themeTint="BF"/>
+          <w:top w:val="double" w:color="9F8AB9" w:themeColor="accent4" w:themeTint="BF" w:sz="6" w:space="0"/>
+          <w:left w:val="single" w:color="9F8AB9" w:themeColor="accent4" w:themeTint="BF" w:sz="8" w:space="0"/>
+          <w:bottom w:val="single" w:color="9F8AB9" w:themeColor="accent4" w:themeTint="BF" w:sz="8" w:space="0"/>
+          <w:right w:val="single" w:color="9F8AB9" w:themeColor="accent4" w:themeTint="BF" w:sz="8" w:space="0"/>
           <w:insideH w:val="nil"/>
           <w:insideV w:val="nil"/>
         </w:tcBorders>
@@ -11035,11 +11057,11 @@
       <w:tblStyleRowBandSize w:val="1"/>
       <w:tblStyleColBandSize w:val="1"/>
       <w:tblBorders>
-        <w:top w:val="single" w:sz="8" w:space="0" w:color="78C0D4" w:themeColor="accent5" w:themeTint="BF"/>
-        <w:left w:val="single" w:sz="8" w:space="0" w:color="78C0D4" w:themeColor="accent5" w:themeTint="BF"/>
-        <w:bottom w:val="single" w:sz="8" w:space="0" w:color="78C0D4" w:themeColor="accent5" w:themeTint="BF"/>
-        <w:right w:val="single" w:sz="8" w:space="0" w:color="78C0D4" w:themeColor="accent5" w:themeTint="BF"/>
-        <w:insideH w:val="single" w:sz="8" w:space="0" w:color="78C0D4" w:themeColor="accent5" w:themeTint="BF"/>
+        <w:top w:val="single" w:color="78C0D4" w:themeColor="accent5" w:themeTint="BF" w:sz="8" w:space="0"/>
+        <w:left w:val="single" w:color="78C0D4" w:themeColor="accent5" w:themeTint="BF" w:sz="8" w:space="0"/>
+        <w:bottom w:val="single" w:color="78C0D4" w:themeColor="accent5" w:themeTint="BF" w:sz="8" w:space="0"/>
+        <w:right w:val="single" w:color="78C0D4" w:themeColor="accent5" w:themeTint="BF" w:sz="8" w:space="0"/>
+        <w:insideH w:val="single" w:color="78C0D4" w:themeColor="accent5" w:themeTint="BF" w:sz="8" w:space="0"/>
       </w:tblBorders>
     </w:tblPr>
     <w:tblStylePr w:type="firstRow">
@@ -11054,10 +11076,10 @@
       <w:tblPr/>
       <w:tcPr>
         <w:tcBorders>
-          <w:top w:val="single" w:sz="8" w:space="0" w:color="78C0D4" w:themeColor="accent5" w:themeTint="BF"/>
-          <w:left w:val="single" w:sz="8" w:space="0" w:color="78C0D4" w:themeColor="accent5" w:themeTint="BF"/>
-          <w:bottom w:val="single" w:sz="8" w:space="0" w:color="78C0D4" w:themeColor="accent5" w:themeTint="BF"/>
-          <w:right w:val="single" w:sz="8" w:space="0" w:color="78C0D4" w:themeColor="accent5" w:themeTint="BF"/>
+          <w:top w:val="single" w:color="78C0D4" w:themeColor="accent5" w:themeTint="BF" w:sz="8" w:space="0"/>
+          <w:left w:val="single" w:color="78C0D4" w:themeColor="accent5" w:themeTint="BF" w:sz="8" w:space="0"/>
+          <w:bottom w:val="single" w:color="78C0D4" w:themeColor="accent5" w:themeTint="BF" w:sz="8" w:space="0"/>
+          <w:right w:val="single" w:color="78C0D4" w:themeColor="accent5" w:themeTint="BF" w:sz="8" w:space="0"/>
           <w:insideH w:val="nil"/>
           <w:insideV w:val="nil"/>
         </w:tcBorders>
@@ -11075,10 +11097,10 @@
       <w:tblPr/>
       <w:tcPr>
         <w:tcBorders>
-          <w:top w:val="double" w:sz="6" w:space="0" w:color="78C0D4" w:themeColor="accent5" w:themeTint="BF"/>
-          <w:left w:val="single" w:sz="8" w:space="0" w:color="78C0D4" w:themeColor="accent5" w:themeTint="BF"/>
-          <w:bottom w:val="single" w:sz="8" w:space="0" w:color="78C0D4" w:themeColor="accent5" w:themeTint="BF"/>
-          <w:right w:val="single" w:sz="8" w:space="0" w:color="78C0D4" w:themeColor="accent5" w:themeTint="BF"/>
+          <w:top w:val="double" w:color="78C0D4" w:themeColor="accent5" w:themeTint="BF" w:sz="6" w:space="0"/>
+          <w:left w:val="single" w:color="78C0D4" w:themeColor="accent5" w:themeTint="BF" w:sz="8" w:space="0"/>
+          <w:bottom w:val="single" w:color="78C0D4" w:themeColor="accent5" w:themeTint="BF" w:sz="8" w:space="0"/>
+          <w:right w:val="single" w:color="78C0D4" w:themeColor="accent5" w:themeTint="BF" w:sz="8" w:space="0"/>
           <w:insideH w:val="nil"/>
           <w:insideV w:val="nil"/>
         </w:tcBorders>
@@ -11134,11 +11156,11 @@
       <w:tblStyleRowBandSize w:val="1"/>
       <w:tblStyleColBandSize w:val="1"/>
       <w:tblBorders>
-        <w:top w:val="single" w:sz="8" w:space="0" w:color="F9B074" w:themeColor="accent6" w:themeTint="BF"/>
-        <w:left w:val="single" w:sz="8" w:space="0" w:color="F9B074" w:themeColor="accent6" w:themeTint="BF"/>
-        <w:bottom w:val="single" w:sz="8" w:space="0" w:color="F9B074" w:themeColor="accent6" w:themeTint="BF"/>
-        <w:right w:val="single" w:sz="8" w:space="0" w:color="F9B074" w:themeColor="accent6" w:themeTint="BF"/>
-        <w:insideH w:val="single" w:sz="8" w:space="0" w:color="F9B074" w:themeColor="accent6" w:themeTint="BF"/>
+        <w:top w:val="single" w:color="F9B074" w:themeColor="accent6" w:themeTint="BF" w:sz="8" w:space="0"/>
+        <w:left w:val="single" w:color="F9B074" w:themeColor="accent6" w:themeTint="BF" w:sz="8" w:space="0"/>
+        <w:bottom w:val="single" w:color="F9B074" w:themeColor="accent6" w:themeTint="BF" w:sz="8" w:space="0"/>
+        <w:right w:val="single" w:color="F9B074" w:themeColor="accent6" w:themeTint="BF" w:sz="8" w:space="0"/>
+        <w:insideH w:val="single" w:color="F9B074" w:themeColor="accent6" w:themeTint="BF" w:sz="8" w:space="0"/>
       </w:tblBorders>
     </w:tblPr>
     <w:tblStylePr w:type="firstRow">
@@ -11153,10 +11175,10 @@
       <w:tblPr/>
       <w:tcPr>
         <w:tcBorders>
-          <w:top w:val="single" w:sz="8" w:space="0" w:color="F9B074" w:themeColor="accent6" w:themeTint="BF"/>
-          <w:left w:val="single" w:sz="8" w:space="0" w:color="F9B074" w:themeColor="accent6" w:themeTint="BF"/>
-          <w:bottom w:val="single" w:sz="8" w:space="0" w:color="F9B074" w:themeColor="accent6" w:themeTint="BF"/>
-          <w:right w:val="single" w:sz="8" w:space="0" w:color="F9B074" w:themeColor="accent6" w:themeTint="BF"/>
+          <w:top w:val="single" w:color="F9B074" w:themeColor="accent6" w:themeTint="BF" w:sz="8" w:space="0"/>
+          <w:left w:val="single" w:color="F9B074" w:themeColor="accent6" w:themeTint="BF" w:sz="8" w:space="0"/>
+          <w:bottom w:val="single" w:color="F9B074" w:themeColor="accent6" w:themeTint="BF" w:sz="8" w:space="0"/>
+          <w:right w:val="single" w:color="F9B074" w:themeColor="accent6" w:themeTint="BF" w:sz="8" w:space="0"/>
           <w:insideH w:val="nil"/>
           <w:insideV w:val="nil"/>
         </w:tcBorders>
@@ -11174,10 +11196,10 @@
       <w:tblPr/>
       <w:tcPr>
         <w:tcBorders>
-          <w:top w:val="double" w:sz="6" w:space="0" w:color="F9B074" w:themeColor="accent6" w:themeTint="BF"/>
-          <w:left w:val="single" w:sz="8" w:space="0" w:color="F9B074" w:themeColor="accent6" w:themeTint="BF"/>
-          <w:bottom w:val="single" w:sz="8" w:space="0" w:color="F9B074" w:themeColor="accent6" w:themeTint="BF"/>
-          <w:right w:val="single" w:sz="8" w:space="0" w:color="F9B074" w:themeColor="accent6" w:themeTint="BF"/>
+          <w:top w:val="double" w:color="F9B074" w:themeColor="accent6" w:themeTint="BF" w:sz="6" w:space="0"/>
+          <w:left w:val="single" w:color="F9B074" w:themeColor="accent6" w:themeTint="BF" w:sz="8" w:space="0"/>
+          <w:bottom w:val="single" w:color="F9B074" w:themeColor="accent6" w:themeTint="BF" w:sz="8" w:space="0"/>
+          <w:right w:val="single" w:color="F9B074" w:themeColor="accent6" w:themeTint="BF" w:sz="8" w:space="0"/>
           <w:insideH w:val="nil"/>
           <w:insideV w:val="nil"/>
         </w:tcBorders>
@@ -11233,8 +11255,8 @@
       <w:tblStyleRowBandSize w:val="1"/>
       <w:tblStyleColBandSize w:val="1"/>
       <w:tblBorders>
-        <w:top w:val="single" w:sz="18" w:space="0" w:color="auto"/>
-        <w:bottom w:val="single" w:sz="18" w:space="0" w:color="auto"/>
+        <w:top w:val="single" w:color="auto" w:sz="18" w:space="0"/>
+        <w:bottom w:val="single" w:color="auto" w:sz="18" w:space="0"/>
       </w:tblBorders>
     </w:tblPr>
     <w:tblStylePr w:type="firstRow">
@@ -11249,9 +11271,9 @@
       <w:tblPr/>
       <w:tcPr>
         <w:tcBorders>
-          <w:top w:val="single" w:sz="18" w:space="0" w:color="auto"/>
+          <w:top w:val="single" w:color="auto" w:sz="18" w:space="0"/>
           <w:left w:val="nil"/>
-          <w:bottom w:val="single" w:sz="18" w:space="0" w:color="auto"/>
+          <w:bottom w:val="single" w:color="auto" w:sz="18" w:space="0"/>
           <w:right w:val="nil"/>
           <w:insideH w:val="nil"/>
           <w:insideV w:val="nil"/>
@@ -11269,9 +11291,9 @@
       <w:tblPr/>
       <w:tcPr>
         <w:tcBorders>
-          <w:top w:val="double" w:sz="6" w:space="0" w:color="auto"/>
+          <w:top w:val="double" w:color="auto" w:sz="6" w:space="0"/>
           <w:left w:val="nil"/>
-          <w:bottom w:val="single" w:sz="18" w:space="0" w:color="auto"/>
+          <w:bottom w:val="single" w:color="auto" w:sz="18" w:space="0"/>
           <w:right w:val="nil"/>
           <w:insideH w:val="nil"/>
           <w:insideV w:val="nil"/>
@@ -11290,7 +11312,7 @@
         <w:tcBorders>
           <w:top w:val="nil"/>
           <w:left w:val="nil"/>
-          <w:bottom w:val="single" w:sz="18" w:space="0" w:color="auto"/>
+          <w:bottom w:val="single" w:color="auto" w:sz="18" w:space="0"/>
           <w:right w:val="nil"/>
           <w:insideH w:val="nil"/>
           <w:insideV w:val="nil"/>
@@ -11337,9 +11359,9 @@
       <w:tblPr/>
       <w:tcPr>
         <w:tcBorders>
-          <w:top w:val="single" w:sz="18" w:space="0" w:color="auto"/>
+          <w:top w:val="single" w:color="auto" w:sz="18" w:space="0"/>
           <w:left w:val="nil"/>
-          <w:bottom w:val="single" w:sz="18" w:space="0" w:color="auto"/>
+          <w:bottom w:val="single" w:color="auto" w:sz="18" w:space="0"/>
           <w:right w:val="nil"/>
           <w:insideH w:val="nil"/>
           <w:insideV w:val="nil"/>
@@ -11353,9 +11375,9 @@
       <w:tblPr/>
       <w:tcPr>
         <w:tcBorders>
-          <w:top w:val="single" w:sz="18" w:space="0" w:color="auto"/>
+          <w:top w:val="single" w:color="auto" w:sz="18" w:space="0"/>
           <w:left w:val="nil"/>
-          <w:bottom w:val="single" w:sz="18" w:space="0" w:color="auto"/>
+          <w:bottom w:val="single" w:color="auto" w:sz="18" w:space="0"/>
           <w:right w:val="nil"/>
           <w:insideH w:val="nil"/>
           <w:insideV w:val="nil"/>
@@ -11375,8 +11397,8 @@
       <w:tblStyleRowBandSize w:val="1"/>
       <w:tblStyleColBandSize w:val="1"/>
       <w:tblBorders>
-        <w:top w:val="single" w:sz="18" w:space="0" w:color="auto"/>
-        <w:bottom w:val="single" w:sz="18" w:space="0" w:color="auto"/>
+        <w:top w:val="single" w:color="auto" w:sz="18" w:space="0"/>
+        <w:bottom w:val="single" w:color="auto" w:sz="18" w:space="0"/>
       </w:tblBorders>
     </w:tblPr>
     <w:tblStylePr w:type="firstRow">
@@ -11391,9 +11413,9 @@
       <w:tblPr/>
       <w:tcPr>
         <w:tcBorders>
-          <w:top w:val="single" w:sz="18" w:space="0" w:color="auto"/>
+          <w:top w:val="single" w:color="auto" w:sz="18" w:space="0"/>
           <w:left w:val="nil"/>
-          <w:bottom w:val="single" w:sz="18" w:space="0" w:color="auto"/>
+          <w:bottom w:val="single" w:color="auto" w:sz="18" w:space="0"/>
           <w:right w:val="nil"/>
           <w:insideH w:val="nil"/>
           <w:insideV w:val="nil"/>
@@ -11411,9 +11433,9 @@
       <w:tblPr/>
       <w:tcPr>
         <w:tcBorders>
-          <w:top w:val="double" w:sz="6" w:space="0" w:color="auto"/>
+          <w:top w:val="double" w:color="auto" w:sz="6" w:space="0"/>
           <w:left w:val="nil"/>
-          <w:bottom w:val="single" w:sz="18" w:space="0" w:color="auto"/>
+          <w:bottom w:val="single" w:color="auto" w:sz="18" w:space="0"/>
           <w:right w:val="nil"/>
           <w:insideH w:val="nil"/>
           <w:insideV w:val="nil"/>
@@ -11432,7 +11454,7 @@
         <w:tcBorders>
           <w:top w:val="nil"/>
           <w:left w:val="nil"/>
-          <w:bottom w:val="single" w:sz="18" w:space="0" w:color="auto"/>
+          <w:bottom w:val="single" w:color="auto" w:sz="18" w:space="0"/>
           <w:right w:val="nil"/>
           <w:insideH w:val="nil"/>
           <w:insideV w:val="nil"/>
@@ -11479,9 +11501,9 @@
       <w:tblPr/>
       <w:tcPr>
         <w:tcBorders>
-          <w:top w:val="single" w:sz="18" w:space="0" w:color="auto"/>
+          <w:top w:val="single" w:color="auto" w:sz="18" w:space="0"/>
           <w:left w:val="nil"/>
-          <w:bottom w:val="single" w:sz="18" w:space="0" w:color="auto"/>
+          <w:bottom w:val="single" w:color="auto" w:sz="18" w:space="0"/>
           <w:right w:val="nil"/>
           <w:insideH w:val="nil"/>
           <w:insideV w:val="nil"/>
@@ -11495,9 +11517,9 @@
       <w:tblPr/>
       <w:tcPr>
         <w:tcBorders>
-          <w:top w:val="single" w:sz="18" w:space="0" w:color="auto"/>
+          <w:top w:val="single" w:color="auto" w:sz="18" w:space="0"/>
           <w:left w:val="nil"/>
-          <w:bottom w:val="single" w:sz="18" w:space="0" w:color="auto"/>
+          <w:bottom w:val="single" w:color="auto" w:sz="18" w:space="0"/>
           <w:right w:val="nil"/>
           <w:insideH w:val="nil"/>
           <w:insideV w:val="nil"/>
@@ -11517,8 +11539,8 @@
       <w:tblStyleRowBandSize w:val="1"/>
       <w:tblStyleColBandSize w:val="1"/>
       <w:tblBorders>
-        <w:top w:val="single" w:sz="18" w:space="0" w:color="auto"/>
-        <w:bottom w:val="single" w:sz="18" w:space="0" w:color="auto"/>
+        <w:top w:val="single" w:color="auto" w:sz="18" w:space="0"/>
+        <w:bottom w:val="single" w:color="auto" w:sz="18" w:space="0"/>
       </w:tblBorders>
     </w:tblPr>
     <w:tblStylePr w:type="firstRow">
@@ -11533,9 +11555,9 @@
       <w:tblPr/>
       <w:tcPr>
         <w:tcBorders>
-          <w:top w:val="single" w:sz="18" w:space="0" w:color="auto"/>
+          <w:top w:val="single" w:color="auto" w:sz="18" w:space="0"/>
           <w:left w:val="nil"/>
-          <w:bottom w:val="single" w:sz="18" w:space="0" w:color="auto"/>
+          <w:bottom w:val="single" w:color="auto" w:sz="18" w:space="0"/>
           <w:right w:val="nil"/>
           <w:insideH w:val="nil"/>
           <w:insideV w:val="nil"/>
@@ -11553,9 +11575,9 @@
       <w:tblPr/>
       <w:tcPr>
         <w:tcBorders>
-          <w:top w:val="double" w:sz="6" w:space="0" w:color="auto"/>
+          <w:top w:val="double" w:color="auto" w:sz="6" w:space="0"/>
           <w:left w:val="nil"/>
-          <w:bottom w:val="single" w:sz="18" w:space="0" w:color="auto"/>
+          <w:bottom w:val="single" w:color="auto" w:sz="18" w:space="0"/>
           <w:right w:val="nil"/>
           <w:insideH w:val="nil"/>
           <w:insideV w:val="nil"/>
@@ -11574,7 +11596,7 @@
         <w:tcBorders>
           <w:top w:val="nil"/>
           <w:left w:val="nil"/>
-          <w:bottom w:val="single" w:sz="18" w:space="0" w:color="auto"/>
+          <w:bottom w:val="single" w:color="auto" w:sz="18" w:space="0"/>
           <w:right w:val="nil"/>
           <w:insideH w:val="nil"/>
           <w:insideV w:val="nil"/>
@@ -11621,9 +11643,9 @@
       <w:tblPr/>
       <w:tcPr>
         <w:tcBorders>
-          <w:top w:val="single" w:sz="18" w:space="0" w:color="auto"/>
+          <w:top w:val="single" w:color="auto" w:sz="18" w:space="0"/>
           <w:left w:val="nil"/>
-          <w:bottom w:val="single" w:sz="18" w:space="0" w:color="auto"/>
+          <w:bottom w:val="single" w:color="auto" w:sz="18" w:space="0"/>
           <w:right w:val="nil"/>
           <w:insideH w:val="nil"/>
           <w:insideV w:val="nil"/>
@@ -11637,9 +11659,9 @@
       <w:tblPr/>
       <w:tcPr>
         <w:tcBorders>
-          <w:top w:val="single" w:sz="18" w:space="0" w:color="auto"/>
+          <w:top w:val="single" w:color="auto" w:sz="18" w:space="0"/>
           <w:left w:val="nil"/>
-          <w:bottom w:val="single" w:sz="18" w:space="0" w:color="auto"/>
+          <w:bottom w:val="single" w:color="auto" w:sz="18" w:space="0"/>
           <w:right w:val="nil"/>
           <w:insideH w:val="nil"/>
           <w:insideV w:val="nil"/>
@@ -11659,8 +11681,8 @@
       <w:tblStyleRowBandSize w:val="1"/>
       <w:tblStyleColBandSize w:val="1"/>
       <w:tblBorders>
-        <w:top w:val="single" w:sz="18" w:space="0" w:color="auto"/>
-        <w:bottom w:val="single" w:sz="18" w:space="0" w:color="auto"/>
+        <w:top w:val="single" w:color="auto" w:sz="18" w:space="0"/>
+        <w:bottom w:val="single" w:color="auto" w:sz="18" w:space="0"/>
       </w:tblBorders>
     </w:tblPr>
     <w:tblStylePr w:type="firstRow">
@@ -11675,9 +11697,9 @@
       <w:tblPr/>
       <w:tcPr>
         <w:tcBorders>
-          <w:top w:val="single" w:sz="18" w:space="0" w:color="auto"/>
+          <w:top w:val="single" w:color="auto" w:sz="18" w:space="0"/>
           <w:left w:val="nil"/>
-          <w:bottom w:val="single" w:sz="18" w:space="0" w:color="auto"/>
+          <w:bottom w:val="single" w:color="auto" w:sz="18" w:space="0"/>
           <w:right w:val="nil"/>
           <w:insideH w:val="nil"/>
           <w:insideV w:val="nil"/>
@@ -11695,9 +11717,9 @@
       <w:tblPr/>
       <w:tcPr>
         <w:tcBorders>
-          <w:top w:val="double" w:sz="6" w:space="0" w:color="auto"/>
+          <w:top w:val="double" w:color="auto" w:sz="6" w:space="0"/>
           <w:left w:val="nil"/>
-          <w:bottom w:val="single" w:sz="18" w:space="0" w:color="auto"/>
+          <w:bottom w:val="single" w:color="auto" w:sz="18" w:space="0"/>
           <w:right w:val="nil"/>
           <w:insideH w:val="nil"/>
           <w:insideV w:val="nil"/>
@@ -11716,7 +11738,7 @@
         <w:tcBorders>
           <w:top w:val="nil"/>
           <w:left w:val="nil"/>
-          <w:bottom w:val="single" w:sz="18" w:space="0" w:color="auto"/>
+          <w:bottom w:val="single" w:color="auto" w:sz="18" w:space="0"/>
           <w:right w:val="nil"/>
           <w:insideH w:val="nil"/>
           <w:insideV w:val="nil"/>
@@ -11763,9 +11785,9 @@
       <w:tblPr/>
       <w:tcPr>
         <w:tcBorders>
-          <w:top w:val="single" w:sz="18" w:space="0" w:color="auto"/>
+          <w:top w:val="single" w:color="auto" w:sz="18" w:space="0"/>
           <w:left w:val="nil"/>
-          <w:bottom w:val="single" w:sz="18" w:space="0" w:color="auto"/>
+          <w:bottom w:val="single" w:color="auto" w:sz="18" w:space="0"/>
           <w:right w:val="nil"/>
           <w:insideH w:val="nil"/>
           <w:insideV w:val="nil"/>
@@ -11779,9 +11801,9 @@
       <w:tblPr/>
       <w:tcPr>
         <w:tcBorders>
-          <w:top w:val="single" w:sz="18" w:space="0" w:color="auto"/>
+          <w:top w:val="single" w:color="auto" w:sz="18" w:space="0"/>
           <w:left w:val="nil"/>
-          <w:bottom w:val="single" w:sz="18" w:space="0" w:color="auto"/>
+          <w:bottom w:val="single" w:color="auto" w:sz="18" w:space="0"/>
           <w:right w:val="nil"/>
           <w:insideH w:val="nil"/>
           <w:insideV w:val="nil"/>
@@ -11801,8 +11823,8 @@
       <w:tblStyleRowBandSize w:val="1"/>
       <w:tblStyleColBandSize w:val="1"/>
       <w:tblBorders>
-        <w:top w:val="single" w:sz="18" w:space="0" w:color="auto"/>
-        <w:bottom w:val="single" w:sz="18" w:space="0" w:color="auto"/>
+        <w:top w:val="single" w:color="auto" w:sz="18" w:space="0"/>
+        <w:bottom w:val="single" w:color="auto" w:sz="18" w:space="0"/>
       </w:tblBorders>
     </w:tblPr>
     <w:tblStylePr w:type="firstRow">
@@ -11817,9 +11839,9 @@
       <w:tblPr/>
       <w:tcPr>
         <w:tcBorders>
-          <w:top w:val="single" w:sz="18" w:space="0" w:color="auto"/>
+          <w:top w:val="single" w:color="auto" w:sz="18" w:space="0"/>
           <w:left w:val="nil"/>
-          <w:bottom w:val="single" w:sz="18" w:space="0" w:color="auto"/>
+          <w:bottom w:val="single" w:color="auto" w:sz="18" w:space="0"/>
           <w:right w:val="nil"/>
           <w:insideH w:val="nil"/>
           <w:insideV w:val="nil"/>
@@ -11837,9 +11859,9 @@
       <w:tblPr/>
       <w:tcPr>
         <w:tcBorders>
-          <w:top w:val="double" w:sz="6" w:space="0" w:color="auto"/>
+          <w:top w:val="double" w:color="auto" w:sz="6" w:space="0"/>
           <w:left w:val="nil"/>
-          <w:bottom w:val="single" w:sz="18" w:space="0" w:color="auto"/>
+          <w:bottom w:val="single" w:color="auto" w:sz="18" w:space="0"/>
           <w:right w:val="nil"/>
           <w:insideH w:val="nil"/>
           <w:insideV w:val="nil"/>
@@ -11858,7 +11880,7 @@
         <w:tcBorders>
           <w:top w:val="nil"/>
           <w:left w:val="nil"/>
-          <w:bottom w:val="single" w:sz="18" w:space="0" w:color="auto"/>
+          <w:bottom w:val="single" w:color="auto" w:sz="18" w:space="0"/>
           <w:right w:val="nil"/>
           <w:insideH w:val="nil"/>
           <w:insideV w:val="nil"/>
@@ -11905,9 +11927,9 @@
       <w:tblPr/>
       <w:tcPr>
         <w:tcBorders>
-          <w:top w:val="single" w:sz="18" w:space="0" w:color="auto"/>
+          <w:top w:val="single" w:color="auto" w:sz="18" w:space="0"/>
           <w:left w:val="nil"/>
-          <w:bottom w:val="single" w:sz="18" w:space="0" w:color="auto"/>
+          <w:bottom w:val="single" w:color="auto" w:sz="18" w:space="0"/>
           <w:right w:val="nil"/>
           <w:insideH w:val="nil"/>
           <w:insideV w:val="nil"/>
@@ -11921,9 +11943,9 @@
       <w:tblPr/>
       <w:tcPr>
         <w:tcBorders>
-          <w:top w:val="single" w:sz="18" w:space="0" w:color="auto"/>
+          <w:top w:val="single" w:color="auto" w:sz="18" w:space="0"/>
           <w:left w:val="nil"/>
-          <w:bottom w:val="single" w:sz="18" w:space="0" w:color="auto"/>
+          <w:bottom w:val="single" w:color="auto" w:sz="18" w:space="0"/>
           <w:right w:val="nil"/>
           <w:insideH w:val="nil"/>
           <w:insideV w:val="nil"/>
@@ -11943,8 +11965,8 @@
       <w:tblStyleRowBandSize w:val="1"/>
       <w:tblStyleColBandSize w:val="1"/>
       <w:tblBorders>
-        <w:top w:val="single" w:sz="18" w:space="0" w:color="auto"/>
-        <w:bottom w:val="single" w:sz="18" w:space="0" w:color="auto"/>
+        <w:top w:val="single" w:color="auto" w:sz="18" w:space="0"/>
+        <w:bottom w:val="single" w:color="auto" w:sz="18" w:space="0"/>
       </w:tblBorders>
     </w:tblPr>
     <w:tblStylePr w:type="firstRow">
@@ -11959,9 +11981,9 @@
       <w:tblPr/>
       <w:tcPr>
         <w:tcBorders>
-          <w:top w:val="single" w:sz="18" w:space="0" w:color="auto"/>
+          <w:top w:val="single" w:color="auto" w:sz="18" w:space="0"/>
           <w:left w:val="nil"/>
-          <w:bottom w:val="single" w:sz="18" w:space="0" w:color="auto"/>
+          <w:bottom w:val="single" w:color="auto" w:sz="18" w:space="0"/>
           <w:right w:val="nil"/>
           <w:insideH w:val="nil"/>
           <w:insideV w:val="nil"/>
@@ -11979,9 +12001,9 @@
       <w:tblPr/>
       <w:tcPr>
         <w:tcBorders>
-          <w:top w:val="double" w:sz="6" w:space="0" w:color="auto"/>
+          <w:top w:val="double" w:color="auto" w:sz="6" w:space="0"/>
           <w:left w:val="nil"/>
-          <w:bottom w:val="single" w:sz="18" w:space="0" w:color="auto"/>
+          <w:bottom w:val="single" w:color="auto" w:sz="18" w:space="0"/>
           <w:right w:val="nil"/>
           <w:insideH w:val="nil"/>
           <w:insideV w:val="nil"/>
@@ -12000,7 +12022,7 @@
         <w:tcBorders>
           <w:top w:val="nil"/>
           <w:left w:val="nil"/>
-          <w:bottom w:val="single" w:sz="18" w:space="0" w:color="auto"/>
+          <w:bottom w:val="single" w:color="auto" w:sz="18" w:space="0"/>
           <w:right w:val="nil"/>
           <w:insideH w:val="nil"/>
           <w:insideV w:val="nil"/>
@@ -12047,9 +12069,9 @@
       <w:tblPr/>
       <w:tcPr>
         <w:tcBorders>
-          <w:top w:val="single" w:sz="18" w:space="0" w:color="auto"/>
+          <w:top w:val="single" w:color="auto" w:sz="18" w:space="0"/>
           <w:left w:val="nil"/>
-          <w:bottom w:val="single" w:sz="18" w:space="0" w:color="auto"/>
+          <w:bottom w:val="single" w:color="auto" w:sz="18" w:space="0"/>
           <w:right w:val="nil"/>
           <w:insideH w:val="nil"/>
           <w:insideV w:val="nil"/>
@@ -12063,9 +12085,9 @@
       <w:tblPr/>
       <w:tcPr>
         <w:tcBorders>
-          <w:top w:val="single" w:sz="18" w:space="0" w:color="auto"/>
+          <w:top w:val="single" w:color="auto" w:sz="18" w:space="0"/>
           <w:left w:val="nil"/>
-          <w:bottom w:val="single" w:sz="18" w:space="0" w:color="auto"/>
+          <w:bottom w:val="single" w:color="auto" w:sz="18" w:space="0"/>
           <w:right w:val="nil"/>
           <w:insideH w:val="nil"/>
           <w:insideV w:val="nil"/>
@@ -12085,8 +12107,8 @@
       <w:tblStyleRowBandSize w:val="1"/>
       <w:tblStyleColBandSize w:val="1"/>
       <w:tblBorders>
-        <w:top w:val="single" w:sz="18" w:space="0" w:color="auto"/>
-        <w:bottom w:val="single" w:sz="18" w:space="0" w:color="auto"/>
+        <w:top w:val="single" w:color="auto" w:sz="18" w:space="0"/>
+        <w:bottom w:val="single" w:color="auto" w:sz="18" w:space="0"/>
       </w:tblBorders>
     </w:tblPr>
     <w:tblStylePr w:type="firstRow">
@@ -12101,9 +12123,9 @@
       <w:tblPr/>
       <w:tcPr>
         <w:tcBorders>
-          <w:top w:val="single" w:sz="18" w:space="0" w:color="auto"/>
+          <w:top w:val="single" w:color="auto" w:sz="18" w:space="0"/>
           <w:left w:val="nil"/>
-          <w:bottom w:val="single" w:sz="18" w:space="0" w:color="auto"/>
+          <w:bottom w:val="single" w:color="auto" w:sz="18" w:space="0"/>
           <w:right w:val="nil"/>
           <w:insideH w:val="nil"/>
           <w:insideV w:val="nil"/>
@@ -12121,9 +12143,9 @@
       <w:tblPr/>
       <w:tcPr>
         <w:tcBorders>
-          <w:top w:val="double" w:sz="6" w:space="0" w:color="auto"/>
+          <w:top w:val="double" w:color="auto" w:sz="6" w:space="0"/>
           <w:left w:val="nil"/>
-          <w:bottom w:val="single" w:sz="18" w:space="0" w:color="auto"/>
+          <w:bottom w:val="single" w:color="auto" w:sz="18" w:space="0"/>
           <w:right w:val="nil"/>
           <w:insideH w:val="nil"/>
           <w:insideV w:val="nil"/>
@@ -12142,7 +12164,7 @@
         <w:tcBorders>
           <w:top w:val="nil"/>
           <w:left w:val="nil"/>
-          <w:bottom w:val="single" w:sz="18" w:space="0" w:color="auto"/>
+          <w:bottom w:val="single" w:color="auto" w:sz="18" w:space="0"/>
           <w:right w:val="nil"/>
           <w:insideH w:val="nil"/>
           <w:insideV w:val="nil"/>
@@ -12189,9 +12211,9 @@
       <w:tblPr/>
       <w:tcPr>
         <w:tcBorders>
-          <w:top w:val="single" w:sz="18" w:space="0" w:color="auto"/>
+          <w:top w:val="single" w:color="auto" w:sz="18" w:space="0"/>
           <w:left w:val="nil"/>
-          <w:bottom w:val="single" w:sz="18" w:space="0" w:color="auto"/>
+          <w:bottom w:val="single" w:color="auto" w:sz="18" w:space="0"/>
           <w:right w:val="nil"/>
           <w:insideH w:val="nil"/>
           <w:insideV w:val="nil"/>
@@ -12205,9 +12227,9 @@
       <w:tblPr/>
       <w:tcPr>
         <w:tcBorders>
-          <w:top w:val="single" w:sz="18" w:space="0" w:color="auto"/>
+          <w:top w:val="single" w:color="auto" w:sz="18" w:space="0"/>
           <w:left w:val="nil"/>
-          <w:bottom w:val="single" w:sz="18" w:space="0" w:color="auto"/>
+          <w:bottom w:val="single" w:color="auto" w:sz="18" w:space="0"/>
           <w:right w:val="nil"/>
           <w:insideH w:val="nil"/>
           <w:insideV w:val="nil"/>
@@ -12230,19 +12252,19 @@
       <w:tblStyleRowBandSize w:val="1"/>
       <w:tblStyleColBandSize w:val="1"/>
       <w:tblBorders>
-        <w:top w:val="single" w:sz="8" w:space="0" w:color="000000" w:themeColor="text1"/>
-        <w:bottom w:val="single" w:sz="8" w:space="0" w:color="000000" w:themeColor="text1"/>
+        <w:top w:val="single" w:color="000000" w:themeColor="text1" w:sz="8" w:space="0"/>
+        <w:bottom w:val="single" w:color="000000" w:themeColor="text1" w:sz="8" w:space="0"/>
       </w:tblBorders>
     </w:tblPr>
     <w:tblStylePr w:type="firstRow">
       <w:rPr>
-        <w:rFonts w:asciiTheme="majorHAnsi" w:eastAsiaTheme="majorEastAsia" w:hAnsiTheme="majorHAnsi" w:cstheme="majorBidi"/>
+        <w:rFonts w:asciiTheme="majorHAnsi" w:hAnsiTheme="majorHAnsi" w:eastAsiaTheme="majorEastAsia" w:cstheme="majorBidi"/>
       </w:rPr>
       <w:tblPr/>
       <w:tcPr>
         <w:tcBorders>
           <w:top w:val="nil"/>
-          <w:bottom w:val="single" w:sz="8" w:space="0" w:color="000000" w:themeColor="text1"/>
+          <w:bottom w:val="single" w:color="000000" w:themeColor="text1" w:sz="8" w:space="0"/>
         </w:tcBorders>
       </w:tcPr>
     </w:tblStylePr>
@@ -12255,8 +12277,8 @@
       <w:tblPr/>
       <w:tcPr>
         <w:tcBorders>
-          <w:top w:val="single" w:sz="8" w:space="0" w:color="000000" w:themeColor="text1"/>
-          <w:bottom w:val="single" w:sz="8" w:space="0" w:color="000000" w:themeColor="text1"/>
+          <w:top w:val="single" w:color="000000" w:themeColor="text1" w:sz="8" w:space="0"/>
+          <w:bottom w:val="single" w:color="000000" w:themeColor="text1" w:sz="8" w:space="0"/>
         </w:tcBorders>
       </w:tcPr>
     </w:tblStylePr>
@@ -12274,8 +12296,8 @@
       <w:tblPr/>
       <w:tcPr>
         <w:tcBorders>
-          <w:top w:val="single" w:sz="8" w:space="0" w:color="000000" w:themeColor="text1"/>
-          <w:bottom w:val="single" w:sz="8" w:space="0" w:color="000000" w:themeColor="text1"/>
+          <w:top w:val="single" w:color="000000" w:themeColor="text1" w:sz="8" w:space="0"/>
+          <w:bottom w:val="single" w:color="000000" w:themeColor="text1" w:sz="8" w:space="0"/>
         </w:tcBorders>
       </w:tcPr>
     </w:tblStylePr>
@@ -12307,19 +12329,19 @@
       <w:tblStyleRowBandSize w:val="1"/>
       <w:tblStyleColBandSize w:val="1"/>
       <w:tblBorders>
-        <w:top w:val="single" w:sz="8" w:space="0" w:color="4F81BD" w:themeColor="accent1"/>
-        <w:bottom w:val="single" w:sz="8" w:space="0" w:color="4F81BD" w:themeColor="accent1"/>
+        <w:top w:val="single" w:color="4F81BD" w:themeColor="accent1" w:sz="8" w:space="0"/>
+        <w:bottom w:val="single" w:color="4F81BD" w:themeColor="accent1" w:sz="8" w:space="0"/>
       </w:tblBorders>
     </w:tblPr>
     <w:tblStylePr w:type="firstRow">
       <w:rPr>
-        <w:rFonts w:asciiTheme="majorHAnsi" w:eastAsiaTheme="majorEastAsia" w:hAnsiTheme="majorHAnsi" w:cstheme="majorBidi"/>
+        <w:rFonts w:asciiTheme="majorHAnsi" w:hAnsiTheme="majorHAnsi" w:eastAsiaTheme="majorEastAsia" w:cstheme="majorBidi"/>
       </w:rPr>
       <w:tblPr/>
       <w:tcPr>
         <w:tcBorders>
           <w:top w:val="nil"/>
-          <w:bottom w:val="single" w:sz="8" w:space="0" w:color="4F81BD" w:themeColor="accent1"/>
+          <w:bottom w:val="single" w:color="4F81BD" w:themeColor="accent1" w:sz="8" w:space="0"/>
         </w:tcBorders>
       </w:tcPr>
     </w:tblStylePr>
@@ -12332,8 +12354,8 @@
       <w:tblPr/>
       <w:tcPr>
         <w:tcBorders>
-          <w:top w:val="single" w:sz="8" w:space="0" w:color="4F81BD" w:themeColor="accent1"/>
-          <w:bottom w:val="single" w:sz="8" w:space="0" w:color="4F81BD" w:themeColor="accent1"/>
+          <w:top w:val="single" w:color="4F81BD" w:themeColor="accent1" w:sz="8" w:space="0"/>
+          <w:bottom w:val="single" w:color="4F81BD" w:themeColor="accent1" w:sz="8" w:space="0"/>
         </w:tcBorders>
       </w:tcPr>
     </w:tblStylePr>
@@ -12351,8 +12373,8 @@
       <w:tblPr/>
       <w:tcPr>
         <w:tcBorders>
-          <w:top w:val="single" w:sz="8" w:space="0" w:color="4F81BD" w:themeColor="accent1"/>
-          <w:bottom w:val="single" w:sz="8" w:space="0" w:color="4F81BD" w:themeColor="accent1"/>
+          <w:top w:val="single" w:color="4F81BD" w:themeColor="accent1" w:sz="8" w:space="0"/>
+          <w:bottom w:val="single" w:color="4F81BD" w:themeColor="accent1" w:sz="8" w:space="0"/>
         </w:tcBorders>
       </w:tcPr>
     </w:tblStylePr>
@@ -12384,19 +12406,19 @@
       <w:tblStyleRowBandSize w:val="1"/>
       <w:tblStyleColBandSize w:val="1"/>
       <w:tblBorders>
-        <w:top w:val="single" w:sz="8" w:space="0" w:color="C0504D" w:themeColor="accent2"/>
-        <w:bottom w:val="single" w:sz="8" w:space="0" w:color="C0504D" w:themeColor="accent2"/>
+        <w:top w:val="single" w:color="C0504D" w:themeColor="accent2" w:sz="8" w:space="0"/>
+        <w:bottom w:val="single" w:color="C0504D" w:themeColor="accent2" w:sz="8" w:space="0"/>
       </w:tblBorders>
     </w:tblPr>
     <w:tblStylePr w:type="firstRow">
       <w:rPr>
-        <w:rFonts w:asciiTheme="majorHAnsi" w:eastAsiaTheme="majorEastAsia" w:hAnsiTheme="majorHAnsi" w:cstheme="majorBidi"/>
+        <w:rFonts w:asciiTheme="majorHAnsi" w:hAnsiTheme="majorHAnsi" w:eastAsiaTheme="majorEastAsia" w:cstheme="majorBidi"/>
       </w:rPr>
       <w:tblPr/>
       <w:tcPr>
         <w:tcBorders>
           <w:top w:val="nil"/>
-          <w:bottom w:val="single" w:sz="8" w:space="0" w:color="C0504D" w:themeColor="accent2"/>
+          <w:bottom w:val="single" w:color="C0504D" w:themeColor="accent2" w:sz="8" w:space="0"/>
         </w:tcBorders>
       </w:tcPr>
     </w:tblStylePr>
@@ -12409,8 +12431,8 @@
       <w:tblPr/>
       <w:tcPr>
         <w:tcBorders>
-          <w:top w:val="single" w:sz="8" w:space="0" w:color="C0504D" w:themeColor="accent2"/>
-          <w:bottom w:val="single" w:sz="8" w:space="0" w:color="C0504D" w:themeColor="accent2"/>
+          <w:top w:val="single" w:color="C0504D" w:themeColor="accent2" w:sz="8" w:space="0"/>
+          <w:bottom w:val="single" w:color="C0504D" w:themeColor="accent2" w:sz="8" w:space="0"/>
         </w:tcBorders>
       </w:tcPr>
     </w:tblStylePr>
@@ -12428,8 +12450,8 @@
       <w:tblPr/>
       <w:tcPr>
         <w:tcBorders>
-          <w:top w:val="single" w:sz="8" w:space="0" w:color="C0504D" w:themeColor="accent2"/>
-          <w:bottom w:val="single" w:sz="8" w:space="0" w:color="C0504D" w:themeColor="accent2"/>
+          <w:top w:val="single" w:color="C0504D" w:themeColor="accent2" w:sz="8" w:space="0"/>
+          <w:bottom w:val="single" w:color="C0504D" w:themeColor="accent2" w:sz="8" w:space="0"/>
         </w:tcBorders>
       </w:tcPr>
     </w:tblStylePr>
@@ -12461,19 +12483,19 @@
       <w:tblStyleRowBandSize w:val="1"/>
       <w:tblStyleColBandSize w:val="1"/>
       <w:tblBorders>
-        <w:top w:val="single" w:sz="8" w:space="0" w:color="9BBB59" w:themeColor="accent3"/>
-        <w:bottom w:val="single" w:sz="8" w:space="0" w:color="9BBB59" w:themeColor="accent3"/>
+        <w:top w:val="single" w:color="9BBB59" w:themeColor="accent3" w:sz="8" w:space="0"/>
+        <w:bottom w:val="single" w:color="9BBB59" w:themeColor="accent3" w:sz="8" w:space="0"/>
       </w:tblBorders>
     </w:tblPr>
     <w:tblStylePr w:type="firstRow">
       <w:rPr>
-        <w:rFonts w:asciiTheme="majorHAnsi" w:eastAsiaTheme="majorEastAsia" w:hAnsiTheme="majorHAnsi" w:cstheme="majorBidi"/>
+        <w:rFonts w:asciiTheme="majorHAnsi" w:hAnsiTheme="majorHAnsi" w:eastAsiaTheme="majorEastAsia" w:cstheme="majorBidi"/>
       </w:rPr>
       <w:tblPr/>
       <w:tcPr>
         <w:tcBorders>
           <w:top w:val="nil"/>
-          <w:bottom w:val="single" w:sz="8" w:space="0" w:color="9BBB59" w:themeColor="accent3"/>
+          <w:bottom w:val="single" w:color="9BBB59" w:themeColor="accent3" w:sz="8" w:space="0"/>
         </w:tcBorders>
       </w:tcPr>
     </w:tblStylePr>
@@ -12486,8 +12508,8 @@
       <w:tblPr/>
       <w:tcPr>
         <w:tcBorders>
-          <w:top w:val="single" w:sz="8" w:space="0" w:color="9BBB59" w:themeColor="accent3"/>
-          <w:bottom w:val="single" w:sz="8" w:space="0" w:color="9BBB59" w:themeColor="accent3"/>
+          <w:top w:val="single" w:color="9BBB59" w:themeColor="accent3" w:sz="8" w:space="0"/>
+          <w:bottom w:val="single" w:color="9BBB59" w:themeColor="accent3" w:sz="8" w:space="0"/>
         </w:tcBorders>
       </w:tcPr>
     </w:tblStylePr>
@@ -12505,8 +12527,8 @@
       <w:tblPr/>
       <w:tcPr>
         <w:tcBorders>
-          <w:top w:val="single" w:sz="8" w:space="0" w:color="9BBB59" w:themeColor="accent3"/>
-          <w:bottom w:val="single" w:sz="8" w:space="0" w:color="9BBB59" w:themeColor="accent3"/>
+          <w:top w:val="single" w:color="9BBB59" w:themeColor="accent3" w:sz="8" w:space="0"/>
+          <w:bottom w:val="single" w:color="9BBB59" w:themeColor="accent3" w:sz="8" w:space="0"/>
         </w:tcBorders>
       </w:tcPr>
     </w:tblStylePr>
@@ -12538,19 +12560,19 @@
       <w:tblStyleRowBandSize w:val="1"/>
       <w:tblStyleColBandSize w:val="1"/>
       <w:tblBorders>
-        <w:top w:val="single" w:sz="8" w:space="0" w:color="8064A2" w:themeColor="accent4"/>
-        <w:bottom w:val="single" w:sz="8" w:space="0" w:color="8064A2" w:themeColor="accent4"/>
+        <w:top w:val="single" w:color="8064A2" w:themeColor="accent4" w:sz="8" w:space="0"/>
+        <w:bottom w:val="single" w:color="8064A2" w:themeColor="accent4" w:sz="8" w:space="0"/>
       </w:tblBorders>
     </w:tblPr>
     <w:tblStylePr w:type="firstRow">
       <w:rPr>
-        <w:rFonts w:asciiTheme="majorHAnsi" w:eastAsiaTheme="majorEastAsia" w:hAnsiTheme="majorHAnsi" w:cstheme="majorBidi"/>
+        <w:rFonts w:asciiTheme="majorHAnsi" w:hAnsiTheme="majorHAnsi" w:eastAsiaTheme="majorEastAsia" w:cstheme="majorBidi"/>
       </w:rPr>
       <w:tblPr/>
       <w:tcPr>
         <w:tcBorders>
           <w:top w:val="nil"/>
-          <w:bottom w:val="single" w:sz="8" w:space="0" w:color="8064A2" w:themeColor="accent4"/>
+          <w:bottom w:val="single" w:color="8064A2" w:themeColor="accent4" w:sz="8" w:space="0"/>
         </w:tcBorders>
       </w:tcPr>
     </w:tblStylePr>
@@ -12563,8 +12585,8 @@
       <w:tblPr/>
       <w:tcPr>
         <w:tcBorders>
-          <w:top w:val="single" w:sz="8" w:space="0" w:color="8064A2" w:themeColor="accent4"/>
-          <w:bottom w:val="single" w:sz="8" w:space="0" w:color="8064A2" w:themeColor="accent4"/>
+          <w:top w:val="single" w:color="8064A2" w:themeColor="accent4" w:sz="8" w:space="0"/>
+          <w:bottom w:val="single" w:color="8064A2" w:themeColor="accent4" w:sz="8" w:space="0"/>
         </w:tcBorders>
       </w:tcPr>
     </w:tblStylePr>
@@ -12582,8 +12604,8 @@
       <w:tblPr/>
       <w:tcPr>
         <w:tcBorders>
-          <w:top w:val="single" w:sz="8" w:space="0" w:color="8064A2" w:themeColor="accent4"/>
-          <w:bottom w:val="single" w:sz="8" w:space="0" w:color="8064A2" w:themeColor="accent4"/>
+          <w:top w:val="single" w:color="8064A2" w:themeColor="accent4" w:sz="8" w:space="0"/>
+          <w:bottom w:val="single" w:color="8064A2" w:themeColor="accent4" w:sz="8" w:space="0"/>
         </w:tcBorders>
       </w:tcPr>
     </w:tblStylePr>
@@ -12615,19 +12637,19 @@
       <w:tblStyleRowBandSize w:val="1"/>
       <w:tblStyleColBandSize w:val="1"/>
       <w:tblBorders>
-        <w:top w:val="single" w:sz="8" w:space="0" w:color="4BACC6" w:themeColor="accent5"/>
-        <w:bottom w:val="single" w:sz="8" w:space="0" w:color="4BACC6" w:themeColor="accent5"/>
+        <w:top w:val="single" w:color="4BACC6" w:themeColor="accent5" w:sz="8" w:space="0"/>
+        <w:bottom w:val="single" w:color="4BACC6" w:themeColor="accent5" w:sz="8" w:space="0"/>
       </w:tblBorders>
     </w:tblPr>
     <w:tblStylePr w:type="firstRow">
       <w:rPr>
-        <w:rFonts w:asciiTheme="majorHAnsi" w:eastAsiaTheme="majorEastAsia" w:hAnsiTheme="majorHAnsi" w:cstheme="majorBidi"/>
+        <w:rFonts w:asciiTheme="majorHAnsi" w:hAnsiTheme="majorHAnsi" w:eastAsiaTheme="majorEastAsia" w:cstheme="majorBidi"/>
       </w:rPr>
       <w:tblPr/>
       <w:tcPr>
         <w:tcBorders>
           <w:top w:val="nil"/>
-          <w:bottom w:val="single" w:sz="8" w:space="0" w:color="4BACC6" w:themeColor="accent5"/>
+          <w:bottom w:val="single" w:color="4BACC6" w:themeColor="accent5" w:sz="8" w:space="0"/>
         </w:tcBorders>
       </w:tcPr>
     </w:tblStylePr>
@@ -12640,8 +12662,8 @@
       <w:tblPr/>
       <w:tcPr>
         <w:tcBorders>
-          <w:top w:val="single" w:sz="8" w:space="0" w:color="4BACC6" w:themeColor="accent5"/>
-          <w:bottom w:val="single" w:sz="8" w:space="0" w:color="4BACC6" w:themeColor="accent5"/>
+          <w:top w:val="single" w:color="4BACC6" w:themeColor="accent5" w:sz="8" w:space="0"/>
+          <w:bottom w:val="single" w:color="4BACC6" w:themeColor="accent5" w:sz="8" w:space="0"/>
         </w:tcBorders>
       </w:tcPr>
     </w:tblStylePr>
@@ -12659,8 +12681,8 @@
       <w:tblPr/>
       <w:tcPr>
         <w:tcBorders>
-          <w:top w:val="single" w:sz="8" w:space="0" w:color="4BACC6" w:themeColor="accent5"/>
-          <w:bottom w:val="single" w:sz="8" w:space="0" w:color="4BACC6" w:themeColor="accent5"/>
+          <w:top w:val="single" w:color="4BACC6" w:themeColor="accent5" w:sz="8" w:space="0"/>
+          <w:bottom w:val="single" w:color="4BACC6" w:themeColor="accent5" w:sz="8" w:space="0"/>
         </w:tcBorders>
       </w:tcPr>
     </w:tblStylePr>
@@ -12692,19 +12714,19 @@
       <w:tblStyleRowBandSize w:val="1"/>
       <w:tblStyleColBandSize w:val="1"/>
       <w:tblBorders>
-        <w:top w:val="single" w:sz="8" w:space="0" w:color="F79646" w:themeColor="accent6"/>
-        <w:bottom w:val="single" w:sz="8" w:space="0" w:color="F79646" w:themeColor="accent6"/>
+        <w:top w:val="single" w:color="F79646" w:themeColor="accent6" w:sz="8" w:space="0"/>
+        <w:bottom w:val="single" w:color="F79646" w:themeColor="accent6" w:sz="8" w:space="0"/>
       </w:tblBorders>
     </w:tblPr>
     <w:tblStylePr w:type="firstRow">
       <w:rPr>
-        <w:rFonts w:asciiTheme="majorHAnsi" w:eastAsiaTheme="majorEastAsia" w:hAnsiTheme="majorHAnsi" w:cstheme="majorBidi"/>
+        <w:rFonts w:asciiTheme="majorHAnsi" w:hAnsiTheme="majorHAnsi" w:eastAsiaTheme="majorEastAsia" w:cstheme="majorBidi"/>
       </w:rPr>
       <w:tblPr/>
       <w:tcPr>
         <w:tcBorders>
           <w:top w:val="nil"/>
-          <w:bottom w:val="single" w:sz="8" w:space="0" w:color="F79646" w:themeColor="accent6"/>
+          <w:bottom w:val="single" w:color="F79646" w:themeColor="accent6" w:sz="8" w:space="0"/>
         </w:tcBorders>
       </w:tcPr>
     </w:tblStylePr>
@@ -12717,8 +12739,8 @@
       <w:tblPr/>
       <w:tcPr>
         <w:tcBorders>
-          <w:top w:val="single" w:sz="8" w:space="0" w:color="F79646" w:themeColor="accent6"/>
-          <w:bottom w:val="single" w:sz="8" w:space="0" w:color="F79646" w:themeColor="accent6"/>
+          <w:top w:val="single" w:color="F79646" w:themeColor="accent6" w:sz="8" w:space="0"/>
+          <w:bottom w:val="single" w:color="F79646" w:themeColor="accent6" w:sz="8" w:space="0"/>
         </w:tcBorders>
       </w:tcPr>
     </w:tblStylePr>
@@ -12736,8 +12758,8 @@
       <w:tblPr/>
       <w:tcPr>
         <w:tcBorders>
-          <w:top w:val="single" w:sz="8" w:space="0" w:color="F79646" w:themeColor="accent6"/>
-          <w:bottom w:val="single" w:sz="8" w:space="0" w:color="F79646" w:themeColor="accent6"/>
+          <w:top w:val="single" w:color="F79646" w:themeColor="accent6" w:sz="8" w:space="0"/>
+          <w:bottom w:val="single" w:color="F79646" w:themeColor="accent6" w:sz="8" w:space="0"/>
         </w:tcBorders>
       </w:tcPr>
     </w:tblStylePr>
@@ -12763,17 +12785,17 @@
       <w:spacing w:after="0" w:line="240" w:lineRule="auto"/>
     </w:pPr>
     <w:rPr>
-      <w:rFonts w:asciiTheme="majorHAnsi" w:eastAsiaTheme="majorEastAsia" w:hAnsiTheme="majorHAnsi" w:cstheme="majorBidi"/>
+      <w:rFonts w:asciiTheme="majorHAnsi" w:hAnsiTheme="majorHAnsi" w:eastAsiaTheme="majorEastAsia" w:cstheme="majorBidi"/>
       <w:color w:val="000000" w:themeColor="text1"/>
     </w:rPr>
     <w:tblPr>
       <w:tblStyleRowBandSize w:val="1"/>
       <w:tblStyleColBandSize w:val="1"/>
       <w:tblBorders>
-        <w:top w:val="single" w:sz="8" w:space="0" w:color="000000" w:themeColor="text1"/>
-        <w:left w:val="single" w:sz="8" w:space="0" w:color="000000" w:themeColor="text1"/>
-        <w:bottom w:val="single" w:sz="8" w:space="0" w:color="000000" w:themeColor="text1"/>
-        <w:right w:val="single" w:sz="8" w:space="0" w:color="000000" w:themeColor="text1"/>
+        <w:top w:val="single" w:color="000000" w:themeColor="text1" w:sz="8" w:space="0"/>
+        <w:left w:val="single" w:color="000000" w:themeColor="text1" w:sz="8" w:space="0"/>
+        <w:bottom w:val="single" w:color="000000" w:themeColor="text1" w:sz="8" w:space="0"/>
+        <w:right w:val="single" w:color="000000" w:themeColor="text1" w:sz="8" w:space="0"/>
       </w:tblBorders>
     </w:tblPr>
     <w:tblStylePr w:type="firstRow">
@@ -12786,7 +12808,7 @@
         <w:tcBorders>
           <w:top w:val="nil"/>
           <w:left w:val="nil"/>
-          <w:bottom w:val="single" w:sz="24" w:space="0" w:color="000000" w:themeColor="text1"/>
+          <w:bottom w:val="single" w:color="000000" w:themeColor="text1" w:sz="24" w:space="0"/>
           <w:right w:val="nil"/>
           <w:insideH w:val="nil"/>
           <w:insideV w:val="nil"/>
@@ -12798,7 +12820,7 @@
       <w:tblPr/>
       <w:tcPr>
         <w:tcBorders>
-          <w:top w:val="single" w:sz="8" w:space="0" w:color="000000" w:themeColor="text1"/>
+          <w:top w:val="single" w:color="000000" w:themeColor="text1" w:sz="8" w:space="0"/>
           <w:left w:val="nil"/>
           <w:bottom w:val="nil"/>
           <w:right w:val="nil"/>
@@ -12815,7 +12837,7 @@
           <w:top w:val="nil"/>
           <w:left w:val="nil"/>
           <w:bottom w:val="nil"/>
-          <w:right w:val="single" w:sz="8" w:space="0" w:color="000000" w:themeColor="text1"/>
+          <w:right w:val="single" w:color="000000" w:themeColor="text1" w:sz="8" w:space="0"/>
           <w:insideH w:val="nil"/>
           <w:insideV w:val="nil"/>
         </w:tcBorders>
@@ -12827,7 +12849,7 @@
       <w:tcPr>
         <w:tcBorders>
           <w:top w:val="nil"/>
-          <w:left w:val="single" w:sz="8" w:space="0" w:color="000000" w:themeColor="text1"/>
+          <w:left w:val="single" w:color="000000" w:themeColor="text1" w:sz="8" w:space="0"/>
           <w:bottom w:val="nil"/>
           <w:right w:val="nil"/>
           <w:insideH w:val="nil"/>
@@ -12884,17 +12906,17 @@
       <w:spacing w:after="0" w:line="240" w:lineRule="auto"/>
     </w:pPr>
     <w:rPr>
-      <w:rFonts w:asciiTheme="majorHAnsi" w:eastAsiaTheme="majorEastAsia" w:hAnsiTheme="majorHAnsi" w:cstheme="majorBidi"/>
+      <w:rFonts w:asciiTheme="majorHAnsi" w:hAnsiTheme="majorHAnsi" w:eastAsiaTheme="majorEastAsia" w:cstheme="majorBidi"/>
       <w:color w:val="000000" w:themeColor="text1"/>
     </w:rPr>
     <w:tblPr>
       <w:tblStyleRowBandSize w:val="1"/>
       <w:tblStyleColBandSize w:val="1"/>
       <w:tblBorders>
-        <w:top w:val="single" w:sz="8" w:space="0" w:color="4F81BD" w:themeColor="accent1"/>
-        <w:left w:val="single" w:sz="8" w:space="0" w:color="4F81BD" w:themeColor="accent1"/>
-        <w:bottom w:val="single" w:sz="8" w:space="0" w:color="4F81BD" w:themeColor="accent1"/>
-        <w:right w:val="single" w:sz="8" w:space="0" w:color="4F81BD" w:themeColor="accent1"/>
+        <w:top w:val="single" w:color="4F81BD" w:themeColor="accent1" w:sz="8" w:space="0"/>
+        <w:left w:val="single" w:color="4F81BD" w:themeColor="accent1" w:sz="8" w:space="0"/>
+        <w:bottom w:val="single" w:color="4F81BD" w:themeColor="accent1" w:sz="8" w:space="0"/>
+        <w:right w:val="single" w:color="4F81BD" w:themeColor="accent1" w:sz="8" w:space="0"/>
       </w:tblBorders>
     </w:tblPr>
     <w:tblStylePr w:type="firstRow">
@@ -12907,7 +12929,7 @@
         <w:tcBorders>
           <w:top w:val="nil"/>
           <w:left w:val="nil"/>
-          <w:bottom w:val="single" w:sz="24" w:space="0" w:color="4F81BD" w:themeColor="accent1"/>
+          <w:bottom w:val="single" w:color="4F81BD" w:themeColor="accent1" w:sz="24" w:space="0"/>
           <w:right w:val="nil"/>
           <w:insideH w:val="nil"/>
           <w:insideV w:val="nil"/>
@@ -12919,7 +12941,7 @@
       <w:tblPr/>
       <w:tcPr>
         <w:tcBorders>
-          <w:top w:val="single" w:sz="8" w:space="0" w:color="4F81BD" w:themeColor="accent1"/>
+          <w:top w:val="single" w:color="4F81BD" w:themeColor="accent1" w:sz="8" w:space="0"/>
           <w:left w:val="nil"/>
           <w:bottom w:val="nil"/>
           <w:right w:val="nil"/>
@@ -12936,7 +12958,7 @@
           <w:top w:val="nil"/>
           <w:left w:val="nil"/>
           <w:bottom w:val="nil"/>
-          <w:right w:val="single" w:sz="8" w:space="0" w:color="4F81BD" w:themeColor="accent1"/>
+          <w:right w:val="single" w:color="4F81BD" w:themeColor="accent1" w:sz="8" w:space="0"/>
           <w:insideH w:val="nil"/>
           <w:insideV w:val="nil"/>
         </w:tcBorders>
@@ -12948,7 +12970,7 @@
       <w:tcPr>
         <w:tcBorders>
           <w:top w:val="nil"/>
-          <w:left w:val="single" w:sz="8" w:space="0" w:color="4F81BD" w:themeColor="accent1"/>
+          <w:left w:val="single" w:color="4F81BD" w:themeColor="accent1" w:sz="8" w:space="0"/>
           <w:bottom w:val="nil"/>
           <w:right w:val="nil"/>
           <w:insideH w:val="nil"/>
@@ -13005,17 +13027,17 @@
       <w:spacing w:after="0" w:line="240" w:lineRule="auto"/>
     </w:pPr>
     <w:rPr>
-      <w:rFonts w:asciiTheme="majorHAnsi" w:eastAsiaTheme="majorEastAsia" w:hAnsiTheme="majorHAnsi" w:cstheme="majorBidi"/>
+      <w:rFonts w:asciiTheme="majorHAnsi" w:hAnsiTheme="majorHAnsi" w:eastAsiaTheme="majorEastAsia" w:cstheme="majorBidi"/>
       <w:color w:val="000000" w:themeColor="text1"/>
     </w:rPr>
     <w:tblPr>
       <w:tblStyleRowBandSize w:val="1"/>
       <w:tblStyleColBandSize w:val="1"/>
       <w:tblBorders>
-        <w:top w:val="single" w:sz="8" w:space="0" w:color="C0504D" w:themeColor="accent2"/>
-        <w:left w:val="single" w:sz="8" w:space="0" w:color="C0504D" w:themeColor="accent2"/>
-        <w:bottom w:val="single" w:sz="8" w:space="0" w:color="C0504D" w:themeColor="accent2"/>
-        <w:right w:val="single" w:sz="8" w:space="0" w:color="C0504D" w:themeColor="accent2"/>
+        <w:top w:val="single" w:color="C0504D" w:themeColor="accent2" w:sz="8" w:space="0"/>
+        <w:left w:val="single" w:color="C0504D" w:themeColor="accent2" w:sz="8" w:space="0"/>
+        <w:bottom w:val="single" w:color="C0504D" w:themeColor="accent2" w:sz="8" w:space="0"/>
+        <w:right w:val="single" w:color="C0504D" w:themeColor="accent2" w:sz="8" w:space="0"/>
       </w:tblBorders>
     </w:tblPr>
     <w:tblStylePr w:type="firstRow">
@@ -13028,7 +13050,7 @@
         <w:tcBorders>
           <w:top w:val="nil"/>
           <w:left w:val="nil"/>
-          <w:bottom w:val="single" w:sz="24" w:space="0" w:color="C0504D" w:themeColor="accent2"/>
+          <w:bottom w:val="single" w:color="C0504D" w:themeColor="accent2" w:sz="24" w:space="0"/>
           <w:right w:val="nil"/>
           <w:insideH w:val="nil"/>
           <w:insideV w:val="nil"/>
@@ -13040,7 +13062,7 @@
       <w:tblPr/>
       <w:tcPr>
         <w:tcBorders>
-          <w:top w:val="single" w:sz="8" w:space="0" w:color="C0504D" w:themeColor="accent2"/>
+          <w:top w:val="single" w:color="C0504D" w:themeColor="accent2" w:sz="8" w:space="0"/>
           <w:left w:val="nil"/>
           <w:bottom w:val="nil"/>
           <w:right w:val="nil"/>
@@ -13057,7 +13079,7 @@
           <w:top w:val="nil"/>
           <w:left w:val="nil"/>
           <w:bottom w:val="nil"/>
-          <w:right w:val="single" w:sz="8" w:space="0" w:color="C0504D" w:themeColor="accent2"/>
+          <w:right w:val="single" w:color="C0504D" w:themeColor="accent2" w:sz="8" w:space="0"/>
           <w:insideH w:val="nil"/>
           <w:insideV w:val="nil"/>
         </w:tcBorders>
@@ -13069,7 +13091,7 @@
       <w:tcPr>
         <w:tcBorders>
           <w:top w:val="nil"/>
-          <w:left w:val="single" w:sz="8" w:space="0" w:color="C0504D" w:themeColor="accent2"/>
+          <w:left w:val="single" w:color="C0504D" w:themeColor="accent2" w:sz="8" w:space="0"/>
           <w:bottom w:val="nil"/>
           <w:right w:val="nil"/>
           <w:insideH w:val="nil"/>
@@ -13126,17 +13148,17 @@
       <w:spacing w:after="0" w:line="240" w:lineRule="auto"/>
     </w:pPr>
     <w:rPr>
-      <w:rFonts w:asciiTheme="majorHAnsi" w:eastAsiaTheme="majorEastAsia" w:hAnsiTheme="majorHAnsi" w:cstheme="majorBidi"/>
+      <w:rFonts w:asciiTheme="majorHAnsi" w:hAnsiTheme="majorHAnsi" w:eastAsiaTheme="majorEastAsia" w:cstheme="majorBidi"/>
       <w:color w:val="000000" w:themeColor="text1"/>
     </w:rPr>
     <w:tblPr>
       <w:tblStyleRowBandSize w:val="1"/>
       <w:tblStyleColBandSize w:val="1"/>
       <w:tblBorders>
-        <w:top w:val="single" w:sz="8" w:space="0" w:color="9BBB59" w:themeColor="accent3"/>
-        <w:left w:val="single" w:sz="8" w:space="0" w:color="9BBB59" w:themeColor="accent3"/>
-        <w:bottom w:val="single" w:sz="8" w:space="0" w:color="9BBB59" w:themeColor="accent3"/>
-        <w:right w:val="single" w:sz="8" w:space="0" w:color="9BBB59" w:themeColor="accent3"/>
+        <w:top w:val="single" w:color="9BBB59" w:themeColor="accent3" w:sz="8" w:space="0"/>
+        <w:left w:val="single" w:color="9BBB59" w:themeColor="accent3" w:sz="8" w:space="0"/>
+        <w:bottom w:val="single" w:color="9BBB59" w:themeColor="accent3" w:sz="8" w:space="0"/>
+        <w:right w:val="single" w:color="9BBB59" w:themeColor="accent3" w:sz="8" w:space="0"/>
       </w:tblBorders>
     </w:tblPr>
     <w:tblStylePr w:type="firstRow">
@@ -13149,7 +13171,7 @@
         <w:tcBorders>
           <w:top w:val="nil"/>
           <w:left w:val="nil"/>
-          <w:bottom w:val="single" w:sz="24" w:space="0" w:color="9BBB59" w:themeColor="accent3"/>
+          <w:bottom w:val="single" w:color="9BBB59" w:themeColor="accent3" w:sz="24" w:space="0"/>
           <w:right w:val="nil"/>
           <w:insideH w:val="nil"/>
           <w:insideV w:val="nil"/>
@@ -13161,7 +13183,7 @@
       <w:tblPr/>
       <w:tcPr>
         <w:tcBorders>
-          <w:top w:val="single" w:sz="8" w:space="0" w:color="9BBB59" w:themeColor="accent3"/>
+          <w:top w:val="single" w:color="9BBB59" w:themeColor="accent3" w:sz="8" w:space="0"/>
           <w:left w:val="nil"/>
           <w:bottom w:val="nil"/>
           <w:right w:val="nil"/>
@@ -13178,7 +13200,7 @@
           <w:top w:val="nil"/>
           <w:left w:val="nil"/>
           <w:bottom w:val="nil"/>
-          <w:right w:val="single" w:sz="8" w:space="0" w:color="9BBB59" w:themeColor="accent3"/>
+          <w:right w:val="single" w:color="9BBB59" w:themeColor="accent3" w:sz="8" w:space="0"/>
           <w:insideH w:val="nil"/>
           <w:insideV w:val="nil"/>
         </w:tcBorders>
@@ -13190,7 +13212,7 @@
       <w:tcPr>
         <w:tcBorders>
           <w:top w:val="nil"/>
-          <w:left w:val="single" w:sz="8" w:space="0" w:color="9BBB59" w:themeColor="accent3"/>
+          <w:left w:val="single" w:color="9BBB59" w:themeColor="accent3" w:sz="8" w:space="0"/>
           <w:bottom w:val="nil"/>
           <w:right w:val="nil"/>
           <w:insideH w:val="nil"/>
@@ -13247,17 +13269,17 @@
       <w:spacing w:after="0" w:line="240" w:lineRule="auto"/>
     </w:pPr>
     <w:rPr>
-      <w:rFonts w:asciiTheme="majorHAnsi" w:eastAsiaTheme="majorEastAsia" w:hAnsiTheme="majorHAnsi" w:cstheme="majorBidi"/>
+      <w:rFonts w:asciiTheme="majorHAnsi" w:hAnsiTheme="majorHAnsi" w:eastAsiaTheme="majorEastAsia" w:cstheme="majorBidi"/>
       <w:color w:val="000000" w:themeColor="text1"/>
     </w:rPr>
     <w:tblPr>
       <w:tblStyleRowBandSize w:val="1"/>
       <w:tblStyleColBandSize w:val="1"/>
       <w:tblBorders>
-        <w:top w:val="single" w:sz="8" w:space="0" w:color="8064A2" w:themeColor="accent4"/>
-        <w:left w:val="single" w:sz="8" w:space="0" w:color="8064A2" w:themeColor="accent4"/>
-        <w:bottom w:val="single" w:sz="8" w:space="0" w:color="8064A2" w:themeColor="accent4"/>
-        <w:right w:val="single" w:sz="8" w:space="0" w:color="8064A2" w:themeColor="accent4"/>
+        <w:top w:val="single" w:color="8064A2" w:themeColor="accent4" w:sz="8" w:space="0"/>
+        <w:left w:val="single" w:color="8064A2" w:themeColor="accent4" w:sz="8" w:space="0"/>
+        <w:bottom w:val="single" w:color="8064A2" w:themeColor="accent4" w:sz="8" w:space="0"/>
+        <w:right w:val="single" w:color="8064A2" w:themeColor="accent4" w:sz="8" w:space="0"/>
       </w:tblBorders>
     </w:tblPr>
     <w:tblStylePr w:type="firstRow">
@@ -13270,7 +13292,7 @@
         <w:tcBorders>
           <w:top w:val="nil"/>
           <w:left w:val="nil"/>
-          <w:bottom w:val="single" w:sz="24" w:space="0" w:color="8064A2" w:themeColor="accent4"/>
+          <w:bottom w:val="single" w:color="8064A2" w:themeColor="accent4" w:sz="24" w:space="0"/>
           <w:right w:val="nil"/>
           <w:insideH w:val="nil"/>
           <w:insideV w:val="nil"/>
@@ -13282,7 +13304,7 @@
       <w:tblPr/>
       <w:tcPr>
         <w:tcBorders>
-          <w:top w:val="single" w:sz="8" w:space="0" w:color="8064A2" w:themeColor="accent4"/>
+          <w:top w:val="single" w:color="8064A2" w:themeColor="accent4" w:sz="8" w:space="0"/>
           <w:left w:val="nil"/>
           <w:bottom w:val="nil"/>
           <w:right w:val="nil"/>
@@ -13299,7 +13321,7 @@
           <w:top w:val="nil"/>
           <w:left w:val="nil"/>
           <w:bottom w:val="nil"/>
-          <w:right w:val="single" w:sz="8" w:space="0" w:color="8064A2" w:themeColor="accent4"/>
+          <w:right w:val="single" w:color="8064A2" w:themeColor="accent4" w:sz="8" w:space="0"/>
           <w:insideH w:val="nil"/>
           <w:insideV w:val="nil"/>
         </w:tcBorders>
@@ -13311,7 +13333,7 @@
       <w:tcPr>
         <w:tcBorders>
           <w:top w:val="nil"/>
-          <w:left w:val="single" w:sz="8" w:space="0" w:color="8064A2" w:themeColor="accent4"/>
+          <w:left w:val="single" w:color="8064A2" w:themeColor="accent4" w:sz="8" w:space="0"/>
           <w:bottom w:val="nil"/>
           <w:right w:val="nil"/>
           <w:insideH w:val="nil"/>
@@ -13368,17 +13390,17 @@
       <w:spacing w:after="0" w:line="240" w:lineRule="auto"/>
     </w:pPr>
     <w:rPr>
-      <w:rFonts w:asciiTheme="majorHAnsi" w:eastAsiaTheme="majorEastAsia" w:hAnsiTheme="majorHAnsi" w:cstheme="majorBidi"/>
+      <w:rFonts w:asciiTheme="majorHAnsi" w:hAnsiTheme="majorHAnsi" w:eastAsiaTheme="majorEastAsia" w:cstheme="majorBidi"/>
       <w:color w:val="000000" w:themeColor="text1"/>
     </w:rPr>
     <w:tblPr>
       <w:tblStyleRowBandSize w:val="1"/>
       <w:tblStyleColBandSize w:val="1"/>
       <w:tblBorders>
-        <w:top w:val="single" w:sz="8" w:space="0" w:color="4BACC6" w:themeColor="accent5"/>
-        <w:left w:val="single" w:sz="8" w:space="0" w:color="4BACC6" w:themeColor="accent5"/>
-        <w:bottom w:val="single" w:sz="8" w:space="0" w:color="4BACC6" w:themeColor="accent5"/>
-        <w:right w:val="single" w:sz="8" w:space="0" w:color="4BACC6" w:themeColor="accent5"/>
+        <w:top w:val="single" w:color="4BACC6" w:themeColor="accent5" w:sz="8" w:space="0"/>
+        <w:left w:val="single" w:color="4BACC6" w:themeColor="accent5" w:sz="8" w:space="0"/>
+        <w:bottom w:val="single" w:color="4BACC6" w:themeColor="accent5" w:sz="8" w:space="0"/>
+        <w:right w:val="single" w:color="4BACC6" w:themeColor="accent5" w:sz="8" w:space="0"/>
       </w:tblBorders>
     </w:tblPr>
     <w:tblStylePr w:type="firstRow">
@@ -13391,7 +13413,7 @@
         <w:tcBorders>
           <w:top w:val="nil"/>
           <w:left w:val="nil"/>
-          <w:bottom w:val="single" w:sz="24" w:space="0" w:color="4BACC6" w:themeColor="accent5"/>
+          <w:bottom w:val="single" w:color="4BACC6" w:themeColor="accent5" w:sz="24" w:space="0"/>
           <w:right w:val="nil"/>
           <w:insideH w:val="nil"/>
           <w:insideV w:val="nil"/>
@@ -13403,7 +13425,7 @@
       <w:tblPr/>
       <w:tcPr>
         <w:tcBorders>
-          <w:top w:val="single" w:sz="8" w:space="0" w:color="4BACC6" w:themeColor="accent5"/>
+          <w:top w:val="single" w:color="4BACC6" w:themeColor="accent5" w:sz="8" w:space="0"/>
           <w:left w:val="nil"/>
           <w:bottom w:val="nil"/>
           <w:right w:val="nil"/>
@@ -13420,7 +13442,7 @@
           <w:top w:val="nil"/>
           <w:left w:val="nil"/>
           <w:bottom w:val="nil"/>
-          <w:right w:val="single" w:sz="8" w:space="0" w:color="4BACC6" w:themeColor="accent5"/>
+          <w:right w:val="single" w:color="4BACC6" w:themeColor="accent5" w:sz="8" w:space="0"/>
           <w:insideH w:val="nil"/>
           <w:insideV w:val="nil"/>
         </w:tcBorders>
@@ -13432,7 +13454,7 @@
       <w:tcPr>
         <w:tcBorders>
           <w:top w:val="nil"/>
-          <w:left w:val="single" w:sz="8" w:space="0" w:color="4BACC6" w:themeColor="accent5"/>
+          <w:left w:val="single" w:color="4BACC6" w:themeColor="accent5" w:sz="8" w:space="0"/>
           <w:bottom w:val="nil"/>
           <w:right w:val="nil"/>
           <w:insideH w:val="nil"/>
@@ -13489,17 +13511,17 @@
       <w:spacing w:after="0" w:line="240" w:lineRule="auto"/>
     </w:pPr>
     <w:rPr>
-      <w:rFonts w:asciiTheme="majorHAnsi" w:eastAsiaTheme="majorEastAsia" w:hAnsiTheme="majorHAnsi" w:cstheme="majorBidi"/>
+      <w:rFonts w:asciiTheme="majorHAnsi" w:hAnsiTheme="majorHAnsi" w:eastAsiaTheme="majorEastAsia" w:cstheme="majorBidi"/>
       <w:color w:val="000000" w:themeColor="text1"/>
     </w:rPr>
     <w:tblPr>
       <w:tblStyleRowBandSize w:val="1"/>
       <w:tblStyleColBandSize w:val="1"/>
       <w:tblBorders>
-        <w:top w:val="single" w:sz="8" w:space="0" w:color="F79646" w:themeColor="accent6"/>
-        <w:left w:val="single" w:sz="8" w:space="0" w:color="F79646" w:themeColor="accent6"/>
-        <w:bottom w:val="single" w:sz="8" w:space="0" w:color="F79646" w:themeColor="accent6"/>
-        <w:right w:val="single" w:sz="8" w:space="0" w:color="F79646" w:themeColor="accent6"/>
+        <w:top w:val="single" w:color="F79646" w:themeColor="accent6" w:sz="8" w:space="0"/>
+        <w:left w:val="single" w:color="F79646" w:themeColor="accent6" w:sz="8" w:space="0"/>
+        <w:bottom w:val="single" w:color="F79646" w:themeColor="accent6" w:sz="8" w:space="0"/>
+        <w:right w:val="single" w:color="F79646" w:themeColor="accent6" w:sz="8" w:space="0"/>
       </w:tblBorders>
     </w:tblPr>
     <w:tblStylePr w:type="firstRow">
@@ -13512,7 +13534,7 @@
         <w:tcBorders>
           <w:top w:val="nil"/>
           <w:left w:val="nil"/>
-          <w:bottom w:val="single" w:sz="24" w:space="0" w:color="F79646" w:themeColor="accent6"/>
+          <w:bottom w:val="single" w:color="F79646" w:themeColor="accent6" w:sz="24" w:space="0"/>
           <w:right w:val="nil"/>
           <w:insideH w:val="nil"/>
           <w:insideV w:val="nil"/>
@@ -13524,7 +13546,7 @@
       <w:tblPr/>
       <w:tcPr>
         <w:tcBorders>
-          <w:top w:val="single" w:sz="8" w:space="0" w:color="F79646" w:themeColor="accent6"/>
+          <w:top w:val="single" w:color="F79646" w:themeColor="accent6" w:sz="8" w:space="0"/>
           <w:left w:val="nil"/>
           <w:bottom w:val="nil"/>
           <w:right w:val="nil"/>
@@ -13541,7 +13563,7 @@
           <w:top w:val="nil"/>
           <w:left w:val="nil"/>
           <w:bottom w:val="nil"/>
-          <w:right w:val="single" w:sz="8" w:space="0" w:color="F79646" w:themeColor="accent6"/>
+          <w:right w:val="single" w:color="F79646" w:themeColor="accent6" w:sz="8" w:space="0"/>
           <w:insideH w:val="nil"/>
           <w:insideV w:val="nil"/>
         </w:tcBorders>
@@ -13553,7 +13575,7 @@
       <w:tcPr>
         <w:tcBorders>
           <w:top w:val="nil"/>
-          <w:left w:val="single" w:sz="8" w:space="0" w:color="F79646" w:themeColor="accent6"/>
+          <w:left w:val="single" w:color="F79646" w:themeColor="accent6" w:sz="8" w:space="0"/>
           <w:bottom w:val="nil"/>
           <w:right w:val="nil"/>
           <w:insideH w:val="nil"/>
@@ -13613,12 +13635,12 @@
       <w:tblStyleRowBandSize w:val="1"/>
       <w:tblStyleColBandSize w:val="1"/>
       <w:tblBorders>
-        <w:top w:val="single" w:sz="8" w:space="0" w:color="404040" w:themeColor="text1" w:themeTint="BF"/>
-        <w:left w:val="single" w:sz="8" w:space="0" w:color="404040" w:themeColor="text1" w:themeTint="BF"/>
-        <w:bottom w:val="single" w:sz="8" w:space="0" w:color="404040" w:themeColor="text1" w:themeTint="BF"/>
-        <w:right w:val="single" w:sz="8" w:space="0" w:color="404040" w:themeColor="text1" w:themeTint="BF"/>
-        <w:insideH w:val="single" w:sz="8" w:space="0" w:color="404040" w:themeColor="text1" w:themeTint="BF"/>
-        <w:insideV w:val="single" w:sz="8" w:space="0" w:color="404040" w:themeColor="text1" w:themeTint="BF"/>
+        <w:top w:val="single" w:color="404040" w:themeColor="text1" w:themeTint="BF" w:sz="8" w:space="0"/>
+        <w:left w:val="single" w:color="404040" w:themeColor="text1" w:themeTint="BF" w:sz="8" w:space="0"/>
+        <w:bottom w:val="single" w:color="404040" w:themeColor="text1" w:themeTint="BF" w:sz="8" w:space="0"/>
+        <w:right w:val="single" w:color="404040" w:themeColor="text1" w:themeTint="BF" w:sz="8" w:space="0"/>
+        <w:insideH w:val="single" w:color="404040" w:themeColor="text1" w:themeTint="BF" w:sz="8" w:space="0"/>
+        <w:insideV w:val="single" w:color="404040" w:themeColor="text1" w:themeTint="BF" w:sz="8" w:space="0"/>
       </w:tblBorders>
     </w:tblPr>
     <w:tcPr>
@@ -13638,7 +13660,7 @@
       <w:tblPr/>
       <w:tcPr>
         <w:tcBorders>
-          <w:top w:val="single" w:sz="18" w:space="0" w:color="404040" w:themeColor="text1" w:themeTint="BF"/>
+          <w:top w:val="single" w:color="404040" w:themeColor="text1" w:themeTint="BF" w:sz="18" w:space="0"/>
         </w:tcBorders>
       </w:tcPr>
     </w:tblStylePr>
@@ -13679,12 +13701,12 @@
       <w:tblStyleRowBandSize w:val="1"/>
       <w:tblStyleColBandSize w:val="1"/>
       <w:tblBorders>
-        <w:top w:val="single" w:sz="8" w:space="0" w:color="7BA0CD" w:themeColor="accent1" w:themeTint="BF"/>
-        <w:left w:val="single" w:sz="8" w:space="0" w:color="7BA0CD" w:themeColor="accent1" w:themeTint="BF"/>
-        <w:bottom w:val="single" w:sz="8" w:space="0" w:color="7BA0CD" w:themeColor="accent1" w:themeTint="BF"/>
-        <w:right w:val="single" w:sz="8" w:space="0" w:color="7BA0CD" w:themeColor="accent1" w:themeTint="BF"/>
-        <w:insideH w:val="single" w:sz="8" w:space="0" w:color="7BA0CD" w:themeColor="accent1" w:themeTint="BF"/>
-        <w:insideV w:val="single" w:sz="8" w:space="0" w:color="7BA0CD" w:themeColor="accent1" w:themeTint="BF"/>
+        <w:top w:val="single" w:color="7BA0CD" w:themeColor="accent1" w:themeTint="BF" w:sz="8" w:space="0"/>
+        <w:left w:val="single" w:color="7BA0CD" w:themeColor="accent1" w:themeTint="BF" w:sz="8" w:space="0"/>
+        <w:bottom w:val="single" w:color="7BA0CD" w:themeColor="accent1" w:themeTint="BF" w:sz="8" w:space="0"/>
+        <w:right w:val="single" w:color="7BA0CD" w:themeColor="accent1" w:themeTint="BF" w:sz="8" w:space="0"/>
+        <w:insideH w:val="single" w:color="7BA0CD" w:themeColor="accent1" w:themeTint="BF" w:sz="8" w:space="0"/>
+        <w:insideV w:val="single" w:color="7BA0CD" w:themeColor="accent1" w:themeTint="BF" w:sz="8" w:space="0"/>
       </w:tblBorders>
     </w:tblPr>
     <w:tcPr>
@@ -13704,7 +13726,7 @@
       <w:tblPr/>
       <w:tcPr>
         <w:tcBorders>
-          <w:top w:val="single" w:sz="18" w:space="0" w:color="7BA0CD" w:themeColor="accent1" w:themeTint="BF"/>
+          <w:top w:val="single" w:color="7BA0CD" w:themeColor="accent1" w:themeTint="BF" w:sz="18" w:space="0"/>
         </w:tcBorders>
       </w:tcPr>
     </w:tblStylePr>
@@ -13745,12 +13767,12 @@
       <w:tblStyleRowBandSize w:val="1"/>
       <w:tblStyleColBandSize w:val="1"/>
       <w:tblBorders>
-        <w:top w:val="single" w:sz="8" w:space="0" w:color="CF7B79" w:themeColor="accent2" w:themeTint="BF"/>
-        <w:left w:val="single" w:sz="8" w:space="0" w:color="CF7B79" w:themeColor="accent2" w:themeTint="BF"/>
-        <w:bottom w:val="single" w:sz="8" w:space="0" w:color="CF7B79" w:themeColor="accent2" w:themeTint="BF"/>
-        <w:right w:val="single" w:sz="8" w:space="0" w:color="CF7B79" w:themeColor="accent2" w:themeTint="BF"/>
-        <w:insideH w:val="single" w:sz="8" w:space="0" w:color="CF7B79" w:themeColor="accent2" w:themeTint="BF"/>
-        <w:insideV w:val="single" w:sz="8" w:space="0" w:color="CF7B79" w:themeColor="accent2" w:themeTint="BF"/>
+        <w:top w:val="single" w:color="CF7B79" w:themeColor="accent2" w:themeTint="BF" w:sz="8" w:space="0"/>
+        <w:left w:val="single" w:color="CF7B79" w:themeColor="accent2" w:themeTint="BF" w:sz="8" w:space="0"/>
+        <w:bottom w:val="single" w:color="CF7B79" w:themeColor="accent2" w:themeTint="BF" w:sz="8" w:space="0"/>
+        <w:right w:val="single" w:color="CF7B79" w:themeColor="accent2" w:themeTint="BF" w:sz="8" w:space="0"/>
+        <w:insideH w:val="single" w:color="CF7B79" w:themeColor="accent2" w:themeTint="BF" w:sz="8" w:space="0"/>
+        <w:insideV w:val="single" w:color="CF7B79" w:themeColor="accent2" w:themeTint="BF" w:sz="8" w:space="0"/>
       </w:tblBorders>
     </w:tblPr>
     <w:tcPr>
@@ -13770,7 +13792,7 @@
       <w:tblPr/>
       <w:tcPr>
         <w:tcBorders>
-          <w:top w:val="single" w:sz="18" w:space="0" w:color="CF7B79" w:themeColor="accent2" w:themeTint="BF"/>
+          <w:top w:val="single" w:color="CF7B79" w:themeColor="accent2" w:themeTint="BF" w:sz="18" w:space="0"/>
         </w:tcBorders>
       </w:tcPr>
     </w:tblStylePr>
@@ -13811,12 +13833,12 @@
       <w:tblStyleRowBandSize w:val="1"/>
       <w:tblStyleColBandSize w:val="1"/>
       <w:tblBorders>
-        <w:top w:val="single" w:sz="8" w:space="0" w:color="B3CC82" w:themeColor="accent3" w:themeTint="BF"/>
-        <w:left w:val="single" w:sz="8" w:space="0" w:color="B3CC82" w:themeColor="accent3" w:themeTint="BF"/>
-        <w:bottom w:val="single" w:sz="8" w:space="0" w:color="B3CC82" w:themeColor="accent3" w:themeTint="BF"/>
-        <w:right w:val="single" w:sz="8" w:space="0" w:color="B3CC82" w:themeColor="accent3" w:themeTint="BF"/>
-        <w:insideH w:val="single" w:sz="8" w:space="0" w:color="B3CC82" w:themeColor="accent3" w:themeTint="BF"/>
-        <w:insideV w:val="single" w:sz="8" w:space="0" w:color="B3CC82" w:themeColor="accent3" w:themeTint="BF"/>
+        <w:top w:val="single" w:color="B3CC82" w:themeColor="accent3" w:themeTint="BF" w:sz="8" w:space="0"/>
+        <w:left w:val="single" w:color="B3CC82" w:themeColor="accent3" w:themeTint="BF" w:sz="8" w:space="0"/>
+        <w:bottom w:val="single" w:color="B3CC82" w:themeColor="accent3" w:themeTint="BF" w:sz="8" w:space="0"/>
+        <w:right w:val="single" w:color="B3CC82" w:themeColor="accent3" w:themeTint="BF" w:sz="8" w:space="0"/>
+        <w:insideH w:val="single" w:color="B3CC82" w:themeColor="accent3" w:themeTint="BF" w:sz="8" w:space="0"/>
+        <w:insideV w:val="single" w:color="B3CC82" w:themeColor="accent3" w:themeTint="BF" w:sz="8" w:space="0"/>
       </w:tblBorders>
     </w:tblPr>
     <w:tcPr>
@@ -13836,7 +13858,7 @@
       <w:tblPr/>
       <w:tcPr>
         <w:tcBorders>
-          <w:top w:val="single" w:sz="18" w:space="0" w:color="B3CC82" w:themeColor="accent3" w:themeTint="BF"/>
+          <w:top w:val="single" w:color="B3CC82" w:themeColor="accent3" w:themeTint="BF" w:sz="18" w:space="0"/>
         </w:tcBorders>
       </w:tcPr>
     </w:tblStylePr>
@@ -13877,12 +13899,12 @@
       <w:tblStyleRowBandSize w:val="1"/>
       <w:tblStyleColBandSize w:val="1"/>
       <w:tblBorders>
-        <w:top w:val="single" w:sz="8" w:space="0" w:color="9F8AB9" w:themeColor="accent4" w:themeTint="BF"/>
-        <w:left w:val="single" w:sz="8" w:space="0" w:color="9F8AB9" w:themeColor="accent4" w:themeTint="BF"/>
-        <w:bottom w:val="single" w:sz="8" w:space="0" w:color="9F8AB9" w:themeColor="accent4" w:themeTint="BF"/>
-        <w:right w:val="single" w:sz="8" w:space="0" w:color="9F8AB9" w:themeColor="accent4" w:themeTint="BF"/>
-        <w:insideH w:val="single" w:sz="8" w:space="0" w:color="9F8AB9" w:themeColor="accent4" w:themeTint="BF"/>
-        <w:insideV w:val="single" w:sz="8" w:space="0" w:color="9F8AB9" w:themeColor="accent4" w:themeTint="BF"/>
+        <w:top w:val="single" w:color="9F8AB9" w:themeColor="accent4" w:themeTint="BF" w:sz="8" w:space="0"/>
+        <w:left w:val="single" w:color="9F8AB9" w:themeColor="accent4" w:themeTint="BF" w:sz="8" w:space="0"/>
+        <w:bottom w:val="single" w:color="9F8AB9" w:themeColor="accent4" w:themeTint="BF" w:sz="8" w:space="0"/>
+        <w:right w:val="single" w:color="9F8AB9" w:themeColor="accent4" w:themeTint="BF" w:sz="8" w:space="0"/>
+        <w:insideH w:val="single" w:color="9F8AB9" w:themeColor="accent4" w:themeTint="BF" w:sz="8" w:space="0"/>
+        <w:insideV w:val="single" w:color="9F8AB9" w:themeColor="accent4" w:themeTint="BF" w:sz="8" w:space="0"/>
       </w:tblBorders>
     </w:tblPr>
     <w:tcPr>
@@ -13902,7 +13924,7 @@
       <w:tblPr/>
       <w:tcPr>
         <w:tcBorders>
-          <w:top w:val="single" w:sz="18" w:space="0" w:color="9F8AB9" w:themeColor="accent4" w:themeTint="BF"/>
+          <w:top w:val="single" w:color="9F8AB9" w:themeColor="accent4" w:themeTint="BF" w:sz="18" w:space="0"/>
         </w:tcBorders>
       </w:tcPr>
     </w:tblStylePr>
@@ -13943,12 +13965,12 @@
       <w:tblStyleRowBandSize w:val="1"/>
       <w:tblStyleColBandSize w:val="1"/>
       <w:tblBorders>
-        <w:top w:val="single" w:sz="8" w:space="0" w:color="78C0D4" w:themeColor="accent5" w:themeTint="BF"/>
-        <w:left w:val="single" w:sz="8" w:space="0" w:color="78C0D4" w:themeColor="accent5" w:themeTint="BF"/>
-        <w:bottom w:val="single" w:sz="8" w:space="0" w:color="78C0D4" w:themeColor="accent5" w:themeTint="BF"/>
-        <w:right w:val="single" w:sz="8" w:space="0" w:color="78C0D4" w:themeColor="accent5" w:themeTint="BF"/>
-        <w:insideH w:val="single" w:sz="8" w:space="0" w:color="78C0D4" w:themeColor="accent5" w:themeTint="BF"/>
-        <w:insideV w:val="single" w:sz="8" w:space="0" w:color="78C0D4" w:themeColor="accent5" w:themeTint="BF"/>
+        <w:top w:val="single" w:color="78C0D4" w:themeColor="accent5" w:themeTint="BF" w:sz="8" w:space="0"/>
+        <w:left w:val="single" w:color="78C0D4" w:themeColor="accent5" w:themeTint="BF" w:sz="8" w:space="0"/>
+        <w:bottom w:val="single" w:color="78C0D4" w:themeColor="accent5" w:themeTint="BF" w:sz="8" w:space="0"/>
+        <w:right w:val="single" w:color="78C0D4" w:themeColor="accent5" w:themeTint="BF" w:sz="8" w:space="0"/>
+        <w:insideH w:val="single" w:color="78C0D4" w:themeColor="accent5" w:themeTint="BF" w:sz="8" w:space="0"/>
+        <w:insideV w:val="single" w:color="78C0D4" w:themeColor="accent5" w:themeTint="BF" w:sz="8" w:space="0"/>
       </w:tblBorders>
     </w:tblPr>
     <w:tcPr>
@@ -13968,7 +13990,7 @@
       <w:tblPr/>
       <w:tcPr>
         <w:tcBorders>
-          <w:top w:val="single" w:sz="18" w:space="0" w:color="78C0D4" w:themeColor="accent5" w:themeTint="BF"/>
+          <w:top w:val="single" w:color="78C0D4" w:themeColor="accent5" w:themeTint="BF" w:sz="18" w:space="0"/>
         </w:tcBorders>
       </w:tcPr>
     </w:tblStylePr>
@@ -14009,12 +14031,12 @@
       <w:tblStyleRowBandSize w:val="1"/>
       <w:tblStyleColBandSize w:val="1"/>
       <w:tblBorders>
-        <w:top w:val="single" w:sz="8" w:space="0" w:color="F9B074" w:themeColor="accent6" w:themeTint="BF"/>
-        <w:left w:val="single" w:sz="8" w:space="0" w:color="F9B074" w:themeColor="accent6" w:themeTint="BF"/>
-        <w:bottom w:val="single" w:sz="8" w:space="0" w:color="F9B074" w:themeColor="accent6" w:themeTint="BF"/>
-        <w:right w:val="single" w:sz="8" w:space="0" w:color="F9B074" w:themeColor="accent6" w:themeTint="BF"/>
-        <w:insideH w:val="single" w:sz="8" w:space="0" w:color="F9B074" w:themeColor="accent6" w:themeTint="BF"/>
-        <w:insideV w:val="single" w:sz="8" w:space="0" w:color="F9B074" w:themeColor="accent6" w:themeTint="BF"/>
+        <w:top w:val="single" w:color="F9B074" w:themeColor="accent6" w:themeTint="BF" w:sz="8" w:space="0"/>
+        <w:left w:val="single" w:color="F9B074" w:themeColor="accent6" w:themeTint="BF" w:sz="8" w:space="0"/>
+        <w:bottom w:val="single" w:color="F9B074" w:themeColor="accent6" w:themeTint="BF" w:sz="8" w:space="0"/>
+        <w:right w:val="single" w:color="F9B074" w:themeColor="accent6" w:themeTint="BF" w:sz="8" w:space="0"/>
+        <w:insideH w:val="single" w:color="F9B074" w:themeColor="accent6" w:themeTint="BF" w:sz="8" w:space="0"/>
+        <w:insideV w:val="single" w:color="F9B074" w:themeColor="accent6" w:themeTint="BF" w:sz="8" w:space="0"/>
       </w:tblBorders>
     </w:tblPr>
     <w:tcPr>
@@ -14034,7 +14056,7 @@
       <w:tblPr/>
       <w:tcPr>
         <w:tcBorders>
-          <w:top w:val="single" w:sz="18" w:space="0" w:color="F9B074" w:themeColor="accent6" w:themeTint="BF"/>
+          <w:top w:val="single" w:color="F9B074" w:themeColor="accent6" w:themeTint="BF" w:sz="18" w:space="0"/>
         </w:tcBorders>
       </w:tcPr>
     </w:tblStylePr>
@@ -14072,19 +14094,19 @@
       <w:spacing w:after="0" w:line="240" w:lineRule="auto"/>
     </w:pPr>
     <w:rPr>
-      <w:rFonts w:asciiTheme="majorHAnsi" w:eastAsiaTheme="majorEastAsia" w:hAnsiTheme="majorHAnsi" w:cstheme="majorBidi"/>
+      <w:rFonts w:asciiTheme="majorHAnsi" w:hAnsiTheme="majorHAnsi" w:eastAsiaTheme="majorEastAsia" w:cstheme="majorBidi"/>
       <w:color w:val="000000" w:themeColor="text1"/>
     </w:rPr>
     <w:tblPr>
       <w:tblStyleRowBandSize w:val="1"/>
       <w:tblStyleColBandSize w:val="1"/>
       <w:tblBorders>
-        <w:top w:val="single" w:sz="8" w:space="0" w:color="000000" w:themeColor="text1"/>
-        <w:left w:val="single" w:sz="8" w:space="0" w:color="000000" w:themeColor="text1"/>
-        <w:bottom w:val="single" w:sz="8" w:space="0" w:color="000000" w:themeColor="text1"/>
-        <w:right w:val="single" w:sz="8" w:space="0" w:color="000000" w:themeColor="text1"/>
-        <w:insideH w:val="single" w:sz="8" w:space="0" w:color="000000" w:themeColor="text1"/>
-        <w:insideV w:val="single" w:sz="8" w:space="0" w:color="000000" w:themeColor="text1"/>
+        <w:top w:val="single" w:color="000000" w:themeColor="text1" w:sz="8" w:space="0"/>
+        <w:left w:val="single" w:color="000000" w:themeColor="text1" w:sz="8" w:space="0"/>
+        <w:bottom w:val="single" w:color="000000" w:themeColor="text1" w:sz="8" w:space="0"/>
+        <w:right w:val="single" w:color="000000" w:themeColor="text1" w:sz="8" w:space="0"/>
+        <w:insideH w:val="single" w:color="000000" w:themeColor="text1" w:sz="8" w:space="0"/>
+        <w:insideV w:val="single" w:color="000000" w:themeColor="text1" w:sz="8" w:space="0"/>
       </w:tblBorders>
     </w:tblPr>
     <w:tcPr>
@@ -14110,7 +14132,7 @@
       <w:tblPr/>
       <w:tcPr>
         <w:tcBorders>
-          <w:top w:val="single" w:sz="12" w:space="0" w:color="000000" w:themeColor="text1"/>
+          <w:top w:val="single" w:color="000000" w:themeColor="text1" w:sz="12" w:space="0"/>
           <w:left w:val="nil"/>
           <w:bottom w:val="nil"/>
           <w:right w:val="nil"/>
@@ -14168,8 +14190,8 @@
       <w:tblPr/>
       <w:tcPr>
         <w:tcBorders>
-          <w:insideH w:val="single" w:sz="6" w:space="0" w:color="000000" w:themeColor="text1"/>
-          <w:insideV w:val="single" w:sz="6" w:space="0" w:color="000000" w:themeColor="text1"/>
+          <w:insideH w:val="single" w:color="000000" w:themeColor="text1" w:sz="6" w:space="0"/>
+          <w:insideV w:val="single" w:color="000000" w:themeColor="text1" w:sz="6" w:space="0"/>
         </w:tcBorders>
         <w:shd w:val="clear" w:color="auto" w:fill="808080" w:themeFill="text1" w:themeFillTint="7F"/>
       </w:tcPr>
@@ -14190,19 +14212,19 @@
       <w:spacing w:after="0" w:line="240" w:lineRule="auto"/>
     </w:pPr>
     <w:rPr>
-      <w:rFonts w:asciiTheme="majorHAnsi" w:eastAsiaTheme="majorEastAsia" w:hAnsiTheme="majorHAnsi" w:cstheme="majorBidi"/>
+      <w:rFonts w:asciiTheme="majorHAnsi" w:hAnsiTheme="majorHAnsi" w:eastAsiaTheme="majorEastAsia" w:cstheme="majorBidi"/>
       <w:color w:val="000000" w:themeColor="text1"/>
     </w:rPr>
     <w:tblPr>
       <w:tblStyleRowBandSize w:val="1"/>
       <w:tblStyleColBandSize w:val="1"/>
       <w:tblBorders>
-        <w:top w:val="single" w:sz="8" w:space="0" w:color="4F81BD" w:themeColor="accent1"/>
-        <w:left w:val="single" w:sz="8" w:space="0" w:color="4F81BD" w:themeColor="accent1"/>
-        <w:bottom w:val="single" w:sz="8" w:space="0" w:color="4F81BD" w:themeColor="accent1"/>
-        <w:right w:val="single" w:sz="8" w:space="0" w:color="4F81BD" w:themeColor="accent1"/>
-        <w:insideH w:val="single" w:sz="8" w:space="0" w:color="4F81BD" w:themeColor="accent1"/>
-        <w:insideV w:val="single" w:sz="8" w:space="0" w:color="4F81BD" w:themeColor="accent1"/>
+        <w:top w:val="single" w:color="4F81BD" w:themeColor="accent1" w:sz="8" w:space="0"/>
+        <w:left w:val="single" w:color="4F81BD" w:themeColor="accent1" w:sz="8" w:space="0"/>
+        <w:bottom w:val="single" w:color="4F81BD" w:themeColor="accent1" w:sz="8" w:space="0"/>
+        <w:right w:val="single" w:color="4F81BD" w:themeColor="accent1" w:sz="8" w:space="0"/>
+        <w:insideH w:val="single" w:color="4F81BD" w:themeColor="accent1" w:sz="8" w:space="0"/>
+        <w:insideV w:val="single" w:color="4F81BD" w:themeColor="accent1" w:sz="8" w:space="0"/>
       </w:tblBorders>
     </w:tblPr>
     <w:tcPr>
@@ -14228,7 +14250,7 @@
       <w:tblPr/>
       <w:tcPr>
         <w:tcBorders>
-          <w:top w:val="single" w:sz="12" w:space="0" w:color="000000" w:themeColor="text1"/>
+          <w:top w:val="single" w:color="000000" w:themeColor="text1" w:sz="12" w:space="0"/>
           <w:left w:val="nil"/>
           <w:bottom w:val="nil"/>
           <w:right w:val="nil"/>
@@ -14286,8 +14308,8 @@
       <w:tblPr/>
       <w:tcPr>
         <w:tcBorders>
-          <w:insideH w:val="single" w:sz="6" w:space="0" w:color="4F81BD" w:themeColor="accent1"/>
-          <w:insideV w:val="single" w:sz="6" w:space="0" w:color="4F81BD" w:themeColor="accent1"/>
+          <w:insideH w:val="single" w:color="4F81BD" w:themeColor="accent1" w:sz="6" w:space="0"/>
+          <w:insideV w:val="single" w:color="4F81BD" w:themeColor="accent1" w:sz="6" w:space="0"/>
         </w:tcBorders>
         <w:shd w:val="clear" w:color="auto" w:fill="A7BFDE" w:themeFill="accent1" w:themeFillTint="7F"/>
       </w:tcPr>
@@ -14308,19 +14330,19 @@
       <w:spacing w:after="0" w:line="240" w:lineRule="auto"/>
     </w:pPr>
     <w:rPr>
-      <w:rFonts w:asciiTheme="majorHAnsi" w:eastAsiaTheme="majorEastAsia" w:hAnsiTheme="majorHAnsi" w:cstheme="majorBidi"/>
+      <w:rFonts w:asciiTheme="majorHAnsi" w:hAnsiTheme="majorHAnsi" w:eastAsiaTheme="majorEastAsia" w:cstheme="majorBidi"/>
       <w:color w:val="000000" w:themeColor="text1"/>
     </w:rPr>
     <w:tblPr>
       <w:tblStyleRowBandSize w:val="1"/>
       <w:tblStyleColBandSize w:val="1"/>
       <w:tblBorders>
-        <w:top w:val="single" w:sz="8" w:space="0" w:color="C0504D" w:themeColor="accent2"/>
-        <w:left w:val="single" w:sz="8" w:space="0" w:color="C0504D" w:themeColor="accent2"/>
-        <w:bottom w:val="single" w:sz="8" w:space="0" w:color="C0504D" w:themeColor="accent2"/>
-        <w:right w:val="single" w:sz="8" w:space="0" w:color="C0504D" w:themeColor="accent2"/>
-        <w:insideH w:val="single" w:sz="8" w:space="0" w:color="C0504D" w:themeColor="accent2"/>
-        <w:insideV w:val="single" w:sz="8" w:space="0" w:color="C0504D" w:themeColor="accent2"/>
+        <w:top w:val="single" w:color="C0504D" w:themeColor="accent2" w:sz="8" w:space="0"/>
+        <w:left w:val="single" w:color="C0504D" w:themeColor="accent2" w:sz="8" w:space="0"/>
+        <w:bottom w:val="single" w:color="C0504D" w:themeColor="accent2" w:sz="8" w:space="0"/>
+        <w:right w:val="single" w:color="C0504D" w:themeColor="accent2" w:sz="8" w:space="0"/>
+        <w:insideH w:val="single" w:color="C0504D" w:themeColor="accent2" w:sz="8" w:space="0"/>
+        <w:insideV w:val="single" w:color="C0504D" w:themeColor="accent2" w:sz="8" w:space="0"/>
       </w:tblBorders>
     </w:tblPr>
     <w:tcPr>
@@ -14346,7 +14368,7 @@
       <w:tblPr/>
       <w:tcPr>
         <w:tcBorders>
-          <w:top w:val="single" w:sz="12" w:space="0" w:color="000000" w:themeColor="text1"/>
+          <w:top w:val="single" w:color="000000" w:themeColor="text1" w:sz="12" w:space="0"/>
           <w:left w:val="nil"/>
           <w:bottom w:val="nil"/>
           <w:right w:val="nil"/>
@@ -14404,8 +14426,8 @@
       <w:tblPr/>
       <w:tcPr>
         <w:tcBorders>
-          <w:insideH w:val="single" w:sz="6" w:space="0" w:color="C0504D" w:themeColor="accent2"/>
-          <w:insideV w:val="single" w:sz="6" w:space="0" w:color="C0504D" w:themeColor="accent2"/>
+          <w:insideH w:val="single" w:color="C0504D" w:themeColor="accent2" w:sz="6" w:space="0"/>
+          <w:insideV w:val="single" w:color="C0504D" w:themeColor="accent2" w:sz="6" w:space="0"/>
         </w:tcBorders>
         <w:shd w:val="clear" w:color="auto" w:fill="DFA7A6" w:themeFill="accent2" w:themeFillTint="7F"/>
       </w:tcPr>
@@ -14426,19 +14448,19 @@
       <w:spacing w:after="0" w:line="240" w:lineRule="auto"/>
     </w:pPr>
     <w:rPr>
-      <w:rFonts w:asciiTheme="majorHAnsi" w:eastAsiaTheme="majorEastAsia" w:hAnsiTheme="majorHAnsi" w:cstheme="majorBidi"/>
+      <w:rFonts w:asciiTheme="majorHAnsi" w:hAnsiTheme="majorHAnsi" w:eastAsiaTheme="majorEastAsia" w:cstheme="majorBidi"/>
       <w:color w:val="000000" w:themeColor="text1"/>
     </w:rPr>
     <w:tblPr>
       <w:tblStyleRowBandSize w:val="1"/>
       <w:tblStyleColBandSize w:val="1"/>
       <w:tblBorders>
-        <w:top w:val="single" w:sz="8" w:space="0" w:color="9BBB59" w:themeColor="accent3"/>
-        <w:left w:val="single" w:sz="8" w:space="0" w:color="9BBB59" w:themeColor="accent3"/>
-        <w:bottom w:val="single" w:sz="8" w:space="0" w:color="9BBB59" w:themeColor="accent3"/>
-        <w:right w:val="single" w:sz="8" w:space="0" w:color="9BBB59" w:themeColor="accent3"/>
-        <w:insideH w:val="single" w:sz="8" w:space="0" w:color="9BBB59" w:themeColor="accent3"/>
-        <w:insideV w:val="single" w:sz="8" w:space="0" w:color="9BBB59" w:themeColor="accent3"/>
+        <w:top w:val="single" w:color="9BBB59" w:themeColor="accent3" w:sz="8" w:space="0"/>
+        <w:left w:val="single" w:color="9BBB59" w:themeColor="accent3" w:sz="8" w:space="0"/>
+        <w:bottom w:val="single" w:color="9BBB59" w:themeColor="accent3" w:sz="8" w:space="0"/>
+        <w:right w:val="single" w:color="9BBB59" w:themeColor="accent3" w:sz="8" w:space="0"/>
+        <w:insideH w:val="single" w:color="9BBB59" w:themeColor="accent3" w:sz="8" w:space="0"/>
+        <w:insideV w:val="single" w:color="9BBB59" w:themeColor="accent3" w:sz="8" w:space="0"/>
       </w:tblBorders>
     </w:tblPr>
     <w:tcPr>
@@ -14464,7 +14486,7 @@
       <w:tblPr/>
       <w:tcPr>
         <w:tcBorders>
-          <w:top w:val="single" w:sz="12" w:space="0" w:color="000000" w:themeColor="text1"/>
+          <w:top w:val="single" w:color="000000" w:themeColor="text1" w:sz="12" w:space="0"/>
           <w:left w:val="nil"/>
           <w:bottom w:val="nil"/>
           <w:right w:val="nil"/>
@@ -14522,8 +14544,8 @@
       <w:tblPr/>
       <w:tcPr>
         <w:tcBorders>
-          <w:insideH w:val="single" w:sz="6" w:space="0" w:color="9BBB59" w:themeColor="accent3"/>
-          <w:insideV w:val="single" w:sz="6" w:space="0" w:color="9BBB59" w:themeColor="accent3"/>
+          <w:insideH w:val="single" w:color="9BBB59" w:themeColor="accent3" w:sz="6" w:space="0"/>
+          <w:insideV w:val="single" w:color="9BBB59" w:themeColor="accent3" w:sz="6" w:space="0"/>
         </w:tcBorders>
         <w:shd w:val="clear" w:color="auto" w:fill="CDDDAC" w:themeFill="accent3" w:themeFillTint="7F"/>
       </w:tcPr>
@@ -14544,19 +14566,19 @@
       <w:spacing w:after="0" w:line="240" w:lineRule="auto"/>
     </w:pPr>
     <w:rPr>
-      <w:rFonts w:asciiTheme="majorHAnsi" w:eastAsiaTheme="majorEastAsia" w:hAnsiTheme="majorHAnsi" w:cstheme="majorBidi"/>
+      <w:rFonts w:asciiTheme="majorHAnsi" w:hAnsiTheme="majorHAnsi" w:eastAsiaTheme="majorEastAsia" w:cstheme="majorBidi"/>
       <w:color w:val="000000" w:themeColor="text1"/>
     </w:rPr>
     <w:tblPr>
       <w:tblStyleRowBandSize w:val="1"/>
       <w:tblStyleColBandSize w:val="1"/>
       <w:tblBorders>
-        <w:top w:val="single" w:sz="8" w:space="0" w:color="8064A2" w:themeColor="accent4"/>
-        <w:left w:val="single" w:sz="8" w:space="0" w:color="8064A2" w:themeColor="accent4"/>
-        <w:bottom w:val="single" w:sz="8" w:space="0" w:color="8064A2" w:themeColor="accent4"/>
-        <w:right w:val="single" w:sz="8" w:space="0" w:color="8064A2" w:themeColor="accent4"/>
-        <w:insideH w:val="single" w:sz="8" w:space="0" w:color="8064A2" w:themeColor="accent4"/>
-        <w:insideV w:val="single" w:sz="8" w:space="0" w:color="8064A2" w:themeColor="accent4"/>
+        <w:top w:val="single" w:color="8064A2" w:themeColor="accent4" w:sz="8" w:space="0"/>
+        <w:left w:val="single" w:color="8064A2" w:themeColor="accent4" w:sz="8" w:space="0"/>
+        <w:bottom w:val="single" w:color="8064A2" w:themeColor="accent4" w:sz="8" w:space="0"/>
+        <w:right w:val="single" w:color="8064A2" w:themeColor="accent4" w:sz="8" w:space="0"/>
+        <w:insideH w:val="single" w:color="8064A2" w:themeColor="accent4" w:sz="8" w:space="0"/>
+        <w:insideV w:val="single" w:color="8064A2" w:themeColor="accent4" w:sz="8" w:space="0"/>
       </w:tblBorders>
     </w:tblPr>
     <w:tcPr>
@@ -14582,7 +14604,7 @@
       <w:tblPr/>
       <w:tcPr>
         <w:tcBorders>
-          <w:top w:val="single" w:sz="12" w:space="0" w:color="000000" w:themeColor="text1"/>
+          <w:top w:val="single" w:color="000000" w:themeColor="text1" w:sz="12" w:space="0"/>
           <w:left w:val="nil"/>
           <w:bottom w:val="nil"/>
           <w:right w:val="nil"/>
@@ -14640,8 +14662,8 @@
       <w:tblPr/>
       <w:tcPr>
         <w:tcBorders>
-          <w:insideH w:val="single" w:sz="6" w:space="0" w:color="8064A2" w:themeColor="accent4"/>
-          <w:insideV w:val="single" w:sz="6" w:space="0" w:color="8064A2" w:themeColor="accent4"/>
+          <w:insideH w:val="single" w:color="8064A2" w:themeColor="accent4" w:sz="6" w:space="0"/>
+          <w:insideV w:val="single" w:color="8064A2" w:themeColor="accent4" w:sz="6" w:space="0"/>
         </w:tcBorders>
         <w:shd w:val="clear" w:color="auto" w:fill="BFB1D0" w:themeFill="accent4" w:themeFillTint="7F"/>
       </w:tcPr>
@@ -14662,19 +14684,19 @@
       <w:spacing w:after="0" w:line="240" w:lineRule="auto"/>
     </w:pPr>
     <w:rPr>
-      <w:rFonts w:asciiTheme="majorHAnsi" w:eastAsiaTheme="majorEastAsia" w:hAnsiTheme="majorHAnsi" w:cstheme="majorBidi"/>
+      <w:rFonts w:asciiTheme="majorHAnsi" w:hAnsiTheme="majorHAnsi" w:eastAsiaTheme="majorEastAsia" w:cstheme="majorBidi"/>
       <w:color w:val="000000" w:themeColor="text1"/>
     </w:rPr>
     <w:tblPr>
       <w:tblStyleRowBandSize w:val="1"/>
       <w:tblStyleColBandSize w:val="1"/>
       <w:tblBorders>
-        <w:top w:val="single" w:sz="8" w:space="0" w:color="4BACC6" w:themeColor="accent5"/>
-        <w:left w:val="single" w:sz="8" w:space="0" w:color="4BACC6" w:themeColor="accent5"/>
-        <w:bottom w:val="single" w:sz="8" w:space="0" w:color="4BACC6" w:themeColor="accent5"/>
-        <w:right w:val="single" w:sz="8" w:space="0" w:color="4BACC6" w:themeColor="accent5"/>
-        <w:insideH w:val="single" w:sz="8" w:space="0" w:color="4BACC6" w:themeColor="accent5"/>
-        <w:insideV w:val="single" w:sz="8" w:space="0" w:color="4BACC6" w:themeColor="accent5"/>
+        <w:top w:val="single" w:color="4BACC6" w:themeColor="accent5" w:sz="8" w:space="0"/>
+        <w:left w:val="single" w:color="4BACC6" w:themeColor="accent5" w:sz="8" w:space="0"/>
+        <w:bottom w:val="single" w:color="4BACC6" w:themeColor="accent5" w:sz="8" w:space="0"/>
+        <w:right w:val="single" w:color="4BACC6" w:themeColor="accent5" w:sz="8" w:space="0"/>
+        <w:insideH w:val="single" w:color="4BACC6" w:themeColor="accent5" w:sz="8" w:space="0"/>
+        <w:insideV w:val="single" w:color="4BACC6" w:themeColor="accent5" w:sz="8" w:space="0"/>
       </w:tblBorders>
     </w:tblPr>
     <w:tcPr>
@@ -14700,7 +14722,7 @@
       <w:tblPr/>
       <w:tcPr>
         <w:tcBorders>
-          <w:top w:val="single" w:sz="12" w:space="0" w:color="000000" w:themeColor="text1"/>
+          <w:top w:val="single" w:color="000000" w:themeColor="text1" w:sz="12" w:space="0"/>
           <w:left w:val="nil"/>
           <w:bottom w:val="nil"/>
           <w:right w:val="nil"/>
@@ -14758,8 +14780,8 @@
       <w:tblPr/>
       <w:tcPr>
         <w:tcBorders>
-          <w:insideH w:val="single" w:sz="6" w:space="0" w:color="4BACC6" w:themeColor="accent5"/>
-          <w:insideV w:val="single" w:sz="6" w:space="0" w:color="4BACC6" w:themeColor="accent5"/>
+          <w:insideH w:val="single" w:color="4BACC6" w:themeColor="accent5" w:sz="6" w:space="0"/>
+          <w:insideV w:val="single" w:color="4BACC6" w:themeColor="accent5" w:sz="6" w:space="0"/>
         </w:tcBorders>
         <w:shd w:val="clear" w:color="auto" w:fill="A5D5E2" w:themeFill="accent5" w:themeFillTint="7F"/>
       </w:tcPr>
@@ -14780,19 +14802,19 @@
       <w:spacing w:after="0" w:line="240" w:lineRule="auto"/>
     </w:pPr>
     <w:rPr>
-      <w:rFonts w:asciiTheme="majorHAnsi" w:eastAsiaTheme="majorEastAsia" w:hAnsiTheme="majorHAnsi" w:cstheme="majorBidi"/>
+      <w:rFonts w:asciiTheme="majorHAnsi" w:hAnsiTheme="majorHAnsi" w:eastAsiaTheme="majorEastAsia" w:cstheme="majorBidi"/>
       <w:color w:val="000000" w:themeColor="text1"/>
     </w:rPr>
     <w:tblPr>
       <w:tblStyleRowBandSize w:val="1"/>
       <w:tblStyleColBandSize w:val="1"/>
       <w:tblBorders>
-        <w:top w:val="single" w:sz="8" w:space="0" w:color="F79646" w:themeColor="accent6"/>
-        <w:left w:val="single" w:sz="8" w:space="0" w:color="F79646" w:themeColor="accent6"/>
-        <w:bottom w:val="single" w:sz="8" w:space="0" w:color="F79646" w:themeColor="accent6"/>
-        <w:right w:val="single" w:sz="8" w:space="0" w:color="F79646" w:themeColor="accent6"/>
-        <w:insideH w:val="single" w:sz="8" w:space="0" w:color="F79646" w:themeColor="accent6"/>
-        <w:insideV w:val="single" w:sz="8" w:space="0" w:color="F79646" w:themeColor="accent6"/>
+        <w:top w:val="single" w:color="F79646" w:themeColor="accent6" w:sz="8" w:space="0"/>
+        <w:left w:val="single" w:color="F79646" w:themeColor="accent6" w:sz="8" w:space="0"/>
+        <w:bottom w:val="single" w:color="F79646" w:themeColor="accent6" w:sz="8" w:space="0"/>
+        <w:right w:val="single" w:color="F79646" w:themeColor="accent6" w:sz="8" w:space="0"/>
+        <w:insideH w:val="single" w:color="F79646" w:themeColor="accent6" w:sz="8" w:space="0"/>
+        <w:insideV w:val="single" w:color="F79646" w:themeColor="accent6" w:sz="8" w:space="0"/>
       </w:tblBorders>
     </w:tblPr>
     <w:tcPr>
@@ -14818,7 +14840,7 @@
       <w:tblPr/>
       <w:tcPr>
         <w:tcBorders>
-          <w:top w:val="single" w:sz="12" w:space="0" w:color="000000" w:themeColor="text1"/>
+          <w:top w:val="single" w:color="000000" w:themeColor="text1" w:sz="12" w:space="0"/>
           <w:left w:val="nil"/>
           <w:bottom w:val="nil"/>
           <w:right w:val="nil"/>
@@ -14876,8 +14898,8 @@
       <w:tblPr/>
       <w:tcPr>
         <w:tcBorders>
-          <w:insideH w:val="single" w:sz="6" w:space="0" w:color="F79646" w:themeColor="accent6"/>
-          <w:insideV w:val="single" w:sz="6" w:space="0" w:color="F79646" w:themeColor="accent6"/>
+          <w:insideH w:val="single" w:color="F79646" w:themeColor="accent6" w:sz="6" w:space="0"/>
+          <w:insideV w:val="single" w:color="F79646" w:themeColor="accent6" w:sz="6" w:space="0"/>
         </w:tcBorders>
         <w:shd w:val="clear" w:color="auto" w:fill="FBCAA2" w:themeFill="accent6" w:themeFillTint="7F"/>
       </w:tcPr>
@@ -14901,12 +14923,12 @@
       <w:tblStyleRowBandSize w:val="1"/>
       <w:tblStyleColBandSize w:val="1"/>
       <w:tblBorders>
-        <w:top w:val="single" w:sz="8" w:space="0" w:color="FFFFFF" w:themeColor="background1"/>
-        <w:left w:val="single" w:sz="8" w:space="0" w:color="FFFFFF" w:themeColor="background1"/>
-        <w:bottom w:val="single" w:sz="8" w:space="0" w:color="FFFFFF" w:themeColor="background1"/>
-        <w:right w:val="single" w:sz="8" w:space="0" w:color="FFFFFF" w:themeColor="background1"/>
-        <w:insideH w:val="single" w:sz="6" w:space="0" w:color="FFFFFF" w:themeColor="background1"/>
-        <w:insideV w:val="single" w:sz="6" w:space="0" w:color="FFFFFF" w:themeColor="background1"/>
+        <w:top w:val="single" w:color="FFFFFF" w:themeColor="background1" w:sz="8" w:space="0"/>
+        <w:left w:val="single" w:color="FFFFFF" w:themeColor="background1" w:sz="8" w:space="0"/>
+        <w:bottom w:val="single" w:color="FFFFFF" w:themeColor="background1" w:sz="8" w:space="0"/>
+        <w:right w:val="single" w:color="FFFFFF" w:themeColor="background1" w:sz="8" w:space="0"/>
+        <w:insideH w:val="single" w:color="FFFFFF" w:themeColor="background1" w:sz="6" w:space="0"/>
+        <w:insideV w:val="single" w:color="FFFFFF" w:themeColor="background1" w:sz="6" w:space="0"/>
       </w:tblBorders>
     </w:tblPr>
     <w:tcPr>
@@ -14923,12 +14945,12 @@
       <w:tblPr/>
       <w:tcPr>
         <w:tcBorders>
-          <w:top w:val="single" w:sz="8" w:space="0" w:color="FFFFFF" w:themeColor="background1"/>
-          <w:left w:val="single" w:sz="8" w:space="0" w:color="FFFFFF" w:themeColor="background1"/>
-          <w:bottom w:val="single" w:sz="24" w:space="0" w:color="FFFFFF" w:themeColor="background1"/>
-          <w:right w:val="single" w:sz="8" w:space="0" w:color="FFFFFF" w:themeColor="background1"/>
-          <w:insideH w:val="nil"/>
-          <w:insideV w:val="single" w:sz="8" w:space="0" w:color="FFFFFF" w:themeColor="background1"/>
+          <w:top w:val="single" w:color="FFFFFF" w:themeColor="background1" w:sz="8" w:space="0"/>
+          <w:left w:val="single" w:color="FFFFFF" w:themeColor="background1" w:sz="8" w:space="0"/>
+          <w:bottom w:val="single" w:color="FFFFFF" w:themeColor="background1" w:sz="24" w:space="0"/>
+          <w:right w:val="single" w:color="FFFFFF" w:themeColor="background1" w:sz="8" w:space="0"/>
+          <w:insideH w:val="nil"/>
+          <w:insideV w:val="single" w:color="FFFFFF" w:themeColor="background1" w:sz="8" w:space="0"/>
         </w:tcBorders>
         <w:shd w:val="clear" w:color="auto" w:fill="000000" w:themeFill="text1"/>
       </w:tcPr>
@@ -14944,12 +14966,12 @@
       <w:tblPr/>
       <w:tcPr>
         <w:tcBorders>
-          <w:top w:val="single" w:sz="24" w:space="0" w:color="FFFFFF" w:themeColor="background1"/>
-          <w:left w:val="single" w:sz="8" w:space="0" w:color="FFFFFF" w:themeColor="background1"/>
-          <w:bottom w:val="single" w:sz="8" w:space="0" w:color="FFFFFF" w:themeColor="background1"/>
-          <w:right w:val="single" w:sz="8" w:space="0" w:color="FFFFFF" w:themeColor="background1"/>
-          <w:insideH w:val="nil"/>
-          <w:insideV w:val="single" w:sz="8" w:space="0" w:color="FFFFFF" w:themeColor="background1"/>
+          <w:top w:val="single" w:color="FFFFFF" w:themeColor="background1" w:sz="24" w:space="0"/>
+          <w:left w:val="single" w:color="FFFFFF" w:themeColor="background1" w:sz="8" w:space="0"/>
+          <w:bottom w:val="single" w:color="FFFFFF" w:themeColor="background1" w:sz="8" w:space="0"/>
+          <w:right w:val="single" w:color="FFFFFF" w:themeColor="background1" w:sz="8" w:space="0"/>
+          <w:insideH w:val="nil"/>
+          <w:insideV w:val="single" w:color="FFFFFF" w:themeColor="background1" w:sz="8" w:space="0"/>
         </w:tcBorders>
         <w:shd w:val="clear" w:color="auto" w:fill="000000" w:themeFill="text1"/>
       </w:tcPr>
@@ -14965,8 +14987,8 @@
       <w:tblPr/>
       <w:tcPr>
         <w:tcBorders>
-          <w:left w:val="single" w:sz="8" w:space="0" w:color="FFFFFF" w:themeColor="background1"/>
-          <w:right w:val="single" w:sz="24" w:space="0" w:color="FFFFFF" w:themeColor="background1"/>
+          <w:left w:val="single" w:color="FFFFFF" w:themeColor="background1" w:sz="8" w:space="0"/>
+          <w:right w:val="single" w:color="FFFFFF" w:themeColor="background1" w:sz="24" w:space="0"/>
           <w:insideH w:val="nil"/>
           <w:insideV w:val="nil"/>
         </w:tcBorders>
@@ -14985,7 +15007,7 @@
       <w:tcPr>
         <w:tcBorders>
           <w:top w:val="nil"/>
-          <w:left w:val="single" w:sz="24" w:space="0" w:color="FFFFFF" w:themeColor="background1"/>
+          <w:left w:val="single" w:color="FFFFFF" w:themeColor="background1" w:sz="24" w:space="0"/>
           <w:bottom w:val="nil"/>
           <w:right w:val="nil"/>
           <w:insideH w:val="nil"/>
@@ -14998,10 +15020,10 @@
       <w:tblPr/>
       <w:tcPr>
         <w:tcBorders>
-          <w:top w:val="single" w:sz="8" w:space="0" w:color="FFFFFF" w:themeColor="background1"/>
-          <w:left w:val="single" w:sz="8" w:space="0" w:color="FFFFFF" w:themeColor="background1"/>
-          <w:bottom w:val="single" w:sz="8" w:space="0" w:color="FFFFFF" w:themeColor="background1"/>
-          <w:right w:val="single" w:sz="8" w:space="0" w:color="FFFFFF" w:themeColor="background1"/>
+          <w:top w:val="single" w:color="FFFFFF" w:themeColor="background1" w:sz="8" w:space="0"/>
+          <w:left w:val="single" w:color="FFFFFF" w:themeColor="background1" w:sz="8" w:space="0"/>
+          <w:bottom w:val="single" w:color="FFFFFF" w:themeColor="background1" w:sz="8" w:space="0"/>
+          <w:right w:val="single" w:color="FFFFFF" w:themeColor="background1" w:sz="8" w:space="0"/>
           <w:insideH w:val="nil"/>
           <w:insideV w:val="nil"/>
         </w:tcBorders>
@@ -15012,12 +15034,12 @@
       <w:tblPr/>
       <w:tcPr>
         <w:tcBorders>
-          <w:top w:val="single" w:sz="8" w:space="0" w:color="FFFFFF" w:themeColor="background1"/>
-          <w:left w:val="single" w:sz="8" w:space="0" w:color="FFFFFF" w:themeColor="background1"/>
-          <w:bottom w:val="single" w:sz="8" w:space="0" w:color="FFFFFF" w:themeColor="background1"/>
-          <w:right w:val="single" w:sz="8" w:space="0" w:color="FFFFFF" w:themeColor="background1"/>
-          <w:insideH w:val="single" w:sz="8" w:space="0" w:color="FFFFFF" w:themeColor="background1"/>
-          <w:insideV w:val="single" w:sz="8" w:space="0" w:color="FFFFFF" w:themeColor="background1"/>
+          <w:top w:val="single" w:color="FFFFFF" w:themeColor="background1" w:sz="8" w:space="0"/>
+          <w:left w:val="single" w:color="FFFFFF" w:themeColor="background1" w:sz="8" w:space="0"/>
+          <w:bottom w:val="single" w:color="FFFFFF" w:themeColor="background1" w:sz="8" w:space="0"/>
+          <w:right w:val="single" w:color="FFFFFF" w:themeColor="background1" w:sz="8" w:space="0"/>
+          <w:insideH w:val="single" w:color="FFFFFF" w:themeColor="background1" w:sz="8" w:space="0"/>
+          <w:insideV w:val="single" w:color="FFFFFF" w:themeColor="background1" w:sz="8" w:space="0"/>
         </w:tcBorders>
         <w:shd w:val="clear" w:color="auto" w:fill="808080" w:themeFill="text1" w:themeFillTint="7F"/>
       </w:tcPr>
@@ -15035,12 +15057,12 @@
       <w:tblStyleRowBandSize w:val="1"/>
       <w:tblStyleColBandSize w:val="1"/>
       <w:tblBorders>
-        <w:top w:val="single" w:sz="8" w:space="0" w:color="FFFFFF" w:themeColor="background1"/>
-        <w:left w:val="single" w:sz="8" w:space="0" w:color="FFFFFF" w:themeColor="background1"/>
-        <w:bottom w:val="single" w:sz="8" w:space="0" w:color="FFFFFF" w:themeColor="background1"/>
-        <w:right w:val="single" w:sz="8" w:space="0" w:color="FFFFFF" w:themeColor="background1"/>
-        <w:insideH w:val="single" w:sz="6" w:space="0" w:color="FFFFFF" w:themeColor="background1"/>
-        <w:insideV w:val="single" w:sz="6" w:space="0" w:color="FFFFFF" w:themeColor="background1"/>
+        <w:top w:val="single" w:color="FFFFFF" w:themeColor="background1" w:sz="8" w:space="0"/>
+        <w:left w:val="single" w:color="FFFFFF" w:themeColor="background1" w:sz="8" w:space="0"/>
+        <w:bottom w:val="single" w:color="FFFFFF" w:themeColor="background1" w:sz="8" w:space="0"/>
+        <w:right w:val="single" w:color="FFFFFF" w:themeColor="background1" w:sz="8" w:space="0"/>
+        <w:insideH w:val="single" w:color="FFFFFF" w:themeColor="background1" w:sz="6" w:space="0"/>
+        <w:insideV w:val="single" w:color="FFFFFF" w:themeColor="background1" w:sz="6" w:space="0"/>
       </w:tblBorders>
     </w:tblPr>
     <w:tcPr>
@@ -15057,12 +15079,12 @@
       <w:tblPr/>
       <w:tcPr>
         <w:tcBorders>
-          <w:top w:val="single" w:sz="8" w:space="0" w:color="FFFFFF" w:themeColor="background1"/>
-          <w:left w:val="single" w:sz="8" w:space="0" w:color="FFFFFF" w:themeColor="background1"/>
-          <w:bottom w:val="single" w:sz="24" w:space="0" w:color="FFFFFF" w:themeColor="background1"/>
-          <w:right w:val="single" w:sz="8" w:space="0" w:color="FFFFFF" w:themeColor="background1"/>
-          <w:insideH w:val="nil"/>
-          <w:insideV w:val="single" w:sz="8" w:space="0" w:color="FFFFFF" w:themeColor="background1"/>
+          <w:top w:val="single" w:color="FFFFFF" w:themeColor="background1" w:sz="8" w:space="0"/>
+          <w:left w:val="single" w:color="FFFFFF" w:themeColor="background1" w:sz="8" w:space="0"/>
+          <w:bottom w:val="single" w:color="FFFFFF" w:themeColor="background1" w:sz="24" w:space="0"/>
+          <w:right w:val="single" w:color="FFFFFF" w:themeColor="background1" w:sz="8" w:space="0"/>
+          <w:insideH w:val="nil"/>
+          <w:insideV w:val="single" w:color="FFFFFF" w:themeColor="background1" w:sz="8" w:space="0"/>
         </w:tcBorders>
         <w:shd w:val="clear" w:color="auto" w:fill="4F81BD" w:themeFill="accent1"/>
       </w:tcPr>
@@ -15078,12 +15100,12 @@
       <w:tblPr/>
       <w:tcPr>
         <w:tcBorders>
-          <w:top w:val="single" w:sz="24" w:space="0" w:color="FFFFFF" w:themeColor="background1"/>
-          <w:left w:val="single" w:sz="8" w:space="0" w:color="FFFFFF" w:themeColor="background1"/>
-          <w:bottom w:val="single" w:sz="8" w:space="0" w:color="FFFFFF" w:themeColor="background1"/>
-          <w:right w:val="single" w:sz="8" w:space="0" w:color="FFFFFF" w:themeColor="background1"/>
-          <w:insideH w:val="nil"/>
-          <w:insideV w:val="single" w:sz="8" w:space="0" w:color="FFFFFF" w:themeColor="background1"/>
+          <w:top w:val="single" w:color="FFFFFF" w:themeColor="background1" w:sz="24" w:space="0"/>
+          <w:left w:val="single" w:color="FFFFFF" w:themeColor="background1" w:sz="8" w:space="0"/>
+          <w:bottom w:val="single" w:color="FFFFFF" w:themeColor="background1" w:sz="8" w:space="0"/>
+          <w:right w:val="single" w:color="FFFFFF" w:themeColor="background1" w:sz="8" w:space="0"/>
+          <w:insideH w:val="nil"/>
+          <w:insideV w:val="single" w:color="FFFFFF" w:themeColor="background1" w:sz="8" w:space="0"/>
         </w:tcBorders>
         <w:shd w:val="clear" w:color="auto" w:fill="4F81BD" w:themeFill="accent1"/>
       </w:tcPr>
@@ -15099,8 +15121,8 @@
       <w:tblPr/>
       <w:tcPr>
         <w:tcBorders>
-          <w:left w:val="single" w:sz="8" w:space="0" w:color="FFFFFF" w:themeColor="background1"/>
-          <w:right w:val="single" w:sz="24" w:space="0" w:color="FFFFFF" w:themeColor="background1"/>
+          <w:left w:val="single" w:color="FFFFFF" w:themeColor="background1" w:sz="8" w:space="0"/>
+          <w:right w:val="single" w:color="FFFFFF" w:themeColor="background1" w:sz="24" w:space="0"/>
           <w:insideH w:val="nil"/>
           <w:insideV w:val="nil"/>
         </w:tcBorders>
@@ -15119,7 +15141,7 @@
       <w:tcPr>
         <w:tcBorders>
           <w:top w:val="nil"/>
-          <w:left w:val="single" w:sz="24" w:space="0" w:color="FFFFFF" w:themeColor="background1"/>
+          <w:left w:val="single" w:color="FFFFFF" w:themeColor="background1" w:sz="24" w:space="0"/>
           <w:bottom w:val="nil"/>
           <w:right w:val="nil"/>
           <w:insideH w:val="nil"/>
@@ -15132,10 +15154,10 @@
       <w:tblPr/>
       <w:tcPr>
         <w:tcBorders>
-          <w:top w:val="single" w:sz="8" w:space="0" w:color="FFFFFF" w:themeColor="background1"/>
-          <w:left w:val="single" w:sz="8" w:space="0" w:color="FFFFFF" w:themeColor="background1"/>
-          <w:bottom w:val="single" w:sz="8" w:space="0" w:color="FFFFFF" w:themeColor="background1"/>
-          <w:right w:val="single" w:sz="8" w:space="0" w:color="FFFFFF" w:themeColor="background1"/>
+          <w:top w:val="single" w:color="FFFFFF" w:themeColor="background1" w:sz="8" w:space="0"/>
+          <w:left w:val="single" w:color="FFFFFF" w:themeColor="background1" w:sz="8" w:space="0"/>
+          <w:bottom w:val="single" w:color="FFFFFF" w:themeColor="background1" w:sz="8" w:space="0"/>
+          <w:right w:val="single" w:color="FFFFFF" w:themeColor="background1" w:sz="8" w:space="0"/>
           <w:insideH w:val="nil"/>
           <w:insideV w:val="nil"/>
         </w:tcBorders>
@@ -15146,12 +15168,12 @@
       <w:tblPr/>
       <w:tcPr>
         <w:tcBorders>
-          <w:top w:val="single" w:sz="8" w:space="0" w:color="FFFFFF" w:themeColor="background1"/>
-          <w:left w:val="single" w:sz="8" w:space="0" w:color="FFFFFF" w:themeColor="background1"/>
-          <w:bottom w:val="single" w:sz="8" w:space="0" w:color="FFFFFF" w:themeColor="background1"/>
-          <w:right w:val="single" w:sz="8" w:space="0" w:color="FFFFFF" w:themeColor="background1"/>
-          <w:insideH w:val="single" w:sz="8" w:space="0" w:color="FFFFFF" w:themeColor="background1"/>
-          <w:insideV w:val="single" w:sz="8" w:space="0" w:color="FFFFFF" w:themeColor="background1"/>
+          <w:top w:val="single" w:color="FFFFFF" w:themeColor="background1" w:sz="8" w:space="0"/>
+          <w:left w:val="single" w:color="FFFFFF" w:themeColor="background1" w:sz="8" w:space="0"/>
+          <w:bottom w:val="single" w:color="FFFFFF" w:themeColor="background1" w:sz="8" w:space="0"/>
+          <w:right w:val="single" w:color="FFFFFF" w:themeColor="background1" w:sz="8" w:space="0"/>
+          <w:insideH w:val="single" w:color="FFFFFF" w:themeColor="background1" w:sz="8" w:space="0"/>
+          <w:insideV w:val="single" w:color="FFFFFF" w:themeColor="background1" w:sz="8" w:space="0"/>
         </w:tcBorders>
         <w:shd w:val="clear" w:color="auto" w:fill="A7BFDE" w:themeFill="accent1" w:themeFillTint="7F"/>
       </w:tcPr>
@@ -15169,12 +15191,12 @@
       <w:tblStyleRowBandSize w:val="1"/>
       <w:tblStyleColBandSize w:val="1"/>
       <w:tblBorders>
-        <w:top w:val="single" w:sz="8" w:space="0" w:color="FFFFFF" w:themeColor="background1"/>
-        <w:left w:val="single" w:sz="8" w:space="0" w:color="FFFFFF" w:themeColor="background1"/>
-        <w:bottom w:val="single" w:sz="8" w:space="0" w:color="FFFFFF" w:themeColor="background1"/>
-        <w:right w:val="single" w:sz="8" w:space="0" w:color="FFFFFF" w:themeColor="background1"/>
-        <w:insideH w:val="single" w:sz="6" w:space="0" w:color="FFFFFF" w:themeColor="background1"/>
-        <w:insideV w:val="single" w:sz="6" w:space="0" w:color="FFFFFF" w:themeColor="background1"/>
+        <w:top w:val="single" w:color="FFFFFF" w:themeColor="background1" w:sz="8" w:space="0"/>
+        <w:left w:val="single" w:color="FFFFFF" w:themeColor="background1" w:sz="8" w:space="0"/>
+        <w:bottom w:val="single" w:color="FFFFFF" w:themeColor="background1" w:sz="8" w:space="0"/>
+        <w:right w:val="single" w:color="FFFFFF" w:themeColor="background1" w:sz="8" w:space="0"/>
+        <w:insideH w:val="single" w:color="FFFFFF" w:themeColor="background1" w:sz="6" w:space="0"/>
+        <w:insideV w:val="single" w:color="FFFFFF" w:themeColor="background1" w:sz="6" w:space="0"/>
       </w:tblBorders>
     </w:tblPr>
     <w:tcPr>
@@ -15191,12 +15213,12 @@
       <w:tblPr/>
       <w:tcPr>
         <w:tcBorders>
-          <w:top w:val="single" w:sz="8" w:space="0" w:color="FFFFFF" w:themeColor="background1"/>
-          <w:left w:val="single" w:sz="8" w:space="0" w:color="FFFFFF" w:themeColor="background1"/>
-          <w:bottom w:val="single" w:sz="24" w:space="0" w:color="FFFFFF" w:themeColor="background1"/>
-          <w:right w:val="single" w:sz="8" w:space="0" w:color="FFFFFF" w:themeColor="background1"/>
-          <w:insideH w:val="nil"/>
-          <w:insideV w:val="single" w:sz="8" w:space="0" w:color="FFFFFF" w:themeColor="background1"/>
+          <w:top w:val="single" w:color="FFFFFF" w:themeColor="background1" w:sz="8" w:space="0"/>
+          <w:left w:val="single" w:color="FFFFFF" w:themeColor="background1" w:sz="8" w:space="0"/>
+          <w:bottom w:val="single" w:color="FFFFFF" w:themeColor="background1" w:sz="24" w:space="0"/>
+          <w:right w:val="single" w:color="FFFFFF" w:themeColor="background1" w:sz="8" w:space="0"/>
+          <w:insideH w:val="nil"/>
+          <w:insideV w:val="single" w:color="FFFFFF" w:themeColor="background1" w:sz="8" w:space="0"/>
         </w:tcBorders>
         <w:shd w:val="clear" w:color="auto" w:fill="C0504D" w:themeFill="accent2"/>
       </w:tcPr>
@@ -15212,12 +15234,12 @@
       <w:tblPr/>
       <w:tcPr>
         <w:tcBorders>
-          <w:top w:val="single" w:sz="24" w:space="0" w:color="FFFFFF" w:themeColor="background1"/>
-          <w:left w:val="single" w:sz="8" w:space="0" w:color="FFFFFF" w:themeColor="background1"/>
-          <w:bottom w:val="single" w:sz="8" w:space="0" w:color="FFFFFF" w:themeColor="background1"/>
-          <w:right w:val="single" w:sz="8" w:space="0" w:color="FFFFFF" w:themeColor="background1"/>
-          <w:insideH w:val="nil"/>
-          <w:insideV w:val="single" w:sz="8" w:space="0" w:color="FFFFFF" w:themeColor="background1"/>
+          <w:top w:val="single" w:color="FFFFFF" w:themeColor="background1" w:sz="24" w:space="0"/>
+          <w:left w:val="single" w:color="FFFFFF" w:themeColor="background1" w:sz="8" w:space="0"/>
+          <w:bottom w:val="single" w:color="FFFFFF" w:themeColor="background1" w:sz="8" w:space="0"/>
+          <w:right w:val="single" w:color="FFFFFF" w:themeColor="background1" w:sz="8" w:space="0"/>
+          <w:insideH w:val="nil"/>
+          <w:insideV w:val="single" w:color="FFFFFF" w:themeColor="background1" w:sz="8" w:space="0"/>
         </w:tcBorders>
         <w:shd w:val="clear" w:color="auto" w:fill="C0504D" w:themeFill="accent2"/>
       </w:tcPr>
@@ -15233,8 +15255,8 @@
       <w:tblPr/>
       <w:tcPr>
         <w:tcBorders>
-          <w:left w:val="single" w:sz="8" w:space="0" w:color="FFFFFF" w:themeColor="background1"/>
-          <w:right w:val="single" w:sz="24" w:space="0" w:color="FFFFFF" w:themeColor="background1"/>
+          <w:left w:val="single" w:color="FFFFFF" w:themeColor="background1" w:sz="8" w:space="0"/>
+          <w:right w:val="single" w:color="FFFFFF" w:themeColor="background1" w:sz="24" w:space="0"/>
           <w:insideH w:val="nil"/>
           <w:insideV w:val="nil"/>
         </w:tcBorders>
@@ -15253,7 +15275,7 @@
       <w:tcPr>
         <w:tcBorders>
           <w:top w:val="nil"/>
-          <w:left w:val="single" w:sz="24" w:space="0" w:color="FFFFFF" w:themeColor="background1"/>
+          <w:left w:val="single" w:color="FFFFFF" w:themeColor="background1" w:sz="24" w:space="0"/>
           <w:bottom w:val="nil"/>
           <w:right w:val="nil"/>
           <w:insideH w:val="nil"/>
@@ -15266,10 +15288,10 @@
       <w:tblPr/>
       <w:tcPr>
         <w:tcBorders>
-          <w:top w:val="single" w:sz="8" w:space="0" w:color="FFFFFF" w:themeColor="background1"/>
-          <w:left w:val="single" w:sz="8" w:space="0" w:color="FFFFFF" w:themeColor="background1"/>
-          <w:bottom w:val="single" w:sz="8" w:space="0" w:color="FFFFFF" w:themeColor="background1"/>
-          <w:right w:val="single" w:sz="8" w:space="0" w:color="FFFFFF" w:themeColor="background1"/>
+          <w:top w:val="single" w:color="FFFFFF" w:themeColor="background1" w:sz="8" w:space="0"/>
+          <w:left w:val="single" w:color="FFFFFF" w:themeColor="background1" w:sz="8" w:space="0"/>
+          <w:bottom w:val="single" w:color="FFFFFF" w:themeColor="background1" w:sz="8" w:space="0"/>
+          <w:right w:val="single" w:color="FFFFFF" w:themeColor="background1" w:sz="8" w:space="0"/>
           <w:insideH w:val="nil"/>
           <w:insideV w:val="nil"/>
         </w:tcBorders>
@@ -15280,12 +15302,12 @@
       <w:tblPr/>
       <w:tcPr>
         <w:tcBorders>
-          <w:top w:val="single" w:sz="8" w:space="0" w:color="FFFFFF" w:themeColor="background1"/>
-          <w:left w:val="single" w:sz="8" w:space="0" w:color="FFFFFF" w:themeColor="background1"/>
-          <w:bottom w:val="single" w:sz="8" w:space="0" w:color="FFFFFF" w:themeColor="background1"/>
-          <w:right w:val="single" w:sz="8" w:space="0" w:color="FFFFFF" w:themeColor="background1"/>
-          <w:insideH w:val="single" w:sz="8" w:space="0" w:color="FFFFFF" w:themeColor="background1"/>
-          <w:insideV w:val="single" w:sz="8" w:space="0" w:color="FFFFFF" w:themeColor="background1"/>
+          <w:top w:val="single" w:color="FFFFFF" w:themeColor="background1" w:sz="8" w:space="0"/>
+          <w:left w:val="single" w:color="FFFFFF" w:themeColor="background1" w:sz="8" w:space="0"/>
+          <w:bottom w:val="single" w:color="FFFFFF" w:themeColor="background1" w:sz="8" w:space="0"/>
+          <w:right w:val="single" w:color="FFFFFF" w:themeColor="background1" w:sz="8" w:space="0"/>
+          <w:insideH w:val="single" w:color="FFFFFF" w:themeColor="background1" w:sz="8" w:space="0"/>
+          <w:insideV w:val="single" w:color="FFFFFF" w:themeColor="background1" w:sz="8" w:space="0"/>
         </w:tcBorders>
         <w:shd w:val="clear" w:color="auto" w:fill="DFA7A6" w:themeFill="accent2" w:themeFillTint="7F"/>
       </w:tcPr>
@@ -15303,12 +15325,12 @@
       <w:tblStyleRowBandSize w:val="1"/>
       <w:tblStyleColBandSize w:val="1"/>
       <w:tblBorders>
-        <w:top w:val="single" w:sz="8" w:space="0" w:color="FFFFFF" w:themeColor="background1"/>
-        <w:left w:val="single" w:sz="8" w:space="0" w:color="FFFFFF" w:themeColor="background1"/>
-        <w:bottom w:val="single" w:sz="8" w:space="0" w:color="FFFFFF" w:themeColor="background1"/>
-        <w:right w:val="single" w:sz="8" w:space="0" w:color="FFFFFF" w:themeColor="background1"/>
-        <w:insideH w:val="single" w:sz="6" w:space="0" w:color="FFFFFF" w:themeColor="background1"/>
-        <w:insideV w:val="single" w:sz="6" w:space="0" w:color="FFFFFF" w:themeColor="background1"/>
+        <w:top w:val="single" w:color="FFFFFF" w:themeColor="background1" w:sz="8" w:space="0"/>
+        <w:left w:val="single" w:color="FFFFFF" w:themeColor="background1" w:sz="8" w:space="0"/>
+        <w:bottom w:val="single" w:color="FFFFFF" w:themeColor="background1" w:sz="8" w:space="0"/>
+        <w:right w:val="single" w:color="FFFFFF" w:themeColor="background1" w:sz="8" w:space="0"/>
+        <w:insideH w:val="single" w:color="FFFFFF" w:themeColor="background1" w:sz="6" w:space="0"/>
+        <w:insideV w:val="single" w:color="FFFFFF" w:themeColor="background1" w:sz="6" w:space="0"/>
       </w:tblBorders>
     </w:tblPr>
     <w:tcPr>
@@ -15325,12 +15347,12 @@
       <w:tblPr/>
       <w:tcPr>
         <w:tcBorders>
-          <w:top w:val="single" w:sz="8" w:space="0" w:color="FFFFFF" w:themeColor="background1"/>
-          <w:left w:val="single" w:sz="8" w:space="0" w:color="FFFFFF" w:themeColor="background1"/>
-          <w:bottom w:val="single" w:sz="24" w:space="0" w:color="FFFFFF" w:themeColor="background1"/>
-          <w:right w:val="single" w:sz="8" w:space="0" w:color="FFFFFF" w:themeColor="background1"/>
-          <w:insideH w:val="nil"/>
-          <w:insideV w:val="single" w:sz="8" w:space="0" w:color="FFFFFF" w:themeColor="background1"/>
+          <w:top w:val="single" w:color="FFFFFF" w:themeColor="background1" w:sz="8" w:space="0"/>
+          <w:left w:val="single" w:color="FFFFFF" w:themeColor="background1" w:sz="8" w:space="0"/>
+          <w:bottom w:val="single" w:color="FFFFFF" w:themeColor="background1" w:sz="24" w:space="0"/>
+          <w:right w:val="single" w:color="FFFFFF" w:themeColor="background1" w:sz="8" w:space="0"/>
+          <w:insideH w:val="nil"/>
+          <w:insideV w:val="single" w:color="FFFFFF" w:themeColor="background1" w:sz="8" w:space="0"/>
         </w:tcBorders>
         <w:shd w:val="clear" w:color="auto" w:fill="9BBB59" w:themeFill="accent3"/>
       </w:tcPr>
@@ -15346,12 +15368,12 @@
       <w:tblPr/>
       <w:tcPr>
         <w:tcBorders>
-          <w:top w:val="single" w:sz="24" w:space="0" w:color="FFFFFF" w:themeColor="background1"/>
-          <w:left w:val="single" w:sz="8" w:space="0" w:color="FFFFFF" w:themeColor="background1"/>
-          <w:bottom w:val="single" w:sz="8" w:space="0" w:color="FFFFFF" w:themeColor="background1"/>
-          <w:right w:val="single" w:sz="8" w:space="0" w:color="FFFFFF" w:themeColor="background1"/>
-          <w:insideH w:val="nil"/>
-          <w:insideV w:val="single" w:sz="8" w:space="0" w:color="FFFFFF" w:themeColor="background1"/>
+          <w:top w:val="single" w:color="FFFFFF" w:themeColor="background1" w:sz="24" w:space="0"/>
+          <w:left w:val="single" w:color="FFFFFF" w:themeColor="background1" w:sz="8" w:space="0"/>
+          <w:bottom w:val="single" w:color="FFFFFF" w:themeColor="background1" w:sz="8" w:space="0"/>
+          <w:right w:val="single" w:color="FFFFFF" w:themeColor="background1" w:sz="8" w:space="0"/>
+          <w:insideH w:val="nil"/>
+          <w:insideV w:val="single" w:color="FFFFFF" w:themeColor="background1" w:sz="8" w:space="0"/>
         </w:tcBorders>
         <w:shd w:val="clear" w:color="auto" w:fill="9BBB59" w:themeFill="accent3"/>
       </w:tcPr>
@@ -15367,8 +15389,8 @@
       <w:tblPr/>
       <w:tcPr>
         <w:tcBorders>
-          <w:left w:val="single" w:sz="8" w:space="0" w:color="FFFFFF" w:themeColor="background1"/>
-          <w:right w:val="single" w:sz="24" w:space="0" w:color="FFFFFF" w:themeColor="background1"/>
+          <w:left w:val="single" w:color="FFFFFF" w:themeColor="background1" w:sz="8" w:space="0"/>
+          <w:right w:val="single" w:color="FFFFFF" w:themeColor="background1" w:sz="24" w:space="0"/>
           <w:insideH w:val="nil"/>
           <w:insideV w:val="nil"/>
         </w:tcBorders>
@@ -15387,7 +15409,7 @@
       <w:tcPr>
         <w:tcBorders>
           <w:top w:val="nil"/>
-          <w:left w:val="single" w:sz="24" w:space="0" w:color="FFFFFF" w:themeColor="background1"/>
+          <w:left w:val="single" w:color="FFFFFF" w:themeColor="background1" w:sz="24" w:space="0"/>
           <w:bottom w:val="nil"/>
           <w:right w:val="nil"/>
           <w:insideH w:val="nil"/>
@@ -15400,10 +15422,10 @@
       <w:tblPr/>
       <w:tcPr>
         <w:tcBorders>
-          <w:top w:val="single" w:sz="8" w:space="0" w:color="FFFFFF" w:themeColor="background1"/>
-          <w:left w:val="single" w:sz="8" w:space="0" w:color="FFFFFF" w:themeColor="background1"/>
-          <w:bottom w:val="single" w:sz="8" w:space="0" w:color="FFFFFF" w:themeColor="background1"/>
-          <w:right w:val="single" w:sz="8" w:space="0" w:color="FFFFFF" w:themeColor="background1"/>
+          <w:top w:val="single" w:color="FFFFFF" w:themeColor="background1" w:sz="8" w:space="0"/>
+          <w:left w:val="single" w:color="FFFFFF" w:themeColor="background1" w:sz="8" w:space="0"/>
+          <w:bottom w:val="single" w:color="FFFFFF" w:themeColor="background1" w:sz="8" w:space="0"/>
+          <w:right w:val="single" w:color="FFFFFF" w:themeColor="background1" w:sz="8" w:space="0"/>
           <w:insideH w:val="nil"/>
           <w:insideV w:val="nil"/>
         </w:tcBorders>
@@ -15414,12 +15436,12 @@
       <w:tblPr/>
       <w:tcPr>
         <w:tcBorders>
-          <w:top w:val="single" w:sz="8" w:space="0" w:color="FFFFFF" w:themeColor="background1"/>
-          <w:left w:val="single" w:sz="8" w:space="0" w:color="FFFFFF" w:themeColor="background1"/>
-          <w:bottom w:val="single" w:sz="8" w:space="0" w:color="FFFFFF" w:themeColor="background1"/>
-          <w:right w:val="single" w:sz="8" w:space="0" w:color="FFFFFF" w:themeColor="background1"/>
-          <w:insideH w:val="single" w:sz="8" w:space="0" w:color="FFFFFF" w:themeColor="background1"/>
-          <w:insideV w:val="single" w:sz="8" w:space="0" w:color="FFFFFF" w:themeColor="background1"/>
+          <w:top w:val="single" w:color="FFFFFF" w:themeColor="background1" w:sz="8" w:space="0"/>
+          <w:left w:val="single" w:color="FFFFFF" w:themeColor="background1" w:sz="8" w:space="0"/>
+          <w:bottom w:val="single" w:color="FFFFFF" w:themeColor="background1" w:sz="8" w:space="0"/>
+          <w:right w:val="single" w:color="FFFFFF" w:themeColor="background1" w:sz="8" w:space="0"/>
+          <w:insideH w:val="single" w:color="FFFFFF" w:themeColor="background1" w:sz="8" w:space="0"/>
+          <w:insideV w:val="single" w:color="FFFFFF" w:themeColor="background1" w:sz="8" w:space="0"/>
         </w:tcBorders>
         <w:shd w:val="clear" w:color="auto" w:fill="CDDDAC" w:themeFill="accent3" w:themeFillTint="7F"/>
       </w:tcPr>
@@ -15437,12 +15459,12 @@
       <w:tblStyleRowBandSize w:val="1"/>
       <w:tblStyleColBandSize w:val="1"/>
       <w:tblBorders>
-        <w:top w:val="single" w:sz="8" w:space="0" w:color="FFFFFF" w:themeColor="background1"/>
-        <w:left w:val="single" w:sz="8" w:space="0" w:color="FFFFFF" w:themeColor="background1"/>
-        <w:bottom w:val="single" w:sz="8" w:space="0" w:color="FFFFFF" w:themeColor="background1"/>
-        <w:right w:val="single" w:sz="8" w:space="0" w:color="FFFFFF" w:themeColor="background1"/>
-        <w:insideH w:val="single" w:sz="6" w:space="0" w:color="FFFFFF" w:themeColor="background1"/>
-        <w:insideV w:val="single" w:sz="6" w:space="0" w:color="FFFFFF" w:themeColor="background1"/>
+        <w:top w:val="single" w:color="FFFFFF" w:themeColor="background1" w:sz="8" w:space="0"/>
+        <w:left w:val="single" w:color="FFFFFF" w:themeColor="background1" w:sz="8" w:space="0"/>
+        <w:bottom w:val="single" w:color="FFFFFF" w:themeColor="background1" w:sz="8" w:space="0"/>
+        <w:right w:val="single" w:color="FFFFFF" w:themeColor="background1" w:sz="8" w:space="0"/>
+        <w:insideH w:val="single" w:color="FFFFFF" w:themeColor="background1" w:sz="6" w:space="0"/>
+        <w:insideV w:val="single" w:color="FFFFFF" w:themeColor="background1" w:sz="6" w:space="0"/>
       </w:tblBorders>
     </w:tblPr>
     <w:tcPr>
@@ -15459,12 +15481,12 @@
       <w:tblPr/>
       <w:tcPr>
         <w:tcBorders>
-          <w:top w:val="single" w:sz="8" w:space="0" w:color="FFFFFF" w:themeColor="background1"/>
-          <w:left w:val="single" w:sz="8" w:space="0" w:color="FFFFFF" w:themeColor="background1"/>
-          <w:bottom w:val="single" w:sz="24" w:space="0" w:color="FFFFFF" w:themeColor="background1"/>
-          <w:right w:val="single" w:sz="8" w:space="0" w:color="FFFFFF" w:themeColor="background1"/>
-          <w:insideH w:val="nil"/>
-          <w:insideV w:val="single" w:sz="8" w:space="0" w:color="FFFFFF" w:themeColor="background1"/>
+          <w:top w:val="single" w:color="FFFFFF" w:themeColor="background1" w:sz="8" w:space="0"/>
+          <w:left w:val="single" w:color="FFFFFF" w:themeColor="background1" w:sz="8" w:space="0"/>
+          <w:bottom w:val="single" w:color="FFFFFF" w:themeColor="background1" w:sz="24" w:space="0"/>
+          <w:right w:val="single" w:color="FFFFFF" w:themeColor="background1" w:sz="8" w:space="0"/>
+          <w:insideH w:val="nil"/>
+          <w:insideV w:val="single" w:color="FFFFFF" w:themeColor="background1" w:sz="8" w:space="0"/>
         </w:tcBorders>
         <w:shd w:val="clear" w:color="auto" w:fill="8064A2" w:themeFill="accent4"/>
       </w:tcPr>
@@ -15480,12 +15502,12 @@
       <w:tblPr/>
       <w:tcPr>
         <w:tcBorders>
-          <w:top w:val="single" w:sz="24" w:space="0" w:color="FFFFFF" w:themeColor="background1"/>
-          <w:left w:val="single" w:sz="8" w:space="0" w:color="FFFFFF" w:themeColor="background1"/>
-          <w:bottom w:val="single" w:sz="8" w:space="0" w:color="FFFFFF" w:themeColor="background1"/>
-          <w:right w:val="single" w:sz="8" w:space="0" w:color="FFFFFF" w:themeColor="background1"/>
-          <w:insideH w:val="nil"/>
-          <w:insideV w:val="single" w:sz="8" w:space="0" w:color="FFFFFF" w:themeColor="background1"/>
+          <w:top w:val="single" w:color="FFFFFF" w:themeColor="background1" w:sz="24" w:space="0"/>
+          <w:left w:val="single" w:color="FFFFFF" w:themeColor="background1" w:sz="8" w:space="0"/>
+          <w:bottom w:val="single" w:color="FFFFFF" w:themeColor="background1" w:sz="8" w:space="0"/>
+          <w:right w:val="single" w:color="FFFFFF" w:themeColor="background1" w:sz="8" w:space="0"/>
+          <w:insideH w:val="nil"/>
+          <w:insideV w:val="single" w:color="FFFFFF" w:themeColor="background1" w:sz="8" w:space="0"/>
         </w:tcBorders>
         <w:shd w:val="clear" w:color="auto" w:fill="8064A2" w:themeFill="accent4"/>
       </w:tcPr>
@@ -15501,8 +15523,8 @@
       <w:tblPr/>
       <w:tcPr>
         <w:tcBorders>
-          <w:left w:val="single" w:sz="8" w:space="0" w:color="FFFFFF" w:themeColor="background1"/>
-          <w:right w:val="single" w:sz="24" w:space="0" w:color="FFFFFF" w:themeColor="background1"/>
+          <w:left w:val="single" w:color="FFFFFF" w:themeColor="background1" w:sz="8" w:space="0"/>
+          <w:right w:val="single" w:color="FFFFFF" w:themeColor="background1" w:sz="24" w:space="0"/>
           <w:insideH w:val="nil"/>
           <w:insideV w:val="nil"/>
         </w:tcBorders>
@@ -15521,7 +15543,7 @@
       <w:tcPr>
         <w:tcBorders>
           <w:top w:val="nil"/>
-          <w:left w:val="single" w:sz="24" w:space="0" w:color="FFFFFF" w:themeColor="background1"/>
+          <w:left w:val="single" w:color="FFFFFF" w:themeColor="background1" w:sz="24" w:space="0"/>
           <w:bottom w:val="nil"/>
           <w:right w:val="nil"/>
           <w:insideH w:val="nil"/>
@@ -15534,10 +15556,10 @@
       <w:tblPr/>
       <w:tcPr>
         <w:tcBorders>
-          <w:top w:val="single" w:sz="8" w:space="0" w:color="FFFFFF" w:themeColor="background1"/>
-          <w:left w:val="single" w:sz="8" w:space="0" w:color="FFFFFF" w:themeColor="background1"/>
-          <w:bottom w:val="single" w:sz="8" w:space="0" w:color="FFFFFF" w:themeColor="background1"/>
-          <w:right w:val="single" w:sz="8" w:space="0" w:color="FFFFFF" w:themeColor="background1"/>
+          <w:top w:val="single" w:color="FFFFFF" w:themeColor="background1" w:sz="8" w:space="0"/>
+          <w:left w:val="single" w:color="FFFFFF" w:themeColor="background1" w:sz="8" w:space="0"/>
+          <w:bottom w:val="single" w:color="FFFFFF" w:themeColor="background1" w:sz="8" w:space="0"/>
+          <w:right w:val="single" w:color="FFFFFF" w:themeColor="background1" w:sz="8" w:space="0"/>
           <w:insideH w:val="nil"/>
           <w:insideV w:val="nil"/>
         </w:tcBorders>
@@ -15548,12 +15570,12 @@
       <w:tblPr/>
       <w:tcPr>
         <w:tcBorders>
-          <w:top w:val="single" w:sz="8" w:space="0" w:color="FFFFFF" w:themeColor="background1"/>
-          <w:left w:val="single" w:sz="8" w:space="0" w:color="FFFFFF" w:themeColor="background1"/>
-          <w:bottom w:val="single" w:sz="8" w:space="0" w:color="FFFFFF" w:themeColor="background1"/>
-          <w:right w:val="single" w:sz="8" w:space="0" w:color="FFFFFF" w:themeColor="background1"/>
-          <w:insideH w:val="single" w:sz="8" w:space="0" w:color="FFFFFF" w:themeColor="background1"/>
-          <w:insideV w:val="single" w:sz="8" w:space="0" w:color="FFFFFF" w:themeColor="background1"/>
+          <w:top w:val="single" w:color="FFFFFF" w:themeColor="background1" w:sz="8" w:space="0"/>
+          <w:left w:val="single" w:color="FFFFFF" w:themeColor="background1" w:sz="8" w:space="0"/>
+          <w:bottom w:val="single" w:color="FFFFFF" w:themeColor="background1" w:sz="8" w:space="0"/>
+          <w:right w:val="single" w:color="FFFFFF" w:themeColor="background1" w:sz="8" w:space="0"/>
+          <w:insideH w:val="single" w:color="FFFFFF" w:themeColor="background1" w:sz="8" w:space="0"/>
+          <w:insideV w:val="single" w:color="FFFFFF" w:themeColor="background1" w:sz="8" w:space="0"/>
         </w:tcBorders>
         <w:shd w:val="clear" w:color="auto" w:fill="BFB1D0" w:themeFill="accent4" w:themeFillTint="7F"/>
       </w:tcPr>
@@ -15571,12 +15593,12 @@
       <w:tblStyleRowBandSize w:val="1"/>
       <w:tblStyleColBandSize w:val="1"/>
       <w:tblBorders>
-        <w:top w:val="single" w:sz="8" w:space="0" w:color="FFFFFF" w:themeColor="background1"/>
-        <w:left w:val="single" w:sz="8" w:space="0" w:color="FFFFFF" w:themeColor="background1"/>
-        <w:bottom w:val="single" w:sz="8" w:space="0" w:color="FFFFFF" w:themeColor="background1"/>
-        <w:right w:val="single" w:sz="8" w:space="0" w:color="FFFFFF" w:themeColor="background1"/>
-        <w:insideH w:val="single" w:sz="6" w:space="0" w:color="FFFFFF" w:themeColor="background1"/>
-        <w:insideV w:val="single" w:sz="6" w:space="0" w:color="FFFFFF" w:themeColor="background1"/>
+        <w:top w:val="single" w:color="FFFFFF" w:themeColor="background1" w:sz="8" w:space="0"/>
+        <w:left w:val="single" w:color="FFFFFF" w:themeColor="background1" w:sz="8" w:space="0"/>
+        <w:bottom w:val="single" w:color="FFFFFF" w:themeColor="background1" w:sz="8" w:space="0"/>
+        <w:right w:val="single" w:color="FFFFFF" w:themeColor="background1" w:sz="8" w:space="0"/>
+        <w:insideH w:val="single" w:color="FFFFFF" w:themeColor="background1" w:sz="6" w:space="0"/>
+        <w:insideV w:val="single" w:color="FFFFFF" w:themeColor="background1" w:sz="6" w:space="0"/>
       </w:tblBorders>
     </w:tblPr>
     <w:tcPr>
@@ -15593,12 +15615,12 @@
       <w:tblPr/>
       <w:tcPr>
         <w:tcBorders>
-          <w:top w:val="single" w:sz="8" w:space="0" w:color="FFFFFF" w:themeColor="background1"/>
-          <w:left w:val="single" w:sz="8" w:space="0" w:color="FFFFFF" w:themeColor="background1"/>
-          <w:bottom w:val="single" w:sz="24" w:space="0" w:color="FFFFFF" w:themeColor="background1"/>
-          <w:right w:val="single" w:sz="8" w:space="0" w:color="FFFFFF" w:themeColor="background1"/>
-          <w:insideH w:val="nil"/>
-          <w:insideV w:val="single" w:sz="8" w:space="0" w:color="FFFFFF" w:themeColor="background1"/>
+          <w:top w:val="single" w:color="FFFFFF" w:themeColor="background1" w:sz="8" w:space="0"/>
+          <w:left w:val="single" w:color="FFFFFF" w:themeColor="background1" w:sz="8" w:space="0"/>
+          <w:bottom w:val="single" w:color="FFFFFF" w:themeColor="background1" w:sz="24" w:space="0"/>
+          <w:right w:val="single" w:color="FFFFFF" w:themeColor="background1" w:sz="8" w:space="0"/>
+          <w:insideH w:val="nil"/>
+          <w:insideV w:val="single" w:color="FFFFFF" w:themeColor="background1" w:sz="8" w:space="0"/>
         </w:tcBorders>
         <w:shd w:val="clear" w:color="auto" w:fill="4BACC6" w:themeFill="accent5"/>
       </w:tcPr>
@@ -15614,12 +15636,12 @@
       <w:tblPr/>
       <w:tcPr>
         <w:tcBorders>
-          <w:top w:val="single" w:sz="24" w:space="0" w:color="FFFFFF" w:themeColor="background1"/>
-          <w:left w:val="single" w:sz="8" w:space="0" w:color="FFFFFF" w:themeColor="background1"/>
-          <w:bottom w:val="single" w:sz="8" w:space="0" w:color="FFFFFF" w:themeColor="background1"/>
-          <w:right w:val="single" w:sz="8" w:space="0" w:color="FFFFFF" w:themeColor="background1"/>
-          <w:insideH w:val="nil"/>
-          <w:insideV w:val="single" w:sz="8" w:space="0" w:color="FFFFFF" w:themeColor="background1"/>
+          <w:top w:val="single" w:color="FFFFFF" w:themeColor="background1" w:sz="24" w:space="0"/>
+          <w:left w:val="single" w:color="FFFFFF" w:themeColor="background1" w:sz="8" w:space="0"/>
+          <w:bottom w:val="single" w:color="FFFFFF" w:themeColor="background1" w:sz="8" w:space="0"/>
+          <w:right w:val="single" w:color="FFFFFF" w:themeColor="background1" w:sz="8" w:space="0"/>
+          <w:insideH w:val="nil"/>
+          <w:insideV w:val="single" w:color="FFFFFF" w:themeColor="background1" w:sz="8" w:space="0"/>
         </w:tcBorders>
         <w:shd w:val="clear" w:color="auto" w:fill="4BACC6" w:themeFill="accent5"/>
       </w:tcPr>
@@ -15635,8 +15657,8 @@
       <w:tblPr/>
       <w:tcPr>
         <w:tcBorders>
-          <w:left w:val="single" w:sz="8" w:space="0" w:color="FFFFFF" w:themeColor="background1"/>
-          <w:right w:val="single" w:sz="24" w:space="0" w:color="FFFFFF" w:themeColor="background1"/>
+          <w:left w:val="single" w:color="FFFFFF" w:themeColor="background1" w:sz="8" w:space="0"/>
+          <w:right w:val="single" w:color="FFFFFF" w:themeColor="background1" w:sz="24" w:space="0"/>
           <w:insideH w:val="nil"/>
           <w:insideV w:val="nil"/>
         </w:tcBorders>
@@ -15655,7 +15677,7 @@
       <w:tcPr>
         <w:tcBorders>
           <w:top w:val="nil"/>
-          <w:left w:val="single" w:sz="24" w:space="0" w:color="FFFFFF" w:themeColor="background1"/>
+          <w:left w:val="single" w:color="FFFFFF" w:themeColor="background1" w:sz="24" w:space="0"/>
           <w:bottom w:val="nil"/>
           <w:right w:val="nil"/>
           <w:insideH w:val="nil"/>
@@ -15668,10 +15690,10 @@
       <w:tblPr/>
       <w:tcPr>
         <w:tcBorders>
-          <w:top w:val="single" w:sz="8" w:space="0" w:color="FFFFFF" w:themeColor="background1"/>
-          <w:left w:val="single" w:sz="8" w:space="0" w:color="FFFFFF" w:themeColor="background1"/>
-          <w:bottom w:val="single" w:sz="8" w:space="0" w:color="FFFFFF" w:themeColor="background1"/>
-          <w:right w:val="single" w:sz="8" w:space="0" w:color="FFFFFF" w:themeColor="background1"/>
+          <w:top w:val="single" w:color="FFFFFF" w:themeColor="background1" w:sz="8" w:space="0"/>
+          <w:left w:val="single" w:color="FFFFFF" w:themeColor="background1" w:sz="8" w:space="0"/>
+          <w:bottom w:val="single" w:color="FFFFFF" w:themeColor="background1" w:sz="8" w:space="0"/>
+          <w:right w:val="single" w:color="FFFFFF" w:themeColor="background1" w:sz="8" w:space="0"/>
           <w:insideH w:val="nil"/>
           <w:insideV w:val="nil"/>
         </w:tcBorders>
@@ -15682,12 +15704,12 @@
       <w:tblPr/>
       <w:tcPr>
         <w:tcBorders>
-          <w:top w:val="single" w:sz="8" w:space="0" w:color="FFFFFF" w:themeColor="background1"/>
-          <w:left w:val="single" w:sz="8" w:space="0" w:color="FFFFFF" w:themeColor="background1"/>
-          <w:bottom w:val="single" w:sz="8" w:space="0" w:color="FFFFFF" w:themeColor="background1"/>
-          <w:right w:val="single" w:sz="8" w:space="0" w:color="FFFFFF" w:themeColor="background1"/>
-          <w:insideH w:val="single" w:sz="8" w:space="0" w:color="FFFFFF" w:themeColor="background1"/>
-          <w:insideV w:val="single" w:sz="8" w:space="0" w:color="FFFFFF" w:themeColor="background1"/>
+          <w:top w:val="single" w:color="FFFFFF" w:themeColor="background1" w:sz="8" w:space="0"/>
+          <w:left w:val="single" w:color="FFFFFF" w:themeColor="background1" w:sz="8" w:space="0"/>
+          <w:bottom w:val="single" w:color="FFFFFF" w:themeColor="background1" w:sz="8" w:space="0"/>
+          <w:right w:val="single" w:color="FFFFFF" w:themeColor="background1" w:sz="8" w:space="0"/>
+          <w:insideH w:val="single" w:color="FFFFFF" w:themeColor="background1" w:sz="8" w:space="0"/>
+          <w:insideV w:val="single" w:color="FFFFFF" w:themeColor="background1" w:sz="8" w:space="0"/>
         </w:tcBorders>
         <w:shd w:val="clear" w:color="auto" w:fill="A5D5E2" w:themeFill="accent5" w:themeFillTint="7F"/>
       </w:tcPr>
@@ -15705,12 +15727,12 @@
       <w:tblStyleRowBandSize w:val="1"/>
       <w:tblStyleColBandSize w:val="1"/>
       <w:tblBorders>
-        <w:top w:val="single" w:sz="8" w:space="0" w:color="FFFFFF" w:themeColor="background1"/>
-        <w:left w:val="single" w:sz="8" w:space="0" w:color="FFFFFF" w:themeColor="background1"/>
-        <w:bottom w:val="single" w:sz="8" w:space="0" w:color="FFFFFF" w:themeColor="background1"/>
-        <w:right w:val="single" w:sz="8" w:space="0" w:color="FFFFFF" w:themeColor="background1"/>
-        <w:insideH w:val="single" w:sz="6" w:space="0" w:color="FFFFFF" w:themeColor="background1"/>
-        <w:insideV w:val="single" w:sz="6" w:space="0" w:color="FFFFFF" w:themeColor="background1"/>
+        <w:top w:val="single" w:color="FFFFFF" w:themeColor="background1" w:sz="8" w:space="0"/>
+        <w:left w:val="single" w:color="FFFFFF" w:themeColor="background1" w:sz="8" w:space="0"/>
+        <w:bottom w:val="single" w:color="FFFFFF" w:themeColor="background1" w:sz="8" w:space="0"/>
+        <w:right w:val="single" w:color="FFFFFF" w:themeColor="background1" w:sz="8" w:space="0"/>
+        <w:insideH w:val="single" w:color="FFFFFF" w:themeColor="background1" w:sz="6" w:space="0"/>
+        <w:insideV w:val="single" w:color="FFFFFF" w:themeColor="background1" w:sz="6" w:space="0"/>
       </w:tblBorders>
     </w:tblPr>
     <w:tcPr>
@@ -15727,12 +15749,12 @@
       <w:tblPr/>
       <w:tcPr>
         <w:tcBorders>
-          <w:top w:val="single" w:sz="8" w:space="0" w:color="FFFFFF" w:themeColor="background1"/>
-          <w:left w:val="single" w:sz="8" w:space="0" w:color="FFFFFF" w:themeColor="background1"/>
-          <w:bottom w:val="single" w:sz="24" w:space="0" w:color="FFFFFF" w:themeColor="background1"/>
-          <w:right w:val="single" w:sz="8" w:space="0" w:color="FFFFFF" w:themeColor="background1"/>
-          <w:insideH w:val="nil"/>
-          <w:insideV w:val="single" w:sz="8" w:space="0" w:color="FFFFFF" w:themeColor="background1"/>
+          <w:top w:val="single" w:color="FFFFFF" w:themeColor="background1" w:sz="8" w:space="0"/>
+          <w:left w:val="single" w:color="FFFFFF" w:themeColor="background1" w:sz="8" w:space="0"/>
+          <w:bottom w:val="single" w:color="FFFFFF" w:themeColor="background1" w:sz="24" w:space="0"/>
+          <w:right w:val="single" w:color="FFFFFF" w:themeColor="background1" w:sz="8" w:space="0"/>
+          <w:insideH w:val="nil"/>
+          <w:insideV w:val="single" w:color="FFFFFF" w:themeColor="background1" w:sz="8" w:space="0"/>
         </w:tcBorders>
         <w:shd w:val="clear" w:color="auto" w:fill="F79646" w:themeFill="accent6"/>
       </w:tcPr>
@@ -15748,12 +15770,12 @@
       <w:tblPr/>
       <w:tcPr>
         <w:tcBorders>
-          <w:top w:val="single" w:sz="24" w:space="0" w:color="FFFFFF" w:themeColor="background1"/>
-          <w:left w:val="single" w:sz="8" w:space="0" w:color="FFFFFF" w:themeColor="background1"/>
-          <w:bottom w:val="single" w:sz="8" w:space="0" w:color="FFFFFF" w:themeColor="background1"/>
-          <w:right w:val="single" w:sz="8" w:space="0" w:color="FFFFFF" w:themeColor="background1"/>
-          <w:insideH w:val="nil"/>
-          <w:insideV w:val="single" w:sz="8" w:space="0" w:color="FFFFFF" w:themeColor="background1"/>
+          <w:top w:val="single" w:color="FFFFFF" w:themeColor="background1" w:sz="24" w:space="0"/>
+          <w:left w:val="single" w:color="FFFFFF" w:themeColor="background1" w:sz="8" w:space="0"/>
+          <w:bottom w:val="single" w:color="FFFFFF" w:themeColor="background1" w:sz="8" w:space="0"/>
+          <w:right w:val="single" w:color="FFFFFF" w:themeColor="background1" w:sz="8" w:space="0"/>
+          <w:insideH w:val="nil"/>
+          <w:insideV w:val="single" w:color="FFFFFF" w:themeColor="background1" w:sz="8" w:space="0"/>
         </w:tcBorders>
         <w:shd w:val="clear" w:color="auto" w:fill="F79646" w:themeFill="accent6"/>
       </w:tcPr>
@@ -15769,8 +15791,8 @@
       <w:tblPr/>
       <w:tcPr>
         <w:tcBorders>
-          <w:left w:val="single" w:sz="8" w:space="0" w:color="FFFFFF" w:themeColor="background1"/>
-          <w:right w:val="single" w:sz="24" w:space="0" w:color="FFFFFF" w:themeColor="background1"/>
+          <w:left w:val="single" w:color="FFFFFF" w:themeColor="background1" w:sz="8" w:space="0"/>
+          <w:right w:val="single" w:color="FFFFFF" w:themeColor="background1" w:sz="24" w:space="0"/>
           <w:insideH w:val="nil"/>
           <w:insideV w:val="nil"/>
         </w:tcBorders>
@@ -15789,7 +15811,7 @@
       <w:tcPr>
         <w:tcBorders>
           <w:top w:val="nil"/>
-          <w:left w:val="single" w:sz="24" w:space="0" w:color="FFFFFF" w:themeColor="background1"/>
+          <w:left w:val="single" w:color="FFFFFF" w:themeColor="background1" w:sz="24" w:space="0"/>
           <w:bottom w:val="nil"/>
           <w:right w:val="nil"/>
           <w:insideH w:val="nil"/>
@@ -15802,10 +15824,10 @@
       <w:tblPr/>
       <w:tcPr>
         <w:tcBorders>
-          <w:top w:val="single" w:sz="8" w:space="0" w:color="FFFFFF" w:themeColor="background1"/>
-          <w:left w:val="single" w:sz="8" w:space="0" w:color="FFFFFF" w:themeColor="background1"/>
-          <w:bottom w:val="single" w:sz="8" w:space="0" w:color="FFFFFF" w:themeColor="background1"/>
-          <w:right w:val="single" w:sz="8" w:space="0" w:color="FFFFFF" w:themeColor="background1"/>
+          <w:top w:val="single" w:color="FFFFFF" w:themeColor="background1" w:sz="8" w:space="0"/>
+          <w:left w:val="single" w:color="FFFFFF" w:themeColor="background1" w:sz="8" w:space="0"/>
+          <w:bottom w:val="single" w:color="FFFFFF" w:themeColor="background1" w:sz="8" w:space="0"/>
+          <w:right w:val="single" w:color="FFFFFF" w:themeColor="background1" w:sz="8" w:space="0"/>
           <w:insideH w:val="nil"/>
           <w:insideV w:val="nil"/>
         </w:tcBorders>
@@ -15816,12 +15838,12 @@
       <w:tblPr/>
       <w:tcPr>
         <w:tcBorders>
-          <w:top w:val="single" w:sz="8" w:space="0" w:color="FFFFFF" w:themeColor="background1"/>
-          <w:left w:val="single" w:sz="8" w:space="0" w:color="FFFFFF" w:themeColor="background1"/>
-          <w:bottom w:val="single" w:sz="8" w:space="0" w:color="FFFFFF" w:themeColor="background1"/>
-          <w:right w:val="single" w:sz="8" w:space="0" w:color="FFFFFF" w:themeColor="background1"/>
-          <w:insideH w:val="single" w:sz="8" w:space="0" w:color="FFFFFF" w:themeColor="background1"/>
-          <w:insideV w:val="single" w:sz="8" w:space="0" w:color="FFFFFF" w:themeColor="background1"/>
+          <w:top w:val="single" w:color="FFFFFF" w:themeColor="background1" w:sz="8" w:space="0"/>
+          <w:left w:val="single" w:color="FFFFFF" w:themeColor="background1" w:sz="8" w:space="0"/>
+          <w:bottom w:val="single" w:color="FFFFFF" w:themeColor="background1" w:sz="8" w:space="0"/>
+          <w:right w:val="single" w:color="FFFFFF" w:themeColor="background1" w:sz="8" w:space="0"/>
+          <w:insideH w:val="single" w:color="FFFFFF" w:themeColor="background1" w:sz="8" w:space="0"/>
+          <w:insideV w:val="single" w:color="FFFFFF" w:themeColor="background1" w:sz="8" w:space="0"/>
         </w:tcBorders>
         <w:shd w:val="clear" w:color="auto" w:fill="FBCAA2" w:themeFill="accent6" w:themeFillTint="7F"/>
       </w:tcPr>
@@ -15855,7 +15877,7 @@
         <w:tcBorders>
           <w:top w:val="nil"/>
           <w:left w:val="nil"/>
-          <w:bottom w:val="single" w:sz="18" w:space="0" w:color="FFFFFF" w:themeColor="background1"/>
+          <w:bottom w:val="single" w:color="FFFFFF" w:themeColor="background1" w:sz="18" w:space="0"/>
           <w:right w:val="nil"/>
           <w:insideH w:val="nil"/>
           <w:insideV w:val="nil"/>
@@ -15867,7 +15889,7 @@
       <w:tblPr/>
       <w:tcPr>
         <w:tcBorders>
-          <w:top w:val="single" w:sz="18" w:space="0" w:color="FFFFFF" w:themeColor="background1"/>
+          <w:top w:val="single" w:color="FFFFFF" w:themeColor="background1" w:sz="18" w:space="0"/>
           <w:left w:val="nil"/>
           <w:bottom w:val="nil"/>
           <w:right w:val="nil"/>
@@ -15884,7 +15906,7 @@
           <w:top w:val="nil"/>
           <w:left w:val="nil"/>
           <w:bottom w:val="nil"/>
-          <w:right w:val="single" w:sz="18" w:space="0" w:color="FFFFFF" w:themeColor="background1"/>
+          <w:right w:val="single" w:color="FFFFFF" w:themeColor="background1" w:sz="18" w:space="0"/>
           <w:insideH w:val="nil"/>
           <w:insideV w:val="nil"/>
         </w:tcBorders>
@@ -15896,7 +15918,7 @@
       <w:tcPr>
         <w:tcBorders>
           <w:top w:val="nil"/>
-          <w:left w:val="single" w:sz="18" w:space="0" w:color="FFFFFF" w:themeColor="background1"/>
+          <w:left w:val="single" w:color="FFFFFF" w:themeColor="background1" w:sz="18" w:space="0"/>
           <w:bottom w:val="nil"/>
           <w:right w:val="nil"/>
           <w:insideH w:val="nil"/>
@@ -15962,7 +15984,7 @@
         <w:tcBorders>
           <w:top w:val="nil"/>
           <w:left w:val="nil"/>
-          <w:bottom w:val="single" w:sz="18" w:space="0" w:color="FFFFFF" w:themeColor="background1"/>
+          <w:bottom w:val="single" w:color="FFFFFF" w:themeColor="background1" w:sz="18" w:space="0"/>
           <w:right w:val="nil"/>
           <w:insideH w:val="nil"/>
           <w:insideV w:val="nil"/>
@@ -15974,7 +15996,7 @@
       <w:tblPr/>
       <w:tcPr>
         <w:tcBorders>
-          <w:top w:val="single" w:sz="18" w:space="0" w:color="FFFFFF" w:themeColor="background1"/>
+          <w:top w:val="single" w:color="FFFFFF" w:themeColor="background1" w:sz="18" w:space="0"/>
           <w:left w:val="nil"/>
           <w:bottom w:val="nil"/>
           <w:right w:val="nil"/>
@@ -15991,7 +16013,7 @@
           <w:top w:val="nil"/>
           <w:left w:val="nil"/>
           <w:bottom w:val="nil"/>
-          <w:right w:val="single" w:sz="18" w:space="0" w:color="FFFFFF" w:themeColor="background1"/>
+          <w:right w:val="single" w:color="FFFFFF" w:themeColor="background1" w:sz="18" w:space="0"/>
           <w:insideH w:val="nil"/>
           <w:insideV w:val="nil"/>
         </w:tcBorders>
@@ -16003,7 +16025,7 @@
       <w:tcPr>
         <w:tcBorders>
           <w:top w:val="nil"/>
-          <w:left w:val="single" w:sz="18" w:space="0" w:color="FFFFFF" w:themeColor="background1"/>
+          <w:left w:val="single" w:color="FFFFFF" w:themeColor="background1" w:sz="18" w:space="0"/>
           <w:bottom w:val="nil"/>
           <w:right w:val="nil"/>
           <w:insideH w:val="nil"/>
@@ -16069,7 +16091,7 @@
         <w:tcBorders>
           <w:top w:val="nil"/>
           <w:left w:val="nil"/>
-          <w:bottom w:val="single" w:sz="18" w:space="0" w:color="FFFFFF" w:themeColor="background1"/>
+          <w:bottom w:val="single" w:color="FFFFFF" w:themeColor="background1" w:sz="18" w:space="0"/>
           <w:right w:val="nil"/>
           <w:insideH w:val="nil"/>
           <w:insideV w:val="nil"/>
@@ -16081,7 +16103,7 @@
       <w:tblPr/>
       <w:tcPr>
         <w:tcBorders>
-          <w:top w:val="single" w:sz="18" w:space="0" w:color="FFFFFF" w:themeColor="background1"/>
+          <w:top w:val="single" w:color="FFFFFF" w:themeColor="background1" w:sz="18" w:space="0"/>
           <w:left w:val="nil"/>
           <w:bottom w:val="nil"/>
           <w:right w:val="nil"/>
@@ -16098,7 +16120,7 @@
           <w:top w:val="nil"/>
           <w:left w:val="nil"/>
           <w:bottom w:val="nil"/>
-          <w:right w:val="single" w:sz="18" w:space="0" w:color="FFFFFF" w:themeColor="background1"/>
+          <w:right w:val="single" w:color="FFFFFF" w:themeColor="background1" w:sz="18" w:space="0"/>
           <w:insideH w:val="nil"/>
           <w:insideV w:val="nil"/>
         </w:tcBorders>
@@ -16110,7 +16132,7 @@
       <w:tcPr>
         <w:tcBorders>
           <w:top w:val="nil"/>
-          <w:left w:val="single" w:sz="18" w:space="0" w:color="FFFFFF" w:themeColor="background1"/>
+          <w:left w:val="single" w:color="FFFFFF" w:themeColor="background1" w:sz="18" w:space="0"/>
           <w:bottom w:val="nil"/>
           <w:right w:val="nil"/>
           <w:insideH w:val="nil"/>
@@ -16176,7 +16198,7 @@
         <w:tcBorders>
           <w:top w:val="nil"/>
           <w:left w:val="nil"/>
-          <w:bottom w:val="single" w:sz="18" w:space="0" w:color="FFFFFF" w:themeColor="background1"/>
+          <w:bottom w:val="single" w:color="FFFFFF" w:themeColor="background1" w:sz="18" w:space="0"/>
           <w:right w:val="nil"/>
           <w:insideH w:val="nil"/>
           <w:insideV w:val="nil"/>
@@ -16188,7 +16210,7 @@
       <w:tblPr/>
       <w:tcPr>
         <w:tcBorders>
-          <w:top w:val="single" w:sz="18" w:space="0" w:color="FFFFFF" w:themeColor="background1"/>
+          <w:top w:val="single" w:color="FFFFFF" w:themeColor="background1" w:sz="18" w:space="0"/>
           <w:left w:val="nil"/>
           <w:bottom w:val="nil"/>
           <w:right w:val="nil"/>
@@ -16205,7 +16227,7 @@
           <w:top w:val="nil"/>
           <w:left w:val="nil"/>
           <w:bottom w:val="nil"/>
-          <w:right w:val="single" w:sz="18" w:space="0" w:color="FFFFFF" w:themeColor="background1"/>
+          <w:right w:val="single" w:color="FFFFFF" w:themeColor="background1" w:sz="18" w:space="0"/>
           <w:insideH w:val="nil"/>
           <w:insideV w:val="nil"/>
         </w:tcBorders>
@@ -16217,7 +16239,7 @@
       <w:tcPr>
         <w:tcBorders>
           <w:top w:val="nil"/>
-          <w:left w:val="single" w:sz="18" w:space="0" w:color="FFFFFF" w:themeColor="background1"/>
+          <w:left w:val="single" w:color="FFFFFF" w:themeColor="background1" w:sz="18" w:space="0"/>
           <w:bottom w:val="nil"/>
           <w:right w:val="nil"/>
           <w:insideH w:val="nil"/>
@@ -16283,7 +16305,7 @@
         <w:tcBorders>
           <w:top w:val="nil"/>
           <w:left w:val="nil"/>
-          <w:bottom w:val="single" w:sz="18" w:space="0" w:color="FFFFFF" w:themeColor="background1"/>
+          <w:bottom w:val="single" w:color="FFFFFF" w:themeColor="background1" w:sz="18" w:space="0"/>
           <w:right w:val="nil"/>
           <w:insideH w:val="nil"/>
           <w:insideV w:val="nil"/>
@@ -16295,7 +16317,7 @@
       <w:tblPr/>
       <w:tcPr>
         <w:tcBorders>
-          <w:top w:val="single" w:sz="18" w:space="0" w:color="FFFFFF" w:themeColor="background1"/>
+          <w:top w:val="single" w:color="FFFFFF" w:themeColor="background1" w:sz="18" w:space="0"/>
           <w:left w:val="nil"/>
           <w:bottom w:val="nil"/>
           <w:right w:val="nil"/>
@@ -16312,7 +16334,7 @@
           <w:top w:val="nil"/>
           <w:left w:val="nil"/>
           <w:bottom w:val="nil"/>
-          <w:right w:val="single" w:sz="18" w:space="0" w:color="FFFFFF" w:themeColor="background1"/>
+          <w:right w:val="single" w:color="FFFFFF" w:themeColor="background1" w:sz="18" w:space="0"/>
           <w:insideH w:val="nil"/>
           <w:insideV w:val="nil"/>
         </w:tcBorders>
@@ -16324,7 +16346,7 @@
       <w:tcPr>
         <w:tcBorders>
           <w:top w:val="nil"/>
-          <w:left w:val="single" w:sz="18" w:space="0" w:color="FFFFFF" w:themeColor="background1"/>
+          <w:left w:val="single" w:color="FFFFFF" w:themeColor="background1" w:sz="18" w:space="0"/>
           <w:bottom w:val="nil"/>
           <w:right w:val="nil"/>
           <w:insideH w:val="nil"/>
@@ -16390,7 +16412,7 @@
         <w:tcBorders>
           <w:top w:val="nil"/>
           <w:left w:val="nil"/>
-          <w:bottom w:val="single" w:sz="18" w:space="0" w:color="FFFFFF" w:themeColor="background1"/>
+          <w:bottom w:val="single" w:color="FFFFFF" w:themeColor="background1" w:sz="18" w:space="0"/>
           <w:right w:val="nil"/>
           <w:insideH w:val="nil"/>
           <w:insideV w:val="nil"/>
@@ -16402,7 +16424,7 @@
       <w:tblPr/>
       <w:tcPr>
         <w:tcBorders>
-          <w:top w:val="single" w:sz="18" w:space="0" w:color="FFFFFF" w:themeColor="background1"/>
+          <w:top w:val="single" w:color="FFFFFF" w:themeColor="background1" w:sz="18" w:space="0"/>
           <w:left w:val="nil"/>
           <w:bottom w:val="nil"/>
           <w:right w:val="nil"/>
@@ -16419,7 +16441,7 @@
           <w:top w:val="nil"/>
           <w:left w:val="nil"/>
           <w:bottom w:val="nil"/>
-          <w:right w:val="single" w:sz="18" w:space="0" w:color="FFFFFF" w:themeColor="background1"/>
+          <w:right w:val="single" w:color="FFFFFF" w:themeColor="background1" w:sz="18" w:space="0"/>
           <w:insideH w:val="nil"/>
           <w:insideV w:val="nil"/>
         </w:tcBorders>
@@ -16431,7 +16453,7 @@
       <w:tcPr>
         <w:tcBorders>
           <w:top w:val="nil"/>
-          <w:left w:val="single" w:sz="18" w:space="0" w:color="FFFFFF" w:themeColor="background1"/>
+          <w:left w:val="single" w:color="FFFFFF" w:themeColor="background1" w:sz="18" w:space="0"/>
           <w:bottom w:val="nil"/>
           <w:right w:val="nil"/>
           <w:insideH w:val="nil"/>
@@ -16497,7 +16519,7 @@
         <w:tcBorders>
           <w:top w:val="nil"/>
           <w:left w:val="nil"/>
-          <w:bottom w:val="single" w:sz="18" w:space="0" w:color="FFFFFF" w:themeColor="background1"/>
+          <w:bottom w:val="single" w:color="FFFFFF" w:themeColor="background1" w:sz="18" w:space="0"/>
           <w:right w:val="nil"/>
           <w:insideH w:val="nil"/>
           <w:insideV w:val="nil"/>
@@ -16509,7 +16531,7 @@
       <w:tblPr/>
       <w:tcPr>
         <w:tcBorders>
-          <w:top w:val="single" w:sz="18" w:space="0" w:color="FFFFFF" w:themeColor="background1"/>
+          <w:top w:val="single" w:color="FFFFFF" w:themeColor="background1" w:sz="18" w:space="0"/>
           <w:left w:val="nil"/>
           <w:bottom w:val="nil"/>
           <w:right w:val="nil"/>
@@ -16526,7 +16548,7 @@
           <w:top w:val="nil"/>
           <w:left w:val="nil"/>
           <w:bottom w:val="nil"/>
-          <w:right w:val="single" w:sz="18" w:space="0" w:color="FFFFFF" w:themeColor="background1"/>
+          <w:right w:val="single" w:color="FFFFFF" w:themeColor="background1" w:sz="18" w:space="0"/>
           <w:insideH w:val="nil"/>
           <w:insideV w:val="nil"/>
         </w:tcBorders>
@@ -16538,7 +16560,7 @@
       <w:tcPr>
         <w:tcBorders>
           <w:top w:val="nil"/>
-          <w:left w:val="single" w:sz="18" w:space="0" w:color="FFFFFF" w:themeColor="background1"/>
+          <w:left w:val="single" w:color="FFFFFF" w:themeColor="background1" w:sz="18" w:space="0"/>
           <w:bottom w:val="nil"/>
           <w:right w:val="nil"/>
           <w:insideH w:val="nil"/>
@@ -16591,12 +16613,12 @@
       <w:tblStyleRowBandSize w:val="1"/>
       <w:tblStyleColBandSize w:val="1"/>
       <w:tblBorders>
-        <w:top w:val="single" w:sz="24" w:space="0" w:color="C0504D" w:themeColor="accent2"/>
-        <w:left w:val="single" w:sz="4" w:space="0" w:color="000000" w:themeColor="text1"/>
-        <w:bottom w:val="single" w:sz="4" w:space="0" w:color="000000" w:themeColor="text1"/>
-        <w:right w:val="single" w:sz="4" w:space="0" w:color="000000" w:themeColor="text1"/>
-        <w:insideH w:val="single" w:sz="4" w:space="0" w:color="FFFFFF" w:themeColor="background1"/>
-        <w:insideV w:val="single" w:sz="4" w:space="0" w:color="FFFFFF" w:themeColor="background1"/>
+        <w:top w:val="single" w:color="C0504D" w:themeColor="accent2" w:sz="24" w:space="0"/>
+        <w:left w:val="single" w:color="000000" w:themeColor="text1" w:sz="4" w:space="0"/>
+        <w:bottom w:val="single" w:color="000000" w:themeColor="text1" w:sz="4" w:space="0"/>
+        <w:right w:val="single" w:color="000000" w:themeColor="text1" w:sz="4" w:space="0"/>
+        <w:insideH w:val="single" w:color="FFFFFF" w:themeColor="background1" w:sz="4" w:space="0"/>
+        <w:insideV w:val="single" w:color="FFFFFF" w:themeColor="background1" w:sz="4" w:space="0"/>
       </w:tblBorders>
     </w:tblPr>
     <w:tcPr>
@@ -16612,7 +16634,7 @@
         <w:tcBorders>
           <w:top w:val="nil"/>
           <w:left w:val="nil"/>
-          <w:bottom w:val="single" w:sz="24" w:space="0" w:color="C0504D" w:themeColor="accent2"/>
+          <w:bottom w:val="single" w:color="C0504D" w:themeColor="accent2" w:sz="24" w:space="0"/>
           <w:right w:val="nil"/>
           <w:insideH w:val="nil"/>
           <w:insideV w:val="nil"/>
@@ -16629,7 +16651,7 @@
       <w:tblPr/>
       <w:tcPr>
         <w:tcBorders>
-          <w:top w:val="single" w:sz="6" w:space="0" w:color="FFFFFF" w:themeColor="background1"/>
+          <w:top w:val="single" w:color="FFFFFF" w:themeColor="background1" w:sz="6" w:space="0"/>
         </w:tcBorders>
         <w:shd w:val="clear" w:color="auto" w:fill="000000" w:themeFill="text1" w:themeFillShade="99"/>
       </w:tcPr>
@@ -16645,7 +16667,7 @@
           <w:left w:val="nil"/>
           <w:bottom w:val="nil"/>
           <w:right w:val="nil"/>
-          <w:insideH w:val="single" w:sz="4" w:space="0" w:color="000000" w:themeColor="text1" w:themeShade="99"/>
+          <w:insideH w:val="single" w:color="000000" w:themeColor="text1" w:themeShade="99" w:sz="4" w:space="0"/>
           <w:insideV w:val="nil"/>
         </w:tcBorders>
         <w:shd w:val="clear" w:color="auto" w:fill="000000" w:themeFill="text1" w:themeFillShade="99"/>
@@ -16706,12 +16728,12 @@
       <w:tblStyleRowBandSize w:val="1"/>
       <w:tblStyleColBandSize w:val="1"/>
       <w:tblBorders>
-        <w:top w:val="single" w:sz="24" w:space="0" w:color="C0504D" w:themeColor="accent2"/>
-        <w:left w:val="single" w:sz="4" w:space="0" w:color="4F81BD" w:themeColor="accent1"/>
-        <w:bottom w:val="single" w:sz="4" w:space="0" w:color="4F81BD" w:themeColor="accent1"/>
-        <w:right w:val="single" w:sz="4" w:space="0" w:color="4F81BD" w:themeColor="accent1"/>
-        <w:insideH w:val="single" w:sz="4" w:space="0" w:color="FFFFFF" w:themeColor="background1"/>
-        <w:insideV w:val="single" w:sz="4" w:space="0" w:color="FFFFFF" w:themeColor="background1"/>
+        <w:top w:val="single" w:color="C0504D" w:themeColor="accent2" w:sz="24" w:space="0"/>
+        <w:left w:val="single" w:color="4F81BD" w:themeColor="accent1" w:sz="4" w:space="0"/>
+        <w:bottom w:val="single" w:color="4F81BD" w:themeColor="accent1" w:sz="4" w:space="0"/>
+        <w:right w:val="single" w:color="4F81BD" w:themeColor="accent1" w:sz="4" w:space="0"/>
+        <w:insideH w:val="single" w:color="FFFFFF" w:themeColor="background1" w:sz="4" w:space="0"/>
+        <w:insideV w:val="single" w:color="FFFFFF" w:themeColor="background1" w:sz="4" w:space="0"/>
       </w:tblBorders>
     </w:tblPr>
     <w:tcPr>
@@ -16727,7 +16749,7 @@
         <w:tcBorders>
           <w:top w:val="nil"/>
           <w:left w:val="nil"/>
-          <w:bottom w:val="single" w:sz="24" w:space="0" w:color="C0504D" w:themeColor="accent2"/>
+          <w:bottom w:val="single" w:color="C0504D" w:themeColor="accent2" w:sz="24" w:space="0"/>
           <w:right w:val="nil"/>
           <w:insideH w:val="nil"/>
           <w:insideV w:val="nil"/>
@@ -16744,7 +16766,7 @@
       <w:tblPr/>
       <w:tcPr>
         <w:tcBorders>
-          <w:top w:val="single" w:sz="6" w:space="0" w:color="FFFFFF" w:themeColor="background1"/>
+          <w:top w:val="single" w:color="FFFFFF" w:themeColor="background1" w:sz="6" w:space="0"/>
         </w:tcBorders>
         <w:shd w:val="clear" w:color="auto" w:fill="2C4C74" w:themeFill="accent1" w:themeFillShade="99"/>
       </w:tcPr>
@@ -16760,7 +16782,7 @@
           <w:left w:val="nil"/>
           <w:bottom w:val="nil"/>
           <w:right w:val="nil"/>
-          <w:insideH w:val="single" w:sz="4" w:space="0" w:color="2C4C74" w:themeColor="accent1" w:themeShade="99"/>
+          <w:insideH w:val="single" w:color="2C4C74" w:themeColor="accent1" w:themeShade="99" w:sz="4" w:space="0"/>
           <w:insideV w:val="nil"/>
         </w:tcBorders>
         <w:shd w:val="clear" w:color="auto" w:fill="2C4C74" w:themeFill="accent1" w:themeFillShade="99"/>
@@ -16821,12 +16843,12 @@
       <w:tblStyleRowBandSize w:val="1"/>
       <w:tblStyleColBandSize w:val="1"/>
       <w:tblBorders>
-        <w:top w:val="single" w:sz="24" w:space="0" w:color="C0504D" w:themeColor="accent2"/>
-        <w:left w:val="single" w:sz="4" w:space="0" w:color="C0504D" w:themeColor="accent2"/>
-        <w:bottom w:val="single" w:sz="4" w:space="0" w:color="C0504D" w:themeColor="accent2"/>
-        <w:right w:val="single" w:sz="4" w:space="0" w:color="C0504D" w:themeColor="accent2"/>
-        <w:insideH w:val="single" w:sz="4" w:space="0" w:color="FFFFFF" w:themeColor="background1"/>
-        <w:insideV w:val="single" w:sz="4" w:space="0" w:color="FFFFFF" w:themeColor="background1"/>
+        <w:top w:val="single" w:color="C0504D" w:themeColor="accent2" w:sz="24" w:space="0"/>
+        <w:left w:val="single" w:color="C0504D" w:themeColor="accent2" w:sz="4" w:space="0"/>
+        <w:bottom w:val="single" w:color="C0504D" w:themeColor="accent2" w:sz="4" w:space="0"/>
+        <w:right w:val="single" w:color="C0504D" w:themeColor="accent2" w:sz="4" w:space="0"/>
+        <w:insideH w:val="single" w:color="FFFFFF" w:themeColor="background1" w:sz="4" w:space="0"/>
+        <w:insideV w:val="single" w:color="FFFFFF" w:themeColor="background1" w:sz="4" w:space="0"/>
       </w:tblBorders>
     </w:tblPr>
     <w:tcPr>
@@ -16842,7 +16864,7 @@
         <w:tcBorders>
           <w:top w:val="nil"/>
           <w:left w:val="nil"/>
-          <w:bottom w:val="single" w:sz="24" w:space="0" w:color="C0504D" w:themeColor="accent2"/>
+          <w:bottom w:val="single" w:color="C0504D" w:themeColor="accent2" w:sz="24" w:space="0"/>
           <w:right w:val="nil"/>
           <w:insideH w:val="nil"/>
           <w:insideV w:val="nil"/>
@@ -16859,7 +16881,7 @@
       <w:tblPr/>
       <w:tcPr>
         <w:tcBorders>
-          <w:top w:val="single" w:sz="6" w:space="0" w:color="FFFFFF" w:themeColor="background1"/>
+          <w:top w:val="single" w:color="FFFFFF" w:themeColor="background1" w:sz="6" w:space="0"/>
         </w:tcBorders>
         <w:shd w:val="clear" w:color="auto" w:fill="772C2A" w:themeFill="accent2" w:themeFillShade="99"/>
       </w:tcPr>
@@ -16875,7 +16897,7 @@
           <w:left w:val="nil"/>
           <w:bottom w:val="nil"/>
           <w:right w:val="nil"/>
-          <w:insideH w:val="single" w:sz="4" w:space="0" w:color="772C2A" w:themeColor="accent2" w:themeShade="99"/>
+          <w:insideH w:val="single" w:color="772C2A" w:themeColor="accent2" w:themeShade="99" w:sz="4" w:space="0"/>
           <w:insideV w:val="nil"/>
         </w:tcBorders>
         <w:shd w:val="clear" w:color="auto" w:fill="772C2A" w:themeFill="accent2" w:themeFillShade="99"/>
@@ -16936,12 +16958,12 @@
       <w:tblStyleRowBandSize w:val="1"/>
       <w:tblStyleColBandSize w:val="1"/>
       <w:tblBorders>
-        <w:top w:val="single" w:sz="24" w:space="0" w:color="8064A2" w:themeColor="accent4"/>
-        <w:left w:val="single" w:sz="4" w:space="0" w:color="9BBB59" w:themeColor="accent3"/>
-        <w:bottom w:val="single" w:sz="4" w:space="0" w:color="9BBB59" w:themeColor="accent3"/>
-        <w:right w:val="single" w:sz="4" w:space="0" w:color="9BBB59" w:themeColor="accent3"/>
-        <w:insideH w:val="single" w:sz="4" w:space="0" w:color="FFFFFF" w:themeColor="background1"/>
-        <w:insideV w:val="single" w:sz="4" w:space="0" w:color="FFFFFF" w:themeColor="background1"/>
+        <w:top w:val="single" w:color="8064A2" w:themeColor="accent4" w:sz="24" w:space="0"/>
+        <w:left w:val="single" w:color="9BBB59" w:themeColor="accent3" w:sz="4" w:space="0"/>
+        <w:bottom w:val="single" w:color="9BBB59" w:themeColor="accent3" w:sz="4" w:space="0"/>
+        <w:right w:val="single" w:color="9BBB59" w:themeColor="accent3" w:sz="4" w:space="0"/>
+        <w:insideH w:val="single" w:color="FFFFFF" w:themeColor="background1" w:sz="4" w:space="0"/>
+        <w:insideV w:val="single" w:color="FFFFFF" w:themeColor="background1" w:sz="4" w:space="0"/>
       </w:tblBorders>
     </w:tblPr>
     <w:tcPr>
@@ -16957,7 +16979,7 @@
         <w:tcBorders>
           <w:top w:val="nil"/>
           <w:left w:val="nil"/>
-          <w:bottom w:val="single" w:sz="24" w:space="0" w:color="8064A2" w:themeColor="accent4"/>
+          <w:bottom w:val="single" w:color="8064A2" w:themeColor="accent4" w:sz="24" w:space="0"/>
           <w:right w:val="nil"/>
           <w:insideH w:val="nil"/>
           <w:insideV w:val="nil"/>
@@ -16974,7 +16996,7 @@
       <w:tblPr/>
       <w:tcPr>
         <w:tcBorders>
-          <w:top w:val="single" w:sz="6" w:space="0" w:color="FFFFFF" w:themeColor="background1"/>
+          <w:top w:val="single" w:color="FFFFFF" w:themeColor="background1" w:sz="6" w:space="0"/>
         </w:tcBorders>
         <w:shd w:val="clear" w:color="auto" w:fill="5E7530" w:themeFill="accent3" w:themeFillShade="99"/>
       </w:tcPr>
@@ -16990,7 +17012,7 @@
           <w:left w:val="nil"/>
           <w:bottom w:val="nil"/>
           <w:right w:val="nil"/>
-          <w:insideH w:val="single" w:sz="4" w:space="0" w:color="5E7530" w:themeColor="accent3" w:themeShade="99"/>
+          <w:insideH w:val="single" w:color="5E7530" w:themeColor="accent3" w:themeShade="99" w:sz="4" w:space="0"/>
           <w:insideV w:val="nil"/>
         </w:tcBorders>
         <w:shd w:val="clear" w:color="auto" w:fill="5E7530" w:themeFill="accent3" w:themeFillShade="99"/>
@@ -17041,12 +17063,12 @@
       <w:tblStyleRowBandSize w:val="1"/>
       <w:tblStyleColBandSize w:val="1"/>
       <w:tblBorders>
-        <w:top w:val="single" w:sz="24" w:space="0" w:color="9BBB59" w:themeColor="accent3"/>
-        <w:left w:val="single" w:sz="4" w:space="0" w:color="8064A2" w:themeColor="accent4"/>
-        <w:bottom w:val="single" w:sz="4" w:space="0" w:color="8064A2" w:themeColor="accent4"/>
-        <w:right w:val="single" w:sz="4" w:space="0" w:color="8064A2" w:themeColor="accent4"/>
-        <w:insideH w:val="single" w:sz="4" w:space="0" w:color="FFFFFF" w:themeColor="background1"/>
-        <w:insideV w:val="single" w:sz="4" w:space="0" w:color="FFFFFF" w:themeColor="background1"/>
+        <w:top w:val="single" w:color="9BBB59" w:themeColor="accent3" w:sz="24" w:space="0"/>
+        <w:left w:val="single" w:color="8064A2" w:themeColor="accent4" w:sz="4" w:space="0"/>
+        <w:bottom w:val="single" w:color="8064A2" w:themeColor="accent4" w:sz="4" w:space="0"/>
+        <w:right w:val="single" w:color="8064A2" w:themeColor="accent4" w:sz="4" w:space="0"/>
+        <w:insideH w:val="single" w:color="FFFFFF" w:themeColor="background1" w:sz="4" w:space="0"/>
+        <w:insideV w:val="single" w:color="FFFFFF" w:themeColor="background1" w:sz="4" w:space="0"/>
       </w:tblBorders>
     </w:tblPr>
     <w:tcPr>
@@ -17062,7 +17084,7 @@
         <w:tcBorders>
           <w:top w:val="nil"/>
           <w:left w:val="nil"/>
-          <w:bottom w:val="single" w:sz="24" w:space="0" w:color="9BBB59" w:themeColor="accent3"/>
+          <w:bottom w:val="single" w:color="9BBB59" w:themeColor="accent3" w:sz="24" w:space="0"/>
           <w:right w:val="nil"/>
           <w:insideH w:val="nil"/>
           <w:insideV w:val="nil"/>
@@ -17079,7 +17101,7 @@
       <w:tblPr/>
       <w:tcPr>
         <w:tcBorders>
-          <w:top w:val="single" w:sz="6" w:space="0" w:color="FFFFFF" w:themeColor="background1"/>
+          <w:top w:val="single" w:color="FFFFFF" w:themeColor="background1" w:sz="6" w:space="0"/>
         </w:tcBorders>
         <w:shd w:val="clear" w:color="auto" w:fill="4C3B62" w:themeFill="accent4" w:themeFillShade="99"/>
       </w:tcPr>
@@ -17095,7 +17117,7 @@
           <w:left w:val="nil"/>
           <w:bottom w:val="nil"/>
           <w:right w:val="nil"/>
-          <w:insideH w:val="single" w:sz="4" w:space="0" w:color="4C3B62" w:themeColor="accent4" w:themeShade="99"/>
+          <w:insideH w:val="single" w:color="4C3B62" w:themeColor="accent4" w:themeShade="99" w:sz="4" w:space="0"/>
           <w:insideV w:val="nil"/>
         </w:tcBorders>
         <w:shd w:val="clear" w:color="auto" w:fill="4C3B62" w:themeFill="accent4" w:themeFillShade="99"/>
@@ -17156,12 +17178,12 @@
       <w:tblStyleRowBandSize w:val="1"/>
       <w:tblStyleColBandSize w:val="1"/>
       <w:tblBorders>
-        <w:top w:val="single" w:sz="24" w:space="0" w:color="F79646" w:themeColor="accent6"/>
-        <w:left w:val="single" w:sz="4" w:space="0" w:color="4BACC6" w:themeColor="accent5"/>
-        <w:bottom w:val="single" w:sz="4" w:space="0" w:color="4BACC6" w:themeColor="accent5"/>
-        <w:right w:val="single" w:sz="4" w:space="0" w:color="4BACC6" w:themeColor="accent5"/>
-        <w:insideH w:val="single" w:sz="4" w:space="0" w:color="FFFFFF" w:themeColor="background1"/>
-        <w:insideV w:val="single" w:sz="4" w:space="0" w:color="FFFFFF" w:themeColor="background1"/>
+        <w:top w:val="single" w:color="F79646" w:themeColor="accent6" w:sz="24" w:space="0"/>
+        <w:left w:val="single" w:color="4BACC6" w:themeColor="accent5" w:sz="4" w:space="0"/>
+        <w:bottom w:val="single" w:color="4BACC6" w:themeColor="accent5" w:sz="4" w:space="0"/>
+        <w:right w:val="single" w:color="4BACC6" w:themeColor="accent5" w:sz="4" w:space="0"/>
+        <w:insideH w:val="single" w:color="FFFFFF" w:themeColor="background1" w:sz="4" w:space="0"/>
+        <w:insideV w:val="single" w:color="FFFFFF" w:themeColor="background1" w:sz="4" w:space="0"/>
       </w:tblBorders>
     </w:tblPr>
     <w:tcPr>
@@ -17177,7 +17199,7 @@
         <w:tcBorders>
           <w:top w:val="nil"/>
           <w:left w:val="nil"/>
-          <w:bottom w:val="single" w:sz="24" w:space="0" w:color="F79646" w:themeColor="accent6"/>
+          <w:bottom w:val="single" w:color="F79646" w:themeColor="accent6" w:sz="24" w:space="0"/>
           <w:right w:val="nil"/>
           <w:insideH w:val="nil"/>
           <w:insideV w:val="nil"/>
@@ -17194,7 +17216,7 @@
       <w:tblPr/>
       <w:tcPr>
         <w:tcBorders>
-          <w:top w:val="single" w:sz="6" w:space="0" w:color="FFFFFF" w:themeColor="background1"/>
+          <w:top w:val="single" w:color="FFFFFF" w:themeColor="background1" w:sz="6" w:space="0"/>
         </w:tcBorders>
         <w:shd w:val="clear" w:color="auto" w:fill="276A7C" w:themeFill="accent5" w:themeFillShade="99"/>
       </w:tcPr>
@@ -17210,7 +17232,7 @@
           <w:left w:val="nil"/>
           <w:bottom w:val="nil"/>
           <w:right w:val="nil"/>
-          <w:insideH w:val="single" w:sz="4" w:space="0" w:color="276A7C" w:themeColor="accent5" w:themeShade="99"/>
+          <w:insideH w:val="single" w:color="276A7C" w:themeColor="accent5" w:themeShade="99" w:sz="4" w:space="0"/>
           <w:insideV w:val="nil"/>
         </w:tcBorders>
         <w:shd w:val="clear" w:color="auto" w:fill="276A7C" w:themeFill="accent5" w:themeFillShade="99"/>
@@ -17271,12 +17293,12 @@
       <w:tblStyleRowBandSize w:val="1"/>
       <w:tblStyleColBandSize w:val="1"/>
       <w:tblBorders>
-        <w:top w:val="single" w:sz="24" w:space="0" w:color="4BACC6" w:themeColor="accent5"/>
-        <w:left w:val="single" w:sz="4" w:space="0" w:color="F79646" w:themeColor="accent6"/>
-        <w:bottom w:val="single" w:sz="4" w:space="0" w:color="F79646" w:themeColor="accent6"/>
-        <w:right w:val="single" w:sz="4" w:space="0" w:color="F79646" w:themeColor="accent6"/>
-        <w:insideH w:val="single" w:sz="4" w:space="0" w:color="FFFFFF" w:themeColor="background1"/>
-        <w:insideV w:val="single" w:sz="4" w:space="0" w:color="FFFFFF" w:themeColor="background1"/>
+        <w:top w:val="single" w:color="4BACC6" w:themeColor="accent5" w:sz="24" w:space="0"/>
+        <w:left w:val="single" w:color="F79646" w:themeColor="accent6" w:sz="4" w:space="0"/>
+        <w:bottom w:val="single" w:color="F79646" w:themeColor="accent6" w:sz="4" w:space="0"/>
+        <w:right w:val="single" w:color="F79646" w:themeColor="accent6" w:sz="4" w:space="0"/>
+        <w:insideH w:val="single" w:color="FFFFFF" w:themeColor="background1" w:sz="4" w:space="0"/>
+        <w:insideV w:val="single" w:color="FFFFFF" w:themeColor="background1" w:sz="4" w:space="0"/>
       </w:tblBorders>
     </w:tblPr>
     <w:tcPr>
@@ -17292,7 +17314,7 @@
         <w:tcBorders>
           <w:top w:val="nil"/>
           <w:left w:val="nil"/>
-          <w:bottom w:val="single" w:sz="24" w:space="0" w:color="4BACC6" w:themeColor="accent5"/>
+          <w:bottom w:val="single" w:color="4BACC6" w:themeColor="accent5" w:sz="24" w:space="0"/>
           <w:right w:val="nil"/>
           <w:insideH w:val="nil"/>
           <w:insideV w:val="nil"/>
@@ -17309,7 +17331,7 @@
       <w:tblPr/>
       <w:tcPr>
         <w:tcBorders>
-          <w:top w:val="single" w:sz="6" w:space="0" w:color="FFFFFF" w:themeColor="background1"/>
+          <w:top w:val="single" w:color="FFFFFF" w:themeColor="background1" w:sz="6" w:space="0"/>
         </w:tcBorders>
         <w:shd w:val="clear" w:color="auto" w:fill="B65608" w:themeFill="accent6" w:themeFillShade="99"/>
       </w:tcPr>
@@ -17325,7 +17347,7 @@
           <w:left w:val="nil"/>
           <w:bottom w:val="nil"/>
           <w:right w:val="nil"/>
-          <w:insideH w:val="single" w:sz="4" w:space="0" w:color="B65608" w:themeColor="accent6" w:themeShade="99"/>
+          <w:insideH w:val="single" w:color="B65608" w:themeColor="accent6" w:themeShade="99" w:sz="4" w:space="0"/>
           <w:insideV w:val="nil"/>
         </w:tcBorders>
         <w:shd w:val="clear" w:color="auto" w:fill="B65608" w:themeFill="accent6" w:themeFillShade="99"/>
@@ -17398,7 +17420,7 @@
       <w:tblPr/>
       <w:tcPr>
         <w:tcBorders>
-          <w:bottom w:val="single" w:sz="12" w:space="0" w:color="FFFFFF" w:themeColor="background1"/>
+          <w:bottom w:val="single" w:color="FFFFFF" w:themeColor="background1" w:sz="12" w:space="0"/>
         </w:tcBorders>
         <w:shd w:val="clear" w:color="auto" w:fill="9E3A38" w:themeFill="accent2" w:themeFillShade="CC"/>
       </w:tcPr>
@@ -17412,7 +17434,7 @@
       <w:tblPr/>
       <w:tcPr>
         <w:tcBorders>
-          <w:top w:val="single" w:sz="12" w:space="0" w:color="000000" w:themeColor="text1"/>
+          <w:top w:val="single" w:color="000000" w:themeColor="text1" w:sz="12" w:space="0"/>
         </w:tcBorders>
         <w:shd w:val="clear" w:color="auto" w:fill="FFFFFF" w:themeFill="background1"/>
       </w:tcPr>
@@ -17477,7 +17499,7 @@
       <w:tblPr/>
       <w:tcPr>
         <w:tcBorders>
-          <w:bottom w:val="single" w:sz="12" w:space="0" w:color="FFFFFF" w:themeColor="background1"/>
+          <w:bottom w:val="single" w:color="FFFFFF" w:themeColor="background1" w:sz="12" w:space="0"/>
         </w:tcBorders>
         <w:shd w:val="clear" w:color="auto" w:fill="9E3A38" w:themeFill="accent2" w:themeFillShade="CC"/>
       </w:tcPr>
@@ -17491,7 +17513,7 @@
       <w:tblPr/>
       <w:tcPr>
         <w:tcBorders>
-          <w:top w:val="single" w:sz="12" w:space="0" w:color="000000" w:themeColor="text1"/>
+          <w:top w:val="single" w:color="000000" w:themeColor="text1" w:sz="12" w:space="0"/>
         </w:tcBorders>
         <w:shd w:val="clear" w:color="auto" w:fill="FFFFFF" w:themeFill="background1"/>
       </w:tcPr>
@@ -17556,7 +17578,7 @@
       <w:tblPr/>
       <w:tcPr>
         <w:tcBorders>
-          <w:bottom w:val="single" w:sz="12" w:space="0" w:color="FFFFFF" w:themeColor="background1"/>
+          <w:bottom w:val="single" w:color="FFFFFF" w:themeColor="background1" w:sz="12" w:space="0"/>
         </w:tcBorders>
         <w:shd w:val="clear" w:color="auto" w:fill="9E3A38" w:themeFill="accent2" w:themeFillShade="CC"/>
       </w:tcPr>
@@ -17570,7 +17592,7 @@
       <w:tblPr/>
       <w:tcPr>
         <w:tcBorders>
-          <w:top w:val="single" w:sz="12" w:space="0" w:color="000000" w:themeColor="text1"/>
+          <w:top w:val="single" w:color="000000" w:themeColor="text1" w:sz="12" w:space="0"/>
         </w:tcBorders>
         <w:shd w:val="clear" w:color="auto" w:fill="FFFFFF" w:themeFill="background1"/>
       </w:tcPr>
@@ -17635,7 +17657,7 @@
       <w:tblPr/>
       <w:tcPr>
         <w:tcBorders>
-          <w:bottom w:val="single" w:sz="12" w:space="0" w:color="FFFFFF" w:themeColor="background1"/>
+          <w:bottom w:val="single" w:color="FFFFFF" w:themeColor="background1" w:sz="12" w:space="0"/>
         </w:tcBorders>
         <w:shd w:val="clear" w:color="auto" w:fill="664E82" w:themeFill="accent4" w:themeFillShade="CC"/>
       </w:tcPr>
@@ -17649,7 +17671,7 @@
       <w:tblPr/>
       <w:tcPr>
         <w:tcBorders>
-          <w:top w:val="single" w:sz="12" w:space="0" w:color="000000" w:themeColor="text1"/>
+          <w:top w:val="single" w:color="000000" w:themeColor="text1" w:sz="12" w:space="0"/>
         </w:tcBorders>
         <w:shd w:val="clear" w:color="auto" w:fill="FFFFFF" w:themeFill="background1"/>
       </w:tcPr>
@@ -17714,7 +17736,7 @@
       <w:tblPr/>
       <w:tcPr>
         <w:tcBorders>
-          <w:bottom w:val="single" w:sz="12" w:space="0" w:color="FFFFFF" w:themeColor="background1"/>
+          <w:bottom w:val="single" w:color="FFFFFF" w:themeColor="background1" w:sz="12" w:space="0"/>
         </w:tcBorders>
         <w:shd w:val="clear" w:color="auto" w:fill="7E9C40" w:themeFill="accent3" w:themeFillShade="CC"/>
       </w:tcPr>
@@ -17728,7 +17750,7 @@
       <w:tblPr/>
       <w:tcPr>
         <w:tcBorders>
-          <w:top w:val="single" w:sz="12" w:space="0" w:color="000000" w:themeColor="text1"/>
+          <w:top w:val="single" w:color="000000" w:themeColor="text1" w:sz="12" w:space="0"/>
         </w:tcBorders>
         <w:shd w:val="clear" w:color="auto" w:fill="FFFFFF" w:themeFill="background1"/>
       </w:tcPr>
@@ -17793,7 +17815,7 @@
       <w:tblPr/>
       <w:tcPr>
         <w:tcBorders>
-          <w:bottom w:val="single" w:sz="12" w:space="0" w:color="FFFFFF" w:themeColor="background1"/>
+          <w:bottom w:val="single" w:color="FFFFFF" w:themeColor="background1" w:sz="12" w:space="0"/>
         </w:tcBorders>
         <w:shd w:val="clear" w:color="auto" w:fill="F2730A" w:themeFill="accent6" w:themeFillShade="CC"/>
       </w:tcPr>
@@ -17807,7 +17829,7 @@
       <w:tblPr/>
       <w:tcPr>
         <w:tcBorders>
-          <w:top w:val="single" w:sz="12" w:space="0" w:color="000000" w:themeColor="text1"/>
+          <w:top w:val="single" w:color="000000" w:themeColor="text1" w:sz="12" w:space="0"/>
         </w:tcBorders>
         <w:shd w:val="clear" w:color="auto" w:fill="FFFFFF" w:themeFill="background1"/>
       </w:tcPr>
@@ -17872,7 +17894,7 @@
       <w:tblPr/>
       <w:tcPr>
         <w:tcBorders>
-          <w:bottom w:val="single" w:sz="12" w:space="0" w:color="FFFFFF" w:themeColor="background1"/>
+          <w:bottom w:val="single" w:color="FFFFFF" w:themeColor="background1" w:sz="12" w:space="0"/>
         </w:tcBorders>
         <w:shd w:val="clear" w:color="auto" w:fill="348DA5" w:themeFill="accent5" w:themeFillShade="CC"/>
       </w:tcPr>
@@ -17886,7 +17908,7 @@
       <w:tblPr/>
       <w:tcPr>
         <w:tcBorders>
-          <w:top w:val="single" w:sz="12" w:space="0" w:color="000000" w:themeColor="text1"/>
+          <w:top w:val="single" w:color="000000" w:themeColor="text1" w:sz="12" w:space="0"/>
         </w:tcBorders>
         <w:shd w:val="clear" w:color="auto" w:fill="FFFFFF" w:themeFill="background1"/>
       </w:tcPr>
@@ -17939,7 +17961,7 @@
       <w:tblStyleRowBandSize w:val="1"/>
       <w:tblStyleColBandSize w:val="1"/>
       <w:tblBorders>
-        <w:insideH w:val="single" w:sz="4" w:space="0" w:color="FFFFFF" w:themeColor="background1"/>
+        <w:insideH w:val="single" w:color="FFFFFF" w:themeColor="background1" w:sz="4" w:space="0"/>
       </w:tblBorders>
     </w:tblPr>
     <w:tcPr>
@@ -18012,7 +18034,7 @@
       <w:tblStyleRowBandSize w:val="1"/>
       <w:tblStyleColBandSize w:val="1"/>
       <w:tblBorders>
-        <w:insideH w:val="single" w:sz="4" w:space="0" w:color="FFFFFF" w:themeColor="background1"/>
+        <w:insideH w:val="single" w:color="FFFFFF" w:themeColor="background1" w:sz="4" w:space="0"/>
       </w:tblBorders>
     </w:tblPr>
     <w:tcPr>
@@ -18085,7 +18107,7 @@
       <w:tblStyleRowBandSize w:val="1"/>
       <w:tblStyleColBandSize w:val="1"/>
       <w:tblBorders>
-        <w:insideH w:val="single" w:sz="4" w:space="0" w:color="FFFFFF" w:themeColor="background1"/>
+        <w:insideH w:val="single" w:color="FFFFFF" w:themeColor="background1" w:sz="4" w:space="0"/>
       </w:tblBorders>
     </w:tblPr>
     <w:tcPr>
@@ -18158,7 +18180,7 @@
       <w:tblStyleRowBandSize w:val="1"/>
       <w:tblStyleColBandSize w:val="1"/>
       <w:tblBorders>
-        <w:insideH w:val="single" w:sz="4" w:space="0" w:color="FFFFFF" w:themeColor="background1"/>
+        <w:insideH w:val="single" w:color="FFFFFF" w:themeColor="background1" w:sz="4" w:space="0"/>
       </w:tblBorders>
     </w:tblPr>
     <w:tcPr>
@@ -18231,7 +18253,7 @@
       <w:tblStyleRowBandSize w:val="1"/>
       <w:tblStyleColBandSize w:val="1"/>
       <w:tblBorders>
-        <w:insideH w:val="single" w:sz="4" w:space="0" w:color="FFFFFF" w:themeColor="background1"/>
+        <w:insideH w:val="single" w:color="FFFFFF" w:themeColor="background1" w:sz="4" w:space="0"/>
       </w:tblBorders>
     </w:tblPr>
     <w:tcPr>
@@ -18304,7 +18326,7 @@
       <w:tblStyleRowBandSize w:val="1"/>
       <w:tblStyleColBandSize w:val="1"/>
       <w:tblBorders>
-        <w:insideH w:val="single" w:sz="4" w:space="0" w:color="FFFFFF" w:themeColor="background1"/>
+        <w:insideH w:val="single" w:color="FFFFFF" w:themeColor="background1" w:sz="4" w:space="0"/>
       </w:tblBorders>
     </w:tblPr>
     <w:tcPr>
@@ -18377,7 +18399,7 @@
       <w:tblStyleRowBandSize w:val="1"/>
       <w:tblStyleColBandSize w:val="1"/>
       <w:tblBorders>
-        <w:insideH w:val="single" w:sz="4" w:space="0" w:color="FFFFFF" w:themeColor="background1"/>
+        <w:insideH w:val="single" w:color="FFFFFF" w:themeColor="background1" w:sz="4" w:space="0"/>
       </w:tblBorders>
     </w:tblPr>
     <w:tcPr>
@@ -18443,7 +18465,7 @@
     <w:unhideWhenUsed/>
     <w:rsid w:val="00D916AF"/>
   </w:style>
-  <w:style w:type="table" w:customStyle="1" w:styleId="TableGrid1">
+  <w:style w:type="table" w:styleId="TableGrid1" w:customStyle="1">
     <w:name w:val="Table Grid1"/>
     <w:basedOn w:val="TableNormal"/>
     <w:next w:val="TableGrid"/>
@@ -18460,12 +18482,12 @@
     </w:rPr>
     <w:tblPr>
       <w:tblBorders>
-        <w:top w:val="single" w:sz="4" w:space="0" w:color="auto"/>
-        <w:left w:val="single" w:sz="4" w:space="0" w:color="auto"/>
-        <w:bottom w:val="single" w:sz="4" w:space="0" w:color="auto"/>
-        <w:right w:val="single" w:sz="4" w:space="0" w:color="auto"/>
-        <w:insideH w:val="single" w:sz="4" w:space="0" w:color="auto"/>
-        <w:insideV w:val="single" w:sz="4" w:space="0" w:color="auto"/>
+        <w:top w:val="single" w:color="auto" w:sz="4" w:space="0"/>
+        <w:left w:val="single" w:color="auto" w:sz="4" w:space="0"/>
+        <w:bottom w:val="single" w:color="auto" w:sz="4" w:space="0"/>
+        <w:right w:val="single" w:color="auto" w:sz="4" w:space="0"/>
+        <w:insideH w:val="single" w:color="auto" w:sz="4" w:space="0"/>
+        <w:insideV w:val="single" w:color="auto" w:sz="4" w:space="0"/>
       </w:tblBorders>
     </w:tblPr>
   </w:style>
